--- a/docs/FYP-Documentation/FYP Part 1 Documentation/Riphah_Konnect_FYP_Doc.docx
+++ b/docs/FYP-Documentation/FYP Part 1 Documentation/Riphah_Konnect_FYP_Doc.docx
@@ -1400,7 +1400,23 @@
           <w:color w:val="000000"/>
           <w:sz w:val="24"/>
         </w:rPr>
-        <w:t>We dedicate this work to our parents and families, whose prayers, patience, and support made this journey possible. We also dedicate it to our teachers, especially our supervisor Mr. Raja Jalees-ul-Hussen Khan, who guided us with patience and helped us improve at every step. Finally, to our friends and batchmates who kept us motivated throughout this semester.</w:t>
+        <w:t xml:space="preserve">We dedicate this work to our parents and families, whose prayers, patience, and support made this journey possible. We also dedicate it to our teachers, especially our supervisor Mr. Raja Jalees-ul-Hussen Khan, who guided us with patience and helped us improve at every step. Finally, to our friends and </w:t>
+      </w:r>
+      <w:r>
+        <w:rPr>
+          <w:rFonts w:ascii="Times New Roman" w:hAnsi="Times New Roman"/>
+          <w:color w:val="000000"/>
+          <w:sz w:val="24"/>
+        </w:rPr>
+        <w:t>batch mates</w:t>
+      </w:r>
+      <w:r>
+        <w:rPr>
+          <w:rFonts w:ascii="Times New Roman" w:hAnsi="Times New Roman"/>
+          <w:color w:val="000000"/>
+          <w:sz w:val="24"/>
+        </w:rPr>
+        <w:t xml:space="preserve"> who kept us motivated throughout this semester.</w:t>
       </w:r>
     </w:p>
     <w:p>
@@ -1690,6 +1706,8 @@
         <w:spacing w:after="240"/>
         <w:jc w:val="center"/>
       </w:pPr>
+      <w:bookmarkStart w:id="30" w:name="_GoBack"/>
+      <w:bookmarkEnd w:id="30"/>
       <w:r>
         <w:rPr>
           <w:rFonts w:ascii="Times New Roman" w:hAnsi="Times New Roman"/>
@@ -1720,340 +1738,6 @@
       <w:r>
         <w:fldChar w:fldCharType="separate"/>
       </w:r>
-      <w:hyperlink w:anchor="_Toc228407525" w:history="1">
-        <w:r>
-          <w:rPr>
-            <w:rStyle w:val="Hyperlink"/>
-            <w:rFonts w:ascii="Times New Roman" w:hAnsi="Times New Roman"/>
-            <w:noProof/>
-          </w:rPr>
-          <w:t>Final Approval</w:t>
-        </w:r>
-        <w:r>
-          <w:rPr>
-            <w:noProof/>
-            <w:webHidden/>
-          </w:rPr>
-          <w:tab/>
-        </w:r>
-        <w:r>
-          <w:rPr>
-            <w:noProof/>
-            <w:webHidden/>
-          </w:rPr>
-          <w:fldChar w:fldCharType="begin"/>
-        </w:r>
-        <w:r>
-          <w:rPr>
-            <w:noProof/>
-            <w:webHidden/>
-          </w:rPr>
-          <w:instrText xml:space="preserve"> PAGEREF _Toc228407525 \h </w:instrText>
-        </w:r>
-        <w:r>
-          <w:rPr>
-            <w:noProof/>
-            <w:webHidden/>
-          </w:rPr>
-        </w:r>
-        <w:r>
-          <w:rPr>
-            <w:noProof/>
-            <w:webHidden/>
-          </w:rPr>
-          <w:fldChar w:fldCharType="separate"/>
-        </w:r>
-        <w:r>
-          <w:rPr>
-            <w:noProof/>
-            <w:webHidden/>
-          </w:rPr>
-          <w:t>iii</w:t>
-        </w:r>
-        <w:r>
-          <w:rPr>
-            <w:noProof/>
-            <w:webHidden/>
-          </w:rPr>
-          <w:fldChar w:fldCharType="end"/>
-        </w:r>
-      </w:hyperlink>
-    </w:p>
-    <w:p>
-      <w:pPr>
-        <w:pStyle w:val="TOC3"/>
-        <w:tabs>
-          <w:tab w:val="right" w:leader="dot" w:pos="9350"/>
-        </w:tabs>
-        <w:rPr>
-          <w:noProof/>
-        </w:rPr>
-      </w:pPr>
-      <w:hyperlink w:anchor="_Toc228407526" w:history="1">
-        <w:r>
-          <w:rPr>
-            <w:rStyle w:val="Hyperlink"/>
-            <w:rFonts w:ascii="Times New Roman" w:hAnsi="Times New Roman"/>
-            <w:noProof/>
-          </w:rPr>
-          <w:t>Declaration</w:t>
-        </w:r>
-        <w:r>
-          <w:rPr>
-            <w:noProof/>
-            <w:webHidden/>
-          </w:rPr>
-          <w:tab/>
-        </w:r>
-        <w:r>
-          <w:rPr>
-            <w:noProof/>
-            <w:webHidden/>
-          </w:rPr>
-          <w:fldChar w:fldCharType="begin"/>
-        </w:r>
-        <w:r>
-          <w:rPr>
-            <w:noProof/>
-            <w:webHidden/>
-          </w:rPr>
-          <w:instrText xml:space="preserve"> PAGEREF _Toc228407526 \h </w:instrText>
-        </w:r>
-        <w:r>
-          <w:rPr>
-            <w:noProof/>
-            <w:webHidden/>
-          </w:rPr>
-        </w:r>
-        <w:r>
-          <w:rPr>
-            <w:noProof/>
-            <w:webHidden/>
-          </w:rPr>
-          <w:fldChar w:fldCharType="separate"/>
-        </w:r>
-        <w:r>
-          <w:rPr>
-            <w:noProof/>
-            <w:webHidden/>
-          </w:rPr>
-          <w:t>iv</w:t>
-        </w:r>
-        <w:r>
-          <w:rPr>
-            <w:noProof/>
-            <w:webHidden/>
-          </w:rPr>
-          <w:fldChar w:fldCharType="end"/>
-        </w:r>
-      </w:hyperlink>
-    </w:p>
-    <w:p>
-      <w:pPr>
-        <w:pStyle w:val="TOC3"/>
-        <w:tabs>
-          <w:tab w:val="right" w:leader="dot" w:pos="9350"/>
-        </w:tabs>
-        <w:rPr>
-          <w:noProof/>
-        </w:rPr>
-      </w:pPr>
-      <w:hyperlink w:anchor="_Toc228407527" w:history="1">
-        <w:r>
-          <w:rPr>
-            <w:rStyle w:val="Hyperlink"/>
-            <w:rFonts w:ascii="Times New Roman" w:hAnsi="Times New Roman"/>
-            <w:noProof/>
-          </w:rPr>
-          <w:t>Dedication</w:t>
-        </w:r>
-        <w:r>
-          <w:rPr>
-            <w:noProof/>
-            <w:webHidden/>
-          </w:rPr>
-          <w:tab/>
-        </w:r>
-        <w:r>
-          <w:rPr>
-            <w:noProof/>
-            <w:webHidden/>
-          </w:rPr>
-          <w:fldChar w:fldCharType="begin"/>
-        </w:r>
-        <w:r>
-          <w:rPr>
-            <w:noProof/>
-            <w:webHidden/>
-          </w:rPr>
-          <w:instrText xml:space="preserve"> PAGEREF _Toc228407527 \h </w:instrText>
-        </w:r>
-        <w:r>
-          <w:rPr>
-            <w:noProof/>
-            <w:webHidden/>
-          </w:rPr>
-        </w:r>
-        <w:r>
-          <w:rPr>
-            <w:noProof/>
-            <w:webHidden/>
-          </w:rPr>
-          <w:fldChar w:fldCharType="separate"/>
-        </w:r>
-        <w:r>
-          <w:rPr>
-            <w:noProof/>
-            <w:webHidden/>
-          </w:rPr>
-          <w:t>v</w:t>
-        </w:r>
-        <w:r>
-          <w:rPr>
-            <w:noProof/>
-            <w:webHidden/>
-          </w:rPr>
-          <w:fldChar w:fldCharType="end"/>
-        </w:r>
-      </w:hyperlink>
-    </w:p>
-    <w:p>
-      <w:pPr>
-        <w:pStyle w:val="TOC3"/>
-        <w:tabs>
-          <w:tab w:val="right" w:leader="dot" w:pos="9350"/>
-        </w:tabs>
-        <w:rPr>
-          <w:noProof/>
-        </w:rPr>
-      </w:pPr>
-      <w:hyperlink w:anchor="_Toc228407528" w:history="1">
-        <w:r>
-          <w:rPr>
-            <w:rStyle w:val="Hyperlink"/>
-            <w:rFonts w:ascii="Times New Roman" w:hAnsi="Times New Roman"/>
-            <w:noProof/>
-          </w:rPr>
-          <w:t>Acknowledgement</w:t>
-        </w:r>
-        <w:r>
-          <w:rPr>
-            <w:noProof/>
-            <w:webHidden/>
-          </w:rPr>
-          <w:tab/>
-        </w:r>
-        <w:r>
-          <w:rPr>
-            <w:noProof/>
-            <w:webHidden/>
-          </w:rPr>
-          <w:fldChar w:fldCharType="begin"/>
-        </w:r>
-        <w:r>
-          <w:rPr>
-            <w:noProof/>
-            <w:webHidden/>
-          </w:rPr>
-          <w:instrText xml:space="preserve"> PAGEREF _Toc228407528 \h </w:instrText>
-        </w:r>
-        <w:r>
-          <w:rPr>
-            <w:noProof/>
-            <w:webHidden/>
-          </w:rPr>
-        </w:r>
-        <w:r>
-          <w:rPr>
-            <w:noProof/>
-            <w:webHidden/>
-          </w:rPr>
-          <w:fldChar w:fldCharType="separate"/>
-        </w:r>
-        <w:r>
-          <w:rPr>
-            <w:noProof/>
-            <w:webHidden/>
-          </w:rPr>
-          <w:t>vi</w:t>
-        </w:r>
-        <w:r>
-          <w:rPr>
-            <w:noProof/>
-            <w:webHidden/>
-          </w:rPr>
-          <w:fldChar w:fldCharType="end"/>
-        </w:r>
-      </w:hyperlink>
-    </w:p>
-    <w:p>
-      <w:pPr>
-        <w:pStyle w:val="TOC3"/>
-        <w:tabs>
-          <w:tab w:val="right" w:leader="dot" w:pos="9350"/>
-        </w:tabs>
-        <w:rPr>
-          <w:noProof/>
-        </w:rPr>
-      </w:pPr>
-      <w:hyperlink w:anchor="_Toc228407529" w:history="1">
-        <w:r>
-          <w:rPr>
-            <w:rStyle w:val="Hyperlink"/>
-            <w:rFonts w:ascii="Times New Roman" w:hAnsi="Times New Roman"/>
-            <w:noProof/>
-          </w:rPr>
-          <w:t>Abstract</w:t>
-        </w:r>
-        <w:r>
-          <w:rPr>
-            <w:noProof/>
-            <w:webHidden/>
-          </w:rPr>
-          <w:tab/>
-        </w:r>
-        <w:r>
-          <w:rPr>
-            <w:noProof/>
-            <w:webHidden/>
-          </w:rPr>
-          <w:fldChar w:fldCharType="begin"/>
-        </w:r>
-        <w:r>
-          <w:rPr>
-            <w:noProof/>
-            <w:webHidden/>
-          </w:rPr>
-          <w:instrText xml:space="preserve"> PAGEREF _Toc228407529 \h </w:instrText>
-        </w:r>
-        <w:r>
-          <w:rPr>
-            <w:noProof/>
-            <w:webHidden/>
-          </w:rPr>
-        </w:r>
-        <w:r>
-          <w:rPr>
-            <w:noProof/>
-            <w:webHidden/>
-          </w:rPr>
-          <w:fldChar w:fldCharType="separate"/>
-        </w:r>
-        <w:r>
-          <w:rPr>
-            <w:noProof/>
-            <w:webHidden/>
-          </w:rPr>
-          <w:t>vii</w:t>
-        </w:r>
-        <w:r>
-          <w:rPr>
-            <w:noProof/>
-            <w:webHidden/>
-          </w:rPr>
-          <w:fldChar w:fldCharType="end"/>
-        </w:r>
-      </w:hyperlink>
     </w:p>
     <w:p>
       <w:pPr>
@@ -10058,61 +9742,49 @@
     </w:p>
     <w:p>
       <w:pPr>
-        <w:pStyle w:val="Heading2"/>
+        <w:pStyle w:val="Heading1"/>
         <w:jc w:val="right"/>
         <w:rPr>
-          <w:rFonts w:ascii="Times New Roman" w:hAnsi="Times New Roman"/>
           <w:sz w:val="40"/>
-          <w:szCs w:val="40"/>
-        </w:rPr>
-      </w:pPr>
-      <w:bookmarkStart w:id="30" w:name="_Toc228407530"/>
-      <w:r>
-        <w:rPr>
-          <w:rFonts w:ascii="Times New Roman" w:hAnsi="Times New Roman"/>
+        </w:rPr>
+      </w:pPr>
+      <w:bookmarkStart w:id="31" w:name="_Toc228407530"/>
+      <w:r>
+        <w:rPr>
           <w:sz w:val="40"/>
-          <w:szCs w:val="40"/>
         </w:rPr>
         <w:t>Chapter 1</w:t>
       </w:r>
-      <w:bookmarkEnd w:id="30"/>
-    </w:p>
-    <w:p>
-      <w:pPr>
-        <w:pStyle w:val="Heading2"/>
+      <w:bookmarkEnd w:id="31"/>
+    </w:p>
+    <w:p>
+      <w:pPr>
+        <w:pStyle w:val="Heading1"/>
         <w:jc w:val="right"/>
         <w:rPr>
-          <w:rFonts w:ascii="Times New Roman" w:hAnsi="Times New Roman"/>
           <w:sz w:val="40"/>
-          <w:szCs w:val="40"/>
-        </w:rPr>
-      </w:pPr>
-      <w:r>
-        <w:rPr>
-          <w:rFonts w:ascii="Times New Roman" w:hAnsi="Times New Roman"/>
+        </w:rPr>
+      </w:pPr>
+      <w:r>
+        <w:rPr>
           <w:sz w:val="40"/>
-          <w:szCs w:val="40"/>
         </w:rPr>
         <w:t xml:space="preserve"> </w:t>
       </w:r>
-      <w:bookmarkStart w:id="31" w:name="_Toc228407531"/>
-      <w:bookmarkStart w:id="32" w:name="_GoBack"/>
+      <w:bookmarkStart w:id="32" w:name="_Toc228407531"/>
+      <w:r>
+        <w:rPr>
+          <w:sz w:val="40"/>
+        </w:rPr>
+        <w:t>I</w:t>
+      </w:r>
+      <w:r>
+        <w:rPr>
+          <w:sz w:val="40"/>
+        </w:rPr>
+        <w:t>ntroduction</w:t>
+      </w:r>
       <w:bookmarkEnd w:id="32"/>
-      <w:r>
-        <w:rPr>
-          <w:sz w:val="40"/>
-          <w:szCs w:val="40"/>
-        </w:rPr>
-        <w:t>I</w:t>
-      </w:r>
-      <w:r>
-        <w:rPr>
-          <w:sz w:val="40"/>
-          <w:szCs w:val="40"/>
-        </w:rPr>
-        <w:t>ntroduction</w:t>
-      </w:r>
-      <w:bookmarkEnd w:id="31"/>
     </w:p>
     <w:p>
       <w:pPr>
@@ -10258,7 +9930,23 @@
           <w:color w:val="000000"/>
           <w:sz w:val="24"/>
         </w:rPr>
-        <w:t>Students at Riphah International University currently rely on WhatsApp groups and personal messaging for all academic communication. The coordination office has to manually send messages to each class group separately whenever there is a timetable update, class shift, or official notice. For a department with eight semesters and multiple sections, this means sending the same message to many groups every single time. Teachers face the same problem with their course-related instructions. This manual process is inefficient and leads to students missing important updates.</w:t>
+        <w:t xml:space="preserve">Students at Riphah International University currently rely on WhatsApp groups and personal messaging for all academic communication. The coordination office has to manually send messages to each class group separately whenever there is a timetable update, class shift, or official notice. For a department with eight semesters and multiple sections, this means sending the same message </w:t>
+      </w:r>
+      <w:r>
+        <w:rPr>
+          <w:rFonts w:ascii="Times New Roman" w:hAnsi="Times New Roman"/>
+          <w:color w:val="000000"/>
+          <w:sz w:val="24"/>
+        </w:rPr>
+        <w:t>too</w:t>
+      </w:r>
+      <w:r>
+        <w:rPr>
+          <w:rFonts w:ascii="Times New Roman" w:hAnsi="Times New Roman"/>
+          <w:color w:val="000000"/>
+          <w:sz w:val="24"/>
+        </w:rPr>
+        <w:t xml:space="preserve"> many groups every single time. Teachers face the same problem with their course-related instructions. This manual process is inefficient and leads to students missing important updates.</w:t>
       </w:r>
       <w:r>
         <w:rPr>
@@ -10483,7 +10171,23 @@
           <w:color w:val="000000"/>
           <w:sz w:val="24"/>
         </w:rPr>
-        <w:t>1. Reducing Coordination Workload Through Automation: The biggest motivation is to remove the manual effort required by coordination staff and teachers. Instead of sending the same message to many groups individually, they post once and the system delivers it to all relevant students automatically.</w:t>
+        <w:t xml:space="preserve">1. Reducing Coordination Workload </w:t>
+      </w:r>
+      <w:r>
+        <w:rPr>
+          <w:rFonts w:ascii="Times New Roman" w:hAnsi="Times New Roman"/>
+          <w:color w:val="000000"/>
+          <w:sz w:val="24"/>
+        </w:rPr>
+        <w:t>through</w:t>
+      </w:r>
+      <w:r>
+        <w:rPr>
+          <w:rFonts w:ascii="Times New Roman" w:hAnsi="Times New Roman"/>
+          <w:color w:val="000000"/>
+          <w:sz w:val="24"/>
+        </w:rPr>
+        <w:t xml:space="preserve"> Automation: The biggest motivation is to remove the manual effort required by coordination staff and teachers. Instead of sending the same message to many groups individually, they post once and the system delivers it to all relevant students automatically.</w:t>
       </w:r>
     </w:p>
     <w:p>
@@ -11970,7 +11674,23 @@
           <w:color w:val="000000"/>
           <w:sz w:val="24"/>
         </w:rPr>
-        <w:t>We found four globally recognized university community platforms: Unii (UK), UniLife (Australia), Facebook Campus (USA, now discontinued), and CampusGroups (used at 190+ universities in North America). Our research showed that while these platforms prove the concept is valid, none of them are accessible to students in Pakistan, and all of them are missing at least one feature that Riphah students need.</w:t>
+        <w:t xml:space="preserve">We found four globally recognized university community platforms: Unii (UK), UniLife (Australia), Facebook Campus (USA, now discontinued), and </w:t>
+      </w:r>
+      <w:r>
+        <w:rPr>
+          <w:rFonts w:ascii="Times New Roman" w:hAnsi="Times New Roman"/>
+          <w:color w:val="000000"/>
+          <w:sz w:val="24"/>
+        </w:rPr>
+        <w:t>Campus Groups</w:t>
+      </w:r>
+      <w:r>
+        <w:rPr>
+          <w:rFonts w:ascii="Times New Roman" w:hAnsi="Times New Roman"/>
+          <w:color w:val="000000"/>
+          <w:sz w:val="24"/>
+        </w:rPr>
+        <w:t xml:space="preserve"> (used at 190+ universities in North America). Our research showed that while these platforms prove the concept is valid, none of them are accessible to students in Pakistan, and all of them are missing at least one feature that Riphah students need.</w:t>
       </w:r>
     </w:p>
     <w:p>
@@ -12178,7 +11898,16 @@
                 <w:color w:val="000000"/>
                 <w:sz w:val="24"/>
               </w:rPr>
-              <w:t>FB Campus</w:t>
+              <w:t xml:space="preserve">FB </w:t>
+            </w:r>
+            <w:r>
+              <w:rPr>
+                <w:rFonts w:ascii="Times New Roman" w:hAnsi="Times New Roman"/>
+                <w:b/>
+                <w:color w:val="000000"/>
+                <w:sz w:val="24"/>
+              </w:rPr>
+              <w:t xml:space="preserve">Campus </w:t>
             </w:r>
             <w:r>
               <w:rPr>
@@ -12212,7 +11941,7 @@
                 <w:color w:val="000000"/>
                 <w:sz w:val="24"/>
               </w:rPr>
-              <w:t>CampusGroups</w:t>
+              <w:t xml:space="preserve">CampusGroups </w:t>
             </w:r>
             <w:r>
               <w:rPr>
@@ -20210,7 +19939,25 @@
           <w:sz w:val="24"/>
           <w:szCs w:val="24"/>
         </w:rPr>
-        <w:t xml:space="preserve"> model. They can create Events and save their attendance through EventRsvp. They can file Lost</w:t>
+        <w:t xml:space="preserve"> model. They can create Events and save their attendance through </w:t>
+      </w:r>
+      <w:r>
+        <w:rPr>
+          <w:rFonts w:ascii="Times New Roman" w:hAnsi="Times New Roman"/>
+          <w:color w:val="000000"/>
+          <w:sz w:val="24"/>
+          <w:szCs w:val="24"/>
+        </w:rPr>
+        <w:t>Event RSVP</w:t>
+      </w:r>
+      <w:r>
+        <w:rPr>
+          <w:rFonts w:ascii="Times New Roman" w:hAnsi="Times New Roman"/>
+          <w:color w:val="000000"/>
+          <w:sz w:val="24"/>
+          <w:szCs w:val="24"/>
+        </w:rPr>
+        <w:t>. They can file Lost</w:t>
       </w:r>
       <w:r>
         <w:rPr>
@@ -21868,7 +21615,16 @@
                 <w:szCs w:val="24"/>
               </w:rPr>
               <w:br/>
-              <w:t>2. User enters their email and password.</w:t>
+              <w:t>2. User enters their email and p</w:t>
+            </w:r>
+            <w:r>
+              <w:rPr>
+                <w:rFonts w:ascii="Times New Roman" w:hAnsi="Times New Roman"/>
+                <w:color w:val="000000"/>
+                <w:sz w:val="24"/>
+                <w:szCs w:val="24"/>
+              </w:rPr>
+              <w:t>assword.</w:t>
             </w:r>
             <w:r>
               <w:rPr>
@@ -21878,7 +21634,7 @@
                 <w:szCs w:val="24"/>
               </w:rPr>
               <w:br/>
-              <w:t>3. User clicks Sign In.</w:t>
+              <w:t xml:space="preserve">3. User clicks Sign In. </w:t>
             </w:r>
             <w:r>
               <w:rPr>
@@ -29083,7 +28839,15 @@
           <w:color w:val="000000"/>
           <w:sz w:val="24"/>
         </w:rPr>
-        <w:t>5. bcrypt</w:t>
+        <w:t xml:space="preserve">5. </w:t>
+      </w:r>
+      <w:r>
+        <w:rPr>
+          <w:rFonts w:ascii="Times New Roman" w:hAnsi="Times New Roman"/>
+          <w:color w:val="000000"/>
+          <w:sz w:val="24"/>
+        </w:rPr>
+        <w:t>Bcrypt</w:t>
       </w:r>
     </w:p>
     <w:p>
@@ -29140,7 +28904,15 @@
           <w:color w:val="000000"/>
           <w:sz w:val="24"/>
         </w:rPr>
-        <w:t>8. dotenv</w:t>
+        <w:t xml:space="preserve">8. </w:t>
+      </w:r>
+      <w:r>
+        <w:rPr>
+          <w:rFonts w:ascii="Times New Roman" w:hAnsi="Times New Roman"/>
+          <w:color w:val="000000"/>
+          <w:sz w:val="24"/>
+        </w:rPr>
+        <w:t>Dotenvv</w:t>
       </w:r>
     </w:p>
     <w:p>
@@ -29395,7 +29167,23 @@
           <w:color w:val="000000"/>
           <w:sz w:val="24"/>
         </w:rPr>
-        <w:t>All JavaScript variable and function names use camelCase (for example: getUserById, createPost, isLoading). React component names use PascalCase (for example: FeedPage, StudyGroupCard, AuthContext). Database model names in Prisma use PascalCase as required by the ORM. API route files are named in lowercase with hyphens (auth.routes.js, posts.routes.js).</w:t>
+        <w:t xml:space="preserve">All JavaScript variable and function names use camelCase (for example: getUserById, createPost, isLoading). React component names use PascalCase (for example: </w:t>
+      </w:r>
+      <w:r>
+        <w:rPr>
+          <w:rFonts w:ascii="Times New Roman" w:hAnsi="Times New Roman"/>
+          <w:color w:val="000000"/>
+          <w:sz w:val="24"/>
+        </w:rPr>
+        <w:t>Feed Page</w:t>
+      </w:r>
+      <w:r>
+        <w:rPr>
+          <w:rFonts w:ascii="Times New Roman" w:hAnsi="Times New Roman"/>
+          <w:color w:val="000000"/>
+          <w:sz w:val="24"/>
+        </w:rPr>
+        <w:t>, StudyGroupCard, AuthContext). Database model names in Prisma use PascalCase as required by the ORM. API route files are named in lowercase with hyphens (auth.routes.js, posts.routes.js).</w:t>
       </w:r>
     </w:p>
     <w:p>
@@ -29481,7 +29269,23 @@
           <w:color w:val="000000"/>
           <w:sz w:val="24"/>
         </w:rPr>
-        <w:t>All sensitive configuration, including the database connection string, JWT secret key, and email credentials, is stored in a .env file and never committed to the GitHub repository. The .env file is listed in .gitignore. The application reads these values at runtime using the dotenv package.</w:t>
+        <w:t xml:space="preserve">All sensitive configuration, including the database connection string, JWT secret key, and email credentials, is stored in </w:t>
+      </w:r>
+      <w:r>
+        <w:rPr>
+          <w:rFonts w:ascii="Times New Roman" w:hAnsi="Times New Roman"/>
+          <w:color w:val="000000"/>
+          <w:sz w:val="24"/>
+        </w:rPr>
+        <w:t>an</w:t>
+      </w:r>
+      <w:r>
+        <w:rPr>
+          <w:rFonts w:ascii="Times New Roman" w:hAnsi="Times New Roman"/>
+          <w:color w:val="000000"/>
+          <w:sz w:val="24"/>
+        </w:rPr>
+        <w:t xml:space="preserve"> .env file and never committed to the GitHub repository. The .env file is listed in .gitignore. The application reads these values at runtime using the dotenv package.</w:t>
       </w:r>
     </w:p>
     <w:p>
@@ -29723,7 +29527,23 @@
           <w:color w:val="000000"/>
           <w:sz w:val="24"/>
         </w:rPr>
-        <w:t>The test cases defined in Chapter 3 were executed against the working system. The table below summarises the result for each test case group.</w:t>
+        <w:t xml:space="preserve">The test cases defined in Chapter 3 were executed against the working system. The table below </w:t>
+      </w:r>
+      <w:r>
+        <w:rPr>
+          <w:rFonts w:ascii="Times New Roman" w:hAnsi="Times New Roman"/>
+          <w:color w:val="000000"/>
+          <w:sz w:val="24"/>
+        </w:rPr>
+        <w:t>summarizes</w:t>
+      </w:r>
+      <w:r>
+        <w:rPr>
+          <w:rFonts w:ascii="Times New Roman" w:hAnsi="Times New Roman"/>
+          <w:color w:val="000000"/>
+          <w:sz w:val="24"/>
+        </w:rPr>
+        <w:t xml:space="preserve"> the result for each test case group.</w:t>
       </w:r>
     </w:p>
     <w:p>
@@ -30740,7 +30560,23 @@
           <w:color w:val="000000"/>
           <w:sz w:val="24"/>
         </w:rPr>
-        <w:t xml:space="preserve">We tested the frontend by running the application in the browser and going through each feature manually. We created test accounts, posted content, joined groups, RSVPed to events, reported lost and found items, sent messages between two accounts to confirm real-time delivery, and created announcements with a </w:t>
+        <w:t xml:space="preserve">We tested the frontend by running the application in the browser and going through each feature manually. We created test accounts, posted content, joined groups, </w:t>
+      </w:r>
+      <w:r>
+        <w:rPr>
+          <w:rFonts w:ascii="Times New Roman" w:hAnsi="Times New Roman"/>
+          <w:color w:val="000000"/>
+          <w:sz w:val="24"/>
+        </w:rPr>
+        <w:t xml:space="preserve">responded </w:t>
+      </w:r>
+      <w:r>
+        <w:rPr>
+          <w:rFonts w:ascii="Times New Roman" w:hAnsi="Times New Roman"/>
+          <w:color w:val="000000"/>
+          <w:sz w:val="24"/>
+        </w:rPr>
+        <w:t xml:space="preserve">to events, reported lost and found items, sent messages between two accounts to confirm real-time delivery, and created announcements with a </w:t>
       </w:r>
       <w:r>
         <w:rPr>
@@ -31279,7 +31115,23 @@
           <w:color w:val="000000"/>
           <w:sz w:val="24"/>
         </w:rPr>
-        <w:t>2. Post Feed Filtering by Type: Posts already have a type field (General, Question, Resource) but the feed does not yet support filtering by type. Adding a filter bar on the posts page is a small but useful improvement.</w:t>
+        <w:t xml:space="preserve">2. Post Feed Filtering by Type: Posts already have a type field (General, Question, </w:t>
+      </w:r>
+      <w:r>
+        <w:rPr>
+          <w:rFonts w:ascii="Times New Roman" w:hAnsi="Times New Roman"/>
+          <w:color w:val="000000"/>
+          <w:sz w:val="24"/>
+        </w:rPr>
+        <w:t>and Resource</w:t>
+      </w:r>
+      <w:r>
+        <w:rPr>
+          <w:rFonts w:ascii="Times New Roman" w:hAnsi="Times New Roman"/>
+          <w:color w:val="000000"/>
+          <w:sz w:val="24"/>
+        </w:rPr>
+        <w:t>) but the feed does not yet support filtering by type. Adding a filter bar on the posts page is a small but useful improvement.</w:t>
       </w:r>
     </w:p>
     <w:p>
@@ -31541,7 +31393,7 @@
         <w:noProof/>
         <w:sz w:val="20"/>
       </w:rPr>
-      <w:t>2</w:t>
+      <w:t>9</w:t>
     </w:r>
     <w:r>
       <w:rPr>
@@ -43595,7 +43447,7 @@
 </file>
 
 <file path=customXml/itemProps1.xml><?xml version="1.0" encoding="utf-8"?>
-<ds:datastoreItem xmlns:ds="http://schemas.openxmlformats.org/officeDocument/2006/customXml" ds:itemID="{FBCFCC29-9804-4A95-A24F-C1FD7A5C1804}">
+<ds:datastoreItem xmlns:ds="http://schemas.openxmlformats.org/officeDocument/2006/customXml" ds:itemID="{A2E42D9C-9558-40D2-8ADC-B88037394D63}">
   <ds:schemaRefs>
     <ds:schemaRef ds:uri="http://schemas.openxmlformats.org/officeDocument/2006/bibliography"/>
   </ds:schemaRefs>

--- a/docs/FYP-Documentation/FYP Part 1 Documentation/Riphah_Konnect_FYP_Doc.docx
+++ b/docs/FYP-Documentation/FYP Part 1 Documentation/Riphah_Konnect_FYP_Doc.docx
@@ -1706,8 +1706,6 @@
         <w:spacing w:after="240"/>
         <w:jc w:val="center"/>
       </w:pPr>
-      <w:bookmarkStart w:id="30" w:name="_GoBack"/>
-      <w:bookmarkEnd w:id="30"/>
       <w:r>
         <w:rPr>
           <w:rFonts w:ascii="Times New Roman" w:hAnsi="Times New Roman"/>
@@ -9748,14 +9746,14 @@
           <w:sz w:val="40"/>
         </w:rPr>
       </w:pPr>
-      <w:bookmarkStart w:id="31" w:name="_Toc228407530"/>
+      <w:bookmarkStart w:id="30" w:name="_Toc228407530"/>
       <w:r>
         <w:rPr>
           <w:sz w:val="40"/>
         </w:rPr>
         <w:t>Chapter 1</w:t>
       </w:r>
-      <w:bookmarkEnd w:id="31"/>
+      <w:bookmarkEnd w:id="30"/>
     </w:p>
     <w:p>
       <w:pPr>
@@ -9771,7 +9769,7 @@
         </w:rPr>
         <w:t xml:space="preserve"> </w:t>
       </w:r>
-      <w:bookmarkStart w:id="32" w:name="_Toc228407531"/>
+      <w:bookmarkStart w:id="31" w:name="_Toc228407531"/>
       <w:r>
         <w:rPr>
           <w:sz w:val="40"/>
@@ -9784,7 +9782,7 @@
         </w:rPr>
         <w:t>ntroduction</w:t>
       </w:r>
-      <w:bookmarkEnd w:id="32"/>
+      <w:bookmarkEnd w:id="31"/>
     </w:p>
     <w:p>
       <w:pPr>
@@ -9840,7 +9838,7 @@
       <w:pPr>
         <w:pStyle w:val="Heading2"/>
       </w:pPr>
-      <w:bookmarkStart w:id="33" w:name="_Toc228407532"/>
+      <w:bookmarkStart w:id="32" w:name="_Toc228407532"/>
       <w:r>
         <w:rPr>
           <w:rFonts w:ascii="Times New Roman" w:hAnsi="Times New Roman"/>
@@ -9848,7 +9846,7 @@
         <w:lastRenderedPageBreak/>
         <w:t>1.1 Overview</w:t>
       </w:r>
-      <w:bookmarkEnd w:id="33"/>
+      <w:bookmarkEnd w:id="32"/>
     </w:p>
     <w:p>
       <w:pPr>
@@ -9905,14 +9903,14 @@
       <w:pPr>
         <w:pStyle w:val="Heading2"/>
       </w:pPr>
-      <w:bookmarkStart w:id="34" w:name="_Toc228407533"/>
+      <w:bookmarkStart w:id="33" w:name="_Toc228407533"/>
       <w:r>
         <w:rPr>
           <w:rFonts w:ascii="Times New Roman" w:hAnsi="Times New Roman"/>
         </w:rPr>
         <w:t>1.2 Opportunity and Stakeholders</w:t>
       </w:r>
-      <w:bookmarkEnd w:id="34"/>
+      <w:bookmarkEnd w:id="33"/>
     </w:p>
     <w:p>
       <w:pPr>
@@ -9987,7 +9985,7 @@
       <w:pPr>
         <w:pStyle w:val="Heading3"/>
       </w:pPr>
-      <w:bookmarkStart w:id="35" w:name="_Toc228407534"/>
+      <w:bookmarkStart w:id="34" w:name="_Toc228407534"/>
       <w:r>
         <w:rPr>
           <w:rFonts w:ascii="Times New Roman" w:hAnsi="Times New Roman"/>
@@ -10006,7 +10004,7 @@
         </w:rPr>
         <w:t>Stakeholders</w:t>
       </w:r>
-      <w:bookmarkEnd w:id="35"/>
+      <w:bookmarkEnd w:id="34"/>
     </w:p>
     <w:p>
       <w:pPr>
@@ -10133,27 +10131,27 @@
       <w:pPr>
         <w:pStyle w:val="Heading2"/>
       </w:pPr>
-      <w:bookmarkStart w:id="36" w:name="_Toc228407535"/>
+      <w:bookmarkStart w:id="35" w:name="_Toc228407535"/>
       <w:r>
         <w:rPr>
           <w:rFonts w:ascii="Times New Roman" w:hAnsi="Times New Roman"/>
         </w:rPr>
         <w:t>1.3 Motivations and Challenges</w:t>
       </w:r>
+      <w:bookmarkEnd w:id="35"/>
+    </w:p>
+    <w:p>
+      <w:pPr>
+        <w:pStyle w:val="Heading3"/>
+      </w:pPr>
+      <w:bookmarkStart w:id="36" w:name="_Toc228407536"/>
+      <w:r>
+        <w:rPr>
+          <w:rFonts w:ascii="Times New Roman" w:hAnsi="Times New Roman"/>
+        </w:rPr>
+        <w:t>1.3.1 Motivations</w:t>
+      </w:r>
       <w:bookmarkEnd w:id="36"/>
-    </w:p>
-    <w:p>
-      <w:pPr>
-        <w:pStyle w:val="Heading3"/>
-      </w:pPr>
-      <w:bookmarkStart w:id="37" w:name="_Toc228407536"/>
-      <w:r>
-        <w:rPr>
-          <w:rFonts w:ascii="Times New Roman" w:hAnsi="Times New Roman"/>
-        </w:rPr>
-        <w:t>1.3.1 Motivations</w:t>
-      </w:r>
-      <w:bookmarkEnd w:id="37"/>
     </w:p>
     <w:p>
       <w:pPr>
@@ -10290,14 +10288,14 @@
       <w:pPr>
         <w:pStyle w:val="Heading3"/>
       </w:pPr>
-      <w:bookmarkStart w:id="38" w:name="_Toc228407537"/>
+      <w:bookmarkStart w:id="37" w:name="_Toc228407537"/>
       <w:r>
         <w:rPr>
           <w:rFonts w:ascii="Times New Roman" w:hAnsi="Times New Roman"/>
         </w:rPr>
         <w:t>1.3.2 Challenges</w:t>
       </w:r>
-      <w:bookmarkEnd w:id="38"/>
+      <w:bookmarkEnd w:id="37"/>
     </w:p>
     <w:p>
       <w:pPr>
@@ -10379,7 +10377,7 @@
       <w:pPr>
         <w:pStyle w:val="Heading2"/>
       </w:pPr>
-      <w:bookmarkStart w:id="39" w:name="_Toc228407538"/>
+      <w:bookmarkStart w:id="38" w:name="_Toc228407538"/>
       <w:r>
         <w:rPr>
           <w:rFonts w:ascii="Times New Roman" w:hAnsi="Times New Roman"/>
@@ -10398,32 +10396,32 @@
         </w:rPr>
         <w:t>Goals and Objectives</w:t>
       </w:r>
+      <w:bookmarkEnd w:id="38"/>
+    </w:p>
+    <w:p>
+      <w:pPr>
+        <w:pStyle w:val="Heading3"/>
+      </w:pPr>
+      <w:bookmarkStart w:id="39" w:name="_Toc228407539"/>
+      <w:r>
+        <w:rPr>
+          <w:rFonts w:ascii="Times New Roman" w:hAnsi="Times New Roman"/>
+        </w:rPr>
+        <w:t>1.4.1</w:t>
+      </w:r>
+      <w:r>
+        <w:rPr>
+          <w:rFonts w:ascii="Times New Roman" w:hAnsi="Times New Roman"/>
+        </w:rPr>
+        <w:t xml:space="preserve"> </w:t>
+      </w:r>
+      <w:r>
+        <w:rPr>
+          <w:rFonts w:ascii="Times New Roman" w:hAnsi="Times New Roman"/>
+        </w:rPr>
+        <w:t>One Platform for Academic Communication</w:t>
+      </w:r>
       <w:bookmarkEnd w:id="39"/>
-    </w:p>
-    <w:p>
-      <w:pPr>
-        <w:pStyle w:val="Heading3"/>
-      </w:pPr>
-      <w:bookmarkStart w:id="40" w:name="_Toc228407539"/>
-      <w:r>
-        <w:rPr>
-          <w:rFonts w:ascii="Times New Roman" w:hAnsi="Times New Roman"/>
-        </w:rPr>
-        <w:t>1.4.1</w:t>
-      </w:r>
-      <w:r>
-        <w:rPr>
-          <w:rFonts w:ascii="Times New Roman" w:hAnsi="Times New Roman"/>
-        </w:rPr>
-        <w:t xml:space="preserve"> </w:t>
-      </w:r>
-      <w:r>
-        <w:rPr>
-          <w:rFonts w:ascii="Times New Roman" w:hAnsi="Times New Roman"/>
-        </w:rPr>
-        <w:t>One Platform for Academic Communication</w:t>
-      </w:r>
-      <w:bookmarkEnd w:id="40"/>
     </w:p>
     <w:p>
       <w:pPr>
@@ -10446,7 +10444,7 @@
       <w:pPr>
         <w:pStyle w:val="Heading3"/>
       </w:pPr>
-      <w:bookmarkStart w:id="41" w:name="_Toc228407540"/>
+      <w:bookmarkStart w:id="40" w:name="_Toc228407540"/>
       <w:r>
         <w:rPr>
           <w:rFonts w:ascii="Times New Roman" w:hAnsi="Times New Roman"/>
@@ -10465,7 +10463,7 @@
         </w:rPr>
         <w:t>Verified University Community</w:t>
       </w:r>
-      <w:bookmarkEnd w:id="41"/>
+      <w:bookmarkEnd w:id="40"/>
     </w:p>
     <w:p>
       <w:pPr>
@@ -10488,7 +10486,7 @@
       <w:pPr>
         <w:pStyle w:val="Heading3"/>
       </w:pPr>
-      <w:bookmarkStart w:id="42" w:name="_Toc228407541"/>
+      <w:bookmarkStart w:id="41" w:name="_Toc228407541"/>
       <w:r>
         <w:rPr>
           <w:rFonts w:ascii="Times New Roman" w:hAnsi="Times New Roman"/>
@@ -10508,7 +10506,7 @@
         </w:rPr>
         <w:t>Improve Peer Learning</w:t>
       </w:r>
-      <w:bookmarkEnd w:id="42"/>
+      <w:bookmarkEnd w:id="41"/>
     </w:p>
     <w:p>
       <w:pPr>
@@ -10532,7 +10530,7 @@
         <w:pStyle w:val="Heading3"/>
         <w:spacing w:line="360" w:lineRule="auto"/>
       </w:pPr>
-      <w:bookmarkStart w:id="43" w:name="_Toc228407542"/>
+      <w:bookmarkStart w:id="42" w:name="_Toc228407542"/>
       <w:r>
         <w:rPr>
           <w:rFonts w:ascii="Times New Roman" w:hAnsi="Times New Roman"/>
@@ -10551,7 +10549,7 @@
         </w:rPr>
         <w:t>Better Campus Engagement</w:t>
       </w:r>
-      <w:bookmarkEnd w:id="43"/>
+      <w:bookmarkEnd w:id="42"/>
     </w:p>
     <w:p>
       <w:pPr>
@@ -10575,7 +10573,7 @@
         <w:pStyle w:val="Heading2"/>
         <w:spacing w:line="360" w:lineRule="auto"/>
       </w:pPr>
-      <w:bookmarkStart w:id="44" w:name="_Toc228407543"/>
+      <w:bookmarkStart w:id="43" w:name="_Toc228407543"/>
       <w:r>
         <w:rPr>
           <w:rFonts w:ascii="Times New Roman" w:hAnsi="Times New Roman"/>
@@ -10594,7 +10592,7 @@
         </w:rPr>
         <w:t>Solution Overview</w:t>
       </w:r>
-      <w:bookmarkEnd w:id="44"/>
+      <w:bookmarkEnd w:id="43"/>
     </w:p>
     <w:p>
       <w:pPr>
@@ -10634,7 +10632,7 @@
         <w:pStyle w:val="Heading3"/>
         <w:spacing w:line="360" w:lineRule="auto"/>
       </w:pPr>
-      <w:bookmarkStart w:id="45" w:name="_Toc228407544"/>
+      <w:bookmarkStart w:id="44" w:name="_Toc228407544"/>
       <w:r>
         <w:rPr>
           <w:rFonts w:ascii="Times New Roman" w:hAnsi="Times New Roman"/>
@@ -10653,7 +10651,7 @@
         </w:rPr>
         <w:t>Scope of the Project</w:t>
       </w:r>
-      <w:bookmarkEnd w:id="45"/>
+      <w:bookmarkEnd w:id="44"/>
     </w:p>
     <w:p>
       <w:pPr>
@@ -11402,7 +11400,7 @@
         <w:pStyle w:val="Heading2"/>
         <w:spacing w:line="360" w:lineRule="auto"/>
       </w:pPr>
-      <w:bookmarkStart w:id="46" w:name="_Toc228407545"/>
+      <w:bookmarkStart w:id="45" w:name="_Toc228407545"/>
       <w:r>
         <w:rPr>
           <w:rFonts w:ascii="Times New Roman" w:hAnsi="Times New Roman"/>
@@ -11422,7 +11420,7 @@
         </w:rPr>
         <w:t>Report Outline</w:t>
       </w:r>
-      <w:bookmarkEnd w:id="46"/>
+      <w:bookmarkEnd w:id="45"/>
     </w:p>
     <w:p>
       <w:pPr>
@@ -11548,7 +11546,7 @@
           <w:szCs w:val="32"/>
         </w:rPr>
       </w:pPr>
-      <w:bookmarkStart w:id="47" w:name="_Toc228407546"/>
+      <w:bookmarkStart w:id="46" w:name="_Toc228407546"/>
       <w:r>
         <w:rPr>
           <w:rFonts w:ascii="Times New Roman" w:hAnsi="Times New Roman"/>
@@ -11557,7 +11555,7 @@
         </w:rPr>
         <w:t>Chapter 2</w:t>
       </w:r>
-      <w:bookmarkEnd w:id="47"/>
+      <w:bookmarkEnd w:id="46"/>
       <w:r>
         <w:rPr>
           <w:rFonts w:ascii="Times New Roman" w:hAnsi="Times New Roman"/>
@@ -11577,7 +11575,7 @@
           <w:szCs w:val="32"/>
         </w:rPr>
       </w:pPr>
-      <w:bookmarkStart w:id="48" w:name="_Toc228407547"/>
+      <w:bookmarkStart w:id="47" w:name="_Toc228407547"/>
       <w:r>
         <w:rPr>
           <w:rFonts w:ascii="Times New Roman" w:hAnsi="Times New Roman"/>
@@ -11586,7 +11584,7 @@
         </w:rPr>
         <w:t>Market Survey</w:t>
       </w:r>
-      <w:bookmarkEnd w:id="48"/>
+      <w:bookmarkEnd w:id="47"/>
     </w:p>
     <w:p>
       <w:pPr>
@@ -11621,7 +11619,7 @@
         <w:pStyle w:val="Heading2"/>
         <w:spacing w:line="360" w:lineRule="auto"/>
       </w:pPr>
-      <w:bookmarkStart w:id="49" w:name="_Toc228407548"/>
+      <w:bookmarkStart w:id="48" w:name="_Toc228407548"/>
       <w:r>
         <w:rPr>
           <w:rFonts w:ascii="Times New Roman" w:hAnsi="Times New Roman"/>
@@ -11641,7 +11639,7 @@
         </w:rPr>
         <w:t>Introduction</w:t>
       </w:r>
-      <w:bookmarkEnd w:id="49"/>
+      <w:bookmarkEnd w:id="48"/>
     </w:p>
     <w:p>
       <w:pPr>
@@ -11698,7 +11696,7 @@
         <w:pStyle w:val="Heading2"/>
         <w:spacing w:line="360" w:lineRule="auto"/>
       </w:pPr>
-      <w:bookmarkStart w:id="50" w:name="_Toc228407549"/>
+      <w:bookmarkStart w:id="49" w:name="_Toc228407549"/>
       <w:r>
         <w:rPr>
           <w:rFonts w:ascii="Times New Roman" w:hAnsi="Times New Roman"/>
@@ -11717,7 +11715,7 @@
         </w:rPr>
         <w:t>Literature Review</w:t>
       </w:r>
-      <w:bookmarkEnd w:id="50"/>
+      <w:bookmarkEnd w:id="49"/>
     </w:p>
     <w:p>
       <w:pPr>
@@ -11742,7 +11740,7 @@
         <w:spacing w:line="360" w:lineRule="auto"/>
         <w:ind w:left="1440" w:firstLine="720"/>
       </w:pPr>
-      <w:bookmarkStart w:id="51" w:name="_Toc228407550"/>
+      <w:bookmarkStart w:id="50" w:name="_Toc228407550"/>
       <w:r>
         <w:rPr>
           <w:rFonts w:cstheme="majorHAnsi"/>
@@ -11761,12 +11759,12 @@
         </w:rPr>
         <w:t xml:space="preserve">2.1 </w:t>
       </w:r>
-      <w:bookmarkStart w:id="52" w:name="_lt1"/>
+      <w:bookmarkStart w:id="51" w:name="_lt1"/>
       <w:r>
         <w:t>Comparison of Existing Platforms</w:t>
       </w:r>
+      <w:bookmarkEnd w:id="50"/>
       <w:bookmarkEnd w:id="51"/>
-      <w:bookmarkEnd w:id="52"/>
     </w:p>
     <w:tbl>
       <w:tblPr>
@@ -12880,7 +12878,7 @@
         <w:pStyle w:val="Heading2"/>
         <w:spacing w:line="360" w:lineRule="auto"/>
       </w:pPr>
-      <w:bookmarkStart w:id="53" w:name="_Toc228407551"/>
+      <w:bookmarkStart w:id="52" w:name="_Toc228407551"/>
       <w:r>
         <w:rPr>
           <w:rFonts w:ascii="Times New Roman" w:hAnsi="Times New Roman"/>
@@ -12899,7 +12897,7 @@
         </w:rPr>
         <w:t>Summary</w:t>
       </w:r>
-      <w:bookmarkEnd w:id="53"/>
+      <w:bookmarkEnd w:id="52"/>
     </w:p>
     <w:p>
       <w:pPr>
@@ -12943,7 +12941,7 @@
           <w:color w:val="FF0000"/>
         </w:rPr>
       </w:pPr>
-      <w:bookmarkStart w:id="54" w:name="_Toc228407552"/>
+      <w:bookmarkStart w:id="53" w:name="_Toc228407552"/>
       <w:r>
         <w:rPr>
           <w:rFonts w:ascii="Times New Roman" w:hAnsi="Times New Roman"/>
@@ -12965,7 +12963,7 @@
         </w:rPr>
         <w:t>References</w:t>
       </w:r>
-      <w:bookmarkEnd w:id="54"/>
+      <w:bookmarkEnd w:id="53"/>
     </w:p>
     <w:p>
       <w:pPr>
@@ -13169,7 +13167,7 @@
           <w:szCs w:val="32"/>
         </w:rPr>
       </w:pPr>
-      <w:bookmarkStart w:id="55" w:name="_Toc228407553"/>
+      <w:bookmarkStart w:id="54" w:name="_Toc228407553"/>
       <w:r>
         <w:rPr>
           <w:rFonts w:ascii="Times New Roman" w:hAnsi="Times New Roman"/>
@@ -13178,7 +13176,7 @@
         </w:rPr>
         <w:t>Chapter 3</w:t>
       </w:r>
-      <w:bookmarkEnd w:id="55"/>
+      <w:bookmarkEnd w:id="54"/>
       <w:r>
         <w:rPr>
           <w:rFonts w:ascii="Times New Roman" w:hAnsi="Times New Roman"/>
@@ -13198,7 +13196,7 @@
           <w:szCs w:val="32"/>
         </w:rPr>
       </w:pPr>
-      <w:bookmarkStart w:id="56" w:name="_Toc228407554"/>
+      <w:bookmarkStart w:id="55" w:name="_Toc228407554"/>
       <w:r>
         <w:rPr>
           <w:rFonts w:ascii="Times New Roman" w:hAnsi="Times New Roman"/>
@@ -13207,7 +13205,7 @@
         </w:rPr>
         <w:t>Requirement Engineering</w:t>
       </w:r>
-      <w:bookmarkEnd w:id="56"/>
+      <w:bookmarkEnd w:id="55"/>
       <w:r>
         <w:br w:type="page"/>
       </w:r>
@@ -13217,7 +13215,7 @@
         <w:pStyle w:val="Heading2"/>
         <w:spacing w:line="360" w:lineRule="auto"/>
       </w:pPr>
-      <w:bookmarkStart w:id="57" w:name="_Toc228407555"/>
+      <w:bookmarkStart w:id="56" w:name="_Toc228407555"/>
       <w:r>
         <w:rPr>
           <w:rFonts w:ascii="Times New Roman" w:hAnsi="Times New Roman"/>
@@ -13237,7 +13235,7 @@
         </w:rPr>
         <w:t>Introduction</w:t>
       </w:r>
-      <w:bookmarkEnd w:id="57"/>
+      <w:bookmarkEnd w:id="56"/>
     </w:p>
     <w:p>
       <w:pPr>
@@ -13264,7 +13262,7 @@
           <w:rFonts w:ascii="Times New Roman" w:hAnsi="Times New Roman"/>
         </w:rPr>
       </w:pPr>
-      <w:bookmarkStart w:id="58" w:name="_Toc228407556"/>
+      <w:bookmarkStart w:id="57" w:name="_Toc228407556"/>
       <w:r>
         <w:rPr>
           <w:rFonts w:ascii="Times New Roman" w:hAnsi="Times New Roman"/>
@@ -13283,7 +13281,7 @@
         </w:rPr>
         <w:t>Problem Scenarios</w:t>
       </w:r>
-      <w:bookmarkEnd w:id="58"/>
+      <w:bookmarkEnd w:id="57"/>
     </w:p>
     <w:p/>
     <w:p>
@@ -13297,7 +13295,7 @@
           <w:sz w:val="24"/>
         </w:rPr>
       </w:pPr>
-      <w:bookmarkStart w:id="59" w:name="_lt2"/>
+      <w:bookmarkStart w:id="58" w:name="_lt2"/>
       <w:r>
         <w:rPr>
           <w:rFonts w:ascii="Times New Roman" w:hAnsi="Times New Roman" w:cs="Times New Roman"/>
@@ -13306,7 +13304,7 @@
         </w:rPr>
         <w:t>Table 3.1: Problem Statement 1</w:t>
       </w:r>
-      <w:bookmarkEnd w:id="59"/>
+      <w:bookmarkEnd w:id="58"/>
     </w:p>
     <w:tbl>
       <w:tblPr>
@@ -13332,12 +13330,18 @@
             <w:pPr>
               <w:spacing w:line="360" w:lineRule="auto"/>
               <w:jc w:val="center"/>
+              <w:rPr>
+                <w:sz w:val="24"/>
+                <w:szCs w:val="24"/>
+              </w:rPr>
             </w:pPr>
             <w:r>
               <w:rPr>
                 <w:rFonts w:ascii="Times New Roman" w:hAnsi="Times New Roman"/>
                 <w:b/>
                 <w:color w:val="000000"/>
+                <w:sz w:val="24"/>
+                <w:szCs w:val="24"/>
               </w:rPr>
               <w:t>Attribute</w:t>
             </w:r>
@@ -13352,12 +13356,18 @@
             <w:pPr>
               <w:spacing w:line="360" w:lineRule="auto"/>
               <w:jc w:val="center"/>
+              <w:rPr>
+                <w:sz w:val="24"/>
+                <w:szCs w:val="24"/>
+              </w:rPr>
             </w:pPr>
             <w:r>
               <w:rPr>
                 <w:rFonts w:ascii="Times New Roman" w:hAnsi="Times New Roman"/>
                 <w:b/>
                 <w:color w:val="000000"/>
+                <w:sz w:val="24"/>
+                <w:szCs w:val="24"/>
               </w:rPr>
               <w:t>Description</w:t>
             </w:r>
@@ -13375,11 +13385,17 @@
           <w:p>
             <w:pPr>
               <w:spacing w:line="360" w:lineRule="auto"/>
-            </w:pPr>
-            <w:r>
-              <w:rPr>
-                <w:rFonts w:ascii="Times New Roman" w:hAnsi="Times New Roman"/>
-                <w:color w:val="000000"/>
+              <w:rPr>
+                <w:sz w:val="24"/>
+                <w:szCs w:val="24"/>
+              </w:rPr>
+            </w:pPr>
+            <w:r>
+              <w:rPr>
+                <w:rFonts w:ascii="Times New Roman" w:hAnsi="Times New Roman"/>
+                <w:color w:val="000000"/>
+                <w:sz w:val="24"/>
+                <w:szCs w:val="24"/>
               </w:rPr>
               <w:t>The Problem of</w:t>
             </w:r>
@@ -13392,11 +13408,17 @@
           <w:p>
             <w:pPr>
               <w:spacing w:line="360" w:lineRule="auto"/>
-            </w:pPr>
-            <w:r>
-              <w:rPr>
-                <w:rFonts w:ascii="Times New Roman" w:hAnsi="Times New Roman"/>
-                <w:color w:val="000000"/>
+              <w:rPr>
+                <w:sz w:val="24"/>
+                <w:szCs w:val="24"/>
+              </w:rPr>
+            </w:pPr>
+            <w:r>
+              <w:rPr>
+                <w:rFonts w:ascii="Times New Roman" w:hAnsi="Times New Roman"/>
+                <w:color w:val="000000"/>
+                <w:sz w:val="24"/>
+                <w:szCs w:val="24"/>
               </w:rPr>
               <w:t>No Dedicated Academic Platform for Riphah Students</w:t>
             </w:r>
@@ -13414,11 +13436,17 @@
           <w:p>
             <w:pPr>
               <w:spacing w:line="360" w:lineRule="auto"/>
-            </w:pPr>
-            <w:r>
-              <w:rPr>
-                <w:rFonts w:ascii="Times New Roman" w:hAnsi="Times New Roman"/>
-                <w:color w:val="000000"/>
+              <w:rPr>
+                <w:sz w:val="24"/>
+                <w:szCs w:val="24"/>
+              </w:rPr>
+            </w:pPr>
+            <w:r>
+              <w:rPr>
+                <w:rFonts w:ascii="Times New Roman" w:hAnsi="Times New Roman"/>
+                <w:color w:val="000000"/>
+                <w:sz w:val="24"/>
+                <w:szCs w:val="24"/>
               </w:rPr>
               <w:t>Affects</w:t>
             </w:r>
@@ -13431,11 +13459,17 @@
           <w:p>
             <w:pPr>
               <w:spacing w:line="360" w:lineRule="auto"/>
-            </w:pPr>
-            <w:r>
-              <w:rPr>
-                <w:rFonts w:ascii="Times New Roman" w:hAnsi="Times New Roman"/>
-                <w:color w:val="000000"/>
+              <w:rPr>
+                <w:sz w:val="24"/>
+                <w:szCs w:val="24"/>
+              </w:rPr>
+            </w:pPr>
+            <w:r>
+              <w:rPr>
+                <w:rFonts w:ascii="Times New Roman" w:hAnsi="Times New Roman"/>
+                <w:color w:val="000000"/>
+                <w:sz w:val="24"/>
+                <w:szCs w:val="24"/>
               </w:rPr>
               <w:t>Students, Teachers</w:t>
             </w:r>
@@ -13453,11 +13487,17 @@
           <w:p>
             <w:pPr>
               <w:spacing w:line="360" w:lineRule="auto"/>
-            </w:pPr>
-            <w:r>
-              <w:rPr>
-                <w:rFonts w:ascii="Times New Roman" w:hAnsi="Times New Roman"/>
-                <w:color w:val="000000"/>
+              <w:rPr>
+                <w:sz w:val="24"/>
+                <w:szCs w:val="24"/>
+              </w:rPr>
+            </w:pPr>
+            <w:r>
+              <w:rPr>
+                <w:rFonts w:ascii="Times New Roman" w:hAnsi="Times New Roman"/>
+                <w:color w:val="000000"/>
+                <w:sz w:val="24"/>
+                <w:szCs w:val="24"/>
               </w:rPr>
               <w:t>The Result of Which</w:t>
             </w:r>
@@ -13470,8 +13510,16 @@
           <w:p>
             <w:pPr>
               <w:spacing w:line="360" w:lineRule="auto"/>
-            </w:pPr>
-            <w:r>
+              <w:rPr>
+                <w:sz w:val="24"/>
+                <w:szCs w:val="24"/>
+              </w:rPr>
+            </w:pPr>
+            <w:r>
+              <w:rPr>
+                <w:sz w:val="24"/>
+                <w:szCs w:val="24"/>
+              </w:rPr>
               <w:t>Academic content lost in unstructured chats</w:t>
             </w:r>
           </w:p>
@@ -13488,11 +13536,17 @@
           <w:p>
             <w:pPr>
               <w:spacing w:line="360" w:lineRule="auto"/>
-            </w:pPr>
-            <w:r>
-              <w:rPr>
-                <w:rFonts w:ascii="Times New Roman" w:hAnsi="Times New Roman"/>
-                <w:color w:val="000000"/>
+              <w:rPr>
+                <w:sz w:val="24"/>
+                <w:szCs w:val="24"/>
+              </w:rPr>
+            </w:pPr>
+            <w:r>
+              <w:rPr>
+                <w:rFonts w:ascii="Times New Roman" w:hAnsi="Times New Roman"/>
+                <w:color w:val="000000"/>
+                <w:sz w:val="24"/>
+                <w:szCs w:val="24"/>
               </w:rPr>
               <w:t>Benefit of</w:t>
             </w:r>
@@ -13505,8 +13559,16 @@
           <w:p>
             <w:pPr>
               <w:spacing w:line="360" w:lineRule="auto"/>
-            </w:pPr>
-            <w:r>
+              <w:rPr>
+                <w:sz w:val="24"/>
+                <w:szCs w:val="24"/>
+              </w:rPr>
+            </w:pPr>
+            <w:r>
+              <w:rPr>
+                <w:sz w:val="24"/>
+                <w:szCs w:val="24"/>
+              </w:rPr>
               <w:t>Verified academic platform with organized posts and communication</w:t>
             </w:r>
           </w:p>
@@ -13523,7 +13585,7 @@
         <w:pStyle w:val="TableCaption"/>
         <w:spacing w:before="200" w:after="60" w:line="360" w:lineRule="auto"/>
       </w:pPr>
-      <w:bookmarkStart w:id="60" w:name="_lt3"/>
+      <w:bookmarkStart w:id="59" w:name="_lt3"/>
       <w:r>
         <w:t xml:space="preserve">Table </w:t>
       </w:r>
@@ -13542,7 +13604,7 @@
       <w:r>
         <w:t xml:space="preserve"> 2</w:t>
       </w:r>
-      <w:bookmarkEnd w:id="60"/>
+      <w:bookmarkEnd w:id="59"/>
     </w:p>
     <w:tbl>
       <w:tblPr>
@@ -13568,12 +13630,18 @@
             <w:pPr>
               <w:spacing w:line="360" w:lineRule="auto"/>
               <w:jc w:val="center"/>
+              <w:rPr>
+                <w:sz w:val="24"/>
+                <w:szCs w:val="24"/>
+              </w:rPr>
             </w:pPr>
             <w:r>
               <w:rPr>
                 <w:rFonts w:ascii="Times New Roman" w:hAnsi="Times New Roman"/>
                 <w:b/>
                 <w:color w:val="000000"/>
+                <w:sz w:val="24"/>
+                <w:szCs w:val="24"/>
               </w:rPr>
               <w:t>Attribute</w:t>
             </w:r>
@@ -13588,12 +13656,18 @@
             <w:pPr>
               <w:spacing w:line="360" w:lineRule="auto"/>
               <w:jc w:val="center"/>
+              <w:rPr>
+                <w:sz w:val="24"/>
+                <w:szCs w:val="24"/>
+              </w:rPr>
             </w:pPr>
             <w:r>
               <w:rPr>
                 <w:rFonts w:ascii="Times New Roman" w:hAnsi="Times New Roman"/>
                 <w:b/>
                 <w:color w:val="000000"/>
+                <w:sz w:val="24"/>
+                <w:szCs w:val="24"/>
               </w:rPr>
               <w:t>Description</w:t>
             </w:r>
@@ -13611,11 +13685,17 @@
           <w:p>
             <w:pPr>
               <w:spacing w:line="360" w:lineRule="auto"/>
-            </w:pPr>
-            <w:r>
-              <w:rPr>
-                <w:rFonts w:ascii="Times New Roman" w:hAnsi="Times New Roman"/>
-                <w:color w:val="000000"/>
+              <w:rPr>
+                <w:sz w:val="24"/>
+                <w:szCs w:val="24"/>
+              </w:rPr>
+            </w:pPr>
+            <w:r>
+              <w:rPr>
+                <w:rFonts w:ascii="Times New Roman" w:hAnsi="Times New Roman"/>
+                <w:color w:val="000000"/>
+                <w:sz w:val="24"/>
+                <w:szCs w:val="24"/>
               </w:rPr>
               <w:t>The Problem of</w:t>
             </w:r>
@@ -13628,11 +13708,17 @@
           <w:p>
             <w:pPr>
               <w:spacing w:line="360" w:lineRule="auto"/>
-            </w:pPr>
-            <w:r>
-              <w:rPr>
-                <w:rFonts w:ascii="Times New Roman" w:hAnsi="Times New Roman"/>
-                <w:color w:val="000000"/>
+              <w:rPr>
+                <w:sz w:val="24"/>
+                <w:szCs w:val="24"/>
+              </w:rPr>
+            </w:pPr>
+            <w:r>
+              <w:rPr>
+                <w:rFonts w:ascii="Times New Roman" w:hAnsi="Times New Roman"/>
+                <w:color w:val="000000"/>
+                <w:sz w:val="24"/>
+                <w:szCs w:val="24"/>
               </w:rPr>
               <w:t>No System for Managing Semester Groups</w:t>
             </w:r>
@@ -13650,11 +13736,17 @@
           <w:p>
             <w:pPr>
               <w:spacing w:line="360" w:lineRule="auto"/>
-            </w:pPr>
-            <w:r>
-              <w:rPr>
-                <w:rFonts w:ascii="Times New Roman" w:hAnsi="Times New Roman"/>
-                <w:color w:val="000000"/>
+              <w:rPr>
+                <w:sz w:val="24"/>
+                <w:szCs w:val="24"/>
+              </w:rPr>
+            </w:pPr>
+            <w:r>
+              <w:rPr>
+                <w:rFonts w:ascii="Times New Roman" w:hAnsi="Times New Roman"/>
+                <w:color w:val="000000"/>
+                <w:sz w:val="24"/>
+                <w:szCs w:val="24"/>
               </w:rPr>
               <w:t>Affects</w:t>
             </w:r>
@@ -13667,11 +13759,17 @@
           <w:p>
             <w:pPr>
               <w:spacing w:line="360" w:lineRule="auto"/>
-            </w:pPr>
-            <w:r>
-              <w:rPr>
-                <w:rFonts w:ascii="Times New Roman" w:hAnsi="Times New Roman"/>
-                <w:color w:val="000000"/>
+              <w:rPr>
+                <w:sz w:val="24"/>
+                <w:szCs w:val="24"/>
+              </w:rPr>
+            </w:pPr>
+            <w:r>
+              <w:rPr>
+                <w:rFonts w:ascii="Times New Roman" w:hAnsi="Times New Roman"/>
+                <w:color w:val="000000"/>
+                <w:sz w:val="24"/>
+                <w:szCs w:val="24"/>
               </w:rPr>
               <w:t>Students, Teachers, Coordination Office</w:t>
             </w:r>
@@ -13689,11 +13787,17 @@
           <w:p>
             <w:pPr>
               <w:spacing w:line="360" w:lineRule="auto"/>
-            </w:pPr>
-            <w:r>
-              <w:rPr>
-                <w:rFonts w:ascii="Times New Roman" w:hAnsi="Times New Roman"/>
-                <w:color w:val="000000"/>
+              <w:rPr>
+                <w:sz w:val="24"/>
+                <w:szCs w:val="24"/>
+              </w:rPr>
+            </w:pPr>
+            <w:r>
+              <w:rPr>
+                <w:rFonts w:ascii="Times New Roman" w:hAnsi="Times New Roman"/>
+                <w:color w:val="000000"/>
+                <w:sz w:val="24"/>
+                <w:szCs w:val="24"/>
               </w:rPr>
               <w:t>The Result of Which</w:t>
             </w:r>
@@ -13724,11 +13828,17 @@
           <w:p>
             <w:pPr>
               <w:spacing w:line="360" w:lineRule="auto"/>
-            </w:pPr>
-            <w:r>
-              <w:rPr>
-                <w:rFonts w:ascii="Times New Roman" w:hAnsi="Times New Roman"/>
-                <w:color w:val="000000"/>
+              <w:rPr>
+                <w:sz w:val="24"/>
+                <w:szCs w:val="24"/>
+              </w:rPr>
+            </w:pPr>
+            <w:r>
+              <w:rPr>
+                <w:rFonts w:ascii="Times New Roman" w:hAnsi="Times New Roman"/>
+                <w:color w:val="000000"/>
+                <w:sz w:val="24"/>
+                <w:szCs w:val="24"/>
               </w:rPr>
               <w:t>Benefit of</w:t>
             </w:r>
@@ -13741,14 +13851,24 @@
           <w:p>
             <w:pPr>
               <w:spacing w:line="360" w:lineRule="auto"/>
-            </w:pPr>
-            <w:r>
+              <w:rPr>
+                <w:sz w:val="24"/>
+                <w:szCs w:val="24"/>
+              </w:rPr>
+            </w:pPr>
+            <w:r>
+              <w:rPr>
+                <w:sz w:val="24"/>
+                <w:szCs w:val="24"/>
+              </w:rPr>
               <w:t>Managed semester groups with structured interaction and control</w:t>
             </w:r>
             <w:r>
               <w:rPr>
                 <w:rFonts w:ascii="Times New Roman" w:hAnsi="Times New Roman"/>
                 <w:color w:val="000000"/>
+                <w:sz w:val="24"/>
+                <w:szCs w:val="24"/>
               </w:rPr>
               <w:t>.</w:t>
             </w:r>
@@ -13766,7 +13886,7 @@
         <w:pStyle w:val="TableCaption"/>
         <w:spacing w:before="200" w:after="60" w:line="360" w:lineRule="auto"/>
       </w:pPr>
-      <w:bookmarkStart w:id="61" w:name="_lt4"/>
+      <w:bookmarkStart w:id="60" w:name="_lt4"/>
       <w:r>
         <w:t xml:space="preserve">Table </w:t>
       </w:r>
@@ -13776,7 +13896,7 @@
       <w:r>
         <w:t xml:space="preserve"> 3</w:t>
       </w:r>
-      <w:bookmarkEnd w:id="61"/>
+      <w:bookmarkEnd w:id="60"/>
     </w:p>
     <w:tbl>
       <w:tblPr>
@@ -13802,13 +13922,20 @@
             <w:pPr>
               <w:spacing w:line="360" w:lineRule="auto"/>
               <w:jc w:val="center"/>
+              <w:rPr>
+                <w:sz w:val="24"/>
+                <w:szCs w:val="24"/>
+              </w:rPr>
             </w:pPr>
             <w:r>
               <w:rPr>
                 <w:rFonts w:ascii="Times New Roman" w:hAnsi="Times New Roman"/>
                 <w:b/>
                 <w:color w:val="000000"/>
-              </w:rPr>
+                <w:sz w:val="24"/>
+                <w:szCs w:val="24"/>
+              </w:rPr>
+              <w:lastRenderedPageBreak/>
               <w:t>Attribute</w:t>
             </w:r>
           </w:p>
@@ -13822,12 +13949,18 @@
             <w:pPr>
               <w:spacing w:line="360" w:lineRule="auto"/>
               <w:jc w:val="center"/>
+              <w:rPr>
+                <w:sz w:val="24"/>
+                <w:szCs w:val="24"/>
+              </w:rPr>
             </w:pPr>
             <w:r>
               <w:rPr>
                 <w:rFonts w:ascii="Times New Roman" w:hAnsi="Times New Roman"/>
                 <w:b/>
                 <w:color w:val="000000"/>
+                <w:sz w:val="24"/>
+                <w:szCs w:val="24"/>
               </w:rPr>
               <w:t>Description</w:t>
             </w:r>
@@ -13845,11 +13978,17 @@
           <w:p>
             <w:pPr>
               <w:spacing w:line="360" w:lineRule="auto"/>
-            </w:pPr>
-            <w:r>
-              <w:rPr>
-                <w:rFonts w:ascii="Times New Roman" w:hAnsi="Times New Roman"/>
-                <w:color w:val="000000"/>
+              <w:rPr>
+                <w:sz w:val="24"/>
+                <w:szCs w:val="24"/>
+              </w:rPr>
+            </w:pPr>
+            <w:r>
+              <w:rPr>
+                <w:rFonts w:ascii="Times New Roman" w:hAnsi="Times New Roman"/>
+                <w:color w:val="000000"/>
+                <w:sz w:val="24"/>
+                <w:szCs w:val="24"/>
               </w:rPr>
               <w:t>The Problem of</w:t>
             </w:r>
@@ -13862,11 +14001,17 @@
           <w:p>
             <w:pPr>
               <w:spacing w:line="360" w:lineRule="auto"/>
-            </w:pPr>
-            <w:r>
-              <w:rPr>
-                <w:rFonts w:ascii="Times New Roman" w:hAnsi="Times New Roman"/>
-                <w:color w:val="000000"/>
+              <w:rPr>
+                <w:sz w:val="24"/>
+                <w:szCs w:val="24"/>
+              </w:rPr>
+            </w:pPr>
+            <w:r>
+              <w:rPr>
+                <w:rFonts w:ascii="Times New Roman" w:hAnsi="Times New Roman"/>
+                <w:color w:val="000000"/>
+                <w:sz w:val="24"/>
+                <w:szCs w:val="24"/>
               </w:rPr>
               <w:t>Heavy Manual Workload for Coordination and Administration</w:t>
             </w:r>
@@ -13884,11 +14029,17 @@
           <w:p>
             <w:pPr>
               <w:spacing w:line="360" w:lineRule="auto"/>
-            </w:pPr>
-            <w:r>
-              <w:rPr>
-                <w:rFonts w:ascii="Times New Roman" w:hAnsi="Times New Roman"/>
-                <w:color w:val="000000"/>
+              <w:rPr>
+                <w:sz w:val="24"/>
+                <w:szCs w:val="24"/>
+              </w:rPr>
+            </w:pPr>
+            <w:r>
+              <w:rPr>
+                <w:rFonts w:ascii="Times New Roman" w:hAnsi="Times New Roman"/>
+                <w:color w:val="000000"/>
+                <w:sz w:val="24"/>
+                <w:szCs w:val="24"/>
               </w:rPr>
               <w:t>Affects</w:t>
             </w:r>
@@ -13901,11 +14052,17 @@
           <w:p>
             <w:pPr>
               <w:spacing w:line="360" w:lineRule="auto"/>
-            </w:pPr>
-            <w:r>
-              <w:rPr>
-                <w:rFonts w:ascii="Times New Roman" w:hAnsi="Times New Roman"/>
-                <w:color w:val="000000"/>
+              <w:rPr>
+                <w:sz w:val="24"/>
+                <w:szCs w:val="24"/>
+              </w:rPr>
+            </w:pPr>
+            <w:r>
+              <w:rPr>
+                <w:rFonts w:ascii="Times New Roman" w:hAnsi="Times New Roman"/>
+                <w:color w:val="000000"/>
+                <w:sz w:val="24"/>
+                <w:szCs w:val="24"/>
               </w:rPr>
               <w:t>Students, University Administration, Coordination Office</w:t>
             </w:r>
@@ -13923,11 +14080,17 @@
           <w:p>
             <w:pPr>
               <w:spacing w:line="360" w:lineRule="auto"/>
-            </w:pPr>
-            <w:r>
-              <w:rPr>
-                <w:rFonts w:ascii="Times New Roman" w:hAnsi="Times New Roman"/>
-                <w:color w:val="000000"/>
+              <w:rPr>
+                <w:sz w:val="24"/>
+                <w:szCs w:val="24"/>
+              </w:rPr>
+            </w:pPr>
+            <w:r>
+              <w:rPr>
+                <w:rFonts w:ascii="Times New Roman" w:hAnsi="Times New Roman"/>
+                <w:color w:val="000000"/>
+                <w:sz w:val="24"/>
+                <w:szCs w:val="24"/>
               </w:rPr>
               <w:t>The Result of Which</w:t>
             </w:r>
@@ -13958,13 +14121,18 @@
           <w:p>
             <w:pPr>
               <w:spacing w:line="360" w:lineRule="auto"/>
-            </w:pPr>
-            <w:r>
-              <w:rPr>
-                <w:rFonts w:ascii="Times New Roman" w:hAnsi="Times New Roman"/>
-                <w:color w:val="000000"/>
-              </w:rPr>
-              <w:lastRenderedPageBreak/>
+              <w:rPr>
+                <w:sz w:val="24"/>
+                <w:szCs w:val="24"/>
+              </w:rPr>
+            </w:pPr>
+            <w:r>
+              <w:rPr>
+                <w:rFonts w:ascii="Times New Roman" w:hAnsi="Times New Roman"/>
+                <w:color w:val="000000"/>
+                <w:sz w:val="24"/>
+                <w:szCs w:val="24"/>
+              </w:rPr>
               <w:t>Benefit of</w:t>
             </w:r>
           </w:p>
@@ -13994,7 +14162,7 @@
         <w:pStyle w:val="Heading2"/>
         <w:spacing w:line="360" w:lineRule="auto"/>
       </w:pPr>
-      <w:bookmarkStart w:id="62" w:name="_Toc228407557"/>
+      <w:bookmarkStart w:id="61" w:name="_Toc228407557"/>
       <w:r>
         <w:rPr>
           <w:rFonts w:ascii="Times New Roman" w:hAnsi="Times New Roman"/>
@@ -14013,50 +14181,55 @@
         </w:rPr>
         <w:t>Functional Requirements</w:t>
       </w:r>
-      <w:bookmarkEnd w:id="62"/>
+      <w:bookmarkEnd w:id="61"/>
     </w:p>
     <w:p>
       <w:pPr>
         <w:pStyle w:val="Heading3"/>
         <w:spacing w:line="360" w:lineRule="auto"/>
-      </w:pPr>
-      <w:bookmarkStart w:id="63" w:name="_Toc228407558"/>
-      <w:r>
-        <w:rPr>
-          <w:rFonts w:ascii="Times New Roman" w:hAnsi="Times New Roman"/>
+        <w:rPr>
+          <w:szCs w:val="24"/>
+        </w:rPr>
+      </w:pPr>
+      <w:bookmarkStart w:id="62" w:name="_Toc228407558"/>
+      <w:r>
+        <w:rPr>
+          <w:rFonts w:ascii="Times New Roman" w:hAnsi="Times New Roman"/>
+          <w:szCs w:val="24"/>
         </w:rPr>
         <w:t>3.3.1</w:t>
       </w:r>
       <w:r>
         <w:rPr>
           <w:rFonts w:ascii="Times New Roman" w:hAnsi="Times New Roman"/>
+          <w:szCs w:val="24"/>
         </w:rPr>
         <w:t xml:space="preserve"> </w:t>
       </w:r>
       <w:r>
         <w:rPr>
           <w:rFonts w:ascii="Times New Roman" w:hAnsi="Times New Roman"/>
+          <w:szCs w:val="24"/>
         </w:rPr>
         <w:t>Student</w:t>
       </w:r>
-      <w:bookmarkEnd w:id="63"/>
+      <w:bookmarkEnd w:id="62"/>
     </w:p>
     <w:p>
       <w:pPr>
         <w:spacing w:before="80" w:after="40" w:line="360" w:lineRule="auto"/>
         <w:jc w:val="both"/>
-      </w:pPr>
-      <w:r>
-        <w:rPr>
-          <w:rFonts w:ascii="Times New Roman" w:hAnsi="Times New Roman"/>
-          <w:color w:val="000000"/>
-        </w:rPr>
-        <w:t xml:space="preserve">FR 1: </w:t>
-      </w:r>
-      <w:r>
-        <w:rPr>
-          <w:rFonts w:ascii="Times New Roman" w:hAnsi="Times New Roman"/>
-          <w:color w:val="000000"/>
+        <w:rPr>
+          <w:sz w:val="24"/>
+          <w:szCs w:val="24"/>
+        </w:rPr>
+      </w:pPr>
+      <w:r>
+        <w:rPr>
+          <w:rFonts w:ascii="Times New Roman" w:hAnsi="Times New Roman"/>
+          <w:color w:val="000000"/>
+          <w:sz w:val="24"/>
+          <w:szCs w:val="24"/>
         </w:rPr>
         <w:t>Authentication:</w:t>
       </w:r>
@@ -14067,11 +14240,35 @@
         <w:spacing w:before="80" w:after="60" w:line="360" w:lineRule="auto"/>
         <w:ind w:left="432"/>
         <w:jc w:val="both"/>
-      </w:pPr>
-      <w:r>
-        <w:rPr>
-          <w:rFonts w:ascii="Times New Roman" w:hAnsi="Times New Roman"/>
-          <w:color w:val="000000"/>
+        <w:rPr>
+          <w:sz w:val="24"/>
+          <w:szCs w:val="24"/>
+        </w:rPr>
+      </w:pPr>
+      <w:r>
+        <w:rPr>
+          <w:rFonts w:ascii="Times New Roman" w:hAnsi="Times New Roman"/>
+          <w:color w:val="000000"/>
+          <w:sz w:val="24"/>
+          <w:szCs w:val="24"/>
+        </w:rPr>
+        <w:t>FR</w:t>
+      </w:r>
+      <w:r>
+        <w:rPr>
+          <w:rFonts w:ascii="Times New Roman" w:hAnsi="Times New Roman"/>
+          <w:color w:val="000000"/>
+          <w:sz w:val="24"/>
+          <w:szCs w:val="24"/>
+        </w:rPr>
+        <w:t xml:space="preserve"> </w:t>
+      </w:r>
+      <w:r>
+        <w:rPr>
+          <w:rFonts w:ascii="Times New Roman" w:hAnsi="Times New Roman"/>
+          <w:color w:val="000000"/>
+          <w:sz w:val="24"/>
+          <w:szCs w:val="24"/>
         </w:rPr>
         <w:t>1. Student will be able to login into the system.</w:t>
       </w:r>
@@ -14082,11 +14279,35 @@
         <w:spacing w:before="80" w:after="60" w:line="360" w:lineRule="auto"/>
         <w:ind w:left="432"/>
         <w:jc w:val="both"/>
-      </w:pPr>
-      <w:r>
-        <w:rPr>
-          <w:rFonts w:ascii="Times New Roman" w:hAnsi="Times New Roman"/>
-          <w:color w:val="000000"/>
+        <w:rPr>
+          <w:sz w:val="24"/>
+          <w:szCs w:val="24"/>
+        </w:rPr>
+      </w:pPr>
+      <w:r>
+        <w:rPr>
+          <w:rFonts w:ascii="Times New Roman" w:hAnsi="Times New Roman"/>
+          <w:color w:val="000000"/>
+          <w:sz w:val="24"/>
+          <w:szCs w:val="24"/>
+        </w:rPr>
+        <w:t>FR</w:t>
+      </w:r>
+      <w:r>
+        <w:rPr>
+          <w:rFonts w:ascii="Times New Roman" w:hAnsi="Times New Roman"/>
+          <w:color w:val="000000"/>
+          <w:sz w:val="24"/>
+          <w:szCs w:val="24"/>
+        </w:rPr>
+        <w:t xml:space="preserve"> </w:t>
+      </w:r>
+      <w:r>
+        <w:rPr>
+          <w:rFonts w:ascii="Times New Roman" w:hAnsi="Times New Roman"/>
+          <w:color w:val="000000"/>
+          <w:sz w:val="24"/>
+          <w:szCs w:val="24"/>
         </w:rPr>
         <w:t>2. Student will be able to get a password reset link sent to their registered email.</w:t>
       </w:r>
@@ -14095,11 +14316,17 @@
       <w:pPr>
         <w:spacing w:before="80" w:after="40" w:line="360" w:lineRule="auto"/>
         <w:jc w:val="both"/>
-      </w:pPr>
-      <w:r>
-        <w:rPr>
-          <w:rFonts w:ascii="Times New Roman" w:hAnsi="Times New Roman"/>
-          <w:color w:val="000000"/>
+        <w:rPr>
+          <w:sz w:val="24"/>
+          <w:szCs w:val="24"/>
+        </w:rPr>
+      </w:pPr>
+      <w:r>
+        <w:rPr>
+          <w:rFonts w:ascii="Times New Roman" w:hAnsi="Times New Roman"/>
+          <w:color w:val="000000"/>
+          <w:sz w:val="24"/>
+          <w:szCs w:val="24"/>
         </w:rPr>
         <w:t>Post:</w:t>
       </w:r>
@@ -14110,13 +14337,46 @@
         <w:spacing w:before="80" w:after="60" w:line="360" w:lineRule="auto"/>
         <w:ind w:left="432"/>
         <w:jc w:val="both"/>
-      </w:pPr>
-      <w:r>
-        <w:rPr>
-          <w:rFonts w:ascii="Times New Roman" w:hAnsi="Times New Roman"/>
-          <w:color w:val="000000"/>
-        </w:rPr>
-        <w:t>1. Student will be able to like a post.</w:t>
+        <w:rPr>
+          <w:sz w:val="24"/>
+          <w:szCs w:val="24"/>
+        </w:rPr>
+      </w:pPr>
+      <w:r>
+        <w:rPr>
+          <w:rFonts w:ascii="Times New Roman" w:hAnsi="Times New Roman"/>
+          <w:color w:val="000000"/>
+          <w:sz w:val="24"/>
+          <w:szCs w:val="24"/>
+        </w:rPr>
+        <w:t>FR</w:t>
+      </w:r>
+      <w:r>
+        <w:rPr>
+          <w:rFonts w:ascii="Times New Roman" w:hAnsi="Times New Roman"/>
+          <w:color w:val="000000"/>
+          <w:sz w:val="24"/>
+          <w:szCs w:val="24"/>
+        </w:rPr>
+        <w:t xml:space="preserve"> </w:t>
+      </w:r>
+      <w:r>
+        <w:rPr>
+          <w:rFonts w:ascii="Times New Roman" w:hAnsi="Times New Roman"/>
+          <w:color w:val="000000"/>
+          <w:sz w:val="24"/>
+          <w:szCs w:val="24"/>
+        </w:rPr>
+        <w:t>3</w:t>
+      </w:r>
+      <w:r>
+        <w:rPr>
+          <w:rFonts w:ascii="Times New Roman" w:hAnsi="Times New Roman"/>
+          <w:color w:val="000000"/>
+          <w:sz w:val="24"/>
+          <w:szCs w:val="24"/>
+        </w:rPr>
+        <w:t>. Student will be able to like a post.</w:t>
       </w:r>
     </w:p>
     <w:p>
@@ -14125,24 +14385,63 @@
         <w:spacing w:before="80" w:after="60" w:line="360" w:lineRule="auto"/>
         <w:ind w:left="432"/>
         <w:jc w:val="both"/>
-      </w:pPr>
-      <w:r>
-        <w:rPr>
-          <w:rFonts w:ascii="Times New Roman" w:hAnsi="Times New Roman"/>
-          <w:color w:val="000000"/>
-        </w:rPr>
-        <w:t>2. Student will be able to comment on a post.</w:t>
+        <w:rPr>
+          <w:sz w:val="24"/>
+          <w:szCs w:val="24"/>
+        </w:rPr>
+      </w:pPr>
+      <w:r>
+        <w:rPr>
+          <w:rFonts w:ascii="Times New Roman" w:hAnsi="Times New Roman"/>
+          <w:color w:val="000000"/>
+          <w:sz w:val="24"/>
+          <w:szCs w:val="24"/>
+        </w:rPr>
+        <w:t>FR</w:t>
+      </w:r>
+      <w:r>
+        <w:rPr>
+          <w:rFonts w:ascii="Times New Roman" w:hAnsi="Times New Roman"/>
+          <w:color w:val="000000"/>
+          <w:sz w:val="24"/>
+          <w:szCs w:val="24"/>
+        </w:rPr>
+        <w:t xml:space="preserve"> </w:t>
+      </w:r>
+      <w:r>
+        <w:rPr>
+          <w:rFonts w:ascii="Times New Roman" w:hAnsi="Times New Roman"/>
+          <w:color w:val="000000"/>
+          <w:sz w:val="24"/>
+          <w:szCs w:val="24"/>
+        </w:rPr>
+        <w:t>4</w:t>
+      </w:r>
+      <w:r>
+        <w:rPr>
+          <w:rFonts w:ascii="Times New Roman" w:hAnsi="Times New Roman"/>
+          <w:color w:val="000000"/>
+          <w:sz w:val="24"/>
+          <w:szCs w:val="24"/>
+        </w:rPr>
+        <w:t>. Student will be able to comment on a post.</w:t>
       </w:r>
     </w:p>
     <w:p>
       <w:pPr>
         <w:spacing w:before="80" w:after="40" w:line="360" w:lineRule="auto"/>
         <w:jc w:val="both"/>
-      </w:pPr>
-      <w:r>
-        <w:rPr>
-          <w:rFonts w:ascii="Times New Roman" w:hAnsi="Times New Roman"/>
-          <w:color w:val="000000"/>
+        <w:rPr>
+          <w:sz w:val="24"/>
+          <w:szCs w:val="24"/>
+        </w:rPr>
+      </w:pPr>
+      <w:r>
+        <w:rPr>
+          <w:rFonts w:ascii="Times New Roman" w:hAnsi="Times New Roman"/>
+          <w:color w:val="000000"/>
+          <w:sz w:val="24"/>
+          <w:szCs w:val="24"/>
         </w:rPr>
         <w:t>Semester Groups:</w:t>
       </w:r>
@@ -14153,13 +14452,46 @@
         <w:spacing w:before="80" w:after="60" w:line="360" w:lineRule="auto"/>
         <w:ind w:left="432"/>
         <w:jc w:val="both"/>
-      </w:pPr>
-      <w:r>
-        <w:rPr>
-          <w:rFonts w:ascii="Times New Roman" w:hAnsi="Times New Roman"/>
-          <w:color w:val="000000"/>
-        </w:rPr>
-        <w:t>1. Student will be able to join a semester group.</w:t>
+        <w:rPr>
+          <w:sz w:val="24"/>
+          <w:szCs w:val="24"/>
+        </w:rPr>
+      </w:pPr>
+      <w:r>
+        <w:rPr>
+          <w:rFonts w:ascii="Times New Roman" w:hAnsi="Times New Roman"/>
+          <w:color w:val="000000"/>
+          <w:sz w:val="24"/>
+          <w:szCs w:val="24"/>
+        </w:rPr>
+        <w:t>FR</w:t>
+      </w:r>
+      <w:r>
+        <w:rPr>
+          <w:rFonts w:ascii="Times New Roman" w:hAnsi="Times New Roman"/>
+          <w:color w:val="000000"/>
+          <w:sz w:val="24"/>
+          <w:szCs w:val="24"/>
+        </w:rPr>
+        <w:t xml:space="preserve"> </w:t>
+      </w:r>
+      <w:r>
+        <w:rPr>
+          <w:rFonts w:ascii="Times New Roman" w:hAnsi="Times New Roman"/>
+          <w:color w:val="000000"/>
+          <w:sz w:val="24"/>
+          <w:szCs w:val="24"/>
+        </w:rPr>
+        <w:t>5</w:t>
+      </w:r>
+      <w:r>
+        <w:rPr>
+          <w:rFonts w:ascii="Times New Roman" w:hAnsi="Times New Roman"/>
+          <w:color w:val="000000"/>
+          <w:sz w:val="24"/>
+          <w:szCs w:val="24"/>
+        </w:rPr>
+        <w:t>. Student will be able to join a semester group.</w:t>
       </w:r>
     </w:p>
     <w:p>
@@ -14168,13 +14500,46 @@
         <w:spacing w:before="80" w:after="60" w:line="360" w:lineRule="auto"/>
         <w:ind w:left="432"/>
         <w:jc w:val="both"/>
-      </w:pPr>
-      <w:r>
-        <w:rPr>
-          <w:rFonts w:ascii="Times New Roman" w:hAnsi="Times New Roman"/>
-          <w:color w:val="000000"/>
-        </w:rPr>
-        <w:t>2. Student will be able to leave a semester group.</w:t>
+        <w:rPr>
+          <w:sz w:val="24"/>
+          <w:szCs w:val="24"/>
+        </w:rPr>
+      </w:pPr>
+      <w:r>
+        <w:rPr>
+          <w:rFonts w:ascii="Times New Roman" w:hAnsi="Times New Roman"/>
+          <w:color w:val="000000"/>
+          <w:sz w:val="24"/>
+          <w:szCs w:val="24"/>
+        </w:rPr>
+        <w:t>FR</w:t>
+      </w:r>
+      <w:r>
+        <w:rPr>
+          <w:rFonts w:ascii="Times New Roman" w:hAnsi="Times New Roman"/>
+          <w:color w:val="000000"/>
+          <w:sz w:val="24"/>
+          <w:szCs w:val="24"/>
+        </w:rPr>
+        <w:t xml:space="preserve"> </w:t>
+      </w:r>
+      <w:r>
+        <w:rPr>
+          <w:rFonts w:ascii="Times New Roman" w:hAnsi="Times New Roman"/>
+          <w:color w:val="000000"/>
+          <w:sz w:val="24"/>
+          <w:szCs w:val="24"/>
+        </w:rPr>
+        <w:t>6</w:t>
+      </w:r>
+      <w:r>
+        <w:rPr>
+          <w:rFonts w:ascii="Times New Roman" w:hAnsi="Times New Roman"/>
+          <w:color w:val="000000"/>
+          <w:sz w:val="24"/>
+          <w:szCs w:val="24"/>
+        </w:rPr>
+        <w:t>. Student will be able to leave a semester group.</w:t>
       </w:r>
     </w:p>
     <w:p>
@@ -14183,24 +14548,63 @@
         <w:spacing w:before="80" w:after="60" w:line="360" w:lineRule="auto"/>
         <w:ind w:left="432"/>
         <w:jc w:val="both"/>
-      </w:pPr>
-      <w:r>
-        <w:rPr>
-          <w:rFonts w:ascii="Times New Roman" w:hAnsi="Times New Roman"/>
-          <w:color w:val="000000"/>
-        </w:rPr>
-        <w:t>3. Student will be able to share content and reply in a group.</w:t>
+        <w:rPr>
+          <w:sz w:val="24"/>
+          <w:szCs w:val="24"/>
+        </w:rPr>
+      </w:pPr>
+      <w:r>
+        <w:rPr>
+          <w:rFonts w:ascii="Times New Roman" w:hAnsi="Times New Roman"/>
+          <w:color w:val="000000"/>
+          <w:sz w:val="24"/>
+          <w:szCs w:val="24"/>
+        </w:rPr>
+        <w:t>FR</w:t>
+      </w:r>
+      <w:r>
+        <w:rPr>
+          <w:rFonts w:ascii="Times New Roman" w:hAnsi="Times New Roman"/>
+          <w:color w:val="000000"/>
+          <w:sz w:val="24"/>
+          <w:szCs w:val="24"/>
+        </w:rPr>
+        <w:t xml:space="preserve"> </w:t>
+      </w:r>
+      <w:r>
+        <w:rPr>
+          <w:rFonts w:ascii="Times New Roman" w:hAnsi="Times New Roman"/>
+          <w:color w:val="000000"/>
+          <w:sz w:val="24"/>
+          <w:szCs w:val="24"/>
+        </w:rPr>
+        <w:t>7</w:t>
+      </w:r>
+      <w:r>
+        <w:rPr>
+          <w:rFonts w:ascii="Times New Roman" w:hAnsi="Times New Roman"/>
+          <w:color w:val="000000"/>
+          <w:sz w:val="24"/>
+          <w:szCs w:val="24"/>
+        </w:rPr>
+        <w:t>. Student will be able to share content and reply in a group.</w:t>
       </w:r>
     </w:p>
     <w:p>
       <w:pPr>
         <w:spacing w:before="80" w:after="40" w:line="360" w:lineRule="auto"/>
         <w:jc w:val="both"/>
-      </w:pPr>
-      <w:r>
-        <w:rPr>
-          <w:rFonts w:ascii="Times New Roman" w:hAnsi="Times New Roman"/>
-          <w:color w:val="000000"/>
+        <w:rPr>
+          <w:sz w:val="24"/>
+          <w:szCs w:val="24"/>
+        </w:rPr>
+      </w:pPr>
+      <w:r>
+        <w:rPr>
+          <w:rFonts w:ascii="Times New Roman" w:hAnsi="Times New Roman"/>
+          <w:color w:val="000000"/>
+          <w:sz w:val="24"/>
+          <w:szCs w:val="24"/>
         </w:rPr>
         <w:t>Events:</w:t>
       </w:r>
@@ -14211,13 +14615,46 @@
         <w:spacing w:before="80" w:after="60" w:line="360" w:lineRule="auto"/>
         <w:ind w:left="432"/>
         <w:jc w:val="both"/>
-      </w:pPr>
-      <w:r>
-        <w:rPr>
-          <w:rFonts w:ascii="Times New Roman" w:hAnsi="Times New Roman"/>
-          <w:color w:val="000000"/>
-        </w:rPr>
-        <w:t>1. Student will be able to view upcoming events.</w:t>
+        <w:rPr>
+          <w:sz w:val="24"/>
+          <w:szCs w:val="24"/>
+        </w:rPr>
+      </w:pPr>
+      <w:r>
+        <w:rPr>
+          <w:rFonts w:ascii="Times New Roman" w:hAnsi="Times New Roman"/>
+          <w:color w:val="000000"/>
+          <w:sz w:val="24"/>
+          <w:szCs w:val="24"/>
+        </w:rPr>
+        <w:t>FR</w:t>
+      </w:r>
+      <w:r>
+        <w:rPr>
+          <w:rFonts w:ascii="Times New Roman" w:hAnsi="Times New Roman"/>
+          <w:color w:val="000000"/>
+          <w:sz w:val="24"/>
+          <w:szCs w:val="24"/>
+        </w:rPr>
+        <w:t xml:space="preserve"> </w:t>
+      </w:r>
+      <w:r>
+        <w:rPr>
+          <w:rFonts w:ascii="Times New Roman" w:hAnsi="Times New Roman"/>
+          <w:color w:val="000000"/>
+          <w:sz w:val="24"/>
+          <w:szCs w:val="24"/>
+        </w:rPr>
+        <w:t>8</w:t>
+      </w:r>
+      <w:r>
+        <w:rPr>
+          <w:rFonts w:ascii="Times New Roman" w:hAnsi="Times New Roman"/>
+          <w:color w:val="000000"/>
+          <w:sz w:val="24"/>
+          <w:szCs w:val="24"/>
+        </w:rPr>
+        <w:t>. Student will be able to view upcoming events.</w:t>
       </w:r>
     </w:p>
     <w:p>
@@ -14226,24 +14663,63 @@
         <w:spacing w:before="80" w:after="60" w:line="360" w:lineRule="auto"/>
         <w:ind w:left="432"/>
         <w:jc w:val="both"/>
-      </w:pPr>
-      <w:r>
-        <w:rPr>
-          <w:rFonts w:ascii="Times New Roman" w:hAnsi="Times New Roman"/>
-          <w:color w:val="000000"/>
-        </w:rPr>
-        <w:t>2. Student will be able to respond by selecting Interested or Not Interested.</w:t>
+        <w:rPr>
+          <w:sz w:val="24"/>
+          <w:szCs w:val="24"/>
+        </w:rPr>
+      </w:pPr>
+      <w:r>
+        <w:rPr>
+          <w:rFonts w:ascii="Times New Roman" w:hAnsi="Times New Roman"/>
+          <w:color w:val="000000"/>
+          <w:sz w:val="24"/>
+          <w:szCs w:val="24"/>
+        </w:rPr>
+        <w:t>FR</w:t>
+      </w:r>
+      <w:r>
+        <w:rPr>
+          <w:rFonts w:ascii="Times New Roman" w:hAnsi="Times New Roman"/>
+          <w:color w:val="000000"/>
+          <w:sz w:val="24"/>
+          <w:szCs w:val="24"/>
+        </w:rPr>
+        <w:t xml:space="preserve"> </w:t>
+      </w:r>
+      <w:r>
+        <w:rPr>
+          <w:rFonts w:ascii="Times New Roman" w:hAnsi="Times New Roman"/>
+          <w:color w:val="000000"/>
+          <w:sz w:val="24"/>
+          <w:szCs w:val="24"/>
+        </w:rPr>
+        <w:t>9</w:t>
+      </w:r>
+      <w:r>
+        <w:rPr>
+          <w:rFonts w:ascii="Times New Roman" w:hAnsi="Times New Roman"/>
+          <w:color w:val="000000"/>
+          <w:sz w:val="24"/>
+          <w:szCs w:val="24"/>
+        </w:rPr>
+        <w:t>. Student will be able to respond by selecting Interested or Not Interested.</w:t>
       </w:r>
     </w:p>
     <w:p>
       <w:pPr>
         <w:spacing w:before="80" w:after="40" w:line="360" w:lineRule="auto"/>
         <w:jc w:val="both"/>
-      </w:pPr>
-      <w:r>
-        <w:rPr>
-          <w:rFonts w:ascii="Times New Roman" w:hAnsi="Times New Roman"/>
-          <w:color w:val="000000"/>
+        <w:rPr>
+          <w:sz w:val="24"/>
+          <w:szCs w:val="24"/>
+        </w:rPr>
+      </w:pPr>
+      <w:r>
+        <w:rPr>
+          <w:rFonts w:ascii="Times New Roman" w:hAnsi="Times New Roman"/>
+          <w:color w:val="000000"/>
+          <w:sz w:val="24"/>
+          <w:szCs w:val="24"/>
         </w:rPr>
         <w:t>Lost and Found:</w:t>
       </w:r>
@@ -14254,13 +14730,55 @@
         <w:spacing w:before="80" w:after="60" w:line="360" w:lineRule="auto"/>
         <w:ind w:left="432"/>
         <w:jc w:val="both"/>
-      </w:pPr>
-      <w:r>
-        <w:rPr>
-          <w:rFonts w:ascii="Times New Roman" w:hAnsi="Times New Roman"/>
-          <w:color w:val="000000"/>
-        </w:rPr>
-        <w:t>1. Student will be able to report a lost or found item.</w:t>
+        <w:rPr>
+          <w:sz w:val="24"/>
+          <w:szCs w:val="24"/>
+        </w:rPr>
+      </w:pPr>
+      <w:r>
+        <w:rPr>
+          <w:rFonts w:ascii="Times New Roman" w:hAnsi="Times New Roman"/>
+          <w:color w:val="000000"/>
+          <w:sz w:val="24"/>
+          <w:szCs w:val="24"/>
+        </w:rPr>
+        <w:t>FR</w:t>
+      </w:r>
+      <w:r>
+        <w:rPr>
+          <w:rFonts w:ascii="Times New Roman" w:hAnsi="Times New Roman"/>
+          <w:color w:val="000000"/>
+          <w:sz w:val="24"/>
+          <w:szCs w:val="24"/>
+        </w:rPr>
+        <w:t xml:space="preserve"> </w:t>
+      </w:r>
+      <w:r>
+        <w:rPr>
+          <w:rFonts w:ascii="Times New Roman" w:hAnsi="Times New Roman"/>
+          <w:color w:val="000000"/>
+          <w:sz w:val="24"/>
+          <w:szCs w:val="24"/>
+        </w:rPr>
+        <w:t>1</w:t>
+      </w:r>
+      <w:r>
+        <w:rPr>
+          <w:rFonts w:ascii="Times New Roman" w:hAnsi="Times New Roman"/>
+          <w:color w:val="000000"/>
+          <w:sz w:val="24"/>
+          <w:szCs w:val="24"/>
+        </w:rPr>
+        <w:t>0</w:t>
+      </w:r>
+      <w:r>
+        <w:rPr>
+          <w:rFonts w:ascii="Times New Roman" w:hAnsi="Times New Roman"/>
+          <w:color w:val="000000"/>
+          <w:sz w:val="24"/>
+          <w:szCs w:val="24"/>
+        </w:rPr>
+        <w:t>. Student will be able to report a lost or found item.</w:t>
       </w:r>
     </w:p>
     <w:p>
@@ -14269,13 +14787,46 @@
         <w:spacing w:before="80" w:after="60" w:line="360" w:lineRule="auto"/>
         <w:ind w:left="432"/>
         <w:jc w:val="both"/>
-      </w:pPr>
-      <w:r>
-        <w:rPr>
-          <w:rFonts w:ascii="Times New Roman" w:hAnsi="Times New Roman"/>
-          <w:color w:val="000000"/>
-        </w:rPr>
-        <w:t>2. Student will be able to track the status of their report.</w:t>
+        <w:rPr>
+          <w:sz w:val="24"/>
+          <w:szCs w:val="24"/>
+        </w:rPr>
+      </w:pPr>
+      <w:r>
+        <w:rPr>
+          <w:rFonts w:ascii="Times New Roman" w:hAnsi="Times New Roman"/>
+          <w:color w:val="000000"/>
+          <w:sz w:val="24"/>
+          <w:szCs w:val="24"/>
+        </w:rPr>
+        <w:t>FR</w:t>
+      </w:r>
+      <w:r>
+        <w:rPr>
+          <w:rFonts w:ascii="Times New Roman" w:hAnsi="Times New Roman"/>
+          <w:color w:val="000000"/>
+          <w:sz w:val="24"/>
+          <w:szCs w:val="24"/>
+        </w:rPr>
+        <w:t xml:space="preserve"> </w:t>
+      </w:r>
+      <w:r>
+        <w:rPr>
+          <w:rFonts w:ascii="Times New Roman" w:hAnsi="Times New Roman"/>
+          <w:color w:val="000000"/>
+          <w:sz w:val="24"/>
+          <w:szCs w:val="24"/>
+        </w:rPr>
+        <w:t>11</w:t>
+      </w:r>
+      <w:r>
+        <w:rPr>
+          <w:rFonts w:ascii="Times New Roman" w:hAnsi="Times New Roman"/>
+          <w:color w:val="000000"/>
+          <w:sz w:val="24"/>
+          <w:szCs w:val="24"/>
+        </w:rPr>
+        <w:t>. Student will be able to track the status of their report.</w:t>
       </w:r>
     </w:p>
     <w:p>
@@ -14284,24 +14835,63 @@
         <w:spacing w:before="80" w:after="60" w:line="360" w:lineRule="auto"/>
         <w:ind w:left="432"/>
         <w:jc w:val="both"/>
-      </w:pPr>
-      <w:r>
-        <w:rPr>
-          <w:rFonts w:ascii="Times New Roman" w:hAnsi="Times New Roman"/>
-          <w:color w:val="000000"/>
-        </w:rPr>
-        <w:t>3. Student will be able to mark it as resolved once it is returned or claimed.</w:t>
+        <w:rPr>
+          <w:sz w:val="24"/>
+          <w:szCs w:val="24"/>
+        </w:rPr>
+      </w:pPr>
+      <w:r>
+        <w:rPr>
+          <w:rFonts w:ascii="Times New Roman" w:hAnsi="Times New Roman"/>
+          <w:color w:val="000000"/>
+          <w:sz w:val="24"/>
+          <w:szCs w:val="24"/>
+        </w:rPr>
+        <w:t>FR</w:t>
+      </w:r>
+      <w:r>
+        <w:rPr>
+          <w:rFonts w:ascii="Times New Roman" w:hAnsi="Times New Roman"/>
+          <w:color w:val="000000"/>
+          <w:sz w:val="24"/>
+          <w:szCs w:val="24"/>
+        </w:rPr>
+        <w:t xml:space="preserve"> </w:t>
+      </w:r>
+      <w:r>
+        <w:rPr>
+          <w:rFonts w:ascii="Times New Roman" w:hAnsi="Times New Roman"/>
+          <w:color w:val="000000"/>
+          <w:sz w:val="24"/>
+          <w:szCs w:val="24"/>
+        </w:rPr>
+        <w:t>12</w:t>
+      </w:r>
+      <w:r>
+        <w:rPr>
+          <w:rFonts w:ascii="Times New Roman" w:hAnsi="Times New Roman"/>
+          <w:color w:val="000000"/>
+          <w:sz w:val="24"/>
+          <w:szCs w:val="24"/>
+        </w:rPr>
+        <w:t>. Student will be able to mark it as resolved once it is returned or claimed.</w:t>
       </w:r>
     </w:p>
     <w:p>
       <w:pPr>
         <w:spacing w:before="80" w:after="40" w:line="360" w:lineRule="auto"/>
         <w:jc w:val="both"/>
-      </w:pPr>
-      <w:r>
-        <w:rPr>
-          <w:rFonts w:ascii="Times New Roman" w:hAnsi="Times New Roman"/>
-          <w:color w:val="000000"/>
+        <w:rPr>
+          <w:sz w:val="24"/>
+          <w:szCs w:val="24"/>
+        </w:rPr>
+      </w:pPr>
+      <w:r>
+        <w:rPr>
+          <w:rFonts w:ascii="Times New Roman" w:hAnsi="Times New Roman"/>
+          <w:color w:val="000000"/>
+          <w:sz w:val="24"/>
+          <w:szCs w:val="24"/>
         </w:rPr>
         <w:t>Messaging:</w:t>
       </w:r>
@@ -14312,24 +14902,73 @@
         <w:spacing w:before="80" w:after="60" w:line="360" w:lineRule="auto"/>
         <w:ind w:left="432"/>
         <w:jc w:val="both"/>
-      </w:pPr>
-      <w:r>
-        <w:rPr>
-          <w:rFonts w:ascii="Times New Roman" w:hAnsi="Times New Roman"/>
-          <w:color w:val="000000"/>
-        </w:rPr>
-        <w:t>1. Student will be able to send and receive private messages with other users.</w:t>
+        <w:rPr>
+          <w:sz w:val="24"/>
+          <w:szCs w:val="24"/>
+        </w:rPr>
+      </w:pPr>
+      <w:r>
+        <w:rPr>
+          <w:rFonts w:ascii="Times New Roman" w:hAnsi="Times New Roman"/>
+          <w:color w:val="000000"/>
+          <w:sz w:val="24"/>
+          <w:szCs w:val="24"/>
+        </w:rPr>
+        <w:lastRenderedPageBreak/>
+        <w:t>FR</w:t>
+      </w:r>
+      <w:r>
+        <w:rPr>
+          <w:rFonts w:ascii="Times New Roman" w:hAnsi="Times New Roman"/>
+          <w:color w:val="000000"/>
+          <w:sz w:val="24"/>
+          <w:szCs w:val="24"/>
+        </w:rPr>
+        <w:t xml:space="preserve"> </w:t>
+      </w:r>
+      <w:r>
+        <w:rPr>
+          <w:rFonts w:ascii="Times New Roman" w:hAnsi="Times New Roman"/>
+          <w:color w:val="000000"/>
+          <w:sz w:val="24"/>
+          <w:szCs w:val="24"/>
+        </w:rPr>
+        <w:t>1</w:t>
+      </w:r>
+      <w:r>
+        <w:rPr>
+          <w:rFonts w:ascii="Times New Roman" w:hAnsi="Times New Roman"/>
+          <w:color w:val="000000"/>
+          <w:sz w:val="24"/>
+          <w:szCs w:val="24"/>
+        </w:rPr>
+        <w:t>3</w:t>
+      </w:r>
+      <w:r>
+        <w:rPr>
+          <w:rFonts w:ascii="Times New Roman" w:hAnsi="Times New Roman"/>
+          <w:color w:val="000000"/>
+          <w:sz w:val="24"/>
+          <w:szCs w:val="24"/>
+        </w:rPr>
+        <w:t>. Student will be able to send and receive private messages with other users.</w:t>
       </w:r>
     </w:p>
     <w:p>
       <w:pPr>
         <w:spacing w:before="80" w:after="40" w:line="360" w:lineRule="auto"/>
         <w:jc w:val="both"/>
-      </w:pPr>
-      <w:r>
-        <w:rPr>
-          <w:rFonts w:ascii="Times New Roman" w:hAnsi="Times New Roman"/>
-          <w:color w:val="000000"/>
+        <w:rPr>
+          <w:sz w:val="24"/>
+          <w:szCs w:val="24"/>
+        </w:rPr>
+      </w:pPr>
+      <w:r>
+        <w:rPr>
+          <w:rFonts w:ascii="Times New Roman" w:hAnsi="Times New Roman"/>
+          <w:color w:val="000000"/>
+          <w:sz w:val="24"/>
+          <w:szCs w:val="24"/>
         </w:rPr>
         <w:t>User Profile:</w:t>
       </w:r>
@@ -14340,13 +14979,55 @@
         <w:spacing w:before="80" w:after="60" w:line="360" w:lineRule="auto"/>
         <w:ind w:left="432"/>
         <w:jc w:val="both"/>
-      </w:pPr>
-      <w:r>
-        <w:rPr>
-          <w:rFonts w:ascii="Times New Roman" w:hAnsi="Times New Roman"/>
-          <w:color w:val="000000"/>
-        </w:rPr>
-        <w:t>1. Student will be able to view their own profile.</w:t>
+        <w:rPr>
+          <w:sz w:val="24"/>
+          <w:szCs w:val="24"/>
+        </w:rPr>
+      </w:pPr>
+      <w:r>
+        <w:rPr>
+          <w:rFonts w:ascii="Times New Roman" w:hAnsi="Times New Roman"/>
+          <w:color w:val="000000"/>
+          <w:sz w:val="24"/>
+          <w:szCs w:val="24"/>
+        </w:rPr>
+        <w:t>FR</w:t>
+      </w:r>
+      <w:r>
+        <w:rPr>
+          <w:rFonts w:ascii="Times New Roman" w:hAnsi="Times New Roman"/>
+          <w:color w:val="000000"/>
+          <w:sz w:val="24"/>
+          <w:szCs w:val="24"/>
+        </w:rPr>
+        <w:t xml:space="preserve"> </w:t>
+      </w:r>
+      <w:r>
+        <w:rPr>
+          <w:rFonts w:ascii="Times New Roman" w:hAnsi="Times New Roman"/>
+          <w:color w:val="000000"/>
+          <w:sz w:val="24"/>
+          <w:szCs w:val="24"/>
+        </w:rPr>
+        <w:t>1</w:t>
+      </w:r>
+      <w:r>
+        <w:rPr>
+          <w:rFonts w:ascii="Times New Roman" w:hAnsi="Times New Roman"/>
+          <w:color w:val="000000"/>
+          <w:sz w:val="24"/>
+          <w:szCs w:val="24"/>
+        </w:rPr>
+        <w:t>4</w:t>
+      </w:r>
+      <w:r>
+        <w:rPr>
+          <w:rFonts w:ascii="Times New Roman" w:hAnsi="Times New Roman"/>
+          <w:color w:val="000000"/>
+          <w:sz w:val="24"/>
+          <w:szCs w:val="24"/>
+        </w:rPr>
+        <w:t>. Student will be able to view their own profile.</w:t>
       </w:r>
     </w:p>
     <w:p>
@@ -14355,24 +15036,63 @@
         <w:spacing w:before="80" w:after="60" w:line="360" w:lineRule="auto"/>
         <w:ind w:left="432"/>
         <w:jc w:val="both"/>
-      </w:pPr>
-      <w:r>
-        <w:rPr>
-          <w:rFonts w:ascii="Times New Roman" w:hAnsi="Times New Roman"/>
-          <w:color w:val="000000"/>
-        </w:rPr>
-        <w:t>2. Student will be able to update their own profile.</w:t>
+        <w:rPr>
+          <w:sz w:val="24"/>
+          <w:szCs w:val="24"/>
+        </w:rPr>
+      </w:pPr>
+      <w:r>
+        <w:rPr>
+          <w:rFonts w:ascii="Times New Roman" w:hAnsi="Times New Roman"/>
+          <w:color w:val="000000"/>
+          <w:sz w:val="24"/>
+          <w:szCs w:val="24"/>
+        </w:rPr>
+        <w:t>FR</w:t>
+      </w:r>
+      <w:r>
+        <w:rPr>
+          <w:rFonts w:ascii="Times New Roman" w:hAnsi="Times New Roman"/>
+          <w:color w:val="000000"/>
+          <w:sz w:val="24"/>
+          <w:szCs w:val="24"/>
+        </w:rPr>
+        <w:t xml:space="preserve"> </w:t>
+      </w:r>
+      <w:r>
+        <w:rPr>
+          <w:rFonts w:ascii="Times New Roman" w:hAnsi="Times New Roman"/>
+          <w:color w:val="000000"/>
+          <w:sz w:val="24"/>
+          <w:szCs w:val="24"/>
+        </w:rPr>
+        <w:t>15</w:t>
+      </w:r>
+      <w:r>
+        <w:rPr>
+          <w:rFonts w:ascii="Times New Roman" w:hAnsi="Times New Roman"/>
+          <w:color w:val="000000"/>
+          <w:sz w:val="24"/>
+          <w:szCs w:val="24"/>
+        </w:rPr>
+        <w:t>. Student will be able to update their own profile.</w:t>
       </w:r>
     </w:p>
     <w:p>
       <w:pPr>
         <w:spacing w:before="80" w:after="40" w:line="360" w:lineRule="auto"/>
         <w:jc w:val="both"/>
-      </w:pPr>
-      <w:r>
-        <w:rPr>
-          <w:rFonts w:ascii="Times New Roman" w:hAnsi="Times New Roman"/>
-          <w:color w:val="000000"/>
+        <w:rPr>
+          <w:sz w:val="24"/>
+          <w:szCs w:val="24"/>
+        </w:rPr>
+      </w:pPr>
+      <w:r>
+        <w:rPr>
+          <w:rFonts w:ascii="Times New Roman" w:hAnsi="Times New Roman"/>
+          <w:color w:val="000000"/>
+          <w:sz w:val="24"/>
+          <w:szCs w:val="24"/>
         </w:rPr>
         <w:t>Announcements:</w:t>
       </w:r>
@@ -14383,51 +15103,104 @@
         <w:spacing w:before="80" w:after="160" w:line="360" w:lineRule="auto"/>
         <w:ind w:left="432"/>
         <w:jc w:val="both"/>
-      </w:pPr>
-      <w:r>
-        <w:rPr>
-          <w:rFonts w:ascii="Times New Roman" w:hAnsi="Times New Roman"/>
-          <w:color w:val="000000"/>
-        </w:rPr>
-        <w:t>1. Student will be able to view the announcement.</w:t>
+        <w:rPr>
+          <w:sz w:val="24"/>
+          <w:szCs w:val="24"/>
+        </w:rPr>
+      </w:pPr>
+      <w:r>
+        <w:rPr>
+          <w:rFonts w:ascii="Times New Roman" w:hAnsi="Times New Roman"/>
+          <w:color w:val="000000"/>
+          <w:sz w:val="24"/>
+          <w:szCs w:val="24"/>
+        </w:rPr>
+        <w:t>FR</w:t>
+      </w:r>
+      <w:r>
+        <w:rPr>
+          <w:rFonts w:ascii="Times New Roman" w:hAnsi="Times New Roman"/>
+          <w:color w:val="000000"/>
+          <w:sz w:val="24"/>
+          <w:szCs w:val="24"/>
+        </w:rPr>
+        <w:t xml:space="preserve"> </w:t>
+      </w:r>
+      <w:r>
+        <w:rPr>
+          <w:rFonts w:ascii="Times New Roman" w:hAnsi="Times New Roman"/>
+          <w:color w:val="000000"/>
+          <w:sz w:val="24"/>
+          <w:szCs w:val="24"/>
+        </w:rPr>
+        <w:t>1</w:t>
+      </w:r>
+      <w:r>
+        <w:rPr>
+          <w:rFonts w:ascii="Times New Roman" w:hAnsi="Times New Roman"/>
+          <w:color w:val="000000"/>
+          <w:sz w:val="24"/>
+          <w:szCs w:val="24"/>
+        </w:rPr>
+        <w:t>6</w:t>
+      </w:r>
+      <w:r>
+        <w:rPr>
+          <w:rFonts w:ascii="Times New Roman" w:hAnsi="Times New Roman"/>
+          <w:color w:val="000000"/>
+          <w:sz w:val="24"/>
+          <w:szCs w:val="24"/>
+        </w:rPr>
+        <w:t>. Student will be able to view the announcement.</w:t>
       </w:r>
     </w:p>
     <w:p>
       <w:pPr>
         <w:pStyle w:val="Heading3"/>
         <w:spacing w:line="360" w:lineRule="auto"/>
-      </w:pPr>
-      <w:bookmarkStart w:id="64" w:name="_Toc228407559"/>
-      <w:r>
-        <w:rPr>
-          <w:rFonts w:ascii="Times New Roman" w:hAnsi="Times New Roman"/>
-        </w:rPr>
-        <w:lastRenderedPageBreak/>
+        <w:rPr>
+          <w:szCs w:val="24"/>
+        </w:rPr>
+      </w:pPr>
+      <w:bookmarkStart w:id="63" w:name="_Toc228407559"/>
+      <w:r>
+        <w:rPr>
+          <w:rFonts w:ascii="Times New Roman" w:hAnsi="Times New Roman"/>
+          <w:szCs w:val="24"/>
+        </w:rPr>
         <w:t>3.3.2</w:t>
       </w:r>
       <w:r>
         <w:rPr>
           <w:rFonts w:ascii="Times New Roman" w:hAnsi="Times New Roman"/>
+          <w:szCs w:val="24"/>
         </w:rPr>
         <w:t xml:space="preserve"> </w:t>
       </w:r>
       <w:r>
         <w:rPr>
           <w:rFonts w:ascii="Times New Roman" w:hAnsi="Times New Roman"/>
+          <w:szCs w:val="24"/>
         </w:rPr>
         <w:t>Teacher</w:t>
       </w:r>
-      <w:bookmarkEnd w:id="64"/>
+      <w:bookmarkEnd w:id="63"/>
     </w:p>
     <w:p>
       <w:pPr>
         <w:spacing w:before="80" w:after="40" w:line="360" w:lineRule="auto"/>
         <w:jc w:val="both"/>
-      </w:pPr>
-      <w:r>
-        <w:rPr>
-          <w:rFonts w:ascii="Times New Roman" w:hAnsi="Times New Roman"/>
-          <w:color w:val="000000"/>
+        <w:rPr>
+          <w:sz w:val="24"/>
+          <w:szCs w:val="24"/>
+        </w:rPr>
+      </w:pPr>
+      <w:r>
+        <w:rPr>
+          <w:rFonts w:ascii="Times New Roman" w:hAnsi="Times New Roman"/>
+          <w:color w:val="000000"/>
+          <w:sz w:val="24"/>
+          <w:szCs w:val="24"/>
         </w:rPr>
         <w:t>Authentication:</w:t>
       </w:r>
@@ -14438,11 +15211,35 @@
         <w:spacing w:before="80" w:after="60" w:line="360" w:lineRule="auto"/>
         <w:ind w:left="432"/>
         <w:jc w:val="both"/>
-      </w:pPr>
-      <w:r>
-        <w:rPr>
-          <w:rFonts w:ascii="Times New Roman" w:hAnsi="Times New Roman"/>
-          <w:color w:val="000000"/>
+        <w:rPr>
+          <w:sz w:val="24"/>
+          <w:szCs w:val="24"/>
+        </w:rPr>
+      </w:pPr>
+      <w:r>
+        <w:rPr>
+          <w:rFonts w:ascii="Times New Roman" w:hAnsi="Times New Roman"/>
+          <w:color w:val="000000"/>
+          <w:sz w:val="24"/>
+          <w:szCs w:val="24"/>
+        </w:rPr>
+        <w:t>FR</w:t>
+      </w:r>
+      <w:r>
+        <w:rPr>
+          <w:rFonts w:ascii="Times New Roman" w:hAnsi="Times New Roman"/>
+          <w:color w:val="000000"/>
+          <w:sz w:val="24"/>
+          <w:szCs w:val="24"/>
+        </w:rPr>
+        <w:t xml:space="preserve"> </w:t>
+      </w:r>
+      <w:r>
+        <w:rPr>
+          <w:rFonts w:ascii="Times New Roman" w:hAnsi="Times New Roman"/>
+          <w:color w:val="000000"/>
+          <w:sz w:val="24"/>
+          <w:szCs w:val="24"/>
         </w:rPr>
         <w:t>1. Teacher will be able to login into the system.</w:t>
       </w:r>
@@ -14453,11 +15250,35 @@
         <w:spacing w:before="80" w:after="60" w:line="360" w:lineRule="auto"/>
         <w:ind w:left="432"/>
         <w:jc w:val="both"/>
-      </w:pPr>
-      <w:r>
-        <w:rPr>
-          <w:rFonts w:ascii="Times New Roman" w:hAnsi="Times New Roman"/>
-          <w:color w:val="000000"/>
+        <w:rPr>
+          <w:sz w:val="24"/>
+          <w:szCs w:val="24"/>
+        </w:rPr>
+      </w:pPr>
+      <w:r>
+        <w:rPr>
+          <w:rFonts w:ascii="Times New Roman" w:hAnsi="Times New Roman"/>
+          <w:color w:val="000000"/>
+          <w:sz w:val="24"/>
+          <w:szCs w:val="24"/>
+        </w:rPr>
+        <w:t>FR</w:t>
+      </w:r>
+      <w:r>
+        <w:rPr>
+          <w:rFonts w:ascii="Times New Roman" w:hAnsi="Times New Roman"/>
+          <w:color w:val="000000"/>
+          <w:sz w:val="24"/>
+          <w:szCs w:val="24"/>
+        </w:rPr>
+        <w:t xml:space="preserve"> </w:t>
+      </w:r>
+      <w:r>
+        <w:rPr>
+          <w:rFonts w:ascii="Times New Roman" w:hAnsi="Times New Roman"/>
+          <w:color w:val="000000"/>
+          <w:sz w:val="24"/>
+          <w:szCs w:val="24"/>
         </w:rPr>
         <w:t>2. Teacher will be able to get a password reset link sent to their registered email.</w:t>
       </w:r>
@@ -14466,11 +15287,17 @@
       <w:pPr>
         <w:spacing w:before="80" w:after="40" w:line="360" w:lineRule="auto"/>
         <w:jc w:val="both"/>
-      </w:pPr>
-      <w:r>
-        <w:rPr>
-          <w:rFonts w:ascii="Times New Roman" w:hAnsi="Times New Roman"/>
-          <w:color w:val="000000"/>
+        <w:rPr>
+          <w:sz w:val="24"/>
+          <w:szCs w:val="24"/>
+        </w:rPr>
+      </w:pPr>
+      <w:r>
+        <w:rPr>
+          <w:rFonts w:ascii="Times New Roman" w:hAnsi="Times New Roman"/>
+          <w:color w:val="000000"/>
+          <w:sz w:val="24"/>
+          <w:szCs w:val="24"/>
         </w:rPr>
         <w:t>Post:</w:t>
       </w:r>
@@ -14481,13 +15308,46 @@
         <w:spacing w:before="80" w:after="60" w:line="360" w:lineRule="auto"/>
         <w:ind w:left="432"/>
         <w:jc w:val="both"/>
-      </w:pPr>
-      <w:r>
-        <w:rPr>
-          <w:rFonts w:ascii="Times New Roman" w:hAnsi="Times New Roman"/>
-          <w:color w:val="000000"/>
-        </w:rPr>
-        <w:t>1. Teacher will be able to create a post.</w:t>
+        <w:rPr>
+          <w:sz w:val="24"/>
+          <w:szCs w:val="24"/>
+        </w:rPr>
+      </w:pPr>
+      <w:r>
+        <w:rPr>
+          <w:rFonts w:ascii="Times New Roman" w:hAnsi="Times New Roman"/>
+          <w:color w:val="000000"/>
+          <w:sz w:val="24"/>
+          <w:szCs w:val="24"/>
+        </w:rPr>
+        <w:t>FR</w:t>
+      </w:r>
+      <w:r>
+        <w:rPr>
+          <w:rFonts w:ascii="Times New Roman" w:hAnsi="Times New Roman"/>
+          <w:color w:val="000000"/>
+          <w:sz w:val="24"/>
+          <w:szCs w:val="24"/>
+        </w:rPr>
+        <w:t xml:space="preserve"> </w:t>
+      </w:r>
+      <w:r>
+        <w:rPr>
+          <w:rFonts w:ascii="Times New Roman" w:hAnsi="Times New Roman"/>
+          <w:color w:val="000000"/>
+          <w:sz w:val="24"/>
+          <w:szCs w:val="24"/>
+        </w:rPr>
+        <w:t>3</w:t>
+      </w:r>
+      <w:r>
+        <w:rPr>
+          <w:rFonts w:ascii="Times New Roman" w:hAnsi="Times New Roman"/>
+          <w:color w:val="000000"/>
+          <w:sz w:val="24"/>
+          <w:szCs w:val="24"/>
+        </w:rPr>
+        <w:t>. Teacher will be able to create a post.</w:t>
       </w:r>
     </w:p>
     <w:p>
@@ -14496,13 +15356,37 @@
         <w:spacing w:before="80" w:after="60" w:line="360" w:lineRule="auto"/>
         <w:ind w:left="432"/>
         <w:jc w:val="both"/>
-      </w:pPr>
-      <w:r>
-        <w:rPr>
-          <w:rFonts w:ascii="Times New Roman" w:hAnsi="Times New Roman"/>
-          <w:color w:val="000000"/>
-        </w:rPr>
-        <w:t>2. Teacher will be able to view posts.</w:t>
+        <w:rPr>
+          <w:sz w:val="24"/>
+          <w:szCs w:val="24"/>
+        </w:rPr>
+      </w:pPr>
+      <w:r>
+        <w:rPr>
+          <w:rFonts w:ascii="Times New Roman" w:hAnsi="Times New Roman"/>
+          <w:color w:val="000000"/>
+          <w:sz w:val="24"/>
+          <w:szCs w:val="24"/>
+        </w:rPr>
+        <w:t>FR</w:t>
+      </w:r>
+      <w:r>
+        <w:rPr>
+          <w:rFonts w:ascii="Times New Roman" w:hAnsi="Times New Roman"/>
+          <w:color w:val="000000"/>
+          <w:sz w:val="24"/>
+          <w:szCs w:val="24"/>
+        </w:rPr>
+        <w:t xml:space="preserve"> 4</w:t>
+      </w:r>
+      <w:r>
+        <w:rPr>
+          <w:rFonts w:ascii="Times New Roman" w:hAnsi="Times New Roman"/>
+          <w:color w:val="000000"/>
+          <w:sz w:val="24"/>
+          <w:szCs w:val="24"/>
+        </w:rPr>
+        <w:t>. Teacher will be able to view posts.</w:t>
       </w:r>
     </w:p>
     <w:p>
@@ -14511,13 +15395,37 @@
         <w:spacing w:before="80" w:after="60" w:line="360" w:lineRule="auto"/>
         <w:ind w:left="432"/>
         <w:jc w:val="both"/>
-      </w:pPr>
-      <w:r>
-        <w:rPr>
-          <w:rFonts w:ascii="Times New Roman" w:hAnsi="Times New Roman"/>
-          <w:color w:val="000000"/>
-        </w:rPr>
-        <w:t>3. Teacher will be able to update their own post.</w:t>
+        <w:rPr>
+          <w:sz w:val="24"/>
+          <w:szCs w:val="24"/>
+        </w:rPr>
+      </w:pPr>
+      <w:r>
+        <w:rPr>
+          <w:rFonts w:ascii="Times New Roman" w:hAnsi="Times New Roman"/>
+          <w:color w:val="000000"/>
+          <w:sz w:val="24"/>
+          <w:szCs w:val="24"/>
+        </w:rPr>
+        <w:t>FR</w:t>
+      </w:r>
+      <w:r>
+        <w:rPr>
+          <w:rFonts w:ascii="Times New Roman" w:hAnsi="Times New Roman"/>
+          <w:color w:val="000000"/>
+          <w:sz w:val="24"/>
+          <w:szCs w:val="24"/>
+        </w:rPr>
+        <w:t xml:space="preserve"> 5</w:t>
+      </w:r>
+      <w:r>
+        <w:rPr>
+          <w:rFonts w:ascii="Times New Roman" w:hAnsi="Times New Roman"/>
+          <w:color w:val="000000"/>
+          <w:sz w:val="24"/>
+          <w:szCs w:val="24"/>
+        </w:rPr>
+        <w:t>. Teacher will be able to update their own post.</w:t>
       </w:r>
     </w:p>
     <w:p>
@@ -14526,13 +15434,37 @@
         <w:spacing w:before="80" w:after="60" w:line="360" w:lineRule="auto"/>
         <w:ind w:left="432"/>
         <w:jc w:val="both"/>
-      </w:pPr>
-      <w:r>
-        <w:rPr>
-          <w:rFonts w:ascii="Times New Roman" w:hAnsi="Times New Roman"/>
-          <w:color w:val="000000"/>
-        </w:rPr>
-        <w:t>4. Teacher will be able to delete their own post.</w:t>
+        <w:rPr>
+          <w:sz w:val="24"/>
+          <w:szCs w:val="24"/>
+        </w:rPr>
+      </w:pPr>
+      <w:r>
+        <w:rPr>
+          <w:rFonts w:ascii="Times New Roman" w:hAnsi="Times New Roman"/>
+          <w:color w:val="000000"/>
+          <w:sz w:val="24"/>
+          <w:szCs w:val="24"/>
+        </w:rPr>
+        <w:t>FR</w:t>
+      </w:r>
+      <w:r>
+        <w:rPr>
+          <w:rFonts w:ascii="Times New Roman" w:hAnsi="Times New Roman"/>
+          <w:color w:val="000000"/>
+          <w:sz w:val="24"/>
+          <w:szCs w:val="24"/>
+        </w:rPr>
+        <w:t xml:space="preserve"> 6</w:t>
+      </w:r>
+      <w:r>
+        <w:rPr>
+          <w:rFonts w:ascii="Times New Roman" w:hAnsi="Times New Roman"/>
+          <w:color w:val="000000"/>
+          <w:sz w:val="24"/>
+          <w:szCs w:val="24"/>
+        </w:rPr>
+        <w:t>. Teacher will be able to delete their own post.</w:t>
       </w:r>
     </w:p>
     <w:p>
@@ -14541,13 +15473,37 @@
         <w:spacing w:before="80" w:after="60" w:line="360" w:lineRule="auto"/>
         <w:ind w:left="432"/>
         <w:jc w:val="both"/>
-      </w:pPr>
-      <w:r>
-        <w:rPr>
-          <w:rFonts w:ascii="Times New Roman" w:hAnsi="Times New Roman"/>
-          <w:color w:val="000000"/>
-        </w:rPr>
-        <w:t>5. Teacher will be able to like a post.</w:t>
+        <w:rPr>
+          <w:sz w:val="24"/>
+          <w:szCs w:val="24"/>
+        </w:rPr>
+      </w:pPr>
+      <w:r>
+        <w:rPr>
+          <w:rFonts w:ascii="Times New Roman" w:hAnsi="Times New Roman"/>
+          <w:color w:val="000000"/>
+          <w:sz w:val="24"/>
+          <w:szCs w:val="24"/>
+        </w:rPr>
+        <w:t>FR</w:t>
+      </w:r>
+      <w:r>
+        <w:rPr>
+          <w:rFonts w:ascii="Times New Roman" w:hAnsi="Times New Roman"/>
+          <w:color w:val="000000"/>
+          <w:sz w:val="24"/>
+          <w:szCs w:val="24"/>
+        </w:rPr>
+        <w:t xml:space="preserve"> 7</w:t>
+      </w:r>
+      <w:r>
+        <w:rPr>
+          <w:rFonts w:ascii="Times New Roman" w:hAnsi="Times New Roman"/>
+          <w:color w:val="000000"/>
+          <w:sz w:val="24"/>
+          <w:szCs w:val="24"/>
+        </w:rPr>
+        <w:t>. Teacher will be able to like a post.</w:t>
       </w:r>
     </w:p>
     <w:p>
@@ -14556,24 +15512,54 @@
         <w:spacing w:before="80" w:after="60" w:line="360" w:lineRule="auto"/>
         <w:ind w:left="432"/>
         <w:jc w:val="both"/>
-      </w:pPr>
-      <w:r>
-        <w:rPr>
-          <w:rFonts w:ascii="Times New Roman" w:hAnsi="Times New Roman"/>
-          <w:color w:val="000000"/>
-        </w:rPr>
-        <w:t>6. Teacher will be able to comment on a post.</w:t>
+        <w:rPr>
+          <w:sz w:val="24"/>
+          <w:szCs w:val="24"/>
+        </w:rPr>
+      </w:pPr>
+      <w:r>
+        <w:rPr>
+          <w:rFonts w:ascii="Times New Roman" w:hAnsi="Times New Roman"/>
+          <w:color w:val="000000"/>
+          <w:sz w:val="24"/>
+          <w:szCs w:val="24"/>
+        </w:rPr>
+        <w:t>FR</w:t>
+      </w:r>
+      <w:r>
+        <w:rPr>
+          <w:rFonts w:ascii="Times New Roman" w:hAnsi="Times New Roman"/>
+          <w:color w:val="000000"/>
+          <w:sz w:val="24"/>
+          <w:szCs w:val="24"/>
+        </w:rPr>
+        <w:t xml:space="preserve"> 8</w:t>
+      </w:r>
+      <w:r>
+        <w:rPr>
+          <w:rFonts w:ascii="Times New Roman" w:hAnsi="Times New Roman"/>
+          <w:color w:val="000000"/>
+          <w:sz w:val="24"/>
+          <w:szCs w:val="24"/>
+        </w:rPr>
+        <w:t>. Teacher will be able to comment on a post.</w:t>
       </w:r>
     </w:p>
     <w:p>
       <w:pPr>
         <w:spacing w:before="80" w:after="40" w:line="360" w:lineRule="auto"/>
         <w:jc w:val="both"/>
-      </w:pPr>
-      <w:r>
-        <w:rPr>
-          <w:rFonts w:ascii="Times New Roman" w:hAnsi="Times New Roman"/>
-          <w:color w:val="000000"/>
+        <w:rPr>
+          <w:sz w:val="24"/>
+          <w:szCs w:val="24"/>
+        </w:rPr>
+      </w:pPr>
+      <w:r>
+        <w:rPr>
+          <w:rFonts w:ascii="Times New Roman" w:hAnsi="Times New Roman"/>
+          <w:color w:val="000000"/>
+          <w:sz w:val="24"/>
+          <w:szCs w:val="24"/>
         </w:rPr>
         <w:t>Semester Groups:</w:t>
       </w:r>
@@ -14584,13 +15570,46 @@
         <w:spacing w:before="80" w:after="60" w:line="360" w:lineRule="auto"/>
         <w:ind w:left="432"/>
         <w:jc w:val="both"/>
-      </w:pPr>
-      <w:r>
-        <w:rPr>
-          <w:rFonts w:ascii="Times New Roman" w:hAnsi="Times New Roman"/>
-          <w:color w:val="000000"/>
-        </w:rPr>
-        <w:t>1. Teacher will be able to join a semester group.</w:t>
+        <w:rPr>
+          <w:sz w:val="24"/>
+          <w:szCs w:val="24"/>
+        </w:rPr>
+      </w:pPr>
+      <w:r>
+        <w:rPr>
+          <w:rFonts w:ascii="Times New Roman" w:hAnsi="Times New Roman"/>
+          <w:color w:val="000000"/>
+          <w:sz w:val="24"/>
+          <w:szCs w:val="24"/>
+        </w:rPr>
+        <w:t>FR</w:t>
+      </w:r>
+      <w:r>
+        <w:rPr>
+          <w:rFonts w:ascii="Times New Roman" w:hAnsi="Times New Roman"/>
+          <w:color w:val="000000"/>
+          <w:sz w:val="24"/>
+          <w:szCs w:val="24"/>
+        </w:rPr>
+        <w:t xml:space="preserve"> </w:t>
+      </w:r>
+      <w:r>
+        <w:rPr>
+          <w:rFonts w:ascii="Times New Roman" w:hAnsi="Times New Roman"/>
+          <w:color w:val="000000"/>
+          <w:sz w:val="24"/>
+          <w:szCs w:val="24"/>
+        </w:rPr>
+        <w:t>9</w:t>
+      </w:r>
+      <w:r>
+        <w:rPr>
+          <w:rFonts w:ascii="Times New Roman" w:hAnsi="Times New Roman"/>
+          <w:color w:val="000000"/>
+          <w:sz w:val="24"/>
+          <w:szCs w:val="24"/>
+        </w:rPr>
+        <w:t>. Teacher will be able to join a semester group.</w:t>
       </w:r>
     </w:p>
     <w:p>
@@ -14599,13 +15618,37 @@
         <w:spacing w:before="80" w:after="60" w:line="360" w:lineRule="auto"/>
         <w:ind w:left="432"/>
         <w:jc w:val="both"/>
-      </w:pPr>
-      <w:r>
-        <w:rPr>
-          <w:rFonts w:ascii="Times New Roman" w:hAnsi="Times New Roman"/>
-          <w:color w:val="000000"/>
-        </w:rPr>
-        <w:t>2. Teacher will be able to view semester groups.</w:t>
+        <w:rPr>
+          <w:sz w:val="24"/>
+          <w:szCs w:val="24"/>
+        </w:rPr>
+      </w:pPr>
+      <w:r>
+        <w:rPr>
+          <w:rFonts w:ascii="Times New Roman" w:hAnsi="Times New Roman"/>
+          <w:color w:val="000000"/>
+          <w:sz w:val="24"/>
+          <w:szCs w:val="24"/>
+        </w:rPr>
+        <w:t>FR</w:t>
+      </w:r>
+      <w:r>
+        <w:rPr>
+          <w:rFonts w:ascii="Times New Roman" w:hAnsi="Times New Roman"/>
+          <w:color w:val="000000"/>
+          <w:sz w:val="24"/>
+          <w:szCs w:val="24"/>
+        </w:rPr>
+        <w:t xml:space="preserve"> 10</w:t>
+      </w:r>
+      <w:r>
+        <w:rPr>
+          <w:rFonts w:ascii="Times New Roman" w:hAnsi="Times New Roman"/>
+          <w:color w:val="000000"/>
+          <w:sz w:val="24"/>
+          <w:szCs w:val="24"/>
+        </w:rPr>
+        <w:t>. Teacher will be able to view semester groups.</w:t>
       </w:r>
     </w:p>
     <w:p>
@@ -14614,13 +15657,37 @@
         <w:spacing w:before="80" w:after="60" w:line="360" w:lineRule="auto"/>
         <w:ind w:left="432"/>
         <w:jc w:val="both"/>
-      </w:pPr>
-      <w:r>
-        <w:rPr>
-          <w:rFonts w:ascii="Times New Roman" w:hAnsi="Times New Roman"/>
-          <w:color w:val="000000"/>
-        </w:rPr>
-        <w:t>3. Teacher will be able to leave a semester group.</w:t>
+        <w:rPr>
+          <w:sz w:val="24"/>
+          <w:szCs w:val="24"/>
+        </w:rPr>
+      </w:pPr>
+      <w:r>
+        <w:rPr>
+          <w:rFonts w:ascii="Times New Roman" w:hAnsi="Times New Roman"/>
+          <w:color w:val="000000"/>
+          <w:sz w:val="24"/>
+          <w:szCs w:val="24"/>
+        </w:rPr>
+        <w:t>FR</w:t>
+      </w:r>
+      <w:r>
+        <w:rPr>
+          <w:rFonts w:ascii="Times New Roman" w:hAnsi="Times New Roman"/>
+          <w:color w:val="000000"/>
+          <w:sz w:val="24"/>
+          <w:szCs w:val="24"/>
+        </w:rPr>
+        <w:t xml:space="preserve"> 11</w:t>
+      </w:r>
+      <w:r>
+        <w:rPr>
+          <w:rFonts w:ascii="Times New Roman" w:hAnsi="Times New Roman"/>
+          <w:color w:val="000000"/>
+          <w:sz w:val="24"/>
+          <w:szCs w:val="24"/>
+        </w:rPr>
+        <w:t>. Teacher will be able to leave a semester group.</w:t>
       </w:r>
     </w:p>
     <w:p>
@@ -14629,24 +15696,63 @@
         <w:spacing w:before="80" w:after="60" w:line="360" w:lineRule="auto"/>
         <w:ind w:left="432"/>
         <w:jc w:val="both"/>
-      </w:pPr>
-      <w:r>
-        <w:rPr>
-          <w:rFonts w:ascii="Times New Roman" w:hAnsi="Times New Roman"/>
-          <w:color w:val="000000"/>
-        </w:rPr>
-        <w:t>4. Teacher will be able to share content and reply in a group.</w:t>
+        <w:rPr>
+          <w:sz w:val="24"/>
+          <w:szCs w:val="24"/>
+        </w:rPr>
+      </w:pPr>
+      <w:r>
+        <w:rPr>
+          <w:rFonts w:ascii="Times New Roman" w:hAnsi="Times New Roman"/>
+          <w:color w:val="000000"/>
+          <w:sz w:val="24"/>
+          <w:szCs w:val="24"/>
+        </w:rPr>
+        <w:t>FR</w:t>
+      </w:r>
+      <w:r>
+        <w:rPr>
+          <w:rFonts w:ascii="Times New Roman" w:hAnsi="Times New Roman"/>
+          <w:color w:val="000000"/>
+          <w:sz w:val="24"/>
+          <w:szCs w:val="24"/>
+        </w:rPr>
+        <w:t xml:space="preserve"> </w:t>
+      </w:r>
+      <w:r>
+        <w:rPr>
+          <w:rFonts w:ascii="Times New Roman" w:hAnsi="Times New Roman"/>
+          <w:color w:val="000000"/>
+          <w:sz w:val="24"/>
+          <w:szCs w:val="24"/>
+        </w:rPr>
+        <w:t>12</w:t>
+      </w:r>
+      <w:r>
+        <w:rPr>
+          <w:rFonts w:ascii="Times New Roman" w:hAnsi="Times New Roman"/>
+          <w:color w:val="000000"/>
+          <w:sz w:val="24"/>
+          <w:szCs w:val="24"/>
+        </w:rPr>
+        <w:t>. Teacher will be able to share content and reply in a group.</w:t>
       </w:r>
     </w:p>
     <w:p>
       <w:pPr>
         <w:spacing w:before="80" w:after="40" w:line="360" w:lineRule="auto"/>
         <w:jc w:val="both"/>
-      </w:pPr>
-      <w:r>
-        <w:rPr>
-          <w:rFonts w:ascii="Times New Roman" w:hAnsi="Times New Roman"/>
-          <w:color w:val="000000"/>
+        <w:rPr>
+          <w:sz w:val="24"/>
+          <w:szCs w:val="24"/>
+        </w:rPr>
+      </w:pPr>
+      <w:r>
+        <w:rPr>
+          <w:rFonts w:ascii="Times New Roman" w:hAnsi="Times New Roman"/>
+          <w:color w:val="000000"/>
+          <w:sz w:val="24"/>
+          <w:szCs w:val="24"/>
         </w:rPr>
         <w:t>Events:</w:t>
       </w:r>
@@ -14657,13 +15763,55 @@
         <w:spacing w:before="80" w:after="60" w:line="360" w:lineRule="auto"/>
         <w:ind w:left="432"/>
         <w:jc w:val="both"/>
-      </w:pPr>
-      <w:r>
-        <w:rPr>
-          <w:rFonts w:ascii="Times New Roman" w:hAnsi="Times New Roman"/>
-          <w:color w:val="000000"/>
-        </w:rPr>
-        <w:t>1. Teacher will be able to view upcoming events.</w:t>
+        <w:rPr>
+          <w:sz w:val="24"/>
+          <w:szCs w:val="24"/>
+        </w:rPr>
+      </w:pPr>
+      <w:r>
+        <w:rPr>
+          <w:rFonts w:ascii="Times New Roman" w:hAnsi="Times New Roman"/>
+          <w:color w:val="000000"/>
+          <w:sz w:val="24"/>
+          <w:szCs w:val="24"/>
+        </w:rPr>
+        <w:t>FR</w:t>
+      </w:r>
+      <w:r>
+        <w:rPr>
+          <w:rFonts w:ascii="Times New Roman" w:hAnsi="Times New Roman"/>
+          <w:color w:val="000000"/>
+          <w:sz w:val="24"/>
+          <w:szCs w:val="24"/>
+        </w:rPr>
+        <w:t xml:space="preserve"> </w:t>
+      </w:r>
+      <w:r>
+        <w:rPr>
+          <w:rFonts w:ascii="Times New Roman" w:hAnsi="Times New Roman"/>
+          <w:color w:val="000000"/>
+          <w:sz w:val="24"/>
+          <w:szCs w:val="24"/>
+        </w:rPr>
+        <w:t>1</w:t>
+      </w:r>
+      <w:r>
+        <w:rPr>
+          <w:rFonts w:ascii="Times New Roman" w:hAnsi="Times New Roman"/>
+          <w:color w:val="000000"/>
+          <w:sz w:val="24"/>
+          <w:szCs w:val="24"/>
+        </w:rPr>
+        <w:t>3</w:t>
+      </w:r>
+      <w:r>
+        <w:rPr>
+          <w:rFonts w:ascii="Times New Roman" w:hAnsi="Times New Roman"/>
+          <w:color w:val="000000"/>
+          <w:sz w:val="24"/>
+          <w:szCs w:val="24"/>
+        </w:rPr>
+        <w:t>. Teacher will be able to view upcoming events.</w:t>
       </w:r>
     </w:p>
     <w:p>
@@ -14672,24 +15820,63 @@
         <w:spacing w:before="80" w:after="60" w:line="360" w:lineRule="auto"/>
         <w:ind w:left="432"/>
         <w:jc w:val="both"/>
-      </w:pPr>
-      <w:r>
-        <w:rPr>
-          <w:rFonts w:ascii="Times New Roman" w:hAnsi="Times New Roman"/>
-          <w:color w:val="000000"/>
-        </w:rPr>
-        <w:t>2. Teacher will be able to respond by selecting Interested or Not Interested.</w:t>
+        <w:rPr>
+          <w:sz w:val="24"/>
+          <w:szCs w:val="24"/>
+        </w:rPr>
+      </w:pPr>
+      <w:r>
+        <w:rPr>
+          <w:rFonts w:ascii="Times New Roman" w:hAnsi="Times New Roman"/>
+          <w:color w:val="000000"/>
+          <w:sz w:val="24"/>
+          <w:szCs w:val="24"/>
+        </w:rPr>
+        <w:t>FR</w:t>
+      </w:r>
+      <w:r>
+        <w:rPr>
+          <w:rFonts w:ascii="Times New Roman" w:hAnsi="Times New Roman"/>
+          <w:color w:val="000000"/>
+          <w:sz w:val="24"/>
+          <w:szCs w:val="24"/>
+        </w:rPr>
+        <w:t xml:space="preserve"> </w:t>
+      </w:r>
+      <w:r>
+        <w:rPr>
+          <w:rFonts w:ascii="Times New Roman" w:hAnsi="Times New Roman"/>
+          <w:color w:val="000000"/>
+          <w:sz w:val="24"/>
+          <w:szCs w:val="24"/>
+        </w:rPr>
+        <w:t>14</w:t>
+      </w:r>
+      <w:r>
+        <w:rPr>
+          <w:rFonts w:ascii="Times New Roman" w:hAnsi="Times New Roman"/>
+          <w:color w:val="000000"/>
+          <w:sz w:val="24"/>
+          <w:szCs w:val="24"/>
+        </w:rPr>
+        <w:t>. Teacher will be able to respond by selecting Interested or Not Interested.</w:t>
       </w:r>
     </w:p>
     <w:p>
       <w:pPr>
         <w:spacing w:before="80" w:after="40" w:line="360" w:lineRule="auto"/>
         <w:jc w:val="both"/>
-      </w:pPr>
-      <w:r>
-        <w:rPr>
-          <w:rFonts w:ascii="Times New Roman" w:hAnsi="Times New Roman"/>
-          <w:color w:val="000000"/>
+        <w:rPr>
+          <w:sz w:val="24"/>
+          <w:szCs w:val="24"/>
+        </w:rPr>
+      </w:pPr>
+      <w:r>
+        <w:rPr>
+          <w:rFonts w:ascii="Times New Roman" w:hAnsi="Times New Roman"/>
+          <w:color w:val="000000"/>
+          <w:sz w:val="24"/>
+          <w:szCs w:val="24"/>
         </w:rPr>
         <w:t>Lost and Found:</w:t>
       </w:r>
@@ -14700,13 +15887,55 @@
         <w:spacing w:before="80" w:after="60" w:line="360" w:lineRule="auto"/>
         <w:ind w:left="432"/>
         <w:jc w:val="both"/>
-      </w:pPr>
-      <w:r>
-        <w:rPr>
-          <w:rFonts w:ascii="Times New Roman" w:hAnsi="Times New Roman"/>
-          <w:color w:val="000000"/>
-        </w:rPr>
-        <w:t>1. Teacher will be able to report a lost item.</w:t>
+        <w:rPr>
+          <w:sz w:val="24"/>
+          <w:szCs w:val="24"/>
+        </w:rPr>
+      </w:pPr>
+      <w:r>
+        <w:rPr>
+          <w:rFonts w:ascii="Times New Roman" w:hAnsi="Times New Roman"/>
+          <w:color w:val="000000"/>
+          <w:sz w:val="24"/>
+          <w:szCs w:val="24"/>
+        </w:rPr>
+        <w:t>FR</w:t>
+      </w:r>
+      <w:r>
+        <w:rPr>
+          <w:rFonts w:ascii="Times New Roman" w:hAnsi="Times New Roman"/>
+          <w:color w:val="000000"/>
+          <w:sz w:val="24"/>
+          <w:szCs w:val="24"/>
+        </w:rPr>
+        <w:t xml:space="preserve"> </w:t>
+      </w:r>
+      <w:r>
+        <w:rPr>
+          <w:rFonts w:ascii="Times New Roman" w:hAnsi="Times New Roman"/>
+          <w:color w:val="000000"/>
+          <w:sz w:val="24"/>
+          <w:szCs w:val="24"/>
+        </w:rPr>
+        <w:t>1</w:t>
+      </w:r>
+      <w:r>
+        <w:rPr>
+          <w:rFonts w:ascii="Times New Roman" w:hAnsi="Times New Roman"/>
+          <w:color w:val="000000"/>
+          <w:sz w:val="24"/>
+          <w:szCs w:val="24"/>
+        </w:rPr>
+        <w:t>5</w:t>
+      </w:r>
+      <w:r>
+        <w:rPr>
+          <w:rFonts w:ascii="Times New Roman" w:hAnsi="Times New Roman"/>
+          <w:color w:val="000000"/>
+          <w:sz w:val="24"/>
+          <w:szCs w:val="24"/>
+        </w:rPr>
+        <w:t>. Teacher will be able to report a lost item.</w:t>
       </w:r>
     </w:p>
     <w:p>
@@ -14715,25 +15944,56 @@
         <w:spacing w:before="80" w:after="60" w:line="360" w:lineRule="auto"/>
         <w:ind w:left="432"/>
         <w:jc w:val="both"/>
-      </w:pPr>
-      <w:r>
-        <w:rPr>
-          <w:rFonts w:ascii="Times New Roman" w:hAnsi="Times New Roman"/>
-          <w:color w:val="000000"/>
-        </w:rPr>
-        <w:t>2. Teacher will be able to mark it as resolved once it is returned or claimed.</w:t>
+        <w:rPr>
+          <w:sz w:val="24"/>
+          <w:szCs w:val="24"/>
+        </w:rPr>
+      </w:pPr>
+      <w:r>
+        <w:rPr>
+          <w:rFonts w:ascii="Times New Roman" w:hAnsi="Times New Roman"/>
+          <w:color w:val="000000"/>
+          <w:sz w:val="24"/>
+          <w:szCs w:val="24"/>
+        </w:rPr>
+        <w:t>FR</w:t>
+      </w:r>
+      <w:r>
+        <w:rPr>
+          <w:rFonts w:ascii="Times New Roman" w:hAnsi="Times New Roman"/>
+          <w:color w:val="000000"/>
+          <w:sz w:val="24"/>
+          <w:szCs w:val="24"/>
+        </w:rPr>
+        <w:t xml:space="preserve"> 16</w:t>
+      </w:r>
+      <w:r>
+        <w:rPr>
+          <w:rFonts w:ascii="Times New Roman" w:hAnsi="Times New Roman"/>
+          <w:color w:val="000000"/>
+          <w:sz w:val="24"/>
+          <w:szCs w:val="24"/>
+        </w:rPr>
+        <w:t>. Teacher will be able to mark it as resolved once it is returned or claimed.</w:t>
       </w:r>
     </w:p>
     <w:p>
       <w:pPr>
         <w:spacing w:before="80" w:after="40" w:line="360" w:lineRule="auto"/>
         <w:jc w:val="both"/>
-      </w:pPr>
-      <w:r>
-        <w:rPr>
-          <w:rFonts w:ascii="Times New Roman" w:hAnsi="Times New Roman"/>
-          <w:color w:val="000000"/>
-        </w:rPr>
+        <w:rPr>
+          <w:sz w:val="24"/>
+          <w:szCs w:val="24"/>
+        </w:rPr>
+      </w:pPr>
+      <w:r>
+        <w:rPr>
+          <w:rFonts w:ascii="Times New Roman" w:hAnsi="Times New Roman"/>
+          <w:color w:val="000000"/>
+          <w:sz w:val="24"/>
+          <w:szCs w:val="24"/>
+        </w:rPr>
+        <w:lastRenderedPageBreak/>
         <w:t>Messaging:</w:t>
       </w:r>
     </w:p>
@@ -14743,24 +16003,72 @@
         <w:spacing w:before="80" w:after="60" w:line="360" w:lineRule="auto"/>
         <w:ind w:left="432"/>
         <w:jc w:val="both"/>
-      </w:pPr>
-      <w:r>
-        <w:rPr>
-          <w:rFonts w:ascii="Times New Roman" w:hAnsi="Times New Roman"/>
-          <w:color w:val="000000"/>
-        </w:rPr>
-        <w:t>1. Teacher will be able to send and receive private messages with other users.</w:t>
+        <w:rPr>
+          <w:sz w:val="24"/>
+          <w:szCs w:val="24"/>
+        </w:rPr>
+      </w:pPr>
+      <w:r>
+        <w:rPr>
+          <w:rFonts w:ascii="Times New Roman" w:hAnsi="Times New Roman"/>
+          <w:color w:val="000000"/>
+          <w:sz w:val="24"/>
+          <w:szCs w:val="24"/>
+        </w:rPr>
+        <w:t>FR</w:t>
+      </w:r>
+      <w:r>
+        <w:rPr>
+          <w:rFonts w:ascii="Times New Roman" w:hAnsi="Times New Roman"/>
+          <w:color w:val="000000"/>
+          <w:sz w:val="24"/>
+          <w:szCs w:val="24"/>
+        </w:rPr>
+        <w:t xml:space="preserve"> </w:t>
+      </w:r>
+      <w:r>
+        <w:rPr>
+          <w:rFonts w:ascii="Times New Roman" w:hAnsi="Times New Roman"/>
+          <w:color w:val="000000"/>
+          <w:sz w:val="24"/>
+          <w:szCs w:val="24"/>
+        </w:rPr>
+        <w:t>1</w:t>
+      </w:r>
+      <w:r>
+        <w:rPr>
+          <w:rFonts w:ascii="Times New Roman" w:hAnsi="Times New Roman"/>
+          <w:color w:val="000000"/>
+          <w:sz w:val="24"/>
+          <w:szCs w:val="24"/>
+        </w:rPr>
+        <w:t>7</w:t>
+      </w:r>
+      <w:r>
+        <w:rPr>
+          <w:rFonts w:ascii="Times New Roman" w:hAnsi="Times New Roman"/>
+          <w:color w:val="000000"/>
+          <w:sz w:val="24"/>
+          <w:szCs w:val="24"/>
+        </w:rPr>
+        <w:t>. Teacher will be able to send and receive private messages with other users.</w:t>
       </w:r>
     </w:p>
     <w:p>
       <w:pPr>
         <w:spacing w:before="80" w:after="40" w:line="360" w:lineRule="auto"/>
         <w:jc w:val="both"/>
-      </w:pPr>
-      <w:r>
-        <w:rPr>
-          <w:rFonts w:ascii="Times New Roman" w:hAnsi="Times New Roman"/>
-          <w:color w:val="000000"/>
+        <w:rPr>
+          <w:sz w:val="24"/>
+          <w:szCs w:val="24"/>
+        </w:rPr>
+      </w:pPr>
+      <w:r>
+        <w:rPr>
+          <w:rFonts w:ascii="Times New Roman" w:hAnsi="Times New Roman"/>
+          <w:color w:val="000000"/>
+          <w:sz w:val="24"/>
+          <w:szCs w:val="24"/>
         </w:rPr>
         <w:t>User Profile:</w:t>
       </w:r>
@@ -14771,13 +16079,55 @@
         <w:spacing w:before="80" w:after="60" w:line="360" w:lineRule="auto"/>
         <w:ind w:left="432"/>
         <w:jc w:val="both"/>
-      </w:pPr>
-      <w:r>
-        <w:rPr>
-          <w:rFonts w:ascii="Times New Roman" w:hAnsi="Times New Roman"/>
-          <w:color w:val="000000"/>
-        </w:rPr>
-        <w:t>1. Teacher will be able to view their own profile.</w:t>
+        <w:rPr>
+          <w:sz w:val="24"/>
+          <w:szCs w:val="24"/>
+        </w:rPr>
+      </w:pPr>
+      <w:r>
+        <w:rPr>
+          <w:rFonts w:ascii="Times New Roman" w:hAnsi="Times New Roman"/>
+          <w:color w:val="000000"/>
+          <w:sz w:val="24"/>
+          <w:szCs w:val="24"/>
+        </w:rPr>
+        <w:t>FR</w:t>
+      </w:r>
+      <w:r>
+        <w:rPr>
+          <w:rFonts w:ascii="Times New Roman" w:hAnsi="Times New Roman"/>
+          <w:color w:val="000000"/>
+          <w:sz w:val="24"/>
+          <w:szCs w:val="24"/>
+        </w:rPr>
+        <w:t xml:space="preserve"> </w:t>
+      </w:r>
+      <w:r>
+        <w:rPr>
+          <w:rFonts w:ascii="Times New Roman" w:hAnsi="Times New Roman"/>
+          <w:color w:val="000000"/>
+          <w:sz w:val="24"/>
+          <w:szCs w:val="24"/>
+        </w:rPr>
+        <w:t>1</w:t>
+      </w:r>
+      <w:r>
+        <w:rPr>
+          <w:rFonts w:ascii="Times New Roman" w:hAnsi="Times New Roman"/>
+          <w:color w:val="000000"/>
+          <w:sz w:val="24"/>
+          <w:szCs w:val="24"/>
+        </w:rPr>
+        <w:t>8</w:t>
+      </w:r>
+      <w:r>
+        <w:rPr>
+          <w:rFonts w:ascii="Times New Roman" w:hAnsi="Times New Roman"/>
+          <w:color w:val="000000"/>
+          <w:sz w:val="24"/>
+          <w:szCs w:val="24"/>
+        </w:rPr>
+        <w:t>. Teacher will be able to view their own profile.</w:t>
       </w:r>
     </w:p>
     <w:p>
@@ -14786,24 +16136,63 @@
         <w:spacing w:before="80" w:after="60" w:line="360" w:lineRule="auto"/>
         <w:ind w:left="432"/>
         <w:jc w:val="both"/>
-      </w:pPr>
-      <w:r>
-        <w:rPr>
-          <w:rFonts w:ascii="Times New Roman" w:hAnsi="Times New Roman"/>
-          <w:color w:val="000000"/>
-        </w:rPr>
-        <w:t>2. Teacher will be able to update their own profile.</w:t>
+        <w:rPr>
+          <w:sz w:val="24"/>
+          <w:szCs w:val="24"/>
+        </w:rPr>
+      </w:pPr>
+      <w:r>
+        <w:rPr>
+          <w:rFonts w:ascii="Times New Roman" w:hAnsi="Times New Roman"/>
+          <w:color w:val="000000"/>
+          <w:sz w:val="24"/>
+          <w:szCs w:val="24"/>
+        </w:rPr>
+        <w:t>FR</w:t>
+      </w:r>
+      <w:r>
+        <w:rPr>
+          <w:rFonts w:ascii="Times New Roman" w:hAnsi="Times New Roman"/>
+          <w:color w:val="000000"/>
+          <w:sz w:val="24"/>
+          <w:szCs w:val="24"/>
+        </w:rPr>
+        <w:t xml:space="preserve"> </w:t>
+      </w:r>
+      <w:r>
+        <w:rPr>
+          <w:rFonts w:ascii="Times New Roman" w:hAnsi="Times New Roman"/>
+          <w:color w:val="000000"/>
+          <w:sz w:val="24"/>
+          <w:szCs w:val="24"/>
+        </w:rPr>
+        <w:t>19</w:t>
+      </w:r>
+      <w:r>
+        <w:rPr>
+          <w:rFonts w:ascii="Times New Roman" w:hAnsi="Times New Roman"/>
+          <w:color w:val="000000"/>
+          <w:sz w:val="24"/>
+          <w:szCs w:val="24"/>
+        </w:rPr>
+        <w:t>. Teacher will be able to update their own profile.</w:t>
       </w:r>
     </w:p>
     <w:p>
       <w:pPr>
         <w:spacing w:before="80" w:after="40" w:line="360" w:lineRule="auto"/>
         <w:jc w:val="both"/>
-      </w:pPr>
-      <w:r>
-        <w:rPr>
-          <w:rFonts w:ascii="Times New Roman" w:hAnsi="Times New Roman"/>
-          <w:color w:val="000000"/>
+        <w:rPr>
+          <w:sz w:val="24"/>
+          <w:szCs w:val="24"/>
+        </w:rPr>
+      </w:pPr>
+      <w:r>
+        <w:rPr>
+          <w:rFonts w:ascii="Times New Roman" w:hAnsi="Times New Roman"/>
+          <w:color w:val="000000"/>
+          <w:sz w:val="24"/>
+          <w:szCs w:val="24"/>
         </w:rPr>
         <w:t>Announcements:</w:t>
       </w:r>
@@ -14814,13 +16203,37 @@
         <w:spacing w:before="80" w:after="160" w:line="360" w:lineRule="auto"/>
         <w:ind w:left="432"/>
         <w:jc w:val="both"/>
-      </w:pPr>
-      <w:r>
-        <w:rPr>
-          <w:rFonts w:ascii="Times New Roman" w:hAnsi="Times New Roman"/>
-          <w:color w:val="000000"/>
-        </w:rPr>
-        <w:t>1. Teacher will be able to create an announcement for their students.</w:t>
+        <w:rPr>
+          <w:sz w:val="24"/>
+          <w:szCs w:val="24"/>
+        </w:rPr>
+      </w:pPr>
+      <w:r>
+        <w:rPr>
+          <w:rFonts w:ascii="Times New Roman" w:hAnsi="Times New Roman"/>
+          <w:color w:val="000000"/>
+          <w:sz w:val="24"/>
+          <w:szCs w:val="24"/>
+        </w:rPr>
+        <w:t>FR</w:t>
+      </w:r>
+      <w:r>
+        <w:rPr>
+          <w:rFonts w:ascii="Times New Roman" w:hAnsi="Times New Roman"/>
+          <w:color w:val="000000"/>
+          <w:sz w:val="24"/>
+          <w:szCs w:val="24"/>
+        </w:rPr>
+        <w:t xml:space="preserve"> 20</w:t>
+      </w:r>
+      <w:r>
+        <w:rPr>
+          <w:rFonts w:ascii="Times New Roman" w:hAnsi="Times New Roman"/>
+          <w:color w:val="000000"/>
+          <w:sz w:val="24"/>
+          <w:szCs w:val="24"/>
+        </w:rPr>
+        <w:t>. Teacher will be able to create an announcement for their students.</w:t>
       </w:r>
     </w:p>
     <w:p>
@@ -14829,13 +16242,55 @@
         <w:spacing w:before="80" w:after="160" w:line="360" w:lineRule="auto"/>
         <w:ind w:left="432"/>
         <w:jc w:val="both"/>
-      </w:pPr>
-      <w:r>
-        <w:rPr>
-          <w:rFonts w:ascii="Times New Roman" w:hAnsi="Times New Roman"/>
-          <w:color w:val="000000"/>
-        </w:rPr>
-        <w:t>2. Teacher will be able to view all announcements.</w:t>
+        <w:rPr>
+          <w:sz w:val="24"/>
+          <w:szCs w:val="24"/>
+        </w:rPr>
+      </w:pPr>
+      <w:r>
+        <w:rPr>
+          <w:rFonts w:ascii="Times New Roman" w:hAnsi="Times New Roman"/>
+          <w:color w:val="000000"/>
+          <w:sz w:val="24"/>
+          <w:szCs w:val="24"/>
+        </w:rPr>
+        <w:t>FR</w:t>
+      </w:r>
+      <w:r>
+        <w:rPr>
+          <w:rFonts w:ascii="Times New Roman" w:hAnsi="Times New Roman"/>
+          <w:color w:val="000000"/>
+          <w:sz w:val="24"/>
+          <w:szCs w:val="24"/>
+        </w:rPr>
+        <w:t xml:space="preserve"> </w:t>
+      </w:r>
+      <w:r>
+        <w:rPr>
+          <w:rFonts w:ascii="Times New Roman" w:hAnsi="Times New Roman"/>
+          <w:color w:val="000000"/>
+          <w:sz w:val="24"/>
+          <w:szCs w:val="24"/>
+        </w:rPr>
+        <w:t>2</w:t>
+      </w:r>
+      <w:r>
+        <w:rPr>
+          <w:rFonts w:ascii="Times New Roman" w:hAnsi="Times New Roman"/>
+          <w:color w:val="000000"/>
+          <w:sz w:val="24"/>
+          <w:szCs w:val="24"/>
+        </w:rPr>
+        <w:t>1</w:t>
+      </w:r>
+      <w:r>
+        <w:rPr>
+          <w:rFonts w:ascii="Times New Roman" w:hAnsi="Times New Roman"/>
+          <w:color w:val="000000"/>
+          <w:sz w:val="24"/>
+          <w:szCs w:val="24"/>
+        </w:rPr>
+        <w:t>. Teacher will be able to view all announcements.</w:t>
       </w:r>
     </w:p>
     <w:p>
@@ -14844,13 +16299,37 @@
         <w:spacing w:before="80" w:after="160" w:line="360" w:lineRule="auto"/>
         <w:ind w:left="432"/>
         <w:jc w:val="both"/>
-      </w:pPr>
-      <w:r>
-        <w:rPr>
-          <w:rFonts w:ascii="Times New Roman" w:hAnsi="Times New Roman"/>
-          <w:color w:val="000000"/>
-        </w:rPr>
-        <w:t>3. Teacher will be able to update their own announcement.</w:t>
+        <w:rPr>
+          <w:sz w:val="24"/>
+          <w:szCs w:val="24"/>
+        </w:rPr>
+      </w:pPr>
+      <w:r>
+        <w:rPr>
+          <w:rFonts w:ascii="Times New Roman" w:hAnsi="Times New Roman"/>
+          <w:color w:val="000000"/>
+          <w:sz w:val="24"/>
+          <w:szCs w:val="24"/>
+        </w:rPr>
+        <w:t>FR</w:t>
+      </w:r>
+      <w:r>
+        <w:rPr>
+          <w:rFonts w:ascii="Times New Roman" w:hAnsi="Times New Roman"/>
+          <w:color w:val="000000"/>
+          <w:sz w:val="24"/>
+          <w:szCs w:val="24"/>
+        </w:rPr>
+        <w:t xml:space="preserve"> 22</w:t>
+      </w:r>
+      <w:r>
+        <w:rPr>
+          <w:rFonts w:ascii="Times New Roman" w:hAnsi="Times New Roman"/>
+          <w:color w:val="000000"/>
+          <w:sz w:val="24"/>
+          <w:szCs w:val="24"/>
+        </w:rPr>
+        <w:t>. Teacher will be able to update their own announcement.</w:t>
       </w:r>
     </w:p>
     <w:p>
@@ -14859,51 +16338,86 @@
         <w:spacing w:before="80" w:after="160" w:line="360" w:lineRule="auto"/>
         <w:ind w:left="432"/>
         <w:jc w:val="both"/>
-      </w:pPr>
-      <w:r>
-        <w:rPr>
-          <w:rFonts w:ascii="Times New Roman" w:hAnsi="Times New Roman"/>
-          <w:color w:val="000000"/>
-        </w:rPr>
-        <w:lastRenderedPageBreak/>
-        <w:t>4. Teacher will be able to delete their own announcement.</w:t>
+        <w:rPr>
+          <w:sz w:val="24"/>
+          <w:szCs w:val="24"/>
+        </w:rPr>
+      </w:pPr>
+      <w:r>
+        <w:rPr>
+          <w:rFonts w:ascii="Times New Roman" w:hAnsi="Times New Roman"/>
+          <w:color w:val="000000"/>
+          <w:sz w:val="24"/>
+          <w:szCs w:val="24"/>
+        </w:rPr>
+        <w:t>FR</w:t>
+      </w:r>
+      <w:r>
+        <w:rPr>
+          <w:rFonts w:ascii="Times New Roman" w:hAnsi="Times New Roman"/>
+          <w:color w:val="000000"/>
+          <w:sz w:val="24"/>
+          <w:szCs w:val="24"/>
+        </w:rPr>
+        <w:t xml:space="preserve"> 23</w:t>
+      </w:r>
+      <w:r>
+        <w:rPr>
+          <w:rFonts w:ascii="Times New Roman" w:hAnsi="Times New Roman"/>
+          <w:color w:val="000000"/>
+          <w:sz w:val="24"/>
+          <w:szCs w:val="24"/>
+        </w:rPr>
+        <w:t>. Teacher will be able to delete their own announcement.</w:t>
       </w:r>
     </w:p>
     <w:p>
       <w:pPr>
         <w:pStyle w:val="Heading3"/>
         <w:spacing w:line="360" w:lineRule="auto"/>
-      </w:pPr>
-      <w:bookmarkStart w:id="65" w:name="_Toc228407560"/>
-      <w:r>
-        <w:rPr>
-          <w:rFonts w:ascii="Times New Roman" w:hAnsi="Times New Roman"/>
+        <w:rPr>
+          <w:szCs w:val="24"/>
+        </w:rPr>
+      </w:pPr>
+      <w:bookmarkStart w:id="64" w:name="_Toc228407560"/>
+      <w:r>
+        <w:rPr>
+          <w:rFonts w:ascii="Times New Roman" w:hAnsi="Times New Roman"/>
+          <w:szCs w:val="24"/>
         </w:rPr>
         <w:t>3.3.3</w:t>
       </w:r>
       <w:r>
         <w:rPr>
           <w:rFonts w:ascii="Times New Roman" w:hAnsi="Times New Roman"/>
+          <w:szCs w:val="24"/>
         </w:rPr>
         <w:t xml:space="preserve"> </w:t>
       </w:r>
       <w:r>
         <w:rPr>
           <w:rFonts w:ascii="Times New Roman" w:hAnsi="Times New Roman"/>
+          <w:szCs w:val="24"/>
         </w:rPr>
         <w:t>University Administration</w:t>
       </w:r>
-      <w:bookmarkEnd w:id="65"/>
+      <w:bookmarkEnd w:id="64"/>
     </w:p>
     <w:p>
       <w:pPr>
         <w:spacing w:before="80" w:after="40" w:line="360" w:lineRule="auto"/>
         <w:jc w:val="both"/>
-      </w:pPr>
-      <w:r>
-        <w:rPr>
-          <w:rFonts w:ascii="Times New Roman" w:hAnsi="Times New Roman"/>
-          <w:color w:val="000000"/>
+        <w:rPr>
+          <w:sz w:val="24"/>
+          <w:szCs w:val="24"/>
+        </w:rPr>
+      </w:pPr>
+      <w:r>
+        <w:rPr>
+          <w:rFonts w:ascii="Times New Roman" w:hAnsi="Times New Roman"/>
+          <w:color w:val="000000"/>
+          <w:sz w:val="24"/>
+          <w:szCs w:val="24"/>
         </w:rPr>
         <w:t>Authentication:</w:t>
       </w:r>
@@ -14914,11 +16428,35 @@
         <w:spacing w:before="80" w:after="60" w:line="360" w:lineRule="auto"/>
         <w:ind w:left="432"/>
         <w:jc w:val="both"/>
-      </w:pPr>
-      <w:r>
-        <w:rPr>
-          <w:rFonts w:ascii="Times New Roman" w:hAnsi="Times New Roman"/>
-          <w:color w:val="000000"/>
+        <w:rPr>
+          <w:sz w:val="24"/>
+          <w:szCs w:val="24"/>
+        </w:rPr>
+      </w:pPr>
+      <w:r>
+        <w:rPr>
+          <w:rFonts w:ascii="Times New Roman" w:hAnsi="Times New Roman"/>
+          <w:color w:val="000000"/>
+          <w:sz w:val="24"/>
+          <w:szCs w:val="24"/>
+        </w:rPr>
+        <w:t>FR</w:t>
+      </w:r>
+      <w:r>
+        <w:rPr>
+          <w:rFonts w:ascii="Times New Roman" w:hAnsi="Times New Roman"/>
+          <w:color w:val="000000"/>
+          <w:sz w:val="24"/>
+          <w:szCs w:val="24"/>
+        </w:rPr>
+        <w:t xml:space="preserve"> </w:t>
+      </w:r>
+      <w:r>
+        <w:rPr>
+          <w:rFonts w:ascii="Times New Roman" w:hAnsi="Times New Roman"/>
+          <w:color w:val="000000"/>
+          <w:sz w:val="24"/>
+          <w:szCs w:val="24"/>
         </w:rPr>
         <w:t>1. University Administrator will be able to login into the system.</w:t>
       </w:r>
@@ -14929,11 +16467,35 @@
         <w:spacing w:before="80" w:after="60" w:line="360" w:lineRule="auto"/>
         <w:ind w:left="432"/>
         <w:jc w:val="both"/>
-      </w:pPr>
-      <w:r>
-        <w:rPr>
-          <w:rFonts w:ascii="Times New Roman" w:hAnsi="Times New Roman"/>
-          <w:color w:val="000000"/>
+        <w:rPr>
+          <w:sz w:val="24"/>
+          <w:szCs w:val="24"/>
+        </w:rPr>
+      </w:pPr>
+      <w:r>
+        <w:rPr>
+          <w:rFonts w:ascii="Times New Roman" w:hAnsi="Times New Roman"/>
+          <w:color w:val="000000"/>
+          <w:sz w:val="24"/>
+          <w:szCs w:val="24"/>
+        </w:rPr>
+        <w:t>FR</w:t>
+      </w:r>
+      <w:r>
+        <w:rPr>
+          <w:rFonts w:ascii="Times New Roman" w:hAnsi="Times New Roman"/>
+          <w:color w:val="000000"/>
+          <w:sz w:val="24"/>
+          <w:szCs w:val="24"/>
+        </w:rPr>
+        <w:t xml:space="preserve"> </w:t>
+      </w:r>
+      <w:r>
+        <w:rPr>
+          <w:rFonts w:ascii="Times New Roman" w:hAnsi="Times New Roman"/>
+          <w:color w:val="000000"/>
+          <w:sz w:val="24"/>
+          <w:szCs w:val="24"/>
         </w:rPr>
         <w:t>2. University Administrator will be able to get a password reset link sent to their registered email.</w:t>
       </w:r>
@@ -14942,11 +16504,17 @@
       <w:pPr>
         <w:spacing w:before="80" w:after="40" w:line="360" w:lineRule="auto"/>
         <w:jc w:val="both"/>
-      </w:pPr>
-      <w:r>
-        <w:rPr>
-          <w:rFonts w:ascii="Times New Roman" w:hAnsi="Times New Roman"/>
-          <w:color w:val="000000"/>
+        <w:rPr>
+          <w:sz w:val="24"/>
+          <w:szCs w:val="24"/>
+        </w:rPr>
+      </w:pPr>
+      <w:r>
+        <w:rPr>
+          <w:rFonts w:ascii="Times New Roman" w:hAnsi="Times New Roman"/>
+          <w:color w:val="000000"/>
+          <w:sz w:val="24"/>
+          <w:szCs w:val="24"/>
         </w:rPr>
         <w:t>Post:</w:t>
       </w:r>
@@ -14957,13 +16525,46 @@
         <w:spacing w:before="80" w:after="60" w:line="360" w:lineRule="auto"/>
         <w:ind w:left="432"/>
         <w:jc w:val="both"/>
-      </w:pPr>
-      <w:r>
-        <w:rPr>
-          <w:rFonts w:ascii="Times New Roman" w:hAnsi="Times New Roman"/>
-          <w:color w:val="000000"/>
-        </w:rPr>
-        <w:t>1. University Administrator will be able to create a post.</w:t>
+        <w:rPr>
+          <w:sz w:val="24"/>
+          <w:szCs w:val="24"/>
+        </w:rPr>
+      </w:pPr>
+      <w:r>
+        <w:rPr>
+          <w:rFonts w:ascii="Times New Roman" w:hAnsi="Times New Roman"/>
+          <w:color w:val="000000"/>
+          <w:sz w:val="24"/>
+          <w:szCs w:val="24"/>
+        </w:rPr>
+        <w:t>FR</w:t>
+      </w:r>
+      <w:r>
+        <w:rPr>
+          <w:rFonts w:ascii="Times New Roman" w:hAnsi="Times New Roman"/>
+          <w:color w:val="000000"/>
+          <w:sz w:val="24"/>
+          <w:szCs w:val="24"/>
+        </w:rPr>
+        <w:t xml:space="preserve"> </w:t>
+      </w:r>
+      <w:r>
+        <w:rPr>
+          <w:rFonts w:ascii="Times New Roman" w:hAnsi="Times New Roman"/>
+          <w:color w:val="000000"/>
+          <w:sz w:val="24"/>
+          <w:szCs w:val="24"/>
+        </w:rPr>
+        <w:t>3</w:t>
+      </w:r>
+      <w:r>
+        <w:rPr>
+          <w:rFonts w:ascii="Times New Roman" w:hAnsi="Times New Roman"/>
+          <w:color w:val="000000"/>
+          <w:sz w:val="24"/>
+          <w:szCs w:val="24"/>
+        </w:rPr>
+        <w:t>. University Administrator will be able to create a post.</w:t>
       </w:r>
     </w:p>
     <w:p>
@@ -14972,13 +16573,46 @@
         <w:spacing w:before="80" w:after="60" w:line="360" w:lineRule="auto"/>
         <w:ind w:left="432"/>
         <w:jc w:val="both"/>
-      </w:pPr>
-      <w:r>
-        <w:rPr>
-          <w:rFonts w:ascii="Times New Roman" w:hAnsi="Times New Roman"/>
-          <w:color w:val="000000"/>
-        </w:rPr>
-        <w:t>2. University Administrator will be able to view posts.</w:t>
+        <w:rPr>
+          <w:sz w:val="24"/>
+          <w:szCs w:val="24"/>
+        </w:rPr>
+      </w:pPr>
+      <w:r>
+        <w:rPr>
+          <w:rFonts w:ascii="Times New Roman" w:hAnsi="Times New Roman"/>
+          <w:color w:val="000000"/>
+          <w:sz w:val="24"/>
+          <w:szCs w:val="24"/>
+        </w:rPr>
+        <w:t>FR</w:t>
+      </w:r>
+      <w:r>
+        <w:rPr>
+          <w:rFonts w:ascii="Times New Roman" w:hAnsi="Times New Roman"/>
+          <w:color w:val="000000"/>
+          <w:sz w:val="24"/>
+          <w:szCs w:val="24"/>
+        </w:rPr>
+        <w:t xml:space="preserve"> </w:t>
+      </w:r>
+      <w:r>
+        <w:rPr>
+          <w:rFonts w:ascii="Times New Roman" w:hAnsi="Times New Roman"/>
+          <w:color w:val="000000"/>
+          <w:sz w:val="24"/>
+          <w:szCs w:val="24"/>
+        </w:rPr>
+        <w:t>4</w:t>
+      </w:r>
+      <w:r>
+        <w:rPr>
+          <w:rFonts w:ascii="Times New Roman" w:hAnsi="Times New Roman"/>
+          <w:color w:val="000000"/>
+          <w:sz w:val="24"/>
+          <w:szCs w:val="24"/>
+        </w:rPr>
+        <w:t>. University Administrator will be able to view posts.</w:t>
       </w:r>
     </w:p>
     <w:p>
@@ -14987,13 +16621,46 @@
         <w:spacing w:before="80" w:after="60" w:line="360" w:lineRule="auto"/>
         <w:ind w:left="432"/>
         <w:jc w:val="both"/>
-      </w:pPr>
-      <w:r>
-        <w:rPr>
-          <w:rFonts w:ascii="Times New Roman" w:hAnsi="Times New Roman"/>
-          <w:color w:val="000000"/>
-        </w:rPr>
-        <w:t>3. University Administrator will be able to update their own post.</w:t>
+        <w:rPr>
+          <w:sz w:val="24"/>
+          <w:szCs w:val="24"/>
+        </w:rPr>
+      </w:pPr>
+      <w:r>
+        <w:rPr>
+          <w:rFonts w:ascii="Times New Roman" w:hAnsi="Times New Roman"/>
+          <w:color w:val="000000"/>
+          <w:sz w:val="24"/>
+          <w:szCs w:val="24"/>
+        </w:rPr>
+        <w:t>FR</w:t>
+      </w:r>
+      <w:r>
+        <w:rPr>
+          <w:rFonts w:ascii="Times New Roman" w:hAnsi="Times New Roman"/>
+          <w:color w:val="000000"/>
+          <w:sz w:val="24"/>
+          <w:szCs w:val="24"/>
+        </w:rPr>
+        <w:t xml:space="preserve"> </w:t>
+      </w:r>
+      <w:r>
+        <w:rPr>
+          <w:rFonts w:ascii="Times New Roman" w:hAnsi="Times New Roman"/>
+          <w:color w:val="000000"/>
+          <w:sz w:val="24"/>
+          <w:szCs w:val="24"/>
+        </w:rPr>
+        <w:t>5</w:t>
+      </w:r>
+      <w:r>
+        <w:rPr>
+          <w:rFonts w:ascii="Times New Roman" w:hAnsi="Times New Roman"/>
+          <w:color w:val="000000"/>
+          <w:sz w:val="24"/>
+          <w:szCs w:val="24"/>
+        </w:rPr>
+        <w:t>. University Administrator will be able to update their own post.</w:t>
       </w:r>
     </w:p>
     <w:p>
@@ -15002,13 +16669,46 @@
         <w:spacing w:before="80" w:after="60" w:line="360" w:lineRule="auto"/>
         <w:ind w:left="432"/>
         <w:jc w:val="both"/>
-      </w:pPr>
-      <w:r>
-        <w:rPr>
-          <w:rFonts w:ascii="Times New Roman" w:hAnsi="Times New Roman"/>
-          <w:color w:val="000000"/>
-        </w:rPr>
-        <w:t>4. University Administrator will be able to delete their own post.</w:t>
+        <w:rPr>
+          <w:sz w:val="24"/>
+          <w:szCs w:val="24"/>
+        </w:rPr>
+      </w:pPr>
+      <w:r>
+        <w:rPr>
+          <w:rFonts w:ascii="Times New Roman" w:hAnsi="Times New Roman"/>
+          <w:color w:val="000000"/>
+          <w:sz w:val="24"/>
+          <w:szCs w:val="24"/>
+        </w:rPr>
+        <w:t>FR</w:t>
+      </w:r>
+      <w:r>
+        <w:rPr>
+          <w:rFonts w:ascii="Times New Roman" w:hAnsi="Times New Roman"/>
+          <w:color w:val="000000"/>
+          <w:sz w:val="24"/>
+          <w:szCs w:val="24"/>
+        </w:rPr>
+        <w:t xml:space="preserve"> </w:t>
+      </w:r>
+      <w:r>
+        <w:rPr>
+          <w:rFonts w:ascii="Times New Roman" w:hAnsi="Times New Roman"/>
+          <w:color w:val="000000"/>
+          <w:sz w:val="24"/>
+          <w:szCs w:val="24"/>
+        </w:rPr>
+        <w:t>6</w:t>
+      </w:r>
+      <w:r>
+        <w:rPr>
+          <w:rFonts w:ascii="Times New Roman" w:hAnsi="Times New Roman"/>
+          <w:color w:val="000000"/>
+          <w:sz w:val="24"/>
+          <w:szCs w:val="24"/>
+        </w:rPr>
+        <w:t>. University Administrator will be able to delete their own post.</w:t>
       </w:r>
     </w:p>
     <w:p>
@@ -15017,13 +16717,46 @@
         <w:spacing w:before="80" w:after="60" w:line="360" w:lineRule="auto"/>
         <w:ind w:left="432"/>
         <w:jc w:val="both"/>
-      </w:pPr>
-      <w:r>
-        <w:rPr>
-          <w:rFonts w:ascii="Times New Roman" w:hAnsi="Times New Roman"/>
-          <w:color w:val="000000"/>
-        </w:rPr>
-        <w:t>5. University Administrator will be able to like a post.</w:t>
+        <w:rPr>
+          <w:sz w:val="24"/>
+          <w:szCs w:val="24"/>
+        </w:rPr>
+      </w:pPr>
+      <w:r>
+        <w:rPr>
+          <w:rFonts w:ascii="Times New Roman" w:hAnsi="Times New Roman"/>
+          <w:color w:val="000000"/>
+          <w:sz w:val="24"/>
+          <w:szCs w:val="24"/>
+        </w:rPr>
+        <w:t>FR</w:t>
+      </w:r>
+      <w:r>
+        <w:rPr>
+          <w:rFonts w:ascii="Times New Roman" w:hAnsi="Times New Roman"/>
+          <w:color w:val="000000"/>
+          <w:sz w:val="24"/>
+          <w:szCs w:val="24"/>
+        </w:rPr>
+        <w:t xml:space="preserve"> </w:t>
+      </w:r>
+      <w:r>
+        <w:rPr>
+          <w:rFonts w:ascii="Times New Roman" w:hAnsi="Times New Roman"/>
+          <w:color w:val="000000"/>
+          <w:sz w:val="24"/>
+          <w:szCs w:val="24"/>
+        </w:rPr>
+        <w:t>7</w:t>
+      </w:r>
+      <w:r>
+        <w:rPr>
+          <w:rFonts w:ascii="Times New Roman" w:hAnsi="Times New Roman"/>
+          <w:color w:val="000000"/>
+          <w:sz w:val="24"/>
+          <w:szCs w:val="24"/>
+        </w:rPr>
+        <w:t>. University Administrator will be able to like a post.</w:t>
       </w:r>
     </w:p>
     <w:p>
@@ -15032,24 +16765,63 @@
         <w:spacing w:before="80" w:after="60" w:line="360" w:lineRule="auto"/>
         <w:ind w:left="432"/>
         <w:jc w:val="both"/>
-      </w:pPr>
-      <w:r>
-        <w:rPr>
-          <w:rFonts w:ascii="Times New Roman" w:hAnsi="Times New Roman"/>
-          <w:color w:val="000000"/>
-        </w:rPr>
-        <w:t>6. University Administrator will be able to comment on a post.</w:t>
+        <w:rPr>
+          <w:sz w:val="24"/>
+          <w:szCs w:val="24"/>
+        </w:rPr>
+      </w:pPr>
+      <w:r>
+        <w:rPr>
+          <w:rFonts w:ascii="Times New Roman" w:hAnsi="Times New Roman"/>
+          <w:color w:val="000000"/>
+          <w:sz w:val="24"/>
+          <w:szCs w:val="24"/>
+        </w:rPr>
+        <w:t>FR</w:t>
+      </w:r>
+      <w:r>
+        <w:rPr>
+          <w:rFonts w:ascii="Times New Roman" w:hAnsi="Times New Roman"/>
+          <w:color w:val="000000"/>
+          <w:sz w:val="24"/>
+          <w:szCs w:val="24"/>
+        </w:rPr>
+        <w:t xml:space="preserve"> </w:t>
+      </w:r>
+      <w:r>
+        <w:rPr>
+          <w:rFonts w:ascii="Times New Roman" w:hAnsi="Times New Roman"/>
+          <w:color w:val="000000"/>
+          <w:sz w:val="24"/>
+          <w:szCs w:val="24"/>
+        </w:rPr>
+        <w:t>8</w:t>
+      </w:r>
+      <w:r>
+        <w:rPr>
+          <w:rFonts w:ascii="Times New Roman" w:hAnsi="Times New Roman"/>
+          <w:color w:val="000000"/>
+          <w:sz w:val="24"/>
+          <w:szCs w:val="24"/>
+        </w:rPr>
+        <w:t>. University Administrator will be able to comment on a post.</w:t>
       </w:r>
     </w:p>
     <w:p>
       <w:pPr>
         <w:spacing w:before="80" w:after="40" w:line="360" w:lineRule="auto"/>
         <w:jc w:val="both"/>
-      </w:pPr>
-      <w:r>
-        <w:rPr>
-          <w:rFonts w:ascii="Times New Roman" w:hAnsi="Times New Roman"/>
-          <w:color w:val="000000"/>
+        <w:rPr>
+          <w:sz w:val="24"/>
+          <w:szCs w:val="24"/>
+        </w:rPr>
+      </w:pPr>
+      <w:r>
+        <w:rPr>
+          <w:rFonts w:ascii="Times New Roman" w:hAnsi="Times New Roman"/>
+          <w:color w:val="000000"/>
+          <w:sz w:val="24"/>
+          <w:szCs w:val="24"/>
         </w:rPr>
         <w:t>Events:</w:t>
       </w:r>
@@ -15060,13 +16832,46 @@
         <w:spacing w:before="80" w:after="60" w:line="360" w:lineRule="auto"/>
         <w:ind w:left="432"/>
         <w:jc w:val="both"/>
-      </w:pPr>
-      <w:r>
-        <w:rPr>
-          <w:rFonts w:ascii="Times New Roman" w:hAnsi="Times New Roman"/>
-          <w:color w:val="000000"/>
-        </w:rPr>
-        <w:t>1. University Administrator will be able to create an upcoming event.</w:t>
+        <w:rPr>
+          <w:sz w:val="24"/>
+          <w:szCs w:val="24"/>
+        </w:rPr>
+      </w:pPr>
+      <w:r>
+        <w:rPr>
+          <w:rFonts w:ascii="Times New Roman" w:hAnsi="Times New Roman"/>
+          <w:color w:val="000000"/>
+          <w:sz w:val="24"/>
+          <w:szCs w:val="24"/>
+        </w:rPr>
+        <w:t>FR</w:t>
+      </w:r>
+      <w:r>
+        <w:rPr>
+          <w:rFonts w:ascii="Times New Roman" w:hAnsi="Times New Roman"/>
+          <w:color w:val="000000"/>
+          <w:sz w:val="24"/>
+          <w:szCs w:val="24"/>
+        </w:rPr>
+        <w:t xml:space="preserve"> </w:t>
+      </w:r>
+      <w:r>
+        <w:rPr>
+          <w:rFonts w:ascii="Times New Roman" w:hAnsi="Times New Roman"/>
+          <w:color w:val="000000"/>
+          <w:sz w:val="24"/>
+          <w:szCs w:val="24"/>
+        </w:rPr>
+        <w:t>9</w:t>
+      </w:r>
+      <w:r>
+        <w:rPr>
+          <w:rFonts w:ascii="Times New Roman" w:hAnsi="Times New Roman"/>
+          <w:color w:val="000000"/>
+          <w:sz w:val="24"/>
+          <w:szCs w:val="24"/>
+        </w:rPr>
+        <w:t>. University Administrator will be able to create an upcoming event.</w:t>
       </w:r>
     </w:p>
     <w:p>
@@ -15075,13 +16880,46 @@
         <w:spacing w:before="80" w:after="60" w:line="360" w:lineRule="auto"/>
         <w:ind w:left="432"/>
         <w:jc w:val="both"/>
-      </w:pPr>
-      <w:r>
-        <w:rPr>
-          <w:rFonts w:ascii="Times New Roman" w:hAnsi="Times New Roman"/>
-          <w:color w:val="000000"/>
-        </w:rPr>
-        <w:t>2. University Administrator will be able to view upcoming events.</w:t>
+        <w:rPr>
+          <w:sz w:val="24"/>
+          <w:szCs w:val="24"/>
+        </w:rPr>
+      </w:pPr>
+      <w:r>
+        <w:rPr>
+          <w:rFonts w:ascii="Times New Roman" w:hAnsi="Times New Roman"/>
+          <w:color w:val="000000"/>
+          <w:sz w:val="24"/>
+          <w:szCs w:val="24"/>
+        </w:rPr>
+        <w:t>FR</w:t>
+      </w:r>
+      <w:r>
+        <w:rPr>
+          <w:rFonts w:ascii="Times New Roman" w:hAnsi="Times New Roman"/>
+          <w:color w:val="000000"/>
+          <w:sz w:val="24"/>
+          <w:szCs w:val="24"/>
+        </w:rPr>
+        <w:t xml:space="preserve"> </w:t>
+      </w:r>
+      <w:r>
+        <w:rPr>
+          <w:rFonts w:ascii="Times New Roman" w:hAnsi="Times New Roman"/>
+          <w:color w:val="000000"/>
+          <w:sz w:val="24"/>
+          <w:szCs w:val="24"/>
+        </w:rPr>
+        <w:t>10</w:t>
+      </w:r>
+      <w:r>
+        <w:rPr>
+          <w:rFonts w:ascii="Times New Roman" w:hAnsi="Times New Roman"/>
+          <w:color w:val="000000"/>
+          <w:sz w:val="24"/>
+          <w:szCs w:val="24"/>
+        </w:rPr>
+        <w:t>. University Administrator will be able to view upcoming events.</w:t>
       </w:r>
     </w:p>
     <w:p>
@@ -15090,13 +16928,46 @@
         <w:spacing w:before="80" w:after="60" w:line="360" w:lineRule="auto"/>
         <w:ind w:left="432"/>
         <w:jc w:val="both"/>
-      </w:pPr>
-      <w:r>
-        <w:rPr>
-          <w:rFonts w:ascii="Times New Roman" w:hAnsi="Times New Roman"/>
-          <w:color w:val="000000"/>
-        </w:rPr>
-        <w:t>3. University Administrator will be able to update an event.</w:t>
+        <w:rPr>
+          <w:sz w:val="24"/>
+          <w:szCs w:val="24"/>
+        </w:rPr>
+      </w:pPr>
+      <w:r>
+        <w:rPr>
+          <w:rFonts w:ascii="Times New Roman" w:hAnsi="Times New Roman"/>
+          <w:color w:val="000000"/>
+          <w:sz w:val="24"/>
+          <w:szCs w:val="24"/>
+        </w:rPr>
+        <w:t>FR</w:t>
+      </w:r>
+      <w:r>
+        <w:rPr>
+          <w:rFonts w:ascii="Times New Roman" w:hAnsi="Times New Roman"/>
+          <w:color w:val="000000"/>
+          <w:sz w:val="24"/>
+          <w:szCs w:val="24"/>
+        </w:rPr>
+        <w:t xml:space="preserve"> </w:t>
+      </w:r>
+      <w:r>
+        <w:rPr>
+          <w:rFonts w:ascii="Times New Roman" w:hAnsi="Times New Roman"/>
+          <w:color w:val="000000"/>
+          <w:sz w:val="24"/>
+          <w:szCs w:val="24"/>
+        </w:rPr>
+        <w:t>11</w:t>
+      </w:r>
+      <w:r>
+        <w:rPr>
+          <w:rFonts w:ascii="Times New Roman" w:hAnsi="Times New Roman"/>
+          <w:color w:val="000000"/>
+          <w:sz w:val="24"/>
+          <w:szCs w:val="24"/>
+        </w:rPr>
+        <w:t>. University Administrator will be able to update an event.</w:t>
       </w:r>
     </w:p>
     <w:p>
@@ -15105,13 +16976,46 @@
         <w:spacing w:before="80" w:after="60" w:line="360" w:lineRule="auto"/>
         <w:ind w:left="432"/>
         <w:jc w:val="both"/>
-      </w:pPr>
-      <w:r>
-        <w:rPr>
-          <w:rFonts w:ascii="Times New Roman" w:hAnsi="Times New Roman"/>
-          <w:color w:val="000000"/>
-        </w:rPr>
-        <w:t>4. University Administrator will be able to delete an event.</w:t>
+        <w:rPr>
+          <w:sz w:val="24"/>
+          <w:szCs w:val="24"/>
+        </w:rPr>
+      </w:pPr>
+      <w:r>
+        <w:rPr>
+          <w:rFonts w:ascii="Times New Roman" w:hAnsi="Times New Roman"/>
+          <w:color w:val="000000"/>
+          <w:sz w:val="24"/>
+          <w:szCs w:val="24"/>
+        </w:rPr>
+        <w:t>FR</w:t>
+      </w:r>
+      <w:r>
+        <w:rPr>
+          <w:rFonts w:ascii="Times New Roman" w:hAnsi="Times New Roman"/>
+          <w:color w:val="000000"/>
+          <w:sz w:val="24"/>
+          <w:szCs w:val="24"/>
+        </w:rPr>
+        <w:t xml:space="preserve"> </w:t>
+      </w:r>
+      <w:r>
+        <w:rPr>
+          <w:rFonts w:ascii="Times New Roman" w:hAnsi="Times New Roman"/>
+          <w:color w:val="000000"/>
+          <w:sz w:val="24"/>
+          <w:szCs w:val="24"/>
+        </w:rPr>
+        <w:t>12</w:t>
+      </w:r>
+      <w:r>
+        <w:rPr>
+          <w:rFonts w:ascii="Times New Roman" w:hAnsi="Times New Roman"/>
+          <w:color w:val="000000"/>
+          <w:sz w:val="24"/>
+          <w:szCs w:val="24"/>
+        </w:rPr>
+        <w:t>. University Administrator will be able to delete an event.</w:t>
       </w:r>
     </w:p>
     <w:p>
@@ -15120,25 +17024,65 @@
         <w:spacing w:before="80" w:after="60" w:line="360" w:lineRule="auto"/>
         <w:ind w:left="432"/>
         <w:jc w:val="both"/>
-      </w:pPr>
-      <w:r>
-        <w:rPr>
-          <w:rFonts w:ascii="Times New Roman" w:hAnsi="Times New Roman"/>
-          <w:color w:val="000000"/>
-        </w:rPr>
-        <w:t>5. University Administrator will be able to respond by selecting Interested or Not Interested.</w:t>
+        <w:rPr>
+          <w:sz w:val="24"/>
+          <w:szCs w:val="24"/>
+        </w:rPr>
+      </w:pPr>
+      <w:r>
+        <w:rPr>
+          <w:rFonts w:ascii="Times New Roman" w:hAnsi="Times New Roman"/>
+          <w:color w:val="000000"/>
+          <w:sz w:val="24"/>
+          <w:szCs w:val="24"/>
+        </w:rPr>
+        <w:t>FR</w:t>
+      </w:r>
+      <w:r>
+        <w:rPr>
+          <w:rFonts w:ascii="Times New Roman" w:hAnsi="Times New Roman"/>
+          <w:color w:val="000000"/>
+          <w:sz w:val="24"/>
+          <w:szCs w:val="24"/>
+        </w:rPr>
+        <w:t xml:space="preserve"> </w:t>
+      </w:r>
+      <w:r>
+        <w:rPr>
+          <w:rFonts w:ascii="Times New Roman" w:hAnsi="Times New Roman"/>
+          <w:color w:val="000000"/>
+          <w:sz w:val="24"/>
+          <w:szCs w:val="24"/>
+        </w:rPr>
+        <w:t>13</w:t>
+      </w:r>
+      <w:r>
+        <w:rPr>
+          <w:rFonts w:ascii="Times New Roman" w:hAnsi="Times New Roman"/>
+          <w:color w:val="000000"/>
+          <w:sz w:val="24"/>
+          <w:szCs w:val="24"/>
+        </w:rPr>
+        <w:t>. University Administrator will be able to respond by selecting Interested or Not Interested.</w:t>
       </w:r>
     </w:p>
     <w:p>
       <w:pPr>
         <w:spacing w:before="80" w:after="40" w:line="360" w:lineRule="auto"/>
         <w:jc w:val="both"/>
-      </w:pPr>
-      <w:r>
-        <w:rPr>
-          <w:rFonts w:ascii="Times New Roman" w:hAnsi="Times New Roman"/>
-          <w:color w:val="000000"/>
-        </w:rPr>
+        <w:rPr>
+          <w:sz w:val="24"/>
+          <w:szCs w:val="24"/>
+        </w:rPr>
+      </w:pPr>
+      <w:r>
+        <w:rPr>
+          <w:rFonts w:ascii="Times New Roman" w:hAnsi="Times New Roman"/>
+          <w:color w:val="000000"/>
+          <w:sz w:val="24"/>
+          <w:szCs w:val="24"/>
+        </w:rPr>
+        <w:lastRenderedPageBreak/>
         <w:t>Lost and Found:</w:t>
       </w:r>
     </w:p>
@@ -15148,13 +17092,55 @@
         <w:spacing w:before="80" w:after="60" w:line="360" w:lineRule="auto"/>
         <w:ind w:left="432"/>
         <w:jc w:val="both"/>
-      </w:pPr>
-      <w:r>
-        <w:rPr>
-          <w:rFonts w:ascii="Times New Roman" w:hAnsi="Times New Roman"/>
-          <w:color w:val="000000"/>
-        </w:rPr>
-        <w:t>1. University Administrator will receive requests related to lost items.</w:t>
+        <w:rPr>
+          <w:sz w:val="24"/>
+          <w:szCs w:val="24"/>
+        </w:rPr>
+      </w:pPr>
+      <w:r>
+        <w:rPr>
+          <w:rFonts w:ascii="Times New Roman" w:hAnsi="Times New Roman"/>
+          <w:color w:val="000000"/>
+          <w:sz w:val="24"/>
+          <w:szCs w:val="24"/>
+        </w:rPr>
+        <w:t>FR</w:t>
+      </w:r>
+      <w:r>
+        <w:rPr>
+          <w:rFonts w:ascii="Times New Roman" w:hAnsi="Times New Roman"/>
+          <w:color w:val="000000"/>
+          <w:sz w:val="24"/>
+          <w:szCs w:val="24"/>
+        </w:rPr>
+        <w:t xml:space="preserve"> </w:t>
+      </w:r>
+      <w:r>
+        <w:rPr>
+          <w:rFonts w:ascii="Times New Roman" w:hAnsi="Times New Roman"/>
+          <w:color w:val="000000"/>
+          <w:sz w:val="24"/>
+          <w:szCs w:val="24"/>
+        </w:rPr>
+        <w:t>1</w:t>
+      </w:r>
+      <w:r>
+        <w:rPr>
+          <w:rFonts w:ascii="Times New Roman" w:hAnsi="Times New Roman"/>
+          <w:color w:val="000000"/>
+          <w:sz w:val="24"/>
+          <w:szCs w:val="24"/>
+        </w:rPr>
+        <w:t>4</w:t>
+      </w:r>
+      <w:r>
+        <w:rPr>
+          <w:rFonts w:ascii="Times New Roman" w:hAnsi="Times New Roman"/>
+          <w:color w:val="000000"/>
+          <w:sz w:val="24"/>
+          <w:szCs w:val="24"/>
+        </w:rPr>
+        <w:t>. University Administrator will receive requests related to lost items.</w:t>
       </w:r>
     </w:p>
     <w:p>
@@ -15163,13 +17149,46 @@
         <w:spacing w:before="80" w:after="60" w:line="360" w:lineRule="auto"/>
         <w:ind w:left="432"/>
         <w:jc w:val="both"/>
-      </w:pPr>
-      <w:r>
-        <w:rPr>
-          <w:rFonts w:ascii="Times New Roman" w:hAnsi="Times New Roman"/>
-          <w:color w:val="000000"/>
-        </w:rPr>
-        <w:t>2. University Administrator will be able to view the requests.</w:t>
+        <w:rPr>
+          <w:sz w:val="24"/>
+          <w:szCs w:val="24"/>
+        </w:rPr>
+      </w:pPr>
+      <w:r>
+        <w:rPr>
+          <w:rFonts w:ascii="Times New Roman" w:hAnsi="Times New Roman"/>
+          <w:color w:val="000000"/>
+          <w:sz w:val="24"/>
+          <w:szCs w:val="24"/>
+        </w:rPr>
+        <w:t>FR</w:t>
+      </w:r>
+      <w:r>
+        <w:rPr>
+          <w:rFonts w:ascii="Times New Roman" w:hAnsi="Times New Roman"/>
+          <w:color w:val="000000"/>
+          <w:sz w:val="24"/>
+          <w:szCs w:val="24"/>
+        </w:rPr>
+        <w:t xml:space="preserve"> </w:t>
+      </w:r>
+      <w:r>
+        <w:rPr>
+          <w:rFonts w:ascii="Times New Roman" w:hAnsi="Times New Roman"/>
+          <w:color w:val="000000"/>
+          <w:sz w:val="24"/>
+          <w:szCs w:val="24"/>
+        </w:rPr>
+        <w:t>15</w:t>
+      </w:r>
+      <w:r>
+        <w:rPr>
+          <w:rFonts w:ascii="Times New Roman" w:hAnsi="Times New Roman"/>
+          <w:color w:val="000000"/>
+          <w:sz w:val="24"/>
+          <w:szCs w:val="24"/>
+        </w:rPr>
+        <w:t>. University Administrator will be able to view the requests.</w:t>
       </w:r>
     </w:p>
     <w:p>
@@ -15178,13 +17197,46 @@
         <w:spacing w:before="80" w:after="60" w:line="360" w:lineRule="auto"/>
         <w:ind w:left="432"/>
         <w:jc w:val="both"/>
-      </w:pPr>
-      <w:r>
-        <w:rPr>
-          <w:rFonts w:ascii="Times New Roman" w:hAnsi="Times New Roman"/>
-          <w:color w:val="000000"/>
-        </w:rPr>
-        <w:t>3. University Administrator will be able to update the status.</w:t>
+        <w:rPr>
+          <w:sz w:val="24"/>
+          <w:szCs w:val="24"/>
+        </w:rPr>
+      </w:pPr>
+      <w:r>
+        <w:rPr>
+          <w:rFonts w:ascii="Times New Roman" w:hAnsi="Times New Roman"/>
+          <w:color w:val="000000"/>
+          <w:sz w:val="24"/>
+          <w:szCs w:val="24"/>
+        </w:rPr>
+        <w:t>FR</w:t>
+      </w:r>
+      <w:r>
+        <w:rPr>
+          <w:rFonts w:ascii="Times New Roman" w:hAnsi="Times New Roman"/>
+          <w:color w:val="000000"/>
+          <w:sz w:val="24"/>
+          <w:szCs w:val="24"/>
+        </w:rPr>
+        <w:t xml:space="preserve"> </w:t>
+      </w:r>
+      <w:r>
+        <w:rPr>
+          <w:rFonts w:ascii="Times New Roman" w:hAnsi="Times New Roman"/>
+          <w:color w:val="000000"/>
+          <w:sz w:val="24"/>
+          <w:szCs w:val="24"/>
+        </w:rPr>
+        <w:t>16</w:t>
+      </w:r>
+      <w:r>
+        <w:rPr>
+          <w:rFonts w:ascii="Times New Roman" w:hAnsi="Times New Roman"/>
+          <w:color w:val="000000"/>
+          <w:sz w:val="24"/>
+          <w:szCs w:val="24"/>
+        </w:rPr>
+        <w:t>. University Administrator will be able to update the status.</w:t>
       </w:r>
     </w:p>
     <w:p>
@@ -15193,24 +17245,63 @@
         <w:spacing w:before="80" w:after="60" w:line="360" w:lineRule="auto"/>
         <w:ind w:left="432"/>
         <w:jc w:val="both"/>
-      </w:pPr>
-      <w:r>
-        <w:rPr>
-          <w:rFonts w:ascii="Times New Roman" w:hAnsi="Times New Roman"/>
-          <w:color w:val="000000"/>
-        </w:rPr>
-        <w:t>4. University Administrator will be able to coordinate the return of a found item to its owner.</w:t>
+        <w:rPr>
+          <w:sz w:val="24"/>
+          <w:szCs w:val="24"/>
+        </w:rPr>
+      </w:pPr>
+      <w:r>
+        <w:rPr>
+          <w:rFonts w:ascii="Times New Roman" w:hAnsi="Times New Roman"/>
+          <w:color w:val="000000"/>
+          <w:sz w:val="24"/>
+          <w:szCs w:val="24"/>
+        </w:rPr>
+        <w:t>FR</w:t>
+      </w:r>
+      <w:r>
+        <w:rPr>
+          <w:rFonts w:ascii="Times New Roman" w:hAnsi="Times New Roman"/>
+          <w:color w:val="000000"/>
+          <w:sz w:val="24"/>
+          <w:szCs w:val="24"/>
+        </w:rPr>
+        <w:t xml:space="preserve"> </w:t>
+      </w:r>
+      <w:r>
+        <w:rPr>
+          <w:rFonts w:ascii="Times New Roman" w:hAnsi="Times New Roman"/>
+          <w:color w:val="000000"/>
+          <w:sz w:val="24"/>
+          <w:szCs w:val="24"/>
+        </w:rPr>
+        <w:t>17</w:t>
+      </w:r>
+      <w:r>
+        <w:rPr>
+          <w:rFonts w:ascii="Times New Roman" w:hAnsi="Times New Roman"/>
+          <w:color w:val="000000"/>
+          <w:sz w:val="24"/>
+          <w:szCs w:val="24"/>
+        </w:rPr>
+        <w:t>. University Administrator will be able to coordinate the return of a found item to its owner.</w:t>
       </w:r>
     </w:p>
     <w:p>
       <w:pPr>
         <w:spacing w:before="80" w:after="40" w:line="360" w:lineRule="auto"/>
         <w:jc w:val="both"/>
-      </w:pPr>
-      <w:r>
-        <w:rPr>
-          <w:rFonts w:ascii="Times New Roman" w:hAnsi="Times New Roman"/>
-          <w:color w:val="000000"/>
+        <w:rPr>
+          <w:sz w:val="24"/>
+          <w:szCs w:val="24"/>
+        </w:rPr>
+      </w:pPr>
+      <w:r>
+        <w:rPr>
+          <w:rFonts w:ascii="Times New Roman" w:hAnsi="Times New Roman"/>
+          <w:color w:val="000000"/>
+          <w:sz w:val="24"/>
+          <w:szCs w:val="24"/>
         </w:rPr>
         <w:t>Dashboard:</w:t>
       </w:r>
@@ -15221,24 +17312,63 @@
         <w:spacing w:before="80" w:after="60" w:line="360" w:lineRule="auto"/>
         <w:ind w:left="432"/>
         <w:jc w:val="both"/>
-      </w:pPr>
-      <w:r>
-        <w:rPr>
-          <w:rFonts w:ascii="Times New Roman" w:hAnsi="Times New Roman"/>
-          <w:color w:val="000000"/>
-        </w:rPr>
-        <w:t>1. University Administrator will be able to view the dashboard.</w:t>
+        <w:rPr>
+          <w:sz w:val="24"/>
+          <w:szCs w:val="24"/>
+        </w:rPr>
+      </w:pPr>
+      <w:r>
+        <w:rPr>
+          <w:rFonts w:ascii="Times New Roman" w:hAnsi="Times New Roman"/>
+          <w:color w:val="000000"/>
+          <w:sz w:val="24"/>
+          <w:szCs w:val="24"/>
+        </w:rPr>
+        <w:t>FR</w:t>
+      </w:r>
+      <w:r>
+        <w:rPr>
+          <w:rFonts w:ascii="Times New Roman" w:hAnsi="Times New Roman"/>
+          <w:color w:val="000000"/>
+          <w:sz w:val="24"/>
+          <w:szCs w:val="24"/>
+        </w:rPr>
+        <w:t xml:space="preserve"> </w:t>
+      </w:r>
+      <w:r>
+        <w:rPr>
+          <w:rFonts w:ascii="Times New Roman" w:hAnsi="Times New Roman"/>
+          <w:color w:val="000000"/>
+          <w:sz w:val="24"/>
+          <w:szCs w:val="24"/>
+        </w:rPr>
+        <w:t>18</w:t>
+      </w:r>
+      <w:r>
+        <w:rPr>
+          <w:rFonts w:ascii="Times New Roman" w:hAnsi="Times New Roman"/>
+          <w:color w:val="000000"/>
+          <w:sz w:val="24"/>
+          <w:szCs w:val="24"/>
+        </w:rPr>
+        <w:t>. University Administrator will be able to view the dashboard.</w:t>
       </w:r>
     </w:p>
     <w:p>
       <w:pPr>
         <w:spacing w:before="80" w:after="40" w:line="360" w:lineRule="auto"/>
         <w:jc w:val="both"/>
-      </w:pPr>
-      <w:r>
-        <w:rPr>
-          <w:rFonts w:ascii="Times New Roman" w:hAnsi="Times New Roman"/>
-          <w:color w:val="000000"/>
+        <w:rPr>
+          <w:sz w:val="24"/>
+          <w:szCs w:val="24"/>
+        </w:rPr>
+      </w:pPr>
+      <w:r>
+        <w:rPr>
+          <w:rFonts w:ascii="Times New Roman" w:hAnsi="Times New Roman"/>
+          <w:color w:val="000000"/>
+          <w:sz w:val="24"/>
+          <w:szCs w:val="24"/>
         </w:rPr>
         <w:t>User Profile:</w:t>
       </w:r>
@@ -15249,13 +17379,55 @@
         <w:spacing w:before="80" w:after="60" w:line="360" w:lineRule="auto"/>
         <w:ind w:left="432"/>
         <w:jc w:val="both"/>
-      </w:pPr>
-      <w:r>
-        <w:rPr>
-          <w:rFonts w:ascii="Times New Roman" w:hAnsi="Times New Roman"/>
-          <w:color w:val="000000"/>
-        </w:rPr>
-        <w:t>1. University Administrator will be able to view their own profile.</w:t>
+        <w:rPr>
+          <w:sz w:val="24"/>
+          <w:szCs w:val="24"/>
+        </w:rPr>
+      </w:pPr>
+      <w:r>
+        <w:rPr>
+          <w:rFonts w:ascii="Times New Roman" w:hAnsi="Times New Roman"/>
+          <w:color w:val="000000"/>
+          <w:sz w:val="24"/>
+          <w:szCs w:val="24"/>
+        </w:rPr>
+        <w:t>FR</w:t>
+      </w:r>
+      <w:r>
+        <w:rPr>
+          <w:rFonts w:ascii="Times New Roman" w:hAnsi="Times New Roman"/>
+          <w:color w:val="000000"/>
+          <w:sz w:val="24"/>
+          <w:szCs w:val="24"/>
+        </w:rPr>
+        <w:t xml:space="preserve"> </w:t>
+      </w:r>
+      <w:r>
+        <w:rPr>
+          <w:rFonts w:ascii="Times New Roman" w:hAnsi="Times New Roman"/>
+          <w:color w:val="000000"/>
+          <w:sz w:val="24"/>
+          <w:szCs w:val="24"/>
+        </w:rPr>
+        <w:t>1</w:t>
+      </w:r>
+      <w:r>
+        <w:rPr>
+          <w:rFonts w:ascii="Times New Roman" w:hAnsi="Times New Roman"/>
+          <w:color w:val="000000"/>
+          <w:sz w:val="24"/>
+          <w:szCs w:val="24"/>
+        </w:rPr>
+        <w:t>9</w:t>
+      </w:r>
+      <w:r>
+        <w:rPr>
+          <w:rFonts w:ascii="Times New Roman" w:hAnsi="Times New Roman"/>
+          <w:color w:val="000000"/>
+          <w:sz w:val="24"/>
+          <w:szCs w:val="24"/>
+        </w:rPr>
+        <w:t>. University Administrator will be able to view their own profile.</w:t>
       </w:r>
     </w:p>
     <w:p>
@@ -15264,24 +17436,72 @@
         <w:spacing w:before="80" w:after="60" w:line="360" w:lineRule="auto"/>
         <w:ind w:left="432"/>
         <w:jc w:val="both"/>
-      </w:pPr>
-      <w:r>
-        <w:rPr>
-          <w:rFonts w:ascii="Times New Roman" w:hAnsi="Times New Roman"/>
-          <w:color w:val="000000"/>
-        </w:rPr>
-        <w:t>2. University Administrator will be able to update their own profile.</w:t>
+        <w:rPr>
+          <w:sz w:val="24"/>
+          <w:szCs w:val="24"/>
+        </w:rPr>
+      </w:pPr>
+      <w:r>
+        <w:rPr>
+          <w:rFonts w:ascii="Times New Roman" w:hAnsi="Times New Roman"/>
+          <w:color w:val="000000"/>
+          <w:sz w:val="24"/>
+          <w:szCs w:val="24"/>
+        </w:rPr>
+        <w:t>FR</w:t>
+      </w:r>
+      <w:r>
+        <w:rPr>
+          <w:rFonts w:ascii="Times New Roman" w:hAnsi="Times New Roman"/>
+          <w:color w:val="000000"/>
+          <w:sz w:val="24"/>
+          <w:szCs w:val="24"/>
+        </w:rPr>
+        <w:t xml:space="preserve"> </w:t>
+      </w:r>
+      <w:r>
+        <w:rPr>
+          <w:rFonts w:ascii="Times New Roman" w:hAnsi="Times New Roman"/>
+          <w:color w:val="000000"/>
+          <w:sz w:val="24"/>
+          <w:szCs w:val="24"/>
+        </w:rPr>
+        <w:t>2</w:t>
+      </w:r>
+      <w:r>
+        <w:rPr>
+          <w:rFonts w:ascii="Times New Roman" w:hAnsi="Times New Roman"/>
+          <w:color w:val="000000"/>
+          <w:sz w:val="24"/>
+          <w:szCs w:val="24"/>
+        </w:rPr>
+        <w:t>0</w:t>
+      </w:r>
+      <w:r>
+        <w:rPr>
+          <w:rFonts w:ascii="Times New Roman" w:hAnsi="Times New Roman"/>
+          <w:color w:val="000000"/>
+          <w:sz w:val="24"/>
+          <w:szCs w:val="24"/>
+        </w:rPr>
+        <w:t>. University Administrator will be able to update their own profile.</w:t>
       </w:r>
     </w:p>
     <w:p>
       <w:pPr>
         <w:spacing w:before="80" w:after="40" w:line="360" w:lineRule="auto"/>
         <w:jc w:val="both"/>
-      </w:pPr>
-      <w:r>
-        <w:rPr>
-          <w:rFonts w:ascii="Times New Roman" w:hAnsi="Times New Roman"/>
-          <w:color w:val="000000"/>
+        <w:rPr>
+          <w:sz w:val="24"/>
+          <w:szCs w:val="24"/>
+        </w:rPr>
+      </w:pPr>
+      <w:r>
+        <w:rPr>
+          <w:rFonts w:ascii="Times New Roman" w:hAnsi="Times New Roman"/>
+          <w:color w:val="000000"/>
+          <w:sz w:val="24"/>
+          <w:szCs w:val="24"/>
         </w:rPr>
         <w:t>Announcements:</w:t>
       </w:r>
@@ -15292,13 +17512,45 @@
         <w:spacing w:before="80" w:after="160" w:line="360" w:lineRule="auto"/>
         <w:ind w:left="432"/>
         <w:jc w:val="both"/>
-      </w:pPr>
-      <w:r>
-        <w:rPr>
-          <w:rFonts w:ascii="Times New Roman" w:hAnsi="Times New Roman"/>
-          <w:color w:val="000000"/>
-        </w:rPr>
-        <w:lastRenderedPageBreak/>
+        <w:rPr>
+          <w:sz w:val="24"/>
+          <w:szCs w:val="24"/>
+        </w:rPr>
+      </w:pPr>
+      <w:r>
+        <w:rPr>
+          <w:rFonts w:ascii="Times New Roman" w:hAnsi="Times New Roman"/>
+          <w:color w:val="000000"/>
+          <w:sz w:val="24"/>
+          <w:szCs w:val="24"/>
+        </w:rPr>
+        <w:t>FR</w:t>
+      </w:r>
+      <w:r>
+        <w:rPr>
+          <w:rFonts w:ascii="Times New Roman" w:hAnsi="Times New Roman"/>
+          <w:color w:val="000000"/>
+          <w:sz w:val="24"/>
+          <w:szCs w:val="24"/>
+        </w:rPr>
+        <w:t xml:space="preserve"> </w:t>
+      </w:r>
+      <w:r>
+        <w:rPr>
+          <w:rFonts w:ascii="Times New Roman" w:hAnsi="Times New Roman"/>
+          <w:color w:val="000000"/>
+          <w:sz w:val="24"/>
+          <w:szCs w:val="24"/>
+        </w:rPr>
+        <w:t>2</w:t>
+      </w:r>
+      <w:r>
+        <w:rPr>
+          <w:rFonts w:ascii="Times New Roman" w:hAnsi="Times New Roman"/>
+          <w:color w:val="000000"/>
+          <w:sz w:val="24"/>
+          <w:szCs w:val="24"/>
+        </w:rPr>
         <w:t>1. University Administrator will be able to create an announcement.</w:t>
       </w:r>
     </w:p>
@@ -15308,11 +17560,44 @@
         <w:spacing w:before="80" w:after="160" w:line="360" w:lineRule="auto"/>
         <w:ind w:left="432"/>
         <w:jc w:val="both"/>
-      </w:pPr>
-      <w:r>
-        <w:rPr>
-          <w:rFonts w:ascii="Times New Roman" w:hAnsi="Times New Roman"/>
-          <w:color w:val="000000"/>
+        <w:rPr>
+          <w:sz w:val="24"/>
+          <w:szCs w:val="24"/>
+        </w:rPr>
+      </w:pPr>
+      <w:r>
+        <w:rPr>
+          <w:rFonts w:ascii="Times New Roman" w:hAnsi="Times New Roman"/>
+          <w:color w:val="000000"/>
+          <w:sz w:val="24"/>
+          <w:szCs w:val="24"/>
+        </w:rPr>
+        <w:t>FR</w:t>
+      </w:r>
+      <w:r>
+        <w:rPr>
+          <w:rFonts w:ascii="Times New Roman" w:hAnsi="Times New Roman"/>
+          <w:color w:val="000000"/>
+          <w:sz w:val="24"/>
+          <w:szCs w:val="24"/>
+        </w:rPr>
+        <w:t xml:space="preserve"> </w:t>
+      </w:r>
+      <w:r>
+        <w:rPr>
+          <w:rFonts w:ascii="Times New Roman" w:hAnsi="Times New Roman"/>
+          <w:color w:val="000000"/>
+          <w:sz w:val="24"/>
+          <w:szCs w:val="24"/>
+        </w:rPr>
+        <w:t>2</w:t>
+      </w:r>
+      <w:r>
+        <w:rPr>
+          <w:rFonts w:ascii="Times New Roman" w:hAnsi="Times New Roman"/>
+          <w:color w:val="000000"/>
+          <w:sz w:val="24"/>
+          <w:szCs w:val="24"/>
         </w:rPr>
         <w:t>2. University Administrator will be able to view announcements.</w:t>
       </w:r>
@@ -15323,11 +17608,44 @@
         <w:spacing w:before="80" w:after="160" w:line="360" w:lineRule="auto"/>
         <w:ind w:left="432"/>
         <w:jc w:val="both"/>
-      </w:pPr>
-      <w:r>
-        <w:rPr>
-          <w:rFonts w:ascii="Times New Roman" w:hAnsi="Times New Roman"/>
-          <w:color w:val="000000"/>
+        <w:rPr>
+          <w:sz w:val="24"/>
+          <w:szCs w:val="24"/>
+        </w:rPr>
+      </w:pPr>
+      <w:r>
+        <w:rPr>
+          <w:rFonts w:ascii="Times New Roman" w:hAnsi="Times New Roman"/>
+          <w:color w:val="000000"/>
+          <w:sz w:val="24"/>
+          <w:szCs w:val="24"/>
+        </w:rPr>
+        <w:t>FR</w:t>
+      </w:r>
+      <w:r>
+        <w:rPr>
+          <w:rFonts w:ascii="Times New Roman" w:hAnsi="Times New Roman"/>
+          <w:color w:val="000000"/>
+          <w:sz w:val="24"/>
+          <w:szCs w:val="24"/>
+        </w:rPr>
+        <w:t xml:space="preserve"> </w:t>
+      </w:r>
+      <w:r>
+        <w:rPr>
+          <w:rFonts w:ascii="Times New Roman" w:hAnsi="Times New Roman"/>
+          <w:color w:val="000000"/>
+          <w:sz w:val="24"/>
+          <w:szCs w:val="24"/>
+        </w:rPr>
+        <w:t>2</w:t>
+      </w:r>
+      <w:r>
+        <w:rPr>
+          <w:rFonts w:ascii="Times New Roman" w:hAnsi="Times New Roman"/>
+          <w:color w:val="000000"/>
+          <w:sz w:val="24"/>
+          <w:szCs w:val="24"/>
         </w:rPr>
         <w:t>3. University Administrator will be able to update an announcement.</w:t>
       </w:r>
@@ -15338,11 +17656,44 @@
         <w:spacing w:before="80" w:after="160" w:line="360" w:lineRule="auto"/>
         <w:ind w:left="432"/>
         <w:jc w:val="both"/>
-      </w:pPr>
-      <w:r>
-        <w:rPr>
-          <w:rFonts w:ascii="Times New Roman" w:hAnsi="Times New Roman"/>
-          <w:color w:val="000000"/>
+        <w:rPr>
+          <w:sz w:val="24"/>
+          <w:szCs w:val="24"/>
+        </w:rPr>
+      </w:pPr>
+      <w:r>
+        <w:rPr>
+          <w:rFonts w:ascii="Times New Roman" w:hAnsi="Times New Roman"/>
+          <w:color w:val="000000"/>
+          <w:sz w:val="24"/>
+          <w:szCs w:val="24"/>
+        </w:rPr>
+        <w:t>FR</w:t>
+      </w:r>
+      <w:r>
+        <w:rPr>
+          <w:rFonts w:ascii="Times New Roman" w:hAnsi="Times New Roman"/>
+          <w:color w:val="000000"/>
+          <w:sz w:val="24"/>
+          <w:szCs w:val="24"/>
+        </w:rPr>
+        <w:t xml:space="preserve"> </w:t>
+      </w:r>
+      <w:r>
+        <w:rPr>
+          <w:rFonts w:ascii="Times New Roman" w:hAnsi="Times New Roman"/>
+          <w:color w:val="000000"/>
+          <w:sz w:val="24"/>
+          <w:szCs w:val="24"/>
+        </w:rPr>
+        <w:t>2</w:t>
+      </w:r>
+      <w:r>
+        <w:rPr>
+          <w:rFonts w:ascii="Times New Roman" w:hAnsi="Times New Roman"/>
+          <w:color w:val="000000"/>
+          <w:sz w:val="24"/>
+          <w:szCs w:val="24"/>
         </w:rPr>
         <w:t>4. University Administrator will be able to delete an announcement.</w:t>
       </w:r>
@@ -15351,37 +17702,49 @@
       <w:pPr>
         <w:pStyle w:val="Heading3"/>
         <w:spacing w:line="360" w:lineRule="auto"/>
-      </w:pPr>
-      <w:bookmarkStart w:id="66" w:name="_Toc228407561"/>
-      <w:r>
-        <w:rPr>
-          <w:rFonts w:ascii="Times New Roman" w:hAnsi="Times New Roman"/>
+        <w:rPr>
+          <w:szCs w:val="24"/>
+        </w:rPr>
+      </w:pPr>
+      <w:bookmarkStart w:id="65" w:name="_Toc228407561"/>
+      <w:r>
+        <w:rPr>
+          <w:rFonts w:ascii="Times New Roman" w:hAnsi="Times New Roman"/>
+          <w:szCs w:val="24"/>
         </w:rPr>
         <w:t>3.3.4</w:t>
       </w:r>
       <w:r>
         <w:rPr>
           <w:rFonts w:ascii="Times New Roman" w:hAnsi="Times New Roman"/>
+          <w:szCs w:val="24"/>
         </w:rPr>
         <w:t xml:space="preserve"> </w:t>
       </w:r>
       <w:r>
         <w:rPr>
           <w:rFonts w:ascii="Times New Roman" w:hAnsi="Times New Roman"/>
+          <w:szCs w:val="24"/>
         </w:rPr>
         <w:t>Coordination Office</w:t>
       </w:r>
-      <w:bookmarkEnd w:id="66"/>
+      <w:bookmarkEnd w:id="65"/>
     </w:p>
     <w:p>
       <w:pPr>
         <w:spacing w:before="80" w:after="40" w:line="360" w:lineRule="auto"/>
         <w:jc w:val="both"/>
-      </w:pPr>
-      <w:r>
-        <w:rPr>
-          <w:rFonts w:ascii="Times New Roman" w:hAnsi="Times New Roman"/>
-          <w:color w:val="000000"/>
+        <w:rPr>
+          <w:sz w:val="24"/>
+          <w:szCs w:val="24"/>
+        </w:rPr>
+      </w:pPr>
+      <w:r>
+        <w:rPr>
+          <w:rFonts w:ascii="Times New Roman" w:hAnsi="Times New Roman"/>
+          <w:color w:val="000000"/>
+          <w:sz w:val="24"/>
+          <w:szCs w:val="24"/>
         </w:rPr>
         <w:t>Authentication:</w:t>
       </w:r>
@@ -15392,11 +17755,35 @@
         <w:spacing w:before="80" w:after="60" w:line="360" w:lineRule="auto"/>
         <w:ind w:left="432"/>
         <w:jc w:val="both"/>
-      </w:pPr>
-      <w:r>
-        <w:rPr>
-          <w:rFonts w:ascii="Times New Roman" w:hAnsi="Times New Roman"/>
-          <w:color w:val="000000"/>
+        <w:rPr>
+          <w:sz w:val="24"/>
+          <w:szCs w:val="24"/>
+        </w:rPr>
+      </w:pPr>
+      <w:r>
+        <w:rPr>
+          <w:rFonts w:ascii="Times New Roman" w:hAnsi="Times New Roman"/>
+          <w:color w:val="000000"/>
+          <w:sz w:val="24"/>
+          <w:szCs w:val="24"/>
+        </w:rPr>
+        <w:t>FR</w:t>
+      </w:r>
+      <w:r>
+        <w:rPr>
+          <w:rFonts w:ascii="Times New Roman" w:hAnsi="Times New Roman"/>
+          <w:color w:val="000000"/>
+          <w:sz w:val="24"/>
+          <w:szCs w:val="24"/>
+        </w:rPr>
+        <w:t xml:space="preserve"> </w:t>
+      </w:r>
+      <w:r>
+        <w:rPr>
+          <w:rFonts w:ascii="Times New Roman" w:hAnsi="Times New Roman"/>
+          <w:color w:val="000000"/>
+          <w:sz w:val="24"/>
+          <w:szCs w:val="24"/>
         </w:rPr>
         <w:t>1. Coordination Office will be able to login into the system.</w:t>
       </w:r>
@@ -15407,11 +17794,35 @@
         <w:spacing w:before="80" w:after="60" w:line="360" w:lineRule="auto"/>
         <w:ind w:left="432"/>
         <w:jc w:val="both"/>
-      </w:pPr>
-      <w:r>
-        <w:rPr>
-          <w:rFonts w:ascii="Times New Roman" w:hAnsi="Times New Roman"/>
-          <w:color w:val="000000"/>
+        <w:rPr>
+          <w:sz w:val="24"/>
+          <w:szCs w:val="24"/>
+        </w:rPr>
+      </w:pPr>
+      <w:r>
+        <w:rPr>
+          <w:rFonts w:ascii="Times New Roman" w:hAnsi="Times New Roman"/>
+          <w:color w:val="000000"/>
+          <w:sz w:val="24"/>
+          <w:szCs w:val="24"/>
+        </w:rPr>
+        <w:t>FR</w:t>
+      </w:r>
+      <w:r>
+        <w:rPr>
+          <w:rFonts w:ascii="Times New Roman" w:hAnsi="Times New Roman"/>
+          <w:color w:val="000000"/>
+          <w:sz w:val="24"/>
+          <w:szCs w:val="24"/>
+        </w:rPr>
+        <w:t xml:space="preserve"> </w:t>
+      </w:r>
+      <w:r>
+        <w:rPr>
+          <w:rFonts w:ascii="Times New Roman" w:hAnsi="Times New Roman"/>
+          <w:color w:val="000000"/>
+          <w:sz w:val="24"/>
+          <w:szCs w:val="24"/>
         </w:rPr>
         <w:t>2. Coordination Office will be able to register students and teachers into the system.</w:t>
       </w:r>
@@ -15422,11 +17833,35 @@
         <w:spacing w:before="80" w:after="60" w:line="360" w:lineRule="auto"/>
         <w:ind w:left="432"/>
         <w:jc w:val="both"/>
-      </w:pPr>
-      <w:r>
-        <w:rPr>
-          <w:rFonts w:ascii="Times New Roman" w:hAnsi="Times New Roman"/>
-          <w:color w:val="000000"/>
+        <w:rPr>
+          <w:sz w:val="24"/>
+          <w:szCs w:val="24"/>
+        </w:rPr>
+      </w:pPr>
+      <w:r>
+        <w:rPr>
+          <w:rFonts w:ascii="Times New Roman" w:hAnsi="Times New Roman"/>
+          <w:color w:val="000000"/>
+          <w:sz w:val="24"/>
+          <w:szCs w:val="24"/>
+        </w:rPr>
+        <w:t>FR</w:t>
+      </w:r>
+      <w:r>
+        <w:rPr>
+          <w:rFonts w:ascii="Times New Roman" w:hAnsi="Times New Roman"/>
+          <w:color w:val="000000"/>
+          <w:sz w:val="24"/>
+          <w:szCs w:val="24"/>
+        </w:rPr>
+        <w:t xml:space="preserve"> </w:t>
+      </w:r>
+      <w:r>
+        <w:rPr>
+          <w:rFonts w:ascii="Times New Roman" w:hAnsi="Times New Roman"/>
+          <w:color w:val="000000"/>
+          <w:sz w:val="24"/>
+          <w:szCs w:val="24"/>
         </w:rPr>
         <w:t>3. Coordination Office will be able to get a password reset link sent to their registered email.</w:t>
       </w:r>
@@ -15435,11 +17870,17 @@
       <w:pPr>
         <w:spacing w:before="80" w:after="40" w:line="360" w:lineRule="auto"/>
         <w:jc w:val="both"/>
-      </w:pPr>
-      <w:r>
-        <w:rPr>
-          <w:rFonts w:ascii="Times New Roman" w:hAnsi="Times New Roman"/>
-          <w:color w:val="000000"/>
+        <w:rPr>
+          <w:sz w:val="24"/>
+          <w:szCs w:val="24"/>
+        </w:rPr>
+      </w:pPr>
+      <w:r>
+        <w:rPr>
+          <w:rFonts w:ascii="Times New Roman" w:hAnsi="Times New Roman"/>
+          <w:color w:val="000000"/>
+          <w:sz w:val="24"/>
+          <w:szCs w:val="24"/>
         </w:rPr>
         <w:t>Post:</w:t>
       </w:r>
@@ -15450,13 +17891,46 @@
         <w:spacing w:before="80" w:after="60" w:line="360" w:lineRule="auto"/>
         <w:ind w:left="432"/>
         <w:jc w:val="both"/>
-      </w:pPr>
-      <w:r>
-        <w:rPr>
-          <w:rFonts w:ascii="Times New Roman" w:hAnsi="Times New Roman"/>
-          <w:color w:val="000000"/>
-        </w:rPr>
-        <w:t>1. Coordination Office will be able to create a post.</w:t>
+        <w:rPr>
+          <w:sz w:val="24"/>
+          <w:szCs w:val="24"/>
+        </w:rPr>
+      </w:pPr>
+      <w:r>
+        <w:rPr>
+          <w:rFonts w:ascii="Times New Roman" w:hAnsi="Times New Roman"/>
+          <w:color w:val="000000"/>
+          <w:sz w:val="24"/>
+          <w:szCs w:val="24"/>
+        </w:rPr>
+        <w:t>FR</w:t>
+      </w:r>
+      <w:r>
+        <w:rPr>
+          <w:rFonts w:ascii="Times New Roman" w:hAnsi="Times New Roman"/>
+          <w:color w:val="000000"/>
+          <w:sz w:val="24"/>
+          <w:szCs w:val="24"/>
+        </w:rPr>
+        <w:t xml:space="preserve"> </w:t>
+      </w:r>
+      <w:r>
+        <w:rPr>
+          <w:rFonts w:ascii="Times New Roman" w:hAnsi="Times New Roman"/>
+          <w:color w:val="000000"/>
+          <w:sz w:val="24"/>
+          <w:szCs w:val="24"/>
+        </w:rPr>
+        <w:t>4</w:t>
+      </w:r>
+      <w:r>
+        <w:rPr>
+          <w:rFonts w:ascii="Times New Roman" w:hAnsi="Times New Roman"/>
+          <w:color w:val="000000"/>
+          <w:sz w:val="24"/>
+          <w:szCs w:val="24"/>
+        </w:rPr>
+        <w:t>. Coordination Office will be able to create a post.</w:t>
       </w:r>
     </w:p>
     <w:p>
@@ -15465,13 +17939,46 @@
         <w:spacing w:before="80" w:after="60" w:line="360" w:lineRule="auto"/>
         <w:ind w:left="432"/>
         <w:jc w:val="both"/>
-      </w:pPr>
-      <w:r>
-        <w:rPr>
-          <w:rFonts w:ascii="Times New Roman" w:hAnsi="Times New Roman"/>
-          <w:color w:val="000000"/>
-        </w:rPr>
-        <w:t>2. Coordination Office will be able to view posts.</w:t>
+        <w:rPr>
+          <w:sz w:val="24"/>
+          <w:szCs w:val="24"/>
+        </w:rPr>
+      </w:pPr>
+      <w:r>
+        <w:rPr>
+          <w:rFonts w:ascii="Times New Roman" w:hAnsi="Times New Roman"/>
+          <w:color w:val="000000"/>
+          <w:sz w:val="24"/>
+          <w:szCs w:val="24"/>
+        </w:rPr>
+        <w:t>FR</w:t>
+      </w:r>
+      <w:r>
+        <w:rPr>
+          <w:rFonts w:ascii="Times New Roman" w:hAnsi="Times New Roman"/>
+          <w:color w:val="000000"/>
+          <w:sz w:val="24"/>
+          <w:szCs w:val="24"/>
+        </w:rPr>
+        <w:t xml:space="preserve"> </w:t>
+      </w:r>
+      <w:r>
+        <w:rPr>
+          <w:rFonts w:ascii="Times New Roman" w:hAnsi="Times New Roman"/>
+          <w:color w:val="000000"/>
+          <w:sz w:val="24"/>
+          <w:szCs w:val="24"/>
+        </w:rPr>
+        <w:t>5</w:t>
+      </w:r>
+      <w:r>
+        <w:rPr>
+          <w:rFonts w:ascii="Times New Roman" w:hAnsi="Times New Roman"/>
+          <w:color w:val="000000"/>
+          <w:sz w:val="24"/>
+          <w:szCs w:val="24"/>
+        </w:rPr>
+        <w:t>. Coordination Office will be able to view posts.</w:t>
       </w:r>
     </w:p>
     <w:p>
@@ -15480,13 +17987,46 @@
         <w:spacing w:before="80" w:after="60" w:line="360" w:lineRule="auto"/>
         <w:ind w:left="432"/>
         <w:jc w:val="both"/>
-      </w:pPr>
-      <w:r>
-        <w:rPr>
-          <w:rFonts w:ascii="Times New Roman" w:hAnsi="Times New Roman"/>
-          <w:color w:val="000000"/>
-        </w:rPr>
-        <w:t>3. Coordination Office will be able to update their own post.</w:t>
+        <w:rPr>
+          <w:sz w:val="24"/>
+          <w:szCs w:val="24"/>
+        </w:rPr>
+      </w:pPr>
+      <w:r>
+        <w:rPr>
+          <w:rFonts w:ascii="Times New Roman" w:hAnsi="Times New Roman"/>
+          <w:color w:val="000000"/>
+          <w:sz w:val="24"/>
+          <w:szCs w:val="24"/>
+        </w:rPr>
+        <w:t>FR</w:t>
+      </w:r>
+      <w:r>
+        <w:rPr>
+          <w:rFonts w:ascii="Times New Roman" w:hAnsi="Times New Roman"/>
+          <w:color w:val="000000"/>
+          <w:sz w:val="24"/>
+          <w:szCs w:val="24"/>
+        </w:rPr>
+        <w:t xml:space="preserve"> </w:t>
+      </w:r>
+      <w:r>
+        <w:rPr>
+          <w:rFonts w:ascii="Times New Roman" w:hAnsi="Times New Roman"/>
+          <w:color w:val="000000"/>
+          <w:sz w:val="24"/>
+          <w:szCs w:val="24"/>
+        </w:rPr>
+        <w:t>6</w:t>
+      </w:r>
+      <w:r>
+        <w:rPr>
+          <w:rFonts w:ascii="Times New Roman" w:hAnsi="Times New Roman"/>
+          <w:color w:val="000000"/>
+          <w:sz w:val="24"/>
+          <w:szCs w:val="24"/>
+        </w:rPr>
+        <w:t>. Coordination Office will be able to update their own post.</w:t>
       </w:r>
     </w:p>
     <w:p>
@@ -15495,13 +18035,46 @@
         <w:spacing w:before="80" w:after="60" w:line="360" w:lineRule="auto"/>
         <w:ind w:left="432"/>
         <w:jc w:val="both"/>
-      </w:pPr>
-      <w:r>
-        <w:rPr>
-          <w:rFonts w:ascii="Times New Roman" w:hAnsi="Times New Roman"/>
-          <w:color w:val="000000"/>
-        </w:rPr>
-        <w:t>4. Coordination Office will be able to delete their own post.</w:t>
+        <w:rPr>
+          <w:sz w:val="24"/>
+          <w:szCs w:val="24"/>
+        </w:rPr>
+      </w:pPr>
+      <w:r>
+        <w:rPr>
+          <w:rFonts w:ascii="Times New Roman" w:hAnsi="Times New Roman"/>
+          <w:color w:val="000000"/>
+          <w:sz w:val="24"/>
+          <w:szCs w:val="24"/>
+        </w:rPr>
+        <w:t>FR</w:t>
+      </w:r>
+      <w:r>
+        <w:rPr>
+          <w:rFonts w:ascii="Times New Roman" w:hAnsi="Times New Roman"/>
+          <w:color w:val="000000"/>
+          <w:sz w:val="24"/>
+          <w:szCs w:val="24"/>
+        </w:rPr>
+        <w:t xml:space="preserve"> </w:t>
+      </w:r>
+      <w:r>
+        <w:rPr>
+          <w:rFonts w:ascii="Times New Roman" w:hAnsi="Times New Roman"/>
+          <w:color w:val="000000"/>
+          <w:sz w:val="24"/>
+          <w:szCs w:val="24"/>
+        </w:rPr>
+        <w:t>7</w:t>
+      </w:r>
+      <w:r>
+        <w:rPr>
+          <w:rFonts w:ascii="Times New Roman" w:hAnsi="Times New Roman"/>
+          <w:color w:val="000000"/>
+          <w:sz w:val="24"/>
+          <w:szCs w:val="24"/>
+        </w:rPr>
+        <w:t>. Coordination Office will be able to delete their own post.</w:t>
       </w:r>
     </w:p>
     <w:p>
@@ -15510,13 +18083,46 @@
         <w:spacing w:before="80" w:after="60" w:line="360" w:lineRule="auto"/>
         <w:ind w:left="432"/>
         <w:jc w:val="both"/>
-      </w:pPr>
-      <w:r>
-        <w:rPr>
-          <w:rFonts w:ascii="Times New Roman" w:hAnsi="Times New Roman"/>
-          <w:color w:val="000000"/>
-        </w:rPr>
-        <w:t>5. Coordination Office will be able to like or dislike a post.</w:t>
+        <w:rPr>
+          <w:sz w:val="24"/>
+          <w:szCs w:val="24"/>
+        </w:rPr>
+      </w:pPr>
+      <w:r>
+        <w:rPr>
+          <w:rFonts w:ascii="Times New Roman" w:hAnsi="Times New Roman"/>
+          <w:color w:val="000000"/>
+          <w:sz w:val="24"/>
+          <w:szCs w:val="24"/>
+        </w:rPr>
+        <w:t>FR</w:t>
+      </w:r>
+      <w:r>
+        <w:rPr>
+          <w:rFonts w:ascii="Times New Roman" w:hAnsi="Times New Roman"/>
+          <w:color w:val="000000"/>
+          <w:sz w:val="24"/>
+          <w:szCs w:val="24"/>
+        </w:rPr>
+        <w:t xml:space="preserve"> </w:t>
+      </w:r>
+      <w:r>
+        <w:rPr>
+          <w:rFonts w:ascii="Times New Roman" w:hAnsi="Times New Roman"/>
+          <w:color w:val="000000"/>
+          <w:sz w:val="24"/>
+          <w:szCs w:val="24"/>
+        </w:rPr>
+        <w:t>8</w:t>
+      </w:r>
+      <w:r>
+        <w:rPr>
+          <w:rFonts w:ascii="Times New Roman" w:hAnsi="Times New Roman"/>
+          <w:color w:val="000000"/>
+          <w:sz w:val="24"/>
+          <w:szCs w:val="24"/>
+        </w:rPr>
+        <w:t>. Coordination Office will be able to like or dislike a post.</w:t>
       </w:r>
     </w:p>
     <w:p>
@@ -15525,25 +18131,65 @@
         <w:spacing w:before="80" w:after="60" w:line="360" w:lineRule="auto"/>
         <w:ind w:left="432"/>
         <w:jc w:val="both"/>
-      </w:pPr>
-      <w:r>
-        <w:rPr>
-          <w:rFonts w:ascii="Times New Roman" w:hAnsi="Times New Roman"/>
-          <w:color w:val="000000"/>
-        </w:rPr>
-        <w:t>6. Coordination Office will be able to comment on a post.</w:t>
+        <w:rPr>
+          <w:sz w:val="24"/>
+          <w:szCs w:val="24"/>
+        </w:rPr>
+      </w:pPr>
+      <w:r>
+        <w:rPr>
+          <w:rFonts w:ascii="Times New Roman" w:hAnsi="Times New Roman"/>
+          <w:color w:val="000000"/>
+          <w:sz w:val="24"/>
+          <w:szCs w:val="24"/>
+        </w:rPr>
+        <w:t>FR</w:t>
+      </w:r>
+      <w:r>
+        <w:rPr>
+          <w:rFonts w:ascii="Times New Roman" w:hAnsi="Times New Roman"/>
+          <w:color w:val="000000"/>
+          <w:sz w:val="24"/>
+          <w:szCs w:val="24"/>
+        </w:rPr>
+        <w:t xml:space="preserve"> </w:t>
+      </w:r>
+      <w:r>
+        <w:rPr>
+          <w:rFonts w:ascii="Times New Roman" w:hAnsi="Times New Roman"/>
+          <w:color w:val="000000"/>
+          <w:sz w:val="24"/>
+          <w:szCs w:val="24"/>
+        </w:rPr>
+        <w:t>9</w:t>
+      </w:r>
+      <w:r>
+        <w:rPr>
+          <w:rFonts w:ascii="Times New Roman" w:hAnsi="Times New Roman"/>
+          <w:color w:val="000000"/>
+          <w:sz w:val="24"/>
+          <w:szCs w:val="24"/>
+        </w:rPr>
+        <w:t>. Coordination Office will be able to comment on a post.</w:t>
       </w:r>
     </w:p>
     <w:p>
       <w:pPr>
         <w:spacing w:before="80" w:after="40" w:line="360" w:lineRule="auto"/>
         <w:jc w:val="both"/>
-      </w:pPr>
-      <w:r>
-        <w:rPr>
-          <w:rFonts w:ascii="Times New Roman" w:hAnsi="Times New Roman"/>
-          <w:color w:val="000000"/>
-        </w:rPr>
+        <w:rPr>
+          <w:sz w:val="24"/>
+          <w:szCs w:val="24"/>
+        </w:rPr>
+      </w:pPr>
+      <w:r>
+        <w:rPr>
+          <w:rFonts w:ascii="Times New Roman" w:hAnsi="Times New Roman"/>
+          <w:color w:val="000000"/>
+          <w:sz w:val="24"/>
+          <w:szCs w:val="24"/>
+        </w:rPr>
+        <w:lastRenderedPageBreak/>
         <w:t>Semester Groups:</w:t>
       </w:r>
     </w:p>
@@ -15553,13 +18199,55 @@
         <w:spacing w:before="80" w:after="60" w:line="360" w:lineRule="auto"/>
         <w:ind w:left="432"/>
         <w:jc w:val="both"/>
-      </w:pPr>
-      <w:r>
-        <w:rPr>
-          <w:rFonts w:ascii="Times New Roman" w:hAnsi="Times New Roman"/>
-          <w:color w:val="000000"/>
-        </w:rPr>
-        <w:t>1. Coordination Office will be able to create semester groups.</w:t>
+        <w:rPr>
+          <w:sz w:val="24"/>
+          <w:szCs w:val="24"/>
+        </w:rPr>
+      </w:pPr>
+      <w:r>
+        <w:rPr>
+          <w:rFonts w:ascii="Times New Roman" w:hAnsi="Times New Roman"/>
+          <w:color w:val="000000"/>
+          <w:sz w:val="24"/>
+          <w:szCs w:val="24"/>
+        </w:rPr>
+        <w:t>FR</w:t>
+      </w:r>
+      <w:r>
+        <w:rPr>
+          <w:rFonts w:ascii="Times New Roman" w:hAnsi="Times New Roman"/>
+          <w:color w:val="000000"/>
+          <w:sz w:val="24"/>
+          <w:szCs w:val="24"/>
+        </w:rPr>
+        <w:t xml:space="preserve"> </w:t>
+      </w:r>
+      <w:r>
+        <w:rPr>
+          <w:rFonts w:ascii="Times New Roman" w:hAnsi="Times New Roman"/>
+          <w:color w:val="000000"/>
+          <w:sz w:val="24"/>
+          <w:szCs w:val="24"/>
+        </w:rPr>
+        <w:t>1</w:t>
+      </w:r>
+      <w:r>
+        <w:rPr>
+          <w:rFonts w:ascii="Times New Roman" w:hAnsi="Times New Roman"/>
+          <w:color w:val="000000"/>
+          <w:sz w:val="24"/>
+          <w:szCs w:val="24"/>
+        </w:rPr>
+        <w:t>0</w:t>
+      </w:r>
+      <w:r>
+        <w:rPr>
+          <w:rFonts w:ascii="Times New Roman" w:hAnsi="Times New Roman"/>
+          <w:color w:val="000000"/>
+          <w:sz w:val="24"/>
+          <w:szCs w:val="24"/>
+        </w:rPr>
+        <w:t>. Coordination Office will be able to create semester groups.</w:t>
       </w:r>
     </w:p>
     <w:p>
@@ -15568,13 +18256,46 @@
         <w:spacing w:before="80" w:after="60" w:line="360" w:lineRule="auto"/>
         <w:ind w:left="432"/>
         <w:jc w:val="both"/>
-      </w:pPr>
-      <w:r>
-        <w:rPr>
-          <w:rFonts w:ascii="Times New Roman" w:hAnsi="Times New Roman"/>
-          <w:color w:val="000000"/>
-        </w:rPr>
-        <w:t>2. Coordination Office will be able to view semester groups.</w:t>
+        <w:rPr>
+          <w:sz w:val="24"/>
+          <w:szCs w:val="24"/>
+        </w:rPr>
+      </w:pPr>
+      <w:r>
+        <w:rPr>
+          <w:rFonts w:ascii="Times New Roman" w:hAnsi="Times New Roman"/>
+          <w:color w:val="000000"/>
+          <w:sz w:val="24"/>
+          <w:szCs w:val="24"/>
+        </w:rPr>
+        <w:t>FR</w:t>
+      </w:r>
+      <w:r>
+        <w:rPr>
+          <w:rFonts w:ascii="Times New Roman" w:hAnsi="Times New Roman"/>
+          <w:color w:val="000000"/>
+          <w:sz w:val="24"/>
+          <w:szCs w:val="24"/>
+        </w:rPr>
+        <w:t xml:space="preserve"> </w:t>
+      </w:r>
+      <w:r>
+        <w:rPr>
+          <w:rFonts w:ascii="Times New Roman" w:hAnsi="Times New Roman"/>
+          <w:color w:val="000000"/>
+          <w:sz w:val="24"/>
+          <w:szCs w:val="24"/>
+        </w:rPr>
+        <w:t>11</w:t>
+      </w:r>
+      <w:r>
+        <w:rPr>
+          <w:rFonts w:ascii="Times New Roman" w:hAnsi="Times New Roman"/>
+          <w:color w:val="000000"/>
+          <w:sz w:val="24"/>
+          <w:szCs w:val="24"/>
+        </w:rPr>
+        <w:t>. Coordination Office will be able to view semester groups.</w:t>
       </w:r>
     </w:p>
     <w:p>
@@ -15583,24 +18304,63 @@
         <w:spacing w:before="80" w:after="60" w:line="360" w:lineRule="auto"/>
         <w:ind w:left="432"/>
         <w:jc w:val="both"/>
-      </w:pPr>
-      <w:r>
-        <w:rPr>
-          <w:rFonts w:ascii="Times New Roman" w:hAnsi="Times New Roman"/>
-          <w:color w:val="000000"/>
-        </w:rPr>
-        <w:t>3. Coordination Office will be able to manage semester groups.</w:t>
+        <w:rPr>
+          <w:sz w:val="24"/>
+          <w:szCs w:val="24"/>
+        </w:rPr>
+      </w:pPr>
+      <w:r>
+        <w:rPr>
+          <w:rFonts w:ascii="Times New Roman" w:hAnsi="Times New Roman"/>
+          <w:color w:val="000000"/>
+          <w:sz w:val="24"/>
+          <w:szCs w:val="24"/>
+        </w:rPr>
+        <w:t>FR</w:t>
+      </w:r>
+      <w:r>
+        <w:rPr>
+          <w:rFonts w:ascii="Times New Roman" w:hAnsi="Times New Roman"/>
+          <w:color w:val="000000"/>
+          <w:sz w:val="24"/>
+          <w:szCs w:val="24"/>
+        </w:rPr>
+        <w:t xml:space="preserve"> </w:t>
+      </w:r>
+      <w:r>
+        <w:rPr>
+          <w:rFonts w:ascii="Times New Roman" w:hAnsi="Times New Roman"/>
+          <w:color w:val="000000"/>
+          <w:sz w:val="24"/>
+          <w:szCs w:val="24"/>
+        </w:rPr>
+        <w:t>12</w:t>
+      </w:r>
+      <w:r>
+        <w:rPr>
+          <w:rFonts w:ascii="Times New Roman" w:hAnsi="Times New Roman"/>
+          <w:color w:val="000000"/>
+          <w:sz w:val="24"/>
+          <w:szCs w:val="24"/>
+        </w:rPr>
+        <w:t>. Coordination Office will be able to manage semester groups.</w:t>
       </w:r>
     </w:p>
     <w:p>
       <w:pPr>
         <w:spacing w:before="80" w:after="40" w:line="360" w:lineRule="auto"/>
         <w:jc w:val="both"/>
-      </w:pPr>
-      <w:r>
-        <w:rPr>
-          <w:rFonts w:ascii="Times New Roman" w:hAnsi="Times New Roman"/>
-          <w:color w:val="000000"/>
+        <w:rPr>
+          <w:sz w:val="24"/>
+          <w:szCs w:val="24"/>
+        </w:rPr>
+      </w:pPr>
+      <w:r>
+        <w:rPr>
+          <w:rFonts w:ascii="Times New Roman" w:hAnsi="Times New Roman"/>
+          <w:color w:val="000000"/>
+          <w:sz w:val="24"/>
+          <w:szCs w:val="24"/>
         </w:rPr>
         <w:t>Announcements:</w:t>
       </w:r>
@@ -15611,13 +18371,55 @@
         <w:spacing w:before="80" w:after="60" w:line="360" w:lineRule="auto"/>
         <w:ind w:left="432"/>
         <w:jc w:val="both"/>
-      </w:pPr>
-      <w:r>
-        <w:rPr>
-          <w:rFonts w:ascii="Times New Roman" w:hAnsi="Times New Roman"/>
-          <w:color w:val="000000"/>
-        </w:rPr>
-        <w:t>1. Coordination Office will be able to create an announcement.</w:t>
+        <w:rPr>
+          <w:sz w:val="24"/>
+          <w:szCs w:val="24"/>
+        </w:rPr>
+      </w:pPr>
+      <w:r>
+        <w:rPr>
+          <w:rFonts w:ascii="Times New Roman" w:hAnsi="Times New Roman"/>
+          <w:color w:val="000000"/>
+          <w:sz w:val="24"/>
+          <w:szCs w:val="24"/>
+        </w:rPr>
+        <w:t>FR</w:t>
+      </w:r>
+      <w:r>
+        <w:rPr>
+          <w:rFonts w:ascii="Times New Roman" w:hAnsi="Times New Roman"/>
+          <w:color w:val="000000"/>
+          <w:sz w:val="24"/>
+          <w:szCs w:val="24"/>
+        </w:rPr>
+        <w:t xml:space="preserve"> </w:t>
+      </w:r>
+      <w:r>
+        <w:rPr>
+          <w:rFonts w:ascii="Times New Roman" w:hAnsi="Times New Roman"/>
+          <w:color w:val="000000"/>
+          <w:sz w:val="24"/>
+          <w:szCs w:val="24"/>
+        </w:rPr>
+        <w:t>1</w:t>
+      </w:r>
+      <w:r>
+        <w:rPr>
+          <w:rFonts w:ascii="Times New Roman" w:hAnsi="Times New Roman"/>
+          <w:color w:val="000000"/>
+          <w:sz w:val="24"/>
+          <w:szCs w:val="24"/>
+        </w:rPr>
+        <w:t>3</w:t>
+      </w:r>
+      <w:r>
+        <w:rPr>
+          <w:rFonts w:ascii="Times New Roman" w:hAnsi="Times New Roman"/>
+          <w:color w:val="000000"/>
+          <w:sz w:val="24"/>
+          <w:szCs w:val="24"/>
+        </w:rPr>
+        <w:t>. Coordination Office will be able to create an announcement.</w:t>
       </w:r>
     </w:p>
     <w:p>
@@ -15626,13 +18428,46 @@
         <w:spacing w:before="80" w:after="60" w:line="360" w:lineRule="auto"/>
         <w:ind w:left="432"/>
         <w:jc w:val="both"/>
-      </w:pPr>
-      <w:r>
-        <w:rPr>
-          <w:rFonts w:ascii="Times New Roman" w:hAnsi="Times New Roman"/>
-          <w:color w:val="000000"/>
-        </w:rPr>
-        <w:t>2. Coordination Office will be able to update an announcement.</w:t>
+        <w:rPr>
+          <w:sz w:val="24"/>
+          <w:szCs w:val="24"/>
+        </w:rPr>
+      </w:pPr>
+      <w:r>
+        <w:rPr>
+          <w:rFonts w:ascii="Times New Roman" w:hAnsi="Times New Roman"/>
+          <w:color w:val="000000"/>
+          <w:sz w:val="24"/>
+          <w:szCs w:val="24"/>
+        </w:rPr>
+        <w:t>FR</w:t>
+      </w:r>
+      <w:r>
+        <w:rPr>
+          <w:rFonts w:ascii="Times New Roman" w:hAnsi="Times New Roman"/>
+          <w:color w:val="000000"/>
+          <w:sz w:val="24"/>
+          <w:szCs w:val="24"/>
+        </w:rPr>
+        <w:t xml:space="preserve"> </w:t>
+      </w:r>
+      <w:r>
+        <w:rPr>
+          <w:rFonts w:ascii="Times New Roman" w:hAnsi="Times New Roman"/>
+          <w:color w:val="000000"/>
+          <w:sz w:val="24"/>
+          <w:szCs w:val="24"/>
+        </w:rPr>
+        <w:t>14</w:t>
+      </w:r>
+      <w:r>
+        <w:rPr>
+          <w:rFonts w:ascii="Times New Roman" w:hAnsi="Times New Roman"/>
+          <w:color w:val="000000"/>
+          <w:sz w:val="24"/>
+          <w:szCs w:val="24"/>
+        </w:rPr>
+        <w:t>. Coordination Office will be able to update an announcement.</w:t>
       </w:r>
     </w:p>
     <w:p>
@@ -15641,24 +18476,63 @@
         <w:spacing w:before="80" w:after="60" w:line="360" w:lineRule="auto"/>
         <w:ind w:left="432"/>
         <w:jc w:val="both"/>
-      </w:pPr>
-      <w:r>
-        <w:rPr>
-          <w:rFonts w:ascii="Times New Roman" w:hAnsi="Times New Roman"/>
-          <w:color w:val="000000"/>
-        </w:rPr>
-        <w:t>3. Coordination Office will be able to delete an announcement.</w:t>
+        <w:rPr>
+          <w:sz w:val="24"/>
+          <w:szCs w:val="24"/>
+        </w:rPr>
+      </w:pPr>
+      <w:r>
+        <w:rPr>
+          <w:rFonts w:ascii="Times New Roman" w:hAnsi="Times New Roman"/>
+          <w:color w:val="000000"/>
+          <w:sz w:val="24"/>
+          <w:szCs w:val="24"/>
+        </w:rPr>
+        <w:t>FR</w:t>
+      </w:r>
+      <w:r>
+        <w:rPr>
+          <w:rFonts w:ascii="Times New Roman" w:hAnsi="Times New Roman"/>
+          <w:color w:val="000000"/>
+          <w:sz w:val="24"/>
+          <w:szCs w:val="24"/>
+        </w:rPr>
+        <w:t xml:space="preserve"> </w:t>
+      </w:r>
+      <w:r>
+        <w:rPr>
+          <w:rFonts w:ascii="Times New Roman" w:hAnsi="Times New Roman"/>
+          <w:color w:val="000000"/>
+          <w:sz w:val="24"/>
+          <w:szCs w:val="24"/>
+        </w:rPr>
+        <w:t>15</w:t>
+      </w:r>
+      <w:r>
+        <w:rPr>
+          <w:rFonts w:ascii="Times New Roman" w:hAnsi="Times New Roman"/>
+          <w:color w:val="000000"/>
+          <w:sz w:val="24"/>
+          <w:szCs w:val="24"/>
+        </w:rPr>
+        <w:t>. Coordination Office will be able to delete an announcement.</w:t>
       </w:r>
     </w:p>
     <w:p>
       <w:pPr>
         <w:spacing w:before="80" w:after="40" w:line="360" w:lineRule="auto"/>
         <w:jc w:val="both"/>
-      </w:pPr>
-      <w:r>
-        <w:rPr>
-          <w:rFonts w:ascii="Times New Roman" w:hAnsi="Times New Roman"/>
-          <w:color w:val="000000"/>
+        <w:rPr>
+          <w:sz w:val="24"/>
+          <w:szCs w:val="24"/>
+        </w:rPr>
+      </w:pPr>
+      <w:r>
+        <w:rPr>
+          <w:rFonts w:ascii="Times New Roman" w:hAnsi="Times New Roman"/>
+          <w:color w:val="000000"/>
+          <w:sz w:val="24"/>
+          <w:szCs w:val="24"/>
         </w:rPr>
         <w:t>Events:</w:t>
       </w:r>
@@ -15669,13 +18543,55 @@
         <w:spacing w:before="80" w:after="160" w:line="360" w:lineRule="auto"/>
         <w:ind w:left="432"/>
         <w:jc w:val="both"/>
-      </w:pPr>
-      <w:r>
-        <w:rPr>
-          <w:rFonts w:ascii="Times New Roman" w:hAnsi="Times New Roman"/>
-          <w:color w:val="000000"/>
-        </w:rPr>
-        <w:t>1. Coordination Office will be able to create an event.</w:t>
+        <w:rPr>
+          <w:sz w:val="24"/>
+          <w:szCs w:val="24"/>
+        </w:rPr>
+      </w:pPr>
+      <w:r>
+        <w:rPr>
+          <w:rFonts w:ascii="Times New Roman" w:hAnsi="Times New Roman"/>
+          <w:color w:val="000000"/>
+          <w:sz w:val="24"/>
+          <w:szCs w:val="24"/>
+        </w:rPr>
+        <w:t>FR</w:t>
+      </w:r>
+      <w:r>
+        <w:rPr>
+          <w:rFonts w:ascii="Times New Roman" w:hAnsi="Times New Roman"/>
+          <w:color w:val="000000"/>
+          <w:sz w:val="24"/>
+          <w:szCs w:val="24"/>
+        </w:rPr>
+        <w:t xml:space="preserve"> </w:t>
+      </w:r>
+      <w:r>
+        <w:rPr>
+          <w:rFonts w:ascii="Times New Roman" w:hAnsi="Times New Roman"/>
+          <w:color w:val="000000"/>
+          <w:sz w:val="24"/>
+          <w:szCs w:val="24"/>
+        </w:rPr>
+        <w:t>1</w:t>
+      </w:r>
+      <w:r>
+        <w:rPr>
+          <w:rFonts w:ascii="Times New Roman" w:hAnsi="Times New Roman"/>
+          <w:color w:val="000000"/>
+          <w:sz w:val="24"/>
+          <w:szCs w:val="24"/>
+        </w:rPr>
+        <w:t>6</w:t>
+      </w:r>
+      <w:r>
+        <w:rPr>
+          <w:rFonts w:ascii="Times New Roman" w:hAnsi="Times New Roman"/>
+          <w:color w:val="000000"/>
+          <w:sz w:val="24"/>
+          <w:szCs w:val="24"/>
+        </w:rPr>
+        <w:t>. Coordination Office will be able to create an event.</w:t>
       </w:r>
     </w:p>
     <w:p>
@@ -15684,13 +18600,46 @@
         <w:spacing w:before="80" w:after="160" w:line="360" w:lineRule="auto"/>
         <w:ind w:left="432"/>
         <w:jc w:val="both"/>
-      </w:pPr>
-      <w:r>
-        <w:rPr>
-          <w:rFonts w:ascii="Times New Roman" w:hAnsi="Times New Roman"/>
-          <w:color w:val="000000"/>
-        </w:rPr>
-        <w:t>2. Coordination Office will be able to view events.</w:t>
+        <w:rPr>
+          <w:sz w:val="24"/>
+          <w:szCs w:val="24"/>
+        </w:rPr>
+      </w:pPr>
+      <w:r>
+        <w:rPr>
+          <w:rFonts w:ascii="Times New Roman" w:hAnsi="Times New Roman"/>
+          <w:color w:val="000000"/>
+          <w:sz w:val="24"/>
+          <w:szCs w:val="24"/>
+        </w:rPr>
+        <w:t>FR</w:t>
+      </w:r>
+      <w:r>
+        <w:rPr>
+          <w:rFonts w:ascii="Times New Roman" w:hAnsi="Times New Roman"/>
+          <w:color w:val="000000"/>
+          <w:sz w:val="24"/>
+          <w:szCs w:val="24"/>
+        </w:rPr>
+        <w:t xml:space="preserve"> </w:t>
+      </w:r>
+      <w:r>
+        <w:rPr>
+          <w:rFonts w:ascii="Times New Roman" w:hAnsi="Times New Roman"/>
+          <w:color w:val="000000"/>
+          <w:sz w:val="24"/>
+          <w:szCs w:val="24"/>
+        </w:rPr>
+        <w:t>17</w:t>
+      </w:r>
+      <w:r>
+        <w:rPr>
+          <w:rFonts w:ascii="Times New Roman" w:hAnsi="Times New Roman"/>
+          <w:color w:val="000000"/>
+          <w:sz w:val="24"/>
+          <w:szCs w:val="24"/>
+        </w:rPr>
+        <w:t>. Coordination Office will be able to view events.</w:t>
       </w:r>
     </w:p>
     <w:p>
@@ -15699,13 +18648,46 @@
         <w:spacing w:before="80" w:after="160" w:line="360" w:lineRule="auto"/>
         <w:ind w:left="432"/>
         <w:jc w:val="both"/>
-      </w:pPr>
-      <w:r>
-        <w:rPr>
-          <w:rFonts w:ascii="Times New Roman" w:hAnsi="Times New Roman"/>
-          <w:color w:val="000000"/>
-        </w:rPr>
-        <w:t>3. Coordination Office will be able to update an event.</w:t>
+        <w:rPr>
+          <w:sz w:val="24"/>
+          <w:szCs w:val="24"/>
+        </w:rPr>
+      </w:pPr>
+      <w:r>
+        <w:rPr>
+          <w:rFonts w:ascii="Times New Roman" w:hAnsi="Times New Roman"/>
+          <w:color w:val="000000"/>
+          <w:sz w:val="24"/>
+          <w:szCs w:val="24"/>
+        </w:rPr>
+        <w:t>FR</w:t>
+      </w:r>
+      <w:r>
+        <w:rPr>
+          <w:rFonts w:ascii="Times New Roman" w:hAnsi="Times New Roman"/>
+          <w:color w:val="000000"/>
+          <w:sz w:val="24"/>
+          <w:szCs w:val="24"/>
+        </w:rPr>
+        <w:t xml:space="preserve"> </w:t>
+      </w:r>
+      <w:r>
+        <w:rPr>
+          <w:rFonts w:ascii="Times New Roman" w:hAnsi="Times New Roman"/>
+          <w:color w:val="000000"/>
+          <w:sz w:val="24"/>
+          <w:szCs w:val="24"/>
+        </w:rPr>
+        <w:t>18</w:t>
+      </w:r>
+      <w:r>
+        <w:rPr>
+          <w:rFonts w:ascii="Times New Roman" w:hAnsi="Times New Roman"/>
+          <w:color w:val="000000"/>
+          <w:sz w:val="24"/>
+          <w:szCs w:val="24"/>
+        </w:rPr>
+        <w:t>. Coordination Office will be able to update an event.</w:t>
       </w:r>
     </w:p>
     <w:p>
@@ -15714,13 +18696,46 @@
         <w:spacing w:before="80" w:after="160" w:line="360" w:lineRule="auto"/>
         <w:ind w:left="432"/>
         <w:jc w:val="both"/>
-      </w:pPr>
-      <w:r>
-        <w:rPr>
-          <w:rFonts w:ascii="Times New Roman" w:hAnsi="Times New Roman"/>
-          <w:color w:val="000000"/>
-        </w:rPr>
-        <w:t>4. Coordination Office will be able to delete an event.</w:t>
+        <w:rPr>
+          <w:sz w:val="24"/>
+          <w:szCs w:val="24"/>
+        </w:rPr>
+      </w:pPr>
+      <w:r>
+        <w:rPr>
+          <w:rFonts w:ascii="Times New Roman" w:hAnsi="Times New Roman"/>
+          <w:color w:val="000000"/>
+          <w:sz w:val="24"/>
+          <w:szCs w:val="24"/>
+        </w:rPr>
+        <w:t>FR</w:t>
+      </w:r>
+      <w:r>
+        <w:rPr>
+          <w:rFonts w:ascii="Times New Roman" w:hAnsi="Times New Roman"/>
+          <w:color w:val="000000"/>
+          <w:sz w:val="24"/>
+          <w:szCs w:val="24"/>
+        </w:rPr>
+        <w:t xml:space="preserve"> </w:t>
+      </w:r>
+      <w:r>
+        <w:rPr>
+          <w:rFonts w:ascii="Times New Roman" w:hAnsi="Times New Roman"/>
+          <w:color w:val="000000"/>
+          <w:sz w:val="24"/>
+          <w:szCs w:val="24"/>
+        </w:rPr>
+        <w:t>19</w:t>
+      </w:r>
+      <w:r>
+        <w:rPr>
+          <w:rFonts w:ascii="Times New Roman" w:hAnsi="Times New Roman"/>
+          <w:color w:val="000000"/>
+          <w:sz w:val="24"/>
+          <w:szCs w:val="24"/>
+        </w:rPr>
+        <w:t>. Coordination Office will be able to delete an event.</w:t>
       </w:r>
     </w:p>
     <w:p>
@@ -15729,51 +18744,95 @@
         <w:spacing w:before="80" w:after="160" w:line="360" w:lineRule="auto"/>
         <w:ind w:left="432"/>
         <w:jc w:val="both"/>
-      </w:pPr>
-      <w:r>
-        <w:rPr>
-          <w:rFonts w:ascii="Times New Roman" w:hAnsi="Times New Roman"/>
-          <w:color w:val="000000"/>
-        </w:rPr>
-        <w:t>5. Coordination Office will be able to respond by selecting Interested or Not Interested.</w:t>
+        <w:rPr>
+          <w:sz w:val="24"/>
+          <w:szCs w:val="24"/>
+        </w:rPr>
+      </w:pPr>
+      <w:r>
+        <w:rPr>
+          <w:rFonts w:ascii="Times New Roman" w:hAnsi="Times New Roman"/>
+          <w:color w:val="000000"/>
+          <w:sz w:val="24"/>
+          <w:szCs w:val="24"/>
+        </w:rPr>
+        <w:t>FR</w:t>
+      </w:r>
+      <w:r>
+        <w:rPr>
+          <w:rFonts w:ascii="Times New Roman" w:hAnsi="Times New Roman"/>
+          <w:color w:val="000000"/>
+          <w:sz w:val="24"/>
+          <w:szCs w:val="24"/>
+        </w:rPr>
+        <w:t xml:space="preserve"> </w:t>
+      </w:r>
+      <w:r>
+        <w:rPr>
+          <w:rFonts w:ascii="Times New Roman" w:hAnsi="Times New Roman"/>
+          <w:color w:val="000000"/>
+          <w:sz w:val="24"/>
+          <w:szCs w:val="24"/>
+        </w:rPr>
+        <w:t>20</w:t>
+      </w:r>
+      <w:r>
+        <w:rPr>
+          <w:rFonts w:ascii="Times New Roman" w:hAnsi="Times New Roman"/>
+          <w:color w:val="000000"/>
+          <w:sz w:val="24"/>
+          <w:szCs w:val="24"/>
+        </w:rPr>
+        <w:t>. Coordination Office will be able to respond by selecting Interested or Not Interested.</w:t>
       </w:r>
     </w:p>
     <w:p>
       <w:pPr>
         <w:pStyle w:val="Heading3"/>
         <w:spacing w:line="360" w:lineRule="auto"/>
-      </w:pPr>
-      <w:bookmarkStart w:id="67" w:name="_Toc228407562"/>
-      <w:r>
-        <w:rPr>
-          <w:rFonts w:ascii="Times New Roman" w:hAnsi="Times New Roman"/>
-        </w:rPr>
-        <w:lastRenderedPageBreak/>
+        <w:rPr>
+          <w:szCs w:val="24"/>
+        </w:rPr>
+      </w:pPr>
+      <w:bookmarkStart w:id="66" w:name="_Toc228407562"/>
+      <w:r>
+        <w:rPr>
+          <w:rFonts w:ascii="Times New Roman" w:hAnsi="Times New Roman"/>
+          <w:szCs w:val="24"/>
+        </w:rPr>
         <w:t>3.3.5</w:t>
       </w:r>
       <w:r>
         <w:rPr>
           <w:rFonts w:ascii="Times New Roman" w:hAnsi="Times New Roman"/>
+          <w:szCs w:val="24"/>
         </w:rPr>
         <w:t xml:space="preserve"> </w:t>
       </w:r>
       <w:r>
         <w:rPr>
           <w:rFonts w:ascii="Times New Roman" w:hAnsi="Times New Roman"/>
+          <w:szCs w:val="24"/>
         </w:rPr>
         <w:t>System Admin</w:t>
       </w:r>
-      <w:bookmarkEnd w:id="67"/>
+      <w:bookmarkEnd w:id="66"/>
     </w:p>
     <w:p>
       <w:pPr>
         <w:spacing w:before="80" w:after="40" w:line="360" w:lineRule="auto"/>
         <w:jc w:val="both"/>
-      </w:pPr>
-      <w:r>
-        <w:rPr>
-          <w:rFonts w:ascii="Times New Roman" w:hAnsi="Times New Roman"/>
-          <w:color w:val="000000"/>
+        <w:rPr>
+          <w:sz w:val="24"/>
+          <w:szCs w:val="24"/>
+        </w:rPr>
+      </w:pPr>
+      <w:r>
+        <w:rPr>
+          <w:rFonts w:ascii="Times New Roman" w:hAnsi="Times New Roman"/>
+          <w:color w:val="000000"/>
+          <w:sz w:val="24"/>
+          <w:szCs w:val="24"/>
         </w:rPr>
         <w:t>Authentication:</w:t>
       </w:r>
@@ -15784,11 +18843,35 @@
         <w:spacing w:before="80" w:after="60" w:line="360" w:lineRule="auto"/>
         <w:ind w:left="432"/>
         <w:jc w:val="both"/>
-      </w:pPr>
-      <w:r>
-        <w:rPr>
-          <w:rFonts w:ascii="Times New Roman" w:hAnsi="Times New Roman"/>
-          <w:color w:val="000000"/>
+        <w:rPr>
+          <w:sz w:val="24"/>
+          <w:szCs w:val="24"/>
+        </w:rPr>
+      </w:pPr>
+      <w:r>
+        <w:rPr>
+          <w:rFonts w:ascii="Times New Roman" w:hAnsi="Times New Roman"/>
+          <w:color w:val="000000"/>
+          <w:sz w:val="24"/>
+          <w:szCs w:val="24"/>
+        </w:rPr>
+        <w:t>FR</w:t>
+      </w:r>
+      <w:r>
+        <w:rPr>
+          <w:rFonts w:ascii="Times New Roman" w:hAnsi="Times New Roman"/>
+          <w:color w:val="000000"/>
+          <w:sz w:val="24"/>
+          <w:szCs w:val="24"/>
+        </w:rPr>
+        <w:t xml:space="preserve"> </w:t>
+      </w:r>
+      <w:r>
+        <w:rPr>
+          <w:rFonts w:ascii="Times New Roman" w:hAnsi="Times New Roman"/>
+          <w:color w:val="000000"/>
+          <w:sz w:val="24"/>
+          <w:szCs w:val="24"/>
         </w:rPr>
         <w:t>1. System Admin will be able to login into the system.</w:t>
       </w:r>
@@ -15799,11 +18882,35 @@
         <w:spacing w:before="80" w:after="60" w:line="360" w:lineRule="auto"/>
         <w:ind w:left="432"/>
         <w:jc w:val="both"/>
-      </w:pPr>
-      <w:r>
-        <w:rPr>
-          <w:rFonts w:ascii="Times New Roman" w:hAnsi="Times New Roman"/>
-          <w:color w:val="000000"/>
+        <w:rPr>
+          <w:sz w:val="24"/>
+          <w:szCs w:val="24"/>
+        </w:rPr>
+      </w:pPr>
+      <w:r>
+        <w:rPr>
+          <w:rFonts w:ascii="Times New Roman" w:hAnsi="Times New Roman"/>
+          <w:color w:val="000000"/>
+          <w:sz w:val="24"/>
+          <w:szCs w:val="24"/>
+        </w:rPr>
+        <w:t>FR</w:t>
+      </w:r>
+      <w:r>
+        <w:rPr>
+          <w:rFonts w:ascii="Times New Roman" w:hAnsi="Times New Roman"/>
+          <w:color w:val="000000"/>
+          <w:sz w:val="24"/>
+          <w:szCs w:val="24"/>
+        </w:rPr>
+        <w:t xml:space="preserve"> </w:t>
+      </w:r>
+      <w:r>
+        <w:rPr>
+          <w:rFonts w:ascii="Times New Roman" w:hAnsi="Times New Roman"/>
+          <w:color w:val="000000"/>
+          <w:sz w:val="24"/>
+          <w:szCs w:val="24"/>
         </w:rPr>
         <w:t>2. System Admin will be able to get a password reset link sent to their registered email.</w:t>
       </w:r>
@@ -15812,11 +18919,17 @@
       <w:pPr>
         <w:spacing w:before="80" w:after="40" w:line="360" w:lineRule="auto"/>
         <w:jc w:val="both"/>
-      </w:pPr>
-      <w:r>
-        <w:rPr>
-          <w:rFonts w:ascii="Times New Roman" w:hAnsi="Times New Roman"/>
-          <w:color w:val="000000"/>
+        <w:rPr>
+          <w:sz w:val="24"/>
+          <w:szCs w:val="24"/>
+        </w:rPr>
+      </w:pPr>
+      <w:r>
+        <w:rPr>
+          <w:rFonts w:ascii="Times New Roman" w:hAnsi="Times New Roman"/>
+          <w:color w:val="000000"/>
+          <w:sz w:val="24"/>
+          <w:szCs w:val="24"/>
         </w:rPr>
         <w:t>User Management:</w:t>
       </w:r>
@@ -15827,13 +18940,46 @@
         <w:spacing w:before="80" w:after="60" w:line="360" w:lineRule="auto"/>
         <w:ind w:left="432"/>
         <w:jc w:val="both"/>
-      </w:pPr>
-      <w:r>
-        <w:rPr>
-          <w:rFonts w:ascii="Times New Roman" w:hAnsi="Times New Roman"/>
-          <w:color w:val="000000"/>
-        </w:rPr>
-        <w:t>1. System Admin will be able to view all users including students, teachers, university administrators, and coordination office staff.</w:t>
+        <w:rPr>
+          <w:sz w:val="24"/>
+          <w:szCs w:val="24"/>
+        </w:rPr>
+      </w:pPr>
+      <w:r>
+        <w:rPr>
+          <w:rFonts w:ascii="Times New Roman" w:hAnsi="Times New Roman"/>
+          <w:color w:val="000000"/>
+          <w:sz w:val="24"/>
+          <w:szCs w:val="24"/>
+        </w:rPr>
+        <w:t>FR</w:t>
+      </w:r>
+      <w:r>
+        <w:rPr>
+          <w:rFonts w:ascii="Times New Roman" w:hAnsi="Times New Roman"/>
+          <w:color w:val="000000"/>
+          <w:sz w:val="24"/>
+          <w:szCs w:val="24"/>
+        </w:rPr>
+        <w:t xml:space="preserve"> </w:t>
+      </w:r>
+      <w:r>
+        <w:rPr>
+          <w:rFonts w:ascii="Times New Roman" w:hAnsi="Times New Roman"/>
+          <w:color w:val="000000"/>
+          <w:sz w:val="24"/>
+          <w:szCs w:val="24"/>
+        </w:rPr>
+        <w:t>3</w:t>
+      </w:r>
+      <w:r>
+        <w:rPr>
+          <w:rFonts w:ascii="Times New Roman" w:hAnsi="Times New Roman"/>
+          <w:color w:val="000000"/>
+          <w:sz w:val="24"/>
+          <w:szCs w:val="24"/>
+        </w:rPr>
+        <w:t>. System Admin will be able to view all users including students, teachers, university administrators, and coordination office staff.</w:t>
       </w:r>
     </w:p>
     <w:p>
@@ -15842,13 +18988,46 @@
         <w:spacing w:before="80" w:after="60" w:line="360" w:lineRule="auto"/>
         <w:ind w:left="432"/>
         <w:jc w:val="both"/>
-      </w:pPr>
-      <w:r>
-        <w:rPr>
-          <w:rFonts w:ascii="Times New Roman" w:hAnsi="Times New Roman"/>
-          <w:color w:val="000000"/>
-        </w:rPr>
-        <w:t>2. System Admin will be able to create, approve, suspend, or delete user accounts.</w:t>
+        <w:rPr>
+          <w:sz w:val="24"/>
+          <w:szCs w:val="24"/>
+        </w:rPr>
+      </w:pPr>
+      <w:r>
+        <w:rPr>
+          <w:rFonts w:ascii="Times New Roman" w:hAnsi="Times New Roman"/>
+          <w:color w:val="000000"/>
+          <w:sz w:val="24"/>
+          <w:szCs w:val="24"/>
+        </w:rPr>
+        <w:t>FR</w:t>
+      </w:r>
+      <w:r>
+        <w:rPr>
+          <w:rFonts w:ascii="Times New Roman" w:hAnsi="Times New Roman"/>
+          <w:color w:val="000000"/>
+          <w:sz w:val="24"/>
+          <w:szCs w:val="24"/>
+        </w:rPr>
+        <w:t xml:space="preserve"> </w:t>
+      </w:r>
+      <w:r>
+        <w:rPr>
+          <w:rFonts w:ascii="Times New Roman" w:hAnsi="Times New Roman"/>
+          <w:color w:val="000000"/>
+          <w:sz w:val="24"/>
+          <w:szCs w:val="24"/>
+        </w:rPr>
+        <w:t>4</w:t>
+      </w:r>
+      <w:r>
+        <w:rPr>
+          <w:rFonts w:ascii="Times New Roman" w:hAnsi="Times New Roman"/>
+          <w:color w:val="000000"/>
+          <w:sz w:val="24"/>
+          <w:szCs w:val="24"/>
+        </w:rPr>
+        <w:t>. System Admin will be able to create, approve, suspend, or delete user accounts.</w:t>
       </w:r>
     </w:p>
     <w:p>
@@ -15857,13 +19036,46 @@
         <w:spacing w:before="80" w:after="60" w:line="360" w:lineRule="auto"/>
         <w:ind w:left="432"/>
         <w:jc w:val="both"/>
-      </w:pPr>
-      <w:r>
-        <w:rPr>
-          <w:rFonts w:ascii="Times New Roman" w:hAnsi="Times New Roman"/>
-          <w:color w:val="000000"/>
-        </w:rPr>
-        <w:t>3. System Admin will be able to block a student account.</w:t>
+        <w:rPr>
+          <w:sz w:val="24"/>
+          <w:szCs w:val="24"/>
+        </w:rPr>
+      </w:pPr>
+      <w:r>
+        <w:rPr>
+          <w:rFonts w:ascii="Times New Roman" w:hAnsi="Times New Roman"/>
+          <w:color w:val="000000"/>
+          <w:sz w:val="24"/>
+          <w:szCs w:val="24"/>
+        </w:rPr>
+        <w:t>FR</w:t>
+      </w:r>
+      <w:r>
+        <w:rPr>
+          <w:rFonts w:ascii="Times New Roman" w:hAnsi="Times New Roman"/>
+          <w:color w:val="000000"/>
+          <w:sz w:val="24"/>
+          <w:szCs w:val="24"/>
+        </w:rPr>
+        <w:t xml:space="preserve"> </w:t>
+      </w:r>
+      <w:r>
+        <w:rPr>
+          <w:rFonts w:ascii="Times New Roman" w:hAnsi="Times New Roman"/>
+          <w:color w:val="000000"/>
+          <w:sz w:val="24"/>
+          <w:szCs w:val="24"/>
+        </w:rPr>
+        <w:t>5</w:t>
+      </w:r>
+      <w:r>
+        <w:rPr>
+          <w:rFonts w:ascii="Times New Roman" w:hAnsi="Times New Roman"/>
+          <w:color w:val="000000"/>
+          <w:sz w:val="24"/>
+          <w:szCs w:val="24"/>
+        </w:rPr>
+        <w:t>. System Admin will be able to block a student account.</w:t>
       </w:r>
     </w:p>
     <w:p>
@@ -15872,13 +19084,46 @@
         <w:spacing w:before="80" w:after="60" w:line="360" w:lineRule="auto"/>
         <w:ind w:left="432"/>
         <w:jc w:val="both"/>
-      </w:pPr>
-      <w:r>
-        <w:rPr>
-          <w:rFonts w:ascii="Times New Roman" w:hAnsi="Times New Roman"/>
-          <w:color w:val="000000"/>
-        </w:rPr>
-        <w:t>4. System Admin will be able to unblock a student account.</w:t>
+        <w:rPr>
+          <w:sz w:val="24"/>
+          <w:szCs w:val="24"/>
+        </w:rPr>
+      </w:pPr>
+      <w:r>
+        <w:rPr>
+          <w:rFonts w:ascii="Times New Roman" w:hAnsi="Times New Roman"/>
+          <w:color w:val="000000"/>
+          <w:sz w:val="24"/>
+          <w:szCs w:val="24"/>
+        </w:rPr>
+        <w:t>FR</w:t>
+      </w:r>
+      <w:r>
+        <w:rPr>
+          <w:rFonts w:ascii="Times New Roman" w:hAnsi="Times New Roman"/>
+          <w:color w:val="000000"/>
+          <w:sz w:val="24"/>
+          <w:szCs w:val="24"/>
+        </w:rPr>
+        <w:t xml:space="preserve"> </w:t>
+      </w:r>
+      <w:r>
+        <w:rPr>
+          <w:rFonts w:ascii="Times New Roman" w:hAnsi="Times New Roman"/>
+          <w:color w:val="000000"/>
+          <w:sz w:val="24"/>
+          <w:szCs w:val="24"/>
+        </w:rPr>
+        <w:t>6</w:t>
+      </w:r>
+      <w:r>
+        <w:rPr>
+          <w:rFonts w:ascii="Times New Roman" w:hAnsi="Times New Roman"/>
+          <w:color w:val="000000"/>
+          <w:sz w:val="24"/>
+          <w:szCs w:val="24"/>
+        </w:rPr>
+        <w:t>. System Admin will be able to unblock a student account.</w:t>
       </w:r>
     </w:p>
     <w:p>
@@ -15887,13 +19132,46 @@
         <w:spacing w:before="80" w:after="60" w:line="360" w:lineRule="auto"/>
         <w:ind w:left="432"/>
         <w:jc w:val="both"/>
-      </w:pPr>
-      <w:r>
-        <w:rPr>
-          <w:rFonts w:ascii="Times New Roman" w:hAnsi="Times New Roman"/>
-          <w:color w:val="000000"/>
-        </w:rPr>
-        <w:t>5. System Admin will be able to reset the password for any user.</w:t>
+        <w:rPr>
+          <w:sz w:val="24"/>
+          <w:szCs w:val="24"/>
+        </w:rPr>
+      </w:pPr>
+      <w:r>
+        <w:rPr>
+          <w:rFonts w:ascii="Times New Roman" w:hAnsi="Times New Roman"/>
+          <w:color w:val="000000"/>
+          <w:sz w:val="24"/>
+          <w:szCs w:val="24"/>
+        </w:rPr>
+        <w:t>FR</w:t>
+      </w:r>
+      <w:r>
+        <w:rPr>
+          <w:rFonts w:ascii="Times New Roman" w:hAnsi="Times New Roman"/>
+          <w:color w:val="000000"/>
+          <w:sz w:val="24"/>
+          <w:szCs w:val="24"/>
+        </w:rPr>
+        <w:t xml:space="preserve"> </w:t>
+      </w:r>
+      <w:r>
+        <w:rPr>
+          <w:rFonts w:ascii="Times New Roman" w:hAnsi="Times New Roman"/>
+          <w:color w:val="000000"/>
+          <w:sz w:val="24"/>
+          <w:szCs w:val="24"/>
+        </w:rPr>
+        <w:t>7</w:t>
+      </w:r>
+      <w:r>
+        <w:rPr>
+          <w:rFonts w:ascii="Times New Roman" w:hAnsi="Times New Roman"/>
+          <w:color w:val="000000"/>
+          <w:sz w:val="24"/>
+          <w:szCs w:val="24"/>
+        </w:rPr>
+        <w:t>. System Admin will be able to reset the password for any user.</w:t>
       </w:r>
     </w:p>
     <w:p>
@@ -15902,24 +19180,63 @@
         <w:spacing w:before="80" w:after="60" w:line="360" w:lineRule="auto"/>
         <w:ind w:left="432"/>
         <w:jc w:val="both"/>
-      </w:pPr>
-      <w:r>
-        <w:rPr>
-          <w:rFonts w:ascii="Times New Roman" w:hAnsi="Times New Roman"/>
-          <w:color w:val="000000"/>
-        </w:rPr>
-        <w:t>6. System Admin will be able to assign or edit user roles and permissions.</w:t>
+        <w:rPr>
+          <w:sz w:val="24"/>
+          <w:szCs w:val="24"/>
+        </w:rPr>
+      </w:pPr>
+      <w:r>
+        <w:rPr>
+          <w:rFonts w:ascii="Times New Roman" w:hAnsi="Times New Roman"/>
+          <w:color w:val="000000"/>
+          <w:sz w:val="24"/>
+          <w:szCs w:val="24"/>
+        </w:rPr>
+        <w:t>FR</w:t>
+      </w:r>
+      <w:r>
+        <w:rPr>
+          <w:rFonts w:ascii="Times New Roman" w:hAnsi="Times New Roman"/>
+          <w:color w:val="000000"/>
+          <w:sz w:val="24"/>
+          <w:szCs w:val="24"/>
+        </w:rPr>
+        <w:t xml:space="preserve"> </w:t>
+      </w:r>
+      <w:r>
+        <w:rPr>
+          <w:rFonts w:ascii="Times New Roman" w:hAnsi="Times New Roman"/>
+          <w:color w:val="000000"/>
+          <w:sz w:val="24"/>
+          <w:szCs w:val="24"/>
+        </w:rPr>
+        <w:t>8</w:t>
+      </w:r>
+      <w:r>
+        <w:rPr>
+          <w:rFonts w:ascii="Times New Roman" w:hAnsi="Times New Roman"/>
+          <w:color w:val="000000"/>
+          <w:sz w:val="24"/>
+          <w:szCs w:val="24"/>
+        </w:rPr>
+        <w:t>. System Admin will be able to assign or edit user roles and permissions.</w:t>
       </w:r>
     </w:p>
     <w:p>
       <w:pPr>
         <w:spacing w:before="80" w:after="40" w:line="360" w:lineRule="auto"/>
         <w:jc w:val="both"/>
-      </w:pPr>
-      <w:r>
-        <w:rPr>
-          <w:rFonts w:ascii="Times New Roman" w:hAnsi="Times New Roman"/>
-          <w:color w:val="000000"/>
+        <w:rPr>
+          <w:sz w:val="24"/>
+          <w:szCs w:val="24"/>
+        </w:rPr>
+      </w:pPr>
+      <w:r>
+        <w:rPr>
+          <w:rFonts w:ascii="Times New Roman" w:hAnsi="Times New Roman"/>
+          <w:color w:val="000000"/>
+          <w:sz w:val="24"/>
+          <w:szCs w:val="24"/>
         </w:rPr>
         <w:t>Post:</w:t>
       </w:r>
@@ -15930,13 +19247,38 @@
         <w:spacing w:before="80" w:after="60" w:line="360" w:lineRule="auto"/>
         <w:ind w:left="432"/>
         <w:jc w:val="both"/>
-      </w:pPr>
-      <w:r>
-        <w:rPr>
-          <w:rFonts w:ascii="Times New Roman" w:hAnsi="Times New Roman"/>
-          <w:color w:val="000000"/>
-        </w:rPr>
-        <w:t>1. System Admin will be able to view all posts.</w:t>
+        <w:rPr>
+          <w:sz w:val="24"/>
+          <w:szCs w:val="24"/>
+        </w:rPr>
+      </w:pPr>
+      <w:r>
+        <w:rPr>
+          <w:rFonts w:ascii="Times New Roman" w:hAnsi="Times New Roman"/>
+          <w:color w:val="000000"/>
+          <w:sz w:val="24"/>
+          <w:szCs w:val="24"/>
+        </w:rPr>
+        <w:lastRenderedPageBreak/>
+        <w:t>FR</w:t>
+      </w:r>
+      <w:r>
+        <w:rPr>
+          <w:rFonts w:ascii="Times New Roman" w:hAnsi="Times New Roman"/>
+          <w:color w:val="000000"/>
+          <w:sz w:val="24"/>
+          <w:szCs w:val="24"/>
+        </w:rPr>
+        <w:t xml:space="preserve"> 9</w:t>
+      </w:r>
+      <w:r>
+        <w:rPr>
+          <w:rFonts w:ascii="Times New Roman" w:hAnsi="Times New Roman"/>
+          <w:color w:val="000000"/>
+          <w:sz w:val="24"/>
+          <w:szCs w:val="24"/>
+        </w:rPr>
+        <w:t>. System Admin will be able to view all posts.</w:t>
       </w:r>
     </w:p>
     <w:p>
@@ -15945,24 +19287,54 @@
         <w:spacing w:before="80" w:after="60" w:line="360" w:lineRule="auto"/>
         <w:ind w:left="432"/>
         <w:jc w:val="both"/>
-      </w:pPr>
-      <w:r>
-        <w:rPr>
-          <w:rFonts w:ascii="Times New Roman" w:hAnsi="Times New Roman"/>
-          <w:color w:val="000000"/>
-        </w:rPr>
-        <w:t>2. System Admin will be able to manage posts.</w:t>
+        <w:rPr>
+          <w:sz w:val="24"/>
+          <w:szCs w:val="24"/>
+        </w:rPr>
+      </w:pPr>
+      <w:r>
+        <w:rPr>
+          <w:rFonts w:ascii="Times New Roman" w:hAnsi="Times New Roman"/>
+          <w:color w:val="000000"/>
+          <w:sz w:val="24"/>
+          <w:szCs w:val="24"/>
+        </w:rPr>
+        <w:t>FR</w:t>
+      </w:r>
+      <w:r>
+        <w:rPr>
+          <w:rFonts w:ascii="Times New Roman" w:hAnsi="Times New Roman"/>
+          <w:color w:val="000000"/>
+          <w:sz w:val="24"/>
+          <w:szCs w:val="24"/>
+        </w:rPr>
+        <w:t xml:space="preserve"> 10</w:t>
+      </w:r>
+      <w:r>
+        <w:rPr>
+          <w:rFonts w:ascii="Times New Roman" w:hAnsi="Times New Roman"/>
+          <w:color w:val="000000"/>
+          <w:sz w:val="24"/>
+          <w:szCs w:val="24"/>
+        </w:rPr>
+        <w:t>. System Admin will be able to manage posts.</w:t>
       </w:r>
     </w:p>
     <w:p>
       <w:pPr>
         <w:spacing w:before="80" w:after="40" w:line="360" w:lineRule="auto"/>
         <w:jc w:val="both"/>
-      </w:pPr>
-      <w:r>
-        <w:rPr>
-          <w:rFonts w:ascii="Times New Roman" w:hAnsi="Times New Roman"/>
-          <w:color w:val="000000"/>
+        <w:rPr>
+          <w:sz w:val="24"/>
+          <w:szCs w:val="24"/>
+        </w:rPr>
+      </w:pPr>
+      <w:r>
+        <w:rPr>
+          <w:rFonts w:ascii="Times New Roman" w:hAnsi="Times New Roman"/>
+          <w:color w:val="000000"/>
+          <w:sz w:val="24"/>
+          <w:szCs w:val="24"/>
         </w:rPr>
         <w:t>Events:</w:t>
       </w:r>
@@ -15973,13 +19345,55 @@
         <w:spacing w:before="80" w:after="60" w:line="360" w:lineRule="auto"/>
         <w:ind w:left="432"/>
         <w:jc w:val="both"/>
-      </w:pPr>
-      <w:r>
-        <w:rPr>
-          <w:rFonts w:ascii="Times New Roman" w:hAnsi="Times New Roman"/>
-          <w:color w:val="000000"/>
-        </w:rPr>
-        <w:t>1. System Admin will be able to view all events.</w:t>
+        <w:rPr>
+          <w:sz w:val="24"/>
+          <w:szCs w:val="24"/>
+        </w:rPr>
+      </w:pPr>
+      <w:r>
+        <w:rPr>
+          <w:rFonts w:ascii="Times New Roman" w:hAnsi="Times New Roman"/>
+          <w:color w:val="000000"/>
+          <w:sz w:val="24"/>
+          <w:szCs w:val="24"/>
+        </w:rPr>
+        <w:t>FR</w:t>
+      </w:r>
+      <w:r>
+        <w:rPr>
+          <w:rFonts w:ascii="Times New Roman" w:hAnsi="Times New Roman"/>
+          <w:color w:val="000000"/>
+          <w:sz w:val="24"/>
+          <w:szCs w:val="24"/>
+        </w:rPr>
+        <w:t xml:space="preserve"> </w:t>
+      </w:r>
+      <w:r>
+        <w:rPr>
+          <w:rFonts w:ascii="Times New Roman" w:hAnsi="Times New Roman"/>
+          <w:color w:val="000000"/>
+          <w:sz w:val="24"/>
+          <w:szCs w:val="24"/>
+        </w:rPr>
+        <w:t>1</w:t>
+      </w:r>
+      <w:r>
+        <w:rPr>
+          <w:rFonts w:ascii="Times New Roman" w:hAnsi="Times New Roman"/>
+          <w:color w:val="000000"/>
+          <w:sz w:val="24"/>
+          <w:szCs w:val="24"/>
+        </w:rPr>
+        <w:t>1</w:t>
+      </w:r>
+      <w:r>
+        <w:rPr>
+          <w:rFonts w:ascii="Times New Roman" w:hAnsi="Times New Roman"/>
+          <w:color w:val="000000"/>
+          <w:sz w:val="24"/>
+          <w:szCs w:val="24"/>
+        </w:rPr>
+        <w:t>. System Admin will be able to view all events.</w:t>
       </w:r>
     </w:p>
     <w:p>
@@ -15988,11 +19402,35 @@
         <w:spacing w:before="80" w:after="60" w:line="360" w:lineRule="auto"/>
         <w:ind w:left="432"/>
         <w:jc w:val="both"/>
-      </w:pPr>
-      <w:r>
-        <w:rPr>
-          <w:rFonts w:ascii="Times New Roman" w:hAnsi="Times New Roman"/>
-          <w:color w:val="000000"/>
+        <w:rPr>
+          <w:sz w:val="24"/>
+          <w:szCs w:val="24"/>
+        </w:rPr>
+      </w:pPr>
+      <w:r>
+        <w:rPr>
+          <w:rFonts w:ascii="Times New Roman" w:hAnsi="Times New Roman"/>
+          <w:color w:val="000000"/>
+          <w:sz w:val="24"/>
+          <w:szCs w:val="24"/>
+        </w:rPr>
+        <w:t>FR</w:t>
+      </w:r>
+      <w:r>
+        <w:rPr>
+          <w:rFonts w:ascii="Times New Roman" w:hAnsi="Times New Roman"/>
+          <w:color w:val="000000"/>
+          <w:sz w:val="24"/>
+          <w:szCs w:val="24"/>
+        </w:rPr>
+        <w:t xml:space="preserve"> 1</w:t>
+      </w:r>
+      <w:r>
+        <w:rPr>
+          <w:rFonts w:ascii="Times New Roman" w:hAnsi="Times New Roman"/>
+          <w:color w:val="000000"/>
+          <w:sz w:val="24"/>
+          <w:szCs w:val="24"/>
         </w:rPr>
         <w:t>2. System Admin will be able to manage upcoming events.</w:t>
       </w:r>
@@ -16001,11 +19439,17 @@
       <w:pPr>
         <w:spacing w:before="80" w:after="40" w:line="360" w:lineRule="auto"/>
         <w:jc w:val="both"/>
-      </w:pPr>
-      <w:r>
-        <w:rPr>
-          <w:rFonts w:ascii="Times New Roman" w:hAnsi="Times New Roman"/>
-          <w:color w:val="000000"/>
+        <w:rPr>
+          <w:sz w:val="24"/>
+          <w:szCs w:val="24"/>
+        </w:rPr>
+      </w:pPr>
+      <w:r>
+        <w:rPr>
+          <w:rFonts w:ascii="Times New Roman" w:hAnsi="Times New Roman"/>
+          <w:color w:val="000000"/>
+          <w:sz w:val="24"/>
+          <w:szCs w:val="24"/>
         </w:rPr>
         <w:t>Lost and Found:</w:t>
       </w:r>
@@ -16016,24 +19460,72 @@
         <w:spacing w:before="80" w:after="60" w:line="360" w:lineRule="auto"/>
         <w:ind w:left="432"/>
         <w:jc w:val="both"/>
-      </w:pPr>
-      <w:r>
-        <w:rPr>
-          <w:rFonts w:ascii="Times New Roman" w:hAnsi="Times New Roman"/>
-          <w:color w:val="000000"/>
-        </w:rPr>
-        <w:t>1. System Admin will be able to view all lost and found reports.</w:t>
+        <w:rPr>
+          <w:sz w:val="24"/>
+          <w:szCs w:val="24"/>
+        </w:rPr>
+      </w:pPr>
+      <w:r>
+        <w:rPr>
+          <w:rFonts w:ascii="Times New Roman" w:hAnsi="Times New Roman"/>
+          <w:color w:val="000000"/>
+          <w:sz w:val="24"/>
+          <w:szCs w:val="24"/>
+        </w:rPr>
+        <w:t>FR</w:t>
+      </w:r>
+      <w:r>
+        <w:rPr>
+          <w:rFonts w:ascii="Times New Roman" w:hAnsi="Times New Roman"/>
+          <w:color w:val="000000"/>
+          <w:sz w:val="24"/>
+          <w:szCs w:val="24"/>
+        </w:rPr>
+        <w:t xml:space="preserve"> </w:t>
+      </w:r>
+      <w:r>
+        <w:rPr>
+          <w:rFonts w:ascii="Times New Roman" w:hAnsi="Times New Roman"/>
+          <w:color w:val="000000"/>
+          <w:sz w:val="24"/>
+          <w:szCs w:val="24"/>
+        </w:rPr>
+        <w:t>1</w:t>
+      </w:r>
+      <w:r>
+        <w:rPr>
+          <w:rFonts w:ascii="Times New Roman" w:hAnsi="Times New Roman"/>
+          <w:color w:val="000000"/>
+          <w:sz w:val="24"/>
+          <w:szCs w:val="24"/>
+        </w:rPr>
+        <w:t>3</w:t>
+      </w:r>
+      <w:r>
+        <w:rPr>
+          <w:rFonts w:ascii="Times New Roman" w:hAnsi="Times New Roman"/>
+          <w:color w:val="000000"/>
+          <w:sz w:val="24"/>
+          <w:szCs w:val="24"/>
+        </w:rPr>
+        <w:t>. System Admin will be able to view all lost and found reports.</w:t>
       </w:r>
     </w:p>
     <w:p>
       <w:pPr>
         <w:spacing w:before="80" w:after="40" w:line="360" w:lineRule="auto"/>
         <w:jc w:val="both"/>
-      </w:pPr>
-      <w:r>
-        <w:rPr>
-          <w:rFonts w:ascii="Times New Roman" w:hAnsi="Times New Roman"/>
-          <w:color w:val="000000"/>
+        <w:rPr>
+          <w:sz w:val="24"/>
+          <w:szCs w:val="24"/>
+        </w:rPr>
+      </w:pPr>
+      <w:r>
+        <w:rPr>
+          <w:rFonts w:ascii="Times New Roman" w:hAnsi="Times New Roman"/>
+          <w:color w:val="000000"/>
+          <w:sz w:val="24"/>
+          <w:szCs w:val="24"/>
         </w:rPr>
         <w:t>User Profile:</w:t>
       </w:r>
@@ -16044,13 +19536,55 @@
         <w:spacing w:before="80" w:after="160" w:line="360" w:lineRule="auto"/>
         <w:ind w:left="432"/>
         <w:jc w:val="both"/>
-      </w:pPr>
-      <w:r>
-        <w:rPr>
-          <w:rFonts w:ascii="Times New Roman" w:hAnsi="Times New Roman"/>
-          <w:color w:val="000000"/>
-        </w:rPr>
-        <w:t>1. System Admin will be able to view their own profile.</w:t>
+        <w:rPr>
+          <w:sz w:val="24"/>
+          <w:szCs w:val="24"/>
+        </w:rPr>
+      </w:pPr>
+      <w:r>
+        <w:rPr>
+          <w:rFonts w:ascii="Times New Roman" w:hAnsi="Times New Roman"/>
+          <w:color w:val="000000"/>
+          <w:sz w:val="24"/>
+          <w:szCs w:val="24"/>
+        </w:rPr>
+        <w:t>FR</w:t>
+      </w:r>
+      <w:r>
+        <w:rPr>
+          <w:rFonts w:ascii="Times New Roman" w:hAnsi="Times New Roman"/>
+          <w:color w:val="000000"/>
+          <w:sz w:val="24"/>
+          <w:szCs w:val="24"/>
+        </w:rPr>
+        <w:t xml:space="preserve"> </w:t>
+      </w:r>
+      <w:r>
+        <w:rPr>
+          <w:rFonts w:ascii="Times New Roman" w:hAnsi="Times New Roman"/>
+          <w:color w:val="000000"/>
+          <w:sz w:val="24"/>
+          <w:szCs w:val="24"/>
+        </w:rPr>
+        <w:t>1</w:t>
+      </w:r>
+      <w:r>
+        <w:rPr>
+          <w:rFonts w:ascii="Times New Roman" w:hAnsi="Times New Roman"/>
+          <w:color w:val="000000"/>
+          <w:sz w:val="24"/>
+          <w:szCs w:val="24"/>
+        </w:rPr>
+        <w:t>4</w:t>
+      </w:r>
+      <w:r>
+        <w:rPr>
+          <w:rFonts w:ascii="Times New Roman" w:hAnsi="Times New Roman"/>
+          <w:color w:val="000000"/>
+          <w:sz w:val="24"/>
+          <w:szCs w:val="24"/>
+        </w:rPr>
+        <w:t>. System Admin will be able to view their own profile.</w:t>
       </w:r>
     </w:p>
     <w:p>
@@ -16059,13 +19593,48 @@
         <w:spacing w:before="80" w:after="160" w:line="360" w:lineRule="auto"/>
         <w:ind w:left="432"/>
         <w:jc w:val="both"/>
-      </w:pPr>
-      <w:r>
-        <w:rPr>
-          <w:rFonts w:ascii="Times New Roman" w:hAnsi="Times New Roman"/>
-          <w:color w:val="000000"/>
-        </w:rPr>
-        <w:t>2. System Admin will be able to update their own profile.</w:t>
+        <w:rPr>
+          <w:sz w:val="24"/>
+          <w:szCs w:val="24"/>
+        </w:rPr>
+      </w:pPr>
+      <w:r>
+        <w:rPr>
+          <w:rFonts w:ascii="Times New Roman" w:hAnsi="Times New Roman"/>
+          <w:color w:val="000000"/>
+          <w:sz w:val="24"/>
+          <w:szCs w:val="24"/>
+        </w:rPr>
+        <w:t>FR</w:t>
+      </w:r>
+      <w:r>
+        <w:rPr>
+          <w:rFonts w:ascii="Times New Roman" w:hAnsi="Times New Roman"/>
+          <w:color w:val="000000"/>
+          <w:sz w:val="24"/>
+          <w:szCs w:val="24"/>
+        </w:rPr>
+        <w:t xml:space="preserve"> </w:t>
+      </w:r>
+      <w:bookmarkStart w:id="67" w:name="_GoBack"/>
+      <w:bookmarkEnd w:id="67"/>
+      <w:r>
+        <w:rPr>
+          <w:rFonts w:ascii="Times New Roman" w:hAnsi="Times New Roman"/>
+          <w:color w:val="000000"/>
+          <w:sz w:val="24"/>
+          <w:szCs w:val="24"/>
+        </w:rPr>
+        <w:t>15</w:t>
+      </w:r>
+      <w:r>
+        <w:rPr>
+          <w:rFonts w:ascii="Times New Roman" w:hAnsi="Times New Roman"/>
+          <w:color w:val="000000"/>
+          <w:sz w:val="24"/>
+          <w:szCs w:val="24"/>
+        </w:rPr>
+        <w:t>. System Admin will be able to update their own profile.</w:t>
       </w:r>
     </w:p>
     <w:p>
@@ -16153,16 +19722,7 @@
           <w:color w:val="000000"/>
           <w:sz w:val="24"/>
         </w:rPr>
-        <w:t xml:space="preserve">We used black-box testing with equivalence partitioning to design test cases for the main features of Riphah Konnect. Each test case table shows the input fields being tested, the </w:t>
-      </w:r>
-      <w:r>
-        <w:rPr>
-          <w:rFonts w:ascii="Times New Roman" w:hAnsi="Times New Roman"/>
-          <w:color w:val="000000"/>
-          <w:sz w:val="24"/>
-        </w:rPr>
-        <w:lastRenderedPageBreak/>
-        <w:t>valid class of inputs (what should be accepted), and the invalid class (what should be rejected). These test cases are used to check whether the system correctly handles both correct and incorrect inputs.</w:t>
+        <w:t>We used black-box testing with equivalence partitioning to design test cases for the main features of Riphah Konnect. Each test case table shows the input fields being tested, the valid class of inputs (what should be accepted), and the invalid class (what should be rejected). These test cases are used to check whether the system correctly handles both correct and incorrect inputs.</w:t>
       </w:r>
     </w:p>
     <w:p>
@@ -16469,6 +20029,7 @@
                 <w:color w:val="000000"/>
                 <w:sz w:val="24"/>
               </w:rPr>
+              <w:lastRenderedPageBreak/>
               <w:t>Password</w:t>
             </w:r>
           </w:p>
@@ -16989,7 +20550,6 @@
                 <w:color w:val="000000"/>
                 <w:sz w:val="24"/>
               </w:rPr>
-              <w:lastRenderedPageBreak/>
               <w:t>Input</w:t>
             </w:r>
           </w:p>
@@ -18057,7 +21617,6 @@
                 <w:color w:val="000000"/>
                 <w:sz w:val="24"/>
               </w:rPr>
-              <w:lastRenderedPageBreak/>
               <w:t>End Date</w:t>
             </w:r>
           </w:p>
@@ -18516,6 +22075,7 @@
                 <w:color w:val="000000"/>
                 <w:sz w:val="24"/>
               </w:rPr>
+              <w:lastRenderedPageBreak/>
               <w:t>Title</w:t>
             </w:r>
           </w:p>
@@ -19054,7 +22614,6 @@
         <w:rPr>
           <w:rFonts w:ascii="Times New Roman" w:hAnsi="Times New Roman"/>
         </w:rPr>
-        <w:lastRenderedPageBreak/>
         <w:t>3.5.1.10</w:t>
       </w:r>
       <w:r>
@@ -31393,7 +34952,7 @@
         <w:noProof/>
         <w:sz w:val="20"/>
       </w:rPr>
-      <w:t>9</w:t>
+      <w:t>19</w:t>
     </w:r>
     <w:r>
       <w:rPr>
@@ -43447,7 +47006,7 @@
 </file>
 
 <file path=customXml/itemProps1.xml><?xml version="1.0" encoding="utf-8"?>
-<ds:datastoreItem xmlns:ds="http://schemas.openxmlformats.org/officeDocument/2006/customXml" ds:itemID="{A2E42D9C-9558-40D2-8ADC-B88037394D63}">
+<ds:datastoreItem xmlns:ds="http://schemas.openxmlformats.org/officeDocument/2006/customXml" ds:itemID="{F91B46CF-787A-45A2-B75A-905DF096904A}">
   <ds:schemaRefs>
     <ds:schemaRef ds:uri="http://schemas.openxmlformats.org/officeDocument/2006/bibliography"/>
   </ds:schemaRefs>

--- a/docs/FYP-Documentation/FYP Part 1 Documentation/Riphah_Konnect_FYP_Doc.docx
+++ b/docs/FYP-Documentation/FYP Part 1 Documentation/Riphah_Konnect_FYP_Doc.docx
@@ -627,10 +627,10 @@
       </w:pPr>
       <w:bookmarkStart w:id="0" w:name="_Toc228322045"/>
       <w:bookmarkStart w:id="1" w:name="_Toc228322466"/>
-      <w:bookmarkStart w:id="2" w:name="_Toc227543894"/>
-      <w:bookmarkStart w:id="3" w:name="_Toc228392259"/>
-      <w:bookmarkStart w:id="4" w:name="_Toc228398185"/>
-      <w:bookmarkStart w:id="5" w:name="_Toc228407525"/>
+      <w:bookmarkStart w:id="2" w:name="_Toc228392259"/>
+      <w:bookmarkStart w:id="3" w:name="_Toc228398185"/>
+      <w:bookmarkStart w:id="4" w:name="_Toc228407525"/>
+      <w:bookmarkStart w:id="5" w:name="_Toc227543894"/>
       <w:r>
         <w:rPr>
           <w:rFonts w:ascii="Times New Roman" w:hAnsi="Times New Roman"/>
@@ -640,9 +640,9 @@
       </w:r>
       <w:bookmarkEnd w:id="0"/>
       <w:bookmarkEnd w:id="1"/>
+      <w:bookmarkEnd w:id="2"/>
       <w:bookmarkEnd w:id="3"/>
       <w:bookmarkEnd w:id="4"/>
-      <w:bookmarkEnd w:id="5"/>
     </w:p>
     <w:p>
       <w:pPr>
@@ -653,7 +653,7 @@
         </w:rPr>
       </w:pPr>
     </w:p>
-    <w:bookmarkEnd w:id="2"/>
+    <w:bookmarkEnd w:id="5"/>
     <w:p>
       <w:pPr>
         <w:spacing w:before="160" w:after="120" w:line="360" w:lineRule="auto"/>
@@ -830,7 +830,7 @@
                     </wp:anchor>
                   </w:drawing>
                 </mc:Choice>
-                <mc:Fallback xmlns:cx2="http://schemas.microsoft.com/office/drawing/2015/10/21/chartex" xmlns:cx3="http://schemas.microsoft.com/office/drawing/2016/5/9/chartex" xmlns:cx4="http://schemas.microsoft.com/office/drawing/2016/5/10/chartex" xmlns:cx5="http://schemas.microsoft.com/office/drawing/2016/5/11/chartex" xmlns:cx6="http://schemas.microsoft.com/office/drawing/2016/5/12/chartex" xmlns:cx7="http://schemas.microsoft.com/office/drawing/2016/5/13/chartex" xmlns:cx8="http://schemas.microsoft.com/office/drawing/2016/5/14/chartex" xmlns:aink="http://schemas.microsoft.com/office/drawing/2016/ink" xmlns:am3d="http://schemas.microsoft.com/office/drawing/2017/model3d" xmlns:oel="http://schemas.microsoft.com/office/2019/extlst" xmlns:w16cex="http://schemas.microsoft.com/office/word/2018/wordml/cex" xmlns:w16cid="http://schemas.microsoft.com/office/word/2016/wordml/cid" xmlns:w16="http://schemas.microsoft.com/office/word/2018/wordml" xmlns:w16du="http://schemas.microsoft.com/office/word/2023/wordml/word16du" xmlns:w16sdtdh="http://schemas.microsoft.com/office/word/2020/wordml/sdtdatahash">
+                <mc:Fallback xmlns:w16sdtdh="http://schemas.microsoft.com/office/word/2020/wordml/sdtdatahash" xmlns:w16du="http://schemas.microsoft.com/office/word/2023/wordml/word16du" xmlns:w16="http://schemas.microsoft.com/office/word/2018/wordml" xmlns:w16cid="http://schemas.microsoft.com/office/word/2016/wordml/cid" xmlns:w16cex="http://schemas.microsoft.com/office/word/2018/wordml/cex" xmlns:oel="http://schemas.microsoft.com/office/2019/extlst" xmlns:am3d="http://schemas.microsoft.com/office/drawing/2017/model3d" xmlns:aink="http://schemas.microsoft.com/office/drawing/2016/ink" xmlns:cx8="http://schemas.microsoft.com/office/drawing/2016/5/14/chartex" xmlns:cx7="http://schemas.microsoft.com/office/drawing/2016/5/13/chartex" xmlns:cx6="http://schemas.microsoft.com/office/drawing/2016/5/12/chartex" xmlns:cx5="http://schemas.microsoft.com/office/drawing/2016/5/11/chartex" xmlns:cx4="http://schemas.microsoft.com/office/drawing/2016/5/10/chartex" xmlns:cx3="http://schemas.microsoft.com/office/drawing/2016/5/9/chartex" xmlns:cx2="http://schemas.microsoft.com/office/drawing/2015/10/21/chartex">
                   <w:pict>
                     <v:line w14:anchorId="69B6803B" id="Straight Connector 7" o:spid="_x0000_s1026" style="position:absolute;z-index:251659264;visibility:visible;mso-wrap-style:square;mso-width-percent:0;mso-height-percent:0;mso-wrap-distance-left:9pt;mso-wrap-distance-top:0;mso-wrap-distance-right:9pt;mso-wrap-distance-bottom:0;mso-position-horizontal:absolute;mso-position-horizontal-relative:text;mso-position-vertical:absolute;mso-position-vertical-relative:text;mso-width-percent:0;mso-height-percent:0;mso-width-relative:page;mso-height-relative:page" from=".3pt,8.95pt" to="189.3pt,8.95pt" o:gfxdata="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"/>
                   </w:pict>
@@ -1052,7 +1052,7 @@
                     </wp:anchor>
                   </w:drawing>
                 </mc:Choice>
-                <mc:Fallback xmlns:cx2="http://schemas.microsoft.com/office/drawing/2015/10/21/chartex" xmlns:cx3="http://schemas.microsoft.com/office/drawing/2016/5/9/chartex" xmlns:cx4="http://schemas.microsoft.com/office/drawing/2016/5/10/chartex" xmlns:cx5="http://schemas.microsoft.com/office/drawing/2016/5/11/chartex" xmlns:cx6="http://schemas.microsoft.com/office/drawing/2016/5/12/chartex" xmlns:cx7="http://schemas.microsoft.com/office/drawing/2016/5/13/chartex" xmlns:cx8="http://schemas.microsoft.com/office/drawing/2016/5/14/chartex" xmlns:aink="http://schemas.microsoft.com/office/drawing/2016/ink" xmlns:am3d="http://schemas.microsoft.com/office/drawing/2017/model3d" xmlns:oel="http://schemas.microsoft.com/office/2019/extlst" xmlns:w16cex="http://schemas.microsoft.com/office/word/2018/wordml/cex" xmlns:w16cid="http://schemas.microsoft.com/office/word/2016/wordml/cid" xmlns:w16="http://schemas.microsoft.com/office/word/2018/wordml" xmlns:w16du="http://schemas.microsoft.com/office/word/2023/wordml/word16du" xmlns:w16sdtdh="http://schemas.microsoft.com/office/word/2020/wordml/sdtdatahash">
+                <mc:Fallback xmlns:w16sdtdh="http://schemas.microsoft.com/office/word/2020/wordml/sdtdatahash" xmlns:w16du="http://schemas.microsoft.com/office/word/2023/wordml/word16du" xmlns:w16="http://schemas.microsoft.com/office/word/2018/wordml" xmlns:w16cid="http://schemas.microsoft.com/office/word/2016/wordml/cid" xmlns:w16cex="http://schemas.microsoft.com/office/word/2018/wordml/cex" xmlns:oel="http://schemas.microsoft.com/office/2019/extlst" xmlns:am3d="http://schemas.microsoft.com/office/drawing/2017/model3d" xmlns:aink="http://schemas.microsoft.com/office/drawing/2016/ink" xmlns:cx8="http://schemas.microsoft.com/office/drawing/2016/5/14/chartex" xmlns:cx7="http://schemas.microsoft.com/office/drawing/2016/5/13/chartex" xmlns:cx6="http://schemas.microsoft.com/office/drawing/2016/5/12/chartex" xmlns:cx5="http://schemas.microsoft.com/office/drawing/2016/5/11/chartex" xmlns:cx4="http://schemas.microsoft.com/office/drawing/2016/5/10/chartex" xmlns:cx3="http://schemas.microsoft.com/office/drawing/2016/5/9/chartex" xmlns:cx2="http://schemas.microsoft.com/office/drawing/2015/10/21/chartex">
                   <w:pict>
                     <v:line w14:anchorId="0BF08EDF" id="Straight Connector 6" o:spid="_x0000_s1026" style="position:absolute;z-index:251660288;visibility:visible;mso-wrap-style:square;mso-width-percent:0;mso-height-percent:0;mso-wrap-distance-left:9pt;mso-wrap-distance-top:0;mso-wrap-distance-right:9pt;mso-wrap-distance-bottom:0;mso-position-horizontal:absolute;mso-position-horizontal-relative:text;mso-position-vertical:absolute;mso-position-vertical-relative:text;mso-width-percent:0;mso-height-percent:0;mso-width-relative:page;mso-height-relative:page" from=".4pt,5.3pt" to="189.4pt,5.3pt" o:gfxdata="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"/>
                   </w:pict>
@@ -1835,23 +1835,7 @@
             <w:b/>
             <w:noProof/>
           </w:rPr>
-          <w:t>Int</w:t>
-        </w:r>
-        <w:r>
-          <w:rPr>
-            <w:rStyle w:val="Hyperlink"/>
-            <w:b/>
-            <w:noProof/>
-          </w:rPr>
-          <w:t>r</w:t>
-        </w:r>
-        <w:r>
-          <w:rPr>
-            <w:rStyle w:val="Hyperlink"/>
-            <w:b/>
-            <w:noProof/>
-          </w:rPr>
-          <w:t>oduction</w:t>
+          <w:t>Introduction</w:t>
         </w:r>
         <w:r>
           <w:rPr>
@@ -12935,159 +12919,6 @@
     </w:p>
     <w:p>
       <w:pPr>
-        <w:pStyle w:val="Heading2"/>
-        <w:spacing w:line="360" w:lineRule="auto"/>
-        <w:rPr>
-          <w:color w:val="FF0000"/>
-        </w:rPr>
-      </w:pPr>
-      <w:bookmarkStart w:id="53" w:name="_Toc228407552"/>
-      <w:r>
-        <w:rPr>
-          <w:rFonts w:ascii="Times New Roman" w:hAnsi="Times New Roman"/>
-          <w:color w:val="FF0000"/>
-        </w:rPr>
-        <w:t>2.4</w:t>
-      </w:r>
-      <w:r>
-        <w:rPr>
-          <w:rFonts w:ascii="Times New Roman" w:hAnsi="Times New Roman"/>
-          <w:color w:val="FF0000"/>
-        </w:rPr>
-        <w:t xml:space="preserve"> </w:t>
-      </w:r>
-      <w:r>
-        <w:rPr>
-          <w:rFonts w:ascii="Times New Roman" w:hAnsi="Times New Roman"/>
-          <w:color w:val="FF0000"/>
-        </w:rPr>
-        <w:t>References</w:t>
-      </w:r>
-      <w:bookmarkEnd w:id="53"/>
-    </w:p>
-    <w:p>
-      <w:pPr>
-        <w:spacing w:before="160" w:after="100" w:line="360" w:lineRule="auto"/>
-        <w:jc w:val="both"/>
-        <w:rPr>
-          <w:color w:val="FF0000"/>
-        </w:rPr>
-      </w:pPr>
-      <w:r>
-        <w:rPr>
-          <w:rFonts w:ascii="Times New Roman" w:hAnsi="Times New Roman"/>
-          <w:color w:val="FF0000"/>
-        </w:rPr>
-        <w:t>[1]</w:t>
-      </w:r>
-      <w:r>
-        <w:rPr>
-          <w:rFonts w:ascii="Times New Roman" w:hAnsi="Times New Roman"/>
-          <w:color w:val="FF0000"/>
-        </w:rPr>
-        <w:t xml:space="preserve"> </w:t>
-      </w:r>
-      <w:r>
-        <w:rPr>
-          <w:rFonts w:ascii="Times New Roman" w:hAnsi="Times New Roman"/>
-          <w:color w:val="FF0000"/>
-        </w:rPr>
-        <w:t>Unii Ltd., "Unii: The Student Network," Active since 2012. [Online]. Available: https://www.unii.com. [Accessed: Apr. 2026].</w:t>
-      </w:r>
-    </w:p>
-    <w:p>
-      <w:pPr>
-        <w:spacing w:before="160" w:after="100" w:line="360" w:lineRule="auto"/>
-        <w:jc w:val="both"/>
-        <w:rPr>
-          <w:color w:val="FF0000"/>
-        </w:rPr>
-      </w:pPr>
-      <w:r>
-        <w:rPr>
-          <w:rFonts w:ascii="Times New Roman" w:hAnsi="Times New Roman"/>
-          <w:color w:val="FF0000"/>
-        </w:rPr>
-        <w:t>[2]</w:t>
-      </w:r>
-      <w:r>
-        <w:rPr>
-          <w:rFonts w:ascii="Times New Roman" w:hAnsi="Times New Roman"/>
-          <w:color w:val="FF0000"/>
-        </w:rPr>
-        <w:t xml:space="preserve"> </w:t>
-      </w:r>
-      <w:r>
-        <w:rPr>
-          <w:rFonts w:ascii="Times New Roman" w:hAnsi="Times New Roman"/>
-          <w:color w:val="FF0000"/>
-        </w:rPr>
-        <w:t>UniLife Pty Ltd., "UniLife: Campus Engagement App," Australia. [Online]. Available: https://www.unilife.com.au. [Accessed: Apr. 2026].</w:t>
-      </w:r>
-    </w:p>
-    <w:p>
-      <w:pPr>
-        <w:spacing w:before="160" w:after="100" w:line="360" w:lineRule="auto"/>
-        <w:jc w:val="both"/>
-        <w:rPr>
-          <w:color w:val="FF0000"/>
-        </w:rPr>
-      </w:pPr>
-      <w:r>
-        <w:rPr>
-          <w:rFonts w:ascii="Times New Roman" w:hAnsi="Times New Roman"/>
-          <w:color w:val="FF0000"/>
-        </w:rPr>
-        <w:t>[3]</w:t>
-      </w:r>
-      <w:r>
-        <w:rPr>
-          <w:rFonts w:ascii="Times New Roman" w:hAnsi="Times New Roman"/>
-          <w:color w:val="FF0000"/>
-        </w:rPr>
-        <w:t xml:space="preserve"> </w:t>
-      </w:r>
-      <w:r>
-        <w:rPr>
-          <w:rFonts w:ascii="Times New Roman" w:hAnsi="Times New Roman"/>
-          <w:color w:val="FF0000"/>
-        </w:rPr>
-        <w:t>Meta Platforms Inc., "Facebook Campus," launched 2020, discontinued January 2022. Deployed at 204 universities. [Discontinued].</w:t>
-      </w:r>
-    </w:p>
-    <w:p>
-      <w:pPr>
-        <w:spacing w:before="160" w:after="100" w:line="360" w:lineRule="auto"/>
-        <w:jc w:val="both"/>
-        <w:rPr>
-          <w:rFonts w:ascii="Times New Roman" w:hAnsi="Times New Roman"/>
-          <w:color w:val="FF0000"/>
-        </w:rPr>
-      </w:pPr>
-      <w:r>
-        <w:rPr>
-          <w:rFonts w:ascii="Times New Roman" w:hAnsi="Times New Roman"/>
-          <w:color w:val="FF0000"/>
-        </w:rPr>
-        <w:t>[4]</w:t>
-      </w:r>
-      <w:r>
-        <w:rPr>
-          <w:rFonts w:ascii="Times New Roman" w:hAnsi="Times New Roman"/>
-          <w:color w:val="FF0000"/>
-        </w:rPr>
-        <w:t xml:space="preserve"> </w:t>
-      </w:r>
-      <w:r>
-        <w:rPr>
-          <w:rFonts w:ascii="Times New Roman" w:hAnsi="Times New Roman"/>
-          <w:color w:val="FF0000"/>
-        </w:rPr>
-        <w:t>CampusGroups Inc., "CampusGroups: Campus Engagement Platform," used at 190+ universities including Stanford, Cornell, Princeton, and Duke. [Online]. Available: https://www.campusgroups.com. [Accessed: Apr. 2026].</w:t>
-      </w:r>
-    </w:p>
-    <w:p>
-      <w:pPr>
         <w:spacing w:before="160" w:after="100" w:line="360" w:lineRule="auto"/>
         <w:jc w:val="both"/>
         <w:rPr>
@@ -13167,7 +12998,7 @@
           <w:szCs w:val="32"/>
         </w:rPr>
       </w:pPr>
-      <w:bookmarkStart w:id="54" w:name="_Toc228407553"/>
+      <w:bookmarkStart w:id="53" w:name="_Toc228407553"/>
       <w:r>
         <w:rPr>
           <w:rFonts w:ascii="Times New Roman" w:hAnsi="Times New Roman"/>
@@ -13176,7 +13007,7 @@
         </w:rPr>
         <w:t>Chapter 3</w:t>
       </w:r>
-      <w:bookmarkEnd w:id="54"/>
+      <w:bookmarkEnd w:id="53"/>
       <w:r>
         <w:rPr>
           <w:rFonts w:ascii="Times New Roman" w:hAnsi="Times New Roman"/>
@@ -13196,7 +13027,7 @@
           <w:szCs w:val="32"/>
         </w:rPr>
       </w:pPr>
-      <w:bookmarkStart w:id="55" w:name="_Toc228407554"/>
+      <w:bookmarkStart w:id="54" w:name="_Toc228407554"/>
       <w:r>
         <w:rPr>
           <w:rFonts w:ascii="Times New Roman" w:hAnsi="Times New Roman"/>
@@ -13205,7 +13036,7 @@
         </w:rPr>
         <w:t>Requirement Engineering</w:t>
       </w:r>
-      <w:bookmarkEnd w:id="55"/>
+      <w:bookmarkEnd w:id="54"/>
       <w:r>
         <w:br w:type="page"/>
       </w:r>
@@ -13215,7 +13046,7 @@
         <w:pStyle w:val="Heading2"/>
         <w:spacing w:line="360" w:lineRule="auto"/>
       </w:pPr>
-      <w:bookmarkStart w:id="56" w:name="_Toc228407555"/>
+      <w:bookmarkStart w:id="55" w:name="_Toc228407555"/>
       <w:r>
         <w:rPr>
           <w:rFonts w:ascii="Times New Roman" w:hAnsi="Times New Roman"/>
@@ -13235,7 +13066,7 @@
         </w:rPr>
         <w:t>Introduction</w:t>
       </w:r>
-      <w:bookmarkEnd w:id="56"/>
+      <w:bookmarkEnd w:id="55"/>
     </w:p>
     <w:p>
       <w:pPr>
@@ -13262,7 +13093,7 @@
           <w:rFonts w:ascii="Times New Roman" w:hAnsi="Times New Roman"/>
         </w:rPr>
       </w:pPr>
-      <w:bookmarkStart w:id="57" w:name="_Toc228407556"/>
+      <w:bookmarkStart w:id="56" w:name="_Toc228407556"/>
       <w:r>
         <w:rPr>
           <w:rFonts w:ascii="Times New Roman" w:hAnsi="Times New Roman"/>
@@ -13281,7 +13112,7 @@
         </w:rPr>
         <w:t>Problem Scenarios</w:t>
       </w:r>
-      <w:bookmarkEnd w:id="57"/>
+      <w:bookmarkEnd w:id="56"/>
     </w:p>
     <w:p/>
     <w:p>
@@ -13295,7 +13126,7 @@
           <w:sz w:val="24"/>
         </w:rPr>
       </w:pPr>
-      <w:bookmarkStart w:id="58" w:name="_lt2"/>
+      <w:bookmarkStart w:id="57" w:name="_lt2"/>
       <w:r>
         <w:rPr>
           <w:rFonts w:ascii="Times New Roman" w:hAnsi="Times New Roman" w:cs="Times New Roman"/>
@@ -13304,7 +13135,7 @@
         </w:rPr>
         <w:t>Table 3.1: Problem Statement 1</w:t>
       </w:r>
-      <w:bookmarkEnd w:id="58"/>
+      <w:bookmarkEnd w:id="57"/>
     </w:p>
     <w:tbl>
       <w:tblPr>
@@ -13585,7 +13416,7 @@
         <w:pStyle w:val="TableCaption"/>
         <w:spacing w:before="200" w:after="60" w:line="360" w:lineRule="auto"/>
       </w:pPr>
-      <w:bookmarkStart w:id="59" w:name="_lt3"/>
+      <w:bookmarkStart w:id="58" w:name="_lt3"/>
       <w:r>
         <w:t xml:space="preserve">Table </w:t>
       </w:r>
@@ -13604,7 +13435,7 @@
       <w:r>
         <w:t xml:space="preserve"> 2</w:t>
       </w:r>
-      <w:bookmarkEnd w:id="59"/>
+      <w:bookmarkEnd w:id="58"/>
     </w:p>
     <w:tbl>
       <w:tblPr>
@@ -13886,7 +13717,7 @@
         <w:pStyle w:val="TableCaption"/>
         <w:spacing w:before="200" w:after="60" w:line="360" w:lineRule="auto"/>
       </w:pPr>
-      <w:bookmarkStart w:id="60" w:name="_lt4"/>
+      <w:bookmarkStart w:id="59" w:name="_lt4"/>
       <w:r>
         <w:t xml:space="preserve">Table </w:t>
       </w:r>
@@ -13896,7 +13727,7 @@
       <w:r>
         <w:t xml:space="preserve"> 3</w:t>
       </w:r>
-      <w:bookmarkEnd w:id="60"/>
+      <w:bookmarkEnd w:id="59"/>
     </w:p>
     <w:tbl>
       <w:tblPr>
@@ -14162,7 +13993,7 @@
         <w:pStyle w:val="Heading2"/>
         <w:spacing w:line="360" w:lineRule="auto"/>
       </w:pPr>
-      <w:bookmarkStart w:id="61" w:name="_Toc228407557"/>
+      <w:bookmarkStart w:id="60" w:name="_Toc228407557"/>
       <w:r>
         <w:rPr>
           <w:rFonts w:ascii="Times New Roman" w:hAnsi="Times New Roman"/>
@@ -14181,7 +14012,7 @@
         </w:rPr>
         <w:t>Functional Requirements</w:t>
       </w:r>
-      <w:bookmarkEnd w:id="61"/>
+      <w:bookmarkEnd w:id="60"/>
     </w:p>
     <w:p>
       <w:pPr>
@@ -14191,7 +14022,7 @@
           <w:szCs w:val="24"/>
         </w:rPr>
       </w:pPr>
-      <w:bookmarkStart w:id="62" w:name="_Toc228407558"/>
+      <w:bookmarkStart w:id="61" w:name="_Toc228407558"/>
       <w:r>
         <w:rPr>
           <w:rFonts w:ascii="Times New Roman" w:hAnsi="Times New Roman"/>
@@ -14213,7 +14044,7 @@
         </w:rPr>
         <w:t>Student</w:t>
       </w:r>
-      <w:bookmarkEnd w:id="62"/>
+      <w:bookmarkEnd w:id="61"/>
     </w:p>
     <w:p>
       <w:pPr>
@@ -14252,16 +14083,7 @@
           <w:sz w:val="24"/>
           <w:szCs w:val="24"/>
         </w:rPr>
-        <w:t>FR</w:t>
-      </w:r>
-      <w:r>
-        <w:rPr>
-          <w:rFonts w:ascii="Times New Roman" w:hAnsi="Times New Roman"/>
-          <w:color w:val="000000"/>
-          <w:sz w:val="24"/>
-          <w:szCs w:val="24"/>
-        </w:rPr>
-        <w:t xml:space="preserve"> </w:t>
+        <w:t xml:space="preserve">FR </w:t>
       </w:r>
       <w:r>
         <w:rPr>
@@ -14291,16 +14113,7 @@
           <w:sz w:val="24"/>
           <w:szCs w:val="24"/>
         </w:rPr>
-        <w:t>FR</w:t>
-      </w:r>
-      <w:r>
-        <w:rPr>
-          <w:rFonts w:ascii="Times New Roman" w:hAnsi="Times New Roman"/>
-          <w:color w:val="000000"/>
-          <w:sz w:val="24"/>
-          <w:szCs w:val="24"/>
-        </w:rPr>
-        <w:t xml:space="preserve"> </w:t>
+        <w:t xml:space="preserve">FR </w:t>
       </w:r>
       <w:r>
         <w:rPr>
@@ -14349,16 +14162,7 @@
           <w:sz w:val="24"/>
           <w:szCs w:val="24"/>
         </w:rPr>
-        <w:t>FR</w:t>
-      </w:r>
-      <w:r>
-        <w:rPr>
-          <w:rFonts w:ascii="Times New Roman" w:hAnsi="Times New Roman"/>
-          <w:color w:val="000000"/>
-          <w:sz w:val="24"/>
-          <w:szCs w:val="24"/>
-        </w:rPr>
-        <w:t xml:space="preserve"> </w:t>
+        <w:t xml:space="preserve">FR </w:t>
       </w:r>
       <w:r>
         <w:rPr>
@@ -14397,16 +14201,7 @@
           <w:sz w:val="24"/>
           <w:szCs w:val="24"/>
         </w:rPr>
-        <w:t>FR</w:t>
-      </w:r>
-      <w:r>
-        <w:rPr>
-          <w:rFonts w:ascii="Times New Roman" w:hAnsi="Times New Roman"/>
-          <w:color w:val="000000"/>
-          <w:sz w:val="24"/>
-          <w:szCs w:val="24"/>
-        </w:rPr>
-        <w:t xml:space="preserve"> </w:t>
+        <w:t xml:space="preserve">FR </w:t>
       </w:r>
       <w:r>
         <w:rPr>
@@ -14464,16 +14259,7 @@
           <w:sz w:val="24"/>
           <w:szCs w:val="24"/>
         </w:rPr>
-        <w:t>FR</w:t>
-      </w:r>
-      <w:r>
-        <w:rPr>
-          <w:rFonts w:ascii="Times New Roman" w:hAnsi="Times New Roman"/>
-          <w:color w:val="000000"/>
-          <w:sz w:val="24"/>
-          <w:szCs w:val="24"/>
-        </w:rPr>
-        <w:t xml:space="preserve"> </w:t>
+        <w:t xml:space="preserve">FR </w:t>
       </w:r>
       <w:r>
         <w:rPr>
@@ -14512,16 +14298,7 @@
           <w:sz w:val="24"/>
           <w:szCs w:val="24"/>
         </w:rPr>
-        <w:t>FR</w:t>
-      </w:r>
-      <w:r>
-        <w:rPr>
-          <w:rFonts w:ascii="Times New Roman" w:hAnsi="Times New Roman"/>
-          <w:color w:val="000000"/>
-          <w:sz w:val="24"/>
-          <w:szCs w:val="24"/>
-        </w:rPr>
-        <w:t xml:space="preserve"> </w:t>
+        <w:t xml:space="preserve">FR </w:t>
       </w:r>
       <w:r>
         <w:rPr>
@@ -14560,16 +14337,7 @@
           <w:sz w:val="24"/>
           <w:szCs w:val="24"/>
         </w:rPr>
-        <w:t>FR</w:t>
-      </w:r>
-      <w:r>
-        <w:rPr>
-          <w:rFonts w:ascii="Times New Roman" w:hAnsi="Times New Roman"/>
-          <w:color w:val="000000"/>
-          <w:sz w:val="24"/>
-          <w:szCs w:val="24"/>
-        </w:rPr>
-        <w:t xml:space="preserve"> </w:t>
+        <w:t xml:space="preserve">FR </w:t>
       </w:r>
       <w:r>
         <w:rPr>
@@ -14627,16 +14395,7 @@
           <w:sz w:val="24"/>
           <w:szCs w:val="24"/>
         </w:rPr>
-        <w:t>FR</w:t>
-      </w:r>
-      <w:r>
-        <w:rPr>
-          <w:rFonts w:ascii="Times New Roman" w:hAnsi="Times New Roman"/>
-          <w:color w:val="000000"/>
-          <w:sz w:val="24"/>
-          <w:szCs w:val="24"/>
-        </w:rPr>
-        <w:t xml:space="preserve"> </w:t>
+        <w:t xml:space="preserve">FR </w:t>
       </w:r>
       <w:r>
         <w:rPr>
@@ -14675,16 +14434,7 @@
           <w:sz w:val="24"/>
           <w:szCs w:val="24"/>
         </w:rPr>
-        <w:t>FR</w:t>
-      </w:r>
-      <w:r>
-        <w:rPr>
-          <w:rFonts w:ascii="Times New Roman" w:hAnsi="Times New Roman"/>
-          <w:color w:val="000000"/>
-          <w:sz w:val="24"/>
-          <w:szCs w:val="24"/>
-        </w:rPr>
-        <w:t xml:space="preserve"> </w:t>
+        <w:t xml:space="preserve">FR </w:t>
       </w:r>
       <w:r>
         <w:rPr>
@@ -14742,16 +14492,7 @@
           <w:sz w:val="24"/>
           <w:szCs w:val="24"/>
         </w:rPr>
-        <w:t>FR</w:t>
-      </w:r>
-      <w:r>
-        <w:rPr>
-          <w:rFonts w:ascii="Times New Roman" w:hAnsi="Times New Roman"/>
-          <w:color w:val="000000"/>
-          <w:sz w:val="24"/>
-          <w:szCs w:val="24"/>
-        </w:rPr>
-        <w:t xml:space="preserve"> </w:t>
+        <w:t xml:space="preserve">FR </w:t>
       </w:r>
       <w:r>
         <w:rPr>
@@ -14799,16 +14540,7 @@
           <w:sz w:val="24"/>
           <w:szCs w:val="24"/>
         </w:rPr>
-        <w:t>FR</w:t>
-      </w:r>
-      <w:r>
-        <w:rPr>
-          <w:rFonts w:ascii="Times New Roman" w:hAnsi="Times New Roman"/>
-          <w:color w:val="000000"/>
-          <w:sz w:val="24"/>
-          <w:szCs w:val="24"/>
-        </w:rPr>
-        <w:t xml:space="preserve"> </w:t>
+        <w:t xml:space="preserve">FR </w:t>
       </w:r>
       <w:r>
         <w:rPr>
@@ -14847,16 +14579,7 @@
           <w:sz w:val="24"/>
           <w:szCs w:val="24"/>
         </w:rPr>
-        <w:t>FR</w:t>
-      </w:r>
-      <w:r>
-        <w:rPr>
-          <w:rFonts w:ascii="Times New Roman" w:hAnsi="Times New Roman"/>
-          <w:color w:val="000000"/>
-          <w:sz w:val="24"/>
-          <w:szCs w:val="24"/>
-        </w:rPr>
-        <w:t xml:space="preserve"> </w:t>
+        <w:t xml:space="preserve">FR </w:t>
       </w:r>
       <w:r>
         <w:rPr>
@@ -14915,16 +14638,7 @@
           <w:szCs w:val="24"/>
         </w:rPr>
         <w:lastRenderedPageBreak/>
-        <w:t>FR</w:t>
-      </w:r>
-      <w:r>
-        <w:rPr>
-          <w:rFonts w:ascii="Times New Roman" w:hAnsi="Times New Roman"/>
-          <w:color w:val="000000"/>
-          <w:sz w:val="24"/>
-          <w:szCs w:val="24"/>
-        </w:rPr>
-        <w:t xml:space="preserve"> </w:t>
+        <w:t xml:space="preserve">FR </w:t>
       </w:r>
       <w:r>
         <w:rPr>
@@ -14991,16 +14705,7 @@
           <w:sz w:val="24"/>
           <w:szCs w:val="24"/>
         </w:rPr>
-        <w:t>FR</w:t>
-      </w:r>
-      <w:r>
-        <w:rPr>
-          <w:rFonts w:ascii="Times New Roman" w:hAnsi="Times New Roman"/>
-          <w:color w:val="000000"/>
-          <w:sz w:val="24"/>
-          <w:szCs w:val="24"/>
-        </w:rPr>
-        <w:t xml:space="preserve"> </w:t>
+        <w:t xml:space="preserve">FR </w:t>
       </w:r>
       <w:r>
         <w:rPr>
@@ -15048,16 +14753,7 @@
           <w:sz w:val="24"/>
           <w:szCs w:val="24"/>
         </w:rPr>
-        <w:t>FR</w:t>
-      </w:r>
-      <w:r>
-        <w:rPr>
-          <w:rFonts w:ascii="Times New Roman" w:hAnsi="Times New Roman"/>
-          <w:color w:val="000000"/>
-          <w:sz w:val="24"/>
-          <w:szCs w:val="24"/>
-        </w:rPr>
-        <w:t xml:space="preserve"> </w:t>
+        <w:t xml:space="preserve">FR </w:t>
       </w:r>
       <w:r>
         <w:rPr>
@@ -15115,16 +14811,7 @@
           <w:sz w:val="24"/>
           <w:szCs w:val="24"/>
         </w:rPr>
-        <w:t>FR</w:t>
-      </w:r>
-      <w:r>
-        <w:rPr>
-          <w:rFonts w:ascii="Times New Roman" w:hAnsi="Times New Roman"/>
-          <w:color w:val="000000"/>
-          <w:sz w:val="24"/>
-          <w:szCs w:val="24"/>
-        </w:rPr>
-        <w:t xml:space="preserve"> </w:t>
+        <w:t xml:space="preserve">FR </w:t>
       </w:r>
       <w:r>
         <w:rPr>
@@ -15162,7 +14849,7 @@
           <w:szCs w:val="24"/>
         </w:rPr>
       </w:pPr>
-      <w:bookmarkStart w:id="63" w:name="_Toc228407559"/>
+      <w:bookmarkStart w:id="62" w:name="_Toc228407559"/>
       <w:r>
         <w:rPr>
           <w:rFonts w:ascii="Times New Roman" w:hAnsi="Times New Roman"/>
@@ -15184,7 +14871,7 @@
         </w:rPr>
         <w:t>Teacher</w:t>
       </w:r>
-      <w:bookmarkEnd w:id="63"/>
+      <w:bookmarkEnd w:id="62"/>
     </w:p>
     <w:p>
       <w:pPr>
@@ -15223,16 +14910,7 @@
           <w:sz w:val="24"/>
           <w:szCs w:val="24"/>
         </w:rPr>
-        <w:t>FR</w:t>
-      </w:r>
-      <w:r>
-        <w:rPr>
-          <w:rFonts w:ascii="Times New Roman" w:hAnsi="Times New Roman"/>
-          <w:color w:val="000000"/>
-          <w:sz w:val="24"/>
-          <w:szCs w:val="24"/>
-        </w:rPr>
-        <w:t xml:space="preserve"> </w:t>
+        <w:t xml:space="preserve">FR </w:t>
       </w:r>
       <w:r>
         <w:rPr>
@@ -15262,16 +14940,7 @@
           <w:sz w:val="24"/>
           <w:szCs w:val="24"/>
         </w:rPr>
-        <w:t>FR</w:t>
-      </w:r>
-      <w:r>
-        <w:rPr>
-          <w:rFonts w:ascii="Times New Roman" w:hAnsi="Times New Roman"/>
-          <w:color w:val="000000"/>
-          <w:sz w:val="24"/>
-          <w:szCs w:val="24"/>
-        </w:rPr>
-        <w:t xml:space="preserve"> </w:t>
+        <w:t xml:space="preserve">FR </w:t>
       </w:r>
       <w:r>
         <w:rPr>
@@ -15320,16 +14989,7 @@
           <w:sz w:val="24"/>
           <w:szCs w:val="24"/>
         </w:rPr>
-        <w:t>FR</w:t>
-      </w:r>
-      <w:r>
-        <w:rPr>
-          <w:rFonts w:ascii="Times New Roman" w:hAnsi="Times New Roman"/>
-          <w:color w:val="000000"/>
-          <w:sz w:val="24"/>
-          <w:szCs w:val="24"/>
-        </w:rPr>
-        <w:t xml:space="preserve"> </w:t>
+        <w:t xml:space="preserve">FR </w:t>
       </w:r>
       <w:r>
         <w:rPr>
@@ -15582,16 +15242,7 @@
           <w:sz w:val="24"/>
           <w:szCs w:val="24"/>
         </w:rPr>
-        <w:t>FR</w:t>
-      </w:r>
-      <w:r>
-        <w:rPr>
-          <w:rFonts w:ascii="Times New Roman" w:hAnsi="Times New Roman"/>
-          <w:color w:val="000000"/>
-          <w:sz w:val="24"/>
-          <w:szCs w:val="24"/>
-        </w:rPr>
-        <w:t xml:space="preserve"> </w:t>
+        <w:t xml:space="preserve">FR </w:t>
       </w:r>
       <w:r>
         <w:rPr>
@@ -15708,16 +15359,7 @@
           <w:sz w:val="24"/>
           <w:szCs w:val="24"/>
         </w:rPr>
-        <w:t>FR</w:t>
-      </w:r>
-      <w:r>
-        <w:rPr>
-          <w:rFonts w:ascii="Times New Roman" w:hAnsi="Times New Roman"/>
-          <w:color w:val="000000"/>
-          <w:sz w:val="24"/>
-          <w:szCs w:val="24"/>
-        </w:rPr>
-        <w:t xml:space="preserve"> </w:t>
+        <w:t xml:space="preserve">FR </w:t>
       </w:r>
       <w:r>
         <w:rPr>
@@ -15775,16 +15417,7 @@
           <w:sz w:val="24"/>
           <w:szCs w:val="24"/>
         </w:rPr>
-        <w:t>FR</w:t>
-      </w:r>
-      <w:r>
-        <w:rPr>
-          <w:rFonts w:ascii="Times New Roman" w:hAnsi="Times New Roman"/>
-          <w:color w:val="000000"/>
-          <w:sz w:val="24"/>
-          <w:szCs w:val="24"/>
-        </w:rPr>
-        <w:t xml:space="preserve"> </w:t>
+        <w:t xml:space="preserve">FR </w:t>
       </w:r>
       <w:r>
         <w:rPr>
@@ -15832,16 +15465,7 @@
           <w:sz w:val="24"/>
           <w:szCs w:val="24"/>
         </w:rPr>
-        <w:t>FR</w:t>
-      </w:r>
-      <w:r>
-        <w:rPr>
-          <w:rFonts w:ascii="Times New Roman" w:hAnsi="Times New Roman"/>
-          <w:color w:val="000000"/>
-          <w:sz w:val="24"/>
-          <w:szCs w:val="24"/>
-        </w:rPr>
-        <w:t xml:space="preserve"> </w:t>
+        <w:t xml:space="preserve">FR </w:t>
       </w:r>
       <w:r>
         <w:rPr>
@@ -15899,16 +15523,7 @@
           <w:sz w:val="24"/>
           <w:szCs w:val="24"/>
         </w:rPr>
-        <w:t>FR</w:t>
-      </w:r>
-      <w:r>
-        <w:rPr>
-          <w:rFonts w:ascii="Times New Roman" w:hAnsi="Times New Roman"/>
-          <w:color w:val="000000"/>
-          <w:sz w:val="24"/>
-          <w:szCs w:val="24"/>
-        </w:rPr>
-        <w:t xml:space="preserve"> </w:t>
+        <w:t xml:space="preserve">FR </w:t>
       </w:r>
       <w:r>
         <w:rPr>
@@ -16015,16 +15630,7 @@
           <w:sz w:val="24"/>
           <w:szCs w:val="24"/>
         </w:rPr>
-        <w:t>FR</w:t>
-      </w:r>
-      <w:r>
-        <w:rPr>
-          <w:rFonts w:ascii="Times New Roman" w:hAnsi="Times New Roman"/>
-          <w:color w:val="000000"/>
-          <w:sz w:val="24"/>
-          <w:szCs w:val="24"/>
-        </w:rPr>
-        <w:t xml:space="preserve"> </w:t>
+        <w:t xml:space="preserve">FR </w:t>
       </w:r>
       <w:r>
         <w:rPr>
@@ -16091,16 +15697,7 @@
           <w:sz w:val="24"/>
           <w:szCs w:val="24"/>
         </w:rPr>
-        <w:t>FR</w:t>
-      </w:r>
-      <w:r>
-        <w:rPr>
-          <w:rFonts w:ascii="Times New Roman" w:hAnsi="Times New Roman"/>
-          <w:color w:val="000000"/>
-          <w:sz w:val="24"/>
-          <w:szCs w:val="24"/>
-        </w:rPr>
-        <w:t xml:space="preserve"> </w:t>
+        <w:t xml:space="preserve">FR </w:t>
       </w:r>
       <w:r>
         <w:rPr>
@@ -16148,16 +15745,7 @@
           <w:sz w:val="24"/>
           <w:szCs w:val="24"/>
         </w:rPr>
-        <w:t>FR</w:t>
-      </w:r>
-      <w:r>
-        <w:rPr>
-          <w:rFonts w:ascii="Times New Roman" w:hAnsi="Times New Roman"/>
-          <w:color w:val="000000"/>
-          <w:sz w:val="24"/>
-          <w:szCs w:val="24"/>
-        </w:rPr>
-        <w:t xml:space="preserve"> </w:t>
+        <w:t xml:space="preserve">FR </w:t>
       </w:r>
       <w:r>
         <w:rPr>
@@ -16254,16 +15842,7 @@
           <w:sz w:val="24"/>
           <w:szCs w:val="24"/>
         </w:rPr>
-        <w:t>FR</w:t>
-      </w:r>
-      <w:r>
-        <w:rPr>
-          <w:rFonts w:ascii="Times New Roman" w:hAnsi="Times New Roman"/>
-          <w:color w:val="000000"/>
-          <w:sz w:val="24"/>
-          <w:szCs w:val="24"/>
-        </w:rPr>
-        <w:t xml:space="preserve"> </w:t>
+        <w:t xml:space="preserve">FR </w:t>
       </w:r>
       <w:r>
         <w:rPr>
@@ -16379,7 +15958,7 @@
           <w:szCs w:val="24"/>
         </w:rPr>
       </w:pPr>
-      <w:bookmarkStart w:id="64" w:name="_Toc228407560"/>
+      <w:bookmarkStart w:id="63" w:name="_Toc228407560"/>
       <w:r>
         <w:rPr>
           <w:rFonts w:ascii="Times New Roman" w:hAnsi="Times New Roman"/>
@@ -16401,7 +15980,7 @@
         </w:rPr>
         <w:t>University Administration</w:t>
       </w:r>
-      <w:bookmarkEnd w:id="64"/>
+      <w:bookmarkEnd w:id="63"/>
     </w:p>
     <w:p>
       <w:pPr>
@@ -16440,16 +16019,7 @@
           <w:sz w:val="24"/>
           <w:szCs w:val="24"/>
         </w:rPr>
-        <w:t>FR</w:t>
-      </w:r>
-      <w:r>
-        <w:rPr>
-          <w:rFonts w:ascii="Times New Roman" w:hAnsi="Times New Roman"/>
-          <w:color w:val="000000"/>
-          <w:sz w:val="24"/>
-          <w:szCs w:val="24"/>
-        </w:rPr>
-        <w:t xml:space="preserve"> </w:t>
+        <w:t xml:space="preserve">FR </w:t>
       </w:r>
       <w:r>
         <w:rPr>
@@ -16479,16 +16049,7 @@
           <w:sz w:val="24"/>
           <w:szCs w:val="24"/>
         </w:rPr>
-        <w:t>FR</w:t>
-      </w:r>
-      <w:r>
-        <w:rPr>
-          <w:rFonts w:ascii="Times New Roman" w:hAnsi="Times New Roman"/>
-          <w:color w:val="000000"/>
-          <w:sz w:val="24"/>
-          <w:szCs w:val="24"/>
-        </w:rPr>
-        <w:t xml:space="preserve"> </w:t>
+        <w:t xml:space="preserve">FR </w:t>
       </w:r>
       <w:r>
         <w:rPr>
@@ -16537,16 +16098,7 @@
           <w:sz w:val="24"/>
           <w:szCs w:val="24"/>
         </w:rPr>
-        <w:t>FR</w:t>
-      </w:r>
-      <w:r>
-        <w:rPr>
-          <w:rFonts w:ascii="Times New Roman" w:hAnsi="Times New Roman"/>
-          <w:color w:val="000000"/>
-          <w:sz w:val="24"/>
-          <w:szCs w:val="24"/>
-        </w:rPr>
-        <w:t xml:space="preserve"> </w:t>
+        <w:t xml:space="preserve">FR </w:t>
       </w:r>
       <w:r>
         <w:rPr>
@@ -16585,16 +16137,7 @@
           <w:sz w:val="24"/>
           <w:szCs w:val="24"/>
         </w:rPr>
-        <w:t>FR</w:t>
-      </w:r>
-      <w:r>
-        <w:rPr>
-          <w:rFonts w:ascii="Times New Roman" w:hAnsi="Times New Roman"/>
-          <w:color w:val="000000"/>
-          <w:sz w:val="24"/>
-          <w:szCs w:val="24"/>
-        </w:rPr>
-        <w:t xml:space="preserve"> </w:t>
+        <w:t xml:space="preserve">FR </w:t>
       </w:r>
       <w:r>
         <w:rPr>
@@ -16633,16 +16176,7 @@
           <w:sz w:val="24"/>
           <w:szCs w:val="24"/>
         </w:rPr>
-        <w:t>FR</w:t>
-      </w:r>
-      <w:r>
-        <w:rPr>
-          <w:rFonts w:ascii="Times New Roman" w:hAnsi="Times New Roman"/>
-          <w:color w:val="000000"/>
-          <w:sz w:val="24"/>
-          <w:szCs w:val="24"/>
-        </w:rPr>
-        <w:t xml:space="preserve"> </w:t>
+        <w:t xml:space="preserve">FR </w:t>
       </w:r>
       <w:r>
         <w:rPr>
@@ -16681,16 +16215,7 @@
           <w:sz w:val="24"/>
           <w:szCs w:val="24"/>
         </w:rPr>
-        <w:t>FR</w:t>
-      </w:r>
-      <w:r>
-        <w:rPr>
-          <w:rFonts w:ascii="Times New Roman" w:hAnsi="Times New Roman"/>
-          <w:color w:val="000000"/>
-          <w:sz w:val="24"/>
-          <w:szCs w:val="24"/>
-        </w:rPr>
-        <w:t xml:space="preserve"> </w:t>
+        <w:t xml:space="preserve">FR </w:t>
       </w:r>
       <w:r>
         <w:rPr>
@@ -16729,16 +16254,7 @@
           <w:sz w:val="24"/>
           <w:szCs w:val="24"/>
         </w:rPr>
-        <w:t>FR</w:t>
-      </w:r>
-      <w:r>
-        <w:rPr>
-          <w:rFonts w:ascii="Times New Roman" w:hAnsi="Times New Roman"/>
-          <w:color w:val="000000"/>
-          <w:sz w:val="24"/>
-          <w:szCs w:val="24"/>
-        </w:rPr>
-        <w:t xml:space="preserve"> </w:t>
+        <w:t xml:space="preserve">FR </w:t>
       </w:r>
       <w:r>
         <w:rPr>
@@ -16777,16 +16293,7 @@
           <w:sz w:val="24"/>
           <w:szCs w:val="24"/>
         </w:rPr>
-        <w:t>FR</w:t>
-      </w:r>
-      <w:r>
-        <w:rPr>
-          <w:rFonts w:ascii="Times New Roman" w:hAnsi="Times New Roman"/>
-          <w:color w:val="000000"/>
-          <w:sz w:val="24"/>
-          <w:szCs w:val="24"/>
-        </w:rPr>
-        <w:t xml:space="preserve"> </w:t>
+        <w:t xml:space="preserve">FR </w:t>
       </w:r>
       <w:r>
         <w:rPr>
@@ -16844,16 +16351,7 @@
           <w:sz w:val="24"/>
           <w:szCs w:val="24"/>
         </w:rPr>
-        <w:t>FR</w:t>
-      </w:r>
-      <w:r>
-        <w:rPr>
-          <w:rFonts w:ascii="Times New Roman" w:hAnsi="Times New Roman"/>
-          <w:color w:val="000000"/>
-          <w:sz w:val="24"/>
-          <w:szCs w:val="24"/>
-        </w:rPr>
-        <w:t xml:space="preserve"> </w:t>
+        <w:t xml:space="preserve">FR </w:t>
       </w:r>
       <w:r>
         <w:rPr>
@@ -16892,16 +16390,7 @@
           <w:sz w:val="24"/>
           <w:szCs w:val="24"/>
         </w:rPr>
-        <w:t>FR</w:t>
-      </w:r>
-      <w:r>
-        <w:rPr>
-          <w:rFonts w:ascii="Times New Roman" w:hAnsi="Times New Roman"/>
-          <w:color w:val="000000"/>
-          <w:sz w:val="24"/>
-          <w:szCs w:val="24"/>
-        </w:rPr>
-        <w:t xml:space="preserve"> </w:t>
+        <w:t xml:space="preserve">FR </w:t>
       </w:r>
       <w:r>
         <w:rPr>
@@ -16940,16 +16429,7 @@
           <w:sz w:val="24"/>
           <w:szCs w:val="24"/>
         </w:rPr>
-        <w:t>FR</w:t>
-      </w:r>
-      <w:r>
-        <w:rPr>
-          <w:rFonts w:ascii="Times New Roman" w:hAnsi="Times New Roman"/>
-          <w:color w:val="000000"/>
-          <w:sz w:val="24"/>
-          <w:szCs w:val="24"/>
-        </w:rPr>
-        <w:t xml:space="preserve"> </w:t>
+        <w:t xml:space="preserve">FR </w:t>
       </w:r>
       <w:r>
         <w:rPr>
@@ -16988,16 +16468,7 @@
           <w:sz w:val="24"/>
           <w:szCs w:val="24"/>
         </w:rPr>
-        <w:t>FR</w:t>
-      </w:r>
-      <w:r>
-        <w:rPr>
-          <w:rFonts w:ascii="Times New Roman" w:hAnsi="Times New Roman"/>
-          <w:color w:val="000000"/>
-          <w:sz w:val="24"/>
-          <w:szCs w:val="24"/>
-        </w:rPr>
-        <w:t xml:space="preserve"> </w:t>
+        <w:t xml:space="preserve">FR </w:t>
       </w:r>
       <w:r>
         <w:rPr>
@@ -17036,16 +16507,7 @@
           <w:sz w:val="24"/>
           <w:szCs w:val="24"/>
         </w:rPr>
-        <w:t>FR</w:t>
-      </w:r>
-      <w:r>
-        <w:rPr>
-          <w:rFonts w:ascii="Times New Roman" w:hAnsi="Times New Roman"/>
-          <w:color w:val="000000"/>
-          <w:sz w:val="24"/>
-          <w:szCs w:val="24"/>
-        </w:rPr>
-        <w:t xml:space="preserve"> </w:t>
+        <w:t xml:space="preserve">FR </w:t>
       </w:r>
       <w:r>
         <w:rPr>
@@ -17104,16 +16566,7 @@
           <w:sz w:val="24"/>
           <w:szCs w:val="24"/>
         </w:rPr>
-        <w:t>FR</w:t>
-      </w:r>
-      <w:r>
-        <w:rPr>
-          <w:rFonts w:ascii="Times New Roman" w:hAnsi="Times New Roman"/>
-          <w:color w:val="000000"/>
-          <w:sz w:val="24"/>
-          <w:szCs w:val="24"/>
-        </w:rPr>
-        <w:t xml:space="preserve"> </w:t>
+        <w:t xml:space="preserve">FR </w:t>
       </w:r>
       <w:r>
         <w:rPr>
@@ -17161,16 +16614,7 @@
           <w:sz w:val="24"/>
           <w:szCs w:val="24"/>
         </w:rPr>
-        <w:t>FR</w:t>
-      </w:r>
-      <w:r>
-        <w:rPr>
-          <w:rFonts w:ascii="Times New Roman" w:hAnsi="Times New Roman"/>
-          <w:color w:val="000000"/>
-          <w:sz w:val="24"/>
-          <w:szCs w:val="24"/>
-        </w:rPr>
-        <w:t xml:space="preserve"> </w:t>
+        <w:t xml:space="preserve">FR </w:t>
       </w:r>
       <w:r>
         <w:rPr>
@@ -17209,16 +16653,7 @@
           <w:sz w:val="24"/>
           <w:szCs w:val="24"/>
         </w:rPr>
-        <w:t>FR</w:t>
-      </w:r>
-      <w:r>
-        <w:rPr>
-          <w:rFonts w:ascii="Times New Roman" w:hAnsi="Times New Roman"/>
-          <w:color w:val="000000"/>
-          <w:sz w:val="24"/>
-          <w:szCs w:val="24"/>
-        </w:rPr>
-        <w:t xml:space="preserve"> </w:t>
+        <w:t xml:space="preserve">FR </w:t>
       </w:r>
       <w:r>
         <w:rPr>
@@ -17257,16 +16692,7 @@
           <w:sz w:val="24"/>
           <w:szCs w:val="24"/>
         </w:rPr>
-        <w:t>FR</w:t>
-      </w:r>
-      <w:r>
-        <w:rPr>
-          <w:rFonts w:ascii="Times New Roman" w:hAnsi="Times New Roman"/>
-          <w:color w:val="000000"/>
-          <w:sz w:val="24"/>
-          <w:szCs w:val="24"/>
-        </w:rPr>
-        <w:t xml:space="preserve"> </w:t>
+        <w:t xml:space="preserve">FR </w:t>
       </w:r>
       <w:r>
         <w:rPr>
@@ -17324,16 +16750,7 @@
           <w:sz w:val="24"/>
           <w:szCs w:val="24"/>
         </w:rPr>
-        <w:t>FR</w:t>
-      </w:r>
-      <w:r>
-        <w:rPr>
-          <w:rFonts w:ascii="Times New Roman" w:hAnsi="Times New Roman"/>
-          <w:color w:val="000000"/>
-          <w:sz w:val="24"/>
-          <w:szCs w:val="24"/>
-        </w:rPr>
-        <w:t xml:space="preserve"> </w:t>
+        <w:t xml:space="preserve">FR </w:t>
       </w:r>
       <w:r>
         <w:rPr>
@@ -17391,16 +16808,7 @@
           <w:sz w:val="24"/>
           <w:szCs w:val="24"/>
         </w:rPr>
-        <w:t>FR</w:t>
-      </w:r>
-      <w:r>
-        <w:rPr>
-          <w:rFonts w:ascii="Times New Roman" w:hAnsi="Times New Roman"/>
-          <w:color w:val="000000"/>
-          <w:sz w:val="24"/>
-          <w:szCs w:val="24"/>
-        </w:rPr>
-        <w:t xml:space="preserve"> </w:t>
+        <w:t xml:space="preserve">FR </w:t>
       </w:r>
       <w:r>
         <w:rPr>
@@ -17448,16 +16856,7 @@
           <w:sz w:val="24"/>
           <w:szCs w:val="24"/>
         </w:rPr>
-        <w:t>FR</w:t>
-      </w:r>
-      <w:r>
-        <w:rPr>
-          <w:rFonts w:ascii="Times New Roman" w:hAnsi="Times New Roman"/>
-          <w:color w:val="000000"/>
-          <w:sz w:val="24"/>
-          <w:szCs w:val="24"/>
-        </w:rPr>
-        <w:t xml:space="preserve"> </w:t>
+        <w:t xml:space="preserve">FR </w:t>
       </w:r>
       <w:r>
         <w:rPr>
@@ -17524,16 +16923,7 @@
           <w:sz w:val="24"/>
           <w:szCs w:val="24"/>
         </w:rPr>
-        <w:t>FR</w:t>
-      </w:r>
-      <w:r>
-        <w:rPr>
-          <w:rFonts w:ascii="Times New Roman" w:hAnsi="Times New Roman"/>
-          <w:color w:val="000000"/>
-          <w:sz w:val="24"/>
-          <w:szCs w:val="24"/>
-        </w:rPr>
-        <w:t xml:space="preserve"> </w:t>
+        <w:t xml:space="preserve">FR </w:t>
       </w:r>
       <w:r>
         <w:rPr>
@@ -17572,16 +16962,7 @@
           <w:sz w:val="24"/>
           <w:szCs w:val="24"/>
         </w:rPr>
-        <w:t>FR</w:t>
-      </w:r>
-      <w:r>
-        <w:rPr>
-          <w:rFonts w:ascii="Times New Roman" w:hAnsi="Times New Roman"/>
-          <w:color w:val="000000"/>
-          <w:sz w:val="24"/>
-          <w:szCs w:val="24"/>
-        </w:rPr>
-        <w:t xml:space="preserve"> </w:t>
+        <w:t xml:space="preserve">FR </w:t>
       </w:r>
       <w:r>
         <w:rPr>
@@ -17620,16 +17001,7 @@
           <w:sz w:val="24"/>
           <w:szCs w:val="24"/>
         </w:rPr>
-        <w:t>FR</w:t>
-      </w:r>
-      <w:r>
-        <w:rPr>
-          <w:rFonts w:ascii="Times New Roman" w:hAnsi="Times New Roman"/>
-          <w:color w:val="000000"/>
-          <w:sz w:val="24"/>
-          <w:szCs w:val="24"/>
-        </w:rPr>
-        <w:t xml:space="preserve"> </w:t>
+        <w:t xml:space="preserve">FR </w:t>
       </w:r>
       <w:r>
         <w:rPr>
@@ -17668,16 +17040,7 @@
           <w:sz w:val="24"/>
           <w:szCs w:val="24"/>
         </w:rPr>
-        <w:t>FR</w:t>
-      </w:r>
-      <w:r>
-        <w:rPr>
-          <w:rFonts w:ascii="Times New Roman" w:hAnsi="Times New Roman"/>
-          <w:color w:val="000000"/>
-          <w:sz w:val="24"/>
-          <w:szCs w:val="24"/>
-        </w:rPr>
-        <w:t xml:space="preserve"> </w:t>
+        <w:t xml:space="preserve">FR </w:t>
       </w:r>
       <w:r>
         <w:rPr>
@@ -17706,7 +17069,7 @@
           <w:szCs w:val="24"/>
         </w:rPr>
       </w:pPr>
-      <w:bookmarkStart w:id="65" w:name="_Toc228407561"/>
+      <w:bookmarkStart w:id="64" w:name="_Toc228407561"/>
       <w:r>
         <w:rPr>
           <w:rFonts w:ascii="Times New Roman" w:hAnsi="Times New Roman"/>
@@ -17728,7 +17091,7 @@
         </w:rPr>
         <w:t>Coordination Office</w:t>
       </w:r>
-      <w:bookmarkEnd w:id="65"/>
+      <w:bookmarkEnd w:id="64"/>
     </w:p>
     <w:p>
       <w:pPr>
@@ -17767,16 +17130,7 @@
           <w:sz w:val="24"/>
           <w:szCs w:val="24"/>
         </w:rPr>
-        <w:t>FR</w:t>
-      </w:r>
-      <w:r>
-        <w:rPr>
-          <w:rFonts w:ascii="Times New Roman" w:hAnsi="Times New Roman"/>
-          <w:color w:val="000000"/>
-          <w:sz w:val="24"/>
-          <w:szCs w:val="24"/>
-        </w:rPr>
-        <w:t xml:space="preserve"> </w:t>
+        <w:t xml:space="preserve">FR </w:t>
       </w:r>
       <w:r>
         <w:rPr>
@@ -17806,16 +17160,7 @@
           <w:sz w:val="24"/>
           <w:szCs w:val="24"/>
         </w:rPr>
-        <w:t>FR</w:t>
-      </w:r>
-      <w:r>
-        <w:rPr>
-          <w:rFonts w:ascii="Times New Roman" w:hAnsi="Times New Roman"/>
-          <w:color w:val="000000"/>
-          <w:sz w:val="24"/>
-          <w:szCs w:val="24"/>
-        </w:rPr>
-        <w:t xml:space="preserve"> </w:t>
+        <w:t xml:space="preserve">FR </w:t>
       </w:r>
       <w:r>
         <w:rPr>
@@ -17845,16 +17190,7 @@
           <w:sz w:val="24"/>
           <w:szCs w:val="24"/>
         </w:rPr>
-        <w:t>FR</w:t>
-      </w:r>
-      <w:r>
-        <w:rPr>
-          <w:rFonts w:ascii="Times New Roman" w:hAnsi="Times New Roman"/>
-          <w:color w:val="000000"/>
-          <w:sz w:val="24"/>
-          <w:szCs w:val="24"/>
-        </w:rPr>
-        <w:t xml:space="preserve"> </w:t>
+        <w:t xml:space="preserve">FR </w:t>
       </w:r>
       <w:r>
         <w:rPr>
@@ -17903,16 +17239,7 @@
           <w:sz w:val="24"/>
           <w:szCs w:val="24"/>
         </w:rPr>
-        <w:t>FR</w:t>
-      </w:r>
-      <w:r>
-        <w:rPr>
-          <w:rFonts w:ascii="Times New Roman" w:hAnsi="Times New Roman"/>
-          <w:color w:val="000000"/>
-          <w:sz w:val="24"/>
-          <w:szCs w:val="24"/>
-        </w:rPr>
-        <w:t xml:space="preserve"> </w:t>
+        <w:t xml:space="preserve">FR </w:t>
       </w:r>
       <w:r>
         <w:rPr>
@@ -17951,16 +17278,7 @@
           <w:sz w:val="24"/>
           <w:szCs w:val="24"/>
         </w:rPr>
-        <w:t>FR</w:t>
-      </w:r>
-      <w:r>
-        <w:rPr>
-          <w:rFonts w:ascii="Times New Roman" w:hAnsi="Times New Roman"/>
-          <w:color w:val="000000"/>
-          <w:sz w:val="24"/>
-          <w:szCs w:val="24"/>
-        </w:rPr>
-        <w:t xml:space="preserve"> </w:t>
+        <w:t xml:space="preserve">FR </w:t>
       </w:r>
       <w:r>
         <w:rPr>
@@ -17999,16 +17317,7 @@
           <w:sz w:val="24"/>
           <w:szCs w:val="24"/>
         </w:rPr>
-        <w:t>FR</w:t>
-      </w:r>
-      <w:r>
-        <w:rPr>
-          <w:rFonts w:ascii="Times New Roman" w:hAnsi="Times New Roman"/>
-          <w:color w:val="000000"/>
-          <w:sz w:val="24"/>
-          <w:szCs w:val="24"/>
-        </w:rPr>
-        <w:t xml:space="preserve"> </w:t>
+        <w:t xml:space="preserve">FR </w:t>
       </w:r>
       <w:r>
         <w:rPr>
@@ -18047,16 +17356,7 @@
           <w:sz w:val="24"/>
           <w:szCs w:val="24"/>
         </w:rPr>
-        <w:t>FR</w:t>
-      </w:r>
-      <w:r>
-        <w:rPr>
-          <w:rFonts w:ascii="Times New Roman" w:hAnsi="Times New Roman"/>
-          <w:color w:val="000000"/>
-          <w:sz w:val="24"/>
-          <w:szCs w:val="24"/>
-        </w:rPr>
-        <w:t xml:space="preserve"> </w:t>
+        <w:t xml:space="preserve">FR </w:t>
       </w:r>
       <w:r>
         <w:rPr>
@@ -18095,16 +17395,7 @@
           <w:sz w:val="24"/>
           <w:szCs w:val="24"/>
         </w:rPr>
-        <w:t>FR</w:t>
-      </w:r>
-      <w:r>
-        <w:rPr>
-          <w:rFonts w:ascii="Times New Roman" w:hAnsi="Times New Roman"/>
-          <w:color w:val="000000"/>
-          <w:sz w:val="24"/>
-          <w:szCs w:val="24"/>
-        </w:rPr>
-        <w:t xml:space="preserve"> </w:t>
+        <w:t xml:space="preserve">FR </w:t>
       </w:r>
       <w:r>
         <w:rPr>
@@ -18143,16 +17434,7 @@
           <w:sz w:val="24"/>
           <w:szCs w:val="24"/>
         </w:rPr>
-        <w:t>FR</w:t>
-      </w:r>
-      <w:r>
-        <w:rPr>
-          <w:rFonts w:ascii="Times New Roman" w:hAnsi="Times New Roman"/>
-          <w:color w:val="000000"/>
-          <w:sz w:val="24"/>
-          <w:szCs w:val="24"/>
-        </w:rPr>
-        <w:t xml:space="preserve"> </w:t>
+        <w:t xml:space="preserve">FR </w:t>
       </w:r>
       <w:r>
         <w:rPr>
@@ -18211,16 +17493,7 @@
           <w:sz w:val="24"/>
           <w:szCs w:val="24"/>
         </w:rPr>
-        <w:t>FR</w:t>
-      </w:r>
-      <w:r>
-        <w:rPr>
-          <w:rFonts w:ascii="Times New Roman" w:hAnsi="Times New Roman"/>
-          <w:color w:val="000000"/>
-          <w:sz w:val="24"/>
-          <w:szCs w:val="24"/>
-        </w:rPr>
-        <w:t xml:space="preserve"> </w:t>
+        <w:t xml:space="preserve">FR </w:t>
       </w:r>
       <w:r>
         <w:rPr>
@@ -18268,16 +17541,7 @@
           <w:sz w:val="24"/>
           <w:szCs w:val="24"/>
         </w:rPr>
-        <w:t>FR</w:t>
-      </w:r>
-      <w:r>
-        <w:rPr>
-          <w:rFonts w:ascii="Times New Roman" w:hAnsi="Times New Roman"/>
-          <w:color w:val="000000"/>
-          <w:sz w:val="24"/>
-          <w:szCs w:val="24"/>
-        </w:rPr>
-        <w:t xml:space="preserve"> </w:t>
+        <w:t xml:space="preserve">FR </w:t>
       </w:r>
       <w:r>
         <w:rPr>
@@ -18316,16 +17580,7 @@
           <w:sz w:val="24"/>
           <w:szCs w:val="24"/>
         </w:rPr>
-        <w:t>FR</w:t>
-      </w:r>
-      <w:r>
-        <w:rPr>
-          <w:rFonts w:ascii="Times New Roman" w:hAnsi="Times New Roman"/>
-          <w:color w:val="000000"/>
-          <w:sz w:val="24"/>
-          <w:szCs w:val="24"/>
-        </w:rPr>
-        <w:t xml:space="preserve"> </w:t>
+        <w:t xml:space="preserve">FR </w:t>
       </w:r>
       <w:r>
         <w:rPr>
@@ -18383,16 +17638,7 @@
           <w:sz w:val="24"/>
           <w:szCs w:val="24"/>
         </w:rPr>
-        <w:t>FR</w:t>
-      </w:r>
-      <w:r>
-        <w:rPr>
-          <w:rFonts w:ascii="Times New Roman" w:hAnsi="Times New Roman"/>
-          <w:color w:val="000000"/>
-          <w:sz w:val="24"/>
-          <w:szCs w:val="24"/>
-        </w:rPr>
-        <w:t xml:space="preserve"> </w:t>
+        <w:t xml:space="preserve">FR </w:t>
       </w:r>
       <w:r>
         <w:rPr>
@@ -18440,16 +17686,7 @@
           <w:sz w:val="24"/>
           <w:szCs w:val="24"/>
         </w:rPr>
-        <w:t>FR</w:t>
-      </w:r>
-      <w:r>
-        <w:rPr>
-          <w:rFonts w:ascii="Times New Roman" w:hAnsi="Times New Roman"/>
-          <w:color w:val="000000"/>
-          <w:sz w:val="24"/>
-          <w:szCs w:val="24"/>
-        </w:rPr>
-        <w:t xml:space="preserve"> </w:t>
+        <w:t xml:space="preserve">FR </w:t>
       </w:r>
       <w:r>
         <w:rPr>
@@ -18488,16 +17725,7 @@
           <w:sz w:val="24"/>
           <w:szCs w:val="24"/>
         </w:rPr>
-        <w:t>FR</w:t>
-      </w:r>
-      <w:r>
-        <w:rPr>
-          <w:rFonts w:ascii="Times New Roman" w:hAnsi="Times New Roman"/>
-          <w:color w:val="000000"/>
-          <w:sz w:val="24"/>
-          <w:szCs w:val="24"/>
-        </w:rPr>
-        <w:t xml:space="preserve"> </w:t>
+        <w:t xml:space="preserve">FR </w:t>
       </w:r>
       <w:r>
         <w:rPr>
@@ -18555,16 +17783,7 @@
           <w:sz w:val="24"/>
           <w:szCs w:val="24"/>
         </w:rPr>
-        <w:t>FR</w:t>
-      </w:r>
-      <w:r>
-        <w:rPr>
-          <w:rFonts w:ascii="Times New Roman" w:hAnsi="Times New Roman"/>
-          <w:color w:val="000000"/>
-          <w:sz w:val="24"/>
-          <w:szCs w:val="24"/>
-        </w:rPr>
-        <w:t xml:space="preserve"> </w:t>
+        <w:t xml:space="preserve">FR </w:t>
       </w:r>
       <w:r>
         <w:rPr>
@@ -18612,16 +17831,7 @@
           <w:sz w:val="24"/>
           <w:szCs w:val="24"/>
         </w:rPr>
-        <w:t>FR</w:t>
-      </w:r>
-      <w:r>
-        <w:rPr>
-          <w:rFonts w:ascii="Times New Roman" w:hAnsi="Times New Roman"/>
-          <w:color w:val="000000"/>
-          <w:sz w:val="24"/>
-          <w:szCs w:val="24"/>
-        </w:rPr>
-        <w:t xml:space="preserve"> </w:t>
+        <w:t xml:space="preserve">FR </w:t>
       </w:r>
       <w:r>
         <w:rPr>
@@ -18660,16 +17870,7 @@
           <w:sz w:val="24"/>
           <w:szCs w:val="24"/>
         </w:rPr>
-        <w:t>FR</w:t>
-      </w:r>
-      <w:r>
-        <w:rPr>
-          <w:rFonts w:ascii="Times New Roman" w:hAnsi="Times New Roman"/>
-          <w:color w:val="000000"/>
-          <w:sz w:val="24"/>
-          <w:szCs w:val="24"/>
-        </w:rPr>
-        <w:t xml:space="preserve"> </w:t>
+        <w:t xml:space="preserve">FR </w:t>
       </w:r>
       <w:r>
         <w:rPr>
@@ -18708,16 +17909,7 @@
           <w:sz w:val="24"/>
           <w:szCs w:val="24"/>
         </w:rPr>
-        <w:t>FR</w:t>
-      </w:r>
-      <w:r>
-        <w:rPr>
-          <w:rFonts w:ascii="Times New Roman" w:hAnsi="Times New Roman"/>
-          <w:color w:val="000000"/>
-          <w:sz w:val="24"/>
-          <w:szCs w:val="24"/>
-        </w:rPr>
-        <w:t xml:space="preserve"> </w:t>
+        <w:t xml:space="preserve">FR </w:t>
       </w:r>
       <w:r>
         <w:rPr>
@@ -18756,16 +17948,7 @@
           <w:sz w:val="24"/>
           <w:szCs w:val="24"/>
         </w:rPr>
-        <w:t>FR</w:t>
-      </w:r>
-      <w:r>
-        <w:rPr>
-          <w:rFonts w:ascii="Times New Roman" w:hAnsi="Times New Roman"/>
-          <w:color w:val="000000"/>
-          <w:sz w:val="24"/>
-          <w:szCs w:val="24"/>
-        </w:rPr>
-        <w:t xml:space="preserve"> </w:t>
+        <w:t xml:space="preserve">FR </w:t>
       </w:r>
       <w:r>
         <w:rPr>
@@ -18794,7 +17977,7 @@
           <w:szCs w:val="24"/>
         </w:rPr>
       </w:pPr>
-      <w:bookmarkStart w:id="66" w:name="_Toc228407562"/>
+      <w:bookmarkStart w:id="65" w:name="_Toc228407562"/>
       <w:r>
         <w:rPr>
           <w:rFonts w:ascii="Times New Roman" w:hAnsi="Times New Roman"/>
@@ -18816,7 +17999,7 @@
         </w:rPr>
         <w:t>System Admin</w:t>
       </w:r>
-      <w:bookmarkEnd w:id="66"/>
+      <w:bookmarkEnd w:id="65"/>
     </w:p>
     <w:p>
       <w:pPr>
@@ -18855,16 +18038,7 @@
           <w:sz w:val="24"/>
           <w:szCs w:val="24"/>
         </w:rPr>
-        <w:t>FR</w:t>
-      </w:r>
-      <w:r>
-        <w:rPr>
-          <w:rFonts w:ascii="Times New Roman" w:hAnsi="Times New Roman"/>
-          <w:color w:val="000000"/>
-          <w:sz w:val="24"/>
-          <w:szCs w:val="24"/>
-        </w:rPr>
-        <w:t xml:space="preserve"> </w:t>
+        <w:t xml:space="preserve">FR </w:t>
       </w:r>
       <w:r>
         <w:rPr>
@@ -18894,16 +18068,7 @@
           <w:sz w:val="24"/>
           <w:szCs w:val="24"/>
         </w:rPr>
-        <w:t>FR</w:t>
-      </w:r>
-      <w:r>
-        <w:rPr>
-          <w:rFonts w:ascii="Times New Roman" w:hAnsi="Times New Roman"/>
-          <w:color w:val="000000"/>
-          <w:sz w:val="24"/>
-          <w:szCs w:val="24"/>
-        </w:rPr>
-        <w:t xml:space="preserve"> </w:t>
+        <w:t xml:space="preserve">FR </w:t>
       </w:r>
       <w:r>
         <w:rPr>
@@ -18952,16 +18117,7 @@
           <w:sz w:val="24"/>
           <w:szCs w:val="24"/>
         </w:rPr>
-        <w:t>FR</w:t>
-      </w:r>
-      <w:r>
-        <w:rPr>
-          <w:rFonts w:ascii="Times New Roman" w:hAnsi="Times New Roman"/>
-          <w:color w:val="000000"/>
-          <w:sz w:val="24"/>
-          <w:szCs w:val="24"/>
-        </w:rPr>
-        <w:t xml:space="preserve"> </w:t>
+        <w:t xml:space="preserve">FR </w:t>
       </w:r>
       <w:r>
         <w:rPr>
@@ -19000,16 +18156,7 @@
           <w:sz w:val="24"/>
           <w:szCs w:val="24"/>
         </w:rPr>
-        <w:t>FR</w:t>
-      </w:r>
-      <w:r>
-        <w:rPr>
-          <w:rFonts w:ascii="Times New Roman" w:hAnsi="Times New Roman"/>
-          <w:color w:val="000000"/>
-          <w:sz w:val="24"/>
-          <w:szCs w:val="24"/>
-        </w:rPr>
-        <w:t xml:space="preserve"> </w:t>
+        <w:t xml:space="preserve">FR </w:t>
       </w:r>
       <w:r>
         <w:rPr>
@@ -19048,16 +18195,7 @@
           <w:sz w:val="24"/>
           <w:szCs w:val="24"/>
         </w:rPr>
-        <w:t>FR</w:t>
-      </w:r>
-      <w:r>
-        <w:rPr>
-          <w:rFonts w:ascii="Times New Roman" w:hAnsi="Times New Roman"/>
-          <w:color w:val="000000"/>
-          <w:sz w:val="24"/>
-          <w:szCs w:val="24"/>
-        </w:rPr>
-        <w:t xml:space="preserve"> </w:t>
+        <w:t xml:space="preserve">FR </w:t>
       </w:r>
       <w:r>
         <w:rPr>
@@ -19096,16 +18234,7 @@
           <w:sz w:val="24"/>
           <w:szCs w:val="24"/>
         </w:rPr>
-        <w:t>FR</w:t>
-      </w:r>
-      <w:r>
-        <w:rPr>
-          <w:rFonts w:ascii="Times New Roman" w:hAnsi="Times New Roman"/>
-          <w:color w:val="000000"/>
-          <w:sz w:val="24"/>
-          <w:szCs w:val="24"/>
-        </w:rPr>
-        <w:t xml:space="preserve"> </w:t>
+        <w:t xml:space="preserve">FR </w:t>
       </w:r>
       <w:r>
         <w:rPr>
@@ -19144,16 +18273,7 @@
           <w:sz w:val="24"/>
           <w:szCs w:val="24"/>
         </w:rPr>
-        <w:t>FR</w:t>
-      </w:r>
-      <w:r>
-        <w:rPr>
-          <w:rFonts w:ascii="Times New Roman" w:hAnsi="Times New Roman"/>
-          <w:color w:val="000000"/>
-          <w:sz w:val="24"/>
-          <w:szCs w:val="24"/>
-        </w:rPr>
-        <w:t xml:space="preserve"> </w:t>
+        <w:t xml:space="preserve">FR </w:t>
       </w:r>
       <w:r>
         <w:rPr>
@@ -19192,16 +18312,7 @@
           <w:sz w:val="24"/>
           <w:szCs w:val="24"/>
         </w:rPr>
-        <w:t>FR</w:t>
-      </w:r>
-      <w:r>
-        <w:rPr>
-          <w:rFonts w:ascii="Times New Roman" w:hAnsi="Times New Roman"/>
-          <w:color w:val="000000"/>
-          <w:sz w:val="24"/>
-          <w:szCs w:val="24"/>
-        </w:rPr>
-        <w:t xml:space="preserve"> </w:t>
+        <w:t xml:space="preserve">FR </w:t>
       </w:r>
       <w:r>
         <w:rPr>
@@ -19357,16 +18468,7 @@
           <w:sz w:val="24"/>
           <w:szCs w:val="24"/>
         </w:rPr>
-        <w:t>FR</w:t>
-      </w:r>
-      <w:r>
-        <w:rPr>
-          <w:rFonts w:ascii="Times New Roman" w:hAnsi="Times New Roman"/>
-          <w:color w:val="000000"/>
-          <w:sz w:val="24"/>
-          <w:szCs w:val="24"/>
-        </w:rPr>
-        <w:t xml:space="preserve"> </w:t>
+        <w:t xml:space="preserve">FR </w:t>
       </w:r>
       <w:r>
         <w:rPr>
@@ -19472,16 +18574,7 @@
           <w:sz w:val="24"/>
           <w:szCs w:val="24"/>
         </w:rPr>
-        <w:t>FR</w:t>
-      </w:r>
-      <w:r>
-        <w:rPr>
-          <w:rFonts w:ascii="Times New Roman" w:hAnsi="Times New Roman"/>
-          <w:color w:val="000000"/>
-          <w:sz w:val="24"/>
-          <w:szCs w:val="24"/>
-        </w:rPr>
-        <w:t xml:space="preserve"> </w:t>
+        <w:t xml:space="preserve">FR </w:t>
       </w:r>
       <w:r>
         <w:rPr>
@@ -19548,16 +18641,7 @@
           <w:sz w:val="24"/>
           <w:szCs w:val="24"/>
         </w:rPr>
-        <w:t>FR</w:t>
-      </w:r>
-      <w:r>
-        <w:rPr>
-          <w:rFonts w:ascii="Times New Roman" w:hAnsi="Times New Roman"/>
-          <w:color w:val="000000"/>
-          <w:sz w:val="24"/>
-          <w:szCs w:val="24"/>
-        </w:rPr>
-        <w:t xml:space="preserve"> </w:t>
+        <w:t xml:space="preserve">FR </w:t>
       </w:r>
       <w:r>
         <w:rPr>
@@ -19614,18 +18698,7 @@
           <w:sz w:val="24"/>
           <w:szCs w:val="24"/>
         </w:rPr>
-        <w:t xml:space="preserve"> </w:t>
-      </w:r>
-      <w:bookmarkStart w:id="67" w:name="_GoBack"/>
-      <w:bookmarkEnd w:id="67"/>
-      <w:r>
-        <w:rPr>
-          <w:rFonts w:ascii="Times New Roman" w:hAnsi="Times New Roman"/>
-          <w:color w:val="000000"/>
-          <w:sz w:val="24"/>
-          <w:szCs w:val="24"/>
-        </w:rPr>
-        <w:t>15</w:t>
+        <w:t xml:space="preserve"> 15</w:t>
       </w:r>
       <w:r>
         <w:rPr>
@@ -19642,7 +18715,7 @@
         <w:pStyle w:val="Heading2"/>
         <w:spacing w:line="360" w:lineRule="auto"/>
       </w:pPr>
-      <w:bookmarkStart w:id="68" w:name="_Toc228407563"/>
+      <w:bookmarkStart w:id="66" w:name="_Toc228407563"/>
       <w:r>
         <w:rPr>
           <w:rFonts w:ascii="Times New Roman" w:hAnsi="Times New Roman"/>
@@ -19661,7 +18734,7 @@
         </w:rPr>
         <w:t>Non-Functional Requirements</w:t>
       </w:r>
-      <w:bookmarkEnd w:id="68"/>
+      <w:bookmarkEnd w:id="66"/>
     </w:p>
     <w:p>
       <w:pPr>
@@ -19687,7 +18760,7 @@
         <w:pStyle w:val="Heading2"/>
         <w:spacing w:line="360" w:lineRule="auto"/>
       </w:pPr>
-      <w:bookmarkStart w:id="69" w:name="_Toc228407564"/>
+      <w:bookmarkStart w:id="67" w:name="_Toc228407564"/>
       <w:r>
         <w:rPr>
           <w:rFonts w:ascii="Times New Roman" w:hAnsi="Times New Roman"/>
@@ -19706,7 +18779,7 @@
         </w:rPr>
         <w:t>SQA Activities: Defect Detection</w:t>
       </w:r>
-      <w:bookmarkEnd w:id="69"/>
+      <w:bookmarkEnd w:id="67"/>
     </w:p>
     <w:p>
       <w:pPr>
@@ -19730,7 +18803,7 @@
         <w:pStyle w:val="Heading3"/>
         <w:spacing w:after="120" w:line="360" w:lineRule="auto"/>
       </w:pPr>
-      <w:bookmarkStart w:id="70" w:name="_Toc228407565"/>
+      <w:bookmarkStart w:id="68" w:name="_Toc228407565"/>
       <w:r>
         <w:rPr>
           <w:rFonts w:ascii="Times New Roman" w:hAnsi="Times New Roman"/>
@@ -19749,14 +18822,14 @@
         </w:rPr>
         <w:t>Test Case Design</w:t>
       </w:r>
-      <w:bookmarkEnd w:id="70"/>
+      <w:bookmarkEnd w:id="68"/>
     </w:p>
     <w:p>
       <w:pPr>
         <w:pStyle w:val="Heading3"/>
         <w:spacing w:line="360" w:lineRule="auto"/>
       </w:pPr>
-      <w:bookmarkStart w:id="71" w:name="_Toc228407566"/>
+      <w:bookmarkStart w:id="69" w:name="_Toc228407566"/>
       <w:r>
         <w:rPr>
           <w:rFonts w:ascii="Times New Roman" w:hAnsi="Times New Roman"/>
@@ -19775,7 +18848,7 @@
         </w:rPr>
         <w:t>User Registration</w:t>
       </w:r>
-      <w:bookmarkEnd w:id="71"/>
+      <w:bookmarkEnd w:id="69"/>
     </w:p>
     <w:p>
       <w:pPr>
@@ -20224,7 +19297,7 @@
         <w:pStyle w:val="Heading3"/>
         <w:spacing w:line="360" w:lineRule="auto"/>
       </w:pPr>
-      <w:bookmarkStart w:id="72" w:name="_Toc228407567"/>
+      <w:bookmarkStart w:id="70" w:name="_Toc228407567"/>
       <w:r>
         <w:rPr>
           <w:rFonts w:ascii="Times New Roman" w:hAnsi="Times New Roman"/>
@@ -20243,7 +19316,7 @@
         </w:rPr>
         <w:t>User Login</w:t>
       </w:r>
-      <w:bookmarkEnd w:id="72"/>
+      <w:bookmarkEnd w:id="70"/>
     </w:p>
     <w:p>
       <w:pPr>
@@ -20487,7 +19560,7 @@
         <w:pStyle w:val="Heading3"/>
         <w:spacing w:line="360" w:lineRule="auto"/>
       </w:pPr>
-      <w:bookmarkStart w:id="73" w:name="_Toc228407568"/>
+      <w:bookmarkStart w:id="71" w:name="_Toc228407568"/>
       <w:r>
         <w:rPr>
           <w:rFonts w:ascii="Times New Roman" w:hAnsi="Times New Roman"/>
@@ -20506,7 +19579,7 @@
         </w:rPr>
         <w:t>Create Post</w:t>
       </w:r>
-      <w:bookmarkEnd w:id="73"/>
+      <w:bookmarkEnd w:id="71"/>
     </w:p>
     <w:p>
       <w:pPr>
@@ -20750,7 +19823,7 @@
         <w:pStyle w:val="Heading3"/>
         <w:spacing w:line="360" w:lineRule="auto"/>
       </w:pPr>
-      <w:bookmarkStart w:id="74" w:name="_Toc228407569"/>
+      <w:bookmarkStart w:id="72" w:name="_Toc228407569"/>
       <w:r>
         <w:rPr>
           <w:rFonts w:ascii="Times New Roman" w:hAnsi="Times New Roman"/>
@@ -20769,7 +19842,7 @@
         </w:rPr>
         <w:t>Create Semester Group</w:t>
       </w:r>
-      <w:bookmarkEnd w:id="74"/>
+      <w:bookmarkEnd w:id="72"/>
     </w:p>
     <w:p>
       <w:pPr>
@@ -21081,7 +20154,7 @@
         <w:pStyle w:val="Heading3"/>
         <w:spacing w:line="360" w:lineRule="auto"/>
       </w:pPr>
-      <w:bookmarkStart w:id="75" w:name="_Toc228407570"/>
+      <w:bookmarkStart w:id="73" w:name="_Toc228407570"/>
       <w:r>
         <w:rPr>
           <w:rFonts w:ascii="Times New Roman" w:hAnsi="Times New Roman"/>
@@ -21100,7 +20173,7 @@
         </w:rPr>
         <w:t>Join Semester Group</w:t>
       </w:r>
-      <w:bookmarkEnd w:id="75"/>
+      <w:bookmarkEnd w:id="73"/>
     </w:p>
     <w:p>
       <w:pPr>
@@ -21344,7 +20417,7 @@
         <w:pStyle w:val="Heading3"/>
         <w:spacing w:line="360" w:lineRule="auto"/>
       </w:pPr>
-      <w:bookmarkStart w:id="76" w:name="_Toc228407571"/>
+      <w:bookmarkStart w:id="74" w:name="_Toc228407571"/>
       <w:r>
         <w:rPr>
           <w:rFonts w:ascii="Times New Roman" w:hAnsi="Times New Roman"/>
@@ -21363,7 +20436,7 @@
         </w:rPr>
         <w:t>Create Campus Event</w:t>
       </w:r>
-      <w:bookmarkEnd w:id="76"/>
+      <w:bookmarkEnd w:id="74"/>
     </w:p>
     <w:p>
       <w:pPr>
@@ -21675,7 +20748,7 @@
         <w:pStyle w:val="Heading3"/>
         <w:spacing w:line="360" w:lineRule="auto"/>
       </w:pPr>
-      <w:bookmarkStart w:id="77" w:name="_Toc228407572"/>
+      <w:bookmarkStart w:id="75" w:name="_Toc228407572"/>
       <w:r>
         <w:rPr>
           <w:rFonts w:ascii="Times New Roman" w:hAnsi="Times New Roman"/>
@@ -21694,7 +20767,7 @@
         </w:rPr>
         <w:t>RSVP to Campus Event</w:t>
       </w:r>
-      <w:bookmarkEnd w:id="77"/>
+      <w:bookmarkEnd w:id="75"/>
     </w:p>
     <w:p>
       <w:pPr>
@@ -21938,7 +21011,7 @@
         <w:pStyle w:val="Heading3"/>
         <w:spacing w:line="360" w:lineRule="auto"/>
       </w:pPr>
-      <w:bookmarkStart w:id="78" w:name="_Toc228407573"/>
+      <w:bookmarkStart w:id="76" w:name="_Toc228407573"/>
       <w:r>
         <w:rPr>
           <w:rFonts w:ascii="Times New Roman" w:hAnsi="Times New Roman"/>
@@ -21957,7 +21030,7 @@
         </w:rPr>
         <w:t>Report Lost/Found Item</w:t>
       </w:r>
-      <w:bookmarkEnd w:id="78"/>
+      <w:bookmarkEnd w:id="76"/>
     </w:p>
     <w:p>
       <w:pPr>
@@ -22346,7 +21419,7 @@
         <w:pStyle w:val="Heading3"/>
         <w:spacing w:line="360" w:lineRule="auto"/>
       </w:pPr>
-      <w:bookmarkStart w:id="79" w:name="_Toc228407574"/>
+      <w:bookmarkStart w:id="77" w:name="_Toc228407574"/>
       <w:r>
         <w:rPr>
           <w:rFonts w:ascii="Times New Roman" w:hAnsi="Times New Roman"/>
@@ -22365,7 +21438,7 @@
         </w:rPr>
         <w:t>Send Message</w:t>
       </w:r>
-      <w:bookmarkEnd w:id="79"/>
+      <w:bookmarkEnd w:id="77"/>
     </w:p>
     <w:p>
       <w:pPr>
@@ -22609,7 +21682,7 @@
         <w:pStyle w:val="Heading3"/>
         <w:spacing w:line="360" w:lineRule="auto"/>
       </w:pPr>
-      <w:bookmarkStart w:id="80" w:name="_Toc228407575"/>
+      <w:bookmarkStart w:id="78" w:name="_Toc228407575"/>
       <w:r>
         <w:rPr>
           <w:rFonts w:ascii="Times New Roman" w:hAnsi="Times New Roman"/>
@@ -22628,7 +21701,7 @@
         </w:rPr>
         <w:t>Post Announcement</w:t>
       </w:r>
-      <w:bookmarkEnd w:id="80"/>
+      <w:bookmarkEnd w:id="78"/>
     </w:p>
     <w:p>
       <w:pPr>
@@ -23077,7 +22150,7 @@
           <w:sz w:val="40"/>
         </w:rPr>
       </w:pPr>
-      <w:bookmarkStart w:id="81" w:name="_Toc228407576"/>
+      <w:bookmarkStart w:id="79" w:name="_Toc228407576"/>
       <w:r>
         <w:rPr>
           <w:rFonts w:ascii="Times New Roman" w:hAnsi="Times New Roman"/>
@@ -23085,7 +22158,7 @@
         </w:rPr>
         <w:t>Chapter 4</w:t>
       </w:r>
-      <w:bookmarkEnd w:id="81"/>
+      <w:bookmarkEnd w:id="79"/>
     </w:p>
     <w:p>
       <w:pPr>
@@ -23096,7 +22169,7 @@
           <w:sz w:val="40"/>
         </w:rPr>
       </w:pPr>
-      <w:bookmarkStart w:id="82" w:name="_Toc228407577"/>
+      <w:bookmarkStart w:id="80" w:name="_Toc228407577"/>
       <w:r>
         <w:rPr>
           <w:rFonts w:ascii="Times New Roman" w:hAnsi="Times New Roman"/>
@@ -23104,7 +22177,7 @@
         </w:rPr>
         <w:t>System Design</w:t>
       </w:r>
-      <w:bookmarkEnd w:id="82"/>
+      <w:bookmarkEnd w:id="80"/>
     </w:p>
     <w:p>
       <w:pPr>
@@ -23121,7 +22194,7 @@
         <w:pStyle w:val="Heading2"/>
         <w:spacing w:line="360" w:lineRule="auto"/>
       </w:pPr>
-      <w:bookmarkStart w:id="83" w:name="_Toc228407578"/>
+      <w:bookmarkStart w:id="81" w:name="_Toc228407578"/>
       <w:r>
         <w:rPr>
           <w:rFonts w:ascii="Times New Roman" w:hAnsi="Times New Roman"/>
@@ -23140,7 +22213,7 @@
         </w:rPr>
         <w:t>Introduction</w:t>
       </w:r>
-      <w:bookmarkEnd w:id="83"/>
+      <w:bookmarkEnd w:id="81"/>
     </w:p>
     <w:p>
       <w:pPr>
@@ -23164,7 +22237,7 @@
         <w:pStyle w:val="Heading2"/>
         <w:spacing w:line="360" w:lineRule="auto"/>
       </w:pPr>
-      <w:bookmarkStart w:id="84" w:name="_Toc228407579"/>
+      <w:bookmarkStart w:id="82" w:name="_Toc228407579"/>
       <w:r>
         <w:rPr>
           <w:rFonts w:ascii="Times New Roman" w:hAnsi="Times New Roman"/>
@@ -23183,7 +22256,7 @@
         </w:rPr>
         <w:t>Architectural Design</w:t>
       </w:r>
-      <w:bookmarkEnd w:id="84"/>
+      <w:bookmarkEnd w:id="82"/>
     </w:p>
     <w:p>
       <w:pPr>
@@ -23360,7 +22433,7 @@
           <w:szCs w:val="24"/>
         </w:rPr>
       </w:pPr>
-      <w:bookmarkStart w:id="85" w:name="_lf1"/>
+      <w:bookmarkStart w:id="83" w:name="_lf1"/>
       <w:r>
         <w:rPr>
           <w:sz w:val="24"/>
@@ -23412,7 +22485,7 @@
         </w:rPr>
         <w:t>: Architecture Diagram</w:t>
       </w:r>
-      <w:bookmarkEnd w:id="85"/>
+      <w:bookmarkEnd w:id="83"/>
     </w:p>
     <w:p>
       <w:pPr>
@@ -23424,7 +22497,7 @@
         <w:pStyle w:val="Heading2"/>
         <w:spacing w:line="360" w:lineRule="auto"/>
       </w:pPr>
-      <w:bookmarkStart w:id="86" w:name="_Toc228407580"/>
+      <w:bookmarkStart w:id="84" w:name="_Toc228407580"/>
       <w:r>
         <w:rPr>
           <w:rFonts w:ascii="Times New Roman" w:hAnsi="Times New Roman"/>
@@ -23444,7 +22517,7 @@
         </w:rPr>
         <w:t>Class Diagram</w:t>
       </w:r>
-      <w:bookmarkEnd w:id="86"/>
+      <w:bookmarkEnd w:id="84"/>
     </w:p>
     <w:p>
       <w:pPr>
@@ -23720,7 +22793,7 @@
           <w:szCs w:val="24"/>
         </w:rPr>
       </w:pPr>
-      <w:bookmarkStart w:id="87" w:name="_lf2"/>
+      <w:bookmarkStart w:id="85" w:name="_lf2"/>
       <w:r>
         <w:rPr>
           <w:sz w:val="24"/>
@@ -23772,7 +22845,7 @@
         </w:rPr>
         <w:t>: Class Diagram</w:t>
       </w:r>
-      <w:bookmarkEnd w:id="87"/>
+      <w:bookmarkEnd w:id="85"/>
     </w:p>
     <w:p>
       <w:pPr>
@@ -23784,7 +22857,7 @@
         <w:pStyle w:val="Heading2"/>
         <w:spacing w:line="360" w:lineRule="auto"/>
       </w:pPr>
-      <w:bookmarkStart w:id="88" w:name="_Toc228407581"/>
+      <w:bookmarkStart w:id="86" w:name="_Toc228407581"/>
       <w:r>
         <w:rPr>
           <w:rFonts w:ascii="Times New Roman" w:hAnsi="Times New Roman"/>
@@ -23803,14 +22876,14 @@
         </w:rPr>
         <w:t>Activity Diagrams</w:t>
       </w:r>
-      <w:bookmarkEnd w:id="88"/>
+      <w:bookmarkEnd w:id="86"/>
     </w:p>
     <w:p>
       <w:pPr>
         <w:pStyle w:val="Heading3"/>
         <w:spacing w:line="360" w:lineRule="auto"/>
       </w:pPr>
-      <w:bookmarkStart w:id="89" w:name="_Toc228407582"/>
+      <w:bookmarkStart w:id="87" w:name="_Toc228407582"/>
       <w:r>
         <w:rPr>
           <w:rFonts w:ascii="Times New Roman" w:hAnsi="Times New Roman"/>
@@ -23829,7 +22902,7 @@
         </w:rPr>
         <w:t>Student Activity Diagram</w:t>
       </w:r>
-      <w:bookmarkEnd w:id="89"/>
+      <w:bookmarkEnd w:id="87"/>
     </w:p>
     <w:p>
       <w:pPr>
@@ -23989,7 +23062,7 @@
           <w:szCs w:val="24"/>
         </w:rPr>
       </w:pPr>
-      <w:bookmarkStart w:id="90" w:name="_lf3"/>
+      <w:bookmarkStart w:id="88" w:name="_lf3"/>
       <w:r>
         <w:rPr>
           <w:sz w:val="24"/>
@@ -24011,7 +23084,7 @@
         </w:rPr>
         <w:t>: Student Activity Diagram</w:t>
       </w:r>
-      <w:bookmarkEnd w:id="90"/>
+      <w:bookmarkEnd w:id="88"/>
     </w:p>
     <w:p>
       <w:pPr>
@@ -24023,7 +23096,7 @@
         <w:pStyle w:val="Heading3"/>
         <w:spacing w:line="360" w:lineRule="auto"/>
       </w:pPr>
-      <w:bookmarkStart w:id="91" w:name="_Toc228407583"/>
+      <w:bookmarkStart w:id="89" w:name="_Toc228407583"/>
       <w:r>
         <w:rPr>
           <w:rFonts w:ascii="Times New Roman" w:hAnsi="Times New Roman"/>
@@ -24042,7 +23115,7 @@
         </w:rPr>
         <w:t>Admin Activity Diagram</w:t>
       </w:r>
-      <w:bookmarkEnd w:id="91"/>
+      <w:bookmarkEnd w:id="89"/>
     </w:p>
     <w:p>
       <w:pPr>
@@ -24201,7 +23274,7 @@
           <w:szCs w:val="24"/>
         </w:rPr>
       </w:pPr>
-      <w:bookmarkStart w:id="92" w:name="_lf4"/>
+      <w:bookmarkStart w:id="90" w:name="_lf4"/>
       <w:r>
         <w:rPr>
           <w:sz w:val="24"/>
@@ -24261,7 +23334,7 @@
         </w:rPr>
         <w:t>: Admin Activity Diagram</w:t>
       </w:r>
-      <w:bookmarkEnd w:id="92"/>
+      <w:bookmarkEnd w:id="90"/>
     </w:p>
     <w:p>
       <w:pPr>
@@ -24273,7 +23346,7 @@
         <w:pStyle w:val="Heading2"/>
         <w:spacing w:line="360" w:lineRule="auto"/>
       </w:pPr>
-      <w:bookmarkStart w:id="93" w:name="_Toc228407584"/>
+      <w:bookmarkStart w:id="91" w:name="_Toc228407584"/>
       <w:r>
         <w:rPr>
           <w:rFonts w:ascii="Times New Roman" w:hAnsi="Times New Roman"/>
@@ -24292,14 +23365,14 @@
         </w:rPr>
         <w:t>Use Case Diagrams</w:t>
       </w:r>
-      <w:bookmarkEnd w:id="93"/>
+      <w:bookmarkEnd w:id="91"/>
     </w:p>
     <w:p>
       <w:pPr>
         <w:pStyle w:val="Heading3"/>
         <w:spacing w:line="360" w:lineRule="auto"/>
       </w:pPr>
-      <w:bookmarkStart w:id="94" w:name="_Toc228407585"/>
+      <w:bookmarkStart w:id="92" w:name="_Toc228407585"/>
       <w:r>
         <w:rPr>
           <w:rFonts w:ascii="Times New Roman" w:hAnsi="Times New Roman"/>
@@ -24318,7 +23391,7 @@
         </w:rPr>
         <w:t>Student Use Case Diagram</w:t>
       </w:r>
-      <w:bookmarkEnd w:id="94"/>
+      <w:bookmarkEnd w:id="92"/>
     </w:p>
     <w:p>
       <w:pPr>
@@ -24467,7 +23540,7 @@
           <w:sz w:val="24"/>
         </w:rPr>
       </w:pPr>
-      <w:bookmarkStart w:id="95" w:name="_lf5"/>
+      <w:bookmarkStart w:id="93" w:name="_lf5"/>
       <w:r>
         <w:rPr>
           <w:sz w:val="24"/>
@@ -24525,7 +23598,7 @@
         </w:rPr>
         <w:t>: Student Use Case Diagram</w:t>
       </w:r>
-      <w:bookmarkEnd w:id="95"/>
+      <w:bookmarkEnd w:id="93"/>
     </w:p>
     <w:p>
       <w:pPr>
@@ -24537,7 +23610,7 @@
         <w:pStyle w:val="Heading3"/>
         <w:spacing w:line="360" w:lineRule="auto"/>
       </w:pPr>
-      <w:bookmarkStart w:id="96" w:name="_Toc228407586"/>
+      <w:bookmarkStart w:id="94" w:name="_Toc228407586"/>
       <w:r>
         <w:rPr>
           <w:rFonts w:ascii="Times New Roman" w:hAnsi="Times New Roman"/>
@@ -24556,7 +23629,7 @@
         </w:rPr>
         <w:t>Admin Use Case Diagram</w:t>
       </w:r>
-      <w:bookmarkEnd w:id="96"/>
+      <w:bookmarkEnd w:id="94"/>
     </w:p>
     <w:p>
       <w:pPr>
@@ -24705,7 +23778,7 @@
           <w:szCs w:val="24"/>
         </w:rPr>
       </w:pPr>
-      <w:bookmarkStart w:id="97" w:name="_lf6"/>
+      <w:bookmarkStart w:id="95" w:name="_lf6"/>
       <w:r>
         <w:rPr>
           <w:sz w:val="24"/>
@@ -24727,7 +23800,7 @@
         </w:rPr>
         <w:t>: Admin Use Case Diagram</w:t>
       </w:r>
-      <w:bookmarkEnd w:id="97"/>
+      <w:bookmarkEnd w:id="95"/>
     </w:p>
     <w:p>
       <w:pPr>
@@ -24739,7 +23812,7 @@
         <w:pStyle w:val="Heading2"/>
         <w:spacing w:line="360" w:lineRule="auto"/>
       </w:pPr>
-      <w:bookmarkStart w:id="98" w:name="_Toc228407587"/>
+      <w:bookmarkStart w:id="96" w:name="_Toc228407587"/>
       <w:r>
         <w:rPr>
           <w:rFonts w:ascii="Times New Roman" w:hAnsi="Times New Roman"/>
@@ -24759,14 +23832,14 @@
         </w:rPr>
         <w:t>Fully Addressed Use Cases</w:t>
       </w:r>
-      <w:bookmarkEnd w:id="98"/>
+      <w:bookmarkEnd w:id="96"/>
     </w:p>
     <w:p>
       <w:pPr>
         <w:pStyle w:val="Heading3"/>
         <w:spacing w:after="120" w:line="360" w:lineRule="auto"/>
       </w:pPr>
-      <w:bookmarkStart w:id="99" w:name="_Toc228407588"/>
+      <w:bookmarkStart w:id="97" w:name="_Toc228407588"/>
       <w:r>
         <w:rPr>
           <w:rFonts w:ascii="Times New Roman" w:hAnsi="Times New Roman"/>
@@ -24779,21 +23852,21 @@
         </w:rPr>
         <w:t>Student / Teacher Use Cases</w:t>
       </w:r>
-      <w:bookmarkEnd w:id="99"/>
+      <w:bookmarkEnd w:id="97"/>
     </w:p>
     <w:p>
       <w:pPr>
         <w:pStyle w:val="TableCaption"/>
         <w:spacing w:before="200" w:after="60" w:line="360" w:lineRule="auto"/>
       </w:pPr>
-      <w:bookmarkStart w:id="100" w:name="_lt15"/>
+      <w:bookmarkStart w:id="98" w:name="_lt15"/>
       <w:r>
         <w:t>Table</w:t>
       </w:r>
       <w:r>
         <w:t xml:space="preserve"> 4.6.1.1</w:t>
       </w:r>
-      <w:bookmarkEnd w:id="100"/>
+      <w:bookmarkEnd w:id="98"/>
     </w:p>
     <w:tbl>
       <w:tblPr>
@@ -25288,7 +24361,7 @@
           <w:szCs w:val="24"/>
         </w:rPr>
       </w:pPr>
-      <w:bookmarkStart w:id="101" w:name="_lt16"/>
+      <w:bookmarkStart w:id="99" w:name="_lt16"/>
       <w:r>
         <w:rPr>
           <w:sz w:val="24"/>
@@ -25303,7 +24376,7 @@
         </w:rPr>
         <w:t xml:space="preserve"> 4.6.1.2</w:t>
       </w:r>
-      <w:bookmarkEnd w:id="101"/>
+      <w:bookmarkEnd w:id="99"/>
     </w:p>
     <w:tbl>
       <w:tblPr>
@@ -25800,7 +24873,7 @@
           <w:szCs w:val="24"/>
         </w:rPr>
       </w:pPr>
-      <w:bookmarkStart w:id="102" w:name="_lt17"/>
+      <w:bookmarkStart w:id="100" w:name="_lt17"/>
       <w:r>
         <w:rPr>
           <w:sz w:val="24"/>
@@ -25815,7 +24888,7 @@
         </w:rPr>
         <w:t xml:space="preserve"> 4.6.1.3 </w:t>
       </w:r>
-      <w:bookmarkEnd w:id="102"/>
+      <w:bookmarkEnd w:id="100"/>
     </w:p>
     <w:tbl>
       <w:tblPr>
@@ -26301,7 +25374,7 @@
           <w:szCs w:val="24"/>
         </w:rPr>
       </w:pPr>
-      <w:bookmarkStart w:id="103" w:name="_lt18"/>
+      <w:bookmarkStart w:id="101" w:name="_lt18"/>
       <w:r>
         <w:rPr>
           <w:sz w:val="24"/>
@@ -26316,7 +25389,7 @@
         </w:rPr>
         <w:t xml:space="preserve"> 4.6.1.4</w:t>
       </w:r>
-      <w:bookmarkEnd w:id="103"/>
+      <w:bookmarkEnd w:id="101"/>
     </w:p>
     <w:tbl>
       <w:tblPr>
@@ -26803,7 +25876,7 @@
           <w:szCs w:val="24"/>
         </w:rPr>
       </w:pPr>
-      <w:bookmarkStart w:id="104" w:name="_lt19"/>
+      <w:bookmarkStart w:id="102" w:name="_lt19"/>
       <w:r>
         <w:rPr>
           <w:sz w:val="24"/>
@@ -26818,7 +25891,7 @@
         </w:rPr>
         <w:t xml:space="preserve"> 4.6.1.5</w:t>
       </w:r>
-      <w:bookmarkEnd w:id="104"/>
+      <w:bookmarkEnd w:id="102"/>
     </w:p>
     <w:tbl>
       <w:tblPr>
@@ -27304,7 +26377,7 @@
           <w:szCs w:val="24"/>
         </w:rPr>
       </w:pPr>
-      <w:bookmarkStart w:id="105" w:name="_lt20"/>
+      <w:bookmarkStart w:id="103" w:name="_lt20"/>
       <w:r>
         <w:rPr>
           <w:sz w:val="24"/>
@@ -27312,7 +26385,7 @@
         </w:rPr>
         <w:t xml:space="preserve">Table </w:t>
       </w:r>
-      <w:bookmarkEnd w:id="105"/>
+      <w:bookmarkEnd w:id="103"/>
       <w:r>
         <w:rPr>
           <w:sz w:val="24"/>
@@ -27826,7 +26899,7 @@
           <w:szCs w:val="24"/>
         </w:rPr>
       </w:pPr>
-      <w:bookmarkStart w:id="106" w:name="_lt21"/>
+      <w:bookmarkStart w:id="104" w:name="_lt21"/>
       <w:r>
         <w:rPr>
           <w:sz w:val="24"/>
@@ -27834,7 +26907,7 @@
         </w:rPr>
         <w:t xml:space="preserve">Table </w:t>
       </w:r>
-      <w:bookmarkEnd w:id="106"/>
+      <w:bookmarkEnd w:id="104"/>
       <w:r>
         <w:rPr>
           <w:sz w:val="24"/>
@@ -28348,7 +27421,7 @@
           <w:szCs w:val="24"/>
         </w:rPr>
       </w:pPr>
-      <w:bookmarkStart w:id="107" w:name="_lt22"/>
+      <w:bookmarkStart w:id="105" w:name="_lt22"/>
       <w:r>
         <w:rPr>
           <w:sz w:val="24"/>
@@ -28356,7 +27429,7 @@
         </w:rPr>
         <w:t xml:space="preserve">Table </w:t>
       </w:r>
-      <w:bookmarkEnd w:id="107"/>
+      <w:bookmarkEnd w:id="105"/>
       <w:r>
         <w:rPr>
           <w:sz w:val="24"/>
@@ -28821,6 +27894,7 @@
                 <w:sz w:val="24"/>
                 <w:szCs w:val="24"/>
               </w:rPr>
+              <w:lastRenderedPageBreak/>
               <w:t>Alternative Flow</w:t>
             </w:r>
           </w:p>
@@ -28886,7 +27960,7 @@
           <w:szCs w:val="24"/>
         </w:rPr>
       </w:pPr>
-      <w:bookmarkStart w:id="108" w:name="_lt23"/>
+      <w:bookmarkStart w:id="106" w:name="_lt23"/>
       <w:r>
         <w:rPr>
           <w:sz w:val="24"/>
@@ -28894,7 +27968,7 @@
         </w:rPr>
         <w:t xml:space="preserve">Table </w:t>
       </w:r>
-      <w:bookmarkEnd w:id="108"/>
+      <w:bookmarkEnd w:id="106"/>
       <w:r>
         <w:rPr>
           <w:sz w:val="24"/>
@@ -29397,7 +28471,7 @@
           <w:szCs w:val="24"/>
         </w:rPr>
       </w:pPr>
-      <w:bookmarkStart w:id="109" w:name="_lt24"/>
+      <w:bookmarkStart w:id="107" w:name="_lt24"/>
       <w:r>
         <w:rPr>
           <w:sz w:val="24"/>
@@ -29405,7 +28479,7 @@
         </w:rPr>
         <w:t xml:space="preserve">Table </w:t>
       </w:r>
-      <w:bookmarkEnd w:id="109"/>
+      <w:bookmarkEnd w:id="107"/>
       <w:r>
         <w:rPr>
           <w:sz w:val="24"/>
@@ -29881,7 +28955,7 @@
         <w:pStyle w:val="Heading3"/>
         <w:spacing w:after="120" w:line="360" w:lineRule="auto"/>
       </w:pPr>
-      <w:bookmarkStart w:id="110" w:name="_Toc228407589"/>
+      <w:bookmarkStart w:id="108" w:name="_Toc228407589"/>
       <w:r>
         <w:rPr>
           <w:rFonts w:ascii="Times New Roman" w:hAnsi="Times New Roman"/>
@@ -29894,18 +28968,18 @@
         </w:rPr>
         <w:t>Coordination / Administration / Admin Use Cases</w:t>
       </w:r>
-      <w:bookmarkEnd w:id="110"/>
+      <w:bookmarkEnd w:id="108"/>
     </w:p>
     <w:p>
       <w:pPr>
         <w:pStyle w:val="TableCaption"/>
         <w:spacing w:before="200" w:after="60" w:line="360" w:lineRule="auto"/>
       </w:pPr>
-      <w:bookmarkStart w:id="111" w:name="_lt25"/>
+      <w:bookmarkStart w:id="109" w:name="_lt25"/>
       <w:r>
         <w:t xml:space="preserve">Table </w:t>
       </w:r>
-      <w:bookmarkEnd w:id="111"/>
+      <w:bookmarkEnd w:id="109"/>
       <w:r>
         <w:t>4.6.2.1</w:t>
       </w:r>
@@ -30404,7 +29478,7 @@
           <w:szCs w:val="24"/>
         </w:rPr>
       </w:pPr>
-      <w:bookmarkStart w:id="112" w:name="_lt26"/>
+      <w:bookmarkStart w:id="110" w:name="_lt26"/>
       <w:r>
         <w:rPr>
           <w:sz w:val="24"/>
@@ -30412,7 +29486,7 @@
         </w:rPr>
         <w:t xml:space="preserve">Table </w:t>
       </w:r>
-      <w:bookmarkEnd w:id="112"/>
+      <w:bookmarkEnd w:id="110"/>
       <w:r>
         <w:rPr>
           <w:sz w:val="24"/>
@@ -30926,7 +30000,7 @@
           <w:szCs w:val="24"/>
         </w:rPr>
       </w:pPr>
-      <w:bookmarkStart w:id="113" w:name="_lt27"/>
+      <w:bookmarkStart w:id="111" w:name="_lt27"/>
       <w:r>
         <w:rPr>
           <w:sz w:val="24"/>
@@ -30934,7 +30008,7 @@
         </w:rPr>
         <w:t xml:space="preserve">Table </w:t>
       </w:r>
-      <w:bookmarkEnd w:id="113"/>
+      <w:bookmarkEnd w:id="111"/>
       <w:r>
         <w:rPr>
           <w:sz w:val="24"/>
@@ -31433,14 +30507,14 @@
           <w:sz w:val="24"/>
         </w:rPr>
       </w:pPr>
-      <w:bookmarkStart w:id="114" w:name="_lt28"/>
+      <w:bookmarkStart w:id="112" w:name="_lt28"/>
       <w:r>
         <w:rPr>
           <w:sz w:val="24"/>
         </w:rPr>
         <w:t xml:space="preserve">Table </w:t>
       </w:r>
-      <w:bookmarkEnd w:id="114"/>
+      <w:bookmarkEnd w:id="112"/>
       <w:r>
         <w:rPr>
           <w:sz w:val="24"/>
@@ -31895,6 +30969,7 @@
                 <w:color w:val="000000"/>
                 <w:sz w:val="24"/>
               </w:rPr>
+              <w:lastRenderedPageBreak/>
               <w:t>Alternative Flow</w:t>
             </w:r>
           </w:p>
@@ -32019,7 +31094,7 @@
           <w:sz w:val="40"/>
         </w:rPr>
       </w:pPr>
-      <w:bookmarkStart w:id="115" w:name="_Toc228407590"/>
+      <w:bookmarkStart w:id="113" w:name="_Toc228407590"/>
       <w:r>
         <w:rPr>
           <w:rFonts w:ascii="Times New Roman" w:hAnsi="Times New Roman"/>
@@ -32027,7 +31102,7 @@
         </w:rPr>
         <w:t>Chapter 5</w:t>
       </w:r>
-      <w:bookmarkEnd w:id="115"/>
+      <w:bookmarkEnd w:id="113"/>
       <w:r>
         <w:rPr>
           <w:rFonts w:ascii="Times New Roman" w:hAnsi="Times New Roman"/>
@@ -32046,7 +31121,7 @@
           <w:sz w:val="40"/>
         </w:rPr>
       </w:pPr>
-      <w:bookmarkStart w:id="116" w:name="_Toc228407591"/>
+      <w:bookmarkStart w:id="114" w:name="_Toc228407591"/>
       <w:r>
         <w:rPr>
           <w:rFonts w:ascii="Times New Roman" w:hAnsi="Times New Roman"/>
@@ -32054,7 +31129,7 @@
         </w:rPr>
         <w:t>Implementation</w:t>
       </w:r>
-      <w:bookmarkEnd w:id="116"/>
+      <w:bookmarkEnd w:id="114"/>
     </w:p>
     <w:p>
       <w:pPr>
@@ -32074,7 +31149,7 @@
         <w:pStyle w:val="Heading2"/>
         <w:spacing w:line="360" w:lineRule="auto"/>
       </w:pPr>
-      <w:bookmarkStart w:id="117" w:name="_Toc228407592"/>
+      <w:bookmarkStart w:id="115" w:name="_Toc228407592"/>
       <w:r>
         <w:rPr>
           <w:rFonts w:ascii="Times New Roman" w:hAnsi="Times New Roman"/>
@@ -32094,14 +31169,14 @@
         </w:rPr>
         <w:t>IDE, Tools and Technologies</w:t>
       </w:r>
-      <w:bookmarkEnd w:id="117"/>
+      <w:bookmarkEnd w:id="115"/>
     </w:p>
     <w:p>
       <w:pPr>
         <w:pStyle w:val="Heading3"/>
         <w:spacing w:line="360" w:lineRule="auto"/>
       </w:pPr>
-      <w:bookmarkStart w:id="118" w:name="_Toc228407593"/>
+      <w:bookmarkStart w:id="116" w:name="_Toc228407593"/>
       <w:r>
         <w:rPr>
           <w:rFonts w:ascii="Times New Roman" w:hAnsi="Times New Roman"/>
@@ -32120,7 +31195,7 @@
         </w:rPr>
         <w:t>Frontend</w:t>
       </w:r>
-      <w:bookmarkEnd w:id="118"/>
+      <w:bookmarkEnd w:id="116"/>
     </w:p>
     <w:p>
       <w:pPr>
@@ -32285,7 +31360,7 @@
         <w:pStyle w:val="Heading3"/>
         <w:spacing w:line="360" w:lineRule="auto"/>
       </w:pPr>
-      <w:bookmarkStart w:id="119" w:name="_Toc228407594"/>
+      <w:bookmarkStart w:id="117" w:name="_Toc228407594"/>
       <w:r>
         <w:rPr>
           <w:rFonts w:ascii="Times New Roman" w:hAnsi="Times New Roman"/>
@@ -32304,7 +31379,7 @@
         </w:rPr>
         <w:t>Backend</w:t>
       </w:r>
-      <w:bookmarkEnd w:id="119"/>
+      <w:bookmarkEnd w:id="117"/>
     </w:p>
     <w:p>
       <w:pPr>
@@ -32479,7 +31554,7 @@
         <w:pStyle w:val="Heading3"/>
         <w:spacing w:line="360" w:lineRule="auto"/>
       </w:pPr>
-      <w:bookmarkStart w:id="120" w:name="_Toc228407595"/>
+      <w:bookmarkStart w:id="118" w:name="_Toc228407595"/>
       <w:r>
         <w:rPr>
           <w:rFonts w:ascii="Times New Roman" w:hAnsi="Times New Roman"/>
@@ -32498,7 +31573,7 @@
         </w:rPr>
         <w:t>Database</w:t>
       </w:r>
-      <w:bookmarkEnd w:id="120"/>
+      <w:bookmarkEnd w:id="118"/>
     </w:p>
     <w:p>
       <w:pPr>
@@ -32543,7 +31618,7 @@
         <w:pStyle w:val="Heading3"/>
         <w:spacing w:line="360" w:lineRule="auto"/>
       </w:pPr>
-      <w:bookmarkStart w:id="121" w:name="_Toc228407596"/>
+      <w:bookmarkStart w:id="119" w:name="_Toc228407596"/>
       <w:r>
         <w:rPr>
           <w:rFonts w:ascii="Times New Roman" w:hAnsi="Times New Roman"/>
@@ -32562,7 +31637,7 @@
         </w:rPr>
         <w:t>Tools</w:t>
       </w:r>
-      <w:bookmarkEnd w:id="121"/>
+      <w:bookmarkEnd w:id="119"/>
     </w:p>
     <w:p>
       <w:pPr>
@@ -32664,7 +31739,7 @@
         <w:pStyle w:val="Heading2"/>
         <w:spacing w:line="360" w:lineRule="auto"/>
       </w:pPr>
-      <w:bookmarkStart w:id="122" w:name="_Toc228407597"/>
+      <w:bookmarkStart w:id="120" w:name="_Toc228407597"/>
       <w:r>
         <w:rPr>
           <w:rFonts w:ascii="Times New Roman" w:hAnsi="Times New Roman"/>
@@ -32684,14 +31759,14 @@
         </w:rPr>
         <w:t>Best Practices and Coding Standards</w:t>
       </w:r>
-      <w:bookmarkEnd w:id="122"/>
+      <w:bookmarkEnd w:id="120"/>
     </w:p>
     <w:p>
       <w:pPr>
         <w:pStyle w:val="Heading3"/>
         <w:spacing w:line="360" w:lineRule="auto"/>
       </w:pPr>
-      <w:bookmarkStart w:id="123" w:name="_Toc228407598"/>
+      <w:bookmarkStart w:id="121" w:name="_Toc228407598"/>
       <w:r>
         <w:rPr>
           <w:rFonts w:ascii="Times New Roman" w:hAnsi="Times New Roman"/>
@@ -32710,7 +31785,7 @@
         </w:rPr>
         <w:t>Naming Conventions</w:t>
       </w:r>
-      <w:bookmarkEnd w:id="123"/>
+      <w:bookmarkEnd w:id="121"/>
     </w:p>
     <w:p>
       <w:pPr>
@@ -32750,7 +31825,7 @@
         <w:pStyle w:val="Heading3"/>
         <w:spacing w:line="360" w:lineRule="auto"/>
       </w:pPr>
-      <w:bookmarkStart w:id="124" w:name="_Toc228407599"/>
+      <w:bookmarkStart w:id="122" w:name="_Toc228407599"/>
       <w:r>
         <w:rPr>
           <w:rFonts w:ascii="Times New Roman" w:hAnsi="Times New Roman"/>
@@ -32769,7 +31844,7 @@
         </w:rPr>
         <w:t>Project Structure</w:t>
       </w:r>
-      <w:bookmarkEnd w:id="124"/>
+      <w:bookmarkEnd w:id="122"/>
     </w:p>
     <w:p>
       <w:pPr>
@@ -32793,7 +31868,7 @@
         <w:pStyle w:val="Heading3"/>
         <w:spacing w:line="360" w:lineRule="auto"/>
       </w:pPr>
-      <w:bookmarkStart w:id="125" w:name="_Toc228407600"/>
+      <w:bookmarkStart w:id="123" w:name="_Toc228407600"/>
       <w:r>
         <w:rPr>
           <w:rFonts w:ascii="Times New Roman" w:hAnsi="Times New Roman"/>
@@ -32812,7 +31887,7 @@
         </w:rPr>
         <w:t>Environment Variables</w:t>
       </w:r>
-      <w:bookmarkEnd w:id="125"/>
+      <w:bookmarkEnd w:id="123"/>
     </w:p>
     <w:p>
       <w:pPr>
@@ -32852,7 +31927,7 @@
         <w:pStyle w:val="Heading3"/>
         <w:spacing w:line="360" w:lineRule="auto"/>
       </w:pPr>
-      <w:bookmarkStart w:id="126" w:name="_Toc228407601"/>
+      <w:bookmarkStart w:id="124" w:name="_Toc228407601"/>
       <w:r>
         <w:rPr>
           <w:rFonts w:ascii="Times New Roman" w:hAnsi="Times New Roman"/>
@@ -32871,7 +31946,7 @@
         </w:rPr>
         <w:t>Error Handling</w:t>
       </w:r>
-      <w:bookmarkEnd w:id="126"/>
+      <w:bookmarkEnd w:id="124"/>
     </w:p>
     <w:p>
       <w:pPr>
@@ -32956,7 +32031,7 @@
           <w:sz w:val="40"/>
         </w:rPr>
       </w:pPr>
-      <w:bookmarkStart w:id="127" w:name="_Toc228407602"/>
+      <w:bookmarkStart w:id="125" w:name="_Toc228407602"/>
       <w:r>
         <w:rPr>
           <w:rFonts w:ascii="Times New Roman" w:hAnsi="Times New Roman"/>
@@ -32964,7 +32039,7 @@
         </w:rPr>
         <w:t>Chapter 6</w:t>
       </w:r>
-      <w:bookmarkEnd w:id="127"/>
+      <w:bookmarkEnd w:id="125"/>
     </w:p>
     <w:p>
       <w:pPr>
@@ -32975,7 +32050,7 @@
           <w:sz w:val="40"/>
         </w:rPr>
       </w:pPr>
-      <w:bookmarkStart w:id="128" w:name="_Toc228407603"/>
+      <w:bookmarkStart w:id="126" w:name="_Toc228407603"/>
       <w:r>
         <w:rPr>
           <w:rFonts w:ascii="Times New Roman" w:hAnsi="Times New Roman"/>
@@ -32983,7 +32058,7 @@
         </w:rPr>
         <w:t>Testing and Results</w:t>
       </w:r>
-      <w:bookmarkEnd w:id="128"/>
+      <w:bookmarkEnd w:id="126"/>
     </w:p>
     <w:p>
       <w:pPr>
@@ -33007,7 +32082,7 @@
         <w:pStyle w:val="Heading2"/>
         <w:spacing w:line="360" w:lineRule="auto"/>
       </w:pPr>
-      <w:bookmarkStart w:id="129" w:name="_Toc228407604"/>
+      <w:bookmarkStart w:id="127" w:name="_Toc228407604"/>
       <w:r>
         <w:rPr>
           <w:rFonts w:ascii="Times New Roman" w:hAnsi="Times New Roman"/>
@@ -33027,7 +32102,7 @@
         </w:rPr>
         <w:t>Introduction</w:t>
       </w:r>
-      <w:bookmarkEnd w:id="129"/>
+      <w:bookmarkEnd w:id="127"/>
     </w:p>
     <w:p>
       <w:pPr>
@@ -33051,7 +32126,7 @@
         <w:pStyle w:val="Heading2"/>
         <w:spacing w:line="360" w:lineRule="auto"/>
       </w:pPr>
-      <w:bookmarkStart w:id="130" w:name="_Toc228407605"/>
+      <w:bookmarkStart w:id="128" w:name="_Toc228407605"/>
       <w:r>
         <w:rPr>
           <w:rFonts w:ascii="Times New Roman" w:hAnsi="Times New Roman"/>
@@ -33070,7 +32145,7 @@
         </w:rPr>
         <w:t>SQA Results</w:t>
       </w:r>
-      <w:bookmarkEnd w:id="130"/>
+      <w:bookmarkEnd w:id="128"/>
     </w:p>
     <w:p>
       <w:pPr>
@@ -33110,22 +32185,35 @@
         <w:pStyle w:val="TableCaption"/>
         <w:spacing w:before="200" w:after="60" w:line="360" w:lineRule="auto"/>
       </w:pPr>
-      <w:bookmarkStart w:id="131" w:name="_lt29"/>
+      <w:bookmarkStart w:id="129" w:name="_lt29"/>
       <w:r>
         <w:t xml:space="preserve">Table </w:t>
       </w:r>
-      <w:fldSimple w:instr=" SEQ Table \* ARABIC ">
-        <w:r>
-          <w:rPr>
-            <w:noProof/>
-          </w:rPr>
-          <w:t>27</w:t>
-        </w:r>
-      </w:fldSimple>
+      <w:r>
+        <w:fldChar w:fldCharType="begin"/>
+      </w:r>
+      <w:r>
+        <w:instrText xml:space="preserve"> SEQ Table \* ARABIC </w:instrText>
+      </w:r>
+      <w:r>
+        <w:fldChar w:fldCharType="separate"/>
+      </w:r>
+      <w:r>
+        <w:rPr>
+          <w:noProof/>
+        </w:rPr>
+        <w:t>27</w:t>
+      </w:r>
+      <w:r>
+        <w:rPr>
+          <w:noProof/>
+        </w:rPr>
+        <w:fldChar w:fldCharType="end"/>
+      </w:r>
       <w:r>
         <w:t>: Test Execution Results</w:t>
       </w:r>
-      <w:bookmarkEnd w:id="131"/>
+      <w:bookmarkEnd w:id="129"/>
     </w:p>
     <w:tbl>
       <w:tblPr>
@@ -33907,7 +32995,7 @@
         <w:pStyle w:val="Heading2"/>
         <w:spacing w:line="360" w:lineRule="auto"/>
       </w:pPr>
-      <w:bookmarkStart w:id="132" w:name="_Toc228407606"/>
+      <w:bookmarkStart w:id="130" w:name="_Toc228407606"/>
       <w:r>
         <w:rPr>
           <w:rFonts w:ascii="Times New Roman" w:hAnsi="Times New Roman"/>
@@ -33926,7 +33014,7 @@
         </w:rPr>
         <w:t>Backend Testing</w:t>
       </w:r>
-      <w:bookmarkEnd w:id="132"/>
+      <w:bookmarkEnd w:id="130"/>
     </w:p>
     <w:p>
       <w:pPr>
@@ -34084,7 +33172,7 @@
         <w:pStyle w:val="Heading2"/>
         <w:spacing w:line="360" w:lineRule="auto"/>
       </w:pPr>
-      <w:bookmarkStart w:id="133" w:name="_Toc228407607"/>
+      <w:bookmarkStart w:id="131" w:name="_Toc228407607"/>
       <w:r>
         <w:rPr>
           <w:rFonts w:ascii="Times New Roman" w:hAnsi="Times New Roman"/>
@@ -34103,7 +33191,7 @@
         </w:rPr>
         <w:t>Frontend Testing</w:t>
       </w:r>
-      <w:bookmarkEnd w:id="133"/>
+      <w:bookmarkEnd w:id="131"/>
     </w:p>
     <w:p>
       <w:pPr>
@@ -34176,7 +33264,7 @@
         <w:pStyle w:val="Heading2"/>
         <w:spacing w:line="360" w:lineRule="auto"/>
       </w:pPr>
-      <w:bookmarkStart w:id="134" w:name="_Toc228407608"/>
+      <w:bookmarkStart w:id="132" w:name="_Toc228407608"/>
       <w:r>
         <w:rPr>
           <w:rFonts w:ascii="Times New Roman" w:hAnsi="Times New Roman"/>
@@ -34195,7 +33283,7 @@
         </w:rPr>
         <w:t>Limitations</w:t>
       </w:r>
-      <w:bookmarkEnd w:id="134"/>
+      <w:bookmarkEnd w:id="132"/>
     </w:p>
     <w:p>
       <w:pPr>
@@ -34348,7 +33436,7 @@
           <w:sz w:val="40"/>
         </w:rPr>
       </w:pPr>
-      <w:bookmarkStart w:id="135" w:name="_Toc228407609"/>
+      <w:bookmarkStart w:id="133" w:name="_Toc228407609"/>
       <w:r>
         <w:rPr>
           <w:rFonts w:ascii="Times New Roman" w:hAnsi="Times New Roman"/>
@@ -34356,7 +33444,7 @@
         </w:rPr>
         <w:t>Chapter 7</w:t>
       </w:r>
-      <w:bookmarkEnd w:id="135"/>
+      <w:bookmarkEnd w:id="133"/>
     </w:p>
     <w:p>
       <w:pPr>
@@ -34367,7 +33455,7 @@
           <w:sz w:val="40"/>
         </w:rPr>
       </w:pPr>
-      <w:bookmarkStart w:id="136" w:name="_Toc228407610"/>
+      <w:bookmarkStart w:id="134" w:name="_Toc228407610"/>
       <w:r>
         <w:rPr>
           <w:rFonts w:ascii="Times New Roman" w:hAnsi="Times New Roman"/>
@@ -34375,7 +33463,7 @@
         </w:rPr>
         <w:t>Conclusion and Outlook</w:t>
       </w:r>
-      <w:bookmarkEnd w:id="136"/>
+      <w:bookmarkEnd w:id="134"/>
     </w:p>
     <w:p>
       <w:pPr>
@@ -34412,7 +33500,7 @@
         <w:pStyle w:val="Heading2"/>
         <w:spacing w:line="360" w:lineRule="auto"/>
       </w:pPr>
-      <w:bookmarkStart w:id="137" w:name="_Toc228407611"/>
+      <w:bookmarkStart w:id="135" w:name="_Toc228407611"/>
       <w:r>
         <w:rPr>
           <w:rFonts w:ascii="Times New Roman" w:hAnsi="Times New Roman"/>
@@ -34432,7 +33520,7 @@
         </w:rPr>
         <w:t>Introduction</w:t>
       </w:r>
-      <w:bookmarkEnd w:id="137"/>
+      <w:bookmarkEnd w:id="135"/>
     </w:p>
     <w:p>
       <w:pPr>
@@ -34456,7 +33544,7 @@
         <w:pStyle w:val="Heading2"/>
         <w:spacing w:line="360" w:lineRule="auto"/>
       </w:pPr>
-      <w:bookmarkStart w:id="138" w:name="_Toc228407612"/>
+      <w:bookmarkStart w:id="136" w:name="_Toc228407612"/>
       <w:r>
         <w:rPr>
           <w:rFonts w:ascii="Times New Roman" w:hAnsi="Times New Roman"/>
@@ -34475,7 +33563,7 @@
         </w:rPr>
         <w:t>Achievements</w:t>
       </w:r>
-      <w:bookmarkEnd w:id="138"/>
+      <w:bookmarkEnd w:id="136"/>
     </w:p>
     <w:p>
       <w:pPr>
@@ -34532,7 +33620,7 @@
         <w:pStyle w:val="Heading2"/>
         <w:spacing w:line="360" w:lineRule="auto"/>
       </w:pPr>
-      <w:bookmarkStart w:id="139" w:name="_Toc228407613"/>
+      <w:bookmarkStart w:id="137" w:name="_Toc228407613"/>
       <w:r>
         <w:rPr>
           <w:rFonts w:ascii="Times New Roman" w:hAnsi="Times New Roman"/>
@@ -34551,7 +33639,7 @@
         </w:rPr>
         <w:t>Critical Review</w:t>
       </w:r>
-      <w:bookmarkEnd w:id="139"/>
+      <w:bookmarkEnd w:id="137"/>
     </w:p>
     <w:p>
       <w:pPr>
@@ -34601,7 +33689,7 @@
         <w:pStyle w:val="Heading2"/>
         <w:spacing w:line="360" w:lineRule="auto"/>
       </w:pPr>
-      <w:bookmarkStart w:id="140" w:name="_Toc228407614"/>
+      <w:bookmarkStart w:id="138" w:name="_Toc228407614"/>
       <w:r>
         <w:rPr>
           <w:rFonts w:ascii="Times New Roman" w:hAnsi="Times New Roman"/>
@@ -34620,7 +33708,7 @@
         </w:rPr>
         <w:t>Future Recommendations</w:t>
       </w:r>
-      <w:bookmarkEnd w:id="140"/>
+      <w:bookmarkEnd w:id="138"/>
     </w:p>
     <w:p>
       <w:pPr>
@@ -34774,7 +33862,7 @@
         <w:pStyle w:val="Heading2"/>
         <w:spacing w:line="360" w:lineRule="auto"/>
       </w:pPr>
-      <w:bookmarkStart w:id="141" w:name="_Toc228407615"/>
+      <w:bookmarkStart w:id="139" w:name="_Toc228407615"/>
       <w:r>
         <w:rPr>
           <w:rFonts w:ascii="Times New Roman" w:hAnsi="Times New Roman"/>
@@ -34793,13 +33881,15 @@
         </w:rPr>
         <w:t>Summary</w:t>
       </w:r>
-      <w:bookmarkEnd w:id="141"/>
+      <w:bookmarkEnd w:id="139"/>
     </w:p>
     <w:p>
       <w:pPr>
         <w:spacing w:before="160" w:after="120" w:line="360" w:lineRule="auto"/>
         <w:jc w:val="both"/>
         <w:rPr>
+          <w:rFonts w:ascii="Times New Roman" w:hAnsi="Times New Roman"/>
+          <w:color w:val="000000"/>
           <w:sz w:val="24"/>
         </w:rPr>
       </w:pPr>
@@ -34823,11 +33913,127 @@
     </w:p>
     <w:p>
       <w:pPr>
+        <w:spacing w:before="160" w:after="120" w:line="360" w:lineRule="auto"/>
+        <w:jc w:val="both"/>
+        <w:rPr>
+          <w:rFonts w:ascii="Times New Roman" w:hAnsi="Times New Roman"/>
+          <w:color w:val="000000"/>
+          <w:sz w:val="24"/>
+        </w:rPr>
+      </w:pPr>
+    </w:p>
+    <w:p>
+      <w:pPr>
+        <w:spacing w:before="160" w:after="120" w:line="360" w:lineRule="auto"/>
+        <w:jc w:val="both"/>
+        <w:rPr>
+          <w:rFonts w:ascii="Times New Roman" w:hAnsi="Times New Roman"/>
+          <w:color w:val="000000"/>
+          <w:sz w:val="24"/>
+        </w:rPr>
+      </w:pPr>
+    </w:p>
+    <w:p>
+      <w:pPr>
+        <w:pStyle w:val="Heading2"/>
+        <w:spacing w:line="360" w:lineRule="auto"/>
+        <w:rPr>
+          <w:color w:val="FF0000"/>
+        </w:rPr>
+      </w:pPr>
+      <w:bookmarkStart w:id="140" w:name="_Toc228407552"/>
+      <w:r>
+        <w:rPr>
+          <w:rFonts w:ascii="Times New Roman" w:hAnsi="Times New Roman"/>
+          <w:color w:val="FF0000"/>
+        </w:rPr>
+        <w:t>2.4 References</w:t>
+      </w:r>
+      <w:bookmarkEnd w:id="140"/>
+    </w:p>
+    <w:p>
+      <w:pPr>
+        <w:spacing w:before="160" w:after="100" w:line="360" w:lineRule="auto"/>
+        <w:jc w:val="both"/>
+        <w:rPr>
+          <w:color w:val="FF0000"/>
+        </w:rPr>
+      </w:pPr>
+      <w:r>
+        <w:rPr>
+          <w:rFonts w:ascii="Times New Roman" w:hAnsi="Times New Roman"/>
+          <w:color w:val="FF0000"/>
+        </w:rPr>
+        <w:t>[1] Unii Ltd., "Unii: The Student Network," Active since 2012. [Online]. Available: https://www.unii.com. [Accessed: Apr. 2026].</w:t>
+      </w:r>
+    </w:p>
+    <w:p>
+      <w:pPr>
+        <w:spacing w:before="160" w:after="100" w:line="360" w:lineRule="auto"/>
+        <w:jc w:val="both"/>
+        <w:rPr>
+          <w:color w:val="FF0000"/>
+        </w:rPr>
+      </w:pPr>
+      <w:r>
+        <w:rPr>
+          <w:rFonts w:ascii="Times New Roman" w:hAnsi="Times New Roman"/>
+          <w:color w:val="FF0000"/>
+        </w:rPr>
+        <w:t>[2] UniLife Pty Ltd., "UniLife: Campus Engagement App," Australia. [Online]. Available: https://www.unilife.com.au. [Accessed: Apr. 2026].</w:t>
+      </w:r>
+    </w:p>
+    <w:p>
+      <w:pPr>
+        <w:spacing w:before="160" w:after="100" w:line="360" w:lineRule="auto"/>
+        <w:jc w:val="both"/>
+        <w:rPr>
+          <w:color w:val="FF0000"/>
+        </w:rPr>
+      </w:pPr>
+      <w:r>
+        <w:rPr>
+          <w:rFonts w:ascii="Times New Roman" w:hAnsi="Times New Roman"/>
+          <w:color w:val="FF0000"/>
+        </w:rPr>
+        <w:t>[3] Meta Platforms Inc., "Facebook Campus," launched 2020, discontinued January 2022. Deployed at 204 universities. [Discontinued].</w:t>
+      </w:r>
+    </w:p>
+    <w:p>
+      <w:pPr>
+        <w:spacing w:before="160" w:after="100" w:line="360" w:lineRule="auto"/>
+        <w:jc w:val="both"/>
+        <w:rPr>
+          <w:rFonts w:ascii="Times New Roman" w:hAnsi="Times New Roman"/>
+          <w:color w:val="FF0000"/>
+        </w:rPr>
+      </w:pPr>
+      <w:r>
+        <w:rPr>
+          <w:rFonts w:ascii="Times New Roman" w:hAnsi="Times New Roman"/>
+          <w:color w:val="FF0000"/>
+        </w:rPr>
+        <w:t>[4] CampusGroups Inc., "CampusGroups: Campus Engagement Platform," used at 190+ universities including Stanford, Cornell, Princeton, and Duke. [Online]. Available: https://www.campusgroups.com. [Accessed: Apr. 2026].</w:t>
+      </w:r>
+    </w:p>
+    <w:p>
+      <w:pPr>
+        <w:spacing w:before="160" w:after="120" w:line="360" w:lineRule="auto"/>
+        <w:jc w:val="both"/>
+        <w:rPr>
+          <w:sz w:val="24"/>
+        </w:rPr>
+      </w:pPr>
+    </w:p>
+    <w:p>
+      <w:pPr>
         <w:spacing w:after="0"/>
         <w:rPr>
           <w:b/>
         </w:rPr>
       </w:pPr>
+      <w:bookmarkStart w:id="141" w:name="_GoBack"/>
+      <w:bookmarkEnd w:id="141"/>
       <w:r>
         <w:br w:type="page"/>
       </w:r>
@@ -34952,7 +34158,7 @@
         <w:noProof/>
         <w:sz w:val="20"/>
       </w:rPr>
-      <w:t>19</w:t>
+      <w:t>47</w:t>
     </w:r>
     <w:r>
       <w:rPr>
@@ -47002,11 +46208,11 @@
 </file>
 
 <file path=customXml/item1.xml><?xml version="1.0" encoding="utf-8"?>
-<b:Sources xmlns:b="http://schemas.openxmlformats.org/officeDocument/2006/bibliography" xmlns="http://schemas.openxmlformats.org/officeDocument/2006/bibliography" SelectedStyle="/APA.XSL" StyleName="APA"/>
+<b:Sources xmlns:b="http://schemas.openxmlformats.org/officeDocument/2006/bibliography" xmlns="http://schemas.openxmlformats.org/officeDocument/2006/bibliography" SelectedStyle="\APASixthEditionOfficeOnline.xsl" StyleName="APA" Version="6"/>
 </file>
 
 <file path=customXml/itemProps1.xml><?xml version="1.0" encoding="utf-8"?>
-<ds:datastoreItem xmlns:ds="http://schemas.openxmlformats.org/officeDocument/2006/customXml" ds:itemID="{F91B46CF-787A-45A2-B75A-905DF096904A}">
+<ds:datastoreItem xmlns:ds="http://schemas.openxmlformats.org/officeDocument/2006/customXml" ds:itemID="{4C63D22F-EE55-4EDC-944D-310D22FD3CAA}">
   <ds:schemaRefs>
     <ds:schemaRef ds:uri="http://schemas.openxmlformats.org/officeDocument/2006/bibliography"/>
   </ds:schemaRefs>

--- a/docs/FYP-Documentation/FYP Part 1 Documentation/Riphah_Konnect_FYP_Doc.docx
+++ b/docs/FYP-Documentation/FYP Part 1 Documentation/Riphah_Konnect_FYP_Doc.docx
@@ -830,7 +830,7 @@
                     </wp:anchor>
                   </w:drawing>
                 </mc:Choice>
-                <mc:Fallback xmlns:w16sdtdh="http://schemas.microsoft.com/office/word/2020/wordml/sdtdatahash" xmlns:w16du="http://schemas.microsoft.com/office/word/2023/wordml/word16du" xmlns:w16="http://schemas.microsoft.com/office/word/2018/wordml" xmlns:w16cid="http://schemas.microsoft.com/office/word/2016/wordml/cid" xmlns:w16cex="http://schemas.microsoft.com/office/word/2018/wordml/cex" xmlns:oel="http://schemas.microsoft.com/office/2019/extlst" xmlns:am3d="http://schemas.microsoft.com/office/drawing/2017/model3d" xmlns:aink="http://schemas.microsoft.com/office/drawing/2016/ink" xmlns:cx8="http://schemas.microsoft.com/office/drawing/2016/5/14/chartex" xmlns:cx7="http://schemas.microsoft.com/office/drawing/2016/5/13/chartex" xmlns:cx6="http://schemas.microsoft.com/office/drawing/2016/5/12/chartex" xmlns:cx5="http://schemas.microsoft.com/office/drawing/2016/5/11/chartex" xmlns:cx4="http://schemas.microsoft.com/office/drawing/2016/5/10/chartex" xmlns:cx3="http://schemas.microsoft.com/office/drawing/2016/5/9/chartex" xmlns:cx2="http://schemas.microsoft.com/office/drawing/2015/10/21/chartex">
+                <mc:Fallback xmlns:cx2="http://schemas.microsoft.com/office/drawing/2015/10/21/chartex" xmlns:cx3="http://schemas.microsoft.com/office/drawing/2016/5/9/chartex" xmlns:cx4="http://schemas.microsoft.com/office/drawing/2016/5/10/chartex" xmlns:cx5="http://schemas.microsoft.com/office/drawing/2016/5/11/chartex" xmlns:cx6="http://schemas.microsoft.com/office/drawing/2016/5/12/chartex" xmlns:cx7="http://schemas.microsoft.com/office/drawing/2016/5/13/chartex" xmlns:cx8="http://schemas.microsoft.com/office/drawing/2016/5/14/chartex" xmlns:aink="http://schemas.microsoft.com/office/drawing/2016/ink" xmlns:am3d="http://schemas.microsoft.com/office/drawing/2017/model3d" xmlns:oel="http://schemas.microsoft.com/office/2019/extlst" xmlns:w16cex="http://schemas.microsoft.com/office/word/2018/wordml/cex" xmlns:w16cid="http://schemas.microsoft.com/office/word/2016/wordml/cid" xmlns:w16="http://schemas.microsoft.com/office/word/2018/wordml" xmlns:w16du="http://schemas.microsoft.com/office/word/2023/wordml/word16du" xmlns:w16sdtdh="http://schemas.microsoft.com/office/word/2020/wordml/sdtdatahash">
                   <w:pict>
                     <v:line w14:anchorId="69B6803B" id="Straight Connector 7" o:spid="_x0000_s1026" style="position:absolute;z-index:251659264;visibility:visible;mso-wrap-style:square;mso-width-percent:0;mso-height-percent:0;mso-wrap-distance-left:9pt;mso-wrap-distance-top:0;mso-wrap-distance-right:9pt;mso-wrap-distance-bottom:0;mso-position-horizontal:absolute;mso-position-horizontal-relative:text;mso-position-vertical:absolute;mso-position-vertical-relative:text;mso-width-percent:0;mso-height-percent:0;mso-width-relative:page;mso-height-relative:page" from=".3pt,8.95pt" to="189.3pt,8.95pt" o:gfxdata="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"/>
                   </w:pict>
@@ -1052,7 +1052,7 @@
                     </wp:anchor>
                   </w:drawing>
                 </mc:Choice>
-                <mc:Fallback xmlns:w16sdtdh="http://schemas.microsoft.com/office/word/2020/wordml/sdtdatahash" xmlns:w16du="http://schemas.microsoft.com/office/word/2023/wordml/word16du" xmlns:w16="http://schemas.microsoft.com/office/word/2018/wordml" xmlns:w16cid="http://schemas.microsoft.com/office/word/2016/wordml/cid" xmlns:w16cex="http://schemas.microsoft.com/office/word/2018/wordml/cex" xmlns:oel="http://schemas.microsoft.com/office/2019/extlst" xmlns:am3d="http://schemas.microsoft.com/office/drawing/2017/model3d" xmlns:aink="http://schemas.microsoft.com/office/drawing/2016/ink" xmlns:cx8="http://schemas.microsoft.com/office/drawing/2016/5/14/chartex" xmlns:cx7="http://schemas.microsoft.com/office/drawing/2016/5/13/chartex" xmlns:cx6="http://schemas.microsoft.com/office/drawing/2016/5/12/chartex" xmlns:cx5="http://schemas.microsoft.com/office/drawing/2016/5/11/chartex" xmlns:cx4="http://schemas.microsoft.com/office/drawing/2016/5/10/chartex" xmlns:cx3="http://schemas.microsoft.com/office/drawing/2016/5/9/chartex" xmlns:cx2="http://schemas.microsoft.com/office/drawing/2015/10/21/chartex">
+                <mc:Fallback xmlns:cx2="http://schemas.microsoft.com/office/drawing/2015/10/21/chartex" xmlns:cx3="http://schemas.microsoft.com/office/drawing/2016/5/9/chartex" xmlns:cx4="http://schemas.microsoft.com/office/drawing/2016/5/10/chartex" xmlns:cx5="http://schemas.microsoft.com/office/drawing/2016/5/11/chartex" xmlns:cx6="http://schemas.microsoft.com/office/drawing/2016/5/12/chartex" xmlns:cx7="http://schemas.microsoft.com/office/drawing/2016/5/13/chartex" xmlns:cx8="http://schemas.microsoft.com/office/drawing/2016/5/14/chartex" xmlns:aink="http://schemas.microsoft.com/office/drawing/2016/ink" xmlns:am3d="http://schemas.microsoft.com/office/drawing/2017/model3d" xmlns:oel="http://schemas.microsoft.com/office/2019/extlst" xmlns:w16cex="http://schemas.microsoft.com/office/word/2018/wordml/cex" xmlns:w16cid="http://schemas.microsoft.com/office/word/2016/wordml/cid" xmlns:w16="http://schemas.microsoft.com/office/word/2018/wordml" xmlns:w16du="http://schemas.microsoft.com/office/word/2023/wordml/word16du" xmlns:w16sdtdh="http://schemas.microsoft.com/office/word/2020/wordml/sdtdatahash">
                   <w:pict>
                     <v:line w14:anchorId="0BF08EDF" id="Straight Connector 6" o:spid="_x0000_s1026" style="position:absolute;z-index:251660288;visibility:visible;mso-wrap-style:square;mso-width-percent:0;mso-height-percent:0;mso-wrap-distance-left:9pt;mso-wrap-distance-top:0;mso-wrap-distance-right:9pt;mso-wrap-distance-bottom:0;mso-position-horizontal:absolute;mso-position-horizontal-relative:text;mso-position-vertical:absolute;mso-position-vertical-relative:text;mso-width-percent:0;mso-height-percent:0;mso-width-relative:page;mso-height-relative:page" from=".4pt,5.3pt" to="189.4pt,5.3pt" o:gfxdata="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"/>
                   </w:pict>
@@ -32189,27 +32189,14 @@
       <w:r>
         <w:t xml:space="preserve">Table </w:t>
       </w:r>
-      <w:r>
-        <w:fldChar w:fldCharType="begin"/>
-      </w:r>
-      <w:r>
-        <w:instrText xml:space="preserve"> SEQ Table \* ARABIC </w:instrText>
-      </w:r>
-      <w:r>
-        <w:fldChar w:fldCharType="separate"/>
-      </w:r>
-      <w:r>
-        <w:rPr>
-          <w:noProof/>
-        </w:rPr>
-        <w:t>27</w:t>
-      </w:r>
-      <w:r>
-        <w:rPr>
-          <w:noProof/>
-        </w:rPr>
-        <w:fldChar w:fldCharType="end"/>
-      </w:r>
+      <w:fldSimple w:instr=" SEQ Table \* ARABIC ">
+        <w:r>
+          <w:rPr>
+            <w:noProof/>
+          </w:rPr>
+          <w:t>27</w:t>
+        </w:r>
+      </w:fldSimple>
       <w:r>
         <w:t>: Test Execution Results</w:t>
       </w:r>
@@ -33957,12 +33944,14 @@
         <w:jc w:val="both"/>
         <w:rPr>
           <w:color w:val="FF0000"/>
+          <w:sz w:val="24"/>
         </w:rPr>
       </w:pPr>
       <w:r>
         <w:rPr>
           <w:rFonts w:ascii="Times New Roman" w:hAnsi="Times New Roman"/>
           <w:color w:val="FF0000"/>
+          <w:sz w:val="24"/>
         </w:rPr>
         <w:t>[1] Unii Ltd., "Unii: The Student Network," Active since 2012. [Online]. Available: https://www.unii.com. [Accessed: Apr. 2026].</w:t>
       </w:r>
@@ -33973,12 +33962,14 @@
         <w:jc w:val="both"/>
         <w:rPr>
           <w:color w:val="FF0000"/>
+          <w:sz w:val="24"/>
         </w:rPr>
       </w:pPr>
       <w:r>
         <w:rPr>
           <w:rFonts w:ascii="Times New Roman" w:hAnsi="Times New Roman"/>
           <w:color w:val="FF0000"/>
+          <w:sz w:val="24"/>
         </w:rPr>
         <w:t>[2] UniLife Pty Ltd., "UniLife: Campus Engagement App," Australia. [Online]. Available: https://www.unilife.com.au. [Accessed: Apr. 2026].</w:t>
       </w:r>
@@ -33989,12 +33980,14 @@
         <w:jc w:val="both"/>
         <w:rPr>
           <w:color w:val="FF0000"/>
+          <w:sz w:val="24"/>
         </w:rPr>
       </w:pPr>
       <w:r>
         <w:rPr>
           <w:rFonts w:ascii="Times New Roman" w:hAnsi="Times New Roman"/>
           <w:color w:val="FF0000"/>
+          <w:sz w:val="24"/>
         </w:rPr>
         <w:t>[3] Meta Platforms Inc., "Facebook Campus," launched 2020, discontinued January 2022. Deployed at 204 universities. [Discontinued].</w:t>
       </w:r>
@@ -34006,12 +33999,14 @@
         <w:rPr>
           <w:rFonts w:ascii="Times New Roman" w:hAnsi="Times New Roman"/>
           <w:color w:val="FF0000"/>
+          <w:sz w:val="24"/>
         </w:rPr>
       </w:pPr>
       <w:r>
         <w:rPr>
           <w:rFonts w:ascii="Times New Roman" w:hAnsi="Times New Roman"/>
           <w:color w:val="FF0000"/>
+          <w:sz w:val="24"/>
         </w:rPr>
         <w:t>[4] CampusGroups Inc., "CampusGroups: Campus Engagement Platform," used at 190+ universities including Stanford, Cornell, Princeton, and Duke. [Online]. Available: https://www.campusgroups.com. [Accessed: Apr. 2026].</w:t>
       </w:r>
@@ -46212,7 +46207,7 @@
 </file>
 
 <file path=customXml/itemProps1.xml><?xml version="1.0" encoding="utf-8"?>
-<ds:datastoreItem xmlns:ds="http://schemas.openxmlformats.org/officeDocument/2006/customXml" ds:itemID="{4C63D22F-EE55-4EDC-944D-310D22FD3CAA}">
+<ds:datastoreItem xmlns:ds="http://schemas.openxmlformats.org/officeDocument/2006/customXml" ds:itemID="{726554D0-D2F1-405B-A8E5-971456F55B33}">
   <ds:schemaRefs>
     <ds:schemaRef ds:uri="http://schemas.openxmlformats.org/officeDocument/2006/bibliography"/>
   </ds:schemaRefs>

--- a/docs/FYP-Documentation/FYP Part 1 Documentation/Riphah_Konnect_FYP_Doc.docx
+++ b/docs/FYP-Documentation/FYP Part 1 Documentation/Riphah_Konnect_FYP_Doc.docx
@@ -3327,7 +3327,7 @@
             <w:noProof/>
             <w:webHidden/>
           </w:rPr>
-          <w:t>10</w:t>
+          <w:t>46</w:t>
         </w:r>
         <w:r>
           <w:rPr>
@@ -4066,7 +4066,7 @@
             <w:noProof/>
             <w:webHidden/>
           </w:rPr>
-          <w:t>17</w:t>
+          <w:t>18</w:t>
         </w:r>
         <w:r>
           <w:rPr>
@@ -4135,7 +4135,7 @@
             <w:noProof/>
             <w:webHidden/>
           </w:rPr>
-          <w:t>17</w:t>
+          <w:t>18</w:t>
         </w:r>
         <w:r>
           <w:rPr>
@@ -4342,7 +4342,7 @@
             <w:noProof/>
             <w:webHidden/>
           </w:rPr>
-          <w:t>18</w:t>
+          <w:t>19</w:t>
         </w:r>
         <w:r>
           <w:rPr>
@@ -4411,7 +4411,7 @@
             <w:noProof/>
             <w:webHidden/>
           </w:rPr>
-          <w:t>18</w:t>
+          <w:t>19</w:t>
         </w:r>
         <w:r>
           <w:rPr>
@@ -4549,7 +4549,7 @@
             <w:noProof/>
             <w:webHidden/>
           </w:rPr>
-          <w:t>19</w:t>
+          <w:t>20</w:t>
         </w:r>
         <w:r>
           <w:rPr>
@@ -4618,7 +4618,7 @@
             <w:noProof/>
             <w:webHidden/>
           </w:rPr>
-          <w:t>19</w:t>
+          <w:t>20</w:t>
         </w:r>
         <w:r>
           <w:rPr>
@@ -4825,7 +4825,7 @@
             <w:noProof/>
             <w:webHidden/>
           </w:rPr>
-          <w:t>20</w:t>
+          <w:t>21</w:t>
         </w:r>
         <w:r>
           <w:rPr>
@@ -7666,7 +7666,7 @@
           <w:rFonts w:ascii="Times New Roman" w:hAnsi="Times New Roman"/>
           <w:noProof/>
         </w:rPr>
-        <w:t>16</w:t>
+        <w:t>23</w:t>
       </w:r>
       <w:r>
         <w:rPr>
@@ -7722,7 +7722,7 @@
           <w:rFonts w:ascii="Times New Roman" w:hAnsi="Times New Roman"/>
           <w:noProof/>
         </w:rPr>
-        <w:t>17</w:t>
+        <w:t>24</w:t>
       </w:r>
       <w:r>
         <w:rPr>
@@ -7778,7 +7778,7 @@
           <w:rFonts w:ascii="Times New Roman" w:hAnsi="Times New Roman"/>
           <w:noProof/>
         </w:rPr>
-        <w:t>17</w:t>
+        <w:t>25</w:t>
       </w:r>
       <w:r>
         <w:rPr>
@@ -7834,7 +7834,7 @@
           <w:rFonts w:ascii="Times New Roman" w:hAnsi="Times New Roman"/>
           <w:noProof/>
         </w:rPr>
-        <w:t>18</w:t>
+        <w:t>25</w:t>
       </w:r>
       <w:r>
         <w:rPr>
@@ -7890,7 +7890,7 @@
           <w:rFonts w:ascii="Times New Roman" w:hAnsi="Times New Roman"/>
           <w:noProof/>
         </w:rPr>
-        <w:t>18</w:t>
+        <w:t>26</w:t>
       </w:r>
       <w:r>
         <w:rPr>
@@ -7946,7 +7946,7 @@
           <w:rFonts w:ascii="Times New Roman" w:hAnsi="Times New Roman"/>
           <w:noProof/>
         </w:rPr>
-        <w:t>19</w:t>
+        <w:t>26</w:t>
       </w:r>
       <w:r>
         <w:rPr>
@@ -8031,7 +8031,7 @@
           <w:rFonts w:ascii="Times New Roman" w:hAnsi="Times New Roman"/>
           <w:noProof/>
         </w:rPr>
-        <w:t>6</w:t>
+        <w:t>9</w:t>
       </w:r>
       <w:r>
         <w:rPr>
@@ -8087,7 +8087,7 @@
           <w:rFonts w:ascii="Times New Roman" w:hAnsi="Times New Roman"/>
           <w:noProof/>
         </w:rPr>
-        <w:t>8</w:t>
+        <w:t>12</w:t>
       </w:r>
       <w:r>
         <w:rPr>
@@ -8143,7 +8143,7 @@
           <w:rFonts w:ascii="Times New Roman" w:hAnsi="Times New Roman"/>
           <w:noProof/>
         </w:rPr>
-        <w:t>8</w:t>
+        <w:t>12</w:t>
       </w:r>
       <w:r>
         <w:rPr>
@@ -8199,7 +8199,7 @@
           <w:rFonts w:ascii="Times New Roman" w:hAnsi="Times New Roman"/>
           <w:noProof/>
         </w:rPr>
-        <w:t>9</w:t>
+        <w:t>12</w:t>
       </w:r>
       <w:r>
         <w:rPr>
@@ -8243,19 +8243,16 @@
         <w:rPr>
           <w:rFonts w:ascii="Times New Roman" w:hAnsi="Times New Roman"/>
         </w:rPr>
-      </w:r>
-      <w:r>
-        <w:rPr>
-          <w:rFonts w:ascii="Times New Roman" w:hAnsi="Times New Roman"/>
-        </w:rPr>
         <w:fldChar w:fldCharType="separate"/>
       </w:r>
       <w:r>
         <w:rPr>
           <w:rFonts w:ascii="Times New Roman" w:hAnsi="Times New Roman"/>
+          <w:b/>
+          <w:bCs/>
           <w:noProof/>
         </w:rPr>
-        <w:t>13</w:t>
+        <w:t>Error! Bookmark not defined.</w:t>
       </w:r>
       <w:r>
         <w:rPr>
@@ -8299,19 +8296,16 @@
         <w:rPr>
           <w:rFonts w:ascii="Times New Roman" w:hAnsi="Times New Roman"/>
         </w:rPr>
-      </w:r>
-      <w:r>
-        <w:rPr>
-          <w:rFonts w:ascii="Times New Roman" w:hAnsi="Times New Roman"/>
-        </w:rPr>
         <w:fldChar w:fldCharType="separate"/>
       </w:r>
       <w:r>
         <w:rPr>
           <w:rFonts w:ascii="Times New Roman" w:hAnsi="Times New Roman"/>
+          <w:b/>
+          <w:bCs/>
           <w:noProof/>
         </w:rPr>
-        <w:t>13</w:t>
+        <w:t>Error! Bookmark not defined.</w:t>
       </w:r>
       <w:r>
         <w:rPr>
@@ -8355,19 +8349,16 @@
         <w:rPr>
           <w:rFonts w:ascii="Times New Roman" w:hAnsi="Times New Roman"/>
         </w:rPr>
-      </w:r>
-      <w:r>
-        <w:rPr>
-          <w:rFonts w:ascii="Times New Roman" w:hAnsi="Times New Roman"/>
-        </w:rPr>
         <w:fldChar w:fldCharType="separate"/>
       </w:r>
       <w:r>
         <w:rPr>
           <w:rFonts w:ascii="Times New Roman" w:hAnsi="Times New Roman"/>
+          <w:b/>
+          <w:bCs/>
           <w:noProof/>
         </w:rPr>
-        <w:t>14</w:t>
+        <w:t>Error! Bookmark not defined.</w:t>
       </w:r>
       <w:r>
         <w:rPr>
@@ -8411,19 +8402,16 @@
         <w:rPr>
           <w:rFonts w:ascii="Times New Roman" w:hAnsi="Times New Roman"/>
         </w:rPr>
-      </w:r>
-      <w:r>
-        <w:rPr>
-          <w:rFonts w:ascii="Times New Roman" w:hAnsi="Times New Roman"/>
-        </w:rPr>
         <w:fldChar w:fldCharType="separate"/>
       </w:r>
       <w:r>
         <w:rPr>
           <w:rFonts w:ascii="Times New Roman" w:hAnsi="Times New Roman"/>
+          <w:b/>
+          <w:bCs/>
           <w:noProof/>
         </w:rPr>
-        <w:t>14</w:t>
+        <w:t>Error! Bookmark not defined.</w:t>
       </w:r>
       <w:r>
         <w:rPr>
@@ -8467,19 +8455,16 @@
         <w:rPr>
           <w:rFonts w:ascii="Times New Roman" w:hAnsi="Times New Roman"/>
         </w:rPr>
-      </w:r>
-      <w:r>
-        <w:rPr>
-          <w:rFonts w:ascii="Times New Roman" w:hAnsi="Times New Roman"/>
-        </w:rPr>
         <w:fldChar w:fldCharType="separate"/>
       </w:r>
       <w:r>
         <w:rPr>
           <w:rFonts w:ascii="Times New Roman" w:hAnsi="Times New Roman"/>
+          <w:b/>
+          <w:bCs/>
           <w:noProof/>
         </w:rPr>
-        <w:t>14</w:t>
+        <w:t>Error! Bookmark not defined.</w:t>
       </w:r>
       <w:r>
         <w:rPr>
@@ -8523,19 +8508,16 @@
         <w:rPr>
           <w:rFonts w:ascii="Times New Roman" w:hAnsi="Times New Roman"/>
         </w:rPr>
-      </w:r>
-      <w:r>
-        <w:rPr>
-          <w:rFonts w:ascii="Times New Roman" w:hAnsi="Times New Roman"/>
-        </w:rPr>
         <w:fldChar w:fldCharType="separate"/>
       </w:r>
       <w:r>
         <w:rPr>
           <w:rFonts w:ascii="Times New Roman" w:hAnsi="Times New Roman"/>
+          <w:b/>
+          <w:bCs/>
           <w:noProof/>
         </w:rPr>
-        <w:t>14</w:t>
+        <w:t>Error! Bookmark not defined.</w:t>
       </w:r>
       <w:r>
         <w:rPr>
@@ -8579,19 +8561,16 @@
         <w:rPr>
           <w:rFonts w:ascii="Times New Roman" w:hAnsi="Times New Roman"/>
         </w:rPr>
-      </w:r>
-      <w:r>
-        <w:rPr>
-          <w:rFonts w:ascii="Times New Roman" w:hAnsi="Times New Roman"/>
-        </w:rPr>
         <w:fldChar w:fldCharType="separate"/>
       </w:r>
       <w:r>
         <w:rPr>
           <w:rFonts w:ascii="Times New Roman" w:hAnsi="Times New Roman"/>
+          <w:b/>
+          <w:bCs/>
           <w:noProof/>
         </w:rPr>
-        <w:t>14</w:t>
+        <w:t>Error! Bookmark not defined.</w:t>
       </w:r>
       <w:r>
         <w:rPr>
@@ -8635,19 +8614,16 @@
         <w:rPr>
           <w:rFonts w:ascii="Times New Roman" w:hAnsi="Times New Roman"/>
         </w:rPr>
-      </w:r>
-      <w:r>
-        <w:rPr>
-          <w:rFonts w:ascii="Times New Roman" w:hAnsi="Times New Roman"/>
-        </w:rPr>
         <w:fldChar w:fldCharType="separate"/>
       </w:r>
       <w:r>
         <w:rPr>
           <w:rFonts w:ascii="Times New Roman" w:hAnsi="Times New Roman"/>
+          <w:b/>
+          <w:bCs/>
           <w:noProof/>
         </w:rPr>
-        <w:t>15</w:t>
+        <w:t>Error! Bookmark not defined.</w:t>
       </w:r>
       <w:r>
         <w:rPr>
@@ -8691,19 +8667,16 @@
         <w:rPr>
           <w:rFonts w:ascii="Times New Roman" w:hAnsi="Times New Roman"/>
         </w:rPr>
-      </w:r>
-      <w:r>
-        <w:rPr>
-          <w:rFonts w:ascii="Times New Roman" w:hAnsi="Times New Roman"/>
-        </w:rPr>
         <w:fldChar w:fldCharType="separate"/>
       </w:r>
       <w:r>
         <w:rPr>
           <w:rFonts w:ascii="Times New Roman" w:hAnsi="Times New Roman"/>
+          <w:b/>
+          <w:bCs/>
           <w:noProof/>
         </w:rPr>
-        <w:t>15</w:t>
+        <w:t>Error! Bookmark not defined.</w:t>
       </w:r>
       <w:r>
         <w:rPr>
@@ -8747,19 +8720,16 @@
         <w:rPr>
           <w:rFonts w:ascii="Times New Roman" w:hAnsi="Times New Roman"/>
         </w:rPr>
-      </w:r>
-      <w:r>
-        <w:rPr>
-          <w:rFonts w:ascii="Times New Roman" w:hAnsi="Times New Roman"/>
-        </w:rPr>
         <w:fldChar w:fldCharType="separate"/>
       </w:r>
       <w:r>
         <w:rPr>
           <w:rFonts w:ascii="Times New Roman" w:hAnsi="Times New Roman"/>
+          <w:b/>
+          <w:bCs/>
           <w:noProof/>
         </w:rPr>
-        <w:t>15</w:t>
+        <w:t>Error! Bookmark not defined.</w:t>
       </w:r>
       <w:r>
         <w:rPr>
@@ -8815,7 +8785,7 @@
           <w:rFonts w:ascii="Times New Roman" w:hAnsi="Times New Roman"/>
           <w:noProof/>
         </w:rPr>
-        <w:t>19</w:t>
+        <w:t>27</w:t>
       </w:r>
       <w:r>
         <w:rPr>
@@ -8871,7 +8841,7 @@
           <w:rFonts w:ascii="Times New Roman" w:hAnsi="Times New Roman"/>
           <w:noProof/>
         </w:rPr>
-        <w:t>19</w:t>
+        <w:t>27</w:t>
       </w:r>
       <w:r>
         <w:rPr>
@@ -8927,7 +8897,7 @@
           <w:rFonts w:ascii="Times New Roman" w:hAnsi="Times New Roman"/>
           <w:noProof/>
         </w:rPr>
-        <w:t>20</w:t>
+        <w:t>28</w:t>
       </w:r>
       <w:r>
         <w:rPr>
@@ -8983,7 +8953,7 @@
           <w:rFonts w:ascii="Times New Roman" w:hAnsi="Times New Roman"/>
           <w:noProof/>
         </w:rPr>
-        <w:t>20</w:t>
+        <w:t>28</w:t>
       </w:r>
       <w:r>
         <w:rPr>
@@ -9039,7 +9009,7 @@
           <w:rFonts w:ascii="Times New Roman" w:hAnsi="Times New Roman"/>
           <w:noProof/>
         </w:rPr>
-        <w:t>20</w:t>
+        <w:t>29</w:t>
       </w:r>
       <w:r>
         <w:rPr>
@@ -9095,7 +9065,7 @@
           <w:rFonts w:ascii="Times New Roman" w:hAnsi="Times New Roman"/>
           <w:noProof/>
         </w:rPr>
-        <w:t>21</w:t>
+        <w:t>29</w:t>
       </w:r>
       <w:r>
         <w:rPr>
@@ -9151,7 +9121,7 @@
           <w:rFonts w:ascii="Times New Roman" w:hAnsi="Times New Roman"/>
           <w:noProof/>
         </w:rPr>
-        <w:t>21</w:t>
+        <w:t>30</w:t>
       </w:r>
       <w:r>
         <w:rPr>
@@ -9207,7 +9177,7 @@
           <w:rFonts w:ascii="Times New Roman" w:hAnsi="Times New Roman"/>
           <w:noProof/>
         </w:rPr>
-        <w:t>22</w:t>
+        <w:t>31</w:t>
       </w:r>
       <w:r>
         <w:rPr>
@@ -9263,7 +9233,7 @@
           <w:rFonts w:ascii="Times New Roman" w:hAnsi="Times New Roman"/>
           <w:noProof/>
         </w:rPr>
-        <w:t>22</w:t>
+        <w:t>32</w:t>
       </w:r>
       <w:r>
         <w:rPr>
@@ -9319,7 +9289,7 @@
           <w:rFonts w:ascii="Times New Roman" w:hAnsi="Times New Roman"/>
           <w:noProof/>
         </w:rPr>
-        <w:t>22</w:t>
+        <w:t>32</w:t>
       </w:r>
       <w:r>
         <w:rPr>
@@ -9375,7 +9345,7 @@
           <w:rFonts w:ascii="Times New Roman" w:hAnsi="Times New Roman"/>
           <w:noProof/>
         </w:rPr>
-        <w:t>23</w:t>
+        <w:t>33</w:t>
       </w:r>
       <w:r>
         <w:rPr>
@@ -9431,7 +9401,7 @@
           <w:rFonts w:ascii="Times New Roman" w:hAnsi="Times New Roman"/>
           <w:noProof/>
         </w:rPr>
-        <w:t>23</w:t>
+        <w:t>33</w:t>
       </w:r>
       <w:r>
         <w:rPr>
@@ -9487,7 +9457,7 @@
           <w:rFonts w:ascii="Times New Roman" w:hAnsi="Times New Roman"/>
           <w:noProof/>
         </w:rPr>
-        <w:t>24</w:t>
+        <w:t>34</w:t>
       </w:r>
       <w:r>
         <w:rPr>
@@ -9543,7 +9513,7 @@
           <w:rFonts w:ascii="Times New Roman" w:hAnsi="Times New Roman"/>
           <w:noProof/>
         </w:rPr>
-        <w:t>24</w:t>
+        <w:t>35</w:t>
       </w:r>
       <w:r>
         <w:rPr>
@@ -9602,7 +9572,7 @@
           <w:rFonts w:ascii="Times New Roman" w:hAnsi="Times New Roman"/>
           <w:noProof/>
         </w:rPr>
-        <w:t>29</w:t>
+        <w:t>41</w:t>
       </w:r>
       <w:r>
         <w:rPr>
@@ -22446,6 +22416,13 @@
           <w:sz w:val="24"/>
           <w:szCs w:val="24"/>
         </w:rPr>
+        <w:t>4.</w:t>
+      </w:r>
+      <w:r>
+        <w:rPr>
+          <w:sz w:val="24"/>
+          <w:szCs w:val="24"/>
+        </w:rPr>
         <w:fldChar w:fldCharType="begin"/>
       </w:r>
       <w:r>
@@ -22806,6 +22783,13 @@
           <w:sz w:val="24"/>
           <w:szCs w:val="24"/>
         </w:rPr>
+        <w:t>4.</w:t>
+      </w:r>
+      <w:r>
+        <w:rPr>
+          <w:sz w:val="24"/>
+          <w:szCs w:val="24"/>
+        </w:rPr>
         <w:fldChar w:fldCharType="begin"/>
       </w:r>
       <w:r>
@@ -23075,7 +23059,7 @@
           <w:sz w:val="24"/>
           <w:szCs w:val="24"/>
         </w:rPr>
-        <w:t>4.4.1.1</w:t>
+        <w:t>4.3</w:t>
       </w:r>
       <w:r>
         <w:rPr>
@@ -23309,7 +23293,7 @@
           <w:sz w:val="24"/>
           <w:szCs w:val="24"/>
         </w:rPr>
-        <w:t>4</w:t>
+        <w:t>3</w:t>
       </w:r>
       <w:r>
         <w:rPr>
@@ -23325,7 +23309,7 @@
           <w:sz w:val="24"/>
           <w:szCs w:val="24"/>
         </w:rPr>
-        <w:t>.4.2.1</w:t>
+        <w:t>.4</w:t>
       </w:r>
       <w:r>
         <w:rPr>
@@ -23576,7 +23560,7 @@
           <w:noProof/>
           <w:sz w:val="24"/>
         </w:rPr>
-        <w:t>5</w:t>
+        <w:t>4</w:t>
       </w:r>
       <w:r>
         <w:rPr>
@@ -23584,13 +23568,6 @@
           <w:sz w:val="24"/>
         </w:rPr>
         <w:fldChar w:fldCharType="end"/>
-      </w:r>
-      <w:r>
-        <w:rPr>
-          <w:noProof/>
-          <w:sz w:val="24"/>
-        </w:rPr>
-        <w:t>.1.1</w:t>
       </w:r>
       <w:r>
         <w:rPr>
@@ -23791,7 +23768,7 @@
           <w:sz w:val="24"/>
           <w:szCs w:val="24"/>
         </w:rPr>
-        <w:t>4.5.2.2</w:t>
+        <w:t>4.6</w:t>
       </w:r>
       <w:r>
         <w:rPr>
@@ -23864,9 +23841,14 @@
         <w:t>Table</w:t>
       </w:r>
       <w:r>
-        <w:t xml:space="preserve"> 4.6.1.1</w:t>
+        <w:t xml:space="preserve"> 4.</w:t>
       </w:r>
       <w:bookmarkEnd w:id="98"/>
+      <w:r>
+        <w:t>1</w:t>
+      </w:r>
+      <w:bookmarkStart w:id="99" w:name="_GoBack"/>
+      <w:bookmarkEnd w:id="99"/>
     </w:p>
     <w:tbl>
       <w:tblPr>
@@ -24361,7 +24343,7 @@
           <w:szCs w:val="24"/>
         </w:rPr>
       </w:pPr>
-      <w:bookmarkStart w:id="99" w:name="_lt16"/>
+      <w:bookmarkStart w:id="100" w:name="_lt16"/>
       <w:r>
         <w:rPr>
           <w:sz w:val="24"/>
@@ -24376,7 +24358,7 @@
         </w:rPr>
         <w:t xml:space="preserve"> 4.6.1.2</w:t>
       </w:r>
-      <w:bookmarkEnd w:id="99"/>
+      <w:bookmarkEnd w:id="100"/>
     </w:p>
     <w:tbl>
       <w:tblPr>
@@ -24873,7 +24855,7 @@
           <w:szCs w:val="24"/>
         </w:rPr>
       </w:pPr>
-      <w:bookmarkStart w:id="100" w:name="_lt17"/>
+      <w:bookmarkStart w:id="101" w:name="_lt17"/>
       <w:r>
         <w:rPr>
           <w:sz w:val="24"/>
@@ -24888,7 +24870,7 @@
         </w:rPr>
         <w:t xml:space="preserve"> 4.6.1.3 </w:t>
       </w:r>
-      <w:bookmarkEnd w:id="100"/>
+      <w:bookmarkEnd w:id="101"/>
     </w:p>
     <w:tbl>
       <w:tblPr>
@@ -25374,7 +25356,7 @@
           <w:szCs w:val="24"/>
         </w:rPr>
       </w:pPr>
-      <w:bookmarkStart w:id="101" w:name="_lt18"/>
+      <w:bookmarkStart w:id="102" w:name="_lt18"/>
       <w:r>
         <w:rPr>
           <w:sz w:val="24"/>
@@ -25389,7 +25371,7 @@
         </w:rPr>
         <w:t xml:space="preserve"> 4.6.1.4</w:t>
       </w:r>
-      <w:bookmarkEnd w:id="101"/>
+      <w:bookmarkEnd w:id="102"/>
     </w:p>
     <w:tbl>
       <w:tblPr>
@@ -25876,7 +25858,7 @@
           <w:szCs w:val="24"/>
         </w:rPr>
       </w:pPr>
-      <w:bookmarkStart w:id="102" w:name="_lt19"/>
+      <w:bookmarkStart w:id="103" w:name="_lt19"/>
       <w:r>
         <w:rPr>
           <w:sz w:val="24"/>
@@ -25891,7 +25873,7 @@
         </w:rPr>
         <w:t xml:space="preserve"> 4.6.1.5</w:t>
       </w:r>
-      <w:bookmarkEnd w:id="102"/>
+      <w:bookmarkEnd w:id="103"/>
     </w:p>
     <w:tbl>
       <w:tblPr>
@@ -26377,7 +26359,7 @@
           <w:szCs w:val="24"/>
         </w:rPr>
       </w:pPr>
-      <w:bookmarkStart w:id="103" w:name="_lt20"/>
+      <w:bookmarkStart w:id="104" w:name="_lt20"/>
       <w:r>
         <w:rPr>
           <w:sz w:val="24"/>
@@ -26385,7 +26367,7 @@
         </w:rPr>
         <w:t xml:space="preserve">Table </w:t>
       </w:r>
-      <w:bookmarkEnd w:id="103"/>
+      <w:bookmarkEnd w:id="104"/>
       <w:r>
         <w:rPr>
           <w:sz w:val="24"/>
@@ -26899,7 +26881,7 @@
           <w:szCs w:val="24"/>
         </w:rPr>
       </w:pPr>
-      <w:bookmarkStart w:id="104" w:name="_lt21"/>
+      <w:bookmarkStart w:id="105" w:name="_lt21"/>
       <w:r>
         <w:rPr>
           <w:sz w:val="24"/>
@@ -26907,7 +26889,7 @@
         </w:rPr>
         <w:t xml:space="preserve">Table </w:t>
       </w:r>
-      <w:bookmarkEnd w:id="104"/>
+      <w:bookmarkEnd w:id="105"/>
       <w:r>
         <w:rPr>
           <w:sz w:val="24"/>
@@ -27421,7 +27403,7 @@
           <w:szCs w:val="24"/>
         </w:rPr>
       </w:pPr>
-      <w:bookmarkStart w:id="105" w:name="_lt22"/>
+      <w:bookmarkStart w:id="106" w:name="_lt22"/>
       <w:r>
         <w:rPr>
           <w:sz w:val="24"/>
@@ -27429,7 +27411,7 @@
         </w:rPr>
         <w:t xml:space="preserve">Table </w:t>
       </w:r>
-      <w:bookmarkEnd w:id="105"/>
+      <w:bookmarkEnd w:id="106"/>
       <w:r>
         <w:rPr>
           <w:sz w:val="24"/>
@@ -27960,7 +27942,7 @@
           <w:szCs w:val="24"/>
         </w:rPr>
       </w:pPr>
-      <w:bookmarkStart w:id="106" w:name="_lt23"/>
+      <w:bookmarkStart w:id="107" w:name="_lt23"/>
       <w:r>
         <w:rPr>
           <w:sz w:val="24"/>
@@ -27968,7 +27950,7 @@
         </w:rPr>
         <w:t xml:space="preserve">Table </w:t>
       </w:r>
-      <w:bookmarkEnd w:id="106"/>
+      <w:bookmarkEnd w:id="107"/>
       <w:r>
         <w:rPr>
           <w:sz w:val="24"/>
@@ -28471,7 +28453,7 @@
           <w:szCs w:val="24"/>
         </w:rPr>
       </w:pPr>
-      <w:bookmarkStart w:id="107" w:name="_lt24"/>
+      <w:bookmarkStart w:id="108" w:name="_lt24"/>
       <w:r>
         <w:rPr>
           <w:sz w:val="24"/>
@@ -28479,7 +28461,7 @@
         </w:rPr>
         <w:t xml:space="preserve">Table </w:t>
       </w:r>
-      <w:bookmarkEnd w:id="107"/>
+      <w:bookmarkEnd w:id="108"/>
       <w:r>
         <w:rPr>
           <w:sz w:val="24"/>
@@ -28955,7 +28937,7 @@
         <w:pStyle w:val="Heading3"/>
         <w:spacing w:after="120" w:line="360" w:lineRule="auto"/>
       </w:pPr>
-      <w:bookmarkStart w:id="108" w:name="_Toc228407589"/>
+      <w:bookmarkStart w:id="109" w:name="_Toc228407589"/>
       <w:r>
         <w:rPr>
           <w:rFonts w:ascii="Times New Roman" w:hAnsi="Times New Roman"/>
@@ -28968,18 +28950,18 @@
         </w:rPr>
         <w:t>Coordination / Administration / Admin Use Cases</w:t>
       </w:r>
-      <w:bookmarkEnd w:id="108"/>
+      <w:bookmarkEnd w:id="109"/>
     </w:p>
     <w:p>
       <w:pPr>
         <w:pStyle w:val="TableCaption"/>
         <w:spacing w:before="200" w:after="60" w:line="360" w:lineRule="auto"/>
       </w:pPr>
-      <w:bookmarkStart w:id="109" w:name="_lt25"/>
+      <w:bookmarkStart w:id="110" w:name="_lt25"/>
       <w:r>
         <w:t xml:space="preserve">Table </w:t>
       </w:r>
-      <w:bookmarkEnd w:id="109"/>
+      <w:bookmarkEnd w:id="110"/>
       <w:r>
         <w:t>4.6.2.1</w:t>
       </w:r>
@@ -29478,7 +29460,7 @@
           <w:szCs w:val="24"/>
         </w:rPr>
       </w:pPr>
-      <w:bookmarkStart w:id="110" w:name="_lt26"/>
+      <w:bookmarkStart w:id="111" w:name="_lt26"/>
       <w:r>
         <w:rPr>
           <w:sz w:val="24"/>
@@ -29486,7 +29468,7 @@
         </w:rPr>
         <w:t xml:space="preserve">Table </w:t>
       </w:r>
-      <w:bookmarkEnd w:id="110"/>
+      <w:bookmarkEnd w:id="111"/>
       <w:r>
         <w:rPr>
           <w:sz w:val="24"/>
@@ -30000,7 +29982,7 @@
           <w:szCs w:val="24"/>
         </w:rPr>
       </w:pPr>
-      <w:bookmarkStart w:id="111" w:name="_lt27"/>
+      <w:bookmarkStart w:id="112" w:name="_lt27"/>
       <w:r>
         <w:rPr>
           <w:sz w:val="24"/>
@@ -30008,7 +29990,7 @@
         </w:rPr>
         <w:t xml:space="preserve">Table </w:t>
       </w:r>
-      <w:bookmarkEnd w:id="111"/>
+      <w:bookmarkEnd w:id="112"/>
       <w:r>
         <w:rPr>
           <w:sz w:val="24"/>
@@ -30507,14 +30489,14 @@
           <w:sz w:val="24"/>
         </w:rPr>
       </w:pPr>
-      <w:bookmarkStart w:id="112" w:name="_lt28"/>
+      <w:bookmarkStart w:id="113" w:name="_lt28"/>
       <w:r>
         <w:rPr>
           <w:sz w:val="24"/>
         </w:rPr>
         <w:t xml:space="preserve">Table </w:t>
       </w:r>
-      <w:bookmarkEnd w:id="112"/>
+      <w:bookmarkEnd w:id="113"/>
       <w:r>
         <w:rPr>
           <w:sz w:val="24"/>
@@ -31094,7 +31076,7 @@
           <w:sz w:val="40"/>
         </w:rPr>
       </w:pPr>
-      <w:bookmarkStart w:id="113" w:name="_Toc228407590"/>
+      <w:bookmarkStart w:id="114" w:name="_Toc228407590"/>
       <w:r>
         <w:rPr>
           <w:rFonts w:ascii="Times New Roman" w:hAnsi="Times New Roman"/>
@@ -31102,7 +31084,7 @@
         </w:rPr>
         <w:t>Chapter 5</w:t>
       </w:r>
-      <w:bookmarkEnd w:id="113"/>
+      <w:bookmarkEnd w:id="114"/>
       <w:r>
         <w:rPr>
           <w:rFonts w:ascii="Times New Roman" w:hAnsi="Times New Roman"/>
@@ -31121,7 +31103,7 @@
           <w:sz w:val="40"/>
         </w:rPr>
       </w:pPr>
-      <w:bookmarkStart w:id="114" w:name="_Toc228407591"/>
+      <w:bookmarkStart w:id="115" w:name="_Toc228407591"/>
       <w:r>
         <w:rPr>
           <w:rFonts w:ascii="Times New Roman" w:hAnsi="Times New Roman"/>
@@ -31129,7 +31111,7 @@
         </w:rPr>
         <w:t>Implementation</w:t>
       </w:r>
-      <w:bookmarkEnd w:id="114"/>
+      <w:bookmarkEnd w:id="115"/>
     </w:p>
     <w:p>
       <w:pPr>
@@ -31149,7 +31131,7 @@
         <w:pStyle w:val="Heading2"/>
         <w:spacing w:line="360" w:lineRule="auto"/>
       </w:pPr>
-      <w:bookmarkStart w:id="115" w:name="_Toc228407592"/>
+      <w:bookmarkStart w:id="116" w:name="_Toc228407592"/>
       <w:r>
         <w:rPr>
           <w:rFonts w:ascii="Times New Roman" w:hAnsi="Times New Roman"/>
@@ -31169,14 +31151,14 @@
         </w:rPr>
         <w:t>IDE, Tools and Technologies</w:t>
       </w:r>
-      <w:bookmarkEnd w:id="115"/>
+      <w:bookmarkEnd w:id="116"/>
     </w:p>
     <w:p>
       <w:pPr>
         <w:pStyle w:val="Heading3"/>
         <w:spacing w:line="360" w:lineRule="auto"/>
       </w:pPr>
-      <w:bookmarkStart w:id="116" w:name="_Toc228407593"/>
+      <w:bookmarkStart w:id="117" w:name="_Toc228407593"/>
       <w:r>
         <w:rPr>
           <w:rFonts w:ascii="Times New Roman" w:hAnsi="Times New Roman"/>
@@ -31195,7 +31177,7 @@
         </w:rPr>
         <w:t>Frontend</w:t>
       </w:r>
-      <w:bookmarkEnd w:id="116"/>
+      <w:bookmarkEnd w:id="117"/>
     </w:p>
     <w:p>
       <w:pPr>
@@ -31360,7 +31342,7 @@
         <w:pStyle w:val="Heading3"/>
         <w:spacing w:line="360" w:lineRule="auto"/>
       </w:pPr>
-      <w:bookmarkStart w:id="117" w:name="_Toc228407594"/>
+      <w:bookmarkStart w:id="118" w:name="_Toc228407594"/>
       <w:r>
         <w:rPr>
           <w:rFonts w:ascii="Times New Roman" w:hAnsi="Times New Roman"/>
@@ -31379,7 +31361,7 @@
         </w:rPr>
         <w:t>Backend</w:t>
       </w:r>
-      <w:bookmarkEnd w:id="117"/>
+      <w:bookmarkEnd w:id="118"/>
     </w:p>
     <w:p>
       <w:pPr>
@@ -31554,7 +31536,7 @@
         <w:pStyle w:val="Heading3"/>
         <w:spacing w:line="360" w:lineRule="auto"/>
       </w:pPr>
-      <w:bookmarkStart w:id="118" w:name="_Toc228407595"/>
+      <w:bookmarkStart w:id="119" w:name="_Toc228407595"/>
       <w:r>
         <w:rPr>
           <w:rFonts w:ascii="Times New Roman" w:hAnsi="Times New Roman"/>
@@ -31573,7 +31555,7 @@
         </w:rPr>
         <w:t>Database</w:t>
       </w:r>
-      <w:bookmarkEnd w:id="118"/>
+      <w:bookmarkEnd w:id="119"/>
     </w:p>
     <w:p>
       <w:pPr>
@@ -31618,7 +31600,7 @@
         <w:pStyle w:val="Heading3"/>
         <w:spacing w:line="360" w:lineRule="auto"/>
       </w:pPr>
-      <w:bookmarkStart w:id="119" w:name="_Toc228407596"/>
+      <w:bookmarkStart w:id="120" w:name="_Toc228407596"/>
       <w:r>
         <w:rPr>
           <w:rFonts w:ascii="Times New Roman" w:hAnsi="Times New Roman"/>
@@ -31637,7 +31619,7 @@
         </w:rPr>
         <w:t>Tools</w:t>
       </w:r>
-      <w:bookmarkEnd w:id="119"/>
+      <w:bookmarkEnd w:id="120"/>
     </w:p>
     <w:p>
       <w:pPr>
@@ -31739,7 +31721,7 @@
         <w:pStyle w:val="Heading2"/>
         <w:spacing w:line="360" w:lineRule="auto"/>
       </w:pPr>
-      <w:bookmarkStart w:id="120" w:name="_Toc228407597"/>
+      <w:bookmarkStart w:id="121" w:name="_Toc228407597"/>
       <w:r>
         <w:rPr>
           <w:rFonts w:ascii="Times New Roman" w:hAnsi="Times New Roman"/>
@@ -31759,14 +31741,14 @@
         </w:rPr>
         <w:t>Best Practices and Coding Standards</w:t>
       </w:r>
-      <w:bookmarkEnd w:id="120"/>
+      <w:bookmarkEnd w:id="121"/>
     </w:p>
     <w:p>
       <w:pPr>
         <w:pStyle w:val="Heading3"/>
         <w:spacing w:line="360" w:lineRule="auto"/>
       </w:pPr>
-      <w:bookmarkStart w:id="121" w:name="_Toc228407598"/>
+      <w:bookmarkStart w:id="122" w:name="_Toc228407598"/>
       <w:r>
         <w:rPr>
           <w:rFonts w:ascii="Times New Roman" w:hAnsi="Times New Roman"/>
@@ -31785,7 +31767,7 @@
         </w:rPr>
         <w:t>Naming Conventions</w:t>
       </w:r>
-      <w:bookmarkEnd w:id="121"/>
+      <w:bookmarkEnd w:id="122"/>
     </w:p>
     <w:p>
       <w:pPr>
@@ -31825,7 +31807,7 @@
         <w:pStyle w:val="Heading3"/>
         <w:spacing w:line="360" w:lineRule="auto"/>
       </w:pPr>
-      <w:bookmarkStart w:id="122" w:name="_Toc228407599"/>
+      <w:bookmarkStart w:id="123" w:name="_Toc228407599"/>
       <w:r>
         <w:rPr>
           <w:rFonts w:ascii="Times New Roman" w:hAnsi="Times New Roman"/>
@@ -31844,7 +31826,7 @@
         </w:rPr>
         <w:t>Project Structure</w:t>
       </w:r>
-      <w:bookmarkEnd w:id="122"/>
+      <w:bookmarkEnd w:id="123"/>
     </w:p>
     <w:p>
       <w:pPr>
@@ -31868,7 +31850,7 @@
         <w:pStyle w:val="Heading3"/>
         <w:spacing w:line="360" w:lineRule="auto"/>
       </w:pPr>
-      <w:bookmarkStart w:id="123" w:name="_Toc228407600"/>
+      <w:bookmarkStart w:id="124" w:name="_Toc228407600"/>
       <w:r>
         <w:rPr>
           <w:rFonts w:ascii="Times New Roman" w:hAnsi="Times New Roman"/>
@@ -31887,7 +31869,7 @@
         </w:rPr>
         <w:t>Environment Variables</w:t>
       </w:r>
-      <w:bookmarkEnd w:id="123"/>
+      <w:bookmarkEnd w:id="124"/>
     </w:p>
     <w:p>
       <w:pPr>
@@ -31927,7 +31909,7 @@
         <w:pStyle w:val="Heading3"/>
         <w:spacing w:line="360" w:lineRule="auto"/>
       </w:pPr>
-      <w:bookmarkStart w:id="124" w:name="_Toc228407601"/>
+      <w:bookmarkStart w:id="125" w:name="_Toc228407601"/>
       <w:r>
         <w:rPr>
           <w:rFonts w:ascii="Times New Roman" w:hAnsi="Times New Roman"/>
@@ -31946,7 +31928,7 @@
         </w:rPr>
         <w:t>Error Handling</w:t>
       </w:r>
-      <w:bookmarkEnd w:id="124"/>
+      <w:bookmarkEnd w:id="125"/>
     </w:p>
     <w:p>
       <w:pPr>
@@ -32031,7 +32013,7 @@
           <w:sz w:val="40"/>
         </w:rPr>
       </w:pPr>
-      <w:bookmarkStart w:id="125" w:name="_Toc228407602"/>
+      <w:bookmarkStart w:id="126" w:name="_Toc228407602"/>
       <w:r>
         <w:rPr>
           <w:rFonts w:ascii="Times New Roman" w:hAnsi="Times New Roman"/>
@@ -32039,7 +32021,7 @@
         </w:rPr>
         <w:t>Chapter 6</w:t>
       </w:r>
-      <w:bookmarkEnd w:id="125"/>
+      <w:bookmarkEnd w:id="126"/>
     </w:p>
     <w:p>
       <w:pPr>
@@ -32050,7 +32032,7 @@
           <w:sz w:val="40"/>
         </w:rPr>
       </w:pPr>
-      <w:bookmarkStart w:id="126" w:name="_Toc228407603"/>
+      <w:bookmarkStart w:id="127" w:name="_Toc228407603"/>
       <w:r>
         <w:rPr>
           <w:rFonts w:ascii="Times New Roman" w:hAnsi="Times New Roman"/>
@@ -32058,7 +32040,7 @@
         </w:rPr>
         <w:t>Testing and Results</w:t>
       </w:r>
-      <w:bookmarkEnd w:id="126"/>
+      <w:bookmarkEnd w:id="127"/>
     </w:p>
     <w:p>
       <w:pPr>
@@ -32082,7 +32064,7 @@
         <w:pStyle w:val="Heading2"/>
         <w:spacing w:line="360" w:lineRule="auto"/>
       </w:pPr>
-      <w:bookmarkStart w:id="127" w:name="_Toc228407604"/>
+      <w:bookmarkStart w:id="128" w:name="_Toc228407604"/>
       <w:r>
         <w:rPr>
           <w:rFonts w:ascii="Times New Roman" w:hAnsi="Times New Roman"/>
@@ -32102,7 +32084,7 @@
         </w:rPr>
         <w:t>Introduction</w:t>
       </w:r>
-      <w:bookmarkEnd w:id="127"/>
+      <w:bookmarkEnd w:id="128"/>
     </w:p>
     <w:p>
       <w:pPr>
@@ -32126,7 +32108,7 @@
         <w:pStyle w:val="Heading2"/>
         <w:spacing w:line="360" w:lineRule="auto"/>
       </w:pPr>
-      <w:bookmarkStart w:id="128" w:name="_Toc228407605"/>
+      <w:bookmarkStart w:id="129" w:name="_Toc228407605"/>
       <w:r>
         <w:rPr>
           <w:rFonts w:ascii="Times New Roman" w:hAnsi="Times New Roman"/>
@@ -32145,7 +32127,7 @@
         </w:rPr>
         <w:t>SQA Results</w:t>
       </w:r>
-      <w:bookmarkEnd w:id="128"/>
+      <w:bookmarkEnd w:id="129"/>
     </w:p>
     <w:p>
       <w:pPr>
@@ -32185,7 +32167,7 @@
         <w:pStyle w:val="TableCaption"/>
         <w:spacing w:before="200" w:after="60" w:line="360" w:lineRule="auto"/>
       </w:pPr>
-      <w:bookmarkStart w:id="129" w:name="_lt29"/>
+      <w:bookmarkStart w:id="130" w:name="_lt29"/>
       <w:r>
         <w:t xml:space="preserve">Table </w:t>
       </w:r>
@@ -32194,13 +32176,13 @@
           <w:rPr>
             <w:noProof/>
           </w:rPr>
-          <w:t>27</w:t>
+          <w:t>1</w:t>
         </w:r>
       </w:fldSimple>
       <w:r>
         <w:t>: Test Execution Results</w:t>
       </w:r>
-      <w:bookmarkEnd w:id="129"/>
+      <w:bookmarkEnd w:id="130"/>
     </w:p>
     <w:tbl>
       <w:tblPr>
@@ -32982,7 +32964,7 @@
         <w:pStyle w:val="Heading2"/>
         <w:spacing w:line="360" w:lineRule="auto"/>
       </w:pPr>
-      <w:bookmarkStart w:id="130" w:name="_Toc228407606"/>
+      <w:bookmarkStart w:id="131" w:name="_Toc228407606"/>
       <w:r>
         <w:rPr>
           <w:rFonts w:ascii="Times New Roman" w:hAnsi="Times New Roman"/>
@@ -33001,7 +32983,7 @@
         </w:rPr>
         <w:t>Backend Testing</w:t>
       </w:r>
-      <w:bookmarkEnd w:id="130"/>
+      <w:bookmarkEnd w:id="131"/>
     </w:p>
     <w:p>
       <w:pPr>
@@ -33159,7 +33141,7 @@
         <w:pStyle w:val="Heading2"/>
         <w:spacing w:line="360" w:lineRule="auto"/>
       </w:pPr>
-      <w:bookmarkStart w:id="131" w:name="_Toc228407607"/>
+      <w:bookmarkStart w:id="132" w:name="_Toc228407607"/>
       <w:r>
         <w:rPr>
           <w:rFonts w:ascii="Times New Roman" w:hAnsi="Times New Roman"/>
@@ -33178,7 +33160,7 @@
         </w:rPr>
         <w:t>Frontend Testing</w:t>
       </w:r>
-      <w:bookmarkEnd w:id="131"/>
+      <w:bookmarkEnd w:id="132"/>
     </w:p>
     <w:p>
       <w:pPr>
@@ -33251,7 +33233,7 @@
         <w:pStyle w:val="Heading2"/>
         <w:spacing w:line="360" w:lineRule="auto"/>
       </w:pPr>
-      <w:bookmarkStart w:id="132" w:name="_Toc228407608"/>
+      <w:bookmarkStart w:id="133" w:name="_Toc228407608"/>
       <w:r>
         <w:rPr>
           <w:rFonts w:ascii="Times New Roman" w:hAnsi="Times New Roman"/>
@@ -33270,7 +33252,7 @@
         </w:rPr>
         <w:t>Limitations</w:t>
       </w:r>
-      <w:bookmarkEnd w:id="132"/>
+      <w:bookmarkEnd w:id="133"/>
     </w:p>
     <w:p>
       <w:pPr>
@@ -33423,7 +33405,7 @@
           <w:sz w:val="40"/>
         </w:rPr>
       </w:pPr>
-      <w:bookmarkStart w:id="133" w:name="_Toc228407609"/>
+      <w:bookmarkStart w:id="134" w:name="_Toc228407609"/>
       <w:r>
         <w:rPr>
           <w:rFonts w:ascii="Times New Roman" w:hAnsi="Times New Roman"/>
@@ -33431,7 +33413,7 @@
         </w:rPr>
         <w:t>Chapter 7</w:t>
       </w:r>
-      <w:bookmarkEnd w:id="133"/>
+      <w:bookmarkEnd w:id="134"/>
     </w:p>
     <w:p>
       <w:pPr>
@@ -33442,7 +33424,7 @@
           <w:sz w:val="40"/>
         </w:rPr>
       </w:pPr>
-      <w:bookmarkStart w:id="134" w:name="_Toc228407610"/>
+      <w:bookmarkStart w:id="135" w:name="_Toc228407610"/>
       <w:r>
         <w:rPr>
           <w:rFonts w:ascii="Times New Roman" w:hAnsi="Times New Roman"/>
@@ -33450,7 +33432,7 @@
         </w:rPr>
         <w:t>Conclusion and Outlook</w:t>
       </w:r>
-      <w:bookmarkEnd w:id="134"/>
+      <w:bookmarkEnd w:id="135"/>
     </w:p>
     <w:p>
       <w:pPr>
@@ -33487,7 +33469,7 @@
         <w:pStyle w:val="Heading2"/>
         <w:spacing w:line="360" w:lineRule="auto"/>
       </w:pPr>
-      <w:bookmarkStart w:id="135" w:name="_Toc228407611"/>
+      <w:bookmarkStart w:id="136" w:name="_Toc228407611"/>
       <w:r>
         <w:rPr>
           <w:rFonts w:ascii="Times New Roman" w:hAnsi="Times New Roman"/>
@@ -33507,7 +33489,7 @@
         </w:rPr>
         <w:t>Introduction</w:t>
       </w:r>
-      <w:bookmarkEnd w:id="135"/>
+      <w:bookmarkEnd w:id="136"/>
     </w:p>
     <w:p>
       <w:pPr>
@@ -33531,7 +33513,7 @@
         <w:pStyle w:val="Heading2"/>
         <w:spacing w:line="360" w:lineRule="auto"/>
       </w:pPr>
-      <w:bookmarkStart w:id="136" w:name="_Toc228407612"/>
+      <w:bookmarkStart w:id="137" w:name="_Toc228407612"/>
       <w:r>
         <w:rPr>
           <w:rFonts w:ascii="Times New Roman" w:hAnsi="Times New Roman"/>
@@ -33550,7 +33532,7 @@
         </w:rPr>
         <w:t>Achievements</w:t>
       </w:r>
-      <w:bookmarkEnd w:id="136"/>
+      <w:bookmarkEnd w:id="137"/>
     </w:p>
     <w:p>
       <w:pPr>
@@ -33607,7 +33589,7 @@
         <w:pStyle w:val="Heading2"/>
         <w:spacing w:line="360" w:lineRule="auto"/>
       </w:pPr>
-      <w:bookmarkStart w:id="137" w:name="_Toc228407613"/>
+      <w:bookmarkStart w:id="138" w:name="_Toc228407613"/>
       <w:r>
         <w:rPr>
           <w:rFonts w:ascii="Times New Roman" w:hAnsi="Times New Roman"/>
@@ -33626,7 +33608,7 @@
         </w:rPr>
         <w:t>Critical Review</w:t>
       </w:r>
-      <w:bookmarkEnd w:id="137"/>
+      <w:bookmarkEnd w:id="138"/>
     </w:p>
     <w:p>
       <w:pPr>
@@ -33676,7 +33658,7 @@
         <w:pStyle w:val="Heading2"/>
         <w:spacing w:line="360" w:lineRule="auto"/>
       </w:pPr>
-      <w:bookmarkStart w:id="138" w:name="_Toc228407614"/>
+      <w:bookmarkStart w:id="139" w:name="_Toc228407614"/>
       <w:r>
         <w:rPr>
           <w:rFonts w:ascii="Times New Roman" w:hAnsi="Times New Roman"/>
@@ -33695,7 +33677,7 @@
         </w:rPr>
         <w:t>Future Recommendations</w:t>
       </w:r>
-      <w:bookmarkEnd w:id="138"/>
+      <w:bookmarkEnd w:id="139"/>
     </w:p>
     <w:p>
       <w:pPr>
@@ -33849,7 +33831,7 @@
         <w:pStyle w:val="Heading2"/>
         <w:spacing w:line="360" w:lineRule="auto"/>
       </w:pPr>
-      <w:bookmarkStart w:id="139" w:name="_Toc228407615"/>
+      <w:bookmarkStart w:id="140" w:name="_Toc228407615"/>
       <w:r>
         <w:rPr>
           <w:rFonts w:ascii="Times New Roman" w:hAnsi="Times New Roman"/>
@@ -33868,7 +33850,7 @@
         </w:rPr>
         <w:t>Summary</w:t>
       </w:r>
-      <w:bookmarkEnd w:id="139"/>
+      <w:bookmarkEnd w:id="140"/>
     </w:p>
     <w:p>
       <w:pPr>
@@ -33928,7 +33910,7 @@
           <w:color w:val="FF0000"/>
         </w:rPr>
       </w:pPr>
-      <w:bookmarkStart w:id="140" w:name="_Toc228407552"/>
+      <w:bookmarkStart w:id="141" w:name="_Toc228407552"/>
       <w:r>
         <w:rPr>
           <w:rFonts w:ascii="Times New Roman" w:hAnsi="Times New Roman"/>
@@ -33936,7 +33918,7 @@
         </w:rPr>
         <w:t>2.4 References</w:t>
       </w:r>
-      <w:bookmarkEnd w:id="140"/>
+      <w:bookmarkEnd w:id="141"/>
     </w:p>
     <w:p>
       <w:pPr>
@@ -34027,8 +34009,6 @@
           <w:b/>
         </w:rPr>
       </w:pPr>
-      <w:bookmarkStart w:id="141" w:name="_GoBack"/>
-      <w:bookmarkEnd w:id="141"/>
       <w:r>
         <w:br w:type="page"/>
       </w:r>
@@ -34153,7 +34133,7 @@
         <w:noProof/>
         <w:sz w:val="20"/>
       </w:rPr>
-      <w:t>47</w:t>
+      <w:t>27</w:t>
     </w:r>
     <w:r>
       <w:rPr>
@@ -46207,7 +46187,7 @@
 </file>
 
 <file path=customXml/itemProps1.xml><?xml version="1.0" encoding="utf-8"?>
-<ds:datastoreItem xmlns:ds="http://schemas.openxmlformats.org/officeDocument/2006/customXml" ds:itemID="{726554D0-D2F1-405B-A8E5-971456F55B33}">
+<ds:datastoreItem xmlns:ds="http://schemas.openxmlformats.org/officeDocument/2006/customXml" ds:itemID="{CD06B557-CADD-43B7-A7A9-4B9391EBB26E}">
   <ds:schemaRefs>
     <ds:schemaRef ds:uri="http://schemas.openxmlformats.org/officeDocument/2006/bibliography"/>
   </ds:schemaRefs>

--- a/docs/FYP-Documentation/FYP Part 1 Documentation/Riphah_Konnect_FYP_Doc.docx
+++ b/docs/FYP-Documentation/FYP Part 1 Documentation/Riphah_Konnect_FYP_Doc.docx
@@ -830,7 +830,7 @@
                     </wp:anchor>
                   </w:drawing>
                 </mc:Choice>
-                <mc:Fallback xmlns:cx2="http://schemas.microsoft.com/office/drawing/2015/10/21/chartex" xmlns:cx3="http://schemas.microsoft.com/office/drawing/2016/5/9/chartex" xmlns:cx4="http://schemas.microsoft.com/office/drawing/2016/5/10/chartex" xmlns:cx5="http://schemas.microsoft.com/office/drawing/2016/5/11/chartex" xmlns:cx6="http://schemas.microsoft.com/office/drawing/2016/5/12/chartex" xmlns:cx7="http://schemas.microsoft.com/office/drawing/2016/5/13/chartex" xmlns:cx8="http://schemas.microsoft.com/office/drawing/2016/5/14/chartex" xmlns:aink="http://schemas.microsoft.com/office/drawing/2016/ink" xmlns:am3d="http://schemas.microsoft.com/office/drawing/2017/model3d" xmlns:oel="http://schemas.microsoft.com/office/2019/extlst" xmlns:w16cex="http://schemas.microsoft.com/office/word/2018/wordml/cex" xmlns:w16cid="http://schemas.microsoft.com/office/word/2016/wordml/cid" xmlns:w16="http://schemas.microsoft.com/office/word/2018/wordml" xmlns:w16du="http://schemas.microsoft.com/office/word/2023/wordml/word16du" xmlns:w16sdtdh="http://schemas.microsoft.com/office/word/2020/wordml/sdtdatahash">
+                <mc:Fallback xmlns:w16sdtdh="http://schemas.microsoft.com/office/word/2020/wordml/sdtdatahash" xmlns:w16du="http://schemas.microsoft.com/office/word/2023/wordml/word16du" xmlns:w16="http://schemas.microsoft.com/office/word/2018/wordml" xmlns:w16cid="http://schemas.microsoft.com/office/word/2016/wordml/cid" xmlns:w16cex="http://schemas.microsoft.com/office/word/2018/wordml/cex" xmlns:oel="http://schemas.microsoft.com/office/2019/extlst" xmlns:am3d="http://schemas.microsoft.com/office/drawing/2017/model3d" xmlns:aink="http://schemas.microsoft.com/office/drawing/2016/ink" xmlns:cx8="http://schemas.microsoft.com/office/drawing/2016/5/14/chartex" xmlns:cx7="http://schemas.microsoft.com/office/drawing/2016/5/13/chartex" xmlns:cx6="http://schemas.microsoft.com/office/drawing/2016/5/12/chartex" xmlns:cx5="http://schemas.microsoft.com/office/drawing/2016/5/11/chartex" xmlns:cx4="http://schemas.microsoft.com/office/drawing/2016/5/10/chartex" xmlns:cx3="http://schemas.microsoft.com/office/drawing/2016/5/9/chartex" xmlns:cx2="http://schemas.microsoft.com/office/drawing/2015/10/21/chartex">
                   <w:pict>
                     <v:line w14:anchorId="69B6803B" id="Straight Connector 7" o:spid="_x0000_s1026" style="position:absolute;z-index:251659264;visibility:visible;mso-wrap-style:square;mso-width-percent:0;mso-height-percent:0;mso-wrap-distance-left:9pt;mso-wrap-distance-top:0;mso-wrap-distance-right:9pt;mso-wrap-distance-bottom:0;mso-position-horizontal:absolute;mso-position-horizontal-relative:text;mso-position-vertical:absolute;mso-position-vertical-relative:text;mso-width-percent:0;mso-height-percent:0;mso-width-relative:page;mso-height-relative:page" from=".3pt,8.95pt" to="189.3pt,8.95pt" o:gfxdata="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"/>
                   </w:pict>
@@ -1052,7 +1052,7 @@
                     </wp:anchor>
                   </w:drawing>
                 </mc:Choice>
-                <mc:Fallback xmlns:cx2="http://schemas.microsoft.com/office/drawing/2015/10/21/chartex" xmlns:cx3="http://schemas.microsoft.com/office/drawing/2016/5/9/chartex" xmlns:cx4="http://schemas.microsoft.com/office/drawing/2016/5/10/chartex" xmlns:cx5="http://schemas.microsoft.com/office/drawing/2016/5/11/chartex" xmlns:cx6="http://schemas.microsoft.com/office/drawing/2016/5/12/chartex" xmlns:cx7="http://schemas.microsoft.com/office/drawing/2016/5/13/chartex" xmlns:cx8="http://schemas.microsoft.com/office/drawing/2016/5/14/chartex" xmlns:aink="http://schemas.microsoft.com/office/drawing/2016/ink" xmlns:am3d="http://schemas.microsoft.com/office/drawing/2017/model3d" xmlns:oel="http://schemas.microsoft.com/office/2019/extlst" xmlns:w16cex="http://schemas.microsoft.com/office/word/2018/wordml/cex" xmlns:w16cid="http://schemas.microsoft.com/office/word/2016/wordml/cid" xmlns:w16="http://schemas.microsoft.com/office/word/2018/wordml" xmlns:w16du="http://schemas.microsoft.com/office/word/2023/wordml/word16du" xmlns:w16sdtdh="http://schemas.microsoft.com/office/word/2020/wordml/sdtdatahash">
+                <mc:Fallback xmlns:w16sdtdh="http://schemas.microsoft.com/office/word/2020/wordml/sdtdatahash" xmlns:w16du="http://schemas.microsoft.com/office/word/2023/wordml/word16du" xmlns:w16="http://schemas.microsoft.com/office/word/2018/wordml" xmlns:w16cid="http://schemas.microsoft.com/office/word/2016/wordml/cid" xmlns:w16cex="http://schemas.microsoft.com/office/word/2018/wordml/cex" xmlns:oel="http://schemas.microsoft.com/office/2019/extlst" xmlns:am3d="http://schemas.microsoft.com/office/drawing/2017/model3d" xmlns:aink="http://schemas.microsoft.com/office/drawing/2016/ink" xmlns:cx8="http://schemas.microsoft.com/office/drawing/2016/5/14/chartex" xmlns:cx7="http://schemas.microsoft.com/office/drawing/2016/5/13/chartex" xmlns:cx6="http://schemas.microsoft.com/office/drawing/2016/5/12/chartex" xmlns:cx5="http://schemas.microsoft.com/office/drawing/2016/5/11/chartex" xmlns:cx4="http://schemas.microsoft.com/office/drawing/2016/5/10/chartex" xmlns:cx3="http://schemas.microsoft.com/office/drawing/2016/5/9/chartex" xmlns:cx2="http://schemas.microsoft.com/office/drawing/2015/10/21/chartex">
                   <w:pict>
                     <v:line w14:anchorId="0BF08EDF" id="Straight Connector 6" o:spid="_x0000_s1026" style="position:absolute;z-index:251660288;visibility:visible;mso-wrap-style:square;mso-width-percent:0;mso-height-percent:0;mso-wrap-distance-left:9pt;mso-wrap-distance-top:0;mso-wrap-distance-right:9pt;mso-wrap-distance-bottom:0;mso-position-horizontal:absolute;mso-position-horizontal-relative:text;mso-position-vertical:absolute;mso-position-vertical-relative:text;mso-width-percent:0;mso-height-percent:0;mso-width-relative:page;mso-height-relative:page" from=".4pt,5.3pt" to="189.4pt,5.3pt" o:gfxdata="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"/>
                   </w:pict>
@@ -8243,6 +8243,11 @@
         <w:rPr>
           <w:rFonts w:ascii="Times New Roman" w:hAnsi="Times New Roman"/>
         </w:rPr>
+      </w:r>
+      <w:r>
+        <w:rPr>
+          <w:rFonts w:ascii="Times New Roman" w:hAnsi="Times New Roman"/>
+        </w:rPr>
         <w:fldChar w:fldCharType="separate"/>
       </w:r>
       <w:r>
@@ -8296,6 +8301,11 @@
         <w:rPr>
           <w:rFonts w:ascii="Times New Roman" w:hAnsi="Times New Roman"/>
         </w:rPr>
+      </w:r>
+      <w:r>
+        <w:rPr>
+          <w:rFonts w:ascii="Times New Roman" w:hAnsi="Times New Roman"/>
+        </w:rPr>
         <w:fldChar w:fldCharType="separate"/>
       </w:r>
       <w:r>
@@ -8349,6 +8359,11 @@
         <w:rPr>
           <w:rFonts w:ascii="Times New Roman" w:hAnsi="Times New Roman"/>
         </w:rPr>
+      </w:r>
+      <w:r>
+        <w:rPr>
+          <w:rFonts w:ascii="Times New Roman" w:hAnsi="Times New Roman"/>
+        </w:rPr>
         <w:fldChar w:fldCharType="separate"/>
       </w:r>
       <w:r>
@@ -8402,6 +8417,11 @@
         <w:rPr>
           <w:rFonts w:ascii="Times New Roman" w:hAnsi="Times New Roman"/>
         </w:rPr>
+      </w:r>
+      <w:r>
+        <w:rPr>
+          <w:rFonts w:ascii="Times New Roman" w:hAnsi="Times New Roman"/>
+        </w:rPr>
         <w:fldChar w:fldCharType="separate"/>
       </w:r>
       <w:r>
@@ -8455,6 +8475,11 @@
         <w:rPr>
           <w:rFonts w:ascii="Times New Roman" w:hAnsi="Times New Roman"/>
         </w:rPr>
+      </w:r>
+      <w:r>
+        <w:rPr>
+          <w:rFonts w:ascii="Times New Roman" w:hAnsi="Times New Roman"/>
+        </w:rPr>
         <w:fldChar w:fldCharType="separate"/>
       </w:r>
       <w:r>
@@ -8508,6 +8533,11 @@
         <w:rPr>
           <w:rFonts w:ascii="Times New Roman" w:hAnsi="Times New Roman"/>
         </w:rPr>
+      </w:r>
+      <w:r>
+        <w:rPr>
+          <w:rFonts w:ascii="Times New Roman" w:hAnsi="Times New Roman"/>
+        </w:rPr>
         <w:fldChar w:fldCharType="separate"/>
       </w:r>
       <w:r>
@@ -8561,6 +8591,11 @@
         <w:rPr>
           <w:rFonts w:ascii="Times New Roman" w:hAnsi="Times New Roman"/>
         </w:rPr>
+      </w:r>
+      <w:r>
+        <w:rPr>
+          <w:rFonts w:ascii="Times New Roman" w:hAnsi="Times New Roman"/>
+        </w:rPr>
         <w:fldChar w:fldCharType="separate"/>
       </w:r>
       <w:r>
@@ -8614,6 +8649,11 @@
         <w:rPr>
           <w:rFonts w:ascii="Times New Roman" w:hAnsi="Times New Roman"/>
         </w:rPr>
+      </w:r>
+      <w:r>
+        <w:rPr>
+          <w:rFonts w:ascii="Times New Roman" w:hAnsi="Times New Roman"/>
+        </w:rPr>
         <w:fldChar w:fldCharType="separate"/>
       </w:r>
       <w:r>
@@ -8667,6 +8707,11 @@
         <w:rPr>
           <w:rFonts w:ascii="Times New Roman" w:hAnsi="Times New Roman"/>
         </w:rPr>
+      </w:r>
+      <w:r>
+        <w:rPr>
+          <w:rFonts w:ascii="Times New Roman" w:hAnsi="Times New Roman"/>
+        </w:rPr>
         <w:fldChar w:fldCharType="separate"/>
       </w:r>
       <w:r>
@@ -8715,6 +8760,11 @@
           <w:rFonts w:ascii="Times New Roman" w:hAnsi="Times New Roman"/>
         </w:rPr>
         <w:instrText xml:space="preserve"> PAGEREF _lt14 \h </w:instrText>
+      </w:r>
+      <w:r>
+        <w:rPr>
+          <w:rFonts w:ascii="Times New Roman" w:hAnsi="Times New Roman"/>
+        </w:rPr>
       </w:r>
       <w:r>
         <w:rPr>
@@ -23847,8 +23897,6 @@
       <w:r>
         <w:t>1</w:t>
       </w:r>
-      <w:bookmarkStart w:id="99" w:name="_GoBack"/>
-      <w:bookmarkEnd w:id="99"/>
     </w:p>
     <w:tbl>
       <w:tblPr>
@@ -24343,7 +24391,7 @@
           <w:szCs w:val="24"/>
         </w:rPr>
       </w:pPr>
-      <w:bookmarkStart w:id="100" w:name="_lt16"/>
+      <w:bookmarkStart w:id="99" w:name="_lt16"/>
       <w:r>
         <w:rPr>
           <w:sz w:val="24"/>
@@ -24356,9 +24404,16 @@
           <w:sz w:val="24"/>
           <w:szCs w:val="24"/>
         </w:rPr>
-        <w:t xml:space="preserve"> 4.6.1.2</w:t>
-      </w:r>
-      <w:bookmarkEnd w:id="100"/>
+        <w:t xml:space="preserve"> 4.</w:t>
+      </w:r>
+      <w:bookmarkEnd w:id="99"/>
+      <w:r>
+        <w:rPr>
+          <w:sz w:val="24"/>
+          <w:szCs w:val="24"/>
+        </w:rPr>
+        <w:t>2</w:t>
+      </w:r>
     </w:p>
     <w:tbl>
       <w:tblPr>
@@ -24855,7 +24910,7 @@
           <w:szCs w:val="24"/>
         </w:rPr>
       </w:pPr>
-      <w:bookmarkStart w:id="101" w:name="_lt17"/>
+      <w:bookmarkStart w:id="100" w:name="_lt17"/>
       <w:r>
         <w:rPr>
           <w:sz w:val="24"/>
@@ -24868,9 +24923,16 @@
           <w:sz w:val="24"/>
           <w:szCs w:val="24"/>
         </w:rPr>
-        <w:t xml:space="preserve"> 4.6.1.3 </w:t>
-      </w:r>
-      <w:bookmarkEnd w:id="101"/>
+        <w:t xml:space="preserve"> 4</w:t>
+      </w:r>
+      <w:r>
+        <w:rPr>
+          <w:sz w:val="24"/>
+          <w:szCs w:val="24"/>
+        </w:rPr>
+        <w:t xml:space="preserve">.3 </w:t>
+      </w:r>
+      <w:bookmarkEnd w:id="100"/>
     </w:p>
     <w:tbl>
       <w:tblPr>
@@ -25356,7 +25418,7 @@
           <w:szCs w:val="24"/>
         </w:rPr>
       </w:pPr>
-      <w:bookmarkStart w:id="102" w:name="_lt18"/>
+      <w:bookmarkStart w:id="101" w:name="_lt18"/>
       <w:r>
         <w:rPr>
           <w:sz w:val="24"/>
@@ -25369,9 +25431,16 @@
           <w:sz w:val="24"/>
           <w:szCs w:val="24"/>
         </w:rPr>
-        <w:t xml:space="preserve"> 4.6.1.4</w:t>
-      </w:r>
-      <w:bookmarkEnd w:id="102"/>
+        <w:t xml:space="preserve"> 4.</w:t>
+      </w:r>
+      <w:r>
+        <w:rPr>
+          <w:sz w:val="24"/>
+          <w:szCs w:val="24"/>
+        </w:rPr>
+        <w:t>4</w:t>
+      </w:r>
+      <w:bookmarkEnd w:id="101"/>
     </w:p>
     <w:tbl>
       <w:tblPr>
@@ -25858,7 +25927,7 @@
           <w:szCs w:val="24"/>
         </w:rPr>
       </w:pPr>
-      <w:bookmarkStart w:id="103" w:name="_lt19"/>
+      <w:bookmarkStart w:id="102" w:name="_lt19"/>
       <w:r>
         <w:rPr>
           <w:sz w:val="24"/>
@@ -25871,9 +25940,16 @@
           <w:sz w:val="24"/>
           <w:szCs w:val="24"/>
         </w:rPr>
-        <w:t xml:space="preserve"> 4.6.1.5</w:t>
-      </w:r>
-      <w:bookmarkEnd w:id="103"/>
+        <w:t xml:space="preserve"> 4</w:t>
+      </w:r>
+      <w:r>
+        <w:rPr>
+          <w:sz w:val="24"/>
+          <w:szCs w:val="24"/>
+        </w:rPr>
+        <w:t>.5</w:t>
+      </w:r>
+      <w:bookmarkEnd w:id="102"/>
     </w:p>
     <w:tbl>
       <w:tblPr>
@@ -26359,7 +26435,7 @@
           <w:szCs w:val="24"/>
         </w:rPr>
       </w:pPr>
-      <w:bookmarkStart w:id="104" w:name="_lt20"/>
+      <w:bookmarkStart w:id="103" w:name="_lt20"/>
       <w:r>
         <w:rPr>
           <w:sz w:val="24"/>
@@ -26367,13 +26443,20 @@
         </w:rPr>
         <w:t xml:space="preserve">Table </w:t>
       </w:r>
-      <w:bookmarkEnd w:id="104"/>
-      <w:r>
-        <w:rPr>
-          <w:sz w:val="24"/>
-          <w:szCs w:val="24"/>
-        </w:rPr>
-        <w:t>4.6.1.6</w:t>
+      <w:bookmarkEnd w:id="103"/>
+      <w:r>
+        <w:rPr>
+          <w:sz w:val="24"/>
+          <w:szCs w:val="24"/>
+        </w:rPr>
+        <w:t>4.</w:t>
+      </w:r>
+      <w:r>
+        <w:rPr>
+          <w:sz w:val="24"/>
+          <w:szCs w:val="24"/>
+        </w:rPr>
+        <w:t>6</w:t>
       </w:r>
     </w:p>
     <w:tbl>
@@ -26881,7 +26964,7 @@
           <w:szCs w:val="24"/>
         </w:rPr>
       </w:pPr>
-      <w:bookmarkStart w:id="105" w:name="_lt21"/>
+      <w:bookmarkStart w:id="104" w:name="_lt21"/>
       <w:r>
         <w:rPr>
           <w:sz w:val="24"/>
@@ -26889,13 +26972,20 @@
         </w:rPr>
         <w:t xml:space="preserve">Table </w:t>
       </w:r>
-      <w:bookmarkEnd w:id="105"/>
-      <w:r>
-        <w:rPr>
-          <w:sz w:val="24"/>
-          <w:szCs w:val="24"/>
-        </w:rPr>
-        <w:t>4.6.1.7</w:t>
+      <w:bookmarkEnd w:id="104"/>
+      <w:r>
+        <w:rPr>
+          <w:sz w:val="24"/>
+          <w:szCs w:val="24"/>
+        </w:rPr>
+        <w:t>4</w:t>
+      </w:r>
+      <w:r>
+        <w:rPr>
+          <w:sz w:val="24"/>
+          <w:szCs w:val="24"/>
+        </w:rPr>
+        <w:t>.7</w:t>
       </w:r>
     </w:p>
     <w:tbl>
@@ -27403,7 +27493,7 @@
           <w:szCs w:val="24"/>
         </w:rPr>
       </w:pPr>
-      <w:bookmarkStart w:id="106" w:name="_lt22"/>
+      <w:bookmarkStart w:id="105" w:name="_lt22"/>
       <w:r>
         <w:rPr>
           <w:sz w:val="24"/>
@@ -27411,13 +27501,20 @@
         </w:rPr>
         <w:t xml:space="preserve">Table </w:t>
       </w:r>
-      <w:bookmarkEnd w:id="106"/>
-      <w:r>
-        <w:rPr>
-          <w:sz w:val="24"/>
-          <w:szCs w:val="24"/>
-        </w:rPr>
-        <w:t>4.6.1.8</w:t>
+      <w:bookmarkEnd w:id="105"/>
+      <w:r>
+        <w:rPr>
+          <w:sz w:val="24"/>
+          <w:szCs w:val="24"/>
+        </w:rPr>
+        <w:t>4</w:t>
+      </w:r>
+      <w:r>
+        <w:rPr>
+          <w:sz w:val="24"/>
+          <w:szCs w:val="24"/>
+        </w:rPr>
+        <w:t>.8</w:t>
       </w:r>
     </w:p>
     <w:tbl>
@@ -27942,7 +28039,7 @@
           <w:szCs w:val="24"/>
         </w:rPr>
       </w:pPr>
-      <w:bookmarkStart w:id="107" w:name="_lt23"/>
+      <w:bookmarkStart w:id="106" w:name="_lt23"/>
       <w:r>
         <w:rPr>
           <w:sz w:val="24"/>
@@ -27950,13 +28047,20 @@
         </w:rPr>
         <w:t xml:space="preserve">Table </w:t>
       </w:r>
-      <w:bookmarkEnd w:id="107"/>
-      <w:r>
-        <w:rPr>
-          <w:sz w:val="24"/>
-          <w:szCs w:val="24"/>
-        </w:rPr>
-        <w:t>4.6.1.9</w:t>
+      <w:bookmarkEnd w:id="106"/>
+      <w:r>
+        <w:rPr>
+          <w:sz w:val="24"/>
+          <w:szCs w:val="24"/>
+        </w:rPr>
+        <w:t>4</w:t>
+      </w:r>
+      <w:r>
+        <w:rPr>
+          <w:sz w:val="24"/>
+          <w:szCs w:val="24"/>
+        </w:rPr>
+        <w:t>.9</w:t>
       </w:r>
     </w:p>
     <w:tbl>
@@ -28453,7 +28557,7 @@
           <w:szCs w:val="24"/>
         </w:rPr>
       </w:pPr>
-      <w:bookmarkStart w:id="108" w:name="_lt24"/>
+      <w:bookmarkStart w:id="107" w:name="_lt24"/>
       <w:r>
         <w:rPr>
           <w:sz w:val="24"/>
@@ -28461,13 +28565,22 @@
         </w:rPr>
         <w:t xml:space="preserve">Table </w:t>
       </w:r>
+      <w:bookmarkEnd w:id="107"/>
+      <w:r>
+        <w:rPr>
+          <w:sz w:val="24"/>
+          <w:szCs w:val="24"/>
+        </w:rPr>
+        <w:t>4</w:t>
+      </w:r>
+      <w:bookmarkStart w:id="108" w:name="_GoBack"/>
       <w:bookmarkEnd w:id="108"/>
       <w:r>
         <w:rPr>
           <w:sz w:val="24"/>
           <w:szCs w:val="24"/>
         </w:rPr>
-        <w:t>4.6.1.10</w:t>
+        <w:t>.10</w:t>
       </w:r>
     </w:p>
     <w:tbl>
@@ -32171,14 +32284,27 @@
       <w:r>
         <w:t xml:space="preserve">Table </w:t>
       </w:r>
-      <w:fldSimple w:instr=" SEQ Table \* ARABIC ">
-        <w:r>
-          <w:rPr>
-            <w:noProof/>
-          </w:rPr>
-          <w:t>1</w:t>
-        </w:r>
-      </w:fldSimple>
+      <w:r>
+        <w:fldChar w:fldCharType="begin"/>
+      </w:r>
+      <w:r>
+        <w:instrText xml:space="preserve"> SEQ Table \* ARABIC </w:instrText>
+      </w:r>
+      <w:r>
+        <w:fldChar w:fldCharType="separate"/>
+      </w:r>
+      <w:r>
+        <w:rPr>
+          <w:noProof/>
+        </w:rPr>
+        <w:t>1</w:t>
+      </w:r>
+      <w:r>
+        <w:rPr>
+          <w:noProof/>
+        </w:rPr>
+        <w:fldChar w:fldCharType="end"/>
+      </w:r>
       <w:r>
         <w:t>: Test Execution Results</w:t>
       </w:r>
@@ -34133,7 +34259,7 @@
         <w:noProof/>
         <w:sz w:val="20"/>
       </w:rPr>
-      <w:t>27</w:t>
+      <w:t>33</w:t>
     </w:r>
     <w:r>
       <w:rPr>
@@ -46187,7 +46313,7 @@
 </file>
 
 <file path=customXml/itemProps1.xml><?xml version="1.0" encoding="utf-8"?>
-<ds:datastoreItem xmlns:ds="http://schemas.openxmlformats.org/officeDocument/2006/customXml" ds:itemID="{CD06B557-CADD-43B7-A7A9-4B9391EBB26E}">
+<ds:datastoreItem xmlns:ds="http://schemas.openxmlformats.org/officeDocument/2006/customXml" ds:itemID="{4A77D8D1-D4C1-41C7-8F47-0E44C2EC8DAF}">
   <ds:schemaRefs>
     <ds:schemaRef ds:uri="http://schemas.openxmlformats.org/officeDocument/2006/bibliography"/>
   </ds:schemaRefs>

--- a/docs/FYP-Documentation/FYP Part 1 Documentation/Riphah_Konnect_FYP_Doc.docx
+++ b/docs/FYP-Documentation/FYP Part 1 Documentation/Riphah_Konnect_FYP_Doc.docx
@@ -28573,8 +28573,6 @@
         </w:rPr>
         <w:t>4</w:t>
       </w:r>
-      <w:bookmarkStart w:id="108" w:name="_GoBack"/>
-      <w:bookmarkEnd w:id="108"/>
       <w:r>
         <w:rPr>
           <w:sz w:val="24"/>
@@ -29050,7 +29048,7 @@
         <w:pStyle w:val="Heading3"/>
         <w:spacing w:after="120" w:line="360" w:lineRule="auto"/>
       </w:pPr>
-      <w:bookmarkStart w:id="109" w:name="_Toc228407589"/>
+      <w:bookmarkStart w:id="108" w:name="_Toc228407589"/>
       <w:r>
         <w:rPr>
           <w:rFonts w:ascii="Times New Roman" w:hAnsi="Times New Roman"/>
@@ -29063,20 +29061,20 @@
         </w:rPr>
         <w:t>Coordination / Administration / Admin Use Cases</w:t>
       </w:r>
-      <w:bookmarkEnd w:id="109"/>
+      <w:bookmarkEnd w:id="108"/>
     </w:p>
     <w:p>
       <w:pPr>
         <w:pStyle w:val="TableCaption"/>
         <w:spacing w:before="200" w:after="60" w:line="360" w:lineRule="auto"/>
       </w:pPr>
-      <w:bookmarkStart w:id="110" w:name="_lt25"/>
+      <w:bookmarkStart w:id="109" w:name="_lt25"/>
       <w:r>
         <w:t xml:space="preserve">Table </w:t>
       </w:r>
-      <w:bookmarkEnd w:id="110"/>
-      <w:r>
-        <w:t>4.6.2.1</w:t>
+      <w:bookmarkEnd w:id="109"/>
+      <w:r>
+        <w:t>4.11</w:t>
       </w:r>
     </w:p>
     <w:tbl>
@@ -29573,7 +29571,7 @@
           <w:szCs w:val="24"/>
         </w:rPr>
       </w:pPr>
-      <w:bookmarkStart w:id="111" w:name="_lt26"/>
+      <w:bookmarkStart w:id="110" w:name="_lt26"/>
       <w:r>
         <w:rPr>
           <w:sz w:val="24"/>
@@ -29581,13 +29579,13 @@
         </w:rPr>
         <w:t xml:space="preserve">Table </w:t>
       </w:r>
-      <w:bookmarkEnd w:id="111"/>
-      <w:r>
-        <w:rPr>
-          <w:sz w:val="24"/>
-          <w:szCs w:val="24"/>
-        </w:rPr>
-        <w:t>4.6.2.2</w:t>
+      <w:bookmarkEnd w:id="110"/>
+      <w:r>
+        <w:rPr>
+          <w:sz w:val="24"/>
+          <w:szCs w:val="24"/>
+        </w:rPr>
+        <w:t>4.12</w:t>
       </w:r>
     </w:p>
     <w:tbl>
@@ -30095,7 +30093,7 @@
           <w:szCs w:val="24"/>
         </w:rPr>
       </w:pPr>
-      <w:bookmarkStart w:id="112" w:name="_lt27"/>
+      <w:bookmarkStart w:id="111" w:name="_lt27"/>
       <w:r>
         <w:rPr>
           <w:sz w:val="24"/>
@@ -30103,13 +30101,13 @@
         </w:rPr>
         <w:t xml:space="preserve">Table </w:t>
       </w:r>
-      <w:bookmarkEnd w:id="112"/>
-      <w:r>
-        <w:rPr>
-          <w:sz w:val="24"/>
-          <w:szCs w:val="24"/>
-        </w:rPr>
-        <w:t>4.6.2.3</w:t>
+      <w:bookmarkEnd w:id="111"/>
+      <w:r>
+        <w:rPr>
+          <w:sz w:val="24"/>
+          <w:szCs w:val="24"/>
+        </w:rPr>
+        <w:t>4.13</w:t>
       </w:r>
     </w:p>
     <w:tbl>
@@ -30602,20 +30600,22 @@
           <w:sz w:val="24"/>
         </w:rPr>
       </w:pPr>
-      <w:bookmarkStart w:id="113" w:name="_lt28"/>
+      <w:bookmarkStart w:id="112" w:name="_lt28"/>
       <w:r>
         <w:rPr>
           <w:sz w:val="24"/>
         </w:rPr>
         <w:t xml:space="preserve">Table </w:t>
       </w:r>
+      <w:bookmarkEnd w:id="112"/>
+      <w:r>
+        <w:rPr>
+          <w:sz w:val="24"/>
+        </w:rPr>
+        <w:t>4.14</w:t>
+      </w:r>
+      <w:bookmarkStart w:id="113" w:name="_GoBack"/>
       <w:bookmarkEnd w:id="113"/>
-      <w:r>
-        <w:rPr>
-          <w:sz w:val="24"/>
-        </w:rPr>
-        <w:t>4.6.2.4</w:t>
-      </w:r>
     </w:p>
     <w:tbl>
       <w:tblPr>
@@ -34259,7 +34259,7 @@
         <w:noProof/>
         <w:sz w:val="20"/>
       </w:rPr>
-      <w:t>33</w:t>
+      <w:t>36</w:t>
     </w:r>
     <w:r>
       <w:rPr>
@@ -46313,7 +46313,7 @@
 </file>
 
 <file path=customXml/itemProps1.xml><?xml version="1.0" encoding="utf-8"?>
-<ds:datastoreItem xmlns:ds="http://schemas.openxmlformats.org/officeDocument/2006/customXml" ds:itemID="{4A77D8D1-D4C1-41C7-8F47-0E44C2EC8DAF}">
+<ds:datastoreItem xmlns:ds="http://schemas.openxmlformats.org/officeDocument/2006/customXml" ds:itemID="{4DE61DA3-6402-468E-9704-4DF7B9095F63}">
   <ds:schemaRefs>
     <ds:schemaRef ds:uri="http://schemas.openxmlformats.org/officeDocument/2006/bibliography"/>
   </ds:schemaRefs>

--- a/docs/FYP-Documentation/FYP Part 1 Documentation/Riphah_Konnect_FYP_Doc.docx
+++ b/docs/FYP-Documentation/FYP Part 1 Documentation/Riphah_Konnect_FYP_Doc.docx
@@ -30614,8 +30614,6 @@
         </w:rPr>
         <w:t>4.14</w:t>
       </w:r>
-      <w:bookmarkStart w:id="113" w:name="_GoBack"/>
-      <w:bookmarkEnd w:id="113"/>
     </w:p>
     <w:tbl>
       <w:tblPr>
@@ -31189,7 +31187,7 @@
           <w:sz w:val="40"/>
         </w:rPr>
       </w:pPr>
-      <w:bookmarkStart w:id="114" w:name="_Toc228407590"/>
+      <w:bookmarkStart w:id="113" w:name="_Toc228407590"/>
       <w:r>
         <w:rPr>
           <w:rFonts w:ascii="Times New Roman" w:hAnsi="Times New Roman"/>
@@ -31197,7 +31195,7 @@
         </w:rPr>
         <w:t>Chapter 5</w:t>
       </w:r>
-      <w:bookmarkEnd w:id="114"/>
+      <w:bookmarkEnd w:id="113"/>
       <w:r>
         <w:rPr>
           <w:rFonts w:ascii="Times New Roman" w:hAnsi="Times New Roman"/>
@@ -31216,7 +31214,7 @@
           <w:sz w:val="40"/>
         </w:rPr>
       </w:pPr>
-      <w:bookmarkStart w:id="115" w:name="_Toc228407591"/>
+      <w:bookmarkStart w:id="114" w:name="_Toc228407591"/>
       <w:r>
         <w:rPr>
           <w:rFonts w:ascii="Times New Roman" w:hAnsi="Times New Roman"/>
@@ -31224,7 +31222,7 @@
         </w:rPr>
         <w:t>Implementation</w:t>
       </w:r>
-      <w:bookmarkEnd w:id="115"/>
+      <w:bookmarkEnd w:id="114"/>
     </w:p>
     <w:p>
       <w:pPr>
@@ -31244,7 +31242,7 @@
         <w:pStyle w:val="Heading2"/>
         <w:spacing w:line="360" w:lineRule="auto"/>
       </w:pPr>
-      <w:bookmarkStart w:id="116" w:name="_Toc228407592"/>
+      <w:bookmarkStart w:id="115" w:name="_Toc228407592"/>
       <w:r>
         <w:rPr>
           <w:rFonts w:ascii="Times New Roman" w:hAnsi="Times New Roman"/>
@@ -31264,14 +31262,14 @@
         </w:rPr>
         <w:t>IDE, Tools and Technologies</w:t>
       </w:r>
-      <w:bookmarkEnd w:id="116"/>
+      <w:bookmarkEnd w:id="115"/>
     </w:p>
     <w:p>
       <w:pPr>
         <w:pStyle w:val="Heading3"/>
         <w:spacing w:line="360" w:lineRule="auto"/>
       </w:pPr>
-      <w:bookmarkStart w:id="117" w:name="_Toc228407593"/>
+      <w:bookmarkStart w:id="116" w:name="_Toc228407593"/>
       <w:r>
         <w:rPr>
           <w:rFonts w:ascii="Times New Roman" w:hAnsi="Times New Roman"/>
@@ -31290,7 +31288,7 @@
         </w:rPr>
         <w:t>Frontend</w:t>
       </w:r>
-      <w:bookmarkEnd w:id="117"/>
+      <w:bookmarkEnd w:id="116"/>
     </w:p>
     <w:p>
       <w:pPr>
@@ -31455,7 +31453,7 @@
         <w:pStyle w:val="Heading3"/>
         <w:spacing w:line="360" w:lineRule="auto"/>
       </w:pPr>
-      <w:bookmarkStart w:id="118" w:name="_Toc228407594"/>
+      <w:bookmarkStart w:id="117" w:name="_Toc228407594"/>
       <w:r>
         <w:rPr>
           <w:rFonts w:ascii="Times New Roman" w:hAnsi="Times New Roman"/>
@@ -31474,7 +31472,7 @@
         </w:rPr>
         <w:t>Backend</w:t>
       </w:r>
-      <w:bookmarkEnd w:id="118"/>
+      <w:bookmarkEnd w:id="117"/>
     </w:p>
     <w:p>
       <w:pPr>
@@ -31649,7 +31647,7 @@
         <w:pStyle w:val="Heading3"/>
         <w:spacing w:line="360" w:lineRule="auto"/>
       </w:pPr>
-      <w:bookmarkStart w:id="119" w:name="_Toc228407595"/>
+      <w:bookmarkStart w:id="118" w:name="_Toc228407595"/>
       <w:r>
         <w:rPr>
           <w:rFonts w:ascii="Times New Roman" w:hAnsi="Times New Roman"/>
@@ -31668,7 +31666,7 @@
         </w:rPr>
         <w:t>Database</w:t>
       </w:r>
-      <w:bookmarkEnd w:id="119"/>
+      <w:bookmarkEnd w:id="118"/>
     </w:p>
     <w:p>
       <w:pPr>
@@ -31713,7 +31711,7 @@
         <w:pStyle w:val="Heading3"/>
         <w:spacing w:line="360" w:lineRule="auto"/>
       </w:pPr>
-      <w:bookmarkStart w:id="120" w:name="_Toc228407596"/>
+      <w:bookmarkStart w:id="119" w:name="_Toc228407596"/>
       <w:r>
         <w:rPr>
           <w:rFonts w:ascii="Times New Roman" w:hAnsi="Times New Roman"/>
@@ -31732,7 +31730,7 @@
         </w:rPr>
         <w:t>Tools</w:t>
       </w:r>
-      <w:bookmarkEnd w:id="120"/>
+      <w:bookmarkEnd w:id="119"/>
     </w:p>
     <w:p>
       <w:pPr>
@@ -31834,7 +31832,7 @@
         <w:pStyle w:val="Heading2"/>
         <w:spacing w:line="360" w:lineRule="auto"/>
       </w:pPr>
-      <w:bookmarkStart w:id="121" w:name="_Toc228407597"/>
+      <w:bookmarkStart w:id="120" w:name="_Toc228407597"/>
       <w:r>
         <w:rPr>
           <w:rFonts w:ascii="Times New Roman" w:hAnsi="Times New Roman"/>
@@ -31854,14 +31852,14 @@
         </w:rPr>
         <w:t>Best Practices and Coding Standards</w:t>
       </w:r>
-      <w:bookmarkEnd w:id="121"/>
+      <w:bookmarkEnd w:id="120"/>
     </w:p>
     <w:p>
       <w:pPr>
         <w:pStyle w:val="Heading3"/>
         <w:spacing w:line="360" w:lineRule="auto"/>
       </w:pPr>
-      <w:bookmarkStart w:id="122" w:name="_Toc228407598"/>
+      <w:bookmarkStart w:id="121" w:name="_Toc228407598"/>
       <w:r>
         <w:rPr>
           <w:rFonts w:ascii="Times New Roman" w:hAnsi="Times New Roman"/>
@@ -31880,7 +31878,7 @@
         </w:rPr>
         <w:t>Naming Conventions</w:t>
       </w:r>
-      <w:bookmarkEnd w:id="122"/>
+      <w:bookmarkEnd w:id="121"/>
     </w:p>
     <w:p>
       <w:pPr>
@@ -31920,7 +31918,7 @@
         <w:pStyle w:val="Heading3"/>
         <w:spacing w:line="360" w:lineRule="auto"/>
       </w:pPr>
-      <w:bookmarkStart w:id="123" w:name="_Toc228407599"/>
+      <w:bookmarkStart w:id="122" w:name="_Toc228407599"/>
       <w:r>
         <w:rPr>
           <w:rFonts w:ascii="Times New Roman" w:hAnsi="Times New Roman"/>
@@ -31939,7 +31937,7 @@
         </w:rPr>
         <w:t>Project Structure</w:t>
       </w:r>
-      <w:bookmarkEnd w:id="123"/>
+      <w:bookmarkEnd w:id="122"/>
     </w:p>
     <w:p>
       <w:pPr>
@@ -31963,7 +31961,7 @@
         <w:pStyle w:val="Heading3"/>
         <w:spacing w:line="360" w:lineRule="auto"/>
       </w:pPr>
-      <w:bookmarkStart w:id="124" w:name="_Toc228407600"/>
+      <w:bookmarkStart w:id="123" w:name="_Toc228407600"/>
       <w:r>
         <w:rPr>
           <w:rFonts w:ascii="Times New Roman" w:hAnsi="Times New Roman"/>
@@ -31982,7 +31980,7 @@
         </w:rPr>
         <w:t>Environment Variables</w:t>
       </w:r>
-      <w:bookmarkEnd w:id="124"/>
+      <w:bookmarkEnd w:id="123"/>
     </w:p>
     <w:p>
       <w:pPr>
@@ -32022,7 +32020,7 @@
         <w:pStyle w:val="Heading3"/>
         <w:spacing w:line="360" w:lineRule="auto"/>
       </w:pPr>
-      <w:bookmarkStart w:id="125" w:name="_Toc228407601"/>
+      <w:bookmarkStart w:id="124" w:name="_Toc228407601"/>
       <w:r>
         <w:rPr>
           <w:rFonts w:ascii="Times New Roman" w:hAnsi="Times New Roman"/>
@@ -32041,7 +32039,7 @@
         </w:rPr>
         <w:t>Error Handling</w:t>
       </w:r>
-      <w:bookmarkEnd w:id="125"/>
+      <w:bookmarkEnd w:id="124"/>
     </w:p>
     <w:p>
       <w:pPr>
@@ -32126,7 +32124,7 @@
           <w:sz w:val="40"/>
         </w:rPr>
       </w:pPr>
-      <w:bookmarkStart w:id="126" w:name="_Toc228407602"/>
+      <w:bookmarkStart w:id="125" w:name="_Toc228407602"/>
       <w:r>
         <w:rPr>
           <w:rFonts w:ascii="Times New Roman" w:hAnsi="Times New Roman"/>
@@ -32134,7 +32132,7 @@
         </w:rPr>
         <w:t>Chapter 6</w:t>
       </w:r>
-      <w:bookmarkEnd w:id="126"/>
+      <w:bookmarkEnd w:id="125"/>
     </w:p>
     <w:p>
       <w:pPr>
@@ -32145,7 +32143,7 @@
           <w:sz w:val="40"/>
         </w:rPr>
       </w:pPr>
-      <w:bookmarkStart w:id="127" w:name="_Toc228407603"/>
+      <w:bookmarkStart w:id="126" w:name="_Toc228407603"/>
       <w:r>
         <w:rPr>
           <w:rFonts w:ascii="Times New Roman" w:hAnsi="Times New Roman"/>
@@ -32153,7 +32151,7 @@
         </w:rPr>
         <w:t>Testing and Results</w:t>
       </w:r>
-      <w:bookmarkEnd w:id="127"/>
+      <w:bookmarkEnd w:id="126"/>
     </w:p>
     <w:p>
       <w:pPr>
@@ -32177,7 +32175,7 @@
         <w:pStyle w:val="Heading2"/>
         <w:spacing w:line="360" w:lineRule="auto"/>
       </w:pPr>
-      <w:bookmarkStart w:id="128" w:name="_Toc228407604"/>
+      <w:bookmarkStart w:id="127" w:name="_Toc228407604"/>
       <w:r>
         <w:rPr>
           <w:rFonts w:ascii="Times New Roman" w:hAnsi="Times New Roman"/>
@@ -32197,7 +32195,7 @@
         </w:rPr>
         <w:t>Introduction</w:t>
       </w:r>
-      <w:bookmarkEnd w:id="128"/>
+      <w:bookmarkEnd w:id="127"/>
     </w:p>
     <w:p>
       <w:pPr>
@@ -32221,7 +32219,7 @@
         <w:pStyle w:val="Heading2"/>
         <w:spacing w:line="360" w:lineRule="auto"/>
       </w:pPr>
-      <w:bookmarkStart w:id="129" w:name="_Toc228407605"/>
+      <w:bookmarkStart w:id="128" w:name="_Toc228407605"/>
       <w:r>
         <w:rPr>
           <w:rFonts w:ascii="Times New Roman" w:hAnsi="Times New Roman"/>
@@ -32240,7 +32238,7 @@
         </w:rPr>
         <w:t>SQA Results</w:t>
       </w:r>
-      <w:bookmarkEnd w:id="129"/>
+      <w:bookmarkEnd w:id="128"/>
     </w:p>
     <w:p>
       <w:pPr>
@@ -32274,6 +32272,8 @@
         </w:rPr>
         <w:t xml:space="preserve"> the result for each test case group.</w:t>
       </w:r>
+      <w:bookmarkStart w:id="129" w:name="_GoBack"/>
+      <w:bookmarkEnd w:id="129"/>
     </w:p>
     <w:p>
       <w:pPr>
@@ -32283,6 +32283,9 @@
       <w:bookmarkStart w:id="130" w:name="_lt29"/>
       <w:r>
         <w:t xml:space="preserve">Table </w:t>
+      </w:r>
+      <w:r>
+        <w:t>6.</w:t>
       </w:r>
       <w:r>
         <w:fldChar w:fldCharType="begin"/>
@@ -34259,7 +34262,7 @@
         <w:noProof/>
         <w:sz w:val="20"/>
       </w:rPr>
-      <w:t>36</w:t>
+      <w:t>44</w:t>
     </w:r>
     <w:r>
       <w:rPr>
@@ -46313,7 +46316,7 @@
 </file>
 
 <file path=customXml/itemProps1.xml><?xml version="1.0" encoding="utf-8"?>
-<ds:datastoreItem xmlns:ds="http://schemas.openxmlformats.org/officeDocument/2006/customXml" ds:itemID="{4DE61DA3-6402-468E-9704-4DF7B9095F63}">
+<ds:datastoreItem xmlns:ds="http://schemas.openxmlformats.org/officeDocument/2006/customXml" ds:itemID="{74E1BA6F-B9F4-45A3-AF5B-33959589379B}">
   <ds:schemaRefs>
     <ds:schemaRef ds:uri="http://schemas.openxmlformats.org/officeDocument/2006/bibliography"/>
   </ds:schemaRefs>

--- a/docs/FYP-Documentation/FYP Part 1 Documentation/Riphah_Konnect_FYP_Doc.docx
+++ b/docs/FYP-Documentation/FYP Part 1 Documentation/Riphah_Konnect_FYP_Doc.docx
@@ -630,8 +630,8 @@
       <w:bookmarkStart w:id="2" w:name="_Toc228392259"/>
       <w:bookmarkStart w:id="3" w:name="_Toc228398185"/>
       <w:bookmarkStart w:id="4" w:name="_Toc228407525"/>
-      <w:bookmarkStart w:id="5" w:name="_Toc227543894"/>
-      <w:bookmarkStart w:id="6" w:name="_Toc228548876"/>
+      <w:bookmarkStart w:id="5" w:name="_Toc228548876"/>
+      <w:bookmarkStart w:id="6" w:name="_Toc227543894"/>
       <w:r>
         <w:rPr>
           <w:rFonts w:ascii="Times New Roman" w:hAnsi="Times New Roman"/>
@@ -644,7 +644,7 @@
       <w:bookmarkEnd w:id="2"/>
       <w:bookmarkEnd w:id="3"/>
       <w:bookmarkEnd w:id="4"/>
-      <w:bookmarkEnd w:id="6"/>
+      <w:bookmarkEnd w:id="5"/>
     </w:p>
     <w:p>
       <w:pPr>
@@ -655,7 +655,7 @@
         </w:rPr>
       </w:pPr>
     </w:p>
-    <w:bookmarkEnd w:id="5"/>
+    <w:bookmarkEnd w:id="6"/>
     <w:p>
       <w:pPr>
         <w:spacing w:before="160" w:after="120" w:line="360" w:lineRule="auto"/>
@@ -832,7 +832,7 @@
                     </wp:anchor>
                   </w:drawing>
                 </mc:Choice>
-                <mc:Fallback xmlns:cx2="http://schemas.microsoft.com/office/drawing/2015/10/21/chartex" xmlns:cx3="http://schemas.microsoft.com/office/drawing/2016/5/9/chartex" xmlns:cx4="http://schemas.microsoft.com/office/drawing/2016/5/10/chartex" xmlns:cx5="http://schemas.microsoft.com/office/drawing/2016/5/11/chartex" xmlns:cx6="http://schemas.microsoft.com/office/drawing/2016/5/12/chartex" xmlns:cx7="http://schemas.microsoft.com/office/drawing/2016/5/13/chartex" xmlns:cx8="http://schemas.microsoft.com/office/drawing/2016/5/14/chartex" xmlns:aink="http://schemas.microsoft.com/office/drawing/2016/ink" xmlns:am3d="http://schemas.microsoft.com/office/drawing/2017/model3d" xmlns:oel="http://schemas.microsoft.com/office/2019/extlst" xmlns:w16cex="http://schemas.microsoft.com/office/word/2018/wordml/cex" xmlns:w16cid="http://schemas.microsoft.com/office/word/2016/wordml/cid" xmlns:w16="http://schemas.microsoft.com/office/word/2018/wordml" xmlns:w16du="http://schemas.microsoft.com/office/word/2023/wordml/word16du" xmlns:w16sdtdh="http://schemas.microsoft.com/office/word/2020/wordml/sdtdatahash">
+                <mc:Fallback xmlns:w16sdtdh="http://schemas.microsoft.com/office/word/2020/wordml/sdtdatahash" xmlns:w16du="http://schemas.microsoft.com/office/word/2023/wordml/word16du" xmlns:w16="http://schemas.microsoft.com/office/word/2018/wordml" xmlns:w16cid="http://schemas.microsoft.com/office/word/2016/wordml/cid" xmlns:w16cex="http://schemas.microsoft.com/office/word/2018/wordml/cex" xmlns:oel="http://schemas.microsoft.com/office/2019/extlst" xmlns:am3d="http://schemas.microsoft.com/office/drawing/2017/model3d" xmlns:aink="http://schemas.microsoft.com/office/drawing/2016/ink" xmlns:cx8="http://schemas.microsoft.com/office/drawing/2016/5/14/chartex" xmlns:cx7="http://schemas.microsoft.com/office/drawing/2016/5/13/chartex" xmlns:cx6="http://schemas.microsoft.com/office/drawing/2016/5/12/chartex" xmlns:cx5="http://schemas.microsoft.com/office/drawing/2016/5/11/chartex" xmlns:cx4="http://schemas.microsoft.com/office/drawing/2016/5/10/chartex" xmlns:cx3="http://schemas.microsoft.com/office/drawing/2016/5/9/chartex" xmlns:cx2="http://schemas.microsoft.com/office/drawing/2015/10/21/chartex">
                   <w:pict>
                     <v:line w14:anchorId="69B6803B" id="Straight Connector 7" o:spid="_x0000_s1026" style="position:absolute;z-index:251659264;visibility:visible;mso-wrap-style:square;mso-width-percent:0;mso-height-percent:0;mso-wrap-distance-left:9pt;mso-wrap-distance-top:0;mso-wrap-distance-right:9pt;mso-wrap-distance-bottom:0;mso-position-horizontal:absolute;mso-position-horizontal-relative:text;mso-position-vertical:absolute;mso-position-vertical-relative:text;mso-width-percent:0;mso-height-percent:0;mso-width-relative:page;mso-height-relative:page" from=".3pt,8.95pt" to="189.3pt,8.95pt" o:gfxdata="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"/>
                   </w:pict>
@@ -1054,7 +1054,7 @@
                     </wp:anchor>
                   </w:drawing>
                 </mc:Choice>
-                <mc:Fallback xmlns:cx2="http://schemas.microsoft.com/office/drawing/2015/10/21/chartex" xmlns:cx3="http://schemas.microsoft.com/office/drawing/2016/5/9/chartex" xmlns:cx4="http://schemas.microsoft.com/office/drawing/2016/5/10/chartex" xmlns:cx5="http://schemas.microsoft.com/office/drawing/2016/5/11/chartex" xmlns:cx6="http://schemas.microsoft.com/office/drawing/2016/5/12/chartex" xmlns:cx7="http://schemas.microsoft.com/office/drawing/2016/5/13/chartex" xmlns:cx8="http://schemas.microsoft.com/office/drawing/2016/5/14/chartex" xmlns:aink="http://schemas.microsoft.com/office/drawing/2016/ink" xmlns:am3d="http://schemas.microsoft.com/office/drawing/2017/model3d" xmlns:oel="http://schemas.microsoft.com/office/2019/extlst" xmlns:w16cex="http://schemas.microsoft.com/office/word/2018/wordml/cex" xmlns:w16cid="http://schemas.microsoft.com/office/word/2016/wordml/cid" xmlns:w16="http://schemas.microsoft.com/office/word/2018/wordml" xmlns:w16du="http://schemas.microsoft.com/office/word/2023/wordml/word16du" xmlns:w16sdtdh="http://schemas.microsoft.com/office/word/2020/wordml/sdtdatahash">
+                <mc:Fallback xmlns:w16sdtdh="http://schemas.microsoft.com/office/word/2020/wordml/sdtdatahash" xmlns:w16du="http://schemas.microsoft.com/office/word/2023/wordml/word16du" xmlns:w16="http://schemas.microsoft.com/office/word/2018/wordml" xmlns:w16cid="http://schemas.microsoft.com/office/word/2016/wordml/cid" xmlns:w16cex="http://schemas.microsoft.com/office/word/2018/wordml/cex" xmlns:oel="http://schemas.microsoft.com/office/2019/extlst" xmlns:am3d="http://schemas.microsoft.com/office/drawing/2017/model3d" xmlns:aink="http://schemas.microsoft.com/office/drawing/2016/ink" xmlns:cx8="http://schemas.microsoft.com/office/drawing/2016/5/14/chartex" xmlns:cx7="http://schemas.microsoft.com/office/drawing/2016/5/13/chartex" xmlns:cx6="http://schemas.microsoft.com/office/drawing/2016/5/12/chartex" xmlns:cx5="http://schemas.microsoft.com/office/drawing/2016/5/11/chartex" xmlns:cx4="http://schemas.microsoft.com/office/drawing/2016/5/10/chartex" xmlns:cx3="http://schemas.microsoft.com/office/drawing/2016/5/9/chartex" xmlns:cx2="http://schemas.microsoft.com/office/drawing/2015/10/21/chartex">
                   <w:pict>
                     <v:line w14:anchorId="0BF08EDF" id="Straight Connector 6" o:spid="_x0000_s1026" style="position:absolute;z-index:251660288;visibility:visible;mso-wrap-style:square;mso-width-percent:0;mso-height-percent:0;mso-wrap-distance-left:9pt;mso-wrap-distance-top:0;mso-wrap-distance-right:9pt;mso-wrap-distance-bottom:0;mso-position-horizontal:absolute;mso-position-horizontal-relative:text;mso-position-vertical:absolute;mso-position-vertical-relative:text;mso-width-percent:0;mso-height-percent:0;mso-width-relative:page;mso-height-relative:page" from=".4pt,5.3pt" to="189.4pt,5.3pt" o:gfxdata="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"/>
                   </w:pict>
@@ -8302,21 +8302,7 @@
             <w:rFonts w:ascii="Times New Roman" w:hAnsi="Times New Roman"/>
             <w:color w:val="000000"/>
           </w:rPr>
-          <w:t xml:space="preserve">Table </w:t>
-        </w:r>
-        <w:r>
-          <w:rPr>
-            <w:rFonts w:ascii="Times New Roman" w:hAnsi="Times New Roman"/>
-            <w:color w:val="000000"/>
-          </w:rPr>
-          <w:t>1</w:t>
-        </w:r>
-        <w:r>
-          <w:rPr>
-            <w:rFonts w:ascii="Times New Roman" w:hAnsi="Times New Roman"/>
-            <w:color w:val="000000"/>
-          </w:rPr>
-          <w:t>: Comparison of Existing Platforms</w:t>
+          <w:t>Table 1: Comparison of Existing Platforms</w:t>
         </w:r>
       </w:hyperlink>
       <w:r>
@@ -8550,40 +8536,10 @@
         <w:rPr>
           <w:rFonts w:ascii="Times New Roman" w:hAnsi="Times New Roman"/>
         </w:rPr>
-        <w:fldChar w:fldCharType="begin"/>
-      </w:r>
-      <w:r>
-        <w:rPr>
-          <w:rFonts w:ascii="Times New Roman" w:hAnsi="Times New Roman"/>
-        </w:rPr>
-        <w:instrText xml:space="preserve"> PAGEREF _lt5 \h </w:instrText>
-      </w:r>
-      <w:r>
-        <w:rPr>
-          <w:rFonts w:ascii="Times New Roman" w:hAnsi="Times New Roman"/>
-        </w:rPr>
-      </w:r>
-      <w:r>
-        <w:rPr>
-          <w:rFonts w:ascii="Times New Roman" w:hAnsi="Times New Roman"/>
-        </w:rPr>
-        <w:fldChar w:fldCharType="separate"/>
-      </w:r>
-      <w:r>
-        <w:rPr>
-          <w:rFonts w:ascii="Times New Roman" w:hAnsi="Times New Roman"/>
-          <w:b/>
-          <w:bCs/>
-          <w:noProof/>
-        </w:rPr>
-        <w:t>Error! Bookmark not defined.</w:t>
-      </w:r>
-      <w:r>
-        <w:rPr>
-          <w:rFonts w:ascii="Times New Roman" w:hAnsi="Times New Roman"/>
-        </w:rPr>
-        <w:fldChar w:fldCharType="end"/>
-      </w:r>
+        <w:t>18</w:t>
+      </w:r>
+      <w:bookmarkStart w:id="35" w:name="_GoBack"/>
+      <w:bookmarkEnd w:id="35"/>
     </w:p>
     <w:p>
       <w:pPr>
@@ -10069,14 +10025,14 @@
           <w:sz w:val="40"/>
         </w:rPr>
       </w:pPr>
-      <w:bookmarkStart w:id="35" w:name="_Toc228548881"/>
+      <w:bookmarkStart w:id="36" w:name="_Toc228548881"/>
       <w:r>
         <w:rPr>
           <w:sz w:val="40"/>
         </w:rPr>
         <w:t>Chapter 1</w:t>
       </w:r>
-      <w:bookmarkEnd w:id="35"/>
+      <w:bookmarkEnd w:id="36"/>
     </w:p>
     <w:p>
       <w:pPr>
@@ -10092,7 +10048,7 @@
         </w:rPr>
         <w:t xml:space="preserve"> </w:t>
       </w:r>
-      <w:bookmarkStart w:id="36" w:name="_Toc228548882"/>
+      <w:bookmarkStart w:id="37" w:name="_Toc228548882"/>
       <w:r>
         <w:rPr>
           <w:sz w:val="40"/>
@@ -10105,7 +10061,7 @@
         </w:rPr>
         <w:t>ntroduction</w:t>
       </w:r>
-      <w:bookmarkEnd w:id="36"/>
+      <w:bookmarkEnd w:id="37"/>
     </w:p>
     <w:p>
       <w:pPr>
@@ -10161,7 +10117,7 @@
       <w:pPr>
         <w:pStyle w:val="Heading2"/>
       </w:pPr>
-      <w:bookmarkStart w:id="37" w:name="_Toc228548883"/>
+      <w:bookmarkStart w:id="38" w:name="_Toc228548883"/>
       <w:r>
         <w:rPr>
           <w:rFonts w:ascii="Times New Roman" w:hAnsi="Times New Roman"/>
@@ -10169,7 +10125,7 @@
         <w:lastRenderedPageBreak/>
         <w:t>1.1 Overview</w:t>
       </w:r>
-      <w:bookmarkEnd w:id="37"/>
+      <w:bookmarkEnd w:id="38"/>
     </w:p>
     <w:p>
       <w:pPr>
@@ -10226,14 +10182,14 @@
       <w:pPr>
         <w:pStyle w:val="Heading2"/>
       </w:pPr>
-      <w:bookmarkStart w:id="38" w:name="_Toc228548884"/>
+      <w:bookmarkStart w:id="39" w:name="_Toc228548884"/>
       <w:r>
         <w:rPr>
           <w:rFonts w:ascii="Times New Roman" w:hAnsi="Times New Roman"/>
         </w:rPr>
         <w:t>1.2 Opportunity and Stakeholders</w:t>
       </w:r>
-      <w:bookmarkEnd w:id="38"/>
+      <w:bookmarkEnd w:id="39"/>
     </w:p>
     <w:p>
       <w:pPr>
@@ -10308,7 +10264,7 @@
       <w:pPr>
         <w:pStyle w:val="Heading3"/>
       </w:pPr>
-      <w:bookmarkStart w:id="39" w:name="_Toc228548885"/>
+      <w:bookmarkStart w:id="40" w:name="_Toc228548885"/>
       <w:r>
         <w:rPr>
           <w:rFonts w:ascii="Times New Roman" w:hAnsi="Times New Roman"/>
@@ -10327,7 +10283,7 @@
         </w:rPr>
         <w:t>Stakeholders</w:t>
       </w:r>
-      <w:bookmarkEnd w:id="39"/>
+      <w:bookmarkEnd w:id="40"/>
     </w:p>
     <w:p>
       <w:pPr>
@@ -10454,27 +10410,27 @@
       <w:pPr>
         <w:pStyle w:val="Heading2"/>
       </w:pPr>
-      <w:bookmarkStart w:id="40" w:name="_Toc228548886"/>
+      <w:bookmarkStart w:id="41" w:name="_Toc228548886"/>
       <w:r>
         <w:rPr>
           <w:rFonts w:ascii="Times New Roman" w:hAnsi="Times New Roman"/>
         </w:rPr>
         <w:t>1.3 Motivations and Challenges</w:t>
       </w:r>
-      <w:bookmarkEnd w:id="40"/>
+      <w:bookmarkEnd w:id="41"/>
     </w:p>
     <w:p>
       <w:pPr>
         <w:pStyle w:val="Heading3"/>
       </w:pPr>
-      <w:bookmarkStart w:id="41" w:name="_Toc228548887"/>
+      <w:bookmarkStart w:id="42" w:name="_Toc228548887"/>
       <w:r>
         <w:rPr>
           <w:rFonts w:ascii="Times New Roman" w:hAnsi="Times New Roman"/>
         </w:rPr>
         <w:t>1.3.1 Motivations</w:t>
       </w:r>
-      <w:bookmarkEnd w:id="41"/>
+      <w:bookmarkEnd w:id="42"/>
     </w:p>
     <w:p>
       <w:pPr>
@@ -10611,14 +10567,14 @@
       <w:pPr>
         <w:pStyle w:val="Heading3"/>
       </w:pPr>
-      <w:bookmarkStart w:id="42" w:name="_Toc228548888"/>
+      <w:bookmarkStart w:id="43" w:name="_Toc228548888"/>
       <w:r>
         <w:rPr>
           <w:rFonts w:ascii="Times New Roman" w:hAnsi="Times New Roman"/>
         </w:rPr>
         <w:t>1.3.2 Challenges</w:t>
       </w:r>
-      <w:bookmarkEnd w:id="42"/>
+      <w:bookmarkEnd w:id="43"/>
     </w:p>
     <w:p>
       <w:pPr>
@@ -10700,7 +10656,7 @@
       <w:pPr>
         <w:pStyle w:val="Heading2"/>
       </w:pPr>
-      <w:bookmarkStart w:id="43" w:name="_Toc228548889"/>
+      <w:bookmarkStart w:id="44" w:name="_Toc228548889"/>
       <w:r>
         <w:rPr>
           <w:rFonts w:ascii="Times New Roman" w:hAnsi="Times New Roman"/>
@@ -10719,13 +10675,13 @@
         </w:rPr>
         <w:t>Goals and Objectives</w:t>
       </w:r>
-      <w:bookmarkEnd w:id="43"/>
+      <w:bookmarkEnd w:id="44"/>
     </w:p>
     <w:p>
       <w:pPr>
         <w:pStyle w:val="Heading3"/>
       </w:pPr>
-      <w:bookmarkStart w:id="44" w:name="_Toc228548890"/>
+      <w:bookmarkStart w:id="45" w:name="_Toc228548890"/>
       <w:r>
         <w:rPr>
           <w:rFonts w:ascii="Times New Roman" w:hAnsi="Times New Roman"/>
@@ -10744,7 +10700,7 @@
         </w:rPr>
         <w:t>One Platform for Academic Communication</w:t>
       </w:r>
-      <w:bookmarkEnd w:id="44"/>
+      <w:bookmarkEnd w:id="45"/>
     </w:p>
     <w:p>
       <w:pPr>
@@ -10767,7 +10723,7 @@
       <w:pPr>
         <w:pStyle w:val="Heading3"/>
       </w:pPr>
-      <w:bookmarkStart w:id="45" w:name="_Toc228548891"/>
+      <w:bookmarkStart w:id="46" w:name="_Toc228548891"/>
       <w:r>
         <w:rPr>
           <w:rFonts w:ascii="Times New Roman" w:hAnsi="Times New Roman"/>
@@ -10786,7 +10742,7 @@
         </w:rPr>
         <w:t>Verified University Community</w:t>
       </w:r>
-      <w:bookmarkEnd w:id="45"/>
+      <w:bookmarkEnd w:id="46"/>
     </w:p>
     <w:p>
       <w:pPr>
@@ -10809,7 +10765,7 @@
       <w:pPr>
         <w:pStyle w:val="Heading3"/>
       </w:pPr>
-      <w:bookmarkStart w:id="46" w:name="_Toc228548892"/>
+      <w:bookmarkStart w:id="47" w:name="_Toc228548892"/>
       <w:r>
         <w:rPr>
           <w:rFonts w:ascii="Times New Roman" w:hAnsi="Times New Roman"/>
@@ -10829,7 +10785,7 @@
         </w:rPr>
         <w:t>Improve Peer Learning</w:t>
       </w:r>
-      <w:bookmarkEnd w:id="46"/>
+      <w:bookmarkEnd w:id="47"/>
     </w:p>
     <w:p>
       <w:pPr>
@@ -10853,7 +10809,7 @@
         <w:pStyle w:val="Heading3"/>
         <w:spacing w:line="360" w:lineRule="auto"/>
       </w:pPr>
-      <w:bookmarkStart w:id="47" w:name="_Toc228548893"/>
+      <w:bookmarkStart w:id="48" w:name="_Toc228548893"/>
       <w:r>
         <w:rPr>
           <w:rFonts w:ascii="Times New Roman" w:hAnsi="Times New Roman"/>
@@ -10872,7 +10828,7 @@
         </w:rPr>
         <w:t>Better Campus Engagement</w:t>
       </w:r>
-      <w:bookmarkEnd w:id="47"/>
+      <w:bookmarkEnd w:id="48"/>
     </w:p>
     <w:p>
       <w:pPr>
@@ -10896,7 +10852,7 @@
         <w:pStyle w:val="Heading2"/>
         <w:spacing w:line="360" w:lineRule="auto"/>
       </w:pPr>
-      <w:bookmarkStart w:id="48" w:name="_Toc228548894"/>
+      <w:bookmarkStart w:id="49" w:name="_Toc228548894"/>
       <w:r>
         <w:rPr>
           <w:rFonts w:ascii="Times New Roman" w:hAnsi="Times New Roman"/>
@@ -10915,7 +10871,7 @@
         </w:rPr>
         <w:t>Solution Overview</w:t>
       </w:r>
-      <w:bookmarkEnd w:id="48"/>
+      <w:bookmarkEnd w:id="49"/>
     </w:p>
     <w:p>
       <w:pPr>
@@ -10955,7 +10911,7 @@
         <w:pStyle w:val="Heading3"/>
         <w:spacing w:line="360" w:lineRule="auto"/>
       </w:pPr>
-      <w:bookmarkStart w:id="49" w:name="_Toc228548895"/>
+      <w:bookmarkStart w:id="50" w:name="_Toc228548895"/>
       <w:r>
         <w:rPr>
           <w:rFonts w:ascii="Times New Roman" w:hAnsi="Times New Roman"/>
@@ -10974,7 +10930,7 @@
         </w:rPr>
         <w:t>Scope of the Project</w:t>
       </w:r>
-      <w:bookmarkEnd w:id="49"/>
+      <w:bookmarkEnd w:id="50"/>
     </w:p>
     <w:p>
       <w:pPr>
@@ -11723,7 +11679,7 @@
         <w:pStyle w:val="Heading2"/>
         <w:spacing w:line="360" w:lineRule="auto"/>
       </w:pPr>
-      <w:bookmarkStart w:id="50" w:name="_Toc228548896"/>
+      <w:bookmarkStart w:id="51" w:name="_Toc228548896"/>
       <w:r>
         <w:rPr>
           <w:rFonts w:ascii="Times New Roman" w:hAnsi="Times New Roman"/>
@@ -11743,7 +11699,7 @@
         </w:rPr>
         <w:t>Report Outline</w:t>
       </w:r>
-      <w:bookmarkEnd w:id="50"/>
+      <w:bookmarkEnd w:id="51"/>
     </w:p>
     <w:p>
       <w:pPr>
@@ -11869,7 +11825,7 @@
           <w:szCs w:val="32"/>
         </w:rPr>
       </w:pPr>
-      <w:bookmarkStart w:id="51" w:name="_Toc228548897"/>
+      <w:bookmarkStart w:id="52" w:name="_Toc228548897"/>
       <w:r>
         <w:rPr>
           <w:rFonts w:ascii="Times New Roman" w:hAnsi="Times New Roman"/>
@@ -11878,7 +11834,7 @@
         </w:rPr>
         <w:t>Chapter 2</w:t>
       </w:r>
-      <w:bookmarkEnd w:id="51"/>
+      <w:bookmarkEnd w:id="52"/>
       <w:r>
         <w:rPr>
           <w:rFonts w:ascii="Times New Roman" w:hAnsi="Times New Roman"/>
@@ -11898,7 +11854,7 @@
           <w:szCs w:val="32"/>
         </w:rPr>
       </w:pPr>
-      <w:bookmarkStart w:id="52" w:name="_Toc228548898"/>
+      <w:bookmarkStart w:id="53" w:name="_Toc228548898"/>
       <w:r>
         <w:rPr>
           <w:rFonts w:ascii="Times New Roman" w:hAnsi="Times New Roman"/>
@@ -11907,7 +11863,7 @@
         </w:rPr>
         <w:t>Market Survey</w:t>
       </w:r>
-      <w:bookmarkEnd w:id="52"/>
+      <w:bookmarkEnd w:id="53"/>
     </w:p>
     <w:p>
       <w:pPr>
@@ -11942,7 +11898,7 @@
         <w:pStyle w:val="Heading2"/>
         <w:spacing w:line="360" w:lineRule="auto"/>
       </w:pPr>
-      <w:bookmarkStart w:id="53" w:name="_Toc228548899"/>
+      <w:bookmarkStart w:id="54" w:name="_Toc228548899"/>
       <w:r>
         <w:rPr>
           <w:rFonts w:ascii="Times New Roman" w:hAnsi="Times New Roman"/>
@@ -11962,7 +11918,7 @@
         </w:rPr>
         <w:t>Introduction</w:t>
       </w:r>
-      <w:bookmarkEnd w:id="53"/>
+      <w:bookmarkEnd w:id="54"/>
     </w:p>
     <w:p>
       <w:pPr>
@@ -12019,7 +11975,7 @@
         <w:pStyle w:val="Heading2"/>
         <w:spacing w:line="360" w:lineRule="auto"/>
       </w:pPr>
-      <w:bookmarkStart w:id="54" w:name="_Toc228548900"/>
+      <w:bookmarkStart w:id="55" w:name="_Toc228548900"/>
       <w:r>
         <w:rPr>
           <w:rFonts w:ascii="Times New Roman" w:hAnsi="Times New Roman"/>
@@ -12038,7 +11994,7 @@
         </w:rPr>
         <w:t>Literature Review</w:t>
       </w:r>
-      <w:bookmarkEnd w:id="54"/>
+      <w:bookmarkEnd w:id="55"/>
     </w:p>
     <w:p>
       <w:pPr>
@@ -12063,7 +12019,7 @@
         <w:spacing w:line="360" w:lineRule="auto"/>
         <w:ind w:left="1440" w:firstLine="720"/>
       </w:pPr>
-      <w:bookmarkStart w:id="55" w:name="_Toc228548901"/>
+      <w:bookmarkStart w:id="56" w:name="_Toc228548901"/>
       <w:r>
         <w:rPr>
           <w:rFonts w:cstheme="majorHAnsi"/>
@@ -12082,14 +12038,12 @@
         </w:rPr>
         <w:t xml:space="preserve">2.1 </w:t>
       </w:r>
-      <w:bookmarkStart w:id="56" w:name="_lt1"/>
-      <w:bookmarkStart w:id="57" w:name="_GoBack"/>
+      <w:bookmarkStart w:id="57" w:name="_lt1"/>
+      <w:r>
+        <w:t>Comparison of Existing Platforms</w:t>
+      </w:r>
+      <w:bookmarkEnd w:id="56"/>
       <w:bookmarkEnd w:id="57"/>
-      <w:r>
-        <w:t>Comparison of Existing Platforms</w:t>
-      </w:r>
-      <w:bookmarkEnd w:id="56"/>
-      <w:bookmarkEnd w:id="55"/>
     </w:p>
     <w:tbl>
       <w:tblPr>
@@ -32606,14 +32560,27 @@
       <w:r>
         <w:t>6.</w:t>
       </w:r>
-      <w:fldSimple w:instr=" SEQ Table \* ARABIC ">
-        <w:r>
-          <w:rPr>
-            <w:noProof/>
-          </w:rPr>
-          <w:t>1</w:t>
-        </w:r>
-      </w:fldSimple>
+      <w:r>
+        <w:fldChar w:fldCharType="begin"/>
+      </w:r>
+      <w:r>
+        <w:instrText xml:space="preserve"> SEQ Table \* ARABIC </w:instrText>
+      </w:r>
+      <w:r>
+        <w:fldChar w:fldCharType="separate"/>
+      </w:r>
+      <w:r>
+        <w:rPr>
+          <w:noProof/>
+        </w:rPr>
+        <w:t>1</w:t>
+      </w:r>
+      <w:r>
+        <w:rPr>
+          <w:noProof/>
+        </w:rPr>
+        <w:fldChar w:fldCharType="end"/>
+      </w:r>
       <w:r>
         <w:t>: Test Execution Results</w:t>
       </w:r>
@@ -34568,7 +34535,7 @@
         <w:noProof/>
         <w:sz w:val="20"/>
       </w:rPr>
-      <w:t>1</w:t>
+      <w:t>9</w:t>
     </w:r>
     <w:r>
       <w:rPr>
@@ -46622,7 +46589,7 @@
 </file>
 
 <file path=customXml/itemProps1.xml><?xml version="1.0" encoding="utf-8"?>
-<ds:datastoreItem xmlns:ds="http://schemas.openxmlformats.org/officeDocument/2006/customXml" ds:itemID="{2B61980D-AAF8-42F4-B310-E5A890FBCE80}">
+<ds:datastoreItem xmlns:ds="http://schemas.openxmlformats.org/officeDocument/2006/customXml" ds:itemID="{BD89947A-2354-488C-BC5C-2D89DFD0DD5B}">
   <ds:schemaRefs>
     <ds:schemaRef ds:uri="http://schemas.openxmlformats.org/officeDocument/2006/bibliography"/>
   </ds:schemaRefs>

--- a/docs/FYP-Documentation/FYP Part 1 Documentation/Riphah_Konnect_FYP_Doc.docx
+++ b/docs/FYP-Documentation/FYP Part 1 Documentation/Riphah_Konnect_FYP_Doc.docx
@@ -8538,8 +8538,6 @@
         </w:rPr>
         <w:t>18</w:t>
       </w:r>
-      <w:bookmarkStart w:id="35" w:name="_GoBack"/>
-      <w:bookmarkEnd w:id="35"/>
     </w:p>
     <w:p>
       <w:pPr>
@@ -8590,7 +8588,7 @@
           <w:bCs/>
           <w:noProof/>
         </w:rPr>
-        <w:t>Error! Bookmark not defined.</w:t>
+        <w:t>19</w:t>
       </w:r>
       <w:r>
         <w:rPr>
@@ -8622,40 +8620,10 @@
         <w:rPr>
           <w:rFonts w:ascii="Times New Roman" w:hAnsi="Times New Roman"/>
         </w:rPr>
-        <w:fldChar w:fldCharType="begin"/>
-      </w:r>
-      <w:r>
-        <w:rPr>
-          <w:rFonts w:ascii="Times New Roman" w:hAnsi="Times New Roman"/>
-        </w:rPr>
-        <w:instrText xml:space="preserve"> PAGEREF _lt7 \h </w:instrText>
-      </w:r>
-      <w:r>
-        <w:rPr>
-          <w:rFonts w:ascii="Times New Roman" w:hAnsi="Times New Roman"/>
-        </w:rPr>
-      </w:r>
-      <w:r>
-        <w:rPr>
-          <w:rFonts w:ascii="Times New Roman" w:hAnsi="Times New Roman"/>
-        </w:rPr>
-        <w:fldChar w:fldCharType="separate"/>
-      </w:r>
-      <w:r>
-        <w:rPr>
-          <w:rFonts w:ascii="Times New Roman" w:hAnsi="Times New Roman"/>
-          <w:b/>
-          <w:bCs/>
-          <w:noProof/>
-        </w:rPr>
-        <w:t>Error! Bookmark not defined.</w:t>
-      </w:r>
-      <w:r>
-        <w:rPr>
-          <w:rFonts w:ascii="Times New Roman" w:hAnsi="Times New Roman"/>
-        </w:rPr>
-        <w:fldChar w:fldCharType="end"/>
-      </w:r>
+        <w:t>19</w:t>
+      </w:r>
+      <w:bookmarkStart w:id="35" w:name="_GoBack"/>
+      <w:bookmarkEnd w:id="35"/>
     </w:p>
     <w:p>
       <w:pPr>
@@ -34535,7 +34503,7 @@
         <w:noProof/>
         <w:sz w:val="20"/>
       </w:rPr>
-      <w:t>9</w:t>
+      <w:t>1</w:t>
     </w:r>
     <w:r>
       <w:rPr>
@@ -46589,7 +46557,7 @@
 </file>
 
 <file path=customXml/itemProps1.xml><?xml version="1.0" encoding="utf-8"?>
-<ds:datastoreItem xmlns:ds="http://schemas.openxmlformats.org/officeDocument/2006/customXml" ds:itemID="{BD89947A-2354-488C-BC5C-2D89DFD0DD5B}">
+<ds:datastoreItem xmlns:ds="http://schemas.openxmlformats.org/officeDocument/2006/customXml" ds:itemID="{73F0CD63-245B-4874-B55B-0C9D572767D4}">
   <ds:schemaRefs>
     <ds:schemaRef ds:uri="http://schemas.openxmlformats.org/officeDocument/2006/bibliography"/>
   </ds:schemaRefs>

--- a/docs/FYP-Documentation/FYP Part 1 Documentation/Riphah_Konnect_FYP_Doc.docx
+++ b/docs/FYP-Documentation/FYP Part 1 Documentation/Riphah_Konnect_FYP_Doc.docx
@@ -8622,8 +8622,6 @@
         </w:rPr>
         <w:t>19</w:t>
       </w:r>
-      <w:bookmarkStart w:id="35" w:name="_GoBack"/>
-      <w:bookmarkEnd w:id="35"/>
     </w:p>
     <w:p>
       <w:pPr>
@@ -8645,43 +8643,10 @@
         <w:tab/>
       </w:r>
       <w:r>
-        <w:rPr>
-          <w:rFonts w:ascii="Times New Roman" w:hAnsi="Times New Roman"/>
-        </w:rPr>
-        <w:fldChar w:fldCharType="begin"/>
-      </w:r>
-      <w:r>
-        <w:rPr>
-          <w:rFonts w:ascii="Times New Roman" w:hAnsi="Times New Roman"/>
-        </w:rPr>
-        <w:instrText xml:space="preserve"> PAGEREF _lt8 \h </w:instrText>
-      </w:r>
-      <w:r>
-        <w:rPr>
-          <w:rFonts w:ascii="Times New Roman" w:hAnsi="Times New Roman"/>
-        </w:rPr>
-      </w:r>
-      <w:r>
-        <w:rPr>
-          <w:rFonts w:ascii="Times New Roman" w:hAnsi="Times New Roman"/>
-        </w:rPr>
-        <w:fldChar w:fldCharType="separate"/>
-      </w:r>
-      <w:r>
-        <w:rPr>
-          <w:rFonts w:ascii="Times New Roman" w:hAnsi="Times New Roman"/>
-          <w:b/>
-          <w:bCs/>
-          <w:noProof/>
-        </w:rPr>
-        <w:t>Error! Bookmark not defined.</w:t>
-      </w:r>
-      <w:r>
-        <w:rPr>
-          <w:rFonts w:ascii="Times New Roman" w:hAnsi="Times New Roman"/>
-        </w:rPr>
-        <w:fldChar w:fldCharType="end"/>
-      </w:r>
+        <w:t>19</w:t>
+      </w:r>
+      <w:bookmarkStart w:id="35" w:name="_GoBack"/>
+      <w:bookmarkEnd w:id="35"/>
     </w:p>
     <w:p>
       <w:pPr>
@@ -34503,7 +34468,7 @@
         <w:noProof/>
         <w:sz w:val="20"/>
       </w:rPr>
-      <w:t>1</w:t>
+      <w:t>20</w:t>
     </w:r>
     <w:r>
       <w:rPr>
@@ -46557,7 +46522,7 @@
 </file>
 
 <file path=customXml/itemProps1.xml><?xml version="1.0" encoding="utf-8"?>
-<ds:datastoreItem xmlns:ds="http://schemas.openxmlformats.org/officeDocument/2006/customXml" ds:itemID="{73F0CD63-245B-4874-B55B-0C9D572767D4}">
+<ds:datastoreItem xmlns:ds="http://schemas.openxmlformats.org/officeDocument/2006/customXml" ds:itemID="{AEB02A54-87AB-41DF-861F-129184B8EFEC}">
   <ds:schemaRefs>
     <ds:schemaRef ds:uri="http://schemas.openxmlformats.org/officeDocument/2006/bibliography"/>
   </ds:schemaRefs>

--- a/docs/FYP-Documentation/FYP Part 1 Documentation/Riphah_Konnect_FYP_Doc.docx
+++ b/docs/FYP-Documentation/FYP Part 1 Documentation/Riphah_Konnect_FYP_Doc.docx
@@ -832,7 +832,7 @@
                     </wp:anchor>
                   </w:drawing>
                 </mc:Choice>
-                <mc:Fallback xmlns:w16sdtdh="http://schemas.microsoft.com/office/word/2020/wordml/sdtdatahash" xmlns:w16du="http://schemas.microsoft.com/office/word/2023/wordml/word16du" xmlns:w16="http://schemas.microsoft.com/office/word/2018/wordml" xmlns:w16cid="http://schemas.microsoft.com/office/word/2016/wordml/cid" xmlns:w16cex="http://schemas.microsoft.com/office/word/2018/wordml/cex" xmlns:oel="http://schemas.microsoft.com/office/2019/extlst" xmlns:am3d="http://schemas.microsoft.com/office/drawing/2017/model3d" xmlns:aink="http://schemas.microsoft.com/office/drawing/2016/ink" xmlns:cx8="http://schemas.microsoft.com/office/drawing/2016/5/14/chartex" xmlns:cx7="http://schemas.microsoft.com/office/drawing/2016/5/13/chartex" xmlns:cx6="http://schemas.microsoft.com/office/drawing/2016/5/12/chartex" xmlns:cx5="http://schemas.microsoft.com/office/drawing/2016/5/11/chartex" xmlns:cx4="http://schemas.microsoft.com/office/drawing/2016/5/10/chartex" xmlns:cx3="http://schemas.microsoft.com/office/drawing/2016/5/9/chartex" xmlns:cx2="http://schemas.microsoft.com/office/drawing/2015/10/21/chartex">
+                <mc:Fallback xmlns:cx2="http://schemas.microsoft.com/office/drawing/2015/10/21/chartex" xmlns:cx3="http://schemas.microsoft.com/office/drawing/2016/5/9/chartex" xmlns:cx4="http://schemas.microsoft.com/office/drawing/2016/5/10/chartex" xmlns:cx5="http://schemas.microsoft.com/office/drawing/2016/5/11/chartex" xmlns:cx6="http://schemas.microsoft.com/office/drawing/2016/5/12/chartex" xmlns:cx7="http://schemas.microsoft.com/office/drawing/2016/5/13/chartex" xmlns:cx8="http://schemas.microsoft.com/office/drawing/2016/5/14/chartex" xmlns:aink="http://schemas.microsoft.com/office/drawing/2016/ink" xmlns:am3d="http://schemas.microsoft.com/office/drawing/2017/model3d" xmlns:oel="http://schemas.microsoft.com/office/2019/extlst" xmlns:w16cex="http://schemas.microsoft.com/office/word/2018/wordml/cex" xmlns:w16cid="http://schemas.microsoft.com/office/word/2016/wordml/cid" xmlns:w16="http://schemas.microsoft.com/office/word/2018/wordml" xmlns:w16du="http://schemas.microsoft.com/office/word/2023/wordml/word16du" xmlns:w16sdtdh="http://schemas.microsoft.com/office/word/2020/wordml/sdtdatahash">
                   <w:pict>
                     <v:line w14:anchorId="69B6803B" id="Straight Connector 7" o:spid="_x0000_s1026" style="position:absolute;z-index:251659264;visibility:visible;mso-wrap-style:square;mso-width-percent:0;mso-height-percent:0;mso-wrap-distance-left:9pt;mso-wrap-distance-top:0;mso-wrap-distance-right:9pt;mso-wrap-distance-bottom:0;mso-position-horizontal:absolute;mso-position-horizontal-relative:text;mso-position-vertical:absolute;mso-position-vertical-relative:text;mso-width-percent:0;mso-height-percent:0;mso-width-relative:page;mso-height-relative:page" from=".3pt,8.95pt" to="189.3pt,8.95pt" o:gfxdata="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"/>
                   </w:pict>
@@ -1054,7 +1054,7 @@
                     </wp:anchor>
                   </w:drawing>
                 </mc:Choice>
-                <mc:Fallback xmlns:w16sdtdh="http://schemas.microsoft.com/office/word/2020/wordml/sdtdatahash" xmlns:w16du="http://schemas.microsoft.com/office/word/2023/wordml/word16du" xmlns:w16="http://schemas.microsoft.com/office/word/2018/wordml" xmlns:w16cid="http://schemas.microsoft.com/office/word/2016/wordml/cid" xmlns:w16cex="http://schemas.microsoft.com/office/word/2018/wordml/cex" xmlns:oel="http://schemas.microsoft.com/office/2019/extlst" xmlns:am3d="http://schemas.microsoft.com/office/drawing/2017/model3d" xmlns:aink="http://schemas.microsoft.com/office/drawing/2016/ink" xmlns:cx8="http://schemas.microsoft.com/office/drawing/2016/5/14/chartex" xmlns:cx7="http://schemas.microsoft.com/office/drawing/2016/5/13/chartex" xmlns:cx6="http://schemas.microsoft.com/office/drawing/2016/5/12/chartex" xmlns:cx5="http://schemas.microsoft.com/office/drawing/2016/5/11/chartex" xmlns:cx4="http://schemas.microsoft.com/office/drawing/2016/5/10/chartex" xmlns:cx3="http://schemas.microsoft.com/office/drawing/2016/5/9/chartex" xmlns:cx2="http://schemas.microsoft.com/office/drawing/2015/10/21/chartex">
+                <mc:Fallback xmlns:cx2="http://schemas.microsoft.com/office/drawing/2015/10/21/chartex" xmlns:cx3="http://schemas.microsoft.com/office/drawing/2016/5/9/chartex" xmlns:cx4="http://schemas.microsoft.com/office/drawing/2016/5/10/chartex" xmlns:cx5="http://schemas.microsoft.com/office/drawing/2016/5/11/chartex" xmlns:cx6="http://schemas.microsoft.com/office/drawing/2016/5/12/chartex" xmlns:cx7="http://schemas.microsoft.com/office/drawing/2016/5/13/chartex" xmlns:cx8="http://schemas.microsoft.com/office/drawing/2016/5/14/chartex" xmlns:aink="http://schemas.microsoft.com/office/drawing/2016/ink" xmlns:am3d="http://schemas.microsoft.com/office/drawing/2017/model3d" xmlns:oel="http://schemas.microsoft.com/office/2019/extlst" xmlns:w16cex="http://schemas.microsoft.com/office/word/2018/wordml/cex" xmlns:w16cid="http://schemas.microsoft.com/office/word/2016/wordml/cid" xmlns:w16="http://schemas.microsoft.com/office/word/2018/wordml" xmlns:w16du="http://schemas.microsoft.com/office/word/2023/wordml/word16du" xmlns:w16sdtdh="http://schemas.microsoft.com/office/word/2020/wordml/sdtdatahash">
                   <w:pict>
                     <v:line w14:anchorId="0BF08EDF" id="Straight Connector 6" o:spid="_x0000_s1026" style="position:absolute;z-index:251660288;visibility:visible;mso-wrap-style:square;mso-width-percent:0;mso-height-percent:0;mso-wrap-distance-left:9pt;mso-wrap-distance-top:0;mso-wrap-distance-right:9pt;mso-wrap-distance-bottom:0;mso-position-horizontal:absolute;mso-position-horizontal-relative:text;mso-position-vertical:absolute;mso-position-vertical-relative:text;mso-width-percent:0;mso-height-percent:0;mso-width-relative:page;mso-height-relative:page" from=".4pt,5.3pt" to="189.4pt,5.3pt" o:gfxdata="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"/>
                   </w:pict>
@@ -8645,8 +8645,6 @@
       <w:r>
         <w:t>19</w:t>
       </w:r>
-      <w:bookmarkStart w:id="35" w:name="_GoBack"/>
-      <w:bookmarkEnd w:id="35"/>
     </w:p>
     <w:p>
       <w:pPr>
@@ -8667,43 +8665,13 @@
       <w:r>
         <w:tab/>
       </w:r>
-      <w:r>
-        <w:rPr>
-          <w:rFonts w:ascii="Times New Roman" w:hAnsi="Times New Roman"/>
-        </w:rPr>
-        <w:fldChar w:fldCharType="begin"/>
-      </w:r>
-      <w:r>
-        <w:rPr>
-          <w:rFonts w:ascii="Times New Roman" w:hAnsi="Times New Roman"/>
-        </w:rPr>
-        <w:instrText xml:space="preserve"> PAGEREF _lt9 \h </w:instrText>
-      </w:r>
-      <w:r>
-        <w:rPr>
-          <w:rFonts w:ascii="Times New Roman" w:hAnsi="Times New Roman"/>
-        </w:rPr>
-      </w:r>
-      <w:r>
-        <w:rPr>
-          <w:rFonts w:ascii="Times New Roman" w:hAnsi="Times New Roman"/>
-        </w:rPr>
-        <w:fldChar w:fldCharType="separate"/>
-      </w:r>
-      <w:r>
-        <w:rPr>
-          <w:rFonts w:ascii="Times New Roman" w:hAnsi="Times New Roman"/>
-          <w:b/>
-          <w:bCs/>
-          <w:noProof/>
-        </w:rPr>
-        <w:t>Error! Bookmark not defined.</w:t>
-      </w:r>
-      <w:r>
-        <w:rPr>
-          <w:rFonts w:ascii="Times New Roman" w:hAnsi="Times New Roman"/>
-        </w:rPr>
-        <w:fldChar w:fldCharType="end"/>
+      <w:bookmarkStart w:id="35" w:name="_GoBack"/>
+      <w:bookmarkEnd w:id="35"/>
+      <w:r>
+        <w:rPr>
+          <w:rFonts w:ascii="Times New Roman" w:hAnsi="Times New Roman"/>
+        </w:rPr>
+        <w:t>20</w:t>
       </w:r>
     </w:p>
     <w:p>
@@ -32493,27 +32461,14 @@
       <w:r>
         <w:t>6.</w:t>
       </w:r>
-      <w:r>
-        <w:fldChar w:fldCharType="begin"/>
-      </w:r>
-      <w:r>
-        <w:instrText xml:space="preserve"> SEQ Table \* ARABIC </w:instrText>
-      </w:r>
-      <w:r>
-        <w:fldChar w:fldCharType="separate"/>
-      </w:r>
-      <w:r>
-        <w:rPr>
-          <w:noProof/>
-        </w:rPr>
-        <w:t>1</w:t>
-      </w:r>
-      <w:r>
-        <w:rPr>
-          <w:noProof/>
-        </w:rPr>
-        <w:fldChar w:fldCharType="end"/>
-      </w:r>
+      <w:fldSimple w:instr=" SEQ Table \* ARABIC ">
+        <w:r>
+          <w:rPr>
+            <w:noProof/>
+          </w:rPr>
+          <w:t>1</w:t>
+        </w:r>
+      </w:fldSimple>
       <w:r>
         <w:t>: Test Execution Results</w:t>
       </w:r>
@@ -34468,7 +34423,7 @@
         <w:noProof/>
         <w:sz w:val="20"/>
       </w:rPr>
-      <w:t>20</w:t>
+      <w:t>9</w:t>
     </w:r>
     <w:r>
       <w:rPr>
@@ -46522,7 +46477,7 @@
 </file>
 
 <file path=customXml/itemProps1.xml><?xml version="1.0" encoding="utf-8"?>
-<ds:datastoreItem xmlns:ds="http://schemas.openxmlformats.org/officeDocument/2006/customXml" ds:itemID="{AEB02A54-87AB-41DF-861F-129184B8EFEC}">
+<ds:datastoreItem xmlns:ds="http://schemas.openxmlformats.org/officeDocument/2006/customXml" ds:itemID="{E8AA1CAA-E44D-421A-A004-DB9B66E2235F}">
   <ds:schemaRefs>
     <ds:schemaRef ds:uri="http://schemas.openxmlformats.org/officeDocument/2006/bibliography"/>
   </ds:schemaRefs>

--- a/docs/FYP-Documentation/FYP Part 1 Documentation/Riphah_Konnect_FYP_Doc.docx
+++ b/docs/FYP-Documentation/FYP Part 1 Documentation/Riphah_Konnect_FYP_Doc.docx
@@ -8665,8 +8665,6 @@
       <w:r>
         <w:tab/>
       </w:r>
-      <w:bookmarkStart w:id="35" w:name="_GoBack"/>
-      <w:bookmarkEnd w:id="35"/>
       <w:r>
         <w:rPr>
           <w:rFonts w:ascii="Times New Roman" w:hAnsi="Times New Roman"/>
@@ -8697,40 +8695,10 @@
         <w:rPr>
           <w:rFonts w:ascii="Times New Roman" w:hAnsi="Times New Roman"/>
         </w:rPr>
-        <w:fldChar w:fldCharType="begin"/>
-      </w:r>
-      <w:r>
-        <w:rPr>
-          <w:rFonts w:ascii="Times New Roman" w:hAnsi="Times New Roman"/>
-        </w:rPr>
-        <w:instrText xml:space="preserve"> PAGEREF _lt10 \h </w:instrText>
-      </w:r>
-      <w:r>
-        <w:rPr>
-          <w:rFonts w:ascii="Times New Roman" w:hAnsi="Times New Roman"/>
-        </w:rPr>
-      </w:r>
-      <w:r>
-        <w:rPr>
-          <w:rFonts w:ascii="Times New Roman" w:hAnsi="Times New Roman"/>
-        </w:rPr>
-        <w:fldChar w:fldCharType="separate"/>
-      </w:r>
-      <w:r>
-        <w:rPr>
-          <w:rFonts w:ascii="Times New Roman" w:hAnsi="Times New Roman"/>
-          <w:b/>
-          <w:bCs/>
-          <w:noProof/>
-        </w:rPr>
-        <w:t>Error! Bookmark not defined.</w:t>
-      </w:r>
-      <w:r>
-        <w:rPr>
-          <w:rFonts w:ascii="Times New Roman" w:hAnsi="Times New Roman"/>
-        </w:rPr>
-        <w:fldChar w:fldCharType="end"/>
-      </w:r>
+        <w:t>20</w:t>
+      </w:r>
+      <w:bookmarkStart w:id="35" w:name="_GoBack"/>
+      <w:bookmarkEnd w:id="35"/>
     </w:p>
     <w:p>
       <w:pPr>
@@ -46477,7 +46445,7 @@
 </file>
 
 <file path=customXml/itemProps1.xml><?xml version="1.0" encoding="utf-8"?>
-<ds:datastoreItem xmlns:ds="http://schemas.openxmlformats.org/officeDocument/2006/customXml" ds:itemID="{E8AA1CAA-E44D-421A-A004-DB9B66E2235F}">
+<ds:datastoreItem xmlns:ds="http://schemas.openxmlformats.org/officeDocument/2006/customXml" ds:itemID="{4667C8F5-2AF0-4BDB-8F30-B2A7DD30A265}">
   <ds:schemaRefs>
     <ds:schemaRef ds:uri="http://schemas.openxmlformats.org/officeDocument/2006/bibliography"/>
   </ds:schemaRefs>

--- a/docs/FYP-Documentation/FYP Part 1 Documentation/Riphah_Konnect_FYP_Doc.docx
+++ b/docs/FYP-Documentation/FYP Part 1 Documentation/Riphah_Konnect_FYP_Doc.docx
@@ -832,7 +832,7 @@
                     </wp:anchor>
                   </w:drawing>
                 </mc:Choice>
-                <mc:Fallback xmlns:cx2="http://schemas.microsoft.com/office/drawing/2015/10/21/chartex" xmlns:cx3="http://schemas.microsoft.com/office/drawing/2016/5/9/chartex" xmlns:cx4="http://schemas.microsoft.com/office/drawing/2016/5/10/chartex" xmlns:cx5="http://schemas.microsoft.com/office/drawing/2016/5/11/chartex" xmlns:cx6="http://schemas.microsoft.com/office/drawing/2016/5/12/chartex" xmlns:cx7="http://schemas.microsoft.com/office/drawing/2016/5/13/chartex" xmlns:cx8="http://schemas.microsoft.com/office/drawing/2016/5/14/chartex" xmlns:aink="http://schemas.microsoft.com/office/drawing/2016/ink" xmlns:am3d="http://schemas.microsoft.com/office/drawing/2017/model3d" xmlns:oel="http://schemas.microsoft.com/office/2019/extlst" xmlns:w16cex="http://schemas.microsoft.com/office/word/2018/wordml/cex" xmlns:w16cid="http://schemas.microsoft.com/office/word/2016/wordml/cid" xmlns:w16="http://schemas.microsoft.com/office/word/2018/wordml" xmlns:w16du="http://schemas.microsoft.com/office/word/2023/wordml/word16du" xmlns:w16sdtdh="http://schemas.microsoft.com/office/word/2020/wordml/sdtdatahash">
+                <mc:Fallback xmlns:w16sdtdh="http://schemas.microsoft.com/office/word/2020/wordml/sdtdatahash" xmlns:w16du="http://schemas.microsoft.com/office/word/2023/wordml/word16du" xmlns:w16="http://schemas.microsoft.com/office/word/2018/wordml" xmlns:w16cid="http://schemas.microsoft.com/office/word/2016/wordml/cid" xmlns:w16cex="http://schemas.microsoft.com/office/word/2018/wordml/cex" xmlns:oel="http://schemas.microsoft.com/office/2019/extlst" xmlns:am3d="http://schemas.microsoft.com/office/drawing/2017/model3d" xmlns:aink="http://schemas.microsoft.com/office/drawing/2016/ink" xmlns:cx8="http://schemas.microsoft.com/office/drawing/2016/5/14/chartex" xmlns:cx7="http://schemas.microsoft.com/office/drawing/2016/5/13/chartex" xmlns:cx6="http://schemas.microsoft.com/office/drawing/2016/5/12/chartex" xmlns:cx5="http://schemas.microsoft.com/office/drawing/2016/5/11/chartex" xmlns:cx4="http://schemas.microsoft.com/office/drawing/2016/5/10/chartex" xmlns:cx3="http://schemas.microsoft.com/office/drawing/2016/5/9/chartex" xmlns:cx2="http://schemas.microsoft.com/office/drawing/2015/10/21/chartex">
                   <w:pict>
                     <v:line w14:anchorId="69B6803B" id="Straight Connector 7" o:spid="_x0000_s1026" style="position:absolute;z-index:251659264;visibility:visible;mso-wrap-style:square;mso-width-percent:0;mso-height-percent:0;mso-wrap-distance-left:9pt;mso-wrap-distance-top:0;mso-wrap-distance-right:9pt;mso-wrap-distance-bottom:0;mso-position-horizontal:absolute;mso-position-horizontal-relative:text;mso-position-vertical:absolute;mso-position-vertical-relative:text;mso-width-percent:0;mso-height-percent:0;mso-width-relative:page;mso-height-relative:page" from=".3pt,8.95pt" to="189.3pt,8.95pt" o:gfxdata="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"/>
                   </w:pict>
@@ -1054,7 +1054,7 @@
                     </wp:anchor>
                   </w:drawing>
                 </mc:Choice>
-                <mc:Fallback xmlns:cx2="http://schemas.microsoft.com/office/drawing/2015/10/21/chartex" xmlns:cx3="http://schemas.microsoft.com/office/drawing/2016/5/9/chartex" xmlns:cx4="http://schemas.microsoft.com/office/drawing/2016/5/10/chartex" xmlns:cx5="http://schemas.microsoft.com/office/drawing/2016/5/11/chartex" xmlns:cx6="http://schemas.microsoft.com/office/drawing/2016/5/12/chartex" xmlns:cx7="http://schemas.microsoft.com/office/drawing/2016/5/13/chartex" xmlns:cx8="http://schemas.microsoft.com/office/drawing/2016/5/14/chartex" xmlns:aink="http://schemas.microsoft.com/office/drawing/2016/ink" xmlns:am3d="http://schemas.microsoft.com/office/drawing/2017/model3d" xmlns:oel="http://schemas.microsoft.com/office/2019/extlst" xmlns:w16cex="http://schemas.microsoft.com/office/word/2018/wordml/cex" xmlns:w16cid="http://schemas.microsoft.com/office/word/2016/wordml/cid" xmlns:w16="http://schemas.microsoft.com/office/word/2018/wordml" xmlns:w16du="http://schemas.microsoft.com/office/word/2023/wordml/word16du" xmlns:w16sdtdh="http://schemas.microsoft.com/office/word/2020/wordml/sdtdatahash">
+                <mc:Fallback xmlns:w16sdtdh="http://schemas.microsoft.com/office/word/2020/wordml/sdtdatahash" xmlns:w16du="http://schemas.microsoft.com/office/word/2023/wordml/word16du" xmlns:w16="http://schemas.microsoft.com/office/word/2018/wordml" xmlns:w16cid="http://schemas.microsoft.com/office/word/2016/wordml/cid" xmlns:w16cex="http://schemas.microsoft.com/office/word/2018/wordml/cex" xmlns:oel="http://schemas.microsoft.com/office/2019/extlst" xmlns:am3d="http://schemas.microsoft.com/office/drawing/2017/model3d" xmlns:aink="http://schemas.microsoft.com/office/drawing/2016/ink" xmlns:cx8="http://schemas.microsoft.com/office/drawing/2016/5/14/chartex" xmlns:cx7="http://schemas.microsoft.com/office/drawing/2016/5/13/chartex" xmlns:cx6="http://schemas.microsoft.com/office/drawing/2016/5/12/chartex" xmlns:cx5="http://schemas.microsoft.com/office/drawing/2016/5/11/chartex" xmlns:cx4="http://schemas.microsoft.com/office/drawing/2016/5/10/chartex" xmlns:cx3="http://schemas.microsoft.com/office/drawing/2016/5/9/chartex" xmlns:cx2="http://schemas.microsoft.com/office/drawing/2015/10/21/chartex">
                   <w:pict>
                     <v:line w14:anchorId="0BF08EDF" id="Straight Connector 6" o:spid="_x0000_s1026" style="position:absolute;z-index:251660288;visibility:visible;mso-wrap-style:square;mso-width-percent:0;mso-height-percent:0;mso-wrap-distance-left:9pt;mso-wrap-distance-top:0;mso-wrap-distance-right:9pt;mso-wrap-distance-bottom:0;mso-position-horizontal:absolute;mso-position-horizontal-relative:text;mso-position-vertical:absolute;mso-position-vertical-relative:text;mso-width-percent:0;mso-height-percent:0;mso-width-relative:page;mso-height-relative:page" from=".4pt,5.3pt" to="189.4pt,5.3pt" o:gfxdata="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"/>
                   </w:pict>
@@ -8697,8 +8697,6 @@
         </w:rPr>
         <w:t>20</w:t>
       </w:r>
-      <w:bookmarkStart w:id="35" w:name="_GoBack"/>
-      <w:bookmarkEnd w:id="35"/>
     </w:p>
     <w:p>
       <w:pPr>
@@ -8749,7 +8747,7 @@
           <w:bCs/>
           <w:noProof/>
         </w:rPr>
-        <w:t>Error! Bookmark not defined.</w:t>
+        <w:t>.</w:t>
       </w:r>
       <w:r>
         <w:rPr>
@@ -8757,6 +8755,14 @@
         </w:rPr>
         <w:fldChar w:fldCharType="end"/>
       </w:r>
+      <w:r>
+        <w:rPr>
+          <w:rFonts w:ascii="Times New Roman" w:hAnsi="Times New Roman"/>
+        </w:rPr>
+        <w:t>20</w:t>
+      </w:r>
+      <w:bookmarkStart w:id="35" w:name="_GoBack"/>
+      <w:bookmarkEnd w:id="35"/>
     </w:p>
     <w:p>
       <w:pPr>
@@ -32429,14 +32435,27 @@
       <w:r>
         <w:t>6.</w:t>
       </w:r>
-      <w:fldSimple w:instr=" SEQ Table \* ARABIC ">
-        <w:r>
-          <w:rPr>
-            <w:noProof/>
-          </w:rPr>
-          <w:t>1</w:t>
-        </w:r>
-      </w:fldSimple>
+      <w:r>
+        <w:fldChar w:fldCharType="begin"/>
+      </w:r>
+      <w:r>
+        <w:instrText xml:space="preserve"> SEQ Table \* ARABIC </w:instrText>
+      </w:r>
+      <w:r>
+        <w:fldChar w:fldCharType="separate"/>
+      </w:r>
+      <w:r>
+        <w:rPr>
+          <w:noProof/>
+        </w:rPr>
+        <w:t>1</w:t>
+      </w:r>
+      <w:r>
+        <w:rPr>
+          <w:noProof/>
+        </w:rPr>
+        <w:fldChar w:fldCharType="end"/>
+      </w:r>
       <w:r>
         <w:t>: Test Execution Results</w:t>
       </w:r>
@@ -46445,7 +46464,7 @@
 </file>
 
 <file path=customXml/itemProps1.xml><?xml version="1.0" encoding="utf-8"?>
-<ds:datastoreItem xmlns:ds="http://schemas.openxmlformats.org/officeDocument/2006/customXml" ds:itemID="{4667C8F5-2AF0-4BDB-8F30-B2A7DD30A265}">
+<ds:datastoreItem xmlns:ds="http://schemas.openxmlformats.org/officeDocument/2006/customXml" ds:itemID="{2013325E-0793-4362-B822-CB72E315D5CD}">
   <ds:schemaRefs>
     <ds:schemaRef ds:uri="http://schemas.openxmlformats.org/officeDocument/2006/bibliography"/>
   </ds:schemaRefs>

--- a/docs/FYP-Documentation/FYP Part 1 Documentation/Riphah_Konnect_FYP_Doc.docx
+++ b/docs/FYP-Documentation/FYP Part 1 Documentation/Riphah_Konnect_FYP_Doc.docx
@@ -8761,8 +8761,6 @@
         </w:rPr>
         <w:t>20</w:t>
       </w:r>
-      <w:bookmarkStart w:id="35" w:name="_GoBack"/>
-      <w:bookmarkEnd w:id="35"/>
     </w:p>
     <w:p>
       <w:pPr>
@@ -8787,40 +8785,10 @@
         <w:rPr>
           <w:rFonts w:ascii="Times New Roman" w:hAnsi="Times New Roman"/>
         </w:rPr>
-        <w:fldChar w:fldCharType="begin"/>
-      </w:r>
-      <w:r>
-        <w:rPr>
-          <w:rFonts w:ascii="Times New Roman" w:hAnsi="Times New Roman"/>
-        </w:rPr>
-        <w:instrText xml:space="preserve"> PAGEREF _lt12 \h </w:instrText>
-      </w:r>
-      <w:r>
-        <w:rPr>
-          <w:rFonts w:ascii="Times New Roman" w:hAnsi="Times New Roman"/>
-        </w:rPr>
-      </w:r>
-      <w:r>
-        <w:rPr>
-          <w:rFonts w:ascii="Times New Roman" w:hAnsi="Times New Roman"/>
-        </w:rPr>
-        <w:fldChar w:fldCharType="separate"/>
-      </w:r>
-      <w:r>
-        <w:rPr>
-          <w:rFonts w:ascii="Times New Roman" w:hAnsi="Times New Roman"/>
-          <w:b/>
-          <w:bCs/>
-          <w:noProof/>
-        </w:rPr>
-        <w:t>Error! Bookmark not defined.</w:t>
-      </w:r>
-      <w:r>
-        <w:rPr>
-          <w:rFonts w:ascii="Times New Roman" w:hAnsi="Times New Roman"/>
-        </w:rPr>
-        <w:fldChar w:fldCharType="end"/>
-      </w:r>
+        <w:t>20</w:t>
+      </w:r>
+      <w:bookmarkStart w:id="35" w:name="_GoBack"/>
+      <w:bookmarkEnd w:id="35"/>
     </w:p>
     <w:p>
       <w:pPr>
@@ -19488,12 +19456,6 @@
       </w:r>
       <w:bookmarkEnd w:id="76"/>
     </w:p>
-    <w:p>
-      <w:pPr>
-        <w:pStyle w:val="TableCaption"/>
-        <w:spacing w:before="200" w:after="60" w:line="360" w:lineRule="auto"/>
-      </w:pPr>
-    </w:p>
     <w:tbl>
       <w:tblPr>
         <w:tblStyle w:val="TableGrid"/>
@@ -19751,12 +19713,6 @@
       </w:r>
       <w:bookmarkEnd w:id="77"/>
     </w:p>
-    <w:p>
-      <w:pPr>
-        <w:pStyle w:val="TableCaption"/>
-        <w:spacing w:before="200" w:after="60" w:line="360" w:lineRule="auto"/>
-      </w:pPr>
-    </w:p>
     <w:tbl>
       <w:tblPr>
         <w:tblStyle w:val="TableGrid"/>
@@ -20014,12 +19970,6 @@
       </w:r>
       <w:bookmarkEnd w:id="78"/>
     </w:p>
-    <w:p>
-      <w:pPr>
-        <w:pStyle w:val="TableCaption"/>
-        <w:spacing w:before="200" w:after="60" w:line="360" w:lineRule="auto"/>
-      </w:pPr>
-    </w:p>
     <w:tbl>
       <w:tblPr>
         <w:tblStyle w:val="TableGrid"/>
@@ -20345,12 +20295,6 @@
       </w:r>
       <w:bookmarkEnd w:id="79"/>
     </w:p>
-    <w:p>
-      <w:pPr>
-        <w:pStyle w:val="TableCaption"/>
-        <w:spacing w:before="200" w:after="60" w:line="360" w:lineRule="auto"/>
-      </w:pPr>
-    </w:p>
     <w:tbl>
       <w:tblPr>
         <w:tblStyle w:val="TableGrid"/>
@@ -20461,6 +20405,7 @@
                 <w:color w:val="000000"/>
                 <w:sz w:val="24"/>
               </w:rPr>
+              <w:lastRenderedPageBreak/>
               <w:t>Semester Group</w:t>
             </w:r>
           </w:p>
@@ -20607,12 +20552,6 @@
         <w:t>Create Campus Event</w:t>
       </w:r>
       <w:bookmarkEnd w:id="80"/>
-    </w:p>
-    <w:p>
-      <w:pPr>
-        <w:pStyle w:val="TableCaption"/>
-        <w:spacing w:before="200" w:after="60" w:line="360" w:lineRule="auto"/>
-      </w:pPr>
     </w:p>
     <w:tbl>
       <w:tblPr>
@@ -21202,12 +21141,6 @@
       </w:r>
       <w:bookmarkEnd w:id="82"/>
     </w:p>
-    <w:p>
-      <w:pPr>
-        <w:pStyle w:val="TableCaption"/>
-        <w:spacing w:before="200" w:after="60" w:line="360" w:lineRule="auto"/>
-      </w:pPr>
-    </w:p>
     <w:tbl>
       <w:tblPr>
         <w:tblStyle w:val="TableGrid"/>
@@ -21318,7 +21251,6 @@
                 <w:color w:val="000000"/>
                 <w:sz w:val="24"/>
               </w:rPr>
-              <w:lastRenderedPageBreak/>
               <w:t>Title</w:t>
             </w:r>
           </w:p>
@@ -21594,6 +21526,7 @@
         <w:rPr>
           <w:rFonts w:ascii="Times New Roman" w:hAnsi="Times New Roman"/>
         </w:rPr>
+        <w:lastRenderedPageBreak/>
         <w:t>3.5.1.9</w:t>
       </w:r>
       <w:r>
@@ -34410,7 +34343,7 @@
         <w:noProof/>
         <w:sz w:val="20"/>
       </w:rPr>
-      <w:t>9</w:t>
+      <w:t>2</w:t>
     </w:r>
     <w:r>
       <w:rPr>
@@ -46464,7 +46397,7 @@
 </file>
 
 <file path=customXml/itemProps1.xml><?xml version="1.0" encoding="utf-8"?>
-<ds:datastoreItem xmlns:ds="http://schemas.openxmlformats.org/officeDocument/2006/customXml" ds:itemID="{2013325E-0793-4362-B822-CB72E315D5CD}">
+<ds:datastoreItem xmlns:ds="http://schemas.openxmlformats.org/officeDocument/2006/customXml" ds:itemID="{1A2FEE5F-E370-4F45-A393-E6A313CBB9BD}">
   <ds:schemaRefs>
     <ds:schemaRef ds:uri="http://schemas.openxmlformats.org/officeDocument/2006/bibliography"/>
   </ds:schemaRefs>

--- a/docs/FYP-Documentation/FYP Part 1 Documentation/Riphah_Konnect_FYP_Doc.docx
+++ b/docs/FYP-Documentation/FYP Part 1 Documentation/Riphah_Konnect_FYP_Doc.docx
@@ -6,6 +6,8 @@
       <w:pPr>
         <w:spacing w:after="0"/>
       </w:pPr>
+      <w:bookmarkStart w:id="0" w:name="_GoBack"/>
+      <w:bookmarkEnd w:id="0"/>
     </w:p>
     <w:p>
       <w:pPr>
@@ -625,13 +627,13 @@
         <w:spacing w:after="200"/>
         <w:jc w:val="center"/>
       </w:pPr>
-      <w:bookmarkStart w:id="0" w:name="_Toc228322045"/>
-      <w:bookmarkStart w:id="1" w:name="_Toc228322466"/>
-      <w:bookmarkStart w:id="2" w:name="_Toc228392259"/>
-      <w:bookmarkStart w:id="3" w:name="_Toc228398185"/>
-      <w:bookmarkStart w:id="4" w:name="_Toc228407525"/>
-      <w:bookmarkStart w:id="5" w:name="_Toc228548876"/>
-      <w:bookmarkStart w:id="6" w:name="_Toc227543894"/>
+      <w:bookmarkStart w:id="1" w:name="_Toc228322045"/>
+      <w:bookmarkStart w:id="2" w:name="_Toc228322466"/>
+      <w:bookmarkStart w:id="3" w:name="_Toc228392259"/>
+      <w:bookmarkStart w:id="4" w:name="_Toc228398185"/>
+      <w:bookmarkStart w:id="5" w:name="_Toc228407525"/>
+      <w:bookmarkStart w:id="6" w:name="_Toc228548876"/>
+      <w:bookmarkStart w:id="7" w:name="_Toc227543894"/>
       <w:r>
         <w:rPr>
           <w:rFonts w:ascii="Times New Roman" w:hAnsi="Times New Roman"/>
@@ -639,12 +641,12 @@
         <w:lastRenderedPageBreak/>
         <w:t>Final Approval</w:t>
       </w:r>
-      <w:bookmarkEnd w:id="0"/>
       <w:bookmarkEnd w:id="1"/>
       <w:bookmarkEnd w:id="2"/>
       <w:bookmarkEnd w:id="3"/>
       <w:bookmarkEnd w:id="4"/>
       <w:bookmarkEnd w:id="5"/>
+      <w:bookmarkEnd w:id="6"/>
     </w:p>
     <w:p>
       <w:pPr>
@@ -655,7 +657,7 @@
         </w:rPr>
       </w:pPr>
     </w:p>
-    <w:bookmarkEnd w:id="6"/>
+    <w:bookmarkEnd w:id="7"/>
     <w:p>
       <w:pPr>
         <w:spacing w:before="160" w:after="120" w:line="360" w:lineRule="auto"/>
@@ -1130,13 +1132,13 @@
           <w:sz w:val="36"/>
         </w:rPr>
       </w:pPr>
-      <w:bookmarkStart w:id="7" w:name="_Toc227543895"/>
-      <w:bookmarkStart w:id="8" w:name="_Toc228322046"/>
-      <w:bookmarkStart w:id="9" w:name="_Toc228322467"/>
-      <w:bookmarkStart w:id="10" w:name="_Toc228392260"/>
-      <w:bookmarkStart w:id="11" w:name="_Toc228398186"/>
-      <w:bookmarkStart w:id="12" w:name="_Toc228407526"/>
-      <w:bookmarkStart w:id="13" w:name="_Toc228548877"/>
+      <w:bookmarkStart w:id="8" w:name="_Toc227543895"/>
+      <w:bookmarkStart w:id="9" w:name="_Toc228322046"/>
+      <w:bookmarkStart w:id="10" w:name="_Toc228322467"/>
+      <w:bookmarkStart w:id="11" w:name="_Toc228392260"/>
+      <w:bookmarkStart w:id="12" w:name="_Toc228398186"/>
+      <w:bookmarkStart w:id="13" w:name="_Toc228407526"/>
+      <w:bookmarkStart w:id="14" w:name="_Toc228548877"/>
       <w:r>
         <w:rPr>
           <w:rFonts w:ascii="Times New Roman" w:hAnsi="Times New Roman"/>
@@ -1145,13 +1147,13 @@
         <w:lastRenderedPageBreak/>
         <w:t>Declaration</w:t>
       </w:r>
-      <w:bookmarkEnd w:id="7"/>
       <w:bookmarkEnd w:id="8"/>
       <w:bookmarkEnd w:id="9"/>
       <w:bookmarkEnd w:id="10"/>
       <w:bookmarkEnd w:id="11"/>
       <w:bookmarkEnd w:id="12"/>
       <w:bookmarkEnd w:id="13"/>
+      <w:bookmarkEnd w:id="14"/>
     </w:p>
     <w:p/>
     <w:p>
@@ -1368,13 +1370,13 @@
           <w:sz w:val="36"/>
         </w:rPr>
       </w:pPr>
-      <w:bookmarkStart w:id="14" w:name="_Toc227543896"/>
-      <w:bookmarkStart w:id="15" w:name="_Toc228322047"/>
-      <w:bookmarkStart w:id="16" w:name="_Toc228322468"/>
-      <w:bookmarkStart w:id="17" w:name="_Toc228392261"/>
-      <w:bookmarkStart w:id="18" w:name="_Toc228398187"/>
-      <w:bookmarkStart w:id="19" w:name="_Toc228407527"/>
-      <w:bookmarkStart w:id="20" w:name="_Toc228548878"/>
+      <w:bookmarkStart w:id="15" w:name="_Toc227543896"/>
+      <w:bookmarkStart w:id="16" w:name="_Toc228322047"/>
+      <w:bookmarkStart w:id="17" w:name="_Toc228322468"/>
+      <w:bookmarkStart w:id="18" w:name="_Toc228392261"/>
+      <w:bookmarkStart w:id="19" w:name="_Toc228398187"/>
+      <w:bookmarkStart w:id="20" w:name="_Toc228407527"/>
+      <w:bookmarkStart w:id="21" w:name="_Toc228548878"/>
       <w:r>
         <w:rPr>
           <w:rFonts w:ascii="Times New Roman" w:hAnsi="Times New Roman"/>
@@ -1383,13 +1385,13 @@
         <w:lastRenderedPageBreak/>
         <w:t>Dedication</w:t>
       </w:r>
-      <w:bookmarkEnd w:id="14"/>
       <w:bookmarkEnd w:id="15"/>
       <w:bookmarkEnd w:id="16"/>
       <w:bookmarkEnd w:id="17"/>
       <w:bookmarkEnd w:id="18"/>
       <w:bookmarkEnd w:id="19"/>
       <w:bookmarkEnd w:id="20"/>
+      <w:bookmarkEnd w:id="21"/>
     </w:p>
     <w:p/>
     <w:p>
@@ -1443,13 +1445,13 @@
           <w:sz w:val="36"/>
         </w:rPr>
       </w:pPr>
-      <w:bookmarkStart w:id="21" w:name="_Toc227543897"/>
-      <w:bookmarkStart w:id="22" w:name="_Toc228322048"/>
-      <w:bookmarkStart w:id="23" w:name="_Toc228322469"/>
-      <w:bookmarkStart w:id="24" w:name="_Toc228392262"/>
-      <w:bookmarkStart w:id="25" w:name="_Toc228398188"/>
-      <w:bookmarkStart w:id="26" w:name="_Toc228407528"/>
-      <w:bookmarkStart w:id="27" w:name="_Toc228548879"/>
+      <w:bookmarkStart w:id="22" w:name="_Toc227543897"/>
+      <w:bookmarkStart w:id="23" w:name="_Toc228322048"/>
+      <w:bookmarkStart w:id="24" w:name="_Toc228322469"/>
+      <w:bookmarkStart w:id="25" w:name="_Toc228392262"/>
+      <w:bookmarkStart w:id="26" w:name="_Toc228398188"/>
+      <w:bookmarkStart w:id="27" w:name="_Toc228407528"/>
+      <w:bookmarkStart w:id="28" w:name="_Toc228548879"/>
       <w:r>
         <w:rPr>
           <w:rFonts w:ascii="Times New Roman" w:hAnsi="Times New Roman"/>
@@ -1458,13 +1460,13 @@
         <w:lastRenderedPageBreak/>
         <w:t>Acknowledgement</w:t>
       </w:r>
-      <w:bookmarkEnd w:id="21"/>
       <w:bookmarkEnd w:id="22"/>
       <w:bookmarkEnd w:id="23"/>
       <w:bookmarkEnd w:id="24"/>
       <w:bookmarkEnd w:id="25"/>
       <w:bookmarkEnd w:id="26"/>
       <w:bookmarkEnd w:id="27"/>
+      <w:bookmarkEnd w:id="28"/>
     </w:p>
     <w:p/>
     <w:p>
@@ -1663,13 +1665,13 @@
           <w:sz w:val="36"/>
         </w:rPr>
       </w:pPr>
-      <w:bookmarkStart w:id="28" w:name="_Toc227543898"/>
-      <w:bookmarkStart w:id="29" w:name="_Toc228322049"/>
-      <w:bookmarkStart w:id="30" w:name="_Toc228322470"/>
-      <w:bookmarkStart w:id="31" w:name="_Toc228392263"/>
-      <w:bookmarkStart w:id="32" w:name="_Toc228398189"/>
-      <w:bookmarkStart w:id="33" w:name="_Toc228407529"/>
-      <w:bookmarkStart w:id="34" w:name="_Toc228548880"/>
+      <w:bookmarkStart w:id="29" w:name="_Toc227543898"/>
+      <w:bookmarkStart w:id="30" w:name="_Toc228322049"/>
+      <w:bookmarkStart w:id="31" w:name="_Toc228322470"/>
+      <w:bookmarkStart w:id="32" w:name="_Toc228392263"/>
+      <w:bookmarkStart w:id="33" w:name="_Toc228398189"/>
+      <w:bookmarkStart w:id="34" w:name="_Toc228407529"/>
+      <w:bookmarkStart w:id="35" w:name="_Toc228548880"/>
       <w:r>
         <w:rPr>
           <w:rFonts w:ascii="Times New Roman" w:hAnsi="Times New Roman"/>
@@ -1678,13 +1680,13 @@
         <w:lastRenderedPageBreak/>
         <w:t>Abstract</w:t>
       </w:r>
-      <w:bookmarkEnd w:id="28"/>
       <w:bookmarkEnd w:id="29"/>
       <w:bookmarkEnd w:id="30"/>
       <w:bookmarkEnd w:id="31"/>
       <w:bookmarkEnd w:id="32"/>
       <w:bookmarkEnd w:id="33"/>
       <w:bookmarkEnd w:id="34"/>
+      <w:bookmarkEnd w:id="35"/>
     </w:p>
     <w:p>
       <w:pPr>
@@ -4744,7 +4746,23 @@
             <w:rFonts w:ascii="Times New Roman" w:hAnsi="Times New Roman"/>
             <w:noProof/>
           </w:rPr>
-          <w:t>3.5.1.5 Join Semester Group</w:t>
+          <w:t>3.5.1.5 Join Sem</w:t>
+        </w:r>
+        <w:r>
+          <w:rPr>
+            <w:rStyle w:val="Hyperlink"/>
+            <w:rFonts w:ascii="Times New Roman" w:hAnsi="Times New Roman"/>
+            <w:noProof/>
+          </w:rPr>
+          <w:t>e</w:t>
+        </w:r>
+        <w:r>
+          <w:rPr>
+            <w:rStyle w:val="Hyperlink"/>
+            <w:rFonts w:ascii="Times New Roman" w:hAnsi="Times New Roman"/>
+            <w:noProof/>
+          </w:rPr>
+          <w:t>ster Group</w:t>
         </w:r>
         <w:r>
           <w:rPr>
@@ -4785,7 +4803,7 @@
             <w:noProof/>
             <w:webHidden/>
           </w:rPr>
-          <w:t>20</w:t>
+          <w:t>19</w:t>
         </w:r>
         <w:r>
           <w:rPr>
@@ -8787,8 +8805,6 @@
         </w:rPr>
         <w:t>20</w:t>
       </w:r>
-      <w:bookmarkStart w:id="35" w:name="_GoBack"/>
-      <w:bookmarkEnd w:id="35"/>
     </w:p>
     <w:p>
       <w:pPr>
@@ -8803,7 +8819,35 @@
             <w:rFonts w:ascii="Times New Roman" w:hAnsi="Times New Roman"/>
             <w:color w:val="000000"/>
           </w:rPr>
-          <w:t>Table 13: Send Message Test Cases</w:t>
+          <w:t>Tabl</w:t>
+        </w:r>
+        <w:r>
+          <w:rPr>
+            <w:rFonts w:ascii="Times New Roman" w:hAnsi="Times New Roman"/>
+            <w:color w:val="000000"/>
+          </w:rPr>
+          <w:t>e</w:t>
+        </w:r>
+        <w:r>
+          <w:rPr>
+            <w:rFonts w:ascii="Times New Roman" w:hAnsi="Times New Roman"/>
+            <w:color w:val="000000"/>
+          </w:rPr>
+          <w:t xml:space="preserve"> 13: </w:t>
+        </w:r>
+        <w:r>
+          <w:rPr>
+            <w:rFonts w:ascii="Times New Roman" w:hAnsi="Times New Roman"/>
+            <w:color w:val="000000"/>
+          </w:rPr>
+          <w:t>S</w:t>
+        </w:r>
+        <w:r>
+          <w:rPr>
+            <w:rFonts w:ascii="Times New Roman" w:hAnsi="Times New Roman"/>
+            <w:color w:val="000000"/>
+          </w:rPr>
+          <w:t>end Message Test Cases</w:t>
         </w:r>
       </w:hyperlink>
       <w:r>
@@ -8813,39 +8857,7 @@
         <w:rPr>
           <w:rFonts w:ascii="Times New Roman" w:hAnsi="Times New Roman"/>
         </w:rPr>
-        <w:fldChar w:fldCharType="begin"/>
-      </w:r>
-      <w:r>
-        <w:rPr>
-          <w:rFonts w:ascii="Times New Roman" w:hAnsi="Times New Roman"/>
-        </w:rPr>
-        <w:instrText xml:space="preserve"> PAGEREF _lt13 \h </w:instrText>
-      </w:r>
-      <w:r>
-        <w:rPr>
-          <w:rFonts w:ascii="Times New Roman" w:hAnsi="Times New Roman"/>
-        </w:rPr>
-      </w:r>
-      <w:r>
-        <w:rPr>
-          <w:rFonts w:ascii="Times New Roman" w:hAnsi="Times New Roman"/>
-        </w:rPr>
-        <w:fldChar w:fldCharType="separate"/>
-      </w:r>
-      <w:r>
-        <w:rPr>
-          <w:rFonts w:ascii="Times New Roman" w:hAnsi="Times New Roman"/>
-          <w:b/>
-          <w:bCs/>
-          <w:noProof/>
-        </w:rPr>
-        <w:t>Error! Bookmark not defined.</w:t>
-      </w:r>
-      <w:r>
-        <w:rPr>
-          <w:rFonts w:ascii="Times New Roman" w:hAnsi="Times New Roman"/>
-        </w:rPr>
-        <w:fldChar w:fldCharType="end"/>
+        <w:t>21</w:t>
       </w:r>
     </w:p>
     <w:p>
@@ -8871,39 +8883,7 @@
         <w:rPr>
           <w:rFonts w:ascii="Times New Roman" w:hAnsi="Times New Roman"/>
         </w:rPr>
-        <w:fldChar w:fldCharType="begin"/>
-      </w:r>
-      <w:r>
-        <w:rPr>
-          <w:rFonts w:ascii="Times New Roman" w:hAnsi="Times New Roman"/>
-        </w:rPr>
-        <w:instrText xml:space="preserve"> PAGEREF _lt14 \h </w:instrText>
-      </w:r>
-      <w:r>
-        <w:rPr>
-          <w:rFonts w:ascii="Times New Roman" w:hAnsi="Times New Roman"/>
-        </w:rPr>
-      </w:r>
-      <w:r>
-        <w:rPr>
-          <w:rFonts w:ascii="Times New Roman" w:hAnsi="Times New Roman"/>
-        </w:rPr>
-        <w:fldChar w:fldCharType="separate"/>
-      </w:r>
-      <w:r>
-        <w:rPr>
-          <w:rFonts w:ascii="Times New Roman" w:hAnsi="Times New Roman"/>
-          <w:b/>
-          <w:bCs/>
-          <w:noProof/>
-        </w:rPr>
-        <w:t>Error! Bookmark not defined.</w:t>
-      </w:r>
-      <w:r>
-        <w:rPr>
-          <w:rFonts w:ascii="Times New Roman" w:hAnsi="Times New Roman"/>
-        </w:rPr>
-        <w:fldChar w:fldCharType="end"/>
+        <w:t>21</w:t>
       </w:r>
     </w:p>
     <w:p>
@@ -8919,7 +8899,21 @@
             <w:rFonts w:ascii="Times New Roman" w:hAnsi="Times New Roman"/>
             <w:color w:val="000000"/>
           </w:rPr>
-          <w:t>Table 15: Use Case: Login to System</w:t>
+          <w:t>Table</w:t>
+        </w:r>
+        <w:r>
+          <w:rPr>
+            <w:rFonts w:ascii="Times New Roman" w:hAnsi="Times New Roman"/>
+            <w:color w:val="000000"/>
+          </w:rPr>
+          <w:t xml:space="preserve"> </w:t>
+        </w:r>
+        <w:r>
+          <w:rPr>
+            <w:rFonts w:ascii="Times New Roman" w:hAnsi="Times New Roman"/>
+            <w:color w:val="000000"/>
+          </w:rPr>
+          <w:t>15: Use Case: Login to System</w:t>
         </w:r>
       </w:hyperlink>
       <w:r>
@@ -18988,12 +18982,6 @@
       </w:r>
       <w:bookmarkEnd w:id="75"/>
     </w:p>
-    <w:p>
-      <w:pPr>
-        <w:pStyle w:val="TableCaption"/>
-        <w:spacing w:before="200" w:after="60" w:line="360" w:lineRule="auto"/>
-      </w:pPr>
-    </w:p>
     <w:tbl>
       <w:tblPr>
         <w:tblStyle w:val="TableGrid"/>
@@ -20878,12 +20866,6 @@
       </w:r>
       <w:bookmarkEnd w:id="81"/>
     </w:p>
-    <w:p>
-      <w:pPr>
-        <w:pStyle w:val="TableCaption"/>
-        <w:spacing w:before="200" w:after="60" w:line="360" w:lineRule="auto"/>
-      </w:pPr>
-    </w:p>
     <w:tbl>
       <w:tblPr>
         <w:tblStyle w:val="TableGrid"/>
@@ -21543,12 +21525,6 @@
       </w:r>
       <w:bookmarkEnd w:id="83"/>
     </w:p>
-    <w:p>
-      <w:pPr>
-        <w:pStyle w:val="TableCaption"/>
-        <w:spacing w:before="200" w:after="60" w:line="360" w:lineRule="auto"/>
-      </w:pPr>
-    </w:p>
     <w:tbl>
       <w:tblPr>
         <w:tblStyle w:val="TableGrid"/>
@@ -21805,12 +21781,6 @@
         <w:t>Post Announcement</w:t>
       </w:r>
       <w:bookmarkEnd w:id="84"/>
-    </w:p>
-    <w:p>
-      <w:pPr>
-        <w:pStyle w:val="TableCaption"/>
-        <w:spacing w:before="200" w:after="60" w:line="360" w:lineRule="auto"/>
-      </w:pPr>
     </w:p>
     <w:tbl>
       <w:tblPr>
@@ -34343,7 +34313,7 @@
         <w:noProof/>
         <w:sz w:val="20"/>
       </w:rPr>
-      <w:t>2</w:t>
+      <w:t>9</w:t>
     </w:r>
     <w:r>
       <w:rPr>
@@ -46397,7 +46367,7 @@
 </file>
 
 <file path=customXml/itemProps1.xml><?xml version="1.0" encoding="utf-8"?>
-<ds:datastoreItem xmlns:ds="http://schemas.openxmlformats.org/officeDocument/2006/customXml" ds:itemID="{1A2FEE5F-E370-4F45-A393-E6A313CBB9BD}">
+<ds:datastoreItem xmlns:ds="http://schemas.openxmlformats.org/officeDocument/2006/customXml" ds:itemID="{76E219B7-6804-4927-9AFB-38786F5F6CBB}">
   <ds:schemaRefs>
     <ds:schemaRef ds:uri="http://schemas.openxmlformats.org/officeDocument/2006/bibliography"/>
   </ds:schemaRefs>

--- a/docs/FYP-Documentation/FYP Part 1 Documentation/Riphah_Konnect_FYP_Doc.docx
+++ b/docs/FYP-Documentation/FYP Part 1 Documentation/Riphah_Konnect_FYP_Doc.docx
@@ -6,8 +6,6 @@
       <w:pPr>
         <w:spacing w:after="0"/>
       </w:pPr>
-      <w:bookmarkStart w:id="0" w:name="_GoBack"/>
-      <w:bookmarkEnd w:id="0"/>
     </w:p>
     <w:p>
       <w:pPr>
@@ -627,13 +625,13 @@
         <w:spacing w:after="200"/>
         <w:jc w:val="center"/>
       </w:pPr>
-      <w:bookmarkStart w:id="1" w:name="_Toc228322045"/>
-      <w:bookmarkStart w:id="2" w:name="_Toc228322466"/>
-      <w:bookmarkStart w:id="3" w:name="_Toc228392259"/>
-      <w:bookmarkStart w:id="4" w:name="_Toc228398185"/>
-      <w:bookmarkStart w:id="5" w:name="_Toc228407525"/>
-      <w:bookmarkStart w:id="6" w:name="_Toc228548876"/>
-      <w:bookmarkStart w:id="7" w:name="_Toc227543894"/>
+      <w:bookmarkStart w:id="0" w:name="_Toc228322045"/>
+      <w:bookmarkStart w:id="1" w:name="_Toc228322466"/>
+      <w:bookmarkStart w:id="2" w:name="_Toc228392259"/>
+      <w:bookmarkStart w:id="3" w:name="_Toc228398185"/>
+      <w:bookmarkStart w:id="4" w:name="_Toc228407525"/>
+      <w:bookmarkStart w:id="5" w:name="_Toc228548876"/>
+      <w:bookmarkStart w:id="6" w:name="_Toc227543894"/>
       <w:r>
         <w:rPr>
           <w:rFonts w:ascii="Times New Roman" w:hAnsi="Times New Roman"/>
@@ -641,12 +639,12 @@
         <w:lastRenderedPageBreak/>
         <w:t>Final Approval</w:t>
       </w:r>
+      <w:bookmarkEnd w:id="0"/>
       <w:bookmarkEnd w:id="1"/>
       <w:bookmarkEnd w:id="2"/>
       <w:bookmarkEnd w:id="3"/>
       <w:bookmarkEnd w:id="4"/>
       <w:bookmarkEnd w:id="5"/>
-      <w:bookmarkEnd w:id="6"/>
     </w:p>
     <w:p>
       <w:pPr>
@@ -657,7 +655,7 @@
         </w:rPr>
       </w:pPr>
     </w:p>
-    <w:bookmarkEnd w:id="7"/>
+    <w:bookmarkEnd w:id="6"/>
     <w:p>
       <w:pPr>
         <w:spacing w:before="160" w:after="120" w:line="360" w:lineRule="auto"/>
@@ -1132,13 +1130,13 @@
           <w:sz w:val="36"/>
         </w:rPr>
       </w:pPr>
-      <w:bookmarkStart w:id="8" w:name="_Toc227543895"/>
-      <w:bookmarkStart w:id="9" w:name="_Toc228322046"/>
-      <w:bookmarkStart w:id="10" w:name="_Toc228322467"/>
-      <w:bookmarkStart w:id="11" w:name="_Toc228392260"/>
-      <w:bookmarkStart w:id="12" w:name="_Toc228398186"/>
-      <w:bookmarkStart w:id="13" w:name="_Toc228407526"/>
-      <w:bookmarkStart w:id="14" w:name="_Toc228548877"/>
+      <w:bookmarkStart w:id="7" w:name="_Toc227543895"/>
+      <w:bookmarkStart w:id="8" w:name="_Toc228322046"/>
+      <w:bookmarkStart w:id="9" w:name="_Toc228322467"/>
+      <w:bookmarkStart w:id="10" w:name="_Toc228392260"/>
+      <w:bookmarkStart w:id="11" w:name="_Toc228398186"/>
+      <w:bookmarkStart w:id="12" w:name="_Toc228407526"/>
+      <w:bookmarkStart w:id="13" w:name="_Toc228548877"/>
       <w:r>
         <w:rPr>
           <w:rFonts w:ascii="Times New Roman" w:hAnsi="Times New Roman"/>
@@ -1147,13 +1145,13 @@
         <w:lastRenderedPageBreak/>
         <w:t>Declaration</w:t>
       </w:r>
+      <w:bookmarkEnd w:id="7"/>
       <w:bookmarkEnd w:id="8"/>
       <w:bookmarkEnd w:id="9"/>
       <w:bookmarkEnd w:id="10"/>
       <w:bookmarkEnd w:id="11"/>
       <w:bookmarkEnd w:id="12"/>
       <w:bookmarkEnd w:id="13"/>
-      <w:bookmarkEnd w:id="14"/>
     </w:p>
     <w:p/>
     <w:p>
@@ -1370,13 +1368,13 @@
           <w:sz w:val="36"/>
         </w:rPr>
       </w:pPr>
-      <w:bookmarkStart w:id="15" w:name="_Toc227543896"/>
-      <w:bookmarkStart w:id="16" w:name="_Toc228322047"/>
-      <w:bookmarkStart w:id="17" w:name="_Toc228322468"/>
-      <w:bookmarkStart w:id="18" w:name="_Toc228392261"/>
-      <w:bookmarkStart w:id="19" w:name="_Toc228398187"/>
-      <w:bookmarkStart w:id="20" w:name="_Toc228407527"/>
-      <w:bookmarkStart w:id="21" w:name="_Toc228548878"/>
+      <w:bookmarkStart w:id="14" w:name="_Toc227543896"/>
+      <w:bookmarkStart w:id="15" w:name="_Toc228322047"/>
+      <w:bookmarkStart w:id="16" w:name="_Toc228322468"/>
+      <w:bookmarkStart w:id="17" w:name="_Toc228392261"/>
+      <w:bookmarkStart w:id="18" w:name="_Toc228398187"/>
+      <w:bookmarkStart w:id="19" w:name="_Toc228407527"/>
+      <w:bookmarkStart w:id="20" w:name="_Toc228548878"/>
       <w:r>
         <w:rPr>
           <w:rFonts w:ascii="Times New Roman" w:hAnsi="Times New Roman"/>
@@ -1385,13 +1383,13 @@
         <w:lastRenderedPageBreak/>
         <w:t>Dedication</w:t>
       </w:r>
+      <w:bookmarkEnd w:id="14"/>
       <w:bookmarkEnd w:id="15"/>
       <w:bookmarkEnd w:id="16"/>
       <w:bookmarkEnd w:id="17"/>
       <w:bookmarkEnd w:id="18"/>
       <w:bookmarkEnd w:id="19"/>
       <w:bookmarkEnd w:id="20"/>
-      <w:bookmarkEnd w:id="21"/>
     </w:p>
     <w:p/>
     <w:p>
@@ -1445,13 +1443,13 @@
           <w:sz w:val="36"/>
         </w:rPr>
       </w:pPr>
-      <w:bookmarkStart w:id="22" w:name="_Toc227543897"/>
-      <w:bookmarkStart w:id="23" w:name="_Toc228322048"/>
-      <w:bookmarkStart w:id="24" w:name="_Toc228322469"/>
-      <w:bookmarkStart w:id="25" w:name="_Toc228392262"/>
-      <w:bookmarkStart w:id="26" w:name="_Toc228398188"/>
-      <w:bookmarkStart w:id="27" w:name="_Toc228407528"/>
-      <w:bookmarkStart w:id="28" w:name="_Toc228548879"/>
+      <w:bookmarkStart w:id="21" w:name="_Toc227543897"/>
+      <w:bookmarkStart w:id="22" w:name="_Toc228322048"/>
+      <w:bookmarkStart w:id="23" w:name="_Toc228322469"/>
+      <w:bookmarkStart w:id="24" w:name="_Toc228392262"/>
+      <w:bookmarkStart w:id="25" w:name="_Toc228398188"/>
+      <w:bookmarkStart w:id="26" w:name="_Toc228407528"/>
+      <w:bookmarkStart w:id="27" w:name="_Toc228548879"/>
       <w:r>
         <w:rPr>
           <w:rFonts w:ascii="Times New Roman" w:hAnsi="Times New Roman"/>
@@ -1460,13 +1458,13 @@
         <w:lastRenderedPageBreak/>
         <w:t>Acknowledgement</w:t>
       </w:r>
+      <w:bookmarkEnd w:id="21"/>
       <w:bookmarkEnd w:id="22"/>
       <w:bookmarkEnd w:id="23"/>
       <w:bookmarkEnd w:id="24"/>
       <w:bookmarkEnd w:id="25"/>
       <w:bookmarkEnd w:id="26"/>
       <w:bookmarkEnd w:id="27"/>
-      <w:bookmarkEnd w:id="28"/>
     </w:p>
     <w:p/>
     <w:p>
@@ -1665,13 +1663,13 @@
           <w:sz w:val="36"/>
         </w:rPr>
       </w:pPr>
-      <w:bookmarkStart w:id="29" w:name="_Toc227543898"/>
-      <w:bookmarkStart w:id="30" w:name="_Toc228322049"/>
-      <w:bookmarkStart w:id="31" w:name="_Toc228322470"/>
-      <w:bookmarkStart w:id="32" w:name="_Toc228392263"/>
-      <w:bookmarkStart w:id="33" w:name="_Toc228398189"/>
-      <w:bookmarkStart w:id="34" w:name="_Toc228407529"/>
-      <w:bookmarkStart w:id="35" w:name="_Toc228548880"/>
+      <w:bookmarkStart w:id="28" w:name="_Toc227543898"/>
+      <w:bookmarkStart w:id="29" w:name="_Toc228322049"/>
+      <w:bookmarkStart w:id="30" w:name="_Toc228322470"/>
+      <w:bookmarkStart w:id="31" w:name="_Toc228392263"/>
+      <w:bookmarkStart w:id="32" w:name="_Toc228398189"/>
+      <w:bookmarkStart w:id="33" w:name="_Toc228407529"/>
+      <w:bookmarkStart w:id="34" w:name="_Toc228548880"/>
       <w:r>
         <w:rPr>
           <w:rFonts w:ascii="Times New Roman" w:hAnsi="Times New Roman"/>
@@ -1680,13 +1678,13 @@
         <w:lastRenderedPageBreak/>
         <w:t>Abstract</w:t>
       </w:r>
+      <w:bookmarkEnd w:id="28"/>
       <w:bookmarkEnd w:id="29"/>
       <w:bookmarkEnd w:id="30"/>
       <w:bookmarkEnd w:id="31"/>
       <w:bookmarkEnd w:id="32"/>
       <w:bookmarkEnd w:id="33"/>
       <w:bookmarkEnd w:id="34"/>
-      <w:bookmarkEnd w:id="35"/>
     </w:p>
     <w:p>
       <w:pPr>
@@ -1748,340 +1746,8 @@
       <w:r>
         <w:fldChar w:fldCharType="separate"/>
       </w:r>
-      <w:hyperlink w:anchor="_Toc228548876" w:history="1">
-        <w:r>
-          <w:rPr>
-            <w:rStyle w:val="Hyperlink"/>
-            <w:rFonts w:ascii="Times New Roman" w:hAnsi="Times New Roman"/>
-            <w:noProof/>
-          </w:rPr>
-          <w:t>Final Approval</w:t>
-        </w:r>
-        <w:r>
-          <w:rPr>
-            <w:noProof/>
-            <w:webHidden/>
-          </w:rPr>
-          <w:tab/>
-        </w:r>
-        <w:r>
-          <w:rPr>
-            <w:noProof/>
-            <w:webHidden/>
-          </w:rPr>
-          <w:fldChar w:fldCharType="begin"/>
-        </w:r>
-        <w:r>
-          <w:rPr>
-            <w:noProof/>
-            <w:webHidden/>
-          </w:rPr>
-          <w:instrText xml:space="preserve"> PAGEREF _Toc228548876 \h </w:instrText>
-        </w:r>
-        <w:r>
-          <w:rPr>
-            <w:noProof/>
-            <w:webHidden/>
-          </w:rPr>
-        </w:r>
-        <w:r>
-          <w:rPr>
-            <w:noProof/>
-            <w:webHidden/>
-          </w:rPr>
-          <w:fldChar w:fldCharType="separate"/>
-        </w:r>
-        <w:r>
-          <w:rPr>
-            <w:noProof/>
-            <w:webHidden/>
-          </w:rPr>
-          <w:t>iii</w:t>
-        </w:r>
-        <w:r>
-          <w:rPr>
-            <w:noProof/>
-            <w:webHidden/>
-          </w:rPr>
-          <w:fldChar w:fldCharType="end"/>
-        </w:r>
-      </w:hyperlink>
-    </w:p>
-    <w:p>
-      <w:pPr>
-        <w:pStyle w:val="TOC3"/>
-        <w:tabs>
-          <w:tab w:val="right" w:leader="dot" w:pos="9350"/>
-        </w:tabs>
-        <w:rPr>
-          <w:noProof/>
-        </w:rPr>
-      </w:pPr>
-      <w:hyperlink w:anchor="_Toc228548877" w:history="1">
-        <w:r>
-          <w:rPr>
-            <w:rStyle w:val="Hyperlink"/>
-            <w:rFonts w:ascii="Times New Roman" w:hAnsi="Times New Roman"/>
-            <w:noProof/>
-          </w:rPr>
-          <w:t>Declaration</w:t>
-        </w:r>
-        <w:r>
-          <w:rPr>
-            <w:noProof/>
-            <w:webHidden/>
-          </w:rPr>
-          <w:tab/>
-        </w:r>
-        <w:r>
-          <w:rPr>
-            <w:noProof/>
-            <w:webHidden/>
-          </w:rPr>
-          <w:fldChar w:fldCharType="begin"/>
-        </w:r>
-        <w:r>
-          <w:rPr>
-            <w:noProof/>
-            <w:webHidden/>
-          </w:rPr>
-          <w:instrText xml:space="preserve"> PAGEREF _Toc228548877 \h </w:instrText>
-        </w:r>
-        <w:r>
-          <w:rPr>
-            <w:noProof/>
-            <w:webHidden/>
-          </w:rPr>
-        </w:r>
-        <w:r>
-          <w:rPr>
-            <w:noProof/>
-            <w:webHidden/>
-          </w:rPr>
-          <w:fldChar w:fldCharType="separate"/>
-        </w:r>
-        <w:r>
-          <w:rPr>
-            <w:noProof/>
-            <w:webHidden/>
-          </w:rPr>
-          <w:t>iv</w:t>
-        </w:r>
-        <w:r>
-          <w:rPr>
-            <w:noProof/>
-            <w:webHidden/>
-          </w:rPr>
-          <w:fldChar w:fldCharType="end"/>
-        </w:r>
-      </w:hyperlink>
-    </w:p>
-    <w:p>
-      <w:pPr>
-        <w:pStyle w:val="TOC3"/>
-        <w:tabs>
-          <w:tab w:val="right" w:leader="dot" w:pos="9350"/>
-        </w:tabs>
-        <w:rPr>
-          <w:noProof/>
-        </w:rPr>
-      </w:pPr>
-      <w:hyperlink w:anchor="_Toc228548878" w:history="1">
-        <w:r>
-          <w:rPr>
-            <w:rStyle w:val="Hyperlink"/>
-            <w:rFonts w:ascii="Times New Roman" w:hAnsi="Times New Roman"/>
-            <w:noProof/>
-          </w:rPr>
-          <w:t>Dedication</w:t>
-        </w:r>
-        <w:r>
-          <w:rPr>
-            <w:noProof/>
-            <w:webHidden/>
-          </w:rPr>
-          <w:tab/>
-        </w:r>
-        <w:r>
-          <w:rPr>
-            <w:noProof/>
-            <w:webHidden/>
-          </w:rPr>
-          <w:fldChar w:fldCharType="begin"/>
-        </w:r>
-        <w:r>
-          <w:rPr>
-            <w:noProof/>
-            <w:webHidden/>
-          </w:rPr>
-          <w:instrText xml:space="preserve"> PAGEREF _Toc228548878 \h </w:instrText>
-        </w:r>
-        <w:r>
-          <w:rPr>
-            <w:noProof/>
-            <w:webHidden/>
-          </w:rPr>
-        </w:r>
-        <w:r>
-          <w:rPr>
-            <w:noProof/>
-            <w:webHidden/>
-          </w:rPr>
-          <w:fldChar w:fldCharType="separate"/>
-        </w:r>
-        <w:r>
-          <w:rPr>
-            <w:noProof/>
-            <w:webHidden/>
-          </w:rPr>
-          <w:t>v</w:t>
-        </w:r>
-        <w:r>
-          <w:rPr>
-            <w:noProof/>
-            <w:webHidden/>
-          </w:rPr>
-          <w:fldChar w:fldCharType="end"/>
-        </w:r>
-      </w:hyperlink>
-    </w:p>
-    <w:p>
-      <w:pPr>
-        <w:pStyle w:val="TOC3"/>
-        <w:tabs>
-          <w:tab w:val="right" w:leader="dot" w:pos="9350"/>
-        </w:tabs>
-        <w:rPr>
-          <w:noProof/>
-        </w:rPr>
-      </w:pPr>
-      <w:hyperlink w:anchor="_Toc228548879" w:history="1">
-        <w:r>
-          <w:rPr>
-            <w:rStyle w:val="Hyperlink"/>
-            <w:rFonts w:ascii="Times New Roman" w:hAnsi="Times New Roman"/>
-            <w:noProof/>
-          </w:rPr>
-          <w:t>Acknowledgement</w:t>
-        </w:r>
-        <w:r>
-          <w:rPr>
-            <w:noProof/>
-            <w:webHidden/>
-          </w:rPr>
-          <w:tab/>
-        </w:r>
-        <w:r>
-          <w:rPr>
-            <w:noProof/>
-            <w:webHidden/>
-          </w:rPr>
-          <w:fldChar w:fldCharType="begin"/>
-        </w:r>
-        <w:r>
-          <w:rPr>
-            <w:noProof/>
-            <w:webHidden/>
-          </w:rPr>
-          <w:instrText xml:space="preserve"> PAGEREF _Toc228548879 \h </w:instrText>
-        </w:r>
-        <w:r>
-          <w:rPr>
-            <w:noProof/>
-            <w:webHidden/>
-          </w:rPr>
-        </w:r>
-        <w:r>
-          <w:rPr>
-            <w:noProof/>
-            <w:webHidden/>
-          </w:rPr>
-          <w:fldChar w:fldCharType="separate"/>
-        </w:r>
-        <w:r>
-          <w:rPr>
-            <w:noProof/>
-            <w:webHidden/>
-          </w:rPr>
-          <w:t>vi</w:t>
-        </w:r>
-        <w:r>
-          <w:rPr>
-            <w:noProof/>
-            <w:webHidden/>
-          </w:rPr>
-          <w:fldChar w:fldCharType="end"/>
-        </w:r>
-      </w:hyperlink>
-    </w:p>
-    <w:p>
-      <w:pPr>
-        <w:pStyle w:val="TOC3"/>
-        <w:tabs>
-          <w:tab w:val="right" w:leader="dot" w:pos="9350"/>
-        </w:tabs>
-        <w:rPr>
-          <w:noProof/>
-        </w:rPr>
-      </w:pPr>
-      <w:hyperlink w:anchor="_Toc228548880" w:history="1">
-        <w:r>
-          <w:rPr>
-            <w:rStyle w:val="Hyperlink"/>
-            <w:rFonts w:ascii="Times New Roman" w:hAnsi="Times New Roman"/>
-            <w:noProof/>
-          </w:rPr>
-          <w:t>Abstract</w:t>
-        </w:r>
-        <w:r>
-          <w:rPr>
-            <w:noProof/>
-            <w:webHidden/>
-          </w:rPr>
-          <w:tab/>
-        </w:r>
-        <w:r>
-          <w:rPr>
-            <w:noProof/>
-            <w:webHidden/>
-          </w:rPr>
-          <w:fldChar w:fldCharType="begin"/>
-        </w:r>
-        <w:r>
-          <w:rPr>
-            <w:noProof/>
-            <w:webHidden/>
-          </w:rPr>
-          <w:instrText xml:space="preserve"> PAGEREF _Toc228548880 \h </w:instrText>
-        </w:r>
-        <w:r>
-          <w:rPr>
-            <w:noProof/>
-            <w:webHidden/>
-          </w:rPr>
-        </w:r>
-        <w:r>
-          <w:rPr>
-            <w:noProof/>
-            <w:webHidden/>
-          </w:rPr>
-          <w:fldChar w:fldCharType="separate"/>
-        </w:r>
-        <w:r>
-          <w:rPr>
-            <w:noProof/>
-            <w:webHidden/>
-          </w:rPr>
-          <w:t>vii</w:t>
-        </w:r>
-        <w:r>
-          <w:rPr>
-            <w:noProof/>
-            <w:webHidden/>
-          </w:rPr>
-          <w:fldChar w:fldCharType="end"/>
-        </w:r>
-      </w:hyperlink>
+      <w:bookmarkStart w:id="35" w:name="_GoBack"/>
+      <w:bookmarkEnd w:id="35"/>
     </w:p>
     <w:p>
       <w:pPr>
@@ -46367,7 +46033,7 @@
 </file>
 
 <file path=customXml/itemProps1.xml><?xml version="1.0" encoding="utf-8"?>
-<ds:datastoreItem xmlns:ds="http://schemas.openxmlformats.org/officeDocument/2006/customXml" ds:itemID="{76E219B7-6804-4927-9AFB-38786F5F6CBB}">
+<ds:datastoreItem xmlns:ds="http://schemas.openxmlformats.org/officeDocument/2006/customXml" ds:itemID="{0A7C80AC-6646-4090-8542-C0A904A85D4F}">
   <ds:schemaRefs>
     <ds:schemaRef ds:uri="http://schemas.openxmlformats.org/officeDocument/2006/bibliography"/>
   </ds:schemaRefs>

--- a/docs/FYP-Documentation/FYP Part 1 Documentation/Riphah_Konnect_FYP_Doc.docx
+++ b/docs/FYP-Documentation/FYP Part 1 Documentation/Riphah_Konnect_FYP_Doc.docx
@@ -1746,8 +1746,6 @@
       <w:r>
         <w:fldChar w:fldCharType="separate"/>
       </w:r>
-      <w:bookmarkStart w:id="35" w:name="_GoBack"/>
-      <w:bookmarkEnd w:id="35"/>
     </w:p>
     <w:p>
       <w:pPr>
@@ -8243,43 +8241,10 @@
         <w:tab/>
       </w:r>
       <w:r>
-        <w:rPr>
-          <w:rFonts w:ascii="Times New Roman" w:hAnsi="Times New Roman"/>
-        </w:rPr>
-        <w:fldChar w:fldCharType="begin"/>
-      </w:r>
-      <w:r>
-        <w:rPr>
-          <w:rFonts w:ascii="Times New Roman" w:hAnsi="Times New Roman"/>
-        </w:rPr>
-        <w:instrText xml:space="preserve"> PAGEREF _lt6 \h </w:instrText>
-      </w:r>
-      <w:r>
-        <w:rPr>
-          <w:rFonts w:ascii="Times New Roman" w:hAnsi="Times New Roman"/>
-        </w:rPr>
-      </w:r>
-      <w:r>
-        <w:rPr>
-          <w:rFonts w:ascii="Times New Roman" w:hAnsi="Times New Roman"/>
-        </w:rPr>
-        <w:fldChar w:fldCharType="separate"/>
-      </w:r>
-      <w:r>
-        <w:rPr>
-          <w:rFonts w:ascii="Times New Roman" w:hAnsi="Times New Roman"/>
-          <w:b/>
-          <w:bCs/>
-          <w:noProof/>
-        </w:rPr>
         <w:t>19</w:t>
       </w:r>
-      <w:r>
-        <w:rPr>
-          <w:rFonts w:ascii="Times New Roman" w:hAnsi="Times New Roman"/>
-        </w:rPr>
-        <w:fldChar w:fldCharType="end"/>
-      </w:r>
+      <w:bookmarkStart w:id="35" w:name="_GoBack"/>
+      <w:bookmarkEnd w:id="35"/>
     </w:p>
     <w:p>
       <w:pPr>
@@ -33979,7 +33944,7 @@
         <w:noProof/>
         <w:sz w:val="20"/>
       </w:rPr>
-      <w:t>9</w:t>
+      <w:t>1</w:t>
     </w:r>
     <w:r>
       <w:rPr>
@@ -46033,7 +45998,7 @@
 </file>
 
 <file path=customXml/itemProps1.xml><?xml version="1.0" encoding="utf-8"?>
-<ds:datastoreItem xmlns:ds="http://schemas.openxmlformats.org/officeDocument/2006/customXml" ds:itemID="{0A7C80AC-6646-4090-8542-C0A904A85D4F}">
+<ds:datastoreItem xmlns:ds="http://schemas.openxmlformats.org/officeDocument/2006/customXml" ds:itemID="{C8B2ED30-B16D-4EF5-B833-EA1DABC3F1CD}">
   <ds:schemaRefs>
     <ds:schemaRef ds:uri="http://schemas.openxmlformats.org/officeDocument/2006/bibliography"/>
   </ds:schemaRefs>

--- a/docs/FYP-Documentation/FYP Part 1 Documentation/Riphah_Konnect_FYP_Doc.docx
+++ b/docs/FYP-Documentation/FYP Part 1 Documentation/Riphah_Konnect_FYP_Doc.docx
@@ -832,7 +832,7 @@
                     </wp:anchor>
                   </w:drawing>
                 </mc:Choice>
-                <mc:Fallback xmlns:w16sdtdh="http://schemas.microsoft.com/office/word/2020/wordml/sdtdatahash" xmlns:w16du="http://schemas.microsoft.com/office/word/2023/wordml/word16du" xmlns:w16="http://schemas.microsoft.com/office/word/2018/wordml" xmlns:w16cid="http://schemas.microsoft.com/office/word/2016/wordml/cid" xmlns:w16cex="http://schemas.microsoft.com/office/word/2018/wordml/cex" xmlns:oel="http://schemas.microsoft.com/office/2019/extlst" xmlns:am3d="http://schemas.microsoft.com/office/drawing/2017/model3d" xmlns:aink="http://schemas.microsoft.com/office/drawing/2016/ink" xmlns:cx8="http://schemas.microsoft.com/office/drawing/2016/5/14/chartex" xmlns:cx7="http://schemas.microsoft.com/office/drawing/2016/5/13/chartex" xmlns:cx6="http://schemas.microsoft.com/office/drawing/2016/5/12/chartex" xmlns:cx5="http://schemas.microsoft.com/office/drawing/2016/5/11/chartex" xmlns:cx4="http://schemas.microsoft.com/office/drawing/2016/5/10/chartex" xmlns:cx3="http://schemas.microsoft.com/office/drawing/2016/5/9/chartex" xmlns:cx2="http://schemas.microsoft.com/office/drawing/2015/10/21/chartex">
+                <mc:Fallback xmlns:cx2="http://schemas.microsoft.com/office/drawing/2015/10/21/chartex" xmlns:cx3="http://schemas.microsoft.com/office/drawing/2016/5/9/chartex" xmlns:cx4="http://schemas.microsoft.com/office/drawing/2016/5/10/chartex" xmlns:cx5="http://schemas.microsoft.com/office/drawing/2016/5/11/chartex" xmlns:cx6="http://schemas.microsoft.com/office/drawing/2016/5/12/chartex" xmlns:cx7="http://schemas.microsoft.com/office/drawing/2016/5/13/chartex" xmlns:cx8="http://schemas.microsoft.com/office/drawing/2016/5/14/chartex" xmlns:aink="http://schemas.microsoft.com/office/drawing/2016/ink" xmlns:am3d="http://schemas.microsoft.com/office/drawing/2017/model3d" xmlns:oel="http://schemas.microsoft.com/office/2019/extlst" xmlns:w16cex="http://schemas.microsoft.com/office/word/2018/wordml/cex" xmlns:w16cid="http://schemas.microsoft.com/office/word/2016/wordml/cid" xmlns:w16="http://schemas.microsoft.com/office/word/2018/wordml" xmlns:w16du="http://schemas.microsoft.com/office/word/2023/wordml/word16du" xmlns:w16sdtdh="http://schemas.microsoft.com/office/word/2020/wordml/sdtdatahash">
                   <w:pict>
                     <v:line w14:anchorId="69B6803B" id="Straight Connector 7" o:spid="_x0000_s1026" style="position:absolute;z-index:251659264;visibility:visible;mso-wrap-style:square;mso-width-percent:0;mso-height-percent:0;mso-wrap-distance-left:9pt;mso-wrap-distance-top:0;mso-wrap-distance-right:9pt;mso-wrap-distance-bottom:0;mso-position-horizontal:absolute;mso-position-horizontal-relative:text;mso-position-vertical:absolute;mso-position-vertical-relative:text;mso-width-percent:0;mso-height-percent:0;mso-width-relative:page;mso-height-relative:page" from=".3pt,8.95pt" to="189.3pt,8.95pt" o:gfxdata="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"/>
                   </w:pict>
@@ -1054,7 +1054,7 @@
                     </wp:anchor>
                   </w:drawing>
                 </mc:Choice>
-                <mc:Fallback xmlns:w16sdtdh="http://schemas.microsoft.com/office/word/2020/wordml/sdtdatahash" xmlns:w16du="http://schemas.microsoft.com/office/word/2023/wordml/word16du" xmlns:w16="http://schemas.microsoft.com/office/word/2018/wordml" xmlns:w16cid="http://schemas.microsoft.com/office/word/2016/wordml/cid" xmlns:w16cex="http://schemas.microsoft.com/office/word/2018/wordml/cex" xmlns:oel="http://schemas.microsoft.com/office/2019/extlst" xmlns:am3d="http://schemas.microsoft.com/office/drawing/2017/model3d" xmlns:aink="http://schemas.microsoft.com/office/drawing/2016/ink" xmlns:cx8="http://schemas.microsoft.com/office/drawing/2016/5/14/chartex" xmlns:cx7="http://schemas.microsoft.com/office/drawing/2016/5/13/chartex" xmlns:cx6="http://schemas.microsoft.com/office/drawing/2016/5/12/chartex" xmlns:cx5="http://schemas.microsoft.com/office/drawing/2016/5/11/chartex" xmlns:cx4="http://schemas.microsoft.com/office/drawing/2016/5/10/chartex" xmlns:cx3="http://schemas.microsoft.com/office/drawing/2016/5/9/chartex" xmlns:cx2="http://schemas.microsoft.com/office/drawing/2015/10/21/chartex">
+                <mc:Fallback xmlns:cx2="http://schemas.microsoft.com/office/drawing/2015/10/21/chartex" xmlns:cx3="http://schemas.microsoft.com/office/drawing/2016/5/9/chartex" xmlns:cx4="http://schemas.microsoft.com/office/drawing/2016/5/10/chartex" xmlns:cx5="http://schemas.microsoft.com/office/drawing/2016/5/11/chartex" xmlns:cx6="http://schemas.microsoft.com/office/drawing/2016/5/12/chartex" xmlns:cx7="http://schemas.microsoft.com/office/drawing/2016/5/13/chartex" xmlns:cx8="http://schemas.microsoft.com/office/drawing/2016/5/14/chartex" xmlns:aink="http://schemas.microsoft.com/office/drawing/2016/ink" xmlns:am3d="http://schemas.microsoft.com/office/drawing/2017/model3d" xmlns:oel="http://schemas.microsoft.com/office/2019/extlst" xmlns:w16cex="http://schemas.microsoft.com/office/word/2018/wordml/cex" xmlns:w16cid="http://schemas.microsoft.com/office/word/2016/wordml/cid" xmlns:w16="http://schemas.microsoft.com/office/word/2018/wordml" xmlns:w16du="http://schemas.microsoft.com/office/word/2023/wordml/word16du" xmlns:w16sdtdh="http://schemas.microsoft.com/office/word/2020/wordml/sdtdatahash">
                   <w:pict>
                     <v:line w14:anchorId="0BF08EDF" id="Straight Connector 6" o:spid="_x0000_s1026" style="position:absolute;z-index:251660288;visibility:visible;mso-wrap-style:square;mso-width-percent:0;mso-height-percent:0;mso-wrap-distance-left:9pt;mso-wrap-distance-top:0;mso-wrap-distance-right:9pt;mso-wrap-distance-bottom:0;mso-position-horizontal:absolute;mso-position-horizontal-relative:text;mso-position-vertical:absolute;mso-position-vertical-relative:text;mso-width-percent:0;mso-height-percent:0;mso-width-relative:page;mso-height-relative:page" from=".4pt,5.3pt" to="189.4pt,5.3pt" o:gfxdata="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"/>
                   </w:pict>
@@ -4410,23 +4410,7 @@
             <w:rFonts w:ascii="Times New Roman" w:hAnsi="Times New Roman"/>
             <w:noProof/>
           </w:rPr>
-          <w:t>3.5.1.5 Join Sem</w:t>
-        </w:r>
-        <w:r>
-          <w:rPr>
-            <w:rStyle w:val="Hyperlink"/>
-            <w:rFonts w:ascii="Times New Roman" w:hAnsi="Times New Roman"/>
-            <w:noProof/>
-          </w:rPr>
-          <w:t>e</w:t>
-        </w:r>
-        <w:r>
-          <w:rPr>
-            <w:rStyle w:val="Hyperlink"/>
-            <w:rFonts w:ascii="Times New Roman" w:hAnsi="Times New Roman"/>
-            <w:noProof/>
-          </w:rPr>
-          <w:t>ster Group</w:t>
+          <w:t>3.5.1.5 Join Semester Group</w:t>
         </w:r>
         <w:r>
           <w:rPr>
@@ -8243,8 +8227,6 @@
       <w:r>
         <w:t>19</w:t>
       </w:r>
-      <w:bookmarkStart w:id="35" w:name="_GoBack"/>
-      <w:bookmarkEnd w:id="35"/>
     </w:p>
     <w:p>
       <w:pPr>
@@ -8450,35 +8432,7 @@
             <w:rFonts w:ascii="Times New Roman" w:hAnsi="Times New Roman"/>
             <w:color w:val="000000"/>
           </w:rPr>
-          <w:t>Tabl</w:t>
-        </w:r>
-        <w:r>
-          <w:rPr>
-            <w:rFonts w:ascii="Times New Roman" w:hAnsi="Times New Roman"/>
-            <w:color w:val="000000"/>
-          </w:rPr>
-          <w:t>e</w:t>
-        </w:r>
-        <w:r>
-          <w:rPr>
-            <w:rFonts w:ascii="Times New Roman" w:hAnsi="Times New Roman"/>
-            <w:color w:val="000000"/>
-          </w:rPr>
-          <w:t xml:space="preserve"> 13: </w:t>
-        </w:r>
-        <w:r>
-          <w:rPr>
-            <w:rFonts w:ascii="Times New Roman" w:hAnsi="Times New Roman"/>
-            <w:color w:val="000000"/>
-          </w:rPr>
-          <w:t>S</w:t>
-        </w:r>
-        <w:r>
-          <w:rPr>
-            <w:rFonts w:ascii="Times New Roman" w:hAnsi="Times New Roman"/>
-            <w:color w:val="000000"/>
-          </w:rPr>
-          <w:t>end Message Test Cases</w:t>
+          <w:t>Table 13: Send Message Test Cases</w:t>
         </w:r>
       </w:hyperlink>
       <w:r>
@@ -8530,21 +8484,7 @@
             <w:rFonts w:ascii="Times New Roman" w:hAnsi="Times New Roman"/>
             <w:color w:val="000000"/>
           </w:rPr>
-          <w:t>Table</w:t>
-        </w:r>
-        <w:r>
-          <w:rPr>
-            <w:rFonts w:ascii="Times New Roman" w:hAnsi="Times New Roman"/>
-            <w:color w:val="000000"/>
-          </w:rPr>
-          <w:t xml:space="preserve"> </w:t>
-        </w:r>
-        <w:r>
-          <w:rPr>
-            <w:rFonts w:ascii="Times New Roman" w:hAnsi="Times New Roman"/>
-            <w:color w:val="000000"/>
-          </w:rPr>
-          <w:t>15: Use Case: Login to System</w:t>
+          <w:t>Table 15: Use Case: Login to System</w:t>
         </w:r>
       </w:hyperlink>
       <w:r>
@@ -9493,14 +9433,14 @@
           <w:sz w:val="40"/>
         </w:rPr>
       </w:pPr>
-      <w:bookmarkStart w:id="36" w:name="_Toc228548881"/>
+      <w:bookmarkStart w:id="35" w:name="_Toc228548881"/>
       <w:r>
         <w:rPr>
           <w:sz w:val="40"/>
         </w:rPr>
         <w:t>Chapter 1</w:t>
       </w:r>
-      <w:bookmarkEnd w:id="36"/>
+      <w:bookmarkEnd w:id="35"/>
     </w:p>
     <w:p>
       <w:pPr>
@@ -9516,7 +9456,7 @@
         </w:rPr>
         <w:t xml:space="preserve"> </w:t>
       </w:r>
-      <w:bookmarkStart w:id="37" w:name="_Toc228548882"/>
+      <w:bookmarkStart w:id="36" w:name="_Toc228548882"/>
       <w:r>
         <w:rPr>
           <w:sz w:val="40"/>
@@ -9529,7 +9469,7 @@
         </w:rPr>
         <w:t>ntroduction</w:t>
       </w:r>
-      <w:bookmarkEnd w:id="37"/>
+      <w:bookmarkEnd w:id="36"/>
     </w:p>
     <w:p>
       <w:pPr>
@@ -9585,7 +9525,7 @@
       <w:pPr>
         <w:pStyle w:val="Heading2"/>
       </w:pPr>
-      <w:bookmarkStart w:id="38" w:name="_Toc228548883"/>
+      <w:bookmarkStart w:id="37" w:name="_Toc228548883"/>
       <w:r>
         <w:rPr>
           <w:rFonts w:ascii="Times New Roman" w:hAnsi="Times New Roman"/>
@@ -9593,7 +9533,7 @@
         <w:lastRenderedPageBreak/>
         <w:t>1.1 Overview</w:t>
       </w:r>
-      <w:bookmarkEnd w:id="38"/>
+      <w:bookmarkEnd w:id="37"/>
     </w:p>
     <w:p>
       <w:pPr>
@@ -9650,14 +9590,14 @@
       <w:pPr>
         <w:pStyle w:val="Heading2"/>
       </w:pPr>
-      <w:bookmarkStart w:id="39" w:name="_Toc228548884"/>
+      <w:bookmarkStart w:id="38" w:name="_Toc228548884"/>
       <w:r>
         <w:rPr>
           <w:rFonts w:ascii="Times New Roman" w:hAnsi="Times New Roman"/>
         </w:rPr>
         <w:t>1.2 Opportunity and Stakeholders</w:t>
       </w:r>
-      <w:bookmarkEnd w:id="39"/>
+      <w:bookmarkEnd w:id="38"/>
     </w:p>
     <w:p>
       <w:pPr>
@@ -9732,7 +9672,7 @@
       <w:pPr>
         <w:pStyle w:val="Heading3"/>
       </w:pPr>
-      <w:bookmarkStart w:id="40" w:name="_Toc228548885"/>
+      <w:bookmarkStart w:id="39" w:name="_Toc228548885"/>
       <w:r>
         <w:rPr>
           <w:rFonts w:ascii="Times New Roman" w:hAnsi="Times New Roman"/>
@@ -9751,7 +9691,7 @@
         </w:rPr>
         <w:t>Stakeholders</w:t>
       </w:r>
-      <w:bookmarkEnd w:id="40"/>
+      <w:bookmarkEnd w:id="39"/>
     </w:p>
     <w:p>
       <w:pPr>
@@ -9878,27 +9818,27 @@
       <w:pPr>
         <w:pStyle w:val="Heading2"/>
       </w:pPr>
-      <w:bookmarkStart w:id="41" w:name="_Toc228548886"/>
+      <w:bookmarkStart w:id="40" w:name="_Toc228548886"/>
       <w:r>
         <w:rPr>
           <w:rFonts w:ascii="Times New Roman" w:hAnsi="Times New Roman"/>
         </w:rPr>
         <w:t>1.3 Motivations and Challenges</w:t>
       </w:r>
+      <w:bookmarkEnd w:id="40"/>
+    </w:p>
+    <w:p>
+      <w:pPr>
+        <w:pStyle w:val="Heading3"/>
+      </w:pPr>
+      <w:bookmarkStart w:id="41" w:name="_Toc228548887"/>
+      <w:r>
+        <w:rPr>
+          <w:rFonts w:ascii="Times New Roman" w:hAnsi="Times New Roman"/>
+        </w:rPr>
+        <w:t>1.3.1 Motivations</w:t>
+      </w:r>
       <w:bookmarkEnd w:id="41"/>
-    </w:p>
-    <w:p>
-      <w:pPr>
-        <w:pStyle w:val="Heading3"/>
-      </w:pPr>
-      <w:bookmarkStart w:id="42" w:name="_Toc228548887"/>
-      <w:r>
-        <w:rPr>
-          <w:rFonts w:ascii="Times New Roman" w:hAnsi="Times New Roman"/>
-        </w:rPr>
-        <w:t>1.3.1 Motivations</w:t>
-      </w:r>
-      <w:bookmarkEnd w:id="42"/>
     </w:p>
     <w:p>
       <w:pPr>
@@ -10035,14 +9975,14 @@
       <w:pPr>
         <w:pStyle w:val="Heading3"/>
       </w:pPr>
-      <w:bookmarkStart w:id="43" w:name="_Toc228548888"/>
+      <w:bookmarkStart w:id="42" w:name="_Toc228548888"/>
       <w:r>
         <w:rPr>
           <w:rFonts w:ascii="Times New Roman" w:hAnsi="Times New Roman"/>
         </w:rPr>
         <w:t>1.3.2 Challenges</w:t>
       </w:r>
-      <w:bookmarkEnd w:id="43"/>
+      <w:bookmarkEnd w:id="42"/>
     </w:p>
     <w:p>
       <w:pPr>
@@ -10124,7 +10064,7 @@
       <w:pPr>
         <w:pStyle w:val="Heading2"/>
       </w:pPr>
-      <w:bookmarkStart w:id="44" w:name="_Toc228548889"/>
+      <w:bookmarkStart w:id="43" w:name="_Toc228548889"/>
       <w:r>
         <w:rPr>
           <w:rFonts w:ascii="Times New Roman" w:hAnsi="Times New Roman"/>
@@ -10143,32 +10083,32 @@
         </w:rPr>
         <w:t>Goals and Objectives</w:t>
       </w:r>
+      <w:bookmarkEnd w:id="43"/>
+    </w:p>
+    <w:p>
+      <w:pPr>
+        <w:pStyle w:val="Heading3"/>
+      </w:pPr>
+      <w:bookmarkStart w:id="44" w:name="_Toc228548890"/>
+      <w:r>
+        <w:rPr>
+          <w:rFonts w:ascii="Times New Roman" w:hAnsi="Times New Roman"/>
+        </w:rPr>
+        <w:t>1.4.1</w:t>
+      </w:r>
+      <w:r>
+        <w:rPr>
+          <w:rFonts w:ascii="Times New Roman" w:hAnsi="Times New Roman"/>
+        </w:rPr>
+        <w:t xml:space="preserve"> </w:t>
+      </w:r>
+      <w:r>
+        <w:rPr>
+          <w:rFonts w:ascii="Times New Roman" w:hAnsi="Times New Roman"/>
+        </w:rPr>
+        <w:t>One Platform for Academic Communication</w:t>
+      </w:r>
       <w:bookmarkEnd w:id="44"/>
-    </w:p>
-    <w:p>
-      <w:pPr>
-        <w:pStyle w:val="Heading3"/>
-      </w:pPr>
-      <w:bookmarkStart w:id="45" w:name="_Toc228548890"/>
-      <w:r>
-        <w:rPr>
-          <w:rFonts w:ascii="Times New Roman" w:hAnsi="Times New Roman"/>
-        </w:rPr>
-        <w:t>1.4.1</w:t>
-      </w:r>
-      <w:r>
-        <w:rPr>
-          <w:rFonts w:ascii="Times New Roman" w:hAnsi="Times New Roman"/>
-        </w:rPr>
-        <w:t xml:space="preserve"> </w:t>
-      </w:r>
-      <w:r>
-        <w:rPr>
-          <w:rFonts w:ascii="Times New Roman" w:hAnsi="Times New Roman"/>
-        </w:rPr>
-        <w:t>One Platform for Academic Communication</w:t>
-      </w:r>
-      <w:bookmarkEnd w:id="45"/>
     </w:p>
     <w:p>
       <w:pPr>
@@ -10191,7 +10131,7 @@
       <w:pPr>
         <w:pStyle w:val="Heading3"/>
       </w:pPr>
-      <w:bookmarkStart w:id="46" w:name="_Toc228548891"/>
+      <w:bookmarkStart w:id="45" w:name="_Toc228548891"/>
       <w:r>
         <w:rPr>
           <w:rFonts w:ascii="Times New Roman" w:hAnsi="Times New Roman"/>
@@ -10210,7 +10150,7 @@
         </w:rPr>
         <w:t>Verified University Community</w:t>
       </w:r>
-      <w:bookmarkEnd w:id="46"/>
+      <w:bookmarkEnd w:id="45"/>
     </w:p>
     <w:p>
       <w:pPr>
@@ -10233,7 +10173,7 @@
       <w:pPr>
         <w:pStyle w:val="Heading3"/>
       </w:pPr>
-      <w:bookmarkStart w:id="47" w:name="_Toc228548892"/>
+      <w:bookmarkStart w:id="46" w:name="_Toc228548892"/>
       <w:r>
         <w:rPr>
           <w:rFonts w:ascii="Times New Roman" w:hAnsi="Times New Roman"/>
@@ -10253,7 +10193,7 @@
         </w:rPr>
         <w:t>Improve Peer Learning</w:t>
       </w:r>
-      <w:bookmarkEnd w:id="47"/>
+      <w:bookmarkEnd w:id="46"/>
     </w:p>
     <w:p>
       <w:pPr>
@@ -10277,7 +10217,7 @@
         <w:pStyle w:val="Heading3"/>
         <w:spacing w:line="360" w:lineRule="auto"/>
       </w:pPr>
-      <w:bookmarkStart w:id="48" w:name="_Toc228548893"/>
+      <w:bookmarkStart w:id="47" w:name="_Toc228548893"/>
       <w:r>
         <w:rPr>
           <w:rFonts w:ascii="Times New Roman" w:hAnsi="Times New Roman"/>
@@ -10296,7 +10236,7 @@
         </w:rPr>
         <w:t>Better Campus Engagement</w:t>
       </w:r>
-      <w:bookmarkEnd w:id="48"/>
+      <w:bookmarkEnd w:id="47"/>
     </w:p>
     <w:p>
       <w:pPr>
@@ -10320,7 +10260,7 @@
         <w:pStyle w:val="Heading2"/>
         <w:spacing w:line="360" w:lineRule="auto"/>
       </w:pPr>
-      <w:bookmarkStart w:id="49" w:name="_Toc228548894"/>
+      <w:bookmarkStart w:id="48" w:name="_Toc228548894"/>
       <w:r>
         <w:rPr>
           <w:rFonts w:ascii="Times New Roman" w:hAnsi="Times New Roman"/>
@@ -10339,7 +10279,7 @@
         </w:rPr>
         <w:t>Solution Overview</w:t>
       </w:r>
-      <w:bookmarkEnd w:id="49"/>
+      <w:bookmarkEnd w:id="48"/>
     </w:p>
     <w:p>
       <w:pPr>
@@ -10379,7 +10319,7 @@
         <w:pStyle w:val="Heading3"/>
         <w:spacing w:line="360" w:lineRule="auto"/>
       </w:pPr>
-      <w:bookmarkStart w:id="50" w:name="_Toc228548895"/>
+      <w:bookmarkStart w:id="49" w:name="_Toc228548895"/>
       <w:r>
         <w:rPr>
           <w:rFonts w:ascii="Times New Roman" w:hAnsi="Times New Roman"/>
@@ -10398,7 +10338,7 @@
         </w:rPr>
         <w:t>Scope of the Project</w:t>
       </w:r>
-      <w:bookmarkEnd w:id="50"/>
+      <w:bookmarkEnd w:id="49"/>
     </w:p>
     <w:p>
       <w:pPr>
@@ -11147,7 +11087,7 @@
         <w:pStyle w:val="Heading2"/>
         <w:spacing w:line="360" w:lineRule="auto"/>
       </w:pPr>
-      <w:bookmarkStart w:id="51" w:name="_Toc228548896"/>
+      <w:bookmarkStart w:id="50" w:name="_Toc228548896"/>
       <w:r>
         <w:rPr>
           <w:rFonts w:ascii="Times New Roman" w:hAnsi="Times New Roman"/>
@@ -11167,7 +11107,7 @@
         </w:rPr>
         <w:t>Report Outline</w:t>
       </w:r>
-      <w:bookmarkEnd w:id="51"/>
+      <w:bookmarkEnd w:id="50"/>
     </w:p>
     <w:p>
       <w:pPr>
@@ -11293,7 +11233,7 @@
           <w:szCs w:val="32"/>
         </w:rPr>
       </w:pPr>
-      <w:bookmarkStart w:id="52" w:name="_Toc228548897"/>
+      <w:bookmarkStart w:id="51" w:name="_Toc228548897"/>
       <w:r>
         <w:rPr>
           <w:rFonts w:ascii="Times New Roman" w:hAnsi="Times New Roman"/>
@@ -11302,7 +11242,7 @@
         </w:rPr>
         <w:t>Chapter 2</w:t>
       </w:r>
-      <w:bookmarkEnd w:id="52"/>
+      <w:bookmarkEnd w:id="51"/>
       <w:r>
         <w:rPr>
           <w:rFonts w:ascii="Times New Roman" w:hAnsi="Times New Roman"/>
@@ -11322,7 +11262,7 @@
           <w:szCs w:val="32"/>
         </w:rPr>
       </w:pPr>
-      <w:bookmarkStart w:id="53" w:name="_Toc228548898"/>
+      <w:bookmarkStart w:id="52" w:name="_Toc228548898"/>
       <w:r>
         <w:rPr>
           <w:rFonts w:ascii="Times New Roman" w:hAnsi="Times New Roman"/>
@@ -11331,7 +11271,7 @@
         </w:rPr>
         <w:t>Market Survey</w:t>
       </w:r>
-      <w:bookmarkEnd w:id="53"/>
+      <w:bookmarkEnd w:id="52"/>
     </w:p>
     <w:p>
       <w:pPr>
@@ -11366,7 +11306,7 @@
         <w:pStyle w:val="Heading2"/>
         <w:spacing w:line="360" w:lineRule="auto"/>
       </w:pPr>
-      <w:bookmarkStart w:id="54" w:name="_Toc228548899"/>
+      <w:bookmarkStart w:id="53" w:name="_Toc228548899"/>
       <w:r>
         <w:rPr>
           <w:rFonts w:ascii="Times New Roman" w:hAnsi="Times New Roman"/>
@@ -11386,7 +11326,7 @@
         </w:rPr>
         <w:t>Introduction</w:t>
       </w:r>
-      <w:bookmarkEnd w:id="54"/>
+      <w:bookmarkEnd w:id="53"/>
     </w:p>
     <w:p>
       <w:pPr>
@@ -11443,7 +11383,7 @@
         <w:pStyle w:val="Heading2"/>
         <w:spacing w:line="360" w:lineRule="auto"/>
       </w:pPr>
-      <w:bookmarkStart w:id="55" w:name="_Toc228548900"/>
+      <w:bookmarkStart w:id="54" w:name="_Toc228548900"/>
       <w:r>
         <w:rPr>
           <w:rFonts w:ascii="Times New Roman" w:hAnsi="Times New Roman"/>
@@ -11462,7 +11402,7 @@
         </w:rPr>
         <w:t>Literature Review</w:t>
       </w:r>
-      <w:bookmarkEnd w:id="55"/>
+      <w:bookmarkEnd w:id="54"/>
     </w:p>
     <w:p>
       <w:pPr>
@@ -11487,7 +11427,7 @@
         <w:spacing w:line="360" w:lineRule="auto"/>
         <w:ind w:left="1440" w:firstLine="720"/>
       </w:pPr>
-      <w:bookmarkStart w:id="56" w:name="_Toc228548901"/>
+      <w:bookmarkStart w:id="55" w:name="_Toc228548901"/>
       <w:r>
         <w:rPr>
           <w:rFonts w:cstheme="majorHAnsi"/>
@@ -11506,12 +11446,12 @@
         </w:rPr>
         <w:t xml:space="preserve">2.1 </w:t>
       </w:r>
-      <w:bookmarkStart w:id="57" w:name="_lt1"/>
+      <w:bookmarkStart w:id="56" w:name="_lt1"/>
       <w:r>
         <w:t>Comparison of Existing Platforms</w:t>
       </w:r>
+      <w:bookmarkEnd w:id="55"/>
       <w:bookmarkEnd w:id="56"/>
-      <w:bookmarkEnd w:id="57"/>
     </w:p>
     <w:tbl>
       <w:tblPr>
@@ -12625,7 +12565,7 @@
         <w:pStyle w:val="Heading2"/>
         <w:spacing w:line="360" w:lineRule="auto"/>
       </w:pPr>
-      <w:bookmarkStart w:id="58" w:name="_Toc228548902"/>
+      <w:bookmarkStart w:id="57" w:name="_Toc228548902"/>
       <w:r>
         <w:rPr>
           <w:rFonts w:ascii="Times New Roman" w:hAnsi="Times New Roman"/>
@@ -12644,7 +12584,7 @@
         </w:rPr>
         <w:t>Summary</w:t>
       </w:r>
-      <w:bookmarkEnd w:id="58"/>
+      <w:bookmarkEnd w:id="57"/>
     </w:p>
     <w:p>
       <w:pPr>
@@ -12761,7 +12701,7 @@
           <w:szCs w:val="32"/>
         </w:rPr>
       </w:pPr>
-      <w:bookmarkStart w:id="59" w:name="_Toc228548903"/>
+      <w:bookmarkStart w:id="58" w:name="_Toc228548903"/>
       <w:r>
         <w:rPr>
           <w:rFonts w:ascii="Times New Roman" w:hAnsi="Times New Roman"/>
@@ -12770,7 +12710,7 @@
         </w:rPr>
         <w:t>Chapter 3</w:t>
       </w:r>
-      <w:bookmarkEnd w:id="59"/>
+      <w:bookmarkEnd w:id="58"/>
       <w:r>
         <w:rPr>
           <w:rFonts w:ascii="Times New Roman" w:hAnsi="Times New Roman"/>
@@ -12790,7 +12730,7 @@
           <w:szCs w:val="32"/>
         </w:rPr>
       </w:pPr>
-      <w:bookmarkStart w:id="60" w:name="_Toc228548904"/>
+      <w:bookmarkStart w:id="59" w:name="_Toc228548904"/>
       <w:r>
         <w:rPr>
           <w:rFonts w:ascii="Times New Roman" w:hAnsi="Times New Roman"/>
@@ -12799,7 +12739,7 @@
         </w:rPr>
         <w:t>Requirement Engineering</w:t>
       </w:r>
-      <w:bookmarkEnd w:id="60"/>
+      <w:bookmarkEnd w:id="59"/>
       <w:r>
         <w:br w:type="page"/>
       </w:r>
@@ -12809,7 +12749,7 @@
         <w:pStyle w:val="Heading2"/>
         <w:spacing w:line="360" w:lineRule="auto"/>
       </w:pPr>
-      <w:bookmarkStart w:id="61" w:name="_Toc228548905"/>
+      <w:bookmarkStart w:id="60" w:name="_Toc228548905"/>
       <w:r>
         <w:rPr>
           <w:rFonts w:ascii="Times New Roman" w:hAnsi="Times New Roman"/>
@@ -12829,7 +12769,7 @@
         </w:rPr>
         <w:t>Introduction</w:t>
       </w:r>
-      <w:bookmarkEnd w:id="61"/>
+      <w:bookmarkEnd w:id="60"/>
     </w:p>
     <w:p>
       <w:pPr>
@@ -12856,7 +12796,7 @@
           <w:rFonts w:ascii="Times New Roman" w:hAnsi="Times New Roman"/>
         </w:rPr>
       </w:pPr>
-      <w:bookmarkStart w:id="62" w:name="_Toc228548906"/>
+      <w:bookmarkStart w:id="61" w:name="_Toc228548906"/>
       <w:r>
         <w:rPr>
           <w:rFonts w:ascii="Times New Roman" w:hAnsi="Times New Roman"/>
@@ -12875,7 +12815,7 @@
         </w:rPr>
         <w:t>Problem Scenarios</w:t>
       </w:r>
-      <w:bookmarkEnd w:id="62"/>
+      <w:bookmarkEnd w:id="61"/>
     </w:p>
     <w:p/>
     <w:p>
@@ -12889,7 +12829,7 @@
           <w:sz w:val="24"/>
         </w:rPr>
       </w:pPr>
-      <w:bookmarkStart w:id="63" w:name="_lt2"/>
+      <w:bookmarkStart w:id="62" w:name="_lt2"/>
       <w:r>
         <w:rPr>
           <w:rFonts w:ascii="Times New Roman" w:hAnsi="Times New Roman" w:cs="Times New Roman"/>
@@ -12898,7 +12838,7 @@
         </w:rPr>
         <w:t>Table 3.1: Problem Statement 1</w:t>
       </w:r>
-      <w:bookmarkEnd w:id="63"/>
+      <w:bookmarkEnd w:id="62"/>
     </w:p>
     <w:tbl>
       <w:tblPr>
@@ -13179,7 +13119,7 @@
         <w:pStyle w:val="TableCaption"/>
         <w:spacing w:before="200" w:after="60" w:line="360" w:lineRule="auto"/>
       </w:pPr>
-      <w:bookmarkStart w:id="64" w:name="_lt3"/>
+      <w:bookmarkStart w:id="63" w:name="_lt3"/>
       <w:r>
         <w:t xml:space="preserve">Table </w:t>
       </w:r>
@@ -13198,7 +13138,7 @@
       <w:r>
         <w:t xml:space="preserve"> 2</w:t>
       </w:r>
-      <w:bookmarkEnd w:id="64"/>
+      <w:bookmarkEnd w:id="63"/>
     </w:p>
     <w:tbl>
       <w:tblPr>
@@ -13480,7 +13420,7 @@
         <w:pStyle w:val="TableCaption"/>
         <w:spacing w:before="200" w:after="60" w:line="360" w:lineRule="auto"/>
       </w:pPr>
-      <w:bookmarkStart w:id="65" w:name="_lt4"/>
+      <w:bookmarkStart w:id="64" w:name="_lt4"/>
       <w:r>
         <w:t xml:space="preserve">Table </w:t>
       </w:r>
@@ -13490,7 +13430,7 @@
       <w:r>
         <w:t xml:space="preserve"> 3</w:t>
       </w:r>
-      <w:bookmarkEnd w:id="65"/>
+      <w:bookmarkEnd w:id="64"/>
     </w:p>
     <w:tbl>
       <w:tblPr>
@@ -13756,7 +13696,7 @@
         <w:pStyle w:val="Heading2"/>
         <w:spacing w:line="360" w:lineRule="auto"/>
       </w:pPr>
-      <w:bookmarkStart w:id="66" w:name="_Toc228548907"/>
+      <w:bookmarkStart w:id="65" w:name="_Toc228548907"/>
       <w:r>
         <w:rPr>
           <w:rFonts w:ascii="Times New Roman" w:hAnsi="Times New Roman"/>
@@ -13775,7 +13715,7 @@
         </w:rPr>
         <w:t>Functional Requirements</w:t>
       </w:r>
-      <w:bookmarkEnd w:id="66"/>
+      <w:bookmarkEnd w:id="65"/>
     </w:p>
     <w:p>
       <w:pPr>
@@ -13785,7 +13725,7 @@
           <w:szCs w:val="24"/>
         </w:rPr>
       </w:pPr>
-      <w:bookmarkStart w:id="67" w:name="_Toc228548908"/>
+      <w:bookmarkStart w:id="66" w:name="_Toc228548908"/>
       <w:r>
         <w:rPr>
           <w:rFonts w:ascii="Times New Roman" w:hAnsi="Times New Roman"/>
@@ -13807,7 +13747,7 @@
         </w:rPr>
         <w:t>Student</w:t>
       </w:r>
-      <w:bookmarkEnd w:id="67"/>
+      <w:bookmarkEnd w:id="66"/>
     </w:p>
     <w:p>
       <w:pPr>
@@ -14612,7 +14552,7 @@
           <w:szCs w:val="24"/>
         </w:rPr>
       </w:pPr>
-      <w:bookmarkStart w:id="68" w:name="_Toc228548909"/>
+      <w:bookmarkStart w:id="67" w:name="_Toc228548909"/>
       <w:r>
         <w:rPr>
           <w:rFonts w:ascii="Times New Roman" w:hAnsi="Times New Roman"/>
@@ -14634,7 +14574,7 @@
         </w:rPr>
         <w:t>Teacher</w:t>
       </w:r>
-      <w:bookmarkEnd w:id="68"/>
+      <w:bookmarkEnd w:id="67"/>
     </w:p>
     <w:p>
       <w:pPr>
@@ -15721,7 +15661,7 @@
           <w:szCs w:val="24"/>
         </w:rPr>
       </w:pPr>
-      <w:bookmarkStart w:id="69" w:name="_Toc228548910"/>
+      <w:bookmarkStart w:id="68" w:name="_Toc228548910"/>
       <w:r>
         <w:rPr>
           <w:rFonts w:ascii="Times New Roman" w:hAnsi="Times New Roman"/>
@@ -15743,7 +15683,7 @@
         </w:rPr>
         <w:t>University Administration</w:t>
       </w:r>
-      <w:bookmarkEnd w:id="69"/>
+      <w:bookmarkEnd w:id="68"/>
     </w:p>
     <w:p>
       <w:pPr>
@@ -16832,7 +16772,7 @@
           <w:szCs w:val="24"/>
         </w:rPr>
       </w:pPr>
-      <w:bookmarkStart w:id="70" w:name="_Toc228548911"/>
+      <w:bookmarkStart w:id="69" w:name="_Toc228548911"/>
       <w:r>
         <w:rPr>
           <w:rFonts w:ascii="Times New Roman" w:hAnsi="Times New Roman"/>
@@ -16854,7 +16794,7 @@
         </w:rPr>
         <w:t>Coordination Office</w:t>
       </w:r>
-      <w:bookmarkEnd w:id="70"/>
+      <w:bookmarkEnd w:id="69"/>
     </w:p>
     <w:p>
       <w:pPr>
@@ -17740,7 +17680,7 @@
           <w:szCs w:val="24"/>
         </w:rPr>
       </w:pPr>
-      <w:bookmarkStart w:id="71" w:name="_Toc228548912"/>
+      <w:bookmarkStart w:id="70" w:name="_Toc228548912"/>
       <w:r>
         <w:rPr>
           <w:rFonts w:ascii="Times New Roman" w:hAnsi="Times New Roman"/>
@@ -17762,7 +17702,7 @@
         </w:rPr>
         <w:t>System Admin</w:t>
       </w:r>
-      <w:bookmarkEnd w:id="71"/>
+      <w:bookmarkEnd w:id="70"/>
     </w:p>
     <w:p>
       <w:pPr>
@@ -18478,7 +18418,7 @@
         <w:pStyle w:val="Heading2"/>
         <w:spacing w:line="360" w:lineRule="auto"/>
       </w:pPr>
-      <w:bookmarkStart w:id="72" w:name="_Toc228548913"/>
+      <w:bookmarkStart w:id="71" w:name="_Toc228548913"/>
       <w:r>
         <w:rPr>
           <w:rFonts w:ascii="Times New Roman" w:hAnsi="Times New Roman"/>
@@ -18497,7 +18437,7 @@
         </w:rPr>
         <w:t>Non-Functional Requirements</w:t>
       </w:r>
-      <w:bookmarkEnd w:id="72"/>
+      <w:bookmarkEnd w:id="71"/>
     </w:p>
     <w:p>
       <w:pPr>
@@ -18523,7 +18463,7 @@
         <w:pStyle w:val="Heading2"/>
         <w:spacing w:line="360" w:lineRule="auto"/>
       </w:pPr>
-      <w:bookmarkStart w:id="73" w:name="_Toc228548914"/>
+      <w:bookmarkStart w:id="72" w:name="_Toc228548914"/>
       <w:r>
         <w:rPr>
           <w:rFonts w:ascii="Times New Roman" w:hAnsi="Times New Roman"/>
@@ -18542,7 +18482,7 @@
         </w:rPr>
         <w:t>SQA Activities: Defect Detection</w:t>
       </w:r>
-      <w:bookmarkEnd w:id="73"/>
+      <w:bookmarkEnd w:id="72"/>
     </w:p>
     <w:p>
       <w:pPr>
@@ -18566,7 +18506,7 @@
         <w:pStyle w:val="Heading3"/>
         <w:spacing w:after="120" w:line="360" w:lineRule="auto"/>
       </w:pPr>
-      <w:bookmarkStart w:id="74" w:name="_Toc228548915"/>
+      <w:bookmarkStart w:id="73" w:name="_Toc228548915"/>
       <w:r>
         <w:rPr>
           <w:rFonts w:ascii="Times New Roman" w:hAnsi="Times New Roman"/>
@@ -18585,14 +18525,14 @@
         </w:rPr>
         <w:t>Test Case Design</w:t>
       </w:r>
-      <w:bookmarkEnd w:id="74"/>
+      <w:bookmarkEnd w:id="73"/>
     </w:p>
     <w:p>
       <w:pPr>
         <w:pStyle w:val="Heading3"/>
         <w:spacing w:line="360" w:lineRule="auto"/>
       </w:pPr>
-      <w:bookmarkStart w:id="75" w:name="_Toc228548916"/>
+      <w:bookmarkStart w:id="74" w:name="_Toc228548916"/>
       <w:r>
         <w:rPr>
           <w:rFonts w:ascii="Times New Roman" w:hAnsi="Times New Roman"/>
@@ -18611,7 +18551,7 @@
         </w:rPr>
         <w:t>User Registration</w:t>
       </w:r>
-      <w:bookmarkEnd w:id="75"/>
+      <w:bookmarkEnd w:id="74"/>
     </w:p>
     <w:tbl>
       <w:tblPr>
@@ -19054,7 +18994,7 @@
         <w:pStyle w:val="Heading3"/>
         <w:spacing w:line="360" w:lineRule="auto"/>
       </w:pPr>
-      <w:bookmarkStart w:id="76" w:name="_Toc228548917"/>
+      <w:bookmarkStart w:id="75" w:name="_Toc228548917"/>
       <w:r>
         <w:rPr>
           <w:rFonts w:ascii="Times New Roman" w:hAnsi="Times New Roman"/>
@@ -19073,7 +19013,7 @@
         </w:rPr>
         <w:t>User Login</w:t>
       </w:r>
-      <w:bookmarkEnd w:id="76"/>
+      <w:bookmarkEnd w:id="75"/>
     </w:p>
     <w:tbl>
       <w:tblPr>
@@ -19311,7 +19251,7 @@
         <w:pStyle w:val="Heading3"/>
         <w:spacing w:line="360" w:lineRule="auto"/>
       </w:pPr>
-      <w:bookmarkStart w:id="77" w:name="_Toc228548918"/>
+      <w:bookmarkStart w:id="76" w:name="_Toc228548918"/>
       <w:r>
         <w:rPr>
           <w:rFonts w:ascii="Times New Roman" w:hAnsi="Times New Roman"/>
@@ -19330,7 +19270,7 @@
         </w:rPr>
         <w:t>Create Post</w:t>
       </w:r>
-      <w:bookmarkEnd w:id="77"/>
+      <w:bookmarkEnd w:id="76"/>
     </w:p>
     <w:tbl>
       <w:tblPr>
@@ -19568,7 +19508,7 @@
         <w:pStyle w:val="Heading3"/>
         <w:spacing w:line="360" w:lineRule="auto"/>
       </w:pPr>
-      <w:bookmarkStart w:id="78" w:name="_Toc228548919"/>
+      <w:bookmarkStart w:id="77" w:name="_Toc228548919"/>
       <w:r>
         <w:rPr>
           <w:rFonts w:ascii="Times New Roman" w:hAnsi="Times New Roman"/>
@@ -19587,7 +19527,7 @@
         </w:rPr>
         <w:t>Create Semester Group</w:t>
       </w:r>
-      <w:bookmarkEnd w:id="78"/>
+      <w:bookmarkEnd w:id="77"/>
     </w:p>
     <w:tbl>
       <w:tblPr>
@@ -19893,7 +19833,7 @@
         <w:pStyle w:val="Heading3"/>
         <w:spacing w:line="360" w:lineRule="auto"/>
       </w:pPr>
-      <w:bookmarkStart w:id="79" w:name="_Toc228548920"/>
+      <w:bookmarkStart w:id="78" w:name="_Toc228548920"/>
       <w:r>
         <w:rPr>
           <w:rFonts w:ascii="Times New Roman" w:hAnsi="Times New Roman"/>
@@ -19912,7 +19852,7 @@
         </w:rPr>
         <w:t>Join Semester Group</w:t>
       </w:r>
-      <w:bookmarkEnd w:id="79"/>
+      <w:bookmarkEnd w:id="78"/>
     </w:p>
     <w:tbl>
       <w:tblPr>
@@ -20151,7 +20091,7 @@
         <w:pStyle w:val="Heading3"/>
         <w:spacing w:line="360" w:lineRule="auto"/>
       </w:pPr>
-      <w:bookmarkStart w:id="80" w:name="_Toc228548921"/>
+      <w:bookmarkStart w:id="79" w:name="_Toc228548921"/>
       <w:r>
         <w:rPr>
           <w:rFonts w:ascii="Times New Roman" w:hAnsi="Times New Roman"/>
@@ -20170,7 +20110,7 @@
         </w:rPr>
         <w:t>Create Campus Event</w:t>
       </w:r>
-      <w:bookmarkEnd w:id="80"/>
+      <w:bookmarkEnd w:id="79"/>
     </w:p>
     <w:tbl>
       <w:tblPr>
@@ -20476,7 +20416,7 @@
         <w:pStyle w:val="Heading3"/>
         <w:spacing w:line="360" w:lineRule="auto"/>
       </w:pPr>
-      <w:bookmarkStart w:id="81" w:name="_Toc228548922"/>
+      <w:bookmarkStart w:id="80" w:name="_Toc228548922"/>
       <w:r>
         <w:rPr>
           <w:rFonts w:ascii="Times New Roman" w:hAnsi="Times New Roman"/>
@@ -20495,7 +20435,7 @@
         </w:rPr>
         <w:t>RSVP to Campus Event</w:t>
       </w:r>
-      <w:bookmarkEnd w:id="81"/>
+      <w:bookmarkEnd w:id="80"/>
     </w:p>
     <w:tbl>
       <w:tblPr>
@@ -20733,7 +20673,7 @@
         <w:pStyle w:val="Heading3"/>
         <w:spacing w:line="360" w:lineRule="auto"/>
       </w:pPr>
-      <w:bookmarkStart w:id="82" w:name="_Toc228548923"/>
+      <w:bookmarkStart w:id="81" w:name="_Toc228548923"/>
       <w:r>
         <w:rPr>
           <w:rFonts w:ascii="Times New Roman" w:hAnsi="Times New Roman"/>
@@ -20752,7 +20692,7 @@
         </w:rPr>
         <w:t>Report Lost/Found Item</w:t>
       </w:r>
-      <w:bookmarkEnd w:id="82"/>
+      <w:bookmarkEnd w:id="81"/>
     </w:p>
     <w:tbl>
       <w:tblPr>
@@ -21134,7 +21074,7 @@
         <w:pStyle w:val="Heading3"/>
         <w:spacing w:line="360" w:lineRule="auto"/>
       </w:pPr>
-      <w:bookmarkStart w:id="83" w:name="_Toc228548924"/>
+      <w:bookmarkStart w:id="82" w:name="_Toc228548924"/>
       <w:r>
         <w:rPr>
           <w:rFonts w:ascii="Times New Roman" w:hAnsi="Times New Roman"/>
@@ -21154,7 +21094,7 @@
         </w:rPr>
         <w:t>Send Message</w:t>
       </w:r>
-      <w:bookmarkEnd w:id="83"/>
+      <w:bookmarkEnd w:id="82"/>
     </w:p>
     <w:tbl>
       <w:tblPr>
@@ -21392,7 +21332,7 @@
         <w:pStyle w:val="Heading3"/>
         <w:spacing w:line="360" w:lineRule="auto"/>
       </w:pPr>
-      <w:bookmarkStart w:id="84" w:name="_Toc228548925"/>
+      <w:bookmarkStart w:id="83" w:name="_Toc228548925"/>
       <w:r>
         <w:rPr>
           <w:rFonts w:ascii="Times New Roman" w:hAnsi="Times New Roman"/>
@@ -21411,7 +21351,7 @@
         </w:rPr>
         <w:t>Post Announcement</w:t>
       </w:r>
-      <w:bookmarkEnd w:id="84"/>
+      <w:bookmarkEnd w:id="83"/>
     </w:p>
     <w:tbl>
       <w:tblPr>
@@ -21854,7 +21794,7 @@
           <w:sz w:val="40"/>
         </w:rPr>
       </w:pPr>
-      <w:bookmarkStart w:id="85" w:name="_Toc228548926"/>
+      <w:bookmarkStart w:id="84" w:name="_Toc228548926"/>
       <w:r>
         <w:rPr>
           <w:rFonts w:ascii="Times New Roman" w:hAnsi="Times New Roman"/>
@@ -21862,7 +21802,7 @@
         </w:rPr>
         <w:t>Chapter 4</w:t>
       </w:r>
-      <w:bookmarkEnd w:id="85"/>
+      <w:bookmarkEnd w:id="84"/>
     </w:p>
     <w:p>
       <w:pPr>
@@ -21873,7 +21813,7 @@
           <w:sz w:val="40"/>
         </w:rPr>
       </w:pPr>
-      <w:bookmarkStart w:id="86" w:name="_Toc228548927"/>
+      <w:bookmarkStart w:id="85" w:name="_Toc228548927"/>
       <w:r>
         <w:rPr>
           <w:rFonts w:ascii="Times New Roman" w:hAnsi="Times New Roman"/>
@@ -21881,7 +21821,7 @@
         </w:rPr>
         <w:t>System Design</w:t>
       </w:r>
-      <w:bookmarkEnd w:id="86"/>
+      <w:bookmarkEnd w:id="85"/>
     </w:p>
     <w:p>
       <w:pPr>
@@ -21898,7 +21838,7 @@
         <w:pStyle w:val="Heading2"/>
         <w:spacing w:line="360" w:lineRule="auto"/>
       </w:pPr>
-      <w:bookmarkStart w:id="87" w:name="_Toc228548928"/>
+      <w:bookmarkStart w:id="86" w:name="_Toc228548928"/>
       <w:r>
         <w:rPr>
           <w:rFonts w:ascii="Times New Roman" w:hAnsi="Times New Roman"/>
@@ -21917,7 +21857,7 @@
         </w:rPr>
         <w:t>Introduction</w:t>
       </w:r>
-      <w:bookmarkEnd w:id="87"/>
+      <w:bookmarkEnd w:id="86"/>
     </w:p>
     <w:p>
       <w:pPr>
@@ -21941,7 +21881,7 @@
         <w:pStyle w:val="Heading2"/>
         <w:spacing w:line="360" w:lineRule="auto"/>
       </w:pPr>
-      <w:bookmarkStart w:id="88" w:name="_Toc228548929"/>
+      <w:bookmarkStart w:id="87" w:name="_Toc228548929"/>
       <w:r>
         <w:rPr>
           <w:rFonts w:ascii="Times New Roman" w:hAnsi="Times New Roman"/>
@@ -21960,7 +21900,7 @@
         </w:rPr>
         <w:t>Architectural Design</w:t>
       </w:r>
-      <w:bookmarkEnd w:id="88"/>
+      <w:bookmarkEnd w:id="87"/>
     </w:p>
     <w:p>
       <w:pPr>
@@ -22137,7 +22077,7 @@
           <w:szCs w:val="24"/>
         </w:rPr>
       </w:pPr>
-      <w:bookmarkStart w:id="89" w:name="_lf1"/>
+      <w:bookmarkStart w:id="88" w:name="_lf1"/>
       <w:r>
         <w:rPr>
           <w:sz w:val="24"/>
@@ -22196,7 +22136,7 @@
         </w:rPr>
         <w:t>: Architecture Diagram</w:t>
       </w:r>
-      <w:bookmarkEnd w:id="89"/>
+      <w:bookmarkEnd w:id="88"/>
     </w:p>
     <w:p>
       <w:pPr>
@@ -22208,7 +22148,7 @@
         <w:pStyle w:val="Heading2"/>
         <w:spacing w:line="360" w:lineRule="auto"/>
       </w:pPr>
-      <w:bookmarkStart w:id="90" w:name="_Toc228548930"/>
+      <w:bookmarkStart w:id="89" w:name="_Toc228548930"/>
       <w:r>
         <w:rPr>
           <w:rFonts w:ascii="Times New Roman" w:hAnsi="Times New Roman"/>
@@ -22228,7 +22168,7 @@
         </w:rPr>
         <w:t>Class Diagram</w:t>
       </w:r>
-      <w:bookmarkEnd w:id="90"/>
+      <w:bookmarkEnd w:id="89"/>
     </w:p>
     <w:p>
       <w:pPr>
@@ -22504,7 +22444,7 @@
           <w:szCs w:val="24"/>
         </w:rPr>
       </w:pPr>
-      <w:bookmarkStart w:id="91" w:name="_lf2"/>
+      <w:bookmarkStart w:id="90" w:name="_lf2"/>
       <w:r>
         <w:rPr>
           <w:sz w:val="24"/>
@@ -22563,7 +22503,7 @@
         </w:rPr>
         <w:t>: Class Diagram</w:t>
       </w:r>
-      <w:bookmarkEnd w:id="91"/>
+      <w:bookmarkEnd w:id="90"/>
     </w:p>
     <w:p>
       <w:pPr>
@@ -22575,7 +22515,7 @@
         <w:pStyle w:val="Heading2"/>
         <w:spacing w:line="360" w:lineRule="auto"/>
       </w:pPr>
-      <w:bookmarkStart w:id="92" w:name="_Toc228548931"/>
+      <w:bookmarkStart w:id="91" w:name="_Toc228548931"/>
       <w:r>
         <w:rPr>
           <w:rFonts w:ascii="Times New Roman" w:hAnsi="Times New Roman"/>
@@ -22594,14 +22534,14 @@
         </w:rPr>
         <w:t>Activity Diagrams</w:t>
       </w:r>
-      <w:bookmarkEnd w:id="92"/>
+      <w:bookmarkEnd w:id="91"/>
     </w:p>
     <w:p>
       <w:pPr>
         <w:pStyle w:val="Heading3"/>
         <w:spacing w:line="360" w:lineRule="auto"/>
       </w:pPr>
-      <w:bookmarkStart w:id="93" w:name="_Toc228548932"/>
+      <w:bookmarkStart w:id="92" w:name="_Toc228548932"/>
       <w:r>
         <w:rPr>
           <w:rFonts w:ascii="Times New Roman" w:hAnsi="Times New Roman"/>
@@ -22620,7 +22560,7 @@
         </w:rPr>
         <w:t>Student Activity Diagram</w:t>
       </w:r>
-      <w:bookmarkEnd w:id="93"/>
+      <w:bookmarkEnd w:id="92"/>
     </w:p>
     <w:p>
       <w:pPr>
@@ -22780,7 +22720,7 @@
           <w:szCs w:val="24"/>
         </w:rPr>
       </w:pPr>
-      <w:bookmarkStart w:id="94" w:name="_lf3"/>
+      <w:bookmarkStart w:id="93" w:name="_lf3"/>
       <w:r>
         <w:rPr>
           <w:sz w:val="24"/>
@@ -22802,7 +22742,7 @@
         </w:rPr>
         <w:t>: Student Activity Diagram</w:t>
       </w:r>
-      <w:bookmarkEnd w:id="94"/>
+      <w:bookmarkEnd w:id="93"/>
     </w:p>
     <w:p>
       <w:pPr>
@@ -22814,7 +22754,7 @@
         <w:pStyle w:val="Heading3"/>
         <w:spacing w:line="360" w:lineRule="auto"/>
       </w:pPr>
-      <w:bookmarkStart w:id="95" w:name="_Toc228548933"/>
+      <w:bookmarkStart w:id="94" w:name="_Toc228548933"/>
       <w:r>
         <w:rPr>
           <w:rFonts w:ascii="Times New Roman" w:hAnsi="Times New Roman"/>
@@ -22833,7 +22773,7 @@
         </w:rPr>
         <w:t>Admin Activity Diagram</w:t>
       </w:r>
-      <w:bookmarkEnd w:id="95"/>
+      <w:bookmarkEnd w:id="94"/>
     </w:p>
     <w:p>
       <w:pPr>
@@ -22992,7 +22932,7 @@
           <w:szCs w:val="24"/>
         </w:rPr>
       </w:pPr>
-      <w:bookmarkStart w:id="96" w:name="_lf4"/>
+      <w:bookmarkStart w:id="95" w:name="_lf4"/>
       <w:r>
         <w:rPr>
           <w:sz w:val="24"/>
@@ -23052,7 +22992,7 @@
         </w:rPr>
         <w:t>: Admin Activity Diagram</w:t>
       </w:r>
-      <w:bookmarkEnd w:id="96"/>
+      <w:bookmarkEnd w:id="95"/>
     </w:p>
     <w:p>
       <w:pPr>
@@ -23064,7 +23004,7 @@
         <w:pStyle w:val="Heading2"/>
         <w:spacing w:line="360" w:lineRule="auto"/>
       </w:pPr>
-      <w:bookmarkStart w:id="97" w:name="_Toc228548934"/>
+      <w:bookmarkStart w:id="96" w:name="_Toc228548934"/>
       <w:r>
         <w:rPr>
           <w:rFonts w:ascii="Times New Roman" w:hAnsi="Times New Roman"/>
@@ -23083,14 +23023,14 @@
         </w:rPr>
         <w:t>Use Case Diagrams</w:t>
       </w:r>
-      <w:bookmarkEnd w:id="97"/>
+      <w:bookmarkEnd w:id="96"/>
     </w:p>
     <w:p>
       <w:pPr>
         <w:pStyle w:val="Heading3"/>
         <w:spacing w:line="360" w:lineRule="auto"/>
       </w:pPr>
-      <w:bookmarkStart w:id="98" w:name="_Toc228548935"/>
+      <w:bookmarkStart w:id="97" w:name="_Toc228548935"/>
       <w:r>
         <w:rPr>
           <w:rFonts w:ascii="Times New Roman" w:hAnsi="Times New Roman"/>
@@ -23109,7 +23049,7 @@
         </w:rPr>
         <w:t>Student Use Case Diagram</w:t>
       </w:r>
-      <w:bookmarkEnd w:id="98"/>
+      <w:bookmarkEnd w:id="97"/>
     </w:p>
     <w:p>
       <w:pPr>
@@ -23258,7 +23198,7 @@
           <w:sz w:val="24"/>
         </w:rPr>
       </w:pPr>
-      <w:bookmarkStart w:id="99" w:name="_lf5"/>
+      <w:bookmarkStart w:id="98" w:name="_lf5"/>
       <w:r>
         <w:rPr>
           <w:sz w:val="24"/>
@@ -23309,7 +23249,7 @@
         </w:rPr>
         <w:t>: Student Use Case Diagram</w:t>
       </w:r>
-      <w:bookmarkEnd w:id="99"/>
+      <w:bookmarkEnd w:id="98"/>
     </w:p>
     <w:p>
       <w:pPr>
@@ -23321,7 +23261,7 @@
         <w:pStyle w:val="Heading3"/>
         <w:spacing w:line="360" w:lineRule="auto"/>
       </w:pPr>
-      <w:bookmarkStart w:id="100" w:name="_Toc228548936"/>
+      <w:bookmarkStart w:id="99" w:name="_Toc228548936"/>
       <w:r>
         <w:rPr>
           <w:rFonts w:ascii="Times New Roman" w:hAnsi="Times New Roman"/>
@@ -23340,7 +23280,7 @@
         </w:rPr>
         <w:t>Admin Use Case Diagram</w:t>
       </w:r>
-      <w:bookmarkEnd w:id="100"/>
+      <w:bookmarkEnd w:id="99"/>
     </w:p>
     <w:p>
       <w:pPr>
@@ -23489,7 +23429,7 @@
           <w:szCs w:val="24"/>
         </w:rPr>
       </w:pPr>
-      <w:bookmarkStart w:id="101" w:name="_lf6"/>
+      <w:bookmarkStart w:id="100" w:name="_lf6"/>
       <w:r>
         <w:rPr>
           <w:sz w:val="24"/>
@@ -23511,7 +23451,7 @@
         </w:rPr>
         <w:t>: Admin Use Case Diagram</w:t>
       </w:r>
-      <w:bookmarkEnd w:id="101"/>
+      <w:bookmarkEnd w:id="100"/>
     </w:p>
     <w:p>
       <w:pPr>
@@ -23523,7 +23463,7 @@
         <w:pStyle w:val="Heading2"/>
         <w:spacing w:line="360" w:lineRule="auto"/>
       </w:pPr>
-      <w:bookmarkStart w:id="102" w:name="_Toc228548937"/>
+      <w:bookmarkStart w:id="101" w:name="_Toc228548937"/>
       <w:r>
         <w:rPr>
           <w:rFonts w:ascii="Times New Roman" w:hAnsi="Times New Roman"/>
@@ -23543,14 +23483,14 @@
         </w:rPr>
         <w:t>Fully Addressed Use Cases</w:t>
       </w:r>
-      <w:bookmarkEnd w:id="102"/>
+      <w:bookmarkEnd w:id="101"/>
     </w:p>
     <w:p>
       <w:pPr>
         <w:pStyle w:val="Heading3"/>
         <w:spacing w:after="120" w:line="360" w:lineRule="auto"/>
       </w:pPr>
-      <w:bookmarkStart w:id="103" w:name="_Toc228548938"/>
+      <w:bookmarkStart w:id="102" w:name="_Toc228548938"/>
       <w:r>
         <w:rPr>
           <w:rFonts w:ascii="Times New Roman" w:hAnsi="Times New Roman"/>
@@ -23563,21 +23503,21 @@
         </w:rPr>
         <w:t>Student / Teacher Use Cases</w:t>
       </w:r>
-      <w:bookmarkEnd w:id="103"/>
+      <w:bookmarkEnd w:id="102"/>
     </w:p>
     <w:p>
       <w:pPr>
         <w:pStyle w:val="TableCaption"/>
         <w:spacing w:before="200" w:after="60" w:line="360" w:lineRule="auto"/>
       </w:pPr>
-      <w:bookmarkStart w:id="104" w:name="_lt15"/>
+      <w:bookmarkStart w:id="103" w:name="_lt15"/>
       <w:r>
         <w:t>Table</w:t>
       </w:r>
       <w:r>
         <w:t xml:space="preserve"> 4.</w:t>
       </w:r>
-      <w:bookmarkEnd w:id="104"/>
+      <w:bookmarkEnd w:id="103"/>
       <w:r>
         <w:t>1</w:t>
       </w:r>
@@ -24075,7 +24015,7 @@
           <w:szCs w:val="24"/>
         </w:rPr>
       </w:pPr>
-      <w:bookmarkStart w:id="105" w:name="_lt16"/>
+      <w:bookmarkStart w:id="104" w:name="_lt16"/>
       <w:r>
         <w:rPr>
           <w:sz w:val="24"/>
@@ -24090,7 +24030,7 @@
         </w:rPr>
         <w:t xml:space="preserve"> 4.</w:t>
       </w:r>
-      <w:bookmarkEnd w:id="105"/>
+      <w:bookmarkEnd w:id="104"/>
       <w:r>
         <w:rPr>
           <w:sz w:val="24"/>
@@ -24594,7 +24534,7 @@
           <w:szCs w:val="24"/>
         </w:rPr>
       </w:pPr>
-      <w:bookmarkStart w:id="106" w:name="_lt17"/>
+      <w:bookmarkStart w:id="105" w:name="_lt17"/>
       <w:r>
         <w:rPr>
           <w:sz w:val="24"/>
@@ -24616,7 +24556,7 @@
         </w:rPr>
         <w:t xml:space="preserve">.3 </w:t>
       </w:r>
-      <w:bookmarkEnd w:id="106"/>
+      <w:bookmarkEnd w:id="105"/>
     </w:p>
     <w:tbl>
       <w:tblPr>
@@ -25102,7 +25042,7 @@
           <w:szCs w:val="24"/>
         </w:rPr>
       </w:pPr>
-      <w:bookmarkStart w:id="107" w:name="_lt18"/>
+      <w:bookmarkStart w:id="106" w:name="_lt18"/>
       <w:r>
         <w:rPr>
           <w:sz w:val="24"/>
@@ -25124,7 +25064,7 @@
         </w:rPr>
         <w:t>4</w:t>
       </w:r>
-      <w:bookmarkEnd w:id="107"/>
+      <w:bookmarkEnd w:id="106"/>
     </w:p>
     <w:tbl>
       <w:tblPr>
@@ -25611,7 +25551,7 @@
           <w:szCs w:val="24"/>
         </w:rPr>
       </w:pPr>
-      <w:bookmarkStart w:id="108" w:name="_lt19"/>
+      <w:bookmarkStart w:id="107" w:name="_lt19"/>
       <w:r>
         <w:rPr>
           <w:sz w:val="24"/>
@@ -25633,7 +25573,7 @@
         </w:rPr>
         <w:t>.5</w:t>
       </w:r>
-      <w:bookmarkEnd w:id="108"/>
+      <w:bookmarkEnd w:id="107"/>
     </w:p>
     <w:tbl>
       <w:tblPr>
@@ -26119,15 +26059,26 @@
           <w:szCs w:val="24"/>
         </w:rPr>
       </w:pPr>
-      <w:bookmarkStart w:id="109" w:name="_lt20"/>
-      <w:r>
-        <w:rPr>
-          <w:sz w:val="24"/>
-          <w:szCs w:val="24"/>
-        </w:rPr>
+      <w:bookmarkStart w:id="108" w:name="_lt20"/>
+    </w:p>
+    <w:p>
+      <w:pPr>
+        <w:pStyle w:val="TableCaption"/>
+        <w:spacing w:before="200" w:after="60" w:line="360" w:lineRule="auto"/>
+        <w:rPr>
+          <w:sz w:val="24"/>
+          <w:szCs w:val="24"/>
+        </w:rPr>
+      </w:pPr>
+      <w:r>
+        <w:rPr>
+          <w:sz w:val="24"/>
+          <w:szCs w:val="24"/>
+        </w:rPr>
+        <w:lastRenderedPageBreak/>
         <w:t xml:space="preserve">Table </w:t>
       </w:r>
-      <w:bookmarkEnd w:id="109"/>
+      <w:bookmarkEnd w:id="108"/>
       <w:r>
         <w:rPr>
           <w:sz w:val="24"/>
@@ -26180,7 +26131,6 @@
                 <w:sz w:val="24"/>
                 <w:szCs w:val="24"/>
               </w:rPr>
-              <w:lastRenderedPageBreak/>
               <w:t>Attribute</w:t>
             </w:r>
           </w:p>
@@ -26648,7 +26598,7 @@
           <w:szCs w:val="24"/>
         </w:rPr>
       </w:pPr>
-      <w:bookmarkStart w:id="110" w:name="_lt21"/>
+      <w:bookmarkStart w:id="109" w:name="_lt21"/>
       <w:r>
         <w:rPr>
           <w:sz w:val="24"/>
@@ -26656,7 +26606,7 @@
         </w:rPr>
         <w:t xml:space="preserve">Table </w:t>
       </w:r>
-      <w:bookmarkEnd w:id="110"/>
+      <w:bookmarkEnd w:id="109"/>
       <w:r>
         <w:rPr>
           <w:sz w:val="24"/>
@@ -26916,6 +26866,7 @@
                 <w:sz w:val="24"/>
                 <w:szCs w:val="24"/>
               </w:rPr>
+              <w:lastRenderedPageBreak/>
               <w:t>Pre-conditions</w:t>
             </w:r>
           </w:p>
@@ -26967,7 +26918,6 @@
                 <w:sz w:val="24"/>
                 <w:szCs w:val="24"/>
               </w:rPr>
-              <w:lastRenderedPageBreak/>
               <w:t>Post-conditions</w:t>
             </w:r>
           </w:p>
@@ -27177,7 +27127,7 @@
           <w:szCs w:val="24"/>
         </w:rPr>
       </w:pPr>
-      <w:bookmarkStart w:id="111" w:name="_lt22"/>
+      <w:bookmarkStart w:id="110" w:name="_lt22"/>
       <w:r>
         <w:rPr>
           <w:sz w:val="24"/>
@@ -27185,7 +27135,7 @@
         </w:rPr>
         <w:t xml:space="preserve">Table </w:t>
       </w:r>
-      <w:bookmarkEnd w:id="111"/>
+      <w:bookmarkEnd w:id="110"/>
       <w:r>
         <w:rPr>
           <w:sz w:val="24"/>
@@ -27600,6 +27550,15 @@
                 <w:szCs w:val="24"/>
               </w:rPr>
               <w:br/>
+            </w:r>
+            <w:r>
+              <w:rPr>
+                <w:rFonts w:ascii="Times New Roman" w:hAnsi="Times New Roman"/>
+                <w:color w:val="000000"/>
+                <w:sz w:val="24"/>
+                <w:szCs w:val="24"/>
+              </w:rPr>
+              <w:lastRenderedPageBreak/>
               <w:t>4. System saves the message.</w:t>
             </w:r>
             <w:r>
@@ -27610,15 +27569,6 @@
                 <w:szCs w:val="24"/>
               </w:rPr>
               <w:br/>
-            </w:r>
-            <w:r>
-              <w:rPr>
-                <w:rFonts w:ascii="Times New Roman" w:hAnsi="Times New Roman"/>
-                <w:color w:val="000000"/>
-                <w:sz w:val="24"/>
-                <w:szCs w:val="24"/>
-              </w:rPr>
-              <w:lastRenderedPageBreak/>
               <w:t>5. The message is delivered to the recipient in real time.</w:t>
             </w:r>
             <w:r>
@@ -27713,6 +27663,8 @@
           <w:szCs w:val="24"/>
         </w:rPr>
       </w:pPr>
+      <w:bookmarkStart w:id="111" w:name="_GoBack"/>
+      <w:bookmarkEnd w:id="111"/>
     </w:p>
     <w:p>
       <w:pPr>
@@ -28509,6 +28461,7 @@
                 <w:sz w:val="24"/>
                 <w:szCs w:val="24"/>
               </w:rPr>
+              <w:lastRenderedPageBreak/>
               <w:t>Pre-conditions</w:t>
             </w:r>
           </w:p>
@@ -28560,7 +28513,6 @@
                 <w:sz w:val="24"/>
                 <w:szCs w:val="24"/>
               </w:rPr>
-              <w:lastRenderedPageBreak/>
               <w:t>Post-conditions</w:t>
             </w:r>
           </w:p>
@@ -29261,6 +29213,7 @@
           <w:sz w:val="24"/>
           <w:szCs w:val="24"/>
         </w:rPr>
+        <w:lastRenderedPageBreak/>
         <w:t xml:space="preserve">Table </w:t>
       </w:r>
       <w:bookmarkEnd w:id="116"/>
@@ -29309,7 +29262,6 @@
                 <w:sz w:val="24"/>
                 <w:szCs w:val="24"/>
               </w:rPr>
-              <w:lastRenderedPageBreak/>
               <w:t>Attribute</w:t>
             </w:r>
           </w:p>
@@ -29987,6 +29939,7 @@
                 <w:sz w:val="24"/>
                 <w:szCs w:val="24"/>
               </w:rPr>
+              <w:lastRenderedPageBreak/>
               <w:t>Description</w:t>
             </w:r>
           </w:p>
@@ -30038,7 +29991,6 @@
                 <w:sz w:val="24"/>
                 <w:szCs w:val="24"/>
               </w:rPr>
-              <w:lastRenderedPageBreak/>
               <w:t>Pre-conditions</w:t>
             </w:r>
           </w:p>
@@ -30667,7 +30619,16 @@
                 <w:sz w:val="24"/>
               </w:rPr>
               <w:br/>
-              <w:t>4. Admin can create a new account, approve, block, or delete a student account.</w:t>
+              <w:t xml:space="preserve">4. Admin can create a new account, approve, block, or delete a </w:t>
+            </w:r>
+            <w:r>
+              <w:rPr>
+                <w:rFonts w:ascii="Times New Roman" w:hAnsi="Times New Roman"/>
+                <w:color w:val="000000"/>
+                <w:sz w:val="24"/>
+              </w:rPr>
+              <w:lastRenderedPageBreak/>
+              <w:t>student account.</w:t>
             </w:r>
             <w:r>
               <w:rPr>
@@ -30685,14 +30646,6 @@
                 <w:sz w:val="24"/>
               </w:rPr>
               <w:br/>
-            </w:r>
-            <w:r>
-              <w:rPr>
-                <w:rFonts w:ascii="Times New Roman" w:hAnsi="Times New Roman"/>
-                <w:color w:val="000000"/>
-                <w:sz w:val="24"/>
-              </w:rPr>
-              <w:lastRenderedPageBreak/>
               <w:t>6. Admin can reset the password for any user.</w:t>
             </w:r>
             <w:r>
@@ -31969,27 +31922,14 @@
       <w:r>
         <w:t>6.</w:t>
       </w:r>
-      <w:r>
-        <w:fldChar w:fldCharType="begin"/>
-      </w:r>
-      <w:r>
-        <w:instrText xml:space="preserve"> SEQ Table \* ARABIC </w:instrText>
-      </w:r>
-      <w:r>
-        <w:fldChar w:fldCharType="separate"/>
-      </w:r>
-      <w:r>
-        <w:rPr>
-          <w:noProof/>
-        </w:rPr>
-        <w:t>1</w:t>
-      </w:r>
-      <w:r>
-        <w:rPr>
-          <w:noProof/>
-        </w:rPr>
-        <w:fldChar w:fldCharType="end"/>
-      </w:r>
+      <w:fldSimple w:instr=" SEQ Table \* ARABIC ">
+        <w:r>
+          <w:rPr>
+            <w:noProof/>
+          </w:rPr>
+          <w:t>1</w:t>
+        </w:r>
+      </w:fldSimple>
       <w:r>
         <w:t>: Test Execution Results</w:t>
       </w:r>
@@ -33944,7 +33884,7 @@
         <w:noProof/>
         <w:sz w:val="20"/>
       </w:rPr>
-      <w:t>1</w:t>
+      <w:t>42</w:t>
     </w:r>
     <w:r>
       <w:rPr>
@@ -45998,7 +45938,7 @@
 </file>
 
 <file path=customXml/itemProps1.xml><?xml version="1.0" encoding="utf-8"?>
-<ds:datastoreItem xmlns:ds="http://schemas.openxmlformats.org/officeDocument/2006/customXml" ds:itemID="{C8B2ED30-B16D-4EF5-B833-EA1DABC3F1CD}">
+<ds:datastoreItem xmlns:ds="http://schemas.openxmlformats.org/officeDocument/2006/customXml" ds:itemID="{1824EB64-D3C6-40F9-90E9-D3ECB45370B6}">
   <ds:schemaRefs>
     <ds:schemaRef ds:uri="http://schemas.openxmlformats.org/officeDocument/2006/bibliography"/>
   </ds:schemaRefs>

--- a/docs/FYP-Documentation/FYP Part 1 Documentation/Riphah_Konnect_FYP_Doc.docx
+++ b/docs/FYP-Documentation/FYP Part 1 Documentation/Riphah_Konnect_FYP_Doc.docx
@@ -22061,6 +22061,9 @@
     </w:tbl>
     <w:p>
       <w:pPr>
+        <w:tabs>
+          <w:tab w:val="left" w:pos="2656"/>
+        </w:tabs>
         <w:spacing w:after="80" w:line="360" w:lineRule="auto"/>
         <w:rPr>
           <w:sz w:val="24"/>
@@ -22945,38 +22948,10 @@
           <w:sz w:val="24"/>
           <w:szCs w:val="24"/>
         </w:rPr>
-        <w:fldChar w:fldCharType="begin"/>
-      </w:r>
-      <w:r>
-        <w:rPr>
-          <w:sz w:val="24"/>
-          <w:szCs w:val="24"/>
-        </w:rPr>
-        <w:instrText xml:space="preserve"> SEQ Figure \* ARABIC </w:instrText>
-      </w:r>
-      <w:r>
-        <w:rPr>
-          <w:sz w:val="24"/>
-          <w:szCs w:val="24"/>
-        </w:rPr>
-        <w:fldChar w:fldCharType="separate"/>
-      </w:r>
-      <w:r>
-        <w:rPr>
-          <w:noProof/>
-          <w:sz w:val="24"/>
-          <w:szCs w:val="24"/>
-        </w:rPr>
-        <w:t>3</w:t>
-      </w:r>
-      <w:r>
-        <w:rPr>
-          <w:noProof/>
-          <w:sz w:val="24"/>
-          <w:szCs w:val="24"/>
-        </w:rPr>
-        <w:fldChar w:fldCharType="end"/>
-      </w:r>
+        <w:t>4</w:t>
+      </w:r>
+      <w:bookmarkStart w:id="96" w:name="_GoBack"/>
+      <w:bookmarkEnd w:id="96"/>
       <w:r>
         <w:rPr>
           <w:noProof/>
@@ -23004,7 +22979,7 @@
         <w:pStyle w:val="Heading2"/>
         <w:spacing w:line="360" w:lineRule="auto"/>
       </w:pPr>
-      <w:bookmarkStart w:id="96" w:name="_Toc228548934"/>
+      <w:bookmarkStart w:id="97" w:name="_Toc228548934"/>
       <w:r>
         <w:rPr>
           <w:rFonts w:ascii="Times New Roman" w:hAnsi="Times New Roman"/>
@@ -23023,14 +22998,14 @@
         </w:rPr>
         <w:t>Use Case Diagrams</w:t>
       </w:r>
-      <w:bookmarkEnd w:id="96"/>
+      <w:bookmarkEnd w:id="97"/>
     </w:p>
     <w:p>
       <w:pPr>
         <w:pStyle w:val="Heading3"/>
         <w:spacing w:line="360" w:lineRule="auto"/>
       </w:pPr>
-      <w:bookmarkStart w:id="97" w:name="_Toc228548935"/>
+      <w:bookmarkStart w:id="98" w:name="_Toc228548935"/>
       <w:r>
         <w:rPr>
           <w:rFonts w:ascii="Times New Roman" w:hAnsi="Times New Roman"/>
@@ -23049,7 +23024,7 @@
         </w:rPr>
         <w:t>Student Use Case Diagram</w:t>
       </w:r>
-      <w:bookmarkEnd w:id="97"/>
+      <w:bookmarkEnd w:id="98"/>
     </w:p>
     <w:p>
       <w:pPr>
@@ -23198,7 +23173,7 @@
           <w:sz w:val="24"/>
         </w:rPr>
       </w:pPr>
-      <w:bookmarkStart w:id="98" w:name="_lf5"/>
+      <w:bookmarkStart w:id="99" w:name="_lf5"/>
       <w:r>
         <w:rPr>
           <w:sz w:val="24"/>
@@ -23249,7 +23224,7 @@
         </w:rPr>
         <w:t>: Student Use Case Diagram</w:t>
       </w:r>
-      <w:bookmarkEnd w:id="98"/>
+      <w:bookmarkEnd w:id="99"/>
     </w:p>
     <w:p>
       <w:pPr>
@@ -23261,7 +23236,7 @@
         <w:pStyle w:val="Heading3"/>
         <w:spacing w:line="360" w:lineRule="auto"/>
       </w:pPr>
-      <w:bookmarkStart w:id="99" w:name="_Toc228548936"/>
+      <w:bookmarkStart w:id="100" w:name="_Toc228548936"/>
       <w:r>
         <w:rPr>
           <w:rFonts w:ascii="Times New Roman" w:hAnsi="Times New Roman"/>
@@ -23280,7 +23255,7 @@
         </w:rPr>
         <w:t>Admin Use Case Diagram</w:t>
       </w:r>
-      <w:bookmarkEnd w:id="99"/>
+      <w:bookmarkEnd w:id="100"/>
     </w:p>
     <w:p>
       <w:pPr>
@@ -23429,7 +23404,7 @@
           <w:szCs w:val="24"/>
         </w:rPr>
       </w:pPr>
-      <w:bookmarkStart w:id="100" w:name="_lf6"/>
+      <w:bookmarkStart w:id="101" w:name="_lf6"/>
       <w:r>
         <w:rPr>
           <w:sz w:val="24"/>
@@ -23451,7 +23426,7 @@
         </w:rPr>
         <w:t>: Admin Use Case Diagram</w:t>
       </w:r>
-      <w:bookmarkEnd w:id="100"/>
+      <w:bookmarkEnd w:id="101"/>
     </w:p>
     <w:p>
       <w:pPr>
@@ -23463,7 +23438,7 @@
         <w:pStyle w:val="Heading2"/>
         <w:spacing w:line="360" w:lineRule="auto"/>
       </w:pPr>
-      <w:bookmarkStart w:id="101" w:name="_Toc228548937"/>
+      <w:bookmarkStart w:id="102" w:name="_Toc228548937"/>
       <w:r>
         <w:rPr>
           <w:rFonts w:ascii="Times New Roman" w:hAnsi="Times New Roman"/>
@@ -23483,14 +23458,14 @@
         </w:rPr>
         <w:t>Fully Addressed Use Cases</w:t>
       </w:r>
-      <w:bookmarkEnd w:id="101"/>
+      <w:bookmarkEnd w:id="102"/>
     </w:p>
     <w:p>
       <w:pPr>
         <w:pStyle w:val="Heading3"/>
         <w:spacing w:after="120" w:line="360" w:lineRule="auto"/>
       </w:pPr>
-      <w:bookmarkStart w:id="102" w:name="_Toc228548938"/>
+      <w:bookmarkStart w:id="103" w:name="_Toc228548938"/>
       <w:r>
         <w:rPr>
           <w:rFonts w:ascii="Times New Roman" w:hAnsi="Times New Roman"/>
@@ -23503,21 +23478,21 @@
         </w:rPr>
         <w:t>Student / Teacher Use Cases</w:t>
       </w:r>
-      <w:bookmarkEnd w:id="102"/>
+      <w:bookmarkEnd w:id="103"/>
     </w:p>
     <w:p>
       <w:pPr>
         <w:pStyle w:val="TableCaption"/>
         <w:spacing w:before="200" w:after="60" w:line="360" w:lineRule="auto"/>
       </w:pPr>
-      <w:bookmarkStart w:id="103" w:name="_lt15"/>
+      <w:bookmarkStart w:id="104" w:name="_lt15"/>
       <w:r>
         <w:t>Table</w:t>
       </w:r>
       <w:r>
         <w:t xml:space="preserve"> 4.</w:t>
       </w:r>
-      <w:bookmarkEnd w:id="103"/>
+      <w:bookmarkEnd w:id="104"/>
       <w:r>
         <w:t>1</w:t>
       </w:r>
@@ -24015,7 +23990,7 @@
           <w:szCs w:val="24"/>
         </w:rPr>
       </w:pPr>
-      <w:bookmarkStart w:id="104" w:name="_lt16"/>
+      <w:bookmarkStart w:id="105" w:name="_lt16"/>
       <w:r>
         <w:rPr>
           <w:sz w:val="24"/>
@@ -24030,7 +24005,7 @@
         </w:rPr>
         <w:t xml:space="preserve"> 4.</w:t>
       </w:r>
-      <w:bookmarkEnd w:id="104"/>
+      <w:bookmarkEnd w:id="105"/>
       <w:r>
         <w:rPr>
           <w:sz w:val="24"/>
@@ -24534,7 +24509,7 @@
           <w:szCs w:val="24"/>
         </w:rPr>
       </w:pPr>
-      <w:bookmarkStart w:id="105" w:name="_lt17"/>
+      <w:bookmarkStart w:id="106" w:name="_lt17"/>
       <w:r>
         <w:rPr>
           <w:sz w:val="24"/>
@@ -24556,7 +24531,7 @@
         </w:rPr>
         <w:t xml:space="preserve">.3 </w:t>
       </w:r>
-      <w:bookmarkEnd w:id="105"/>
+      <w:bookmarkEnd w:id="106"/>
     </w:p>
     <w:tbl>
       <w:tblPr>
@@ -25042,7 +25017,7 @@
           <w:szCs w:val="24"/>
         </w:rPr>
       </w:pPr>
-      <w:bookmarkStart w:id="106" w:name="_lt18"/>
+      <w:bookmarkStart w:id="107" w:name="_lt18"/>
       <w:r>
         <w:rPr>
           <w:sz w:val="24"/>
@@ -25064,7 +25039,7 @@
         </w:rPr>
         <w:t>4</w:t>
       </w:r>
-      <w:bookmarkEnd w:id="106"/>
+      <w:bookmarkEnd w:id="107"/>
     </w:p>
     <w:tbl>
       <w:tblPr>
@@ -25551,7 +25526,7 @@
           <w:szCs w:val="24"/>
         </w:rPr>
       </w:pPr>
-      <w:bookmarkStart w:id="107" w:name="_lt19"/>
+      <w:bookmarkStart w:id="108" w:name="_lt19"/>
       <w:r>
         <w:rPr>
           <w:sz w:val="24"/>
@@ -25573,7 +25548,7 @@
         </w:rPr>
         <w:t>.5</w:t>
       </w:r>
-      <w:bookmarkEnd w:id="107"/>
+      <w:bookmarkEnd w:id="108"/>
     </w:p>
     <w:tbl>
       <w:tblPr>
@@ -26059,7 +26034,7 @@
           <w:szCs w:val="24"/>
         </w:rPr>
       </w:pPr>
-      <w:bookmarkStart w:id="108" w:name="_lt20"/>
+      <w:bookmarkStart w:id="109" w:name="_lt20"/>
     </w:p>
     <w:p>
       <w:pPr>
@@ -26078,7 +26053,7 @@
         <w:lastRenderedPageBreak/>
         <w:t xml:space="preserve">Table </w:t>
       </w:r>
-      <w:bookmarkEnd w:id="108"/>
+      <w:bookmarkEnd w:id="109"/>
       <w:r>
         <w:rPr>
           <w:sz w:val="24"/>
@@ -26598,7 +26573,7 @@
           <w:szCs w:val="24"/>
         </w:rPr>
       </w:pPr>
-      <w:bookmarkStart w:id="109" w:name="_lt21"/>
+      <w:bookmarkStart w:id="110" w:name="_lt21"/>
       <w:r>
         <w:rPr>
           <w:sz w:val="24"/>
@@ -26606,7 +26581,7 @@
         </w:rPr>
         <w:t xml:space="preserve">Table </w:t>
       </w:r>
-      <w:bookmarkEnd w:id="109"/>
+      <w:bookmarkEnd w:id="110"/>
       <w:r>
         <w:rPr>
           <w:sz w:val="24"/>
@@ -27127,7 +27102,7 @@
           <w:szCs w:val="24"/>
         </w:rPr>
       </w:pPr>
-      <w:bookmarkStart w:id="110" w:name="_lt22"/>
+      <w:bookmarkStart w:id="111" w:name="_lt22"/>
       <w:r>
         <w:rPr>
           <w:sz w:val="24"/>
@@ -27135,7 +27110,7 @@
         </w:rPr>
         <w:t xml:space="preserve">Table </w:t>
       </w:r>
-      <w:bookmarkEnd w:id="110"/>
+      <w:bookmarkEnd w:id="111"/>
       <w:r>
         <w:rPr>
           <w:sz w:val="24"/>
@@ -27663,8 +27638,6 @@
           <w:szCs w:val="24"/>
         </w:rPr>
       </w:pPr>
-      <w:bookmarkStart w:id="111" w:name="_GoBack"/>
-      <w:bookmarkEnd w:id="111"/>
     </w:p>
     <w:p>
       <w:pPr>
@@ -33884,7 +33857,7 @@
         <w:noProof/>
         <w:sz w:val="20"/>
       </w:rPr>
-      <w:t>42</w:t>
+      <w:t>26</w:t>
     </w:r>
     <w:r>
       <w:rPr>
@@ -45938,7 +45911,7 @@
 </file>
 
 <file path=customXml/itemProps1.xml><?xml version="1.0" encoding="utf-8"?>
-<ds:datastoreItem xmlns:ds="http://schemas.openxmlformats.org/officeDocument/2006/customXml" ds:itemID="{1824EB64-D3C6-40F9-90E9-D3ECB45370B6}">
+<ds:datastoreItem xmlns:ds="http://schemas.openxmlformats.org/officeDocument/2006/customXml" ds:itemID="{9356CAFA-4555-4510-B5EF-15C4309E78D1}">
   <ds:schemaRefs>
     <ds:schemaRef ds:uri="http://schemas.openxmlformats.org/officeDocument/2006/bibliography"/>
   </ds:schemaRefs>

--- a/docs/FYP-Documentation/FYP Part 1 Documentation/Riphah_Konnect_FYP_Doc.docx
+++ b/docs/FYP-Documentation/FYP Part 1 Documentation/Riphah_Konnect_FYP_Doc.docx
@@ -832,7 +832,7 @@
                     </wp:anchor>
                   </w:drawing>
                 </mc:Choice>
-                <mc:Fallback xmlns:cx2="http://schemas.microsoft.com/office/drawing/2015/10/21/chartex" xmlns:cx3="http://schemas.microsoft.com/office/drawing/2016/5/9/chartex" xmlns:cx4="http://schemas.microsoft.com/office/drawing/2016/5/10/chartex" xmlns:cx5="http://schemas.microsoft.com/office/drawing/2016/5/11/chartex" xmlns:cx6="http://schemas.microsoft.com/office/drawing/2016/5/12/chartex" xmlns:cx7="http://schemas.microsoft.com/office/drawing/2016/5/13/chartex" xmlns:cx8="http://schemas.microsoft.com/office/drawing/2016/5/14/chartex" xmlns:aink="http://schemas.microsoft.com/office/drawing/2016/ink" xmlns:am3d="http://schemas.microsoft.com/office/drawing/2017/model3d" xmlns:oel="http://schemas.microsoft.com/office/2019/extlst" xmlns:w16cex="http://schemas.microsoft.com/office/word/2018/wordml/cex" xmlns:w16cid="http://schemas.microsoft.com/office/word/2016/wordml/cid" xmlns:w16="http://schemas.microsoft.com/office/word/2018/wordml" xmlns:w16du="http://schemas.microsoft.com/office/word/2023/wordml/word16du" xmlns:w16sdtdh="http://schemas.microsoft.com/office/word/2020/wordml/sdtdatahash">
+                <mc:Fallback xmlns:w16sdtdh="http://schemas.microsoft.com/office/word/2020/wordml/sdtdatahash" xmlns:w16du="http://schemas.microsoft.com/office/word/2023/wordml/word16du" xmlns:w16="http://schemas.microsoft.com/office/word/2018/wordml" xmlns:w16cid="http://schemas.microsoft.com/office/word/2016/wordml/cid" xmlns:w16cex="http://schemas.microsoft.com/office/word/2018/wordml/cex" xmlns:oel="http://schemas.microsoft.com/office/2019/extlst" xmlns:am3d="http://schemas.microsoft.com/office/drawing/2017/model3d" xmlns:aink="http://schemas.microsoft.com/office/drawing/2016/ink" xmlns:cx8="http://schemas.microsoft.com/office/drawing/2016/5/14/chartex" xmlns:cx7="http://schemas.microsoft.com/office/drawing/2016/5/13/chartex" xmlns:cx6="http://schemas.microsoft.com/office/drawing/2016/5/12/chartex" xmlns:cx5="http://schemas.microsoft.com/office/drawing/2016/5/11/chartex" xmlns:cx4="http://schemas.microsoft.com/office/drawing/2016/5/10/chartex" xmlns:cx3="http://schemas.microsoft.com/office/drawing/2016/5/9/chartex" xmlns:cx2="http://schemas.microsoft.com/office/drawing/2015/10/21/chartex">
                   <w:pict>
                     <v:line w14:anchorId="69B6803B" id="Straight Connector 7" o:spid="_x0000_s1026" style="position:absolute;z-index:251659264;visibility:visible;mso-wrap-style:square;mso-width-percent:0;mso-height-percent:0;mso-wrap-distance-left:9pt;mso-wrap-distance-top:0;mso-wrap-distance-right:9pt;mso-wrap-distance-bottom:0;mso-position-horizontal:absolute;mso-position-horizontal-relative:text;mso-position-vertical:absolute;mso-position-vertical-relative:text;mso-width-percent:0;mso-height-percent:0;mso-width-relative:page;mso-height-relative:page" from=".3pt,8.95pt" to="189.3pt,8.95pt" o:gfxdata="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"/>
                   </w:pict>
@@ -1054,7 +1054,7 @@
                     </wp:anchor>
                   </w:drawing>
                 </mc:Choice>
-                <mc:Fallback xmlns:cx2="http://schemas.microsoft.com/office/drawing/2015/10/21/chartex" xmlns:cx3="http://schemas.microsoft.com/office/drawing/2016/5/9/chartex" xmlns:cx4="http://schemas.microsoft.com/office/drawing/2016/5/10/chartex" xmlns:cx5="http://schemas.microsoft.com/office/drawing/2016/5/11/chartex" xmlns:cx6="http://schemas.microsoft.com/office/drawing/2016/5/12/chartex" xmlns:cx7="http://schemas.microsoft.com/office/drawing/2016/5/13/chartex" xmlns:cx8="http://schemas.microsoft.com/office/drawing/2016/5/14/chartex" xmlns:aink="http://schemas.microsoft.com/office/drawing/2016/ink" xmlns:am3d="http://schemas.microsoft.com/office/drawing/2017/model3d" xmlns:oel="http://schemas.microsoft.com/office/2019/extlst" xmlns:w16cex="http://schemas.microsoft.com/office/word/2018/wordml/cex" xmlns:w16cid="http://schemas.microsoft.com/office/word/2016/wordml/cid" xmlns:w16="http://schemas.microsoft.com/office/word/2018/wordml" xmlns:w16du="http://schemas.microsoft.com/office/word/2023/wordml/word16du" xmlns:w16sdtdh="http://schemas.microsoft.com/office/word/2020/wordml/sdtdatahash">
+                <mc:Fallback xmlns:w16sdtdh="http://schemas.microsoft.com/office/word/2020/wordml/sdtdatahash" xmlns:w16du="http://schemas.microsoft.com/office/word/2023/wordml/word16du" xmlns:w16="http://schemas.microsoft.com/office/word/2018/wordml" xmlns:w16cid="http://schemas.microsoft.com/office/word/2016/wordml/cid" xmlns:w16cex="http://schemas.microsoft.com/office/word/2018/wordml/cex" xmlns:oel="http://schemas.microsoft.com/office/2019/extlst" xmlns:am3d="http://schemas.microsoft.com/office/drawing/2017/model3d" xmlns:aink="http://schemas.microsoft.com/office/drawing/2016/ink" xmlns:cx8="http://schemas.microsoft.com/office/drawing/2016/5/14/chartex" xmlns:cx7="http://schemas.microsoft.com/office/drawing/2016/5/13/chartex" xmlns:cx6="http://schemas.microsoft.com/office/drawing/2016/5/12/chartex" xmlns:cx5="http://schemas.microsoft.com/office/drawing/2016/5/11/chartex" xmlns:cx4="http://schemas.microsoft.com/office/drawing/2016/5/10/chartex" xmlns:cx3="http://schemas.microsoft.com/office/drawing/2016/5/9/chartex" xmlns:cx2="http://schemas.microsoft.com/office/drawing/2015/10/21/chartex">
                   <w:pict>
                     <v:line w14:anchorId="0BF08EDF" id="Straight Connector 6" o:spid="_x0000_s1026" style="position:absolute;z-index:251660288;visibility:visible;mso-wrap-style:square;mso-width-percent:0;mso-height-percent:0;mso-wrap-distance-left:9pt;mso-wrap-distance-top:0;mso-wrap-distance-right:9pt;mso-wrap-distance-bottom:0;mso-position-horizontal:absolute;mso-position-horizontal-relative:text;mso-position-vertical:absolute;mso-position-vertical-relative:text;mso-width-percent:0;mso-height-percent:0;mso-width-relative:page;mso-height-relative:page" from=".4pt,5.3pt" to="189.4pt,5.3pt" o:gfxdata="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"/>
                   </w:pict>
@@ -22950,8 +22950,6 @@
         </w:rPr>
         <w:t>4</w:t>
       </w:r>
-      <w:bookmarkStart w:id="96" w:name="_GoBack"/>
-      <w:bookmarkEnd w:id="96"/>
       <w:r>
         <w:rPr>
           <w:noProof/>
@@ -22979,7 +22977,7 @@
         <w:pStyle w:val="Heading2"/>
         <w:spacing w:line="360" w:lineRule="auto"/>
       </w:pPr>
-      <w:bookmarkStart w:id="97" w:name="_Toc228548934"/>
+      <w:bookmarkStart w:id="96" w:name="_Toc228548934"/>
       <w:r>
         <w:rPr>
           <w:rFonts w:ascii="Times New Roman" w:hAnsi="Times New Roman"/>
@@ -22998,14 +22996,14 @@
         </w:rPr>
         <w:t>Use Case Diagrams</w:t>
       </w:r>
-      <w:bookmarkEnd w:id="97"/>
+      <w:bookmarkEnd w:id="96"/>
     </w:p>
     <w:p>
       <w:pPr>
         <w:pStyle w:val="Heading3"/>
         <w:spacing w:line="360" w:lineRule="auto"/>
       </w:pPr>
-      <w:bookmarkStart w:id="98" w:name="_Toc228548935"/>
+      <w:bookmarkStart w:id="97" w:name="_Toc228548935"/>
       <w:r>
         <w:rPr>
           <w:rFonts w:ascii="Times New Roman" w:hAnsi="Times New Roman"/>
@@ -23024,7 +23022,7 @@
         </w:rPr>
         <w:t>Student Use Case Diagram</w:t>
       </w:r>
-      <w:bookmarkEnd w:id="98"/>
+      <w:bookmarkEnd w:id="97"/>
     </w:p>
     <w:p>
       <w:pPr>
@@ -23173,7 +23171,7 @@
           <w:sz w:val="24"/>
         </w:rPr>
       </w:pPr>
-      <w:bookmarkStart w:id="99" w:name="_lf5"/>
+      <w:bookmarkStart w:id="98" w:name="_lf5"/>
       <w:r>
         <w:rPr>
           <w:sz w:val="24"/>
@@ -23224,7 +23222,7 @@
         </w:rPr>
         <w:t>: Student Use Case Diagram</w:t>
       </w:r>
-      <w:bookmarkEnd w:id="99"/>
+      <w:bookmarkEnd w:id="98"/>
     </w:p>
     <w:p>
       <w:pPr>
@@ -23236,7 +23234,7 @@
         <w:pStyle w:val="Heading3"/>
         <w:spacing w:line="360" w:lineRule="auto"/>
       </w:pPr>
-      <w:bookmarkStart w:id="100" w:name="_Toc228548936"/>
+      <w:bookmarkStart w:id="99" w:name="_Toc228548936"/>
       <w:r>
         <w:rPr>
           <w:rFonts w:ascii="Times New Roman" w:hAnsi="Times New Roman"/>
@@ -23255,7 +23253,7 @@
         </w:rPr>
         <w:t>Admin Use Case Diagram</w:t>
       </w:r>
-      <w:bookmarkEnd w:id="100"/>
+      <w:bookmarkEnd w:id="99"/>
     </w:p>
     <w:p>
       <w:pPr>
@@ -23404,7 +23402,7 @@
           <w:szCs w:val="24"/>
         </w:rPr>
       </w:pPr>
-      <w:bookmarkStart w:id="101" w:name="_lf6"/>
+      <w:bookmarkStart w:id="100" w:name="_lf6"/>
       <w:r>
         <w:rPr>
           <w:sz w:val="24"/>
@@ -23426,7 +23424,7 @@
         </w:rPr>
         <w:t>: Admin Use Case Diagram</w:t>
       </w:r>
-      <w:bookmarkEnd w:id="101"/>
+      <w:bookmarkEnd w:id="100"/>
     </w:p>
     <w:p>
       <w:pPr>
@@ -23438,7 +23436,7 @@
         <w:pStyle w:val="Heading2"/>
         <w:spacing w:line="360" w:lineRule="auto"/>
       </w:pPr>
-      <w:bookmarkStart w:id="102" w:name="_Toc228548937"/>
+      <w:bookmarkStart w:id="101" w:name="_Toc228548937"/>
       <w:r>
         <w:rPr>
           <w:rFonts w:ascii="Times New Roman" w:hAnsi="Times New Roman"/>
@@ -23458,14 +23456,14 @@
         </w:rPr>
         <w:t>Fully Addressed Use Cases</w:t>
       </w:r>
-      <w:bookmarkEnd w:id="102"/>
+      <w:bookmarkEnd w:id="101"/>
     </w:p>
     <w:p>
       <w:pPr>
         <w:pStyle w:val="Heading3"/>
         <w:spacing w:after="120" w:line="360" w:lineRule="auto"/>
       </w:pPr>
-      <w:bookmarkStart w:id="103" w:name="_Toc228548938"/>
+      <w:bookmarkStart w:id="102" w:name="_Toc228548938"/>
       <w:r>
         <w:rPr>
           <w:rFonts w:ascii="Times New Roman" w:hAnsi="Times New Roman"/>
@@ -23478,21 +23476,21 @@
         </w:rPr>
         <w:t>Student / Teacher Use Cases</w:t>
       </w:r>
-      <w:bookmarkEnd w:id="103"/>
+      <w:bookmarkEnd w:id="102"/>
     </w:p>
     <w:p>
       <w:pPr>
         <w:pStyle w:val="TableCaption"/>
         <w:spacing w:before="200" w:after="60" w:line="360" w:lineRule="auto"/>
       </w:pPr>
-      <w:bookmarkStart w:id="104" w:name="_lt15"/>
+      <w:bookmarkStart w:id="103" w:name="_lt15"/>
       <w:r>
         <w:t>Table</w:t>
       </w:r>
       <w:r>
         <w:t xml:space="preserve"> 4.</w:t>
       </w:r>
-      <w:bookmarkEnd w:id="104"/>
+      <w:bookmarkEnd w:id="103"/>
       <w:r>
         <w:t>1</w:t>
       </w:r>
@@ -23990,7 +23988,7 @@
           <w:szCs w:val="24"/>
         </w:rPr>
       </w:pPr>
-      <w:bookmarkStart w:id="105" w:name="_lt16"/>
+      <w:bookmarkStart w:id="104" w:name="_lt16"/>
       <w:r>
         <w:rPr>
           <w:sz w:val="24"/>
@@ -24005,7 +24003,7 @@
         </w:rPr>
         <w:t xml:space="preserve"> 4.</w:t>
       </w:r>
-      <w:bookmarkEnd w:id="105"/>
+      <w:bookmarkEnd w:id="104"/>
       <w:r>
         <w:rPr>
           <w:sz w:val="24"/>
@@ -24509,7 +24507,7 @@
           <w:szCs w:val="24"/>
         </w:rPr>
       </w:pPr>
-      <w:bookmarkStart w:id="106" w:name="_lt17"/>
+      <w:bookmarkStart w:id="105" w:name="_lt17"/>
       <w:r>
         <w:rPr>
           <w:sz w:val="24"/>
@@ -24531,7 +24529,7 @@
         </w:rPr>
         <w:t xml:space="preserve">.3 </w:t>
       </w:r>
-      <w:bookmarkEnd w:id="106"/>
+      <w:bookmarkEnd w:id="105"/>
     </w:p>
     <w:tbl>
       <w:tblPr>
@@ -25017,7 +25015,7 @@
           <w:szCs w:val="24"/>
         </w:rPr>
       </w:pPr>
-      <w:bookmarkStart w:id="107" w:name="_lt18"/>
+      <w:bookmarkStart w:id="106" w:name="_lt18"/>
       <w:r>
         <w:rPr>
           <w:sz w:val="24"/>
@@ -25039,7 +25037,7 @@
         </w:rPr>
         <w:t>4</w:t>
       </w:r>
-      <w:bookmarkEnd w:id="107"/>
+      <w:bookmarkEnd w:id="106"/>
     </w:p>
     <w:tbl>
       <w:tblPr>
@@ -25526,7 +25524,7 @@
           <w:szCs w:val="24"/>
         </w:rPr>
       </w:pPr>
-      <w:bookmarkStart w:id="108" w:name="_lt19"/>
+      <w:bookmarkStart w:id="107" w:name="_lt19"/>
       <w:r>
         <w:rPr>
           <w:sz w:val="24"/>
@@ -25548,7 +25546,7 @@
         </w:rPr>
         <w:t>.5</w:t>
       </w:r>
-      <w:bookmarkEnd w:id="108"/>
+      <w:bookmarkEnd w:id="107"/>
     </w:p>
     <w:tbl>
       <w:tblPr>
@@ -26034,7 +26032,7 @@
           <w:szCs w:val="24"/>
         </w:rPr>
       </w:pPr>
-      <w:bookmarkStart w:id="109" w:name="_lt20"/>
+      <w:bookmarkStart w:id="108" w:name="_lt20"/>
     </w:p>
     <w:p>
       <w:pPr>
@@ -26053,7 +26051,7 @@
         <w:lastRenderedPageBreak/>
         <w:t xml:space="preserve">Table </w:t>
       </w:r>
-      <w:bookmarkEnd w:id="109"/>
+      <w:bookmarkEnd w:id="108"/>
       <w:r>
         <w:rPr>
           <w:sz w:val="24"/>
@@ -26573,7 +26571,7 @@
           <w:szCs w:val="24"/>
         </w:rPr>
       </w:pPr>
-      <w:bookmarkStart w:id="110" w:name="_lt21"/>
+      <w:bookmarkStart w:id="109" w:name="_lt21"/>
       <w:r>
         <w:rPr>
           <w:sz w:val="24"/>
@@ -26581,7 +26579,7 @@
         </w:rPr>
         <w:t xml:space="preserve">Table </w:t>
       </w:r>
-      <w:bookmarkEnd w:id="110"/>
+      <w:bookmarkEnd w:id="109"/>
       <w:r>
         <w:rPr>
           <w:sz w:val="24"/>
@@ -27102,7 +27100,7 @@
           <w:szCs w:val="24"/>
         </w:rPr>
       </w:pPr>
-      <w:bookmarkStart w:id="111" w:name="_lt22"/>
+      <w:bookmarkStart w:id="110" w:name="_lt22"/>
       <w:r>
         <w:rPr>
           <w:sz w:val="24"/>
@@ -27110,7 +27108,7 @@
         </w:rPr>
         <w:t xml:space="preserve">Table </w:t>
       </w:r>
-      <w:bookmarkEnd w:id="111"/>
+      <w:bookmarkEnd w:id="110"/>
       <w:r>
         <w:rPr>
           <w:sz w:val="24"/>
@@ -27648,7 +27646,7 @@
           <w:szCs w:val="24"/>
         </w:rPr>
       </w:pPr>
-      <w:bookmarkStart w:id="112" w:name="_lt23"/>
+      <w:bookmarkStart w:id="111" w:name="_lt23"/>
       <w:r>
         <w:rPr>
           <w:sz w:val="24"/>
@@ -27656,7 +27654,7 @@
         </w:rPr>
         <w:t xml:space="preserve">Table </w:t>
       </w:r>
-      <w:bookmarkEnd w:id="112"/>
+      <w:bookmarkEnd w:id="111"/>
       <w:r>
         <w:rPr>
           <w:sz w:val="24"/>
@@ -28166,7 +28164,7 @@
           <w:szCs w:val="24"/>
         </w:rPr>
       </w:pPr>
-      <w:bookmarkStart w:id="113" w:name="_lt24"/>
+      <w:bookmarkStart w:id="112" w:name="_lt24"/>
       <w:r>
         <w:rPr>
           <w:sz w:val="24"/>
@@ -28174,7 +28172,7 @@
         </w:rPr>
         <w:t xml:space="preserve">Table </w:t>
       </w:r>
-      <w:bookmarkEnd w:id="113"/>
+      <w:bookmarkEnd w:id="112"/>
       <w:r>
         <w:rPr>
           <w:sz w:val="24"/>
@@ -28657,7 +28655,7 @@
         <w:pStyle w:val="Heading3"/>
         <w:spacing w:after="120" w:line="360" w:lineRule="auto"/>
       </w:pPr>
-      <w:bookmarkStart w:id="114" w:name="_Toc228548939"/>
+      <w:bookmarkStart w:id="113" w:name="_Toc228548939"/>
       <w:r>
         <w:rPr>
           <w:rFonts w:ascii="Times New Roman" w:hAnsi="Times New Roman"/>
@@ -28670,18 +28668,18 @@
         </w:rPr>
         <w:t>Coordination / Administration / Admin Use Cases</w:t>
       </w:r>
-      <w:bookmarkEnd w:id="114"/>
+      <w:bookmarkEnd w:id="113"/>
     </w:p>
     <w:p>
       <w:pPr>
         <w:pStyle w:val="TableCaption"/>
         <w:spacing w:before="200" w:after="60" w:line="360" w:lineRule="auto"/>
       </w:pPr>
-      <w:bookmarkStart w:id="115" w:name="_lt25"/>
+      <w:bookmarkStart w:id="114" w:name="_lt25"/>
       <w:r>
         <w:t xml:space="preserve">Table </w:t>
       </w:r>
-      <w:bookmarkEnd w:id="115"/>
+      <w:bookmarkEnd w:id="114"/>
       <w:r>
         <w:t>4.11</w:t>
       </w:r>
@@ -29180,7 +29178,7 @@
           <w:szCs w:val="24"/>
         </w:rPr>
       </w:pPr>
-      <w:bookmarkStart w:id="116" w:name="_lt26"/>
+      <w:bookmarkStart w:id="115" w:name="_lt26"/>
       <w:r>
         <w:rPr>
           <w:sz w:val="24"/>
@@ -29189,7 +29187,7 @@
         <w:lastRenderedPageBreak/>
         <w:t xml:space="preserve">Table </w:t>
       </w:r>
-      <w:bookmarkEnd w:id="116"/>
+      <w:bookmarkEnd w:id="115"/>
       <w:r>
         <w:rPr>
           <w:sz w:val="24"/>
@@ -29702,7 +29700,7 @@
           <w:szCs w:val="24"/>
         </w:rPr>
       </w:pPr>
-      <w:bookmarkStart w:id="117" w:name="_lt27"/>
+      <w:bookmarkStart w:id="116" w:name="_lt27"/>
       <w:r>
         <w:rPr>
           <w:sz w:val="24"/>
@@ -29710,7 +29708,7 @@
         </w:rPr>
         <w:t xml:space="preserve">Table </w:t>
       </w:r>
-      <w:bookmarkEnd w:id="117"/>
+      <w:bookmarkEnd w:id="116"/>
       <w:r>
         <w:rPr>
           <w:sz w:val="24"/>
@@ -30209,14 +30207,14 @@
           <w:sz w:val="24"/>
         </w:rPr>
       </w:pPr>
-      <w:bookmarkStart w:id="118" w:name="_lt28"/>
+      <w:bookmarkStart w:id="117" w:name="_lt28"/>
       <w:r>
         <w:rPr>
           <w:sz w:val="24"/>
         </w:rPr>
         <w:t xml:space="preserve">Table </w:t>
       </w:r>
-      <w:bookmarkEnd w:id="118"/>
+      <w:bookmarkEnd w:id="117"/>
       <w:r>
         <w:rPr>
           <w:sz w:val="24"/>
@@ -30797,7 +30795,7 @@
           <w:sz w:val="40"/>
         </w:rPr>
       </w:pPr>
-      <w:bookmarkStart w:id="119" w:name="_Toc228548940"/>
+      <w:bookmarkStart w:id="118" w:name="_Toc228548940"/>
       <w:r>
         <w:rPr>
           <w:rFonts w:ascii="Times New Roman" w:hAnsi="Times New Roman"/>
@@ -30805,7 +30803,7 @@
         </w:rPr>
         <w:t>Chapter 5</w:t>
       </w:r>
-      <w:bookmarkEnd w:id="119"/>
+      <w:bookmarkEnd w:id="118"/>
       <w:r>
         <w:rPr>
           <w:rFonts w:ascii="Times New Roman" w:hAnsi="Times New Roman"/>
@@ -30824,7 +30822,7 @@
           <w:sz w:val="40"/>
         </w:rPr>
       </w:pPr>
-      <w:bookmarkStart w:id="120" w:name="_Toc228548941"/>
+      <w:bookmarkStart w:id="119" w:name="_Toc228548941"/>
       <w:r>
         <w:rPr>
           <w:rFonts w:ascii="Times New Roman" w:hAnsi="Times New Roman"/>
@@ -30832,7 +30830,7 @@
         </w:rPr>
         <w:t>Implementation</w:t>
       </w:r>
-      <w:bookmarkEnd w:id="120"/>
+      <w:bookmarkEnd w:id="119"/>
     </w:p>
     <w:p>
       <w:pPr>
@@ -30852,7 +30850,7 @@
         <w:pStyle w:val="Heading2"/>
         <w:spacing w:line="360" w:lineRule="auto"/>
       </w:pPr>
-      <w:bookmarkStart w:id="121" w:name="_Toc228548942"/>
+      <w:bookmarkStart w:id="120" w:name="_Toc228548942"/>
       <w:r>
         <w:rPr>
           <w:rFonts w:ascii="Times New Roman" w:hAnsi="Times New Roman"/>
@@ -30872,14 +30870,14 @@
         </w:rPr>
         <w:t>IDE, Tools and Technologies</w:t>
       </w:r>
-      <w:bookmarkEnd w:id="121"/>
+      <w:bookmarkEnd w:id="120"/>
     </w:p>
     <w:p>
       <w:pPr>
         <w:pStyle w:val="Heading3"/>
         <w:spacing w:line="360" w:lineRule="auto"/>
       </w:pPr>
-      <w:bookmarkStart w:id="122" w:name="_Toc228548943"/>
+      <w:bookmarkStart w:id="121" w:name="_Toc228548943"/>
       <w:r>
         <w:rPr>
           <w:rFonts w:ascii="Times New Roman" w:hAnsi="Times New Roman"/>
@@ -30898,7 +30896,7 @@
         </w:rPr>
         <w:t>Frontend</w:t>
       </w:r>
-      <w:bookmarkEnd w:id="122"/>
+      <w:bookmarkEnd w:id="121"/>
     </w:p>
     <w:p>
       <w:pPr>
@@ -31063,7 +31061,7 @@
         <w:pStyle w:val="Heading3"/>
         <w:spacing w:line="360" w:lineRule="auto"/>
       </w:pPr>
-      <w:bookmarkStart w:id="123" w:name="_Toc228548944"/>
+      <w:bookmarkStart w:id="122" w:name="_Toc228548944"/>
       <w:r>
         <w:rPr>
           <w:rFonts w:ascii="Times New Roman" w:hAnsi="Times New Roman"/>
@@ -31082,7 +31080,7 @@
         </w:rPr>
         <w:t>Backend</w:t>
       </w:r>
-      <w:bookmarkEnd w:id="123"/>
+      <w:bookmarkEnd w:id="122"/>
     </w:p>
     <w:p>
       <w:pPr>
@@ -31257,7 +31255,7 @@
         <w:pStyle w:val="Heading3"/>
         <w:spacing w:line="360" w:lineRule="auto"/>
       </w:pPr>
-      <w:bookmarkStart w:id="124" w:name="_Toc228548945"/>
+      <w:bookmarkStart w:id="123" w:name="_Toc228548945"/>
       <w:r>
         <w:rPr>
           <w:rFonts w:ascii="Times New Roman" w:hAnsi="Times New Roman"/>
@@ -31276,7 +31274,7 @@
         </w:rPr>
         <w:t>Database</w:t>
       </w:r>
-      <w:bookmarkEnd w:id="124"/>
+      <w:bookmarkEnd w:id="123"/>
     </w:p>
     <w:p>
       <w:pPr>
@@ -31321,7 +31319,7 @@
         <w:pStyle w:val="Heading3"/>
         <w:spacing w:line="360" w:lineRule="auto"/>
       </w:pPr>
-      <w:bookmarkStart w:id="125" w:name="_Toc228548946"/>
+      <w:bookmarkStart w:id="124" w:name="_Toc228548946"/>
       <w:r>
         <w:rPr>
           <w:rFonts w:ascii="Times New Roman" w:hAnsi="Times New Roman"/>
@@ -31340,7 +31338,7 @@
         </w:rPr>
         <w:t>Tools</w:t>
       </w:r>
-      <w:bookmarkEnd w:id="125"/>
+      <w:bookmarkEnd w:id="124"/>
     </w:p>
     <w:p>
       <w:pPr>
@@ -31442,7 +31440,7 @@
         <w:pStyle w:val="Heading2"/>
         <w:spacing w:line="360" w:lineRule="auto"/>
       </w:pPr>
-      <w:bookmarkStart w:id="126" w:name="_Toc228548947"/>
+      <w:bookmarkStart w:id="125" w:name="_Toc228548947"/>
       <w:r>
         <w:rPr>
           <w:rFonts w:ascii="Times New Roman" w:hAnsi="Times New Roman"/>
@@ -31462,14 +31460,14 @@
         </w:rPr>
         <w:t>Best Practices and Coding Standards</w:t>
       </w:r>
-      <w:bookmarkEnd w:id="126"/>
+      <w:bookmarkEnd w:id="125"/>
     </w:p>
     <w:p>
       <w:pPr>
         <w:pStyle w:val="Heading3"/>
         <w:spacing w:line="360" w:lineRule="auto"/>
       </w:pPr>
-      <w:bookmarkStart w:id="127" w:name="_Toc228548948"/>
+      <w:bookmarkStart w:id="126" w:name="_Toc228548948"/>
       <w:r>
         <w:rPr>
           <w:rFonts w:ascii="Times New Roman" w:hAnsi="Times New Roman"/>
@@ -31488,7 +31486,7 @@
         </w:rPr>
         <w:t>Naming Conventions</w:t>
       </w:r>
-      <w:bookmarkEnd w:id="127"/>
+      <w:bookmarkEnd w:id="126"/>
     </w:p>
     <w:p>
       <w:pPr>
@@ -31528,7 +31526,7 @@
         <w:pStyle w:val="Heading3"/>
         <w:spacing w:line="360" w:lineRule="auto"/>
       </w:pPr>
-      <w:bookmarkStart w:id="128" w:name="_Toc228548949"/>
+      <w:bookmarkStart w:id="127" w:name="_Toc228548949"/>
       <w:r>
         <w:rPr>
           <w:rFonts w:ascii="Times New Roman" w:hAnsi="Times New Roman"/>
@@ -31547,7 +31545,7 @@
         </w:rPr>
         <w:t>Project Structure</w:t>
       </w:r>
-      <w:bookmarkEnd w:id="128"/>
+      <w:bookmarkEnd w:id="127"/>
     </w:p>
     <w:p>
       <w:pPr>
@@ -31571,7 +31569,7 @@
         <w:pStyle w:val="Heading3"/>
         <w:spacing w:line="360" w:lineRule="auto"/>
       </w:pPr>
-      <w:bookmarkStart w:id="129" w:name="_Toc228548950"/>
+      <w:bookmarkStart w:id="128" w:name="_Toc228548950"/>
       <w:r>
         <w:rPr>
           <w:rFonts w:ascii="Times New Roman" w:hAnsi="Times New Roman"/>
@@ -31590,7 +31588,7 @@
         </w:rPr>
         <w:t>Environment Variables</w:t>
       </w:r>
-      <w:bookmarkEnd w:id="129"/>
+      <w:bookmarkEnd w:id="128"/>
     </w:p>
     <w:p>
       <w:pPr>
@@ -31630,7 +31628,7 @@
         <w:pStyle w:val="Heading3"/>
         <w:spacing w:line="360" w:lineRule="auto"/>
       </w:pPr>
-      <w:bookmarkStart w:id="130" w:name="_Toc228548951"/>
+      <w:bookmarkStart w:id="129" w:name="_Toc228548951"/>
       <w:r>
         <w:rPr>
           <w:rFonts w:ascii="Times New Roman" w:hAnsi="Times New Roman"/>
@@ -31649,7 +31647,7 @@
         </w:rPr>
         <w:t>Error Handling</w:t>
       </w:r>
-      <w:bookmarkEnd w:id="130"/>
+      <w:bookmarkEnd w:id="129"/>
     </w:p>
     <w:p>
       <w:pPr>
@@ -31734,7 +31732,7 @@
           <w:sz w:val="40"/>
         </w:rPr>
       </w:pPr>
-      <w:bookmarkStart w:id="131" w:name="_Toc228548952"/>
+      <w:bookmarkStart w:id="130" w:name="_Toc228548952"/>
       <w:r>
         <w:rPr>
           <w:rFonts w:ascii="Times New Roman" w:hAnsi="Times New Roman"/>
@@ -31742,7 +31740,7 @@
         </w:rPr>
         <w:t>Chapter 6</w:t>
       </w:r>
-      <w:bookmarkEnd w:id="131"/>
+      <w:bookmarkEnd w:id="130"/>
     </w:p>
     <w:p>
       <w:pPr>
@@ -31753,7 +31751,7 @@
           <w:sz w:val="40"/>
         </w:rPr>
       </w:pPr>
-      <w:bookmarkStart w:id="132" w:name="_Toc228548953"/>
+      <w:bookmarkStart w:id="131" w:name="_Toc228548953"/>
       <w:r>
         <w:rPr>
           <w:rFonts w:ascii="Times New Roman" w:hAnsi="Times New Roman"/>
@@ -31761,7 +31759,7 @@
         </w:rPr>
         <w:t>Testing and Results</w:t>
       </w:r>
-      <w:bookmarkEnd w:id="132"/>
+      <w:bookmarkEnd w:id="131"/>
     </w:p>
     <w:p>
       <w:pPr>
@@ -31785,7 +31783,7 @@
         <w:pStyle w:val="Heading2"/>
         <w:spacing w:line="360" w:lineRule="auto"/>
       </w:pPr>
-      <w:bookmarkStart w:id="133" w:name="_Toc228548954"/>
+      <w:bookmarkStart w:id="132" w:name="_Toc228548954"/>
       <w:r>
         <w:rPr>
           <w:rFonts w:ascii="Times New Roman" w:hAnsi="Times New Roman"/>
@@ -31805,7 +31803,7 @@
         </w:rPr>
         <w:t>Introduction</w:t>
       </w:r>
-      <w:bookmarkEnd w:id="133"/>
+      <w:bookmarkEnd w:id="132"/>
     </w:p>
     <w:p>
       <w:pPr>
@@ -31829,7 +31827,7 @@
         <w:pStyle w:val="Heading2"/>
         <w:spacing w:line="360" w:lineRule="auto"/>
       </w:pPr>
-      <w:bookmarkStart w:id="134" w:name="_Toc228548955"/>
+      <w:bookmarkStart w:id="133" w:name="_Toc228548955"/>
       <w:r>
         <w:rPr>
           <w:rFonts w:ascii="Times New Roman" w:hAnsi="Times New Roman"/>
@@ -31848,7 +31846,7 @@
         </w:rPr>
         <w:t>SQA Results</w:t>
       </w:r>
-      <w:bookmarkEnd w:id="134"/>
+      <w:bookmarkEnd w:id="133"/>
     </w:p>
     <w:p>
       <w:pPr>
@@ -31888,25 +31886,38 @@
         <w:pStyle w:val="TableCaption"/>
         <w:spacing w:before="200" w:after="60" w:line="360" w:lineRule="auto"/>
       </w:pPr>
-      <w:bookmarkStart w:id="135" w:name="_lt29"/>
+      <w:bookmarkStart w:id="134" w:name="_lt29"/>
       <w:r>
         <w:t xml:space="preserve">Table </w:t>
       </w:r>
       <w:r>
         <w:t>6.</w:t>
       </w:r>
-      <w:fldSimple w:instr=" SEQ Table \* ARABIC ">
-        <w:r>
-          <w:rPr>
-            <w:noProof/>
-          </w:rPr>
-          <w:t>1</w:t>
-        </w:r>
-      </w:fldSimple>
+      <w:r>
+        <w:fldChar w:fldCharType="begin"/>
+      </w:r>
+      <w:r>
+        <w:instrText xml:space="preserve"> SEQ Table \* ARABIC </w:instrText>
+      </w:r>
+      <w:r>
+        <w:fldChar w:fldCharType="separate"/>
+      </w:r>
+      <w:r>
+        <w:rPr>
+          <w:noProof/>
+        </w:rPr>
+        <w:t>1</w:t>
+      </w:r>
+      <w:r>
+        <w:rPr>
+          <w:noProof/>
+        </w:rPr>
+        <w:fldChar w:fldCharType="end"/>
+      </w:r>
       <w:r>
         <w:t>: Test Execution Results</w:t>
       </w:r>
-      <w:bookmarkEnd w:id="135"/>
+      <w:bookmarkEnd w:id="134"/>
     </w:p>
     <w:tbl>
       <w:tblPr>
@@ -32688,7 +32699,7 @@
         <w:pStyle w:val="Heading2"/>
         <w:spacing w:line="360" w:lineRule="auto"/>
       </w:pPr>
-      <w:bookmarkStart w:id="136" w:name="_Toc228548956"/>
+      <w:bookmarkStart w:id="135" w:name="_Toc228548956"/>
       <w:r>
         <w:rPr>
           <w:rFonts w:ascii="Times New Roman" w:hAnsi="Times New Roman"/>
@@ -32707,7 +32718,7 @@
         </w:rPr>
         <w:t>Backend Testing</w:t>
       </w:r>
-      <w:bookmarkEnd w:id="136"/>
+      <w:bookmarkEnd w:id="135"/>
     </w:p>
     <w:p>
       <w:pPr>
@@ -32865,7 +32876,7 @@
         <w:pStyle w:val="Heading2"/>
         <w:spacing w:line="360" w:lineRule="auto"/>
       </w:pPr>
-      <w:bookmarkStart w:id="137" w:name="_Toc228548957"/>
+      <w:bookmarkStart w:id="136" w:name="_Toc228548957"/>
       <w:r>
         <w:rPr>
           <w:rFonts w:ascii="Times New Roman" w:hAnsi="Times New Roman"/>
@@ -32884,7 +32895,7 @@
         </w:rPr>
         <w:t>Frontend Testing</w:t>
       </w:r>
-      <w:bookmarkEnd w:id="137"/>
+      <w:bookmarkEnd w:id="136"/>
     </w:p>
     <w:p>
       <w:pPr>
@@ -32957,7 +32968,7 @@
         <w:pStyle w:val="Heading2"/>
         <w:spacing w:line="360" w:lineRule="auto"/>
       </w:pPr>
-      <w:bookmarkStart w:id="138" w:name="_Toc228548958"/>
+      <w:bookmarkStart w:id="137" w:name="_Toc228548958"/>
       <w:r>
         <w:rPr>
           <w:rFonts w:ascii="Times New Roman" w:hAnsi="Times New Roman"/>
@@ -32976,7 +32987,7 @@
         </w:rPr>
         <w:t>Limitations</w:t>
       </w:r>
-      <w:bookmarkEnd w:id="138"/>
+      <w:bookmarkEnd w:id="137"/>
     </w:p>
     <w:p>
       <w:pPr>
@@ -33129,7 +33140,7 @@
           <w:sz w:val="40"/>
         </w:rPr>
       </w:pPr>
-      <w:bookmarkStart w:id="139" w:name="_Toc228548959"/>
+      <w:bookmarkStart w:id="138" w:name="_Toc228548959"/>
       <w:r>
         <w:rPr>
           <w:rFonts w:ascii="Times New Roman" w:hAnsi="Times New Roman"/>
@@ -33137,7 +33148,7 @@
         </w:rPr>
         <w:t>Chapter 7</w:t>
       </w:r>
-      <w:bookmarkEnd w:id="139"/>
+      <w:bookmarkEnd w:id="138"/>
     </w:p>
     <w:p>
       <w:pPr>
@@ -33148,7 +33159,7 @@
           <w:sz w:val="40"/>
         </w:rPr>
       </w:pPr>
-      <w:bookmarkStart w:id="140" w:name="_Toc228548960"/>
+      <w:bookmarkStart w:id="139" w:name="_Toc228548960"/>
       <w:r>
         <w:rPr>
           <w:rFonts w:ascii="Times New Roman" w:hAnsi="Times New Roman"/>
@@ -33156,7 +33167,7 @@
         </w:rPr>
         <w:t>Conclusion and Outlook</w:t>
       </w:r>
-      <w:bookmarkEnd w:id="140"/>
+      <w:bookmarkEnd w:id="139"/>
     </w:p>
     <w:p>
       <w:pPr>
@@ -33193,7 +33204,7 @@
         <w:pStyle w:val="Heading2"/>
         <w:spacing w:line="360" w:lineRule="auto"/>
       </w:pPr>
-      <w:bookmarkStart w:id="141" w:name="_Toc228548961"/>
+      <w:bookmarkStart w:id="140" w:name="_Toc228548961"/>
       <w:r>
         <w:rPr>
           <w:rFonts w:ascii="Times New Roman" w:hAnsi="Times New Roman"/>
@@ -33213,7 +33224,7 @@
         </w:rPr>
         <w:t>Introduction</w:t>
       </w:r>
-      <w:bookmarkEnd w:id="141"/>
+      <w:bookmarkEnd w:id="140"/>
     </w:p>
     <w:p>
       <w:pPr>
@@ -33237,7 +33248,7 @@
         <w:pStyle w:val="Heading2"/>
         <w:spacing w:line="360" w:lineRule="auto"/>
       </w:pPr>
-      <w:bookmarkStart w:id="142" w:name="_Toc228548962"/>
+      <w:bookmarkStart w:id="141" w:name="_Toc228548962"/>
       <w:r>
         <w:rPr>
           <w:rFonts w:ascii="Times New Roman" w:hAnsi="Times New Roman"/>
@@ -33256,7 +33267,7 @@
         </w:rPr>
         <w:t>Achievements</w:t>
       </w:r>
-      <w:bookmarkEnd w:id="142"/>
+      <w:bookmarkEnd w:id="141"/>
     </w:p>
     <w:p>
       <w:pPr>
@@ -33313,7 +33324,7 @@
         <w:pStyle w:val="Heading2"/>
         <w:spacing w:line="360" w:lineRule="auto"/>
       </w:pPr>
-      <w:bookmarkStart w:id="143" w:name="_Toc228548963"/>
+      <w:bookmarkStart w:id="142" w:name="_Toc228548963"/>
       <w:r>
         <w:rPr>
           <w:rFonts w:ascii="Times New Roman" w:hAnsi="Times New Roman"/>
@@ -33332,7 +33343,7 @@
         </w:rPr>
         <w:t>Critical Review</w:t>
       </w:r>
-      <w:bookmarkEnd w:id="143"/>
+      <w:bookmarkEnd w:id="142"/>
     </w:p>
     <w:p>
       <w:pPr>
@@ -33382,7 +33393,7 @@
         <w:pStyle w:val="Heading2"/>
         <w:spacing w:line="360" w:lineRule="auto"/>
       </w:pPr>
-      <w:bookmarkStart w:id="144" w:name="_Toc228548964"/>
+      <w:bookmarkStart w:id="143" w:name="_Toc228548964"/>
       <w:r>
         <w:rPr>
           <w:rFonts w:ascii="Times New Roman" w:hAnsi="Times New Roman"/>
@@ -33401,7 +33412,7 @@
         </w:rPr>
         <w:t>Future Recommendations</w:t>
       </w:r>
-      <w:bookmarkEnd w:id="144"/>
+      <w:bookmarkEnd w:id="143"/>
     </w:p>
     <w:p>
       <w:pPr>
@@ -33555,7 +33566,7 @@
         <w:pStyle w:val="Heading2"/>
         <w:spacing w:line="360" w:lineRule="auto"/>
       </w:pPr>
-      <w:bookmarkStart w:id="145" w:name="_Toc228548965"/>
+      <w:bookmarkStart w:id="144" w:name="_Toc228548965"/>
       <w:r>
         <w:rPr>
           <w:rFonts w:ascii="Times New Roman" w:hAnsi="Times New Roman"/>
@@ -33574,7 +33585,7 @@
         </w:rPr>
         <w:t>Summary</w:t>
       </w:r>
-      <w:bookmarkEnd w:id="145"/>
+      <w:bookmarkEnd w:id="144"/>
     </w:p>
     <w:p>
       <w:pPr>
@@ -33634,7 +33645,7 @@
           <w:color w:val="FF0000"/>
         </w:rPr>
       </w:pPr>
-      <w:bookmarkStart w:id="146" w:name="_Toc228548966"/>
+      <w:bookmarkStart w:id="145" w:name="_Toc228548966"/>
       <w:r>
         <w:rPr>
           <w:rFonts w:ascii="Times New Roman" w:hAnsi="Times New Roman"/>
@@ -33642,7 +33653,7 @@
         </w:rPr>
         <w:t>2.4 References</w:t>
       </w:r>
-      <w:bookmarkEnd w:id="146"/>
+      <w:bookmarkEnd w:id="145"/>
     </w:p>
     <w:p>
       <w:pPr>
@@ -33725,6 +33736,36 @@
           <w:sz w:val="24"/>
         </w:rPr>
       </w:pPr>
+    </w:p>
+    <w:p>
+      <w:pPr>
+        <w:spacing w:after="0"/>
+      </w:pPr>
+    </w:p>
+    <w:p>
+      <w:pPr>
+        <w:spacing w:after="0"/>
+      </w:pPr>
+    </w:p>
+    <w:p>
+      <w:pPr>
+        <w:spacing w:after="0"/>
+      </w:pPr>
+    </w:p>
+    <w:p>
+      <w:pPr>
+        <w:spacing w:after="0"/>
+      </w:pPr>
+    </w:p>
+    <w:p>
+      <w:pPr>
+        <w:spacing w:after="0"/>
+      </w:pPr>
+      <w:r>
+        <w:t>hjfghfgh</w:t>
+      </w:r>
+      <w:bookmarkStart w:id="146" w:name="_GoBack"/>
+      <w:bookmarkEnd w:id="146"/>
     </w:p>
     <w:p>
       <w:pPr>
@@ -33857,7 +33898,7 @@
         <w:noProof/>
         <w:sz w:val="20"/>
       </w:rPr>
-      <w:t>26</w:t>
+      <w:t>47</w:t>
     </w:r>
     <w:r>
       <w:rPr>
@@ -45911,7 +45952,7 @@
 </file>
 
 <file path=customXml/itemProps1.xml><?xml version="1.0" encoding="utf-8"?>
-<ds:datastoreItem xmlns:ds="http://schemas.openxmlformats.org/officeDocument/2006/customXml" ds:itemID="{9356CAFA-4555-4510-B5EF-15C4309E78D1}">
+<ds:datastoreItem xmlns:ds="http://schemas.openxmlformats.org/officeDocument/2006/customXml" ds:itemID="{0CC969DE-BFB4-42DB-B2CB-9D86C1B4AB32}">
   <ds:schemaRefs>
     <ds:schemaRef ds:uri="http://schemas.openxmlformats.org/officeDocument/2006/bibliography"/>
   </ds:schemaRefs>

--- a/docs/FYP-Documentation/FYP Part 1 Documentation/Riphah_Konnect_FYP_Doc.docx
+++ b/docs/FYP-Documentation/FYP Part 1 Documentation/Riphah_Konnect_FYP_Doc.docx
@@ -33761,9 +33761,6 @@
       <w:pPr>
         <w:spacing w:after="0"/>
       </w:pPr>
-      <w:r>
-        <w:t>hjfghfgh</w:t>
-      </w:r>
       <w:bookmarkStart w:id="146" w:name="_GoBack"/>
       <w:bookmarkEnd w:id="146"/>
     </w:p>
@@ -45952,7 +45949,7 @@
 </file>
 
 <file path=customXml/itemProps1.xml><?xml version="1.0" encoding="utf-8"?>
-<ds:datastoreItem xmlns:ds="http://schemas.openxmlformats.org/officeDocument/2006/customXml" ds:itemID="{0CC969DE-BFB4-42DB-B2CB-9D86C1B4AB32}">
+<ds:datastoreItem xmlns:ds="http://schemas.openxmlformats.org/officeDocument/2006/customXml" ds:itemID="{90F223F4-14FF-4D30-A531-A0C690A8C88B}">
   <ds:schemaRefs>
     <ds:schemaRef ds:uri="http://schemas.openxmlformats.org/officeDocument/2006/bibliography"/>
   </ds:schemaRefs>

--- a/docs/FYP-Documentation/FYP Part 1 Documentation/Riphah_Konnect_FYP_Doc.docx
+++ b/docs/FYP-Documentation/FYP Part 1 Documentation/Riphah_Konnect_FYP_Doc.docx
@@ -33730,6 +33730,46 @@
     </w:p>
     <w:p>
       <w:pPr>
+        <w:spacing w:before="160" w:after="100" w:line="360" w:lineRule="auto"/>
+        <w:jc w:val="both"/>
+        <w:rPr>
+          <w:rFonts w:ascii="Times New Roman" w:hAnsi="Times New Roman"/>
+          <w:color w:val="FF0000"/>
+          <w:sz w:val="24"/>
+        </w:rPr>
+      </w:pPr>
+      <w:r>
+        <w:rPr>
+          <w:rFonts w:ascii="Times New Roman" w:hAnsi="Times New Roman"/>
+          <w:color w:val="FF0000"/>
+          <w:sz w:val="24"/>
+        </w:rPr>
+        <w:t>[</w:t>
+      </w:r>
+      <w:bookmarkStart w:id="146" w:name="_GoBack"/>
+      <w:bookmarkEnd w:id="146"/>
+      <w:r>
+        <w:rPr>
+          <w:rFonts w:ascii="Times New Roman" w:hAnsi="Times New Roman"/>
+          <w:color w:val="FF0000"/>
+          <w:sz w:val="24"/>
+        </w:rPr>
+        <w:t>5]</w:t>
+      </w:r>
+    </w:p>
+    <w:p>
+      <w:pPr>
+        <w:spacing w:before="160" w:after="100" w:line="360" w:lineRule="auto"/>
+        <w:jc w:val="both"/>
+        <w:rPr>
+          <w:rFonts w:ascii="Times New Roman" w:hAnsi="Times New Roman"/>
+          <w:color w:val="FF0000"/>
+          <w:sz w:val="24"/>
+        </w:rPr>
+      </w:pPr>
+    </w:p>
+    <w:p>
+      <w:pPr>
         <w:spacing w:before="160" w:after="120" w:line="360" w:lineRule="auto"/>
         <w:jc w:val="both"/>
         <w:rPr>
@@ -33756,13 +33796,6 @@
       <w:pPr>
         <w:spacing w:after="0"/>
       </w:pPr>
-    </w:p>
-    <w:p>
-      <w:pPr>
-        <w:spacing w:after="0"/>
-      </w:pPr>
-      <w:bookmarkStart w:id="146" w:name="_GoBack"/>
-      <w:bookmarkEnd w:id="146"/>
     </w:p>
     <w:p>
       <w:pPr>
@@ -45621,6 +45654,45 @@
       <w:spacing w:after="0"/>
     </w:pPr>
   </w:style>
+  <w:style w:type="paragraph" w:styleId="EndnoteText">
+    <w:name w:val="endnote text"/>
+    <w:basedOn w:val="Normal"/>
+    <w:link w:val="EndnoteTextChar"/>
+    <w:uiPriority w:val="99"/>
+    <w:semiHidden/>
+    <w:unhideWhenUsed/>
+    <w:rsid w:val="0016052F"/>
+    <w:pPr>
+      <w:spacing w:after="0" w:line="240" w:lineRule="auto"/>
+    </w:pPr>
+    <w:rPr>
+      <w:sz w:val="20"/>
+      <w:szCs w:val="20"/>
+    </w:rPr>
+  </w:style>
+  <w:style w:type="character" w:customStyle="1" w:styleId="EndnoteTextChar">
+    <w:name w:val="Endnote Text Char"/>
+    <w:basedOn w:val="DefaultParagraphFont"/>
+    <w:link w:val="EndnoteText"/>
+    <w:uiPriority w:val="99"/>
+    <w:semiHidden/>
+    <w:rsid w:val="0016052F"/>
+    <w:rPr>
+      <w:sz w:val="20"/>
+      <w:szCs w:val="20"/>
+    </w:rPr>
+  </w:style>
+  <w:style w:type="character" w:styleId="EndnoteReference">
+    <w:name w:val="endnote reference"/>
+    <w:basedOn w:val="DefaultParagraphFont"/>
+    <w:uiPriority w:val="99"/>
+    <w:semiHidden/>
+    <w:unhideWhenUsed/>
+    <w:rsid w:val="0016052F"/>
+    <w:rPr>
+      <w:vertAlign w:val="superscript"/>
+    </w:rPr>
+  </w:style>
 </w:styles>
 </file>
 
@@ -45949,7 +46021,7 @@
 </file>
 
 <file path=customXml/itemProps1.xml><?xml version="1.0" encoding="utf-8"?>
-<ds:datastoreItem xmlns:ds="http://schemas.openxmlformats.org/officeDocument/2006/customXml" ds:itemID="{90F223F4-14FF-4D30-A531-A0C690A8C88B}">
+<ds:datastoreItem xmlns:ds="http://schemas.openxmlformats.org/officeDocument/2006/customXml" ds:itemID="{04F0C844-5C60-47EC-989C-A9538E1C28A2}">
   <ds:schemaRefs>
     <ds:schemaRef ds:uri="http://schemas.openxmlformats.org/officeDocument/2006/bibliography"/>
   </ds:schemaRefs>

--- a/docs/FYP-Documentation/FYP Part 1 Documentation/Riphah_Konnect_FYP_Doc.docx
+++ b/docs/FYP-Documentation/FYP Part 1 Documentation/Riphah_Konnect_FYP_Doc.docx
@@ -33744,18 +33744,37 @@
           <w:color w:val="FF0000"/>
           <w:sz w:val="24"/>
         </w:rPr>
-        <w:t>[</w:t>
-      </w:r>
+        <w:t>[5]</w:t>
+      </w:r>
+      <w:r>
+        <w:rPr>
+          <w:rFonts w:ascii="Times New Roman" w:hAnsi="Times New Roman"/>
+          <w:color w:val="FF0000"/>
+          <w:sz w:val="24"/>
+        </w:rPr>
+        <w:t xml:space="preserve"> </w:t>
+      </w:r>
+      <w:r>
+        <w:rPr>
+          <w:rFonts w:ascii="Times New Roman" w:hAnsi="Times New Roman"/>
+          <w:color w:val="FF0000"/>
+          <w:sz w:val="24"/>
+        </w:rPr>
+        <w:t>CampusGroups Inc., "CampusGroups: Campus Engagement Platform," used at 190+ universities including Stanford, Cornell, Princeton, and Duke. [Online]. Available: https://www.campusgroups.com. [Accessed: Apr. 2026].</w:t>
+      </w:r>
+    </w:p>
+    <w:p>
+      <w:pPr>
+        <w:spacing w:before="160" w:after="100" w:line="360" w:lineRule="auto"/>
+        <w:jc w:val="both"/>
+        <w:rPr>
+          <w:rFonts w:ascii="Times New Roman" w:hAnsi="Times New Roman"/>
+          <w:color w:val="FF0000"/>
+          <w:sz w:val="24"/>
+        </w:rPr>
+      </w:pPr>
       <w:bookmarkStart w:id="146" w:name="_GoBack"/>
       <w:bookmarkEnd w:id="146"/>
-      <w:r>
-        <w:rPr>
-          <w:rFonts w:ascii="Times New Roman" w:hAnsi="Times New Roman"/>
-          <w:color w:val="FF0000"/>
-          <w:sz w:val="24"/>
-        </w:rPr>
-        <w:t>5]</w:t>
-      </w:r>
     </w:p>
     <w:p>
       <w:pPr>
@@ -46021,7 +46040,7 @@
 </file>
 
 <file path=customXml/itemProps1.xml><?xml version="1.0" encoding="utf-8"?>
-<ds:datastoreItem xmlns:ds="http://schemas.openxmlformats.org/officeDocument/2006/customXml" ds:itemID="{04F0C844-5C60-47EC-989C-A9538E1C28A2}">
+<ds:datastoreItem xmlns:ds="http://schemas.openxmlformats.org/officeDocument/2006/customXml" ds:itemID="{D0AE8609-D9C5-4FB2-8806-2D315560DE8F}">
   <ds:schemaRefs>
     <ds:schemaRef ds:uri="http://schemas.openxmlformats.org/officeDocument/2006/bibliography"/>
   </ds:schemaRefs>

--- a/docs/FYP-Documentation/FYP Part 1 Documentation/Riphah_Konnect_FYP_Doc.docx
+++ b/docs/FYP-Documentation/FYP Part 1 Documentation/Riphah_Konnect_FYP_Doc.docx
@@ -33726,41 +33726,6 @@
           <w:sz w:val="24"/>
         </w:rPr>
         <w:t>[4] CampusGroups Inc., "CampusGroups: Campus Engagement Platform," used at 190+ universities including Stanford, Cornell, Princeton, and Duke. [Online]. Available: https://www.campusgroups.com. [Accessed: Apr. 2026].</w:t>
-      </w:r>
-    </w:p>
-    <w:p>
-      <w:pPr>
-        <w:spacing w:before="160" w:after="100" w:line="360" w:lineRule="auto"/>
-        <w:jc w:val="both"/>
-        <w:rPr>
-          <w:rFonts w:ascii="Times New Roman" w:hAnsi="Times New Roman"/>
-          <w:color w:val="FF0000"/>
-          <w:sz w:val="24"/>
-        </w:rPr>
-      </w:pPr>
-      <w:r>
-        <w:rPr>
-          <w:rFonts w:ascii="Times New Roman" w:hAnsi="Times New Roman"/>
-          <w:color w:val="FF0000"/>
-          <w:sz w:val="24"/>
-        </w:rPr>
-        <w:t>[5]</w:t>
-      </w:r>
-      <w:r>
-        <w:rPr>
-          <w:rFonts w:ascii="Times New Roman" w:hAnsi="Times New Roman"/>
-          <w:color w:val="FF0000"/>
-          <w:sz w:val="24"/>
-        </w:rPr>
-        <w:t xml:space="preserve"> </w:t>
-      </w:r>
-      <w:r>
-        <w:rPr>
-          <w:rFonts w:ascii="Times New Roman" w:hAnsi="Times New Roman"/>
-          <w:color w:val="FF0000"/>
-          <w:sz w:val="24"/>
-        </w:rPr>
-        <w:t>CampusGroups Inc., "CampusGroups: Campus Engagement Platform," used at 190+ universities including Stanford, Cornell, Princeton, and Duke. [Online]. Available: https://www.campusgroups.com. [Accessed: Apr. 2026].</w:t>
       </w:r>
     </w:p>
     <w:p>
@@ -46040,7 +46005,7 @@
 </file>
 
 <file path=customXml/itemProps1.xml><?xml version="1.0" encoding="utf-8"?>
-<ds:datastoreItem xmlns:ds="http://schemas.openxmlformats.org/officeDocument/2006/customXml" ds:itemID="{D0AE8609-D9C5-4FB2-8806-2D315560DE8F}">
+<ds:datastoreItem xmlns:ds="http://schemas.openxmlformats.org/officeDocument/2006/customXml" ds:itemID="{DCA90F49-0DF7-4614-AB84-35F3852BCE14}">
   <ds:schemaRefs>
     <ds:schemaRef ds:uri="http://schemas.openxmlformats.org/officeDocument/2006/bibliography"/>
   </ds:schemaRefs>

--- a/docs/FYP-Documentation/FYP Part 1 Documentation/Riphah_Konnect_FYP_Doc.docx
+++ b/docs/FYP-Documentation/FYP Part 1 Documentation/Riphah_Konnect_FYP_Doc.docx
@@ -32753,7 +32753,24 @@
           <w:color w:val="000000"/>
           <w:sz w:val="24"/>
         </w:rPr>
-        <w:t>1. Authentication: Registering with a non-Riphah email was rejected. Logging in with a wrong password was rejected. Accessing a protected page without logging in was blocked.</w:t>
+        <w:t xml:space="preserve">1. </w:t>
+      </w:r>
+      <w:r>
+        <w:rPr>
+          <w:rFonts w:ascii="Times New Roman" w:hAnsi="Times New Roman"/>
+          <w:b/>
+          <w:color w:val="000000"/>
+          <w:sz w:val="24"/>
+        </w:rPr>
+        <w:t>Authentication:</w:t>
+      </w:r>
+      <w:r>
+        <w:rPr>
+          <w:rFonts w:ascii="Times New Roman" w:hAnsi="Times New Roman"/>
+          <w:color w:val="000000"/>
+          <w:sz w:val="24"/>
+        </w:rPr>
+        <w:t xml:space="preserve"> Registering with a non-Riphah email was rejected. Logging in with a wrong password was rejected. Accessing a protected page without logging in was blocked.</w:t>
       </w:r>
     </w:p>
     <w:p>
@@ -32773,7 +32790,24 @@
           <w:sz w:val="24"/>
         </w:rPr>
         <w:lastRenderedPageBreak/>
-        <w:t>2. Posts: Creating a post with empty content was rejected. Posts appeared in newest-first order.</w:t>
+        <w:t xml:space="preserve">2. </w:t>
+      </w:r>
+      <w:r>
+        <w:rPr>
+          <w:rFonts w:ascii="Times New Roman" w:hAnsi="Times New Roman"/>
+          <w:b/>
+          <w:color w:val="000000"/>
+          <w:sz w:val="24"/>
+        </w:rPr>
+        <w:t>Posts:</w:t>
+      </w:r>
+      <w:r>
+        <w:rPr>
+          <w:rFonts w:ascii="Times New Roman" w:hAnsi="Times New Roman"/>
+          <w:color w:val="000000"/>
+          <w:sz w:val="24"/>
+        </w:rPr>
+        <w:t xml:space="preserve"> Creating a post with empty content was rejected. Posts appeared in newest-first order.</w:t>
       </w:r>
     </w:p>
     <w:p>
@@ -32792,7 +32826,34 @@
           <w:color w:val="000000"/>
           <w:sz w:val="24"/>
         </w:rPr>
-        <w:t>3. Semester Groups: A user could not join the same group twice. Creating a group was restricted to Coordination accounts.</w:t>
+        <w:t xml:space="preserve">3. </w:t>
+      </w:r>
+      <w:bookmarkStart w:id="136" w:name="_GoBack"/>
+      <w:r>
+        <w:rPr>
+          <w:rFonts w:ascii="Times New Roman" w:hAnsi="Times New Roman"/>
+          <w:b/>
+          <w:color w:val="000000"/>
+          <w:sz w:val="24"/>
+        </w:rPr>
+        <w:t>Semester Groups:</w:t>
+      </w:r>
+      <w:r>
+        <w:rPr>
+          <w:rFonts w:ascii="Times New Roman" w:hAnsi="Times New Roman"/>
+          <w:color w:val="000000"/>
+          <w:sz w:val="24"/>
+        </w:rPr>
+        <w:t xml:space="preserve"> </w:t>
+      </w:r>
+      <w:bookmarkEnd w:id="136"/>
+      <w:r>
+        <w:rPr>
+          <w:rFonts w:ascii="Times New Roman" w:hAnsi="Times New Roman"/>
+          <w:color w:val="000000"/>
+          <w:sz w:val="24"/>
+        </w:rPr>
+        <w:t>A user could not join the same group twice. Creating a group was restricted to Coordination accounts.</w:t>
       </w:r>
     </w:p>
     <w:p>
@@ -32811,7 +32872,24 @@
           <w:color w:val="000000"/>
           <w:sz w:val="24"/>
         </w:rPr>
-        <w:t>4. Campus Events: An event with a date that has already passed was rejected. RSVP status updated correctly when a user changed their selection.</w:t>
+        <w:t xml:space="preserve">4. </w:t>
+      </w:r>
+      <w:r>
+        <w:rPr>
+          <w:rFonts w:ascii="Times New Roman" w:hAnsi="Times New Roman"/>
+          <w:b/>
+          <w:color w:val="000000"/>
+          <w:sz w:val="24"/>
+        </w:rPr>
+        <w:t>Campus Events:</w:t>
+      </w:r>
+      <w:r>
+        <w:rPr>
+          <w:rFonts w:ascii="Times New Roman" w:hAnsi="Times New Roman"/>
+          <w:color w:val="000000"/>
+          <w:sz w:val="24"/>
+        </w:rPr>
+        <w:t xml:space="preserve"> An event with a date that has already passed was rejected. RSVP status updated correctly when a user changed their selection.</w:t>
       </w:r>
     </w:p>
     <w:p>
@@ -32830,7 +32908,24 @@
           <w:color w:val="000000"/>
           <w:sz w:val="24"/>
         </w:rPr>
-        <w:t>5. Lost and Found: Only the original reporter or an admin could mark an item as resolved.</w:t>
+        <w:t xml:space="preserve">5. </w:t>
+      </w:r>
+      <w:r>
+        <w:rPr>
+          <w:rFonts w:ascii="Times New Roman" w:hAnsi="Times New Roman"/>
+          <w:b/>
+          <w:color w:val="000000"/>
+          <w:sz w:val="24"/>
+        </w:rPr>
+        <w:t>Lost and Found:</w:t>
+      </w:r>
+      <w:r>
+        <w:rPr>
+          <w:rFonts w:ascii="Times New Roman" w:hAnsi="Times New Roman"/>
+          <w:color w:val="000000"/>
+          <w:sz w:val="24"/>
+        </w:rPr>
+        <w:t xml:space="preserve"> Only the original reporter or an admin could mark an item as resolved.</w:t>
       </w:r>
     </w:p>
     <w:p>
@@ -32849,7 +32944,24 @@
           <w:color w:val="000000"/>
           <w:sz w:val="24"/>
         </w:rPr>
-        <w:t>6. Messaging: A user could not send messages in a conversation they were not part of.</w:t>
+        <w:t xml:space="preserve">6. </w:t>
+      </w:r>
+      <w:r>
+        <w:rPr>
+          <w:rFonts w:ascii="Times New Roman" w:hAnsi="Times New Roman"/>
+          <w:b/>
+          <w:color w:val="000000"/>
+          <w:sz w:val="24"/>
+        </w:rPr>
+        <w:t>Messaging:</w:t>
+      </w:r>
+      <w:r>
+        <w:rPr>
+          <w:rFonts w:ascii="Times New Roman" w:hAnsi="Times New Roman"/>
+          <w:color w:val="000000"/>
+          <w:sz w:val="24"/>
+        </w:rPr>
+        <w:t xml:space="preserve"> A user could not send messages in a conversation they were not part of.</w:t>
       </w:r>
     </w:p>
     <w:p>
@@ -32868,7 +32980,24 @@
           <w:color w:val="000000"/>
           <w:sz w:val="24"/>
         </w:rPr>
-        <w:t>7. Announcements: A student account was rejected when trying to post an announcement. Teacher accounts could post class announcements. Coordination accounts could post official announcements. Targeting by department and semester worked correctly.</w:t>
+        <w:t xml:space="preserve">7. </w:t>
+      </w:r>
+      <w:r>
+        <w:rPr>
+          <w:rFonts w:ascii="Times New Roman" w:hAnsi="Times New Roman"/>
+          <w:b/>
+          <w:color w:val="000000"/>
+          <w:sz w:val="24"/>
+        </w:rPr>
+        <w:t>Announcements:</w:t>
+      </w:r>
+      <w:r>
+        <w:rPr>
+          <w:rFonts w:ascii="Times New Roman" w:hAnsi="Times New Roman"/>
+          <w:color w:val="000000"/>
+          <w:sz w:val="24"/>
+        </w:rPr>
+        <w:t xml:space="preserve"> A student account was rejected when trying to post an announcement. Teacher accounts could post class announcements. Coordination accounts could post official announcements. Targeting by department and semester worked correctly.</w:t>
       </w:r>
     </w:p>
     <w:p>
@@ -32876,7 +33005,7 @@
         <w:pStyle w:val="Heading2"/>
         <w:spacing w:line="360" w:lineRule="auto"/>
       </w:pPr>
-      <w:bookmarkStart w:id="136" w:name="_Toc228548957"/>
+      <w:bookmarkStart w:id="137" w:name="_Toc228548957"/>
       <w:r>
         <w:rPr>
           <w:rFonts w:ascii="Times New Roman" w:hAnsi="Times New Roman"/>
@@ -32895,7 +33024,7 @@
         </w:rPr>
         <w:t>Frontend Testing</w:t>
       </w:r>
-      <w:bookmarkEnd w:id="136"/>
+      <w:bookmarkEnd w:id="137"/>
     </w:p>
     <w:p>
       <w:pPr>
@@ -32968,7 +33097,7 @@
         <w:pStyle w:val="Heading2"/>
         <w:spacing w:line="360" w:lineRule="auto"/>
       </w:pPr>
-      <w:bookmarkStart w:id="137" w:name="_Toc228548958"/>
+      <w:bookmarkStart w:id="138" w:name="_Toc228548958"/>
       <w:r>
         <w:rPr>
           <w:rFonts w:ascii="Times New Roman" w:hAnsi="Times New Roman"/>
@@ -32987,7 +33116,7 @@
         </w:rPr>
         <w:t>Limitations</w:t>
       </w:r>
-      <w:bookmarkEnd w:id="137"/>
+      <w:bookmarkEnd w:id="138"/>
     </w:p>
     <w:p>
       <w:pPr>
@@ -33140,7 +33269,7 @@
           <w:sz w:val="40"/>
         </w:rPr>
       </w:pPr>
-      <w:bookmarkStart w:id="138" w:name="_Toc228548959"/>
+      <w:bookmarkStart w:id="139" w:name="_Toc228548959"/>
       <w:r>
         <w:rPr>
           <w:rFonts w:ascii="Times New Roman" w:hAnsi="Times New Roman"/>
@@ -33148,7 +33277,7 @@
         </w:rPr>
         <w:t>Chapter 7</w:t>
       </w:r>
-      <w:bookmarkEnd w:id="138"/>
+      <w:bookmarkEnd w:id="139"/>
     </w:p>
     <w:p>
       <w:pPr>
@@ -33159,7 +33288,7 @@
           <w:sz w:val="40"/>
         </w:rPr>
       </w:pPr>
-      <w:bookmarkStart w:id="139" w:name="_Toc228548960"/>
+      <w:bookmarkStart w:id="140" w:name="_Toc228548960"/>
       <w:r>
         <w:rPr>
           <w:rFonts w:ascii="Times New Roman" w:hAnsi="Times New Roman"/>
@@ -33167,7 +33296,7 @@
         </w:rPr>
         <w:t>Conclusion and Outlook</w:t>
       </w:r>
-      <w:bookmarkEnd w:id="139"/>
+      <w:bookmarkEnd w:id="140"/>
     </w:p>
     <w:p>
       <w:pPr>
@@ -33204,7 +33333,7 @@
         <w:pStyle w:val="Heading2"/>
         <w:spacing w:line="360" w:lineRule="auto"/>
       </w:pPr>
-      <w:bookmarkStart w:id="140" w:name="_Toc228548961"/>
+      <w:bookmarkStart w:id="141" w:name="_Toc228548961"/>
       <w:r>
         <w:rPr>
           <w:rFonts w:ascii="Times New Roman" w:hAnsi="Times New Roman"/>
@@ -33224,7 +33353,7 @@
         </w:rPr>
         <w:t>Introduction</w:t>
       </w:r>
-      <w:bookmarkEnd w:id="140"/>
+      <w:bookmarkEnd w:id="141"/>
     </w:p>
     <w:p>
       <w:pPr>
@@ -33248,7 +33377,7 @@
         <w:pStyle w:val="Heading2"/>
         <w:spacing w:line="360" w:lineRule="auto"/>
       </w:pPr>
-      <w:bookmarkStart w:id="141" w:name="_Toc228548962"/>
+      <w:bookmarkStart w:id="142" w:name="_Toc228548962"/>
       <w:r>
         <w:rPr>
           <w:rFonts w:ascii="Times New Roman" w:hAnsi="Times New Roman"/>
@@ -33267,7 +33396,7 @@
         </w:rPr>
         <w:t>Achievements</w:t>
       </w:r>
-      <w:bookmarkEnd w:id="141"/>
+      <w:bookmarkEnd w:id="142"/>
     </w:p>
     <w:p>
       <w:pPr>
@@ -33324,7 +33453,7 @@
         <w:pStyle w:val="Heading2"/>
         <w:spacing w:line="360" w:lineRule="auto"/>
       </w:pPr>
-      <w:bookmarkStart w:id="142" w:name="_Toc228548963"/>
+      <w:bookmarkStart w:id="143" w:name="_Toc228548963"/>
       <w:r>
         <w:rPr>
           <w:rFonts w:ascii="Times New Roman" w:hAnsi="Times New Roman"/>
@@ -33343,7 +33472,7 @@
         </w:rPr>
         <w:t>Critical Review</w:t>
       </w:r>
-      <w:bookmarkEnd w:id="142"/>
+      <w:bookmarkEnd w:id="143"/>
     </w:p>
     <w:p>
       <w:pPr>
@@ -33393,7 +33522,7 @@
         <w:pStyle w:val="Heading2"/>
         <w:spacing w:line="360" w:lineRule="auto"/>
       </w:pPr>
-      <w:bookmarkStart w:id="143" w:name="_Toc228548964"/>
+      <w:bookmarkStart w:id="144" w:name="_Toc228548964"/>
       <w:r>
         <w:rPr>
           <w:rFonts w:ascii="Times New Roman" w:hAnsi="Times New Roman"/>
@@ -33412,7 +33541,7 @@
         </w:rPr>
         <w:t>Future Recommendations</w:t>
       </w:r>
-      <w:bookmarkEnd w:id="143"/>
+      <w:bookmarkEnd w:id="144"/>
     </w:p>
     <w:p>
       <w:pPr>
@@ -33566,7 +33695,7 @@
         <w:pStyle w:val="Heading2"/>
         <w:spacing w:line="360" w:lineRule="auto"/>
       </w:pPr>
-      <w:bookmarkStart w:id="144" w:name="_Toc228548965"/>
+      <w:bookmarkStart w:id="145" w:name="_Toc228548965"/>
       <w:r>
         <w:rPr>
           <w:rFonts w:ascii="Times New Roman" w:hAnsi="Times New Roman"/>
@@ -33585,7 +33714,7 @@
         </w:rPr>
         <w:t>Summary</w:t>
       </w:r>
-      <w:bookmarkEnd w:id="144"/>
+      <w:bookmarkEnd w:id="145"/>
     </w:p>
     <w:p>
       <w:pPr>
@@ -33645,7 +33774,7 @@
           <w:color w:val="FF0000"/>
         </w:rPr>
       </w:pPr>
-      <w:bookmarkStart w:id="145" w:name="_Toc228548966"/>
+      <w:bookmarkStart w:id="146" w:name="_Toc228548966"/>
       <w:r>
         <w:rPr>
           <w:rFonts w:ascii="Times New Roman" w:hAnsi="Times New Roman"/>
@@ -33653,7 +33782,7 @@
         </w:rPr>
         <w:t>2.4 References</w:t>
       </w:r>
-      <w:bookmarkEnd w:id="145"/>
+      <w:bookmarkEnd w:id="146"/>
     </w:p>
     <w:p>
       <w:pPr>
@@ -33738,8 +33867,6 @@
           <w:sz w:val="24"/>
         </w:rPr>
       </w:pPr>
-      <w:bookmarkStart w:id="146" w:name="_GoBack"/>
-      <w:bookmarkEnd w:id="146"/>
     </w:p>
     <w:p>
       <w:pPr>
@@ -33912,7 +34039,7 @@
         <w:noProof/>
         <w:sz w:val="20"/>
       </w:rPr>
-      <w:t>47</w:t>
+      <w:t>41</w:t>
     </w:r>
     <w:r>
       <w:rPr>
@@ -46005,7 +46132,7 @@
 </file>
 
 <file path=customXml/itemProps1.xml><?xml version="1.0" encoding="utf-8"?>
-<ds:datastoreItem xmlns:ds="http://schemas.openxmlformats.org/officeDocument/2006/customXml" ds:itemID="{DCA90F49-0DF7-4614-AB84-35F3852BCE14}">
+<ds:datastoreItem xmlns:ds="http://schemas.openxmlformats.org/officeDocument/2006/customXml" ds:itemID="{A6F58775-D6D6-4335-B0D3-F3F64134E1F8}">
   <ds:schemaRefs>
     <ds:schemaRef ds:uri="http://schemas.openxmlformats.org/officeDocument/2006/bibliography"/>
   </ds:schemaRefs>

--- a/docs/FYP-Documentation/FYP Part 1 Documentation/Riphah_Konnect_FYP_Doc.docx
+++ b/docs/FYP-Documentation/FYP Part 1 Documentation/Riphah_Konnect_FYP_Doc.docx
@@ -32828,7 +32828,6 @@
         </w:rPr>
         <w:t xml:space="preserve">3. </w:t>
       </w:r>
-      <w:bookmarkStart w:id="136" w:name="_GoBack"/>
       <w:r>
         <w:rPr>
           <w:rFonts w:ascii="Times New Roman" w:hAnsi="Times New Roman"/>
@@ -32844,16 +32843,7 @@
           <w:color w:val="000000"/>
           <w:sz w:val="24"/>
         </w:rPr>
-        <w:t xml:space="preserve"> </w:t>
-      </w:r>
-      <w:bookmarkEnd w:id="136"/>
-      <w:r>
-        <w:rPr>
-          <w:rFonts w:ascii="Times New Roman" w:hAnsi="Times New Roman"/>
-          <w:color w:val="000000"/>
-          <w:sz w:val="24"/>
-        </w:rPr>
-        <w:t>A user could not join the same group twice. Creating a group was restricted to Coordination accounts.</w:t>
+        <w:t xml:space="preserve"> A user could not join the same group twice. Creating a group was restricted to Coordination accounts.</w:t>
       </w:r>
     </w:p>
     <w:p>
@@ -33005,7 +32995,7 @@
         <w:pStyle w:val="Heading2"/>
         <w:spacing w:line="360" w:lineRule="auto"/>
       </w:pPr>
-      <w:bookmarkStart w:id="137" w:name="_Toc228548957"/>
+      <w:bookmarkStart w:id="136" w:name="_Toc228548957"/>
       <w:r>
         <w:rPr>
           <w:rFonts w:ascii="Times New Roman" w:hAnsi="Times New Roman"/>
@@ -33024,7 +33014,7 @@
         </w:rPr>
         <w:t>Frontend Testing</w:t>
       </w:r>
-      <w:bookmarkEnd w:id="137"/>
+      <w:bookmarkEnd w:id="136"/>
     </w:p>
     <w:p>
       <w:pPr>
@@ -33097,7 +33087,7 @@
         <w:pStyle w:val="Heading2"/>
         <w:spacing w:line="360" w:lineRule="auto"/>
       </w:pPr>
-      <w:bookmarkStart w:id="138" w:name="_Toc228548958"/>
+      <w:bookmarkStart w:id="137" w:name="_Toc228548958"/>
       <w:r>
         <w:rPr>
           <w:rFonts w:ascii="Times New Roman" w:hAnsi="Times New Roman"/>
@@ -33116,7 +33106,7 @@
         </w:rPr>
         <w:t>Limitations</w:t>
       </w:r>
-      <w:bookmarkEnd w:id="138"/>
+      <w:bookmarkEnd w:id="137"/>
     </w:p>
     <w:p>
       <w:pPr>
@@ -33269,7 +33259,7 @@
           <w:sz w:val="40"/>
         </w:rPr>
       </w:pPr>
-      <w:bookmarkStart w:id="139" w:name="_Toc228548959"/>
+      <w:bookmarkStart w:id="138" w:name="_Toc228548959"/>
       <w:r>
         <w:rPr>
           <w:rFonts w:ascii="Times New Roman" w:hAnsi="Times New Roman"/>
@@ -33277,7 +33267,7 @@
         </w:rPr>
         <w:t>Chapter 7</w:t>
       </w:r>
-      <w:bookmarkEnd w:id="139"/>
+      <w:bookmarkEnd w:id="138"/>
     </w:p>
     <w:p>
       <w:pPr>
@@ -33288,7 +33278,7 @@
           <w:sz w:val="40"/>
         </w:rPr>
       </w:pPr>
-      <w:bookmarkStart w:id="140" w:name="_Toc228548960"/>
+      <w:bookmarkStart w:id="139" w:name="_Toc228548960"/>
       <w:r>
         <w:rPr>
           <w:rFonts w:ascii="Times New Roman" w:hAnsi="Times New Roman"/>
@@ -33296,7 +33286,7 @@
         </w:rPr>
         <w:t>Conclusion and Outlook</w:t>
       </w:r>
-      <w:bookmarkEnd w:id="140"/>
+      <w:bookmarkEnd w:id="139"/>
     </w:p>
     <w:p>
       <w:pPr>
@@ -33333,7 +33323,7 @@
         <w:pStyle w:val="Heading2"/>
         <w:spacing w:line="360" w:lineRule="auto"/>
       </w:pPr>
-      <w:bookmarkStart w:id="141" w:name="_Toc228548961"/>
+      <w:bookmarkStart w:id="140" w:name="_Toc228548961"/>
       <w:r>
         <w:rPr>
           <w:rFonts w:ascii="Times New Roman" w:hAnsi="Times New Roman"/>
@@ -33353,7 +33343,7 @@
         </w:rPr>
         <w:t>Introduction</w:t>
       </w:r>
-      <w:bookmarkEnd w:id="141"/>
+      <w:bookmarkEnd w:id="140"/>
     </w:p>
     <w:p>
       <w:pPr>
@@ -33377,7 +33367,7 @@
         <w:pStyle w:val="Heading2"/>
         <w:spacing w:line="360" w:lineRule="auto"/>
       </w:pPr>
-      <w:bookmarkStart w:id="142" w:name="_Toc228548962"/>
+      <w:bookmarkStart w:id="141" w:name="_Toc228548962"/>
       <w:r>
         <w:rPr>
           <w:rFonts w:ascii="Times New Roman" w:hAnsi="Times New Roman"/>
@@ -33396,7 +33386,7 @@
         </w:rPr>
         <w:t>Achievements</w:t>
       </w:r>
-      <w:bookmarkEnd w:id="142"/>
+      <w:bookmarkEnd w:id="141"/>
     </w:p>
     <w:p>
       <w:pPr>
@@ -33453,7 +33443,7 @@
         <w:pStyle w:val="Heading2"/>
         <w:spacing w:line="360" w:lineRule="auto"/>
       </w:pPr>
-      <w:bookmarkStart w:id="143" w:name="_Toc228548963"/>
+      <w:bookmarkStart w:id="142" w:name="_Toc228548963"/>
       <w:r>
         <w:rPr>
           <w:rFonts w:ascii="Times New Roman" w:hAnsi="Times New Roman"/>
@@ -33472,7 +33462,7 @@
         </w:rPr>
         <w:t>Critical Review</w:t>
       </w:r>
-      <w:bookmarkEnd w:id="143"/>
+      <w:bookmarkEnd w:id="142"/>
     </w:p>
     <w:p>
       <w:pPr>
@@ -33522,7 +33512,7 @@
         <w:pStyle w:val="Heading2"/>
         <w:spacing w:line="360" w:lineRule="auto"/>
       </w:pPr>
-      <w:bookmarkStart w:id="144" w:name="_Toc228548964"/>
+      <w:bookmarkStart w:id="143" w:name="_Toc228548964"/>
       <w:r>
         <w:rPr>
           <w:rFonts w:ascii="Times New Roman" w:hAnsi="Times New Roman"/>
@@ -33541,7 +33531,7 @@
         </w:rPr>
         <w:t>Future Recommendations</w:t>
       </w:r>
-      <w:bookmarkEnd w:id="144"/>
+      <w:bookmarkEnd w:id="143"/>
     </w:p>
     <w:p>
       <w:pPr>
@@ -33695,7 +33685,7 @@
         <w:pStyle w:val="Heading2"/>
         <w:spacing w:line="360" w:lineRule="auto"/>
       </w:pPr>
-      <w:bookmarkStart w:id="145" w:name="_Toc228548965"/>
+      <w:bookmarkStart w:id="144" w:name="_Toc228548965"/>
       <w:r>
         <w:rPr>
           <w:rFonts w:ascii="Times New Roman" w:hAnsi="Times New Roman"/>
@@ -33714,7 +33704,7 @@
         </w:rPr>
         <w:t>Summary</w:t>
       </w:r>
-      <w:bookmarkEnd w:id="145"/>
+      <w:bookmarkEnd w:id="144"/>
     </w:p>
     <w:p>
       <w:pPr>
@@ -33774,7 +33764,7 @@
           <w:color w:val="FF0000"/>
         </w:rPr>
       </w:pPr>
-      <w:bookmarkStart w:id="146" w:name="_Toc228548966"/>
+      <w:bookmarkStart w:id="145" w:name="_Toc228548966"/>
       <w:r>
         <w:rPr>
           <w:rFonts w:ascii="Times New Roman" w:hAnsi="Times New Roman"/>
@@ -33782,7 +33772,7 @@
         </w:rPr>
         <w:t>2.4 References</w:t>
       </w:r>
-      <w:bookmarkEnd w:id="146"/>
+      <w:bookmarkEnd w:id="145"/>
     </w:p>
     <w:p>
       <w:pPr>
@@ -33856,6 +33846,27 @@
         </w:rPr>
         <w:t>[4] CampusGroups Inc., "CampusGroups: Campus Engagement Platform," used at 190+ universities including Stanford, Cornell, Princeton, and Duke. [Online]. Available: https://www.campusgroups.com. [Accessed: Apr. 2026].</w:t>
       </w:r>
+    </w:p>
+    <w:p>
+      <w:pPr>
+        <w:spacing w:before="160" w:after="100" w:line="360" w:lineRule="auto"/>
+        <w:jc w:val="both"/>
+        <w:rPr>
+          <w:rFonts w:ascii="Times New Roman" w:hAnsi="Times New Roman"/>
+          <w:color w:val="FF0000"/>
+          <w:sz w:val="24"/>
+        </w:rPr>
+      </w:pPr>
+      <w:r>
+        <w:rPr>
+          <w:rFonts w:ascii="Times New Roman" w:hAnsi="Times New Roman"/>
+          <w:color w:val="FF0000"/>
+          <w:sz w:val="24"/>
+        </w:rPr>
+        <w:t xml:space="preserve">Campus group </w:t>
+      </w:r>
+      <w:bookmarkStart w:id="146" w:name="_GoBack"/>
+      <w:bookmarkEnd w:id="146"/>
     </w:p>
     <w:p>
       <w:pPr>
@@ -34039,7 +34050,7 @@
         <w:noProof/>
         <w:sz w:val="20"/>
       </w:rPr>
-      <w:t>41</w:t>
+      <w:t>46</w:t>
     </w:r>
     <w:r>
       <w:rPr>
@@ -46132,7 +46143,7 @@
 </file>
 
 <file path=customXml/itemProps1.xml><?xml version="1.0" encoding="utf-8"?>
-<ds:datastoreItem xmlns:ds="http://schemas.openxmlformats.org/officeDocument/2006/customXml" ds:itemID="{A6F58775-D6D6-4335-B0D3-F3F64134E1F8}">
+<ds:datastoreItem xmlns:ds="http://schemas.openxmlformats.org/officeDocument/2006/customXml" ds:itemID="{75007018-15AD-4E3B-9AAB-09CBAC919E4F}">
   <ds:schemaRefs>
     <ds:schemaRef ds:uri="http://schemas.openxmlformats.org/officeDocument/2006/bibliography"/>
   </ds:schemaRefs>

--- a/docs/FYP-Documentation/FYP Part 1 Documentation/Riphah_Konnect_FYP_Doc.docx
+++ b/docs/FYP-Documentation/FYP Part 1 Documentation/Riphah_Konnect_FYP_Doc.docx
@@ -33857,14 +33857,6 @@
           <w:sz w:val="24"/>
         </w:rPr>
       </w:pPr>
-      <w:r>
-        <w:rPr>
-          <w:rFonts w:ascii="Times New Roman" w:hAnsi="Times New Roman"/>
-          <w:color w:val="FF0000"/>
-          <w:sz w:val="24"/>
-        </w:rPr>
-        <w:t xml:space="preserve">Campus group </w:t>
-      </w:r>
       <w:bookmarkStart w:id="146" w:name="_GoBack"/>
       <w:bookmarkEnd w:id="146"/>
     </w:p>
@@ -46143,7 +46135,7 @@
 </file>
 
 <file path=customXml/itemProps1.xml><?xml version="1.0" encoding="utf-8"?>
-<ds:datastoreItem xmlns:ds="http://schemas.openxmlformats.org/officeDocument/2006/customXml" ds:itemID="{75007018-15AD-4E3B-9AAB-09CBAC919E4F}">
+<ds:datastoreItem xmlns:ds="http://schemas.openxmlformats.org/officeDocument/2006/customXml" ds:itemID="{BF35E2D3-154F-48A0-8F43-E371066768AE}">
   <ds:schemaRefs>
     <ds:schemaRef ds:uri="http://schemas.openxmlformats.org/officeDocument/2006/bibliography"/>
   </ds:schemaRefs>

--- a/docs/FYP-Documentation/FYP Part 1 Documentation/Riphah_Konnect_FYP_Doc.docx
+++ b/docs/FYP-Documentation/FYP Part 1 Documentation/Riphah_Konnect_FYP_Doc.docx
@@ -33779,13 +33779,16 @@
         <w:spacing w:before="160" w:after="100" w:line="360" w:lineRule="auto"/>
         <w:jc w:val="both"/>
         <w:rPr>
+          <w:b/>
           <w:color w:val="FF0000"/>
           <w:sz w:val="24"/>
         </w:rPr>
       </w:pPr>
-      <w:r>
-        <w:rPr>
-          <w:rFonts w:ascii="Times New Roman" w:hAnsi="Times New Roman"/>
+      <w:bookmarkStart w:id="146" w:name="_GoBack"/>
+      <w:r>
+        <w:rPr>
+          <w:rFonts w:ascii="Times New Roman" w:hAnsi="Times New Roman"/>
+          <w:b/>
           <w:color w:val="FF0000"/>
           <w:sz w:val="24"/>
         </w:rPr>
@@ -33797,6 +33800,7 @@
         <w:spacing w:before="160" w:after="100" w:line="360" w:lineRule="auto"/>
         <w:jc w:val="both"/>
         <w:rPr>
+          <w:b/>
           <w:color w:val="FF0000"/>
           <w:sz w:val="24"/>
         </w:rPr>
@@ -33804,6 +33808,7 @@
       <w:r>
         <w:rPr>
           <w:rFonts w:ascii="Times New Roman" w:hAnsi="Times New Roman"/>
+          <w:b/>
           <w:color w:val="FF0000"/>
           <w:sz w:val="24"/>
         </w:rPr>
@@ -33815,6 +33820,7 @@
         <w:spacing w:before="160" w:after="100" w:line="360" w:lineRule="auto"/>
         <w:jc w:val="both"/>
         <w:rPr>
+          <w:b/>
           <w:color w:val="FF0000"/>
           <w:sz w:val="24"/>
         </w:rPr>
@@ -33822,6 +33828,7 @@
       <w:r>
         <w:rPr>
           <w:rFonts w:ascii="Times New Roman" w:hAnsi="Times New Roman"/>
+          <w:b/>
           <w:color w:val="FF0000"/>
           <w:sz w:val="24"/>
         </w:rPr>
@@ -33834,6 +33841,7 @@
         <w:jc w:val="both"/>
         <w:rPr>
           <w:rFonts w:ascii="Times New Roman" w:hAnsi="Times New Roman"/>
+          <w:b/>
           <w:color w:val="FF0000"/>
           <w:sz w:val="24"/>
         </w:rPr>
@@ -33841,12 +33849,14 @@
       <w:r>
         <w:rPr>
           <w:rFonts w:ascii="Times New Roman" w:hAnsi="Times New Roman"/>
+          <w:b/>
           <w:color w:val="FF0000"/>
           <w:sz w:val="24"/>
         </w:rPr>
         <w:t>[4] CampusGroups Inc., "CampusGroups: Campus Engagement Platform," used at 190+ universities including Stanford, Cornell, Princeton, and Duke. [Online]. Available: https://www.campusgroups.com. [Accessed: Apr. 2026].</w:t>
       </w:r>
     </w:p>
+    <w:bookmarkEnd w:id="146"/>
     <w:p>
       <w:pPr>
         <w:spacing w:before="160" w:after="100" w:line="360" w:lineRule="auto"/>
@@ -33857,8 +33867,6 @@
           <w:sz w:val="24"/>
         </w:rPr>
       </w:pPr>
-      <w:bookmarkStart w:id="146" w:name="_GoBack"/>
-      <w:bookmarkEnd w:id="146"/>
     </w:p>
     <w:p>
       <w:pPr>
@@ -46135,7 +46143,7 @@
 </file>
 
 <file path=customXml/itemProps1.xml><?xml version="1.0" encoding="utf-8"?>
-<ds:datastoreItem xmlns:ds="http://schemas.openxmlformats.org/officeDocument/2006/customXml" ds:itemID="{BF35E2D3-154F-48A0-8F43-E371066768AE}">
+<ds:datastoreItem xmlns:ds="http://schemas.openxmlformats.org/officeDocument/2006/customXml" ds:itemID="{610141C7-1546-4181-A1A8-7A6ED97F5F40}">
   <ds:schemaRefs>
     <ds:schemaRef ds:uri="http://schemas.openxmlformats.org/officeDocument/2006/bibliography"/>
   </ds:schemaRefs>

--- a/docs/FYP-Documentation/FYP Part 1 Documentation/Riphah_Konnect_FYP_Doc.docx
+++ b/docs/FYP-Documentation/FYP Part 1 Documentation/Riphah_Konnect_FYP_Doc.docx
@@ -832,7 +832,7 @@
                     </wp:anchor>
                   </w:drawing>
                 </mc:Choice>
-                <mc:Fallback xmlns:w16sdtdh="http://schemas.microsoft.com/office/word/2020/wordml/sdtdatahash" xmlns:w16du="http://schemas.microsoft.com/office/word/2023/wordml/word16du" xmlns:w16="http://schemas.microsoft.com/office/word/2018/wordml" xmlns:w16cid="http://schemas.microsoft.com/office/word/2016/wordml/cid" xmlns:w16cex="http://schemas.microsoft.com/office/word/2018/wordml/cex" xmlns:oel="http://schemas.microsoft.com/office/2019/extlst" xmlns:am3d="http://schemas.microsoft.com/office/drawing/2017/model3d" xmlns:aink="http://schemas.microsoft.com/office/drawing/2016/ink" xmlns:cx8="http://schemas.microsoft.com/office/drawing/2016/5/14/chartex" xmlns:cx7="http://schemas.microsoft.com/office/drawing/2016/5/13/chartex" xmlns:cx6="http://schemas.microsoft.com/office/drawing/2016/5/12/chartex" xmlns:cx5="http://schemas.microsoft.com/office/drawing/2016/5/11/chartex" xmlns:cx4="http://schemas.microsoft.com/office/drawing/2016/5/10/chartex" xmlns:cx3="http://schemas.microsoft.com/office/drawing/2016/5/9/chartex" xmlns:cx2="http://schemas.microsoft.com/office/drawing/2015/10/21/chartex">
+                <mc:Fallback xmlns:cx2="http://schemas.microsoft.com/office/drawing/2015/10/21/chartex" xmlns:cx3="http://schemas.microsoft.com/office/drawing/2016/5/9/chartex" xmlns:cx4="http://schemas.microsoft.com/office/drawing/2016/5/10/chartex" xmlns:cx5="http://schemas.microsoft.com/office/drawing/2016/5/11/chartex" xmlns:cx6="http://schemas.microsoft.com/office/drawing/2016/5/12/chartex" xmlns:cx7="http://schemas.microsoft.com/office/drawing/2016/5/13/chartex" xmlns:cx8="http://schemas.microsoft.com/office/drawing/2016/5/14/chartex" xmlns:aink="http://schemas.microsoft.com/office/drawing/2016/ink" xmlns:am3d="http://schemas.microsoft.com/office/drawing/2017/model3d" xmlns:oel="http://schemas.microsoft.com/office/2019/extlst" xmlns:w16cex="http://schemas.microsoft.com/office/word/2018/wordml/cex" xmlns:w16cid="http://schemas.microsoft.com/office/word/2016/wordml/cid" xmlns:w16="http://schemas.microsoft.com/office/word/2018/wordml" xmlns:w16du="http://schemas.microsoft.com/office/word/2023/wordml/word16du" xmlns:w16sdtdh="http://schemas.microsoft.com/office/word/2020/wordml/sdtdatahash">
                   <w:pict>
                     <v:line w14:anchorId="69B6803B" id="Straight Connector 7" o:spid="_x0000_s1026" style="position:absolute;z-index:251659264;visibility:visible;mso-wrap-style:square;mso-width-percent:0;mso-height-percent:0;mso-wrap-distance-left:9pt;mso-wrap-distance-top:0;mso-wrap-distance-right:9pt;mso-wrap-distance-bottom:0;mso-position-horizontal:absolute;mso-position-horizontal-relative:text;mso-position-vertical:absolute;mso-position-vertical-relative:text;mso-width-percent:0;mso-height-percent:0;mso-width-relative:page;mso-height-relative:page" from=".3pt,8.95pt" to="189.3pt,8.95pt" o:gfxdata="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"/>
                   </w:pict>
@@ -1054,7 +1054,7 @@
                     </wp:anchor>
                   </w:drawing>
                 </mc:Choice>
-                <mc:Fallback xmlns:w16sdtdh="http://schemas.microsoft.com/office/word/2020/wordml/sdtdatahash" xmlns:w16du="http://schemas.microsoft.com/office/word/2023/wordml/word16du" xmlns:w16="http://schemas.microsoft.com/office/word/2018/wordml" xmlns:w16cid="http://schemas.microsoft.com/office/word/2016/wordml/cid" xmlns:w16cex="http://schemas.microsoft.com/office/word/2018/wordml/cex" xmlns:oel="http://schemas.microsoft.com/office/2019/extlst" xmlns:am3d="http://schemas.microsoft.com/office/drawing/2017/model3d" xmlns:aink="http://schemas.microsoft.com/office/drawing/2016/ink" xmlns:cx8="http://schemas.microsoft.com/office/drawing/2016/5/14/chartex" xmlns:cx7="http://schemas.microsoft.com/office/drawing/2016/5/13/chartex" xmlns:cx6="http://schemas.microsoft.com/office/drawing/2016/5/12/chartex" xmlns:cx5="http://schemas.microsoft.com/office/drawing/2016/5/11/chartex" xmlns:cx4="http://schemas.microsoft.com/office/drawing/2016/5/10/chartex" xmlns:cx3="http://schemas.microsoft.com/office/drawing/2016/5/9/chartex" xmlns:cx2="http://schemas.microsoft.com/office/drawing/2015/10/21/chartex">
+                <mc:Fallback xmlns:cx2="http://schemas.microsoft.com/office/drawing/2015/10/21/chartex" xmlns:cx3="http://schemas.microsoft.com/office/drawing/2016/5/9/chartex" xmlns:cx4="http://schemas.microsoft.com/office/drawing/2016/5/10/chartex" xmlns:cx5="http://schemas.microsoft.com/office/drawing/2016/5/11/chartex" xmlns:cx6="http://schemas.microsoft.com/office/drawing/2016/5/12/chartex" xmlns:cx7="http://schemas.microsoft.com/office/drawing/2016/5/13/chartex" xmlns:cx8="http://schemas.microsoft.com/office/drawing/2016/5/14/chartex" xmlns:aink="http://schemas.microsoft.com/office/drawing/2016/ink" xmlns:am3d="http://schemas.microsoft.com/office/drawing/2017/model3d" xmlns:oel="http://schemas.microsoft.com/office/2019/extlst" xmlns:w16cex="http://schemas.microsoft.com/office/word/2018/wordml/cex" xmlns:w16cid="http://schemas.microsoft.com/office/word/2016/wordml/cid" xmlns:w16="http://schemas.microsoft.com/office/word/2018/wordml" xmlns:w16du="http://schemas.microsoft.com/office/word/2023/wordml/word16du" xmlns:w16sdtdh="http://schemas.microsoft.com/office/word/2020/wordml/sdtdatahash">
                   <w:pict>
                     <v:line w14:anchorId="0BF08EDF" id="Straight Connector 6" o:spid="_x0000_s1026" style="position:absolute;z-index:251660288;visibility:visible;mso-wrap-style:square;mso-width-percent:0;mso-height-percent:0;mso-wrap-distance-left:9pt;mso-wrap-distance-top:0;mso-wrap-distance-right:9pt;mso-wrap-distance-bottom:0;mso-position-horizontal:absolute;mso-position-horizontal-relative:text;mso-position-vertical:absolute;mso-position-vertical-relative:text;mso-width-percent:0;mso-height-percent:0;mso-width-relative:page;mso-height-relative:page" from=".4pt,5.3pt" to="189.4pt,5.3pt" o:gfxdata="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"/>
                   </w:pict>
@@ -31893,27 +31893,14 @@
       <w:r>
         <w:t>6.</w:t>
       </w:r>
-      <w:r>
-        <w:fldChar w:fldCharType="begin"/>
-      </w:r>
-      <w:r>
-        <w:instrText xml:space="preserve"> SEQ Table \* ARABIC </w:instrText>
-      </w:r>
-      <w:r>
-        <w:fldChar w:fldCharType="separate"/>
-      </w:r>
-      <w:r>
-        <w:rPr>
-          <w:noProof/>
-        </w:rPr>
-        <w:t>1</w:t>
-      </w:r>
-      <w:r>
-        <w:rPr>
-          <w:noProof/>
-        </w:rPr>
-        <w:fldChar w:fldCharType="end"/>
-      </w:r>
+      <w:fldSimple w:instr=" SEQ Table \* ARABIC ">
+        <w:r>
+          <w:rPr>
+            <w:noProof/>
+          </w:rPr>
+          <w:t>1</w:t>
+        </w:r>
+      </w:fldSimple>
       <w:r>
         <w:t>: Test Execution Results</w:t>
       </w:r>
@@ -33779,7 +33766,6 @@
         <w:spacing w:before="160" w:after="100" w:line="360" w:lineRule="auto"/>
         <w:jc w:val="both"/>
         <w:rPr>
-          <w:b/>
           <w:color w:val="FF0000"/>
           <w:sz w:val="24"/>
         </w:rPr>
@@ -33788,7 +33774,6 @@
       <w:r>
         <w:rPr>
           <w:rFonts w:ascii="Times New Roman" w:hAnsi="Times New Roman"/>
-          <w:b/>
           <w:color w:val="FF0000"/>
           <w:sz w:val="24"/>
         </w:rPr>
@@ -33800,7 +33785,6 @@
         <w:spacing w:before="160" w:after="100" w:line="360" w:lineRule="auto"/>
         <w:jc w:val="both"/>
         <w:rPr>
-          <w:b/>
           <w:color w:val="FF0000"/>
           <w:sz w:val="24"/>
         </w:rPr>
@@ -33808,7 +33792,6 @@
       <w:r>
         <w:rPr>
           <w:rFonts w:ascii="Times New Roman" w:hAnsi="Times New Roman"/>
-          <w:b/>
           <w:color w:val="FF0000"/>
           <w:sz w:val="24"/>
         </w:rPr>
@@ -33820,7 +33803,6 @@
         <w:spacing w:before="160" w:after="100" w:line="360" w:lineRule="auto"/>
         <w:jc w:val="both"/>
         <w:rPr>
-          <w:b/>
           <w:color w:val="FF0000"/>
           <w:sz w:val="24"/>
         </w:rPr>
@@ -33828,7 +33810,6 @@
       <w:r>
         <w:rPr>
           <w:rFonts w:ascii="Times New Roman" w:hAnsi="Times New Roman"/>
-          <w:b/>
           <w:color w:val="FF0000"/>
           <w:sz w:val="24"/>
         </w:rPr>
@@ -33841,7 +33822,6 @@
         <w:jc w:val="both"/>
         <w:rPr>
           <w:rFonts w:ascii="Times New Roman" w:hAnsi="Times New Roman"/>
-          <w:b/>
           <w:color w:val="FF0000"/>
           <w:sz w:val="24"/>
         </w:rPr>
@@ -33849,7 +33829,6 @@
       <w:r>
         <w:rPr>
           <w:rFonts w:ascii="Times New Roman" w:hAnsi="Times New Roman"/>
-          <w:b/>
           <w:color w:val="FF0000"/>
           <w:sz w:val="24"/>
         </w:rPr>
@@ -46143,7 +46122,7 @@
 </file>
 
 <file path=customXml/itemProps1.xml><?xml version="1.0" encoding="utf-8"?>
-<ds:datastoreItem xmlns:ds="http://schemas.openxmlformats.org/officeDocument/2006/customXml" ds:itemID="{610141C7-1546-4181-A1A8-7A6ED97F5F40}">
+<ds:datastoreItem xmlns:ds="http://schemas.openxmlformats.org/officeDocument/2006/customXml" ds:itemID="{423C955B-13B8-4A76-88F0-EFE94308846A}">
   <ds:schemaRefs>
     <ds:schemaRef ds:uri="http://schemas.openxmlformats.org/officeDocument/2006/bibliography"/>
   </ds:schemaRefs>

--- a/docs/FYP-Documentation/FYP Part 1 Documentation/Riphah_Konnect_FYP_Doc.docx
+++ b/docs/FYP-Documentation/FYP Part 1 Documentation/Riphah_Konnect_FYP_Doc.docx
@@ -832,7 +832,7 @@
                     </wp:anchor>
                   </w:drawing>
                 </mc:Choice>
-                <mc:Fallback xmlns:cx2="http://schemas.microsoft.com/office/drawing/2015/10/21/chartex" xmlns:cx3="http://schemas.microsoft.com/office/drawing/2016/5/9/chartex" xmlns:cx4="http://schemas.microsoft.com/office/drawing/2016/5/10/chartex" xmlns:cx5="http://schemas.microsoft.com/office/drawing/2016/5/11/chartex" xmlns:cx6="http://schemas.microsoft.com/office/drawing/2016/5/12/chartex" xmlns:cx7="http://schemas.microsoft.com/office/drawing/2016/5/13/chartex" xmlns:cx8="http://schemas.microsoft.com/office/drawing/2016/5/14/chartex" xmlns:aink="http://schemas.microsoft.com/office/drawing/2016/ink" xmlns:am3d="http://schemas.microsoft.com/office/drawing/2017/model3d" xmlns:oel="http://schemas.microsoft.com/office/2019/extlst" xmlns:w16cex="http://schemas.microsoft.com/office/word/2018/wordml/cex" xmlns:w16cid="http://schemas.microsoft.com/office/word/2016/wordml/cid" xmlns:w16="http://schemas.microsoft.com/office/word/2018/wordml" xmlns:w16du="http://schemas.microsoft.com/office/word/2023/wordml/word16du" xmlns:w16sdtdh="http://schemas.microsoft.com/office/word/2020/wordml/sdtdatahash">
+                <mc:Fallback xmlns:w16sdtdh="http://schemas.microsoft.com/office/word/2020/wordml/sdtdatahash" xmlns:w16du="http://schemas.microsoft.com/office/word/2023/wordml/word16du" xmlns:w16="http://schemas.microsoft.com/office/word/2018/wordml" xmlns:w16cid="http://schemas.microsoft.com/office/word/2016/wordml/cid" xmlns:w16cex="http://schemas.microsoft.com/office/word/2018/wordml/cex" xmlns:oel="http://schemas.microsoft.com/office/2019/extlst" xmlns:am3d="http://schemas.microsoft.com/office/drawing/2017/model3d" xmlns:aink="http://schemas.microsoft.com/office/drawing/2016/ink" xmlns:cx8="http://schemas.microsoft.com/office/drawing/2016/5/14/chartex" xmlns:cx7="http://schemas.microsoft.com/office/drawing/2016/5/13/chartex" xmlns:cx6="http://schemas.microsoft.com/office/drawing/2016/5/12/chartex" xmlns:cx5="http://schemas.microsoft.com/office/drawing/2016/5/11/chartex" xmlns:cx4="http://schemas.microsoft.com/office/drawing/2016/5/10/chartex" xmlns:cx3="http://schemas.microsoft.com/office/drawing/2016/5/9/chartex" xmlns:cx2="http://schemas.microsoft.com/office/drawing/2015/10/21/chartex">
                   <w:pict>
                     <v:line w14:anchorId="69B6803B" id="Straight Connector 7" o:spid="_x0000_s1026" style="position:absolute;z-index:251659264;visibility:visible;mso-wrap-style:square;mso-width-percent:0;mso-height-percent:0;mso-wrap-distance-left:9pt;mso-wrap-distance-top:0;mso-wrap-distance-right:9pt;mso-wrap-distance-bottom:0;mso-position-horizontal:absolute;mso-position-horizontal-relative:text;mso-position-vertical:absolute;mso-position-vertical-relative:text;mso-width-percent:0;mso-height-percent:0;mso-width-relative:page;mso-height-relative:page" from=".3pt,8.95pt" to="189.3pt,8.95pt" o:gfxdata="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"/>
                   </w:pict>
@@ -1054,7 +1054,7 @@
                     </wp:anchor>
                   </w:drawing>
                 </mc:Choice>
-                <mc:Fallback xmlns:cx2="http://schemas.microsoft.com/office/drawing/2015/10/21/chartex" xmlns:cx3="http://schemas.microsoft.com/office/drawing/2016/5/9/chartex" xmlns:cx4="http://schemas.microsoft.com/office/drawing/2016/5/10/chartex" xmlns:cx5="http://schemas.microsoft.com/office/drawing/2016/5/11/chartex" xmlns:cx6="http://schemas.microsoft.com/office/drawing/2016/5/12/chartex" xmlns:cx7="http://schemas.microsoft.com/office/drawing/2016/5/13/chartex" xmlns:cx8="http://schemas.microsoft.com/office/drawing/2016/5/14/chartex" xmlns:aink="http://schemas.microsoft.com/office/drawing/2016/ink" xmlns:am3d="http://schemas.microsoft.com/office/drawing/2017/model3d" xmlns:oel="http://schemas.microsoft.com/office/2019/extlst" xmlns:w16cex="http://schemas.microsoft.com/office/word/2018/wordml/cex" xmlns:w16cid="http://schemas.microsoft.com/office/word/2016/wordml/cid" xmlns:w16="http://schemas.microsoft.com/office/word/2018/wordml" xmlns:w16du="http://schemas.microsoft.com/office/word/2023/wordml/word16du" xmlns:w16sdtdh="http://schemas.microsoft.com/office/word/2020/wordml/sdtdatahash">
+                <mc:Fallback xmlns:w16sdtdh="http://schemas.microsoft.com/office/word/2020/wordml/sdtdatahash" xmlns:w16du="http://schemas.microsoft.com/office/word/2023/wordml/word16du" xmlns:w16="http://schemas.microsoft.com/office/word/2018/wordml" xmlns:w16cid="http://schemas.microsoft.com/office/word/2016/wordml/cid" xmlns:w16cex="http://schemas.microsoft.com/office/word/2018/wordml/cex" xmlns:oel="http://schemas.microsoft.com/office/2019/extlst" xmlns:am3d="http://schemas.microsoft.com/office/drawing/2017/model3d" xmlns:aink="http://schemas.microsoft.com/office/drawing/2016/ink" xmlns:cx8="http://schemas.microsoft.com/office/drawing/2016/5/14/chartex" xmlns:cx7="http://schemas.microsoft.com/office/drawing/2016/5/13/chartex" xmlns:cx6="http://schemas.microsoft.com/office/drawing/2016/5/12/chartex" xmlns:cx5="http://schemas.microsoft.com/office/drawing/2016/5/11/chartex" xmlns:cx4="http://schemas.microsoft.com/office/drawing/2016/5/10/chartex" xmlns:cx3="http://schemas.microsoft.com/office/drawing/2016/5/9/chartex" xmlns:cx2="http://schemas.microsoft.com/office/drawing/2015/10/21/chartex">
                   <w:pict>
                     <v:line w14:anchorId="0BF08EDF" id="Straight Connector 6" o:spid="_x0000_s1026" style="position:absolute;z-index:251660288;visibility:visible;mso-wrap-style:square;mso-width-percent:0;mso-height-percent:0;mso-wrap-distance-left:9pt;mso-wrap-distance-top:0;mso-wrap-distance-right:9pt;mso-wrap-distance-bottom:0;mso-position-horizontal:absolute;mso-position-horizontal-relative:text;mso-position-vertical:absolute;mso-position-vertical-relative:text;mso-width-percent:0;mso-height-percent:0;mso-width-relative:page;mso-height-relative:page" from=".4pt,5.3pt" to="189.4pt,5.3pt" o:gfxdata="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"/>
                   </w:pict>
@@ -31893,14 +31893,27 @@
       <w:r>
         <w:t>6.</w:t>
       </w:r>
-      <w:fldSimple w:instr=" SEQ Table \* ARABIC ">
-        <w:r>
-          <w:rPr>
-            <w:noProof/>
-          </w:rPr>
-          <w:t>1</w:t>
-        </w:r>
-      </w:fldSimple>
+      <w:r>
+        <w:fldChar w:fldCharType="begin"/>
+      </w:r>
+      <w:r>
+        <w:instrText xml:space="preserve"> SEQ Table \* ARABIC </w:instrText>
+      </w:r>
+      <w:r>
+        <w:fldChar w:fldCharType="separate"/>
+      </w:r>
+      <w:r>
+        <w:rPr>
+          <w:noProof/>
+        </w:rPr>
+        <w:t>1</w:t>
+      </w:r>
+      <w:r>
+        <w:rPr>
+          <w:noProof/>
+        </w:rPr>
+        <w:fldChar w:fldCharType="end"/>
+      </w:r>
       <w:r>
         <w:t>: Test Execution Results</w:t>
       </w:r>
@@ -33766,6 +33779,7 @@
         <w:spacing w:before="160" w:after="100" w:line="360" w:lineRule="auto"/>
         <w:jc w:val="both"/>
         <w:rPr>
+          <w:b/>
           <w:color w:val="FF0000"/>
           <w:sz w:val="24"/>
         </w:rPr>
@@ -33774,6 +33788,7 @@
       <w:r>
         <w:rPr>
           <w:rFonts w:ascii="Times New Roman" w:hAnsi="Times New Roman"/>
+          <w:b/>
           <w:color w:val="FF0000"/>
           <w:sz w:val="24"/>
         </w:rPr>
@@ -33785,6 +33800,7 @@
         <w:spacing w:before="160" w:after="100" w:line="360" w:lineRule="auto"/>
         <w:jc w:val="both"/>
         <w:rPr>
+          <w:b/>
           <w:color w:val="FF0000"/>
           <w:sz w:val="24"/>
         </w:rPr>
@@ -33792,6 +33808,7 @@
       <w:r>
         <w:rPr>
           <w:rFonts w:ascii="Times New Roman" w:hAnsi="Times New Roman"/>
+          <w:b/>
           <w:color w:val="FF0000"/>
           <w:sz w:val="24"/>
         </w:rPr>
@@ -33803,6 +33820,7 @@
         <w:spacing w:before="160" w:after="100" w:line="360" w:lineRule="auto"/>
         <w:jc w:val="both"/>
         <w:rPr>
+          <w:b/>
           <w:color w:val="FF0000"/>
           <w:sz w:val="24"/>
         </w:rPr>
@@ -33810,6 +33828,7 @@
       <w:r>
         <w:rPr>
           <w:rFonts w:ascii="Times New Roman" w:hAnsi="Times New Roman"/>
+          <w:b/>
           <w:color w:val="FF0000"/>
           <w:sz w:val="24"/>
         </w:rPr>
@@ -33822,6 +33841,7 @@
         <w:jc w:val="both"/>
         <w:rPr>
           <w:rFonts w:ascii="Times New Roman" w:hAnsi="Times New Roman"/>
+          <w:b/>
           <w:color w:val="FF0000"/>
           <w:sz w:val="24"/>
         </w:rPr>
@@ -33829,6 +33849,7 @@
       <w:r>
         <w:rPr>
           <w:rFonts w:ascii="Times New Roman" w:hAnsi="Times New Roman"/>
+          <w:b/>
           <w:color w:val="FF0000"/>
           <w:sz w:val="24"/>
         </w:rPr>
@@ -46122,7 +46143,7 @@
 </file>
 
 <file path=customXml/itemProps1.xml><?xml version="1.0" encoding="utf-8"?>
-<ds:datastoreItem xmlns:ds="http://schemas.openxmlformats.org/officeDocument/2006/customXml" ds:itemID="{423C955B-13B8-4A76-88F0-EFE94308846A}">
+<ds:datastoreItem xmlns:ds="http://schemas.openxmlformats.org/officeDocument/2006/customXml" ds:itemID="{B2433320-B56F-45AF-8284-8A6CCD886F17}">
   <ds:schemaRefs>
     <ds:schemaRef ds:uri="http://schemas.openxmlformats.org/officeDocument/2006/bibliography"/>
   </ds:schemaRefs>

--- a/docs/FYP-Documentation/FYP Part 1 Documentation/Riphah_Konnect_FYP_Doc.docx
+++ b/docs/FYP-Documentation/FYP Part 1 Documentation/Riphah_Konnect_FYP_Doc.docx
@@ -832,7 +832,7 @@
                     </wp:anchor>
                   </w:drawing>
                 </mc:Choice>
-                <mc:Fallback xmlns:w16sdtdh="http://schemas.microsoft.com/office/word/2020/wordml/sdtdatahash" xmlns:w16du="http://schemas.microsoft.com/office/word/2023/wordml/word16du" xmlns:w16="http://schemas.microsoft.com/office/word/2018/wordml" xmlns:w16cid="http://schemas.microsoft.com/office/word/2016/wordml/cid" xmlns:w16cex="http://schemas.microsoft.com/office/word/2018/wordml/cex" xmlns:oel="http://schemas.microsoft.com/office/2019/extlst" xmlns:am3d="http://schemas.microsoft.com/office/drawing/2017/model3d" xmlns:aink="http://schemas.microsoft.com/office/drawing/2016/ink" xmlns:cx8="http://schemas.microsoft.com/office/drawing/2016/5/14/chartex" xmlns:cx7="http://schemas.microsoft.com/office/drawing/2016/5/13/chartex" xmlns:cx6="http://schemas.microsoft.com/office/drawing/2016/5/12/chartex" xmlns:cx5="http://schemas.microsoft.com/office/drawing/2016/5/11/chartex" xmlns:cx4="http://schemas.microsoft.com/office/drawing/2016/5/10/chartex" xmlns:cx3="http://schemas.microsoft.com/office/drawing/2016/5/9/chartex" xmlns:cx2="http://schemas.microsoft.com/office/drawing/2015/10/21/chartex">
+                <mc:Fallback xmlns:cx2="http://schemas.microsoft.com/office/drawing/2015/10/21/chartex" xmlns:cx3="http://schemas.microsoft.com/office/drawing/2016/5/9/chartex" xmlns:cx4="http://schemas.microsoft.com/office/drawing/2016/5/10/chartex" xmlns:cx5="http://schemas.microsoft.com/office/drawing/2016/5/11/chartex" xmlns:cx6="http://schemas.microsoft.com/office/drawing/2016/5/12/chartex" xmlns:cx7="http://schemas.microsoft.com/office/drawing/2016/5/13/chartex" xmlns:cx8="http://schemas.microsoft.com/office/drawing/2016/5/14/chartex" xmlns:aink="http://schemas.microsoft.com/office/drawing/2016/ink" xmlns:am3d="http://schemas.microsoft.com/office/drawing/2017/model3d" xmlns:oel="http://schemas.microsoft.com/office/2019/extlst" xmlns:w16cex="http://schemas.microsoft.com/office/word/2018/wordml/cex" xmlns:w16cid="http://schemas.microsoft.com/office/word/2016/wordml/cid" xmlns:w16="http://schemas.microsoft.com/office/word/2018/wordml" xmlns:w16du="http://schemas.microsoft.com/office/word/2023/wordml/word16du" xmlns:w16sdtdh="http://schemas.microsoft.com/office/word/2020/wordml/sdtdatahash">
                   <w:pict>
                     <v:line w14:anchorId="69B6803B" id="Straight Connector 7" o:spid="_x0000_s1026" style="position:absolute;z-index:251659264;visibility:visible;mso-wrap-style:square;mso-width-percent:0;mso-height-percent:0;mso-wrap-distance-left:9pt;mso-wrap-distance-top:0;mso-wrap-distance-right:9pt;mso-wrap-distance-bottom:0;mso-position-horizontal:absolute;mso-position-horizontal-relative:text;mso-position-vertical:absolute;mso-position-vertical-relative:text;mso-width-percent:0;mso-height-percent:0;mso-width-relative:page;mso-height-relative:page" from=".3pt,8.95pt" to="189.3pt,8.95pt" o:gfxdata="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"/>
                   </w:pict>
@@ -1054,7 +1054,7 @@
                     </wp:anchor>
                   </w:drawing>
                 </mc:Choice>
-                <mc:Fallback xmlns:w16sdtdh="http://schemas.microsoft.com/office/word/2020/wordml/sdtdatahash" xmlns:w16du="http://schemas.microsoft.com/office/word/2023/wordml/word16du" xmlns:w16="http://schemas.microsoft.com/office/word/2018/wordml" xmlns:w16cid="http://schemas.microsoft.com/office/word/2016/wordml/cid" xmlns:w16cex="http://schemas.microsoft.com/office/word/2018/wordml/cex" xmlns:oel="http://schemas.microsoft.com/office/2019/extlst" xmlns:am3d="http://schemas.microsoft.com/office/drawing/2017/model3d" xmlns:aink="http://schemas.microsoft.com/office/drawing/2016/ink" xmlns:cx8="http://schemas.microsoft.com/office/drawing/2016/5/14/chartex" xmlns:cx7="http://schemas.microsoft.com/office/drawing/2016/5/13/chartex" xmlns:cx6="http://schemas.microsoft.com/office/drawing/2016/5/12/chartex" xmlns:cx5="http://schemas.microsoft.com/office/drawing/2016/5/11/chartex" xmlns:cx4="http://schemas.microsoft.com/office/drawing/2016/5/10/chartex" xmlns:cx3="http://schemas.microsoft.com/office/drawing/2016/5/9/chartex" xmlns:cx2="http://schemas.microsoft.com/office/drawing/2015/10/21/chartex">
+                <mc:Fallback xmlns:cx2="http://schemas.microsoft.com/office/drawing/2015/10/21/chartex" xmlns:cx3="http://schemas.microsoft.com/office/drawing/2016/5/9/chartex" xmlns:cx4="http://schemas.microsoft.com/office/drawing/2016/5/10/chartex" xmlns:cx5="http://schemas.microsoft.com/office/drawing/2016/5/11/chartex" xmlns:cx6="http://schemas.microsoft.com/office/drawing/2016/5/12/chartex" xmlns:cx7="http://schemas.microsoft.com/office/drawing/2016/5/13/chartex" xmlns:cx8="http://schemas.microsoft.com/office/drawing/2016/5/14/chartex" xmlns:aink="http://schemas.microsoft.com/office/drawing/2016/ink" xmlns:am3d="http://schemas.microsoft.com/office/drawing/2017/model3d" xmlns:oel="http://schemas.microsoft.com/office/2019/extlst" xmlns:w16cex="http://schemas.microsoft.com/office/word/2018/wordml/cex" xmlns:w16cid="http://schemas.microsoft.com/office/word/2016/wordml/cid" xmlns:w16="http://schemas.microsoft.com/office/word/2018/wordml" xmlns:w16du="http://schemas.microsoft.com/office/word/2023/wordml/word16du" xmlns:w16sdtdh="http://schemas.microsoft.com/office/word/2020/wordml/sdtdatahash">
                   <w:pict>
                     <v:line w14:anchorId="0BF08EDF" id="Straight Connector 6" o:spid="_x0000_s1026" style="position:absolute;z-index:251660288;visibility:visible;mso-wrap-style:square;mso-width-percent:0;mso-height-percent:0;mso-wrap-distance-left:9pt;mso-wrap-distance-top:0;mso-wrap-distance-right:9pt;mso-wrap-distance-bottom:0;mso-position-horizontal:absolute;mso-position-horizontal-relative:text;mso-position-vertical:absolute;mso-position-vertical-relative:text;mso-width-percent:0;mso-height-percent:0;mso-width-relative:page;mso-height-relative:page" from=".4pt,5.3pt" to="189.4pt,5.3pt" o:gfxdata="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"/>
                   </w:pict>
@@ -11333,12 +11333,15 @@
         <w:spacing w:before="160" w:after="120" w:line="360" w:lineRule="auto"/>
         <w:jc w:val="both"/>
         <w:rPr>
-          <w:sz w:val="24"/>
-        </w:rPr>
-      </w:pPr>
-      <w:r>
-        <w:rPr>
-          <w:rFonts w:ascii="Times New Roman" w:hAnsi="Times New Roman"/>
+          <w:b/>
+          <w:sz w:val="24"/>
+        </w:rPr>
+      </w:pPr>
+      <w:bookmarkStart w:id="54" w:name="_GoBack"/>
+      <w:r>
+        <w:rPr>
+          <w:rFonts w:ascii="Times New Roman" w:hAnsi="Times New Roman"/>
+          <w:b/>
           <w:color w:val="000000"/>
           <w:sz w:val="24"/>
         </w:rPr>
@@ -11350,12 +11353,14 @@
         <w:spacing w:before="160" w:after="120" w:line="360" w:lineRule="auto"/>
         <w:jc w:val="both"/>
         <w:rPr>
-          <w:sz w:val="24"/>
-        </w:rPr>
-      </w:pPr>
-      <w:r>
-        <w:rPr>
-          <w:rFonts w:ascii="Times New Roman" w:hAnsi="Times New Roman"/>
+          <w:b/>
+          <w:sz w:val="24"/>
+        </w:rPr>
+      </w:pPr>
+      <w:r>
+        <w:rPr>
+          <w:rFonts w:ascii="Times New Roman" w:hAnsi="Times New Roman"/>
+          <w:b/>
           <w:color w:val="000000"/>
           <w:sz w:val="24"/>
         </w:rPr>
@@ -11364,6 +11369,7 @@
       <w:r>
         <w:rPr>
           <w:rFonts w:ascii="Times New Roman" w:hAnsi="Times New Roman"/>
+          <w:b/>
           <w:color w:val="000000"/>
           <w:sz w:val="24"/>
         </w:rPr>
@@ -11372,6 +11378,7 @@
       <w:r>
         <w:rPr>
           <w:rFonts w:ascii="Times New Roman" w:hAnsi="Times New Roman"/>
+          <w:b/>
           <w:color w:val="000000"/>
           <w:sz w:val="24"/>
         </w:rPr>
@@ -11383,7 +11390,8 @@
         <w:pStyle w:val="Heading2"/>
         <w:spacing w:line="360" w:lineRule="auto"/>
       </w:pPr>
-      <w:bookmarkStart w:id="54" w:name="_Toc228548900"/>
+      <w:bookmarkStart w:id="55" w:name="_Toc228548900"/>
+      <w:bookmarkEnd w:id="54"/>
       <w:r>
         <w:rPr>
           <w:rFonts w:ascii="Times New Roman" w:hAnsi="Times New Roman"/>
@@ -11402,7 +11410,7 @@
         </w:rPr>
         <w:t>Literature Review</w:t>
       </w:r>
-      <w:bookmarkEnd w:id="54"/>
+      <w:bookmarkEnd w:id="55"/>
     </w:p>
     <w:p>
       <w:pPr>
@@ -11427,7 +11435,7 @@
         <w:spacing w:line="360" w:lineRule="auto"/>
         <w:ind w:left="1440" w:firstLine="720"/>
       </w:pPr>
-      <w:bookmarkStart w:id="55" w:name="_Toc228548901"/>
+      <w:bookmarkStart w:id="56" w:name="_Toc228548901"/>
       <w:r>
         <w:rPr>
           <w:rFonts w:cstheme="majorHAnsi"/>
@@ -11446,12 +11454,12 @@
         </w:rPr>
         <w:t xml:space="preserve">2.1 </w:t>
       </w:r>
-      <w:bookmarkStart w:id="56" w:name="_lt1"/>
+      <w:bookmarkStart w:id="57" w:name="_lt1"/>
       <w:r>
         <w:t>Comparison of Existing Platforms</w:t>
       </w:r>
-      <w:bookmarkEnd w:id="55"/>
       <w:bookmarkEnd w:id="56"/>
+      <w:bookmarkEnd w:id="57"/>
     </w:p>
     <w:tbl>
       <w:tblPr>
@@ -12565,7 +12573,7 @@
         <w:pStyle w:val="Heading2"/>
         <w:spacing w:line="360" w:lineRule="auto"/>
       </w:pPr>
-      <w:bookmarkStart w:id="57" w:name="_Toc228548902"/>
+      <w:bookmarkStart w:id="58" w:name="_Toc228548902"/>
       <w:r>
         <w:rPr>
           <w:rFonts w:ascii="Times New Roman" w:hAnsi="Times New Roman"/>
@@ -12584,7 +12592,7 @@
         </w:rPr>
         <w:t>Summary</w:t>
       </w:r>
-      <w:bookmarkEnd w:id="57"/>
+      <w:bookmarkEnd w:id="58"/>
     </w:p>
     <w:p>
       <w:pPr>
@@ -12701,7 +12709,7 @@
           <w:szCs w:val="32"/>
         </w:rPr>
       </w:pPr>
-      <w:bookmarkStart w:id="58" w:name="_Toc228548903"/>
+      <w:bookmarkStart w:id="59" w:name="_Toc228548903"/>
       <w:r>
         <w:rPr>
           <w:rFonts w:ascii="Times New Roman" w:hAnsi="Times New Roman"/>
@@ -12710,7 +12718,7 @@
         </w:rPr>
         <w:t>Chapter 3</w:t>
       </w:r>
-      <w:bookmarkEnd w:id="58"/>
+      <w:bookmarkEnd w:id="59"/>
       <w:r>
         <w:rPr>
           <w:rFonts w:ascii="Times New Roman" w:hAnsi="Times New Roman"/>
@@ -12730,7 +12738,7 @@
           <w:szCs w:val="32"/>
         </w:rPr>
       </w:pPr>
-      <w:bookmarkStart w:id="59" w:name="_Toc228548904"/>
+      <w:bookmarkStart w:id="60" w:name="_Toc228548904"/>
       <w:r>
         <w:rPr>
           <w:rFonts w:ascii="Times New Roman" w:hAnsi="Times New Roman"/>
@@ -12739,7 +12747,7 @@
         </w:rPr>
         <w:t>Requirement Engineering</w:t>
       </w:r>
-      <w:bookmarkEnd w:id="59"/>
+      <w:bookmarkEnd w:id="60"/>
       <w:r>
         <w:br w:type="page"/>
       </w:r>
@@ -12749,7 +12757,7 @@
         <w:pStyle w:val="Heading2"/>
         <w:spacing w:line="360" w:lineRule="auto"/>
       </w:pPr>
-      <w:bookmarkStart w:id="60" w:name="_Toc228548905"/>
+      <w:bookmarkStart w:id="61" w:name="_Toc228548905"/>
       <w:r>
         <w:rPr>
           <w:rFonts w:ascii="Times New Roman" w:hAnsi="Times New Roman"/>
@@ -12769,7 +12777,7 @@
         </w:rPr>
         <w:t>Introduction</w:t>
       </w:r>
-      <w:bookmarkEnd w:id="60"/>
+      <w:bookmarkEnd w:id="61"/>
     </w:p>
     <w:p>
       <w:pPr>
@@ -12796,7 +12804,7 @@
           <w:rFonts w:ascii="Times New Roman" w:hAnsi="Times New Roman"/>
         </w:rPr>
       </w:pPr>
-      <w:bookmarkStart w:id="61" w:name="_Toc228548906"/>
+      <w:bookmarkStart w:id="62" w:name="_Toc228548906"/>
       <w:r>
         <w:rPr>
           <w:rFonts w:ascii="Times New Roman" w:hAnsi="Times New Roman"/>
@@ -12815,7 +12823,7 @@
         </w:rPr>
         <w:t>Problem Scenarios</w:t>
       </w:r>
-      <w:bookmarkEnd w:id="61"/>
+      <w:bookmarkEnd w:id="62"/>
     </w:p>
     <w:p/>
     <w:p>
@@ -12829,7 +12837,7 @@
           <w:sz w:val="24"/>
         </w:rPr>
       </w:pPr>
-      <w:bookmarkStart w:id="62" w:name="_lt2"/>
+      <w:bookmarkStart w:id="63" w:name="_lt2"/>
       <w:r>
         <w:rPr>
           <w:rFonts w:ascii="Times New Roman" w:hAnsi="Times New Roman" w:cs="Times New Roman"/>
@@ -12838,7 +12846,7 @@
         </w:rPr>
         <w:t>Table 3.1: Problem Statement 1</w:t>
       </w:r>
-      <w:bookmarkEnd w:id="62"/>
+      <w:bookmarkEnd w:id="63"/>
     </w:p>
     <w:tbl>
       <w:tblPr>
@@ -13119,7 +13127,7 @@
         <w:pStyle w:val="TableCaption"/>
         <w:spacing w:before="200" w:after="60" w:line="360" w:lineRule="auto"/>
       </w:pPr>
-      <w:bookmarkStart w:id="63" w:name="_lt3"/>
+      <w:bookmarkStart w:id="64" w:name="_lt3"/>
       <w:r>
         <w:t xml:space="preserve">Table </w:t>
       </w:r>
@@ -13138,7 +13146,7 @@
       <w:r>
         <w:t xml:space="preserve"> 2</w:t>
       </w:r>
-      <w:bookmarkEnd w:id="63"/>
+      <w:bookmarkEnd w:id="64"/>
     </w:p>
     <w:tbl>
       <w:tblPr>
@@ -13420,7 +13428,7 @@
         <w:pStyle w:val="TableCaption"/>
         <w:spacing w:before="200" w:after="60" w:line="360" w:lineRule="auto"/>
       </w:pPr>
-      <w:bookmarkStart w:id="64" w:name="_lt4"/>
+      <w:bookmarkStart w:id="65" w:name="_lt4"/>
       <w:r>
         <w:t xml:space="preserve">Table </w:t>
       </w:r>
@@ -13430,7 +13438,7 @@
       <w:r>
         <w:t xml:space="preserve"> 3</w:t>
       </w:r>
-      <w:bookmarkEnd w:id="64"/>
+      <w:bookmarkEnd w:id="65"/>
     </w:p>
     <w:tbl>
       <w:tblPr>
@@ -13696,7 +13704,7 @@
         <w:pStyle w:val="Heading2"/>
         <w:spacing w:line="360" w:lineRule="auto"/>
       </w:pPr>
-      <w:bookmarkStart w:id="65" w:name="_Toc228548907"/>
+      <w:bookmarkStart w:id="66" w:name="_Toc228548907"/>
       <w:r>
         <w:rPr>
           <w:rFonts w:ascii="Times New Roman" w:hAnsi="Times New Roman"/>
@@ -13715,7 +13723,7 @@
         </w:rPr>
         <w:t>Functional Requirements</w:t>
       </w:r>
-      <w:bookmarkEnd w:id="65"/>
+      <w:bookmarkEnd w:id="66"/>
     </w:p>
     <w:p>
       <w:pPr>
@@ -13725,7 +13733,7 @@
           <w:szCs w:val="24"/>
         </w:rPr>
       </w:pPr>
-      <w:bookmarkStart w:id="66" w:name="_Toc228548908"/>
+      <w:bookmarkStart w:id="67" w:name="_Toc228548908"/>
       <w:r>
         <w:rPr>
           <w:rFonts w:ascii="Times New Roman" w:hAnsi="Times New Roman"/>
@@ -13747,7 +13755,7 @@
         </w:rPr>
         <w:t>Student</w:t>
       </w:r>
-      <w:bookmarkEnd w:id="66"/>
+      <w:bookmarkEnd w:id="67"/>
     </w:p>
     <w:p>
       <w:pPr>
@@ -14552,7 +14560,7 @@
           <w:szCs w:val="24"/>
         </w:rPr>
       </w:pPr>
-      <w:bookmarkStart w:id="67" w:name="_Toc228548909"/>
+      <w:bookmarkStart w:id="68" w:name="_Toc228548909"/>
       <w:r>
         <w:rPr>
           <w:rFonts w:ascii="Times New Roman" w:hAnsi="Times New Roman"/>
@@ -14574,7 +14582,7 @@
         </w:rPr>
         <w:t>Teacher</w:t>
       </w:r>
-      <w:bookmarkEnd w:id="67"/>
+      <w:bookmarkEnd w:id="68"/>
     </w:p>
     <w:p>
       <w:pPr>
@@ -15661,7 +15669,7 @@
           <w:szCs w:val="24"/>
         </w:rPr>
       </w:pPr>
-      <w:bookmarkStart w:id="68" w:name="_Toc228548910"/>
+      <w:bookmarkStart w:id="69" w:name="_Toc228548910"/>
       <w:r>
         <w:rPr>
           <w:rFonts w:ascii="Times New Roman" w:hAnsi="Times New Roman"/>
@@ -15683,7 +15691,7 @@
         </w:rPr>
         <w:t>University Administration</w:t>
       </w:r>
-      <w:bookmarkEnd w:id="68"/>
+      <w:bookmarkEnd w:id="69"/>
     </w:p>
     <w:p>
       <w:pPr>
@@ -16772,7 +16780,7 @@
           <w:szCs w:val="24"/>
         </w:rPr>
       </w:pPr>
-      <w:bookmarkStart w:id="69" w:name="_Toc228548911"/>
+      <w:bookmarkStart w:id="70" w:name="_Toc228548911"/>
       <w:r>
         <w:rPr>
           <w:rFonts w:ascii="Times New Roman" w:hAnsi="Times New Roman"/>
@@ -16794,7 +16802,7 @@
         </w:rPr>
         <w:t>Coordination Office</w:t>
       </w:r>
-      <w:bookmarkEnd w:id="69"/>
+      <w:bookmarkEnd w:id="70"/>
     </w:p>
     <w:p>
       <w:pPr>
@@ -17680,7 +17688,7 @@
           <w:szCs w:val="24"/>
         </w:rPr>
       </w:pPr>
-      <w:bookmarkStart w:id="70" w:name="_Toc228548912"/>
+      <w:bookmarkStart w:id="71" w:name="_Toc228548912"/>
       <w:r>
         <w:rPr>
           <w:rFonts w:ascii="Times New Roman" w:hAnsi="Times New Roman"/>
@@ -17702,7 +17710,7 @@
         </w:rPr>
         <w:t>System Admin</w:t>
       </w:r>
-      <w:bookmarkEnd w:id="70"/>
+      <w:bookmarkEnd w:id="71"/>
     </w:p>
     <w:p>
       <w:pPr>
@@ -18418,7 +18426,7 @@
         <w:pStyle w:val="Heading2"/>
         <w:spacing w:line="360" w:lineRule="auto"/>
       </w:pPr>
-      <w:bookmarkStart w:id="71" w:name="_Toc228548913"/>
+      <w:bookmarkStart w:id="72" w:name="_Toc228548913"/>
       <w:r>
         <w:rPr>
           <w:rFonts w:ascii="Times New Roman" w:hAnsi="Times New Roman"/>
@@ -18437,7 +18445,7 @@
         </w:rPr>
         <w:t>Non-Functional Requirements</w:t>
       </w:r>
-      <w:bookmarkEnd w:id="71"/>
+      <w:bookmarkEnd w:id="72"/>
     </w:p>
     <w:p>
       <w:pPr>
@@ -18463,7 +18471,7 @@
         <w:pStyle w:val="Heading2"/>
         <w:spacing w:line="360" w:lineRule="auto"/>
       </w:pPr>
-      <w:bookmarkStart w:id="72" w:name="_Toc228548914"/>
+      <w:bookmarkStart w:id="73" w:name="_Toc228548914"/>
       <w:r>
         <w:rPr>
           <w:rFonts w:ascii="Times New Roman" w:hAnsi="Times New Roman"/>
@@ -18482,7 +18490,7 @@
         </w:rPr>
         <w:t>SQA Activities: Defect Detection</w:t>
       </w:r>
-      <w:bookmarkEnd w:id="72"/>
+      <w:bookmarkEnd w:id="73"/>
     </w:p>
     <w:p>
       <w:pPr>
@@ -18506,7 +18514,7 @@
         <w:pStyle w:val="Heading3"/>
         <w:spacing w:after="120" w:line="360" w:lineRule="auto"/>
       </w:pPr>
-      <w:bookmarkStart w:id="73" w:name="_Toc228548915"/>
+      <w:bookmarkStart w:id="74" w:name="_Toc228548915"/>
       <w:r>
         <w:rPr>
           <w:rFonts w:ascii="Times New Roman" w:hAnsi="Times New Roman"/>
@@ -18525,14 +18533,14 @@
         </w:rPr>
         <w:t>Test Case Design</w:t>
       </w:r>
-      <w:bookmarkEnd w:id="73"/>
+      <w:bookmarkEnd w:id="74"/>
     </w:p>
     <w:p>
       <w:pPr>
         <w:pStyle w:val="Heading3"/>
         <w:spacing w:line="360" w:lineRule="auto"/>
       </w:pPr>
-      <w:bookmarkStart w:id="74" w:name="_Toc228548916"/>
+      <w:bookmarkStart w:id="75" w:name="_Toc228548916"/>
       <w:r>
         <w:rPr>
           <w:rFonts w:ascii="Times New Roman" w:hAnsi="Times New Roman"/>
@@ -18551,7 +18559,7 @@
         </w:rPr>
         <w:t>User Registration</w:t>
       </w:r>
-      <w:bookmarkEnd w:id="74"/>
+      <w:bookmarkEnd w:id="75"/>
     </w:p>
     <w:tbl>
       <w:tblPr>
@@ -18994,7 +19002,7 @@
         <w:pStyle w:val="Heading3"/>
         <w:spacing w:line="360" w:lineRule="auto"/>
       </w:pPr>
-      <w:bookmarkStart w:id="75" w:name="_Toc228548917"/>
+      <w:bookmarkStart w:id="76" w:name="_Toc228548917"/>
       <w:r>
         <w:rPr>
           <w:rFonts w:ascii="Times New Roman" w:hAnsi="Times New Roman"/>
@@ -19013,7 +19021,7 @@
         </w:rPr>
         <w:t>User Login</w:t>
       </w:r>
-      <w:bookmarkEnd w:id="75"/>
+      <w:bookmarkEnd w:id="76"/>
     </w:p>
     <w:tbl>
       <w:tblPr>
@@ -19251,7 +19259,7 @@
         <w:pStyle w:val="Heading3"/>
         <w:spacing w:line="360" w:lineRule="auto"/>
       </w:pPr>
-      <w:bookmarkStart w:id="76" w:name="_Toc228548918"/>
+      <w:bookmarkStart w:id="77" w:name="_Toc228548918"/>
       <w:r>
         <w:rPr>
           <w:rFonts w:ascii="Times New Roman" w:hAnsi="Times New Roman"/>
@@ -19270,7 +19278,7 @@
         </w:rPr>
         <w:t>Create Post</w:t>
       </w:r>
-      <w:bookmarkEnd w:id="76"/>
+      <w:bookmarkEnd w:id="77"/>
     </w:p>
     <w:tbl>
       <w:tblPr>
@@ -19508,7 +19516,7 @@
         <w:pStyle w:val="Heading3"/>
         <w:spacing w:line="360" w:lineRule="auto"/>
       </w:pPr>
-      <w:bookmarkStart w:id="77" w:name="_Toc228548919"/>
+      <w:bookmarkStart w:id="78" w:name="_Toc228548919"/>
       <w:r>
         <w:rPr>
           <w:rFonts w:ascii="Times New Roman" w:hAnsi="Times New Roman"/>
@@ -19527,7 +19535,7 @@
         </w:rPr>
         <w:t>Create Semester Group</w:t>
       </w:r>
-      <w:bookmarkEnd w:id="77"/>
+      <w:bookmarkEnd w:id="78"/>
     </w:p>
     <w:tbl>
       <w:tblPr>
@@ -19833,7 +19841,7 @@
         <w:pStyle w:val="Heading3"/>
         <w:spacing w:line="360" w:lineRule="auto"/>
       </w:pPr>
-      <w:bookmarkStart w:id="78" w:name="_Toc228548920"/>
+      <w:bookmarkStart w:id="79" w:name="_Toc228548920"/>
       <w:r>
         <w:rPr>
           <w:rFonts w:ascii="Times New Roman" w:hAnsi="Times New Roman"/>
@@ -19852,7 +19860,7 @@
         </w:rPr>
         <w:t>Join Semester Group</w:t>
       </w:r>
-      <w:bookmarkEnd w:id="78"/>
+      <w:bookmarkEnd w:id="79"/>
     </w:p>
     <w:tbl>
       <w:tblPr>
@@ -20091,7 +20099,7 @@
         <w:pStyle w:val="Heading3"/>
         <w:spacing w:line="360" w:lineRule="auto"/>
       </w:pPr>
-      <w:bookmarkStart w:id="79" w:name="_Toc228548921"/>
+      <w:bookmarkStart w:id="80" w:name="_Toc228548921"/>
       <w:r>
         <w:rPr>
           <w:rFonts w:ascii="Times New Roman" w:hAnsi="Times New Roman"/>
@@ -20110,7 +20118,7 @@
         </w:rPr>
         <w:t>Create Campus Event</w:t>
       </w:r>
-      <w:bookmarkEnd w:id="79"/>
+      <w:bookmarkEnd w:id="80"/>
     </w:p>
     <w:tbl>
       <w:tblPr>
@@ -20416,7 +20424,7 @@
         <w:pStyle w:val="Heading3"/>
         <w:spacing w:line="360" w:lineRule="auto"/>
       </w:pPr>
-      <w:bookmarkStart w:id="80" w:name="_Toc228548922"/>
+      <w:bookmarkStart w:id="81" w:name="_Toc228548922"/>
       <w:r>
         <w:rPr>
           <w:rFonts w:ascii="Times New Roman" w:hAnsi="Times New Roman"/>
@@ -20435,7 +20443,7 @@
         </w:rPr>
         <w:t>RSVP to Campus Event</w:t>
       </w:r>
-      <w:bookmarkEnd w:id="80"/>
+      <w:bookmarkEnd w:id="81"/>
     </w:p>
     <w:tbl>
       <w:tblPr>
@@ -20673,7 +20681,7 @@
         <w:pStyle w:val="Heading3"/>
         <w:spacing w:line="360" w:lineRule="auto"/>
       </w:pPr>
-      <w:bookmarkStart w:id="81" w:name="_Toc228548923"/>
+      <w:bookmarkStart w:id="82" w:name="_Toc228548923"/>
       <w:r>
         <w:rPr>
           <w:rFonts w:ascii="Times New Roman" w:hAnsi="Times New Roman"/>
@@ -20692,7 +20700,7 @@
         </w:rPr>
         <w:t>Report Lost/Found Item</w:t>
       </w:r>
-      <w:bookmarkEnd w:id="81"/>
+      <w:bookmarkEnd w:id="82"/>
     </w:p>
     <w:tbl>
       <w:tblPr>
@@ -21074,7 +21082,7 @@
         <w:pStyle w:val="Heading3"/>
         <w:spacing w:line="360" w:lineRule="auto"/>
       </w:pPr>
-      <w:bookmarkStart w:id="82" w:name="_Toc228548924"/>
+      <w:bookmarkStart w:id="83" w:name="_Toc228548924"/>
       <w:r>
         <w:rPr>
           <w:rFonts w:ascii="Times New Roman" w:hAnsi="Times New Roman"/>
@@ -21094,7 +21102,7 @@
         </w:rPr>
         <w:t>Send Message</w:t>
       </w:r>
-      <w:bookmarkEnd w:id="82"/>
+      <w:bookmarkEnd w:id="83"/>
     </w:p>
     <w:tbl>
       <w:tblPr>
@@ -21332,7 +21340,7 @@
         <w:pStyle w:val="Heading3"/>
         <w:spacing w:line="360" w:lineRule="auto"/>
       </w:pPr>
-      <w:bookmarkStart w:id="83" w:name="_Toc228548925"/>
+      <w:bookmarkStart w:id="84" w:name="_Toc228548925"/>
       <w:r>
         <w:rPr>
           <w:rFonts w:ascii="Times New Roman" w:hAnsi="Times New Roman"/>
@@ -21351,7 +21359,7 @@
         </w:rPr>
         <w:t>Post Announcement</w:t>
       </w:r>
-      <w:bookmarkEnd w:id="83"/>
+      <w:bookmarkEnd w:id="84"/>
     </w:p>
     <w:tbl>
       <w:tblPr>
@@ -21794,7 +21802,7 @@
           <w:sz w:val="40"/>
         </w:rPr>
       </w:pPr>
-      <w:bookmarkStart w:id="84" w:name="_Toc228548926"/>
+      <w:bookmarkStart w:id="85" w:name="_Toc228548926"/>
       <w:r>
         <w:rPr>
           <w:rFonts w:ascii="Times New Roman" w:hAnsi="Times New Roman"/>
@@ -21802,7 +21810,7 @@
         </w:rPr>
         <w:t>Chapter 4</w:t>
       </w:r>
-      <w:bookmarkEnd w:id="84"/>
+      <w:bookmarkEnd w:id="85"/>
     </w:p>
     <w:p>
       <w:pPr>
@@ -21813,7 +21821,7 @@
           <w:sz w:val="40"/>
         </w:rPr>
       </w:pPr>
-      <w:bookmarkStart w:id="85" w:name="_Toc228548927"/>
+      <w:bookmarkStart w:id="86" w:name="_Toc228548927"/>
       <w:r>
         <w:rPr>
           <w:rFonts w:ascii="Times New Roman" w:hAnsi="Times New Roman"/>
@@ -21821,7 +21829,7 @@
         </w:rPr>
         <w:t>System Design</w:t>
       </w:r>
-      <w:bookmarkEnd w:id="85"/>
+      <w:bookmarkEnd w:id="86"/>
     </w:p>
     <w:p>
       <w:pPr>
@@ -21838,7 +21846,7 @@
         <w:pStyle w:val="Heading2"/>
         <w:spacing w:line="360" w:lineRule="auto"/>
       </w:pPr>
-      <w:bookmarkStart w:id="86" w:name="_Toc228548928"/>
+      <w:bookmarkStart w:id="87" w:name="_Toc228548928"/>
       <w:r>
         <w:rPr>
           <w:rFonts w:ascii="Times New Roman" w:hAnsi="Times New Roman"/>
@@ -21857,7 +21865,7 @@
         </w:rPr>
         <w:t>Introduction</w:t>
       </w:r>
-      <w:bookmarkEnd w:id="86"/>
+      <w:bookmarkEnd w:id="87"/>
     </w:p>
     <w:p>
       <w:pPr>
@@ -21881,7 +21889,7 @@
         <w:pStyle w:val="Heading2"/>
         <w:spacing w:line="360" w:lineRule="auto"/>
       </w:pPr>
-      <w:bookmarkStart w:id="87" w:name="_Toc228548929"/>
+      <w:bookmarkStart w:id="88" w:name="_Toc228548929"/>
       <w:r>
         <w:rPr>
           <w:rFonts w:ascii="Times New Roman" w:hAnsi="Times New Roman"/>
@@ -21900,7 +21908,7 @@
         </w:rPr>
         <w:t>Architectural Design</w:t>
       </w:r>
-      <w:bookmarkEnd w:id="87"/>
+      <w:bookmarkEnd w:id="88"/>
     </w:p>
     <w:p>
       <w:pPr>
@@ -22080,7 +22088,7 @@
           <w:szCs w:val="24"/>
         </w:rPr>
       </w:pPr>
-      <w:bookmarkStart w:id="88" w:name="_lf1"/>
+      <w:bookmarkStart w:id="89" w:name="_lf1"/>
       <w:r>
         <w:rPr>
           <w:sz w:val="24"/>
@@ -22139,7 +22147,7 @@
         </w:rPr>
         <w:t>: Architecture Diagram</w:t>
       </w:r>
-      <w:bookmarkEnd w:id="88"/>
+      <w:bookmarkEnd w:id="89"/>
     </w:p>
     <w:p>
       <w:pPr>
@@ -22151,7 +22159,7 @@
         <w:pStyle w:val="Heading2"/>
         <w:spacing w:line="360" w:lineRule="auto"/>
       </w:pPr>
-      <w:bookmarkStart w:id="89" w:name="_Toc228548930"/>
+      <w:bookmarkStart w:id="90" w:name="_Toc228548930"/>
       <w:r>
         <w:rPr>
           <w:rFonts w:ascii="Times New Roman" w:hAnsi="Times New Roman"/>
@@ -22171,7 +22179,7 @@
         </w:rPr>
         <w:t>Class Diagram</w:t>
       </w:r>
-      <w:bookmarkEnd w:id="89"/>
+      <w:bookmarkEnd w:id="90"/>
     </w:p>
     <w:p>
       <w:pPr>
@@ -22447,7 +22455,7 @@
           <w:szCs w:val="24"/>
         </w:rPr>
       </w:pPr>
-      <w:bookmarkStart w:id="90" w:name="_lf2"/>
+      <w:bookmarkStart w:id="91" w:name="_lf2"/>
       <w:r>
         <w:rPr>
           <w:sz w:val="24"/>
@@ -22506,7 +22514,7 @@
         </w:rPr>
         <w:t>: Class Diagram</w:t>
       </w:r>
-      <w:bookmarkEnd w:id="90"/>
+      <w:bookmarkEnd w:id="91"/>
     </w:p>
     <w:p>
       <w:pPr>
@@ -22518,7 +22526,7 @@
         <w:pStyle w:val="Heading2"/>
         <w:spacing w:line="360" w:lineRule="auto"/>
       </w:pPr>
-      <w:bookmarkStart w:id="91" w:name="_Toc228548931"/>
+      <w:bookmarkStart w:id="92" w:name="_Toc228548931"/>
       <w:r>
         <w:rPr>
           <w:rFonts w:ascii="Times New Roman" w:hAnsi="Times New Roman"/>
@@ -22537,14 +22545,14 @@
         </w:rPr>
         <w:t>Activity Diagrams</w:t>
       </w:r>
-      <w:bookmarkEnd w:id="91"/>
+      <w:bookmarkEnd w:id="92"/>
     </w:p>
     <w:p>
       <w:pPr>
         <w:pStyle w:val="Heading3"/>
         <w:spacing w:line="360" w:lineRule="auto"/>
       </w:pPr>
-      <w:bookmarkStart w:id="92" w:name="_Toc228548932"/>
+      <w:bookmarkStart w:id="93" w:name="_Toc228548932"/>
       <w:r>
         <w:rPr>
           <w:rFonts w:ascii="Times New Roman" w:hAnsi="Times New Roman"/>
@@ -22563,7 +22571,7 @@
         </w:rPr>
         <w:t>Student Activity Diagram</w:t>
       </w:r>
-      <w:bookmarkEnd w:id="92"/>
+      <w:bookmarkEnd w:id="93"/>
     </w:p>
     <w:p>
       <w:pPr>
@@ -22723,7 +22731,7 @@
           <w:szCs w:val="24"/>
         </w:rPr>
       </w:pPr>
-      <w:bookmarkStart w:id="93" w:name="_lf3"/>
+      <w:bookmarkStart w:id="94" w:name="_lf3"/>
       <w:r>
         <w:rPr>
           <w:sz w:val="24"/>
@@ -22745,7 +22753,7 @@
         </w:rPr>
         <w:t>: Student Activity Diagram</w:t>
       </w:r>
-      <w:bookmarkEnd w:id="93"/>
+      <w:bookmarkEnd w:id="94"/>
     </w:p>
     <w:p>
       <w:pPr>
@@ -22757,7 +22765,7 @@
         <w:pStyle w:val="Heading3"/>
         <w:spacing w:line="360" w:lineRule="auto"/>
       </w:pPr>
-      <w:bookmarkStart w:id="94" w:name="_Toc228548933"/>
+      <w:bookmarkStart w:id="95" w:name="_Toc228548933"/>
       <w:r>
         <w:rPr>
           <w:rFonts w:ascii="Times New Roman" w:hAnsi="Times New Roman"/>
@@ -22776,7 +22784,7 @@
         </w:rPr>
         <w:t>Admin Activity Diagram</w:t>
       </w:r>
-      <w:bookmarkEnd w:id="94"/>
+      <w:bookmarkEnd w:id="95"/>
     </w:p>
     <w:p>
       <w:pPr>
@@ -22935,7 +22943,7 @@
           <w:szCs w:val="24"/>
         </w:rPr>
       </w:pPr>
-      <w:bookmarkStart w:id="95" w:name="_lf4"/>
+      <w:bookmarkStart w:id="96" w:name="_lf4"/>
       <w:r>
         <w:rPr>
           <w:sz w:val="24"/>
@@ -22965,7 +22973,7 @@
         </w:rPr>
         <w:t>: Admin Activity Diagram</w:t>
       </w:r>
-      <w:bookmarkEnd w:id="95"/>
+      <w:bookmarkEnd w:id="96"/>
     </w:p>
     <w:p>
       <w:pPr>
@@ -22977,7 +22985,7 @@
         <w:pStyle w:val="Heading2"/>
         <w:spacing w:line="360" w:lineRule="auto"/>
       </w:pPr>
-      <w:bookmarkStart w:id="96" w:name="_Toc228548934"/>
+      <w:bookmarkStart w:id="97" w:name="_Toc228548934"/>
       <w:r>
         <w:rPr>
           <w:rFonts w:ascii="Times New Roman" w:hAnsi="Times New Roman"/>
@@ -22996,14 +23004,14 @@
         </w:rPr>
         <w:t>Use Case Diagrams</w:t>
       </w:r>
-      <w:bookmarkEnd w:id="96"/>
+      <w:bookmarkEnd w:id="97"/>
     </w:p>
     <w:p>
       <w:pPr>
         <w:pStyle w:val="Heading3"/>
         <w:spacing w:line="360" w:lineRule="auto"/>
       </w:pPr>
-      <w:bookmarkStart w:id="97" w:name="_Toc228548935"/>
+      <w:bookmarkStart w:id="98" w:name="_Toc228548935"/>
       <w:r>
         <w:rPr>
           <w:rFonts w:ascii="Times New Roman" w:hAnsi="Times New Roman"/>
@@ -23022,7 +23030,7 @@
         </w:rPr>
         <w:t>Student Use Case Diagram</w:t>
       </w:r>
-      <w:bookmarkEnd w:id="97"/>
+      <w:bookmarkEnd w:id="98"/>
     </w:p>
     <w:p>
       <w:pPr>
@@ -23171,7 +23179,7 @@
           <w:sz w:val="24"/>
         </w:rPr>
       </w:pPr>
-      <w:bookmarkStart w:id="98" w:name="_lf5"/>
+      <w:bookmarkStart w:id="99" w:name="_lf5"/>
       <w:r>
         <w:rPr>
           <w:sz w:val="24"/>
@@ -23222,7 +23230,7 @@
         </w:rPr>
         <w:t>: Student Use Case Diagram</w:t>
       </w:r>
-      <w:bookmarkEnd w:id="98"/>
+      <w:bookmarkEnd w:id="99"/>
     </w:p>
     <w:p>
       <w:pPr>
@@ -23234,7 +23242,7 @@
         <w:pStyle w:val="Heading3"/>
         <w:spacing w:line="360" w:lineRule="auto"/>
       </w:pPr>
-      <w:bookmarkStart w:id="99" w:name="_Toc228548936"/>
+      <w:bookmarkStart w:id="100" w:name="_Toc228548936"/>
       <w:r>
         <w:rPr>
           <w:rFonts w:ascii="Times New Roman" w:hAnsi="Times New Roman"/>
@@ -23253,7 +23261,7 @@
         </w:rPr>
         <w:t>Admin Use Case Diagram</w:t>
       </w:r>
-      <w:bookmarkEnd w:id="99"/>
+      <w:bookmarkEnd w:id="100"/>
     </w:p>
     <w:p>
       <w:pPr>
@@ -23402,7 +23410,7 @@
           <w:szCs w:val="24"/>
         </w:rPr>
       </w:pPr>
-      <w:bookmarkStart w:id="100" w:name="_lf6"/>
+      <w:bookmarkStart w:id="101" w:name="_lf6"/>
       <w:r>
         <w:rPr>
           <w:sz w:val="24"/>
@@ -23424,7 +23432,7 @@
         </w:rPr>
         <w:t>: Admin Use Case Diagram</w:t>
       </w:r>
-      <w:bookmarkEnd w:id="100"/>
+      <w:bookmarkEnd w:id="101"/>
     </w:p>
     <w:p>
       <w:pPr>
@@ -23436,7 +23444,7 @@
         <w:pStyle w:val="Heading2"/>
         <w:spacing w:line="360" w:lineRule="auto"/>
       </w:pPr>
-      <w:bookmarkStart w:id="101" w:name="_Toc228548937"/>
+      <w:bookmarkStart w:id="102" w:name="_Toc228548937"/>
       <w:r>
         <w:rPr>
           <w:rFonts w:ascii="Times New Roman" w:hAnsi="Times New Roman"/>
@@ -23456,14 +23464,14 @@
         </w:rPr>
         <w:t>Fully Addressed Use Cases</w:t>
       </w:r>
-      <w:bookmarkEnd w:id="101"/>
+      <w:bookmarkEnd w:id="102"/>
     </w:p>
     <w:p>
       <w:pPr>
         <w:pStyle w:val="Heading3"/>
         <w:spacing w:after="120" w:line="360" w:lineRule="auto"/>
       </w:pPr>
-      <w:bookmarkStart w:id="102" w:name="_Toc228548938"/>
+      <w:bookmarkStart w:id="103" w:name="_Toc228548938"/>
       <w:r>
         <w:rPr>
           <w:rFonts w:ascii="Times New Roman" w:hAnsi="Times New Roman"/>
@@ -23476,21 +23484,21 @@
         </w:rPr>
         <w:t>Student / Teacher Use Cases</w:t>
       </w:r>
-      <w:bookmarkEnd w:id="102"/>
+      <w:bookmarkEnd w:id="103"/>
     </w:p>
     <w:p>
       <w:pPr>
         <w:pStyle w:val="TableCaption"/>
         <w:spacing w:before="200" w:after="60" w:line="360" w:lineRule="auto"/>
       </w:pPr>
-      <w:bookmarkStart w:id="103" w:name="_lt15"/>
+      <w:bookmarkStart w:id="104" w:name="_lt15"/>
       <w:r>
         <w:t>Table</w:t>
       </w:r>
       <w:r>
         <w:t xml:space="preserve"> 4.</w:t>
       </w:r>
-      <w:bookmarkEnd w:id="103"/>
+      <w:bookmarkEnd w:id="104"/>
       <w:r>
         <w:t>1</w:t>
       </w:r>
@@ -23988,7 +23996,7 @@
           <w:szCs w:val="24"/>
         </w:rPr>
       </w:pPr>
-      <w:bookmarkStart w:id="104" w:name="_lt16"/>
+      <w:bookmarkStart w:id="105" w:name="_lt16"/>
       <w:r>
         <w:rPr>
           <w:sz w:val="24"/>
@@ -24003,7 +24011,7 @@
         </w:rPr>
         <w:t xml:space="preserve"> 4.</w:t>
       </w:r>
-      <w:bookmarkEnd w:id="104"/>
+      <w:bookmarkEnd w:id="105"/>
       <w:r>
         <w:rPr>
           <w:sz w:val="24"/>
@@ -24507,7 +24515,7 @@
           <w:szCs w:val="24"/>
         </w:rPr>
       </w:pPr>
-      <w:bookmarkStart w:id="105" w:name="_lt17"/>
+      <w:bookmarkStart w:id="106" w:name="_lt17"/>
       <w:r>
         <w:rPr>
           <w:sz w:val="24"/>
@@ -24529,7 +24537,7 @@
         </w:rPr>
         <w:t xml:space="preserve">.3 </w:t>
       </w:r>
-      <w:bookmarkEnd w:id="105"/>
+      <w:bookmarkEnd w:id="106"/>
     </w:p>
     <w:tbl>
       <w:tblPr>
@@ -25015,7 +25023,7 @@
           <w:szCs w:val="24"/>
         </w:rPr>
       </w:pPr>
-      <w:bookmarkStart w:id="106" w:name="_lt18"/>
+      <w:bookmarkStart w:id="107" w:name="_lt18"/>
       <w:r>
         <w:rPr>
           <w:sz w:val="24"/>
@@ -25037,7 +25045,7 @@
         </w:rPr>
         <w:t>4</w:t>
       </w:r>
-      <w:bookmarkEnd w:id="106"/>
+      <w:bookmarkEnd w:id="107"/>
     </w:p>
     <w:tbl>
       <w:tblPr>
@@ -25524,7 +25532,7 @@
           <w:szCs w:val="24"/>
         </w:rPr>
       </w:pPr>
-      <w:bookmarkStart w:id="107" w:name="_lt19"/>
+      <w:bookmarkStart w:id="108" w:name="_lt19"/>
       <w:r>
         <w:rPr>
           <w:sz w:val="24"/>
@@ -25546,7 +25554,7 @@
         </w:rPr>
         <w:t>.5</w:t>
       </w:r>
-      <w:bookmarkEnd w:id="107"/>
+      <w:bookmarkEnd w:id="108"/>
     </w:p>
     <w:tbl>
       <w:tblPr>
@@ -26032,7 +26040,7 @@
           <w:szCs w:val="24"/>
         </w:rPr>
       </w:pPr>
-      <w:bookmarkStart w:id="108" w:name="_lt20"/>
+      <w:bookmarkStart w:id="109" w:name="_lt20"/>
     </w:p>
     <w:p>
       <w:pPr>
@@ -26051,7 +26059,7 @@
         <w:lastRenderedPageBreak/>
         <w:t xml:space="preserve">Table </w:t>
       </w:r>
-      <w:bookmarkEnd w:id="108"/>
+      <w:bookmarkEnd w:id="109"/>
       <w:r>
         <w:rPr>
           <w:sz w:val="24"/>
@@ -26571,7 +26579,7 @@
           <w:szCs w:val="24"/>
         </w:rPr>
       </w:pPr>
-      <w:bookmarkStart w:id="109" w:name="_lt21"/>
+      <w:bookmarkStart w:id="110" w:name="_lt21"/>
       <w:r>
         <w:rPr>
           <w:sz w:val="24"/>
@@ -26579,7 +26587,7 @@
         </w:rPr>
         <w:t xml:space="preserve">Table </w:t>
       </w:r>
-      <w:bookmarkEnd w:id="109"/>
+      <w:bookmarkEnd w:id="110"/>
       <w:r>
         <w:rPr>
           <w:sz w:val="24"/>
@@ -27100,7 +27108,7 @@
           <w:szCs w:val="24"/>
         </w:rPr>
       </w:pPr>
-      <w:bookmarkStart w:id="110" w:name="_lt22"/>
+      <w:bookmarkStart w:id="111" w:name="_lt22"/>
       <w:r>
         <w:rPr>
           <w:sz w:val="24"/>
@@ -27108,7 +27116,7 @@
         </w:rPr>
         <w:t xml:space="preserve">Table </w:t>
       </w:r>
-      <w:bookmarkEnd w:id="110"/>
+      <w:bookmarkEnd w:id="111"/>
       <w:r>
         <w:rPr>
           <w:sz w:val="24"/>
@@ -27646,7 +27654,7 @@
           <w:szCs w:val="24"/>
         </w:rPr>
       </w:pPr>
-      <w:bookmarkStart w:id="111" w:name="_lt23"/>
+      <w:bookmarkStart w:id="112" w:name="_lt23"/>
       <w:r>
         <w:rPr>
           <w:sz w:val="24"/>
@@ -27654,7 +27662,7 @@
         </w:rPr>
         <w:t xml:space="preserve">Table </w:t>
       </w:r>
-      <w:bookmarkEnd w:id="111"/>
+      <w:bookmarkEnd w:id="112"/>
       <w:r>
         <w:rPr>
           <w:sz w:val="24"/>
@@ -28164,7 +28172,7 @@
           <w:szCs w:val="24"/>
         </w:rPr>
       </w:pPr>
-      <w:bookmarkStart w:id="112" w:name="_lt24"/>
+      <w:bookmarkStart w:id="113" w:name="_lt24"/>
       <w:r>
         <w:rPr>
           <w:sz w:val="24"/>
@@ -28172,7 +28180,7 @@
         </w:rPr>
         <w:t xml:space="preserve">Table </w:t>
       </w:r>
-      <w:bookmarkEnd w:id="112"/>
+      <w:bookmarkEnd w:id="113"/>
       <w:r>
         <w:rPr>
           <w:sz w:val="24"/>
@@ -28655,7 +28663,7 @@
         <w:pStyle w:val="Heading3"/>
         <w:spacing w:after="120" w:line="360" w:lineRule="auto"/>
       </w:pPr>
-      <w:bookmarkStart w:id="113" w:name="_Toc228548939"/>
+      <w:bookmarkStart w:id="114" w:name="_Toc228548939"/>
       <w:r>
         <w:rPr>
           <w:rFonts w:ascii="Times New Roman" w:hAnsi="Times New Roman"/>
@@ -28668,18 +28676,18 @@
         </w:rPr>
         <w:t>Coordination / Administration / Admin Use Cases</w:t>
       </w:r>
-      <w:bookmarkEnd w:id="113"/>
+      <w:bookmarkEnd w:id="114"/>
     </w:p>
     <w:p>
       <w:pPr>
         <w:pStyle w:val="TableCaption"/>
         <w:spacing w:before="200" w:after="60" w:line="360" w:lineRule="auto"/>
       </w:pPr>
-      <w:bookmarkStart w:id="114" w:name="_lt25"/>
+      <w:bookmarkStart w:id="115" w:name="_lt25"/>
       <w:r>
         <w:t xml:space="preserve">Table </w:t>
       </w:r>
-      <w:bookmarkEnd w:id="114"/>
+      <w:bookmarkEnd w:id="115"/>
       <w:r>
         <w:t>4.11</w:t>
       </w:r>
@@ -29178,7 +29186,7 @@
           <w:szCs w:val="24"/>
         </w:rPr>
       </w:pPr>
-      <w:bookmarkStart w:id="115" w:name="_lt26"/>
+      <w:bookmarkStart w:id="116" w:name="_lt26"/>
       <w:r>
         <w:rPr>
           <w:sz w:val="24"/>
@@ -29187,7 +29195,7 @@
         <w:lastRenderedPageBreak/>
         <w:t xml:space="preserve">Table </w:t>
       </w:r>
-      <w:bookmarkEnd w:id="115"/>
+      <w:bookmarkEnd w:id="116"/>
       <w:r>
         <w:rPr>
           <w:sz w:val="24"/>
@@ -29700,7 +29708,7 @@
           <w:szCs w:val="24"/>
         </w:rPr>
       </w:pPr>
-      <w:bookmarkStart w:id="116" w:name="_lt27"/>
+      <w:bookmarkStart w:id="117" w:name="_lt27"/>
       <w:r>
         <w:rPr>
           <w:sz w:val="24"/>
@@ -29708,7 +29716,7 @@
         </w:rPr>
         <w:t xml:space="preserve">Table </w:t>
       </w:r>
-      <w:bookmarkEnd w:id="116"/>
+      <w:bookmarkEnd w:id="117"/>
       <w:r>
         <w:rPr>
           <w:sz w:val="24"/>
@@ -30207,14 +30215,14 @@
           <w:sz w:val="24"/>
         </w:rPr>
       </w:pPr>
-      <w:bookmarkStart w:id="117" w:name="_lt28"/>
+      <w:bookmarkStart w:id="118" w:name="_lt28"/>
       <w:r>
         <w:rPr>
           <w:sz w:val="24"/>
         </w:rPr>
         <w:t xml:space="preserve">Table </w:t>
       </w:r>
-      <w:bookmarkEnd w:id="117"/>
+      <w:bookmarkEnd w:id="118"/>
       <w:r>
         <w:rPr>
           <w:sz w:val="24"/>
@@ -30795,7 +30803,7 @@
           <w:sz w:val="40"/>
         </w:rPr>
       </w:pPr>
-      <w:bookmarkStart w:id="118" w:name="_Toc228548940"/>
+      <w:bookmarkStart w:id="119" w:name="_Toc228548940"/>
       <w:r>
         <w:rPr>
           <w:rFonts w:ascii="Times New Roman" w:hAnsi="Times New Roman"/>
@@ -30803,7 +30811,7 @@
         </w:rPr>
         <w:t>Chapter 5</w:t>
       </w:r>
-      <w:bookmarkEnd w:id="118"/>
+      <w:bookmarkEnd w:id="119"/>
       <w:r>
         <w:rPr>
           <w:rFonts w:ascii="Times New Roman" w:hAnsi="Times New Roman"/>
@@ -30822,7 +30830,7 @@
           <w:sz w:val="40"/>
         </w:rPr>
       </w:pPr>
-      <w:bookmarkStart w:id="119" w:name="_Toc228548941"/>
+      <w:bookmarkStart w:id="120" w:name="_Toc228548941"/>
       <w:r>
         <w:rPr>
           <w:rFonts w:ascii="Times New Roman" w:hAnsi="Times New Roman"/>
@@ -30830,7 +30838,7 @@
         </w:rPr>
         <w:t>Implementation</w:t>
       </w:r>
-      <w:bookmarkEnd w:id="119"/>
+      <w:bookmarkEnd w:id="120"/>
     </w:p>
     <w:p>
       <w:pPr>
@@ -30850,7 +30858,7 @@
         <w:pStyle w:val="Heading2"/>
         <w:spacing w:line="360" w:lineRule="auto"/>
       </w:pPr>
-      <w:bookmarkStart w:id="120" w:name="_Toc228548942"/>
+      <w:bookmarkStart w:id="121" w:name="_Toc228548942"/>
       <w:r>
         <w:rPr>
           <w:rFonts w:ascii="Times New Roman" w:hAnsi="Times New Roman"/>
@@ -30870,14 +30878,14 @@
         </w:rPr>
         <w:t>IDE, Tools and Technologies</w:t>
       </w:r>
-      <w:bookmarkEnd w:id="120"/>
+      <w:bookmarkEnd w:id="121"/>
     </w:p>
     <w:p>
       <w:pPr>
         <w:pStyle w:val="Heading3"/>
         <w:spacing w:line="360" w:lineRule="auto"/>
       </w:pPr>
-      <w:bookmarkStart w:id="121" w:name="_Toc228548943"/>
+      <w:bookmarkStart w:id="122" w:name="_Toc228548943"/>
       <w:r>
         <w:rPr>
           <w:rFonts w:ascii="Times New Roman" w:hAnsi="Times New Roman"/>
@@ -30896,7 +30904,7 @@
         </w:rPr>
         <w:t>Frontend</w:t>
       </w:r>
-      <w:bookmarkEnd w:id="121"/>
+      <w:bookmarkEnd w:id="122"/>
     </w:p>
     <w:p>
       <w:pPr>
@@ -31061,7 +31069,7 @@
         <w:pStyle w:val="Heading3"/>
         <w:spacing w:line="360" w:lineRule="auto"/>
       </w:pPr>
-      <w:bookmarkStart w:id="122" w:name="_Toc228548944"/>
+      <w:bookmarkStart w:id="123" w:name="_Toc228548944"/>
       <w:r>
         <w:rPr>
           <w:rFonts w:ascii="Times New Roman" w:hAnsi="Times New Roman"/>
@@ -31080,7 +31088,7 @@
         </w:rPr>
         <w:t>Backend</w:t>
       </w:r>
-      <w:bookmarkEnd w:id="122"/>
+      <w:bookmarkEnd w:id="123"/>
     </w:p>
     <w:p>
       <w:pPr>
@@ -31255,7 +31263,7 @@
         <w:pStyle w:val="Heading3"/>
         <w:spacing w:line="360" w:lineRule="auto"/>
       </w:pPr>
-      <w:bookmarkStart w:id="123" w:name="_Toc228548945"/>
+      <w:bookmarkStart w:id="124" w:name="_Toc228548945"/>
       <w:r>
         <w:rPr>
           <w:rFonts w:ascii="Times New Roman" w:hAnsi="Times New Roman"/>
@@ -31274,7 +31282,7 @@
         </w:rPr>
         <w:t>Database</w:t>
       </w:r>
-      <w:bookmarkEnd w:id="123"/>
+      <w:bookmarkEnd w:id="124"/>
     </w:p>
     <w:p>
       <w:pPr>
@@ -31319,7 +31327,7 @@
         <w:pStyle w:val="Heading3"/>
         <w:spacing w:line="360" w:lineRule="auto"/>
       </w:pPr>
-      <w:bookmarkStart w:id="124" w:name="_Toc228548946"/>
+      <w:bookmarkStart w:id="125" w:name="_Toc228548946"/>
       <w:r>
         <w:rPr>
           <w:rFonts w:ascii="Times New Roman" w:hAnsi="Times New Roman"/>
@@ -31338,7 +31346,7 @@
         </w:rPr>
         <w:t>Tools</w:t>
       </w:r>
-      <w:bookmarkEnd w:id="124"/>
+      <w:bookmarkEnd w:id="125"/>
     </w:p>
     <w:p>
       <w:pPr>
@@ -31440,7 +31448,7 @@
         <w:pStyle w:val="Heading2"/>
         <w:spacing w:line="360" w:lineRule="auto"/>
       </w:pPr>
-      <w:bookmarkStart w:id="125" w:name="_Toc228548947"/>
+      <w:bookmarkStart w:id="126" w:name="_Toc228548947"/>
       <w:r>
         <w:rPr>
           <w:rFonts w:ascii="Times New Roman" w:hAnsi="Times New Roman"/>
@@ -31460,14 +31468,14 @@
         </w:rPr>
         <w:t>Best Practices and Coding Standards</w:t>
       </w:r>
-      <w:bookmarkEnd w:id="125"/>
+      <w:bookmarkEnd w:id="126"/>
     </w:p>
     <w:p>
       <w:pPr>
         <w:pStyle w:val="Heading3"/>
         <w:spacing w:line="360" w:lineRule="auto"/>
       </w:pPr>
-      <w:bookmarkStart w:id="126" w:name="_Toc228548948"/>
+      <w:bookmarkStart w:id="127" w:name="_Toc228548948"/>
       <w:r>
         <w:rPr>
           <w:rFonts w:ascii="Times New Roman" w:hAnsi="Times New Roman"/>
@@ -31486,7 +31494,7 @@
         </w:rPr>
         <w:t>Naming Conventions</w:t>
       </w:r>
-      <w:bookmarkEnd w:id="126"/>
+      <w:bookmarkEnd w:id="127"/>
     </w:p>
     <w:p>
       <w:pPr>
@@ -31526,7 +31534,7 @@
         <w:pStyle w:val="Heading3"/>
         <w:spacing w:line="360" w:lineRule="auto"/>
       </w:pPr>
-      <w:bookmarkStart w:id="127" w:name="_Toc228548949"/>
+      <w:bookmarkStart w:id="128" w:name="_Toc228548949"/>
       <w:r>
         <w:rPr>
           <w:rFonts w:ascii="Times New Roman" w:hAnsi="Times New Roman"/>
@@ -31545,7 +31553,7 @@
         </w:rPr>
         <w:t>Project Structure</w:t>
       </w:r>
-      <w:bookmarkEnd w:id="127"/>
+      <w:bookmarkEnd w:id="128"/>
     </w:p>
     <w:p>
       <w:pPr>
@@ -31569,7 +31577,7 @@
         <w:pStyle w:val="Heading3"/>
         <w:spacing w:line="360" w:lineRule="auto"/>
       </w:pPr>
-      <w:bookmarkStart w:id="128" w:name="_Toc228548950"/>
+      <w:bookmarkStart w:id="129" w:name="_Toc228548950"/>
       <w:r>
         <w:rPr>
           <w:rFonts w:ascii="Times New Roman" w:hAnsi="Times New Roman"/>
@@ -31588,7 +31596,7 @@
         </w:rPr>
         <w:t>Environment Variables</w:t>
       </w:r>
-      <w:bookmarkEnd w:id="128"/>
+      <w:bookmarkEnd w:id="129"/>
     </w:p>
     <w:p>
       <w:pPr>
@@ -31628,7 +31636,7 @@
         <w:pStyle w:val="Heading3"/>
         <w:spacing w:line="360" w:lineRule="auto"/>
       </w:pPr>
-      <w:bookmarkStart w:id="129" w:name="_Toc228548951"/>
+      <w:bookmarkStart w:id="130" w:name="_Toc228548951"/>
       <w:r>
         <w:rPr>
           <w:rFonts w:ascii="Times New Roman" w:hAnsi="Times New Roman"/>
@@ -31647,7 +31655,7 @@
         </w:rPr>
         <w:t>Error Handling</w:t>
       </w:r>
-      <w:bookmarkEnd w:id="129"/>
+      <w:bookmarkEnd w:id="130"/>
     </w:p>
     <w:p>
       <w:pPr>
@@ -31732,7 +31740,7 @@
           <w:sz w:val="40"/>
         </w:rPr>
       </w:pPr>
-      <w:bookmarkStart w:id="130" w:name="_Toc228548952"/>
+      <w:bookmarkStart w:id="131" w:name="_Toc228548952"/>
       <w:r>
         <w:rPr>
           <w:rFonts w:ascii="Times New Roman" w:hAnsi="Times New Roman"/>
@@ -31740,7 +31748,7 @@
         </w:rPr>
         <w:t>Chapter 6</w:t>
       </w:r>
-      <w:bookmarkEnd w:id="130"/>
+      <w:bookmarkEnd w:id="131"/>
     </w:p>
     <w:p>
       <w:pPr>
@@ -31751,7 +31759,7 @@
           <w:sz w:val="40"/>
         </w:rPr>
       </w:pPr>
-      <w:bookmarkStart w:id="131" w:name="_Toc228548953"/>
+      <w:bookmarkStart w:id="132" w:name="_Toc228548953"/>
       <w:r>
         <w:rPr>
           <w:rFonts w:ascii="Times New Roman" w:hAnsi="Times New Roman"/>
@@ -31759,7 +31767,7 @@
         </w:rPr>
         <w:t>Testing and Results</w:t>
       </w:r>
-      <w:bookmarkEnd w:id="131"/>
+      <w:bookmarkEnd w:id="132"/>
     </w:p>
     <w:p>
       <w:pPr>
@@ -31783,7 +31791,7 @@
         <w:pStyle w:val="Heading2"/>
         <w:spacing w:line="360" w:lineRule="auto"/>
       </w:pPr>
-      <w:bookmarkStart w:id="132" w:name="_Toc228548954"/>
+      <w:bookmarkStart w:id="133" w:name="_Toc228548954"/>
       <w:r>
         <w:rPr>
           <w:rFonts w:ascii="Times New Roman" w:hAnsi="Times New Roman"/>
@@ -31803,7 +31811,7 @@
         </w:rPr>
         <w:t>Introduction</w:t>
       </w:r>
-      <w:bookmarkEnd w:id="132"/>
+      <w:bookmarkEnd w:id="133"/>
     </w:p>
     <w:p>
       <w:pPr>
@@ -31827,7 +31835,7 @@
         <w:pStyle w:val="Heading2"/>
         <w:spacing w:line="360" w:lineRule="auto"/>
       </w:pPr>
-      <w:bookmarkStart w:id="133" w:name="_Toc228548955"/>
+      <w:bookmarkStart w:id="134" w:name="_Toc228548955"/>
       <w:r>
         <w:rPr>
           <w:rFonts w:ascii="Times New Roman" w:hAnsi="Times New Roman"/>
@@ -31846,7 +31854,7 @@
         </w:rPr>
         <w:t>SQA Results</w:t>
       </w:r>
-      <w:bookmarkEnd w:id="133"/>
+      <w:bookmarkEnd w:id="134"/>
     </w:p>
     <w:p>
       <w:pPr>
@@ -31886,38 +31894,25 @@
         <w:pStyle w:val="TableCaption"/>
         <w:spacing w:before="200" w:after="60" w:line="360" w:lineRule="auto"/>
       </w:pPr>
-      <w:bookmarkStart w:id="134" w:name="_lt29"/>
+      <w:bookmarkStart w:id="135" w:name="_lt29"/>
       <w:r>
         <w:t xml:space="preserve">Table </w:t>
       </w:r>
       <w:r>
         <w:t>6.</w:t>
       </w:r>
-      <w:r>
-        <w:fldChar w:fldCharType="begin"/>
-      </w:r>
-      <w:r>
-        <w:instrText xml:space="preserve"> SEQ Table \* ARABIC </w:instrText>
-      </w:r>
-      <w:r>
-        <w:fldChar w:fldCharType="separate"/>
-      </w:r>
-      <w:r>
-        <w:rPr>
-          <w:noProof/>
-        </w:rPr>
-        <w:t>1</w:t>
-      </w:r>
-      <w:r>
-        <w:rPr>
-          <w:noProof/>
-        </w:rPr>
-        <w:fldChar w:fldCharType="end"/>
-      </w:r>
+      <w:fldSimple w:instr=" SEQ Table \* ARABIC ">
+        <w:r>
+          <w:rPr>
+            <w:noProof/>
+          </w:rPr>
+          <w:t>1</w:t>
+        </w:r>
+      </w:fldSimple>
       <w:r>
         <w:t>: Test Execution Results</w:t>
       </w:r>
-      <w:bookmarkEnd w:id="134"/>
+      <w:bookmarkEnd w:id="135"/>
     </w:p>
     <w:tbl>
       <w:tblPr>
@@ -32699,7 +32694,7 @@
         <w:pStyle w:val="Heading2"/>
         <w:spacing w:line="360" w:lineRule="auto"/>
       </w:pPr>
-      <w:bookmarkStart w:id="135" w:name="_Toc228548956"/>
+      <w:bookmarkStart w:id="136" w:name="_Toc228548956"/>
       <w:r>
         <w:rPr>
           <w:rFonts w:ascii="Times New Roman" w:hAnsi="Times New Roman"/>
@@ -32718,7 +32713,7 @@
         </w:rPr>
         <w:t>Backend Testing</w:t>
       </w:r>
-      <w:bookmarkEnd w:id="135"/>
+      <w:bookmarkEnd w:id="136"/>
     </w:p>
     <w:p>
       <w:pPr>
@@ -32995,7 +32990,7 @@
         <w:pStyle w:val="Heading2"/>
         <w:spacing w:line="360" w:lineRule="auto"/>
       </w:pPr>
-      <w:bookmarkStart w:id="136" w:name="_Toc228548957"/>
+      <w:bookmarkStart w:id="137" w:name="_Toc228548957"/>
       <w:r>
         <w:rPr>
           <w:rFonts w:ascii="Times New Roman" w:hAnsi="Times New Roman"/>
@@ -33014,7 +33009,7 @@
         </w:rPr>
         <w:t>Frontend Testing</w:t>
       </w:r>
-      <w:bookmarkEnd w:id="136"/>
+      <w:bookmarkEnd w:id="137"/>
     </w:p>
     <w:p>
       <w:pPr>
@@ -33087,7 +33082,7 @@
         <w:pStyle w:val="Heading2"/>
         <w:spacing w:line="360" w:lineRule="auto"/>
       </w:pPr>
-      <w:bookmarkStart w:id="137" w:name="_Toc228548958"/>
+      <w:bookmarkStart w:id="138" w:name="_Toc228548958"/>
       <w:r>
         <w:rPr>
           <w:rFonts w:ascii="Times New Roman" w:hAnsi="Times New Roman"/>
@@ -33106,7 +33101,7 @@
         </w:rPr>
         <w:t>Limitations</w:t>
       </w:r>
-      <w:bookmarkEnd w:id="137"/>
+      <w:bookmarkEnd w:id="138"/>
     </w:p>
     <w:p>
       <w:pPr>
@@ -33259,7 +33254,7 @@
           <w:sz w:val="40"/>
         </w:rPr>
       </w:pPr>
-      <w:bookmarkStart w:id="138" w:name="_Toc228548959"/>
+      <w:bookmarkStart w:id="139" w:name="_Toc228548959"/>
       <w:r>
         <w:rPr>
           <w:rFonts w:ascii="Times New Roman" w:hAnsi="Times New Roman"/>
@@ -33267,7 +33262,7 @@
         </w:rPr>
         <w:t>Chapter 7</w:t>
       </w:r>
-      <w:bookmarkEnd w:id="138"/>
+      <w:bookmarkEnd w:id="139"/>
     </w:p>
     <w:p>
       <w:pPr>
@@ -33278,7 +33273,7 @@
           <w:sz w:val="40"/>
         </w:rPr>
       </w:pPr>
-      <w:bookmarkStart w:id="139" w:name="_Toc228548960"/>
+      <w:bookmarkStart w:id="140" w:name="_Toc228548960"/>
       <w:r>
         <w:rPr>
           <w:rFonts w:ascii="Times New Roman" w:hAnsi="Times New Roman"/>
@@ -33286,7 +33281,7 @@
         </w:rPr>
         <w:t>Conclusion and Outlook</w:t>
       </w:r>
-      <w:bookmarkEnd w:id="139"/>
+      <w:bookmarkEnd w:id="140"/>
     </w:p>
     <w:p>
       <w:pPr>
@@ -33323,7 +33318,7 @@
         <w:pStyle w:val="Heading2"/>
         <w:spacing w:line="360" w:lineRule="auto"/>
       </w:pPr>
-      <w:bookmarkStart w:id="140" w:name="_Toc228548961"/>
+      <w:bookmarkStart w:id="141" w:name="_Toc228548961"/>
       <w:r>
         <w:rPr>
           <w:rFonts w:ascii="Times New Roman" w:hAnsi="Times New Roman"/>
@@ -33343,7 +33338,7 @@
         </w:rPr>
         <w:t>Introduction</w:t>
       </w:r>
-      <w:bookmarkEnd w:id="140"/>
+      <w:bookmarkEnd w:id="141"/>
     </w:p>
     <w:p>
       <w:pPr>
@@ -33367,7 +33362,7 @@
         <w:pStyle w:val="Heading2"/>
         <w:spacing w:line="360" w:lineRule="auto"/>
       </w:pPr>
-      <w:bookmarkStart w:id="141" w:name="_Toc228548962"/>
+      <w:bookmarkStart w:id="142" w:name="_Toc228548962"/>
       <w:r>
         <w:rPr>
           <w:rFonts w:ascii="Times New Roman" w:hAnsi="Times New Roman"/>
@@ -33386,7 +33381,7 @@
         </w:rPr>
         <w:t>Achievements</w:t>
       </w:r>
-      <w:bookmarkEnd w:id="141"/>
+      <w:bookmarkEnd w:id="142"/>
     </w:p>
     <w:p>
       <w:pPr>
@@ -33443,7 +33438,7 @@
         <w:pStyle w:val="Heading2"/>
         <w:spacing w:line="360" w:lineRule="auto"/>
       </w:pPr>
-      <w:bookmarkStart w:id="142" w:name="_Toc228548963"/>
+      <w:bookmarkStart w:id="143" w:name="_Toc228548963"/>
       <w:r>
         <w:rPr>
           <w:rFonts w:ascii="Times New Roman" w:hAnsi="Times New Roman"/>
@@ -33462,7 +33457,7 @@
         </w:rPr>
         <w:t>Critical Review</w:t>
       </w:r>
-      <w:bookmarkEnd w:id="142"/>
+      <w:bookmarkEnd w:id="143"/>
     </w:p>
     <w:p>
       <w:pPr>
@@ -33512,7 +33507,7 @@
         <w:pStyle w:val="Heading2"/>
         <w:spacing w:line="360" w:lineRule="auto"/>
       </w:pPr>
-      <w:bookmarkStart w:id="143" w:name="_Toc228548964"/>
+      <w:bookmarkStart w:id="144" w:name="_Toc228548964"/>
       <w:r>
         <w:rPr>
           <w:rFonts w:ascii="Times New Roman" w:hAnsi="Times New Roman"/>
@@ -33531,7 +33526,7 @@
         </w:rPr>
         <w:t>Future Recommendations</w:t>
       </w:r>
-      <w:bookmarkEnd w:id="143"/>
+      <w:bookmarkEnd w:id="144"/>
     </w:p>
     <w:p>
       <w:pPr>
@@ -33685,7 +33680,7 @@
         <w:pStyle w:val="Heading2"/>
         <w:spacing w:line="360" w:lineRule="auto"/>
       </w:pPr>
-      <w:bookmarkStart w:id="144" w:name="_Toc228548965"/>
+      <w:bookmarkStart w:id="145" w:name="_Toc228548965"/>
       <w:r>
         <w:rPr>
           <w:rFonts w:ascii="Times New Roman" w:hAnsi="Times New Roman"/>
@@ -33704,7 +33699,7 @@
         </w:rPr>
         <w:t>Summary</w:t>
       </w:r>
-      <w:bookmarkEnd w:id="144"/>
+      <w:bookmarkEnd w:id="145"/>
     </w:p>
     <w:p>
       <w:pPr>
@@ -33764,7 +33759,7 @@
           <w:color w:val="FF0000"/>
         </w:rPr>
       </w:pPr>
-      <w:bookmarkStart w:id="145" w:name="_Toc228548966"/>
+      <w:bookmarkStart w:id="146" w:name="_Toc228548966"/>
       <w:r>
         <w:rPr>
           <w:rFonts w:ascii="Times New Roman" w:hAnsi="Times New Roman"/>
@@ -33772,23 +33767,20 @@
         </w:rPr>
         <w:t>2.4 References</w:t>
       </w:r>
-      <w:bookmarkEnd w:id="145"/>
+      <w:bookmarkEnd w:id="146"/>
     </w:p>
     <w:p>
       <w:pPr>
         <w:spacing w:before="160" w:after="100" w:line="360" w:lineRule="auto"/>
         <w:jc w:val="both"/>
         <w:rPr>
-          <w:b/>
           <w:color w:val="FF0000"/>
           <w:sz w:val="24"/>
         </w:rPr>
       </w:pPr>
-      <w:bookmarkStart w:id="146" w:name="_GoBack"/>
-      <w:r>
-        <w:rPr>
-          <w:rFonts w:ascii="Times New Roman" w:hAnsi="Times New Roman"/>
-          <w:b/>
+      <w:r>
+        <w:rPr>
+          <w:rFonts w:ascii="Times New Roman" w:hAnsi="Times New Roman"/>
           <w:color w:val="FF0000"/>
           <w:sz w:val="24"/>
         </w:rPr>
@@ -33800,7 +33792,6 @@
         <w:spacing w:before="160" w:after="100" w:line="360" w:lineRule="auto"/>
         <w:jc w:val="both"/>
         <w:rPr>
-          <w:b/>
           <w:color w:val="FF0000"/>
           <w:sz w:val="24"/>
         </w:rPr>
@@ -33808,7 +33799,6 @@
       <w:r>
         <w:rPr>
           <w:rFonts w:ascii="Times New Roman" w:hAnsi="Times New Roman"/>
-          <w:b/>
           <w:color w:val="FF0000"/>
           <w:sz w:val="24"/>
         </w:rPr>
@@ -33820,7 +33810,6 @@
         <w:spacing w:before="160" w:after="100" w:line="360" w:lineRule="auto"/>
         <w:jc w:val="both"/>
         <w:rPr>
-          <w:b/>
           <w:color w:val="FF0000"/>
           <w:sz w:val="24"/>
         </w:rPr>
@@ -33828,7 +33817,6 @@
       <w:r>
         <w:rPr>
           <w:rFonts w:ascii="Times New Roman" w:hAnsi="Times New Roman"/>
-          <w:b/>
           <w:color w:val="FF0000"/>
           <w:sz w:val="24"/>
         </w:rPr>
@@ -33841,7 +33829,6 @@
         <w:jc w:val="both"/>
         <w:rPr>
           <w:rFonts w:ascii="Times New Roman" w:hAnsi="Times New Roman"/>
-          <w:b/>
           <w:color w:val="FF0000"/>
           <w:sz w:val="24"/>
         </w:rPr>
@@ -33849,14 +33836,12 @@
       <w:r>
         <w:rPr>
           <w:rFonts w:ascii="Times New Roman" w:hAnsi="Times New Roman"/>
-          <w:b/>
           <w:color w:val="FF0000"/>
           <w:sz w:val="24"/>
         </w:rPr>
         <w:t>[4] CampusGroups Inc., "CampusGroups: Campus Engagement Platform," used at 190+ universities including Stanford, Cornell, Princeton, and Duke. [Online]. Available: https://www.campusgroups.com. [Accessed: Apr. 2026].</w:t>
       </w:r>
     </w:p>
-    <w:bookmarkEnd w:id="146"/>
     <w:p>
       <w:pPr>
         <w:spacing w:before="160" w:after="100" w:line="360" w:lineRule="auto"/>
@@ -34050,7 +34035,7 @@
         <w:noProof/>
         <w:sz w:val="20"/>
       </w:rPr>
-      <w:t>46</w:t>
+      <w:t>9</w:t>
     </w:r>
     <w:r>
       <w:rPr>
@@ -46143,7 +46128,7 @@
 </file>
 
 <file path=customXml/itemProps1.xml><?xml version="1.0" encoding="utf-8"?>
-<ds:datastoreItem xmlns:ds="http://schemas.openxmlformats.org/officeDocument/2006/customXml" ds:itemID="{B2433320-B56F-45AF-8284-8A6CCD886F17}">
+<ds:datastoreItem xmlns:ds="http://schemas.openxmlformats.org/officeDocument/2006/customXml" ds:itemID="{669BF98F-5365-4624-B955-67FE3DC4456E}">
   <ds:schemaRefs>
     <ds:schemaRef ds:uri="http://schemas.openxmlformats.org/officeDocument/2006/bibliography"/>
   </ds:schemaRefs>

--- a/docs/FYP-Documentation/FYP Part 1 Documentation/Riphah_Konnect_FYP_Doc.docx
+++ b/docs/FYP-Documentation/FYP Part 1 Documentation/Riphah_Konnect_FYP_Doc.docx
@@ -11333,7 +11333,6 @@
         <w:spacing w:before="160" w:after="120" w:line="360" w:lineRule="auto"/>
         <w:jc w:val="both"/>
         <w:rPr>
-          <w:b/>
           <w:sz w:val="24"/>
         </w:rPr>
       </w:pPr>
@@ -11341,7 +11340,6 @@
       <w:r>
         <w:rPr>
           <w:rFonts w:ascii="Times New Roman" w:hAnsi="Times New Roman"/>
-          <w:b/>
           <w:color w:val="000000"/>
           <w:sz w:val="24"/>
         </w:rPr>
@@ -11353,14 +11351,12 @@
         <w:spacing w:before="160" w:after="120" w:line="360" w:lineRule="auto"/>
         <w:jc w:val="both"/>
         <w:rPr>
-          <w:b/>
-          <w:sz w:val="24"/>
-        </w:rPr>
-      </w:pPr>
-      <w:r>
-        <w:rPr>
-          <w:rFonts w:ascii="Times New Roman" w:hAnsi="Times New Roman"/>
-          <w:b/>
+          <w:sz w:val="24"/>
+        </w:rPr>
+      </w:pPr>
+      <w:r>
+        <w:rPr>
+          <w:rFonts w:ascii="Times New Roman" w:hAnsi="Times New Roman"/>
           <w:color w:val="000000"/>
           <w:sz w:val="24"/>
         </w:rPr>
@@ -11369,7 +11365,6 @@
       <w:r>
         <w:rPr>
           <w:rFonts w:ascii="Times New Roman" w:hAnsi="Times New Roman"/>
-          <w:b/>
           <w:color w:val="000000"/>
           <w:sz w:val="24"/>
         </w:rPr>
@@ -11378,7 +11373,6 @@
       <w:r>
         <w:rPr>
           <w:rFonts w:ascii="Times New Roman" w:hAnsi="Times New Roman"/>
-          <w:b/>
           <w:color w:val="000000"/>
           <w:sz w:val="24"/>
         </w:rPr>
@@ -46128,7 +46122,7 @@
 </file>
 
 <file path=customXml/itemProps1.xml><?xml version="1.0" encoding="utf-8"?>
-<ds:datastoreItem xmlns:ds="http://schemas.openxmlformats.org/officeDocument/2006/customXml" ds:itemID="{669BF98F-5365-4624-B955-67FE3DC4456E}">
+<ds:datastoreItem xmlns:ds="http://schemas.openxmlformats.org/officeDocument/2006/customXml" ds:itemID="{E86D026F-4234-4283-A098-154B66AB8CF0}">
   <ds:schemaRefs>
     <ds:schemaRef ds:uri="http://schemas.openxmlformats.org/officeDocument/2006/bibliography"/>
   </ds:schemaRefs>

--- a/docs/FYP-Documentation/FYP Part 1 Documentation/Riphah_Konnect_FYP_Doc.docx
+++ b/docs/FYP-Documentation/FYP Part 1 Documentation/Riphah_Konnect_FYP_Doc.docx
@@ -629,6 +629,7 @@
       <w:bookmarkStart w:id="1" w:name="_Toc227543894"/>
       <w:bookmarkStart w:id="2" w:name="_Toc228982528"/>
       <w:bookmarkStart w:id="3" w:name="_Toc228982629"/>
+      <w:bookmarkStart w:id="4" w:name="_Toc228998932"/>
       <w:r>
         <w:rPr>
           <w:rFonts w:ascii="Times New Roman" w:hAnsi="Times New Roman"/>
@@ -639,6 +640,7 @@
       <w:bookmarkEnd w:id="0"/>
       <w:bookmarkEnd w:id="2"/>
       <w:bookmarkEnd w:id="3"/>
+      <w:bookmarkEnd w:id="4"/>
     </w:p>
     <w:p>
       <w:pPr>
@@ -1125,10 +1127,11 @@
           <w:sz w:val="36"/>
         </w:rPr>
       </w:pPr>
-      <w:bookmarkStart w:id="4" w:name="_Toc227543895"/>
-      <w:bookmarkStart w:id="5" w:name="_Toc228918750"/>
-      <w:bookmarkStart w:id="6" w:name="_Toc228982529"/>
-      <w:bookmarkStart w:id="7" w:name="_Toc228982630"/>
+      <w:bookmarkStart w:id="5" w:name="_Toc227543895"/>
+      <w:bookmarkStart w:id="6" w:name="_Toc228918750"/>
+      <w:bookmarkStart w:id="7" w:name="_Toc228982529"/>
+      <w:bookmarkStart w:id="8" w:name="_Toc228982630"/>
+      <w:bookmarkStart w:id="9" w:name="_Toc228998933"/>
       <w:r>
         <w:rPr>
           <w:rFonts w:ascii="Times New Roman" w:hAnsi="Times New Roman"/>
@@ -1137,10 +1140,11 @@
         <w:lastRenderedPageBreak/>
         <w:t>Declaration</w:t>
       </w:r>
-      <w:bookmarkEnd w:id="4"/>
       <w:bookmarkEnd w:id="5"/>
       <w:bookmarkEnd w:id="6"/>
       <w:bookmarkEnd w:id="7"/>
+      <w:bookmarkEnd w:id="8"/>
+      <w:bookmarkEnd w:id="9"/>
     </w:p>
     <w:p/>
     <w:p>
@@ -1357,10 +1361,11 @@
           <w:sz w:val="36"/>
         </w:rPr>
       </w:pPr>
-      <w:bookmarkStart w:id="8" w:name="_Toc227543896"/>
-      <w:bookmarkStart w:id="9" w:name="_Toc228918751"/>
-      <w:bookmarkStart w:id="10" w:name="_Toc228982530"/>
-      <w:bookmarkStart w:id="11" w:name="_Toc228982631"/>
+      <w:bookmarkStart w:id="10" w:name="_Toc227543896"/>
+      <w:bookmarkStart w:id="11" w:name="_Toc228918751"/>
+      <w:bookmarkStart w:id="12" w:name="_Toc228982530"/>
+      <w:bookmarkStart w:id="13" w:name="_Toc228982631"/>
+      <w:bookmarkStart w:id="14" w:name="_Toc228998934"/>
       <w:r>
         <w:rPr>
           <w:rFonts w:ascii="Times New Roman" w:hAnsi="Times New Roman"/>
@@ -1369,10 +1374,11 @@
         <w:lastRenderedPageBreak/>
         <w:t>Dedication</w:t>
       </w:r>
-      <w:bookmarkEnd w:id="8"/>
-      <w:bookmarkEnd w:id="9"/>
       <w:bookmarkEnd w:id="10"/>
       <w:bookmarkEnd w:id="11"/>
+      <w:bookmarkEnd w:id="12"/>
+      <w:bookmarkEnd w:id="13"/>
+      <w:bookmarkEnd w:id="14"/>
     </w:p>
     <w:p/>
     <w:p>
@@ -1410,10 +1416,11 @@
           <w:sz w:val="36"/>
         </w:rPr>
       </w:pPr>
-      <w:bookmarkStart w:id="12" w:name="_Toc227543897"/>
-      <w:bookmarkStart w:id="13" w:name="_Toc228918752"/>
-      <w:bookmarkStart w:id="14" w:name="_Toc228982531"/>
-      <w:bookmarkStart w:id="15" w:name="_Toc228982632"/>
+      <w:bookmarkStart w:id="15" w:name="_Toc227543897"/>
+      <w:bookmarkStart w:id="16" w:name="_Toc228918752"/>
+      <w:bookmarkStart w:id="17" w:name="_Toc228982531"/>
+      <w:bookmarkStart w:id="18" w:name="_Toc228982632"/>
+      <w:bookmarkStart w:id="19" w:name="_Toc228998935"/>
       <w:r>
         <w:rPr>
           <w:rFonts w:ascii="Times New Roman" w:hAnsi="Times New Roman"/>
@@ -1422,230 +1429,233 @@
         <w:lastRenderedPageBreak/>
         <w:t>Acknowledgement</w:t>
       </w:r>
-      <w:bookmarkEnd w:id="12"/>
-      <w:bookmarkEnd w:id="13"/>
-      <w:bookmarkEnd w:id="14"/>
       <w:bookmarkEnd w:id="15"/>
-    </w:p>
-    <w:p/>
-    <w:p>
-      <w:pPr>
-        <w:spacing w:before="160" w:after="120" w:line="360" w:lineRule="auto"/>
-        <w:jc w:val="both"/>
-        <w:rPr>
-          <w:rFonts w:ascii="Times New Roman" w:hAnsi="Times New Roman"/>
-          <w:color w:val="000000"/>
-        </w:rPr>
-      </w:pPr>
-      <w:r>
-        <w:rPr>
-          <w:rFonts w:ascii="Times New Roman" w:hAnsi="Times New Roman"/>
-          <w:color w:val="000000"/>
-        </w:rPr>
-        <w:t>First and foremost, we thank Allah Almighty for giving us the strength and ability to complete this project. We are grateful to our parents for their constant support and encouragement throughout our studies. We would like to express our sincere thanks to our supervisor, Mr. Raja Jalees-ul-Hussen Khan, Senior Lecturer, Faculty of Computing, Riphah International University, for his guidance, feedback, and patience during every phase of this project. His support helped us stay on track and improve the quality of our work. We also thank the faculty of the Software Engineering department for the knowledge and skills they have given us over the past four years.</w:t>
-      </w:r>
-    </w:p>
-    <w:p>
-      <w:pPr>
-        <w:spacing w:before="160" w:after="120" w:line="360" w:lineRule="auto"/>
-        <w:jc w:val="both"/>
-        <w:rPr>
-          <w:rFonts w:ascii="Times New Roman" w:hAnsi="Times New Roman"/>
-          <w:color w:val="000000"/>
-        </w:rPr>
-      </w:pPr>
-    </w:p>
-    <w:p>
-      <w:pPr>
-        <w:spacing w:before="160" w:after="120" w:line="360" w:lineRule="auto"/>
-        <w:jc w:val="both"/>
-      </w:pPr>
-    </w:p>
-    <w:p>
-      <w:pPr>
-        <w:spacing w:after="0"/>
-      </w:pPr>
-    </w:p>
-    <w:p>
-      <w:pPr>
-        <w:spacing w:after="40"/>
-        <w:jc w:val="right"/>
-      </w:pPr>
-      <w:r>
-        <w:rPr>
-          <w:rFonts w:ascii="Times New Roman" w:hAnsi="Times New Roman"/>
-          <w:color w:val="000000"/>
-          <w:sz w:val="24"/>
-        </w:rPr>
-        <w:t>___________________________</w:t>
-      </w:r>
-    </w:p>
-    <w:p>
-      <w:pPr>
-        <w:spacing w:after="40"/>
-        <w:jc w:val="right"/>
-      </w:pPr>
-      <w:r>
-        <w:rPr>
-          <w:rFonts w:ascii="Times New Roman" w:hAnsi="Times New Roman"/>
-          <w:b/>
-          <w:color w:val="000000"/>
-          <w:sz w:val="24"/>
-        </w:rPr>
-        <w:t>Moiz Ahmad Abbasi</w:t>
-      </w:r>
-    </w:p>
-    <w:p>
-      <w:pPr>
-        <w:spacing w:after="160"/>
-        <w:jc w:val="right"/>
-      </w:pPr>
-      <w:r>
-        <w:rPr>
-          <w:rFonts w:ascii="Times New Roman" w:hAnsi="Times New Roman"/>
-          <w:color w:val="000000"/>
-          <w:sz w:val="24"/>
-        </w:rPr>
-        <w:t>45499</w:t>
-      </w:r>
-    </w:p>
-    <w:p>
-      <w:pPr>
-        <w:spacing w:after="0"/>
-        <w:jc w:val="right"/>
-      </w:pPr>
-    </w:p>
-    <w:p>
-      <w:pPr>
-        <w:spacing w:after="40"/>
-        <w:jc w:val="right"/>
-      </w:pPr>
-      <w:r>
-        <w:rPr>
-          <w:rFonts w:ascii="Times New Roman" w:hAnsi="Times New Roman"/>
-          <w:color w:val="000000"/>
-          <w:sz w:val="24"/>
-        </w:rPr>
-        <w:t>___________________________</w:t>
-      </w:r>
-    </w:p>
-    <w:p>
-      <w:pPr>
-        <w:spacing w:after="40"/>
-        <w:jc w:val="right"/>
-      </w:pPr>
-      <w:r>
-        <w:rPr>
-          <w:rFonts w:ascii="Times New Roman" w:hAnsi="Times New Roman"/>
-          <w:b/>
-          <w:color w:val="000000"/>
-          <w:sz w:val="24"/>
-        </w:rPr>
-        <w:t>Obaidullah Arshad</w:t>
-      </w:r>
-    </w:p>
-    <w:p>
-      <w:pPr>
-        <w:spacing w:after="160"/>
-        <w:jc w:val="right"/>
-      </w:pPr>
-      <w:r>
-        <w:rPr>
-          <w:rFonts w:ascii="Times New Roman" w:hAnsi="Times New Roman"/>
-          <w:color w:val="000000"/>
-          <w:sz w:val="24"/>
-        </w:rPr>
-        <w:t>44316</w:t>
-      </w:r>
-    </w:p>
-    <w:p>
-      <w:pPr>
-        <w:spacing w:after="0"/>
-        <w:jc w:val="right"/>
-      </w:pPr>
-    </w:p>
-    <w:p>
-      <w:pPr>
-        <w:spacing w:after="40"/>
-        <w:jc w:val="right"/>
-      </w:pPr>
-      <w:r>
-        <w:rPr>
-          <w:rFonts w:ascii="Times New Roman" w:hAnsi="Times New Roman"/>
-          <w:color w:val="000000"/>
-          <w:sz w:val="24"/>
-        </w:rPr>
-        <w:t>___________________________</w:t>
-      </w:r>
-    </w:p>
-    <w:p>
-      <w:pPr>
-        <w:spacing w:after="40"/>
-        <w:jc w:val="right"/>
-      </w:pPr>
-      <w:r>
-        <w:rPr>
-          <w:rFonts w:ascii="Times New Roman" w:hAnsi="Times New Roman"/>
-          <w:b/>
-          <w:color w:val="000000"/>
-          <w:sz w:val="24"/>
-        </w:rPr>
-        <w:t>Syed Airaf Khan</w:t>
-      </w:r>
-    </w:p>
-    <w:p>
-      <w:pPr>
-        <w:spacing w:after="160"/>
-        <w:jc w:val="right"/>
-      </w:pPr>
-      <w:r>
-        <w:rPr>
-          <w:rFonts w:ascii="Times New Roman" w:hAnsi="Times New Roman"/>
-          <w:color w:val="000000"/>
-          <w:sz w:val="24"/>
-        </w:rPr>
-        <w:t>47647</w:t>
-      </w:r>
-    </w:p>
-    <w:p>
-      <w:pPr>
-        <w:spacing w:after="0"/>
-      </w:pPr>
-      <w:r>
-        <w:br w:type="page"/>
-      </w:r>
-    </w:p>
-    <w:p>
-      <w:pPr>
-        <w:pStyle w:val="Heading3"/>
-        <w:spacing w:after="200"/>
-        <w:jc w:val="center"/>
-        <w:rPr>
-          <w:sz w:val="36"/>
-        </w:rPr>
-      </w:pPr>
-      <w:bookmarkStart w:id="16" w:name="_Toc227543898"/>
-      <w:bookmarkStart w:id="17" w:name="_Toc228918753"/>
-      <w:bookmarkStart w:id="18" w:name="_Toc228982532"/>
-      <w:bookmarkStart w:id="19" w:name="_Toc228982633"/>
-      <w:r>
-        <w:rPr>
-          <w:rFonts w:ascii="Times New Roman" w:hAnsi="Times New Roman"/>
-          <w:sz w:val="36"/>
-        </w:rPr>
-        <w:lastRenderedPageBreak/>
-        <w:t>Abstract</w:t>
-      </w:r>
       <w:bookmarkEnd w:id="16"/>
       <w:bookmarkEnd w:id="17"/>
       <w:bookmarkEnd w:id="18"/>
       <w:bookmarkEnd w:id="19"/>
     </w:p>
+    <w:p/>
     <w:p>
       <w:pPr>
         <w:spacing w:before="160" w:after="120" w:line="360" w:lineRule="auto"/>
         <w:jc w:val="both"/>
         <w:rPr>
+          <w:rFonts w:ascii="Times New Roman" w:hAnsi="Times New Roman"/>
+          <w:color w:val="000000"/>
+        </w:rPr>
+      </w:pPr>
+      <w:r>
+        <w:rPr>
+          <w:rFonts w:ascii="Times New Roman" w:hAnsi="Times New Roman"/>
+          <w:color w:val="000000"/>
+        </w:rPr>
+        <w:t>First and foremost, we thank Allah Almighty for giving us the strength and ability to complete this project. We are grateful to our parents for their constant support and encouragement throughout our studies. We would like to express our sincere thanks to our supervisor, Mr. Raja Jalees-ul-Hussen Khan, Senior Lecturer, Faculty of Computing, Riphah International University, for his guidance, feedback, and patience during every phase of this project. His support helped us stay on track and improve the quality of our work. We also thank the faculty of the Software Engineering department for the knowledge and skills they have given us over the past four years.</w:t>
+      </w:r>
+    </w:p>
+    <w:p>
+      <w:pPr>
+        <w:spacing w:before="160" w:after="120" w:line="360" w:lineRule="auto"/>
+        <w:jc w:val="both"/>
+        <w:rPr>
+          <w:rFonts w:ascii="Times New Roman" w:hAnsi="Times New Roman"/>
+          <w:color w:val="000000"/>
+        </w:rPr>
+      </w:pPr>
+    </w:p>
+    <w:p>
+      <w:pPr>
+        <w:spacing w:before="160" w:after="120" w:line="360" w:lineRule="auto"/>
+        <w:jc w:val="both"/>
+      </w:pPr>
+    </w:p>
+    <w:p>
+      <w:pPr>
+        <w:spacing w:after="0"/>
+      </w:pPr>
+    </w:p>
+    <w:p>
+      <w:pPr>
+        <w:spacing w:after="40"/>
+        <w:jc w:val="right"/>
+      </w:pPr>
+      <w:r>
+        <w:rPr>
+          <w:rFonts w:ascii="Times New Roman" w:hAnsi="Times New Roman"/>
+          <w:color w:val="000000"/>
+          <w:sz w:val="24"/>
+        </w:rPr>
+        <w:t>___________________________</w:t>
+      </w:r>
+    </w:p>
+    <w:p>
+      <w:pPr>
+        <w:spacing w:after="40"/>
+        <w:jc w:val="right"/>
+      </w:pPr>
+      <w:r>
+        <w:rPr>
+          <w:rFonts w:ascii="Times New Roman" w:hAnsi="Times New Roman"/>
+          <w:b/>
+          <w:color w:val="000000"/>
+          <w:sz w:val="24"/>
+        </w:rPr>
+        <w:t>Moiz Ahmad Abbasi</w:t>
+      </w:r>
+    </w:p>
+    <w:p>
+      <w:pPr>
+        <w:spacing w:after="160"/>
+        <w:jc w:val="right"/>
+      </w:pPr>
+      <w:r>
+        <w:rPr>
+          <w:rFonts w:ascii="Times New Roman" w:hAnsi="Times New Roman"/>
+          <w:color w:val="000000"/>
+          <w:sz w:val="24"/>
+        </w:rPr>
+        <w:t>45499</w:t>
+      </w:r>
+    </w:p>
+    <w:p>
+      <w:pPr>
+        <w:spacing w:after="0"/>
+        <w:jc w:val="right"/>
+      </w:pPr>
+    </w:p>
+    <w:p>
+      <w:pPr>
+        <w:spacing w:after="40"/>
+        <w:jc w:val="right"/>
+      </w:pPr>
+      <w:r>
+        <w:rPr>
+          <w:rFonts w:ascii="Times New Roman" w:hAnsi="Times New Roman"/>
+          <w:color w:val="000000"/>
+          <w:sz w:val="24"/>
+        </w:rPr>
+        <w:t>___________________________</w:t>
+      </w:r>
+    </w:p>
+    <w:p>
+      <w:pPr>
+        <w:spacing w:after="40"/>
+        <w:jc w:val="right"/>
+      </w:pPr>
+      <w:r>
+        <w:rPr>
+          <w:rFonts w:ascii="Times New Roman" w:hAnsi="Times New Roman"/>
+          <w:b/>
+          <w:color w:val="000000"/>
+          <w:sz w:val="24"/>
+        </w:rPr>
+        <w:t>Obaidullah Arshad</w:t>
+      </w:r>
+    </w:p>
+    <w:p>
+      <w:pPr>
+        <w:spacing w:after="160"/>
+        <w:jc w:val="right"/>
+      </w:pPr>
+      <w:r>
+        <w:rPr>
+          <w:rFonts w:ascii="Times New Roman" w:hAnsi="Times New Roman"/>
+          <w:color w:val="000000"/>
+          <w:sz w:val="24"/>
+        </w:rPr>
+        <w:t>44316</w:t>
+      </w:r>
+    </w:p>
+    <w:p>
+      <w:pPr>
+        <w:spacing w:after="0"/>
+        <w:jc w:val="right"/>
+      </w:pPr>
+    </w:p>
+    <w:p>
+      <w:pPr>
+        <w:spacing w:after="40"/>
+        <w:jc w:val="right"/>
+      </w:pPr>
+      <w:r>
+        <w:rPr>
+          <w:rFonts w:ascii="Times New Roman" w:hAnsi="Times New Roman"/>
+          <w:color w:val="000000"/>
+          <w:sz w:val="24"/>
+        </w:rPr>
+        <w:t>___________________________</w:t>
+      </w:r>
+    </w:p>
+    <w:p>
+      <w:pPr>
+        <w:spacing w:after="40"/>
+        <w:jc w:val="right"/>
+      </w:pPr>
+      <w:r>
+        <w:rPr>
+          <w:rFonts w:ascii="Times New Roman" w:hAnsi="Times New Roman"/>
+          <w:b/>
+          <w:color w:val="000000"/>
+          <w:sz w:val="24"/>
+        </w:rPr>
+        <w:t>Syed Airaf Khan</w:t>
+      </w:r>
+    </w:p>
+    <w:p>
+      <w:pPr>
+        <w:spacing w:after="160"/>
+        <w:jc w:val="right"/>
+      </w:pPr>
+      <w:r>
+        <w:rPr>
+          <w:rFonts w:ascii="Times New Roman" w:hAnsi="Times New Roman"/>
+          <w:color w:val="000000"/>
+          <w:sz w:val="24"/>
+        </w:rPr>
+        <w:t>47647</w:t>
+      </w:r>
+    </w:p>
+    <w:p>
+      <w:pPr>
+        <w:spacing w:after="0"/>
+      </w:pPr>
+      <w:r>
+        <w:br w:type="page"/>
+      </w:r>
+    </w:p>
+    <w:p>
+      <w:pPr>
+        <w:pStyle w:val="Heading3"/>
+        <w:spacing w:after="200"/>
+        <w:jc w:val="center"/>
+        <w:rPr>
+          <w:sz w:val="36"/>
+        </w:rPr>
+      </w:pPr>
+      <w:bookmarkStart w:id="20" w:name="_Toc227543898"/>
+      <w:bookmarkStart w:id="21" w:name="_Toc228918753"/>
+      <w:bookmarkStart w:id="22" w:name="_Toc228982532"/>
+      <w:bookmarkStart w:id="23" w:name="_Toc228982633"/>
+      <w:bookmarkStart w:id="24" w:name="_Toc228998936"/>
+      <w:r>
+        <w:rPr>
+          <w:rFonts w:ascii="Times New Roman" w:hAnsi="Times New Roman"/>
+          <w:sz w:val="36"/>
+        </w:rPr>
+        <w:lastRenderedPageBreak/>
+        <w:t>Abstract</w:t>
+      </w:r>
+      <w:bookmarkEnd w:id="20"/>
+      <w:bookmarkEnd w:id="21"/>
+      <w:bookmarkEnd w:id="22"/>
+      <w:bookmarkEnd w:id="23"/>
+      <w:bookmarkEnd w:id="24"/>
+    </w:p>
+    <w:p>
+      <w:pPr>
+        <w:spacing w:before="160" w:after="120" w:line="360" w:lineRule="auto"/>
+        <w:jc w:val="both"/>
+        <w:rPr>
           <w:sz w:val="24"/>
         </w:rPr>
       </w:pPr>
@@ -1694,124 +1704,7 @@
         <w:fldChar w:fldCharType="separate"/>
       </w:r>
     </w:p>
-    <w:p>
-      <w:pPr>
-        <w:pStyle w:val="TOC1"/>
-        <w:rPr>
-          <w:rFonts w:asciiTheme="minorHAnsi" w:hAnsiTheme="minorHAnsi"/>
-          <w:b w:val="0"/>
-          <w:bCs w:val="0"/>
-        </w:rPr>
-      </w:pPr>
-      <w:hyperlink w:anchor="_Toc228982634" w:history="1">
-        <w:r>
-          <w:rPr>
-            <w:rStyle w:val="Hyperlink"/>
-          </w:rPr>
-          <w:t>Chapter 1:</w:t>
-        </w:r>
-        <w:r>
-          <w:rPr>
-            <w:webHidden/>
-          </w:rPr>
-          <w:tab/>
-        </w:r>
-        <w:r>
-          <w:rPr>
-            <w:webHidden/>
-          </w:rPr>
-          <w:fldChar w:fldCharType="begin"/>
-        </w:r>
-        <w:r>
-          <w:rPr>
-            <w:webHidden/>
-          </w:rPr>
-          <w:instrText xml:space="preserve"> PAGEREF _Toc228982634 \h </w:instrText>
-        </w:r>
-        <w:r>
-          <w:rPr>
-            <w:webHidden/>
-          </w:rPr>
-        </w:r>
-        <w:r>
-          <w:rPr>
-            <w:webHidden/>
-          </w:rPr>
-          <w:fldChar w:fldCharType="separate"/>
-        </w:r>
-        <w:r>
-          <w:rPr>
-            <w:webHidden/>
-          </w:rPr>
-          <w:t>16</w:t>
-        </w:r>
-        <w:r>
-          <w:rPr>
-            <w:webHidden/>
-          </w:rPr>
-          <w:fldChar w:fldCharType="end"/>
-        </w:r>
-      </w:hyperlink>
-    </w:p>
-    <w:p>
-      <w:pPr>
-        <w:pStyle w:val="TOC1"/>
-        <w:rPr>
-          <w:rFonts w:asciiTheme="minorHAnsi" w:hAnsiTheme="minorHAnsi"/>
-          <w:b w:val="0"/>
-          <w:bCs w:val="0"/>
-        </w:rPr>
-      </w:pPr>
-      <w:hyperlink w:anchor="_Toc228982635" w:history="1">
-        <w:r>
-          <w:rPr>
-            <w:rStyle w:val="Hyperlink"/>
-          </w:rPr>
-          <w:t>Introduction</w:t>
-        </w:r>
-        <w:r>
-          <w:rPr>
-            <w:webHidden/>
-          </w:rPr>
-          <w:tab/>
-        </w:r>
-        <w:r>
-          <w:rPr>
-            <w:webHidden/>
-          </w:rPr>
-          <w:fldChar w:fldCharType="begin"/>
-        </w:r>
-        <w:r>
-          <w:rPr>
-            <w:webHidden/>
-          </w:rPr>
-          <w:instrText xml:space="preserve"> PAGEREF _Toc228982635 \h </w:instrText>
-        </w:r>
-        <w:r>
-          <w:rPr>
-            <w:webHidden/>
-          </w:rPr>
-        </w:r>
-        <w:r>
-          <w:rPr>
-            <w:webHidden/>
-          </w:rPr>
-          <w:fldChar w:fldCharType="separate"/>
-        </w:r>
-        <w:r>
-          <w:rPr>
-            <w:webHidden/>
-          </w:rPr>
-          <w:t>16</w:t>
-        </w:r>
-        <w:r>
-          <w:rPr>
-            <w:webHidden/>
-          </w:rPr>
-          <w:fldChar w:fldCharType="end"/>
-        </w:r>
-      </w:hyperlink>
-    </w:p>
+    <w:bookmarkStart w:id="25" w:name="_GoBack"/>
     <w:p>
       <w:pPr>
         <w:pStyle w:val="TOC2"/>
@@ -1819,130 +1712,109 @@
           <w:noProof/>
         </w:rPr>
       </w:pPr>
-      <w:hyperlink w:anchor="_Toc228982636" w:history="1">
-        <w:r>
-          <w:rPr>
-            <w:rStyle w:val="Hyperlink"/>
-            <w:rFonts w:ascii="Times New Roman" w:hAnsi="Times New Roman"/>
-            <w:noProof/>
-          </w:rPr>
-          <w:t>1.1 Overview</w:t>
-        </w:r>
-        <w:r>
-          <w:rPr>
-            <w:noProof/>
-            <w:webHidden/>
-          </w:rPr>
-          <w:tab/>
-        </w:r>
-        <w:r>
-          <w:rPr>
-            <w:noProof/>
-            <w:webHidden/>
-          </w:rPr>
-          <w:fldChar w:fldCharType="begin"/>
-        </w:r>
-        <w:r>
-          <w:rPr>
-            <w:noProof/>
-            <w:webHidden/>
-          </w:rPr>
-          <w:instrText xml:space="preserve"> PAGEREF _Toc228982636 \h </w:instrText>
-        </w:r>
-        <w:r>
-          <w:rPr>
-            <w:noProof/>
-            <w:webHidden/>
-          </w:rPr>
-        </w:r>
-        <w:r>
-          <w:rPr>
-            <w:noProof/>
-            <w:webHidden/>
-          </w:rPr>
-          <w:fldChar w:fldCharType="separate"/>
-        </w:r>
-        <w:r>
-          <w:rPr>
-            <w:noProof/>
-            <w:webHidden/>
-          </w:rPr>
-          <w:t>16</w:t>
-        </w:r>
-        <w:r>
-          <w:rPr>
-            <w:noProof/>
-            <w:webHidden/>
-          </w:rPr>
-          <w:fldChar w:fldCharType="end"/>
-        </w:r>
-      </w:hyperlink>
-    </w:p>
-    <w:p>
-      <w:pPr>
-        <w:pStyle w:val="TOC2"/>
-        <w:rPr>
+      <w:r>
+        <w:rPr>
+          <w:rStyle w:val="Hyperlink"/>
           <w:noProof/>
         </w:rPr>
-      </w:pPr>
-      <w:hyperlink w:anchor="_Toc228982637" w:history="1">
-        <w:r>
-          <w:rPr>
-            <w:rStyle w:val="Hyperlink"/>
-            <w:rFonts w:ascii="Times New Roman" w:hAnsi="Times New Roman"/>
-            <w:noProof/>
-          </w:rPr>
-          <w:t>1.2 Opportunity and Stakeholders</w:t>
-        </w:r>
-        <w:r>
-          <w:rPr>
-            <w:noProof/>
-            <w:webHidden/>
-          </w:rPr>
-          <w:tab/>
-        </w:r>
-        <w:r>
-          <w:rPr>
-            <w:noProof/>
-            <w:webHidden/>
-          </w:rPr>
-          <w:fldChar w:fldCharType="begin"/>
-        </w:r>
-        <w:r>
-          <w:rPr>
-            <w:noProof/>
-            <w:webHidden/>
-          </w:rPr>
-          <w:instrText xml:space="preserve"> PAGEREF _Toc228982637 \h </w:instrText>
-        </w:r>
-        <w:r>
-          <w:rPr>
-            <w:noProof/>
-            <w:webHidden/>
-          </w:rPr>
-        </w:r>
-        <w:r>
-          <w:rPr>
-            <w:noProof/>
-            <w:webHidden/>
-          </w:rPr>
-          <w:fldChar w:fldCharType="separate"/>
-        </w:r>
-        <w:r>
-          <w:rPr>
-            <w:noProof/>
-            <w:webHidden/>
-          </w:rPr>
-          <w:t>16</w:t>
-        </w:r>
-        <w:r>
-          <w:rPr>
-            <w:noProof/>
-            <w:webHidden/>
-          </w:rPr>
-          <w:fldChar w:fldCharType="end"/>
-        </w:r>
-      </w:hyperlink>
+        <w:fldChar w:fldCharType="begin"/>
+      </w:r>
+      <w:r>
+        <w:rPr>
+          <w:rStyle w:val="Hyperlink"/>
+          <w:noProof/>
+        </w:rPr>
+        <w:instrText xml:space="preserve"> </w:instrText>
+      </w:r>
+      <w:r>
+        <w:rPr>
+          <w:noProof/>
+        </w:rPr>
+        <w:instrText>HYPERLINK \l "_Toc228998932"</w:instrText>
+      </w:r>
+      <w:r>
+        <w:rPr>
+          <w:rStyle w:val="Hyperlink"/>
+          <w:noProof/>
+        </w:rPr>
+        <w:instrText xml:space="preserve"> </w:instrText>
+      </w:r>
+      <w:r>
+        <w:rPr>
+          <w:rStyle w:val="Hyperlink"/>
+          <w:noProof/>
+        </w:rPr>
+      </w:r>
+      <w:r>
+        <w:rPr>
+          <w:rStyle w:val="Hyperlink"/>
+          <w:noProof/>
+        </w:rPr>
+        <w:fldChar w:fldCharType="separate"/>
+      </w:r>
+      <w:r>
+        <w:rPr>
+          <w:rStyle w:val="Hyperlink"/>
+          <w:rFonts w:ascii="Times New Roman" w:hAnsi="Times New Roman"/>
+          <w:noProof/>
+        </w:rPr>
+        <w:t>Final Approval</w:t>
+      </w:r>
+      <w:r>
+        <w:rPr>
+          <w:noProof/>
+          <w:webHidden/>
+        </w:rPr>
+        <w:tab/>
+      </w:r>
+      <w:r>
+        <w:rPr>
+          <w:noProof/>
+          <w:webHidden/>
+        </w:rPr>
+        <w:fldChar w:fldCharType="begin"/>
+      </w:r>
+      <w:r>
+        <w:rPr>
+          <w:noProof/>
+          <w:webHidden/>
+        </w:rPr>
+        <w:instrText xml:space="preserve"> PAGEREF _Toc228998932 \h </w:instrText>
+      </w:r>
+      <w:r>
+        <w:rPr>
+          <w:noProof/>
+          <w:webHidden/>
+        </w:rPr>
+      </w:r>
+      <w:r>
+        <w:rPr>
+          <w:noProof/>
+          <w:webHidden/>
+        </w:rPr>
+        <w:fldChar w:fldCharType="separate"/>
+      </w:r>
+      <w:r>
+        <w:rPr>
+          <w:noProof/>
+          <w:webHidden/>
+        </w:rPr>
+        <w:t>3</w:t>
+      </w:r>
+      <w:r>
+        <w:rPr>
+          <w:noProof/>
+          <w:webHidden/>
+        </w:rPr>
+        <w:fldChar w:fldCharType="end"/>
+      </w:r>
+      <w:r>
+        <w:rPr>
+          <w:rStyle w:val="Hyperlink"/>
+          <w:noProof/>
+        </w:rPr>
+        <w:fldChar w:fldCharType="end"/>
+      </w:r>
     </w:p>
     <w:p>
       <w:pPr>
@@ -1954,14 +1826,14 @@
           <w:noProof/>
         </w:rPr>
       </w:pPr>
-      <w:hyperlink w:anchor="_Toc228982638" w:history="1">
+      <w:hyperlink w:anchor="_Toc228998933" w:history="1">
         <w:r>
           <w:rPr>
             <w:rStyle w:val="Hyperlink"/>
             <w:rFonts w:ascii="Times New Roman" w:hAnsi="Times New Roman"/>
             <w:noProof/>
           </w:rPr>
-          <w:t>1.2.1 Stakeholders</w:t>
+          <w:t>Declaration</w:t>
         </w:r>
         <w:r>
           <w:rPr>
@@ -1982,7 +1854,7 @@
             <w:noProof/>
             <w:webHidden/>
           </w:rPr>
-          <w:instrText xml:space="preserve"> PAGEREF _Toc228982638 \h </w:instrText>
+          <w:instrText xml:space="preserve"> PAGEREF _Toc228998933 \h </w:instrText>
         </w:r>
         <w:r>
           <w:rPr>
@@ -2002,73 +1874,7 @@
             <w:noProof/>
             <w:webHidden/>
           </w:rPr>
-          <w:t>17</w:t>
-        </w:r>
-        <w:r>
-          <w:rPr>
-            <w:noProof/>
-            <w:webHidden/>
-          </w:rPr>
-          <w:fldChar w:fldCharType="end"/>
-        </w:r>
-      </w:hyperlink>
-    </w:p>
-    <w:p>
-      <w:pPr>
-        <w:pStyle w:val="TOC2"/>
-        <w:rPr>
-          <w:noProof/>
-        </w:rPr>
-      </w:pPr>
-      <w:hyperlink w:anchor="_Toc228982639" w:history="1">
-        <w:r>
-          <w:rPr>
-            <w:rStyle w:val="Hyperlink"/>
-            <w:rFonts w:ascii="Times New Roman" w:hAnsi="Times New Roman"/>
-            <w:noProof/>
-          </w:rPr>
-          <w:t>1.3 Motivations and Challenges</w:t>
-        </w:r>
-        <w:r>
-          <w:rPr>
-            <w:noProof/>
-            <w:webHidden/>
-          </w:rPr>
-          <w:tab/>
-        </w:r>
-        <w:r>
-          <w:rPr>
-            <w:noProof/>
-            <w:webHidden/>
-          </w:rPr>
-          <w:fldChar w:fldCharType="begin"/>
-        </w:r>
-        <w:r>
-          <w:rPr>
-            <w:noProof/>
-            <w:webHidden/>
-          </w:rPr>
-          <w:instrText xml:space="preserve"> PAGEREF _Toc228982639 \h </w:instrText>
-        </w:r>
-        <w:r>
-          <w:rPr>
-            <w:noProof/>
-            <w:webHidden/>
-          </w:rPr>
-        </w:r>
-        <w:r>
-          <w:rPr>
-            <w:noProof/>
-            <w:webHidden/>
-          </w:rPr>
-          <w:fldChar w:fldCharType="separate"/>
-        </w:r>
-        <w:r>
-          <w:rPr>
-            <w:noProof/>
-            <w:webHidden/>
-          </w:rPr>
-          <w:t>17</w:t>
+          <w:t>5</w:t>
         </w:r>
         <w:r>
           <w:rPr>
@@ -2089,14 +1895,14 @@
           <w:noProof/>
         </w:rPr>
       </w:pPr>
-      <w:hyperlink w:anchor="_Toc228982640" w:history="1">
+      <w:hyperlink w:anchor="_Toc228998934" w:history="1">
         <w:r>
           <w:rPr>
             <w:rStyle w:val="Hyperlink"/>
             <w:rFonts w:ascii="Times New Roman" w:hAnsi="Times New Roman"/>
             <w:noProof/>
           </w:rPr>
-          <w:t>1.3.1 Motivations</w:t>
+          <w:t>Dedication</w:t>
         </w:r>
         <w:r>
           <w:rPr>
@@ -2117,7 +1923,7 @@
             <w:noProof/>
             <w:webHidden/>
           </w:rPr>
-          <w:instrText xml:space="preserve"> PAGEREF _Toc228982640 \h </w:instrText>
+          <w:instrText xml:space="preserve"> PAGEREF _Toc228998934 \h </w:instrText>
         </w:r>
         <w:r>
           <w:rPr>
@@ -2137,7 +1943,7 @@
             <w:noProof/>
             <w:webHidden/>
           </w:rPr>
-          <w:t>17</w:t>
+          <w:t>6</w:t>
         </w:r>
         <w:r>
           <w:rPr>
@@ -2158,14 +1964,14 @@
           <w:noProof/>
         </w:rPr>
       </w:pPr>
-      <w:hyperlink w:anchor="_Toc228982641" w:history="1">
+      <w:hyperlink w:anchor="_Toc228998935" w:history="1">
         <w:r>
           <w:rPr>
             <w:rStyle w:val="Hyperlink"/>
             <w:rFonts w:ascii="Times New Roman" w:hAnsi="Times New Roman"/>
             <w:noProof/>
           </w:rPr>
-          <w:t>1.3.2 Challenges</w:t>
+          <w:t>Acknowledgement</w:t>
         </w:r>
         <w:r>
           <w:rPr>
@@ -2186,7 +1992,7 @@
             <w:noProof/>
             <w:webHidden/>
           </w:rPr>
-          <w:instrText xml:space="preserve"> PAGEREF _Toc228982641 \h </w:instrText>
+          <w:instrText xml:space="preserve"> PAGEREF _Toc228998935 \h </w:instrText>
         </w:r>
         <w:r>
           <w:rPr>
@@ -2206,73 +2012,7 @@
             <w:noProof/>
             <w:webHidden/>
           </w:rPr>
-          <w:t>18</w:t>
-        </w:r>
-        <w:r>
-          <w:rPr>
-            <w:noProof/>
-            <w:webHidden/>
-          </w:rPr>
-          <w:fldChar w:fldCharType="end"/>
-        </w:r>
-      </w:hyperlink>
-    </w:p>
-    <w:p>
-      <w:pPr>
-        <w:pStyle w:val="TOC2"/>
-        <w:rPr>
-          <w:noProof/>
-        </w:rPr>
-      </w:pPr>
-      <w:hyperlink w:anchor="_Toc228982642" w:history="1">
-        <w:r>
-          <w:rPr>
-            <w:rStyle w:val="Hyperlink"/>
-            <w:rFonts w:ascii="Times New Roman" w:hAnsi="Times New Roman"/>
-            <w:noProof/>
-          </w:rPr>
-          <w:t>1.4 Goals and Objectives</w:t>
-        </w:r>
-        <w:r>
-          <w:rPr>
-            <w:noProof/>
-            <w:webHidden/>
-          </w:rPr>
-          <w:tab/>
-        </w:r>
-        <w:r>
-          <w:rPr>
-            <w:noProof/>
-            <w:webHidden/>
-          </w:rPr>
-          <w:fldChar w:fldCharType="begin"/>
-        </w:r>
-        <w:r>
-          <w:rPr>
-            <w:noProof/>
-            <w:webHidden/>
-          </w:rPr>
-          <w:instrText xml:space="preserve"> PAGEREF _Toc228982642 \h </w:instrText>
-        </w:r>
-        <w:r>
-          <w:rPr>
-            <w:noProof/>
-            <w:webHidden/>
-          </w:rPr>
-        </w:r>
-        <w:r>
-          <w:rPr>
-            <w:noProof/>
-            <w:webHidden/>
-          </w:rPr>
-          <w:fldChar w:fldCharType="separate"/>
-        </w:r>
-        <w:r>
-          <w:rPr>
-            <w:noProof/>
-            <w:webHidden/>
-          </w:rPr>
-          <w:t>18</w:t>
+          <w:t>7</w:t>
         </w:r>
         <w:r>
           <w:rPr>
@@ -2293,14 +2033,14 @@
           <w:noProof/>
         </w:rPr>
       </w:pPr>
-      <w:hyperlink w:anchor="_Toc228982643" w:history="1">
+      <w:hyperlink w:anchor="_Toc228998936" w:history="1">
         <w:r>
           <w:rPr>
             <w:rStyle w:val="Hyperlink"/>
             <w:rFonts w:ascii="Times New Roman" w:hAnsi="Times New Roman"/>
             <w:noProof/>
           </w:rPr>
-          <w:t>1.4.1 One Platform for Academic Communication</w:t>
+          <w:t>Abstract</w:t>
         </w:r>
         <w:r>
           <w:rPr>
@@ -2321,7 +2061,7 @@
             <w:noProof/>
             <w:webHidden/>
           </w:rPr>
-          <w:instrText xml:space="preserve"> PAGEREF _Toc228982643 \h </w:instrText>
+          <w:instrText xml:space="preserve"> PAGEREF _Toc228998936 \h </w:instrText>
         </w:r>
         <w:r>
           <w:rPr>
@@ -2341,7 +2081,294 @@
             <w:noProof/>
             <w:webHidden/>
           </w:rPr>
-          <w:t>18</w:t>
+          <w:t>8</w:t>
+        </w:r>
+        <w:r>
+          <w:rPr>
+            <w:noProof/>
+            <w:webHidden/>
+          </w:rPr>
+          <w:fldChar w:fldCharType="end"/>
+        </w:r>
+      </w:hyperlink>
+    </w:p>
+    <w:bookmarkEnd w:id="25"/>
+    <w:p>
+      <w:pPr>
+        <w:pStyle w:val="TOC1"/>
+        <w:rPr>
+          <w:rFonts w:asciiTheme="minorHAnsi" w:hAnsiTheme="minorHAnsi"/>
+          <w:b w:val="0"/>
+          <w:bCs w:val="0"/>
+        </w:rPr>
+      </w:pPr>
+      <w:r>
+        <w:rPr>
+          <w:rStyle w:val="Hyperlink"/>
+        </w:rPr>
+        <w:fldChar w:fldCharType="begin"/>
+      </w:r>
+      <w:r>
+        <w:rPr>
+          <w:rStyle w:val="Hyperlink"/>
+        </w:rPr>
+        <w:instrText xml:space="preserve"> </w:instrText>
+      </w:r>
+      <w:r>
+        <w:instrText>HYPERLINK \l "_Toc228998937"</w:instrText>
+      </w:r>
+      <w:r>
+        <w:rPr>
+          <w:rStyle w:val="Hyperlink"/>
+        </w:rPr>
+        <w:instrText xml:space="preserve"> </w:instrText>
+      </w:r>
+      <w:r>
+        <w:rPr>
+          <w:rStyle w:val="Hyperlink"/>
+        </w:rPr>
+      </w:r>
+      <w:r>
+        <w:rPr>
+          <w:rStyle w:val="Hyperlink"/>
+        </w:rPr>
+        <w:fldChar w:fldCharType="separate"/>
+      </w:r>
+      <w:r>
+        <w:rPr>
+          <w:rStyle w:val="Hyperlink"/>
+        </w:rPr>
+        <w:t>Chapter 1:</w:t>
+      </w:r>
+      <w:r>
+        <w:rPr>
+          <w:webHidden/>
+        </w:rPr>
+        <w:tab/>
+      </w:r>
+      <w:r>
+        <w:rPr>
+          <w:webHidden/>
+        </w:rPr>
+        <w:fldChar w:fldCharType="begin"/>
+      </w:r>
+      <w:r>
+        <w:rPr>
+          <w:webHidden/>
+        </w:rPr>
+        <w:instrText xml:space="preserve"> PAGEREF _Toc228998937 \h </w:instrText>
+      </w:r>
+      <w:r>
+        <w:rPr>
+          <w:webHidden/>
+        </w:rPr>
+      </w:r>
+      <w:r>
+        <w:rPr>
+          <w:webHidden/>
+        </w:rPr>
+        <w:fldChar w:fldCharType="separate"/>
+      </w:r>
+      <w:r>
+        <w:rPr>
+          <w:webHidden/>
+        </w:rPr>
+        <w:t>16</w:t>
+      </w:r>
+      <w:r>
+        <w:rPr>
+          <w:webHidden/>
+        </w:rPr>
+        <w:fldChar w:fldCharType="end"/>
+      </w:r>
+      <w:r>
+        <w:rPr>
+          <w:rStyle w:val="Hyperlink"/>
+        </w:rPr>
+        <w:fldChar w:fldCharType="end"/>
+      </w:r>
+    </w:p>
+    <w:p>
+      <w:pPr>
+        <w:pStyle w:val="TOC1"/>
+        <w:rPr>
+          <w:rFonts w:asciiTheme="minorHAnsi" w:hAnsiTheme="minorHAnsi"/>
+          <w:b w:val="0"/>
+          <w:bCs w:val="0"/>
+        </w:rPr>
+      </w:pPr>
+      <w:hyperlink w:anchor="_Toc228998938" w:history="1">
+        <w:r>
+          <w:rPr>
+            <w:rStyle w:val="Hyperlink"/>
+          </w:rPr>
+          <w:t>Introduction</w:t>
+        </w:r>
+        <w:r>
+          <w:rPr>
+            <w:webHidden/>
+          </w:rPr>
+          <w:tab/>
+        </w:r>
+        <w:r>
+          <w:rPr>
+            <w:webHidden/>
+          </w:rPr>
+          <w:fldChar w:fldCharType="begin"/>
+        </w:r>
+        <w:r>
+          <w:rPr>
+            <w:webHidden/>
+          </w:rPr>
+          <w:instrText xml:space="preserve"> PAGEREF _Toc228998938 \h </w:instrText>
+        </w:r>
+        <w:r>
+          <w:rPr>
+            <w:webHidden/>
+          </w:rPr>
+        </w:r>
+        <w:r>
+          <w:rPr>
+            <w:webHidden/>
+          </w:rPr>
+          <w:fldChar w:fldCharType="separate"/>
+        </w:r>
+        <w:r>
+          <w:rPr>
+            <w:webHidden/>
+          </w:rPr>
+          <w:t>16</w:t>
+        </w:r>
+        <w:r>
+          <w:rPr>
+            <w:webHidden/>
+          </w:rPr>
+          <w:fldChar w:fldCharType="end"/>
+        </w:r>
+      </w:hyperlink>
+    </w:p>
+    <w:p>
+      <w:pPr>
+        <w:pStyle w:val="TOC2"/>
+        <w:rPr>
+          <w:noProof/>
+        </w:rPr>
+      </w:pPr>
+      <w:hyperlink w:anchor="_Toc228998939" w:history="1">
+        <w:r>
+          <w:rPr>
+            <w:rStyle w:val="Hyperlink"/>
+            <w:rFonts w:ascii="Times New Roman" w:hAnsi="Times New Roman"/>
+            <w:noProof/>
+          </w:rPr>
+          <w:t>1.1 Overview</w:t>
+        </w:r>
+        <w:r>
+          <w:rPr>
+            <w:noProof/>
+            <w:webHidden/>
+          </w:rPr>
+          <w:tab/>
+        </w:r>
+        <w:r>
+          <w:rPr>
+            <w:noProof/>
+            <w:webHidden/>
+          </w:rPr>
+          <w:fldChar w:fldCharType="begin"/>
+        </w:r>
+        <w:r>
+          <w:rPr>
+            <w:noProof/>
+            <w:webHidden/>
+          </w:rPr>
+          <w:instrText xml:space="preserve"> PAGEREF _Toc228998939 \h </w:instrText>
+        </w:r>
+        <w:r>
+          <w:rPr>
+            <w:noProof/>
+            <w:webHidden/>
+          </w:rPr>
+        </w:r>
+        <w:r>
+          <w:rPr>
+            <w:noProof/>
+            <w:webHidden/>
+          </w:rPr>
+          <w:fldChar w:fldCharType="separate"/>
+        </w:r>
+        <w:r>
+          <w:rPr>
+            <w:noProof/>
+            <w:webHidden/>
+          </w:rPr>
+          <w:t>16</w:t>
+        </w:r>
+        <w:r>
+          <w:rPr>
+            <w:noProof/>
+            <w:webHidden/>
+          </w:rPr>
+          <w:fldChar w:fldCharType="end"/>
+        </w:r>
+      </w:hyperlink>
+    </w:p>
+    <w:p>
+      <w:pPr>
+        <w:pStyle w:val="TOC2"/>
+        <w:rPr>
+          <w:noProof/>
+        </w:rPr>
+      </w:pPr>
+      <w:hyperlink w:anchor="_Toc228998940" w:history="1">
+        <w:r>
+          <w:rPr>
+            <w:rStyle w:val="Hyperlink"/>
+            <w:rFonts w:ascii="Times New Roman" w:hAnsi="Times New Roman"/>
+            <w:noProof/>
+          </w:rPr>
+          <w:t>1.2 Opportunity and Stakeholders</w:t>
+        </w:r>
+        <w:r>
+          <w:rPr>
+            <w:noProof/>
+            <w:webHidden/>
+          </w:rPr>
+          <w:tab/>
+        </w:r>
+        <w:r>
+          <w:rPr>
+            <w:noProof/>
+            <w:webHidden/>
+          </w:rPr>
+          <w:fldChar w:fldCharType="begin"/>
+        </w:r>
+        <w:r>
+          <w:rPr>
+            <w:noProof/>
+            <w:webHidden/>
+          </w:rPr>
+          <w:instrText xml:space="preserve"> PAGEREF _Toc228998940 \h </w:instrText>
+        </w:r>
+        <w:r>
+          <w:rPr>
+            <w:noProof/>
+            <w:webHidden/>
+          </w:rPr>
+        </w:r>
+        <w:r>
+          <w:rPr>
+            <w:noProof/>
+            <w:webHidden/>
+          </w:rPr>
+          <w:fldChar w:fldCharType="separate"/>
+        </w:r>
+        <w:r>
+          <w:rPr>
+            <w:noProof/>
+            <w:webHidden/>
+          </w:rPr>
+          <w:t>16</w:t>
         </w:r>
         <w:r>
           <w:rPr>
@@ -2362,14 +2389,14 @@
           <w:noProof/>
         </w:rPr>
       </w:pPr>
-      <w:hyperlink w:anchor="_Toc228982644" w:history="1">
+      <w:hyperlink w:anchor="_Toc228998941" w:history="1">
         <w:r>
           <w:rPr>
             <w:rStyle w:val="Hyperlink"/>
             <w:rFonts w:ascii="Times New Roman" w:hAnsi="Times New Roman"/>
             <w:noProof/>
           </w:rPr>
-          <w:t>1.4.2 Verified University Community</w:t>
+          <w:t>1.2.1 Stakeholders</w:t>
         </w:r>
         <w:r>
           <w:rPr>
@@ -2390,7 +2417,7 @@
             <w:noProof/>
             <w:webHidden/>
           </w:rPr>
-          <w:instrText xml:space="preserve"> PAGEREF _Toc228982644 \h </w:instrText>
+          <w:instrText xml:space="preserve"> PAGEREF _Toc228998941 \h </w:instrText>
         </w:r>
         <w:r>
           <w:rPr>
@@ -2410,7 +2437,73 @@
             <w:noProof/>
             <w:webHidden/>
           </w:rPr>
-          <w:t>19</w:t>
+          <w:t>17</w:t>
+        </w:r>
+        <w:r>
+          <w:rPr>
+            <w:noProof/>
+            <w:webHidden/>
+          </w:rPr>
+          <w:fldChar w:fldCharType="end"/>
+        </w:r>
+      </w:hyperlink>
+    </w:p>
+    <w:p>
+      <w:pPr>
+        <w:pStyle w:val="TOC2"/>
+        <w:rPr>
+          <w:noProof/>
+        </w:rPr>
+      </w:pPr>
+      <w:hyperlink w:anchor="_Toc228998942" w:history="1">
+        <w:r>
+          <w:rPr>
+            <w:rStyle w:val="Hyperlink"/>
+            <w:rFonts w:ascii="Times New Roman" w:hAnsi="Times New Roman"/>
+            <w:noProof/>
+          </w:rPr>
+          <w:t>1.3 Motivations and Challenges</w:t>
+        </w:r>
+        <w:r>
+          <w:rPr>
+            <w:noProof/>
+            <w:webHidden/>
+          </w:rPr>
+          <w:tab/>
+        </w:r>
+        <w:r>
+          <w:rPr>
+            <w:noProof/>
+            <w:webHidden/>
+          </w:rPr>
+          <w:fldChar w:fldCharType="begin"/>
+        </w:r>
+        <w:r>
+          <w:rPr>
+            <w:noProof/>
+            <w:webHidden/>
+          </w:rPr>
+          <w:instrText xml:space="preserve"> PAGEREF _Toc228998942 \h </w:instrText>
+        </w:r>
+        <w:r>
+          <w:rPr>
+            <w:noProof/>
+            <w:webHidden/>
+          </w:rPr>
+        </w:r>
+        <w:r>
+          <w:rPr>
+            <w:noProof/>
+            <w:webHidden/>
+          </w:rPr>
+          <w:fldChar w:fldCharType="separate"/>
+        </w:r>
+        <w:r>
+          <w:rPr>
+            <w:noProof/>
+            <w:webHidden/>
+          </w:rPr>
+          <w:t>17</w:t>
         </w:r>
         <w:r>
           <w:rPr>
@@ -2431,14 +2524,14 @@
           <w:noProof/>
         </w:rPr>
       </w:pPr>
-      <w:hyperlink w:anchor="_Toc228982645" w:history="1">
+      <w:hyperlink w:anchor="_Toc228998943" w:history="1">
         <w:r>
           <w:rPr>
             <w:rStyle w:val="Hyperlink"/>
             <w:rFonts w:ascii="Times New Roman" w:hAnsi="Times New Roman"/>
             <w:noProof/>
           </w:rPr>
-          <w:t>1.4.3 Improve Peer Learning</w:t>
+          <w:t>1.3.1 Motivations</w:t>
         </w:r>
         <w:r>
           <w:rPr>
@@ -2459,7 +2552,7 @@
             <w:noProof/>
             <w:webHidden/>
           </w:rPr>
-          <w:instrText xml:space="preserve"> PAGEREF _Toc228982645 \h </w:instrText>
+          <w:instrText xml:space="preserve"> PAGEREF _Toc228998943 \h </w:instrText>
         </w:r>
         <w:r>
           <w:rPr>
@@ -2479,7 +2572,7 @@
             <w:noProof/>
             <w:webHidden/>
           </w:rPr>
-          <w:t>19</w:t>
+          <w:t>17</w:t>
         </w:r>
         <w:r>
           <w:rPr>
@@ -2500,14 +2593,14 @@
           <w:noProof/>
         </w:rPr>
       </w:pPr>
-      <w:hyperlink w:anchor="_Toc228982646" w:history="1">
+      <w:hyperlink w:anchor="_Toc228998944" w:history="1">
         <w:r>
           <w:rPr>
             <w:rStyle w:val="Hyperlink"/>
             <w:rFonts w:ascii="Times New Roman" w:hAnsi="Times New Roman"/>
             <w:noProof/>
           </w:rPr>
-          <w:t>1.4.4 Better Campus Engagement</w:t>
+          <w:t>1.3.2 Challenges</w:t>
         </w:r>
         <w:r>
           <w:rPr>
@@ -2528,7 +2621,7 @@
             <w:noProof/>
             <w:webHidden/>
           </w:rPr>
-          <w:instrText xml:space="preserve"> PAGEREF _Toc228982646 \h </w:instrText>
+          <w:instrText xml:space="preserve"> PAGEREF _Toc228998944 \h </w:instrText>
         </w:r>
         <w:r>
           <w:rPr>
@@ -2548,7 +2641,7 @@
             <w:noProof/>
             <w:webHidden/>
           </w:rPr>
-          <w:t>19</w:t>
+          <w:t>18</w:t>
         </w:r>
         <w:r>
           <w:rPr>
@@ -2566,14 +2659,14 @@
           <w:noProof/>
         </w:rPr>
       </w:pPr>
-      <w:hyperlink w:anchor="_Toc228982647" w:history="1">
+      <w:hyperlink w:anchor="_Toc228998945" w:history="1">
         <w:r>
           <w:rPr>
             <w:rStyle w:val="Hyperlink"/>
             <w:rFonts w:ascii="Times New Roman" w:hAnsi="Times New Roman"/>
             <w:noProof/>
           </w:rPr>
-          <w:t>1.5 Solution Overview</w:t>
+          <w:t>1.4 Goals and Objectives</w:t>
         </w:r>
         <w:r>
           <w:rPr>
@@ -2594,7 +2687,7 @@
             <w:noProof/>
             <w:webHidden/>
           </w:rPr>
-          <w:instrText xml:space="preserve"> PAGEREF _Toc228982647 \h </w:instrText>
+          <w:instrText xml:space="preserve"> PAGEREF _Toc228998945 \h </w:instrText>
         </w:r>
         <w:r>
           <w:rPr>
@@ -2614,7 +2707,7 @@
             <w:noProof/>
             <w:webHidden/>
           </w:rPr>
-          <w:t>19</w:t>
+          <w:t>18</w:t>
         </w:r>
         <w:r>
           <w:rPr>
@@ -2635,14 +2728,14 @@
           <w:noProof/>
         </w:rPr>
       </w:pPr>
-      <w:hyperlink w:anchor="_Toc228982648" w:history="1">
+      <w:hyperlink w:anchor="_Toc228998946" w:history="1">
         <w:r>
           <w:rPr>
             <w:rStyle w:val="Hyperlink"/>
             <w:rFonts w:ascii="Times New Roman" w:hAnsi="Times New Roman"/>
             <w:noProof/>
           </w:rPr>
-          <w:t>1.5.1 Scope of the Project</w:t>
+          <w:t>1.4.1 One Platform for Academic Communication</w:t>
         </w:r>
         <w:r>
           <w:rPr>
@@ -2663,7 +2756,7 @@
             <w:noProof/>
             <w:webHidden/>
           </w:rPr>
-          <w:instrText xml:space="preserve"> PAGEREF _Toc228982648 \h </w:instrText>
+          <w:instrText xml:space="preserve"> PAGEREF _Toc228998946 \h </w:instrText>
         </w:r>
         <w:r>
           <w:rPr>
@@ -2683,323 +2776,7 @@
             <w:noProof/>
             <w:webHidden/>
           </w:rPr>
-          <w:t>19</w:t>
-        </w:r>
-        <w:r>
-          <w:rPr>
-            <w:noProof/>
-            <w:webHidden/>
-          </w:rPr>
-          <w:fldChar w:fldCharType="end"/>
-        </w:r>
-      </w:hyperlink>
-    </w:p>
-    <w:p>
-      <w:pPr>
-        <w:pStyle w:val="TOC2"/>
-        <w:rPr>
-          <w:noProof/>
-        </w:rPr>
-      </w:pPr>
-      <w:hyperlink w:anchor="_Toc228982649" w:history="1">
-        <w:r>
-          <w:rPr>
-            <w:rStyle w:val="Hyperlink"/>
-            <w:rFonts w:ascii="Times New Roman" w:hAnsi="Times New Roman"/>
-            <w:noProof/>
-          </w:rPr>
-          <w:t>1.6 Report Outline</w:t>
-        </w:r>
-        <w:r>
-          <w:rPr>
-            <w:noProof/>
-            <w:webHidden/>
-          </w:rPr>
-          <w:tab/>
-        </w:r>
-        <w:r>
-          <w:rPr>
-            <w:noProof/>
-            <w:webHidden/>
-          </w:rPr>
-          <w:fldChar w:fldCharType="begin"/>
-        </w:r>
-        <w:r>
-          <w:rPr>
-            <w:noProof/>
-            <w:webHidden/>
-          </w:rPr>
-          <w:instrText xml:space="preserve"> PAGEREF _Toc228982649 \h </w:instrText>
-        </w:r>
-        <w:r>
-          <w:rPr>
-            <w:noProof/>
-            <w:webHidden/>
-          </w:rPr>
-        </w:r>
-        <w:r>
-          <w:rPr>
-            <w:noProof/>
-            <w:webHidden/>
-          </w:rPr>
-          <w:fldChar w:fldCharType="separate"/>
-        </w:r>
-        <w:r>
-          <w:rPr>
-            <w:noProof/>
-            <w:webHidden/>
-          </w:rPr>
-          <w:t>21</w:t>
-        </w:r>
-        <w:r>
-          <w:rPr>
-            <w:noProof/>
-            <w:webHidden/>
-          </w:rPr>
-          <w:fldChar w:fldCharType="end"/>
-        </w:r>
-      </w:hyperlink>
-    </w:p>
-    <w:p>
-      <w:pPr>
-        <w:pStyle w:val="TOC1"/>
-        <w:rPr>
-          <w:rFonts w:asciiTheme="minorHAnsi" w:hAnsiTheme="minorHAnsi"/>
-          <w:b w:val="0"/>
-          <w:bCs w:val="0"/>
-        </w:rPr>
-      </w:pPr>
-      <w:hyperlink w:anchor="_Toc228982650" w:history="1">
-        <w:r>
-          <w:rPr>
-            <w:rStyle w:val="Hyperlink"/>
-          </w:rPr>
-          <w:t>Chapter 2:</w:t>
-        </w:r>
-        <w:r>
-          <w:rPr>
-            <w:webHidden/>
-          </w:rPr>
-          <w:tab/>
-        </w:r>
-        <w:r>
-          <w:rPr>
-            <w:webHidden/>
-          </w:rPr>
-          <w:fldChar w:fldCharType="begin"/>
-        </w:r>
-        <w:r>
-          <w:rPr>
-            <w:webHidden/>
-          </w:rPr>
-          <w:instrText xml:space="preserve"> PAGEREF _Toc228982650 \h </w:instrText>
-        </w:r>
-        <w:r>
-          <w:rPr>
-            <w:webHidden/>
-          </w:rPr>
-        </w:r>
-        <w:r>
-          <w:rPr>
-            <w:webHidden/>
-          </w:rPr>
-          <w:fldChar w:fldCharType="separate"/>
-        </w:r>
-        <w:r>
-          <w:rPr>
-            <w:webHidden/>
-          </w:rPr>
-          <w:t>23</w:t>
-        </w:r>
-        <w:r>
-          <w:rPr>
-            <w:webHidden/>
-          </w:rPr>
-          <w:fldChar w:fldCharType="end"/>
-        </w:r>
-      </w:hyperlink>
-    </w:p>
-    <w:p>
-      <w:pPr>
-        <w:pStyle w:val="TOC1"/>
-        <w:rPr>
-          <w:rFonts w:asciiTheme="minorHAnsi" w:hAnsiTheme="minorHAnsi"/>
-          <w:b w:val="0"/>
-          <w:bCs w:val="0"/>
-        </w:rPr>
-      </w:pPr>
-      <w:hyperlink w:anchor="_Toc228982651" w:history="1">
-        <w:r>
-          <w:rPr>
-            <w:rStyle w:val="Hyperlink"/>
-          </w:rPr>
-          <w:t>Market Survey</w:t>
-        </w:r>
-        <w:r>
-          <w:rPr>
-            <w:webHidden/>
-          </w:rPr>
-          <w:tab/>
-        </w:r>
-        <w:r>
-          <w:rPr>
-            <w:webHidden/>
-          </w:rPr>
-          <w:fldChar w:fldCharType="begin"/>
-        </w:r>
-        <w:r>
-          <w:rPr>
-            <w:webHidden/>
-          </w:rPr>
-          <w:instrText xml:space="preserve"> PAGEREF _Toc228982651 \h </w:instrText>
-        </w:r>
-        <w:r>
-          <w:rPr>
-            <w:webHidden/>
-          </w:rPr>
-        </w:r>
-        <w:r>
-          <w:rPr>
-            <w:webHidden/>
-          </w:rPr>
-          <w:fldChar w:fldCharType="separate"/>
-        </w:r>
-        <w:r>
-          <w:rPr>
-            <w:webHidden/>
-          </w:rPr>
-          <w:t>23</w:t>
-        </w:r>
-        <w:r>
-          <w:rPr>
-            <w:webHidden/>
-          </w:rPr>
-          <w:fldChar w:fldCharType="end"/>
-        </w:r>
-      </w:hyperlink>
-    </w:p>
-    <w:p>
-      <w:pPr>
-        <w:pStyle w:val="TOC2"/>
-        <w:rPr>
-          <w:noProof/>
-        </w:rPr>
-      </w:pPr>
-      <w:hyperlink w:anchor="_Toc228982652" w:history="1">
-        <w:r>
-          <w:rPr>
-            <w:rStyle w:val="Hyperlink"/>
-            <w:rFonts w:ascii="Times New Roman" w:hAnsi="Times New Roman"/>
-            <w:noProof/>
-          </w:rPr>
-          <w:t>2.1 Introduction</w:t>
-        </w:r>
-        <w:r>
-          <w:rPr>
-            <w:noProof/>
-            <w:webHidden/>
-          </w:rPr>
-          <w:tab/>
-        </w:r>
-        <w:r>
-          <w:rPr>
-            <w:noProof/>
-            <w:webHidden/>
-          </w:rPr>
-          <w:fldChar w:fldCharType="begin"/>
-        </w:r>
-        <w:r>
-          <w:rPr>
-            <w:noProof/>
-            <w:webHidden/>
-          </w:rPr>
-          <w:instrText xml:space="preserve"> PAGEREF _Toc228982652 \h </w:instrText>
-        </w:r>
-        <w:r>
-          <w:rPr>
-            <w:noProof/>
-            <w:webHidden/>
-          </w:rPr>
-        </w:r>
-        <w:r>
-          <w:rPr>
-            <w:noProof/>
-            <w:webHidden/>
-          </w:rPr>
-          <w:fldChar w:fldCharType="separate"/>
-        </w:r>
-        <w:r>
-          <w:rPr>
-            <w:noProof/>
-            <w:webHidden/>
-          </w:rPr>
-          <w:t>23</w:t>
-        </w:r>
-        <w:r>
-          <w:rPr>
-            <w:noProof/>
-            <w:webHidden/>
-          </w:rPr>
-          <w:fldChar w:fldCharType="end"/>
-        </w:r>
-      </w:hyperlink>
-    </w:p>
-    <w:p>
-      <w:pPr>
-        <w:pStyle w:val="TOC2"/>
-        <w:rPr>
-          <w:noProof/>
-        </w:rPr>
-      </w:pPr>
-      <w:hyperlink w:anchor="_Toc228982653" w:history="1">
-        <w:r>
-          <w:rPr>
-            <w:rStyle w:val="Hyperlink"/>
-            <w:rFonts w:ascii="Times New Roman" w:hAnsi="Times New Roman"/>
-            <w:noProof/>
-          </w:rPr>
-          <w:t>2.2 Literature Review</w:t>
-        </w:r>
-        <w:r>
-          <w:rPr>
-            <w:noProof/>
-            <w:webHidden/>
-          </w:rPr>
-          <w:tab/>
-        </w:r>
-        <w:r>
-          <w:rPr>
-            <w:noProof/>
-            <w:webHidden/>
-          </w:rPr>
-          <w:fldChar w:fldCharType="begin"/>
-        </w:r>
-        <w:r>
-          <w:rPr>
-            <w:noProof/>
-            <w:webHidden/>
-          </w:rPr>
-          <w:instrText xml:space="preserve"> PAGEREF _Toc228982653 \h </w:instrText>
-        </w:r>
-        <w:r>
-          <w:rPr>
-            <w:noProof/>
-            <w:webHidden/>
-          </w:rPr>
-        </w:r>
-        <w:r>
-          <w:rPr>
-            <w:noProof/>
-            <w:webHidden/>
-          </w:rPr>
-          <w:fldChar w:fldCharType="separate"/>
-        </w:r>
-        <w:r>
-          <w:rPr>
-            <w:noProof/>
-            <w:webHidden/>
-          </w:rPr>
-          <w:t>23</w:t>
+          <w:t>18</w:t>
         </w:r>
         <w:r>
           <w:rPr>
@@ -3020,80 +2797,14 @@
           <w:noProof/>
         </w:rPr>
       </w:pPr>
-      <w:hyperlink w:anchor="_Toc228982654" w:history="1">
-        <w:r>
-          <w:rPr>
-            <w:rStyle w:val="Hyperlink"/>
-            <w:rFonts w:ascii="Times New Roman" w:hAnsi="Times New Roman" w:cs="Times New Roman"/>
-            <w:noProof/>
-          </w:rPr>
-          <w:t>Table 2.1 Comparison of Existing Platforms</w:t>
-        </w:r>
-        <w:r>
-          <w:rPr>
-            <w:noProof/>
-            <w:webHidden/>
-          </w:rPr>
-          <w:tab/>
-        </w:r>
-        <w:r>
-          <w:rPr>
-            <w:noProof/>
-            <w:webHidden/>
-          </w:rPr>
-          <w:fldChar w:fldCharType="begin"/>
-        </w:r>
-        <w:r>
-          <w:rPr>
-            <w:noProof/>
-            <w:webHidden/>
-          </w:rPr>
-          <w:instrText xml:space="preserve"> PAGEREF _Toc228982654 \h </w:instrText>
-        </w:r>
-        <w:r>
-          <w:rPr>
-            <w:noProof/>
-            <w:webHidden/>
-          </w:rPr>
-        </w:r>
-        <w:r>
-          <w:rPr>
-            <w:noProof/>
-            <w:webHidden/>
-          </w:rPr>
-          <w:fldChar w:fldCharType="separate"/>
-        </w:r>
-        <w:r>
-          <w:rPr>
-            <w:noProof/>
-            <w:webHidden/>
-          </w:rPr>
-          <w:t>23</w:t>
-        </w:r>
-        <w:r>
-          <w:rPr>
-            <w:noProof/>
-            <w:webHidden/>
-          </w:rPr>
-          <w:fldChar w:fldCharType="end"/>
-        </w:r>
-      </w:hyperlink>
-    </w:p>
-    <w:p>
-      <w:pPr>
-        <w:pStyle w:val="TOC2"/>
-        <w:rPr>
-          <w:noProof/>
-        </w:rPr>
-      </w:pPr>
-      <w:hyperlink w:anchor="_Toc228982655" w:history="1">
+      <w:hyperlink w:anchor="_Toc228998947" w:history="1">
         <w:r>
           <w:rPr>
             <w:rStyle w:val="Hyperlink"/>
             <w:rFonts w:ascii="Times New Roman" w:hAnsi="Times New Roman"/>
             <w:noProof/>
           </w:rPr>
-          <w:t>2.3 Summary</w:t>
+          <w:t>1.4.2 Verified University Community</w:t>
         </w:r>
         <w:r>
           <w:rPr>
@@ -3114,7 +2825,7 @@
             <w:noProof/>
             <w:webHidden/>
           </w:rPr>
-          <w:instrText xml:space="preserve"> PAGEREF _Toc228982655 \h </w:instrText>
+          <w:instrText xml:space="preserve"> PAGEREF _Toc228998947 \h </w:instrText>
         </w:r>
         <w:r>
           <w:rPr>
@@ -3134,257 +2845,7 @@
             <w:noProof/>
             <w:webHidden/>
           </w:rPr>
-          <w:t>24</w:t>
-        </w:r>
-        <w:r>
-          <w:rPr>
-            <w:noProof/>
-            <w:webHidden/>
-          </w:rPr>
-          <w:fldChar w:fldCharType="end"/>
-        </w:r>
-      </w:hyperlink>
-    </w:p>
-    <w:p>
-      <w:pPr>
-        <w:pStyle w:val="TOC1"/>
-        <w:rPr>
-          <w:rFonts w:asciiTheme="minorHAnsi" w:hAnsiTheme="minorHAnsi"/>
-          <w:b w:val="0"/>
-          <w:bCs w:val="0"/>
-        </w:rPr>
-      </w:pPr>
-      <w:hyperlink w:anchor="_Toc228982656" w:history="1">
-        <w:r>
-          <w:rPr>
-            <w:rStyle w:val="Hyperlink"/>
-          </w:rPr>
-          <w:t>Chapter 3:</w:t>
-        </w:r>
-        <w:r>
-          <w:rPr>
-            <w:webHidden/>
-          </w:rPr>
-          <w:tab/>
-        </w:r>
-        <w:r>
-          <w:rPr>
-            <w:webHidden/>
-          </w:rPr>
-          <w:fldChar w:fldCharType="begin"/>
-        </w:r>
-        <w:r>
-          <w:rPr>
-            <w:webHidden/>
-          </w:rPr>
-          <w:instrText xml:space="preserve"> PAGEREF _Toc228982656 \h </w:instrText>
-        </w:r>
-        <w:r>
-          <w:rPr>
-            <w:webHidden/>
-          </w:rPr>
-        </w:r>
-        <w:r>
-          <w:rPr>
-            <w:webHidden/>
-          </w:rPr>
-          <w:fldChar w:fldCharType="separate"/>
-        </w:r>
-        <w:r>
-          <w:rPr>
-            <w:webHidden/>
-          </w:rPr>
-          <w:t>26</w:t>
-        </w:r>
-        <w:r>
-          <w:rPr>
-            <w:webHidden/>
-          </w:rPr>
-          <w:fldChar w:fldCharType="end"/>
-        </w:r>
-      </w:hyperlink>
-    </w:p>
-    <w:p>
-      <w:pPr>
-        <w:pStyle w:val="TOC1"/>
-        <w:rPr>
-          <w:rFonts w:asciiTheme="minorHAnsi" w:hAnsiTheme="minorHAnsi"/>
-          <w:b w:val="0"/>
-          <w:bCs w:val="0"/>
-        </w:rPr>
-      </w:pPr>
-      <w:hyperlink w:anchor="_Toc228982657" w:history="1">
-        <w:r>
-          <w:rPr>
-            <w:rStyle w:val="Hyperlink"/>
-          </w:rPr>
-          <w:t>Requirement Engineering</w:t>
-        </w:r>
-        <w:r>
-          <w:rPr>
-            <w:webHidden/>
-          </w:rPr>
-          <w:tab/>
-        </w:r>
-        <w:r>
-          <w:rPr>
-            <w:webHidden/>
-          </w:rPr>
-          <w:fldChar w:fldCharType="begin"/>
-        </w:r>
-        <w:r>
-          <w:rPr>
-            <w:webHidden/>
-          </w:rPr>
-          <w:instrText xml:space="preserve"> PAGEREF _Toc228982657 \h </w:instrText>
-        </w:r>
-        <w:r>
-          <w:rPr>
-            <w:webHidden/>
-          </w:rPr>
-        </w:r>
-        <w:r>
-          <w:rPr>
-            <w:webHidden/>
-          </w:rPr>
-          <w:fldChar w:fldCharType="separate"/>
-        </w:r>
-        <w:r>
-          <w:rPr>
-            <w:webHidden/>
-          </w:rPr>
-          <w:t>26</w:t>
-        </w:r>
-        <w:r>
-          <w:rPr>
-            <w:webHidden/>
-          </w:rPr>
-          <w:fldChar w:fldCharType="end"/>
-        </w:r>
-      </w:hyperlink>
-    </w:p>
-    <w:p>
-      <w:pPr>
-        <w:pStyle w:val="TOC2"/>
-        <w:rPr>
-          <w:noProof/>
-        </w:rPr>
-      </w:pPr>
-      <w:hyperlink w:anchor="_Toc228982658" w:history="1">
-        <w:r>
-          <w:rPr>
-            <w:rStyle w:val="Hyperlink"/>
-            <w:rFonts w:ascii="Times New Roman" w:hAnsi="Times New Roman"/>
-            <w:noProof/>
-          </w:rPr>
-          <w:t>3.1 Introduction</w:t>
-        </w:r>
-        <w:r>
-          <w:rPr>
-            <w:noProof/>
-            <w:webHidden/>
-          </w:rPr>
-          <w:tab/>
-        </w:r>
-        <w:r>
-          <w:rPr>
-            <w:noProof/>
-            <w:webHidden/>
-          </w:rPr>
-          <w:fldChar w:fldCharType="begin"/>
-        </w:r>
-        <w:r>
-          <w:rPr>
-            <w:noProof/>
-            <w:webHidden/>
-          </w:rPr>
-          <w:instrText xml:space="preserve"> PAGEREF _Toc228982658 \h </w:instrText>
-        </w:r>
-        <w:r>
-          <w:rPr>
-            <w:noProof/>
-            <w:webHidden/>
-          </w:rPr>
-        </w:r>
-        <w:r>
-          <w:rPr>
-            <w:noProof/>
-            <w:webHidden/>
-          </w:rPr>
-          <w:fldChar w:fldCharType="separate"/>
-        </w:r>
-        <w:r>
-          <w:rPr>
-            <w:noProof/>
-            <w:webHidden/>
-          </w:rPr>
-          <w:t>26</w:t>
-        </w:r>
-        <w:r>
-          <w:rPr>
-            <w:noProof/>
-            <w:webHidden/>
-          </w:rPr>
-          <w:fldChar w:fldCharType="end"/>
-        </w:r>
-      </w:hyperlink>
-    </w:p>
-    <w:p>
-      <w:pPr>
-        <w:pStyle w:val="TOC2"/>
-        <w:rPr>
-          <w:noProof/>
-        </w:rPr>
-      </w:pPr>
-      <w:hyperlink w:anchor="_Toc228982659" w:history="1">
-        <w:r>
-          <w:rPr>
-            <w:rStyle w:val="Hyperlink"/>
-            <w:rFonts w:ascii="Times New Roman" w:hAnsi="Times New Roman"/>
-            <w:noProof/>
-          </w:rPr>
-          <w:t>3.2 Problem Scenarios</w:t>
-        </w:r>
-        <w:r>
-          <w:rPr>
-            <w:noProof/>
-            <w:webHidden/>
-          </w:rPr>
-          <w:tab/>
-        </w:r>
-        <w:r>
-          <w:rPr>
-            <w:noProof/>
-            <w:webHidden/>
-          </w:rPr>
-          <w:fldChar w:fldCharType="begin"/>
-        </w:r>
-        <w:r>
-          <w:rPr>
-            <w:noProof/>
-            <w:webHidden/>
-          </w:rPr>
-          <w:instrText xml:space="preserve"> PAGEREF _Toc228982659 \h </w:instrText>
-        </w:r>
-        <w:r>
-          <w:rPr>
-            <w:noProof/>
-            <w:webHidden/>
-          </w:rPr>
-        </w:r>
-        <w:r>
-          <w:rPr>
-            <w:noProof/>
-            <w:webHidden/>
-          </w:rPr>
-          <w:fldChar w:fldCharType="separate"/>
-        </w:r>
-        <w:r>
-          <w:rPr>
-            <w:noProof/>
-            <w:webHidden/>
-          </w:rPr>
-          <w:t>26</w:t>
+          <w:t>19</w:t>
         </w:r>
         <w:r>
           <w:rPr>
@@ -3405,14 +2866,14 @@
           <w:noProof/>
         </w:rPr>
       </w:pPr>
-      <w:hyperlink w:anchor="_Toc228982660" w:history="1">
+      <w:hyperlink w:anchor="_Toc228998948" w:history="1">
         <w:r>
           <w:rPr>
             <w:rStyle w:val="Hyperlink"/>
-            <w:rFonts w:ascii="Times New Roman" w:hAnsi="Times New Roman" w:cs="Times New Roman"/>
-            <w:noProof/>
-          </w:rPr>
-          <w:t>3.2.1 No Dedicated Academic Platform for Riphah Students</w:t>
+            <w:rFonts w:ascii="Times New Roman" w:hAnsi="Times New Roman"/>
+            <w:noProof/>
+          </w:rPr>
+          <w:t>1.4.3 Improve Peer Learning</w:t>
         </w:r>
         <w:r>
           <w:rPr>
@@ -3433,7 +2894,7 @@
             <w:noProof/>
             <w:webHidden/>
           </w:rPr>
-          <w:instrText xml:space="preserve"> PAGEREF _Toc228982660 \h </w:instrText>
+          <w:instrText xml:space="preserve"> PAGEREF _Toc228998948 \h </w:instrText>
         </w:r>
         <w:r>
           <w:rPr>
@@ -3453,7 +2914,7 @@
             <w:noProof/>
             <w:webHidden/>
           </w:rPr>
-          <w:t>26</w:t>
+          <w:t>19</w:t>
         </w:r>
         <w:r>
           <w:rPr>
@@ -3474,14 +2935,14 @@
           <w:noProof/>
         </w:rPr>
       </w:pPr>
-      <w:hyperlink w:anchor="_Toc228982661" w:history="1">
+      <w:hyperlink w:anchor="_Toc228998949" w:history="1">
         <w:r>
           <w:rPr>
             <w:rStyle w:val="Hyperlink"/>
-            <w:rFonts w:ascii="Times New Roman" w:hAnsi="Times New Roman" w:cs="Times New Roman"/>
-            <w:noProof/>
-          </w:rPr>
-          <w:t>3.2.2 No System for Managing Semester Groups</w:t>
+            <w:rFonts w:ascii="Times New Roman" w:hAnsi="Times New Roman"/>
+            <w:noProof/>
+          </w:rPr>
+          <w:t>1.4.4 Better Campus Engagement</w:t>
         </w:r>
         <w:r>
           <w:rPr>
@@ -3502,7 +2963,7 @@
             <w:noProof/>
             <w:webHidden/>
           </w:rPr>
-          <w:instrText xml:space="preserve"> PAGEREF _Toc228982661 \h </w:instrText>
+          <w:instrText xml:space="preserve"> PAGEREF _Toc228998949 \h </w:instrText>
         </w:r>
         <w:r>
           <w:rPr>
@@ -3522,7 +2983,73 @@
             <w:noProof/>
             <w:webHidden/>
           </w:rPr>
-          <w:t>26</w:t>
+          <w:t>19</w:t>
+        </w:r>
+        <w:r>
+          <w:rPr>
+            <w:noProof/>
+            <w:webHidden/>
+          </w:rPr>
+          <w:fldChar w:fldCharType="end"/>
+        </w:r>
+      </w:hyperlink>
+    </w:p>
+    <w:p>
+      <w:pPr>
+        <w:pStyle w:val="TOC2"/>
+        <w:rPr>
+          <w:noProof/>
+        </w:rPr>
+      </w:pPr>
+      <w:hyperlink w:anchor="_Toc228998950" w:history="1">
+        <w:r>
+          <w:rPr>
+            <w:rStyle w:val="Hyperlink"/>
+            <w:rFonts w:ascii="Times New Roman" w:hAnsi="Times New Roman"/>
+            <w:noProof/>
+          </w:rPr>
+          <w:t>1.5 Solution Overview</w:t>
+        </w:r>
+        <w:r>
+          <w:rPr>
+            <w:noProof/>
+            <w:webHidden/>
+          </w:rPr>
+          <w:tab/>
+        </w:r>
+        <w:r>
+          <w:rPr>
+            <w:noProof/>
+            <w:webHidden/>
+          </w:rPr>
+          <w:fldChar w:fldCharType="begin"/>
+        </w:r>
+        <w:r>
+          <w:rPr>
+            <w:noProof/>
+            <w:webHidden/>
+          </w:rPr>
+          <w:instrText xml:space="preserve"> PAGEREF _Toc228998950 \h </w:instrText>
+        </w:r>
+        <w:r>
+          <w:rPr>
+            <w:noProof/>
+            <w:webHidden/>
+          </w:rPr>
+        </w:r>
+        <w:r>
+          <w:rPr>
+            <w:noProof/>
+            <w:webHidden/>
+          </w:rPr>
+          <w:fldChar w:fldCharType="separate"/>
+        </w:r>
+        <w:r>
+          <w:rPr>
+            <w:noProof/>
+            <w:webHidden/>
+          </w:rPr>
+          <w:t>19</w:t>
         </w:r>
         <w:r>
           <w:rPr>
@@ -3543,80 +3070,14 @@
           <w:noProof/>
         </w:rPr>
       </w:pPr>
-      <w:hyperlink w:anchor="_Toc228982662" w:history="1">
-        <w:r>
-          <w:rPr>
-            <w:rStyle w:val="Hyperlink"/>
-            <w:rFonts w:ascii="Times New Roman" w:hAnsi="Times New Roman" w:cs="Times New Roman"/>
-            <w:noProof/>
-          </w:rPr>
-          <w:t>3.2.3 Heavy Manual Workload for Coordination and Administration</w:t>
-        </w:r>
-        <w:r>
-          <w:rPr>
-            <w:noProof/>
-            <w:webHidden/>
-          </w:rPr>
-          <w:tab/>
-        </w:r>
-        <w:r>
-          <w:rPr>
-            <w:noProof/>
-            <w:webHidden/>
-          </w:rPr>
-          <w:fldChar w:fldCharType="begin"/>
-        </w:r>
-        <w:r>
-          <w:rPr>
-            <w:noProof/>
-            <w:webHidden/>
-          </w:rPr>
-          <w:instrText xml:space="preserve"> PAGEREF _Toc228982662 \h </w:instrText>
-        </w:r>
-        <w:r>
-          <w:rPr>
-            <w:noProof/>
-            <w:webHidden/>
-          </w:rPr>
-        </w:r>
-        <w:r>
-          <w:rPr>
-            <w:noProof/>
-            <w:webHidden/>
-          </w:rPr>
-          <w:fldChar w:fldCharType="separate"/>
-        </w:r>
-        <w:r>
-          <w:rPr>
-            <w:noProof/>
-            <w:webHidden/>
-          </w:rPr>
-          <w:t>27</w:t>
-        </w:r>
-        <w:r>
-          <w:rPr>
-            <w:noProof/>
-            <w:webHidden/>
-          </w:rPr>
-          <w:fldChar w:fldCharType="end"/>
-        </w:r>
-      </w:hyperlink>
-    </w:p>
-    <w:p>
-      <w:pPr>
-        <w:pStyle w:val="TOC2"/>
-        <w:rPr>
-          <w:noProof/>
-        </w:rPr>
-      </w:pPr>
-      <w:hyperlink w:anchor="_Toc228982663" w:history="1">
+      <w:hyperlink w:anchor="_Toc228998951" w:history="1">
         <w:r>
           <w:rPr>
             <w:rStyle w:val="Hyperlink"/>
             <w:rFonts w:ascii="Times New Roman" w:hAnsi="Times New Roman"/>
             <w:noProof/>
           </w:rPr>
-          <w:t>3.3 Functional Requirements</w:t>
+          <w:t>1.5.1 Scope of the Project</w:t>
         </w:r>
         <w:r>
           <w:rPr>
@@ -3637,7 +3098,7 @@
             <w:noProof/>
             <w:webHidden/>
           </w:rPr>
-          <w:instrText xml:space="preserve"> PAGEREF _Toc228982663 \h </w:instrText>
+          <w:instrText xml:space="preserve"> PAGEREF _Toc228998951 \h </w:instrText>
         </w:r>
         <w:r>
           <w:rPr>
@@ -3657,7 +3118,323 @@
             <w:noProof/>
             <w:webHidden/>
           </w:rPr>
-          <w:t>27</w:t>
+          <w:t>19</w:t>
+        </w:r>
+        <w:r>
+          <w:rPr>
+            <w:noProof/>
+            <w:webHidden/>
+          </w:rPr>
+          <w:fldChar w:fldCharType="end"/>
+        </w:r>
+      </w:hyperlink>
+    </w:p>
+    <w:p>
+      <w:pPr>
+        <w:pStyle w:val="TOC2"/>
+        <w:rPr>
+          <w:noProof/>
+        </w:rPr>
+      </w:pPr>
+      <w:hyperlink w:anchor="_Toc228998952" w:history="1">
+        <w:r>
+          <w:rPr>
+            <w:rStyle w:val="Hyperlink"/>
+            <w:rFonts w:ascii="Times New Roman" w:hAnsi="Times New Roman"/>
+            <w:noProof/>
+          </w:rPr>
+          <w:t>1.6 Report Outline</w:t>
+        </w:r>
+        <w:r>
+          <w:rPr>
+            <w:noProof/>
+            <w:webHidden/>
+          </w:rPr>
+          <w:tab/>
+        </w:r>
+        <w:r>
+          <w:rPr>
+            <w:noProof/>
+            <w:webHidden/>
+          </w:rPr>
+          <w:fldChar w:fldCharType="begin"/>
+        </w:r>
+        <w:r>
+          <w:rPr>
+            <w:noProof/>
+            <w:webHidden/>
+          </w:rPr>
+          <w:instrText xml:space="preserve"> PAGEREF _Toc228998952 \h </w:instrText>
+        </w:r>
+        <w:r>
+          <w:rPr>
+            <w:noProof/>
+            <w:webHidden/>
+          </w:rPr>
+        </w:r>
+        <w:r>
+          <w:rPr>
+            <w:noProof/>
+            <w:webHidden/>
+          </w:rPr>
+          <w:fldChar w:fldCharType="separate"/>
+        </w:r>
+        <w:r>
+          <w:rPr>
+            <w:noProof/>
+            <w:webHidden/>
+          </w:rPr>
+          <w:t>21</w:t>
+        </w:r>
+        <w:r>
+          <w:rPr>
+            <w:noProof/>
+            <w:webHidden/>
+          </w:rPr>
+          <w:fldChar w:fldCharType="end"/>
+        </w:r>
+      </w:hyperlink>
+    </w:p>
+    <w:p>
+      <w:pPr>
+        <w:pStyle w:val="TOC1"/>
+        <w:rPr>
+          <w:rFonts w:asciiTheme="minorHAnsi" w:hAnsiTheme="minorHAnsi"/>
+          <w:b w:val="0"/>
+          <w:bCs w:val="0"/>
+        </w:rPr>
+      </w:pPr>
+      <w:hyperlink w:anchor="_Toc228998953" w:history="1">
+        <w:r>
+          <w:rPr>
+            <w:rStyle w:val="Hyperlink"/>
+          </w:rPr>
+          <w:t>Chapter 2:</w:t>
+        </w:r>
+        <w:r>
+          <w:rPr>
+            <w:webHidden/>
+          </w:rPr>
+          <w:tab/>
+        </w:r>
+        <w:r>
+          <w:rPr>
+            <w:webHidden/>
+          </w:rPr>
+          <w:fldChar w:fldCharType="begin"/>
+        </w:r>
+        <w:r>
+          <w:rPr>
+            <w:webHidden/>
+          </w:rPr>
+          <w:instrText xml:space="preserve"> PAGEREF _Toc228998953 \h </w:instrText>
+        </w:r>
+        <w:r>
+          <w:rPr>
+            <w:webHidden/>
+          </w:rPr>
+        </w:r>
+        <w:r>
+          <w:rPr>
+            <w:webHidden/>
+          </w:rPr>
+          <w:fldChar w:fldCharType="separate"/>
+        </w:r>
+        <w:r>
+          <w:rPr>
+            <w:webHidden/>
+          </w:rPr>
+          <w:t>23</w:t>
+        </w:r>
+        <w:r>
+          <w:rPr>
+            <w:webHidden/>
+          </w:rPr>
+          <w:fldChar w:fldCharType="end"/>
+        </w:r>
+      </w:hyperlink>
+    </w:p>
+    <w:p>
+      <w:pPr>
+        <w:pStyle w:val="TOC1"/>
+        <w:rPr>
+          <w:rFonts w:asciiTheme="minorHAnsi" w:hAnsiTheme="minorHAnsi"/>
+          <w:b w:val="0"/>
+          <w:bCs w:val="0"/>
+        </w:rPr>
+      </w:pPr>
+      <w:hyperlink w:anchor="_Toc228998954" w:history="1">
+        <w:r>
+          <w:rPr>
+            <w:rStyle w:val="Hyperlink"/>
+          </w:rPr>
+          <w:t>Market Survey</w:t>
+        </w:r>
+        <w:r>
+          <w:rPr>
+            <w:webHidden/>
+          </w:rPr>
+          <w:tab/>
+        </w:r>
+        <w:r>
+          <w:rPr>
+            <w:webHidden/>
+          </w:rPr>
+          <w:fldChar w:fldCharType="begin"/>
+        </w:r>
+        <w:r>
+          <w:rPr>
+            <w:webHidden/>
+          </w:rPr>
+          <w:instrText xml:space="preserve"> PAGEREF _Toc228998954 \h </w:instrText>
+        </w:r>
+        <w:r>
+          <w:rPr>
+            <w:webHidden/>
+          </w:rPr>
+        </w:r>
+        <w:r>
+          <w:rPr>
+            <w:webHidden/>
+          </w:rPr>
+          <w:fldChar w:fldCharType="separate"/>
+        </w:r>
+        <w:r>
+          <w:rPr>
+            <w:webHidden/>
+          </w:rPr>
+          <w:t>23</w:t>
+        </w:r>
+        <w:r>
+          <w:rPr>
+            <w:webHidden/>
+          </w:rPr>
+          <w:fldChar w:fldCharType="end"/>
+        </w:r>
+      </w:hyperlink>
+    </w:p>
+    <w:p>
+      <w:pPr>
+        <w:pStyle w:val="TOC2"/>
+        <w:rPr>
+          <w:noProof/>
+        </w:rPr>
+      </w:pPr>
+      <w:hyperlink w:anchor="_Toc228998955" w:history="1">
+        <w:r>
+          <w:rPr>
+            <w:rStyle w:val="Hyperlink"/>
+            <w:rFonts w:ascii="Times New Roman" w:hAnsi="Times New Roman"/>
+            <w:noProof/>
+          </w:rPr>
+          <w:t>2.1 Introduction</w:t>
+        </w:r>
+        <w:r>
+          <w:rPr>
+            <w:noProof/>
+            <w:webHidden/>
+          </w:rPr>
+          <w:tab/>
+        </w:r>
+        <w:r>
+          <w:rPr>
+            <w:noProof/>
+            <w:webHidden/>
+          </w:rPr>
+          <w:fldChar w:fldCharType="begin"/>
+        </w:r>
+        <w:r>
+          <w:rPr>
+            <w:noProof/>
+            <w:webHidden/>
+          </w:rPr>
+          <w:instrText xml:space="preserve"> PAGEREF _Toc228998955 \h </w:instrText>
+        </w:r>
+        <w:r>
+          <w:rPr>
+            <w:noProof/>
+            <w:webHidden/>
+          </w:rPr>
+        </w:r>
+        <w:r>
+          <w:rPr>
+            <w:noProof/>
+            <w:webHidden/>
+          </w:rPr>
+          <w:fldChar w:fldCharType="separate"/>
+        </w:r>
+        <w:r>
+          <w:rPr>
+            <w:noProof/>
+            <w:webHidden/>
+          </w:rPr>
+          <w:t>23</w:t>
+        </w:r>
+        <w:r>
+          <w:rPr>
+            <w:noProof/>
+            <w:webHidden/>
+          </w:rPr>
+          <w:fldChar w:fldCharType="end"/>
+        </w:r>
+      </w:hyperlink>
+    </w:p>
+    <w:p>
+      <w:pPr>
+        <w:pStyle w:val="TOC2"/>
+        <w:rPr>
+          <w:noProof/>
+        </w:rPr>
+      </w:pPr>
+      <w:hyperlink w:anchor="_Toc228998956" w:history="1">
+        <w:r>
+          <w:rPr>
+            <w:rStyle w:val="Hyperlink"/>
+            <w:rFonts w:ascii="Times New Roman" w:hAnsi="Times New Roman"/>
+            <w:noProof/>
+          </w:rPr>
+          <w:t>2.2 Literature Review</w:t>
+        </w:r>
+        <w:r>
+          <w:rPr>
+            <w:noProof/>
+            <w:webHidden/>
+          </w:rPr>
+          <w:tab/>
+        </w:r>
+        <w:r>
+          <w:rPr>
+            <w:noProof/>
+            <w:webHidden/>
+          </w:rPr>
+          <w:fldChar w:fldCharType="begin"/>
+        </w:r>
+        <w:r>
+          <w:rPr>
+            <w:noProof/>
+            <w:webHidden/>
+          </w:rPr>
+          <w:instrText xml:space="preserve"> PAGEREF _Toc228998956 \h </w:instrText>
+        </w:r>
+        <w:r>
+          <w:rPr>
+            <w:noProof/>
+            <w:webHidden/>
+          </w:rPr>
+        </w:r>
+        <w:r>
+          <w:rPr>
+            <w:noProof/>
+            <w:webHidden/>
+          </w:rPr>
+          <w:fldChar w:fldCharType="separate"/>
+        </w:r>
+        <w:r>
+          <w:rPr>
+            <w:noProof/>
+            <w:webHidden/>
+          </w:rPr>
+          <w:t>23</w:t>
         </w:r>
         <w:r>
           <w:rPr>
@@ -3678,14 +3455,80 @@
           <w:noProof/>
         </w:rPr>
       </w:pPr>
-      <w:hyperlink w:anchor="_Toc228982664" w:history="1">
+      <w:hyperlink w:anchor="_Toc228998957" w:history="1">
+        <w:r>
+          <w:rPr>
+            <w:rStyle w:val="Hyperlink"/>
+            <w:rFonts w:ascii="Times New Roman" w:hAnsi="Times New Roman" w:cs="Times New Roman"/>
+            <w:noProof/>
+          </w:rPr>
+          <w:t>Table 2.1 Comparison of Existing Platforms</w:t>
+        </w:r>
+        <w:r>
+          <w:rPr>
+            <w:noProof/>
+            <w:webHidden/>
+          </w:rPr>
+          <w:tab/>
+        </w:r>
+        <w:r>
+          <w:rPr>
+            <w:noProof/>
+            <w:webHidden/>
+          </w:rPr>
+          <w:fldChar w:fldCharType="begin"/>
+        </w:r>
+        <w:r>
+          <w:rPr>
+            <w:noProof/>
+            <w:webHidden/>
+          </w:rPr>
+          <w:instrText xml:space="preserve"> PAGEREF _Toc228998957 \h </w:instrText>
+        </w:r>
+        <w:r>
+          <w:rPr>
+            <w:noProof/>
+            <w:webHidden/>
+          </w:rPr>
+        </w:r>
+        <w:r>
+          <w:rPr>
+            <w:noProof/>
+            <w:webHidden/>
+          </w:rPr>
+          <w:fldChar w:fldCharType="separate"/>
+        </w:r>
+        <w:r>
+          <w:rPr>
+            <w:noProof/>
+            <w:webHidden/>
+          </w:rPr>
+          <w:t>23</w:t>
+        </w:r>
+        <w:r>
+          <w:rPr>
+            <w:noProof/>
+            <w:webHidden/>
+          </w:rPr>
+          <w:fldChar w:fldCharType="end"/>
+        </w:r>
+      </w:hyperlink>
+    </w:p>
+    <w:p>
+      <w:pPr>
+        <w:pStyle w:val="TOC2"/>
+        <w:rPr>
+          <w:noProof/>
+        </w:rPr>
+      </w:pPr>
+      <w:hyperlink w:anchor="_Toc228998958" w:history="1">
         <w:r>
           <w:rPr>
             <w:rStyle w:val="Hyperlink"/>
             <w:rFonts w:ascii="Times New Roman" w:hAnsi="Times New Roman"/>
             <w:noProof/>
           </w:rPr>
-          <w:t>3.3.1 Student</w:t>
+          <w:t>2.3 Summary</w:t>
         </w:r>
         <w:r>
           <w:rPr>
@@ -3706,7 +3549,7 @@
             <w:noProof/>
             <w:webHidden/>
           </w:rPr>
-          <w:instrText xml:space="preserve"> PAGEREF _Toc228982664 \h </w:instrText>
+          <w:instrText xml:space="preserve"> PAGEREF _Toc228998958 \h </w:instrText>
         </w:r>
         <w:r>
           <w:rPr>
@@ -3726,7 +3569,257 @@
             <w:noProof/>
             <w:webHidden/>
           </w:rPr>
-          <w:t>27</w:t>
+          <w:t>24</w:t>
+        </w:r>
+        <w:r>
+          <w:rPr>
+            <w:noProof/>
+            <w:webHidden/>
+          </w:rPr>
+          <w:fldChar w:fldCharType="end"/>
+        </w:r>
+      </w:hyperlink>
+    </w:p>
+    <w:p>
+      <w:pPr>
+        <w:pStyle w:val="TOC1"/>
+        <w:rPr>
+          <w:rFonts w:asciiTheme="minorHAnsi" w:hAnsiTheme="minorHAnsi"/>
+          <w:b w:val="0"/>
+          <w:bCs w:val="0"/>
+        </w:rPr>
+      </w:pPr>
+      <w:hyperlink w:anchor="_Toc228998959" w:history="1">
+        <w:r>
+          <w:rPr>
+            <w:rStyle w:val="Hyperlink"/>
+          </w:rPr>
+          <w:t>Chapter 3:</w:t>
+        </w:r>
+        <w:r>
+          <w:rPr>
+            <w:webHidden/>
+          </w:rPr>
+          <w:tab/>
+        </w:r>
+        <w:r>
+          <w:rPr>
+            <w:webHidden/>
+          </w:rPr>
+          <w:fldChar w:fldCharType="begin"/>
+        </w:r>
+        <w:r>
+          <w:rPr>
+            <w:webHidden/>
+          </w:rPr>
+          <w:instrText xml:space="preserve"> PAGEREF _Toc228998959 \h </w:instrText>
+        </w:r>
+        <w:r>
+          <w:rPr>
+            <w:webHidden/>
+          </w:rPr>
+        </w:r>
+        <w:r>
+          <w:rPr>
+            <w:webHidden/>
+          </w:rPr>
+          <w:fldChar w:fldCharType="separate"/>
+        </w:r>
+        <w:r>
+          <w:rPr>
+            <w:webHidden/>
+          </w:rPr>
+          <w:t>26</w:t>
+        </w:r>
+        <w:r>
+          <w:rPr>
+            <w:webHidden/>
+          </w:rPr>
+          <w:fldChar w:fldCharType="end"/>
+        </w:r>
+      </w:hyperlink>
+    </w:p>
+    <w:p>
+      <w:pPr>
+        <w:pStyle w:val="TOC1"/>
+        <w:rPr>
+          <w:rFonts w:asciiTheme="minorHAnsi" w:hAnsiTheme="minorHAnsi"/>
+          <w:b w:val="0"/>
+          <w:bCs w:val="0"/>
+        </w:rPr>
+      </w:pPr>
+      <w:hyperlink w:anchor="_Toc228998960" w:history="1">
+        <w:r>
+          <w:rPr>
+            <w:rStyle w:val="Hyperlink"/>
+          </w:rPr>
+          <w:t>Requirement Engineering</w:t>
+        </w:r>
+        <w:r>
+          <w:rPr>
+            <w:webHidden/>
+          </w:rPr>
+          <w:tab/>
+        </w:r>
+        <w:r>
+          <w:rPr>
+            <w:webHidden/>
+          </w:rPr>
+          <w:fldChar w:fldCharType="begin"/>
+        </w:r>
+        <w:r>
+          <w:rPr>
+            <w:webHidden/>
+          </w:rPr>
+          <w:instrText xml:space="preserve"> PAGEREF _Toc228998960 \h </w:instrText>
+        </w:r>
+        <w:r>
+          <w:rPr>
+            <w:webHidden/>
+          </w:rPr>
+        </w:r>
+        <w:r>
+          <w:rPr>
+            <w:webHidden/>
+          </w:rPr>
+          <w:fldChar w:fldCharType="separate"/>
+        </w:r>
+        <w:r>
+          <w:rPr>
+            <w:webHidden/>
+          </w:rPr>
+          <w:t>26</w:t>
+        </w:r>
+        <w:r>
+          <w:rPr>
+            <w:webHidden/>
+          </w:rPr>
+          <w:fldChar w:fldCharType="end"/>
+        </w:r>
+      </w:hyperlink>
+    </w:p>
+    <w:p>
+      <w:pPr>
+        <w:pStyle w:val="TOC2"/>
+        <w:rPr>
+          <w:noProof/>
+        </w:rPr>
+      </w:pPr>
+      <w:hyperlink w:anchor="_Toc228998961" w:history="1">
+        <w:r>
+          <w:rPr>
+            <w:rStyle w:val="Hyperlink"/>
+            <w:rFonts w:ascii="Times New Roman" w:hAnsi="Times New Roman"/>
+            <w:noProof/>
+          </w:rPr>
+          <w:t>3.1 Introduction</w:t>
+        </w:r>
+        <w:r>
+          <w:rPr>
+            <w:noProof/>
+            <w:webHidden/>
+          </w:rPr>
+          <w:tab/>
+        </w:r>
+        <w:r>
+          <w:rPr>
+            <w:noProof/>
+            <w:webHidden/>
+          </w:rPr>
+          <w:fldChar w:fldCharType="begin"/>
+        </w:r>
+        <w:r>
+          <w:rPr>
+            <w:noProof/>
+            <w:webHidden/>
+          </w:rPr>
+          <w:instrText xml:space="preserve"> PAGEREF _Toc228998961 \h </w:instrText>
+        </w:r>
+        <w:r>
+          <w:rPr>
+            <w:noProof/>
+            <w:webHidden/>
+          </w:rPr>
+        </w:r>
+        <w:r>
+          <w:rPr>
+            <w:noProof/>
+            <w:webHidden/>
+          </w:rPr>
+          <w:fldChar w:fldCharType="separate"/>
+        </w:r>
+        <w:r>
+          <w:rPr>
+            <w:noProof/>
+            <w:webHidden/>
+          </w:rPr>
+          <w:t>26</w:t>
+        </w:r>
+        <w:r>
+          <w:rPr>
+            <w:noProof/>
+            <w:webHidden/>
+          </w:rPr>
+          <w:fldChar w:fldCharType="end"/>
+        </w:r>
+      </w:hyperlink>
+    </w:p>
+    <w:p>
+      <w:pPr>
+        <w:pStyle w:val="TOC2"/>
+        <w:rPr>
+          <w:noProof/>
+        </w:rPr>
+      </w:pPr>
+      <w:hyperlink w:anchor="_Toc228998962" w:history="1">
+        <w:r>
+          <w:rPr>
+            <w:rStyle w:val="Hyperlink"/>
+            <w:rFonts w:ascii="Times New Roman" w:hAnsi="Times New Roman"/>
+            <w:noProof/>
+          </w:rPr>
+          <w:t>3.2 Problem Scenarios</w:t>
+        </w:r>
+        <w:r>
+          <w:rPr>
+            <w:noProof/>
+            <w:webHidden/>
+          </w:rPr>
+          <w:tab/>
+        </w:r>
+        <w:r>
+          <w:rPr>
+            <w:noProof/>
+            <w:webHidden/>
+          </w:rPr>
+          <w:fldChar w:fldCharType="begin"/>
+        </w:r>
+        <w:r>
+          <w:rPr>
+            <w:noProof/>
+            <w:webHidden/>
+          </w:rPr>
+          <w:instrText xml:space="preserve"> PAGEREF _Toc228998962 \h </w:instrText>
+        </w:r>
+        <w:r>
+          <w:rPr>
+            <w:noProof/>
+            <w:webHidden/>
+          </w:rPr>
+        </w:r>
+        <w:r>
+          <w:rPr>
+            <w:noProof/>
+            <w:webHidden/>
+          </w:rPr>
+          <w:fldChar w:fldCharType="separate"/>
+        </w:r>
+        <w:r>
+          <w:rPr>
+            <w:noProof/>
+            <w:webHidden/>
+          </w:rPr>
+          <w:t>26</w:t>
         </w:r>
         <w:r>
           <w:rPr>
@@ -3747,14 +3840,14 @@
           <w:noProof/>
         </w:rPr>
       </w:pPr>
-      <w:hyperlink w:anchor="_Toc228982665" w:history="1">
+      <w:hyperlink w:anchor="_Toc228998963" w:history="1">
         <w:r>
           <w:rPr>
             <w:rStyle w:val="Hyperlink"/>
-            <w:rFonts w:ascii="Times New Roman" w:hAnsi="Times New Roman"/>
-            <w:noProof/>
-          </w:rPr>
-          <w:t>3.3.2 Teacher</w:t>
+            <w:rFonts w:ascii="Times New Roman" w:hAnsi="Times New Roman" w:cs="Times New Roman"/>
+            <w:noProof/>
+          </w:rPr>
+          <w:t>3.2.1 No Dedicated Academic Platform for Riphah Students</w:t>
         </w:r>
         <w:r>
           <w:rPr>
@@ -3775,7 +3868,7 @@
             <w:noProof/>
             <w:webHidden/>
           </w:rPr>
-          <w:instrText xml:space="preserve"> PAGEREF _Toc228982665 \h </w:instrText>
+          <w:instrText xml:space="preserve"> PAGEREF _Toc228998963 \h </w:instrText>
         </w:r>
         <w:r>
           <w:rPr>
@@ -3795,7 +3888,7 @@
             <w:noProof/>
             <w:webHidden/>
           </w:rPr>
-          <w:t>28</w:t>
+          <w:t>26</w:t>
         </w:r>
         <w:r>
           <w:rPr>
@@ -3816,14 +3909,14 @@
           <w:noProof/>
         </w:rPr>
       </w:pPr>
-      <w:hyperlink w:anchor="_Toc228982666" w:history="1">
+      <w:hyperlink w:anchor="_Toc228998964" w:history="1">
         <w:r>
           <w:rPr>
             <w:rStyle w:val="Hyperlink"/>
-            <w:rFonts w:ascii="Times New Roman" w:hAnsi="Times New Roman"/>
-            <w:noProof/>
-          </w:rPr>
-          <w:t>3.3.3 University Administration</w:t>
+            <w:rFonts w:ascii="Times New Roman" w:hAnsi="Times New Roman" w:cs="Times New Roman"/>
+            <w:noProof/>
+          </w:rPr>
+          <w:t>3.2.2 No System for Managing Semester Groups</w:t>
         </w:r>
         <w:r>
           <w:rPr>
@@ -3844,7 +3937,7 @@
             <w:noProof/>
             <w:webHidden/>
           </w:rPr>
-          <w:instrText xml:space="preserve"> PAGEREF _Toc228982666 \h </w:instrText>
+          <w:instrText xml:space="preserve"> PAGEREF _Toc228998964 \h </w:instrText>
         </w:r>
         <w:r>
           <w:rPr>
@@ -3864,7 +3957,7 @@
             <w:noProof/>
             <w:webHidden/>
           </w:rPr>
-          <w:t>30</w:t>
+          <w:t>26</w:t>
         </w:r>
         <w:r>
           <w:rPr>
@@ -3885,14 +3978,80 @@
           <w:noProof/>
         </w:rPr>
       </w:pPr>
-      <w:hyperlink w:anchor="_Toc228982667" w:history="1">
+      <w:hyperlink w:anchor="_Toc228998965" w:history="1">
+        <w:r>
+          <w:rPr>
+            <w:rStyle w:val="Hyperlink"/>
+            <w:rFonts w:ascii="Times New Roman" w:hAnsi="Times New Roman" w:cs="Times New Roman"/>
+            <w:noProof/>
+          </w:rPr>
+          <w:t>3.2.3 Heavy Manual Workload for Coordination and Administration</w:t>
+        </w:r>
+        <w:r>
+          <w:rPr>
+            <w:noProof/>
+            <w:webHidden/>
+          </w:rPr>
+          <w:tab/>
+        </w:r>
+        <w:r>
+          <w:rPr>
+            <w:noProof/>
+            <w:webHidden/>
+          </w:rPr>
+          <w:fldChar w:fldCharType="begin"/>
+        </w:r>
+        <w:r>
+          <w:rPr>
+            <w:noProof/>
+            <w:webHidden/>
+          </w:rPr>
+          <w:instrText xml:space="preserve"> PAGEREF _Toc228998965 \h </w:instrText>
+        </w:r>
+        <w:r>
+          <w:rPr>
+            <w:noProof/>
+            <w:webHidden/>
+          </w:rPr>
+        </w:r>
+        <w:r>
+          <w:rPr>
+            <w:noProof/>
+            <w:webHidden/>
+          </w:rPr>
+          <w:fldChar w:fldCharType="separate"/>
+        </w:r>
+        <w:r>
+          <w:rPr>
+            <w:noProof/>
+            <w:webHidden/>
+          </w:rPr>
+          <w:t>27</w:t>
+        </w:r>
+        <w:r>
+          <w:rPr>
+            <w:noProof/>
+            <w:webHidden/>
+          </w:rPr>
+          <w:fldChar w:fldCharType="end"/>
+        </w:r>
+      </w:hyperlink>
+    </w:p>
+    <w:p>
+      <w:pPr>
+        <w:pStyle w:val="TOC2"/>
+        <w:rPr>
+          <w:noProof/>
+        </w:rPr>
+      </w:pPr>
+      <w:hyperlink w:anchor="_Toc228998966" w:history="1">
         <w:r>
           <w:rPr>
             <w:rStyle w:val="Hyperlink"/>
             <w:rFonts w:ascii="Times New Roman" w:hAnsi="Times New Roman"/>
             <w:noProof/>
           </w:rPr>
-          <w:t>3.3.4 Coordination Office</w:t>
+          <w:t>3.3 Functional Requirements</w:t>
         </w:r>
         <w:r>
           <w:rPr>
@@ -3913,7 +4072,7 @@
             <w:noProof/>
             <w:webHidden/>
           </w:rPr>
-          <w:instrText xml:space="preserve"> PAGEREF _Toc228982667 \h </w:instrText>
+          <w:instrText xml:space="preserve"> PAGEREF _Toc228998966 \h </w:instrText>
         </w:r>
         <w:r>
           <w:rPr>
@@ -3933,7 +4092,7 @@
             <w:noProof/>
             <w:webHidden/>
           </w:rPr>
-          <w:t>31</w:t>
+          <w:t>27</w:t>
         </w:r>
         <w:r>
           <w:rPr>
@@ -3954,14 +4113,14 @@
           <w:noProof/>
         </w:rPr>
       </w:pPr>
-      <w:hyperlink w:anchor="_Toc228982668" w:history="1">
+      <w:hyperlink w:anchor="_Toc228998967" w:history="1">
         <w:r>
           <w:rPr>
             <w:rStyle w:val="Hyperlink"/>
             <w:rFonts w:ascii="Times New Roman" w:hAnsi="Times New Roman"/>
             <w:noProof/>
           </w:rPr>
-          <w:t>3.3.5 System Admin</w:t>
+          <w:t>3.3.1 Student</w:t>
         </w:r>
         <w:r>
           <w:rPr>
@@ -3982,7 +4141,7 @@
             <w:noProof/>
             <w:webHidden/>
           </w:rPr>
-          <w:instrText xml:space="preserve"> PAGEREF _Toc228982668 \h </w:instrText>
+          <w:instrText xml:space="preserve"> PAGEREF _Toc228998967 \h </w:instrText>
         </w:r>
         <w:r>
           <w:rPr>
@@ -4002,139 +4161,7 @@
             <w:noProof/>
             <w:webHidden/>
           </w:rPr>
-          <w:t>32</w:t>
-        </w:r>
-        <w:r>
-          <w:rPr>
-            <w:noProof/>
-            <w:webHidden/>
-          </w:rPr>
-          <w:fldChar w:fldCharType="end"/>
-        </w:r>
-      </w:hyperlink>
-    </w:p>
-    <w:p>
-      <w:pPr>
-        <w:pStyle w:val="TOC2"/>
-        <w:rPr>
-          <w:noProof/>
-        </w:rPr>
-      </w:pPr>
-      <w:hyperlink w:anchor="_Toc228982669" w:history="1">
-        <w:r>
-          <w:rPr>
-            <w:rStyle w:val="Hyperlink"/>
-            <w:rFonts w:ascii="Times New Roman" w:hAnsi="Times New Roman"/>
-            <w:noProof/>
-          </w:rPr>
-          <w:t>3.4 Non-Functional Requirements</w:t>
-        </w:r>
-        <w:r>
-          <w:rPr>
-            <w:noProof/>
-            <w:webHidden/>
-          </w:rPr>
-          <w:tab/>
-        </w:r>
-        <w:r>
-          <w:rPr>
-            <w:noProof/>
-            <w:webHidden/>
-          </w:rPr>
-          <w:fldChar w:fldCharType="begin"/>
-        </w:r>
-        <w:r>
-          <w:rPr>
-            <w:noProof/>
-            <w:webHidden/>
-          </w:rPr>
-          <w:instrText xml:space="preserve"> PAGEREF _Toc228982669 \h </w:instrText>
-        </w:r>
-        <w:r>
-          <w:rPr>
-            <w:noProof/>
-            <w:webHidden/>
-          </w:rPr>
-        </w:r>
-        <w:r>
-          <w:rPr>
-            <w:noProof/>
-            <w:webHidden/>
-          </w:rPr>
-          <w:fldChar w:fldCharType="separate"/>
-        </w:r>
-        <w:r>
-          <w:rPr>
-            <w:noProof/>
-            <w:webHidden/>
-          </w:rPr>
-          <w:t>33</w:t>
-        </w:r>
-        <w:r>
-          <w:rPr>
-            <w:noProof/>
-            <w:webHidden/>
-          </w:rPr>
-          <w:fldChar w:fldCharType="end"/>
-        </w:r>
-      </w:hyperlink>
-    </w:p>
-    <w:p>
-      <w:pPr>
-        <w:pStyle w:val="TOC2"/>
-        <w:rPr>
-          <w:noProof/>
-        </w:rPr>
-      </w:pPr>
-      <w:hyperlink w:anchor="_Toc228982670" w:history="1">
-        <w:r>
-          <w:rPr>
-            <w:rStyle w:val="Hyperlink"/>
-            <w:rFonts w:ascii="Times New Roman" w:hAnsi="Times New Roman"/>
-            <w:noProof/>
-          </w:rPr>
-          <w:t>3.5 SQA Activities: Defect Detection</w:t>
-        </w:r>
-        <w:r>
-          <w:rPr>
-            <w:noProof/>
-            <w:webHidden/>
-          </w:rPr>
-          <w:tab/>
-        </w:r>
-        <w:r>
-          <w:rPr>
-            <w:noProof/>
-            <w:webHidden/>
-          </w:rPr>
-          <w:fldChar w:fldCharType="begin"/>
-        </w:r>
-        <w:r>
-          <w:rPr>
-            <w:noProof/>
-            <w:webHidden/>
-          </w:rPr>
-          <w:instrText xml:space="preserve"> PAGEREF _Toc228982670 \h </w:instrText>
-        </w:r>
-        <w:r>
-          <w:rPr>
-            <w:noProof/>
-            <w:webHidden/>
-          </w:rPr>
-        </w:r>
-        <w:r>
-          <w:rPr>
-            <w:noProof/>
-            <w:webHidden/>
-          </w:rPr>
-          <w:fldChar w:fldCharType="separate"/>
-        </w:r>
-        <w:r>
-          <w:rPr>
-            <w:noProof/>
-            <w:webHidden/>
-          </w:rPr>
-          <w:t>33</w:t>
+          <w:t>27</w:t>
         </w:r>
         <w:r>
           <w:rPr>
@@ -4155,14 +4182,14 @@
           <w:noProof/>
         </w:rPr>
       </w:pPr>
-      <w:hyperlink w:anchor="_Toc228982671" w:history="1">
+      <w:hyperlink w:anchor="_Toc228998968" w:history="1">
         <w:r>
           <w:rPr>
             <w:rStyle w:val="Hyperlink"/>
             <w:rFonts w:ascii="Times New Roman" w:hAnsi="Times New Roman"/>
             <w:noProof/>
           </w:rPr>
-          <w:t>3.5.1 Test Case Design</w:t>
+          <w:t>3.3.2 Teacher</w:t>
         </w:r>
         <w:r>
           <w:rPr>
@@ -4183,7 +4210,7 @@
             <w:noProof/>
             <w:webHidden/>
           </w:rPr>
-          <w:instrText xml:space="preserve"> PAGEREF _Toc228982671 \h </w:instrText>
+          <w:instrText xml:space="preserve"> PAGEREF _Toc228998968 \h </w:instrText>
         </w:r>
         <w:r>
           <w:rPr>
@@ -4203,7 +4230,7 @@
             <w:noProof/>
             <w:webHidden/>
           </w:rPr>
-          <w:t>33</w:t>
+          <w:t>28</w:t>
         </w:r>
         <w:r>
           <w:rPr>
@@ -4224,14 +4251,14 @@
           <w:noProof/>
         </w:rPr>
       </w:pPr>
-      <w:hyperlink w:anchor="_Toc228982672" w:history="1">
+      <w:hyperlink w:anchor="_Toc228998969" w:history="1">
         <w:r>
           <w:rPr>
             <w:rStyle w:val="Hyperlink"/>
-            <w:rFonts w:ascii="Times New Roman" w:hAnsi="Times New Roman" w:cs="Times New Roman"/>
-            <w:noProof/>
-          </w:rPr>
-          <w:t>3.5.1.1 User Registration</w:t>
+            <w:rFonts w:ascii="Times New Roman" w:hAnsi="Times New Roman"/>
+            <w:noProof/>
+          </w:rPr>
+          <w:t>3.3.3 University Administration</w:t>
         </w:r>
         <w:r>
           <w:rPr>
@@ -4252,7 +4279,7 @@
             <w:noProof/>
             <w:webHidden/>
           </w:rPr>
-          <w:instrText xml:space="preserve"> PAGEREF _Toc228982672 \h </w:instrText>
+          <w:instrText xml:space="preserve"> PAGEREF _Toc228998969 \h </w:instrText>
         </w:r>
         <w:r>
           <w:rPr>
@@ -4272,7 +4299,7 @@
             <w:noProof/>
             <w:webHidden/>
           </w:rPr>
-          <w:t>33</w:t>
+          <w:t>30</w:t>
         </w:r>
         <w:r>
           <w:rPr>
@@ -4293,14 +4320,14 @@
           <w:noProof/>
         </w:rPr>
       </w:pPr>
-      <w:hyperlink w:anchor="_Toc228982673" w:history="1">
+      <w:hyperlink w:anchor="_Toc228998970" w:history="1">
         <w:r>
           <w:rPr>
             <w:rStyle w:val="Hyperlink"/>
-            <w:rFonts w:ascii="Times New Roman" w:hAnsi="Times New Roman" w:cs="Times New Roman"/>
-            <w:noProof/>
-          </w:rPr>
-          <w:t>3.5.1.2 User Login</w:t>
+            <w:rFonts w:ascii="Times New Roman" w:hAnsi="Times New Roman"/>
+            <w:noProof/>
+          </w:rPr>
+          <w:t>3.3.4 Coordination Office</w:t>
         </w:r>
         <w:r>
           <w:rPr>
@@ -4321,7 +4348,7 @@
             <w:noProof/>
             <w:webHidden/>
           </w:rPr>
-          <w:instrText xml:space="preserve"> PAGEREF _Toc228982673 \h </w:instrText>
+          <w:instrText xml:space="preserve"> PAGEREF _Toc228998970 \h </w:instrText>
         </w:r>
         <w:r>
           <w:rPr>
@@ -4341,7 +4368,7 @@
             <w:noProof/>
             <w:webHidden/>
           </w:rPr>
-          <w:t>34</w:t>
+          <w:t>31</w:t>
         </w:r>
         <w:r>
           <w:rPr>
@@ -4362,14 +4389,14 @@
           <w:noProof/>
         </w:rPr>
       </w:pPr>
-      <w:hyperlink w:anchor="_Toc228982674" w:history="1">
+      <w:hyperlink w:anchor="_Toc228998971" w:history="1">
         <w:r>
           <w:rPr>
             <w:rStyle w:val="Hyperlink"/>
-            <w:rFonts w:ascii="Times New Roman" w:hAnsi="Times New Roman" w:cs="Times New Roman"/>
-            <w:noProof/>
-          </w:rPr>
-          <w:t>3.5.1.3 Create Post</w:t>
+            <w:rFonts w:ascii="Times New Roman" w:hAnsi="Times New Roman"/>
+            <w:noProof/>
+          </w:rPr>
+          <w:t>3.3.5 System Admin</w:t>
         </w:r>
         <w:r>
           <w:rPr>
@@ -4390,7 +4417,7 @@
             <w:noProof/>
             <w:webHidden/>
           </w:rPr>
-          <w:instrText xml:space="preserve"> PAGEREF _Toc228982674 \h </w:instrText>
+          <w:instrText xml:space="preserve"> PAGEREF _Toc228998971 \h </w:instrText>
         </w:r>
         <w:r>
           <w:rPr>
@@ -4410,7 +4437,139 @@
             <w:noProof/>
             <w:webHidden/>
           </w:rPr>
-          <w:t>34</w:t>
+          <w:t>32</w:t>
+        </w:r>
+        <w:r>
+          <w:rPr>
+            <w:noProof/>
+            <w:webHidden/>
+          </w:rPr>
+          <w:fldChar w:fldCharType="end"/>
+        </w:r>
+      </w:hyperlink>
+    </w:p>
+    <w:p>
+      <w:pPr>
+        <w:pStyle w:val="TOC2"/>
+        <w:rPr>
+          <w:noProof/>
+        </w:rPr>
+      </w:pPr>
+      <w:hyperlink w:anchor="_Toc228998972" w:history="1">
+        <w:r>
+          <w:rPr>
+            <w:rStyle w:val="Hyperlink"/>
+            <w:rFonts w:ascii="Times New Roman" w:hAnsi="Times New Roman"/>
+            <w:noProof/>
+          </w:rPr>
+          <w:t>3.4 Non-Functional Requirements</w:t>
+        </w:r>
+        <w:r>
+          <w:rPr>
+            <w:noProof/>
+            <w:webHidden/>
+          </w:rPr>
+          <w:tab/>
+        </w:r>
+        <w:r>
+          <w:rPr>
+            <w:noProof/>
+            <w:webHidden/>
+          </w:rPr>
+          <w:fldChar w:fldCharType="begin"/>
+        </w:r>
+        <w:r>
+          <w:rPr>
+            <w:noProof/>
+            <w:webHidden/>
+          </w:rPr>
+          <w:instrText xml:space="preserve"> PAGEREF _Toc228998972 \h </w:instrText>
+        </w:r>
+        <w:r>
+          <w:rPr>
+            <w:noProof/>
+            <w:webHidden/>
+          </w:rPr>
+        </w:r>
+        <w:r>
+          <w:rPr>
+            <w:noProof/>
+            <w:webHidden/>
+          </w:rPr>
+          <w:fldChar w:fldCharType="separate"/>
+        </w:r>
+        <w:r>
+          <w:rPr>
+            <w:noProof/>
+            <w:webHidden/>
+          </w:rPr>
+          <w:t>33</w:t>
+        </w:r>
+        <w:r>
+          <w:rPr>
+            <w:noProof/>
+            <w:webHidden/>
+          </w:rPr>
+          <w:fldChar w:fldCharType="end"/>
+        </w:r>
+      </w:hyperlink>
+    </w:p>
+    <w:p>
+      <w:pPr>
+        <w:pStyle w:val="TOC2"/>
+        <w:rPr>
+          <w:noProof/>
+        </w:rPr>
+      </w:pPr>
+      <w:hyperlink w:anchor="_Toc228998973" w:history="1">
+        <w:r>
+          <w:rPr>
+            <w:rStyle w:val="Hyperlink"/>
+            <w:rFonts w:ascii="Times New Roman" w:hAnsi="Times New Roman"/>
+            <w:noProof/>
+          </w:rPr>
+          <w:t>3.5 SQA Activities: Defect Detection</w:t>
+        </w:r>
+        <w:r>
+          <w:rPr>
+            <w:noProof/>
+            <w:webHidden/>
+          </w:rPr>
+          <w:tab/>
+        </w:r>
+        <w:r>
+          <w:rPr>
+            <w:noProof/>
+            <w:webHidden/>
+          </w:rPr>
+          <w:fldChar w:fldCharType="begin"/>
+        </w:r>
+        <w:r>
+          <w:rPr>
+            <w:noProof/>
+            <w:webHidden/>
+          </w:rPr>
+          <w:instrText xml:space="preserve"> PAGEREF _Toc228998973 \h </w:instrText>
+        </w:r>
+        <w:r>
+          <w:rPr>
+            <w:noProof/>
+            <w:webHidden/>
+          </w:rPr>
+        </w:r>
+        <w:r>
+          <w:rPr>
+            <w:noProof/>
+            <w:webHidden/>
+          </w:rPr>
+          <w:fldChar w:fldCharType="separate"/>
+        </w:r>
+        <w:r>
+          <w:rPr>
+            <w:noProof/>
+            <w:webHidden/>
+          </w:rPr>
+          <w:t>33</w:t>
         </w:r>
         <w:r>
           <w:rPr>
@@ -4431,14 +4590,14 @@
           <w:noProof/>
         </w:rPr>
       </w:pPr>
-      <w:hyperlink w:anchor="_Toc228982675" w:history="1">
+      <w:hyperlink w:anchor="_Toc228998974" w:history="1">
         <w:r>
           <w:rPr>
             <w:rStyle w:val="Hyperlink"/>
-            <w:rFonts w:ascii="Times New Roman" w:hAnsi="Times New Roman" w:cs="Times New Roman"/>
-            <w:noProof/>
-          </w:rPr>
-          <w:t>3.5.1.4 Create Semester Group</w:t>
+            <w:rFonts w:ascii="Times New Roman" w:hAnsi="Times New Roman"/>
+            <w:noProof/>
+          </w:rPr>
+          <w:t>3.5.1 Test Case Design</w:t>
         </w:r>
         <w:r>
           <w:rPr>
@@ -4459,7 +4618,7 @@
             <w:noProof/>
             <w:webHidden/>
           </w:rPr>
-          <w:instrText xml:space="preserve"> PAGEREF _Toc228982675 \h </w:instrText>
+          <w:instrText xml:space="preserve"> PAGEREF _Toc228998974 \h </w:instrText>
         </w:r>
         <w:r>
           <w:rPr>
@@ -4479,7 +4638,7 @@
             <w:noProof/>
             <w:webHidden/>
           </w:rPr>
-          <w:t>35</w:t>
+          <w:t>33</w:t>
         </w:r>
         <w:r>
           <w:rPr>
@@ -4500,14 +4659,14 @@
           <w:noProof/>
         </w:rPr>
       </w:pPr>
-      <w:hyperlink w:anchor="_Toc228982676" w:history="1">
+      <w:hyperlink w:anchor="_Toc228998975" w:history="1">
         <w:r>
           <w:rPr>
             <w:rStyle w:val="Hyperlink"/>
             <w:rFonts w:ascii="Times New Roman" w:hAnsi="Times New Roman" w:cs="Times New Roman"/>
             <w:noProof/>
           </w:rPr>
-          <w:t>3.5.1.5 Join Semester Group</w:t>
+          <w:t>3.5.1.1 User Registration</w:t>
         </w:r>
         <w:r>
           <w:rPr>
@@ -4528,7 +4687,7 @@
             <w:noProof/>
             <w:webHidden/>
           </w:rPr>
-          <w:instrText xml:space="preserve"> PAGEREF _Toc228982676 \h </w:instrText>
+          <w:instrText xml:space="preserve"> PAGEREF _Toc228998975 \h </w:instrText>
         </w:r>
         <w:r>
           <w:rPr>
@@ -4548,7 +4707,7 @@
             <w:noProof/>
             <w:webHidden/>
           </w:rPr>
-          <w:t>35</w:t>
+          <w:t>33</w:t>
         </w:r>
         <w:r>
           <w:rPr>
@@ -4569,14 +4728,14 @@
           <w:noProof/>
         </w:rPr>
       </w:pPr>
-      <w:hyperlink w:anchor="_Toc228982677" w:history="1">
+      <w:hyperlink w:anchor="_Toc228998976" w:history="1">
         <w:r>
           <w:rPr>
             <w:rStyle w:val="Hyperlink"/>
             <w:rFonts w:ascii="Times New Roman" w:hAnsi="Times New Roman" w:cs="Times New Roman"/>
             <w:noProof/>
           </w:rPr>
-          <w:t>3.5.1.6 Create Campus Event</w:t>
+          <w:t>3.5.1.2 User Login</w:t>
         </w:r>
         <w:r>
           <w:rPr>
@@ -4597,7 +4756,7 @@
             <w:noProof/>
             <w:webHidden/>
           </w:rPr>
-          <w:instrText xml:space="preserve"> PAGEREF _Toc228982677 \h </w:instrText>
+          <w:instrText xml:space="preserve"> PAGEREF _Toc228998976 \h </w:instrText>
         </w:r>
         <w:r>
           <w:rPr>
@@ -4617,7 +4776,7 @@
             <w:noProof/>
             <w:webHidden/>
           </w:rPr>
-          <w:t>35</w:t>
+          <w:t>34</w:t>
         </w:r>
         <w:r>
           <w:rPr>
@@ -4638,14 +4797,14 @@
           <w:noProof/>
         </w:rPr>
       </w:pPr>
-      <w:hyperlink w:anchor="_Toc228982678" w:history="1">
+      <w:hyperlink w:anchor="_Toc228998977" w:history="1">
         <w:r>
           <w:rPr>
             <w:rStyle w:val="Hyperlink"/>
             <w:rFonts w:ascii="Times New Roman" w:hAnsi="Times New Roman" w:cs="Times New Roman"/>
             <w:noProof/>
           </w:rPr>
-          <w:t>3.5.1.7 RSVP to Campus Event</w:t>
+          <w:t>3.5.1.3 Create Post</w:t>
         </w:r>
         <w:r>
           <w:rPr>
@@ -4666,7 +4825,7 @@
             <w:noProof/>
             <w:webHidden/>
           </w:rPr>
-          <w:instrText xml:space="preserve"> PAGEREF _Toc228982678 \h </w:instrText>
+          <w:instrText xml:space="preserve"> PAGEREF _Toc228998977 \h </w:instrText>
         </w:r>
         <w:r>
           <w:rPr>
@@ -4686,7 +4845,7 @@
             <w:noProof/>
             <w:webHidden/>
           </w:rPr>
-          <w:t>36</w:t>
+          <w:t>34</w:t>
         </w:r>
         <w:r>
           <w:rPr>
@@ -4707,14 +4866,14 @@
           <w:noProof/>
         </w:rPr>
       </w:pPr>
-      <w:hyperlink w:anchor="_Toc228982679" w:history="1">
+      <w:hyperlink w:anchor="_Toc228998978" w:history="1">
         <w:r>
           <w:rPr>
             <w:rStyle w:val="Hyperlink"/>
             <w:rFonts w:ascii="Times New Roman" w:hAnsi="Times New Roman" w:cs="Times New Roman"/>
             <w:noProof/>
           </w:rPr>
-          <w:t>3.5.1.8 Report Lost/Found Item</w:t>
+          <w:t>3.5.1.4 Create Semester Group</w:t>
         </w:r>
         <w:r>
           <w:rPr>
@@ -4735,7 +4894,7 @@
             <w:noProof/>
             <w:webHidden/>
           </w:rPr>
-          <w:instrText xml:space="preserve"> PAGEREF _Toc228982679 \h </w:instrText>
+          <w:instrText xml:space="preserve"> PAGEREF _Toc228998978 \h </w:instrText>
         </w:r>
         <w:r>
           <w:rPr>
@@ -4755,7 +4914,7 @@
             <w:noProof/>
             <w:webHidden/>
           </w:rPr>
-          <w:t>36</w:t>
+          <w:t>35</w:t>
         </w:r>
         <w:r>
           <w:rPr>
@@ -4776,14 +4935,14 @@
           <w:noProof/>
         </w:rPr>
       </w:pPr>
-      <w:hyperlink w:anchor="_Toc228982680" w:history="1">
+      <w:hyperlink w:anchor="_Toc228998979" w:history="1">
         <w:r>
           <w:rPr>
             <w:rStyle w:val="Hyperlink"/>
             <w:rFonts w:ascii="Times New Roman" w:hAnsi="Times New Roman" w:cs="Times New Roman"/>
             <w:noProof/>
           </w:rPr>
-          <w:t>3.5.1.9 Send Message</w:t>
+          <w:t>3.5.1.5 Join Semester Group</w:t>
         </w:r>
         <w:r>
           <w:rPr>
@@ -4804,7 +4963,7 @@
             <w:noProof/>
             <w:webHidden/>
           </w:rPr>
-          <w:instrText xml:space="preserve"> PAGEREF _Toc228982680 \h </w:instrText>
+          <w:instrText xml:space="preserve"> PAGEREF _Toc228998979 \h </w:instrText>
         </w:r>
         <w:r>
           <w:rPr>
@@ -4824,7 +4983,7 @@
             <w:noProof/>
             <w:webHidden/>
           </w:rPr>
-          <w:t>37</w:t>
+          <w:t>35</w:t>
         </w:r>
         <w:r>
           <w:rPr>
@@ -4845,14 +5004,14 @@
           <w:noProof/>
         </w:rPr>
       </w:pPr>
-      <w:hyperlink w:anchor="_Toc228982681" w:history="1">
+      <w:hyperlink w:anchor="_Toc228998980" w:history="1">
         <w:r>
           <w:rPr>
             <w:rStyle w:val="Hyperlink"/>
             <w:rFonts w:ascii="Times New Roman" w:hAnsi="Times New Roman" w:cs="Times New Roman"/>
             <w:noProof/>
           </w:rPr>
-          <w:t>3.5.1.10 Post Announcement</w:t>
+          <w:t>3.5.1.6 Create Campus Event</w:t>
         </w:r>
         <w:r>
           <w:rPr>
@@ -4873,7 +5032,7 @@
             <w:noProof/>
             <w:webHidden/>
           </w:rPr>
-          <w:instrText xml:space="preserve"> PAGEREF _Toc228982681 \h </w:instrText>
+          <w:instrText xml:space="preserve"> PAGEREF _Toc228998980 \h </w:instrText>
         </w:r>
         <w:r>
           <w:rPr>
@@ -4893,7 +5052,7 @@
             <w:noProof/>
             <w:webHidden/>
           </w:rPr>
-          <w:t>37</w:t>
+          <w:t>36</w:t>
         </w:r>
         <w:r>
           <w:rPr>
@@ -4914,14 +5073,14 @@
           <w:noProof/>
         </w:rPr>
       </w:pPr>
-      <w:hyperlink w:anchor="_Toc228982682" w:history="1">
+      <w:hyperlink w:anchor="_Toc228998981" w:history="1">
         <w:r>
           <w:rPr>
             <w:rStyle w:val="Hyperlink"/>
             <w:rFonts w:ascii="Times New Roman" w:hAnsi="Times New Roman" w:cs="Times New Roman"/>
             <w:noProof/>
           </w:rPr>
-          <w:t>3.5.1.11 Update User Profile</w:t>
+          <w:t>3.5.1.7 RSVP to Campus Event</w:t>
         </w:r>
         <w:r>
           <w:rPr>
@@ -4942,7 +5101,7 @@
             <w:noProof/>
             <w:webHidden/>
           </w:rPr>
-          <w:instrText xml:space="preserve"> PAGEREF _Toc228982682 \h </w:instrText>
+          <w:instrText xml:space="preserve"> PAGEREF _Toc228998981 \h </w:instrText>
         </w:r>
         <w:r>
           <w:rPr>
@@ -4962,7 +5121,7 @@
             <w:noProof/>
             <w:webHidden/>
           </w:rPr>
-          <w:t>38</w:t>
+          <w:t>36</w:t>
         </w:r>
         <w:r>
           <w:rPr>
@@ -4983,14 +5142,14 @@
           <w:noProof/>
         </w:rPr>
       </w:pPr>
-      <w:hyperlink w:anchor="_Toc228982683" w:history="1">
+      <w:hyperlink w:anchor="_Toc228998982" w:history="1">
         <w:r>
           <w:rPr>
             <w:rStyle w:val="Hyperlink"/>
             <w:rFonts w:ascii="Times New Roman" w:hAnsi="Times New Roman" w:cs="Times New Roman"/>
             <w:noProof/>
           </w:rPr>
-          <w:t>3.5.1.12 Delete Post</w:t>
+          <w:t>3.5.1.8 Report Lost/Found Item</w:t>
         </w:r>
         <w:r>
           <w:rPr>
@@ -5011,7 +5170,7 @@
             <w:noProof/>
             <w:webHidden/>
           </w:rPr>
-          <w:instrText xml:space="preserve"> PAGEREF _Toc228982683 \h </w:instrText>
+          <w:instrText xml:space="preserve"> PAGEREF _Toc228998982 \h </w:instrText>
         </w:r>
         <w:r>
           <w:rPr>
@@ -5031,7 +5190,7 @@
             <w:noProof/>
             <w:webHidden/>
           </w:rPr>
-          <w:t>38</w:t>
+          <w:t>37</w:t>
         </w:r>
         <w:r>
           <w:rPr>
@@ -5052,14 +5211,14 @@
           <w:noProof/>
         </w:rPr>
       </w:pPr>
-      <w:hyperlink w:anchor="_Toc228982684" w:history="1">
+      <w:hyperlink w:anchor="_Toc228998983" w:history="1">
         <w:r>
           <w:rPr>
             <w:rStyle w:val="Hyperlink"/>
             <w:rFonts w:ascii="Times New Roman" w:hAnsi="Times New Roman" w:cs="Times New Roman"/>
             <w:noProof/>
           </w:rPr>
-          <w:t>3.5.1.13 Leave Semester Group</w:t>
+          <w:t>3.5.1.9 Send Message</w:t>
         </w:r>
         <w:r>
           <w:rPr>
@@ -5080,7 +5239,7 @@
             <w:noProof/>
             <w:webHidden/>
           </w:rPr>
-          <w:instrText xml:space="preserve"> PAGEREF _Toc228982684 \h </w:instrText>
+          <w:instrText xml:space="preserve"> PAGEREF _Toc228998983 \h </w:instrText>
         </w:r>
         <w:r>
           <w:rPr>
@@ -5100,7 +5259,7 @@
             <w:noProof/>
             <w:webHidden/>
           </w:rPr>
-          <w:t>39</w:t>
+          <w:t>37</w:t>
         </w:r>
         <w:r>
           <w:rPr>
@@ -5121,14 +5280,14 @@
           <w:noProof/>
         </w:rPr>
       </w:pPr>
-      <w:hyperlink w:anchor="_Toc228982685" w:history="1">
+      <w:hyperlink w:anchor="_Toc228998984" w:history="1">
         <w:r>
           <w:rPr>
             <w:rStyle w:val="Hyperlink"/>
             <w:rFonts w:ascii="Times New Roman" w:hAnsi="Times New Roman" w:cs="Times New Roman"/>
             <w:noProof/>
           </w:rPr>
-          <w:t>3.5.1.14 Mark Lost Item as Resolved</w:t>
+          <w:t>3.5.1.10 Post Announcement</w:t>
         </w:r>
         <w:r>
           <w:rPr>
@@ -5149,7 +5308,7 @@
             <w:noProof/>
             <w:webHidden/>
           </w:rPr>
-          <w:instrText xml:space="preserve"> PAGEREF _Toc228982685 \h </w:instrText>
+          <w:instrText xml:space="preserve"> PAGEREF _Toc228998984 \h </w:instrText>
         </w:r>
         <w:r>
           <w:rPr>
@@ -5169,7 +5328,7 @@
             <w:noProof/>
             <w:webHidden/>
           </w:rPr>
-          <w:t>39</w:t>
+          <w:t>38</w:t>
         </w:r>
         <w:r>
           <w:rPr>
@@ -5190,14 +5349,14 @@
           <w:noProof/>
         </w:rPr>
       </w:pPr>
-      <w:hyperlink w:anchor="_Toc228982686" w:history="1">
+      <w:hyperlink w:anchor="_Toc228998985" w:history="1">
         <w:r>
           <w:rPr>
             <w:rStyle w:val="Hyperlink"/>
             <w:rFonts w:ascii="Times New Roman" w:hAnsi="Times New Roman" w:cs="Times New Roman"/>
             <w:noProof/>
           </w:rPr>
-          <w:t>3.5.1.15 Reset Password</w:t>
+          <w:t>3.5.1.11 Update User Profile</w:t>
         </w:r>
         <w:r>
           <w:rPr>
@@ -5218,7 +5377,7 @@
             <w:noProof/>
             <w:webHidden/>
           </w:rPr>
-          <w:instrText xml:space="preserve"> PAGEREF _Toc228982686 \h </w:instrText>
+          <w:instrText xml:space="preserve"> PAGEREF _Toc228998985 \h </w:instrText>
         </w:r>
         <w:r>
           <w:rPr>
@@ -5238,7 +5397,7 @@
             <w:noProof/>
             <w:webHidden/>
           </w:rPr>
-          <w:t>39</w:t>
+          <w:t>38</w:t>
         </w:r>
         <w:r>
           <w:rPr>
@@ -5259,14 +5418,14 @@
           <w:noProof/>
         </w:rPr>
       </w:pPr>
-      <w:hyperlink w:anchor="_Toc228982687" w:history="1">
+      <w:hyperlink w:anchor="_Toc228998986" w:history="1">
         <w:r>
           <w:rPr>
             <w:rStyle w:val="Hyperlink"/>
             <w:rFonts w:ascii="Times New Roman" w:hAnsi="Times New Roman" w:cs="Times New Roman"/>
             <w:noProof/>
           </w:rPr>
-          <w:t>3.5.1.16 View Another User's Profile</w:t>
+          <w:t>3.5.1.12 Delete Post</w:t>
         </w:r>
         <w:r>
           <w:rPr>
@@ -5287,7 +5446,7 @@
             <w:noProof/>
             <w:webHidden/>
           </w:rPr>
-          <w:instrText xml:space="preserve"> PAGEREF _Toc228982687 \h </w:instrText>
+          <w:instrText xml:space="preserve"> PAGEREF _Toc228998986 \h </w:instrText>
         </w:r>
         <w:r>
           <w:rPr>
@@ -5307,7 +5466,7 @@
             <w:noProof/>
             <w:webHidden/>
           </w:rPr>
-          <w:t>40</w:t>
+          <w:t>39</w:t>
         </w:r>
         <w:r>
           <w:rPr>
@@ -5328,14 +5487,14 @@
           <w:noProof/>
         </w:rPr>
       </w:pPr>
-      <w:hyperlink w:anchor="_Toc228982688" w:history="1">
+      <w:hyperlink w:anchor="_Toc228998987" w:history="1">
         <w:r>
           <w:rPr>
             <w:rStyle w:val="Hyperlink"/>
             <w:rFonts w:ascii="Times New Roman" w:hAnsi="Times New Roman" w:cs="Times New Roman"/>
             <w:noProof/>
           </w:rPr>
-          <w:t>3.5.1.17 Like a Post</w:t>
+          <w:t>3.5.1.13 Leave Semester Group</w:t>
         </w:r>
         <w:r>
           <w:rPr>
@@ -5356,7 +5515,7 @@
             <w:noProof/>
             <w:webHidden/>
           </w:rPr>
-          <w:instrText xml:space="preserve"> PAGEREF _Toc228982688 \h </w:instrText>
+          <w:instrText xml:space="preserve"> PAGEREF _Toc228998987 \h </w:instrText>
         </w:r>
         <w:r>
           <w:rPr>
@@ -5376,389 +5535,7 @@
             <w:noProof/>
             <w:webHidden/>
           </w:rPr>
-          <w:t>40</w:t>
-        </w:r>
-        <w:r>
-          <w:rPr>
-            <w:noProof/>
-            <w:webHidden/>
-          </w:rPr>
-          <w:fldChar w:fldCharType="end"/>
-        </w:r>
-      </w:hyperlink>
-    </w:p>
-    <w:p>
-      <w:pPr>
-        <w:pStyle w:val="TOC1"/>
-        <w:rPr>
-          <w:rFonts w:asciiTheme="minorHAnsi" w:hAnsiTheme="minorHAnsi"/>
-          <w:b w:val="0"/>
-          <w:bCs w:val="0"/>
-        </w:rPr>
-      </w:pPr>
-      <w:hyperlink w:anchor="_Toc228982689" w:history="1">
-        <w:r>
-          <w:rPr>
-            <w:rStyle w:val="Hyperlink"/>
-          </w:rPr>
-          <w:t>Chapter 4:</w:t>
-        </w:r>
-        <w:r>
-          <w:rPr>
-            <w:webHidden/>
-          </w:rPr>
-          <w:tab/>
-        </w:r>
-        <w:r>
-          <w:rPr>
-            <w:webHidden/>
-          </w:rPr>
-          <w:fldChar w:fldCharType="begin"/>
-        </w:r>
-        <w:r>
-          <w:rPr>
-            <w:webHidden/>
-          </w:rPr>
-          <w:instrText xml:space="preserve"> PAGEREF _Toc228982689 \h </w:instrText>
-        </w:r>
-        <w:r>
-          <w:rPr>
-            <w:webHidden/>
-          </w:rPr>
-        </w:r>
-        <w:r>
-          <w:rPr>
-            <w:webHidden/>
-          </w:rPr>
-          <w:fldChar w:fldCharType="separate"/>
-        </w:r>
-        <w:r>
-          <w:rPr>
-            <w:webHidden/>
-          </w:rPr>
-          <w:t>42</w:t>
-        </w:r>
-        <w:r>
-          <w:rPr>
-            <w:webHidden/>
-          </w:rPr>
-          <w:fldChar w:fldCharType="end"/>
-        </w:r>
-      </w:hyperlink>
-    </w:p>
-    <w:p>
-      <w:pPr>
-        <w:pStyle w:val="TOC1"/>
-        <w:rPr>
-          <w:rFonts w:asciiTheme="minorHAnsi" w:hAnsiTheme="minorHAnsi"/>
-          <w:b w:val="0"/>
-          <w:bCs w:val="0"/>
-        </w:rPr>
-      </w:pPr>
-      <w:hyperlink w:anchor="_Toc228982690" w:history="1">
-        <w:r>
-          <w:rPr>
-            <w:rStyle w:val="Hyperlink"/>
-          </w:rPr>
-          <w:t>System Design</w:t>
-        </w:r>
-        <w:r>
-          <w:rPr>
-            <w:webHidden/>
-          </w:rPr>
-          <w:tab/>
-        </w:r>
-        <w:r>
-          <w:rPr>
-            <w:webHidden/>
-          </w:rPr>
-          <w:fldChar w:fldCharType="begin"/>
-        </w:r>
-        <w:r>
-          <w:rPr>
-            <w:webHidden/>
-          </w:rPr>
-          <w:instrText xml:space="preserve"> PAGEREF _Toc228982690 \h </w:instrText>
-        </w:r>
-        <w:r>
-          <w:rPr>
-            <w:webHidden/>
-          </w:rPr>
-        </w:r>
-        <w:r>
-          <w:rPr>
-            <w:webHidden/>
-          </w:rPr>
-          <w:fldChar w:fldCharType="separate"/>
-        </w:r>
-        <w:r>
-          <w:rPr>
-            <w:webHidden/>
-          </w:rPr>
-          <w:t>42</w:t>
-        </w:r>
-        <w:r>
-          <w:rPr>
-            <w:webHidden/>
-          </w:rPr>
-          <w:fldChar w:fldCharType="end"/>
-        </w:r>
-      </w:hyperlink>
-    </w:p>
-    <w:p>
-      <w:pPr>
-        <w:pStyle w:val="TOC2"/>
-        <w:rPr>
-          <w:noProof/>
-        </w:rPr>
-      </w:pPr>
-      <w:hyperlink w:anchor="_Toc228982691" w:history="1">
-        <w:r>
-          <w:rPr>
-            <w:rStyle w:val="Hyperlink"/>
-            <w:rFonts w:ascii="Times New Roman" w:hAnsi="Times New Roman"/>
-            <w:noProof/>
-          </w:rPr>
-          <w:t>4.1 Introduction</w:t>
-        </w:r>
-        <w:r>
-          <w:rPr>
-            <w:noProof/>
-            <w:webHidden/>
-          </w:rPr>
-          <w:tab/>
-        </w:r>
-        <w:r>
-          <w:rPr>
-            <w:noProof/>
-            <w:webHidden/>
-          </w:rPr>
-          <w:fldChar w:fldCharType="begin"/>
-        </w:r>
-        <w:r>
-          <w:rPr>
-            <w:noProof/>
-            <w:webHidden/>
-          </w:rPr>
-          <w:instrText xml:space="preserve"> PAGEREF _Toc228982691 \h </w:instrText>
-        </w:r>
-        <w:r>
-          <w:rPr>
-            <w:noProof/>
-            <w:webHidden/>
-          </w:rPr>
-        </w:r>
-        <w:r>
-          <w:rPr>
-            <w:noProof/>
-            <w:webHidden/>
-          </w:rPr>
-          <w:fldChar w:fldCharType="separate"/>
-        </w:r>
-        <w:r>
-          <w:rPr>
-            <w:noProof/>
-            <w:webHidden/>
-          </w:rPr>
-          <w:t>42</w:t>
-        </w:r>
-        <w:r>
-          <w:rPr>
-            <w:noProof/>
-            <w:webHidden/>
-          </w:rPr>
-          <w:fldChar w:fldCharType="end"/>
-        </w:r>
-      </w:hyperlink>
-    </w:p>
-    <w:p>
-      <w:pPr>
-        <w:pStyle w:val="TOC2"/>
-        <w:rPr>
-          <w:noProof/>
-        </w:rPr>
-      </w:pPr>
-      <w:hyperlink w:anchor="_Toc228982692" w:history="1">
-        <w:r>
-          <w:rPr>
-            <w:rStyle w:val="Hyperlink"/>
-            <w:rFonts w:ascii="Times New Roman" w:hAnsi="Times New Roman"/>
-            <w:noProof/>
-          </w:rPr>
-          <w:t>4.2 Architectural Design</w:t>
-        </w:r>
-        <w:r>
-          <w:rPr>
-            <w:noProof/>
-            <w:webHidden/>
-          </w:rPr>
-          <w:tab/>
-        </w:r>
-        <w:r>
-          <w:rPr>
-            <w:noProof/>
-            <w:webHidden/>
-          </w:rPr>
-          <w:fldChar w:fldCharType="begin"/>
-        </w:r>
-        <w:r>
-          <w:rPr>
-            <w:noProof/>
-            <w:webHidden/>
-          </w:rPr>
-          <w:instrText xml:space="preserve"> PAGEREF _Toc228982692 \h </w:instrText>
-        </w:r>
-        <w:r>
-          <w:rPr>
-            <w:noProof/>
-            <w:webHidden/>
-          </w:rPr>
-        </w:r>
-        <w:r>
-          <w:rPr>
-            <w:noProof/>
-            <w:webHidden/>
-          </w:rPr>
-          <w:fldChar w:fldCharType="separate"/>
-        </w:r>
-        <w:r>
-          <w:rPr>
-            <w:noProof/>
-            <w:webHidden/>
-          </w:rPr>
-          <w:t>42</w:t>
-        </w:r>
-        <w:r>
-          <w:rPr>
-            <w:noProof/>
-            <w:webHidden/>
-          </w:rPr>
-          <w:fldChar w:fldCharType="end"/>
-        </w:r>
-      </w:hyperlink>
-    </w:p>
-    <w:p>
-      <w:pPr>
-        <w:pStyle w:val="TOC2"/>
-        <w:rPr>
-          <w:noProof/>
-        </w:rPr>
-      </w:pPr>
-      <w:hyperlink w:anchor="_Toc228982693" w:history="1">
-        <w:r>
-          <w:rPr>
-            <w:rStyle w:val="Hyperlink"/>
-            <w:rFonts w:ascii="Times New Roman" w:hAnsi="Times New Roman"/>
-            <w:noProof/>
-          </w:rPr>
-          <w:t>4.3 Class Diagram</w:t>
-        </w:r>
-        <w:r>
-          <w:rPr>
-            <w:noProof/>
-            <w:webHidden/>
-          </w:rPr>
-          <w:tab/>
-        </w:r>
-        <w:r>
-          <w:rPr>
-            <w:noProof/>
-            <w:webHidden/>
-          </w:rPr>
-          <w:fldChar w:fldCharType="begin"/>
-        </w:r>
-        <w:r>
-          <w:rPr>
-            <w:noProof/>
-            <w:webHidden/>
-          </w:rPr>
-          <w:instrText xml:space="preserve"> PAGEREF _Toc228982693 \h </w:instrText>
-        </w:r>
-        <w:r>
-          <w:rPr>
-            <w:noProof/>
-            <w:webHidden/>
-          </w:rPr>
-        </w:r>
-        <w:r>
-          <w:rPr>
-            <w:noProof/>
-            <w:webHidden/>
-          </w:rPr>
-          <w:fldChar w:fldCharType="separate"/>
-        </w:r>
-        <w:r>
-          <w:rPr>
-            <w:noProof/>
-            <w:webHidden/>
-          </w:rPr>
-          <w:t>43</w:t>
-        </w:r>
-        <w:r>
-          <w:rPr>
-            <w:noProof/>
-            <w:webHidden/>
-          </w:rPr>
-          <w:fldChar w:fldCharType="end"/>
-        </w:r>
-      </w:hyperlink>
-    </w:p>
-    <w:p>
-      <w:pPr>
-        <w:pStyle w:val="TOC2"/>
-        <w:rPr>
-          <w:noProof/>
-        </w:rPr>
-      </w:pPr>
-      <w:hyperlink w:anchor="_Toc228982694" w:history="1">
-        <w:r>
-          <w:rPr>
-            <w:rStyle w:val="Hyperlink"/>
-            <w:rFonts w:ascii="Times New Roman" w:hAnsi="Times New Roman"/>
-            <w:noProof/>
-          </w:rPr>
-          <w:t>4.4 Activity Diagrams</w:t>
-        </w:r>
-        <w:r>
-          <w:rPr>
-            <w:noProof/>
-            <w:webHidden/>
-          </w:rPr>
-          <w:tab/>
-        </w:r>
-        <w:r>
-          <w:rPr>
-            <w:noProof/>
-            <w:webHidden/>
-          </w:rPr>
-          <w:fldChar w:fldCharType="begin"/>
-        </w:r>
-        <w:r>
-          <w:rPr>
-            <w:noProof/>
-            <w:webHidden/>
-          </w:rPr>
-          <w:instrText xml:space="preserve"> PAGEREF _Toc228982694 \h </w:instrText>
-        </w:r>
-        <w:r>
-          <w:rPr>
-            <w:noProof/>
-            <w:webHidden/>
-          </w:rPr>
-        </w:r>
-        <w:r>
-          <w:rPr>
-            <w:noProof/>
-            <w:webHidden/>
-          </w:rPr>
-          <w:fldChar w:fldCharType="separate"/>
-        </w:r>
-        <w:r>
-          <w:rPr>
-            <w:noProof/>
-            <w:webHidden/>
-          </w:rPr>
-          <w:t>43</w:t>
+          <w:t>39</w:t>
         </w:r>
         <w:r>
           <w:rPr>
@@ -5779,14 +5556,14 @@
           <w:noProof/>
         </w:rPr>
       </w:pPr>
-      <w:hyperlink w:anchor="_Toc228982695" w:history="1">
+      <w:hyperlink w:anchor="_Toc228998988" w:history="1">
         <w:r>
           <w:rPr>
             <w:rStyle w:val="Hyperlink"/>
-            <w:rFonts w:ascii="Times New Roman" w:hAnsi="Times New Roman"/>
-            <w:noProof/>
-          </w:rPr>
-          <w:t>4.4.1 Student Activity Diagram</w:t>
+            <w:rFonts w:ascii="Times New Roman" w:hAnsi="Times New Roman" w:cs="Times New Roman"/>
+            <w:noProof/>
+          </w:rPr>
+          <w:t>3.5.1.14 Mark Lost Item as Resolved</w:t>
         </w:r>
         <w:r>
           <w:rPr>
@@ -5807,7 +5584,7 @@
             <w:noProof/>
             <w:webHidden/>
           </w:rPr>
-          <w:instrText xml:space="preserve"> PAGEREF _Toc228982695 \h </w:instrText>
+          <w:instrText xml:space="preserve"> PAGEREF _Toc228998988 \h </w:instrText>
         </w:r>
         <w:r>
           <w:rPr>
@@ -5827,7 +5604,7 @@
             <w:noProof/>
             <w:webHidden/>
           </w:rPr>
-          <w:t>43</w:t>
+          <w:t>39</w:t>
         </w:r>
         <w:r>
           <w:rPr>
@@ -5848,14 +5625,14 @@
           <w:noProof/>
         </w:rPr>
       </w:pPr>
-      <w:hyperlink w:anchor="_Toc228982696" w:history="1">
+      <w:hyperlink w:anchor="_Toc228998989" w:history="1">
         <w:r>
           <w:rPr>
             <w:rStyle w:val="Hyperlink"/>
-            <w:rFonts w:ascii="Times New Roman" w:hAnsi="Times New Roman"/>
-            <w:noProof/>
-          </w:rPr>
-          <w:t>4.4.2 Admin Activity Diagram</w:t>
+            <w:rFonts w:ascii="Times New Roman" w:hAnsi="Times New Roman" w:cs="Times New Roman"/>
+            <w:noProof/>
+          </w:rPr>
+          <w:t>3.5.1.15 Reset Password</w:t>
         </w:r>
         <w:r>
           <w:rPr>
@@ -5876,7 +5653,7 @@
             <w:noProof/>
             <w:webHidden/>
           </w:rPr>
-          <w:instrText xml:space="preserve"> PAGEREF _Toc228982696 \h </w:instrText>
+          <w:instrText xml:space="preserve"> PAGEREF _Toc228998989 \h </w:instrText>
         </w:r>
         <w:r>
           <w:rPr>
@@ -5896,73 +5673,7 @@
             <w:noProof/>
             <w:webHidden/>
           </w:rPr>
-          <w:t>44</w:t>
-        </w:r>
-        <w:r>
-          <w:rPr>
-            <w:noProof/>
-            <w:webHidden/>
-          </w:rPr>
-          <w:fldChar w:fldCharType="end"/>
-        </w:r>
-      </w:hyperlink>
-    </w:p>
-    <w:p>
-      <w:pPr>
-        <w:pStyle w:val="TOC2"/>
-        <w:rPr>
-          <w:noProof/>
-        </w:rPr>
-      </w:pPr>
-      <w:hyperlink w:anchor="_Toc228982697" w:history="1">
-        <w:r>
-          <w:rPr>
-            <w:rStyle w:val="Hyperlink"/>
-            <w:rFonts w:ascii="Times New Roman" w:hAnsi="Times New Roman"/>
-            <w:noProof/>
-          </w:rPr>
-          <w:t>4.5 Use Case Diagrams</w:t>
-        </w:r>
-        <w:r>
-          <w:rPr>
-            <w:noProof/>
-            <w:webHidden/>
-          </w:rPr>
-          <w:tab/>
-        </w:r>
-        <w:r>
-          <w:rPr>
-            <w:noProof/>
-            <w:webHidden/>
-          </w:rPr>
-          <w:fldChar w:fldCharType="begin"/>
-        </w:r>
-        <w:r>
-          <w:rPr>
-            <w:noProof/>
-            <w:webHidden/>
-          </w:rPr>
-          <w:instrText xml:space="preserve"> PAGEREF _Toc228982697 \h </w:instrText>
-        </w:r>
-        <w:r>
-          <w:rPr>
-            <w:noProof/>
-            <w:webHidden/>
-          </w:rPr>
-        </w:r>
-        <w:r>
-          <w:rPr>
-            <w:noProof/>
-            <w:webHidden/>
-          </w:rPr>
-          <w:fldChar w:fldCharType="separate"/>
-        </w:r>
-        <w:r>
-          <w:rPr>
-            <w:noProof/>
-            <w:webHidden/>
-          </w:rPr>
-          <w:t>45</w:t>
+          <w:t>40</w:t>
         </w:r>
         <w:r>
           <w:rPr>
@@ -5983,14 +5694,14 @@
           <w:noProof/>
         </w:rPr>
       </w:pPr>
-      <w:hyperlink w:anchor="_Toc228982698" w:history="1">
+      <w:hyperlink w:anchor="_Toc228998990" w:history="1">
         <w:r>
           <w:rPr>
             <w:rStyle w:val="Hyperlink"/>
-            <w:rFonts w:ascii="Times New Roman" w:hAnsi="Times New Roman"/>
-            <w:noProof/>
-          </w:rPr>
-          <w:t>4.5.1 Student Use Case Diagram</w:t>
+            <w:rFonts w:ascii="Times New Roman" w:hAnsi="Times New Roman" w:cs="Times New Roman"/>
+            <w:noProof/>
+          </w:rPr>
+          <w:t>3.5.1.16 View Another User's Profile</w:t>
         </w:r>
         <w:r>
           <w:rPr>
@@ -6011,7 +5722,7 @@
             <w:noProof/>
             <w:webHidden/>
           </w:rPr>
-          <w:instrText xml:space="preserve"> PAGEREF _Toc228982698 \h </w:instrText>
+          <w:instrText xml:space="preserve"> PAGEREF _Toc228998990 \h </w:instrText>
         </w:r>
         <w:r>
           <w:rPr>
@@ -6031,7 +5742,7 @@
             <w:noProof/>
             <w:webHidden/>
           </w:rPr>
-          <w:t>45</w:t>
+          <w:t>40</w:t>
         </w:r>
         <w:r>
           <w:rPr>
@@ -6052,14 +5763,198 @@
           <w:noProof/>
         </w:rPr>
       </w:pPr>
-      <w:hyperlink w:anchor="_Toc228982699" w:history="1">
+      <w:hyperlink w:anchor="_Toc228998991" w:history="1">
+        <w:r>
+          <w:rPr>
+            <w:rStyle w:val="Hyperlink"/>
+            <w:rFonts w:ascii="Times New Roman" w:hAnsi="Times New Roman" w:cs="Times New Roman"/>
+            <w:noProof/>
+          </w:rPr>
+          <w:t>3.5.1.17 Like a Post</w:t>
+        </w:r>
+        <w:r>
+          <w:rPr>
+            <w:noProof/>
+            <w:webHidden/>
+          </w:rPr>
+          <w:tab/>
+        </w:r>
+        <w:r>
+          <w:rPr>
+            <w:noProof/>
+            <w:webHidden/>
+          </w:rPr>
+          <w:fldChar w:fldCharType="begin"/>
+        </w:r>
+        <w:r>
+          <w:rPr>
+            <w:noProof/>
+            <w:webHidden/>
+          </w:rPr>
+          <w:instrText xml:space="preserve"> PAGEREF _Toc228998991 \h </w:instrText>
+        </w:r>
+        <w:r>
+          <w:rPr>
+            <w:noProof/>
+            <w:webHidden/>
+          </w:rPr>
+        </w:r>
+        <w:r>
+          <w:rPr>
+            <w:noProof/>
+            <w:webHidden/>
+          </w:rPr>
+          <w:fldChar w:fldCharType="separate"/>
+        </w:r>
+        <w:r>
+          <w:rPr>
+            <w:noProof/>
+            <w:webHidden/>
+          </w:rPr>
+          <w:t>41</w:t>
+        </w:r>
+        <w:r>
+          <w:rPr>
+            <w:noProof/>
+            <w:webHidden/>
+          </w:rPr>
+          <w:fldChar w:fldCharType="end"/>
+        </w:r>
+      </w:hyperlink>
+    </w:p>
+    <w:p>
+      <w:pPr>
+        <w:pStyle w:val="TOC1"/>
+        <w:rPr>
+          <w:rFonts w:asciiTheme="minorHAnsi" w:hAnsiTheme="minorHAnsi"/>
+          <w:b w:val="0"/>
+          <w:bCs w:val="0"/>
+        </w:rPr>
+      </w:pPr>
+      <w:hyperlink w:anchor="_Toc228998992" w:history="1">
+        <w:r>
+          <w:rPr>
+            <w:rStyle w:val="Hyperlink"/>
+          </w:rPr>
+          <w:t>Chapter 4:</w:t>
+        </w:r>
+        <w:r>
+          <w:rPr>
+            <w:webHidden/>
+          </w:rPr>
+          <w:tab/>
+        </w:r>
+        <w:r>
+          <w:rPr>
+            <w:webHidden/>
+          </w:rPr>
+          <w:fldChar w:fldCharType="begin"/>
+        </w:r>
+        <w:r>
+          <w:rPr>
+            <w:webHidden/>
+          </w:rPr>
+          <w:instrText xml:space="preserve"> PAGEREF _Toc228998992 \h </w:instrText>
+        </w:r>
+        <w:r>
+          <w:rPr>
+            <w:webHidden/>
+          </w:rPr>
+        </w:r>
+        <w:r>
+          <w:rPr>
+            <w:webHidden/>
+          </w:rPr>
+          <w:fldChar w:fldCharType="separate"/>
+        </w:r>
+        <w:r>
+          <w:rPr>
+            <w:webHidden/>
+          </w:rPr>
+          <w:t>43</w:t>
+        </w:r>
+        <w:r>
+          <w:rPr>
+            <w:webHidden/>
+          </w:rPr>
+          <w:fldChar w:fldCharType="end"/>
+        </w:r>
+      </w:hyperlink>
+    </w:p>
+    <w:p>
+      <w:pPr>
+        <w:pStyle w:val="TOC1"/>
+        <w:rPr>
+          <w:rFonts w:asciiTheme="minorHAnsi" w:hAnsiTheme="minorHAnsi"/>
+          <w:b w:val="0"/>
+          <w:bCs w:val="0"/>
+        </w:rPr>
+      </w:pPr>
+      <w:hyperlink w:anchor="_Toc228998993" w:history="1">
+        <w:r>
+          <w:rPr>
+            <w:rStyle w:val="Hyperlink"/>
+          </w:rPr>
+          <w:t>System Design</w:t>
+        </w:r>
+        <w:r>
+          <w:rPr>
+            <w:webHidden/>
+          </w:rPr>
+          <w:tab/>
+        </w:r>
+        <w:r>
+          <w:rPr>
+            <w:webHidden/>
+          </w:rPr>
+          <w:fldChar w:fldCharType="begin"/>
+        </w:r>
+        <w:r>
+          <w:rPr>
+            <w:webHidden/>
+          </w:rPr>
+          <w:instrText xml:space="preserve"> PAGEREF _Toc228998993 \h </w:instrText>
+        </w:r>
+        <w:r>
+          <w:rPr>
+            <w:webHidden/>
+          </w:rPr>
+        </w:r>
+        <w:r>
+          <w:rPr>
+            <w:webHidden/>
+          </w:rPr>
+          <w:fldChar w:fldCharType="separate"/>
+        </w:r>
+        <w:r>
+          <w:rPr>
+            <w:webHidden/>
+          </w:rPr>
+          <w:t>43</w:t>
+        </w:r>
+        <w:r>
+          <w:rPr>
+            <w:webHidden/>
+          </w:rPr>
+          <w:fldChar w:fldCharType="end"/>
+        </w:r>
+      </w:hyperlink>
+    </w:p>
+    <w:p>
+      <w:pPr>
+        <w:pStyle w:val="TOC2"/>
+        <w:rPr>
+          <w:noProof/>
+        </w:rPr>
+      </w:pPr>
+      <w:hyperlink w:anchor="_Toc228998994" w:history="1">
         <w:r>
           <w:rPr>
             <w:rStyle w:val="Hyperlink"/>
             <w:rFonts w:ascii="Times New Roman" w:hAnsi="Times New Roman"/>
             <w:noProof/>
           </w:rPr>
-          <w:t>4.5.2 Admin Use Case Diagram</w:t>
+          <w:t>4.1 Introduction</w:t>
         </w:r>
         <w:r>
           <w:rPr>
@@ -6080,7 +5975,7 @@
             <w:noProof/>
             <w:webHidden/>
           </w:rPr>
-          <w:instrText xml:space="preserve"> PAGEREF _Toc228982699 \h </w:instrText>
+          <w:instrText xml:space="preserve"> PAGEREF _Toc228998994 \h </w:instrText>
         </w:r>
         <w:r>
           <w:rPr>
@@ -6100,7 +5995,7 @@
             <w:noProof/>
             <w:webHidden/>
           </w:rPr>
-          <w:t>45</w:t>
+          <w:t>43</w:t>
         </w:r>
         <w:r>
           <w:rPr>
@@ -6118,14 +6013,14 @@
           <w:noProof/>
         </w:rPr>
       </w:pPr>
-      <w:hyperlink w:anchor="_Toc228982700" w:history="1">
+      <w:hyperlink w:anchor="_Toc228998995" w:history="1">
         <w:r>
           <w:rPr>
             <w:rStyle w:val="Hyperlink"/>
             <w:rFonts w:ascii="Times New Roman" w:hAnsi="Times New Roman"/>
             <w:noProof/>
           </w:rPr>
-          <w:t>4.6 Fully Addressed Use Cases</w:t>
+          <w:t>4.2 Architectural Design</w:t>
         </w:r>
         <w:r>
           <w:rPr>
@@ -6146,7 +6041,7 @@
             <w:noProof/>
             <w:webHidden/>
           </w:rPr>
-          <w:instrText xml:space="preserve"> PAGEREF _Toc228982700 \h </w:instrText>
+          <w:instrText xml:space="preserve"> PAGEREF _Toc228998995 \h </w:instrText>
         </w:r>
         <w:r>
           <w:rPr>
@@ -6166,7 +6061,139 @@
             <w:noProof/>
             <w:webHidden/>
           </w:rPr>
-          <w:t>46</w:t>
+          <w:t>43</w:t>
+        </w:r>
+        <w:r>
+          <w:rPr>
+            <w:noProof/>
+            <w:webHidden/>
+          </w:rPr>
+          <w:fldChar w:fldCharType="end"/>
+        </w:r>
+      </w:hyperlink>
+    </w:p>
+    <w:p>
+      <w:pPr>
+        <w:pStyle w:val="TOC2"/>
+        <w:rPr>
+          <w:noProof/>
+        </w:rPr>
+      </w:pPr>
+      <w:hyperlink w:anchor="_Toc228998996" w:history="1">
+        <w:r>
+          <w:rPr>
+            <w:rStyle w:val="Hyperlink"/>
+            <w:rFonts w:ascii="Times New Roman" w:hAnsi="Times New Roman"/>
+            <w:noProof/>
+          </w:rPr>
+          <w:t>4.3 Class Diagram</w:t>
+        </w:r>
+        <w:r>
+          <w:rPr>
+            <w:noProof/>
+            <w:webHidden/>
+          </w:rPr>
+          <w:tab/>
+        </w:r>
+        <w:r>
+          <w:rPr>
+            <w:noProof/>
+            <w:webHidden/>
+          </w:rPr>
+          <w:fldChar w:fldCharType="begin"/>
+        </w:r>
+        <w:r>
+          <w:rPr>
+            <w:noProof/>
+            <w:webHidden/>
+          </w:rPr>
+          <w:instrText xml:space="preserve"> PAGEREF _Toc228998996 \h </w:instrText>
+        </w:r>
+        <w:r>
+          <w:rPr>
+            <w:noProof/>
+            <w:webHidden/>
+          </w:rPr>
+        </w:r>
+        <w:r>
+          <w:rPr>
+            <w:noProof/>
+            <w:webHidden/>
+          </w:rPr>
+          <w:fldChar w:fldCharType="separate"/>
+        </w:r>
+        <w:r>
+          <w:rPr>
+            <w:noProof/>
+            <w:webHidden/>
+          </w:rPr>
+          <w:t>44</w:t>
+        </w:r>
+        <w:r>
+          <w:rPr>
+            <w:noProof/>
+            <w:webHidden/>
+          </w:rPr>
+          <w:fldChar w:fldCharType="end"/>
+        </w:r>
+      </w:hyperlink>
+    </w:p>
+    <w:p>
+      <w:pPr>
+        <w:pStyle w:val="TOC2"/>
+        <w:rPr>
+          <w:noProof/>
+        </w:rPr>
+      </w:pPr>
+      <w:hyperlink w:anchor="_Toc228998997" w:history="1">
+        <w:r>
+          <w:rPr>
+            <w:rStyle w:val="Hyperlink"/>
+            <w:rFonts w:ascii="Times New Roman" w:hAnsi="Times New Roman"/>
+            <w:noProof/>
+          </w:rPr>
+          <w:t>4.4 Activity Diagrams</w:t>
+        </w:r>
+        <w:r>
+          <w:rPr>
+            <w:noProof/>
+            <w:webHidden/>
+          </w:rPr>
+          <w:tab/>
+        </w:r>
+        <w:r>
+          <w:rPr>
+            <w:noProof/>
+            <w:webHidden/>
+          </w:rPr>
+          <w:fldChar w:fldCharType="begin"/>
+        </w:r>
+        <w:r>
+          <w:rPr>
+            <w:noProof/>
+            <w:webHidden/>
+          </w:rPr>
+          <w:instrText xml:space="preserve"> PAGEREF _Toc228998997 \h </w:instrText>
+        </w:r>
+        <w:r>
+          <w:rPr>
+            <w:noProof/>
+            <w:webHidden/>
+          </w:rPr>
+        </w:r>
+        <w:r>
+          <w:rPr>
+            <w:noProof/>
+            <w:webHidden/>
+          </w:rPr>
+          <w:fldChar w:fldCharType="separate"/>
+        </w:r>
+        <w:r>
+          <w:rPr>
+            <w:noProof/>
+            <w:webHidden/>
+          </w:rPr>
+          <w:t>44</w:t>
         </w:r>
         <w:r>
           <w:rPr>
@@ -6187,14 +6214,14 @@
           <w:noProof/>
         </w:rPr>
       </w:pPr>
-      <w:hyperlink w:anchor="_Toc228982701" w:history="1">
+      <w:hyperlink w:anchor="_Toc228998998" w:history="1">
         <w:r>
           <w:rPr>
             <w:rStyle w:val="Hyperlink"/>
             <w:rFonts w:ascii="Times New Roman" w:hAnsi="Times New Roman"/>
             <w:noProof/>
           </w:rPr>
-          <w:t>4.6.1 Student / Teacher Use Cases</w:t>
+          <w:t>4.4.1 Student Activity Diagram</w:t>
         </w:r>
         <w:r>
           <w:rPr>
@@ -6215,7 +6242,7 @@
             <w:noProof/>
             <w:webHidden/>
           </w:rPr>
-          <w:instrText xml:space="preserve"> PAGEREF _Toc228982701 \h </w:instrText>
+          <w:instrText xml:space="preserve"> PAGEREF _Toc228998998 \h </w:instrText>
         </w:r>
         <w:r>
           <w:rPr>
@@ -6235,7 +6262,7 @@
             <w:noProof/>
             <w:webHidden/>
           </w:rPr>
-          <w:t>46</w:t>
+          <w:t>44</w:t>
         </w:r>
         <w:r>
           <w:rPr>
@@ -6256,14 +6283,14 @@
           <w:noProof/>
         </w:rPr>
       </w:pPr>
-      <w:hyperlink w:anchor="_Toc228982702" w:history="1">
+      <w:hyperlink w:anchor="_Toc228998999" w:history="1">
         <w:r>
           <w:rPr>
             <w:rStyle w:val="Hyperlink"/>
             <w:rFonts w:ascii="Times New Roman" w:hAnsi="Times New Roman"/>
             <w:noProof/>
           </w:rPr>
-          <w:t>4.6.2 Coordination / Administration / Admin Use Cases</w:t>
+          <w:t>4.4.2 Admin Activity Diagram</w:t>
         </w:r>
         <w:r>
           <w:rPr>
@@ -6284,7 +6311,7 @@
             <w:noProof/>
             <w:webHidden/>
           </w:rPr>
-          <w:instrText xml:space="preserve"> PAGEREF _Toc228982702 \h </w:instrText>
+          <w:instrText xml:space="preserve"> PAGEREF _Toc228998999 \h </w:instrText>
         </w:r>
         <w:r>
           <w:rPr>
@@ -6304,7 +6331,7 @@
             <w:noProof/>
             <w:webHidden/>
           </w:rPr>
-          <w:t>52</w:t>
+          <w:t>45</w:t>
         </w:r>
         <w:r>
           <w:rPr>
@@ -6317,137 +6344,19 @@
     </w:p>
     <w:p>
       <w:pPr>
-        <w:pStyle w:val="TOC1"/>
-        <w:rPr>
-          <w:rFonts w:asciiTheme="minorHAnsi" w:hAnsiTheme="minorHAnsi"/>
-          <w:b w:val="0"/>
-          <w:bCs w:val="0"/>
-        </w:rPr>
-      </w:pPr>
-      <w:hyperlink w:anchor="_Toc228982703" w:history="1">
-        <w:r>
-          <w:rPr>
-            <w:rStyle w:val="Hyperlink"/>
-          </w:rPr>
-          <w:t>Chapter 5:</w:t>
-        </w:r>
-        <w:r>
-          <w:rPr>
-            <w:webHidden/>
-          </w:rPr>
-          <w:tab/>
-        </w:r>
-        <w:r>
-          <w:rPr>
-            <w:webHidden/>
-          </w:rPr>
-          <w:fldChar w:fldCharType="begin"/>
-        </w:r>
-        <w:r>
-          <w:rPr>
-            <w:webHidden/>
-          </w:rPr>
-          <w:instrText xml:space="preserve"> PAGEREF _Toc228982703 \h </w:instrText>
-        </w:r>
-        <w:r>
-          <w:rPr>
-            <w:webHidden/>
-          </w:rPr>
-        </w:r>
-        <w:r>
-          <w:rPr>
-            <w:webHidden/>
-          </w:rPr>
-          <w:fldChar w:fldCharType="separate"/>
-        </w:r>
-        <w:r>
-          <w:rPr>
-            <w:webHidden/>
-          </w:rPr>
-          <w:t>57</w:t>
-        </w:r>
-        <w:r>
-          <w:rPr>
-            <w:webHidden/>
-          </w:rPr>
-          <w:fldChar w:fldCharType="end"/>
-        </w:r>
-      </w:hyperlink>
-    </w:p>
-    <w:p>
-      <w:pPr>
-        <w:pStyle w:val="TOC1"/>
-        <w:rPr>
-          <w:rFonts w:asciiTheme="minorHAnsi" w:hAnsiTheme="minorHAnsi"/>
-          <w:b w:val="0"/>
-          <w:bCs w:val="0"/>
-        </w:rPr>
-      </w:pPr>
-      <w:hyperlink w:anchor="_Toc228982704" w:history="1">
-        <w:r>
-          <w:rPr>
-            <w:rStyle w:val="Hyperlink"/>
-          </w:rPr>
-          <w:t>Implementation</w:t>
-        </w:r>
-        <w:r>
-          <w:rPr>
-            <w:webHidden/>
-          </w:rPr>
-          <w:tab/>
-        </w:r>
-        <w:r>
-          <w:rPr>
-            <w:webHidden/>
-          </w:rPr>
-          <w:fldChar w:fldCharType="begin"/>
-        </w:r>
-        <w:r>
-          <w:rPr>
-            <w:webHidden/>
-          </w:rPr>
-          <w:instrText xml:space="preserve"> PAGEREF _Toc228982704 \h </w:instrText>
-        </w:r>
-        <w:r>
-          <w:rPr>
-            <w:webHidden/>
-          </w:rPr>
-        </w:r>
-        <w:r>
-          <w:rPr>
-            <w:webHidden/>
-          </w:rPr>
-          <w:fldChar w:fldCharType="separate"/>
-        </w:r>
-        <w:r>
-          <w:rPr>
-            <w:webHidden/>
-          </w:rPr>
-          <w:t>57</w:t>
-        </w:r>
-        <w:r>
-          <w:rPr>
-            <w:webHidden/>
-          </w:rPr>
-          <w:fldChar w:fldCharType="end"/>
-        </w:r>
-      </w:hyperlink>
-    </w:p>
-    <w:p>
-      <w:pPr>
         <w:pStyle w:val="TOC2"/>
         <w:rPr>
           <w:noProof/>
         </w:rPr>
       </w:pPr>
-      <w:hyperlink w:anchor="_Toc228982705" w:history="1">
+      <w:hyperlink w:anchor="_Toc228999000" w:history="1">
         <w:r>
           <w:rPr>
             <w:rStyle w:val="Hyperlink"/>
             <w:rFonts w:ascii="Times New Roman" w:hAnsi="Times New Roman"/>
             <w:noProof/>
           </w:rPr>
-          <w:t>5.1 IDE, Tools and Technologies</w:t>
+          <w:t>4.5 Use Case Diagrams</w:t>
         </w:r>
         <w:r>
           <w:rPr>
@@ -6468,7 +6377,7 @@
             <w:noProof/>
             <w:webHidden/>
           </w:rPr>
-          <w:instrText xml:space="preserve"> PAGEREF _Toc228982705 \h </w:instrText>
+          <w:instrText xml:space="preserve"> PAGEREF _Toc228999000 \h </w:instrText>
         </w:r>
         <w:r>
           <w:rPr>
@@ -6488,7 +6397,7 @@
             <w:noProof/>
             <w:webHidden/>
           </w:rPr>
-          <w:t>57</w:t>
+          <w:t>46</w:t>
         </w:r>
         <w:r>
           <w:rPr>
@@ -6509,14 +6418,14 @@
           <w:noProof/>
         </w:rPr>
       </w:pPr>
-      <w:hyperlink w:anchor="_Toc228982706" w:history="1">
+      <w:hyperlink w:anchor="_Toc228999001" w:history="1">
         <w:r>
           <w:rPr>
             <w:rStyle w:val="Hyperlink"/>
             <w:rFonts w:ascii="Times New Roman" w:hAnsi="Times New Roman"/>
             <w:noProof/>
           </w:rPr>
-          <w:t>5.1.1 Frontend</w:t>
+          <w:t>4.5.1 Student Use Case Diagram</w:t>
         </w:r>
         <w:r>
           <w:rPr>
@@ -6537,7 +6446,7 @@
             <w:noProof/>
             <w:webHidden/>
           </w:rPr>
-          <w:instrText xml:space="preserve"> PAGEREF _Toc228982706 \h </w:instrText>
+          <w:instrText xml:space="preserve"> PAGEREF _Toc228999001 \h </w:instrText>
         </w:r>
         <w:r>
           <w:rPr>
@@ -6557,7 +6466,7 @@
             <w:noProof/>
             <w:webHidden/>
           </w:rPr>
-          <w:t>57</w:t>
+          <w:t>46</w:t>
         </w:r>
         <w:r>
           <w:rPr>
@@ -6578,14 +6487,14 @@
           <w:noProof/>
         </w:rPr>
       </w:pPr>
-      <w:hyperlink w:anchor="_Toc228982707" w:history="1">
+      <w:hyperlink w:anchor="_Toc228999002" w:history="1">
         <w:r>
           <w:rPr>
             <w:rStyle w:val="Hyperlink"/>
             <w:rFonts w:ascii="Times New Roman" w:hAnsi="Times New Roman"/>
             <w:noProof/>
           </w:rPr>
-          <w:t>5.1.2 Backend</w:t>
+          <w:t>4.5.2 Admin Use Case Diagram</w:t>
         </w:r>
         <w:r>
           <w:rPr>
@@ -6606,7 +6515,7 @@
             <w:noProof/>
             <w:webHidden/>
           </w:rPr>
-          <w:instrText xml:space="preserve"> PAGEREF _Toc228982707 \h </w:instrText>
+          <w:instrText xml:space="preserve"> PAGEREF _Toc228999002 \h </w:instrText>
         </w:r>
         <w:r>
           <w:rPr>
@@ -6626,7 +6535,73 @@
             <w:noProof/>
             <w:webHidden/>
           </w:rPr>
-          <w:t>57</w:t>
+          <w:t>46</w:t>
+        </w:r>
+        <w:r>
+          <w:rPr>
+            <w:noProof/>
+            <w:webHidden/>
+          </w:rPr>
+          <w:fldChar w:fldCharType="end"/>
+        </w:r>
+      </w:hyperlink>
+    </w:p>
+    <w:p>
+      <w:pPr>
+        <w:pStyle w:val="TOC2"/>
+        <w:rPr>
+          <w:noProof/>
+        </w:rPr>
+      </w:pPr>
+      <w:hyperlink w:anchor="_Toc228999003" w:history="1">
+        <w:r>
+          <w:rPr>
+            <w:rStyle w:val="Hyperlink"/>
+            <w:rFonts w:ascii="Times New Roman" w:hAnsi="Times New Roman"/>
+            <w:noProof/>
+          </w:rPr>
+          <w:t>4.6 Fully Addressed Use Cases</w:t>
+        </w:r>
+        <w:r>
+          <w:rPr>
+            <w:noProof/>
+            <w:webHidden/>
+          </w:rPr>
+          <w:tab/>
+        </w:r>
+        <w:r>
+          <w:rPr>
+            <w:noProof/>
+            <w:webHidden/>
+          </w:rPr>
+          <w:fldChar w:fldCharType="begin"/>
+        </w:r>
+        <w:r>
+          <w:rPr>
+            <w:noProof/>
+            <w:webHidden/>
+          </w:rPr>
+          <w:instrText xml:space="preserve"> PAGEREF _Toc228999003 \h </w:instrText>
+        </w:r>
+        <w:r>
+          <w:rPr>
+            <w:noProof/>
+            <w:webHidden/>
+          </w:rPr>
+        </w:r>
+        <w:r>
+          <w:rPr>
+            <w:noProof/>
+            <w:webHidden/>
+          </w:rPr>
+          <w:fldChar w:fldCharType="separate"/>
+        </w:r>
+        <w:r>
+          <w:rPr>
+            <w:noProof/>
+            <w:webHidden/>
+          </w:rPr>
+          <w:t>47</w:t>
         </w:r>
         <w:r>
           <w:rPr>
@@ -6647,14 +6622,14 @@
           <w:noProof/>
         </w:rPr>
       </w:pPr>
-      <w:hyperlink w:anchor="_Toc228982708" w:history="1">
+      <w:hyperlink w:anchor="_Toc228999004" w:history="1">
         <w:r>
           <w:rPr>
             <w:rStyle w:val="Hyperlink"/>
             <w:rFonts w:ascii="Times New Roman" w:hAnsi="Times New Roman"/>
             <w:noProof/>
           </w:rPr>
-          <w:t>5.1.3 Database</w:t>
+          <w:t>4.6.1 Student / Teacher Use Cases</w:t>
         </w:r>
         <w:r>
           <w:rPr>
@@ -6675,7 +6650,7 @@
             <w:noProof/>
             <w:webHidden/>
           </w:rPr>
-          <w:instrText xml:space="preserve"> PAGEREF _Toc228982708 \h </w:instrText>
+          <w:instrText xml:space="preserve"> PAGEREF _Toc228999004 \h </w:instrText>
         </w:r>
         <w:r>
           <w:rPr>
@@ -6695,7 +6670,7 @@
             <w:noProof/>
             <w:webHidden/>
           </w:rPr>
-          <w:t>57</w:t>
+          <w:t>47</w:t>
         </w:r>
         <w:r>
           <w:rPr>
@@ -6716,14 +6691,14 @@
           <w:noProof/>
         </w:rPr>
       </w:pPr>
-      <w:hyperlink w:anchor="_Toc228982709" w:history="1">
+      <w:hyperlink w:anchor="_Toc228999005" w:history="1">
         <w:r>
           <w:rPr>
             <w:rStyle w:val="Hyperlink"/>
             <w:rFonts w:ascii="Times New Roman" w:hAnsi="Times New Roman"/>
             <w:noProof/>
           </w:rPr>
-          <w:t>5.1.4 Tools</w:t>
+          <w:t>4.6.2 Coordination / Administration / Admin Use Cases</w:t>
         </w:r>
         <w:r>
           <w:rPr>
@@ -6744,7 +6719,7 @@
             <w:noProof/>
             <w:webHidden/>
           </w:rPr>
-          <w:instrText xml:space="preserve"> PAGEREF _Toc228982709 \h </w:instrText>
+          <w:instrText xml:space="preserve"> PAGEREF _Toc228999005 \h </w:instrText>
         </w:r>
         <w:r>
           <w:rPr>
@@ -6764,7 +6739,7 @@
             <w:noProof/>
             <w:webHidden/>
           </w:rPr>
-          <w:t>57</w:t>
+          <w:t>53</w:t>
         </w:r>
         <w:r>
           <w:rPr>
@@ -6777,19 +6752,137 @@
     </w:p>
     <w:p>
       <w:pPr>
+        <w:pStyle w:val="TOC1"/>
+        <w:rPr>
+          <w:rFonts w:asciiTheme="minorHAnsi" w:hAnsiTheme="minorHAnsi"/>
+          <w:b w:val="0"/>
+          <w:bCs w:val="0"/>
+        </w:rPr>
+      </w:pPr>
+      <w:hyperlink w:anchor="_Toc228999006" w:history="1">
+        <w:r>
+          <w:rPr>
+            <w:rStyle w:val="Hyperlink"/>
+          </w:rPr>
+          <w:t>Chapter 5:</w:t>
+        </w:r>
+        <w:r>
+          <w:rPr>
+            <w:webHidden/>
+          </w:rPr>
+          <w:tab/>
+        </w:r>
+        <w:r>
+          <w:rPr>
+            <w:webHidden/>
+          </w:rPr>
+          <w:fldChar w:fldCharType="begin"/>
+        </w:r>
+        <w:r>
+          <w:rPr>
+            <w:webHidden/>
+          </w:rPr>
+          <w:instrText xml:space="preserve"> PAGEREF _Toc228999006 \h </w:instrText>
+        </w:r>
+        <w:r>
+          <w:rPr>
+            <w:webHidden/>
+          </w:rPr>
+        </w:r>
+        <w:r>
+          <w:rPr>
+            <w:webHidden/>
+          </w:rPr>
+          <w:fldChar w:fldCharType="separate"/>
+        </w:r>
+        <w:r>
+          <w:rPr>
+            <w:webHidden/>
+          </w:rPr>
+          <w:t>58</w:t>
+        </w:r>
+        <w:r>
+          <w:rPr>
+            <w:webHidden/>
+          </w:rPr>
+          <w:fldChar w:fldCharType="end"/>
+        </w:r>
+      </w:hyperlink>
+    </w:p>
+    <w:p>
+      <w:pPr>
+        <w:pStyle w:val="TOC1"/>
+        <w:rPr>
+          <w:rFonts w:asciiTheme="minorHAnsi" w:hAnsiTheme="minorHAnsi"/>
+          <w:b w:val="0"/>
+          <w:bCs w:val="0"/>
+        </w:rPr>
+      </w:pPr>
+      <w:hyperlink w:anchor="_Toc228999007" w:history="1">
+        <w:r>
+          <w:rPr>
+            <w:rStyle w:val="Hyperlink"/>
+          </w:rPr>
+          <w:t>Implementation</w:t>
+        </w:r>
+        <w:r>
+          <w:rPr>
+            <w:webHidden/>
+          </w:rPr>
+          <w:tab/>
+        </w:r>
+        <w:r>
+          <w:rPr>
+            <w:webHidden/>
+          </w:rPr>
+          <w:fldChar w:fldCharType="begin"/>
+        </w:r>
+        <w:r>
+          <w:rPr>
+            <w:webHidden/>
+          </w:rPr>
+          <w:instrText xml:space="preserve"> PAGEREF _Toc228999007 \h </w:instrText>
+        </w:r>
+        <w:r>
+          <w:rPr>
+            <w:webHidden/>
+          </w:rPr>
+        </w:r>
+        <w:r>
+          <w:rPr>
+            <w:webHidden/>
+          </w:rPr>
+          <w:fldChar w:fldCharType="separate"/>
+        </w:r>
+        <w:r>
+          <w:rPr>
+            <w:webHidden/>
+          </w:rPr>
+          <w:t>58</w:t>
+        </w:r>
+        <w:r>
+          <w:rPr>
+            <w:webHidden/>
+          </w:rPr>
+          <w:fldChar w:fldCharType="end"/>
+        </w:r>
+      </w:hyperlink>
+    </w:p>
+    <w:p>
+      <w:pPr>
         <w:pStyle w:val="TOC2"/>
         <w:rPr>
           <w:noProof/>
         </w:rPr>
       </w:pPr>
-      <w:hyperlink w:anchor="_Toc228982710" w:history="1">
+      <w:hyperlink w:anchor="_Toc228999008" w:history="1">
         <w:r>
           <w:rPr>
             <w:rStyle w:val="Hyperlink"/>
             <w:rFonts w:ascii="Times New Roman" w:hAnsi="Times New Roman"/>
             <w:noProof/>
           </w:rPr>
-          <w:t>5.2 Best Practices and Coding Standards</w:t>
+          <w:t>5.1 IDE, Tools and Technologies</w:t>
         </w:r>
         <w:r>
           <w:rPr>
@@ -6810,7 +6903,7 @@
             <w:noProof/>
             <w:webHidden/>
           </w:rPr>
-          <w:instrText xml:space="preserve"> PAGEREF _Toc228982710 \h </w:instrText>
+          <w:instrText xml:space="preserve"> PAGEREF _Toc228999008 \h </w:instrText>
         </w:r>
         <w:r>
           <w:rPr>
@@ -6851,14 +6944,14 @@
           <w:noProof/>
         </w:rPr>
       </w:pPr>
-      <w:hyperlink w:anchor="_Toc228982711" w:history="1">
+      <w:hyperlink w:anchor="_Toc228999009" w:history="1">
         <w:r>
           <w:rPr>
             <w:rStyle w:val="Hyperlink"/>
             <w:rFonts w:ascii="Times New Roman" w:hAnsi="Times New Roman"/>
             <w:noProof/>
           </w:rPr>
-          <w:t>5.2.1 Naming Conventions</w:t>
+          <w:t>5.1.1 Frontend</w:t>
         </w:r>
         <w:r>
           <w:rPr>
@@ -6879,7 +6972,7 @@
             <w:noProof/>
             <w:webHidden/>
           </w:rPr>
-          <w:instrText xml:space="preserve"> PAGEREF _Toc228982711 \h </w:instrText>
+          <w:instrText xml:space="preserve"> PAGEREF _Toc228999009 \h </w:instrText>
         </w:r>
         <w:r>
           <w:rPr>
@@ -6920,14 +7013,14 @@
           <w:noProof/>
         </w:rPr>
       </w:pPr>
-      <w:hyperlink w:anchor="_Toc228982712" w:history="1">
+      <w:hyperlink w:anchor="_Toc228999010" w:history="1">
         <w:r>
           <w:rPr>
             <w:rStyle w:val="Hyperlink"/>
             <w:rFonts w:ascii="Times New Roman" w:hAnsi="Times New Roman"/>
             <w:noProof/>
           </w:rPr>
-          <w:t>5.2.2 Project Structure</w:t>
+          <w:t>5.1.2 Backend</w:t>
         </w:r>
         <w:r>
           <w:rPr>
@@ -6948,7 +7041,7 @@
             <w:noProof/>
             <w:webHidden/>
           </w:rPr>
-          <w:instrText xml:space="preserve"> PAGEREF _Toc228982712 \h </w:instrText>
+          <w:instrText xml:space="preserve"> PAGEREF _Toc228999010 \h </w:instrText>
         </w:r>
         <w:r>
           <w:rPr>
@@ -6989,14 +7082,14 @@
           <w:noProof/>
         </w:rPr>
       </w:pPr>
-      <w:hyperlink w:anchor="_Toc228982713" w:history="1">
+      <w:hyperlink w:anchor="_Toc228999011" w:history="1">
         <w:r>
           <w:rPr>
             <w:rStyle w:val="Hyperlink"/>
             <w:rFonts w:ascii="Times New Roman" w:hAnsi="Times New Roman"/>
             <w:noProof/>
           </w:rPr>
-          <w:t>5.2.3 Environment Variables</w:t>
+          <w:t>5.1.3 Database</w:t>
         </w:r>
         <w:r>
           <w:rPr>
@@ -7017,7 +7110,7 @@
             <w:noProof/>
             <w:webHidden/>
           </w:rPr>
-          <w:instrText xml:space="preserve"> PAGEREF _Toc228982713 \h </w:instrText>
+          <w:instrText xml:space="preserve"> PAGEREF _Toc228999011 \h </w:instrText>
         </w:r>
         <w:r>
           <w:rPr>
@@ -7058,13 +7151,355 @@
           <w:noProof/>
         </w:rPr>
       </w:pPr>
-      <w:hyperlink w:anchor="_Toc228982714" w:history="1">
+      <w:hyperlink w:anchor="_Toc228999012" w:history="1">
         <w:r>
           <w:rPr>
             <w:rStyle w:val="Hyperlink"/>
             <w:rFonts w:ascii="Times New Roman" w:hAnsi="Times New Roman"/>
             <w:noProof/>
           </w:rPr>
+          <w:t>5.1.4 Tools</w:t>
+        </w:r>
+        <w:r>
+          <w:rPr>
+            <w:noProof/>
+            <w:webHidden/>
+          </w:rPr>
+          <w:tab/>
+        </w:r>
+        <w:r>
+          <w:rPr>
+            <w:noProof/>
+            <w:webHidden/>
+          </w:rPr>
+          <w:fldChar w:fldCharType="begin"/>
+        </w:r>
+        <w:r>
+          <w:rPr>
+            <w:noProof/>
+            <w:webHidden/>
+          </w:rPr>
+          <w:instrText xml:space="preserve"> PAGEREF _Toc228999012 \h </w:instrText>
+        </w:r>
+        <w:r>
+          <w:rPr>
+            <w:noProof/>
+            <w:webHidden/>
+          </w:rPr>
+        </w:r>
+        <w:r>
+          <w:rPr>
+            <w:noProof/>
+            <w:webHidden/>
+          </w:rPr>
+          <w:fldChar w:fldCharType="separate"/>
+        </w:r>
+        <w:r>
+          <w:rPr>
+            <w:noProof/>
+            <w:webHidden/>
+          </w:rPr>
+          <w:t>58</w:t>
+        </w:r>
+        <w:r>
+          <w:rPr>
+            <w:noProof/>
+            <w:webHidden/>
+          </w:rPr>
+          <w:fldChar w:fldCharType="end"/>
+        </w:r>
+      </w:hyperlink>
+    </w:p>
+    <w:p>
+      <w:pPr>
+        <w:pStyle w:val="TOC2"/>
+        <w:rPr>
+          <w:noProof/>
+        </w:rPr>
+      </w:pPr>
+      <w:hyperlink w:anchor="_Toc228999013" w:history="1">
+        <w:r>
+          <w:rPr>
+            <w:rStyle w:val="Hyperlink"/>
+            <w:rFonts w:ascii="Times New Roman" w:hAnsi="Times New Roman"/>
+            <w:noProof/>
+          </w:rPr>
+          <w:t>5.2 Best Practices and Coding Standards</w:t>
+        </w:r>
+        <w:r>
+          <w:rPr>
+            <w:noProof/>
+            <w:webHidden/>
+          </w:rPr>
+          <w:tab/>
+        </w:r>
+        <w:r>
+          <w:rPr>
+            <w:noProof/>
+            <w:webHidden/>
+          </w:rPr>
+          <w:fldChar w:fldCharType="begin"/>
+        </w:r>
+        <w:r>
+          <w:rPr>
+            <w:noProof/>
+            <w:webHidden/>
+          </w:rPr>
+          <w:instrText xml:space="preserve"> PAGEREF _Toc228999013 \h </w:instrText>
+        </w:r>
+        <w:r>
+          <w:rPr>
+            <w:noProof/>
+            <w:webHidden/>
+          </w:rPr>
+        </w:r>
+        <w:r>
+          <w:rPr>
+            <w:noProof/>
+            <w:webHidden/>
+          </w:rPr>
+          <w:fldChar w:fldCharType="separate"/>
+        </w:r>
+        <w:r>
+          <w:rPr>
+            <w:noProof/>
+            <w:webHidden/>
+          </w:rPr>
+          <w:t>59</w:t>
+        </w:r>
+        <w:r>
+          <w:rPr>
+            <w:noProof/>
+            <w:webHidden/>
+          </w:rPr>
+          <w:fldChar w:fldCharType="end"/>
+        </w:r>
+      </w:hyperlink>
+    </w:p>
+    <w:p>
+      <w:pPr>
+        <w:pStyle w:val="TOC3"/>
+        <w:tabs>
+          <w:tab w:val="right" w:leader="dot" w:pos="8630"/>
+        </w:tabs>
+        <w:rPr>
+          <w:noProof/>
+        </w:rPr>
+      </w:pPr>
+      <w:hyperlink w:anchor="_Toc228999014" w:history="1">
+        <w:r>
+          <w:rPr>
+            <w:rStyle w:val="Hyperlink"/>
+            <w:rFonts w:ascii="Times New Roman" w:hAnsi="Times New Roman"/>
+            <w:noProof/>
+          </w:rPr>
+          <w:t>5.2.1 Naming Conventions</w:t>
+        </w:r>
+        <w:r>
+          <w:rPr>
+            <w:noProof/>
+            <w:webHidden/>
+          </w:rPr>
+          <w:tab/>
+        </w:r>
+        <w:r>
+          <w:rPr>
+            <w:noProof/>
+            <w:webHidden/>
+          </w:rPr>
+          <w:fldChar w:fldCharType="begin"/>
+        </w:r>
+        <w:r>
+          <w:rPr>
+            <w:noProof/>
+            <w:webHidden/>
+          </w:rPr>
+          <w:instrText xml:space="preserve"> PAGEREF _Toc228999014 \h </w:instrText>
+        </w:r>
+        <w:r>
+          <w:rPr>
+            <w:noProof/>
+            <w:webHidden/>
+          </w:rPr>
+        </w:r>
+        <w:r>
+          <w:rPr>
+            <w:noProof/>
+            <w:webHidden/>
+          </w:rPr>
+          <w:fldChar w:fldCharType="separate"/>
+        </w:r>
+        <w:r>
+          <w:rPr>
+            <w:noProof/>
+            <w:webHidden/>
+          </w:rPr>
+          <w:t>59</w:t>
+        </w:r>
+        <w:r>
+          <w:rPr>
+            <w:noProof/>
+            <w:webHidden/>
+          </w:rPr>
+          <w:fldChar w:fldCharType="end"/>
+        </w:r>
+      </w:hyperlink>
+    </w:p>
+    <w:p>
+      <w:pPr>
+        <w:pStyle w:val="TOC3"/>
+        <w:tabs>
+          <w:tab w:val="right" w:leader="dot" w:pos="8630"/>
+        </w:tabs>
+        <w:rPr>
+          <w:noProof/>
+        </w:rPr>
+      </w:pPr>
+      <w:hyperlink w:anchor="_Toc228999015" w:history="1">
+        <w:r>
+          <w:rPr>
+            <w:rStyle w:val="Hyperlink"/>
+            <w:rFonts w:ascii="Times New Roman" w:hAnsi="Times New Roman"/>
+            <w:noProof/>
+          </w:rPr>
+          <w:t>5.2.2 Project Structure</w:t>
+        </w:r>
+        <w:r>
+          <w:rPr>
+            <w:noProof/>
+            <w:webHidden/>
+          </w:rPr>
+          <w:tab/>
+        </w:r>
+        <w:r>
+          <w:rPr>
+            <w:noProof/>
+            <w:webHidden/>
+          </w:rPr>
+          <w:fldChar w:fldCharType="begin"/>
+        </w:r>
+        <w:r>
+          <w:rPr>
+            <w:noProof/>
+            <w:webHidden/>
+          </w:rPr>
+          <w:instrText xml:space="preserve"> PAGEREF _Toc228999015 \h </w:instrText>
+        </w:r>
+        <w:r>
+          <w:rPr>
+            <w:noProof/>
+            <w:webHidden/>
+          </w:rPr>
+        </w:r>
+        <w:r>
+          <w:rPr>
+            <w:noProof/>
+            <w:webHidden/>
+          </w:rPr>
+          <w:fldChar w:fldCharType="separate"/>
+        </w:r>
+        <w:r>
+          <w:rPr>
+            <w:noProof/>
+            <w:webHidden/>
+          </w:rPr>
+          <w:t>59</w:t>
+        </w:r>
+        <w:r>
+          <w:rPr>
+            <w:noProof/>
+            <w:webHidden/>
+          </w:rPr>
+          <w:fldChar w:fldCharType="end"/>
+        </w:r>
+      </w:hyperlink>
+    </w:p>
+    <w:p>
+      <w:pPr>
+        <w:pStyle w:val="TOC3"/>
+        <w:tabs>
+          <w:tab w:val="right" w:leader="dot" w:pos="8630"/>
+        </w:tabs>
+        <w:rPr>
+          <w:noProof/>
+        </w:rPr>
+      </w:pPr>
+      <w:hyperlink w:anchor="_Toc228999016" w:history="1">
+        <w:r>
+          <w:rPr>
+            <w:rStyle w:val="Hyperlink"/>
+            <w:rFonts w:ascii="Times New Roman" w:hAnsi="Times New Roman"/>
+            <w:noProof/>
+          </w:rPr>
+          <w:t>5.2.3 Environment Variables</w:t>
+        </w:r>
+        <w:r>
+          <w:rPr>
+            <w:noProof/>
+            <w:webHidden/>
+          </w:rPr>
+          <w:tab/>
+        </w:r>
+        <w:r>
+          <w:rPr>
+            <w:noProof/>
+            <w:webHidden/>
+          </w:rPr>
+          <w:fldChar w:fldCharType="begin"/>
+        </w:r>
+        <w:r>
+          <w:rPr>
+            <w:noProof/>
+            <w:webHidden/>
+          </w:rPr>
+          <w:instrText xml:space="preserve"> PAGEREF _Toc228999016 \h </w:instrText>
+        </w:r>
+        <w:r>
+          <w:rPr>
+            <w:noProof/>
+            <w:webHidden/>
+          </w:rPr>
+        </w:r>
+        <w:r>
+          <w:rPr>
+            <w:noProof/>
+            <w:webHidden/>
+          </w:rPr>
+          <w:fldChar w:fldCharType="separate"/>
+        </w:r>
+        <w:r>
+          <w:rPr>
+            <w:noProof/>
+            <w:webHidden/>
+          </w:rPr>
+          <w:t>59</w:t>
+        </w:r>
+        <w:r>
+          <w:rPr>
+            <w:noProof/>
+            <w:webHidden/>
+          </w:rPr>
+          <w:fldChar w:fldCharType="end"/>
+        </w:r>
+      </w:hyperlink>
+    </w:p>
+    <w:p>
+      <w:pPr>
+        <w:pStyle w:val="TOC3"/>
+        <w:tabs>
+          <w:tab w:val="right" w:leader="dot" w:pos="8630"/>
+        </w:tabs>
+        <w:rPr>
+          <w:noProof/>
+        </w:rPr>
+      </w:pPr>
+      <w:hyperlink w:anchor="_Toc228999017" w:history="1">
+        <w:r>
+          <w:rPr>
+            <w:rStyle w:val="Hyperlink"/>
+            <w:rFonts w:ascii="Times New Roman" w:hAnsi="Times New Roman"/>
+            <w:noProof/>
+          </w:rPr>
           <w:t>5.2.4 Error Handling</w:t>
         </w:r>
         <w:r>
@@ -7086,7 +7521,7 @@
             <w:noProof/>
             <w:webHidden/>
           </w:rPr>
-          <w:instrText xml:space="preserve"> PAGEREF _Toc228982714 \h </w:instrText>
+          <w:instrText xml:space="preserve"> PAGEREF _Toc228999017 \h </w:instrText>
         </w:r>
         <w:r>
           <w:rPr>
@@ -7106,7 +7541,7 @@
             <w:noProof/>
             <w:webHidden/>
           </w:rPr>
-          <w:t>58</w:t>
+          <w:t>59</w:t>
         </w:r>
         <w:r>
           <w:rPr>
@@ -7126,7 +7561,7 @@
           <w:bCs w:val="0"/>
         </w:rPr>
       </w:pPr>
-      <w:hyperlink w:anchor="_Toc228982715" w:history="1">
+      <w:hyperlink w:anchor="_Toc228999018" w:history="1">
         <w:r>
           <w:rPr>
             <w:rStyle w:val="Hyperlink"/>
@@ -7149,7 +7584,7 @@
           <w:rPr>
             <w:webHidden/>
           </w:rPr>
-          <w:instrText xml:space="preserve"> PAGEREF _Toc228982715 \h </w:instrText>
+          <w:instrText xml:space="preserve"> PAGEREF _Toc228999018 \h </w:instrText>
         </w:r>
         <w:r>
           <w:rPr>
@@ -7166,7 +7601,7 @@
           <w:rPr>
             <w:webHidden/>
           </w:rPr>
-          <w:t>60</w:t>
+          <w:t>61</w:t>
         </w:r>
         <w:r>
           <w:rPr>
@@ -7185,7 +7620,7 @@
           <w:bCs w:val="0"/>
         </w:rPr>
       </w:pPr>
-      <w:hyperlink w:anchor="_Toc228982716" w:history="1">
+      <w:hyperlink w:anchor="_Toc228999019" w:history="1">
         <w:r>
           <w:rPr>
             <w:rStyle w:val="Hyperlink"/>
@@ -7208,7 +7643,7 @@
           <w:rPr>
             <w:webHidden/>
           </w:rPr>
-          <w:instrText xml:space="preserve"> PAGEREF _Toc228982716 \h </w:instrText>
+          <w:instrText xml:space="preserve"> PAGEREF _Toc228999019 \h </w:instrText>
         </w:r>
         <w:r>
           <w:rPr>
@@ -7225,7 +7660,7 @@
           <w:rPr>
             <w:webHidden/>
           </w:rPr>
-          <w:t>60</w:t>
+          <w:t>61</w:t>
         </w:r>
         <w:r>
           <w:rPr>
@@ -7242,7 +7677,7 @@
           <w:noProof/>
         </w:rPr>
       </w:pPr>
-      <w:hyperlink w:anchor="_Toc228982717" w:history="1">
+      <w:hyperlink w:anchor="_Toc228999020" w:history="1">
         <w:r>
           <w:rPr>
             <w:rStyle w:val="Hyperlink"/>
@@ -7270,7 +7705,7 @@
             <w:noProof/>
             <w:webHidden/>
           </w:rPr>
-          <w:instrText xml:space="preserve"> PAGEREF _Toc228982717 \h </w:instrText>
+          <w:instrText xml:space="preserve"> PAGEREF _Toc228999020 \h </w:instrText>
         </w:r>
         <w:r>
           <w:rPr>
@@ -7290,7 +7725,7 @@
             <w:noProof/>
             <w:webHidden/>
           </w:rPr>
-          <w:t>60</w:t>
+          <w:t>61</w:t>
         </w:r>
         <w:r>
           <w:rPr>
@@ -7308,7 +7743,7 @@
           <w:noProof/>
         </w:rPr>
       </w:pPr>
-      <w:hyperlink w:anchor="_Toc228982718" w:history="1">
+      <w:hyperlink w:anchor="_Toc228999021" w:history="1">
         <w:r>
           <w:rPr>
             <w:rStyle w:val="Hyperlink"/>
@@ -7336,7 +7771,7 @@
             <w:noProof/>
             <w:webHidden/>
           </w:rPr>
-          <w:instrText xml:space="preserve"> PAGEREF _Toc228982718 \h </w:instrText>
+          <w:instrText xml:space="preserve"> PAGEREF _Toc228999021 \h </w:instrText>
         </w:r>
         <w:r>
           <w:rPr>
@@ -7356,7 +7791,7 @@
             <w:noProof/>
             <w:webHidden/>
           </w:rPr>
-          <w:t>60</w:t>
+          <w:t>61</w:t>
         </w:r>
         <w:r>
           <w:rPr>
@@ -7374,7 +7809,7 @@
           <w:noProof/>
         </w:rPr>
       </w:pPr>
-      <w:hyperlink w:anchor="_Toc228982719" w:history="1">
+      <w:hyperlink w:anchor="_Toc228999022" w:history="1">
         <w:r>
           <w:rPr>
             <w:rStyle w:val="Hyperlink"/>
@@ -7402,7 +7837,7 @@
             <w:noProof/>
             <w:webHidden/>
           </w:rPr>
-          <w:instrText xml:space="preserve"> PAGEREF _Toc228982719 \h </w:instrText>
+          <w:instrText xml:space="preserve"> PAGEREF _Toc228999022 \h </w:instrText>
         </w:r>
         <w:r>
           <w:rPr>
@@ -7422,7 +7857,7 @@
             <w:noProof/>
             <w:webHidden/>
           </w:rPr>
-          <w:t>61</w:t>
+          <w:t>62</w:t>
         </w:r>
         <w:r>
           <w:rPr>
@@ -7440,7 +7875,7 @@
           <w:noProof/>
         </w:rPr>
       </w:pPr>
-      <w:hyperlink w:anchor="_Toc228982720" w:history="1">
+      <w:hyperlink w:anchor="_Toc228999023" w:history="1">
         <w:r>
           <w:rPr>
             <w:rStyle w:val="Hyperlink"/>
@@ -7468,7 +7903,7 @@
             <w:noProof/>
             <w:webHidden/>
           </w:rPr>
-          <w:instrText xml:space="preserve"> PAGEREF _Toc228982720 \h </w:instrText>
+          <w:instrText xml:space="preserve"> PAGEREF _Toc228999023 \h </w:instrText>
         </w:r>
         <w:r>
           <w:rPr>
@@ -7488,7 +7923,7 @@
             <w:noProof/>
             <w:webHidden/>
           </w:rPr>
-          <w:t>61</w:t>
+          <w:t>62</w:t>
         </w:r>
         <w:r>
           <w:rPr>
@@ -7506,7 +7941,7 @@
           <w:noProof/>
         </w:rPr>
       </w:pPr>
-      <w:hyperlink w:anchor="_Toc228982721" w:history="1">
+      <w:hyperlink w:anchor="_Toc228999024" w:history="1">
         <w:r>
           <w:rPr>
             <w:rStyle w:val="Hyperlink"/>
@@ -7534,7 +7969,7 @@
             <w:noProof/>
             <w:webHidden/>
           </w:rPr>
-          <w:instrText xml:space="preserve"> PAGEREF _Toc228982721 \h </w:instrText>
+          <w:instrText xml:space="preserve"> PAGEREF _Toc228999024 \h </w:instrText>
         </w:r>
         <w:r>
           <w:rPr>
@@ -7554,7 +7989,7 @@
             <w:noProof/>
             <w:webHidden/>
           </w:rPr>
-          <w:t>61</w:t>
+          <w:t>62</w:t>
         </w:r>
         <w:r>
           <w:rPr>
@@ -7574,7 +8009,7 @@
           <w:bCs w:val="0"/>
         </w:rPr>
       </w:pPr>
-      <w:hyperlink w:anchor="_Toc228982722" w:history="1">
+      <w:hyperlink w:anchor="_Toc228999025" w:history="1">
         <w:r>
           <w:rPr>
             <w:rStyle w:val="Hyperlink"/>
@@ -7597,7 +8032,7 @@
           <w:rPr>
             <w:webHidden/>
           </w:rPr>
-          <w:instrText xml:space="preserve"> PAGEREF _Toc228982722 \h </w:instrText>
+          <w:instrText xml:space="preserve"> PAGEREF _Toc228999025 \h </w:instrText>
         </w:r>
         <w:r>
           <w:rPr>
@@ -7614,7 +8049,7 @@
           <w:rPr>
             <w:webHidden/>
           </w:rPr>
-          <w:t>64</w:t>
+          <w:t>65</w:t>
         </w:r>
         <w:r>
           <w:rPr>
@@ -7633,7 +8068,7 @@
           <w:bCs w:val="0"/>
         </w:rPr>
       </w:pPr>
-      <w:hyperlink w:anchor="_Toc228982723" w:history="1">
+      <w:hyperlink w:anchor="_Toc228999026" w:history="1">
         <w:r>
           <w:rPr>
             <w:rStyle w:val="Hyperlink"/>
@@ -7656,7 +8091,7 @@
           <w:rPr>
             <w:webHidden/>
           </w:rPr>
-          <w:instrText xml:space="preserve"> PAGEREF _Toc228982723 \h </w:instrText>
+          <w:instrText xml:space="preserve"> PAGEREF _Toc228999026 \h </w:instrText>
         </w:r>
         <w:r>
           <w:rPr>
@@ -7673,7 +8108,7 @@
           <w:rPr>
             <w:webHidden/>
           </w:rPr>
-          <w:t>64</w:t>
+          <w:t>65</w:t>
         </w:r>
         <w:r>
           <w:rPr>
@@ -7690,7 +8125,7 @@
           <w:noProof/>
         </w:rPr>
       </w:pPr>
-      <w:hyperlink w:anchor="_Toc228982724" w:history="1">
+      <w:hyperlink w:anchor="_Toc228999027" w:history="1">
         <w:r>
           <w:rPr>
             <w:rStyle w:val="Hyperlink"/>
@@ -7718,7 +8153,7 @@
             <w:noProof/>
             <w:webHidden/>
           </w:rPr>
-          <w:instrText xml:space="preserve"> PAGEREF _Toc228982724 \h </w:instrText>
+          <w:instrText xml:space="preserve"> PAGEREF _Toc228999027 \h </w:instrText>
         </w:r>
         <w:r>
           <w:rPr>
@@ -7738,7 +8173,7 @@
             <w:noProof/>
             <w:webHidden/>
           </w:rPr>
-          <w:t>64</w:t>
+          <w:t>65</w:t>
         </w:r>
         <w:r>
           <w:rPr>
@@ -7756,7 +8191,7 @@
           <w:noProof/>
         </w:rPr>
       </w:pPr>
-      <w:hyperlink w:anchor="_Toc228982725" w:history="1">
+      <w:hyperlink w:anchor="_Toc228999028" w:history="1">
         <w:r>
           <w:rPr>
             <w:rStyle w:val="Hyperlink"/>
@@ -7784,7 +8219,7 @@
             <w:noProof/>
             <w:webHidden/>
           </w:rPr>
-          <w:instrText xml:space="preserve"> PAGEREF _Toc228982725 \h </w:instrText>
+          <w:instrText xml:space="preserve"> PAGEREF _Toc228999028 \h </w:instrText>
         </w:r>
         <w:r>
           <w:rPr>
@@ -7804,7 +8239,7 @@
             <w:noProof/>
             <w:webHidden/>
           </w:rPr>
-          <w:t>64</w:t>
+          <w:t>65</w:t>
         </w:r>
         <w:r>
           <w:rPr>
@@ -7822,7 +8257,7 @@
           <w:noProof/>
         </w:rPr>
       </w:pPr>
-      <w:hyperlink w:anchor="_Toc228982726" w:history="1">
+      <w:hyperlink w:anchor="_Toc228999029" w:history="1">
         <w:r>
           <w:rPr>
             <w:rStyle w:val="Hyperlink"/>
@@ -7850,7 +8285,7 @@
             <w:noProof/>
             <w:webHidden/>
           </w:rPr>
-          <w:instrText xml:space="preserve"> PAGEREF _Toc228982726 \h </w:instrText>
+          <w:instrText xml:space="preserve"> PAGEREF _Toc228999029 \h </w:instrText>
         </w:r>
         <w:r>
           <w:rPr>
@@ -7870,7 +8305,7 @@
             <w:noProof/>
             <w:webHidden/>
           </w:rPr>
-          <w:t>64</w:t>
+          <w:t>65</w:t>
         </w:r>
         <w:r>
           <w:rPr>
@@ -7888,7 +8323,7 @@
           <w:noProof/>
         </w:rPr>
       </w:pPr>
-      <w:hyperlink w:anchor="_Toc228982727" w:history="1">
+      <w:hyperlink w:anchor="_Toc228999030" w:history="1">
         <w:r>
           <w:rPr>
             <w:rStyle w:val="Hyperlink"/>
@@ -7916,7 +8351,7 @@
             <w:noProof/>
             <w:webHidden/>
           </w:rPr>
-          <w:instrText xml:space="preserve"> PAGEREF _Toc228982727 \h </w:instrText>
+          <w:instrText xml:space="preserve"> PAGEREF _Toc228999030 \h </w:instrText>
         </w:r>
         <w:r>
           <w:rPr>
@@ -7936,7 +8371,7 @@
             <w:noProof/>
             <w:webHidden/>
           </w:rPr>
-          <w:t>65</w:t>
+          <w:t>66</w:t>
         </w:r>
         <w:r>
           <w:rPr>
@@ -7954,7 +8389,7 @@
           <w:noProof/>
         </w:rPr>
       </w:pPr>
-      <w:hyperlink w:anchor="_Toc228982728" w:history="1">
+      <w:hyperlink w:anchor="_Toc228999031" w:history="1">
         <w:r>
           <w:rPr>
             <w:rStyle w:val="Hyperlink"/>
@@ -7982,7 +8417,7 @@
             <w:noProof/>
             <w:webHidden/>
           </w:rPr>
-          <w:instrText xml:space="preserve"> PAGEREF _Toc228982728 \h </w:instrText>
+          <w:instrText xml:space="preserve"> PAGEREF _Toc228999031 \h </w:instrText>
         </w:r>
         <w:r>
           <w:rPr>
@@ -8002,7 +8437,7 @@
             <w:noProof/>
             <w:webHidden/>
           </w:rPr>
-          <w:t>66</w:t>
+          <w:t>67</w:t>
         </w:r>
         <w:r>
           <w:rPr>
@@ -8022,7 +8457,7 @@
           <w:bCs w:val="0"/>
         </w:rPr>
       </w:pPr>
-      <w:hyperlink w:anchor="_Toc228982729" w:history="1">
+      <w:hyperlink w:anchor="_Toc228999032" w:history="1">
         <w:r>
           <w:rPr>
             <w:rStyle w:val="Hyperlink"/>
@@ -8045,7 +8480,7 @@
           <w:rPr>
             <w:webHidden/>
           </w:rPr>
-          <w:instrText xml:space="preserve"> PAGEREF _Toc228982729 \h </w:instrText>
+          <w:instrText xml:space="preserve"> PAGEREF _Toc228999032 \h </w:instrText>
         </w:r>
         <w:r>
           <w:rPr>
@@ -8062,7 +8497,7 @@
           <w:rPr>
             <w:webHidden/>
           </w:rPr>
-          <w:t>67</w:t>
+          <w:t>68</w:t>
         </w:r>
         <w:r>
           <w:rPr>
@@ -10529,7 +10964,7 @@
           <w:szCs w:val="40"/>
         </w:rPr>
       </w:pPr>
-      <w:bookmarkStart w:id="20" w:name="_Toc228982634"/>
+      <w:bookmarkStart w:id="26" w:name="_Toc228998937"/>
       <w:r>
         <w:rPr>
           <w:rFonts w:ascii="Times New Roman" w:hAnsi="Times New Roman"/>
@@ -10539,7 +10974,7 @@
         <w:lastRenderedPageBreak/>
         <w:t>Chapter 1:</w:t>
       </w:r>
-      <w:bookmarkEnd w:id="20"/>
+      <w:bookmarkEnd w:id="26"/>
       <w:r>
         <w:rPr>
           <w:rFonts w:ascii="Times New Roman" w:hAnsi="Times New Roman"/>
@@ -10559,7 +10994,7 @@
           <w:szCs w:val="40"/>
         </w:rPr>
       </w:pPr>
-      <w:bookmarkStart w:id="21" w:name="_Toc228982635"/>
+      <w:bookmarkStart w:id="27" w:name="_Toc228998938"/>
       <w:r>
         <w:rPr>
           <w:rFonts w:ascii="Times New Roman" w:hAnsi="Times New Roman"/>
@@ -10568,14 +11003,14 @@
         </w:rPr>
         <w:t>Introduction</w:t>
       </w:r>
-      <w:bookmarkEnd w:id="21"/>
+      <w:bookmarkEnd w:id="27"/>
     </w:p>
     <w:p>
       <w:pPr>
         <w:pStyle w:val="Heading2"/>
         <w:spacing w:line="360" w:lineRule="auto"/>
       </w:pPr>
-      <w:bookmarkStart w:id="22" w:name="_Toc228982636"/>
+      <w:bookmarkStart w:id="28" w:name="_Toc228998939"/>
       <w:r>
         <w:rPr>
           <w:rFonts w:ascii="Times New Roman" w:hAnsi="Times New Roman"/>
@@ -10594,7 +11029,7 @@
         </w:rPr>
         <w:t>Overview</w:t>
       </w:r>
-      <w:bookmarkEnd w:id="22"/>
+      <w:bookmarkEnd w:id="28"/>
     </w:p>
     <w:p>
       <w:pPr>
@@ -10652,14 +11087,14 @@
         <w:pStyle w:val="Heading2"/>
         <w:spacing w:line="360" w:lineRule="auto"/>
       </w:pPr>
-      <w:bookmarkStart w:id="23" w:name="_Toc228982637"/>
+      <w:bookmarkStart w:id="29" w:name="_Toc228998940"/>
       <w:r>
         <w:rPr>
           <w:rFonts w:ascii="Times New Roman" w:hAnsi="Times New Roman"/>
         </w:rPr>
         <w:t>1.2 Opportunity and Stakeholders</w:t>
       </w:r>
-      <w:bookmarkEnd w:id="23"/>
+      <w:bookmarkEnd w:id="29"/>
     </w:p>
     <w:p>
       <w:pPr>
@@ -10709,7 +11144,7 @@
         <w:pStyle w:val="Heading3"/>
         <w:spacing w:line="360" w:lineRule="auto"/>
       </w:pPr>
-      <w:bookmarkStart w:id="24" w:name="_Toc228982638"/>
+      <w:bookmarkStart w:id="30" w:name="_Toc228998941"/>
       <w:r>
         <w:rPr>
           <w:rFonts w:ascii="Times New Roman" w:hAnsi="Times New Roman"/>
@@ -10728,7 +11163,7 @@
         </w:rPr>
         <w:t>Stakeholders</w:t>
       </w:r>
-      <w:bookmarkEnd w:id="24"/>
+      <w:bookmarkEnd w:id="30"/>
     </w:p>
     <w:p>
       <w:pPr>
@@ -10856,28 +11291,28 @@
         <w:pStyle w:val="Heading2"/>
         <w:spacing w:line="360" w:lineRule="auto"/>
       </w:pPr>
-      <w:bookmarkStart w:id="25" w:name="_Toc228982639"/>
+      <w:bookmarkStart w:id="31" w:name="_Toc228998942"/>
       <w:r>
         <w:rPr>
           <w:rFonts w:ascii="Times New Roman" w:hAnsi="Times New Roman"/>
         </w:rPr>
         <w:t>1.3 Motivations and Challenges</w:t>
       </w:r>
-      <w:bookmarkEnd w:id="25"/>
+      <w:bookmarkEnd w:id="31"/>
     </w:p>
     <w:p>
       <w:pPr>
         <w:pStyle w:val="Heading3"/>
         <w:spacing w:line="360" w:lineRule="auto"/>
       </w:pPr>
-      <w:bookmarkStart w:id="26" w:name="_Toc228982640"/>
+      <w:bookmarkStart w:id="32" w:name="_Toc228998943"/>
       <w:r>
         <w:rPr>
           <w:rFonts w:ascii="Times New Roman" w:hAnsi="Times New Roman"/>
         </w:rPr>
         <w:t>1.3.1 Motivations</w:t>
       </w:r>
-      <w:bookmarkEnd w:id="26"/>
+      <w:bookmarkEnd w:id="32"/>
     </w:p>
     <w:p>
       <w:pPr>
@@ -10999,14 +11434,14 @@
         <w:pStyle w:val="Heading3"/>
         <w:spacing w:line="360" w:lineRule="auto"/>
       </w:pPr>
-      <w:bookmarkStart w:id="27" w:name="_Toc228982641"/>
+      <w:bookmarkStart w:id="33" w:name="_Toc228998944"/>
       <w:r>
         <w:rPr>
           <w:rFonts w:ascii="Times New Roman" w:hAnsi="Times New Roman"/>
         </w:rPr>
         <w:t>1.3.2 Challenges</w:t>
       </w:r>
-      <w:bookmarkEnd w:id="27"/>
+      <w:bookmarkEnd w:id="33"/>
     </w:p>
     <w:p>
       <w:pPr>
@@ -11089,7 +11524,7 @@
         <w:pStyle w:val="Heading2"/>
         <w:spacing w:line="360" w:lineRule="auto"/>
       </w:pPr>
-      <w:bookmarkStart w:id="28" w:name="_Toc228982642"/>
+      <w:bookmarkStart w:id="34" w:name="_Toc228998945"/>
       <w:r>
         <w:rPr>
           <w:rFonts w:ascii="Times New Roman" w:hAnsi="Times New Roman"/>
@@ -11108,14 +11543,14 @@
         </w:rPr>
         <w:t>Goals and Objectives</w:t>
       </w:r>
-      <w:bookmarkEnd w:id="28"/>
+      <w:bookmarkEnd w:id="34"/>
     </w:p>
     <w:p>
       <w:pPr>
         <w:pStyle w:val="Heading3"/>
         <w:spacing w:line="360" w:lineRule="auto"/>
       </w:pPr>
-      <w:bookmarkStart w:id="29" w:name="_Toc228982643"/>
+      <w:bookmarkStart w:id="35" w:name="_Toc228998946"/>
       <w:r>
         <w:rPr>
           <w:rFonts w:ascii="Times New Roman" w:hAnsi="Times New Roman"/>
@@ -11134,7 +11569,7 @@
         </w:rPr>
         <w:t>One Platform for Academic Communication</w:t>
       </w:r>
-      <w:bookmarkEnd w:id="29"/>
+      <w:bookmarkEnd w:id="35"/>
     </w:p>
     <w:p>
       <w:pPr>
@@ -11158,7 +11593,7 @@
         <w:pStyle w:val="Heading3"/>
         <w:spacing w:line="360" w:lineRule="auto"/>
       </w:pPr>
-      <w:bookmarkStart w:id="30" w:name="_Toc228982644"/>
+      <w:bookmarkStart w:id="36" w:name="_Toc228998947"/>
       <w:r>
         <w:rPr>
           <w:rFonts w:ascii="Times New Roman" w:hAnsi="Times New Roman"/>
@@ -11178,7 +11613,7 @@
         </w:rPr>
         <w:t>Verified University Community</w:t>
       </w:r>
-      <w:bookmarkEnd w:id="30"/>
+      <w:bookmarkEnd w:id="36"/>
     </w:p>
     <w:p>
       <w:pPr>
@@ -11202,7 +11637,7 @@
         <w:pStyle w:val="Heading3"/>
         <w:spacing w:line="360" w:lineRule="auto"/>
       </w:pPr>
-      <w:bookmarkStart w:id="31" w:name="_Toc228982645"/>
+      <w:bookmarkStart w:id="37" w:name="_Toc228998948"/>
       <w:r>
         <w:rPr>
           <w:rFonts w:ascii="Times New Roman" w:hAnsi="Times New Roman"/>
@@ -11221,7 +11656,7 @@
         </w:rPr>
         <w:t>Improve Peer Learning</w:t>
       </w:r>
-      <w:bookmarkEnd w:id="31"/>
+      <w:bookmarkEnd w:id="37"/>
     </w:p>
     <w:p>
       <w:pPr>
@@ -11245,7 +11680,7 @@
         <w:pStyle w:val="Heading3"/>
         <w:spacing w:line="360" w:lineRule="auto"/>
       </w:pPr>
-      <w:bookmarkStart w:id="32" w:name="_Toc228982646"/>
+      <w:bookmarkStart w:id="38" w:name="_Toc228998949"/>
       <w:r>
         <w:rPr>
           <w:rFonts w:ascii="Times New Roman" w:hAnsi="Times New Roman"/>
@@ -11264,7 +11699,7 @@
         </w:rPr>
         <w:t>Better Campus Engagement</w:t>
       </w:r>
-      <w:bookmarkEnd w:id="32"/>
+      <w:bookmarkEnd w:id="38"/>
     </w:p>
     <w:p>
       <w:pPr>
@@ -11288,7 +11723,7 @@
         <w:pStyle w:val="Heading2"/>
         <w:spacing w:line="360" w:lineRule="auto"/>
       </w:pPr>
-      <w:bookmarkStart w:id="33" w:name="_Toc228982647"/>
+      <w:bookmarkStart w:id="39" w:name="_Toc228998950"/>
       <w:r>
         <w:rPr>
           <w:rFonts w:ascii="Times New Roman" w:hAnsi="Times New Roman"/>
@@ -11307,7 +11742,7 @@
         </w:rPr>
         <w:t>Solution Overview</w:t>
       </w:r>
-      <w:bookmarkEnd w:id="33"/>
+      <w:bookmarkEnd w:id="39"/>
     </w:p>
     <w:p>
       <w:pPr>
@@ -11347,7 +11782,7 @@
         <w:pStyle w:val="Heading3"/>
         <w:spacing w:line="360" w:lineRule="auto"/>
       </w:pPr>
-      <w:bookmarkStart w:id="34" w:name="_Toc228982648"/>
+      <w:bookmarkStart w:id="40" w:name="_Toc228998951"/>
       <w:r>
         <w:rPr>
           <w:rFonts w:ascii="Times New Roman" w:hAnsi="Times New Roman"/>
@@ -11366,7 +11801,7 @@
         </w:rPr>
         <w:t>Scope of the Project</w:t>
       </w:r>
-      <w:bookmarkEnd w:id="34"/>
+      <w:bookmarkEnd w:id="40"/>
     </w:p>
     <w:p>
       <w:pPr>
@@ -12116,7 +12551,7 @@
         <w:pStyle w:val="Heading2"/>
         <w:spacing w:line="360" w:lineRule="auto"/>
       </w:pPr>
-      <w:bookmarkStart w:id="35" w:name="_Toc228982649"/>
+      <w:bookmarkStart w:id="41" w:name="_Toc228998952"/>
       <w:r>
         <w:rPr>
           <w:rFonts w:ascii="Times New Roman" w:hAnsi="Times New Roman"/>
@@ -12135,7 +12570,7 @@
         </w:rPr>
         <w:t>Report Outline</w:t>
       </w:r>
-      <w:bookmarkEnd w:id="35"/>
+      <w:bookmarkEnd w:id="41"/>
     </w:p>
     <w:p>
       <w:pPr>
@@ -12472,7 +12907,7 @@
           <w:szCs w:val="32"/>
         </w:rPr>
       </w:pPr>
-      <w:bookmarkStart w:id="36" w:name="_Toc228982650"/>
+      <w:bookmarkStart w:id="42" w:name="_Toc228998953"/>
       <w:r>
         <w:rPr>
           <w:rFonts w:ascii="Times New Roman" w:hAnsi="Times New Roman"/>
@@ -12482,7 +12917,7 @@
         <w:lastRenderedPageBreak/>
         <w:t>Chapter 2:</w:t>
       </w:r>
-      <w:bookmarkEnd w:id="36"/>
+      <w:bookmarkEnd w:id="42"/>
       <w:r>
         <w:rPr>
           <w:rFonts w:ascii="Times New Roman" w:hAnsi="Times New Roman"/>
@@ -12502,7 +12937,7 @@
           <w:szCs w:val="32"/>
         </w:rPr>
       </w:pPr>
-      <w:bookmarkStart w:id="37" w:name="_Toc228982651"/>
+      <w:bookmarkStart w:id="43" w:name="_Toc228998954"/>
       <w:r>
         <w:rPr>
           <w:rFonts w:ascii="Times New Roman" w:hAnsi="Times New Roman"/>
@@ -12511,14 +12946,14 @@
         </w:rPr>
         <w:t>Market Survey</w:t>
       </w:r>
-      <w:bookmarkEnd w:id="37"/>
+      <w:bookmarkEnd w:id="43"/>
     </w:p>
     <w:p>
       <w:pPr>
         <w:pStyle w:val="Heading2"/>
         <w:spacing w:line="360" w:lineRule="auto"/>
       </w:pPr>
-      <w:bookmarkStart w:id="38" w:name="_Toc228982652"/>
+      <w:bookmarkStart w:id="44" w:name="_Toc228998955"/>
       <w:r>
         <w:rPr>
           <w:rFonts w:ascii="Times New Roman" w:hAnsi="Times New Roman"/>
@@ -12537,7 +12972,7 @@
         </w:rPr>
         <w:t>Introduction</w:t>
       </w:r>
-      <w:bookmarkEnd w:id="38"/>
+      <w:bookmarkEnd w:id="44"/>
     </w:p>
     <w:p>
       <w:pPr>
@@ -12668,7 +13103,7 @@
         <w:pStyle w:val="Heading2"/>
         <w:spacing w:line="360" w:lineRule="auto"/>
       </w:pPr>
-      <w:bookmarkStart w:id="39" w:name="_Toc228982653"/>
+      <w:bookmarkStart w:id="45" w:name="_Toc228998956"/>
       <w:r>
         <w:rPr>
           <w:rFonts w:ascii="Times New Roman" w:hAnsi="Times New Roman"/>
@@ -12687,7 +13122,7 @@
         </w:rPr>
         <w:t>Literature Review</w:t>
       </w:r>
-      <w:bookmarkEnd w:id="39"/>
+      <w:bookmarkEnd w:id="45"/>
     </w:p>
     <w:p>
       <w:pPr>
@@ -12715,7 +13150,7 @@
           <w:rFonts w:ascii="Times New Roman" w:hAnsi="Times New Roman" w:cs="Times New Roman"/>
         </w:rPr>
       </w:pPr>
-      <w:bookmarkStart w:id="40" w:name="_Toc228982654"/>
+      <w:bookmarkStart w:id="46" w:name="_Toc228998957"/>
       <w:r>
         <w:rPr>
           <w:rFonts w:ascii="Times New Roman" w:hAnsi="Times New Roman" w:cs="Times New Roman"/>
@@ -12728,15 +13163,15 @@
         </w:rPr>
         <w:t xml:space="preserve">2.1 </w:t>
       </w:r>
-      <w:bookmarkStart w:id="41" w:name="_lt1"/>
+      <w:bookmarkStart w:id="47" w:name="_lt1"/>
       <w:r>
         <w:rPr>
           <w:rFonts w:ascii="Times New Roman" w:hAnsi="Times New Roman" w:cs="Times New Roman"/>
         </w:rPr>
         <w:t>Comparison of Existing Platforms</w:t>
       </w:r>
-      <w:bookmarkEnd w:id="40"/>
-      <w:bookmarkEnd w:id="41"/>
+      <w:bookmarkEnd w:id="47"/>
+      <w:bookmarkEnd w:id="46"/>
     </w:p>
     <w:tbl>
       <w:tblPr>
@@ -13817,7 +14252,7 @@
         <w:pStyle w:val="Heading2"/>
         <w:spacing w:line="360" w:lineRule="auto"/>
       </w:pPr>
-      <w:bookmarkStart w:id="42" w:name="_Toc228982655"/>
+      <w:bookmarkStart w:id="48" w:name="_Toc228998958"/>
       <w:r>
         <w:rPr>
           <w:rFonts w:ascii="Times New Roman" w:hAnsi="Times New Roman"/>
@@ -13836,7 +14271,7 @@
         </w:rPr>
         <w:t>Summary</w:t>
       </w:r>
-      <w:bookmarkEnd w:id="42"/>
+      <w:bookmarkEnd w:id="48"/>
     </w:p>
     <w:p>
       <w:pPr>
@@ -14188,7 +14623,7 @@
           <w:szCs w:val="32"/>
         </w:rPr>
       </w:pPr>
-      <w:bookmarkStart w:id="43" w:name="_Toc228982656"/>
+      <w:bookmarkStart w:id="49" w:name="_Toc228998959"/>
       <w:r>
         <w:rPr>
           <w:rFonts w:ascii="Times New Roman" w:hAnsi="Times New Roman"/>
@@ -14198,7 +14633,7 @@
         <w:lastRenderedPageBreak/>
         <w:t>Chapter 3:</w:t>
       </w:r>
-      <w:bookmarkEnd w:id="43"/>
+      <w:bookmarkEnd w:id="49"/>
       <w:r>
         <w:rPr>
           <w:rFonts w:ascii="Times New Roman" w:hAnsi="Times New Roman"/>
@@ -14218,7 +14653,7 @@
           <w:szCs w:val="32"/>
         </w:rPr>
       </w:pPr>
-      <w:bookmarkStart w:id="44" w:name="_Toc228982657"/>
+      <w:bookmarkStart w:id="50" w:name="_Toc228998960"/>
       <w:r>
         <w:rPr>
           <w:rFonts w:ascii="Times New Roman" w:hAnsi="Times New Roman"/>
@@ -14227,14 +14662,14 @@
         </w:rPr>
         <w:t>Requirement Engineering</w:t>
       </w:r>
-      <w:bookmarkEnd w:id="44"/>
+      <w:bookmarkEnd w:id="50"/>
     </w:p>
     <w:p>
       <w:pPr>
         <w:pStyle w:val="Heading2"/>
         <w:spacing w:line="360" w:lineRule="auto"/>
       </w:pPr>
-      <w:bookmarkStart w:id="45" w:name="_Toc228982658"/>
+      <w:bookmarkStart w:id="51" w:name="_Toc228998961"/>
       <w:r>
         <w:rPr>
           <w:rFonts w:ascii="Times New Roman" w:hAnsi="Times New Roman"/>
@@ -14253,7 +14688,7 @@
         </w:rPr>
         <w:t>Introduction</w:t>
       </w:r>
-      <w:bookmarkEnd w:id="45"/>
+      <w:bookmarkEnd w:id="51"/>
     </w:p>
     <w:p>
       <w:pPr>
@@ -14276,7 +14711,7 @@
           <w:rFonts w:ascii="Times New Roman" w:hAnsi="Times New Roman"/>
         </w:rPr>
       </w:pPr>
-      <w:bookmarkStart w:id="46" w:name="_Toc228982659"/>
+      <w:bookmarkStart w:id="52" w:name="_Toc228998962"/>
       <w:r>
         <w:rPr>
           <w:rFonts w:ascii="Times New Roman" w:hAnsi="Times New Roman"/>
@@ -14295,7 +14730,7 @@
         </w:rPr>
         <w:t>Problem Scenarios</w:t>
       </w:r>
-      <w:bookmarkEnd w:id="46"/>
+      <w:bookmarkEnd w:id="52"/>
     </w:p>
     <w:p>
       <w:pPr>
@@ -14306,7 +14741,7 @@
           <w:szCs w:val="24"/>
         </w:rPr>
       </w:pPr>
-      <w:bookmarkStart w:id="47" w:name="_Toc228982660"/>
+      <w:bookmarkStart w:id="53" w:name="_Toc228998963"/>
       <w:r>
         <w:rPr>
           <w:rFonts w:ascii="Times New Roman" w:hAnsi="Times New Roman" w:cs="Times New Roman"/>
@@ -14314,7 +14749,7 @@
         </w:rPr>
         <w:t>3.2.1 No Dedicated Academic Platform for Riphah Students</w:t>
       </w:r>
-      <w:bookmarkEnd w:id="47"/>
+      <w:bookmarkEnd w:id="53"/>
     </w:p>
     <w:p>
       <w:pPr>
@@ -14609,8 +15044,8 @@
           <w:szCs w:val="24"/>
         </w:rPr>
       </w:pPr>
-      <w:bookmarkStart w:id="48" w:name="_lt2"/>
-      <w:bookmarkStart w:id="49" w:name="_Toc228918852"/>
+      <w:bookmarkStart w:id="54" w:name="_lt2"/>
+      <w:bookmarkStart w:id="55" w:name="_Toc228918852"/>
       <w:r>
         <w:rPr>
           <w:rFonts w:cs="Times New Roman"/>
@@ -14620,8 +15055,8 @@
         </w:rPr>
         <w:t xml:space="preserve">Table 3.1: </w:t>
       </w:r>
-      <w:bookmarkEnd w:id="48"/>
-      <w:bookmarkEnd w:id="49"/>
+      <w:bookmarkEnd w:id="54"/>
+      <w:bookmarkEnd w:id="55"/>
       <w:r>
         <w:rPr>
           <w:rFonts w:cs="Times New Roman"/>
@@ -14650,7 +15085,7 @@
           <w:szCs w:val="24"/>
         </w:rPr>
       </w:pPr>
-      <w:bookmarkStart w:id="50" w:name="_Toc228982661"/>
+      <w:bookmarkStart w:id="56" w:name="_Toc228998964"/>
       <w:r>
         <w:rPr>
           <w:rFonts w:ascii="Times New Roman" w:hAnsi="Times New Roman" w:cs="Times New Roman"/>
@@ -14658,7 +15093,7 @@
         </w:rPr>
         <w:t>3.2.2 No System for Managing Semester Groups</w:t>
       </w:r>
-      <w:bookmarkEnd w:id="50"/>
+      <w:bookmarkEnd w:id="56"/>
     </w:p>
     <w:p>
       <w:pPr>
@@ -14952,8 +15387,8 @@
           <w:szCs w:val="24"/>
         </w:rPr>
       </w:pPr>
-      <w:bookmarkStart w:id="51" w:name="_lt3"/>
-      <w:bookmarkStart w:id="52" w:name="_Toc228918853"/>
+      <w:bookmarkStart w:id="57" w:name="_lt3"/>
+      <w:bookmarkStart w:id="58" w:name="_Toc228918853"/>
       <w:r>
         <w:rPr>
           <w:rFonts w:cs="Times New Roman"/>
@@ -14979,8 +15414,8 @@
         </w:rPr>
         <w:t xml:space="preserve">: </w:t>
       </w:r>
-      <w:bookmarkEnd w:id="51"/>
-      <w:bookmarkEnd w:id="52"/>
+      <w:bookmarkEnd w:id="57"/>
+      <w:bookmarkEnd w:id="58"/>
       <w:r>
         <w:rPr>
           <w:rFonts w:cs="Times New Roman"/>
@@ -15004,14 +15439,14 @@
           <w:rFonts w:ascii="Times New Roman" w:hAnsi="Times New Roman" w:cs="Times New Roman"/>
         </w:rPr>
       </w:pPr>
-      <w:bookmarkStart w:id="53" w:name="_Toc228982662"/>
+      <w:bookmarkStart w:id="59" w:name="_Toc228998965"/>
       <w:r>
         <w:rPr>
           <w:rFonts w:ascii="Times New Roman" w:hAnsi="Times New Roman" w:cs="Times New Roman"/>
         </w:rPr>
         <w:t>3.2.3 Heavy Manual Workload for Coordination and Administration</w:t>
       </w:r>
-      <w:bookmarkEnd w:id="53"/>
+      <w:bookmarkEnd w:id="59"/>
     </w:p>
     <w:p>
       <w:pPr>
@@ -15287,8 +15722,8 @@
           <w:szCs w:val="24"/>
         </w:rPr>
       </w:pPr>
-      <w:bookmarkStart w:id="54" w:name="_lt4"/>
-      <w:bookmarkStart w:id="55" w:name="_Toc228918854"/>
+      <w:bookmarkStart w:id="60" w:name="_lt4"/>
+      <w:bookmarkStart w:id="61" w:name="_Toc228918854"/>
       <w:r>
         <w:rPr>
           <w:rFonts w:ascii="Times New Roman" w:hAnsi="Times New Roman" w:cs="Times New Roman"/>
@@ -15305,8 +15740,8 @@
         </w:rPr>
         <w:t xml:space="preserve">3.3: </w:t>
       </w:r>
-      <w:bookmarkEnd w:id="54"/>
-      <w:bookmarkEnd w:id="55"/>
+      <w:bookmarkEnd w:id="60"/>
+      <w:bookmarkEnd w:id="61"/>
       <w:r>
         <w:rPr>
           <w:rFonts w:ascii="Times New Roman" w:hAnsi="Times New Roman" w:cs="Times New Roman"/>
@@ -15337,7 +15772,7 @@
         <w:pStyle w:val="Heading2"/>
         <w:spacing w:line="360" w:lineRule="auto"/>
       </w:pPr>
-      <w:bookmarkStart w:id="56" w:name="_Toc228982663"/>
+      <w:bookmarkStart w:id="62" w:name="_Toc228998966"/>
       <w:r>
         <w:rPr>
           <w:rFonts w:ascii="Times New Roman" w:hAnsi="Times New Roman"/>
@@ -15356,14 +15791,14 @@
         </w:rPr>
         <w:t>Functional Requirements</w:t>
       </w:r>
-      <w:bookmarkEnd w:id="56"/>
+      <w:bookmarkEnd w:id="62"/>
     </w:p>
     <w:p>
       <w:pPr>
         <w:pStyle w:val="Heading3"/>
         <w:spacing w:line="360" w:lineRule="auto"/>
       </w:pPr>
-      <w:bookmarkStart w:id="57" w:name="_Toc228982664"/>
+      <w:bookmarkStart w:id="63" w:name="_Toc228998967"/>
       <w:r>
         <w:rPr>
           <w:rFonts w:ascii="Times New Roman" w:hAnsi="Times New Roman"/>
@@ -15382,7 +15817,7 @@
         </w:rPr>
         <w:t>Student</w:t>
       </w:r>
-      <w:bookmarkEnd w:id="57"/>
+      <w:bookmarkEnd w:id="63"/>
     </w:p>
     <w:p>
       <w:pPr>
@@ -16016,7 +16451,7 @@
         <w:pStyle w:val="Heading3"/>
         <w:spacing w:line="360" w:lineRule="auto"/>
       </w:pPr>
-      <w:bookmarkStart w:id="58" w:name="_Toc228982665"/>
+      <w:bookmarkStart w:id="64" w:name="_Toc228998968"/>
       <w:r>
         <w:rPr>
           <w:rFonts w:ascii="Times New Roman" w:hAnsi="Times New Roman"/>
@@ -16035,7 +16470,7 @@
         </w:rPr>
         <w:t>Teacher</w:t>
       </w:r>
-      <w:bookmarkEnd w:id="58"/>
+      <w:bookmarkEnd w:id="64"/>
     </w:p>
     <w:p>
       <w:pPr>
@@ -16844,7 +17279,7 @@
         <w:pStyle w:val="Heading3"/>
         <w:spacing w:line="360" w:lineRule="auto"/>
       </w:pPr>
-      <w:bookmarkStart w:id="59" w:name="_Toc228982666"/>
+      <w:bookmarkStart w:id="65" w:name="_Toc228998969"/>
       <w:r>
         <w:rPr>
           <w:rFonts w:ascii="Times New Roman" w:hAnsi="Times New Roman"/>
@@ -16864,7 +17299,7 @@
         </w:rPr>
         <w:t>University Administration</w:t>
       </w:r>
-      <w:bookmarkEnd w:id="59"/>
+      <w:bookmarkEnd w:id="65"/>
     </w:p>
     <w:p>
       <w:pPr>
@@ -17647,7 +18082,7 @@
         <w:pStyle w:val="Heading3"/>
         <w:spacing w:line="360" w:lineRule="auto"/>
       </w:pPr>
-      <w:bookmarkStart w:id="60" w:name="_Toc228982667"/>
+      <w:bookmarkStart w:id="66" w:name="_Toc228998970"/>
       <w:r>
         <w:rPr>
           <w:rFonts w:ascii="Times New Roman" w:hAnsi="Times New Roman"/>
@@ -17666,7 +18101,7 @@
         </w:rPr>
         <w:t>Coordination Office</w:t>
       </w:r>
-      <w:bookmarkEnd w:id="60"/>
+      <w:bookmarkEnd w:id="66"/>
     </w:p>
     <w:p>
       <w:pPr>
@@ -18369,7 +18804,7 @@
         <w:pStyle w:val="Heading3"/>
         <w:spacing w:line="360" w:lineRule="auto"/>
       </w:pPr>
-      <w:bookmarkStart w:id="61" w:name="_Toc228982668"/>
+      <w:bookmarkStart w:id="67" w:name="_Toc228998971"/>
       <w:r>
         <w:rPr>
           <w:rFonts w:ascii="Times New Roman" w:hAnsi="Times New Roman"/>
@@ -18388,7 +18823,7 @@
         </w:rPr>
         <w:t>System Admin</w:t>
       </w:r>
-      <w:bookmarkEnd w:id="61"/>
+      <w:bookmarkEnd w:id="67"/>
     </w:p>
     <w:p>
       <w:pPr>
@@ -18987,7 +19422,7 @@
         <w:pStyle w:val="Heading2"/>
         <w:spacing w:line="360" w:lineRule="auto"/>
       </w:pPr>
-      <w:bookmarkStart w:id="62" w:name="_Toc228982669"/>
+      <w:bookmarkStart w:id="68" w:name="_Toc228998972"/>
       <w:r>
         <w:rPr>
           <w:rFonts w:ascii="Times New Roman" w:hAnsi="Times New Roman"/>
@@ -19006,7 +19441,7 @@
         </w:rPr>
         <w:t>Non-Functional Requirements</w:t>
       </w:r>
-      <w:bookmarkEnd w:id="62"/>
+      <w:bookmarkEnd w:id="68"/>
     </w:p>
     <w:p>
       <w:pPr>
@@ -19032,7 +19467,7 @@
         <w:pStyle w:val="Heading2"/>
         <w:spacing w:line="360" w:lineRule="auto"/>
       </w:pPr>
-      <w:bookmarkStart w:id="63" w:name="_Toc228982670"/>
+      <w:bookmarkStart w:id="69" w:name="_Toc228998973"/>
       <w:r>
         <w:rPr>
           <w:rFonts w:ascii="Times New Roman" w:hAnsi="Times New Roman"/>
@@ -19051,7 +19486,7 @@
         </w:rPr>
         <w:t>SQA Activities: Defect Detection</w:t>
       </w:r>
-      <w:bookmarkEnd w:id="63"/>
+      <w:bookmarkEnd w:id="69"/>
     </w:p>
     <w:p>
       <w:pPr>
@@ -19075,7 +19510,7 @@
         <w:pStyle w:val="Heading3"/>
         <w:spacing w:after="120" w:line="360" w:lineRule="auto"/>
       </w:pPr>
-      <w:bookmarkStart w:id="64" w:name="_Toc228982671"/>
+      <w:bookmarkStart w:id="70" w:name="_Toc228998974"/>
       <w:r>
         <w:rPr>
           <w:rFonts w:ascii="Times New Roman" w:hAnsi="Times New Roman"/>
@@ -19094,7 +19529,7 @@
         </w:rPr>
         <w:t>Test Case Design</w:t>
       </w:r>
-      <w:bookmarkEnd w:id="64"/>
+      <w:bookmarkEnd w:id="70"/>
     </w:p>
     <w:p>
       <w:pPr>
@@ -19105,7 +19540,7 @@
           <w:szCs w:val="24"/>
         </w:rPr>
       </w:pPr>
-      <w:bookmarkStart w:id="65" w:name="_Toc228982672"/>
+      <w:bookmarkStart w:id="71" w:name="_Toc228998975"/>
       <w:r>
         <w:rPr>
           <w:rFonts w:ascii="Times New Roman" w:hAnsi="Times New Roman" w:cs="Times New Roman"/>
@@ -19113,7 +19548,7 @@
         </w:rPr>
         <w:t>3.5.1.1 User Registration</w:t>
       </w:r>
-      <w:bookmarkEnd w:id="65"/>
+      <w:bookmarkEnd w:id="71"/>
     </w:p>
     <w:tbl>
       <w:tblPr>
@@ -19894,7 +20329,7 @@
           <w:szCs w:val="24"/>
         </w:rPr>
       </w:pPr>
-      <w:bookmarkStart w:id="66" w:name="_Toc228982673"/>
+      <w:bookmarkStart w:id="72" w:name="_Toc228998976"/>
       <w:r>
         <w:rPr>
           <w:rFonts w:ascii="Times New Roman" w:hAnsi="Times New Roman" w:cs="Times New Roman"/>
@@ -19902,7 +20337,7 @@
         </w:rPr>
         <w:t>3.5.1.2 User Login</w:t>
       </w:r>
-      <w:bookmarkEnd w:id="66"/>
+      <w:bookmarkEnd w:id="72"/>
     </w:p>
     <w:tbl>
       <w:tblPr>
@@ -20468,7 +20903,7 @@
           <w:szCs w:val="24"/>
         </w:rPr>
       </w:pPr>
-      <w:bookmarkStart w:id="67" w:name="_Toc228982674"/>
+      <w:bookmarkStart w:id="73" w:name="_Toc228998977"/>
       <w:r>
         <w:rPr>
           <w:rFonts w:ascii="Times New Roman" w:hAnsi="Times New Roman" w:cs="Times New Roman"/>
@@ -20476,7 +20911,7 @@
         </w:rPr>
         <w:t>3.5.1.3 Create Post</w:t>
       </w:r>
-      <w:bookmarkEnd w:id="67"/>
+      <w:bookmarkEnd w:id="73"/>
     </w:p>
     <w:tbl>
       <w:tblPr>
@@ -20919,7 +21354,7 @@
           <w:szCs w:val="24"/>
         </w:rPr>
       </w:pPr>
-      <w:bookmarkStart w:id="68" w:name="_Toc228982675"/>
+      <w:bookmarkStart w:id="74" w:name="_Toc228998978"/>
       <w:r>
         <w:rPr>
           <w:rFonts w:ascii="Times New Roman" w:hAnsi="Times New Roman" w:cs="Times New Roman"/>
@@ -20927,7 +21362,7 @@
         </w:rPr>
         <w:t>3.5.1.4 Create Semester Group</w:t>
       </w:r>
-      <w:bookmarkEnd w:id="68"/>
+      <w:bookmarkEnd w:id="74"/>
     </w:p>
     <w:tbl>
       <w:tblPr>
@@ -21511,7 +21946,7 @@
           <w:szCs w:val="24"/>
         </w:rPr>
       </w:pPr>
-      <w:bookmarkStart w:id="69" w:name="_Toc228982676"/>
+      <w:bookmarkStart w:id="75" w:name="_Toc228998979"/>
       <w:r>
         <w:rPr>
           <w:rFonts w:ascii="Times New Roman" w:hAnsi="Times New Roman" w:cs="Times New Roman"/>
@@ -21519,7 +21954,7 @@
         </w:rPr>
         <w:t>3.5.1.5 Join Semester Group</w:t>
       </w:r>
-      <w:bookmarkEnd w:id="69"/>
+      <w:bookmarkEnd w:id="75"/>
     </w:p>
     <w:tbl>
       <w:tblPr>
@@ -21962,7 +22397,7 @@
           <w:szCs w:val="24"/>
         </w:rPr>
       </w:pPr>
-      <w:bookmarkStart w:id="70" w:name="_Toc228982677"/>
+      <w:bookmarkStart w:id="76" w:name="_Toc228998980"/>
       <w:r>
         <w:rPr>
           <w:rFonts w:ascii="Times New Roman" w:hAnsi="Times New Roman" w:cs="Times New Roman"/>
@@ -21970,7 +22405,7 @@
         </w:rPr>
         <w:t>3.5.1.6 Create Campus Event</w:t>
       </w:r>
-      <w:bookmarkEnd w:id="70"/>
+      <w:bookmarkEnd w:id="76"/>
     </w:p>
     <w:tbl>
       <w:tblPr>
@@ -22483,7 +22918,7 @@
           <w:szCs w:val="24"/>
         </w:rPr>
       </w:pPr>
-      <w:bookmarkStart w:id="71" w:name="_Toc228982678"/>
+      <w:bookmarkStart w:id="77" w:name="_Toc228998981"/>
       <w:r>
         <w:rPr>
           <w:rFonts w:ascii="Times New Roman" w:hAnsi="Times New Roman" w:cs="Times New Roman"/>
@@ -22491,7 +22926,7 @@
         </w:rPr>
         <w:t>3.5.1.7 RSVP to Campus Event</w:t>
       </w:r>
-      <w:bookmarkEnd w:id="71"/>
+      <w:bookmarkEnd w:id="77"/>
     </w:p>
     <w:tbl>
       <w:tblPr>
@@ -23060,7 +23495,7 @@
           <w:szCs w:val="24"/>
         </w:rPr>
       </w:pPr>
-      <w:bookmarkStart w:id="72" w:name="_Toc228982679"/>
+      <w:bookmarkStart w:id="78" w:name="_Toc228998982"/>
       <w:r>
         <w:rPr>
           <w:rFonts w:ascii="Times New Roman" w:hAnsi="Times New Roman" w:cs="Times New Roman"/>
@@ -23068,7 +23503,7 @@
         </w:rPr>
         <w:t>3.5.1.8 Report Lost/Found Item</w:t>
       </w:r>
-      <w:bookmarkEnd w:id="72"/>
+      <w:bookmarkEnd w:id="78"/>
     </w:p>
     <w:tbl>
       <w:tblPr>
@@ -23636,7 +24071,7 @@
           <w:szCs w:val="24"/>
         </w:rPr>
       </w:pPr>
-      <w:bookmarkStart w:id="73" w:name="_Toc228982680"/>
+      <w:bookmarkStart w:id="79" w:name="_Toc228998983"/>
       <w:r>
         <w:rPr>
           <w:rFonts w:ascii="Times New Roman" w:hAnsi="Times New Roman" w:cs="Times New Roman"/>
@@ -23644,7 +24079,7 @@
         </w:rPr>
         <w:t>3.5.1.9 Send Message</w:t>
       </w:r>
-      <w:bookmarkEnd w:id="73"/>
+      <w:bookmarkEnd w:id="79"/>
     </w:p>
     <w:tbl>
       <w:tblPr>
@@ -24158,7 +24593,7 @@
           <w:szCs w:val="24"/>
         </w:rPr>
       </w:pPr>
-      <w:bookmarkStart w:id="74" w:name="_Toc228982681"/>
+      <w:bookmarkStart w:id="80" w:name="_Toc228998984"/>
       <w:r>
         <w:rPr>
           <w:rFonts w:ascii="Times New Roman" w:hAnsi="Times New Roman" w:cs="Times New Roman"/>
@@ -24166,7 +24601,7 @@
         </w:rPr>
         <w:t>3.5.1.10 Post Announcement</w:t>
       </w:r>
-      <w:bookmarkEnd w:id="74"/>
+      <w:bookmarkEnd w:id="80"/>
     </w:p>
     <w:tbl>
       <w:tblPr>
@@ -24734,7 +25169,7 @@
           <w:szCs w:val="24"/>
         </w:rPr>
       </w:pPr>
-      <w:bookmarkStart w:id="75" w:name="_Toc228982682"/>
+      <w:bookmarkStart w:id="81" w:name="_Toc228998985"/>
       <w:r>
         <w:rPr>
           <w:rFonts w:ascii="Times New Roman" w:hAnsi="Times New Roman" w:cs="Times New Roman"/>
@@ -24742,7 +25177,7 @@
         </w:rPr>
         <w:t>3.5.1.11 Update User Profile</w:t>
       </w:r>
-      <w:bookmarkEnd w:id="75"/>
+      <w:bookmarkEnd w:id="81"/>
     </w:p>
     <w:tbl>
       <w:tblPr>
@@ -25185,7 +25620,7 @@
           <w:szCs w:val="24"/>
         </w:rPr>
       </w:pPr>
-      <w:bookmarkStart w:id="76" w:name="_Toc228982683"/>
+      <w:bookmarkStart w:id="82" w:name="_Toc228998986"/>
       <w:r>
         <w:rPr>
           <w:rFonts w:ascii="Times New Roman" w:hAnsi="Times New Roman" w:cs="Times New Roman"/>
@@ -25193,7 +25628,7 @@
         </w:rPr>
         <w:t>3.5.1.12 Delete Post</w:t>
       </w:r>
-      <w:bookmarkEnd w:id="76"/>
+      <w:bookmarkEnd w:id="82"/>
     </w:p>
     <w:tbl>
       <w:tblPr>
@@ -25635,7 +26070,7 @@
           <w:szCs w:val="24"/>
         </w:rPr>
       </w:pPr>
-      <w:bookmarkStart w:id="77" w:name="_Toc228982684"/>
+      <w:bookmarkStart w:id="83" w:name="_Toc228998987"/>
       <w:r>
         <w:rPr>
           <w:rFonts w:ascii="Times New Roman" w:hAnsi="Times New Roman" w:cs="Times New Roman"/>
@@ -25643,7 +26078,7 @@
         </w:rPr>
         <w:t>3.5.1.13 Leave Semester Group</w:t>
       </w:r>
-      <w:bookmarkEnd w:id="77"/>
+      <w:bookmarkEnd w:id="83"/>
     </w:p>
     <w:tbl>
       <w:tblPr>
@@ -26014,7 +26449,7 @@
           <w:szCs w:val="24"/>
         </w:rPr>
       </w:pPr>
-      <w:bookmarkStart w:id="78" w:name="_Toc228982685"/>
+      <w:bookmarkStart w:id="84" w:name="_Toc228998988"/>
       <w:r>
         <w:rPr>
           <w:rFonts w:ascii="Times New Roman" w:hAnsi="Times New Roman" w:cs="Times New Roman"/>
@@ -26022,7 +26457,7 @@
         </w:rPr>
         <w:t>3.5.1.14 Mark Lost Item as Resolved</w:t>
       </w:r>
-      <w:bookmarkEnd w:id="78"/>
+      <w:bookmarkEnd w:id="84"/>
     </w:p>
     <w:tbl>
       <w:tblPr>
@@ -26536,7 +26971,7 @@
           <w:szCs w:val="24"/>
         </w:rPr>
       </w:pPr>
-      <w:bookmarkStart w:id="79" w:name="_Toc228982686"/>
+      <w:bookmarkStart w:id="85" w:name="_Toc228998989"/>
       <w:r>
         <w:rPr>
           <w:rFonts w:ascii="Times New Roman" w:hAnsi="Times New Roman" w:cs="Times New Roman"/>
@@ -26544,7 +26979,7 @@
         </w:rPr>
         <w:t>3.5.1.15 Reset Password</w:t>
       </w:r>
-      <w:bookmarkEnd w:id="79"/>
+      <w:bookmarkEnd w:id="85"/>
     </w:p>
     <w:tbl>
       <w:tblPr>
@@ -27128,7 +27563,7 @@
           <w:szCs w:val="24"/>
         </w:rPr>
       </w:pPr>
-      <w:bookmarkStart w:id="80" w:name="_Toc228982687"/>
+      <w:bookmarkStart w:id="86" w:name="_Toc228998990"/>
       <w:r>
         <w:rPr>
           <w:rFonts w:ascii="Times New Roman" w:hAnsi="Times New Roman" w:cs="Times New Roman"/>
@@ -27143,7 +27578,7 @@
         </w:rPr>
         <w:t>nother User's Profile</w:t>
       </w:r>
-      <w:bookmarkEnd w:id="80"/>
+      <w:bookmarkEnd w:id="86"/>
     </w:p>
     <w:tbl>
       <w:tblPr>
@@ -27524,7 +27959,7 @@
           <w:szCs w:val="24"/>
         </w:rPr>
       </w:pPr>
-      <w:bookmarkStart w:id="81" w:name="_Toc228982688"/>
+      <w:bookmarkStart w:id="87" w:name="_Toc228998991"/>
       <w:r>
         <w:rPr>
           <w:rFonts w:ascii="Times New Roman" w:hAnsi="Times New Roman" w:cs="Times New Roman"/>
@@ -27532,7 +27967,7 @@
         </w:rPr>
         <w:t>3.5.1.17 Like a Post</w:t>
       </w:r>
-      <w:bookmarkEnd w:id="81"/>
+      <w:bookmarkEnd w:id="87"/>
     </w:p>
     <w:tbl>
       <w:tblPr>
@@ -28117,7 +28552,7 @@
           <w:sz w:val="40"/>
         </w:rPr>
       </w:pPr>
-      <w:bookmarkStart w:id="82" w:name="_Toc228982689"/>
+      <w:bookmarkStart w:id="88" w:name="_Toc228998992"/>
       <w:r>
         <w:rPr>
           <w:rFonts w:ascii="Times New Roman" w:hAnsi="Times New Roman"/>
@@ -28126,7 +28561,7 @@
         <w:lastRenderedPageBreak/>
         <w:t>Chapter 4:</w:t>
       </w:r>
-      <w:bookmarkEnd w:id="82"/>
+      <w:bookmarkEnd w:id="88"/>
       <w:r>
         <w:rPr>
           <w:rFonts w:ascii="Times New Roman" w:hAnsi="Times New Roman"/>
@@ -28143,7 +28578,7 @@
           <w:sz w:val="40"/>
         </w:rPr>
       </w:pPr>
-      <w:bookmarkStart w:id="83" w:name="_Toc228982690"/>
+      <w:bookmarkStart w:id="89" w:name="_Toc228998993"/>
       <w:r>
         <w:rPr>
           <w:rFonts w:ascii="Times New Roman" w:hAnsi="Times New Roman"/>
@@ -28151,14 +28586,14 @@
         </w:rPr>
         <w:t>System Design</w:t>
       </w:r>
-      <w:bookmarkEnd w:id="83"/>
+      <w:bookmarkEnd w:id="89"/>
     </w:p>
     <w:p>
       <w:pPr>
         <w:pStyle w:val="Heading2"/>
         <w:spacing w:line="360" w:lineRule="auto"/>
       </w:pPr>
-      <w:bookmarkStart w:id="84" w:name="_Toc228982691"/>
+      <w:bookmarkStart w:id="90" w:name="_Toc228998994"/>
       <w:r>
         <w:rPr>
           <w:rFonts w:ascii="Times New Roman" w:hAnsi="Times New Roman"/>
@@ -28177,7 +28612,7 @@
         </w:rPr>
         <w:t>Introduction</w:t>
       </w:r>
-      <w:bookmarkEnd w:id="84"/>
+      <w:bookmarkEnd w:id="90"/>
     </w:p>
     <w:p>
       <w:pPr>
@@ -28201,7 +28636,7 @@
         <w:pStyle w:val="Heading2"/>
         <w:spacing w:line="360" w:lineRule="auto"/>
       </w:pPr>
-      <w:bookmarkStart w:id="85" w:name="_Toc228982692"/>
+      <w:bookmarkStart w:id="91" w:name="_Toc228998995"/>
       <w:r>
         <w:rPr>
           <w:rFonts w:ascii="Times New Roman" w:hAnsi="Times New Roman"/>
@@ -28220,7 +28655,7 @@
         </w:rPr>
         <w:t>Architectural Design</w:t>
       </w:r>
-      <w:bookmarkEnd w:id="85"/>
+      <w:bookmarkEnd w:id="91"/>
     </w:p>
     <w:p>
       <w:pPr>
@@ -28397,8 +28832,8 @@
           <w:szCs w:val="24"/>
         </w:rPr>
       </w:pPr>
-      <w:bookmarkStart w:id="86" w:name="_lf1"/>
-      <w:bookmarkStart w:id="87" w:name="_Toc228918846"/>
+      <w:bookmarkStart w:id="92" w:name="_lf1"/>
+      <w:bookmarkStart w:id="93" w:name="_Toc228918846"/>
       <w:r>
         <w:rPr>
           <w:sz w:val="24"/>
@@ -28457,8 +28892,8 @@
         </w:rPr>
         <w:t>: Architecture Diagram</w:t>
       </w:r>
-      <w:bookmarkEnd w:id="86"/>
-      <w:bookmarkEnd w:id="87"/>
+      <w:bookmarkEnd w:id="92"/>
+      <w:bookmarkEnd w:id="93"/>
     </w:p>
     <w:p>
       <w:pPr>
@@ -28470,7 +28905,7 @@
         <w:pStyle w:val="Heading2"/>
         <w:spacing w:line="360" w:lineRule="auto"/>
       </w:pPr>
-      <w:bookmarkStart w:id="88" w:name="_Toc228982693"/>
+      <w:bookmarkStart w:id="94" w:name="_Toc228998996"/>
       <w:r>
         <w:rPr>
           <w:rFonts w:ascii="Times New Roman" w:hAnsi="Times New Roman"/>
@@ -28489,7 +28924,7 @@
         </w:rPr>
         <w:t>Class Diagram</w:t>
       </w:r>
-      <w:bookmarkEnd w:id="88"/>
+      <w:bookmarkEnd w:id="94"/>
     </w:p>
     <w:p>
       <w:pPr>
@@ -28747,8 +29182,8 @@
           <w:szCs w:val="24"/>
         </w:rPr>
       </w:pPr>
-      <w:bookmarkStart w:id="89" w:name="_lf2"/>
-      <w:bookmarkStart w:id="90" w:name="_Toc228918847"/>
+      <w:bookmarkStart w:id="95" w:name="_lf2"/>
+      <w:bookmarkStart w:id="96" w:name="_Toc228918847"/>
       <w:r>
         <w:rPr>
           <w:sz w:val="24"/>
@@ -28778,8 +29213,8 @@
         </w:rPr>
         <w:t>: Class Diagram</w:t>
       </w:r>
-      <w:bookmarkEnd w:id="89"/>
-      <w:bookmarkEnd w:id="90"/>
+      <w:bookmarkEnd w:id="95"/>
+      <w:bookmarkEnd w:id="96"/>
     </w:p>
     <w:p>
       <w:pPr>
@@ -28791,7 +29226,7 @@
         <w:pStyle w:val="Heading2"/>
         <w:spacing w:line="360" w:lineRule="auto"/>
       </w:pPr>
-      <w:bookmarkStart w:id="91" w:name="_Toc228982694"/>
+      <w:bookmarkStart w:id="97" w:name="_Toc228998997"/>
       <w:r>
         <w:rPr>
           <w:rFonts w:ascii="Times New Roman" w:hAnsi="Times New Roman"/>
@@ -28810,14 +29245,14 @@
         </w:rPr>
         <w:t>Activity Diagrams</w:t>
       </w:r>
-      <w:bookmarkEnd w:id="91"/>
+      <w:bookmarkEnd w:id="97"/>
     </w:p>
     <w:p>
       <w:pPr>
         <w:pStyle w:val="Heading3"/>
         <w:spacing w:line="360" w:lineRule="auto"/>
       </w:pPr>
-      <w:bookmarkStart w:id="92" w:name="_Toc228982695"/>
+      <w:bookmarkStart w:id="98" w:name="_Toc228998998"/>
       <w:r>
         <w:rPr>
           <w:rFonts w:ascii="Times New Roman" w:hAnsi="Times New Roman"/>
@@ -28836,7 +29271,7 @@
         </w:rPr>
         <w:t>Student Activity Diagram</w:t>
       </w:r>
-      <w:bookmarkEnd w:id="92"/>
+      <w:bookmarkEnd w:id="98"/>
     </w:p>
     <w:p>
       <w:pPr>
@@ -28995,8 +29430,8 @@
           <w:szCs w:val="24"/>
         </w:rPr>
       </w:pPr>
-      <w:bookmarkStart w:id="93" w:name="_lf3"/>
-      <w:bookmarkStart w:id="94" w:name="_Toc228918848"/>
+      <w:bookmarkStart w:id="99" w:name="_lf3"/>
+      <w:bookmarkStart w:id="100" w:name="_Toc228918848"/>
       <w:r>
         <w:rPr>
           <w:sz w:val="24"/>
@@ -29018,8 +29453,8 @@
         </w:rPr>
         <w:t>: Student Activity Diagram</w:t>
       </w:r>
-      <w:bookmarkEnd w:id="93"/>
-      <w:bookmarkEnd w:id="94"/>
+      <w:bookmarkEnd w:id="99"/>
+      <w:bookmarkEnd w:id="100"/>
     </w:p>
     <w:p>
       <w:pPr>
@@ -29031,7 +29466,7 @@
         <w:pStyle w:val="Heading3"/>
         <w:spacing w:line="360" w:lineRule="auto"/>
       </w:pPr>
-      <w:bookmarkStart w:id="95" w:name="_Toc228982696"/>
+      <w:bookmarkStart w:id="101" w:name="_Toc228998999"/>
       <w:r>
         <w:rPr>
           <w:rFonts w:ascii="Times New Roman" w:hAnsi="Times New Roman"/>
@@ -29050,7 +29485,7 @@
         </w:rPr>
         <w:t>Admin Activity Diagram</w:t>
       </w:r>
-      <w:bookmarkEnd w:id="95"/>
+      <w:bookmarkEnd w:id="101"/>
     </w:p>
     <w:p>
       <w:pPr>
@@ -29209,8 +29644,8 @@
           <w:szCs w:val="24"/>
         </w:rPr>
       </w:pPr>
-      <w:bookmarkStart w:id="96" w:name="_lf4"/>
-      <w:bookmarkStart w:id="97" w:name="_Toc228918849"/>
+      <w:bookmarkStart w:id="102" w:name="_lf4"/>
+      <w:bookmarkStart w:id="103" w:name="_Toc228918849"/>
       <w:r>
         <w:rPr>
           <w:sz w:val="24"/>
@@ -29232,8 +29667,8 @@
         </w:rPr>
         <w:t>: Admin Activity Diagram</w:t>
       </w:r>
-      <w:bookmarkEnd w:id="96"/>
-      <w:bookmarkEnd w:id="97"/>
+      <w:bookmarkEnd w:id="102"/>
+      <w:bookmarkEnd w:id="103"/>
     </w:p>
     <w:p>
       <w:pPr>
@@ -29245,7 +29680,7 @@
         <w:pStyle w:val="Heading2"/>
         <w:spacing w:line="360" w:lineRule="auto"/>
       </w:pPr>
-      <w:bookmarkStart w:id="98" w:name="_Toc228982697"/>
+      <w:bookmarkStart w:id="104" w:name="_Toc228999000"/>
       <w:r>
         <w:rPr>
           <w:rFonts w:ascii="Times New Roman" w:hAnsi="Times New Roman"/>
@@ -29265,14 +29700,14 @@
         </w:rPr>
         <w:t>Use Case Diagrams</w:t>
       </w:r>
-      <w:bookmarkEnd w:id="98"/>
+      <w:bookmarkEnd w:id="104"/>
     </w:p>
     <w:p>
       <w:pPr>
         <w:pStyle w:val="Heading3"/>
         <w:spacing w:line="360" w:lineRule="auto"/>
       </w:pPr>
-      <w:bookmarkStart w:id="99" w:name="_Toc228982698"/>
+      <w:bookmarkStart w:id="105" w:name="_Toc228999001"/>
       <w:r>
         <w:rPr>
           <w:rFonts w:ascii="Times New Roman" w:hAnsi="Times New Roman"/>
@@ -29291,7 +29726,7 @@
         </w:rPr>
         <w:t>Student Use Case Diagram</w:t>
       </w:r>
-      <w:bookmarkEnd w:id="99"/>
+      <w:bookmarkEnd w:id="105"/>
     </w:p>
     <w:p>
       <w:pPr>
@@ -29431,8 +29866,8 @@
           <w:sz w:val="24"/>
         </w:rPr>
       </w:pPr>
-      <w:bookmarkStart w:id="100" w:name="_lf5"/>
-      <w:bookmarkStart w:id="101" w:name="_Toc228918850"/>
+      <w:bookmarkStart w:id="106" w:name="_lf5"/>
+      <w:bookmarkStart w:id="107" w:name="_Toc228918850"/>
       <w:r>
         <w:rPr>
           <w:sz w:val="24"/>
@@ -29457,8 +29892,8 @@
         </w:rPr>
         <w:t>: Student Use Case Diagram</w:t>
       </w:r>
-      <w:bookmarkEnd w:id="100"/>
-      <w:bookmarkEnd w:id="101"/>
+      <w:bookmarkEnd w:id="106"/>
+      <w:bookmarkEnd w:id="107"/>
     </w:p>
     <w:p>
       <w:pPr>
@@ -29470,7 +29905,7 @@
         <w:pStyle w:val="Heading3"/>
         <w:spacing w:line="360" w:lineRule="auto"/>
       </w:pPr>
-      <w:bookmarkStart w:id="102" w:name="_Toc228982699"/>
+      <w:bookmarkStart w:id="108" w:name="_Toc228999002"/>
       <w:r>
         <w:rPr>
           <w:rFonts w:ascii="Times New Roman" w:hAnsi="Times New Roman"/>
@@ -29489,7 +29924,7 @@
         </w:rPr>
         <w:t>Admin Use Case Diagram</w:t>
       </w:r>
-      <w:bookmarkEnd w:id="102"/>
+      <w:bookmarkEnd w:id="108"/>
     </w:p>
     <w:p>
       <w:pPr>
@@ -29638,8 +30073,8 @@
           <w:szCs w:val="24"/>
         </w:rPr>
       </w:pPr>
-      <w:bookmarkStart w:id="103" w:name="_lf6"/>
-      <w:bookmarkStart w:id="104" w:name="_Toc228918851"/>
+      <w:bookmarkStart w:id="109" w:name="_lf6"/>
+      <w:bookmarkStart w:id="110" w:name="_Toc228918851"/>
       <w:r>
         <w:rPr>
           <w:sz w:val="24"/>
@@ -29661,8 +30096,8 @@
         </w:rPr>
         <w:t>: Admin Use Case Diagram</w:t>
       </w:r>
-      <w:bookmarkEnd w:id="103"/>
-      <w:bookmarkEnd w:id="104"/>
+      <w:bookmarkEnd w:id="109"/>
+      <w:bookmarkEnd w:id="110"/>
     </w:p>
     <w:p>
       <w:pPr>
@@ -29674,7 +30109,7 @@
         <w:pStyle w:val="Heading2"/>
         <w:spacing w:line="360" w:lineRule="auto"/>
       </w:pPr>
-      <w:bookmarkStart w:id="105" w:name="_Toc228982700"/>
+      <w:bookmarkStart w:id="111" w:name="_Toc228999003"/>
       <w:r>
         <w:rPr>
           <w:rFonts w:ascii="Times New Roman" w:hAnsi="Times New Roman"/>
@@ -29693,14 +30128,14 @@
         </w:rPr>
         <w:t>Fully Addressed Use Cases</w:t>
       </w:r>
-      <w:bookmarkEnd w:id="105"/>
+      <w:bookmarkEnd w:id="111"/>
     </w:p>
     <w:p>
       <w:pPr>
         <w:pStyle w:val="Heading3"/>
         <w:spacing w:after="120" w:line="360" w:lineRule="auto"/>
       </w:pPr>
-      <w:bookmarkStart w:id="106" w:name="_Toc228982701"/>
+      <w:bookmarkStart w:id="112" w:name="_Toc228999004"/>
       <w:r>
         <w:rPr>
           <w:rFonts w:ascii="Times New Roman" w:hAnsi="Times New Roman"/>
@@ -29713,7 +30148,7 @@
         </w:rPr>
         <w:t>Student / Teacher Use Cases</w:t>
       </w:r>
-      <w:bookmarkEnd w:id="106"/>
+      <w:bookmarkEnd w:id="112"/>
     </w:p>
     <w:p>
       <w:pPr>
@@ -30171,8 +30606,8 @@
           <w:szCs w:val="24"/>
         </w:rPr>
       </w:pPr>
-      <w:bookmarkStart w:id="107" w:name="_lt15"/>
-      <w:bookmarkStart w:id="108" w:name="_Toc228918855"/>
+      <w:bookmarkStart w:id="113" w:name="_lt15"/>
+      <w:bookmarkStart w:id="114" w:name="_Toc228918855"/>
       <w:r>
         <w:rPr>
           <w:rFonts w:ascii="Times New Roman" w:hAnsi="Times New Roman" w:cs="Times New Roman"/>
@@ -30181,8 +30616,8 @@
         </w:rPr>
         <w:t>Table 4.</w:t>
       </w:r>
-      <w:bookmarkEnd w:id="107"/>
-      <w:bookmarkEnd w:id="108"/>
+      <w:bookmarkEnd w:id="113"/>
+      <w:bookmarkEnd w:id="114"/>
       <w:r>
         <w:rPr>
           <w:rFonts w:ascii="Times New Roman" w:hAnsi="Times New Roman" w:cs="Times New Roman"/>
@@ -34828,7 +35263,7 @@
         <w:pStyle w:val="Heading3"/>
         <w:spacing w:after="120" w:line="360" w:lineRule="auto"/>
       </w:pPr>
-      <w:bookmarkStart w:id="109" w:name="_Toc228982702"/>
+      <w:bookmarkStart w:id="115" w:name="_Toc228999005"/>
       <w:r>
         <w:rPr>
           <w:rFonts w:ascii="Times New Roman" w:hAnsi="Times New Roman"/>
@@ -34841,7 +35276,7 @@
         </w:rPr>
         <w:t>Coordination / Administration / Admin Use Cases</w:t>
       </w:r>
-      <w:bookmarkEnd w:id="109"/>
+      <w:bookmarkEnd w:id="115"/>
     </w:p>
     <w:p>
       <w:pPr>
@@ -36995,7 +37430,7 @@
           <w:sz w:val="40"/>
         </w:rPr>
       </w:pPr>
-      <w:bookmarkStart w:id="110" w:name="_Toc228982703"/>
+      <w:bookmarkStart w:id="116" w:name="_Toc228999006"/>
       <w:r>
         <w:rPr>
           <w:rFonts w:ascii="Times New Roman" w:hAnsi="Times New Roman"/>
@@ -37004,7 +37439,7 @@
         <w:lastRenderedPageBreak/>
         <w:t>Chapter 5:</w:t>
       </w:r>
-      <w:bookmarkEnd w:id="110"/>
+      <w:bookmarkEnd w:id="116"/>
     </w:p>
     <w:p>
       <w:pPr>
@@ -37014,7 +37449,7 @@
           <w:sz w:val="40"/>
         </w:rPr>
       </w:pPr>
-      <w:bookmarkStart w:id="111" w:name="_Toc228982704"/>
+      <w:bookmarkStart w:id="117" w:name="_Toc228999007"/>
       <w:r>
         <w:rPr>
           <w:rFonts w:ascii="Times New Roman" w:hAnsi="Times New Roman"/>
@@ -37022,14 +37457,14 @@
         </w:rPr>
         <w:t>Implementation</w:t>
       </w:r>
-      <w:bookmarkEnd w:id="111"/>
+      <w:bookmarkEnd w:id="117"/>
     </w:p>
     <w:p>
       <w:pPr>
         <w:pStyle w:val="Heading2"/>
         <w:spacing w:line="360" w:lineRule="auto"/>
       </w:pPr>
-      <w:bookmarkStart w:id="112" w:name="_Toc228982705"/>
+      <w:bookmarkStart w:id="118" w:name="_Toc228999008"/>
       <w:r>
         <w:rPr>
           <w:rFonts w:ascii="Times New Roman" w:hAnsi="Times New Roman"/>
@@ -37048,14 +37483,14 @@
         </w:rPr>
         <w:t>IDE, Tools and Technologies</w:t>
       </w:r>
-      <w:bookmarkEnd w:id="112"/>
+      <w:bookmarkEnd w:id="118"/>
     </w:p>
     <w:p>
       <w:pPr>
         <w:pStyle w:val="Heading3"/>
         <w:spacing w:line="360" w:lineRule="auto"/>
       </w:pPr>
-      <w:bookmarkStart w:id="113" w:name="_Toc228982706"/>
+      <w:bookmarkStart w:id="119" w:name="_Toc228999009"/>
       <w:r>
         <w:rPr>
           <w:rFonts w:ascii="Times New Roman" w:hAnsi="Times New Roman"/>
@@ -37074,7 +37509,7 @@
         </w:rPr>
         <w:t>Frontend</w:t>
       </w:r>
-      <w:bookmarkEnd w:id="113"/>
+      <w:bookmarkEnd w:id="119"/>
     </w:p>
     <w:p>
       <w:pPr>
@@ -37239,7 +37674,7 @@
         <w:pStyle w:val="Heading3"/>
         <w:spacing w:line="360" w:lineRule="auto"/>
       </w:pPr>
-      <w:bookmarkStart w:id="114" w:name="_Toc228982707"/>
+      <w:bookmarkStart w:id="120" w:name="_Toc228999010"/>
       <w:r>
         <w:rPr>
           <w:rFonts w:ascii="Times New Roman" w:hAnsi="Times New Roman"/>
@@ -37258,7 +37693,7 @@
         </w:rPr>
         <w:t>Backend</w:t>
       </w:r>
-      <w:bookmarkEnd w:id="114"/>
+      <w:bookmarkEnd w:id="120"/>
     </w:p>
     <w:p>
       <w:pPr>
@@ -37417,7 +37852,7 @@
         <w:pStyle w:val="Heading3"/>
         <w:spacing w:line="360" w:lineRule="auto"/>
       </w:pPr>
-      <w:bookmarkStart w:id="115" w:name="_Toc228982708"/>
+      <w:bookmarkStart w:id="121" w:name="_Toc228999011"/>
       <w:r>
         <w:rPr>
           <w:rFonts w:ascii="Times New Roman" w:hAnsi="Times New Roman"/>
@@ -37436,7 +37871,7 @@
         </w:rPr>
         <w:t>Database</w:t>
       </w:r>
-      <w:bookmarkEnd w:id="115"/>
+      <w:bookmarkEnd w:id="121"/>
     </w:p>
     <w:p>
       <w:pPr>
@@ -37481,7 +37916,7 @@
         <w:pStyle w:val="Heading3"/>
         <w:spacing w:line="360" w:lineRule="auto"/>
       </w:pPr>
-      <w:bookmarkStart w:id="116" w:name="_Toc228982709"/>
+      <w:bookmarkStart w:id="122" w:name="_Toc228999012"/>
       <w:r>
         <w:rPr>
           <w:rFonts w:ascii="Times New Roman" w:hAnsi="Times New Roman"/>
@@ -37500,7 +37935,7 @@
         </w:rPr>
         <w:t>Tools</w:t>
       </w:r>
-      <w:bookmarkEnd w:id="116"/>
+      <w:bookmarkEnd w:id="122"/>
     </w:p>
     <w:p>
       <w:pPr>
@@ -37603,7 +38038,7 @@
         <w:pStyle w:val="Heading2"/>
         <w:spacing w:line="360" w:lineRule="auto"/>
       </w:pPr>
-      <w:bookmarkStart w:id="117" w:name="_Toc228982710"/>
+      <w:bookmarkStart w:id="123" w:name="_Toc228999013"/>
       <w:r>
         <w:rPr>
           <w:rFonts w:ascii="Times New Roman" w:hAnsi="Times New Roman"/>
@@ -37622,14 +38057,14 @@
         </w:rPr>
         <w:t>Best Practices and Coding Standards</w:t>
       </w:r>
-      <w:bookmarkEnd w:id="117"/>
+      <w:bookmarkEnd w:id="123"/>
     </w:p>
     <w:p>
       <w:pPr>
         <w:pStyle w:val="Heading3"/>
         <w:spacing w:line="360" w:lineRule="auto"/>
       </w:pPr>
-      <w:bookmarkStart w:id="118" w:name="_Toc228982711"/>
+      <w:bookmarkStart w:id="124" w:name="_Toc228999014"/>
       <w:r>
         <w:rPr>
           <w:rFonts w:ascii="Times New Roman" w:hAnsi="Times New Roman"/>
@@ -37648,7 +38083,7 @@
         </w:rPr>
         <w:t>Naming Conventions</w:t>
       </w:r>
-      <w:bookmarkEnd w:id="118"/>
+      <w:bookmarkEnd w:id="124"/>
     </w:p>
     <w:p>
       <w:pPr>
@@ -37672,7 +38107,7 @@
         <w:pStyle w:val="Heading3"/>
         <w:spacing w:line="360" w:lineRule="auto"/>
       </w:pPr>
-      <w:bookmarkStart w:id="119" w:name="_Toc228982712"/>
+      <w:bookmarkStart w:id="125" w:name="_Toc228999015"/>
       <w:r>
         <w:rPr>
           <w:rFonts w:ascii="Times New Roman" w:hAnsi="Times New Roman"/>
@@ -37691,7 +38126,7 @@
         </w:rPr>
         <w:t>Project Structure</w:t>
       </w:r>
-      <w:bookmarkEnd w:id="119"/>
+      <w:bookmarkEnd w:id="125"/>
     </w:p>
     <w:p>
       <w:pPr>
@@ -37715,7 +38150,7 @@
         <w:pStyle w:val="Heading3"/>
         <w:spacing w:line="360" w:lineRule="auto"/>
       </w:pPr>
-      <w:bookmarkStart w:id="120" w:name="_Toc228982713"/>
+      <w:bookmarkStart w:id="126" w:name="_Toc228999016"/>
       <w:r>
         <w:rPr>
           <w:rFonts w:ascii="Times New Roman" w:hAnsi="Times New Roman"/>
@@ -37734,7 +38169,7 @@
         </w:rPr>
         <w:t>Environment Variables</w:t>
       </w:r>
-      <w:bookmarkEnd w:id="120"/>
+      <w:bookmarkEnd w:id="126"/>
     </w:p>
     <w:p>
       <w:pPr>
@@ -37758,7 +38193,7 @@
         <w:pStyle w:val="Heading3"/>
         <w:spacing w:line="360" w:lineRule="auto"/>
       </w:pPr>
-      <w:bookmarkStart w:id="121" w:name="_Toc228982714"/>
+      <w:bookmarkStart w:id="127" w:name="_Toc228999017"/>
       <w:r>
         <w:rPr>
           <w:rFonts w:ascii="Times New Roman" w:hAnsi="Times New Roman"/>
@@ -37777,7 +38212,7 @@
         </w:rPr>
         <w:t>Error Handling</w:t>
       </w:r>
-      <w:bookmarkEnd w:id="121"/>
+      <w:bookmarkEnd w:id="127"/>
     </w:p>
     <w:p>
       <w:pPr>
@@ -37961,7 +38396,7 @@
           <w:szCs w:val="40"/>
         </w:rPr>
       </w:pPr>
-      <w:bookmarkStart w:id="122" w:name="_Toc228982715"/>
+      <w:bookmarkStart w:id="128" w:name="_Toc228999018"/>
       <w:r>
         <w:rPr>
           <w:rFonts w:ascii="Times New Roman" w:hAnsi="Times New Roman"/>
@@ -37971,7 +38406,7 @@
         <w:lastRenderedPageBreak/>
         <w:t>Chapter 6:</w:t>
       </w:r>
-      <w:bookmarkEnd w:id="122"/>
+      <w:bookmarkEnd w:id="128"/>
       <w:r>
         <w:rPr>
           <w:rFonts w:ascii="Times New Roman" w:hAnsi="Times New Roman"/>
@@ -37990,7 +38425,7 @@
           <w:szCs w:val="40"/>
         </w:rPr>
       </w:pPr>
-      <w:bookmarkStart w:id="123" w:name="_Toc228982716"/>
+      <w:bookmarkStart w:id="129" w:name="_Toc228999019"/>
       <w:r>
         <w:rPr>
           <w:rFonts w:ascii="Times New Roman" w:hAnsi="Times New Roman"/>
@@ -37999,14 +38434,14 @@
         </w:rPr>
         <w:t>Testing and Results</w:t>
       </w:r>
-      <w:bookmarkEnd w:id="123"/>
+      <w:bookmarkEnd w:id="129"/>
     </w:p>
     <w:p>
       <w:pPr>
         <w:pStyle w:val="Heading2"/>
         <w:spacing w:line="360" w:lineRule="auto"/>
       </w:pPr>
-      <w:bookmarkStart w:id="124" w:name="_Toc228982717"/>
+      <w:bookmarkStart w:id="130" w:name="_Toc228999020"/>
       <w:r>
         <w:rPr>
           <w:rFonts w:ascii="Times New Roman" w:hAnsi="Times New Roman"/>
@@ -38025,7 +38460,7 @@
         </w:rPr>
         <w:t>Introduction</w:t>
       </w:r>
-      <w:bookmarkEnd w:id="124"/>
+      <w:bookmarkEnd w:id="130"/>
     </w:p>
     <w:p>
       <w:pPr>
@@ -38049,7 +38484,7 @@
         <w:pStyle w:val="Heading2"/>
         <w:spacing w:line="360" w:lineRule="auto"/>
       </w:pPr>
-      <w:bookmarkStart w:id="125" w:name="_Toc228982718"/>
+      <w:bookmarkStart w:id="131" w:name="_Toc228999021"/>
       <w:r>
         <w:rPr>
           <w:rFonts w:ascii="Times New Roman" w:hAnsi="Times New Roman"/>
@@ -38068,7 +38503,7 @@
         </w:rPr>
         <w:t>SQA Results</w:t>
       </w:r>
-      <w:bookmarkEnd w:id="125"/>
+      <w:bookmarkEnd w:id="131"/>
     </w:p>
     <w:p>
       <w:pPr>
@@ -38855,8 +39290,6 @@
         </w:rPr>
         <w:t>6.</w:t>
       </w:r>
-      <w:bookmarkStart w:id="126" w:name="_GoBack"/>
-      <w:bookmarkEnd w:id="126"/>
       <w:r>
         <w:rPr>
           <w:rFonts w:ascii="Times New Roman" w:hAnsi="Times New Roman" w:cs="Times New Roman"/>
@@ -38871,7 +39304,7 @@
         <w:pStyle w:val="Heading2"/>
         <w:spacing w:line="360" w:lineRule="auto"/>
       </w:pPr>
-      <w:bookmarkStart w:id="127" w:name="_Toc228982719"/>
+      <w:bookmarkStart w:id="132" w:name="_Toc228999022"/>
       <w:r>
         <w:rPr>
           <w:rFonts w:ascii="Times New Roman" w:hAnsi="Times New Roman"/>
@@ -38891,7 +39324,7 @@
         </w:rPr>
         <w:t>Backend Testing</w:t>
       </w:r>
-      <w:bookmarkEnd w:id="127"/>
+      <w:bookmarkEnd w:id="132"/>
     </w:p>
     <w:p>
       <w:pPr>
@@ -39048,7 +39481,7 @@
         <w:pStyle w:val="Heading2"/>
         <w:spacing w:line="360" w:lineRule="auto"/>
       </w:pPr>
-      <w:bookmarkStart w:id="128" w:name="_Toc228982720"/>
+      <w:bookmarkStart w:id="133" w:name="_Toc228999023"/>
       <w:r>
         <w:rPr>
           <w:rFonts w:ascii="Times New Roman" w:hAnsi="Times New Roman"/>
@@ -39067,7 +39500,7 @@
         </w:rPr>
         <w:t>Frontend Testing</w:t>
       </w:r>
-      <w:bookmarkEnd w:id="128"/>
+      <w:bookmarkEnd w:id="133"/>
     </w:p>
     <w:p>
       <w:pPr>
@@ -39124,7 +39557,7 @@
         <w:pStyle w:val="Heading2"/>
         <w:spacing w:line="360" w:lineRule="auto"/>
       </w:pPr>
-      <w:bookmarkStart w:id="129" w:name="_Toc228982721"/>
+      <w:bookmarkStart w:id="134" w:name="_Toc228999024"/>
       <w:r>
         <w:rPr>
           <w:rFonts w:ascii="Times New Roman" w:hAnsi="Times New Roman"/>
@@ -39143,7 +39576,7 @@
         </w:rPr>
         <w:t>Limitations</w:t>
       </w:r>
-      <w:bookmarkEnd w:id="129"/>
+      <w:bookmarkEnd w:id="134"/>
     </w:p>
     <w:p>
       <w:pPr>
@@ -39539,7 +39972,7 @@
           <w:szCs w:val="40"/>
         </w:rPr>
       </w:pPr>
-      <w:bookmarkStart w:id="130" w:name="_Toc228982722"/>
+      <w:bookmarkStart w:id="135" w:name="_Toc228999025"/>
       <w:r>
         <w:rPr>
           <w:rFonts w:ascii="Times New Roman" w:hAnsi="Times New Roman"/>
@@ -39549,7 +39982,7 @@
         <w:lastRenderedPageBreak/>
         <w:t>Chapter 7:</w:t>
       </w:r>
-      <w:bookmarkEnd w:id="130"/>
+      <w:bookmarkEnd w:id="135"/>
       <w:r>
         <w:rPr>
           <w:rFonts w:ascii="Times New Roman" w:hAnsi="Times New Roman"/>
@@ -39568,7 +40001,7 @@
           <w:szCs w:val="40"/>
         </w:rPr>
       </w:pPr>
-      <w:bookmarkStart w:id="131" w:name="_Toc228982723"/>
+      <w:bookmarkStart w:id="136" w:name="_Toc228999026"/>
       <w:r>
         <w:rPr>
           <w:rFonts w:ascii="Times New Roman" w:hAnsi="Times New Roman"/>
@@ -39577,14 +40010,14 @@
         </w:rPr>
         <w:t>Conclusion and Outlook</w:t>
       </w:r>
-      <w:bookmarkEnd w:id="131"/>
+      <w:bookmarkEnd w:id="136"/>
     </w:p>
     <w:p>
       <w:pPr>
         <w:pStyle w:val="Heading2"/>
         <w:spacing w:line="360" w:lineRule="auto"/>
       </w:pPr>
-      <w:bookmarkStart w:id="132" w:name="_Toc228982724"/>
+      <w:bookmarkStart w:id="137" w:name="_Toc228999027"/>
       <w:r>
         <w:rPr>
           <w:rFonts w:ascii="Times New Roman" w:hAnsi="Times New Roman"/>
@@ -39603,7 +40036,7 @@
         </w:rPr>
         <w:t>Introduction</w:t>
       </w:r>
-      <w:bookmarkEnd w:id="132"/>
+      <w:bookmarkEnd w:id="137"/>
     </w:p>
     <w:p>
       <w:pPr>
@@ -39627,7 +40060,7 @@
         <w:pStyle w:val="Heading2"/>
         <w:spacing w:line="360" w:lineRule="auto"/>
       </w:pPr>
-      <w:bookmarkStart w:id="133" w:name="_Toc228982725"/>
+      <w:bookmarkStart w:id="138" w:name="_Toc228999028"/>
       <w:r>
         <w:rPr>
           <w:rFonts w:ascii="Times New Roman" w:hAnsi="Times New Roman"/>
@@ -39646,7 +40079,7 @@
         </w:rPr>
         <w:t>Achievements</w:t>
       </w:r>
-      <w:bookmarkEnd w:id="133"/>
+      <w:bookmarkEnd w:id="138"/>
     </w:p>
     <w:p>
       <w:pPr>
@@ -39703,7 +40136,7 @@
         <w:pStyle w:val="Heading2"/>
         <w:spacing w:line="360" w:lineRule="auto"/>
       </w:pPr>
-      <w:bookmarkStart w:id="134" w:name="_Toc228982726"/>
+      <w:bookmarkStart w:id="139" w:name="_Toc228999029"/>
       <w:r>
         <w:rPr>
           <w:rFonts w:ascii="Times New Roman" w:hAnsi="Times New Roman"/>
@@ -39722,7 +40155,7 @@
         </w:rPr>
         <w:t>Critical Review</w:t>
       </w:r>
-      <w:bookmarkEnd w:id="134"/>
+      <w:bookmarkEnd w:id="139"/>
     </w:p>
     <w:p>
       <w:pPr>
@@ -39772,7 +40205,7 @@
         <w:pStyle w:val="Heading2"/>
         <w:spacing w:line="360" w:lineRule="auto"/>
       </w:pPr>
-      <w:bookmarkStart w:id="135" w:name="_Toc228982727"/>
+      <w:bookmarkStart w:id="140" w:name="_Toc228999030"/>
       <w:r>
         <w:rPr>
           <w:rFonts w:ascii="Times New Roman" w:hAnsi="Times New Roman"/>
@@ -39791,7 +40224,7 @@
         </w:rPr>
         <w:t>Future Recommendations</w:t>
       </w:r>
-      <w:bookmarkEnd w:id="135"/>
+      <w:bookmarkEnd w:id="140"/>
     </w:p>
     <w:p>
       <w:pPr>
@@ -39929,7 +40362,7 @@
         <w:pStyle w:val="Heading2"/>
         <w:spacing w:line="360" w:lineRule="auto"/>
       </w:pPr>
-      <w:bookmarkStart w:id="136" w:name="_Toc228982728"/>
+      <w:bookmarkStart w:id="141" w:name="_Toc228999031"/>
       <w:r>
         <w:rPr>
           <w:rFonts w:ascii="Times New Roman" w:hAnsi="Times New Roman"/>
@@ -39949,7 +40382,7 @@
         </w:rPr>
         <w:t>Summary</w:t>
       </w:r>
-      <w:bookmarkEnd w:id="136"/>
+      <w:bookmarkEnd w:id="141"/>
     </w:p>
     <w:p>
       <w:pPr>
@@ -39989,55 +40422,55 @@
         <w:pStyle w:val="Heading1"/>
         <w:spacing w:line="360" w:lineRule="auto"/>
       </w:pPr>
-      <w:bookmarkStart w:id="137" w:name="_Toc228982729"/>
+      <w:bookmarkStart w:id="142" w:name="_Toc228999032"/>
       <w:r>
         <w:t>References</w:t>
       </w:r>
-      <w:bookmarkEnd w:id="137"/>
+      <w:bookmarkEnd w:id="142"/>
     </w:p>
     <w:p>
       <w:pPr>
         <w:spacing w:line="360" w:lineRule="auto"/>
         <w:jc w:val="both"/>
       </w:pPr>
-      <w:bookmarkStart w:id="138" w:name="_citeref1"/>
+      <w:bookmarkStart w:id="143" w:name="_citeref1"/>
       <w:r>
         <w:t>[1] Unii Ltd., "Unii: The Student Network," Active since 2012. [Online]. Available: https://www.unii.com. [Accessed: Apr. 2026].</w:t>
       </w:r>
-      <w:bookmarkEnd w:id="138"/>
+      <w:bookmarkEnd w:id="143"/>
     </w:p>
     <w:p>
       <w:pPr>
         <w:spacing w:line="360" w:lineRule="auto"/>
         <w:jc w:val="both"/>
       </w:pPr>
-      <w:bookmarkStart w:id="139" w:name="_citeref2"/>
+      <w:bookmarkStart w:id="144" w:name="_citeref2"/>
       <w:r>
         <w:t>[2] UniLife Pty Ltd., "UniLife: Campus Engagement App," Australia. [Online]. Available: https://www.unilife.com.au. [Accessed: Apr. 2026].</w:t>
       </w:r>
-      <w:bookmarkEnd w:id="139"/>
+      <w:bookmarkEnd w:id="144"/>
     </w:p>
     <w:p>
       <w:pPr>
         <w:spacing w:line="360" w:lineRule="auto"/>
         <w:jc w:val="both"/>
       </w:pPr>
-      <w:bookmarkStart w:id="140" w:name="_citeref3"/>
+      <w:bookmarkStart w:id="145" w:name="_citeref3"/>
       <w:r>
         <w:t>[3] Meta Platforms Inc., "Facebook Campus," launched 2020, discontinued January 2022. Deployed at 204 universities. [Discontinued].</w:t>
       </w:r>
-      <w:bookmarkEnd w:id="140"/>
+      <w:bookmarkEnd w:id="145"/>
     </w:p>
     <w:p>
       <w:pPr>
         <w:spacing w:line="360" w:lineRule="auto"/>
         <w:jc w:val="both"/>
       </w:pPr>
-      <w:bookmarkStart w:id="141" w:name="_citeref4"/>
+      <w:bookmarkStart w:id="146" w:name="_citeref4"/>
       <w:r>
         <w:t>[4] CampusGroups Inc., "CampusGroups: Campus Engagement Platform," used at 190+ universities including Stanford, Cornell, Princeton, and Duke. [Online]. Available: https://www.campusgroups.com. [Accessed: Apr. 2026].</w:t>
       </w:r>
-      <w:bookmarkEnd w:id="141"/>
+      <w:bookmarkEnd w:id="146"/>
     </w:p>
     <w:p>
       <w:pPr>
@@ -40116,7 +40549,7 @@
         <w:noProof/>
         <w:sz w:val="20"/>
       </w:rPr>
-      <w:t>53</w:t>
+      <w:t>9</w:t>
     </w:r>
     <w:r>
       <w:rPr>
@@ -52299,7 +52732,7 @@
 </file>
 
 <file path=customXml/itemProps1.xml><?xml version="1.0" encoding="utf-8"?>
-<ds:datastoreItem xmlns:ds="http://schemas.openxmlformats.org/officeDocument/2006/customXml" ds:itemID="{83009F20-B6BF-4E7A-9728-4010E2FD8A2B}">
+<ds:datastoreItem xmlns:ds="http://schemas.openxmlformats.org/officeDocument/2006/customXml" ds:itemID="{D2B07B91-BAFA-41F8-A39E-53904570816A}">
   <ds:schemaRefs>
     <ds:schemaRef ds:uri="http://schemas.openxmlformats.org/officeDocument/2006/bibliography"/>
   </ds:schemaRefs>

--- a/docs/FYP-Documentation/FYP Part 1 Documentation/Riphah_Konnect_FYP_Doc.docx
+++ b/docs/FYP-Documentation/FYP Part 1 Documentation/Riphah_Konnect_FYP_Doc.docx
@@ -1705,393 +1705,6 @@
       </w:r>
     </w:p>
     <w:bookmarkStart w:id="25" w:name="_GoBack"/>
-    <w:p>
-      <w:pPr>
-        <w:pStyle w:val="TOC2"/>
-        <w:rPr>
-          <w:noProof/>
-        </w:rPr>
-      </w:pPr>
-      <w:r>
-        <w:rPr>
-          <w:rStyle w:val="Hyperlink"/>
-          <w:noProof/>
-        </w:rPr>
-        <w:fldChar w:fldCharType="begin"/>
-      </w:r>
-      <w:r>
-        <w:rPr>
-          <w:rStyle w:val="Hyperlink"/>
-          <w:noProof/>
-        </w:rPr>
-        <w:instrText xml:space="preserve"> </w:instrText>
-      </w:r>
-      <w:r>
-        <w:rPr>
-          <w:noProof/>
-        </w:rPr>
-        <w:instrText>HYPERLINK \l "_Toc228998932"</w:instrText>
-      </w:r>
-      <w:r>
-        <w:rPr>
-          <w:rStyle w:val="Hyperlink"/>
-          <w:noProof/>
-        </w:rPr>
-        <w:instrText xml:space="preserve"> </w:instrText>
-      </w:r>
-      <w:r>
-        <w:rPr>
-          <w:rStyle w:val="Hyperlink"/>
-          <w:noProof/>
-        </w:rPr>
-      </w:r>
-      <w:r>
-        <w:rPr>
-          <w:rStyle w:val="Hyperlink"/>
-          <w:noProof/>
-        </w:rPr>
-        <w:fldChar w:fldCharType="separate"/>
-      </w:r>
-      <w:r>
-        <w:rPr>
-          <w:rStyle w:val="Hyperlink"/>
-          <w:rFonts w:ascii="Times New Roman" w:hAnsi="Times New Roman"/>
-          <w:noProof/>
-        </w:rPr>
-        <w:t>Final Approval</w:t>
-      </w:r>
-      <w:r>
-        <w:rPr>
-          <w:noProof/>
-          <w:webHidden/>
-        </w:rPr>
-        <w:tab/>
-      </w:r>
-      <w:r>
-        <w:rPr>
-          <w:noProof/>
-          <w:webHidden/>
-        </w:rPr>
-        <w:fldChar w:fldCharType="begin"/>
-      </w:r>
-      <w:r>
-        <w:rPr>
-          <w:noProof/>
-          <w:webHidden/>
-        </w:rPr>
-        <w:instrText xml:space="preserve"> PAGEREF _Toc228998932 \h </w:instrText>
-      </w:r>
-      <w:r>
-        <w:rPr>
-          <w:noProof/>
-          <w:webHidden/>
-        </w:rPr>
-      </w:r>
-      <w:r>
-        <w:rPr>
-          <w:noProof/>
-          <w:webHidden/>
-        </w:rPr>
-        <w:fldChar w:fldCharType="separate"/>
-      </w:r>
-      <w:r>
-        <w:rPr>
-          <w:noProof/>
-          <w:webHidden/>
-        </w:rPr>
-        <w:t>3</w:t>
-      </w:r>
-      <w:r>
-        <w:rPr>
-          <w:noProof/>
-          <w:webHidden/>
-        </w:rPr>
-        <w:fldChar w:fldCharType="end"/>
-      </w:r>
-      <w:r>
-        <w:rPr>
-          <w:rStyle w:val="Hyperlink"/>
-          <w:noProof/>
-        </w:rPr>
-        <w:fldChar w:fldCharType="end"/>
-      </w:r>
-    </w:p>
-    <w:p>
-      <w:pPr>
-        <w:pStyle w:val="TOC3"/>
-        <w:tabs>
-          <w:tab w:val="right" w:leader="dot" w:pos="8630"/>
-        </w:tabs>
-        <w:rPr>
-          <w:noProof/>
-        </w:rPr>
-      </w:pPr>
-      <w:hyperlink w:anchor="_Toc228998933" w:history="1">
-        <w:r>
-          <w:rPr>
-            <w:rStyle w:val="Hyperlink"/>
-            <w:rFonts w:ascii="Times New Roman" w:hAnsi="Times New Roman"/>
-            <w:noProof/>
-          </w:rPr>
-          <w:t>Declaration</w:t>
-        </w:r>
-        <w:r>
-          <w:rPr>
-            <w:noProof/>
-            <w:webHidden/>
-          </w:rPr>
-          <w:tab/>
-        </w:r>
-        <w:r>
-          <w:rPr>
-            <w:noProof/>
-            <w:webHidden/>
-          </w:rPr>
-          <w:fldChar w:fldCharType="begin"/>
-        </w:r>
-        <w:r>
-          <w:rPr>
-            <w:noProof/>
-            <w:webHidden/>
-          </w:rPr>
-          <w:instrText xml:space="preserve"> PAGEREF _Toc228998933 \h </w:instrText>
-        </w:r>
-        <w:r>
-          <w:rPr>
-            <w:noProof/>
-            <w:webHidden/>
-          </w:rPr>
-        </w:r>
-        <w:r>
-          <w:rPr>
-            <w:noProof/>
-            <w:webHidden/>
-          </w:rPr>
-          <w:fldChar w:fldCharType="separate"/>
-        </w:r>
-        <w:r>
-          <w:rPr>
-            <w:noProof/>
-            <w:webHidden/>
-          </w:rPr>
-          <w:t>5</w:t>
-        </w:r>
-        <w:r>
-          <w:rPr>
-            <w:noProof/>
-            <w:webHidden/>
-          </w:rPr>
-          <w:fldChar w:fldCharType="end"/>
-        </w:r>
-      </w:hyperlink>
-    </w:p>
-    <w:p>
-      <w:pPr>
-        <w:pStyle w:val="TOC3"/>
-        <w:tabs>
-          <w:tab w:val="right" w:leader="dot" w:pos="8630"/>
-        </w:tabs>
-        <w:rPr>
-          <w:noProof/>
-        </w:rPr>
-      </w:pPr>
-      <w:hyperlink w:anchor="_Toc228998934" w:history="1">
-        <w:r>
-          <w:rPr>
-            <w:rStyle w:val="Hyperlink"/>
-            <w:rFonts w:ascii="Times New Roman" w:hAnsi="Times New Roman"/>
-            <w:noProof/>
-          </w:rPr>
-          <w:t>Dedication</w:t>
-        </w:r>
-        <w:r>
-          <w:rPr>
-            <w:noProof/>
-            <w:webHidden/>
-          </w:rPr>
-          <w:tab/>
-        </w:r>
-        <w:r>
-          <w:rPr>
-            <w:noProof/>
-            <w:webHidden/>
-          </w:rPr>
-          <w:fldChar w:fldCharType="begin"/>
-        </w:r>
-        <w:r>
-          <w:rPr>
-            <w:noProof/>
-            <w:webHidden/>
-          </w:rPr>
-          <w:instrText xml:space="preserve"> PAGEREF _Toc228998934 \h </w:instrText>
-        </w:r>
-        <w:r>
-          <w:rPr>
-            <w:noProof/>
-            <w:webHidden/>
-          </w:rPr>
-        </w:r>
-        <w:r>
-          <w:rPr>
-            <w:noProof/>
-            <w:webHidden/>
-          </w:rPr>
-          <w:fldChar w:fldCharType="separate"/>
-        </w:r>
-        <w:r>
-          <w:rPr>
-            <w:noProof/>
-            <w:webHidden/>
-          </w:rPr>
-          <w:t>6</w:t>
-        </w:r>
-        <w:r>
-          <w:rPr>
-            <w:noProof/>
-            <w:webHidden/>
-          </w:rPr>
-          <w:fldChar w:fldCharType="end"/>
-        </w:r>
-      </w:hyperlink>
-    </w:p>
-    <w:p>
-      <w:pPr>
-        <w:pStyle w:val="TOC3"/>
-        <w:tabs>
-          <w:tab w:val="right" w:leader="dot" w:pos="8630"/>
-        </w:tabs>
-        <w:rPr>
-          <w:noProof/>
-        </w:rPr>
-      </w:pPr>
-      <w:hyperlink w:anchor="_Toc228998935" w:history="1">
-        <w:r>
-          <w:rPr>
-            <w:rStyle w:val="Hyperlink"/>
-            <w:rFonts w:ascii="Times New Roman" w:hAnsi="Times New Roman"/>
-            <w:noProof/>
-          </w:rPr>
-          <w:t>Acknowledgement</w:t>
-        </w:r>
-        <w:r>
-          <w:rPr>
-            <w:noProof/>
-            <w:webHidden/>
-          </w:rPr>
-          <w:tab/>
-        </w:r>
-        <w:r>
-          <w:rPr>
-            <w:noProof/>
-            <w:webHidden/>
-          </w:rPr>
-          <w:fldChar w:fldCharType="begin"/>
-        </w:r>
-        <w:r>
-          <w:rPr>
-            <w:noProof/>
-            <w:webHidden/>
-          </w:rPr>
-          <w:instrText xml:space="preserve"> PAGEREF _Toc228998935 \h </w:instrText>
-        </w:r>
-        <w:r>
-          <w:rPr>
-            <w:noProof/>
-            <w:webHidden/>
-          </w:rPr>
-        </w:r>
-        <w:r>
-          <w:rPr>
-            <w:noProof/>
-            <w:webHidden/>
-          </w:rPr>
-          <w:fldChar w:fldCharType="separate"/>
-        </w:r>
-        <w:r>
-          <w:rPr>
-            <w:noProof/>
-            <w:webHidden/>
-          </w:rPr>
-          <w:t>7</w:t>
-        </w:r>
-        <w:r>
-          <w:rPr>
-            <w:noProof/>
-            <w:webHidden/>
-          </w:rPr>
-          <w:fldChar w:fldCharType="end"/>
-        </w:r>
-      </w:hyperlink>
-    </w:p>
-    <w:p>
-      <w:pPr>
-        <w:pStyle w:val="TOC3"/>
-        <w:tabs>
-          <w:tab w:val="right" w:leader="dot" w:pos="8630"/>
-        </w:tabs>
-        <w:rPr>
-          <w:noProof/>
-        </w:rPr>
-      </w:pPr>
-      <w:hyperlink w:anchor="_Toc228998936" w:history="1">
-        <w:r>
-          <w:rPr>
-            <w:rStyle w:val="Hyperlink"/>
-            <w:rFonts w:ascii="Times New Roman" w:hAnsi="Times New Roman"/>
-            <w:noProof/>
-          </w:rPr>
-          <w:t>Abstract</w:t>
-        </w:r>
-        <w:r>
-          <w:rPr>
-            <w:noProof/>
-            <w:webHidden/>
-          </w:rPr>
-          <w:tab/>
-        </w:r>
-        <w:r>
-          <w:rPr>
-            <w:noProof/>
-            <w:webHidden/>
-          </w:rPr>
-          <w:fldChar w:fldCharType="begin"/>
-        </w:r>
-        <w:r>
-          <w:rPr>
-            <w:noProof/>
-            <w:webHidden/>
-          </w:rPr>
-          <w:instrText xml:space="preserve"> PAGEREF _Toc228998936 \h </w:instrText>
-        </w:r>
-        <w:r>
-          <w:rPr>
-            <w:noProof/>
-            <w:webHidden/>
-          </w:rPr>
-        </w:r>
-        <w:r>
-          <w:rPr>
-            <w:noProof/>
-            <w:webHidden/>
-          </w:rPr>
-          <w:fldChar w:fldCharType="separate"/>
-        </w:r>
-        <w:r>
-          <w:rPr>
-            <w:noProof/>
-            <w:webHidden/>
-          </w:rPr>
-          <w:t>8</w:t>
-        </w:r>
-        <w:r>
-          <w:rPr>
-            <w:noProof/>
-            <w:webHidden/>
-          </w:rPr>
-          <w:fldChar w:fldCharType="end"/>
-        </w:r>
-      </w:hyperlink>
-    </w:p>
     <w:bookmarkEnd w:id="25"/>
     <w:p>
       <w:pPr>
@@ -13170,8 +12783,8 @@
         </w:rPr>
         <w:t>Comparison of Existing Platforms</w:t>
       </w:r>
+      <w:bookmarkEnd w:id="46"/>
       <w:bookmarkEnd w:id="47"/>
-      <w:bookmarkEnd w:id="46"/>
     </w:p>
     <w:tbl>
       <w:tblPr>
@@ -40549,7 +40162,7 @@
         <w:noProof/>
         <w:sz w:val="20"/>
       </w:rPr>
-      <w:t>9</w:t>
+      <w:t>11</w:t>
     </w:r>
     <w:r>
       <w:rPr>
@@ -52732,7 +52345,7 @@
 </file>
 
 <file path=customXml/itemProps1.xml><?xml version="1.0" encoding="utf-8"?>
-<ds:datastoreItem xmlns:ds="http://schemas.openxmlformats.org/officeDocument/2006/customXml" ds:itemID="{D2B07B91-BAFA-41F8-A39E-53904570816A}">
+<ds:datastoreItem xmlns:ds="http://schemas.openxmlformats.org/officeDocument/2006/customXml" ds:itemID="{B5530B45-08F8-49AD-838C-68946C53892E}">
   <ds:schemaRefs>
     <ds:schemaRef ds:uri="http://schemas.openxmlformats.org/officeDocument/2006/bibliography"/>
   </ds:schemaRefs>

--- a/docs/FYP-Documentation/FYP Part 1 Documentation/Riphah_Konnect_FYP_Doc.docx
+++ b/docs/FYP-Documentation/FYP Part 1 Documentation/Riphah_Konnect_FYP_Doc.docx
@@ -1067,14 +1067,16 @@
           <w:p>
             <w:pPr>
               <w:rPr>
+                <w:b/>
                 <w:color w:val="000000"/>
               </w:rPr>
             </w:pPr>
             <w:r>
               <w:rPr>
+                <w:b/>
                 <w:color w:val="000000"/>
               </w:rPr>
-              <w:t>[Name of HOD/chairman]</w:t>
+              <w:t>Dr. Musharaf Ahmed</w:t>
             </w:r>
           </w:p>
           <w:p>
@@ -1087,7 +1089,13 @@
               <w:rPr>
                 <w:color w:val="000000"/>
               </w:rPr>
-              <w:t>(Head of Department/chairman)</w:t>
+              <w:t>(Head of Department</w:t>
+            </w:r>
+            <w:r>
+              <w:rPr>
+                <w:color w:val="000000"/>
+              </w:rPr>
+              <w:t>)</w:t>
             </w:r>
           </w:p>
           <w:p>
@@ -1401,7 +1409,23 @@
           <w:color w:val="000000"/>
           <w:sz w:val="24"/>
         </w:rPr>
-        <w:t>We dedicate this work to our parents and families, whose prayers, patience, and support made this journey possible. We also dedicate it to our teachers, especially our supervisor Mr. Raja Jalees-ul-Hussen Khan, who guided us with patience and helped us improve at every step. Finally, to our friends and batchmates who kept us motivated throughout this semester.</w:t>
+        <w:t xml:space="preserve">We dedicate this work to our parents and families, whose prayers, patience, and support made this journey possible. We also dedicate it to our teachers, especially our supervisor Mr. Raja Jalees-ul-Hussen Khan, who guided us with patience and helped us improve at every step. Finally, to our friends and </w:t>
+      </w:r>
+      <w:r>
+        <w:rPr>
+          <w:rFonts w:ascii="Times New Roman" w:hAnsi="Times New Roman"/>
+          <w:color w:val="000000"/>
+          <w:sz w:val="24"/>
+        </w:rPr>
+        <w:t>batch mates</w:t>
+      </w:r>
+      <w:r>
+        <w:rPr>
+          <w:rFonts w:ascii="Times New Roman" w:hAnsi="Times New Roman"/>
+          <w:color w:val="000000"/>
+          <w:sz w:val="24"/>
+        </w:rPr>
+        <w:t xml:space="preserve"> who kept us motivated throughout this semester.</w:t>
       </w:r>
     </w:p>
     <w:p>
@@ -5120,7 +5144,7 @@
             <w:noProof/>
             <w:webHidden/>
           </w:rPr>
-          <w:t>29</w:t>
+          <w:t>28</w:t>
         </w:r>
         <w:r>
           <w:rPr>
@@ -5327,7 +5351,7 @@
             <w:noProof/>
             <w:webHidden/>
           </w:rPr>
-          <w:t>31</w:t>
+          <w:t>30</w:t>
         </w:r>
         <w:r>
           <w:rPr>
@@ -6315,7 +6339,7 @@
           <w:rPr>
             <w:webHidden/>
           </w:rPr>
-          <w:t>48</w:t>
+          <w:t>49</w:t>
         </w:r>
         <w:r>
           <w:rPr>
@@ -6374,7 +6398,7 @@
           <w:rPr>
             <w:webHidden/>
           </w:rPr>
-          <w:t>48</w:t>
+          <w:t>49</w:t>
         </w:r>
         <w:r>
           <w:rPr>
@@ -6439,7 +6463,7 @@
             <w:noProof/>
             <w:webHidden/>
           </w:rPr>
-          <w:t>48</w:t>
+          <w:t>49</w:t>
         </w:r>
         <w:r>
           <w:rPr>
@@ -6508,7 +6532,7 @@
             <w:noProof/>
             <w:webHidden/>
           </w:rPr>
-          <w:t>48</w:t>
+          <w:t>49</w:t>
         </w:r>
         <w:r>
           <w:rPr>
@@ -6577,7 +6601,7 @@
             <w:noProof/>
             <w:webHidden/>
           </w:rPr>
-          <w:t>48</w:t>
+          <w:t>49</w:t>
         </w:r>
         <w:r>
           <w:rPr>
@@ -6646,7 +6670,7 @@
             <w:noProof/>
             <w:webHidden/>
           </w:rPr>
-          <w:t>48</w:t>
+          <w:t>49</w:t>
         </w:r>
         <w:r>
           <w:rPr>
@@ -6715,7 +6739,7 @@
             <w:noProof/>
             <w:webHidden/>
           </w:rPr>
-          <w:t>48</w:t>
+          <w:t>49</w:t>
         </w:r>
         <w:r>
           <w:rPr>
@@ -6781,7 +6805,7 @@
             <w:noProof/>
             <w:webHidden/>
           </w:rPr>
-          <w:t>49</w:t>
+          <w:t>50</w:t>
         </w:r>
         <w:r>
           <w:rPr>
@@ -6850,7 +6874,7 @@
             <w:noProof/>
             <w:webHidden/>
           </w:rPr>
-          <w:t>49</w:t>
+          <w:t>50</w:t>
         </w:r>
         <w:r>
           <w:rPr>
@@ -6919,7 +6943,7 @@
             <w:noProof/>
             <w:webHidden/>
           </w:rPr>
-          <w:t>49</w:t>
+          <w:t>50</w:t>
         </w:r>
         <w:r>
           <w:rPr>
@@ -6988,7 +7012,7 @@
             <w:noProof/>
             <w:webHidden/>
           </w:rPr>
-          <w:t>49</w:t>
+          <w:t>50</w:t>
         </w:r>
         <w:r>
           <w:rPr>
@@ -7057,7 +7081,7 @@
             <w:noProof/>
             <w:webHidden/>
           </w:rPr>
-          <w:t>49</w:t>
+          <w:t>50</w:t>
         </w:r>
         <w:r>
           <w:rPr>
@@ -7117,7 +7141,7 @@
           <w:rPr>
             <w:webHidden/>
           </w:rPr>
-          <w:t>51</w:t>
+          <w:t>52</w:t>
         </w:r>
         <w:r>
           <w:rPr>
@@ -7176,7 +7200,7 @@
           <w:rPr>
             <w:webHidden/>
           </w:rPr>
-          <w:t>51</w:t>
+          <w:t>52</w:t>
         </w:r>
         <w:r>
           <w:rPr>
@@ -7241,7 +7265,7 @@
             <w:noProof/>
             <w:webHidden/>
           </w:rPr>
-          <w:t>51</w:t>
+          <w:t>52</w:t>
         </w:r>
         <w:r>
           <w:rPr>
@@ -7307,7 +7331,7 @@
             <w:noProof/>
             <w:webHidden/>
           </w:rPr>
-          <w:t>51</w:t>
+          <w:t>52</w:t>
         </w:r>
         <w:r>
           <w:rPr>
@@ -7373,7 +7397,7 @@
             <w:noProof/>
             <w:webHidden/>
           </w:rPr>
-          <w:t>52</w:t>
+          <w:t>53</w:t>
         </w:r>
         <w:r>
           <w:rPr>
@@ -7439,7 +7463,7 @@
             <w:noProof/>
             <w:webHidden/>
           </w:rPr>
-          <w:t>52</w:t>
+          <w:t>53</w:t>
         </w:r>
         <w:r>
           <w:rPr>
@@ -7505,7 +7529,7 @@
             <w:noProof/>
             <w:webHidden/>
           </w:rPr>
-          <w:t>52</w:t>
+          <w:t>53</w:t>
         </w:r>
         <w:r>
           <w:rPr>
@@ -7565,7 +7589,7 @@
           <w:rPr>
             <w:webHidden/>
           </w:rPr>
-          <w:t>55</w:t>
+          <w:t>56</w:t>
         </w:r>
         <w:r>
           <w:rPr>
@@ -7624,7 +7648,7 @@
           <w:rPr>
             <w:webHidden/>
           </w:rPr>
-          <w:t>55</w:t>
+          <w:t>56</w:t>
         </w:r>
         <w:r>
           <w:rPr>
@@ -7689,7 +7713,7 @@
             <w:noProof/>
             <w:webHidden/>
           </w:rPr>
-          <w:t>55</w:t>
+          <w:t>56</w:t>
         </w:r>
         <w:r>
           <w:rPr>
@@ -7755,7 +7779,7 @@
             <w:noProof/>
             <w:webHidden/>
           </w:rPr>
-          <w:t>55</w:t>
+          <w:t>56</w:t>
         </w:r>
         <w:r>
           <w:rPr>
@@ -7821,7 +7845,7 @@
             <w:noProof/>
             <w:webHidden/>
           </w:rPr>
-          <w:t>55</w:t>
+          <w:t>56</w:t>
         </w:r>
         <w:r>
           <w:rPr>
@@ -7887,7 +7911,7 @@
             <w:noProof/>
             <w:webHidden/>
           </w:rPr>
-          <w:t>56</w:t>
+          <w:t>57</w:t>
         </w:r>
         <w:r>
           <w:rPr>
@@ -7953,7 +7977,7 @@
             <w:noProof/>
             <w:webHidden/>
           </w:rPr>
-          <w:t>57</w:t>
+          <w:t>58</w:t>
         </w:r>
         <w:r>
           <w:rPr>
@@ -8013,7 +8037,7 @@
           <w:rPr>
             <w:webHidden/>
           </w:rPr>
-          <w:t>58</w:t>
+          <w:t>59</w:t>
         </w:r>
         <w:r>
           <w:rPr>
@@ -9389,7 +9413,7 @@
             <w:b w:val="0"/>
             <w:webHidden/>
           </w:rPr>
-          <w:t>23</w:t>
+          <w:t>22</w:t>
         </w:r>
         <w:r>
           <w:rPr>
@@ -9593,7 +9617,7 @@
             <w:b w:val="0"/>
             <w:webHidden/>
           </w:rPr>
-          <w:t>25</w:t>
+          <w:t>24</w:t>
         </w:r>
         <w:r>
           <w:rPr>
@@ -9797,7 +9821,7 @@
             <w:b w:val="0"/>
             <w:webHidden/>
           </w:rPr>
-          <w:t>27</w:t>
+          <w:t>26</w:t>
         </w:r>
         <w:r>
           <w:rPr>
@@ -11317,7 +11341,7 @@
             <w:b w:val="0"/>
             <w:webHidden/>
           </w:rPr>
-          <w:t>51</w:t>
+          <w:t>52</w:t>
         </w:r>
         <w:r>
           <w:rPr>
@@ -11505,12 +11529,10 @@
     <w:p/>
     <w:p/>
     <w:p/>
-    <w:p/>
-    <w:p/>
-    <w:p/>
-    <w:p/>
-    <w:p/>
-    <w:p/>
+    <w:p>
+      <w:bookmarkStart w:id="30" w:name="_GoBack"/>
+      <w:bookmarkEnd w:id="30"/>
+    </w:p>
     <w:p>
       <w:pPr>
         <w:pStyle w:val="Heading1"/>
@@ -11522,16 +11544,17 @@
           <w:szCs w:val="40"/>
         </w:rPr>
       </w:pPr>
-      <w:bookmarkStart w:id="30" w:name="_Toc229047548"/>
+      <w:bookmarkStart w:id="31" w:name="_Toc229047548"/>
       <w:r>
         <w:rPr>
           <w:rFonts w:ascii="Times New Roman" w:hAnsi="Times New Roman"/>
           <w:sz w:val="40"/>
           <w:szCs w:val="40"/>
         </w:rPr>
+        <w:lastRenderedPageBreak/>
         <w:t>Chapter 1:</w:t>
       </w:r>
-      <w:bookmarkEnd w:id="30"/>
+      <w:bookmarkEnd w:id="31"/>
       <w:r>
         <w:rPr>
           <w:rFonts w:ascii="Times New Roman" w:hAnsi="Times New Roman"/>
@@ -11551,7 +11574,7 @@
           <w:szCs w:val="40"/>
         </w:rPr>
       </w:pPr>
-      <w:bookmarkStart w:id="31" w:name="_Toc229047549"/>
+      <w:bookmarkStart w:id="32" w:name="_Toc229047549"/>
       <w:r>
         <w:rPr>
           <w:rFonts w:ascii="Times New Roman" w:hAnsi="Times New Roman"/>
@@ -11560,14 +11583,14 @@
         </w:rPr>
         <w:t>Introduction</w:t>
       </w:r>
-      <w:bookmarkEnd w:id="31"/>
+      <w:bookmarkEnd w:id="32"/>
     </w:p>
     <w:p>
       <w:pPr>
         <w:pStyle w:val="Heading2"/>
         <w:spacing w:line="360" w:lineRule="auto"/>
       </w:pPr>
-      <w:bookmarkStart w:id="32" w:name="_Toc229047550"/>
+      <w:bookmarkStart w:id="33" w:name="_Toc229047550"/>
       <w:r>
         <w:rPr>
           <w:rFonts w:ascii="Times New Roman" w:hAnsi="Times New Roman"/>
@@ -11586,7 +11609,7 @@
         </w:rPr>
         <w:t>Overview</w:t>
       </w:r>
-      <w:bookmarkEnd w:id="32"/>
+      <w:bookmarkEnd w:id="33"/>
     </w:p>
     <w:p>
       <w:pPr>
@@ -11636,16 +11659,7 @@
           <w:color w:val="000000"/>
           <w:sz w:val="24"/>
         </w:rPr>
-        <w:t xml:space="preserve">The platform includes seven main features: a Posts feed where academic content is shared, Semester Groups managed by the Coordination Office for each department and semester, a Campus Events section for discovering and signing up for university events, a Lost and Found board for reporting misplaced items, a Real-Time Messaging system for private </w:t>
-      </w:r>
-      <w:r>
-        <w:rPr>
-          <w:rFonts w:ascii="Times New Roman" w:hAnsi="Times New Roman"/>
-          <w:color w:val="000000"/>
-          <w:sz w:val="24"/>
-        </w:rPr>
-        <w:lastRenderedPageBreak/>
-        <w:t>conversations, a User Profile module where students can set up their academic profile and search for peers, and the Announcements module described above.</w:t>
+        <w:t>The platform includes seven main features: a Posts feed where academic content is shared, Semester Groups managed by the Coordination Office for each department and semester, a Campus Events section for discovering and signing up for university events, a Lost and Found board for reporting misplaced items, a Real-Time Messaging system for private conversations, a User Profile module where students can set up their academic profile and search for peers, and the Announcements module described above.</w:t>
       </w:r>
     </w:p>
     <w:p>
@@ -11653,14 +11667,14 @@
         <w:pStyle w:val="Heading2"/>
         <w:spacing w:line="360" w:lineRule="auto"/>
       </w:pPr>
-      <w:bookmarkStart w:id="33" w:name="_Toc229047551"/>
+      <w:bookmarkStart w:id="34" w:name="_Toc229047551"/>
       <w:r>
         <w:rPr>
           <w:rFonts w:ascii="Times New Roman" w:hAnsi="Times New Roman"/>
         </w:rPr>
         <w:t>1.2 Opportunity and Stakeholders</w:t>
       </w:r>
-      <w:bookmarkEnd w:id="33"/>
+      <w:bookmarkEnd w:id="34"/>
     </w:p>
     <w:p>
       <w:pPr>
@@ -11676,7 +11690,32 @@
           <w:color w:val="000000"/>
           <w:sz w:val="24"/>
         </w:rPr>
-        <w:t>Students at Riphah International University currently rely on WhatsApp groups and personal messaging for all academic communication. The coordination office has to manually send messages to each class group separately whenever there is a timetable update, class shift, or official notice. For a department with eight semesters and multiple sections, this means sending the same message to many groups every single time. Teachers face the same problem with their course-related instructions. This manual process is inefficient and leads to students missing important updates.</w:t>
+        <w:t xml:space="preserve">Students at Riphah International University currently rely on WhatsApp groups and personal messaging for all academic communication. The coordination office has to </w:t>
+      </w:r>
+      <w:r>
+        <w:rPr>
+          <w:rFonts w:ascii="Times New Roman" w:hAnsi="Times New Roman"/>
+          <w:color w:val="000000"/>
+          <w:sz w:val="24"/>
+        </w:rPr>
+        <w:lastRenderedPageBreak/>
+        <w:t xml:space="preserve">manually send messages to each class group separately whenever there is a timetable update, class shift, or official notice. For a department with eight semesters and multiple sections, this means sending the same message </w:t>
+      </w:r>
+      <w:r>
+        <w:rPr>
+          <w:rFonts w:ascii="Times New Roman" w:hAnsi="Times New Roman"/>
+          <w:color w:val="000000"/>
+          <w:sz w:val="24"/>
+        </w:rPr>
+        <w:t>too</w:t>
+      </w:r>
+      <w:r>
+        <w:rPr>
+          <w:rFonts w:ascii="Times New Roman" w:hAnsi="Times New Roman"/>
+          <w:color w:val="000000"/>
+          <w:sz w:val="24"/>
+        </w:rPr>
+        <w:t xml:space="preserve"> many groups every single time. Teachers face the same problem with their course-related instructions. This manual process is inefficient and leads to students missing important updates.</w:t>
       </w:r>
     </w:p>
     <w:p>
@@ -11701,7 +11740,7 @@
         <w:pStyle w:val="Heading3"/>
         <w:spacing w:line="360" w:lineRule="auto"/>
       </w:pPr>
-      <w:bookmarkStart w:id="34" w:name="_Toc229047552"/>
+      <w:bookmarkStart w:id="35" w:name="_Toc229047552"/>
       <w:r>
         <w:rPr>
           <w:rFonts w:ascii="Times New Roman" w:hAnsi="Times New Roman"/>
@@ -11720,7 +11759,7 @@
         </w:rPr>
         <w:t>Stakeholders</w:t>
       </w:r>
-      <w:bookmarkEnd w:id="34"/>
+      <w:bookmarkEnd w:id="35"/>
     </w:p>
     <w:p>
       <w:pPr>
@@ -11848,28 +11887,28 @@
         <w:pStyle w:val="Heading2"/>
         <w:spacing w:line="360" w:lineRule="auto"/>
       </w:pPr>
-      <w:bookmarkStart w:id="35" w:name="_Toc229047553"/>
+      <w:bookmarkStart w:id="36" w:name="_Toc229047553"/>
       <w:r>
         <w:rPr>
           <w:rFonts w:ascii="Times New Roman" w:hAnsi="Times New Roman"/>
         </w:rPr>
         <w:t>1.3 Motivations and Challenges</w:t>
       </w:r>
-      <w:bookmarkEnd w:id="35"/>
+      <w:bookmarkEnd w:id="36"/>
     </w:p>
     <w:p>
       <w:pPr>
         <w:pStyle w:val="Heading3"/>
         <w:spacing w:line="360" w:lineRule="auto"/>
       </w:pPr>
-      <w:bookmarkStart w:id="36" w:name="_Toc229047554"/>
+      <w:bookmarkStart w:id="37" w:name="_Toc229047554"/>
       <w:r>
         <w:rPr>
           <w:rFonts w:ascii="Times New Roman" w:hAnsi="Times New Roman"/>
         </w:rPr>
         <w:t>1.3.1 Motivations</w:t>
       </w:r>
-      <w:bookmarkEnd w:id="36"/>
+      <w:bookmarkEnd w:id="37"/>
     </w:p>
     <w:p>
       <w:pPr>
@@ -11887,16 +11926,23 @@
           <w:color w:val="000000"/>
           <w:sz w:val="24"/>
         </w:rPr>
-        <w:t xml:space="preserve">1. Reducing Coordination Workload Through Automation: The biggest motivation is to remove the manual effort required by coordination staff and teachers. Instead of </w:t>
-      </w:r>
-      <w:r>
-        <w:rPr>
-          <w:rFonts w:ascii="Times New Roman" w:hAnsi="Times New Roman"/>
-          <w:color w:val="000000"/>
-          <w:sz w:val="24"/>
-        </w:rPr>
-        <w:lastRenderedPageBreak/>
-        <w:t>sending the same message to many groups individually, they post once and the system delivers it to all relevant students automatically.</w:t>
+        <w:t xml:space="preserve">1. Reducing Coordination Workload </w:t>
+      </w:r>
+      <w:r>
+        <w:rPr>
+          <w:rFonts w:ascii="Times New Roman" w:hAnsi="Times New Roman"/>
+          <w:color w:val="000000"/>
+          <w:sz w:val="24"/>
+        </w:rPr>
+        <w:t>through</w:t>
+      </w:r>
+      <w:r>
+        <w:rPr>
+          <w:rFonts w:ascii="Times New Roman" w:hAnsi="Times New Roman"/>
+          <w:color w:val="000000"/>
+          <w:sz w:val="24"/>
+        </w:rPr>
+        <w:t xml:space="preserve"> Automation: The biggest motivation is to remove the manual effort required by coordination staff and teachers. Instead of sending the same message to many groups individually, they post once and the system delivers it to all relevant students automatically.</w:t>
       </w:r>
     </w:p>
     <w:p>
@@ -11953,6 +11999,7 @@
           <w:color w:val="000000"/>
           <w:sz w:val="24"/>
         </w:rPr>
+        <w:lastRenderedPageBreak/>
         <w:t>4. Two Types of Announcements for Different Needs: Coordination and Admin can post official university-wide or department-level notices. Teachers can separately post class-specific announcements for their own students. Both types are handled in one place.</w:t>
       </w:r>
     </w:p>
@@ -11999,14 +12046,14 @@
         <w:pStyle w:val="Heading3"/>
         <w:spacing w:line="360" w:lineRule="auto"/>
       </w:pPr>
-      <w:bookmarkStart w:id="37" w:name="_Toc229047555"/>
+      <w:bookmarkStart w:id="38" w:name="_Toc229047555"/>
       <w:r>
         <w:rPr>
           <w:rFonts w:ascii="Times New Roman" w:hAnsi="Times New Roman"/>
         </w:rPr>
         <w:t>1.3.2 Challenges</w:t>
       </w:r>
-      <w:bookmarkEnd w:id="37"/>
+      <w:bookmarkEnd w:id="38"/>
     </w:p>
     <w:p>
       <w:pPr>
@@ -12089,12 +12136,11 @@
         <w:pStyle w:val="Heading2"/>
         <w:spacing w:line="360" w:lineRule="auto"/>
       </w:pPr>
-      <w:bookmarkStart w:id="38" w:name="_Toc229047556"/>
-      <w:r>
-        <w:rPr>
-          <w:rFonts w:ascii="Times New Roman" w:hAnsi="Times New Roman"/>
-        </w:rPr>
-        <w:lastRenderedPageBreak/>
+      <w:bookmarkStart w:id="39" w:name="_Toc229047556"/>
+      <w:r>
+        <w:rPr>
+          <w:rFonts w:ascii="Times New Roman" w:hAnsi="Times New Roman"/>
+        </w:rPr>
         <w:t>1.4</w:t>
       </w:r>
       <w:r>
@@ -12109,14 +12155,14 @@
         </w:rPr>
         <w:t>Goals and Objectives</w:t>
       </w:r>
-      <w:bookmarkEnd w:id="38"/>
+      <w:bookmarkEnd w:id="39"/>
     </w:p>
     <w:p>
       <w:pPr>
         <w:pStyle w:val="Heading3"/>
         <w:spacing w:line="360" w:lineRule="auto"/>
       </w:pPr>
-      <w:bookmarkStart w:id="39" w:name="_Toc229047557"/>
+      <w:bookmarkStart w:id="40" w:name="_Toc229047557"/>
       <w:r>
         <w:rPr>
           <w:rFonts w:ascii="Times New Roman" w:hAnsi="Times New Roman"/>
@@ -12135,7 +12181,7 @@
         </w:rPr>
         <w:t>One Platform for Academic Communication</w:t>
       </w:r>
-      <w:bookmarkEnd w:id="39"/>
+      <w:bookmarkEnd w:id="40"/>
     </w:p>
     <w:p>
       <w:pPr>
@@ -12159,11 +12205,12 @@
         <w:pStyle w:val="Heading3"/>
         <w:spacing w:line="360" w:lineRule="auto"/>
       </w:pPr>
-      <w:bookmarkStart w:id="40" w:name="_Toc229047558"/>
-      <w:r>
-        <w:rPr>
-          <w:rFonts w:ascii="Times New Roman" w:hAnsi="Times New Roman"/>
-        </w:rPr>
+      <w:bookmarkStart w:id="41" w:name="_Toc229047558"/>
+      <w:r>
+        <w:rPr>
+          <w:rFonts w:ascii="Times New Roman" w:hAnsi="Times New Roman"/>
+        </w:rPr>
+        <w:lastRenderedPageBreak/>
         <w:t>1.4.2</w:t>
       </w:r>
       <w:r>
@@ -12178,7 +12225,7 @@
         </w:rPr>
         <w:t>Verified University Community</w:t>
       </w:r>
-      <w:bookmarkEnd w:id="40"/>
+      <w:bookmarkEnd w:id="41"/>
     </w:p>
     <w:p>
       <w:pPr>
@@ -12202,7 +12249,7 @@
         <w:pStyle w:val="Heading3"/>
         <w:spacing w:line="360" w:lineRule="auto"/>
       </w:pPr>
-      <w:bookmarkStart w:id="41" w:name="_Toc229047559"/>
+      <w:bookmarkStart w:id="42" w:name="_Toc229047559"/>
       <w:r>
         <w:rPr>
           <w:rFonts w:ascii="Times New Roman" w:hAnsi="Times New Roman"/>
@@ -12221,7 +12268,7 @@
         </w:rPr>
         <w:t>Improve Peer Learning</w:t>
       </w:r>
-      <w:bookmarkEnd w:id="41"/>
+      <w:bookmarkEnd w:id="42"/>
     </w:p>
     <w:p>
       <w:pPr>
@@ -12245,7 +12292,7 @@
         <w:pStyle w:val="Heading3"/>
         <w:spacing w:line="360" w:lineRule="auto"/>
       </w:pPr>
-      <w:bookmarkStart w:id="42" w:name="_Toc229047560"/>
+      <w:bookmarkStart w:id="43" w:name="_Toc229047560"/>
       <w:r>
         <w:rPr>
           <w:rFonts w:ascii="Times New Roman" w:hAnsi="Times New Roman"/>
@@ -12264,7 +12311,7 @@
         </w:rPr>
         <w:t>Better Campus Engagement</w:t>
       </w:r>
-      <w:bookmarkEnd w:id="42"/>
+      <w:bookmarkEnd w:id="43"/>
     </w:p>
     <w:p>
       <w:pPr>
@@ -12288,7 +12335,7 @@
         <w:pStyle w:val="Heading2"/>
         <w:spacing w:line="360" w:lineRule="auto"/>
       </w:pPr>
-      <w:bookmarkStart w:id="43" w:name="_Toc229047561"/>
+      <w:bookmarkStart w:id="44" w:name="_Toc229047561"/>
       <w:r>
         <w:rPr>
           <w:rFonts w:ascii="Times New Roman" w:hAnsi="Times New Roman"/>
@@ -12307,7 +12354,7 @@
         </w:rPr>
         <w:t>Solution Overview</w:t>
       </w:r>
-      <w:bookmarkEnd w:id="43"/>
+      <w:bookmarkEnd w:id="44"/>
     </w:p>
     <w:p>
       <w:pPr>
@@ -12347,7 +12394,7 @@
         <w:pStyle w:val="Heading3"/>
         <w:spacing w:line="360" w:lineRule="auto"/>
       </w:pPr>
-      <w:bookmarkStart w:id="44" w:name="_Toc229047562"/>
+      <w:bookmarkStart w:id="45" w:name="_Toc229047562"/>
       <w:r>
         <w:rPr>
           <w:rFonts w:ascii="Times New Roman" w:hAnsi="Times New Roman"/>
@@ -12366,7 +12413,7 @@
         </w:rPr>
         <w:t>Scope of the Project</w:t>
       </w:r>
-      <w:bookmarkEnd w:id="44"/>
+      <w:bookmarkEnd w:id="45"/>
     </w:p>
     <w:p>
       <w:pPr>
@@ -12403,7 +12450,6 @@
           <w:color w:val="000000"/>
           <w:sz w:val="24"/>
         </w:rPr>
-        <w:lastRenderedPageBreak/>
         <w:t>1. Login and password reset</w:t>
       </w:r>
     </w:p>
@@ -12518,6 +12564,7 @@
           <w:color w:val="000000"/>
           <w:sz w:val="24"/>
         </w:rPr>
+        <w:lastRenderedPageBreak/>
         <w:t>7. View and update own profile</w:t>
       </w:r>
     </w:p>
@@ -12936,7 +12983,6 @@
           <w:color w:val="000000"/>
           <w:sz w:val="24"/>
         </w:rPr>
-        <w:lastRenderedPageBreak/>
         <w:t>3. Create, view, update, delete, like, and comment on posts</w:t>
       </w:r>
     </w:p>
@@ -13051,6 +13097,7 @@
           <w:color w:val="000000"/>
           <w:sz w:val="24"/>
         </w:rPr>
+        <w:lastRenderedPageBreak/>
         <w:t>2. View and manage all user accounts, roles, and permissions</w:t>
       </w:r>
     </w:p>
@@ -13116,7 +13163,7 @@
         <w:pStyle w:val="Heading2"/>
         <w:spacing w:line="360" w:lineRule="auto"/>
       </w:pPr>
-      <w:bookmarkStart w:id="45" w:name="_Toc229047563"/>
+      <w:bookmarkStart w:id="46" w:name="_Toc229047563"/>
       <w:r>
         <w:rPr>
           <w:rFonts w:ascii="Times New Roman" w:hAnsi="Times New Roman"/>
@@ -13135,7 +13182,7 @@
         </w:rPr>
         <w:t>Report Outline</w:t>
       </w:r>
-      <w:bookmarkEnd w:id="45"/>
+      <w:bookmarkEnd w:id="46"/>
     </w:p>
     <w:p>
       <w:pPr>
@@ -13155,72 +13202,6 @@
         </w:rPr>
         <w:t>Chapter 1 gives an overview of the Riphah Konnect project, including its purpose, stakeholders, motivations, challenges, and the overall solution. Chapter 2 presents a market survey comparing existing platforms and explaining why Riphah Konnect is needed. Chapter 3 covers the complete requirement engineering, including functional requirements for each role, non-functional requirements, and black-box test cases. Chapter 4 covers the system design including architecture, class diagrams, and use case diagrams. Chapter 5 explains the implementation and tools used. Chapter 6 covers testing and the results. Chapter 7 concludes the report with achievements and future plans.</w:t>
       </w:r>
-    </w:p>
-    <w:p>
-      <w:pPr>
-        <w:spacing w:before="160" w:after="120" w:line="360" w:lineRule="auto"/>
-        <w:jc w:val="both"/>
-        <w:rPr>
-          <w:rFonts w:ascii="Times New Roman" w:hAnsi="Times New Roman"/>
-          <w:color w:val="000000"/>
-          <w:sz w:val="24"/>
-        </w:rPr>
-      </w:pPr>
-    </w:p>
-    <w:p>
-      <w:pPr>
-        <w:spacing w:before="160" w:after="120" w:line="360" w:lineRule="auto"/>
-        <w:jc w:val="both"/>
-        <w:rPr>
-          <w:rFonts w:ascii="Times New Roman" w:hAnsi="Times New Roman"/>
-          <w:color w:val="000000"/>
-          <w:sz w:val="24"/>
-        </w:rPr>
-      </w:pPr>
-    </w:p>
-    <w:p>
-      <w:pPr>
-        <w:spacing w:before="160" w:after="120" w:line="360" w:lineRule="auto"/>
-        <w:jc w:val="both"/>
-        <w:rPr>
-          <w:rFonts w:ascii="Times New Roman" w:hAnsi="Times New Roman"/>
-          <w:color w:val="000000"/>
-          <w:sz w:val="24"/>
-        </w:rPr>
-      </w:pPr>
-    </w:p>
-    <w:p>
-      <w:pPr>
-        <w:spacing w:before="160" w:after="120" w:line="360" w:lineRule="auto"/>
-        <w:jc w:val="both"/>
-        <w:rPr>
-          <w:rFonts w:ascii="Times New Roman" w:hAnsi="Times New Roman"/>
-          <w:color w:val="000000"/>
-          <w:sz w:val="24"/>
-        </w:rPr>
-      </w:pPr>
-    </w:p>
-    <w:p>
-      <w:pPr>
-        <w:spacing w:before="160" w:after="120" w:line="360" w:lineRule="auto"/>
-        <w:jc w:val="both"/>
-        <w:rPr>
-          <w:rFonts w:ascii="Times New Roman" w:hAnsi="Times New Roman"/>
-          <w:color w:val="000000"/>
-          <w:sz w:val="24"/>
-        </w:rPr>
-      </w:pPr>
-    </w:p>
-    <w:p>
-      <w:pPr>
-        <w:spacing w:before="160" w:after="120" w:line="360" w:lineRule="auto"/>
-        <w:jc w:val="both"/>
-        <w:rPr>
-          <w:rFonts w:ascii="Times New Roman" w:hAnsi="Times New Roman"/>
-          <w:color w:val="000000"/>
-          <w:sz w:val="24"/>
-        </w:rPr>
-      </w:pPr>
     </w:p>
     <w:p>
       <w:pPr>
@@ -13472,7 +13453,7 @@
           <w:szCs w:val="32"/>
         </w:rPr>
       </w:pPr>
-      <w:bookmarkStart w:id="46" w:name="_Toc229047564"/>
+      <w:bookmarkStart w:id="47" w:name="_Toc229047564"/>
       <w:r>
         <w:rPr>
           <w:rFonts w:ascii="Times New Roman" w:hAnsi="Times New Roman"/>
@@ -13482,7 +13463,7 @@
         <w:lastRenderedPageBreak/>
         <w:t>Chapter 2:</w:t>
       </w:r>
-      <w:bookmarkEnd w:id="46"/>
+      <w:bookmarkEnd w:id="47"/>
       <w:r>
         <w:rPr>
           <w:rFonts w:ascii="Times New Roman" w:hAnsi="Times New Roman"/>
@@ -13502,7 +13483,7 @@
           <w:szCs w:val="32"/>
         </w:rPr>
       </w:pPr>
-      <w:bookmarkStart w:id="47" w:name="_Toc229047565"/>
+      <w:bookmarkStart w:id="48" w:name="_Toc229047565"/>
       <w:r>
         <w:rPr>
           <w:rFonts w:ascii="Times New Roman" w:hAnsi="Times New Roman"/>
@@ -13511,14 +13492,14 @@
         </w:rPr>
         <w:t>Market Survey</w:t>
       </w:r>
-      <w:bookmarkEnd w:id="47"/>
+      <w:bookmarkEnd w:id="48"/>
     </w:p>
     <w:p>
       <w:pPr>
         <w:pStyle w:val="Heading2"/>
         <w:spacing w:line="360" w:lineRule="auto"/>
       </w:pPr>
-      <w:bookmarkStart w:id="48" w:name="_Toc229047566"/>
+      <w:bookmarkStart w:id="49" w:name="_Toc229047566"/>
       <w:r>
         <w:rPr>
           <w:rFonts w:ascii="Times New Roman" w:hAnsi="Times New Roman"/>
@@ -13537,7 +13518,7 @@
         </w:rPr>
         <w:t>Introduction</w:t>
       </w:r>
-      <w:bookmarkEnd w:id="48"/>
+      <w:bookmarkEnd w:id="49"/>
     </w:p>
     <w:p>
       <w:pPr>
@@ -13664,7 +13645,7 @@
         <w:pStyle w:val="Heading2"/>
         <w:spacing w:line="360" w:lineRule="auto"/>
       </w:pPr>
-      <w:bookmarkStart w:id="49" w:name="_Toc229047567"/>
+      <w:bookmarkStart w:id="50" w:name="_Toc229047567"/>
       <w:r>
         <w:rPr>
           <w:rFonts w:ascii="Times New Roman" w:hAnsi="Times New Roman"/>
@@ -13683,7 +13664,7 @@
         </w:rPr>
         <w:t>Literature Review</w:t>
       </w:r>
-      <w:bookmarkEnd w:id="49"/>
+      <w:bookmarkEnd w:id="50"/>
     </w:p>
     <w:p>
       <w:pPr>
@@ -14817,7 +14798,7 @@
         <w:pStyle w:val="Heading2"/>
         <w:spacing w:line="360" w:lineRule="auto"/>
       </w:pPr>
-      <w:bookmarkStart w:id="50" w:name="_Toc229047568"/>
+      <w:bookmarkStart w:id="51" w:name="_Toc229047568"/>
       <w:r>
         <w:rPr>
           <w:rFonts w:ascii="Times New Roman" w:hAnsi="Times New Roman"/>
@@ -14836,7 +14817,7 @@
         </w:rPr>
         <w:t>Summary</w:t>
       </w:r>
-      <w:bookmarkEnd w:id="50"/>
+      <w:bookmarkEnd w:id="51"/>
     </w:p>
     <w:p>
       <w:pPr>
@@ -15186,7 +15167,7 @@
           <w:szCs w:val="32"/>
         </w:rPr>
       </w:pPr>
-      <w:bookmarkStart w:id="51" w:name="_Toc229047569"/>
+      <w:bookmarkStart w:id="52" w:name="_Toc229047569"/>
       <w:r>
         <w:rPr>
           <w:rFonts w:ascii="Times New Roman" w:hAnsi="Times New Roman"/>
@@ -15196,7 +15177,7 @@
         <w:lastRenderedPageBreak/>
         <w:t>Chapter 3:</w:t>
       </w:r>
-      <w:bookmarkEnd w:id="51"/>
+      <w:bookmarkEnd w:id="52"/>
       <w:r>
         <w:rPr>
           <w:rFonts w:ascii="Times New Roman" w:hAnsi="Times New Roman"/>
@@ -15216,7 +15197,7 @@
           <w:szCs w:val="32"/>
         </w:rPr>
       </w:pPr>
-      <w:bookmarkStart w:id="52" w:name="_Toc229047570"/>
+      <w:bookmarkStart w:id="53" w:name="_Toc229047570"/>
       <w:r>
         <w:rPr>
           <w:rFonts w:ascii="Times New Roman" w:hAnsi="Times New Roman"/>
@@ -15225,14 +15206,14 @@
         </w:rPr>
         <w:t>Requirement Engineering</w:t>
       </w:r>
-      <w:bookmarkEnd w:id="52"/>
+      <w:bookmarkEnd w:id="53"/>
     </w:p>
     <w:p>
       <w:pPr>
         <w:pStyle w:val="Heading2"/>
         <w:spacing w:line="360" w:lineRule="auto"/>
       </w:pPr>
-      <w:bookmarkStart w:id="53" w:name="_Toc229047571"/>
+      <w:bookmarkStart w:id="54" w:name="_Toc229047571"/>
       <w:r>
         <w:rPr>
           <w:rFonts w:ascii="Times New Roman" w:hAnsi="Times New Roman"/>
@@ -15251,7 +15232,7 @@
         </w:rPr>
         <w:t>Introduction</w:t>
       </w:r>
-      <w:bookmarkEnd w:id="53"/>
+      <w:bookmarkEnd w:id="54"/>
     </w:p>
     <w:p>
       <w:pPr>
@@ -15274,7 +15255,7 @@
           <w:rFonts w:ascii="Times New Roman" w:hAnsi="Times New Roman"/>
         </w:rPr>
       </w:pPr>
-      <w:bookmarkStart w:id="54" w:name="_Toc229047572"/>
+      <w:bookmarkStart w:id="55" w:name="_Toc229047572"/>
       <w:r>
         <w:rPr>
           <w:rFonts w:ascii="Times New Roman" w:hAnsi="Times New Roman"/>
@@ -15293,7 +15274,7 @@
         </w:rPr>
         <w:t>Problem Scenarios</w:t>
       </w:r>
-      <w:bookmarkEnd w:id="54"/>
+      <w:bookmarkEnd w:id="55"/>
     </w:p>
     <w:p>
       <w:pPr>
@@ -15304,7 +15285,7 @@
           <w:szCs w:val="24"/>
         </w:rPr>
       </w:pPr>
-      <w:bookmarkStart w:id="55" w:name="_Toc229047573"/>
+      <w:bookmarkStart w:id="56" w:name="_Toc229047573"/>
       <w:r>
         <w:rPr>
           <w:rFonts w:ascii="Times New Roman" w:hAnsi="Times New Roman" w:cs="Times New Roman"/>
@@ -15312,11 +15293,12 @@
         </w:rPr>
         <w:t>3.2.1 No Dedicated Academic Platform for Riphah Students</w:t>
       </w:r>
-      <w:bookmarkEnd w:id="55"/>
+      <w:bookmarkEnd w:id="56"/>
     </w:p>
     <w:p>
       <w:pPr>
         <w:spacing w:line="360" w:lineRule="auto"/>
+        <w:jc w:val="both"/>
         <w:rPr>
           <w:rFonts w:ascii="Times New Roman" w:hAnsi="Times New Roman" w:cs="Times New Roman"/>
           <w:sz w:val="24"/>
@@ -15626,8 +15608,8 @@
           <w:szCs w:val="24"/>
         </w:rPr>
       </w:pPr>
-      <w:bookmarkStart w:id="56" w:name="tbl_3_2_1"/>
-      <w:bookmarkStart w:id="57" w:name="_Toc229047643"/>
+      <w:bookmarkStart w:id="57" w:name="tbl_3_2_1"/>
+      <w:bookmarkStart w:id="58" w:name="_Toc229047643"/>
       <w:r>
         <w:rPr>
           <w:rFonts w:cs="Times New Roman"/>
@@ -15644,8 +15626,8 @@
         </w:rPr>
         <w:t>1: No Dedicated Academic Platform for Riphah Students</w:t>
       </w:r>
-      <w:bookmarkEnd w:id="56"/>
       <w:bookmarkEnd w:id="57"/>
+      <w:bookmarkEnd w:id="58"/>
     </w:p>
     <w:p>
       <w:pPr>
@@ -15666,7 +15648,7 @@
           <w:szCs w:val="24"/>
         </w:rPr>
       </w:pPr>
-      <w:bookmarkStart w:id="58" w:name="_Toc229047574"/>
+      <w:bookmarkStart w:id="59" w:name="_Toc229047574"/>
       <w:r>
         <w:rPr>
           <w:rFonts w:ascii="Times New Roman" w:hAnsi="Times New Roman" w:cs="Times New Roman"/>
@@ -15675,11 +15657,12 @@
         <w:lastRenderedPageBreak/>
         <w:t>3.2.2 No System for Managing Semester Groups</w:t>
       </w:r>
-      <w:bookmarkEnd w:id="58"/>
+      <w:bookmarkEnd w:id="59"/>
     </w:p>
     <w:p>
       <w:pPr>
         <w:spacing w:line="360" w:lineRule="auto"/>
+        <w:jc w:val="both"/>
         <w:rPr>
           <w:rFonts w:ascii="Times New Roman" w:hAnsi="Times New Roman" w:cs="Times New Roman"/>
           <w:sz w:val="24"/>
@@ -15987,8 +15970,8 @@
           <w:szCs w:val="24"/>
         </w:rPr>
       </w:pPr>
-      <w:bookmarkStart w:id="59" w:name="tbl_3_2_2"/>
-      <w:bookmarkStart w:id="60" w:name="_Toc229047644"/>
+      <w:bookmarkStart w:id="60" w:name="tbl_3_2_2"/>
+      <w:bookmarkStart w:id="61" w:name="_Toc229047644"/>
       <w:r>
         <w:rPr>
           <w:rFonts w:cs="Times New Roman"/>
@@ -16005,8 +15988,8 @@
         </w:rPr>
         <w:t>2: No System for Managing Semester Groups</w:t>
       </w:r>
-      <w:bookmarkEnd w:id="59"/>
       <w:bookmarkEnd w:id="60"/>
+      <w:bookmarkEnd w:id="61"/>
     </w:p>
     <w:p>
       <w:pPr>
@@ -16028,7 +16011,7 @@
           <w:szCs w:val="24"/>
         </w:rPr>
       </w:pPr>
-      <w:bookmarkStart w:id="61" w:name="_Toc229047575"/>
+      <w:bookmarkStart w:id="62" w:name="_Toc229047575"/>
       <w:r>
         <w:rPr>
           <w:rFonts w:ascii="Times New Roman" w:hAnsi="Times New Roman" w:cs="Times New Roman"/>
@@ -16036,11 +16019,12 @@
         </w:rPr>
         <w:t>3.2.3 Heavy Manual Workload for Coordination and Administration</w:t>
       </w:r>
-      <w:bookmarkEnd w:id="61"/>
+      <w:bookmarkEnd w:id="62"/>
     </w:p>
     <w:p>
       <w:pPr>
         <w:spacing w:line="360" w:lineRule="auto"/>
+        <w:jc w:val="both"/>
         <w:rPr>
           <w:rFonts w:ascii="Times New Roman" w:hAnsi="Times New Roman" w:cs="Times New Roman"/>
           <w:sz w:val="24"/>
@@ -16330,8 +16314,8 @@
           <w:szCs w:val="24"/>
         </w:rPr>
       </w:pPr>
-      <w:bookmarkStart w:id="62" w:name="tbl_3_2_3"/>
-      <w:bookmarkStart w:id="63" w:name="_Toc229047645"/>
+      <w:bookmarkStart w:id="63" w:name="tbl_3_2_3"/>
+      <w:bookmarkStart w:id="64" w:name="_Toc229047645"/>
       <w:r>
         <w:rPr>
           <w:rFonts w:cs="Times New Roman"/>
@@ -16348,8 +16332,8 @@
         </w:rPr>
         <w:t>.3: Heavy Manual Workload for Coordination and Administration</w:t>
       </w:r>
-      <w:bookmarkEnd w:id="62"/>
       <w:bookmarkEnd w:id="63"/>
+      <w:bookmarkEnd w:id="64"/>
     </w:p>
     <w:p>
       <w:pPr>
@@ -16370,7 +16354,7 @@
         <w:pStyle w:val="Heading2"/>
         <w:spacing w:line="360" w:lineRule="auto"/>
       </w:pPr>
-      <w:bookmarkStart w:id="64" w:name="_Toc229047576"/>
+      <w:bookmarkStart w:id="65" w:name="_Toc229047576"/>
       <w:r>
         <w:rPr>
           <w:rFonts w:ascii="Times New Roman" w:hAnsi="Times New Roman"/>
@@ -16390,14 +16374,14 @@
         </w:rPr>
         <w:t>Functional Requirements</w:t>
       </w:r>
-      <w:bookmarkEnd w:id="64"/>
+      <w:bookmarkEnd w:id="65"/>
     </w:p>
     <w:p>
       <w:pPr>
         <w:pStyle w:val="Heading3"/>
         <w:spacing w:line="360" w:lineRule="auto"/>
       </w:pPr>
-      <w:bookmarkStart w:id="65" w:name="_Toc229047577"/>
+      <w:bookmarkStart w:id="66" w:name="_Toc229047577"/>
       <w:r>
         <w:rPr>
           <w:rFonts w:ascii="Times New Roman" w:hAnsi="Times New Roman"/>
@@ -16416,11 +16400,12 @@
         </w:rPr>
         <w:t>Student</w:t>
       </w:r>
-      <w:bookmarkEnd w:id="65"/>
+      <w:bookmarkEnd w:id="66"/>
     </w:p>
     <w:p>
       <w:pPr>
         <w:spacing w:line="360" w:lineRule="auto"/>
+        <w:jc w:val="both"/>
         <w:rPr>
           <w:sz w:val="24"/>
         </w:rPr>
@@ -17050,7 +17035,7 @@
         <w:pStyle w:val="Heading3"/>
         <w:spacing w:line="360" w:lineRule="auto"/>
       </w:pPr>
-      <w:bookmarkStart w:id="66" w:name="_Toc229047578"/>
+      <w:bookmarkStart w:id="67" w:name="_Toc229047578"/>
       <w:r>
         <w:rPr>
           <w:rFonts w:ascii="Times New Roman" w:hAnsi="Times New Roman"/>
@@ -17069,7 +17054,7 @@
         </w:rPr>
         <w:t>Teacher</w:t>
       </w:r>
-      <w:bookmarkEnd w:id="66"/>
+      <w:bookmarkEnd w:id="67"/>
     </w:p>
     <w:p>
       <w:pPr>
@@ -17878,7 +17863,7 @@
         <w:pStyle w:val="Heading3"/>
         <w:spacing w:line="360" w:lineRule="auto"/>
       </w:pPr>
-      <w:bookmarkStart w:id="67" w:name="_Toc229047579"/>
+      <w:bookmarkStart w:id="68" w:name="_Toc229047579"/>
       <w:r>
         <w:rPr>
           <w:rFonts w:ascii="Times New Roman" w:hAnsi="Times New Roman"/>
@@ -17897,7 +17882,7 @@
         </w:rPr>
         <w:t>University Administration</w:t>
       </w:r>
-      <w:bookmarkEnd w:id="67"/>
+      <w:bookmarkEnd w:id="68"/>
     </w:p>
     <w:p>
       <w:pPr>
@@ -18680,7 +18665,7 @@
         <w:pStyle w:val="Heading3"/>
         <w:spacing w:line="360" w:lineRule="auto"/>
       </w:pPr>
-      <w:bookmarkStart w:id="68" w:name="_Toc229047580"/>
+      <w:bookmarkStart w:id="69" w:name="_Toc229047580"/>
       <w:r>
         <w:rPr>
           <w:rFonts w:ascii="Times New Roman" w:hAnsi="Times New Roman"/>
@@ -18699,7 +18684,7 @@
         </w:rPr>
         <w:t>Coordination Office</w:t>
       </w:r>
-      <w:bookmarkEnd w:id="68"/>
+      <w:bookmarkEnd w:id="69"/>
     </w:p>
     <w:p>
       <w:pPr>
@@ -19402,7 +19387,7 @@
         <w:pStyle w:val="Heading3"/>
         <w:spacing w:line="360" w:lineRule="auto"/>
       </w:pPr>
-      <w:bookmarkStart w:id="69" w:name="_Toc229047581"/>
+      <w:bookmarkStart w:id="70" w:name="_Toc229047581"/>
       <w:r>
         <w:rPr>
           <w:rFonts w:ascii="Times New Roman" w:hAnsi="Times New Roman"/>
@@ -19421,7 +19406,7 @@
         </w:rPr>
         <w:t>System Admin</w:t>
       </w:r>
-      <w:bookmarkEnd w:id="69"/>
+      <w:bookmarkEnd w:id="70"/>
     </w:p>
     <w:p>
       <w:pPr>
@@ -20020,7 +20005,7 @@
         <w:pStyle w:val="Heading2"/>
         <w:spacing w:line="360" w:lineRule="auto"/>
       </w:pPr>
-      <w:bookmarkStart w:id="70" w:name="_Toc229047582"/>
+      <w:bookmarkStart w:id="71" w:name="_Toc229047582"/>
       <w:r>
         <w:rPr>
           <w:rFonts w:ascii="Times New Roman" w:hAnsi="Times New Roman"/>
@@ -20039,7 +20024,7 @@
         </w:rPr>
         <w:t>Non-Functional Requirements</w:t>
       </w:r>
-      <w:bookmarkEnd w:id="70"/>
+      <w:bookmarkEnd w:id="71"/>
     </w:p>
     <w:p>
       <w:pPr>
@@ -20065,7 +20050,7 @@
         <w:pStyle w:val="Heading2"/>
         <w:spacing w:line="360" w:lineRule="auto"/>
       </w:pPr>
-      <w:bookmarkStart w:id="71" w:name="_Toc229047583"/>
+      <w:bookmarkStart w:id="72" w:name="_Toc229047583"/>
       <w:r>
         <w:rPr>
           <w:rFonts w:ascii="Times New Roman" w:hAnsi="Times New Roman"/>
@@ -20084,7 +20069,7 @@
         </w:rPr>
         <w:t>SQA Activities: Defect Detection</w:t>
       </w:r>
-      <w:bookmarkEnd w:id="71"/>
+      <w:bookmarkEnd w:id="72"/>
     </w:p>
     <w:p>
       <w:pPr>
@@ -20108,7 +20093,7 @@
         <w:pStyle w:val="Heading3"/>
         <w:spacing w:after="120" w:line="360" w:lineRule="auto"/>
       </w:pPr>
-      <w:bookmarkStart w:id="72" w:name="_Toc229047584"/>
+      <w:bookmarkStart w:id="73" w:name="_Toc229047584"/>
       <w:r>
         <w:rPr>
           <w:rFonts w:ascii="Times New Roman" w:hAnsi="Times New Roman"/>
@@ -20127,7 +20112,7 @@
         </w:rPr>
         <w:t>Test Case Design</w:t>
       </w:r>
-      <w:bookmarkEnd w:id="72"/>
+      <w:bookmarkEnd w:id="73"/>
     </w:p>
     <w:p>
       <w:pPr>
@@ -20466,7 +20451,7 @@
           <w:szCs w:val="24"/>
         </w:rPr>
       </w:pPr>
-      <w:bookmarkStart w:id="73" w:name="_Toc229047585"/>
+      <w:bookmarkStart w:id="74" w:name="_Toc229047585"/>
       <w:r>
         <w:rPr>
           <w:rFonts w:ascii="Times New Roman" w:hAnsi="Times New Roman" w:cs="Times New Roman"/>
@@ -20474,11 +20459,12 @@
         </w:rPr>
         <w:t>3.5.1.1 User Registration</w:t>
       </w:r>
-      <w:bookmarkEnd w:id="73"/>
+      <w:bookmarkEnd w:id="74"/>
     </w:p>
     <w:p>
       <w:pPr>
         <w:spacing w:line="360" w:lineRule="auto"/>
+        <w:jc w:val="both"/>
         <w:rPr>
           <w:rFonts w:ascii="Times New Roman" w:hAnsi="Times New Roman" w:cs="Times New Roman"/>
           <w:sz w:val="24"/>
@@ -20529,6 +20515,7 @@
     <w:p>
       <w:pPr>
         <w:spacing w:line="360" w:lineRule="auto"/>
+        <w:jc w:val="both"/>
         <w:rPr>
           <w:rFonts w:ascii="Times New Roman" w:hAnsi="Times New Roman" w:cs="Times New Roman"/>
           <w:sz w:val="24"/>
@@ -21341,8 +21328,8 @@
           <w:szCs w:val="24"/>
         </w:rPr>
       </w:pPr>
-      <w:bookmarkStart w:id="74" w:name="tbl_3_5_1"/>
-      <w:bookmarkStart w:id="75" w:name="_Toc229047646"/>
+      <w:bookmarkStart w:id="75" w:name="tbl_3_5_1"/>
+      <w:bookmarkStart w:id="76" w:name="_Toc229047646"/>
       <w:r>
         <w:rPr>
           <w:rFonts w:cs="Times New Roman"/>
@@ -21351,8 +21338,8 @@
         </w:rPr>
         <w:t>Table 3.5.1: Test Cases for User Registration</w:t>
       </w:r>
-      <w:bookmarkEnd w:id="74"/>
       <w:bookmarkEnd w:id="75"/>
+      <w:bookmarkEnd w:id="76"/>
     </w:p>
     <w:p>
       <w:pPr>
@@ -21374,7 +21361,7 @@
           <w:szCs w:val="24"/>
         </w:rPr>
       </w:pPr>
-      <w:bookmarkStart w:id="76" w:name="_Toc229047586"/>
+      <w:bookmarkStart w:id="77" w:name="_Toc229047586"/>
       <w:r>
         <w:rPr>
           <w:rFonts w:ascii="Times New Roman" w:hAnsi="Times New Roman" w:cs="Times New Roman"/>
@@ -21383,11 +21370,12 @@
         <w:lastRenderedPageBreak/>
         <w:t>3.5.1.2 User Login</w:t>
       </w:r>
-      <w:bookmarkEnd w:id="76"/>
+      <w:bookmarkEnd w:id="77"/>
     </w:p>
     <w:p>
       <w:pPr>
         <w:spacing w:line="360" w:lineRule="auto"/>
+        <w:jc w:val="both"/>
         <w:rPr>
           <w:rFonts w:ascii="Times New Roman" w:hAnsi="Times New Roman" w:cs="Times New Roman"/>
           <w:sz w:val="24"/>
@@ -21406,6 +21394,7 @@
     <w:p>
       <w:pPr>
         <w:spacing w:line="360" w:lineRule="auto"/>
+        <w:jc w:val="both"/>
         <w:rPr>
           <w:rFonts w:ascii="Times New Roman" w:hAnsi="Times New Roman" w:cs="Times New Roman"/>
           <w:sz w:val="24"/>
@@ -21989,8 +21978,8 @@
           <w:szCs w:val="24"/>
         </w:rPr>
       </w:pPr>
-      <w:bookmarkStart w:id="77" w:name="tbl_3_5_2"/>
-      <w:bookmarkStart w:id="78" w:name="_Toc229047647"/>
+      <w:bookmarkStart w:id="78" w:name="tbl_3_5_2"/>
+      <w:bookmarkStart w:id="79" w:name="_Toc229047647"/>
       <w:r>
         <w:rPr>
           <w:rFonts w:cs="Times New Roman"/>
@@ -21999,8 +21988,8 @@
         </w:rPr>
         <w:t>Table 3.5.2: Test Cases for User Login</w:t>
       </w:r>
-      <w:bookmarkEnd w:id="77"/>
       <w:bookmarkEnd w:id="78"/>
+      <w:bookmarkEnd w:id="79"/>
     </w:p>
     <w:p>
       <w:pPr>
@@ -22021,7 +22010,7 @@
           <w:szCs w:val="24"/>
         </w:rPr>
       </w:pPr>
-      <w:bookmarkStart w:id="79" w:name="_Toc229047587"/>
+      <w:bookmarkStart w:id="80" w:name="_Toc229047587"/>
       <w:r>
         <w:rPr>
           <w:rFonts w:ascii="Times New Roman" w:hAnsi="Times New Roman" w:cs="Times New Roman"/>
@@ -22029,11 +22018,12 @@
         </w:rPr>
         <w:t>3.5.1.3 Create Post</w:t>
       </w:r>
-      <w:bookmarkEnd w:id="79"/>
+      <w:bookmarkEnd w:id="80"/>
     </w:p>
     <w:p>
       <w:pPr>
         <w:spacing w:line="360" w:lineRule="auto"/>
+        <w:jc w:val="both"/>
         <w:rPr>
           <w:rFonts w:ascii="Times New Roman" w:hAnsi="Times New Roman" w:cs="Times New Roman"/>
           <w:sz w:val="24"/>
@@ -22052,6 +22042,7 @@
     <w:p>
       <w:pPr>
         <w:spacing w:line="360" w:lineRule="auto"/>
+        <w:jc w:val="both"/>
         <w:rPr>
           <w:rFonts w:ascii="Times New Roman" w:hAnsi="Times New Roman" w:cs="Times New Roman"/>
           <w:sz w:val="24"/>
@@ -22494,8 +22485,8 @@
           <w:szCs w:val="24"/>
         </w:rPr>
       </w:pPr>
-      <w:bookmarkStart w:id="80" w:name="tbl_3_5_3"/>
-      <w:bookmarkStart w:id="81" w:name="_Toc229047648"/>
+      <w:bookmarkStart w:id="81" w:name="tbl_3_5_3"/>
+      <w:bookmarkStart w:id="82" w:name="_Toc229047648"/>
       <w:r>
         <w:rPr>
           <w:rFonts w:cs="Times New Roman"/>
@@ -22504,8 +22495,8 @@
         </w:rPr>
         <w:t>Table 3.5.3: Test Cases for Creating Posts</w:t>
       </w:r>
-      <w:bookmarkEnd w:id="80"/>
       <w:bookmarkEnd w:id="81"/>
+      <w:bookmarkEnd w:id="82"/>
     </w:p>
     <w:p>
       <w:pPr>
@@ -22526,7 +22517,7 @@
           <w:szCs w:val="24"/>
         </w:rPr>
       </w:pPr>
-      <w:bookmarkStart w:id="82" w:name="_Toc229047588"/>
+      <w:bookmarkStart w:id="83" w:name="_Toc229047588"/>
       <w:r>
         <w:rPr>
           <w:rFonts w:ascii="Times New Roman" w:hAnsi="Times New Roman" w:cs="Times New Roman"/>
@@ -22534,11 +22525,12 @@
         </w:rPr>
         <w:t>3.5.1.4 Create Semester Group</w:t>
       </w:r>
-      <w:bookmarkEnd w:id="82"/>
+      <w:bookmarkEnd w:id="83"/>
     </w:p>
     <w:p>
       <w:pPr>
         <w:spacing w:line="360" w:lineRule="auto"/>
+        <w:jc w:val="both"/>
         <w:rPr>
           <w:rFonts w:ascii="Times New Roman" w:hAnsi="Times New Roman" w:cs="Times New Roman"/>
           <w:sz w:val="24"/>
@@ -22557,6 +22549,7 @@
     <w:p>
       <w:pPr>
         <w:spacing w:line="360" w:lineRule="auto"/>
+        <w:jc w:val="both"/>
         <w:rPr>
           <w:rFonts w:ascii="Times New Roman" w:hAnsi="Times New Roman" w:cs="Times New Roman"/>
           <w:sz w:val="24"/>
@@ -23078,7 +23071,6 @@
                 <w:sz w:val="24"/>
                 <w:szCs w:val="24"/>
               </w:rPr>
-              <w:lastRenderedPageBreak/>
               <w:t>User Role</w:t>
             </w:r>
           </w:p>
@@ -23141,20 +23133,18 @@
           <w:szCs w:val="24"/>
         </w:rPr>
       </w:pPr>
-      <w:bookmarkStart w:id="83" w:name="tbl_3_5_4"/>
-      <w:bookmarkStart w:id="84" w:name="_Toc229047649"/>
-      <w:bookmarkStart w:id="85" w:name="_GoBack"/>
+      <w:bookmarkStart w:id="84" w:name="tbl_3_5_4"/>
+      <w:bookmarkStart w:id="85" w:name="_Toc229047649"/>
+      <w:r>
+        <w:rPr>
+          <w:rFonts w:cs="Times New Roman"/>
+          <w:sz w:val="24"/>
+          <w:szCs w:val="24"/>
+        </w:rPr>
+        <w:t>Table 3.5.4: Test Cases for Creating Semester Groups</w:t>
+      </w:r>
+      <w:bookmarkEnd w:id="84"/>
       <w:bookmarkEnd w:id="85"/>
-      <w:r>
-        <w:rPr>
-          <w:rFonts w:cs="Times New Roman"/>
-          <w:sz w:val="24"/>
-          <w:szCs w:val="24"/>
-        </w:rPr>
-        <w:t>Table 3.5.4: Test Cases for Creating Semester Groups</w:t>
-      </w:r>
-      <w:bookmarkEnd w:id="83"/>
-      <w:bookmarkEnd w:id="84"/>
     </w:p>
     <w:p>
       <w:pPr>
@@ -23188,6 +23178,7 @@
     <w:p>
       <w:pPr>
         <w:spacing w:line="360" w:lineRule="auto"/>
+        <w:jc w:val="both"/>
         <w:rPr>
           <w:rFonts w:ascii="Times New Roman" w:hAnsi="Times New Roman" w:cs="Times New Roman"/>
           <w:sz w:val="24"/>
@@ -23206,6 +23197,7 @@
     <w:p>
       <w:pPr>
         <w:spacing w:line="360" w:lineRule="auto"/>
+        <w:jc w:val="both"/>
         <w:rPr>
           <w:rFonts w:ascii="Times New Roman" w:hAnsi="Times New Roman" w:cs="Times New Roman"/>
           <w:sz w:val="24"/>
@@ -23676,6 +23668,7 @@
     <w:p>
       <w:pPr>
         <w:spacing w:line="360" w:lineRule="auto"/>
+        <w:jc w:val="both"/>
         <w:rPr>
           <w:rFonts w:ascii="Times New Roman" w:hAnsi="Times New Roman" w:cs="Times New Roman"/>
           <w:sz w:val="24"/>
@@ -23694,6 +23687,7 @@
     <w:p>
       <w:pPr>
         <w:spacing w:line="360" w:lineRule="auto"/>
+        <w:jc w:val="both"/>
         <w:rPr>
           <w:rFonts w:ascii="Times New Roman" w:hAnsi="Times New Roman" w:cs="Times New Roman"/>
           <w:sz w:val="24"/>
@@ -23706,7 +23700,6 @@
           <w:sz w:val="24"/>
           <w:szCs w:val="24"/>
         </w:rPr>
-        <w:lastRenderedPageBreak/>
         <w:t xml:space="preserve">This section defines the test cases for the create campus event module. See </w:t>
       </w:r>
       <w:hyperlink w:anchor="tbl_3_5_6">
@@ -23916,6 +23909,7 @@
                 <w:sz w:val="24"/>
                 <w:szCs w:val="24"/>
               </w:rPr>
+              <w:lastRenderedPageBreak/>
               <w:t>Start Date</w:t>
             </w:r>
           </w:p>
@@ -24236,6 +24230,7 @@
     <w:p>
       <w:pPr>
         <w:spacing w:line="360" w:lineRule="auto"/>
+        <w:jc w:val="both"/>
         <w:rPr>
           <w:rFonts w:ascii="Times New Roman" w:hAnsi="Times New Roman" w:cs="Times New Roman"/>
           <w:sz w:val="24"/>
@@ -24270,6 +24265,7 @@
     <w:p>
       <w:pPr>
         <w:spacing w:line="360" w:lineRule="auto"/>
+        <w:jc w:val="both"/>
         <w:rPr>
           <w:rFonts w:ascii="Times New Roman" w:hAnsi="Times New Roman" w:cs="Times New Roman"/>
           <w:sz w:val="24"/>
@@ -24562,7 +24558,6 @@
                 <w:sz w:val="24"/>
                 <w:szCs w:val="24"/>
               </w:rPr>
-              <w:lastRenderedPageBreak/>
               <w:t>RSVP Status</w:t>
             </w:r>
           </w:p>
@@ -24883,6 +24878,7 @@
     <w:p>
       <w:pPr>
         <w:spacing w:line="360" w:lineRule="auto"/>
+        <w:jc w:val="both"/>
         <w:rPr>
           <w:rFonts w:ascii="Times New Roman" w:hAnsi="Times New Roman" w:cs="Times New Roman"/>
           <w:sz w:val="24"/>
@@ -24901,6 +24897,7 @@
     <w:p>
       <w:pPr>
         <w:spacing w:line="360" w:lineRule="auto"/>
+        <w:jc w:val="both"/>
         <w:rPr>
           <w:rFonts w:ascii="Times New Roman" w:hAnsi="Times New Roman" w:cs="Times New Roman"/>
           <w:sz w:val="24"/>
@@ -25513,6 +25510,7 @@
     <w:p>
       <w:pPr>
         <w:spacing w:line="360" w:lineRule="auto"/>
+        <w:jc w:val="both"/>
         <w:rPr>
           <w:rFonts w:ascii="Times New Roman" w:hAnsi="Times New Roman" w:cs="Times New Roman"/>
           <w:sz w:val="24"/>
@@ -25531,6 +25529,7 @@
     <w:p>
       <w:pPr>
         <w:spacing w:line="360" w:lineRule="auto"/>
+        <w:jc w:val="both"/>
         <w:rPr>
           <w:rFonts w:ascii="Times New Roman" w:hAnsi="Times New Roman" w:cs="Times New Roman"/>
           <w:sz w:val="24"/>
@@ -25543,7 +25542,6 @@
           <w:sz w:val="24"/>
           <w:szCs w:val="24"/>
         </w:rPr>
-        <w:lastRenderedPageBreak/>
         <w:t xml:space="preserve">This section defines the test cases for the send message module. See </w:t>
       </w:r>
       <w:hyperlink w:anchor="tbl_3_5_9">
@@ -25745,6 +25743,7 @@
                 <w:sz w:val="24"/>
                 <w:szCs w:val="24"/>
               </w:rPr>
+              <w:lastRenderedPageBreak/>
               <w:t>Recipient</w:t>
             </w:r>
             <w:r>
@@ -26081,6 +26080,7 @@
     <w:p>
       <w:pPr>
         <w:spacing w:line="360" w:lineRule="auto"/>
+        <w:jc w:val="both"/>
         <w:rPr>
           <w:rFonts w:ascii="Times New Roman" w:hAnsi="Times New Roman" w:cs="Times New Roman"/>
           <w:sz w:val="24"/>
@@ -26099,6 +26099,7 @@
     <w:p>
       <w:pPr>
         <w:spacing w:line="360" w:lineRule="auto"/>
+        <w:jc w:val="both"/>
         <w:rPr>
           <w:rFonts w:ascii="Times New Roman" w:hAnsi="Times New Roman" w:cs="Times New Roman"/>
           <w:sz w:val="24"/>
@@ -26565,7 +26566,6 @@
                 <w:sz w:val="24"/>
                 <w:szCs w:val="24"/>
               </w:rPr>
-              <w:lastRenderedPageBreak/>
               <w:t>User Role</w:t>
             </w:r>
           </w:p>
@@ -26752,6 +26752,7 @@
     <w:p>
       <w:pPr>
         <w:spacing w:line="360" w:lineRule="auto"/>
+        <w:jc w:val="both"/>
         <w:rPr>
           <w:rFonts w:ascii="Times New Roman" w:hAnsi="Times New Roman" w:cs="Times New Roman"/>
           <w:sz w:val="24"/>
@@ -26770,6 +26771,7 @@
     <w:p>
       <w:pPr>
         <w:spacing w:line="360" w:lineRule="auto"/>
+        <w:jc w:val="both"/>
         <w:rPr>
           <w:rFonts w:ascii="Times New Roman" w:hAnsi="Times New Roman" w:cs="Times New Roman"/>
           <w:sz w:val="24"/>
@@ -27248,6 +27250,7 @@
     <w:p>
       <w:pPr>
         <w:spacing w:line="360" w:lineRule="auto"/>
+        <w:jc w:val="both"/>
         <w:rPr>
           <w:rFonts w:ascii="Times New Roman" w:hAnsi="Times New Roman" w:cs="Times New Roman"/>
           <w:sz w:val="24"/>
@@ -27264,6 +27267,7 @@
     <w:p>
       <w:pPr>
         <w:spacing w:line="360" w:lineRule="auto"/>
+        <w:jc w:val="both"/>
         <w:rPr>
           <w:rFonts w:ascii="Times New Roman" w:hAnsi="Times New Roman" w:cs="Times New Roman"/>
           <w:sz w:val="24"/>
@@ -27274,7 +27278,6 @@
           <w:rFonts w:ascii="Times New Roman" w:hAnsi="Times New Roman" w:cs="Times New Roman"/>
           <w:sz w:val="24"/>
         </w:rPr>
-        <w:lastRenderedPageBreak/>
         <w:t xml:space="preserve">This section defines the test cases for the delete post module. See </w:t>
       </w:r>
       <w:hyperlink w:anchor="tbl_3_5_12">
@@ -27474,6 +27477,7 @@
                 <w:sz w:val="24"/>
                 <w:szCs w:val="24"/>
               </w:rPr>
+              <w:lastRenderedPageBreak/>
               <w:t>Ownership</w:t>
             </w:r>
           </w:p>
@@ -27720,6 +27724,7 @@
     </w:p>
     <w:p>
       <w:pPr>
+        <w:jc w:val="both"/>
         <w:rPr>
           <w:rFonts w:ascii="Times New Roman" w:hAnsi="Times New Roman" w:cs="Times New Roman"/>
           <w:sz w:val="24"/>
@@ -27735,6 +27740,7 @@
     </w:p>
     <w:p>
       <w:pPr>
+        <w:jc w:val="both"/>
         <w:rPr>
           <w:rFonts w:ascii="Times New Roman" w:hAnsi="Times New Roman" w:cs="Times New Roman"/>
           <w:sz w:val="24"/>
@@ -28129,7 +28135,6 @@
           <w:rFonts w:ascii="Times New Roman" w:hAnsi="Times New Roman" w:cs="Times New Roman"/>
           <w:szCs w:val="24"/>
         </w:rPr>
-        <w:lastRenderedPageBreak/>
         <w:t>3.5.1.14 Mark Lost Item as Resolved</w:t>
       </w:r>
       <w:bookmarkEnd w:id="113"/>
@@ -28137,6 +28142,7 @@
     <w:p>
       <w:pPr>
         <w:spacing w:line="360" w:lineRule="auto"/>
+        <w:jc w:val="both"/>
         <w:rPr>
           <w:rFonts w:ascii="Times New Roman" w:hAnsi="Times New Roman" w:cs="Times New Roman"/>
           <w:sz w:val="24"/>
@@ -28167,6 +28173,7 @@
     <w:p>
       <w:pPr>
         <w:spacing w:line="360" w:lineRule="auto"/>
+        <w:jc w:val="both"/>
         <w:rPr>
           <w:rFonts w:ascii="Times New Roman" w:hAnsi="Times New Roman" w:cs="Times New Roman"/>
           <w:sz w:val="24"/>
@@ -28230,6 +28237,7 @@
                 <w:sz w:val="24"/>
                 <w:szCs w:val="24"/>
               </w:rPr>
+              <w:lastRenderedPageBreak/>
               <w:t>Input</w:t>
             </w:r>
           </w:p>
@@ -28750,6 +28758,7 @@
     <w:p>
       <w:pPr>
         <w:spacing w:line="360" w:lineRule="auto"/>
+        <w:jc w:val="both"/>
         <w:rPr>
           <w:rFonts w:ascii="Times New Roman" w:hAnsi="Times New Roman" w:cs="Times New Roman"/>
           <w:sz w:val="24"/>
@@ -28766,6 +28775,7 @@
     <w:p>
       <w:pPr>
         <w:spacing w:line="360" w:lineRule="auto"/>
+        <w:jc w:val="both"/>
         <w:rPr>
           <w:rFonts w:ascii="Times New Roman" w:hAnsi="Times New Roman" w:cs="Times New Roman"/>
           <w:sz w:val="24"/>
@@ -28904,7 +28914,6 @@
                 <w:sz w:val="24"/>
                 <w:szCs w:val="24"/>
               </w:rPr>
-              <w:lastRenderedPageBreak/>
               <w:t>Email Address</w:t>
             </w:r>
           </w:p>
@@ -29276,6 +29285,7 @@
                 <w:sz w:val="24"/>
                 <w:szCs w:val="24"/>
               </w:rPr>
+              <w:lastRenderedPageBreak/>
               <w:t xml:space="preserve">New Password </w:t>
             </w:r>
             <w:r>
@@ -29382,7 +29392,7 @@
           <w:rFonts w:ascii="Times New Roman" w:hAnsi="Times New Roman" w:cs="Times New Roman"/>
           <w:szCs w:val="24"/>
         </w:rPr>
-        <w:t>3.5.1.16 View A</w:t>
+        <w:t>3.5.1.16 View a</w:t>
       </w:r>
       <w:r>
         <w:rPr>
@@ -29396,6 +29406,7 @@
     <w:p>
       <w:pPr>
         <w:spacing w:line="360" w:lineRule="auto"/>
+        <w:jc w:val="both"/>
         <w:rPr>
           <w:rFonts w:ascii="Times New Roman" w:hAnsi="Times New Roman" w:cs="Times New Roman"/>
           <w:sz w:val="24"/>
@@ -29406,12 +29417,27 @@
           <w:rFonts w:ascii="Times New Roman" w:hAnsi="Times New Roman" w:cs="Times New Roman"/>
           <w:sz w:val="24"/>
         </w:rPr>
-        <w:t>Table 3.5.1.16 presents equivalence partitioning test cases for the View Another User's Profile module. As shown in Table 3.5.1.16, user ID existence, account status, and viewer authentication are covered.</w:t>
+        <w:t>Table 3.5.1.16 presents equivalence partit</w:t>
+      </w:r>
+      <w:r>
+        <w:rPr>
+          <w:rFonts w:ascii="Times New Roman" w:hAnsi="Times New Roman" w:cs="Times New Roman"/>
+          <w:sz w:val="24"/>
+        </w:rPr>
+        <w:t>ioning test cases for the View a</w:t>
+      </w:r>
+      <w:r>
+        <w:rPr>
+          <w:rFonts w:ascii="Times New Roman" w:hAnsi="Times New Roman" w:cs="Times New Roman"/>
+          <w:sz w:val="24"/>
+        </w:rPr>
+        <w:t>nother User's Profile module. As shown in Table 3.5.1.16, user ID existence, account status, and viewer authentication are covered.</w:t>
       </w:r>
     </w:p>
     <w:p>
       <w:pPr>
         <w:spacing w:line="360" w:lineRule="auto"/>
+        <w:jc w:val="both"/>
         <w:rPr>
           <w:rFonts w:ascii="Times New Roman" w:hAnsi="Times New Roman" w:cs="Times New Roman"/>
           <w:sz w:val="24"/>
@@ -29760,7 +29786,19 @@
         <w:rPr>
           <w:sz w:val="24"/>
         </w:rPr>
-        <w:t>Table 3.5.16: Test Cases for Viewing Another User's Profile</w:t>
+        <w:t xml:space="preserve">Table </w:t>
+      </w:r>
+      <w:r>
+        <w:rPr>
+          <w:sz w:val="24"/>
+        </w:rPr>
+        <w:t>3.5.16: Test Cases for Viewing a</w:t>
+      </w:r>
+      <w:r>
+        <w:rPr>
+          <w:sz w:val="24"/>
+        </w:rPr>
+        <w:t>nother User's Profile</w:t>
       </w:r>
       <w:bookmarkEnd w:id="120"/>
       <w:bookmarkEnd w:id="121"/>
@@ -29790,7 +29828,6 @@
           <w:rFonts w:ascii="Times New Roman" w:hAnsi="Times New Roman" w:cs="Times New Roman"/>
           <w:szCs w:val="24"/>
         </w:rPr>
-        <w:lastRenderedPageBreak/>
         <w:t>3.5.1.17 Like a Post</w:t>
       </w:r>
       <w:bookmarkEnd w:id="122"/>
@@ -29798,6 +29835,7 @@
     <w:p>
       <w:pPr>
         <w:spacing w:line="360" w:lineRule="auto"/>
+        <w:jc w:val="both"/>
         <w:rPr>
           <w:rFonts w:ascii="Times New Roman" w:hAnsi="Times New Roman" w:cs="Times New Roman"/>
           <w:sz w:val="24"/>
@@ -29828,6 +29866,7 @@
     <w:p>
       <w:pPr>
         <w:spacing w:line="360" w:lineRule="auto"/>
+        <w:jc w:val="both"/>
         <w:rPr>
           <w:rFonts w:ascii="Times New Roman" w:hAnsi="Times New Roman" w:cs="Times New Roman"/>
           <w:sz w:val="24"/>
@@ -30051,6 +30090,7 @@
                 <w:sz w:val="24"/>
                 <w:szCs w:val="24"/>
               </w:rPr>
+              <w:lastRenderedPageBreak/>
               <w:t xml:space="preserve">Toggle </w:t>
             </w:r>
             <w:r>
@@ -30336,6 +30376,71 @@
     <w:p>
       <w:pPr>
         <w:spacing w:line="360" w:lineRule="auto"/>
+      </w:pPr>
+    </w:p>
+    <w:p>
+      <w:pPr>
+        <w:spacing w:line="360" w:lineRule="auto"/>
+      </w:pPr>
+    </w:p>
+    <w:p>
+      <w:pPr>
+        <w:spacing w:line="360" w:lineRule="auto"/>
+      </w:pPr>
+    </w:p>
+    <w:p>
+      <w:pPr>
+        <w:spacing w:line="360" w:lineRule="auto"/>
+        <w:jc w:val="right"/>
+        <w:rPr>
+          <w:b/>
+          <w:sz w:val="60"/>
+          <w:szCs w:val="60"/>
+        </w:rPr>
+      </w:pPr>
+    </w:p>
+    <w:p>
+      <w:pPr>
+        <w:spacing w:line="360" w:lineRule="auto"/>
+        <w:jc w:val="right"/>
+        <w:rPr>
+          <w:b/>
+          <w:sz w:val="60"/>
+          <w:szCs w:val="60"/>
+        </w:rPr>
+      </w:pPr>
+    </w:p>
+    <w:p>
+      <w:pPr>
+        <w:spacing w:line="360" w:lineRule="auto"/>
+        <w:jc w:val="right"/>
+        <w:rPr>
+          <w:b/>
+          <w:sz w:val="60"/>
+          <w:szCs w:val="60"/>
+        </w:rPr>
+      </w:pPr>
+    </w:p>
+    <w:p>
+      <w:pPr>
+        <w:spacing w:line="360" w:lineRule="auto"/>
+        <w:jc w:val="right"/>
+        <w:rPr>
+          <w:b/>
+          <w:sz w:val="60"/>
+          <w:szCs w:val="60"/>
+        </w:rPr>
+      </w:pPr>
+    </w:p>
+    <w:p>
+      <w:pPr>
+        <w:spacing w:line="360" w:lineRule="auto"/>
+        <w:jc w:val="right"/>
+        <w:rPr>
+          <w:b/>
+          <w:sz w:val="60"/>
+          <w:szCs w:val="60"/>
+        </w:rPr>
       </w:pPr>
     </w:p>
     <w:p>
@@ -32037,6 +32142,7 @@
     <w:p>
       <w:pPr>
         <w:spacing w:line="360" w:lineRule="auto"/>
+        <w:jc w:val="both"/>
         <w:rPr>
           <w:rFonts w:ascii="Times New Roman" w:hAnsi="Times New Roman" w:cs="Times New Roman"/>
           <w:sz w:val="24"/>
@@ -37252,6 +37358,7 @@
     <w:p>
       <w:pPr>
         <w:spacing w:line="360" w:lineRule="auto"/>
+        <w:jc w:val="both"/>
         <w:rPr>
           <w:rFonts w:ascii="Times New Roman" w:hAnsi="Times New Roman" w:cs="Times New Roman"/>
           <w:sz w:val="24"/>
@@ -37302,7 +37409,39 @@
           <w:sz w:val="24"/>
           <w:szCs w:val="24"/>
         </w:rPr>
-        <w:t>. Each table details the actors, preconditions, main flow, and postconditions.</w:t>
+        <w:t>. Each table details the actors, pre</w:t>
+      </w:r>
+      <w:r>
+        <w:rPr>
+          <w:rFonts w:ascii="Times New Roman" w:hAnsi="Times New Roman" w:cs="Times New Roman"/>
+          <w:sz w:val="24"/>
+          <w:szCs w:val="24"/>
+        </w:rPr>
+        <w:t>-</w:t>
+      </w:r>
+      <w:r>
+        <w:rPr>
+          <w:rFonts w:ascii="Times New Roman" w:hAnsi="Times New Roman" w:cs="Times New Roman"/>
+          <w:sz w:val="24"/>
+          <w:szCs w:val="24"/>
+        </w:rPr>
+        <w:t>conditions, main flow, and post</w:t>
+      </w:r>
+      <w:r>
+        <w:rPr>
+          <w:rFonts w:ascii="Times New Roman" w:hAnsi="Times New Roman" w:cs="Times New Roman"/>
+          <w:sz w:val="24"/>
+          <w:szCs w:val="24"/>
+        </w:rPr>
+        <w:t>-</w:t>
+      </w:r>
+      <w:r>
+        <w:rPr>
+          <w:rFonts w:ascii="Times New Roman" w:hAnsi="Times New Roman" w:cs="Times New Roman"/>
+          <w:sz w:val="24"/>
+          <w:szCs w:val="24"/>
+        </w:rPr>
+        <w:t>conditions.</w:t>
       </w:r>
     </w:p>
     <w:p>
@@ -39399,6 +39538,116 @@
     <w:p>
       <w:pPr>
         <w:spacing w:after="0" w:line="360" w:lineRule="auto"/>
+        <w:rPr>
+          <w:b/>
+          <w:sz w:val="60"/>
+          <w:szCs w:val="60"/>
+        </w:rPr>
+      </w:pPr>
+    </w:p>
+    <w:p>
+      <w:pPr>
+        <w:spacing w:after="0" w:line="360" w:lineRule="auto"/>
+        <w:jc w:val="right"/>
+        <w:rPr>
+          <w:b/>
+          <w:sz w:val="60"/>
+          <w:szCs w:val="60"/>
+        </w:rPr>
+      </w:pPr>
+    </w:p>
+    <w:p>
+      <w:pPr>
+        <w:spacing w:after="0" w:line="360" w:lineRule="auto"/>
+        <w:jc w:val="right"/>
+        <w:rPr>
+          <w:b/>
+          <w:sz w:val="60"/>
+          <w:szCs w:val="60"/>
+        </w:rPr>
+      </w:pPr>
+    </w:p>
+    <w:p>
+      <w:pPr>
+        <w:spacing w:after="0" w:line="360" w:lineRule="auto"/>
+        <w:jc w:val="right"/>
+        <w:rPr>
+          <w:b/>
+          <w:sz w:val="60"/>
+          <w:szCs w:val="60"/>
+        </w:rPr>
+      </w:pPr>
+    </w:p>
+    <w:p>
+      <w:pPr>
+        <w:spacing w:after="0" w:line="360" w:lineRule="auto"/>
+        <w:jc w:val="right"/>
+        <w:rPr>
+          <w:b/>
+          <w:sz w:val="60"/>
+          <w:szCs w:val="60"/>
+        </w:rPr>
+      </w:pPr>
+    </w:p>
+    <w:p>
+      <w:pPr>
+        <w:spacing w:after="0" w:line="360" w:lineRule="auto"/>
+        <w:jc w:val="right"/>
+        <w:rPr>
+          <w:b/>
+          <w:sz w:val="60"/>
+          <w:szCs w:val="60"/>
+        </w:rPr>
+      </w:pPr>
+    </w:p>
+    <w:p>
+      <w:pPr>
+        <w:spacing w:after="0" w:line="360" w:lineRule="auto"/>
+        <w:jc w:val="right"/>
+        <w:rPr>
+          <w:b/>
+          <w:sz w:val="60"/>
+          <w:szCs w:val="60"/>
+        </w:rPr>
+      </w:pPr>
+    </w:p>
+    <w:p>
+      <w:pPr>
+        <w:spacing w:after="0" w:line="360" w:lineRule="auto"/>
+        <w:jc w:val="right"/>
+        <w:rPr>
+          <w:b/>
+          <w:sz w:val="60"/>
+          <w:szCs w:val="60"/>
+        </w:rPr>
+      </w:pPr>
+    </w:p>
+    <w:p>
+      <w:pPr>
+        <w:spacing w:after="0" w:line="360" w:lineRule="auto"/>
+        <w:jc w:val="right"/>
+        <w:rPr>
+          <w:b/>
+          <w:sz w:val="60"/>
+          <w:szCs w:val="60"/>
+        </w:rPr>
+      </w:pPr>
+    </w:p>
+    <w:p>
+      <w:pPr>
+        <w:spacing w:after="0" w:line="360" w:lineRule="auto"/>
+        <w:jc w:val="right"/>
+        <w:rPr>
+          <w:b/>
+          <w:sz w:val="60"/>
+          <w:szCs w:val="60"/>
+        </w:rPr>
+      </w:pPr>
+    </w:p>
+    <w:p>
+      <w:pPr>
+        <w:spacing w:after="0" w:line="360" w:lineRule="auto"/>
+        <w:jc w:val="right"/>
         <w:rPr>
           <w:b/>
           <w:sz w:val="60"/>
@@ -42605,7 +42854,7 @@
       <w:rPr>
         <w:noProof/>
       </w:rPr>
-      <w:t>xii</w:t>
+      <w:t>xiii</w:t>
     </w:r>
     <w:r>
       <w:fldChar w:fldCharType="end"/>
@@ -42634,7 +42883,7 @@
       <w:rPr>
         <w:noProof/>
       </w:rPr>
-      <w:t>23</w:t>
+      <w:t>2</w:t>
     </w:r>
     <w:r>
       <w:fldChar w:fldCharType="end"/>
@@ -54813,7 +55062,7 @@
 </file>
 
 <file path=customXml/itemProps1.xml><?xml version="1.0" encoding="utf-8"?>
-<ds:datastoreItem xmlns:ds="http://schemas.openxmlformats.org/officeDocument/2006/customXml" ds:itemID="{4F94EFA8-34F4-4A5D-BD6C-FCBEAAE23A71}">
+<ds:datastoreItem xmlns:ds="http://schemas.openxmlformats.org/officeDocument/2006/customXml" ds:itemID="{41B83063-5861-4764-A4EE-5D56DC2A59EB}">
   <ds:schemaRefs>
     <ds:schemaRef ds:uri="http://schemas.openxmlformats.org/officeDocument/2006/bibliography"/>
   </ds:schemaRefs>

--- a/docs/FYP-Documentation/FYP Part 1 Documentation/Riphah_Konnect_FYP_Doc.docx
+++ b/docs/FYP-Documentation/FYP Part 1 Documentation/Riphah_Konnect_FYP_Doc.docx
@@ -633,8 +633,8 @@
       <w:bookmarkStart w:id="1" w:name="_Toc228982528"/>
       <w:bookmarkStart w:id="2" w:name="_Toc228982629"/>
       <w:bookmarkStart w:id="3" w:name="_Toc228998932"/>
-      <w:bookmarkStart w:id="4" w:name="_Toc227543894"/>
-      <w:bookmarkStart w:id="5" w:name="_Toc229047543"/>
+      <w:bookmarkStart w:id="4" w:name="_Toc229047543"/>
+      <w:bookmarkStart w:id="5" w:name="_Toc227543894"/>
       <w:r>
         <w:rPr>
           <w:rFonts w:ascii="Times New Roman" w:hAnsi="Times New Roman"/>
@@ -646,7 +646,7 @@
       <w:bookmarkEnd w:id="1"/>
       <w:bookmarkEnd w:id="2"/>
       <w:bookmarkEnd w:id="3"/>
-      <w:bookmarkEnd w:id="5"/>
+      <w:bookmarkEnd w:id="4"/>
     </w:p>
     <w:p>
       <w:pPr>
@@ -657,7 +657,7 @@
         </w:rPr>
       </w:pPr>
     </w:p>
-    <w:bookmarkEnd w:id="4"/>
+    <w:bookmarkEnd w:id="5"/>
     <w:p>
       <w:pPr>
         <w:spacing w:before="160" w:after="120" w:line="360" w:lineRule="auto"/>
@@ -834,7 +834,7 @@
                     </wp:anchor>
                   </w:drawing>
                 </mc:Choice>
-                <mc:Fallback xmlns:w16sdtdh="http://schemas.microsoft.com/office/word/2020/wordml/sdtdatahash" xmlns:w16du="http://schemas.microsoft.com/office/word/2023/wordml/word16du" xmlns:w16="http://schemas.microsoft.com/office/word/2018/wordml" xmlns:w16cid="http://schemas.microsoft.com/office/word/2016/wordml/cid" xmlns:w16cex="http://schemas.microsoft.com/office/word/2018/wordml/cex" xmlns:oel="http://schemas.microsoft.com/office/2019/extlst" xmlns:am3d="http://schemas.microsoft.com/office/drawing/2017/model3d" xmlns:aink="http://schemas.microsoft.com/office/drawing/2016/ink" xmlns:cx8="http://schemas.microsoft.com/office/drawing/2016/5/14/chartex" xmlns:cx7="http://schemas.microsoft.com/office/drawing/2016/5/13/chartex" xmlns:cx6="http://schemas.microsoft.com/office/drawing/2016/5/12/chartex" xmlns:cx5="http://schemas.microsoft.com/office/drawing/2016/5/11/chartex" xmlns:cx4="http://schemas.microsoft.com/office/drawing/2016/5/10/chartex" xmlns:cx3="http://schemas.microsoft.com/office/drawing/2016/5/9/chartex" xmlns:cx2="http://schemas.microsoft.com/office/drawing/2015/10/21/chartex">
+                <mc:Fallback xmlns:cx2="http://schemas.microsoft.com/office/drawing/2015/10/21/chartex" xmlns:cx3="http://schemas.microsoft.com/office/drawing/2016/5/9/chartex" xmlns:cx4="http://schemas.microsoft.com/office/drawing/2016/5/10/chartex" xmlns:cx5="http://schemas.microsoft.com/office/drawing/2016/5/11/chartex" xmlns:cx6="http://schemas.microsoft.com/office/drawing/2016/5/12/chartex" xmlns:cx7="http://schemas.microsoft.com/office/drawing/2016/5/13/chartex" xmlns:cx8="http://schemas.microsoft.com/office/drawing/2016/5/14/chartex" xmlns:aink="http://schemas.microsoft.com/office/drawing/2016/ink" xmlns:am3d="http://schemas.microsoft.com/office/drawing/2017/model3d" xmlns:oel="http://schemas.microsoft.com/office/2019/extlst" xmlns:w16cex="http://schemas.microsoft.com/office/word/2018/wordml/cex" xmlns:w16cid="http://schemas.microsoft.com/office/word/2016/wordml/cid" xmlns:w16="http://schemas.microsoft.com/office/word/2018/wordml" xmlns:w16du="http://schemas.microsoft.com/office/word/2023/wordml/word16du" xmlns:w16sdtdh="http://schemas.microsoft.com/office/word/2020/wordml/sdtdatahash">
                   <w:pict>
                     <v:line w14:anchorId="69B6803B" id="Straight Connector 7" o:spid="_x0000_s1026" style="position:absolute;z-index:251659264;visibility:visible;mso-wrap-style:square;mso-width-percent:0;mso-height-percent:0;mso-wrap-distance-left:9pt;mso-wrap-distance-top:0;mso-wrap-distance-right:9pt;mso-wrap-distance-bottom:0;mso-position-horizontal:absolute;mso-position-horizontal-relative:text;mso-position-vertical:absolute;mso-position-vertical-relative:text;mso-width-percent:0;mso-height-percent:0;mso-width-relative:page;mso-height-relative:page" from=".3pt,8.95pt" to="189.3pt,8.95pt" o:gfxdata="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"/>
                   </w:pict>
@@ -1056,7 +1056,7 @@
                     </wp:anchor>
                   </w:drawing>
                 </mc:Choice>
-                <mc:Fallback xmlns:w16sdtdh="http://schemas.microsoft.com/office/word/2020/wordml/sdtdatahash" xmlns:w16du="http://schemas.microsoft.com/office/word/2023/wordml/word16du" xmlns:w16="http://schemas.microsoft.com/office/word/2018/wordml" xmlns:w16cid="http://schemas.microsoft.com/office/word/2016/wordml/cid" xmlns:w16cex="http://schemas.microsoft.com/office/word/2018/wordml/cex" xmlns:oel="http://schemas.microsoft.com/office/2019/extlst" xmlns:am3d="http://schemas.microsoft.com/office/drawing/2017/model3d" xmlns:aink="http://schemas.microsoft.com/office/drawing/2016/ink" xmlns:cx8="http://schemas.microsoft.com/office/drawing/2016/5/14/chartex" xmlns:cx7="http://schemas.microsoft.com/office/drawing/2016/5/13/chartex" xmlns:cx6="http://schemas.microsoft.com/office/drawing/2016/5/12/chartex" xmlns:cx5="http://schemas.microsoft.com/office/drawing/2016/5/11/chartex" xmlns:cx4="http://schemas.microsoft.com/office/drawing/2016/5/10/chartex" xmlns:cx3="http://schemas.microsoft.com/office/drawing/2016/5/9/chartex" xmlns:cx2="http://schemas.microsoft.com/office/drawing/2015/10/21/chartex">
+                <mc:Fallback xmlns:cx2="http://schemas.microsoft.com/office/drawing/2015/10/21/chartex" xmlns:cx3="http://schemas.microsoft.com/office/drawing/2016/5/9/chartex" xmlns:cx4="http://schemas.microsoft.com/office/drawing/2016/5/10/chartex" xmlns:cx5="http://schemas.microsoft.com/office/drawing/2016/5/11/chartex" xmlns:cx6="http://schemas.microsoft.com/office/drawing/2016/5/12/chartex" xmlns:cx7="http://schemas.microsoft.com/office/drawing/2016/5/13/chartex" xmlns:cx8="http://schemas.microsoft.com/office/drawing/2016/5/14/chartex" xmlns:aink="http://schemas.microsoft.com/office/drawing/2016/ink" xmlns:am3d="http://schemas.microsoft.com/office/drawing/2017/model3d" xmlns:oel="http://schemas.microsoft.com/office/2019/extlst" xmlns:w16cex="http://schemas.microsoft.com/office/word/2018/wordml/cex" xmlns:w16cid="http://schemas.microsoft.com/office/word/2016/wordml/cid" xmlns:w16="http://schemas.microsoft.com/office/word/2018/wordml" xmlns:w16du="http://schemas.microsoft.com/office/word/2023/wordml/word16du" xmlns:w16sdtdh="http://schemas.microsoft.com/office/word/2020/wordml/sdtdatahash">
                   <w:pict>
                     <v:line w14:anchorId="0BF08EDF" id="Straight Connector 6" o:spid="_x0000_s1026" style="position:absolute;z-index:251660288;visibility:visible;mso-wrap-style:square;mso-width-percent:0;mso-height-percent:0;mso-wrap-distance-left:9pt;mso-wrap-distance-top:0;mso-wrap-distance-right:9pt;mso-wrap-distance-bottom:0;mso-position-horizontal:absolute;mso-position-horizontal-relative:text;mso-position-vertical:absolute;mso-position-vertical-relative:text;mso-width-percent:0;mso-height-percent:0;mso-width-relative:page;mso-height-relative:page" from=".4pt,5.3pt" to="189.4pt,5.3pt" o:gfxdata="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"/>
                   </w:pict>
@@ -8121,7 +8121,7 @@
             <w:bCs w:val="0"/>
             <w:color w:val="000000"/>
           </w:rPr>
-          <w:t>Figur</w:t>
+          <w:t xml:space="preserve">Figure </w:t>
         </w:r>
         <w:r>
           <w:rPr>
@@ -8129,7 +8129,7 @@
             <w:bCs w:val="0"/>
             <w:color w:val="000000"/>
           </w:rPr>
-          <w:t>e</w:t>
+          <w:t>4.</w:t>
         </w:r>
         <w:r>
           <w:rPr>
@@ -8137,39 +8137,7 @@
             <w:bCs w:val="0"/>
             <w:color w:val="000000"/>
           </w:rPr>
-          <w:t xml:space="preserve"> </w:t>
-        </w:r>
-        <w:r>
-          <w:rPr>
-            <w:b w:val="0"/>
-            <w:bCs w:val="0"/>
-            <w:color w:val="000000"/>
-          </w:rPr>
-          <w:t>4.</w:t>
-        </w:r>
-        <w:r>
-          <w:rPr>
-            <w:b w:val="0"/>
-            <w:bCs w:val="0"/>
-            <w:color w:val="000000"/>
-          </w:rPr>
-          <w:t>1: Architectur</w:t>
-        </w:r>
-        <w:r>
-          <w:rPr>
-            <w:b w:val="0"/>
-            <w:bCs w:val="0"/>
-            <w:color w:val="000000"/>
-          </w:rPr>
-          <w:t>e</w:t>
-        </w:r>
-        <w:r>
-          <w:rPr>
-            <w:b w:val="0"/>
-            <w:bCs w:val="0"/>
-            <w:color w:val="000000"/>
-          </w:rPr>
-          <w:t xml:space="preserve"> Diagram</w:t>
+          <w:t>1: Architecture Diagram</w:t>
         </w:r>
         <w:r>
           <w:rPr>
@@ -8270,15 +8238,7 @@
             <w:bCs w:val="0"/>
             <w:color w:val="000000"/>
           </w:rPr>
-          <w:t>2</w:t>
-        </w:r>
-        <w:r>
-          <w:rPr>
-            <w:b w:val="0"/>
-            <w:bCs w:val="0"/>
-            <w:color w:val="000000"/>
-          </w:rPr>
-          <w:t>: Class Diagram</w:t>
+          <w:t>2: Class Diagram</w:t>
         </w:r>
         <w:r>
           <w:rPr>
@@ -8363,15 +8323,7 @@
             <w:bCs w:val="0"/>
             <w:color w:val="000000"/>
           </w:rPr>
-          <w:t>Figure</w:t>
-        </w:r>
-        <w:r>
-          <w:rPr>
-            <w:b w:val="0"/>
-            <w:bCs w:val="0"/>
-            <w:color w:val="000000"/>
-          </w:rPr>
-          <w:t xml:space="preserve"> </w:t>
+          <w:t xml:space="preserve">Figure </w:t>
         </w:r>
         <w:r>
           <w:rPr>
@@ -9356,23 +9308,143 @@
             <w:rFonts w:cs="Times New Roman"/>
             <w:b w:val="0"/>
           </w:rPr>
-          <w:t>Table 3</w:t>
-        </w:r>
+          <w:t>Table 3.5.4: Test Cases for Creating Semester Groups</w:t>
+        </w:r>
+        <w:r>
+          <w:rPr>
+            <w:b w:val="0"/>
+            <w:webHidden/>
+          </w:rPr>
+          <w:tab/>
+        </w:r>
+        <w:r>
+          <w:rPr>
+            <w:b w:val="0"/>
+            <w:webHidden/>
+          </w:rPr>
+          <w:fldChar w:fldCharType="begin"/>
+        </w:r>
+        <w:r>
+          <w:rPr>
+            <w:b w:val="0"/>
+            <w:webHidden/>
+          </w:rPr>
+          <w:instrText xml:space="preserve"> PAGEREF _Toc229047649 \h </w:instrText>
+        </w:r>
+        <w:r>
+          <w:rPr>
+            <w:b w:val="0"/>
+            <w:webHidden/>
+          </w:rPr>
+        </w:r>
+        <w:r>
+          <w:rPr>
+            <w:b w:val="0"/>
+            <w:webHidden/>
+          </w:rPr>
+          <w:fldChar w:fldCharType="separate"/>
+        </w:r>
+        <w:r>
+          <w:rPr>
+            <w:b w:val="0"/>
+            <w:webHidden/>
+          </w:rPr>
+          <w:t>22</w:t>
+        </w:r>
+        <w:r>
+          <w:rPr>
+            <w:b w:val="0"/>
+            <w:webHidden/>
+          </w:rPr>
+          <w:fldChar w:fldCharType="end"/>
+        </w:r>
+      </w:hyperlink>
+    </w:p>
+    <w:p>
+      <w:pPr>
+        <w:pStyle w:val="TOC1"/>
+        <w:rPr>
+          <w:rFonts w:asciiTheme="minorHAnsi" w:hAnsiTheme="minorHAnsi"/>
+          <w:b w:val="0"/>
+          <w:bCs w:val="0"/>
+        </w:rPr>
+      </w:pPr>
+      <w:hyperlink w:anchor="_Toc229047650" w:history="1">
         <w:r>
           <w:rPr>
             <w:rStyle w:val="Hyperlink"/>
             <w:rFonts w:cs="Times New Roman"/>
             <w:b w:val="0"/>
           </w:rPr>
-          <w:t>.</w:t>
-        </w:r>
+          <w:t>Table 3.5.5: Test Cases for Joining Semester Groups</w:t>
+        </w:r>
+        <w:r>
+          <w:rPr>
+            <w:b w:val="0"/>
+            <w:webHidden/>
+          </w:rPr>
+          <w:tab/>
+        </w:r>
+        <w:r>
+          <w:rPr>
+            <w:b w:val="0"/>
+            <w:webHidden/>
+          </w:rPr>
+          <w:fldChar w:fldCharType="begin"/>
+        </w:r>
+        <w:r>
+          <w:rPr>
+            <w:b w:val="0"/>
+            <w:webHidden/>
+          </w:rPr>
+          <w:instrText xml:space="preserve"> PAGEREF _Toc229047650 \h </w:instrText>
+        </w:r>
+        <w:r>
+          <w:rPr>
+            <w:b w:val="0"/>
+            <w:webHidden/>
+          </w:rPr>
+        </w:r>
+        <w:r>
+          <w:rPr>
+            <w:b w:val="0"/>
+            <w:webHidden/>
+          </w:rPr>
+          <w:fldChar w:fldCharType="separate"/>
+        </w:r>
+        <w:r>
+          <w:rPr>
+            <w:b w:val="0"/>
+            <w:webHidden/>
+          </w:rPr>
+          <w:t>23</w:t>
+        </w:r>
+        <w:r>
+          <w:rPr>
+            <w:b w:val="0"/>
+            <w:webHidden/>
+          </w:rPr>
+          <w:fldChar w:fldCharType="end"/>
+        </w:r>
+      </w:hyperlink>
+    </w:p>
+    <w:p>
+      <w:pPr>
+        <w:pStyle w:val="TOC1"/>
+        <w:rPr>
+          <w:rFonts w:asciiTheme="minorHAnsi" w:hAnsiTheme="minorHAnsi"/>
+          <w:b w:val="0"/>
+          <w:bCs w:val="0"/>
+        </w:rPr>
+      </w:pPr>
+      <w:hyperlink w:anchor="_Toc229047651" w:history="1">
         <w:r>
           <w:rPr>
             <w:rStyle w:val="Hyperlink"/>
             <w:rFonts w:cs="Times New Roman"/>
             <w:b w:val="0"/>
           </w:rPr>
-          <w:t>5.4: Test Cases for Creating Semester Groups</w:t>
+          <w:t>Table 3.5.6: Test Cases for Creating Campus Events</w:t>
         </w:r>
         <w:r>
           <w:rPr>
@@ -9393,7 +9465,7 @@
             <w:b w:val="0"/>
             <w:webHidden/>
           </w:rPr>
-          <w:instrText xml:space="preserve"> PAGEREF _Toc229047649 \h </w:instrText>
+          <w:instrText xml:space="preserve"> PAGEREF _Toc229047651 \h </w:instrText>
         </w:r>
         <w:r>
           <w:rPr>
@@ -9413,7 +9485,7 @@
             <w:b w:val="0"/>
             <w:webHidden/>
           </w:rPr>
-          <w:t>22</w:t>
+          <w:t>24</w:t>
         </w:r>
         <w:r>
           <w:rPr>
@@ -9433,14 +9505,14 @@
           <w:bCs w:val="0"/>
         </w:rPr>
       </w:pPr>
-      <w:hyperlink w:anchor="_Toc229047650" w:history="1">
+      <w:hyperlink w:anchor="_Toc229047652" w:history="1">
         <w:r>
           <w:rPr>
             <w:rStyle w:val="Hyperlink"/>
             <w:rFonts w:cs="Times New Roman"/>
             <w:b w:val="0"/>
           </w:rPr>
-          <w:t>Table 3.5.5: Test Cases for Joining Semester Groups</w:t>
+          <w:t>Table 3.5.7: Test Cases for RSVP to Campus Events</w:t>
         </w:r>
         <w:r>
           <w:rPr>
@@ -9461,7 +9533,7 @@
             <w:b w:val="0"/>
             <w:webHidden/>
           </w:rPr>
-          <w:instrText xml:space="preserve"> PAGEREF _Toc229047650 \h </w:instrText>
+          <w:instrText xml:space="preserve"> PAGEREF _Toc229047652 \h </w:instrText>
         </w:r>
         <w:r>
           <w:rPr>
@@ -9481,7 +9553,7 @@
             <w:b w:val="0"/>
             <w:webHidden/>
           </w:rPr>
-          <w:t>23</w:t>
+          <w:t>24</w:t>
         </w:r>
         <w:r>
           <w:rPr>
@@ -9501,14 +9573,14 @@
           <w:bCs w:val="0"/>
         </w:rPr>
       </w:pPr>
-      <w:hyperlink w:anchor="_Toc229047651" w:history="1">
+      <w:hyperlink w:anchor="_Toc229047653" w:history="1">
         <w:r>
           <w:rPr>
             <w:rStyle w:val="Hyperlink"/>
             <w:rFonts w:cs="Times New Roman"/>
             <w:b w:val="0"/>
           </w:rPr>
-          <w:t>Table 3.5.6: Test Cases for Creating Campus Events</w:t>
+          <w:t>Table 3.5.8: Test Cases for Reporting Lost/Found Items</w:t>
         </w:r>
         <w:r>
           <w:rPr>
@@ -9529,7 +9601,7 @@
             <w:b w:val="0"/>
             <w:webHidden/>
           </w:rPr>
-          <w:instrText xml:space="preserve"> PAGEREF _Toc229047651 \h </w:instrText>
+          <w:instrText xml:space="preserve"> PAGEREF _Toc229047653 \h </w:instrText>
         </w:r>
         <w:r>
           <w:rPr>
@@ -9549,7 +9621,7 @@
             <w:b w:val="0"/>
             <w:webHidden/>
           </w:rPr>
-          <w:t>24</w:t>
+          <w:t>25</w:t>
         </w:r>
         <w:r>
           <w:rPr>
@@ -9569,14 +9641,14 @@
           <w:bCs w:val="0"/>
         </w:rPr>
       </w:pPr>
-      <w:hyperlink w:anchor="_Toc229047652" w:history="1">
+      <w:hyperlink w:anchor="_Toc229047654" w:history="1">
         <w:r>
           <w:rPr>
             <w:rStyle w:val="Hyperlink"/>
             <w:rFonts w:cs="Times New Roman"/>
             <w:b w:val="0"/>
           </w:rPr>
-          <w:t>Table 3.5.7: Test Cases for RSVP to Campus Events</w:t>
+          <w:t>Table 3.5.9: Test Cases for Sending Messages</w:t>
         </w:r>
         <w:r>
           <w:rPr>
@@ -9597,7 +9669,7 @@
             <w:b w:val="0"/>
             <w:webHidden/>
           </w:rPr>
-          <w:instrText xml:space="preserve"> PAGEREF _Toc229047652 \h </w:instrText>
+          <w:instrText xml:space="preserve"> PAGEREF _Toc229047654 \h </w:instrText>
         </w:r>
         <w:r>
           <w:rPr>
@@ -9617,7 +9689,7 @@
             <w:b w:val="0"/>
             <w:webHidden/>
           </w:rPr>
-          <w:t>24</w:t>
+          <w:t>26</w:t>
         </w:r>
         <w:r>
           <w:rPr>
@@ -9637,14 +9709,14 @@
           <w:bCs w:val="0"/>
         </w:rPr>
       </w:pPr>
-      <w:hyperlink w:anchor="_Toc229047653" w:history="1">
+      <w:hyperlink w:anchor="_Toc229047655" w:history="1">
         <w:r>
           <w:rPr>
             <w:rStyle w:val="Hyperlink"/>
             <w:rFonts w:cs="Times New Roman"/>
             <w:b w:val="0"/>
           </w:rPr>
-          <w:t>Table 3.5.8: Test Cases for Reporting Lost/Found Items</w:t>
+          <w:t>Table 3.5.10: Test Cases for Posting Announcements</w:t>
         </w:r>
         <w:r>
           <w:rPr>
@@ -9665,7 +9737,7 @@
             <w:b w:val="0"/>
             <w:webHidden/>
           </w:rPr>
-          <w:instrText xml:space="preserve"> PAGEREF _Toc229047653 \h </w:instrText>
+          <w:instrText xml:space="preserve"> PAGEREF _Toc229047655 \h </w:instrText>
         </w:r>
         <w:r>
           <w:rPr>
@@ -9685,7 +9757,7 @@
             <w:b w:val="0"/>
             <w:webHidden/>
           </w:rPr>
-          <w:t>25</w:t>
+          <w:t>26</w:t>
         </w:r>
         <w:r>
           <w:rPr>
@@ -9705,14 +9777,14 @@
           <w:bCs w:val="0"/>
         </w:rPr>
       </w:pPr>
-      <w:hyperlink w:anchor="_Toc229047654" w:history="1">
+      <w:hyperlink w:anchor="_Toc229047656" w:history="1">
         <w:r>
           <w:rPr>
             <w:rStyle w:val="Hyperlink"/>
             <w:rFonts w:cs="Times New Roman"/>
             <w:b w:val="0"/>
           </w:rPr>
-          <w:t>Table 3.5.9: Test Cases for Sending Messages</w:t>
+          <w:t>Table 3.5.11: Test Cases for Updating User Profile</w:t>
         </w:r>
         <w:r>
           <w:rPr>
@@ -9733,7 +9805,7 @@
             <w:b w:val="0"/>
             <w:webHidden/>
           </w:rPr>
-          <w:instrText xml:space="preserve"> PAGEREF _Toc229047654 \h </w:instrText>
+          <w:instrText xml:space="preserve"> PAGEREF _Toc229047656 \h </w:instrText>
         </w:r>
         <w:r>
           <w:rPr>
@@ -9753,7 +9825,7 @@
             <w:b w:val="0"/>
             <w:webHidden/>
           </w:rPr>
-          <w:t>26</w:t>
+          <w:t>27</w:t>
         </w:r>
         <w:r>
           <w:rPr>
@@ -9773,14 +9845,431 @@
           <w:bCs w:val="0"/>
         </w:rPr>
       </w:pPr>
-      <w:hyperlink w:anchor="_Toc229047655" w:history="1">
+      <w:hyperlink w:anchor="_Toc229047657" w:history="1">
+        <w:r>
+          <w:rPr>
+            <w:rStyle w:val="Hyperlink"/>
+            <w:b w:val="0"/>
+          </w:rPr>
+          <w:t xml:space="preserve">Table 3.5.12: Test Cases for </w:t>
+        </w:r>
+        <w:r>
+          <w:rPr>
+            <w:rStyle w:val="Hyperlink"/>
+            <w:b w:val="0"/>
+            <w:u w:val="none"/>
+          </w:rPr>
+          <w:t>Deleting</w:t>
+        </w:r>
+        <w:r>
+          <w:rPr>
+            <w:rStyle w:val="Hyperlink"/>
+            <w:b w:val="0"/>
+          </w:rPr>
+          <w:t xml:space="preserve"> Posts</w:t>
+        </w:r>
+        <w:r>
+          <w:rPr>
+            <w:b w:val="0"/>
+            <w:webHidden/>
+          </w:rPr>
+          <w:tab/>
+        </w:r>
+        <w:r>
+          <w:rPr>
+            <w:b w:val="0"/>
+            <w:webHidden/>
+          </w:rPr>
+          <w:fldChar w:fldCharType="begin"/>
+        </w:r>
+        <w:r>
+          <w:rPr>
+            <w:b w:val="0"/>
+            <w:webHidden/>
+          </w:rPr>
+          <w:instrText xml:space="preserve"> PAGEREF _Toc229047657 \h </w:instrText>
+        </w:r>
+        <w:r>
+          <w:rPr>
+            <w:b w:val="0"/>
+            <w:webHidden/>
+          </w:rPr>
+        </w:r>
+        <w:r>
+          <w:rPr>
+            <w:b w:val="0"/>
+            <w:webHidden/>
+          </w:rPr>
+          <w:fldChar w:fldCharType="separate"/>
+        </w:r>
+        <w:r>
+          <w:rPr>
+            <w:b w:val="0"/>
+            <w:webHidden/>
+          </w:rPr>
+          <w:t>28</w:t>
+        </w:r>
+        <w:r>
+          <w:rPr>
+            <w:b w:val="0"/>
+            <w:webHidden/>
+          </w:rPr>
+          <w:fldChar w:fldCharType="end"/>
+        </w:r>
+      </w:hyperlink>
+    </w:p>
+    <w:p>
+      <w:pPr>
+        <w:pStyle w:val="TOC1"/>
+        <w:rPr>
+          <w:rFonts w:asciiTheme="minorHAnsi" w:hAnsiTheme="minorHAnsi"/>
+          <w:b w:val="0"/>
+          <w:bCs w:val="0"/>
+        </w:rPr>
+      </w:pPr>
+      <w:hyperlink w:anchor="_Toc229047658" w:history="1">
+        <w:r>
+          <w:rPr>
+            <w:rStyle w:val="Hyperlink"/>
+            <w:b w:val="0"/>
+          </w:rPr>
+          <w:t>Table 3.5.13: Test Cases for Leaving Semester Groups</w:t>
+        </w:r>
+        <w:r>
+          <w:rPr>
+            <w:b w:val="0"/>
+            <w:webHidden/>
+          </w:rPr>
+          <w:tab/>
+        </w:r>
+        <w:r>
+          <w:rPr>
+            <w:b w:val="0"/>
+            <w:webHidden/>
+          </w:rPr>
+          <w:fldChar w:fldCharType="begin"/>
+        </w:r>
+        <w:r>
+          <w:rPr>
+            <w:b w:val="0"/>
+            <w:webHidden/>
+          </w:rPr>
+          <w:instrText xml:space="preserve"> PAGEREF _Toc229047658 \h </w:instrText>
+        </w:r>
+        <w:r>
+          <w:rPr>
+            <w:b w:val="0"/>
+            <w:webHidden/>
+          </w:rPr>
+        </w:r>
+        <w:r>
+          <w:rPr>
+            <w:b w:val="0"/>
+            <w:webHidden/>
+          </w:rPr>
+          <w:fldChar w:fldCharType="separate"/>
+        </w:r>
+        <w:r>
+          <w:rPr>
+            <w:b w:val="0"/>
+            <w:webHidden/>
+          </w:rPr>
+          <w:t>28</w:t>
+        </w:r>
+        <w:r>
+          <w:rPr>
+            <w:b w:val="0"/>
+            <w:webHidden/>
+          </w:rPr>
+          <w:fldChar w:fldCharType="end"/>
+        </w:r>
+      </w:hyperlink>
+    </w:p>
+    <w:p>
+      <w:pPr>
+        <w:pStyle w:val="TOC1"/>
+        <w:rPr>
+          <w:rFonts w:asciiTheme="minorHAnsi" w:hAnsiTheme="minorHAnsi"/>
+          <w:b w:val="0"/>
+          <w:bCs w:val="0"/>
+        </w:rPr>
+      </w:pPr>
+      <w:hyperlink w:anchor="_Toc229047659" w:history="1">
+        <w:r>
+          <w:rPr>
+            <w:rStyle w:val="Hyperlink"/>
+            <w:b w:val="0"/>
+          </w:rPr>
+          <w:t>Table 3.5.14: Test Cases for Marking Lost Items as Resolved</w:t>
+        </w:r>
+        <w:r>
+          <w:rPr>
+            <w:b w:val="0"/>
+            <w:webHidden/>
+          </w:rPr>
+          <w:tab/>
+        </w:r>
+        <w:r>
+          <w:rPr>
+            <w:b w:val="0"/>
+            <w:webHidden/>
+          </w:rPr>
+          <w:fldChar w:fldCharType="begin"/>
+        </w:r>
+        <w:r>
+          <w:rPr>
+            <w:b w:val="0"/>
+            <w:webHidden/>
+          </w:rPr>
+          <w:instrText xml:space="preserve"> PAGEREF _Toc229047659 \h </w:instrText>
+        </w:r>
+        <w:r>
+          <w:rPr>
+            <w:b w:val="0"/>
+            <w:webHidden/>
+          </w:rPr>
+        </w:r>
+        <w:r>
+          <w:rPr>
+            <w:b w:val="0"/>
+            <w:webHidden/>
+          </w:rPr>
+          <w:fldChar w:fldCharType="separate"/>
+        </w:r>
+        <w:r>
+          <w:rPr>
+            <w:b w:val="0"/>
+            <w:webHidden/>
+          </w:rPr>
+          <w:t>29</w:t>
+        </w:r>
+        <w:r>
+          <w:rPr>
+            <w:b w:val="0"/>
+            <w:webHidden/>
+          </w:rPr>
+          <w:fldChar w:fldCharType="end"/>
+        </w:r>
+      </w:hyperlink>
+    </w:p>
+    <w:p>
+      <w:pPr>
+        <w:pStyle w:val="TOC1"/>
+        <w:rPr>
+          <w:rFonts w:asciiTheme="minorHAnsi" w:hAnsiTheme="minorHAnsi"/>
+          <w:b w:val="0"/>
+          <w:bCs w:val="0"/>
+        </w:rPr>
+      </w:pPr>
+      <w:hyperlink w:anchor="_Toc229047660" w:history="1">
+        <w:r>
+          <w:rPr>
+            <w:rStyle w:val="Hyperlink"/>
+            <w:b w:val="0"/>
+          </w:rPr>
+          <w:t>Table 3.5.15: Test Cases for Resetting Password</w:t>
+        </w:r>
+        <w:r>
+          <w:rPr>
+            <w:b w:val="0"/>
+            <w:webHidden/>
+          </w:rPr>
+          <w:tab/>
+        </w:r>
+        <w:r>
+          <w:rPr>
+            <w:b w:val="0"/>
+            <w:webHidden/>
+          </w:rPr>
+          <w:fldChar w:fldCharType="begin"/>
+        </w:r>
+        <w:r>
+          <w:rPr>
+            <w:b w:val="0"/>
+            <w:webHidden/>
+          </w:rPr>
+          <w:instrText xml:space="preserve"> PAGEREF _Toc229047660 \h </w:instrText>
+        </w:r>
+        <w:r>
+          <w:rPr>
+            <w:b w:val="0"/>
+            <w:webHidden/>
+          </w:rPr>
+        </w:r>
+        <w:r>
+          <w:rPr>
+            <w:b w:val="0"/>
+            <w:webHidden/>
+          </w:rPr>
+          <w:fldChar w:fldCharType="separate"/>
+        </w:r>
+        <w:r>
+          <w:rPr>
+            <w:b w:val="0"/>
+            <w:webHidden/>
+          </w:rPr>
+          <w:t>30</w:t>
+        </w:r>
+        <w:r>
+          <w:rPr>
+            <w:b w:val="0"/>
+            <w:webHidden/>
+          </w:rPr>
+          <w:fldChar w:fldCharType="end"/>
+        </w:r>
+      </w:hyperlink>
+    </w:p>
+    <w:p>
+      <w:pPr>
+        <w:pStyle w:val="TOC1"/>
+        <w:rPr>
+          <w:rFonts w:asciiTheme="minorHAnsi" w:hAnsiTheme="minorHAnsi"/>
+          <w:b w:val="0"/>
+          <w:bCs w:val="0"/>
+        </w:rPr>
+      </w:pPr>
+      <w:hyperlink w:anchor="_Toc229047661" w:history="1">
+        <w:r>
+          <w:rPr>
+            <w:rStyle w:val="Hyperlink"/>
+            <w:b w:val="0"/>
+          </w:rPr>
+          <w:t>Table 3.5.16: Test Cases for Viewing Another User's Profile</w:t>
+        </w:r>
+        <w:r>
+          <w:rPr>
+            <w:b w:val="0"/>
+            <w:webHidden/>
+          </w:rPr>
+          <w:tab/>
+        </w:r>
+        <w:r>
+          <w:rPr>
+            <w:b w:val="0"/>
+            <w:webHidden/>
+          </w:rPr>
+          <w:fldChar w:fldCharType="begin"/>
+        </w:r>
+        <w:r>
+          <w:rPr>
+            <w:b w:val="0"/>
+            <w:webHidden/>
+          </w:rPr>
+          <w:instrText xml:space="preserve"> PAGEREF _Toc229047661 \h </w:instrText>
+        </w:r>
+        <w:r>
+          <w:rPr>
+            <w:b w:val="0"/>
+            <w:webHidden/>
+          </w:rPr>
+        </w:r>
+        <w:r>
+          <w:rPr>
+            <w:b w:val="0"/>
+            <w:webHidden/>
+          </w:rPr>
+          <w:fldChar w:fldCharType="separate"/>
+        </w:r>
+        <w:r>
+          <w:rPr>
+            <w:b w:val="0"/>
+            <w:webHidden/>
+          </w:rPr>
+          <w:t>30</w:t>
+        </w:r>
+        <w:r>
+          <w:rPr>
+            <w:b w:val="0"/>
+            <w:webHidden/>
+          </w:rPr>
+          <w:fldChar w:fldCharType="end"/>
+        </w:r>
+      </w:hyperlink>
+    </w:p>
+    <w:p>
+      <w:pPr>
+        <w:pStyle w:val="TOC1"/>
+        <w:rPr>
+          <w:rFonts w:asciiTheme="minorHAnsi" w:hAnsiTheme="minorHAnsi"/>
+          <w:b w:val="0"/>
+          <w:bCs w:val="0"/>
+        </w:rPr>
+      </w:pPr>
+      <w:hyperlink w:anchor="_Toc229047662" w:history="1">
+        <w:r>
+          <w:rPr>
+            <w:rStyle w:val="Hyperlink"/>
+            <w:b w:val="0"/>
+          </w:rPr>
+          <w:t>Table 3.5.17: Test Cases for Liking a Post</w:t>
+        </w:r>
+        <w:r>
+          <w:rPr>
+            <w:b w:val="0"/>
+            <w:webHidden/>
+          </w:rPr>
+          <w:tab/>
+        </w:r>
+        <w:r>
+          <w:rPr>
+            <w:b w:val="0"/>
+            <w:webHidden/>
+          </w:rPr>
+          <w:fldChar w:fldCharType="begin"/>
+        </w:r>
+        <w:r>
+          <w:rPr>
+            <w:b w:val="0"/>
+            <w:webHidden/>
+          </w:rPr>
+          <w:instrText xml:space="preserve"> PAGEREF _Toc229047662 \h </w:instrText>
+        </w:r>
+        <w:r>
+          <w:rPr>
+            <w:b w:val="0"/>
+            <w:webHidden/>
+          </w:rPr>
+        </w:r>
+        <w:r>
+          <w:rPr>
+            <w:b w:val="0"/>
+            <w:webHidden/>
+          </w:rPr>
+          <w:fldChar w:fldCharType="separate"/>
+        </w:r>
+        <w:r>
+          <w:rPr>
+            <w:b w:val="0"/>
+            <w:webHidden/>
+          </w:rPr>
+          <w:t>31</w:t>
+        </w:r>
+        <w:r>
+          <w:rPr>
+            <w:b w:val="0"/>
+            <w:webHidden/>
+          </w:rPr>
+          <w:fldChar w:fldCharType="end"/>
+        </w:r>
+      </w:hyperlink>
+    </w:p>
+    <w:p>
+      <w:pPr>
+        <w:pStyle w:val="TOC1"/>
+        <w:rPr>
+          <w:rFonts w:asciiTheme="minorHAnsi" w:hAnsiTheme="minorHAnsi"/>
+          <w:b w:val="0"/>
+          <w:bCs w:val="0"/>
+        </w:rPr>
+      </w:pPr>
+      <w:hyperlink w:anchor="_Toc229047663" w:history="1">
         <w:r>
           <w:rPr>
             <w:rStyle w:val="Hyperlink"/>
             <w:rFonts w:cs="Times New Roman"/>
             <w:b w:val="0"/>
           </w:rPr>
-          <w:t>Table 3.5.10: Test Cases for Posting Announcements</w:t>
+          <w:t>Table 4.6.1: Login to System</w:t>
         </w:r>
         <w:r>
           <w:rPr>
@@ -9801,7 +10290,7 @@
             <w:b w:val="0"/>
             <w:webHidden/>
           </w:rPr>
-          <w:instrText xml:space="preserve"> PAGEREF _Toc229047655 \h </w:instrText>
+          <w:instrText xml:space="preserve"> PAGEREF _Toc229047663 \h </w:instrText>
         </w:r>
         <w:r>
           <w:rPr>
@@ -9821,7 +10310,7 @@
             <w:b w:val="0"/>
             <w:webHidden/>
           </w:rPr>
-          <w:t>26</w:t>
+          <w:t>37</w:t>
         </w:r>
         <w:r>
           <w:rPr>
@@ -9841,14 +10330,14 @@
           <w:bCs w:val="0"/>
         </w:rPr>
       </w:pPr>
-      <w:hyperlink w:anchor="_Toc229047656" w:history="1">
+      <w:hyperlink w:anchor="_Toc229047664" w:history="1">
         <w:r>
           <w:rPr>
             <w:rStyle w:val="Hyperlink"/>
             <w:rFonts w:cs="Times New Roman"/>
             <w:b w:val="0"/>
           </w:rPr>
-          <w:t>Table 3.5.11: Test Cases for Updating User Profile</w:t>
+          <w:t>Table 4.6.2: Create Post</w:t>
         </w:r>
         <w:r>
           <w:rPr>
@@ -9869,7 +10358,7 @@
             <w:b w:val="0"/>
             <w:webHidden/>
           </w:rPr>
-          <w:instrText xml:space="preserve"> PAGEREF _Toc229047656 \h </w:instrText>
+          <w:instrText xml:space="preserve"> PAGEREF _Toc229047664 \h </w:instrText>
         </w:r>
         <w:r>
           <w:rPr>
@@ -9889,7 +10378,7 @@
             <w:b w:val="0"/>
             <w:webHidden/>
           </w:rPr>
-          <w:t>27</w:t>
+          <w:t>38</w:t>
         </w:r>
         <w:r>
           <w:rPr>
@@ -9909,69 +10398,55 @@
           <w:bCs w:val="0"/>
         </w:rPr>
       </w:pPr>
-      <w:hyperlink w:anchor="_Toc229047657" w:history="1">
+      <w:hyperlink w:anchor="_Toc229047665" w:history="1">
         <w:r>
           <w:rPr>
             <w:rStyle w:val="Hyperlink"/>
+            <w:rFonts w:cs="Times New Roman"/>
             <w:b w:val="0"/>
           </w:rPr>
-          <w:t xml:space="preserve">Table 3.5.12: Test Cases for </w:t>
-        </w:r>
-        <w:r>
-          <w:rPr>
-            <w:rStyle w:val="Hyperlink"/>
+          <w:t>Table 4.6.3: Like and Comment on Post</w:t>
+        </w:r>
+        <w:r>
+          <w:rPr>
             <w:b w:val="0"/>
-            <w:u w:val="none"/>
-          </w:rPr>
-          <w:t>Deleting</w:t>
-        </w:r>
-        <w:r>
-          <w:rPr>
-            <w:rStyle w:val="Hyperlink"/>
+            <w:webHidden/>
+          </w:rPr>
+          <w:tab/>
+        </w:r>
+        <w:r>
+          <w:rPr>
             <w:b w:val="0"/>
-          </w:rPr>
-          <w:t xml:space="preserve"> Posts</w:t>
+            <w:webHidden/>
+          </w:rPr>
+          <w:fldChar w:fldCharType="begin"/>
         </w:r>
         <w:r>
           <w:rPr>
             <w:b w:val="0"/>
             <w:webHidden/>
           </w:rPr>
-          <w:tab/>
+          <w:instrText xml:space="preserve"> PAGEREF _Toc229047665 \h </w:instrText>
         </w:r>
         <w:r>
           <w:rPr>
             <w:b w:val="0"/>
             <w:webHidden/>
           </w:rPr>
-          <w:fldChar w:fldCharType="begin"/>
         </w:r>
         <w:r>
           <w:rPr>
             <w:b w:val="0"/>
             <w:webHidden/>
           </w:rPr>
-          <w:instrText xml:space="preserve"> PAGEREF _Toc229047657 \h </w:instrText>
+          <w:fldChar w:fldCharType="separate"/>
         </w:r>
         <w:r>
           <w:rPr>
             <w:b w:val="0"/>
             <w:webHidden/>
           </w:rPr>
-        </w:r>
-        <w:r>
-          <w:rPr>
-            <w:b w:val="0"/>
-            <w:webHidden/>
-          </w:rPr>
-          <w:fldChar w:fldCharType="separate"/>
-        </w:r>
-        <w:r>
-          <w:rPr>
-            <w:b w:val="0"/>
-            <w:webHidden/>
-          </w:rPr>
-          <w:t>28</w:t>
+          <w:t>39</w:t>
         </w:r>
         <w:r>
           <w:rPr>
@@ -9991,13 +10466,14 @@
           <w:bCs w:val="0"/>
         </w:rPr>
       </w:pPr>
-      <w:hyperlink w:anchor="_Toc229047658" w:history="1">
+      <w:hyperlink w:anchor="_Toc229047666" w:history="1">
         <w:r>
           <w:rPr>
             <w:rStyle w:val="Hyperlink"/>
+            <w:rFonts w:cs="Times New Roman"/>
             <w:b w:val="0"/>
           </w:rPr>
-          <w:t>Table 3.5.13: Test Cases for Leaving Semester Groups</w:t>
+          <w:t>Table 4.6.4: Join Semester Group</w:t>
         </w:r>
         <w:r>
           <w:rPr>
@@ -10018,7 +10494,7 @@
             <w:b w:val="0"/>
             <w:webHidden/>
           </w:rPr>
-          <w:instrText xml:space="preserve"> PAGEREF _Toc229047658 \h </w:instrText>
+          <w:instrText xml:space="preserve"> PAGEREF _Toc229047666 \h </w:instrText>
         </w:r>
         <w:r>
           <w:rPr>
@@ -10038,7 +10514,7 @@
             <w:b w:val="0"/>
             <w:webHidden/>
           </w:rPr>
-          <w:t>28</w:t>
+          <w:t>39</w:t>
         </w:r>
         <w:r>
           <w:rPr>
@@ -10058,13 +10534,14 @@
           <w:bCs w:val="0"/>
         </w:rPr>
       </w:pPr>
-      <w:hyperlink w:anchor="_Toc229047659" w:history="1">
+      <w:hyperlink w:anchor="_Toc229047667" w:history="1">
         <w:r>
           <w:rPr>
             <w:rStyle w:val="Hyperlink"/>
+            <w:rFonts w:cs="Times New Roman"/>
             <w:b w:val="0"/>
           </w:rPr>
-          <w:t>Table 3.5.14: Test Cases for Marking Lost Items as Resolved</w:t>
+          <w:t>Table 4.6.5: RSVP to Campus Event</w:t>
         </w:r>
         <w:r>
           <w:rPr>
@@ -10085,7 +10562,7 @@
             <w:b w:val="0"/>
             <w:webHidden/>
           </w:rPr>
-          <w:instrText xml:space="preserve"> PAGEREF _Toc229047659 \h </w:instrText>
+          <w:instrText xml:space="preserve"> PAGEREF _Toc229047667 \h </w:instrText>
         </w:r>
         <w:r>
           <w:rPr>
@@ -10105,7 +10582,7 @@
             <w:b w:val="0"/>
             <w:webHidden/>
           </w:rPr>
-          <w:t>29</w:t>
+          <w:t>40</w:t>
         </w:r>
         <w:r>
           <w:rPr>
@@ -10125,13 +10602,14 @@
           <w:bCs w:val="0"/>
         </w:rPr>
       </w:pPr>
-      <w:hyperlink w:anchor="_Toc229047660" w:history="1">
+      <w:hyperlink w:anchor="_Toc229047668" w:history="1">
         <w:r>
           <w:rPr>
             <w:rStyle w:val="Hyperlink"/>
+            <w:rFonts w:cs="Times New Roman"/>
             <w:b w:val="0"/>
           </w:rPr>
-          <w:t>Table 3.5.15: Test Cases for Resetting Password</w:t>
+          <w:t>Table 4.6.6: Report Lost/Found Item</w:t>
         </w:r>
         <w:r>
           <w:rPr>
@@ -10152,7 +10630,7 @@
             <w:b w:val="0"/>
             <w:webHidden/>
           </w:rPr>
-          <w:instrText xml:space="preserve"> PAGEREF _Toc229047660 \h </w:instrText>
+          <w:instrText xml:space="preserve"> PAGEREF _Toc229047668 \h </w:instrText>
         </w:r>
         <w:r>
           <w:rPr>
@@ -10172,7 +10650,7 @@
             <w:b w:val="0"/>
             <w:webHidden/>
           </w:rPr>
-          <w:t>30</w:t>
+          <w:t>41</w:t>
         </w:r>
         <w:r>
           <w:rPr>
@@ -10192,13 +10670,14 @@
           <w:bCs w:val="0"/>
         </w:rPr>
       </w:pPr>
-      <w:hyperlink w:anchor="_Toc229047661" w:history="1">
+      <w:hyperlink w:anchor="_Toc229047669" w:history="1">
         <w:r>
           <w:rPr>
             <w:rStyle w:val="Hyperlink"/>
+            <w:rFonts w:cs="Times New Roman"/>
             <w:b w:val="0"/>
           </w:rPr>
-          <w:t>Table 3.5.16: Test Cases for Viewing Another User's Profile</w:t>
+          <w:t>Table 4.6.7: Mark Lost/Found Item as Resolved</w:t>
         </w:r>
         <w:r>
           <w:rPr>
@@ -10219,7 +10698,7 @@
             <w:b w:val="0"/>
             <w:webHidden/>
           </w:rPr>
-          <w:instrText xml:space="preserve"> PAGEREF _Toc229047661 \h </w:instrText>
+          <w:instrText xml:space="preserve"> PAGEREF _Toc229047669 \h </w:instrText>
         </w:r>
         <w:r>
           <w:rPr>
@@ -10239,7 +10718,7 @@
             <w:b w:val="0"/>
             <w:webHidden/>
           </w:rPr>
-          <w:t>30</w:t>
+          <w:t>42</w:t>
         </w:r>
         <w:r>
           <w:rPr>
@@ -10259,13 +10738,14 @@
           <w:bCs w:val="0"/>
         </w:rPr>
       </w:pPr>
-      <w:hyperlink w:anchor="_Toc229047662" w:history="1">
+      <w:hyperlink w:anchor="_Toc229047670" w:history="1">
         <w:r>
           <w:rPr>
             <w:rStyle w:val="Hyperlink"/>
+            <w:rFonts w:cs="Times New Roman"/>
             <w:b w:val="0"/>
           </w:rPr>
-          <w:t>Table 3.5.17: Test Cases for Liking a Post</w:t>
+          <w:t>Table 4.6.8: Send Message</w:t>
         </w:r>
         <w:r>
           <w:rPr>
@@ -10286,7 +10766,7 @@
             <w:b w:val="0"/>
             <w:webHidden/>
           </w:rPr>
-          <w:instrText xml:space="preserve"> PAGEREF _Toc229047662 \h </w:instrText>
+          <w:instrText xml:space="preserve"> PAGEREF _Toc229047670 \h </w:instrText>
         </w:r>
         <w:r>
           <w:rPr>
@@ -10306,7 +10786,7 @@
             <w:b w:val="0"/>
             <w:webHidden/>
           </w:rPr>
-          <w:t>31</w:t>
+          <w:t>42</w:t>
         </w:r>
         <w:r>
           <w:rPr>
@@ -10326,14 +10806,14 @@
           <w:bCs w:val="0"/>
         </w:rPr>
       </w:pPr>
-      <w:hyperlink w:anchor="_Toc229047663" w:history="1">
+      <w:hyperlink w:anchor="_Toc229047671" w:history="1">
         <w:r>
           <w:rPr>
             <w:rStyle w:val="Hyperlink"/>
             <w:rFonts w:cs="Times New Roman"/>
             <w:b w:val="0"/>
           </w:rPr>
-          <w:t>Table 4.6.1: Login to System</w:t>
+          <w:t>Table 4.6.9: View and Update Profile</w:t>
         </w:r>
         <w:r>
           <w:rPr>
@@ -10354,7 +10834,7 @@
             <w:b w:val="0"/>
             <w:webHidden/>
           </w:rPr>
-          <w:instrText xml:space="preserve"> PAGEREF _Toc229047663 \h </w:instrText>
+          <w:instrText xml:space="preserve"> PAGEREF _Toc229047671 \h </w:instrText>
         </w:r>
         <w:r>
           <w:rPr>
@@ -10374,7 +10854,7 @@
             <w:b w:val="0"/>
             <w:webHidden/>
           </w:rPr>
-          <w:t>37</w:t>
+          <w:t>43</w:t>
         </w:r>
         <w:r>
           <w:rPr>
@@ -10394,14 +10874,14 @@
           <w:bCs w:val="0"/>
         </w:rPr>
       </w:pPr>
-      <w:hyperlink w:anchor="_Toc229047664" w:history="1">
+      <w:hyperlink w:anchor="_Toc229047672" w:history="1">
         <w:r>
           <w:rPr>
             <w:rStyle w:val="Hyperlink"/>
             <w:rFonts w:cs="Times New Roman"/>
             <w:b w:val="0"/>
           </w:rPr>
-          <w:t>Table 4.6.2: Create Post</w:t>
+          <w:t>Table 4.6.10: View Announcements</w:t>
         </w:r>
         <w:r>
           <w:rPr>
@@ -10422,7 +10902,7 @@
             <w:b w:val="0"/>
             <w:webHidden/>
           </w:rPr>
-          <w:instrText xml:space="preserve"> PAGEREF _Toc229047664 \h </w:instrText>
+          <w:instrText xml:space="preserve"> PAGEREF _Toc229047672 \h </w:instrText>
         </w:r>
         <w:r>
           <w:rPr>
@@ -10442,7 +10922,7 @@
             <w:b w:val="0"/>
             <w:webHidden/>
           </w:rPr>
-          <w:t>38</w:t>
+          <w:t>43</w:t>
         </w:r>
         <w:r>
           <w:rPr>
@@ -10462,14 +10942,14 @@
           <w:bCs w:val="0"/>
         </w:rPr>
       </w:pPr>
-      <w:hyperlink w:anchor="_Toc229047665" w:history="1">
+      <w:hyperlink w:anchor="_Toc229047673" w:history="1">
         <w:r>
           <w:rPr>
             <w:rStyle w:val="Hyperlink"/>
             <w:rFonts w:cs="Times New Roman"/>
             <w:b w:val="0"/>
           </w:rPr>
-          <w:t>Table 4.6.3: Like and Comment on Post</w:t>
+          <w:t>Table 4.6.11: Create Semester Group</w:t>
         </w:r>
         <w:r>
           <w:rPr>
@@ -10490,7 +10970,7 @@
             <w:b w:val="0"/>
             <w:webHidden/>
           </w:rPr>
-          <w:instrText xml:space="preserve"> PAGEREF _Toc229047665 \h </w:instrText>
+          <w:instrText xml:space="preserve"> PAGEREF _Toc229047673 \h </w:instrText>
         </w:r>
         <w:r>
           <w:rPr>
@@ -10510,7 +10990,7 @@
             <w:b w:val="0"/>
             <w:webHidden/>
           </w:rPr>
-          <w:t>39</w:t>
+          <w:t>44</w:t>
         </w:r>
         <w:r>
           <w:rPr>
@@ -10530,14 +11010,14 @@
           <w:bCs w:val="0"/>
         </w:rPr>
       </w:pPr>
-      <w:hyperlink w:anchor="_Toc229047666" w:history="1">
+      <w:hyperlink w:anchor="_Toc229047674" w:history="1">
         <w:r>
           <w:rPr>
             <w:rStyle w:val="Hyperlink"/>
             <w:rFonts w:cs="Times New Roman"/>
             <w:b w:val="0"/>
           </w:rPr>
-          <w:t>Table 4.6.4: Join Semester Group</w:t>
+          <w:t>Table 4.6.12: Post Announcement</w:t>
         </w:r>
         <w:r>
           <w:rPr>
@@ -10558,7 +11038,7 @@
             <w:b w:val="0"/>
             <w:webHidden/>
           </w:rPr>
-          <w:instrText xml:space="preserve"> PAGEREF _Toc229047666 \h </w:instrText>
+          <w:instrText xml:space="preserve"> PAGEREF _Toc229047674 \h </w:instrText>
         </w:r>
         <w:r>
           <w:rPr>
@@ -10578,7 +11058,7 @@
             <w:b w:val="0"/>
             <w:webHidden/>
           </w:rPr>
-          <w:t>39</w:t>
+          <w:t>45</w:t>
         </w:r>
         <w:r>
           <w:rPr>
@@ -10598,574 +11078,14 @@
           <w:bCs w:val="0"/>
         </w:rPr>
       </w:pPr>
-      <w:hyperlink w:anchor="_Toc229047667" w:history="1">
+      <w:hyperlink w:anchor="_Toc229047675" w:history="1">
         <w:r>
           <w:rPr>
             <w:rStyle w:val="Hyperlink"/>
             <w:rFonts w:cs="Times New Roman"/>
             <w:b w:val="0"/>
           </w:rPr>
-          <w:t>Table 4.6.5: RSVP to Campus Event</w:t>
-        </w:r>
-        <w:r>
-          <w:rPr>
-            <w:b w:val="0"/>
-            <w:webHidden/>
-          </w:rPr>
-          <w:tab/>
-        </w:r>
-        <w:r>
-          <w:rPr>
-            <w:b w:val="0"/>
-            <w:webHidden/>
-          </w:rPr>
-          <w:fldChar w:fldCharType="begin"/>
-        </w:r>
-        <w:r>
-          <w:rPr>
-            <w:b w:val="0"/>
-            <w:webHidden/>
-          </w:rPr>
-          <w:instrText xml:space="preserve"> PAGEREF _Toc229047667 \h </w:instrText>
-        </w:r>
-        <w:r>
-          <w:rPr>
-            <w:b w:val="0"/>
-            <w:webHidden/>
-          </w:rPr>
-        </w:r>
-        <w:r>
-          <w:rPr>
-            <w:b w:val="0"/>
-            <w:webHidden/>
-          </w:rPr>
-          <w:fldChar w:fldCharType="separate"/>
-        </w:r>
-        <w:r>
-          <w:rPr>
-            <w:b w:val="0"/>
-            <w:webHidden/>
-          </w:rPr>
-          <w:t>40</w:t>
-        </w:r>
-        <w:r>
-          <w:rPr>
-            <w:b w:val="0"/>
-            <w:webHidden/>
-          </w:rPr>
-          <w:fldChar w:fldCharType="end"/>
-        </w:r>
-      </w:hyperlink>
-    </w:p>
-    <w:p>
-      <w:pPr>
-        <w:pStyle w:val="TOC1"/>
-        <w:rPr>
-          <w:rFonts w:asciiTheme="minorHAnsi" w:hAnsiTheme="minorHAnsi"/>
-          <w:b w:val="0"/>
-          <w:bCs w:val="0"/>
-        </w:rPr>
-      </w:pPr>
-      <w:hyperlink w:anchor="_Toc229047668" w:history="1">
-        <w:r>
-          <w:rPr>
-            <w:rStyle w:val="Hyperlink"/>
-            <w:rFonts w:cs="Times New Roman"/>
-            <w:b w:val="0"/>
-          </w:rPr>
-          <w:t>Table 4.6.6: Report Lost/Found Item</w:t>
-        </w:r>
-        <w:r>
-          <w:rPr>
-            <w:b w:val="0"/>
-            <w:webHidden/>
-          </w:rPr>
-          <w:tab/>
-        </w:r>
-        <w:r>
-          <w:rPr>
-            <w:b w:val="0"/>
-            <w:webHidden/>
-          </w:rPr>
-          <w:fldChar w:fldCharType="begin"/>
-        </w:r>
-        <w:r>
-          <w:rPr>
-            <w:b w:val="0"/>
-            <w:webHidden/>
-          </w:rPr>
-          <w:instrText xml:space="preserve"> PAGEREF _Toc229047668 \h </w:instrText>
-        </w:r>
-        <w:r>
-          <w:rPr>
-            <w:b w:val="0"/>
-            <w:webHidden/>
-          </w:rPr>
-        </w:r>
-        <w:r>
-          <w:rPr>
-            <w:b w:val="0"/>
-            <w:webHidden/>
-          </w:rPr>
-          <w:fldChar w:fldCharType="separate"/>
-        </w:r>
-        <w:r>
-          <w:rPr>
-            <w:b w:val="0"/>
-            <w:webHidden/>
-          </w:rPr>
-          <w:t>41</w:t>
-        </w:r>
-        <w:r>
-          <w:rPr>
-            <w:b w:val="0"/>
-            <w:webHidden/>
-          </w:rPr>
-          <w:fldChar w:fldCharType="end"/>
-        </w:r>
-      </w:hyperlink>
-    </w:p>
-    <w:p>
-      <w:pPr>
-        <w:pStyle w:val="TOC1"/>
-        <w:rPr>
-          <w:rFonts w:asciiTheme="minorHAnsi" w:hAnsiTheme="minorHAnsi"/>
-          <w:b w:val="0"/>
-          <w:bCs w:val="0"/>
-        </w:rPr>
-      </w:pPr>
-      <w:hyperlink w:anchor="_Toc229047669" w:history="1">
-        <w:r>
-          <w:rPr>
-            <w:rStyle w:val="Hyperlink"/>
-            <w:rFonts w:cs="Times New Roman"/>
-            <w:b w:val="0"/>
-          </w:rPr>
-          <w:t>Table 4.6.7: Mark Lost/Found Item as Resolved</w:t>
-        </w:r>
-        <w:r>
-          <w:rPr>
-            <w:b w:val="0"/>
-            <w:webHidden/>
-          </w:rPr>
-          <w:tab/>
-        </w:r>
-        <w:r>
-          <w:rPr>
-            <w:b w:val="0"/>
-            <w:webHidden/>
-          </w:rPr>
-          <w:fldChar w:fldCharType="begin"/>
-        </w:r>
-        <w:r>
-          <w:rPr>
-            <w:b w:val="0"/>
-            <w:webHidden/>
-          </w:rPr>
-          <w:instrText xml:space="preserve"> PAGEREF _Toc229047669 \h </w:instrText>
-        </w:r>
-        <w:r>
-          <w:rPr>
-            <w:b w:val="0"/>
-            <w:webHidden/>
-          </w:rPr>
-        </w:r>
-        <w:r>
-          <w:rPr>
-            <w:b w:val="0"/>
-            <w:webHidden/>
-          </w:rPr>
-          <w:fldChar w:fldCharType="separate"/>
-        </w:r>
-        <w:r>
-          <w:rPr>
-            <w:b w:val="0"/>
-            <w:webHidden/>
-          </w:rPr>
-          <w:t>42</w:t>
-        </w:r>
-        <w:r>
-          <w:rPr>
-            <w:b w:val="0"/>
-            <w:webHidden/>
-          </w:rPr>
-          <w:fldChar w:fldCharType="end"/>
-        </w:r>
-      </w:hyperlink>
-    </w:p>
-    <w:p>
-      <w:pPr>
-        <w:pStyle w:val="TOC1"/>
-        <w:rPr>
-          <w:rFonts w:asciiTheme="minorHAnsi" w:hAnsiTheme="minorHAnsi"/>
-          <w:b w:val="0"/>
-          <w:bCs w:val="0"/>
-        </w:rPr>
-      </w:pPr>
-      <w:hyperlink w:anchor="_Toc229047670" w:history="1">
-        <w:r>
-          <w:rPr>
-            <w:rStyle w:val="Hyperlink"/>
-            <w:rFonts w:cs="Times New Roman"/>
-            <w:b w:val="0"/>
-          </w:rPr>
-          <w:t>Table 4.6.8: Send Message</w:t>
-        </w:r>
-        <w:r>
-          <w:rPr>
-            <w:b w:val="0"/>
-            <w:webHidden/>
-          </w:rPr>
-          <w:tab/>
-        </w:r>
-        <w:r>
-          <w:rPr>
-            <w:b w:val="0"/>
-            <w:webHidden/>
-          </w:rPr>
-          <w:fldChar w:fldCharType="begin"/>
-        </w:r>
-        <w:r>
-          <w:rPr>
-            <w:b w:val="0"/>
-            <w:webHidden/>
-          </w:rPr>
-          <w:instrText xml:space="preserve"> PAGEREF _Toc229047670 \h </w:instrText>
-        </w:r>
-        <w:r>
-          <w:rPr>
-            <w:b w:val="0"/>
-            <w:webHidden/>
-          </w:rPr>
-        </w:r>
-        <w:r>
-          <w:rPr>
-            <w:b w:val="0"/>
-            <w:webHidden/>
-          </w:rPr>
-          <w:fldChar w:fldCharType="separate"/>
-        </w:r>
-        <w:r>
-          <w:rPr>
-            <w:b w:val="0"/>
-            <w:webHidden/>
-          </w:rPr>
-          <w:t>42</w:t>
-        </w:r>
-        <w:r>
-          <w:rPr>
-            <w:b w:val="0"/>
-            <w:webHidden/>
-          </w:rPr>
-          <w:fldChar w:fldCharType="end"/>
-        </w:r>
-      </w:hyperlink>
-    </w:p>
-    <w:p>
-      <w:pPr>
-        <w:pStyle w:val="TOC1"/>
-        <w:rPr>
-          <w:rFonts w:asciiTheme="minorHAnsi" w:hAnsiTheme="minorHAnsi"/>
-          <w:b w:val="0"/>
-          <w:bCs w:val="0"/>
-        </w:rPr>
-      </w:pPr>
-      <w:hyperlink w:anchor="_Toc229047671" w:history="1">
-        <w:r>
-          <w:rPr>
-            <w:rStyle w:val="Hyperlink"/>
-            <w:rFonts w:cs="Times New Roman"/>
-            <w:b w:val="0"/>
-          </w:rPr>
-          <w:t>Table 4.6.9: View and Update Profile</w:t>
-        </w:r>
-        <w:r>
-          <w:rPr>
-            <w:b w:val="0"/>
-            <w:webHidden/>
-          </w:rPr>
-          <w:tab/>
-        </w:r>
-        <w:r>
-          <w:rPr>
-            <w:b w:val="0"/>
-            <w:webHidden/>
-          </w:rPr>
-          <w:fldChar w:fldCharType="begin"/>
-        </w:r>
-        <w:r>
-          <w:rPr>
-            <w:b w:val="0"/>
-            <w:webHidden/>
-          </w:rPr>
-          <w:instrText xml:space="preserve"> PAGEREF _Toc229047671 \h </w:instrText>
-        </w:r>
-        <w:r>
-          <w:rPr>
-            <w:b w:val="0"/>
-            <w:webHidden/>
-          </w:rPr>
-        </w:r>
-        <w:r>
-          <w:rPr>
-            <w:b w:val="0"/>
-            <w:webHidden/>
-          </w:rPr>
-          <w:fldChar w:fldCharType="separate"/>
-        </w:r>
-        <w:r>
-          <w:rPr>
-            <w:b w:val="0"/>
-            <w:webHidden/>
-          </w:rPr>
-          <w:t>43</w:t>
-        </w:r>
-        <w:r>
-          <w:rPr>
-            <w:b w:val="0"/>
-            <w:webHidden/>
-          </w:rPr>
-          <w:fldChar w:fldCharType="end"/>
-        </w:r>
-      </w:hyperlink>
-    </w:p>
-    <w:p>
-      <w:pPr>
-        <w:pStyle w:val="TOC1"/>
-        <w:rPr>
-          <w:rFonts w:asciiTheme="minorHAnsi" w:hAnsiTheme="minorHAnsi"/>
-          <w:b w:val="0"/>
-          <w:bCs w:val="0"/>
-        </w:rPr>
-      </w:pPr>
-      <w:hyperlink w:anchor="_Toc229047672" w:history="1">
-        <w:r>
-          <w:rPr>
-            <w:rStyle w:val="Hyperlink"/>
-            <w:rFonts w:cs="Times New Roman"/>
-            <w:b w:val="0"/>
-          </w:rPr>
-          <w:t>Table 4.6.10: View Announcements</w:t>
-        </w:r>
-        <w:r>
-          <w:rPr>
-            <w:b w:val="0"/>
-            <w:webHidden/>
-          </w:rPr>
-          <w:tab/>
-        </w:r>
-        <w:r>
-          <w:rPr>
-            <w:b w:val="0"/>
-            <w:webHidden/>
-          </w:rPr>
-          <w:fldChar w:fldCharType="begin"/>
-        </w:r>
-        <w:r>
-          <w:rPr>
-            <w:b w:val="0"/>
-            <w:webHidden/>
-          </w:rPr>
-          <w:instrText xml:space="preserve"> PAGEREF _Toc229047672 \h </w:instrText>
-        </w:r>
-        <w:r>
-          <w:rPr>
-            <w:b w:val="0"/>
-            <w:webHidden/>
-          </w:rPr>
-        </w:r>
-        <w:r>
-          <w:rPr>
-            <w:b w:val="0"/>
-            <w:webHidden/>
-          </w:rPr>
-          <w:fldChar w:fldCharType="separate"/>
-        </w:r>
-        <w:r>
-          <w:rPr>
-            <w:b w:val="0"/>
-            <w:webHidden/>
-          </w:rPr>
-          <w:t>43</w:t>
-        </w:r>
-        <w:r>
-          <w:rPr>
-            <w:b w:val="0"/>
-            <w:webHidden/>
-          </w:rPr>
-          <w:fldChar w:fldCharType="end"/>
-        </w:r>
-      </w:hyperlink>
-    </w:p>
-    <w:p>
-      <w:pPr>
-        <w:pStyle w:val="TOC1"/>
-        <w:rPr>
-          <w:rFonts w:asciiTheme="minorHAnsi" w:hAnsiTheme="minorHAnsi"/>
-          <w:b w:val="0"/>
-          <w:bCs w:val="0"/>
-        </w:rPr>
-      </w:pPr>
-      <w:hyperlink w:anchor="_Toc229047673" w:history="1">
-        <w:r>
-          <w:rPr>
-            <w:rStyle w:val="Hyperlink"/>
-            <w:rFonts w:cs="Times New Roman"/>
-            <w:b w:val="0"/>
-          </w:rPr>
-          <w:t>Table 4.6.11: Create Semester Group</w:t>
-        </w:r>
-        <w:r>
-          <w:rPr>
-            <w:b w:val="0"/>
-            <w:webHidden/>
-          </w:rPr>
-          <w:tab/>
-        </w:r>
-        <w:r>
-          <w:rPr>
-            <w:b w:val="0"/>
-            <w:webHidden/>
-          </w:rPr>
-          <w:fldChar w:fldCharType="begin"/>
-        </w:r>
-        <w:r>
-          <w:rPr>
-            <w:b w:val="0"/>
-            <w:webHidden/>
-          </w:rPr>
-          <w:instrText xml:space="preserve"> PAGEREF _Toc229047673 \h </w:instrText>
-        </w:r>
-        <w:r>
-          <w:rPr>
-            <w:b w:val="0"/>
-            <w:webHidden/>
-          </w:rPr>
-        </w:r>
-        <w:r>
-          <w:rPr>
-            <w:b w:val="0"/>
-            <w:webHidden/>
-          </w:rPr>
-          <w:fldChar w:fldCharType="separate"/>
-        </w:r>
-        <w:r>
-          <w:rPr>
-            <w:b w:val="0"/>
-            <w:webHidden/>
-          </w:rPr>
-          <w:t>44</w:t>
-        </w:r>
-        <w:r>
-          <w:rPr>
-            <w:b w:val="0"/>
-            <w:webHidden/>
-          </w:rPr>
-          <w:fldChar w:fldCharType="end"/>
-        </w:r>
-      </w:hyperlink>
-    </w:p>
-    <w:p>
-      <w:pPr>
-        <w:pStyle w:val="TOC1"/>
-        <w:rPr>
-          <w:rFonts w:asciiTheme="minorHAnsi" w:hAnsiTheme="minorHAnsi"/>
-          <w:b w:val="0"/>
-          <w:bCs w:val="0"/>
-        </w:rPr>
-      </w:pPr>
-      <w:hyperlink w:anchor="_Toc229047674" w:history="1">
-        <w:r>
-          <w:rPr>
-            <w:rStyle w:val="Hyperlink"/>
-            <w:rFonts w:cs="Times New Roman"/>
-            <w:b w:val="0"/>
-          </w:rPr>
-          <w:t>Table 4.6.12: Post Announcement</w:t>
-        </w:r>
-        <w:r>
-          <w:rPr>
-            <w:b w:val="0"/>
-            <w:webHidden/>
-          </w:rPr>
-          <w:tab/>
-        </w:r>
-        <w:r>
-          <w:rPr>
-            <w:b w:val="0"/>
-            <w:webHidden/>
-          </w:rPr>
-          <w:fldChar w:fldCharType="begin"/>
-        </w:r>
-        <w:r>
-          <w:rPr>
-            <w:b w:val="0"/>
-            <w:webHidden/>
-          </w:rPr>
-          <w:instrText xml:space="preserve"> PAGEREF _Toc229047674 \h </w:instrText>
-        </w:r>
-        <w:r>
-          <w:rPr>
-            <w:b w:val="0"/>
-            <w:webHidden/>
-          </w:rPr>
-        </w:r>
-        <w:r>
-          <w:rPr>
-            <w:b w:val="0"/>
-            <w:webHidden/>
-          </w:rPr>
-          <w:fldChar w:fldCharType="separate"/>
-        </w:r>
-        <w:r>
-          <w:rPr>
-            <w:b w:val="0"/>
-            <w:webHidden/>
-          </w:rPr>
-          <w:t>45</w:t>
-        </w:r>
-        <w:r>
-          <w:rPr>
-            <w:b w:val="0"/>
-            <w:webHidden/>
-          </w:rPr>
-          <w:fldChar w:fldCharType="end"/>
-        </w:r>
-      </w:hyperlink>
-    </w:p>
-    <w:p>
-      <w:pPr>
-        <w:pStyle w:val="TOC1"/>
-        <w:rPr>
-          <w:rFonts w:asciiTheme="minorHAnsi" w:hAnsiTheme="minorHAnsi"/>
-          <w:b w:val="0"/>
-          <w:bCs w:val="0"/>
-        </w:rPr>
-      </w:pPr>
-      <w:hyperlink w:anchor="_Toc229047675" w:history="1">
-        <w:r>
-          <w:rPr>
-            <w:rStyle w:val="Hyperlink"/>
-            <w:rFonts w:cs="Times New Roman"/>
-            <w:b w:val="0"/>
-          </w:rPr>
-          <w:t>Table 4.6</w:t>
-        </w:r>
-        <w:r>
-          <w:rPr>
-            <w:rStyle w:val="Hyperlink"/>
-            <w:rFonts w:cs="Times New Roman"/>
-            <w:b w:val="0"/>
-          </w:rPr>
-          <w:t>.</w:t>
-        </w:r>
-        <w:r>
-          <w:rPr>
-            <w:rStyle w:val="Hyperlink"/>
-            <w:rFonts w:cs="Times New Roman"/>
-            <w:b w:val="0"/>
-          </w:rPr>
-          <w:t>13: Create Campus Event</w:t>
+          <w:t>Table 4.6.13: Create Campus Event</w:t>
         </w:r>
         <w:r>
           <w:rPr>
@@ -11529,10 +11449,7 @@
     <w:p/>
     <w:p/>
     <w:p/>
-    <w:p>
-      <w:bookmarkStart w:id="30" w:name="_GoBack"/>
-      <w:bookmarkEnd w:id="30"/>
-    </w:p>
+    <w:p/>
     <w:p>
       <w:pPr>
         <w:pStyle w:val="Heading1"/>
@@ -11544,7 +11461,7 @@
           <w:szCs w:val="40"/>
         </w:rPr>
       </w:pPr>
-      <w:bookmarkStart w:id="31" w:name="_Toc229047548"/>
+      <w:bookmarkStart w:id="30" w:name="_Toc229047548"/>
       <w:r>
         <w:rPr>
           <w:rFonts w:ascii="Times New Roman" w:hAnsi="Times New Roman"/>
@@ -11554,7 +11471,7 @@
         <w:lastRenderedPageBreak/>
         <w:t>Chapter 1:</w:t>
       </w:r>
-      <w:bookmarkEnd w:id="31"/>
+      <w:bookmarkEnd w:id="30"/>
       <w:r>
         <w:rPr>
           <w:rFonts w:ascii="Times New Roman" w:hAnsi="Times New Roman"/>
@@ -11574,7 +11491,7 @@
           <w:szCs w:val="40"/>
         </w:rPr>
       </w:pPr>
-      <w:bookmarkStart w:id="32" w:name="_Toc229047549"/>
+      <w:bookmarkStart w:id="31" w:name="_Toc229047549"/>
       <w:r>
         <w:rPr>
           <w:rFonts w:ascii="Times New Roman" w:hAnsi="Times New Roman"/>
@@ -11583,14 +11500,14 @@
         </w:rPr>
         <w:t>Introduction</w:t>
       </w:r>
-      <w:bookmarkEnd w:id="32"/>
+      <w:bookmarkEnd w:id="31"/>
     </w:p>
     <w:p>
       <w:pPr>
         <w:pStyle w:val="Heading2"/>
         <w:spacing w:line="360" w:lineRule="auto"/>
       </w:pPr>
-      <w:bookmarkStart w:id="33" w:name="_Toc229047550"/>
+      <w:bookmarkStart w:id="32" w:name="_Toc229047550"/>
       <w:r>
         <w:rPr>
           <w:rFonts w:ascii="Times New Roman" w:hAnsi="Times New Roman"/>
@@ -11609,7 +11526,7 @@
         </w:rPr>
         <w:t>Overview</w:t>
       </w:r>
-      <w:bookmarkEnd w:id="33"/>
+      <w:bookmarkEnd w:id="32"/>
     </w:p>
     <w:p>
       <w:pPr>
@@ -11667,14 +11584,14 @@
         <w:pStyle w:val="Heading2"/>
         <w:spacing w:line="360" w:lineRule="auto"/>
       </w:pPr>
-      <w:bookmarkStart w:id="34" w:name="_Toc229047551"/>
+      <w:bookmarkStart w:id="33" w:name="_Toc229047551"/>
       <w:r>
         <w:rPr>
           <w:rFonts w:ascii="Times New Roman" w:hAnsi="Times New Roman"/>
         </w:rPr>
         <w:t>1.2 Opportunity and Stakeholders</w:t>
       </w:r>
-      <w:bookmarkEnd w:id="34"/>
+      <w:bookmarkEnd w:id="33"/>
     </w:p>
     <w:p>
       <w:pPr>
@@ -11740,7 +11657,7 @@
         <w:pStyle w:val="Heading3"/>
         <w:spacing w:line="360" w:lineRule="auto"/>
       </w:pPr>
-      <w:bookmarkStart w:id="35" w:name="_Toc229047552"/>
+      <w:bookmarkStart w:id="34" w:name="_Toc229047552"/>
       <w:r>
         <w:rPr>
           <w:rFonts w:ascii="Times New Roman" w:hAnsi="Times New Roman"/>
@@ -11759,7 +11676,7 @@
         </w:rPr>
         <w:t>Stakeholders</w:t>
       </w:r>
-      <w:bookmarkEnd w:id="35"/>
+      <w:bookmarkEnd w:id="34"/>
     </w:p>
     <w:p>
       <w:pPr>
@@ -11887,28 +11804,28 @@
         <w:pStyle w:val="Heading2"/>
         <w:spacing w:line="360" w:lineRule="auto"/>
       </w:pPr>
-      <w:bookmarkStart w:id="36" w:name="_Toc229047553"/>
+      <w:bookmarkStart w:id="35" w:name="_Toc229047553"/>
       <w:r>
         <w:rPr>
           <w:rFonts w:ascii="Times New Roman" w:hAnsi="Times New Roman"/>
         </w:rPr>
         <w:t>1.3 Motivations and Challenges</w:t>
       </w:r>
-      <w:bookmarkEnd w:id="36"/>
+      <w:bookmarkEnd w:id="35"/>
     </w:p>
     <w:p>
       <w:pPr>
         <w:pStyle w:val="Heading3"/>
         <w:spacing w:line="360" w:lineRule="auto"/>
       </w:pPr>
-      <w:bookmarkStart w:id="37" w:name="_Toc229047554"/>
+      <w:bookmarkStart w:id="36" w:name="_Toc229047554"/>
       <w:r>
         <w:rPr>
           <w:rFonts w:ascii="Times New Roman" w:hAnsi="Times New Roman"/>
         </w:rPr>
         <w:t>1.3.1 Motivations</w:t>
       </w:r>
-      <w:bookmarkEnd w:id="37"/>
+      <w:bookmarkEnd w:id="36"/>
     </w:p>
     <w:p>
       <w:pPr>
@@ -12046,14 +11963,14 @@
         <w:pStyle w:val="Heading3"/>
         <w:spacing w:line="360" w:lineRule="auto"/>
       </w:pPr>
-      <w:bookmarkStart w:id="38" w:name="_Toc229047555"/>
+      <w:bookmarkStart w:id="37" w:name="_Toc229047555"/>
       <w:r>
         <w:rPr>
           <w:rFonts w:ascii="Times New Roman" w:hAnsi="Times New Roman"/>
         </w:rPr>
         <w:t>1.3.2 Challenges</w:t>
       </w:r>
-      <w:bookmarkEnd w:id="38"/>
+      <w:bookmarkEnd w:id="37"/>
     </w:p>
     <w:p>
       <w:pPr>
@@ -12136,7 +12053,7 @@
         <w:pStyle w:val="Heading2"/>
         <w:spacing w:line="360" w:lineRule="auto"/>
       </w:pPr>
-      <w:bookmarkStart w:id="39" w:name="_Toc229047556"/>
+      <w:bookmarkStart w:id="38" w:name="_Toc229047556"/>
       <w:r>
         <w:rPr>
           <w:rFonts w:ascii="Times New Roman" w:hAnsi="Times New Roman"/>
@@ -12155,14 +12072,14 @@
         </w:rPr>
         <w:t>Goals and Objectives</w:t>
       </w:r>
-      <w:bookmarkEnd w:id="39"/>
+      <w:bookmarkEnd w:id="38"/>
     </w:p>
     <w:p>
       <w:pPr>
         <w:pStyle w:val="Heading3"/>
         <w:spacing w:line="360" w:lineRule="auto"/>
       </w:pPr>
-      <w:bookmarkStart w:id="40" w:name="_Toc229047557"/>
+      <w:bookmarkStart w:id="39" w:name="_Toc229047557"/>
       <w:r>
         <w:rPr>
           <w:rFonts w:ascii="Times New Roman" w:hAnsi="Times New Roman"/>
@@ -12181,7 +12098,7 @@
         </w:rPr>
         <w:t>One Platform for Academic Communication</w:t>
       </w:r>
-      <w:bookmarkEnd w:id="40"/>
+      <w:bookmarkEnd w:id="39"/>
     </w:p>
     <w:p>
       <w:pPr>
@@ -12205,7 +12122,7 @@
         <w:pStyle w:val="Heading3"/>
         <w:spacing w:line="360" w:lineRule="auto"/>
       </w:pPr>
-      <w:bookmarkStart w:id="41" w:name="_Toc229047558"/>
+      <w:bookmarkStart w:id="40" w:name="_Toc229047558"/>
       <w:r>
         <w:rPr>
           <w:rFonts w:ascii="Times New Roman" w:hAnsi="Times New Roman"/>
@@ -12225,7 +12142,7 @@
         </w:rPr>
         <w:t>Verified University Community</w:t>
       </w:r>
-      <w:bookmarkEnd w:id="41"/>
+      <w:bookmarkEnd w:id="40"/>
     </w:p>
     <w:p>
       <w:pPr>
@@ -12249,7 +12166,7 @@
         <w:pStyle w:val="Heading3"/>
         <w:spacing w:line="360" w:lineRule="auto"/>
       </w:pPr>
-      <w:bookmarkStart w:id="42" w:name="_Toc229047559"/>
+      <w:bookmarkStart w:id="41" w:name="_Toc229047559"/>
       <w:r>
         <w:rPr>
           <w:rFonts w:ascii="Times New Roman" w:hAnsi="Times New Roman"/>
@@ -12268,7 +12185,7 @@
         </w:rPr>
         <w:t>Improve Peer Learning</w:t>
       </w:r>
-      <w:bookmarkEnd w:id="42"/>
+      <w:bookmarkEnd w:id="41"/>
     </w:p>
     <w:p>
       <w:pPr>
@@ -12292,7 +12209,7 @@
         <w:pStyle w:val="Heading3"/>
         <w:spacing w:line="360" w:lineRule="auto"/>
       </w:pPr>
-      <w:bookmarkStart w:id="43" w:name="_Toc229047560"/>
+      <w:bookmarkStart w:id="42" w:name="_Toc229047560"/>
       <w:r>
         <w:rPr>
           <w:rFonts w:ascii="Times New Roman" w:hAnsi="Times New Roman"/>
@@ -12311,7 +12228,7 @@
         </w:rPr>
         <w:t>Better Campus Engagement</w:t>
       </w:r>
-      <w:bookmarkEnd w:id="43"/>
+      <w:bookmarkEnd w:id="42"/>
     </w:p>
     <w:p>
       <w:pPr>
@@ -12335,7 +12252,7 @@
         <w:pStyle w:val="Heading2"/>
         <w:spacing w:line="360" w:lineRule="auto"/>
       </w:pPr>
-      <w:bookmarkStart w:id="44" w:name="_Toc229047561"/>
+      <w:bookmarkStart w:id="43" w:name="_Toc229047561"/>
       <w:r>
         <w:rPr>
           <w:rFonts w:ascii="Times New Roman" w:hAnsi="Times New Roman"/>
@@ -12354,7 +12271,7 @@
         </w:rPr>
         <w:t>Solution Overview</w:t>
       </w:r>
-      <w:bookmarkEnd w:id="44"/>
+      <w:bookmarkEnd w:id="43"/>
     </w:p>
     <w:p>
       <w:pPr>
@@ -12394,7 +12311,7 @@
         <w:pStyle w:val="Heading3"/>
         <w:spacing w:line="360" w:lineRule="auto"/>
       </w:pPr>
-      <w:bookmarkStart w:id="45" w:name="_Toc229047562"/>
+      <w:bookmarkStart w:id="44" w:name="_Toc229047562"/>
       <w:r>
         <w:rPr>
           <w:rFonts w:ascii="Times New Roman" w:hAnsi="Times New Roman"/>
@@ -12413,7 +12330,7 @@
         </w:rPr>
         <w:t>Scope of the Project</w:t>
       </w:r>
-      <w:bookmarkEnd w:id="45"/>
+      <w:bookmarkEnd w:id="44"/>
     </w:p>
     <w:p>
       <w:pPr>
@@ -13163,7 +13080,7 @@
         <w:pStyle w:val="Heading2"/>
         <w:spacing w:line="360" w:lineRule="auto"/>
       </w:pPr>
-      <w:bookmarkStart w:id="46" w:name="_Toc229047563"/>
+      <w:bookmarkStart w:id="45" w:name="_Toc229047563"/>
       <w:r>
         <w:rPr>
           <w:rFonts w:ascii="Times New Roman" w:hAnsi="Times New Roman"/>
@@ -13182,7 +13099,7 @@
         </w:rPr>
         <w:t>Report Outline</w:t>
       </w:r>
-      <w:bookmarkEnd w:id="46"/>
+      <w:bookmarkEnd w:id="45"/>
     </w:p>
     <w:p>
       <w:pPr>
@@ -13453,7 +13370,7 @@
           <w:szCs w:val="32"/>
         </w:rPr>
       </w:pPr>
-      <w:bookmarkStart w:id="47" w:name="_Toc229047564"/>
+      <w:bookmarkStart w:id="46" w:name="_Toc229047564"/>
       <w:r>
         <w:rPr>
           <w:rFonts w:ascii="Times New Roman" w:hAnsi="Times New Roman"/>
@@ -13463,7 +13380,7 @@
         <w:lastRenderedPageBreak/>
         <w:t>Chapter 2:</w:t>
       </w:r>
-      <w:bookmarkEnd w:id="47"/>
+      <w:bookmarkEnd w:id="46"/>
       <w:r>
         <w:rPr>
           <w:rFonts w:ascii="Times New Roman" w:hAnsi="Times New Roman"/>
@@ -13483,7 +13400,7 @@
           <w:szCs w:val="32"/>
         </w:rPr>
       </w:pPr>
-      <w:bookmarkStart w:id="48" w:name="_Toc229047565"/>
+      <w:bookmarkStart w:id="47" w:name="_Toc229047565"/>
       <w:r>
         <w:rPr>
           <w:rFonts w:ascii="Times New Roman" w:hAnsi="Times New Roman"/>
@@ -13492,14 +13409,14 @@
         </w:rPr>
         <w:t>Market Survey</w:t>
       </w:r>
-      <w:bookmarkEnd w:id="48"/>
+      <w:bookmarkEnd w:id="47"/>
     </w:p>
     <w:p>
       <w:pPr>
         <w:pStyle w:val="Heading2"/>
         <w:spacing w:line="360" w:lineRule="auto"/>
       </w:pPr>
-      <w:bookmarkStart w:id="49" w:name="_Toc229047566"/>
+      <w:bookmarkStart w:id="48" w:name="_Toc229047566"/>
       <w:r>
         <w:rPr>
           <w:rFonts w:ascii="Times New Roman" w:hAnsi="Times New Roman"/>
@@ -13518,7 +13435,7 @@
         </w:rPr>
         <w:t>Introduction</w:t>
       </w:r>
-      <w:bookmarkEnd w:id="49"/>
+      <w:bookmarkEnd w:id="48"/>
     </w:p>
     <w:p>
       <w:pPr>
@@ -13645,7 +13562,7 @@
         <w:pStyle w:val="Heading2"/>
         <w:spacing w:line="360" w:lineRule="auto"/>
       </w:pPr>
-      <w:bookmarkStart w:id="50" w:name="_Toc229047567"/>
+      <w:bookmarkStart w:id="49" w:name="_Toc229047567"/>
       <w:r>
         <w:rPr>
           <w:rFonts w:ascii="Times New Roman" w:hAnsi="Times New Roman"/>
@@ -13664,7 +13581,7 @@
         </w:rPr>
         <w:t>Literature Review</w:t>
       </w:r>
-      <w:bookmarkEnd w:id="50"/>
+      <w:bookmarkEnd w:id="49"/>
     </w:p>
     <w:p>
       <w:pPr>
@@ -14798,7 +14715,7 @@
         <w:pStyle w:val="Heading2"/>
         <w:spacing w:line="360" w:lineRule="auto"/>
       </w:pPr>
-      <w:bookmarkStart w:id="51" w:name="_Toc229047568"/>
+      <w:bookmarkStart w:id="50" w:name="_Toc229047568"/>
       <w:r>
         <w:rPr>
           <w:rFonts w:ascii="Times New Roman" w:hAnsi="Times New Roman"/>
@@ -14817,7 +14734,7 @@
         </w:rPr>
         <w:t>Summary</w:t>
       </w:r>
-      <w:bookmarkEnd w:id="51"/>
+      <w:bookmarkEnd w:id="50"/>
     </w:p>
     <w:p>
       <w:pPr>
@@ -15167,7 +15084,7 @@
           <w:szCs w:val="32"/>
         </w:rPr>
       </w:pPr>
-      <w:bookmarkStart w:id="52" w:name="_Toc229047569"/>
+      <w:bookmarkStart w:id="51" w:name="_Toc229047569"/>
       <w:r>
         <w:rPr>
           <w:rFonts w:ascii="Times New Roman" w:hAnsi="Times New Roman"/>
@@ -15177,7 +15094,7 @@
         <w:lastRenderedPageBreak/>
         <w:t>Chapter 3:</w:t>
       </w:r>
-      <w:bookmarkEnd w:id="52"/>
+      <w:bookmarkEnd w:id="51"/>
       <w:r>
         <w:rPr>
           <w:rFonts w:ascii="Times New Roman" w:hAnsi="Times New Roman"/>
@@ -15197,7 +15114,7 @@
           <w:szCs w:val="32"/>
         </w:rPr>
       </w:pPr>
-      <w:bookmarkStart w:id="53" w:name="_Toc229047570"/>
+      <w:bookmarkStart w:id="52" w:name="_Toc229047570"/>
       <w:r>
         <w:rPr>
           <w:rFonts w:ascii="Times New Roman" w:hAnsi="Times New Roman"/>
@@ -15206,14 +15123,14 @@
         </w:rPr>
         <w:t>Requirement Engineering</w:t>
       </w:r>
-      <w:bookmarkEnd w:id="53"/>
+      <w:bookmarkEnd w:id="52"/>
     </w:p>
     <w:p>
       <w:pPr>
         <w:pStyle w:val="Heading2"/>
         <w:spacing w:line="360" w:lineRule="auto"/>
       </w:pPr>
-      <w:bookmarkStart w:id="54" w:name="_Toc229047571"/>
+      <w:bookmarkStart w:id="53" w:name="_Toc229047571"/>
       <w:r>
         <w:rPr>
           <w:rFonts w:ascii="Times New Roman" w:hAnsi="Times New Roman"/>
@@ -15232,7 +15149,7 @@
         </w:rPr>
         <w:t>Introduction</w:t>
       </w:r>
-      <w:bookmarkEnd w:id="54"/>
+      <w:bookmarkEnd w:id="53"/>
     </w:p>
     <w:p>
       <w:pPr>
@@ -15255,7 +15172,7 @@
           <w:rFonts w:ascii="Times New Roman" w:hAnsi="Times New Roman"/>
         </w:rPr>
       </w:pPr>
-      <w:bookmarkStart w:id="55" w:name="_Toc229047572"/>
+      <w:bookmarkStart w:id="54" w:name="_Toc229047572"/>
       <w:r>
         <w:rPr>
           <w:rFonts w:ascii="Times New Roman" w:hAnsi="Times New Roman"/>
@@ -15274,7 +15191,7 @@
         </w:rPr>
         <w:t>Problem Scenarios</w:t>
       </w:r>
-      <w:bookmarkEnd w:id="55"/>
+      <w:bookmarkEnd w:id="54"/>
     </w:p>
     <w:p>
       <w:pPr>
@@ -15285,7 +15202,7 @@
           <w:szCs w:val="24"/>
         </w:rPr>
       </w:pPr>
-      <w:bookmarkStart w:id="56" w:name="_Toc229047573"/>
+      <w:bookmarkStart w:id="55" w:name="_Toc229047573"/>
       <w:r>
         <w:rPr>
           <w:rFonts w:ascii="Times New Roman" w:hAnsi="Times New Roman" w:cs="Times New Roman"/>
@@ -15293,7 +15210,7 @@
         </w:rPr>
         <w:t>3.2.1 No Dedicated Academic Platform for Riphah Students</w:t>
       </w:r>
-      <w:bookmarkEnd w:id="56"/>
+      <w:bookmarkEnd w:id="55"/>
     </w:p>
     <w:p>
       <w:pPr>
@@ -15608,8 +15525,8 @@
           <w:szCs w:val="24"/>
         </w:rPr>
       </w:pPr>
-      <w:bookmarkStart w:id="57" w:name="tbl_3_2_1"/>
-      <w:bookmarkStart w:id="58" w:name="_Toc229047643"/>
+      <w:bookmarkStart w:id="56" w:name="tbl_3_2_1"/>
+      <w:bookmarkStart w:id="57" w:name="_Toc229047643"/>
       <w:r>
         <w:rPr>
           <w:rFonts w:cs="Times New Roman"/>
@@ -15626,8 +15543,8 @@
         </w:rPr>
         <w:t>1: No Dedicated Academic Platform for Riphah Students</w:t>
       </w:r>
+      <w:bookmarkEnd w:id="56"/>
       <w:bookmarkEnd w:id="57"/>
-      <w:bookmarkEnd w:id="58"/>
     </w:p>
     <w:p>
       <w:pPr>
@@ -15648,7 +15565,7 @@
           <w:szCs w:val="24"/>
         </w:rPr>
       </w:pPr>
-      <w:bookmarkStart w:id="59" w:name="_Toc229047574"/>
+      <w:bookmarkStart w:id="58" w:name="_Toc229047574"/>
       <w:r>
         <w:rPr>
           <w:rFonts w:ascii="Times New Roman" w:hAnsi="Times New Roman" w:cs="Times New Roman"/>
@@ -15657,7 +15574,7 @@
         <w:lastRenderedPageBreak/>
         <w:t>3.2.2 No System for Managing Semester Groups</w:t>
       </w:r>
-      <w:bookmarkEnd w:id="59"/>
+      <w:bookmarkEnd w:id="58"/>
     </w:p>
     <w:p>
       <w:pPr>
@@ -15970,8 +15887,8 @@
           <w:szCs w:val="24"/>
         </w:rPr>
       </w:pPr>
-      <w:bookmarkStart w:id="60" w:name="tbl_3_2_2"/>
-      <w:bookmarkStart w:id="61" w:name="_Toc229047644"/>
+      <w:bookmarkStart w:id="59" w:name="tbl_3_2_2"/>
+      <w:bookmarkStart w:id="60" w:name="_Toc229047644"/>
       <w:r>
         <w:rPr>
           <w:rFonts w:cs="Times New Roman"/>
@@ -15988,8 +15905,8 @@
         </w:rPr>
         <w:t>2: No System for Managing Semester Groups</w:t>
       </w:r>
+      <w:bookmarkEnd w:id="59"/>
       <w:bookmarkEnd w:id="60"/>
-      <w:bookmarkEnd w:id="61"/>
     </w:p>
     <w:p>
       <w:pPr>
@@ -16011,7 +15928,7 @@
           <w:szCs w:val="24"/>
         </w:rPr>
       </w:pPr>
-      <w:bookmarkStart w:id="62" w:name="_Toc229047575"/>
+      <w:bookmarkStart w:id="61" w:name="_Toc229047575"/>
       <w:r>
         <w:rPr>
           <w:rFonts w:ascii="Times New Roman" w:hAnsi="Times New Roman" w:cs="Times New Roman"/>
@@ -16019,7 +15936,7 @@
         </w:rPr>
         <w:t>3.2.3 Heavy Manual Workload for Coordination and Administration</w:t>
       </w:r>
-      <w:bookmarkEnd w:id="62"/>
+      <w:bookmarkEnd w:id="61"/>
     </w:p>
     <w:p>
       <w:pPr>
@@ -16314,8 +16231,8 @@
           <w:szCs w:val="24"/>
         </w:rPr>
       </w:pPr>
-      <w:bookmarkStart w:id="63" w:name="tbl_3_2_3"/>
-      <w:bookmarkStart w:id="64" w:name="_Toc229047645"/>
+      <w:bookmarkStart w:id="62" w:name="tbl_3_2_3"/>
+      <w:bookmarkStart w:id="63" w:name="_Toc229047645"/>
       <w:r>
         <w:rPr>
           <w:rFonts w:cs="Times New Roman"/>
@@ -16332,8 +16249,8 @@
         </w:rPr>
         <w:t>.3: Heavy Manual Workload for Coordination and Administration</w:t>
       </w:r>
+      <w:bookmarkEnd w:id="62"/>
       <w:bookmarkEnd w:id="63"/>
-      <w:bookmarkEnd w:id="64"/>
     </w:p>
     <w:p>
       <w:pPr>
@@ -16354,7 +16271,7 @@
         <w:pStyle w:val="Heading2"/>
         <w:spacing w:line="360" w:lineRule="auto"/>
       </w:pPr>
-      <w:bookmarkStart w:id="65" w:name="_Toc229047576"/>
+      <w:bookmarkStart w:id="64" w:name="_Toc229047576"/>
       <w:r>
         <w:rPr>
           <w:rFonts w:ascii="Times New Roman" w:hAnsi="Times New Roman"/>
@@ -16374,14 +16291,14 @@
         </w:rPr>
         <w:t>Functional Requirements</w:t>
       </w:r>
-      <w:bookmarkEnd w:id="65"/>
+      <w:bookmarkEnd w:id="64"/>
     </w:p>
     <w:p>
       <w:pPr>
         <w:pStyle w:val="Heading3"/>
         <w:spacing w:line="360" w:lineRule="auto"/>
       </w:pPr>
-      <w:bookmarkStart w:id="66" w:name="_Toc229047577"/>
+      <w:bookmarkStart w:id="65" w:name="_Toc229047577"/>
       <w:r>
         <w:rPr>
           <w:rFonts w:ascii="Times New Roman" w:hAnsi="Times New Roman"/>
@@ -16400,7 +16317,7 @@
         </w:rPr>
         <w:t>Student</w:t>
       </w:r>
-      <w:bookmarkEnd w:id="66"/>
+      <w:bookmarkEnd w:id="65"/>
     </w:p>
     <w:p>
       <w:pPr>
@@ -17035,7 +16952,7 @@
         <w:pStyle w:val="Heading3"/>
         <w:spacing w:line="360" w:lineRule="auto"/>
       </w:pPr>
-      <w:bookmarkStart w:id="67" w:name="_Toc229047578"/>
+      <w:bookmarkStart w:id="66" w:name="_Toc229047578"/>
       <w:r>
         <w:rPr>
           <w:rFonts w:ascii="Times New Roman" w:hAnsi="Times New Roman"/>
@@ -17054,7 +16971,7 @@
         </w:rPr>
         <w:t>Teacher</w:t>
       </w:r>
-      <w:bookmarkEnd w:id="67"/>
+      <w:bookmarkEnd w:id="66"/>
     </w:p>
     <w:p>
       <w:pPr>
@@ -17863,7 +17780,7 @@
         <w:pStyle w:val="Heading3"/>
         <w:spacing w:line="360" w:lineRule="auto"/>
       </w:pPr>
-      <w:bookmarkStart w:id="68" w:name="_Toc229047579"/>
+      <w:bookmarkStart w:id="67" w:name="_Toc229047579"/>
       <w:r>
         <w:rPr>
           <w:rFonts w:ascii="Times New Roman" w:hAnsi="Times New Roman"/>
@@ -17882,7 +17799,7 @@
         </w:rPr>
         <w:t>University Administration</w:t>
       </w:r>
-      <w:bookmarkEnd w:id="68"/>
+      <w:bookmarkEnd w:id="67"/>
     </w:p>
     <w:p>
       <w:pPr>
@@ -18665,7 +18582,7 @@
         <w:pStyle w:val="Heading3"/>
         <w:spacing w:line="360" w:lineRule="auto"/>
       </w:pPr>
-      <w:bookmarkStart w:id="69" w:name="_Toc229047580"/>
+      <w:bookmarkStart w:id="68" w:name="_Toc229047580"/>
       <w:r>
         <w:rPr>
           <w:rFonts w:ascii="Times New Roman" w:hAnsi="Times New Roman"/>
@@ -18684,7 +18601,7 @@
         </w:rPr>
         <w:t>Coordination Office</w:t>
       </w:r>
-      <w:bookmarkEnd w:id="69"/>
+      <w:bookmarkEnd w:id="68"/>
     </w:p>
     <w:p>
       <w:pPr>
@@ -19387,7 +19304,7 @@
         <w:pStyle w:val="Heading3"/>
         <w:spacing w:line="360" w:lineRule="auto"/>
       </w:pPr>
-      <w:bookmarkStart w:id="70" w:name="_Toc229047581"/>
+      <w:bookmarkStart w:id="69" w:name="_Toc229047581"/>
       <w:r>
         <w:rPr>
           <w:rFonts w:ascii="Times New Roman" w:hAnsi="Times New Roman"/>
@@ -19406,7 +19323,7 @@
         </w:rPr>
         <w:t>System Admin</w:t>
       </w:r>
-      <w:bookmarkEnd w:id="70"/>
+      <w:bookmarkEnd w:id="69"/>
     </w:p>
     <w:p>
       <w:pPr>
@@ -20005,7 +19922,7 @@
         <w:pStyle w:val="Heading2"/>
         <w:spacing w:line="360" w:lineRule="auto"/>
       </w:pPr>
-      <w:bookmarkStart w:id="71" w:name="_Toc229047582"/>
+      <w:bookmarkStart w:id="70" w:name="_Toc229047582"/>
       <w:r>
         <w:rPr>
           <w:rFonts w:ascii="Times New Roman" w:hAnsi="Times New Roman"/>
@@ -20024,7 +19941,7 @@
         </w:rPr>
         <w:t>Non-Functional Requirements</w:t>
       </w:r>
-      <w:bookmarkEnd w:id="71"/>
+      <w:bookmarkEnd w:id="70"/>
     </w:p>
     <w:p>
       <w:pPr>
@@ -20050,7 +19967,7 @@
         <w:pStyle w:val="Heading2"/>
         <w:spacing w:line="360" w:lineRule="auto"/>
       </w:pPr>
-      <w:bookmarkStart w:id="72" w:name="_Toc229047583"/>
+      <w:bookmarkStart w:id="71" w:name="_Toc229047583"/>
       <w:r>
         <w:rPr>
           <w:rFonts w:ascii="Times New Roman" w:hAnsi="Times New Roman"/>
@@ -20069,7 +19986,7 @@
         </w:rPr>
         <w:t>SQA Activities: Defect Detection</w:t>
       </w:r>
-      <w:bookmarkEnd w:id="72"/>
+      <w:bookmarkEnd w:id="71"/>
     </w:p>
     <w:p>
       <w:pPr>
@@ -20093,7 +20010,7 @@
         <w:pStyle w:val="Heading3"/>
         <w:spacing w:after="120" w:line="360" w:lineRule="auto"/>
       </w:pPr>
-      <w:bookmarkStart w:id="73" w:name="_Toc229047584"/>
+      <w:bookmarkStart w:id="72" w:name="_Toc229047584"/>
       <w:r>
         <w:rPr>
           <w:rFonts w:ascii="Times New Roman" w:hAnsi="Times New Roman"/>
@@ -20112,7 +20029,7 @@
         </w:rPr>
         <w:t>Test Case Design</w:t>
       </w:r>
-      <w:bookmarkEnd w:id="73"/>
+      <w:bookmarkEnd w:id="72"/>
     </w:p>
     <w:p>
       <w:pPr>
@@ -20451,7 +20368,7 @@
           <w:szCs w:val="24"/>
         </w:rPr>
       </w:pPr>
-      <w:bookmarkStart w:id="74" w:name="_Toc229047585"/>
+      <w:bookmarkStart w:id="73" w:name="_Toc229047585"/>
       <w:r>
         <w:rPr>
           <w:rFonts w:ascii="Times New Roman" w:hAnsi="Times New Roman" w:cs="Times New Roman"/>
@@ -20459,7 +20376,7 @@
         </w:rPr>
         <w:t>3.5.1.1 User Registration</w:t>
       </w:r>
-      <w:bookmarkEnd w:id="74"/>
+      <w:bookmarkEnd w:id="73"/>
     </w:p>
     <w:p>
       <w:pPr>
@@ -21328,8 +21245,8 @@
           <w:szCs w:val="24"/>
         </w:rPr>
       </w:pPr>
-      <w:bookmarkStart w:id="75" w:name="tbl_3_5_1"/>
-      <w:bookmarkStart w:id="76" w:name="_Toc229047646"/>
+      <w:bookmarkStart w:id="74" w:name="tbl_3_5_1"/>
+      <w:bookmarkStart w:id="75" w:name="_Toc229047646"/>
       <w:r>
         <w:rPr>
           <w:rFonts w:cs="Times New Roman"/>
@@ -21338,8 +21255,8 @@
         </w:rPr>
         <w:t>Table 3.5.1: Test Cases for User Registration</w:t>
       </w:r>
+      <w:bookmarkEnd w:id="74"/>
       <w:bookmarkEnd w:id="75"/>
-      <w:bookmarkEnd w:id="76"/>
     </w:p>
     <w:p>
       <w:pPr>
@@ -21361,7 +21278,7 @@
           <w:szCs w:val="24"/>
         </w:rPr>
       </w:pPr>
-      <w:bookmarkStart w:id="77" w:name="_Toc229047586"/>
+      <w:bookmarkStart w:id="76" w:name="_Toc229047586"/>
       <w:r>
         <w:rPr>
           <w:rFonts w:ascii="Times New Roman" w:hAnsi="Times New Roman" w:cs="Times New Roman"/>
@@ -21370,7 +21287,7 @@
         <w:lastRenderedPageBreak/>
         <w:t>3.5.1.2 User Login</w:t>
       </w:r>
-      <w:bookmarkEnd w:id="77"/>
+      <w:bookmarkEnd w:id="76"/>
     </w:p>
     <w:p>
       <w:pPr>
@@ -21978,8 +21895,8 @@
           <w:szCs w:val="24"/>
         </w:rPr>
       </w:pPr>
-      <w:bookmarkStart w:id="78" w:name="tbl_3_5_2"/>
-      <w:bookmarkStart w:id="79" w:name="_Toc229047647"/>
+      <w:bookmarkStart w:id="77" w:name="tbl_3_5_2"/>
+      <w:bookmarkStart w:id="78" w:name="_Toc229047647"/>
       <w:r>
         <w:rPr>
           <w:rFonts w:cs="Times New Roman"/>
@@ -21988,8 +21905,8 @@
         </w:rPr>
         <w:t>Table 3.5.2: Test Cases for User Login</w:t>
       </w:r>
+      <w:bookmarkEnd w:id="77"/>
       <w:bookmarkEnd w:id="78"/>
-      <w:bookmarkEnd w:id="79"/>
     </w:p>
     <w:p>
       <w:pPr>
@@ -22010,7 +21927,7 @@
           <w:szCs w:val="24"/>
         </w:rPr>
       </w:pPr>
-      <w:bookmarkStart w:id="80" w:name="_Toc229047587"/>
+      <w:bookmarkStart w:id="79" w:name="_Toc229047587"/>
       <w:r>
         <w:rPr>
           <w:rFonts w:ascii="Times New Roman" w:hAnsi="Times New Roman" w:cs="Times New Roman"/>
@@ -22018,7 +21935,7 @@
         </w:rPr>
         <w:t>3.5.1.3 Create Post</w:t>
       </w:r>
-      <w:bookmarkEnd w:id="80"/>
+      <w:bookmarkEnd w:id="79"/>
     </w:p>
     <w:p>
       <w:pPr>
@@ -22485,8 +22402,8 @@
           <w:szCs w:val="24"/>
         </w:rPr>
       </w:pPr>
-      <w:bookmarkStart w:id="81" w:name="tbl_3_5_3"/>
-      <w:bookmarkStart w:id="82" w:name="_Toc229047648"/>
+      <w:bookmarkStart w:id="80" w:name="tbl_3_5_3"/>
+      <w:bookmarkStart w:id="81" w:name="_Toc229047648"/>
       <w:r>
         <w:rPr>
           <w:rFonts w:cs="Times New Roman"/>
@@ -22495,8 +22412,8 @@
         </w:rPr>
         <w:t>Table 3.5.3: Test Cases for Creating Posts</w:t>
       </w:r>
+      <w:bookmarkEnd w:id="80"/>
       <w:bookmarkEnd w:id="81"/>
-      <w:bookmarkEnd w:id="82"/>
     </w:p>
     <w:p>
       <w:pPr>
@@ -22517,7 +22434,7 @@
           <w:szCs w:val="24"/>
         </w:rPr>
       </w:pPr>
-      <w:bookmarkStart w:id="83" w:name="_Toc229047588"/>
+      <w:bookmarkStart w:id="82" w:name="_Toc229047588"/>
       <w:r>
         <w:rPr>
           <w:rFonts w:ascii="Times New Roman" w:hAnsi="Times New Roman" w:cs="Times New Roman"/>
@@ -22525,7 +22442,7 @@
         </w:rPr>
         <w:t>3.5.1.4 Create Semester Group</w:t>
       </w:r>
-      <w:bookmarkEnd w:id="83"/>
+      <w:bookmarkEnd w:id="82"/>
     </w:p>
     <w:p>
       <w:pPr>
@@ -23133,8 +23050,8 @@
           <w:szCs w:val="24"/>
         </w:rPr>
       </w:pPr>
-      <w:bookmarkStart w:id="84" w:name="tbl_3_5_4"/>
-      <w:bookmarkStart w:id="85" w:name="_Toc229047649"/>
+      <w:bookmarkStart w:id="83" w:name="tbl_3_5_4"/>
+      <w:bookmarkStart w:id="84" w:name="_Toc229047649"/>
       <w:r>
         <w:rPr>
           <w:rFonts w:cs="Times New Roman"/>
@@ -23143,8 +23060,8 @@
         </w:rPr>
         <w:t>Table 3.5.4: Test Cases for Creating Semester Groups</w:t>
       </w:r>
+      <w:bookmarkEnd w:id="83"/>
       <w:bookmarkEnd w:id="84"/>
-      <w:bookmarkEnd w:id="85"/>
     </w:p>
     <w:p>
       <w:pPr>
@@ -23165,7 +23082,7 @@
           <w:szCs w:val="24"/>
         </w:rPr>
       </w:pPr>
-      <w:bookmarkStart w:id="86" w:name="_Toc229047589"/>
+      <w:bookmarkStart w:id="85" w:name="_Toc229047589"/>
       <w:r>
         <w:rPr>
           <w:rFonts w:ascii="Times New Roman" w:hAnsi="Times New Roman" w:cs="Times New Roman"/>
@@ -23173,7 +23090,7 @@
         </w:rPr>
         <w:t>3.5.1.5 Join Semester Group</w:t>
       </w:r>
-      <w:bookmarkEnd w:id="86"/>
+      <w:bookmarkEnd w:id="85"/>
     </w:p>
     <w:p>
       <w:pPr>
@@ -23623,8 +23540,8 @@
           <w:szCs w:val="24"/>
         </w:rPr>
       </w:pPr>
-      <w:bookmarkStart w:id="87" w:name="tbl_3_5_5"/>
-      <w:bookmarkStart w:id="88" w:name="_Toc229047650"/>
+      <w:bookmarkStart w:id="86" w:name="tbl_3_5_5"/>
+      <w:bookmarkStart w:id="87" w:name="_Toc229047650"/>
       <w:r>
         <w:rPr>
           <w:rFonts w:cs="Times New Roman"/>
@@ -23633,8 +23550,8 @@
         </w:rPr>
         <w:t>Table 3.5.5: Test Cases for Joining Semester Groups</w:t>
       </w:r>
+      <w:bookmarkEnd w:id="86"/>
       <w:bookmarkEnd w:id="87"/>
-      <w:bookmarkEnd w:id="88"/>
     </w:p>
     <w:p>
       <w:pPr>
@@ -23655,7 +23572,7 @@
           <w:szCs w:val="24"/>
         </w:rPr>
       </w:pPr>
-      <w:bookmarkStart w:id="89" w:name="_Toc229047590"/>
+      <w:bookmarkStart w:id="88" w:name="_Toc229047590"/>
       <w:r>
         <w:rPr>
           <w:rFonts w:ascii="Times New Roman" w:hAnsi="Times New Roman" w:cs="Times New Roman"/>
@@ -23663,7 +23580,7 @@
         </w:rPr>
         <w:t>3.5.1.6 Create Campus Event</w:t>
       </w:r>
-      <w:bookmarkEnd w:id="89"/>
+      <w:bookmarkEnd w:id="88"/>
     </w:p>
     <w:p>
       <w:pPr>
@@ -24185,8 +24102,8 @@
           <w:szCs w:val="24"/>
         </w:rPr>
       </w:pPr>
-      <w:bookmarkStart w:id="90" w:name="tbl_3_5_6"/>
-      <w:bookmarkStart w:id="91" w:name="_Toc229047651"/>
+      <w:bookmarkStart w:id="89" w:name="tbl_3_5_6"/>
+      <w:bookmarkStart w:id="90" w:name="_Toc229047651"/>
       <w:r>
         <w:rPr>
           <w:rFonts w:cs="Times New Roman"/>
@@ -24195,8 +24112,8 @@
         </w:rPr>
         <w:t>Table 3.5.6: Test Cases for Creating Campus Events</w:t>
       </w:r>
+      <w:bookmarkEnd w:id="89"/>
       <w:bookmarkEnd w:id="90"/>
-      <w:bookmarkEnd w:id="91"/>
     </w:p>
     <w:p>
       <w:pPr>
@@ -24217,7 +24134,7 @@
           <w:szCs w:val="24"/>
         </w:rPr>
       </w:pPr>
-      <w:bookmarkStart w:id="92" w:name="_Toc229047591"/>
+      <w:bookmarkStart w:id="91" w:name="_Toc229047591"/>
       <w:r>
         <w:rPr>
           <w:rFonts w:ascii="Times New Roman" w:hAnsi="Times New Roman" w:cs="Times New Roman"/>
@@ -24225,7 +24142,7 @@
         </w:rPr>
         <w:t>3.5.1.7 RSVP to Campus Event</w:t>
       </w:r>
-      <w:bookmarkEnd w:id="92"/>
+      <w:bookmarkEnd w:id="91"/>
     </w:p>
     <w:p>
       <w:pPr>
@@ -24833,8 +24750,8 @@
           <w:szCs w:val="24"/>
         </w:rPr>
       </w:pPr>
-      <w:bookmarkStart w:id="93" w:name="tbl_3_5_7"/>
-      <w:bookmarkStart w:id="94" w:name="_Toc229047652"/>
+      <w:bookmarkStart w:id="92" w:name="tbl_3_5_7"/>
+      <w:bookmarkStart w:id="93" w:name="_Toc229047652"/>
       <w:r>
         <w:rPr>
           <w:rFonts w:cs="Times New Roman"/>
@@ -24843,8 +24760,8 @@
         </w:rPr>
         <w:t>Table 3.5.7: Test Cases for RSVP to Campus Events</w:t>
       </w:r>
+      <w:bookmarkEnd w:id="92"/>
       <w:bookmarkEnd w:id="93"/>
-      <w:bookmarkEnd w:id="94"/>
     </w:p>
     <w:p>
       <w:pPr>
@@ -24865,7 +24782,7 @@
           <w:szCs w:val="24"/>
         </w:rPr>
       </w:pPr>
-      <w:bookmarkStart w:id="95" w:name="_Toc229047592"/>
+      <w:bookmarkStart w:id="94" w:name="_Toc229047592"/>
       <w:r>
         <w:rPr>
           <w:rFonts w:ascii="Times New Roman" w:hAnsi="Times New Roman" w:cs="Times New Roman"/>
@@ -24873,7 +24790,7 @@
         </w:rPr>
         <w:t>3.5.1.8 Report Lost/Found Item</w:t>
       </w:r>
-      <w:bookmarkEnd w:id="95"/>
+      <w:bookmarkEnd w:id="94"/>
     </w:p>
     <w:p>
       <w:pPr>
@@ -25465,8 +25382,8 @@
           <w:szCs w:val="24"/>
         </w:rPr>
       </w:pPr>
-      <w:bookmarkStart w:id="96" w:name="tbl_3_5_8"/>
-      <w:bookmarkStart w:id="97" w:name="_Toc229047653"/>
+      <w:bookmarkStart w:id="95" w:name="tbl_3_5_8"/>
+      <w:bookmarkStart w:id="96" w:name="_Toc229047653"/>
       <w:r>
         <w:rPr>
           <w:rFonts w:cs="Times New Roman"/>
@@ -25475,8 +25392,8 @@
         </w:rPr>
         <w:t>Table 3.5.8: Test Cases for Reporting Lost/Found Items</w:t>
       </w:r>
+      <w:bookmarkEnd w:id="95"/>
       <w:bookmarkEnd w:id="96"/>
-      <w:bookmarkEnd w:id="97"/>
     </w:p>
     <w:p>
       <w:pPr>
@@ -25497,7 +25414,7 @@
           <w:szCs w:val="24"/>
         </w:rPr>
       </w:pPr>
-      <w:bookmarkStart w:id="98" w:name="_Toc229047593"/>
+      <w:bookmarkStart w:id="97" w:name="_Toc229047593"/>
       <w:r>
         <w:rPr>
           <w:rFonts w:ascii="Times New Roman" w:hAnsi="Times New Roman" w:cs="Times New Roman"/>
@@ -25505,7 +25422,7 @@
         </w:rPr>
         <w:t>3.5.1.9 Send Message</w:t>
       </w:r>
-      <w:bookmarkEnd w:id="98"/>
+      <w:bookmarkEnd w:id="97"/>
     </w:p>
     <w:p>
       <w:pPr>
@@ -26035,8 +25952,8 @@
           <w:szCs w:val="24"/>
         </w:rPr>
       </w:pPr>
-      <w:bookmarkStart w:id="99" w:name="tbl_3_5_9"/>
-      <w:bookmarkStart w:id="100" w:name="_Toc229047654"/>
+      <w:bookmarkStart w:id="98" w:name="tbl_3_5_9"/>
+      <w:bookmarkStart w:id="99" w:name="_Toc229047654"/>
       <w:r>
         <w:rPr>
           <w:rFonts w:cs="Times New Roman"/>
@@ -26045,8 +25962,8 @@
         </w:rPr>
         <w:t>Table 3.5.9: Test Cases for Sending Messages</w:t>
       </w:r>
+      <w:bookmarkEnd w:id="98"/>
       <w:bookmarkEnd w:id="99"/>
-      <w:bookmarkEnd w:id="100"/>
     </w:p>
     <w:p>
       <w:pPr>
@@ -26067,7 +25984,7 @@
           <w:szCs w:val="24"/>
         </w:rPr>
       </w:pPr>
-      <w:bookmarkStart w:id="101" w:name="_Toc229047594"/>
+      <w:bookmarkStart w:id="100" w:name="_Toc229047594"/>
       <w:r>
         <w:rPr>
           <w:rFonts w:ascii="Times New Roman" w:hAnsi="Times New Roman" w:cs="Times New Roman"/>
@@ -26075,7 +25992,7 @@
         </w:rPr>
         <w:t>3.5.1.10 Post Announcement</w:t>
       </w:r>
-      <w:bookmarkEnd w:id="101"/>
+      <w:bookmarkEnd w:id="100"/>
     </w:p>
     <w:p>
       <w:pPr>
@@ -26707,8 +26624,8 @@
           <w:szCs w:val="24"/>
         </w:rPr>
       </w:pPr>
-      <w:bookmarkStart w:id="102" w:name="tbl_3_5_10"/>
-      <w:bookmarkStart w:id="103" w:name="_Toc229047655"/>
+      <w:bookmarkStart w:id="101" w:name="tbl_3_5_10"/>
+      <w:bookmarkStart w:id="102" w:name="_Toc229047655"/>
       <w:r>
         <w:rPr>
           <w:rFonts w:cs="Times New Roman"/>
@@ -26717,8 +26634,8 @@
         </w:rPr>
         <w:t>Table 3.5.10: Test Cases for Posting Announcements</w:t>
       </w:r>
+      <w:bookmarkEnd w:id="101"/>
       <w:bookmarkEnd w:id="102"/>
-      <w:bookmarkEnd w:id="103"/>
     </w:p>
     <w:p>
       <w:pPr>
@@ -26739,7 +26656,7 @@
           <w:szCs w:val="24"/>
         </w:rPr>
       </w:pPr>
-      <w:bookmarkStart w:id="104" w:name="_Toc229047595"/>
+      <w:bookmarkStart w:id="103" w:name="_Toc229047595"/>
       <w:r>
         <w:rPr>
           <w:rFonts w:ascii="Times New Roman" w:hAnsi="Times New Roman" w:cs="Times New Roman"/>
@@ -26747,7 +26664,7 @@
         </w:rPr>
         <w:t>3.5.1.11 Update User Profile</w:t>
       </w:r>
-      <w:bookmarkEnd w:id="104"/>
+      <w:bookmarkEnd w:id="103"/>
     </w:p>
     <w:p>
       <w:pPr>
@@ -27205,8 +27122,8 @@
           <w:szCs w:val="24"/>
         </w:rPr>
       </w:pPr>
-      <w:bookmarkStart w:id="105" w:name="tbl_3_5_11"/>
-      <w:bookmarkStart w:id="106" w:name="_Toc229047656"/>
+      <w:bookmarkStart w:id="104" w:name="tbl_3_5_11"/>
+      <w:bookmarkStart w:id="105" w:name="_Toc229047656"/>
       <w:r>
         <w:rPr>
           <w:rFonts w:cs="Times New Roman"/>
@@ -27215,8 +27132,8 @@
         </w:rPr>
         <w:t>Table 3.5.11: Test Cases for Updating User Profile</w:t>
       </w:r>
+      <w:bookmarkEnd w:id="104"/>
       <w:bookmarkEnd w:id="105"/>
-      <w:bookmarkEnd w:id="106"/>
     </w:p>
     <w:p>
       <w:pPr>
@@ -27237,7 +27154,7 @@
           <w:szCs w:val="24"/>
         </w:rPr>
       </w:pPr>
-      <w:bookmarkStart w:id="107" w:name="_Toc229047596"/>
+      <w:bookmarkStart w:id="106" w:name="_Toc229047596"/>
       <w:r>
         <w:rPr>
           <w:rFonts w:ascii="Times New Roman" w:hAnsi="Times New Roman" w:cs="Times New Roman"/>
@@ -27245,7 +27162,7 @@
         </w:rPr>
         <w:t>3.5.1.12 Delete Post</w:t>
       </w:r>
-      <w:bookmarkEnd w:id="107"/>
+      <w:bookmarkEnd w:id="106"/>
     </w:p>
     <w:p>
       <w:pPr>
@@ -27682,16 +27599,16 @@
           <w:szCs w:val="24"/>
         </w:rPr>
       </w:pPr>
-      <w:bookmarkStart w:id="108" w:name="tbl_3_5_12"/>
-      <w:bookmarkStart w:id="109" w:name="_Toc229047657"/>
+      <w:bookmarkStart w:id="107" w:name="tbl_3_5_12"/>
+      <w:bookmarkStart w:id="108" w:name="_Toc229047657"/>
       <w:r>
         <w:rPr>
           <w:sz w:val="24"/>
         </w:rPr>
         <w:t>Table 3.5.12: Test Cases for Deleting Posts</w:t>
       </w:r>
+      <w:bookmarkEnd w:id="107"/>
       <w:bookmarkEnd w:id="108"/>
-      <w:bookmarkEnd w:id="109"/>
     </w:p>
     <w:p>
       <w:pPr>
@@ -27712,7 +27629,7 @@
           <w:szCs w:val="24"/>
         </w:rPr>
       </w:pPr>
-      <w:bookmarkStart w:id="110" w:name="_Toc229047597"/>
+      <w:bookmarkStart w:id="109" w:name="_Toc229047597"/>
       <w:r>
         <w:rPr>
           <w:rFonts w:ascii="Times New Roman" w:hAnsi="Times New Roman" w:cs="Times New Roman"/>
@@ -27720,7 +27637,7 @@
         </w:rPr>
         <w:t>3.5.1.13 Leave Semester Group</w:t>
       </w:r>
-      <w:bookmarkEnd w:id="110"/>
+      <w:bookmarkEnd w:id="109"/>
     </w:p>
     <w:p>
       <w:pPr>
@@ -28099,16 +28016,16 @@
           <w:szCs w:val="24"/>
         </w:rPr>
       </w:pPr>
-      <w:bookmarkStart w:id="111" w:name="tbl_3_5_13"/>
-      <w:bookmarkStart w:id="112" w:name="_Toc229047658"/>
+      <w:bookmarkStart w:id="110" w:name="tbl_3_5_13"/>
+      <w:bookmarkStart w:id="111" w:name="_Toc229047658"/>
       <w:r>
         <w:rPr>
           <w:sz w:val="24"/>
         </w:rPr>
         <w:t>Table 3.5.13: Test Cases for Leaving Semester Groups</w:t>
       </w:r>
+      <w:bookmarkEnd w:id="110"/>
       <w:bookmarkEnd w:id="111"/>
-      <w:bookmarkEnd w:id="112"/>
     </w:p>
     <w:p>
       <w:pPr>
@@ -28129,7 +28046,7 @@
           <w:szCs w:val="24"/>
         </w:rPr>
       </w:pPr>
-      <w:bookmarkStart w:id="113" w:name="_Toc229047598"/>
+      <w:bookmarkStart w:id="112" w:name="_Toc229047598"/>
       <w:r>
         <w:rPr>
           <w:rFonts w:ascii="Times New Roman" w:hAnsi="Times New Roman" w:cs="Times New Roman"/>
@@ -28137,7 +28054,7 @@
         </w:rPr>
         <w:t>3.5.1.14 Mark Lost Item as Resolved</w:t>
       </w:r>
-      <w:bookmarkEnd w:id="113"/>
+      <w:bookmarkEnd w:id="112"/>
     </w:p>
     <w:p>
       <w:pPr>
@@ -28715,16 +28632,16 @@
           <w:szCs w:val="24"/>
         </w:rPr>
       </w:pPr>
-      <w:bookmarkStart w:id="114" w:name="tbl_3_5_14"/>
-      <w:bookmarkStart w:id="115" w:name="_Toc229047659"/>
+      <w:bookmarkStart w:id="113" w:name="tbl_3_5_14"/>
+      <w:bookmarkStart w:id="114" w:name="_Toc229047659"/>
       <w:r>
         <w:rPr>
           <w:sz w:val="24"/>
         </w:rPr>
         <w:t>Table 3.5.14: Test Cases for Marking Lost Items as Resolved</w:t>
       </w:r>
+      <w:bookmarkEnd w:id="113"/>
       <w:bookmarkEnd w:id="114"/>
-      <w:bookmarkEnd w:id="115"/>
     </w:p>
     <w:p>
       <w:pPr>
@@ -28745,7 +28662,7 @@
           <w:szCs w:val="24"/>
         </w:rPr>
       </w:pPr>
-      <w:bookmarkStart w:id="116" w:name="_Toc229047599"/>
+      <w:bookmarkStart w:id="115" w:name="_Toc229047599"/>
       <w:r>
         <w:rPr>
           <w:rFonts w:ascii="Times New Roman" w:hAnsi="Times New Roman" w:cs="Times New Roman"/>
@@ -28753,7 +28670,7 @@
         </w:rPr>
         <w:t>3.5.1.15 Reset Password</w:t>
       </w:r>
-      <w:bookmarkEnd w:id="116"/>
+      <w:bookmarkEnd w:id="115"/>
     </w:p>
     <w:p>
       <w:pPr>
@@ -29356,16 +29273,16 @@
           <w:szCs w:val="24"/>
         </w:rPr>
       </w:pPr>
-      <w:bookmarkStart w:id="117" w:name="tbl_3_5_15"/>
-      <w:bookmarkStart w:id="118" w:name="_Toc229047660"/>
+      <w:bookmarkStart w:id="116" w:name="tbl_3_5_15"/>
+      <w:bookmarkStart w:id="117" w:name="_Toc229047660"/>
       <w:r>
         <w:rPr>
           <w:sz w:val="24"/>
         </w:rPr>
         <w:t>Table 3.5.15: Test Cases for Resetting Password</w:t>
       </w:r>
+      <w:bookmarkEnd w:id="116"/>
       <w:bookmarkEnd w:id="117"/>
-      <w:bookmarkEnd w:id="118"/>
     </w:p>
     <w:p>
       <w:pPr>
@@ -29386,7 +29303,7 @@
           <w:szCs w:val="24"/>
         </w:rPr>
       </w:pPr>
-      <w:bookmarkStart w:id="119" w:name="_Toc229047600"/>
+      <w:bookmarkStart w:id="118" w:name="_Toc229047600"/>
       <w:r>
         <w:rPr>
           <w:rFonts w:ascii="Times New Roman" w:hAnsi="Times New Roman" w:cs="Times New Roman"/>
@@ -29401,7 +29318,7 @@
         </w:rPr>
         <w:t>nother User's Profile</w:t>
       </w:r>
-      <w:bookmarkEnd w:id="119"/>
+      <w:bookmarkEnd w:id="118"/>
     </w:p>
     <w:p>
       <w:pPr>
@@ -29780,8 +29697,8 @@
           <w:szCs w:val="24"/>
         </w:rPr>
       </w:pPr>
-      <w:bookmarkStart w:id="120" w:name="tbl_3_5_16"/>
-      <w:bookmarkStart w:id="121" w:name="_Toc229047661"/>
+      <w:bookmarkStart w:id="119" w:name="tbl_3_5_16"/>
+      <w:bookmarkStart w:id="120" w:name="_Toc229047661"/>
       <w:r>
         <w:rPr>
           <w:sz w:val="24"/>
@@ -29800,8 +29717,8 @@
         </w:rPr>
         <w:t>nother User's Profile</w:t>
       </w:r>
+      <w:bookmarkEnd w:id="119"/>
       <w:bookmarkEnd w:id="120"/>
-      <w:bookmarkEnd w:id="121"/>
     </w:p>
     <w:p>
       <w:pPr>
@@ -29822,7 +29739,7 @@
           <w:szCs w:val="24"/>
         </w:rPr>
       </w:pPr>
-      <w:bookmarkStart w:id="122" w:name="_Toc229047601"/>
+      <w:bookmarkStart w:id="121" w:name="_Toc229047601"/>
       <w:r>
         <w:rPr>
           <w:rFonts w:ascii="Times New Roman" w:hAnsi="Times New Roman" w:cs="Times New Roman"/>
@@ -29830,7 +29747,7 @@
         </w:rPr>
         <w:t>3.5.1.17 Like a Post</w:t>
       </w:r>
-      <w:bookmarkEnd w:id="122"/>
+      <w:bookmarkEnd w:id="121"/>
     </w:p>
     <w:p>
       <w:pPr>
@@ -30287,16 +30204,16 @@
           <w:szCs w:val="24"/>
         </w:rPr>
       </w:pPr>
-      <w:bookmarkStart w:id="123" w:name="tbl_3_5_17"/>
-      <w:bookmarkStart w:id="124" w:name="_Toc229047662"/>
+      <w:bookmarkStart w:id="122" w:name="tbl_3_5_17"/>
+      <w:bookmarkStart w:id="123" w:name="_Toc229047662"/>
       <w:r>
         <w:rPr>
           <w:sz w:val="24"/>
         </w:rPr>
         <w:t>Table 3.5.17: Test Cases for Liking a Post</w:t>
       </w:r>
+      <w:bookmarkEnd w:id="122"/>
       <w:bookmarkEnd w:id="123"/>
-      <w:bookmarkEnd w:id="124"/>
     </w:p>
     <w:p>
       <w:pPr>
@@ -30541,7 +30458,7 @@
           <w:sz w:val="40"/>
         </w:rPr>
       </w:pPr>
-      <w:bookmarkStart w:id="125" w:name="_Toc229047602"/>
+      <w:bookmarkStart w:id="124" w:name="_Toc229047602"/>
       <w:r>
         <w:rPr>
           <w:rFonts w:ascii="Times New Roman" w:hAnsi="Times New Roman"/>
@@ -30550,7 +30467,7 @@
         <w:lastRenderedPageBreak/>
         <w:t>Chapter 4:</w:t>
       </w:r>
-      <w:bookmarkEnd w:id="125"/>
+      <w:bookmarkEnd w:id="124"/>
       <w:r>
         <w:rPr>
           <w:rFonts w:ascii="Times New Roman" w:hAnsi="Times New Roman"/>
@@ -30567,7 +30484,7 @@
           <w:sz w:val="40"/>
         </w:rPr>
       </w:pPr>
-      <w:bookmarkStart w:id="126" w:name="_Toc229047603"/>
+      <w:bookmarkStart w:id="125" w:name="_Toc229047603"/>
       <w:r>
         <w:rPr>
           <w:rFonts w:ascii="Times New Roman" w:hAnsi="Times New Roman"/>
@@ -30575,14 +30492,14 @@
         </w:rPr>
         <w:t>System Design</w:t>
       </w:r>
-      <w:bookmarkEnd w:id="126"/>
+      <w:bookmarkEnd w:id="125"/>
     </w:p>
     <w:p>
       <w:pPr>
         <w:pStyle w:val="Heading2"/>
         <w:spacing w:line="360" w:lineRule="auto"/>
       </w:pPr>
-      <w:bookmarkStart w:id="127" w:name="_Toc229047604"/>
+      <w:bookmarkStart w:id="126" w:name="_Toc229047604"/>
       <w:r>
         <w:rPr>
           <w:rFonts w:ascii="Times New Roman" w:hAnsi="Times New Roman"/>
@@ -30601,7 +30518,7 @@
         </w:rPr>
         <w:t>Introduction</w:t>
       </w:r>
-      <w:bookmarkEnd w:id="127"/>
+      <w:bookmarkEnd w:id="126"/>
     </w:p>
     <w:p>
       <w:pPr>
@@ -30625,7 +30542,7 @@
         <w:pStyle w:val="Heading2"/>
         <w:spacing w:line="360" w:lineRule="auto"/>
       </w:pPr>
-      <w:bookmarkStart w:id="128" w:name="_Toc229047605"/>
+      <w:bookmarkStart w:id="127" w:name="_Toc229047605"/>
       <w:r>
         <w:rPr>
           <w:rFonts w:ascii="Times New Roman" w:hAnsi="Times New Roman"/>
@@ -30644,7 +30561,7 @@
         </w:rPr>
         <w:t>Architectural Design</w:t>
       </w:r>
-      <w:bookmarkEnd w:id="128"/>
+      <w:bookmarkEnd w:id="127"/>
     </w:p>
     <w:p>
       <w:pPr>
@@ -30681,6 +30598,498 @@
           <w:szCs w:val="24"/>
         </w:rPr>
         <w:t>, React Router, and Axios. The second tier is the backend server built with Node.js and Express.js. It handles all API requests, manages user authentication using JWT tokens, and runs a Socket.io server for real-time messaging. The third tier is the database, which is PostgreSQL hosted on Supabase, accessed through Prisma ORM. The backend also connects to Gmail SMTP to send password reset emails. Figure 1 shows the full architecture.</w:t>
+      </w:r>
+    </w:p>
+    <w:p>
+      <w:pPr>
+        <w:spacing w:after="0" w:line="360" w:lineRule="auto"/>
+        <w:rPr>
+          <w:sz w:val="24"/>
+          <w:szCs w:val="24"/>
+        </w:rPr>
+      </w:pPr>
+    </w:p>
+    <w:p>
+      <w:pPr>
+        <w:spacing w:after="0" w:line="360" w:lineRule="auto"/>
+        <w:rPr>
+          <w:sz w:val="24"/>
+          <w:szCs w:val="24"/>
+        </w:rPr>
+      </w:pPr>
+    </w:p>
+    <w:p>
+      <w:pPr>
+        <w:spacing w:after="80" w:line="360" w:lineRule="auto"/>
+        <w:rPr>
+          <w:sz w:val="24"/>
+          <w:szCs w:val="24"/>
+        </w:rPr>
+      </w:pPr>
+      <w:r>
+        <w:rPr>
+          <w:rFonts w:ascii="Times New Roman" w:hAnsi="Times New Roman" w:cs="Times New Roman"/>
+          <w:noProof/>
+          <w:sz w:val="24"/>
+        </w:rPr>
+        <w:lastRenderedPageBreak/>
+        <w:drawing>
+          <wp:inline distT="0" distB="0" distL="0" distR="0" wp14:anchorId="1AF3BC6B" wp14:editId="13901C35">
+            <wp:extent cx="5486400" cy="2834640"/>
+            <wp:effectExtent l="0" t="0" r="0" b="3810"/>
+            <wp:docPr id="2" name="Picture 2"/>
+            <wp:cNvGraphicFramePr>
+              <a:graphicFrameLocks xmlns:a="http://schemas.openxmlformats.org/drawingml/2006/main" noChangeAspect="1"/>
+            </wp:cNvGraphicFramePr>
+            <a:graphic xmlns:a="http://schemas.openxmlformats.org/drawingml/2006/main">
+              <a:graphicData uri="http://schemas.openxmlformats.org/drawingml/2006/picture">
+                <pic:pic xmlns:pic="http://schemas.openxmlformats.org/drawingml/2006/picture">
+                  <pic:nvPicPr>
+                    <pic:cNvPr id="1" name="Fig 4.1.jpeg"/>
+                    <pic:cNvPicPr/>
+                  </pic:nvPicPr>
+                  <pic:blipFill>
+                    <a:blip r:embed="rId11">
+                      <a:extLst>
+                        <a:ext uri="{28A0092B-C50C-407E-A947-70E740481C1C}">
+                          <a14:useLocalDpi xmlns:a14="http://schemas.microsoft.com/office/drawing/2010/main" val="0"/>
+                        </a:ext>
+                      </a:extLst>
+                    </a:blip>
+                    <a:stretch>
+                      <a:fillRect/>
+                    </a:stretch>
+                  </pic:blipFill>
+                  <pic:spPr>
+                    <a:xfrm>
+                      <a:off x="0" y="0"/>
+                      <a:ext cx="5486400" cy="2834640"/>
+                    </a:xfrm>
+                    <a:prstGeom prst="rect">
+                      <a:avLst/>
+                    </a:prstGeom>
+                  </pic:spPr>
+                </pic:pic>
+              </a:graphicData>
+            </a:graphic>
+          </wp:inline>
+        </w:drawing>
+      </w:r>
+    </w:p>
+    <w:p>
+      <w:pPr>
+        <w:pStyle w:val="FigureCaption"/>
+        <w:spacing w:before="120" w:after="280" w:line="360" w:lineRule="auto"/>
+        <w:rPr>
+          <w:sz w:val="24"/>
+          <w:szCs w:val="24"/>
+        </w:rPr>
+      </w:pPr>
+      <w:bookmarkStart w:id="128" w:name="_lf1"/>
+      <w:bookmarkStart w:id="129" w:name="_Toc228918846"/>
+      <w:r>
+        <w:rPr>
+          <w:sz w:val="24"/>
+          <w:szCs w:val="24"/>
+        </w:rPr>
+        <w:t xml:space="preserve">Figure </w:t>
+      </w:r>
+      <w:r>
+        <w:rPr>
+          <w:sz w:val="24"/>
+          <w:szCs w:val="24"/>
+        </w:rPr>
+        <w:t>4.</w:t>
+      </w:r>
+      <w:r>
+        <w:rPr>
+          <w:sz w:val="24"/>
+          <w:szCs w:val="24"/>
+        </w:rPr>
+        <w:fldChar w:fldCharType="begin"/>
+      </w:r>
+      <w:r>
+        <w:rPr>
+          <w:sz w:val="24"/>
+          <w:szCs w:val="24"/>
+        </w:rPr>
+        <w:instrText xml:space="preserve"> SEQ Figure \* ARABIC </w:instrText>
+      </w:r>
+      <w:r>
+        <w:rPr>
+          <w:sz w:val="24"/>
+          <w:szCs w:val="24"/>
+        </w:rPr>
+        <w:fldChar w:fldCharType="separate"/>
+      </w:r>
+      <w:r>
+        <w:rPr>
+          <w:noProof/>
+          <w:sz w:val="24"/>
+          <w:szCs w:val="24"/>
+        </w:rPr>
+        <w:t>1</w:t>
+      </w:r>
+      <w:r>
+        <w:rPr>
+          <w:noProof/>
+          <w:sz w:val="24"/>
+          <w:szCs w:val="24"/>
+        </w:rPr>
+        <w:fldChar w:fldCharType="end"/>
+      </w:r>
+      <w:r>
+        <w:rPr>
+          <w:sz w:val="24"/>
+          <w:szCs w:val="24"/>
+        </w:rPr>
+        <w:t>: Architecture Diagram</w:t>
+      </w:r>
+      <w:bookmarkEnd w:id="128"/>
+      <w:bookmarkEnd w:id="129"/>
+    </w:p>
+    <w:p>
+      <w:pPr>
+        <w:spacing w:after="0" w:line="360" w:lineRule="auto"/>
+      </w:pPr>
+    </w:p>
+    <w:p>
+      <w:pPr>
+        <w:pStyle w:val="Heading2"/>
+        <w:spacing w:line="360" w:lineRule="auto"/>
+      </w:pPr>
+      <w:bookmarkStart w:id="130" w:name="_Toc229047606"/>
+      <w:r>
+        <w:rPr>
+          <w:rFonts w:ascii="Times New Roman" w:hAnsi="Times New Roman"/>
+        </w:rPr>
+        <w:t>4.3</w:t>
+      </w:r>
+      <w:r>
+        <w:rPr>
+          <w:rFonts w:ascii="Times New Roman" w:hAnsi="Times New Roman"/>
+        </w:rPr>
+        <w:t xml:space="preserve"> </w:t>
+      </w:r>
+      <w:r>
+        <w:rPr>
+          <w:rFonts w:ascii="Times New Roman" w:hAnsi="Times New Roman"/>
+        </w:rPr>
+        <w:t>Class Diagram</w:t>
+      </w:r>
+      <w:bookmarkEnd w:id="130"/>
+    </w:p>
+    <w:p>
+      <w:pPr>
+        <w:spacing w:before="160" w:after="120" w:line="360" w:lineRule="auto"/>
+        <w:jc w:val="both"/>
+        <w:rPr>
+          <w:sz w:val="24"/>
+          <w:szCs w:val="24"/>
+        </w:rPr>
+      </w:pPr>
+      <w:r>
+        <w:rPr>
+          <w:rFonts w:ascii="Times New Roman" w:hAnsi="Times New Roman"/>
+          <w:color w:val="000000"/>
+          <w:sz w:val="24"/>
+          <w:szCs w:val="24"/>
+        </w:rPr>
+        <w:t xml:space="preserve">The class diagram in Figure 2 shows all the data models used in the Riphah Konnect database. The central model is User, which connects to almost every other model. A User can create Posts, Comments, and Likes. They can create or join </w:t>
+      </w:r>
+      <w:r>
+        <w:rPr>
+          <w:rFonts w:ascii="Times New Roman" w:hAnsi="Times New Roman"/>
+          <w:color w:val="000000"/>
+          <w:sz w:val="24"/>
+          <w:szCs w:val="24"/>
+        </w:rPr>
+        <w:t>Semester Groups</w:t>
+      </w:r>
+      <w:r>
+        <w:rPr>
+          <w:rFonts w:ascii="Times New Roman" w:hAnsi="Times New Roman"/>
+          <w:color w:val="000000"/>
+          <w:sz w:val="24"/>
+          <w:szCs w:val="24"/>
+        </w:rPr>
+        <w:t xml:space="preserve"> through the </w:t>
+      </w:r>
+      <w:r>
+        <w:rPr>
+          <w:rFonts w:ascii="Times New Roman" w:hAnsi="Times New Roman"/>
+          <w:color w:val="000000"/>
+          <w:sz w:val="24"/>
+          <w:szCs w:val="24"/>
+        </w:rPr>
+        <w:t>Group Member</w:t>
+      </w:r>
+      <w:r>
+        <w:rPr>
+          <w:rFonts w:ascii="Times New Roman" w:hAnsi="Times New Roman"/>
+          <w:color w:val="000000"/>
+          <w:sz w:val="24"/>
+          <w:szCs w:val="24"/>
+        </w:rPr>
+        <w:t xml:space="preserve"> model. They can create Events and save their attendance through EventRsvp. They can file Lost</w:t>
+      </w:r>
+      <w:r>
+        <w:rPr>
+          <w:rFonts w:ascii="Times New Roman" w:hAnsi="Times New Roman"/>
+          <w:color w:val="000000"/>
+          <w:sz w:val="24"/>
+          <w:szCs w:val="24"/>
+        </w:rPr>
+        <w:t xml:space="preserve"> </w:t>
+      </w:r>
+      <w:r>
+        <w:rPr>
+          <w:rFonts w:ascii="Times New Roman" w:hAnsi="Times New Roman"/>
+          <w:color w:val="000000"/>
+          <w:sz w:val="24"/>
+          <w:szCs w:val="24"/>
+        </w:rPr>
+        <w:t>Found Items</w:t>
+      </w:r>
+      <w:r>
+        <w:rPr>
+          <w:rFonts w:ascii="Times New Roman" w:hAnsi="Times New Roman"/>
+          <w:color w:val="000000"/>
+          <w:sz w:val="24"/>
+          <w:szCs w:val="24"/>
+        </w:rPr>
+        <w:t xml:space="preserve"> and create Announcements. For messaging, a User participates in Conversations through </w:t>
+      </w:r>
+      <w:r>
+        <w:rPr>
+          <w:rFonts w:ascii="Times New Roman" w:hAnsi="Times New Roman"/>
+          <w:color w:val="000000"/>
+          <w:sz w:val="24"/>
+          <w:szCs w:val="24"/>
+        </w:rPr>
+        <w:t>Conversation Participant</w:t>
+      </w:r>
+      <w:r>
+        <w:rPr>
+          <w:rFonts w:ascii="Times New Roman" w:hAnsi="Times New Roman"/>
+          <w:color w:val="000000"/>
+          <w:sz w:val="24"/>
+          <w:szCs w:val="24"/>
+        </w:rPr>
+        <w:t xml:space="preserve"> and sends Messages. The </w:t>
+      </w:r>
+      <w:r>
+        <w:rPr>
+          <w:rFonts w:ascii="Times New Roman" w:hAnsi="Times New Roman"/>
+          <w:color w:val="000000"/>
+          <w:sz w:val="24"/>
+          <w:szCs w:val="24"/>
+        </w:rPr>
+        <w:t>User Course</w:t>
+      </w:r>
+      <w:r>
+        <w:rPr>
+          <w:rFonts w:ascii="Times New Roman" w:hAnsi="Times New Roman"/>
+          <w:color w:val="000000"/>
+          <w:sz w:val="24"/>
+          <w:szCs w:val="24"/>
+        </w:rPr>
+        <w:t xml:space="preserve"> model stores the courses a student is enrolled in.</w:t>
+      </w:r>
+    </w:p>
+    <w:p>
+      <w:pPr>
+        <w:spacing w:after="0" w:line="360" w:lineRule="auto"/>
+        <w:rPr>
+          <w:sz w:val="24"/>
+          <w:szCs w:val="24"/>
+        </w:rPr>
+      </w:pPr>
+    </w:p>
+    <w:p>
+      <w:pPr>
+        <w:spacing w:after="0" w:line="360" w:lineRule="auto"/>
+        <w:rPr>
+          <w:sz w:val="24"/>
+          <w:szCs w:val="24"/>
+        </w:rPr>
+      </w:pPr>
+    </w:p>
+    <w:p>
+      <w:pPr>
+        <w:spacing w:after="80" w:line="360" w:lineRule="auto"/>
+        <w:rPr>
+          <w:sz w:val="24"/>
+          <w:szCs w:val="24"/>
+        </w:rPr>
+      </w:pPr>
+      <w:r>
+        <w:rPr>
+          <w:rFonts w:ascii="Times New Roman" w:hAnsi="Times New Roman" w:cs="Times New Roman"/>
+          <w:noProof/>
+          <w:sz w:val="24"/>
+        </w:rPr>
+        <w:lastRenderedPageBreak/>
+        <w:drawing>
+          <wp:inline distT="0" distB="0" distL="0" distR="0" wp14:anchorId="55CF6137" wp14:editId="0FD1593E">
+            <wp:extent cx="5486400" cy="4130675"/>
+            <wp:effectExtent l="0" t="0" r="0" b="3175"/>
+            <wp:docPr id="3" name="Picture 3"/>
+            <wp:cNvGraphicFramePr>
+              <a:graphicFrameLocks xmlns:a="http://schemas.openxmlformats.org/drawingml/2006/main" noChangeAspect="1"/>
+            </wp:cNvGraphicFramePr>
+            <a:graphic xmlns:a="http://schemas.openxmlformats.org/drawingml/2006/main">
+              <a:graphicData uri="http://schemas.openxmlformats.org/drawingml/2006/picture">
+                <pic:pic xmlns:pic="http://schemas.openxmlformats.org/drawingml/2006/picture">
+                  <pic:nvPicPr>
+                    <pic:cNvPr id="2" name="fig 4.2.jpeg"/>
+                    <pic:cNvPicPr/>
+                  </pic:nvPicPr>
+                  <pic:blipFill>
+                    <a:blip r:embed="rId12">
+                      <a:extLst>
+                        <a:ext uri="{28A0092B-C50C-407E-A947-70E740481C1C}">
+                          <a14:useLocalDpi xmlns:a14="http://schemas.microsoft.com/office/drawing/2010/main" val="0"/>
+                        </a:ext>
+                      </a:extLst>
+                    </a:blip>
+                    <a:stretch>
+                      <a:fillRect/>
+                    </a:stretch>
+                  </pic:blipFill>
+                  <pic:spPr>
+                    <a:xfrm>
+                      <a:off x="0" y="0"/>
+                      <a:ext cx="5486400" cy="4130675"/>
+                    </a:xfrm>
+                    <a:prstGeom prst="rect">
+                      <a:avLst/>
+                    </a:prstGeom>
+                  </pic:spPr>
+                </pic:pic>
+              </a:graphicData>
+            </a:graphic>
+          </wp:inline>
+        </w:drawing>
+      </w:r>
+    </w:p>
+    <w:p>
+      <w:pPr>
+        <w:pStyle w:val="FigureCaption"/>
+        <w:spacing w:before="120" w:after="280" w:line="360" w:lineRule="auto"/>
+        <w:rPr>
+          <w:sz w:val="24"/>
+          <w:szCs w:val="24"/>
+        </w:rPr>
+      </w:pPr>
+      <w:bookmarkStart w:id="131" w:name="_lf2"/>
+      <w:bookmarkStart w:id="132" w:name="_Toc228918847"/>
+      <w:r>
+        <w:rPr>
+          <w:sz w:val="24"/>
+          <w:szCs w:val="24"/>
+        </w:rPr>
+        <w:t xml:space="preserve">Figure </w:t>
+      </w:r>
+      <w:r>
+        <w:rPr>
+          <w:sz w:val="24"/>
+          <w:szCs w:val="24"/>
+        </w:rPr>
+        <w:t>4</w:t>
+      </w:r>
+      <w:r>
+        <w:rPr>
+          <w:noProof/>
+          <w:sz w:val="24"/>
+          <w:szCs w:val="24"/>
+        </w:rPr>
+        <w:t>.2</w:t>
+      </w:r>
+      <w:r>
+        <w:rPr>
+          <w:sz w:val="24"/>
+          <w:szCs w:val="24"/>
+        </w:rPr>
+        <w:t>: Class Diagram</w:t>
+      </w:r>
+      <w:bookmarkEnd w:id="131"/>
+      <w:bookmarkEnd w:id="132"/>
+    </w:p>
+    <w:p>
+      <w:pPr>
+        <w:spacing w:after="0" w:line="360" w:lineRule="auto"/>
+      </w:pPr>
+    </w:p>
+    <w:p>
+      <w:pPr>
+        <w:pStyle w:val="Heading2"/>
+        <w:spacing w:line="360" w:lineRule="auto"/>
+      </w:pPr>
+      <w:bookmarkStart w:id="133" w:name="_Toc229047607"/>
+      <w:r>
+        <w:rPr>
+          <w:rFonts w:ascii="Times New Roman" w:hAnsi="Times New Roman"/>
+        </w:rPr>
+        <w:t>4.4</w:t>
+      </w:r>
+      <w:r>
+        <w:rPr>
+          <w:rFonts w:ascii="Times New Roman" w:hAnsi="Times New Roman"/>
+        </w:rPr>
+        <w:t xml:space="preserve"> </w:t>
+      </w:r>
+      <w:r>
+        <w:rPr>
+          <w:rFonts w:ascii="Times New Roman" w:hAnsi="Times New Roman"/>
+        </w:rPr>
+        <w:t>Activity Diagrams</w:t>
+      </w:r>
+      <w:bookmarkEnd w:id="133"/>
+    </w:p>
+    <w:p>
+      <w:pPr>
+        <w:pStyle w:val="Heading3"/>
+        <w:spacing w:line="360" w:lineRule="auto"/>
+      </w:pPr>
+      <w:bookmarkStart w:id="134" w:name="_Toc229047608"/>
+      <w:r>
+        <w:rPr>
+          <w:rFonts w:ascii="Times New Roman" w:hAnsi="Times New Roman"/>
+        </w:rPr>
+        <w:t>4.4.1</w:t>
+      </w:r>
+      <w:r>
+        <w:rPr>
+          <w:rFonts w:ascii="Times New Roman" w:hAnsi="Times New Roman"/>
+        </w:rPr>
+        <w:t xml:space="preserve"> </w:t>
+      </w:r>
+      <w:r>
+        <w:rPr>
+          <w:rFonts w:ascii="Times New Roman" w:hAnsi="Times New Roman"/>
+        </w:rPr>
+        <w:t>Student Activity Diagram</w:t>
+      </w:r>
+      <w:bookmarkEnd w:id="134"/>
+    </w:p>
+    <w:p>
+      <w:pPr>
+        <w:spacing w:before="160" w:after="120" w:line="360" w:lineRule="auto"/>
+        <w:jc w:val="both"/>
+        <w:rPr>
+          <w:sz w:val="24"/>
+          <w:szCs w:val="24"/>
+        </w:rPr>
+      </w:pPr>
+      <w:r>
+        <w:rPr>
+          <w:rFonts w:ascii="Times New Roman" w:hAnsi="Times New Roman"/>
+          <w:color w:val="000000"/>
+          <w:sz w:val="24"/>
+          <w:szCs w:val="24"/>
+        </w:rPr>
+        <w:t>Figure 3 shows the activity flow for a student using Riphah Konnect. The student first registers with a Riphah email and logs in. After reaching the home dashboard, the student can choose from the main modules: Posts, Semester Groups, Campus Events, Lost and Found, Messaging, and Announcements. After completing an action in any module, the student returns to the dashboard.</w:t>
       </w:r>
     </w:p>
     <w:p>
@@ -30737,7 +31146,8 @@
                 <w:sz w:val="24"/>
                 <w:szCs w:val="24"/>
               </w:rPr>
-              <w:t>[ Figure 4.1: Architecture Diagram ]</w:t>
+              <w:lastRenderedPageBreak/>
+              <w:t>[ Figure 4.3: Student Activity Diagram ]</w:t>
             </w:r>
           </w:p>
           <w:p>
@@ -30777,7 +31187,7 @@
                 <w:sz w:val="24"/>
                 <w:szCs w:val="24"/>
               </w:rPr>
-              <w:t>arch.png</w:t>
+              <w:t>activity_s.png</w:t>
             </w:r>
             <w:r>
               <w:rPr>
@@ -30821,8 +31231,8 @@
           <w:szCs w:val="24"/>
         </w:rPr>
       </w:pPr>
-      <w:bookmarkStart w:id="129" w:name="_lf1"/>
-      <w:bookmarkStart w:id="130" w:name="_Toc228918846"/>
+      <w:bookmarkStart w:id="135" w:name="_lf3"/>
+      <w:bookmarkStart w:id="136" w:name="_Toc228918848"/>
       <w:r>
         <w:rPr>
           <w:sz w:val="24"/>
@@ -30835,54 +31245,17 @@
           <w:sz w:val="24"/>
           <w:szCs w:val="24"/>
         </w:rPr>
-        <w:t>4.</w:t>
+        <w:t>4.3</w:t>
       </w:r>
       <w:r>
         <w:rPr>
           <w:sz w:val="24"/>
           <w:szCs w:val="24"/>
         </w:rPr>
-        <w:fldChar w:fldCharType="begin"/>
-      </w:r>
-      <w:r>
-        <w:rPr>
-          <w:sz w:val="24"/>
-          <w:szCs w:val="24"/>
-        </w:rPr>
-        <w:instrText xml:space="preserve"> SEQ Figure \* ARABIC </w:instrText>
-      </w:r>
-      <w:r>
-        <w:rPr>
-          <w:sz w:val="24"/>
-          <w:szCs w:val="24"/>
-        </w:rPr>
-        <w:fldChar w:fldCharType="separate"/>
-      </w:r>
-      <w:r>
-        <w:rPr>
-          <w:noProof/>
-          <w:sz w:val="24"/>
-          <w:szCs w:val="24"/>
-        </w:rPr>
-        <w:t>1</w:t>
-      </w:r>
-      <w:r>
-        <w:rPr>
-          <w:noProof/>
-          <w:sz w:val="24"/>
-          <w:szCs w:val="24"/>
-        </w:rPr>
-        <w:fldChar w:fldCharType="end"/>
-      </w:r>
-      <w:r>
-        <w:rPr>
-          <w:sz w:val="24"/>
-          <w:szCs w:val="24"/>
-        </w:rPr>
-        <w:t>: Architecture Diagram</w:t>
-      </w:r>
-      <w:bookmarkEnd w:id="129"/>
-      <w:bookmarkEnd w:id="130"/>
+        <w:t>: Student Activity Diagram</w:t>
+      </w:r>
+      <w:bookmarkEnd w:id="135"/>
+      <w:bookmarkEnd w:id="136"/>
     </w:p>
     <w:p>
       <w:pPr>
@@ -30891,15 +31264,15 @@
     </w:p>
     <w:p>
       <w:pPr>
-        <w:pStyle w:val="Heading2"/>
+        <w:pStyle w:val="Heading3"/>
         <w:spacing w:line="360" w:lineRule="auto"/>
       </w:pPr>
-      <w:bookmarkStart w:id="131" w:name="_Toc229047606"/>
-      <w:r>
-        <w:rPr>
-          <w:rFonts w:ascii="Times New Roman" w:hAnsi="Times New Roman"/>
-        </w:rPr>
-        <w:t>4.3</w:t>
+      <w:bookmarkStart w:id="137" w:name="_Toc229047609"/>
+      <w:r>
+        <w:rPr>
+          <w:rFonts w:ascii="Times New Roman" w:hAnsi="Times New Roman"/>
+        </w:rPr>
+        <w:t>4.4.2</w:t>
       </w:r>
       <w:r>
         <w:rPr>
@@ -30911,9 +31284,9 @@
         <w:rPr>
           <w:rFonts w:ascii="Times New Roman" w:hAnsi="Times New Roman"/>
         </w:rPr>
-        <w:t>Class Diagram</w:t>
-      </w:r>
-      <w:bookmarkEnd w:id="131"/>
+        <w:t>Admin Activity Diagram</w:t>
+      </w:r>
+      <w:bookmarkEnd w:id="137"/>
     </w:p>
     <w:p>
       <w:pPr>
@@ -30931,8 +31304,10 @@
           <w:sz w:val="24"/>
           <w:szCs w:val="24"/>
         </w:rPr>
-        <w:t xml:space="preserve">The class diagram in Figure 2 shows all the data models used in the Riphah Konnect database. The central model is User, which connects to almost every other model. A User can create Posts, Comments, and Likes. They can create or join </w:t>
-      </w:r>
+        <w:t xml:space="preserve">Figure 4 shows the activity flow for the System Admin. After logging in, the admin </w:t>
+      </w:r>
+      <w:bookmarkStart w:id="138" w:name="_GoBack"/>
+      <w:bookmarkEnd w:id="138"/>
       <w:r>
         <w:rPr>
           <w:rFonts w:ascii="Times New Roman" w:hAnsi="Times New Roman"/>
@@ -30940,345 +31315,7 @@
           <w:sz w:val="24"/>
           <w:szCs w:val="24"/>
         </w:rPr>
-        <w:t>Semester Groups</w:t>
-      </w:r>
-      <w:r>
-        <w:rPr>
-          <w:rFonts w:ascii="Times New Roman" w:hAnsi="Times New Roman"/>
-          <w:color w:val="000000"/>
-          <w:sz w:val="24"/>
-          <w:szCs w:val="24"/>
-        </w:rPr>
-        <w:t xml:space="preserve"> through the </w:t>
-      </w:r>
-      <w:r>
-        <w:rPr>
-          <w:rFonts w:ascii="Times New Roman" w:hAnsi="Times New Roman"/>
-          <w:color w:val="000000"/>
-          <w:sz w:val="24"/>
-          <w:szCs w:val="24"/>
-        </w:rPr>
-        <w:t>Group Member</w:t>
-      </w:r>
-      <w:r>
-        <w:rPr>
-          <w:rFonts w:ascii="Times New Roman" w:hAnsi="Times New Roman"/>
-          <w:color w:val="000000"/>
-          <w:sz w:val="24"/>
-          <w:szCs w:val="24"/>
-        </w:rPr>
-        <w:t xml:space="preserve"> model. They can create Events and save their attendance through EventRsvp. They can file Lost</w:t>
-      </w:r>
-      <w:r>
-        <w:rPr>
-          <w:rFonts w:ascii="Times New Roman" w:hAnsi="Times New Roman"/>
-          <w:color w:val="000000"/>
-          <w:sz w:val="24"/>
-          <w:szCs w:val="24"/>
-        </w:rPr>
-        <w:t xml:space="preserve"> </w:t>
-      </w:r>
-      <w:r>
-        <w:rPr>
-          <w:rFonts w:ascii="Times New Roman" w:hAnsi="Times New Roman"/>
-          <w:color w:val="000000"/>
-          <w:sz w:val="24"/>
-          <w:szCs w:val="24"/>
-        </w:rPr>
-        <w:t>Found Items</w:t>
-      </w:r>
-      <w:r>
-        <w:rPr>
-          <w:rFonts w:ascii="Times New Roman" w:hAnsi="Times New Roman"/>
-          <w:color w:val="000000"/>
-          <w:sz w:val="24"/>
-          <w:szCs w:val="24"/>
-        </w:rPr>
-        <w:t xml:space="preserve"> and create Announcements. For messaging, a User participates in Conversations through </w:t>
-      </w:r>
-      <w:r>
-        <w:rPr>
-          <w:rFonts w:ascii="Times New Roman" w:hAnsi="Times New Roman"/>
-          <w:color w:val="000000"/>
-          <w:sz w:val="24"/>
-          <w:szCs w:val="24"/>
-        </w:rPr>
-        <w:t>Conversation Participant</w:t>
-      </w:r>
-      <w:r>
-        <w:rPr>
-          <w:rFonts w:ascii="Times New Roman" w:hAnsi="Times New Roman"/>
-          <w:color w:val="000000"/>
-          <w:sz w:val="24"/>
-          <w:szCs w:val="24"/>
-        </w:rPr>
-        <w:t xml:space="preserve"> and sends Messages. The </w:t>
-      </w:r>
-      <w:r>
-        <w:rPr>
-          <w:rFonts w:ascii="Times New Roman" w:hAnsi="Times New Roman"/>
-          <w:color w:val="000000"/>
-          <w:sz w:val="24"/>
-          <w:szCs w:val="24"/>
-        </w:rPr>
-        <w:t>User Course</w:t>
-      </w:r>
-      <w:r>
-        <w:rPr>
-          <w:rFonts w:ascii="Times New Roman" w:hAnsi="Times New Roman"/>
-          <w:color w:val="000000"/>
-          <w:sz w:val="24"/>
-          <w:szCs w:val="24"/>
-        </w:rPr>
-        <w:t xml:space="preserve"> model stores the courses a student is enrolled in.</w:t>
-      </w:r>
-    </w:p>
-    <w:p>
-      <w:pPr>
-        <w:spacing w:after="0" w:line="360" w:lineRule="auto"/>
-        <w:rPr>
-          <w:sz w:val="24"/>
-          <w:szCs w:val="24"/>
-        </w:rPr>
-      </w:pPr>
-    </w:p>
-    <w:p>
-      <w:pPr>
-        <w:spacing w:after="0" w:line="360" w:lineRule="auto"/>
-        <w:rPr>
-          <w:sz w:val="24"/>
-          <w:szCs w:val="24"/>
-        </w:rPr>
-      </w:pPr>
-    </w:p>
-    <w:tbl>
-      <w:tblPr>
-        <w:tblStyle w:val="TableGrid"/>
-        <w:tblW w:w="0" w:type="auto"/>
-        <w:jc w:val="center"/>
-        <w:tblLook w:val="04A0" w:firstRow="1" w:lastRow="0" w:firstColumn="1" w:lastColumn="0" w:noHBand="0" w:noVBand="1"/>
-      </w:tblPr>
-      <w:tblGrid>
-        <w:gridCol w:w="8630"/>
-      </w:tblGrid>
-      <w:tr>
-        <w:trPr>
-          <w:trHeight w:hRule="exact" w:val="1800"/>
-          <w:jc w:val="center"/>
-        </w:trPr>
-        <w:tc>
-          <w:tcPr>
-            <w:tcW w:w="8640" w:type="dxa"/>
-          </w:tcPr>
-          <w:p>
-            <w:pPr>
-              <w:spacing w:before="360" w:line="360" w:lineRule="auto"/>
-              <w:jc w:val="center"/>
-              <w:rPr>
-                <w:sz w:val="24"/>
-                <w:szCs w:val="24"/>
-              </w:rPr>
-            </w:pPr>
-            <w:r>
-              <w:rPr>
-                <w:rFonts w:ascii="Times New Roman" w:hAnsi="Times New Roman"/>
-                <w:i/>
-                <w:color w:val="555555"/>
-                <w:sz w:val="24"/>
-                <w:szCs w:val="24"/>
-              </w:rPr>
-              <w:t>[ Figure 4.2: Class Diagram ]</w:t>
-            </w:r>
-          </w:p>
-          <w:p>
-            <w:pPr>
-              <w:spacing w:line="360" w:lineRule="auto"/>
-              <w:jc w:val="center"/>
-              <w:rPr>
-                <w:sz w:val="24"/>
-                <w:szCs w:val="24"/>
-              </w:rPr>
-            </w:pPr>
-            <w:r>
-              <w:rPr>
-                <w:rFonts w:ascii="Times New Roman" w:hAnsi="Times New Roman"/>
-                <w:i/>
-                <w:color w:val="888888"/>
-                <w:sz w:val="24"/>
-                <w:szCs w:val="24"/>
-              </w:rPr>
-              <w:t>Export</w:t>
-            </w:r>
-            <w:r>
-              <w:rPr>
-                <w:rFonts w:ascii="Times New Roman" w:hAnsi="Times New Roman"/>
-                <w:i/>
-                <w:color w:val="888888"/>
-                <w:sz w:val="24"/>
-                <w:szCs w:val="24"/>
-              </w:rPr>
-              <w:t xml:space="preserve"> </w:t>
-            </w:r>
-            <w:r>
-              <w:rPr>
-                <w:rFonts w:ascii="Times New Roman" w:hAnsi="Times New Roman"/>
-                <w:i/>
-                <w:color w:val="888888"/>
-                <w:sz w:val="24"/>
-                <w:szCs w:val="24"/>
-              </w:rPr>
-              <w:t>class.png</w:t>
-            </w:r>
-            <w:r>
-              <w:rPr>
-                <w:rFonts w:ascii="Times New Roman" w:hAnsi="Times New Roman"/>
-                <w:i/>
-                <w:color w:val="888888"/>
-                <w:sz w:val="24"/>
-                <w:szCs w:val="24"/>
-              </w:rPr>
-              <w:t xml:space="preserve"> </w:t>
-            </w:r>
-            <w:r>
-              <w:rPr>
-                <w:rFonts w:ascii="Times New Roman" w:hAnsi="Times New Roman"/>
-                <w:i/>
-                <w:color w:val="888888"/>
-                <w:sz w:val="24"/>
-                <w:szCs w:val="24"/>
-              </w:rPr>
-              <w:t>from Enterprise Architect</w:t>
-            </w:r>
-          </w:p>
-        </w:tc>
-      </w:tr>
-    </w:tbl>
-    <w:p>
-      <w:pPr>
-        <w:spacing w:after="80" w:line="360" w:lineRule="auto"/>
-        <w:rPr>
-          <w:sz w:val="24"/>
-          <w:szCs w:val="24"/>
-        </w:rPr>
-      </w:pPr>
-    </w:p>
-    <w:p>
-      <w:pPr>
-        <w:pStyle w:val="FigureCaption"/>
-        <w:spacing w:before="120" w:after="280" w:line="360" w:lineRule="auto"/>
-        <w:rPr>
-          <w:sz w:val="24"/>
-          <w:szCs w:val="24"/>
-        </w:rPr>
-      </w:pPr>
-      <w:bookmarkStart w:id="132" w:name="_lf2"/>
-      <w:bookmarkStart w:id="133" w:name="_Toc228918847"/>
-      <w:r>
-        <w:rPr>
-          <w:sz w:val="24"/>
-          <w:szCs w:val="24"/>
-        </w:rPr>
-        <w:t xml:space="preserve">Figure </w:t>
-      </w:r>
-      <w:r>
-        <w:rPr>
-          <w:sz w:val="24"/>
-          <w:szCs w:val="24"/>
-        </w:rPr>
-        <w:t>4</w:t>
-      </w:r>
-      <w:r>
-        <w:rPr>
-          <w:noProof/>
-          <w:sz w:val="24"/>
-          <w:szCs w:val="24"/>
-        </w:rPr>
-        <w:t>.2</w:t>
-      </w:r>
-      <w:r>
-        <w:rPr>
-          <w:sz w:val="24"/>
-          <w:szCs w:val="24"/>
-        </w:rPr>
-        <w:t>: Class Diagram</w:t>
-      </w:r>
-      <w:bookmarkEnd w:id="132"/>
-      <w:bookmarkEnd w:id="133"/>
-    </w:p>
-    <w:p>
-      <w:pPr>
-        <w:spacing w:after="0" w:line="360" w:lineRule="auto"/>
-      </w:pPr>
-    </w:p>
-    <w:p>
-      <w:pPr>
-        <w:pStyle w:val="Heading2"/>
-        <w:spacing w:line="360" w:lineRule="auto"/>
-      </w:pPr>
-      <w:bookmarkStart w:id="134" w:name="_Toc229047607"/>
-      <w:r>
-        <w:rPr>
-          <w:rFonts w:ascii="Times New Roman" w:hAnsi="Times New Roman"/>
-        </w:rPr>
-        <w:t>4.4</w:t>
-      </w:r>
-      <w:r>
-        <w:rPr>
-          <w:rFonts w:ascii="Times New Roman" w:hAnsi="Times New Roman"/>
-        </w:rPr>
-        <w:t xml:space="preserve"> </w:t>
-      </w:r>
-      <w:r>
-        <w:rPr>
-          <w:rFonts w:ascii="Times New Roman" w:hAnsi="Times New Roman"/>
-        </w:rPr>
-        <w:t>Activity Diagrams</w:t>
-      </w:r>
-      <w:bookmarkEnd w:id="134"/>
-    </w:p>
-    <w:p>
-      <w:pPr>
-        <w:pStyle w:val="Heading3"/>
-        <w:spacing w:line="360" w:lineRule="auto"/>
-      </w:pPr>
-      <w:bookmarkStart w:id="135" w:name="_Toc229047608"/>
-      <w:r>
-        <w:rPr>
-          <w:rFonts w:ascii="Times New Roman" w:hAnsi="Times New Roman"/>
-        </w:rPr>
-        <w:t>4.4.1</w:t>
-      </w:r>
-      <w:r>
-        <w:rPr>
-          <w:rFonts w:ascii="Times New Roman" w:hAnsi="Times New Roman"/>
-        </w:rPr>
-        <w:t xml:space="preserve"> </w:t>
-      </w:r>
-      <w:r>
-        <w:rPr>
-          <w:rFonts w:ascii="Times New Roman" w:hAnsi="Times New Roman"/>
-        </w:rPr>
-        <w:t>Student Activity Diagram</w:t>
-      </w:r>
-      <w:bookmarkEnd w:id="135"/>
-    </w:p>
-    <w:p>
-      <w:pPr>
-        <w:spacing w:before="160" w:after="120" w:line="360" w:lineRule="auto"/>
-        <w:jc w:val="both"/>
-        <w:rPr>
-          <w:sz w:val="24"/>
-          <w:szCs w:val="24"/>
-        </w:rPr>
-      </w:pPr>
-      <w:r>
-        <w:rPr>
-          <w:rFonts w:ascii="Times New Roman" w:hAnsi="Times New Roman"/>
-          <w:color w:val="000000"/>
-          <w:sz w:val="24"/>
-          <w:szCs w:val="24"/>
-        </w:rPr>
-        <w:t>Figure 3 shows the activity flow for a student using Riphah Konnect. The student first registers with a Riphah email and logs in. After reaching the home dashboard, the student can choose from the main modules: Posts, Semester Groups, Campus Events, Lost and Found, Messaging, and Announcements. After completing an action in any module, the student returns to the dashboard.</w:t>
+        <w:t>navigates to the User Management section where they can view all registered users across all roles. The admin can create, approve, suspend, or delete accounts and assign or change user roles. The admin can also view posts, events, and lost and found reports at the system level.</w:t>
       </w:r>
     </w:p>
     <w:p>
@@ -31335,7 +31372,7 @@
                 <w:sz w:val="24"/>
                 <w:szCs w:val="24"/>
               </w:rPr>
-              <w:t>[ Figure 4.3: Student Activity Diagram ]</w:t>
+              <w:t>[ Figure 4.4: Admin Activity Diagram ]</w:t>
             </w:r>
           </w:p>
           <w:p>
@@ -31375,7 +31412,7 @@
                 <w:sz w:val="24"/>
                 <w:szCs w:val="24"/>
               </w:rPr>
-              <w:t>activity_s.png</w:t>
+              <w:t>activity_a.png</w:t>
             </w:r>
             <w:r>
               <w:rPr>
@@ -31419,8 +31456,8 @@
           <w:szCs w:val="24"/>
         </w:rPr>
       </w:pPr>
-      <w:bookmarkStart w:id="136" w:name="_lf3"/>
-      <w:bookmarkStart w:id="137" w:name="_Toc228918848"/>
+      <w:bookmarkStart w:id="139" w:name="_lf4"/>
+      <w:bookmarkStart w:id="140" w:name="_Toc228918849"/>
       <w:r>
         <w:rPr>
           <w:sz w:val="24"/>
@@ -31433,34 +31470,60 @@
           <w:sz w:val="24"/>
           <w:szCs w:val="24"/>
         </w:rPr>
-        <w:t>4.3</w:t>
+        <w:t>4.4</w:t>
       </w:r>
       <w:r>
         <w:rPr>
           <w:sz w:val="24"/>
           <w:szCs w:val="24"/>
         </w:rPr>
-        <w:t>: Student Activity Diagram</w:t>
-      </w:r>
-      <w:bookmarkEnd w:id="136"/>
-      <w:bookmarkEnd w:id="137"/>
+        <w:t>: Admin Activity Diagram</w:t>
+      </w:r>
+      <w:bookmarkEnd w:id="139"/>
+      <w:bookmarkEnd w:id="140"/>
     </w:p>
     <w:p>
       <w:pPr>
         <w:spacing w:after="0" w:line="360" w:lineRule="auto"/>
       </w:pPr>
+    </w:p>
+    <w:p>
+      <w:pPr>
+        <w:pStyle w:val="Heading2"/>
+        <w:spacing w:line="360" w:lineRule="auto"/>
+      </w:pPr>
+      <w:bookmarkStart w:id="141" w:name="_Toc229047610"/>
+      <w:r>
+        <w:rPr>
+          <w:rFonts w:ascii="Times New Roman" w:hAnsi="Times New Roman"/>
+        </w:rPr>
+        <w:t>4.5</w:t>
+      </w:r>
+      <w:r>
+        <w:rPr>
+          <w:rFonts w:ascii="Times New Roman" w:hAnsi="Times New Roman"/>
+        </w:rPr>
+        <w:t xml:space="preserve"> </w:t>
+      </w:r>
+      <w:r>
+        <w:rPr>
+          <w:rFonts w:ascii="Times New Roman" w:hAnsi="Times New Roman"/>
+        </w:rPr>
+        <w:t>Use Case Diagrams</w:t>
+      </w:r>
+      <w:bookmarkEnd w:id="141"/>
     </w:p>
     <w:p>
       <w:pPr>
         <w:pStyle w:val="Heading3"/>
         <w:spacing w:line="360" w:lineRule="auto"/>
       </w:pPr>
-      <w:bookmarkStart w:id="138" w:name="_Toc229047609"/>
-      <w:r>
-        <w:rPr>
-          <w:rFonts w:ascii="Times New Roman" w:hAnsi="Times New Roman"/>
-        </w:rPr>
-        <w:t>4.4.2</w:t>
+      <w:bookmarkStart w:id="142" w:name="_Toc229047611"/>
+      <w:r>
+        <w:rPr>
+          <w:rFonts w:ascii="Times New Roman" w:hAnsi="Times New Roman"/>
+        </w:rPr>
+        <w:t>4.5.1</w:t>
       </w:r>
       <w:r>
         <w:rPr>
@@ -31472,9 +31535,9 @@
         <w:rPr>
           <w:rFonts w:ascii="Times New Roman" w:hAnsi="Times New Roman"/>
         </w:rPr>
-        <w:t>Admin Activity Diagram</w:t>
-      </w:r>
-      <w:bookmarkEnd w:id="138"/>
+        <w:t>Student Use Case Diagram</w:t>
+      </w:r>
+      <w:bookmarkEnd w:id="142"/>
     </w:p>
     <w:p>
       <w:pPr>
@@ -31482,35 +31545,34 @@
         <w:jc w:val="both"/>
         <w:rPr>
           <w:sz w:val="24"/>
-          <w:szCs w:val="24"/>
-        </w:rPr>
-      </w:pPr>
-      <w:r>
-        <w:rPr>
-          <w:rFonts w:ascii="Times New Roman" w:hAnsi="Times New Roman"/>
-          <w:color w:val="000000"/>
-          <w:sz w:val="24"/>
-          <w:szCs w:val="24"/>
-        </w:rPr>
-        <w:t>Figure 4 shows the activity flow for the System Admin. After logging in, the admin navigates to the User Management section where they can view all registered users across all roles. The admin can create, approve, suspend, or delete accounts and assign or change user roles. The admin can also view posts, events, and lost and found reports at the system level.</w:t>
+        </w:rPr>
+      </w:pPr>
+      <w:r>
+        <w:rPr>
+          <w:rFonts w:ascii="Times New Roman" w:hAnsi="Times New Roman"/>
+          <w:color w:val="000000"/>
+          <w:sz w:val="24"/>
+        </w:rPr>
+        <w:t xml:space="preserve">Figure 5 shows all the actions a student can perform in the system. These are organized across the main modules: Authentication, Posts, Semester Groups, Campus Events, Lost </w:t>
+      </w:r>
+      <w:r>
+        <w:rPr>
+          <w:rFonts w:ascii="Times New Roman" w:hAnsi="Times New Roman"/>
+          <w:color w:val="000000"/>
+          <w:sz w:val="24"/>
+        </w:rPr>
+        <w:lastRenderedPageBreak/>
+        <w:t>and Found, Messaging, User Profile, and Announcements. Each ellipse represents one use case that the student actor can initiate.</w:t>
       </w:r>
     </w:p>
     <w:p>
       <w:pPr>
         <w:spacing w:after="0" w:line="360" w:lineRule="auto"/>
-        <w:rPr>
-          <w:sz w:val="24"/>
-          <w:szCs w:val="24"/>
-        </w:rPr>
       </w:pPr>
     </w:p>
     <w:p>
       <w:pPr>
         <w:spacing w:after="0" w:line="360" w:lineRule="auto"/>
-        <w:rPr>
-          <w:sz w:val="24"/>
-          <w:szCs w:val="24"/>
-        </w:rPr>
       </w:pPr>
     </w:p>
     <w:tbl>
@@ -31549,17 +31611,13 @@
                 <w:sz w:val="24"/>
                 <w:szCs w:val="24"/>
               </w:rPr>
-              <w:t>[ Figure 4.4: Admin Activity Diagram ]</w:t>
+              <w:t>[ Figure 4.5: Student Use Case Diagram ]</w:t>
             </w:r>
           </w:p>
           <w:p>
             <w:pPr>
               <w:spacing w:line="360" w:lineRule="auto"/>
               <w:jc w:val="center"/>
-              <w:rPr>
-                <w:sz w:val="24"/>
-                <w:szCs w:val="24"/>
-              </w:rPr>
             </w:pPr>
             <w:r>
               <w:rPr>
@@ -31589,7 +31647,7 @@
                 <w:sz w:val="24"/>
                 <w:szCs w:val="24"/>
               </w:rPr>
-              <w:t>activity_a.png</w:t>
+              <w:t>usecase_s.png</w:t>
             </w:r>
             <w:r>
               <w:rPr>
@@ -31618,10 +31676,6 @@
     <w:p>
       <w:pPr>
         <w:spacing w:after="80" w:line="360" w:lineRule="auto"/>
-        <w:rPr>
-          <w:sz w:val="24"/>
-          <w:szCs w:val="24"/>
-        </w:rPr>
       </w:pPr>
     </w:p>
     <w:p>
@@ -31630,78 +31684,53 @@
         <w:spacing w:before="120" w:after="280" w:line="360" w:lineRule="auto"/>
         <w:rPr>
           <w:sz w:val="24"/>
-          <w:szCs w:val="24"/>
-        </w:rPr>
-      </w:pPr>
-      <w:bookmarkStart w:id="139" w:name="_lf4"/>
-      <w:bookmarkStart w:id="140" w:name="_Toc228918849"/>
-      <w:r>
-        <w:rPr>
-          <w:sz w:val="24"/>
-          <w:szCs w:val="24"/>
+        </w:rPr>
+      </w:pPr>
+      <w:bookmarkStart w:id="143" w:name="_lf5"/>
+      <w:bookmarkStart w:id="144" w:name="_Toc228918850"/>
+      <w:r>
+        <w:rPr>
+          <w:sz w:val="24"/>
         </w:rPr>
         <w:t xml:space="preserve">Figure </w:t>
       </w:r>
       <w:r>
         <w:rPr>
           <w:sz w:val="24"/>
-          <w:szCs w:val="24"/>
-        </w:rPr>
-        <w:t>4.4</w:t>
-      </w:r>
-      <w:r>
-        <w:rPr>
-          <w:sz w:val="24"/>
-          <w:szCs w:val="24"/>
-        </w:rPr>
-        <w:t>: Admin Activity Diagram</w:t>
-      </w:r>
-      <w:bookmarkEnd w:id="139"/>
-      <w:bookmarkEnd w:id="140"/>
+        </w:rPr>
+        <w:t>4.</w:t>
+      </w:r>
+      <w:r>
+        <w:rPr>
+          <w:sz w:val="24"/>
+        </w:rPr>
+        <w:t>5</w:t>
+      </w:r>
+      <w:r>
+        <w:rPr>
+          <w:sz w:val="24"/>
+        </w:rPr>
+        <w:t>: Student Use Case Diagram</w:t>
+      </w:r>
+      <w:bookmarkEnd w:id="143"/>
+      <w:bookmarkEnd w:id="144"/>
     </w:p>
     <w:p>
       <w:pPr>
         <w:spacing w:after="0" w:line="360" w:lineRule="auto"/>
       </w:pPr>
-    </w:p>
-    <w:p>
-      <w:pPr>
-        <w:pStyle w:val="Heading2"/>
-        <w:spacing w:line="360" w:lineRule="auto"/>
-      </w:pPr>
-      <w:bookmarkStart w:id="141" w:name="_Toc229047610"/>
-      <w:r>
-        <w:rPr>
-          <w:rFonts w:ascii="Times New Roman" w:hAnsi="Times New Roman"/>
-        </w:rPr>
-        <w:lastRenderedPageBreak/>
-        <w:t>4.5</w:t>
-      </w:r>
-      <w:r>
-        <w:rPr>
-          <w:rFonts w:ascii="Times New Roman" w:hAnsi="Times New Roman"/>
-        </w:rPr>
-        <w:t xml:space="preserve"> </w:t>
-      </w:r>
-      <w:r>
-        <w:rPr>
-          <w:rFonts w:ascii="Times New Roman" w:hAnsi="Times New Roman"/>
-        </w:rPr>
-        <w:t>Use Case Diagrams</w:t>
-      </w:r>
-      <w:bookmarkEnd w:id="141"/>
     </w:p>
     <w:p>
       <w:pPr>
         <w:pStyle w:val="Heading3"/>
         <w:spacing w:line="360" w:lineRule="auto"/>
       </w:pPr>
-      <w:bookmarkStart w:id="142" w:name="_Toc229047611"/>
-      <w:r>
-        <w:rPr>
-          <w:rFonts w:ascii="Times New Roman" w:hAnsi="Times New Roman"/>
-        </w:rPr>
-        <w:t>4.5.1</w:t>
+      <w:bookmarkStart w:id="145" w:name="_Toc229047612"/>
+      <w:r>
+        <w:rPr>
+          <w:rFonts w:ascii="Times New Roman" w:hAnsi="Times New Roman"/>
+        </w:rPr>
+        <w:t>4.5.2</w:t>
       </w:r>
       <w:r>
         <w:rPr>
@@ -31713,9 +31742,9 @@
         <w:rPr>
           <w:rFonts w:ascii="Times New Roman" w:hAnsi="Times New Roman"/>
         </w:rPr>
-        <w:t>Student Use Case Diagram</w:t>
-      </w:r>
-      <w:bookmarkEnd w:id="142"/>
+        <w:t>Admin Use Case Diagram</w:t>
+      </w:r>
+      <w:bookmarkEnd w:id="145"/>
     </w:p>
     <w:p>
       <w:pPr>
@@ -31731,7 +31760,7 @@
           <w:color w:val="000000"/>
           <w:sz w:val="24"/>
         </w:rPr>
-        <w:t>Figure 5 shows all the actions a student can perform in the system. These are organized across the main modules: Authentication, Posts, Semester Groups, Campus Events, Lost and Found, Messaging, User Profile, and Announcements. Each ellipse represents one use case that the student actor can initiate.</w:t>
+        <w:t>Figure 6 shows the use cases available to the System Admin. The admin can view and manage all user accounts, roles, and permissions across the platform. The admin also has access to posts, events, and lost and found reports at the system level.</w:t>
       </w:r>
     </w:p>
     <w:p>
@@ -31780,13 +31809,17 @@
                 <w:sz w:val="24"/>
                 <w:szCs w:val="24"/>
               </w:rPr>
-              <w:t>[ Figure 4.5: Student Use Case Diagram ]</w:t>
+              <w:t>[ Figure 4.6: Admin Use Case Diagram ]</w:t>
             </w:r>
           </w:p>
           <w:p>
             <w:pPr>
               <w:spacing w:line="360" w:lineRule="auto"/>
               <w:jc w:val="center"/>
+              <w:rPr>
+                <w:sz w:val="24"/>
+                <w:szCs w:val="24"/>
+              </w:rPr>
             </w:pPr>
             <w:r>
               <w:rPr>
@@ -31816,7 +31849,7 @@
                 <w:sz w:val="24"/>
                 <w:szCs w:val="24"/>
               </w:rPr>
-              <w:t>usecase_s.png</w:t>
+              <w:t>usecase_a.png</w:t>
             </w:r>
             <w:r>
               <w:rPr>
@@ -31845,6 +31878,10 @@
     <w:p>
       <w:pPr>
         <w:spacing w:after="80" w:line="360" w:lineRule="auto"/>
+        <w:rPr>
+          <w:sz w:val="24"/>
+          <w:szCs w:val="24"/>
+        </w:rPr>
       </w:pPr>
     </w:p>
     <w:p>
@@ -31853,212 +31890,6 @@
         <w:spacing w:before="120" w:after="280" w:line="360" w:lineRule="auto"/>
         <w:rPr>
           <w:sz w:val="24"/>
-        </w:rPr>
-      </w:pPr>
-      <w:bookmarkStart w:id="143" w:name="_lf5"/>
-      <w:bookmarkStart w:id="144" w:name="_Toc228918850"/>
-      <w:r>
-        <w:rPr>
-          <w:sz w:val="24"/>
-        </w:rPr>
-        <w:t xml:space="preserve">Figure </w:t>
-      </w:r>
-      <w:r>
-        <w:rPr>
-          <w:sz w:val="24"/>
-        </w:rPr>
-        <w:t>4.</w:t>
-      </w:r>
-      <w:r>
-        <w:rPr>
-          <w:sz w:val="24"/>
-        </w:rPr>
-        <w:t>5</w:t>
-      </w:r>
-      <w:r>
-        <w:rPr>
-          <w:sz w:val="24"/>
-        </w:rPr>
-        <w:t>: Student Use Case Diagram</w:t>
-      </w:r>
-      <w:bookmarkEnd w:id="143"/>
-      <w:bookmarkEnd w:id="144"/>
-    </w:p>
-    <w:p>
-      <w:pPr>
-        <w:spacing w:after="0" w:line="360" w:lineRule="auto"/>
-      </w:pPr>
-    </w:p>
-    <w:p>
-      <w:pPr>
-        <w:pStyle w:val="Heading3"/>
-        <w:spacing w:line="360" w:lineRule="auto"/>
-      </w:pPr>
-      <w:bookmarkStart w:id="145" w:name="_Toc229047612"/>
-      <w:r>
-        <w:rPr>
-          <w:rFonts w:ascii="Times New Roman" w:hAnsi="Times New Roman"/>
-        </w:rPr>
-        <w:t>4.5.2</w:t>
-      </w:r>
-      <w:r>
-        <w:rPr>
-          <w:rFonts w:ascii="Times New Roman" w:hAnsi="Times New Roman"/>
-        </w:rPr>
-        <w:t xml:space="preserve"> </w:t>
-      </w:r>
-      <w:r>
-        <w:rPr>
-          <w:rFonts w:ascii="Times New Roman" w:hAnsi="Times New Roman"/>
-        </w:rPr>
-        <w:t>Admin Use Case Diagram</w:t>
-      </w:r>
-      <w:bookmarkEnd w:id="145"/>
-    </w:p>
-    <w:p>
-      <w:pPr>
-        <w:spacing w:before="160" w:after="120" w:line="360" w:lineRule="auto"/>
-        <w:jc w:val="both"/>
-        <w:rPr>
-          <w:sz w:val="24"/>
-        </w:rPr>
-      </w:pPr>
-      <w:r>
-        <w:rPr>
-          <w:rFonts w:ascii="Times New Roman" w:hAnsi="Times New Roman"/>
-          <w:color w:val="000000"/>
-          <w:sz w:val="24"/>
-        </w:rPr>
-        <w:t>Figure 6 shows the use cases available to the System Admin. The admin can view and manage all user accounts, roles, and permissions across the platform. The admin also has access to posts, events, and lost and found reports at the system level.</w:t>
-      </w:r>
-    </w:p>
-    <w:p>
-      <w:pPr>
-        <w:spacing w:after="0" w:line="360" w:lineRule="auto"/>
-      </w:pPr>
-    </w:p>
-    <w:p>
-      <w:pPr>
-        <w:spacing w:after="0" w:line="360" w:lineRule="auto"/>
-      </w:pPr>
-    </w:p>
-    <w:tbl>
-      <w:tblPr>
-        <w:tblStyle w:val="TableGrid"/>
-        <w:tblW w:w="0" w:type="auto"/>
-        <w:jc w:val="center"/>
-        <w:tblLook w:val="04A0" w:firstRow="1" w:lastRow="0" w:firstColumn="1" w:lastColumn="0" w:noHBand="0" w:noVBand="1"/>
-      </w:tblPr>
-      <w:tblGrid>
-        <w:gridCol w:w="7920"/>
-      </w:tblGrid>
-      <w:tr>
-        <w:trPr>
-          <w:trHeight w:hRule="exact" w:val="1800"/>
-          <w:jc w:val="center"/>
-        </w:trPr>
-        <w:tc>
-          <w:tcPr>
-            <w:tcW w:w="7920" w:type="dxa"/>
-          </w:tcPr>
-          <w:p>
-            <w:pPr>
-              <w:spacing w:before="360" w:line="360" w:lineRule="auto"/>
-              <w:jc w:val="center"/>
-              <w:rPr>
-                <w:sz w:val="24"/>
-                <w:szCs w:val="24"/>
-              </w:rPr>
-            </w:pPr>
-            <w:r>
-              <w:rPr>
-                <w:rFonts w:ascii="Times New Roman" w:hAnsi="Times New Roman"/>
-                <w:i/>
-                <w:color w:val="555555"/>
-                <w:sz w:val="24"/>
-                <w:szCs w:val="24"/>
-              </w:rPr>
-              <w:t>[ Figure 4.6: Admin Use Case Diagram ]</w:t>
-            </w:r>
-          </w:p>
-          <w:p>
-            <w:pPr>
-              <w:spacing w:line="360" w:lineRule="auto"/>
-              <w:jc w:val="center"/>
-              <w:rPr>
-                <w:sz w:val="24"/>
-                <w:szCs w:val="24"/>
-              </w:rPr>
-            </w:pPr>
-            <w:r>
-              <w:rPr>
-                <w:rFonts w:ascii="Times New Roman" w:hAnsi="Times New Roman"/>
-                <w:i/>
-                <w:color w:val="888888"/>
-                <w:sz w:val="24"/>
-                <w:szCs w:val="24"/>
-              </w:rPr>
-              <w:t>Export</w:t>
-            </w:r>
-            <w:r>
-              <w:rPr>
-                <w:rFonts w:ascii="Times New Roman" w:hAnsi="Times New Roman"/>
-                <w:i/>
-                <w:color w:val="888888"/>
-                <w:sz w:val="24"/>
-                <w:szCs w:val="24"/>
-              </w:rPr>
-              <w:t xml:space="preserve"> </w:t>
-            </w:r>
-            <w:r>
-              <w:rPr>
-                <w:rFonts w:ascii="Times New Roman" w:hAnsi="Times New Roman"/>
-                <w:i/>
-                <w:color w:val="888888"/>
-                <w:sz w:val="24"/>
-                <w:szCs w:val="24"/>
-              </w:rPr>
-              <w:t>usecase_a.png</w:t>
-            </w:r>
-            <w:r>
-              <w:rPr>
-                <w:rFonts w:ascii="Times New Roman" w:hAnsi="Times New Roman"/>
-                <w:i/>
-                <w:color w:val="888888"/>
-                <w:sz w:val="24"/>
-                <w:szCs w:val="24"/>
-              </w:rPr>
-              <w:t xml:space="preserve"> </w:t>
-            </w:r>
-            <w:r>
-              <w:rPr>
-                <w:rFonts w:ascii="Times New Roman" w:hAnsi="Times New Roman"/>
-                <w:i/>
-                <w:color w:val="888888"/>
-                <w:sz w:val="24"/>
-                <w:szCs w:val="24"/>
-              </w:rPr>
-              <w:t>from Enterprise Architect</w:t>
-            </w:r>
-          </w:p>
-        </w:tc>
-      </w:tr>
-    </w:tbl>
-    <w:p>
-      <w:pPr>
-        <w:spacing w:after="80" w:line="360" w:lineRule="auto"/>
-        <w:rPr>
-          <w:sz w:val="24"/>
-          <w:szCs w:val="24"/>
-        </w:rPr>
-      </w:pPr>
-    </w:p>
-    <w:p>
-      <w:pPr>
-        <w:pStyle w:val="FigureCaption"/>
-        <w:spacing w:before="120" w:after="280" w:line="360" w:lineRule="auto"/>
-        <w:rPr>
-          <w:sz w:val="24"/>
           <w:szCs w:val="24"/>
         </w:rPr>
       </w:pPr>
@@ -32103,6 +31934,7 @@
         <w:rPr>
           <w:rFonts w:ascii="Times New Roman" w:hAnsi="Times New Roman"/>
         </w:rPr>
+        <w:lastRenderedPageBreak/>
         <w:t>4.6</w:t>
       </w:r>
       <w:r>
@@ -32874,7 +32706,6 @@
                 <w:sz w:val="24"/>
                 <w:szCs w:val="24"/>
               </w:rPr>
-              <w:lastRenderedPageBreak/>
               <w:t>Actor</w:t>
             </w:r>
           </w:p>
@@ -32925,6 +32756,7 @@
                 <w:sz w:val="24"/>
                 <w:szCs w:val="24"/>
               </w:rPr>
+              <w:lastRenderedPageBreak/>
               <w:t>Description</w:t>
             </w:r>
           </w:p>
@@ -33633,7 +33465,7 @@
                 <w:szCs w:val="24"/>
               </w:rPr>
               <w:br/>
-              <w:t xml:space="preserve">3. For a comment: User opens the post, types a comment, and </w:t>
+              <w:t>3. For a comment: User opens the post, types a comment, and clicks Submit.</w:t>
             </w:r>
             <w:r>
               <w:rPr>
@@ -33642,17 +33474,16 @@
                 <w:sz w:val="24"/>
                 <w:szCs w:val="24"/>
               </w:rPr>
+              <w:br/>
+            </w:r>
+            <w:r>
+              <w:rPr>
+                <w:rFonts w:ascii="Times New Roman" w:hAnsi="Times New Roman" w:cs="Times New Roman"/>
+                <w:color w:val="000000"/>
+                <w:sz w:val="24"/>
+                <w:szCs w:val="24"/>
+              </w:rPr>
               <w:lastRenderedPageBreak/>
-              <w:t>clicks Submit.</w:t>
-            </w:r>
-            <w:r>
-              <w:rPr>
-                <w:rFonts w:ascii="Times New Roman" w:hAnsi="Times New Roman" w:cs="Times New Roman"/>
-                <w:color w:val="000000"/>
-                <w:sz w:val="24"/>
-                <w:szCs w:val="24"/>
-              </w:rPr>
-              <w:br/>
               <w:t>4. System saves the comment.</w:t>
             </w:r>
             <w:r>
@@ -34448,7 +34279,6 @@
                 <w:sz w:val="24"/>
                 <w:szCs w:val="24"/>
               </w:rPr>
-              <w:lastRenderedPageBreak/>
               <w:t>Description</w:t>
             </w:r>
           </w:p>
@@ -34499,6 +34329,7 @@
                 <w:sz w:val="24"/>
                 <w:szCs w:val="24"/>
               </w:rPr>
+              <w:lastRenderedPageBreak/>
               <w:t>Pre-conditions</w:t>
             </w:r>
           </w:p>
@@ -42788,7 +42619,7 @@
       </w:pPr>
     </w:p>
     <w:sectPr>
-      <w:footerReference w:type="default" r:id="rId11"/>
+      <w:footerReference w:type="default" r:id="rId13"/>
       <w:pgSz w:w="12240" w:h="15840"/>
       <w:pgMar w:top="1440" w:right="1800" w:bottom="1440" w:left="1800" w:header="720" w:footer="720" w:gutter="0"/>
       <w:pgNumType w:start="1"/>
@@ -42883,7 +42714,7 @@
       <w:rPr>
         <w:noProof/>
       </w:rPr>
-      <w:t>2</w:t>
+      <w:t>35</w:t>
     </w:r>
     <w:r>
       <w:fldChar w:fldCharType="end"/>
@@ -55062,7 +54893,7 @@
 </file>
 
 <file path=customXml/itemProps1.xml><?xml version="1.0" encoding="utf-8"?>
-<ds:datastoreItem xmlns:ds="http://schemas.openxmlformats.org/officeDocument/2006/customXml" ds:itemID="{41B83063-5861-4764-A4EE-5D56DC2A59EB}">
+<ds:datastoreItem xmlns:ds="http://schemas.openxmlformats.org/officeDocument/2006/customXml" ds:itemID="{2E9E946B-EAE3-431E-9016-5C780CA30EF5}">
   <ds:schemaRefs>
     <ds:schemaRef ds:uri="http://schemas.openxmlformats.org/officeDocument/2006/bibliography"/>
   </ds:schemaRefs>

--- a/docs/FYP-Documentation/FYP Part 1 Documentation/Riphah_Konnect_FYP_Doc.docx
+++ b/docs/FYP-Documentation/FYP Part 1 Documentation/Riphah_Konnect_FYP_Doc.docx
@@ -1977,7 +1977,7 @@
             <w:noProof/>
             <w:webHidden/>
           </w:rPr>
-          <w:t>3</w:t>
+          <w:t>2</w:t>
         </w:r>
         <w:r>
           <w:rPr>
@@ -2316,7 +2316,7 @@
             <w:noProof/>
             <w:webHidden/>
           </w:rPr>
-          <w:t>5</w:t>
+          <w:t>4</w:t>
         </w:r>
         <w:r>
           <w:rPr>
@@ -2385,7 +2385,7 @@
             <w:noProof/>
             <w:webHidden/>
           </w:rPr>
-          <w:t>5</w:t>
+          <w:t>4</w:t>
         </w:r>
         <w:r>
           <w:rPr>
@@ -5733,7 +5733,7 @@
             <w:noProof/>
             <w:webHidden/>
           </w:rPr>
-          <w:t>34</w:t>
+          <w:t>35</w:t>
         </w:r>
         <w:r>
           <w:rPr>
@@ -5802,7 +5802,7 @@
             <w:noProof/>
             <w:webHidden/>
           </w:rPr>
-          <w:t>34</w:t>
+          <w:t>35</w:t>
         </w:r>
         <w:r>
           <w:rPr>
@@ -5871,7 +5871,7 @@
             <w:noProof/>
             <w:webHidden/>
           </w:rPr>
-          <w:t>35</w:t>
+          <w:t>36</w:t>
         </w:r>
         <w:r>
           <w:rPr>
@@ -6075,7 +6075,7 @@
             <w:noProof/>
             <w:webHidden/>
           </w:rPr>
-          <w:t>36</w:t>
+          <w:t>37</w:t>
         </w:r>
         <w:r>
           <w:rPr>
@@ -6141,7 +6141,7 @@
             <w:noProof/>
             <w:webHidden/>
           </w:rPr>
-          <w:t>37</w:t>
+          <w:t>38</w:t>
         </w:r>
         <w:r>
           <w:rPr>
@@ -6210,7 +6210,7 @@
             <w:noProof/>
             <w:webHidden/>
           </w:rPr>
-          <w:t>37</w:t>
+          <w:t>38</w:t>
         </w:r>
         <w:r>
           <w:rPr>
@@ -6279,7 +6279,7 @@
             <w:noProof/>
             <w:webHidden/>
           </w:rPr>
-          <w:t>44</w:t>
+          <w:t>45</w:t>
         </w:r>
         <w:r>
           <w:rPr>
@@ -6339,7 +6339,7 @@
           <w:rPr>
             <w:webHidden/>
           </w:rPr>
-          <w:t>49</w:t>
+          <w:t>50</w:t>
         </w:r>
         <w:r>
           <w:rPr>
@@ -6398,7 +6398,7 @@
           <w:rPr>
             <w:webHidden/>
           </w:rPr>
-          <w:t>49</w:t>
+          <w:t>50</w:t>
         </w:r>
         <w:r>
           <w:rPr>
@@ -6463,7 +6463,7 @@
             <w:noProof/>
             <w:webHidden/>
           </w:rPr>
-          <w:t>49</w:t>
+          <w:t>50</w:t>
         </w:r>
         <w:r>
           <w:rPr>
@@ -6532,7 +6532,7 @@
             <w:noProof/>
             <w:webHidden/>
           </w:rPr>
-          <w:t>49</w:t>
+          <w:t>50</w:t>
         </w:r>
         <w:r>
           <w:rPr>
@@ -6601,7 +6601,7 @@
             <w:noProof/>
             <w:webHidden/>
           </w:rPr>
-          <w:t>49</w:t>
+          <w:t>50</w:t>
         </w:r>
         <w:r>
           <w:rPr>
@@ -6670,7 +6670,7 @@
             <w:noProof/>
             <w:webHidden/>
           </w:rPr>
-          <w:t>49</w:t>
+          <w:t>50</w:t>
         </w:r>
         <w:r>
           <w:rPr>
@@ -6739,7 +6739,7 @@
             <w:noProof/>
             <w:webHidden/>
           </w:rPr>
-          <w:t>49</w:t>
+          <w:t>50</w:t>
         </w:r>
         <w:r>
           <w:rPr>
@@ -6805,7 +6805,7 @@
             <w:noProof/>
             <w:webHidden/>
           </w:rPr>
-          <w:t>50</w:t>
+          <w:t>51</w:t>
         </w:r>
         <w:r>
           <w:rPr>
@@ -6874,7 +6874,7 @@
             <w:noProof/>
             <w:webHidden/>
           </w:rPr>
-          <w:t>50</w:t>
+          <w:t>51</w:t>
         </w:r>
         <w:r>
           <w:rPr>
@@ -6943,7 +6943,7 @@
             <w:noProof/>
             <w:webHidden/>
           </w:rPr>
-          <w:t>50</w:t>
+          <w:t>51</w:t>
         </w:r>
         <w:r>
           <w:rPr>
@@ -7012,7 +7012,7 @@
             <w:noProof/>
             <w:webHidden/>
           </w:rPr>
-          <w:t>50</w:t>
+          <w:t>51</w:t>
         </w:r>
         <w:r>
           <w:rPr>
@@ -7081,7 +7081,7 @@
             <w:noProof/>
             <w:webHidden/>
           </w:rPr>
-          <w:t>50</w:t>
+          <w:t>51</w:t>
         </w:r>
         <w:r>
           <w:rPr>
@@ -7141,7 +7141,7 @@
           <w:rPr>
             <w:webHidden/>
           </w:rPr>
-          <w:t>52</w:t>
+          <w:t>53</w:t>
         </w:r>
         <w:r>
           <w:rPr>
@@ -7200,7 +7200,7 @@
           <w:rPr>
             <w:webHidden/>
           </w:rPr>
-          <w:t>52</w:t>
+          <w:t>53</w:t>
         </w:r>
         <w:r>
           <w:rPr>
@@ -7265,7 +7265,7 @@
             <w:noProof/>
             <w:webHidden/>
           </w:rPr>
-          <w:t>52</w:t>
+          <w:t>53</w:t>
         </w:r>
         <w:r>
           <w:rPr>
@@ -7331,7 +7331,7 @@
             <w:noProof/>
             <w:webHidden/>
           </w:rPr>
-          <w:t>52</w:t>
+          <w:t>53</w:t>
         </w:r>
         <w:r>
           <w:rPr>
@@ -7397,7 +7397,7 @@
             <w:noProof/>
             <w:webHidden/>
           </w:rPr>
-          <w:t>53</w:t>
+          <w:t>54</w:t>
         </w:r>
         <w:r>
           <w:rPr>
@@ -7463,7 +7463,7 @@
             <w:noProof/>
             <w:webHidden/>
           </w:rPr>
-          <w:t>53</w:t>
+          <w:t>54</w:t>
         </w:r>
         <w:r>
           <w:rPr>
@@ -7529,7 +7529,7 @@
             <w:noProof/>
             <w:webHidden/>
           </w:rPr>
-          <w:t>53</w:t>
+          <w:t>54</w:t>
         </w:r>
         <w:r>
           <w:rPr>
@@ -7589,7 +7589,7 @@
           <w:rPr>
             <w:webHidden/>
           </w:rPr>
-          <w:t>56</w:t>
+          <w:t>57</w:t>
         </w:r>
         <w:r>
           <w:rPr>
@@ -7648,7 +7648,7 @@
           <w:rPr>
             <w:webHidden/>
           </w:rPr>
-          <w:t>56</w:t>
+          <w:t>57</w:t>
         </w:r>
         <w:r>
           <w:rPr>
@@ -7713,7 +7713,7 @@
             <w:noProof/>
             <w:webHidden/>
           </w:rPr>
-          <w:t>56</w:t>
+          <w:t>57</w:t>
         </w:r>
         <w:r>
           <w:rPr>
@@ -7779,7 +7779,7 @@
             <w:noProof/>
             <w:webHidden/>
           </w:rPr>
-          <w:t>56</w:t>
+          <w:t>57</w:t>
         </w:r>
         <w:r>
           <w:rPr>
@@ -7845,7 +7845,7 @@
             <w:noProof/>
             <w:webHidden/>
           </w:rPr>
-          <w:t>56</w:t>
+          <w:t>57</w:t>
         </w:r>
         <w:r>
           <w:rPr>
@@ -7911,7 +7911,7 @@
             <w:noProof/>
             <w:webHidden/>
           </w:rPr>
-          <w:t>57</w:t>
+          <w:t>58</w:t>
         </w:r>
         <w:r>
           <w:rPr>
@@ -7977,7 +7977,7 @@
             <w:noProof/>
             <w:webHidden/>
           </w:rPr>
-          <w:t>58</w:t>
+          <w:t>59</w:t>
         </w:r>
         <w:r>
           <w:rPr>
@@ -8037,7 +8037,7 @@
           <w:rPr>
             <w:webHidden/>
           </w:rPr>
-          <w:t>59</w:t>
+          <w:t>60</w:t>
         </w:r>
         <w:r>
           <w:rPr>
@@ -8190,7 +8190,7 @@
             <w:webHidden/>
             <w:color w:val="000000"/>
           </w:rPr>
-          <w:t>33</w:t>
+          <w:t>34</w:t>
         </w:r>
         <w:r>
           <w:rPr>
@@ -8291,7 +8291,7 @@
             <w:webHidden/>
             <w:color w:val="000000"/>
           </w:rPr>
-          <w:t>34</w:t>
+          <w:t>35</w:t>
         </w:r>
         <w:r>
           <w:rPr>
@@ -8392,7 +8392,7 @@
             <w:webHidden/>
             <w:color w:val="000000"/>
           </w:rPr>
-          <w:t>35</w:t>
+          <w:t>36</w:t>
         </w:r>
         <w:r>
           <w:rPr>
@@ -8485,7 +8485,7 @@
             <w:webHidden/>
             <w:color w:val="000000"/>
           </w:rPr>
-          <w:t>35</w:t>
+          <w:t>36</w:t>
         </w:r>
         <w:r>
           <w:rPr>
@@ -8578,7 +8578,7 @@
             <w:webHidden/>
             <w:color w:val="000000"/>
           </w:rPr>
-          <w:t>36</w:t>
+          <w:t>37</w:t>
         </w:r>
         <w:r>
           <w:rPr>
@@ -8671,7 +8671,7 @@
             <w:webHidden/>
             <w:color w:val="000000"/>
           </w:rPr>
-          <w:t>36</w:t>
+          <w:t>37</w:t>
         </w:r>
         <w:r>
           <w:rPr>
@@ -9106,6 +9106,8 @@
           </w:rPr>
           <w:t>Table 3.5.1: Test Cases for User Registration</w:t>
         </w:r>
+        <w:bookmarkStart w:id="30" w:name="_GoBack"/>
+        <w:bookmarkEnd w:id="30"/>
         <w:r>
           <w:rPr>
             <w:b w:val="0"/>
@@ -10310,7 +10312,7 @@
             <w:b w:val="0"/>
             <w:webHidden/>
           </w:rPr>
-          <w:t>37</w:t>
+          <w:t>38</w:t>
         </w:r>
         <w:r>
           <w:rPr>
@@ -10378,7 +10380,7 @@
             <w:b w:val="0"/>
             <w:webHidden/>
           </w:rPr>
-          <w:t>38</w:t>
+          <w:t>39</w:t>
         </w:r>
         <w:r>
           <w:rPr>
@@ -10446,7 +10448,7 @@
             <w:b w:val="0"/>
             <w:webHidden/>
           </w:rPr>
-          <w:t>39</w:t>
+          <w:t>40</w:t>
         </w:r>
         <w:r>
           <w:rPr>
@@ -10514,7 +10516,7 @@
             <w:b w:val="0"/>
             <w:webHidden/>
           </w:rPr>
-          <w:t>39</w:t>
+          <w:t>40</w:t>
         </w:r>
         <w:r>
           <w:rPr>
@@ -10582,7 +10584,7 @@
             <w:b w:val="0"/>
             <w:webHidden/>
           </w:rPr>
-          <w:t>40</w:t>
+          <w:t>41</w:t>
         </w:r>
         <w:r>
           <w:rPr>
@@ -10650,7 +10652,7 @@
             <w:b w:val="0"/>
             <w:webHidden/>
           </w:rPr>
-          <w:t>41</w:t>
+          <w:t>42</w:t>
         </w:r>
         <w:r>
           <w:rPr>
@@ -10718,7 +10720,7 @@
             <w:b w:val="0"/>
             <w:webHidden/>
           </w:rPr>
-          <w:t>42</w:t>
+          <w:t>43</w:t>
         </w:r>
         <w:r>
           <w:rPr>
@@ -10786,7 +10788,7 @@
             <w:b w:val="0"/>
             <w:webHidden/>
           </w:rPr>
-          <w:t>42</w:t>
+          <w:t>43</w:t>
         </w:r>
         <w:r>
           <w:rPr>
@@ -10854,7 +10856,7 @@
             <w:b w:val="0"/>
             <w:webHidden/>
           </w:rPr>
-          <w:t>43</w:t>
+          <w:t>44</w:t>
         </w:r>
         <w:r>
           <w:rPr>
@@ -10922,7 +10924,7 @@
             <w:b w:val="0"/>
             <w:webHidden/>
           </w:rPr>
-          <w:t>43</w:t>
+          <w:t>44</w:t>
         </w:r>
         <w:r>
           <w:rPr>
@@ -10990,7 +10992,7 @@
             <w:b w:val="0"/>
             <w:webHidden/>
           </w:rPr>
-          <w:t>44</w:t>
+          <w:t>45</w:t>
         </w:r>
         <w:r>
           <w:rPr>
@@ -11058,7 +11060,7 @@
             <w:b w:val="0"/>
             <w:webHidden/>
           </w:rPr>
-          <w:t>45</w:t>
+          <w:t>46</w:t>
         </w:r>
         <w:r>
           <w:rPr>
@@ -11126,7 +11128,7 @@
             <w:b w:val="0"/>
             <w:webHidden/>
           </w:rPr>
-          <w:t>46</w:t>
+          <w:t>47</w:t>
         </w:r>
         <w:r>
           <w:rPr>
@@ -11194,7 +11196,7 @@
             <w:b w:val="0"/>
             <w:webHidden/>
           </w:rPr>
-          <w:t>47</w:t>
+          <w:t>48</w:t>
         </w:r>
         <w:r>
           <w:rPr>
@@ -11261,7 +11263,7 @@
             <w:b w:val="0"/>
             <w:webHidden/>
           </w:rPr>
-          <w:t>52</w:t>
+          <w:t>53</w:t>
         </w:r>
         <w:r>
           <w:rPr>
@@ -11461,7 +11463,7 @@
           <w:szCs w:val="40"/>
         </w:rPr>
       </w:pPr>
-      <w:bookmarkStart w:id="30" w:name="_Toc229047548"/>
+      <w:bookmarkStart w:id="31" w:name="_Toc229047548"/>
       <w:r>
         <w:rPr>
           <w:rFonts w:ascii="Times New Roman" w:hAnsi="Times New Roman"/>
@@ -11471,7 +11473,7 @@
         <w:lastRenderedPageBreak/>
         <w:t>Chapter 1:</w:t>
       </w:r>
-      <w:bookmarkEnd w:id="30"/>
+      <w:bookmarkEnd w:id="31"/>
       <w:r>
         <w:rPr>
           <w:rFonts w:ascii="Times New Roman" w:hAnsi="Times New Roman"/>
@@ -11491,7 +11493,7 @@
           <w:szCs w:val="40"/>
         </w:rPr>
       </w:pPr>
-      <w:bookmarkStart w:id="31" w:name="_Toc229047549"/>
+      <w:bookmarkStart w:id="32" w:name="_Toc229047549"/>
       <w:r>
         <w:rPr>
           <w:rFonts w:ascii="Times New Roman" w:hAnsi="Times New Roman"/>
@@ -11500,14 +11502,14 @@
         </w:rPr>
         <w:t>Introduction</w:t>
       </w:r>
-      <w:bookmarkEnd w:id="31"/>
+      <w:bookmarkEnd w:id="32"/>
     </w:p>
     <w:p>
       <w:pPr>
         <w:pStyle w:val="Heading2"/>
         <w:spacing w:line="360" w:lineRule="auto"/>
       </w:pPr>
-      <w:bookmarkStart w:id="32" w:name="_Toc229047550"/>
+      <w:bookmarkStart w:id="33" w:name="_Toc229047550"/>
       <w:r>
         <w:rPr>
           <w:rFonts w:ascii="Times New Roman" w:hAnsi="Times New Roman"/>
@@ -11526,7 +11528,7 @@
         </w:rPr>
         <w:t>Overview</w:t>
       </w:r>
-      <w:bookmarkEnd w:id="32"/>
+      <w:bookmarkEnd w:id="33"/>
     </w:p>
     <w:p>
       <w:pPr>
@@ -11584,14 +11586,14 @@
         <w:pStyle w:val="Heading2"/>
         <w:spacing w:line="360" w:lineRule="auto"/>
       </w:pPr>
-      <w:bookmarkStart w:id="33" w:name="_Toc229047551"/>
+      <w:bookmarkStart w:id="34" w:name="_Toc229047551"/>
       <w:r>
         <w:rPr>
           <w:rFonts w:ascii="Times New Roman" w:hAnsi="Times New Roman"/>
         </w:rPr>
         <w:t>1.2 Opportunity and Stakeholders</w:t>
       </w:r>
-      <w:bookmarkEnd w:id="33"/>
+      <w:bookmarkEnd w:id="34"/>
     </w:p>
     <w:p>
       <w:pPr>
@@ -11657,7 +11659,7 @@
         <w:pStyle w:val="Heading3"/>
         <w:spacing w:line="360" w:lineRule="auto"/>
       </w:pPr>
-      <w:bookmarkStart w:id="34" w:name="_Toc229047552"/>
+      <w:bookmarkStart w:id="35" w:name="_Toc229047552"/>
       <w:r>
         <w:rPr>
           <w:rFonts w:ascii="Times New Roman" w:hAnsi="Times New Roman"/>
@@ -11676,7 +11678,7 @@
         </w:rPr>
         <w:t>Stakeholders</w:t>
       </w:r>
-      <w:bookmarkEnd w:id="34"/>
+      <w:bookmarkEnd w:id="35"/>
     </w:p>
     <w:p>
       <w:pPr>
@@ -11804,28 +11806,28 @@
         <w:pStyle w:val="Heading2"/>
         <w:spacing w:line="360" w:lineRule="auto"/>
       </w:pPr>
-      <w:bookmarkStart w:id="35" w:name="_Toc229047553"/>
+      <w:bookmarkStart w:id="36" w:name="_Toc229047553"/>
       <w:r>
         <w:rPr>
           <w:rFonts w:ascii="Times New Roman" w:hAnsi="Times New Roman"/>
         </w:rPr>
         <w:t>1.3 Motivations and Challenges</w:t>
       </w:r>
-      <w:bookmarkEnd w:id="35"/>
+      <w:bookmarkEnd w:id="36"/>
     </w:p>
     <w:p>
       <w:pPr>
         <w:pStyle w:val="Heading3"/>
         <w:spacing w:line="360" w:lineRule="auto"/>
       </w:pPr>
-      <w:bookmarkStart w:id="36" w:name="_Toc229047554"/>
+      <w:bookmarkStart w:id="37" w:name="_Toc229047554"/>
       <w:r>
         <w:rPr>
           <w:rFonts w:ascii="Times New Roman" w:hAnsi="Times New Roman"/>
         </w:rPr>
         <w:t>1.3.1 Motivations</w:t>
       </w:r>
-      <w:bookmarkEnd w:id="36"/>
+      <w:bookmarkEnd w:id="37"/>
     </w:p>
     <w:p>
       <w:pPr>
@@ -11963,14 +11965,14 @@
         <w:pStyle w:val="Heading3"/>
         <w:spacing w:line="360" w:lineRule="auto"/>
       </w:pPr>
-      <w:bookmarkStart w:id="37" w:name="_Toc229047555"/>
+      <w:bookmarkStart w:id="38" w:name="_Toc229047555"/>
       <w:r>
         <w:rPr>
           <w:rFonts w:ascii="Times New Roman" w:hAnsi="Times New Roman"/>
         </w:rPr>
         <w:t>1.3.2 Challenges</w:t>
       </w:r>
-      <w:bookmarkEnd w:id="37"/>
+      <w:bookmarkEnd w:id="38"/>
     </w:p>
     <w:p>
       <w:pPr>
@@ -12053,7 +12055,7 @@
         <w:pStyle w:val="Heading2"/>
         <w:spacing w:line="360" w:lineRule="auto"/>
       </w:pPr>
-      <w:bookmarkStart w:id="38" w:name="_Toc229047556"/>
+      <w:bookmarkStart w:id="39" w:name="_Toc229047556"/>
       <w:r>
         <w:rPr>
           <w:rFonts w:ascii="Times New Roman" w:hAnsi="Times New Roman"/>
@@ -12072,14 +12074,14 @@
         </w:rPr>
         <w:t>Goals and Objectives</w:t>
       </w:r>
-      <w:bookmarkEnd w:id="38"/>
+      <w:bookmarkEnd w:id="39"/>
     </w:p>
     <w:p>
       <w:pPr>
         <w:pStyle w:val="Heading3"/>
         <w:spacing w:line="360" w:lineRule="auto"/>
       </w:pPr>
-      <w:bookmarkStart w:id="39" w:name="_Toc229047557"/>
+      <w:bookmarkStart w:id="40" w:name="_Toc229047557"/>
       <w:r>
         <w:rPr>
           <w:rFonts w:ascii="Times New Roman" w:hAnsi="Times New Roman"/>
@@ -12098,7 +12100,7 @@
         </w:rPr>
         <w:t>One Platform for Academic Communication</w:t>
       </w:r>
-      <w:bookmarkEnd w:id="39"/>
+      <w:bookmarkEnd w:id="40"/>
     </w:p>
     <w:p>
       <w:pPr>
@@ -12122,7 +12124,7 @@
         <w:pStyle w:val="Heading3"/>
         <w:spacing w:line="360" w:lineRule="auto"/>
       </w:pPr>
-      <w:bookmarkStart w:id="40" w:name="_Toc229047558"/>
+      <w:bookmarkStart w:id="41" w:name="_Toc229047558"/>
       <w:r>
         <w:rPr>
           <w:rFonts w:ascii="Times New Roman" w:hAnsi="Times New Roman"/>
@@ -12142,7 +12144,7 @@
         </w:rPr>
         <w:t>Verified University Community</w:t>
       </w:r>
-      <w:bookmarkEnd w:id="40"/>
+      <w:bookmarkEnd w:id="41"/>
     </w:p>
     <w:p>
       <w:pPr>
@@ -12166,7 +12168,7 @@
         <w:pStyle w:val="Heading3"/>
         <w:spacing w:line="360" w:lineRule="auto"/>
       </w:pPr>
-      <w:bookmarkStart w:id="41" w:name="_Toc229047559"/>
+      <w:bookmarkStart w:id="42" w:name="_Toc229047559"/>
       <w:r>
         <w:rPr>
           <w:rFonts w:ascii="Times New Roman" w:hAnsi="Times New Roman"/>
@@ -12185,7 +12187,7 @@
         </w:rPr>
         <w:t>Improve Peer Learning</w:t>
       </w:r>
-      <w:bookmarkEnd w:id="41"/>
+      <w:bookmarkEnd w:id="42"/>
     </w:p>
     <w:p>
       <w:pPr>
@@ -12209,7 +12211,7 @@
         <w:pStyle w:val="Heading3"/>
         <w:spacing w:line="360" w:lineRule="auto"/>
       </w:pPr>
-      <w:bookmarkStart w:id="42" w:name="_Toc229047560"/>
+      <w:bookmarkStart w:id="43" w:name="_Toc229047560"/>
       <w:r>
         <w:rPr>
           <w:rFonts w:ascii="Times New Roman" w:hAnsi="Times New Roman"/>
@@ -12228,7 +12230,7 @@
         </w:rPr>
         <w:t>Better Campus Engagement</w:t>
       </w:r>
-      <w:bookmarkEnd w:id="42"/>
+      <w:bookmarkEnd w:id="43"/>
     </w:p>
     <w:p>
       <w:pPr>
@@ -12252,7 +12254,7 @@
         <w:pStyle w:val="Heading2"/>
         <w:spacing w:line="360" w:lineRule="auto"/>
       </w:pPr>
-      <w:bookmarkStart w:id="43" w:name="_Toc229047561"/>
+      <w:bookmarkStart w:id="44" w:name="_Toc229047561"/>
       <w:r>
         <w:rPr>
           <w:rFonts w:ascii="Times New Roman" w:hAnsi="Times New Roman"/>
@@ -12271,7 +12273,7 @@
         </w:rPr>
         <w:t>Solution Overview</w:t>
       </w:r>
-      <w:bookmarkEnd w:id="43"/>
+      <w:bookmarkEnd w:id="44"/>
     </w:p>
     <w:p>
       <w:pPr>
@@ -12311,7 +12313,7 @@
         <w:pStyle w:val="Heading3"/>
         <w:spacing w:line="360" w:lineRule="auto"/>
       </w:pPr>
-      <w:bookmarkStart w:id="44" w:name="_Toc229047562"/>
+      <w:bookmarkStart w:id="45" w:name="_Toc229047562"/>
       <w:r>
         <w:rPr>
           <w:rFonts w:ascii="Times New Roman" w:hAnsi="Times New Roman"/>
@@ -12330,7 +12332,7 @@
         </w:rPr>
         <w:t>Scope of the Project</w:t>
       </w:r>
-      <w:bookmarkEnd w:id="44"/>
+      <w:bookmarkEnd w:id="45"/>
     </w:p>
     <w:p>
       <w:pPr>
@@ -13080,7 +13082,7 @@
         <w:pStyle w:val="Heading2"/>
         <w:spacing w:line="360" w:lineRule="auto"/>
       </w:pPr>
-      <w:bookmarkStart w:id="45" w:name="_Toc229047563"/>
+      <w:bookmarkStart w:id="46" w:name="_Toc229047563"/>
       <w:r>
         <w:rPr>
           <w:rFonts w:ascii="Times New Roman" w:hAnsi="Times New Roman"/>
@@ -13099,7 +13101,7 @@
         </w:rPr>
         <w:t>Report Outline</w:t>
       </w:r>
-      <w:bookmarkEnd w:id="45"/>
+      <w:bookmarkEnd w:id="46"/>
     </w:p>
     <w:p>
       <w:pPr>
@@ -13370,7 +13372,7 @@
           <w:szCs w:val="32"/>
         </w:rPr>
       </w:pPr>
-      <w:bookmarkStart w:id="46" w:name="_Toc229047564"/>
+      <w:bookmarkStart w:id="47" w:name="_Toc229047564"/>
       <w:r>
         <w:rPr>
           <w:rFonts w:ascii="Times New Roman" w:hAnsi="Times New Roman"/>
@@ -13380,7 +13382,7 @@
         <w:lastRenderedPageBreak/>
         <w:t>Chapter 2:</w:t>
       </w:r>
-      <w:bookmarkEnd w:id="46"/>
+      <w:bookmarkEnd w:id="47"/>
       <w:r>
         <w:rPr>
           <w:rFonts w:ascii="Times New Roman" w:hAnsi="Times New Roman"/>
@@ -13400,7 +13402,7 @@
           <w:szCs w:val="32"/>
         </w:rPr>
       </w:pPr>
-      <w:bookmarkStart w:id="47" w:name="_Toc229047565"/>
+      <w:bookmarkStart w:id="48" w:name="_Toc229047565"/>
       <w:r>
         <w:rPr>
           <w:rFonts w:ascii="Times New Roman" w:hAnsi="Times New Roman"/>
@@ -13409,14 +13411,14 @@
         </w:rPr>
         <w:t>Market Survey</w:t>
       </w:r>
-      <w:bookmarkEnd w:id="47"/>
+      <w:bookmarkEnd w:id="48"/>
     </w:p>
     <w:p>
       <w:pPr>
         <w:pStyle w:val="Heading2"/>
         <w:spacing w:line="360" w:lineRule="auto"/>
       </w:pPr>
-      <w:bookmarkStart w:id="48" w:name="_Toc229047566"/>
+      <w:bookmarkStart w:id="49" w:name="_Toc229047566"/>
       <w:r>
         <w:rPr>
           <w:rFonts w:ascii="Times New Roman" w:hAnsi="Times New Roman"/>
@@ -13435,7 +13437,7 @@
         </w:rPr>
         <w:t>Introduction</w:t>
       </w:r>
-      <w:bookmarkEnd w:id="48"/>
+      <w:bookmarkEnd w:id="49"/>
     </w:p>
     <w:p>
       <w:pPr>
@@ -13562,7 +13564,7 @@
         <w:pStyle w:val="Heading2"/>
         <w:spacing w:line="360" w:lineRule="auto"/>
       </w:pPr>
-      <w:bookmarkStart w:id="49" w:name="_Toc229047567"/>
+      <w:bookmarkStart w:id="50" w:name="_Toc229047567"/>
       <w:r>
         <w:rPr>
           <w:rFonts w:ascii="Times New Roman" w:hAnsi="Times New Roman"/>
@@ -13581,7 +13583,7 @@
         </w:rPr>
         <w:t>Literature Review</w:t>
       </w:r>
-      <w:bookmarkEnd w:id="49"/>
+      <w:bookmarkEnd w:id="50"/>
     </w:p>
     <w:p>
       <w:pPr>
@@ -14715,7 +14717,7 @@
         <w:pStyle w:val="Heading2"/>
         <w:spacing w:line="360" w:lineRule="auto"/>
       </w:pPr>
-      <w:bookmarkStart w:id="50" w:name="_Toc229047568"/>
+      <w:bookmarkStart w:id="51" w:name="_Toc229047568"/>
       <w:r>
         <w:rPr>
           <w:rFonts w:ascii="Times New Roman" w:hAnsi="Times New Roman"/>
@@ -14734,7 +14736,7 @@
         </w:rPr>
         <w:t>Summary</w:t>
       </w:r>
-      <w:bookmarkEnd w:id="50"/>
+      <w:bookmarkEnd w:id="51"/>
     </w:p>
     <w:p>
       <w:pPr>
@@ -15084,7 +15086,7 @@
           <w:szCs w:val="32"/>
         </w:rPr>
       </w:pPr>
-      <w:bookmarkStart w:id="51" w:name="_Toc229047569"/>
+      <w:bookmarkStart w:id="52" w:name="_Toc229047569"/>
       <w:r>
         <w:rPr>
           <w:rFonts w:ascii="Times New Roman" w:hAnsi="Times New Roman"/>
@@ -15094,7 +15096,7 @@
         <w:lastRenderedPageBreak/>
         <w:t>Chapter 3:</w:t>
       </w:r>
-      <w:bookmarkEnd w:id="51"/>
+      <w:bookmarkEnd w:id="52"/>
       <w:r>
         <w:rPr>
           <w:rFonts w:ascii="Times New Roman" w:hAnsi="Times New Roman"/>
@@ -15114,7 +15116,7 @@
           <w:szCs w:val="32"/>
         </w:rPr>
       </w:pPr>
-      <w:bookmarkStart w:id="52" w:name="_Toc229047570"/>
+      <w:bookmarkStart w:id="53" w:name="_Toc229047570"/>
       <w:r>
         <w:rPr>
           <w:rFonts w:ascii="Times New Roman" w:hAnsi="Times New Roman"/>
@@ -15123,14 +15125,14 @@
         </w:rPr>
         <w:t>Requirement Engineering</w:t>
       </w:r>
-      <w:bookmarkEnd w:id="52"/>
+      <w:bookmarkEnd w:id="53"/>
     </w:p>
     <w:p>
       <w:pPr>
         <w:pStyle w:val="Heading2"/>
         <w:spacing w:line="360" w:lineRule="auto"/>
       </w:pPr>
-      <w:bookmarkStart w:id="53" w:name="_Toc229047571"/>
+      <w:bookmarkStart w:id="54" w:name="_Toc229047571"/>
       <w:r>
         <w:rPr>
           <w:rFonts w:ascii="Times New Roman" w:hAnsi="Times New Roman"/>
@@ -15149,7 +15151,7 @@
         </w:rPr>
         <w:t>Introduction</w:t>
       </w:r>
-      <w:bookmarkEnd w:id="53"/>
+      <w:bookmarkEnd w:id="54"/>
     </w:p>
     <w:p>
       <w:pPr>
@@ -15172,7 +15174,7 @@
           <w:rFonts w:ascii="Times New Roman" w:hAnsi="Times New Roman"/>
         </w:rPr>
       </w:pPr>
-      <w:bookmarkStart w:id="54" w:name="_Toc229047572"/>
+      <w:bookmarkStart w:id="55" w:name="_Toc229047572"/>
       <w:r>
         <w:rPr>
           <w:rFonts w:ascii="Times New Roman" w:hAnsi="Times New Roman"/>
@@ -15191,7 +15193,7 @@
         </w:rPr>
         <w:t>Problem Scenarios</w:t>
       </w:r>
-      <w:bookmarkEnd w:id="54"/>
+      <w:bookmarkEnd w:id="55"/>
     </w:p>
     <w:p>
       <w:pPr>
@@ -15202,7 +15204,7 @@
           <w:szCs w:val="24"/>
         </w:rPr>
       </w:pPr>
-      <w:bookmarkStart w:id="55" w:name="_Toc229047573"/>
+      <w:bookmarkStart w:id="56" w:name="_Toc229047573"/>
       <w:r>
         <w:rPr>
           <w:rFonts w:ascii="Times New Roman" w:hAnsi="Times New Roman" w:cs="Times New Roman"/>
@@ -15210,7 +15212,7 @@
         </w:rPr>
         <w:t>3.2.1 No Dedicated Academic Platform for Riphah Students</w:t>
       </w:r>
-      <w:bookmarkEnd w:id="55"/>
+      <w:bookmarkEnd w:id="56"/>
     </w:p>
     <w:p>
       <w:pPr>
@@ -15525,8 +15527,8 @@
           <w:szCs w:val="24"/>
         </w:rPr>
       </w:pPr>
-      <w:bookmarkStart w:id="56" w:name="tbl_3_2_1"/>
-      <w:bookmarkStart w:id="57" w:name="_Toc229047643"/>
+      <w:bookmarkStart w:id="57" w:name="tbl_3_2_1"/>
+      <w:bookmarkStart w:id="58" w:name="_Toc229047643"/>
       <w:r>
         <w:rPr>
           <w:rFonts w:cs="Times New Roman"/>
@@ -15543,8 +15545,8 @@
         </w:rPr>
         <w:t>1: No Dedicated Academic Platform for Riphah Students</w:t>
       </w:r>
-      <w:bookmarkEnd w:id="56"/>
       <w:bookmarkEnd w:id="57"/>
+      <w:bookmarkEnd w:id="58"/>
     </w:p>
     <w:p>
       <w:pPr>
@@ -15565,7 +15567,7 @@
           <w:szCs w:val="24"/>
         </w:rPr>
       </w:pPr>
-      <w:bookmarkStart w:id="58" w:name="_Toc229047574"/>
+      <w:bookmarkStart w:id="59" w:name="_Toc229047574"/>
       <w:r>
         <w:rPr>
           <w:rFonts w:ascii="Times New Roman" w:hAnsi="Times New Roman" w:cs="Times New Roman"/>
@@ -15574,7 +15576,7 @@
         <w:lastRenderedPageBreak/>
         <w:t>3.2.2 No System for Managing Semester Groups</w:t>
       </w:r>
-      <w:bookmarkEnd w:id="58"/>
+      <w:bookmarkEnd w:id="59"/>
     </w:p>
     <w:p>
       <w:pPr>
@@ -15887,8 +15889,8 @@
           <w:szCs w:val="24"/>
         </w:rPr>
       </w:pPr>
-      <w:bookmarkStart w:id="59" w:name="tbl_3_2_2"/>
-      <w:bookmarkStart w:id="60" w:name="_Toc229047644"/>
+      <w:bookmarkStart w:id="60" w:name="tbl_3_2_2"/>
+      <w:bookmarkStart w:id="61" w:name="_Toc229047644"/>
       <w:r>
         <w:rPr>
           <w:rFonts w:cs="Times New Roman"/>
@@ -15905,8 +15907,8 @@
         </w:rPr>
         <w:t>2: No System for Managing Semester Groups</w:t>
       </w:r>
-      <w:bookmarkEnd w:id="59"/>
       <w:bookmarkEnd w:id="60"/>
+      <w:bookmarkEnd w:id="61"/>
     </w:p>
     <w:p>
       <w:pPr>
@@ -15928,7 +15930,7 @@
           <w:szCs w:val="24"/>
         </w:rPr>
       </w:pPr>
-      <w:bookmarkStart w:id="61" w:name="_Toc229047575"/>
+      <w:bookmarkStart w:id="62" w:name="_Toc229047575"/>
       <w:r>
         <w:rPr>
           <w:rFonts w:ascii="Times New Roman" w:hAnsi="Times New Roman" w:cs="Times New Roman"/>
@@ -15936,7 +15938,7 @@
         </w:rPr>
         <w:t>3.2.3 Heavy Manual Workload for Coordination and Administration</w:t>
       </w:r>
-      <w:bookmarkEnd w:id="61"/>
+      <w:bookmarkEnd w:id="62"/>
     </w:p>
     <w:p>
       <w:pPr>
@@ -16231,8 +16233,8 @@
           <w:szCs w:val="24"/>
         </w:rPr>
       </w:pPr>
-      <w:bookmarkStart w:id="62" w:name="tbl_3_2_3"/>
-      <w:bookmarkStart w:id="63" w:name="_Toc229047645"/>
+      <w:bookmarkStart w:id="63" w:name="tbl_3_2_3"/>
+      <w:bookmarkStart w:id="64" w:name="_Toc229047645"/>
       <w:r>
         <w:rPr>
           <w:rFonts w:cs="Times New Roman"/>
@@ -16249,8 +16251,8 @@
         </w:rPr>
         <w:t>.3: Heavy Manual Workload for Coordination and Administration</w:t>
       </w:r>
-      <w:bookmarkEnd w:id="62"/>
       <w:bookmarkEnd w:id="63"/>
+      <w:bookmarkEnd w:id="64"/>
     </w:p>
     <w:p>
       <w:pPr>
@@ -16271,7 +16273,7 @@
         <w:pStyle w:val="Heading2"/>
         <w:spacing w:line="360" w:lineRule="auto"/>
       </w:pPr>
-      <w:bookmarkStart w:id="64" w:name="_Toc229047576"/>
+      <w:bookmarkStart w:id="65" w:name="_Toc229047576"/>
       <w:r>
         <w:rPr>
           <w:rFonts w:ascii="Times New Roman" w:hAnsi="Times New Roman"/>
@@ -16291,14 +16293,14 @@
         </w:rPr>
         <w:t>Functional Requirements</w:t>
       </w:r>
-      <w:bookmarkEnd w:id="64"/>
+      <w:bookmarkEnd w:id="65"/>
     </w:p>
     <w:p>
       <w:pPr>
         <w:pStyle w:val="Heading3"/>
         <w:spacing w:line="360" w:lineRule="auto"/>
       </w:pPr>
-      <w:bookmarkStart w:id="65" w:name="_Toc229047577"/>
+      <w:bookmarkStart w:id="66" w:name="_Toc229047577"/>
       <w:r>
         <w:rPr>
           <w:rFonts w:ascii="Times New Roman" w:hAnsi="Times New Roman"/>
@@ -16317,7 +16319,7 @@
         </w:rPr>
         <w:t>Student</w:t>
       </w:r>
-      <w:bookmarkEnd w:id="65"/>
+      <w:bookmarkEnd w:id="66"/>
     </w:p>
     <w:p>
       <w:pPr>
@@ -16952,7 +16954,7 @@
         <w:pStyle w:val="Heading3"/>
         <w:spacing w:line="360" w:lineRule="auto"/>
       </w:pPr>
-      <w:bookmarkStart w:id="66" w:name="_Toc229047578"/>
+      <w:bookmarkStart w:id="67" w:name="_Toc229047578"/>
       <w:r>
         <w:rPr>
           <w:rFonts w:ascii="Times New Roman" w:hAnsi="Times New Roman"/>
@@ -16971,7 +16973,7 @@
         </w:rPr>
         <w:t>Teacher</w:t>
       </w:r>
-      <w:bookmarkEnd w:id="66"/>
+      <w:bookmarkEnd w:id="67"/>
     </w:p>
     <w:p>
       <w:pPr>
@@ -17780,7 +17782,7 @@
         <w:pStyle w:val="Heading3"/>
         <w:spacing w:line="360" w:lineRule="auto"/>
       </w:pPr>
-      <w:bookmarkStart w:id="67" w:name="_Toc229047579"/>
+      <w:bookmarkStart w:id="68" w:name="_Toc229047579"/>
       <w:r>
         <w:rPr>
           <w:rFonts w:ascii="Times New Roman" w:hAnsi="Times New Roman"/>
@@ -17799,7 +17801,7 @@
         </w:rPr>
         <w:t>University Administration</w:t>
       </w:r>
-      <w:bookmarkEnd w:id="67"/>
+      <w:bookmarkEnd w:id="68"/>
     </w:p>
     <w:p>
       <w:pPr>
@@ -18582,7 +18584,7 @@
         <w:pStyle w:val="Heading3"/>
         <w:spacing w:line="360" w:lineRule="auto"/>
       </w:pPr>
-      <w:bookmarkStart w:id="68" w:name="_Toc229047580"/>
+      <w:bookmarkStart w:id="69" w:name="_Toc229047580"/>
       <w:r>
         <w:rPr>
           <w:rFonts w:ascii="Times New Roman" w:hAnsi="Times New Roman"/>
@@ -18601,7 +18603,7 @@
         </w:rPr>
         <w:t>Coordination Office</w:t>
       </w:r>
-      <w:bookmarkEnd w:id="68"/>
+      <w:bookmarkEnd w:id="69"/>
     </w:p>
     <w:p>
       <w:pPr>
@@ -19304,7 +19306,7 @@
         <w:pStyle w:val="Heading3"/>
         <w:spacing w:line="360" w:lineRule="auto"/>
       </w:pPr>
-      <w:bookmarkStart w:id="69" w:name="_Toc229047581"/>
+      <w:bookmarkStart w:id="70" w:name="_Toc229047581"/>
       <w:r>
         <w:rPr>
           <w:rFonts w:ascii="Times New Roman" w:hAnsi="Times New Roman"/>
@@ -19323,7 +19325,7 @@
         </w:rPr>
         <w:t>System Admin</w:t>
       </w:r>
-      <w:bookmarkEnd w:id="69"/>
+      <w:bookmarkEnd w:id="70"/>
     </w:p>
     <w:p>
       <w:pPr>
@@ -19922,7 +19924,7 @@
         <w:pStyle w:val="Heading2"/>
         <w:spacing w:line="360" w:lineRule="auto"/>
       </w:pPr>
-      <w:bookmarkStart w:id="70" w:name="_Toc229047582"/>
+      <w:bookmarkStart w:id="71" w:name="_Toc229047582"/>
       <w:r>
         <w:rPr>
           <w:rFonts w:ascii="Times New Roman" w:hAnsi="Times New Roman"/>
@@ -19941,7 +19943,7 @@
         </w:rPr>
         <w:t>Non-Functional Requirements</w:t>
       </w:r>
-      <w:bookmarkEnd w:id="70"/>
+      <w:bookmarkEnd w:id="71"/>
     </w:p>
     <w:p>
       <w:pPr>
@@ -19967,7 +19969,7 @@
         <w:pStyle w:val="Heading2"/>
         <w:spacing w:line="360" w:lineRule="auto"/>
       </w:pPr>
-      <w:bookmarkStart w:id="71" w:name="_Toc229047583"/>
+      <w:bookmarkStart w:id="72" w:name="_Toc229047583"/>
       <w:r>
         <w:rPr>
           <w:rFonts w:ascii="Times New Roman" w:hAnsi="Times New Roman"/>
@@ -19986,7 +19988,7 @@
         </w:rPr>
         <w:t>SQA Activities: Defect Detection</w:t>
       </w:r>
-      <w:bookmarkEnd w:id="71"/>
+      <w:bookmarkEnd w:id="72"/>
     </w:p>
     <w:p>
       <w:pPr>
@@ -20010,7 +20012,7 @@
         <w:pStyle w:val="Heading3"/>
         <w:spacing w:after="120" w:line="360" w:lineRule="auto"/>
       </w:pPr>
-      <w:bookmarkStart w:id="72" w:name="_Toc229047584"/>
+      <w:bookmarkStart w:id="73" w:name="_Toc229047584"/>
       <w:r>
         <w:rPr>
           <w:rFonts w:ascii="Times New Roman" w:hAnsi="Times New Roman"/>
@@ -20029,7 +20031,7 @@
         </w:rPr>
         <w:t>Test Case Design</w:t>
       </w:r>
-      <w:bookmarkEnd w:id="72"/>
+      <w:bookmarkEnd w:id="73"/>
     </w:p>
     <w:p>
       <w:pPr>
@@ -20368,7 +20370,7 @@
           <w:szCs w:val="24"/>
         </w:rPr>
       </w:pPr>
-      <w:bookmarkStart w:id="73" w:name="_Toc229047585"/>
+      <w:bookmarkStart w:id="74" w:name="_Toc229047585"/>
       <w:r>
         <w:rPr>
           <w:rFonts w:ascii="Times New Roman" w:hAnsi="Times New Roman" w:cs="Times New Roman"/>
@@ -20376,7 +20378,7 @@
         </w:rPr>
         <w:t>3.5.1.1 User Registration</w:t>
       </w:r>
-      <w:bookmarkEnd w:id="73"/>
+      <w:bookmarkEnd w:id="74"/>
     </w:p>
     <w:p>
       <w:pPr>
@@ -21245,8 +21247,8 @@
           <w:szCs w:val="24"/>
         </w:rPr>
       </w:pPr>
-      <w:bookmarkStart w:id="74" w:name="tbl_3_5_1"/>
-      <w:bookmarkStart w:id="75" w:name="_Toc229047646"/>
+      <w:bookmarkStart w:id="75" w:name="tbl_3_5_1"/>
+      <w:bookmarkStart w:id="76" w:name="_Toc229047646"/>
       <w:r>
         <w:rPr>
           <w:rFonts w:cs="Times New Roman"/>
@@ -21255,8 +21257,8 @@
         </w:rPr>
         <w:t>Table 3.5.1: Test Cases for User Registration</w:t>
       </w:r>
-      <w:bookmarkEnd w:id="74"/>
       <w:bookmarkEnd w:id="75"/>
+      <w:bookmarkEnd w:id="76"/>
     </w:p>
     <w:p>
       <w:pPr>
@@ -21278,7 +21280,7 @@
           <w:szCs w:val="24"/>
         </w:rPr>
       </w:pPr>
-      <w:bookmarkStart w:id="76" w:name="_Toc229047586"/>
+      <w:bookmarkStart w:id="77" w:name="_Toc229047586"/>
       <w:r>
         <w:rPr>
           <w:rFonts w:ascii="Times New Roman" w:hAnsi="Times New Roman" w:cs="Times New Roman"/>
@@ -21287,7 +21289,7 @@
         <w:lastRenderedPageBreak/>
         <w:t>3.5.1.2 User Login</w:t>
       </w:r>
-      <w:bookmarkEnd w:id="76"/>
+      <w:bookmarkEnd w:id="77"/>
     </w:p>
     <w:p>
       <w:pPr>
@@ -21895,8 +21897,8 @@
           <w:szCs w:val="24"/>
         </w:rPr>
       </w:pPr>
-      <w:bookmarkStart w:id="77" w:name="tbl_3_5_2"/>
-      <w:bookmarkStart w:id="78" w:name="_Toc229047647"/>
+      <w:bookmarkStart w:id="78" w:name="tbl_3_5_2"/>
+      <w:bookmarkStart w:id="79" w:name="_Toc229047647"/>
       <w:r>
         <w:rPr>
           <w:rFonts w:cs="Times New Roman"/>
@@ -21905,8 +21907,8 @@
         </w:rPr>
         <w:t>Table 3.5.2: Test Cases for User Login</w:t>
       </w:r>
-      <w:bookmarkEnd w:id="77"/>
       <w:bookmarkEnd w:id="78"/>
+      <w:bookmarkEnd w:id="79"/>
     </w:p>
     <w:p>
       <w:pPr>
@@ -21927,7 +21929,7 @@
           <w:szCs w:val="24"/>
         </w:rPr>
       </w:pPr>
-      <w:bookmarkStart w:id="79" w:name="_Toc229047587"/>
+      <w:bookmarkStart w:id="80" w:name="_Toc229047587"/>
       <w:r>
         <w:rPr>
           <w:rFonts w:ascii="Times New Roman" w:hAnsi="Times New Roman" w:cs="Times New Roman"/>
@@ -21935,7 +21937,7 @@
         </w:rPr>
         <w:t>3.5.1.3 Create Post</w:t>
       </w:r>
-      <w:bookmarkEnd w:id="79"/>
+      <w:bookmarkEnd w:id="80"/>
     </w:p>
     <w:p>
       <w:pPr>
@@ -22402,8 +22404,8 @@
           <w:szCs w:val="24"/>
         </w:rPr>
       </w:pPr>
-      <w:bookmarkStart w:id="80" w:name="tbl_3_5_3"/>
-      <w:bookmarkStart w:id="81" w:name="_Toc229047648"/>
+      <w:bookmarkStart w:id="81" w:name="tbl_3_5_3"/>
+      <w:bookmarkStart w:id="82" w:name="_Toc229047648"/>
       <w:r>
         <w:rPr>
           <w:rFonts w:cs="Times New Roman"/>
@@ -22412,8 +22414,8 @@
         </w:rPr>
         <w:t>Table 3.5.3: Test Cases for Creating Posts</w:t>
       </w:r>
-      <w:bookmarkEnd w:id="80"/>
       <w:bookmarkEnd w:id="81"/>
+      <w:bookmarkEnd w:id="82"/>
     </w:p>
     <w:p>
       <w:pPr>
@@ -22434,7 +22436,7 @@
           <w:szCs w:val="24"/>
         </w:rPr>
       </w:pPr>
-      <w:bookmarkStart w:id="82" w:name="_Toc229047588"/>
+      <w:bookmarkStart w:id="83" w:name="_Toc229047588"/>
       <w:r>
         <w:rPr>
           <w:rFonts w:ascii="Times New Roman" w:hAnsi="Times New Roman" w:cs="Times New Roman"/>
@@ -22442,7 +22444,7 @@
         </w:rPr>
         <w:t>3.5.1.4 Create Semester Group</w:t>
       </w:r>
-      <w:bookmarkEnd w:id="82"/>
+      <w:bookmarkEnd w:id="83"/>
     </w:p>
     <w:p>
       <w:pPr>
@@ -23050,8 +23052,8 @@
           <w:szCs w:val="24"/>
         </w:rPr>
       </w:pPr>
-      <w:bookmarkStart w:id="83" w:name="tbl_3_5_4"/>
-      <w:bookmarkStart w:id="84" w:name="_Toc229047649"/>
+      <w:bookmarkStart w:id="84" w:name="tbl_3_5_4"/>
+      <w:bookmarkStart w:id="85" w:name="_Toc229047649"/>
       <w:r>
         <w:rPr>
           <w:rFonts w:cs="Times New Roman"/>
@@ -23060,8 +23062,8 @@
         </w:rPr>
         <w:t>Table 3.5.4: Test Cases for Creating Semester Groups</w:t>
       </w:r>
-      <w:bookmarkEnd w:id="83"/>
       <w:bookmarkEnd w:id="84"/>
+      <w:bookmarkEnd w:id="85"/>
     </w:p>
     <w:p>
       <w:pPr>
@@ -23082,7 +23084,7 @@
           <w:szCs w:val="24"/>
         </w:rPr>
       </w:pPr>
-      <w:bookmarkStart w:id="85" w:name="_Toc229047589"/>
+      <w:bookmarkStart w:id="86" w:name="_Toc229047589"/>
       <w:r>
         <w:rPr>
           <w:rFonts w:ascii="Times New Roman" w:hAnsi="Times New Roman" w:cs="Times New Roman"/>
@@ -23090,7 +23092,7 @@
         </w:rPr>
         <w:t>3.5.1.5 Join Semester Group</w:t>
       </w:r>
-      <w:bookmarkEnd w:id="85"/>
+      <w:bookmarkEnd w:id="86"/>
     </w:p>
     <w:p>
       <w:pPr>
@@ -23540,8 +23542,8 @@
           <w:szCs w:val="24"/>
         </w:rPr>
       </w:pPr>
-      <w:bookmarkStart w:id="86" w:name="tbl_3_5_5"/>
-      <w:bookmarkStart w:id="87" w:name="_Toc229047650"/>
+      <w:bookmarkStart w:id="87" w:name="tbl_3_5_5"/>
+      <w:bookmarkStart w:id="88" w:name="_Toc229047650"/>
       <w:r>
         <w:rPr>
           <w:rFonts w:cs="Times New Roman"/>
@@ -23550,8 +23552,8 @@
         </w:rPr>
         <w:t>Table 3.5.5: Test Cases for Joining Semester Groups</w:t>
       </w:r>
-      <w:bookmarkEnd w:id="86"/>
       <w:bookmarkEnd w:id="87"/>
+      <w:bookmarkEnd w:id="88"/>
     </w:p>
     <w:p>
       <w:pPr>
@@ -23572,7 +23574,7 @@
           <w:szCs w:val="24"/>
         </w:rPr>
       </w:pPr>
-      <w:bookmarkStart w:id="88" w:name="_Toc229047590"/>
+      <w:bookmarkStart w:id="89" w:name="_Toc229047590"/>
       <w:r>
         <w:rPr>
           <w:rFonts w:ascii="Times New Roman" w:hAnsi="Times New Roman" w:cs="Times New Roman"/>
@@ -23580,7 +23582,7 @@
         </w:rPr>
         <w:t>3.5.1.6 Create Campus Event</w:t>
       </w:r>
-      <w:bookmarkEnd w:id="88"/>
+      <w:bookmarkEnd w:id="89"/>
     </w:p>
     <w:p>
       <w:pPr>
@@ -24102,8 +24104,8 @@
           <w:szCs w:val="24"/>
         </w:rPr>
       </w:pPr>
-      <w:bookmarkStart w:id="89" w:name="tbl_3_5_6"/>
-      <w:bookmarkStart w:id="90" w:name="_Toc229047651"/>
+      <w:bookmarkStart w:id="90" w:name="tbl_3_5_6"/>
+      <w:bookmarkStart w:id="91" w:name="_Toc229047651"/>
       <w:r>
         <w:rPr>
           <w:rFonts w:cs="Times New Roman"/>
@@ -24112,8 +24114,8 @@
         </w:rPr>
         <w:t>Table 3.5.6: Test Cases for Creating Campus Events</w:t>
       </w:r>
-      <w:bookmarkEnd w:id="89"/>
       <w:bookmarkEnd w:id="90"/>
+      <w:bookmarkEnd w:id="91"/>
     </w:p>
     <w:p>
       <w:pPr>
@@ -24134,7 +24136,7 @@
           <w:szCs w:val="24"/>
         </w:rPr>
       </w:pPr>
-      <w:bookmarkStart w:id="91" w:name="_Toc229047591"/>
+      <w:bookmarkStart w:id="92" w:name="_Toc229047591"/>
       <w:r>
         <w:rPr>
           <w:rFonts w:ascii="Times New Roman" w:hAnsi="Times New Roman" w:cs="Times New Roman"/>
@@ -24142,7 +24144,7 @@
         </w:rPr>
         <w:t>3.5.1.7 RSVP to Campus Event</w:t>
       </w:r>
-      <w:bookmarkEnd w:id="91"/>
+      <w:bookmarkEnd w:id="92"/>
     </w:p>
     <w:p>
       <w:pPr>
@@ -24750,8 +24752,8 @@
           <w:szCs w:val="24"/>
         </w:rPr>
       </w:pPr>
-      <w:bookmarkStart w:id="92" w:name="tbl_3_5_7"/>
-      <w:bookmarkStart w:id="93" w:name="_Toc229047652"/>
+      <w:bookmarkStart w:id="93" w:name="tbl_3_5_7"/>
+      <w:bookmarkStart w:id="94" w:name="_Toc229047652"/>
       <w:r>
         <w:rPr>
           <w:rFonts w:cs="Times New Roman"/>
@@ -24760,8 +24762,8 @@
         </w:rPr>
         <w:t>Table 3.5.7: Test Cases for RSVP to Campus Events</w:t>
       </w:r>
-      <w:bookmarkEnd w:id="92"/>
       <w:bookmarkEnd w:id="93"/>
+      <w:bookmarkEnd w:id="94"/>
     </w:p>
     <w:p>
       <w:pPr>
@@ -24782,7 +24784,7 @@
           <w:szCs w:val="24"/>
         </w:rPr>
       </w:pPr>
-      <w:bookmarkStart w:id="94" w:name="_Toc229047592"/>
+      <w:bookmarkStart w:id="95" w:name="_Toc229047592"/>
       <w:r>
         <w:rPr>
           <w:rFonts w:ascii="Times New Roman" w:hAnsi="Times New Roman" w:cs="Times New Roman"/>
@@ -24790,7 +24792,7 @@
         </w:rPr>
         <w:t>3.5.1.8 Report Lost/Found Item</w:t>
       </w:r>
-      <w:bookmarkEnd w:id="94"/>
+      <w:bookmarkEnd w:id="95"/>
     </w:p>
     <w:p>
       <w:pPr>
@@ -25382,8 +25384,8 @@
           <w:szCs w:val="24"/>
         </w:rPr>
       </w:pPr>
-      <w:bookmarkStart w:id="95" w:name="tbl_3_5_8"/>
-      <w:bookmarkStart w:id="96" w:name="_Toc229047653"/>
+      <w:bookmarkStart w:id="96" w:name="tbl_3_5_8"/>
+      <w:bookmarkStart w:id="97" w:name="_Toc229047653"/>
       <w:r>
         <w:rPr>
           <w:rFonts w:cs="Times New Roman"/>
@@ -25392,8 +25394,8 @@
         </w:rPr>
         <w:t>Table 3.5.8: Test Cases for Reporting Lost/Found Items</w:t>
       </w:r>
-      <w:bookmarkEnd w:id="95"/>
       <w:bookmarkEnd w:id="96"/>
+      <w:bookmarkEnd w:id="97"/>
     </w:p>
     <w:p>
       <w:pPr>
@@ -25414,7 +25416,7 @@
           <w:szCs w:val="24"/>
         </w:rPr>
       </w:pPr>
-      <w:bookmarkStart w:id="97" w:name="_Toc229047593"/>
+      <w:bookmarkStart w:id="98" w:name="_Toc229047593"/>
       <w:r>
         <w:rPr>
           <w:rFonts w:ascii="Times New Roman" w:hAnsi="Times New Roman" w:cs="Times New Roman"/>
@@ -25422,7 +25424,7 @@
         </w:rPr>
         <w:t>3.5.1.9 Send Message</w:t>
       </w:r>
-      <w:bookmarkEnd w:id="97"/>
+      <w:bookmarkEnd w:id="98"/>
     </w:p>
     <w:p>
       <w:pPr>
@@ -25952,8 +25954,8 @@
           <w:szCs w:val="24"/>
         </w:rPr>
       </w:pPr>
-      <w:bookmarkStart w:id="98" w:name="tbl_3_5_9"/>
-      <w:bookmarkStart w:id="99" w:name="_Toc229047654"/>
+      <w:bookmarkStart w:id="99" w:name="tbl_3_5_9"/>
+      <w:bookmarkStart w:id="100" w:name="_Toc229047654"/>
       <w:r>
         <w:rPr>
           <w:rFonts w:cs="Times New Roman"/>
@@ -25962,8 +25964,8 @@
         </w:rPr>
         <w:t>Table 3.5.9: Test Cases for Sending Messages</w:t>
       </w:r>
-      <w:bookmarkEnd w:id="98"/>
       <w:bookmarkEnd w:id="99"/>
+      <w:bookmarkEnd w:id="100"/>
     </w:p>
     <w:p>
       <w:pPr>
@@ -25984,7 +25986,7 @@
           <w:szCs w:val="24"/>
         </w:rPr>
       </w:pPr>
-      <w:bookmarkStart w:id="100" w:name="_Toc229047594"/>
+      <w:bookmarkStart w:id="101" w:name="_Toc229047594"/>
       <w:r>
         <w:rPr>
           <w:rFonts w:ascii="Times New Roman" w:hAnsi="Times New Roman" w:cs="Times New Roman"/>
@@ -25992,7 +25994,7 @@
         </w:rPr>
         <w:t>3.5.1.10 Post Announcement</w:t>
       </w:r>
-      <w:bookmarkEnd w:id="100"/>
+      <w:bookmarkEnd w:id="101"/>
     </w:p>
     <w:p>
       <w:pPr>
@@ -26624,8 +26626,8 @@
           <w:szCs w:val="24"/>
         </w:rPr>
       </w:pPr>
-      <w:bookmarkStart w:id="101" w:name="tbl_3_5_10"/>
-      <w:bookmarkStart w:id="102" w:name="_Toc229047655"/>
+      <w:bookmarkStart w:id="102" w:name="tbl_3_5_10"/>
+      <w:bookmarkStart w:id="103" w:name="_Toc229047655"/>
       <w:r>
         <w:rPr>
           <w:rFonts w:cs="Times New Roman"/>
@@ -26634,8 +26636,8 @@
         </w:rPr>
         <w:t>Table 3.5.10: Test Cases for Posting Announcements</w:t>
       </w:r>
-      <w:bookmarkEnd w:id="101"/>
       <w:bookmarkEnd w:id="102"/>
+      <w:bookmarkEnd w:id="103"/>
     </w:p>
     <w:p>
       <w:pPr>
@@ -26656,7 +26658,7 @@
           <w:szCs w:val="24"/>
         </w:rPr>
       </w:pPr>
-      <w:bookmarkStart w:id="103" w:name="_Toc229047595"/>
+      <w:bookmarkStart w:id="104" w:name="_Toc229047595"/>
       <w:r>
         <w:rPr>
           <w:rFonts w:ascii="Times New Roman" w:hAnsi="Times New Roman" w:cs="Times New Roman"/>
@@ -26664,7 +26666,7 @@
         </w:rPr>
         <w:t>3.5.1.11 Update User Profile</w:t>
       </w:r>
-      <w:bookmarkEnd w:id="103"/>
+      <w:bookmarkEnd w:id="104"/>
     </w:p>
     <w:p>
       <w:pPr>
@@ -27122,8 +27124,8 @@
           <w:szCs w:val="24"/>
         </w:rPr>
       </w:pPr>
-      <w:bookmarkStart w:id="104" w:name="tbl_3_5_11"/>
-      <w:bookmarkStart w:id="105" w:name="_Toc229047656"/>
+      <w:bookmarkStart w:id="105" w:name="tbl_3_5_11"/>
+      <w:bookmarkStart w:id="106" w:name="_Toc229047656"/>
       <w:r>
         <w:rPr>
           <w:rFonts w:cs="Times New Roman"/>
@@ -27132,8 +27134,8 @@
         </w:rPr>
         <w:t>Table 3.5.11: Test Cases for Updating User Profile</w:t>
       </w:r>
-      <w:bookmarkEnd w:id="104"/>
       <w:bookmarkEnd w:id="105"/>
+      <w:bookmarkEnd w:id="106"/>
     </w:p>
     <w:p>
       <w:pPr>
@@ -27154,7 +27156,7 @@
           <w:szCs w:val="24"/>
         </w:rPr>
       </w:pPr>
-      <w:bookmarkStart w:id="106" w:name="_Toc229047596"/>
+      <w:bookmarkStart w:id="107" w:name="_Toc229047596"/>
       <w:r>
         <w:rPr>
           <w:rFonts w:ascii="Times New Roman" w:hAnsi="Times New Roman" w:cs="Times New Roman"/>
@@ -27162,7 +27164,7 @@
         </w:rPr>
         <w:t>3.5.1.12 Delete Post</w:t>
       </w:r>
-      <w:bookmarkEnd w:id="106"/>
+      <w:bookmarkEnd w:id="107"/>
     </w:p>
     <w:p>
       <w:pPr>
@@ -27599,16 +27601,16 @@
           <w:szCs w:val="24"/>
         </w:rPr>
       </w:pPr>
-      <w:bookmarkStart w:id="107" w:name="tbl_3_5_12"/>
-      <w:bookmarkStart w:id="108" w:name="_Toc229047657"/>
+      <w:bookmarkStart w:id="108" w:name="tbl_3_5_12"/>
+      <w:bookmarkStart w:id="109" w:name="_Toc229047657"/>
       <w:r>
         <w:rPr>
           <w:sz w:val="24"/>
         </w:rPr>
         <w:t>Table 3.5.12: Test Cases for Deleting Posts</w:t>
       </w:r>
-      <w:bookmarkEnd w:id="107"/>
       <w:bookmarkEnd w:id="108"/>
+      <w:bookmarkEnd w:id="109"/>
     </w:p>
     <w:p>
       <w:pPr>
@@ -27629,7 +27631,7 @@
           <w:szCs w:val="24"/>
         </w:rPr>
       </w:pPr>
-      <w:bookmarkStart w:id="109" w:name="_Toc229047597"/>
+      <w:bookmarkStart w:id="110" w:name="_Toc229047597"/>
       <w:r>
         <w:rPr>
           <w:rFonts w:ascii="Times New Roman" w:hAnsi="Times New Roman" w:cs="Times New Roman"/>
@@ -27637,7 +27639,7 @@
         </w:rPr>
         <w:t>3.5.1.13 Leave Semester Group</w:t>
       </w:r>
-      <w:bookmarkEnd w:id="109"/>
+      <w:bookmarkEnd w:id="110"/>
     </w:p>
     <w:p>
       <w:pPr>
@@ -28016,16 +28018,16 @@
           <w:szCs w:val="24"/>
         </w:rPr>
       </w:pPr>
-      <w:bookmarkStart w:id="110" w:name="tbl_3_5_13"/>
-      <w:bookmarkStart w:id="111" w:name="_Toc229047658"/>
+      <w:bookmarkStart w:id="111" w:name="tbl_3_5_13"/>
+      <w:bookmarkStart w:id="112" w:name="_Toc229047658"/>
       <w:r>
         <w:rPr>
           <w:sz w:val="24"/>
         </w:rPr>
         <w:t>Table 3.5.13: Test Cases for Leaving Semester Groups</w:t>
       </w:r>
-      <w:bookmarkEnd w:id="110"/>
       <w:bookmarkEnd w:id="111"/>
+      <w:bookmarkEnd w:id="112"/>
     </w:p>
     <w:p>
       <w:pPr>
@@ -28046,7 +28048,7 @@
           <w:szCs w:val="24"/>
         </w:rPr>
       </w:pPr>
-      <w:bookmarkStart w:id="112" w:name="_Toc229047598"/>
+      <w:bookmarkStart w:id="113" w:name="_Toc229047598"/>
       <w:r>
         <w:rPr>
           <w:rFonts w:ascii="Times New Roman" w:hAnsi="Times New Roman" w:cs="Times New Roman"/>
@@ -28054,7 +28056,7 @@
         </w:rPr>
         <w:t>3.5.1.14 Mark Lost Item as Resolved</w:t>
       </w:r>
-      <w:bookmarkEnd w:id="112"/>
+      <w:bookmarkEnd w:id="113"/>
     </w:p>
     <w:p>
       <w:pPr>
@@ -28632,16 +28634,16 @@
           <w:szCs w:val="24"/>
         </w:rPr>
       </w:pPr>
-      <w:bookmarkStart w:id="113" w:name="tbl_3_5_14"/>
-      <w:bookmarkStart w:id="114" w:name="_Toc229047659"/>
+      <w:bookmarkStart w:id="114" w:name="tbl_3_5_14"/>
+      <w:bookmarkStart w:id="115" w:name="_Toc229047659"/>
       <w:r>
         <w:rPr>
           <w:sz w:val="24"/>
         </w:rPr>
         <w:t>Table 3.5.14: Test Cases for Marking Lost Items as Resolved</w:t>
       </w:r>
-      <w:bookmarkEnd w:id="113"/>
       <w:bookmarkEnd w:id="114"/>
+      <w:bookmarkEnd w:id="115"/>
     </w:p>
     <w:p>
       <w:pPr>
@@ -28662,7 +28664,7 @@
           <w:szCs w:val="24"/>
         </w:rPr>
       </w:pPr>
-      <w:bookmarkStart w:id="115" w:name="_Toc229047599"/>
+      <w:bookmarkStart w:id="116" w:name="_Toc229047599"/>
       <w:r>
         <w:rPr>
           <w:rFonts w:ascii="Times New Roman" w:hAnsi="Times New Roman" w:cs="Times New Roman"/>
@@ -28670,7 +28672,7 @@
         </w:rPr>
         <w:t>3.5.1.15 Reset Password</w:t>
       </w:r>
-      <w:bookmarkEnd w:id="115"/>
+      <w:bookmarkEnd w:id="116"/>
     </w:p>
     <w:p>
       <w:pPr>
@@ -29273,16 +29275,16 @@
           <w:szCs w:val="24"/>
         </w:rPr>
       </w:pPr>
-      <w:bookmarkStart w:id="116" w:name="tbl_3_5_15"/>
-      <w:bookmarkStart w:id="117" w:name="_Toc229047660"/>
+      <w:bookmarkStart w:id="117" w:name="tbl_3_5_15"/>
+      <w:bookmarkStart w:id="118" w:name="_Toc229047660"/>
       <w:r>
         <w:rPr>
           <w:sz w:val="24"/>
         </w:rPr>
         <w:t>Table 3.5.15: Test Cases for Resetting Password</w:t>
       </w:r>
-      <w:bookmarkEnd w:id="116"/>
       <w:bookmarkEnd w:id="117"/>
+      <w:bookmarkEnd w:id="118"/>
     </w:p>
     <w:p>
       <w:pPr>
@@ -29303,7 +29305,7 @@
           <w:szCs w:val="24"/>
         </w:rPr>
       </w:pPr>
-      <w:bookmarkStart w:id="118" w:name="_Toc229047600"/>
+      <w:bookmarkStart w:id="119" w:name="_Toc229047600"/>
       <w:r>
         <w:rPr>
           <w:rFonts w:ascii="Times New Roman" w:hAnsi="Times New Roman" w:cs="Times New Roman"/>
@@ -29318,7 +29320,7 @@
         </w:rPr>
         <w:t>nother User's Profile</w:t>
       </w:r>
-      <w:bookmarkEnd w:id="118"/>
+      <w:bookmarkEnd w:id="119"/>
     </w:p>
     <w:p>
       <w:pPr>
@@ -29697,8 +29699,8 @@
           <w:szCs w:val="24"/>
         </w:rPr>
       </w:pPr>
-      <w:bookmarkStart w:id="119" w:name="tbl_3_5_16"/>
-      <w:bookmarkStart w:id="120" w:name="_Toc229047661"/>
+      <w:bookmarkStart w:id="120" w:name="tbl_3_5_16"/>
+      <w:bookmarkStart w:id="121" w:name="_Toc229047661"/>
       <w:r>
         <w:rPr>
           <w:sz w:val="24"/>
@@ -29717,8 +29719,8 @@
         </w:rPr>
         <w:t>nother User's Profile</w:t>
       </w:r>
-      <w:bookmarkEnd w:id="119"/>
       <w:bookmarkEnd w:id="120"/>
+      <w:bookmarkEnd w:id="121"/>
     </w:p>
     <w:p>
       <w:pPr>
@@ -29739,7 +29741,7 @@
           <w:szCs w:val="24"/>
         </w:rPr>
       </w:pPr>
-      <w:bookmarkStart w:id="121" w:name="_Toc229047601"/>
+      <w:bookmarkStart w:id="122" w:name="_Toc229047601"/>
       <w:r>
         <w:rPr>
           <w:rFonts w:ascii="Times New Roman" w:hAnsi="Times New Roman" w:cs="Times New Roman"/>
@@ -29747,7 +29749,7 @@
         </w:rPr>
         <w:t>3.5.1.17 Like a Post</w:t>
       </w:r>
-      <w:bookmarkEnd w:id="121"/>
+      <w:bookmarkEnd w:id="122"/>
     </w:p>
     <w:p>
       <w:pPr>
@@ -30204,16 +30206,16 @@
           <w:szCs w:val="24"/>
         </w:rPr>
       </w:pPr>
-      <w:bookmarkStart w:id="122" w:name="tbl_3_5_17"/>
-      <w:bookmarkStart w:id="123" w:name="_Toc229047662"/>
+      <w:bookmarkStart w:id="123" w:name="tbl_3_5_17"/>
+      <w:bookmarkStart w:id="124" w:name="_Toc229047662"/>
       <w:r>
         <w:rPr>
           <w:sz w:val="24"/>
         </w:rPr>
         <w:t>Table 3.5.17: Test Cases for Liking a Post</w:t>
       </w:r>
-      <w:bookmarkEnd w:id="122"/>
       <w:bookmarkEnd w:id="123"/>
+      <w:bookmarkEnd w:id="124"/>
     </w:p>
     <w:p>
       <w:pPr>
@@ -30458,7 +30460,7 @@
           <w:sz w:val="40"/>
         </w:rPr>
       </w:pPr>
-      <w:bookmarkStart w:id="124" w:name="_Toc229047602"/>
+      <w:bookmarkStart w:id="125" w:name="_Toc229047602"/>
       <w:r>
         <w:rPr>
           <w:rFonts w:ascii="Times New Roman" w:hAnsi="Times New Roman"/>
@@ -30467,7 +30469,7 @@
         <w:lastRenderedPageBreak/>
         <w:t>Chapter 4:</w:t>
       </w:r>
-      <w:bookmarkEnd w:id="124"/>
+      <w:bookmarkEnd w:id="125"/>
       <w:r>
         <w:rPr>
           <w:rFonts w:ascii="Times New Roman" w:hAnsi="Times New Roman"/>
@@ -30484,7 +30486,7 @@
           <w:sz w:val="40"/>
         </w:rPr>
       </w:pPr>
-      <w:bookmarkStart w:id="125" w:name="_Toc229047603"/>
+      <w:bookmarkStart w:id="126" w:name="_Toc229047603"/>
       <w:r>
         <w:rPr>
           <w:rFonts w:ascii="Times New Roman" w:hAnsi="Times New Roman"/>
@@ -30492,14 +30494,14 @@
         </w:rPr>
         <w:t>System Design</w:t>
       </w:r>
-      <w:bookmarkEnd w:id="125"/>
+      <w:bookmarkEnd w:id="126"/>
     </w:p>
     <w:p>
       <w:pPr>
         <w:pStyle w:val="Heading2"/>
         <w:spacing w:line="360" w:lineRule="auto"/>
       </w:pPr>
-      <w:bookmarkStart w:id="126" w:name="_Toc229047604"/>
+      <w:bookmarkStart w:id="127" w:name="_Toc229047604"/>
       <w:r>
         <w:rPr>
           <w:rFonts w:ascii="Times New Roman" w:hAnsi="Times New Roman"/>
@@ -30518,7 +30520,7 @@
         </w:rPr>
         <w:t>Introduction</w:t>
       </w:r>
-      <w:bookmarkEnd w:id="126"/>
+      <w:bookmarkEnd w:id="127"/>
     </w:p>
     <w:p>
       <w:pPr>
@@ -30542,7 +30544,7 @@
         <w:pStyle w:val="Heading2"/>
         <w:spacing w:line="360" w:lineRule="auto"/>
       </w:pPr>
-      <w:bookmarkStart w:id="127" w:name="_Toc229047605"/>
+      <w:bookmarkStart w:id="128" w:name="_Toc229047605"/>
       <w:r>
         <w:rPr>
           <w:rFonts w:ascii="Times New Roman" w:hAnsi="Times New Roman"/>
@@ -30561,7 +30563,7 @@
         </w:rPr>
         <w:t>Architectural Design</w:t>
       </w:r>
-      <w:bookmarkEnd w:id="127"/>
+      <w:bookmarkEnd w:id="128"/>
     </w:p>
     <w:p>
       <w:pPr>
@@ -30685,8 +30687,8 @@
           <w:szCs w:val="24"/>
         </w:rPr>
       </w:pPr>
-      <w:bookmarkStart w:id="128" w:name="_lf1"/>
-      <w:bookmarkStart w:id="129" w:name="_Toc228918846"/>
+      <w:bookmarkStart w:id="129" w:name="_lf1"/>
+      <w:bookmarkStart w:id="130" w:name="_Toc228918846"/>
       <w:r>
         <w:rPr>
           <w:sz w:val="24"/>
@@ -30745,8 +30747,8 @@
         </w:rPr>
         <w:t>: Architecture Diagram</w:t>
       </w:r>
-      <w:bookmarkEnd w:id="128"/>
       <w:bookmarkEnd w:id="129"/>
+      <w:bookmarkEnd w:id="130"/>
     </w:p>
     <w:p>
       <w:pPr>
@@ -30758,7 +30760,7 @@
         <w:pStyle w:val="Heading2"/>
         <w:spacing w:line="360" w:lineRule="auto"/>
       </w:pPr>
-      <w:bookmarkStart w:id="130" w:name="_Toc229047606"/>
+      <w:bookmarkStart w:id="131" w:name="_Toc229047606"/>
       <w:r>
         <w:rPr>
           <w:rFonts w:ascii="Times New Roman" w:hAnsi="Times New Roman"/>
@@ -30777,7 +30779,7 @@
         </w:rPr>
         <w:t>Class Diagram</w:t>
       </w:r>
-      <w:bookmarkEnd w:id="130"/>
+      <w:bookmarkEnd w:id="131"/>
     </w:p>
     <w:p>
       <w:pPr>
@@ -30982,8 +30984,8 @@
           <w:szCs w:val="24"/>
         </w:rPr>
       </w:pPr>
-      <w:bookmarkStart w:id="131" w:name="_lf2"/>
-      <w:bookmarkStart w:id="132" w:name="_Toc228918847"/>
+      <w:bookmarkStart w:id="132" w:name="_lf2"/>
+      <w:bookmarkStart w:id="133" w:name="_Toc228918847"/>
       <w:r>
         <w:rPr>
           <w:sz w:val="24"/>
@@ -31013,8 +31015,8 @@
         </w:rPr>
         <w:t>: Class Diagram</w:t>
       </w:r>
-      <w:bookmarkEnd w:id="131"/>
       <w:bookmarkEnd w:id="132"/>
+      <w:bookmarkEnd w:id="133"/>
     </w:p>
     <w:p>
       <w:pPr>
@@ -31026,7 +31028,7 @@
         <w:pStyle w:val="Heading2"/>
         <w:spacing w:line="360" w:lineRule="auto"/>
       </w:pPr>
-      <w:bookmarkStart w:id="133" w:name="_Toc229047607"/>
+      <w:bookmarkStart w:id="134" w:name="_Toc229047607"/>
       <w:r>
         <w:rPr>
           <w:rFonts w:ascii="Times New Roman" w:hAnsi="Times New Roman"/>
@@ -31045,14 +31047,14 @@
         </w:rPr>
         <w:t>Activity Diagrams</w:t>
       </w:r>
-      <w:bookmarkEnd w:id="133"/>
+      <w:bookmarkEnd w:id="134"/>
     </w:p>
     <w:p>
       <w:pPr>
         <w:pStyle w:val="Heading3"/>
         <w:spacing w:line="360" w:lineRule="auto"/>
       </w:pPr>
-      <w:bookmarkStart w:id="134" w:name="_Toc229047608"/>
+      <w:bookmarkStart w:id="135" w:name="_Toc229047608"/>
       <w:r>
         <w:rPr>
           <w:rFonts w:ascii="Times New Roman" w:hAnsi="Times New Roman"/>
@@ -31071,7 +31073,7 @@
         </w:rPr>
         <w:t>Student Activity Diagram</w:t>
       </w:r>
-      <w:bookmarkEnd w:id="134"/>
+      <w:bookmarkEnd w:id="135"/>
     </w:p>
     <w:p>
       <w:pPr>
@@ -31231,8 +31233,8 @@
           <w:szCs w:val="24"/>
         </w:rPr>
       </w:pPr>
-      <w:bookmarkStart w:id="135" w:name="_lf3"/>
-      <w:bookmarkStart w:id="136" w:name="_Toc228918848"/>
+      <w:bookmarkStart w:id="136" w:name="_lf3"/>
+      <w:bookmarkStart w:id="137" w:name="_Toc228918848"/>
       <w:r>
         <w:rPr>
           <w:sz w:val="24"/>
@@ -31254,8 +31256,8 @@
         </w:rPr>
         <w:t>: Student Activity Diagram</w:t>
       </w:r>
-      <w:bookmarkEnd w:id="135"/>
       <w:bookmarkEnd w:id="136"/>
+      <w:bookmarkEnd w:id="137"/>
     </w:p>
     <w:p>
       <w:pPr>
@@ -31267,7 +31269,7 @@
         <w:pStyle w:val="Heading3"/>
         <w:spacing w:line="360" w:lineRule="auto"/>
       </w:pPr>
-      <w:bookmarkStart w:id="137" w:name="_Toc229047609"/>
+      <w:bookmarkStart w:id="138" w:name="_Toc229047609"/>
       <w:r>
         <w:rPr>
           <w:rFonts w:ascii="Times New Roman" w:hAnsi="Times New Roman"/>
@@ -31286,7 +31288,7 @@
         </w:rPr>
         <w:t>Admin Activity Diagram</w:t>
       </w:r>
-      <w:bookmarkEnd w:id="137"/>
+      <w:bookmarkEnd w:id="138"/>
     </w:p>
     <w:p>
       <w:pPr>
@@ -31304,18 +31306,7 @@
           <w:sz w:val="24"/>
           <w:szCs w:val="24"/>
         </w:rPr>
-        <w:t xml:space="preserve">Figure 4 shows the activity flow for the System Admin. After logging in, the admin </w:t>
-      </w:r>
-      <w:bookmarkStart w:id="138" w:name="_GoBack"/>
-      <w:bookmarkEnd w:id="138"/>
-      <w:r>
-        <w:rPr>
-          <w:rFonts w:ascii="Times New Roman" w:hAnsi="Times New Roman"/>
-          <w:color w:val="000000"/>
-          <w:sz w:val="24"/>
-          <w:szCs w:val="24"/>
-        </w:rPr>
-        <w:t>navigates to the User Management section where they can view all registered users across all roles. The admin can create, approve, suspend, or delete accounts and assign or change user roles. The admin can also view posts, events, and lost and found reports at the system level.</w:t>
+        <w:t>Figure 4 shows the activity flow for the System Admin. After logging in, the admin navigates to the User Management section where they can view all registered users across all roles. The admin can create, approve, suspend, or delete accounts and assign or change user roles. The admin can also view posts, events, and lost and found reports at the system level.</w:t>
       </w:r>
     </w:p>
     <w:p>
@@ -42714,7 +42705,7 @@
       <w:rPr>
         <w:noProof/>
       </w:rPr>
-      <w:t>35</w:t>
+      <w:t>9</w:t>
     </w:r>
     <w:r>
       <w:fldChar w:fldCharType="end"/>
@@ -54893,7 +54884,7 @@
 </file>
 
 <file path=customXml/itemProps1.xml><?xml version="1.0" encoding="utf-8"?>
-<ds:datastoreItem xmlns:ds="http://schemas.openxmlformats.org/officeDocument/2006/customXml" ds:itemID="{2E9E946B-EAE3-431E-9016-5C780CA30EF5}">
+<ds:datastoreItem xmlns:ds="http://schemas.openxmlformats.org/officeDocument/2006/customXml" ds:itemID="{3D30BA66-934C-400B-8BF2-B03574FD70D1}">
   <ds:schemaRefs>
     <ds:schemaRef ds:uri="http://schemas.openxmlformats.org/officeDocument/2006/bibliography"/>
   </ds:schemaRefs>

--- a/docs/FYP-Documentation/FYP Part 1 Documentation/Riphah_Konnect_FYP_Doc.docx
+++ b/docs/FYP-Documentation/FYP Part 1 Documentation/Riphah_Konnect_FYP_Doc.docx
@@ -633,8 +633,8 @@
       <w:bookmarkStart w:id="1" w:name="_Toc228982528"/>
       <w:bookmarkStart w:id="2" w:name="_Toc228982629"/>
       <w:bookmarkStart w:id="3" w:name="_Toc228998932"/>
-      <w:bookmarkStart w:id="4" w:name="_Toc227543894"/>
-      <w:bookmarkStart w:id="5" w:name="_Toc229047543"/>
+      <w:bookmarkStart w:id="4" w:name="_Toc229047543"/>
+      <w:bookmarkStart w:id="5" w:name="_Toc227543894"/>
       <w:r>
         <w:rPr>
           <w:rFonts w:ascii="Times New Roman" w:hAnsi="Times New Roman"/>
@@ -646,7 +646,7 @@
       <w:bookmarkEnd w:id="1"/>
       <w:bookmarkEnd w:id="2"/>
       <w:bookmarkEnd w:id="3"/>
-      <w:bookmarkEnd w:id="5"/>
+      <w:bookmarkEnd w:id="4"/>
     </w:p>
     <w:p>
       <w:pPr>
@@ -657,7 +657,7 @@
         </w:rPr>
       </w:pPr>
     </w:p>
-    <w:bookmarkEnd w:id="4"/>
+    <w:bookmarkEnd w:id="5"/>
     <w:p>
       <w:pPr>
         <w:spacing w:before="160" w:after="120" w:line="360" w:lineRule="auto"/>
@@ -834,7 +834,7 @@
                     </wp:anchor>
                   </w:drawing>
                 </mc:Choice>
-                <mc:Fallback xmlns:w16sdtdh="http://schemas.microsoft.com/office/word/2020/wordml/sdtdatahash" xmlns:w16du="http://schemas.microsoft.com/office/word/2023/wordml/word16du" xmlns:w16="http://schemas.microsoft.com/office/word/2018/wordml" xmlns:w16cid="http://schemas.microsoft.com/office/word/2016/wordml/cid" xmlns:w16cex="http://schemas.microsoft.com/office/word/2018/wordml/cex" xmlns:oel="http://schemas.microsoft.com/office/2019/extlst" xmlns:am3d="http://schemas.microsoft.com/office/drawing/2017/model3d" xmlns:aink="http://schemas.microsoft.com/office/drawing/2016/ink" xmlns:cx8="http://schemas.microsoft.com/office/drawing/2016/5/14/chartex" xmlns:cx7="http://schemas.microsoft.com/office/drawing/2016/5/13/chartex" xmlns:cx6="http://schemas.microsoft.com/office/drawing/2016/5/12/chartex" xmlns:cx5="http://schemas.microsoft.com/office/drawing/2016/5/11/chartex" xmlns:cx4="http://schemas.microsoft.com/office/drawing/2016/5/10/chartex" xmlns:cx3="http://schemas.microsoft.com/office/drawing/2016/5/9/chartex" xmlns:cx2="http://schemas.microsoft.com/office/drawing/2015/10/21/chartex">
+                <mc:Fallback xmlns:cx2="http://schemas.microsoft.com/office/drawing/2015/10/21/chartex" xmlns:cx3="http://schemas.microsoft.com/office/drawing/2016/5/9/chartex" xmlns:cx4="http://schemas.microsoft.com/office/drawing/2016/5/10/chartex" xmlns:cx5="http://schemas.microsoft.com/office/drawing/2016/5/11/chartex" xmlns:cx6="http://schemas.microsoft.com/office/drawing/2016/5/12/chartex" xmlns:cx7="http://schemas.microsoft.com/office/drawing/2016/5/13/chartex" xmlns:cx8="http://schemas.microsoft.com/office/drawing/2016/5/14/chartex" xmlns:aink="http://schemas.microsoft.com/office/drawing/2016/ink" xmlns:am3d="http://schemas.microsoft.com/office/drawing/2017/model3d" xmlns:oel="http://schemas.microsoft.com/office/2019/extlst" xmlns:w16cex="http://schemas.microsoft.com/office/word/2018/wordml/cex" xmlns:w16cid="http://schemas.microsoft.com/office/word/2016/wordml/cid" xmlns:w16="http://schemas.microsoft.com/office/word/2018/wordml" xmlns:w16du="http://schemas.microsoft.com/office/word/2023/wordml/word16du" xmlns:w16sdtdh="http://schemas.microsoft.com/office/word/2020/wordml/sdtdatahash">
                   <w:pict>
                     <v:line w14:anchorId="69B6803B" id="Straight Connector 7" o:spid="_x0000_s1026" style="position:absolute;z-index:251659264;visibility:visible;mso-wrap-style:square;mso-width-percent:0;mso-height-percent:0;mso-wrap-distance-left:9pt;mso-wrap-distance-top:0;mso-wrap-distance-right:9pt;mso-wrap-distance-bottom:0;mso-position-horizontal:absolute;mso-position-horizontal-relative:text;mso-position-vertical:absolute;mso-position-vertical-relative:text;mso-width-percent:0;mso-height-percent:0;mso-width-relative:page;mso-height-relative:page" from=".3pt,8.95pt" to="189.3pt,8.95pt" o:gfxdata="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"/>
                   </w:pict>
@@ -1056,7 +1056,7 @@
                     </wp:anchor>
                   </w:drawing>
                 </mc:Choice>
-                <mc:Fallback xmlns:w16sdtdh="http://schemas.microsoft.com/office/word/2020/wordml/sdtdatahash" xmlns:w16du="http://schemas.microsoft.com/office/word/2023/wordml/word16du" xmlns:w16="http://schemas.microsoft.com/office/word/2018/wordml" xmlns:w16cid="http://schemas.microsoft.com/office/word/2016/wordml/cid" xmlns:w16cex="http://schemas.microsoft.com/office/word/2018/wordml/cex" xmlns:oel="http://schemas.microsoft.com/office/2019/extlst" xmlns:am3d="http://schemas.microsoft.com/office/drawing/2017/model3d" xmlns:aink="http://schemas.microsoft.com/office/drawing/2016/ink" xmlns:cx8="http://schemas.microsoft.com/office/drawing/2016/5/14/chartex" xmlns:cx7="http://schemas.microsoft.com/office/drawing/2016/5/13/chartex" xmlns:cx6="http://schemas.microsoft.com/office/drawing/2016/5/12/chartex" xmlns:cx5="http://schemas.microsoft.com/office/drawing/2016/5/11/chartex" xmlns:cx4="http://schemas.microsoft.com/office/drawing/2016/5/10/chartex" xmlns:cx3="http://schemas.microsoft.com/office/drawing/2016/5/9/chartex" xmlns:cx2="http://schemas.microsoft.com/office/drawing/2015/10/21/chartex">
+                <mc:Fallback xmlns:cx2="http://schemas.microsoft.com/office/drawing/2015/10/21/chartex" xmlns:cx3="http://schemas.microsoft.com/office/drawing/2016/5/9/chartex" xmlns:cx4="http://schemas.microsoft.com/office/drawing/2016/5/10/chartex" xmlns:cx5="http://schemas.microsoft.com/office/drawing/2016/5/11/chartex" xmlns:cx6="http://schemas.microsoft.com/office/drawing/2016/5/12/chartex" xmlns:cx7="http://schemas.microsoft.com/office/drawing/2016/5/13/chartex" xmlns:cx8="http://schemas.microsoft.com/office/drawing/2016/5/14/chartex" xmlns:aink="http://schemas.microsoft.com/office/drawing/2016/ink" xmlns:am3d="http://schemas.microsoft.com/office/drawing/2017/model3d" xmlns:oel="http://schemas.microsoft.com/office/2019/extlst" xmlns:w16cex="http://schemas.microsoft.com/office/word/2018/wordml/cex" xmlns:w16cid="http://schemas.microsoft.com/office/word/2016/wordml/cid" xmlns:w16="http://schemas.microsoft.com/office/word/2018/wordml" xmlns:w16du="http://schemas.microsoft.com/office/word/2023/wordml/word16du" xmlns:w16sdtdh="http://schemas.microsoft.com/office/word/2020/wordml/sdtdatahash">
                   <w:pict>
                     <v:line w14:anchorId="0BF08EDF" id="Straight Connector 6" o:spid="_x0000_s1026" style="position:absolute;z-index:251660288;visibility:visible;mso-wrap-style:square;mso-width-percent:0;mso-height-percent:0;mso-wrap-distance-left:9pt;mso-wrap-distance-top:0;mso-wrap-distance-right:9pt;mso-wrap-distance-bottom:0;mso-position-horizontal:absolute;mso-position-horizontal-relative:text;mso-position-vertical:absolute;mso-position-vertical-relative:text;mso-width-percent:0;mso-height-percent:0;mso-width-relative:page;mso-height-relative:page" from=".4pt,5.3pt" to="189.4pt,5.3pt" o:gfxdata="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"/>
                   </w:pict>
@@ -1977,7 +1977,7 @@
             <w:noProof/>
             <w:webHidden/>
           </w:rPr>
-          <w:t>3</w:t>
+          <w:t>2</w:t>
         </w:r>
         <w:r>
           <w:rPr>
@@ -2316,7 +2316,7 @@
             <w:noProof/>
             <w:webHidden/>
           </w:rPr>
-          <w:t>5</w:t>
+          <w:t>4</w:t>
         </w:r>
         <w:r>
           <w:rPr>
@@ -2385,7 +2385,7 @@
             <w:noProof/>
             <w:webHidden/>
           </w:rPr>
-          <w:t>5</w:t>
+          <w:t>4</w:t>
         </w:r>
         <w:r>
           <w:rPr>
@@ -5733,7 +5733,7 @@
             <w:noProof/>
             <w:webHidden/>
           </w:rPr>
-          <w:t>34</w:t>
+          <w:t>35</w:t>
         </w:r>
         <w:r>
           <w:rPr>
@@ -5802,7 +5802,7 @@
             <w:noProof/>
             <w:webHidden/>
           </w:rPr>
-          <w:t>34</w:t>
+          <w:t>35</w:t>
         </w:r>
         <w:r>
           <w:rPr>
@@ -5871,7 +5871,7 @@
             <w:noProof/>
             <w:webHidden/>
           </w:rPr>
-          <w:t>35</w:t>
+          <w:t>36</w:t>
         </w:r>
         <w:r>
           <w:rPr>
@@ -6075,7 +6075,7 @@
             <w:noProof/>
             <w:webHidden/>
           </w:rPr>
-          <w:t>36</w:t>
+          <w:t>37</w:t>
         </w:r>
         <w:r>
           <w:rPr>
@@ -6141,7 +6141,7 @@
             <w:noProof/>
             <w:webHidden/>
           </w:rPr>
-          <w:t>37</w:t>
+          <w:t>38</w:t>
         </w:r>
         <w:r>
           <w:rPr>
@@ -6210,7 +6210,7 @@
             <w:noProof/>
             <w:webHidden/>
           </w:rPr>
-          <w:t>37</w:t>
+          <w:t>38</w:t>
         </w:r>
         <w:r>
           <w:rPr>
@@ -6279,7 +6279,7 @@
             <w:noProof/>
             <w:webHidden/>
           </w:rPr>
-          <w:t>44</w:t>
+          <w:t>45</w:t>
         </w:r>
         <w:r>
           <w:rPr>
@@ -6339,7 +6339,7 @@
           <w:rPr>
             <w:webHidden/>
           </w:rPr>
-          <w:t>49</w:t>
+          <w:t>50</w:t>
         </w:r>
         <w:r>
           <w:rPr>
@@ -6398,7 +6398,7 @@
           <w:rPr>
             <w:webHidden/>
           </w:rPr>
-          <w:t>49</w:t>
+          <w:t>50</w:t>
         </w:r>
         <w:r>
           <w:rPr>
@@ -6463,7 +6463,7 @@
             <w:noProof/>
             <w:webHidden/>
           </w:rPr>
-          <w:t>49</w:t>
+          <w:t>50</w:t>
         </w:r>
         <w:r>
           <w:rPr>
@@ -6532,7 +6532,7 @@
             <w:noProof/>
             <w:webHidden/>
           </w:rPr>
-          <w:t>49</w:t>
+          <w:t>50</w:t>
         </w:r>
         <w:r>
           <w:rPr>
@@ -6601,7 +6601,7 @@
             <w:noProof/>
             <w:webHidden/>
           </w:rPr>
-          <w:t>49</w:t>
+          <w:t>50</w:t>
         </w:r>
         <w:r>
           <w:rPr>
@@ -6670,7 +6670,7 @@
             <w:noProof/>
             <w:webHidden/>
           </w:rPr>
-          <w:t>49</w:t>
+          <w:t>50</w:t>
         </w:r>
         <w:r>
           <w:rPr>
@@ -6739,7 +6739,7 @@
             <w:noProof/>
             <w:webHidden/>
           </w:rPr>
-          <w:t>49</w:t>
+          <w:t>50</w:t>
         </w:r>
         <w:r>
           <w:rPr>
@@ -6805,7 +6805,7 @@
             <w:noProof/>
             <w:webHidden/>
           </w:rPr>
-          <w:t>50</w:t>
+          <w:t>51</w:t>
         </w:r>
         <w:r>
           <w:rPr>
@@ -6874,7 +6874,7 @@
             <w:noProof/>
             <w:webHidden/>
           </w:rPr>
-          <w:t>50</w:t>
+          <w:t>51</w:t>
         </w:r>
         <w:r>
           <w:rPr>
@@ -6943,7 +6943,7 @@
             <w:noProof/>
             <w:webHidden/>
           </w:rPr>
-          <w:t>50</w:t>
+          <w:t>51</w:t>
         </w:r>
         <w:r>
           <w:rPr>
@@ -7012,7 +7012,7 @@
             <w:noProof/>
             <w:webHidden/>
           </w:rPr>
-          <w:t>50</w:t>
+          <w:t>51</w:t>
         </w:r>
         <w:r>
           <w:rPr>
@@ -7081,7 +7081,7 @@
             <w:noProof/>
             <w:webHidden/>
           </w:rPr>
-          <w:t>50</w:t>
+          <w:t>51</w:t>
         </w:r>
         <w:r>
           <w:rPr>
@@ -7141,7 +7141,7 @@
           <w:rPr>
             <w:webHidden/>
           </w:rPr>
-          <w:t>52</w:t>
+          <w:t>53</w:t>
         </w:r>
         <w:r>
           <w:rPr>
@@ -7200,7 +7200,7 @@
           <w:rPr>
             <w:webHidden/>
           </w:rPr>
-          <w:t>52</w:t>
+          <w:t>53</w:t>
         </w:r>
         <w:r>
           <w:rPr>
@@ -7265,7 +7265,7 @@
             <w:noProof/>
             <w:webHidden/>
           </w:rPr>
-          <w:t>52</w:t>
+          <w:t>53</w:t>
         </w:r>
         <w:r>
           <w:rPr>
@@ -7331,7 +7331,7 @@
             <w:noProof/>
             <w:webHidden/>
           </w:rPr>
-          <w:t>52</w:t>
+          <w:t>53</w:t>
         </w:r>
         <w:r>
           <w:rPr>
@@ -7397,7 +7397,7 @@
             <w:noProof/>
             <w:webHidden/>
           </w:rPr>
-          <w:t>53</w:t>
+          <w:t>54</w:t>
         </w:r>
         <w:r>
           <w:rPr>
@@ -7463,7 +7463,7 @@
             <w:noProof/>
             <w:webHidden/>
           </w:rPr>
-          <w:t>53</w:t>
+          <w:t>54</w:t>
         </w:r>
         <w:r>
           <w:rPr>
@@ -7529,7 +7529,7 @@
             <w:noProof/>
             <w:webHidden/>
           </w:rPr>
-          <w:t>53</w:t>
+          <w:t>54</w:t>
         </w:r>
         <w:r>
           <w:rPr>
@@ -7589,7 +7589,7 @@
           <w:rPr>
             <w:webHidden/>
           </w:rPr>
-          <w:t>56</w:t>
+          <w:t>57</w:t>
         </w:r>
         <w:r>
           <w:rPr>
@@ -7648,7 +7648,7 @@
           <w:rPr>
             <w:webHidden/>
           </w:rPr>
-          <w:t>56</w:t>
+          <w:t>57</w:t>
         </w:r>
         <w:r>
           <w:rPr>
@@ -7713,7 +7713,7 @@
             <w:noProof/>
             <w:webHidden/>
           </w:rPr>
-          <w:t>56</w:t>
+          <w:t>57</w:t>
         </w:r>
         <w:r>
           <w:rPr>
@@ -7779,7 +7779,7 @@
             <w:noProof/>
             <w:webHidden/>
           </w:rPr>
-          <w:t>56</w:t>
+          <w:t>57</w:t>
         </w:r>
         <w:r>
           <w:rPr>
@@ -7845,7 +7845,7 @@
             <w:noProof/>
             <w:webHidden/>
           </w:rPr>
-          <w:t>56</w:t>
+          <w:t>57</w:t>
         </w:r>
         <w:r>
           <w:rPr>
@@ -7911,7 +7911,7 @@
             <w:noProof/>
             <w:webHidden/>
           </w:rPr>
-          <w:t>57</w:t>
+          <w:t>58</w:t>
         </w:r>
         <w:r>
           <w:rPr>
@@ -7977,7 +7977,7 @@
             <w:noProof/>
             <w:webHidden/>
           </w:rPr>
-          <w:t>58</w:t>
+          <w:t>59</w:t>
         </w:r>
         <w:r>
           <w:rPr>
@@ -8037,7 +8037,7 @@
           <w:rPr>
             <w:webHidden/>
           </w:rPr>
-          <w:t>59</w:t>
+          <w:t>60</w:t>
         </w:r>
         <w:r>
           <w:rPr>
@@ -8121,7 +8121,7 @@
             <w:bCs w:val="0"/>
             <w:color w:val="000000"/>
           </w:rPr>
-          <w:t>Figur</w:t>
+          <w:t xml:space="preserve">Figure </w:t>
         </w:r>
         <w:r>
           <w:rPr>
@@ -8129,7 +8129,7 @@
             <w:bCs w:val="0"/>
             <w:color w:val="000000"/>
           </w:rPr>
-          <w:t>e</w:t>
+          <w:t>4.</w:t>
         </w:r>
         <w:r>
           <w:rPr>
@@ -8137,39 +8137,42 @@
             <w:bCs w:val="0"/>
             <w:color w:val="000000"/>
           </w:rPr>
-          <w:t xml:space="preserve"> </w:t>
+          <w:t>1: Architecture Diagram</w:t>
         </w:r>
         <w:r>
           <w:rPr>
             <w:b w:val="0"/>
             <w:bCs w:val="0"/>
+            <w:webHidden/>
             <w:color w:val="000000"/>
           </w:rPr>
-          <w:t>4.</w:t>
+          <w:tab/>
         </w:r>
         <w:r>
           <w:rPr>
             <w:b w:val="0"/>
             <w:bCs w:val="0"/>
+            <w:webHidden/>
             <w:color w:val="000000"/>
           </w:rPr>
-          <w:t>1: Architectur</w:t>
+          <w:fldChar w:fldCharType="begin"/>
         </w:r>
         <w:r>
           <w:rPr>
             <w:b w:val="0"/>
             <w:bCs w:val="0"/>
+            <w:webHidden/>
             <w:color w:val="000000"/>
           </w:rPr>
-          <w:t>e</w:t>
+          <w:instrText xml:space="preserve"> PAGEREF _Toc228918846 \h </w:instrText>
         </w:r>
         <w:r>
           <w:rPr>
             <w:b w:val="0"/>
             <w:bCs w:val="0"/>
+            <w:webHidden/>
             <w:color w:val="000000"/>
           </w:rPr>
-          <w:t xml:space="preserve"> Diagram</w:t>
         </w:r>
         <w:r>
           <w:rPr>
@@ -8178,7 +8181,7 @@
             <w:webHidden/>
             <w:color w:val="000000"/>
           </w:rPr>
-          <w:tab/>
+          <w:fldChar w:fldCharType="separate"/>
         </w:r>
         <w:r>
           <w:rPr>
@@ -8187,42 +8190,7 @@
             <w:webHidden/>
             <w:color w:val="000000"/>
           </w:rPr>
-          <w:fldChar w:fldCharType="begin"/>
-        </w:r>
-        <w:r>
-          <w:rPr>
-            <w:b w:val="0"/>
-            <w:bCs w:val="0"/>
-            <w:webHidden/>
-            <w:color w:val="000000"/>
-          </w:rPr>
-          <w:instrText xml:space="preserve"> PAGEREF _Toc228918846 \h </w:instrText>
-        </w:r>
-        <w:r>
-          <w:rPr>
-            <w:b w:val="0"/>
-            <w:bCs w:val="0"/>
-            <w:webHidden/>
-            <w:color w:val="000000"/>
-          </w:rPr>
-        </w:r>
-        <w:r>
-          <w:rPr>
-            <w:b w:val="0"/>
-            <w:bCs w:val="0"/>
-            <w:webHidden/>
-            <w:color w:val="000000"/>
-          </w:rPr>
-          <w:fldChar w:fldCharType="separate"/>
-        </w:r>
-        <w:r>
-          <w:rPr>
-            <w:b w:val="0"/>
-            <w:bCs w:val="0"/>
-            <w:webHidden/>
-            <w:color w:val="000000"/>
-          </w:rPr>
-          <w:t>33</w:t>
+          <w:t>34</w:t>
         </w:r>
         <w:r>
           <w:rPr>
@@ -8270,15 +8238,16 @@
             <w:bCs w:val="0"/>
             <w:color w:val="000000"/>
           </w:rPr>
-          <w:t>2</w:t>
+          <w:t>2: Class Diagram</w:t>
         </w:r>
         <w:r>
           <w:rPr>
             <w:b w:val="0"/>
             <w:bCs w:val="0"/>
+            <w:webHidden/>
             <w:color w:val="000000"/>
           </w:rPr>
-          <w:t>: Class Diagram</w:t>
+          <w:tab/>
         </w:r>
         <w:r>
           <w:rPr>
@@ -8287,7 +8256,7 @@
             <w:webHidden/>
             <w:color w:val="000000"/>
           </w:rPr>
-          <w:tab/>
+          <w:fldChar w:fldCharType="begin"/>
         </w:r>
         <w:r>
           <w:rPr>
@@ -8296,7 +8265,7 @@
             <w:webHidden/>
             <w:color w:val="000000"/>
           </w:rPr>
-          <w:fldChar w:fldCharType="begin"/>
+          <w:instrText xml:space="preserve"> PAGEREF _Toc228918847 \h </w:instrText>
         </w:r>
         <w:r>
           <w:rPr>
@@ -8305,7 +8274,6 @@
             <w:webHidden/>
             <w:color w:val="000000"/>
           </w:rPr>
-          <w:instrText xml:space="preserve"> PAGEREF _Toc228918847 \h </w:instrText>
         </w:r>
         <w:r>
           <w:rPr>
@@ -8314,6 +8282,7 @@
             <w:webHidden/>
             <w:color w:val="000000"/>
           </w:rPr>
+          <w:fldChar w:fldCharType="separate"/>
         </w:r>
         <w:r>
           <w:rPr>
@@ -8322,16 +8291,7 @@
             <w:webHidden/>
             <w:color w:val="000000"/>
           </w:rPr>
-          <w:fldChar w:fldCharType="separate"/>
-        </w:r>
-        <w:r>
-          <w:rPr>
-            <w:b w:val="0"/>
-            <w:bCs w:val="0"/>
-            <w:webHidden/>
-            <w:color w:val="000000"/>
-          </w:rPr>
-          <w:t>34</w:t>
+          <w:t>35</w:t>
         </w:r>
         <w:r>
           <w:rPr>
@@ -8363,7 +8323,7 @@
             <w:bCs w:val="0"/>
             <w:color w:val="000000"/>
           </w:rPr>
-          <w:t>Figure</w:t>
+          <w:t xml:space="preserve">Figure </w:t>
         </w:r>
         <w:r>
           <w:rPr>
@@ -8371,7 +8331,7 @@
             <w:bCs w:val="0"/>
             <w:color w:val="000000"/>
           </w:rPr>
-          <w:t xml:space="preserve"> </w:t>
+          <w:t>4.3</w:t>
         </w:r>
         <w:r>
           <w:rPr>
@@ -8379,15 +8339,16 @@
             <w:bCs w:val="0"/>
             <w:color w:val="000000"/>
           </w:rPr>
-          <w:t>4.3</w:t>
+          <w:t>: Student Activity Diagram</w:t>
         </w:r>
         <w:r>
           <w:rPr>
             <w:b w:val="0"/>
             <w:bCs w:val="0"/>
+            <w:webHidden/>
             <w:color w:val="000000"/>
           </w:rPr>
-          <w:t>: Student Activity Diagram</w:t>
+          <w:tab/>
         </w:r>
         <w:r>
           <w:rPr>
@@ -8396,7 +8357,7 @@
             <w:webHidden/>
             <w:color w:val="000000"/>
           </w:rPr>
-          <w:tab/>
+          <w:fldChar w:fldCharType="begin"/>
         </w:r>
         <w:r>
           <w:rPr>
@@ -8405,7 +8366,7 @@
             <w:webHidden/>
             <w:color w:val="000000"/>
           </w:rPr>
-          <w:fldChar w:fldCharType="begin"/>
+          <w:instrText xml:space="preserve"> PAGEREF _Toc228918848 \h </w:instrText>
         </w:r>
         <w:r>
           <w:rPr>
@@ -8414,7 +8375,6 @@
             <w:webHidden/>
             <w:color w:val="000000"/>
           </w:rPr>
-          <w:instrText xml:space="preserve"> PAGEREF _Toc228918848 \h </w:instrText>
         </w:r>
         <w:r>
           <w:rPr>
@@ -8423,6 +8383,7 @@
             <w:webHidden/>
             <w:color w:val="000000"/>
           </w:rPr>
+          <w:fldChar w:fldCharType="separate"/>
         </w:r>
         <w:r>
           <w:rPr>
@@ -8431,16 +8392,7 @@
             <w:webHidden/>
             <w:color w:val="000000"/>
           </w:rPr>
-          <w:fldChar w:fldCharType="separate"/>
-        </w:r>
-        <w:r>
-          <w:rPr>
-            <w:b w:val="0"/>
-            <w:bCs w:val="0"/>
-            <w:webHidden/>
-            <w:color w:val="000000"/>
-          </w:rPr>
-          <w:t>35</w:t>
+          <w:t>36</w:t>
         </w:r>
         <w:r>
           <w:rPr>
@@ -8533,7 +8485,7 @@
             <w:webHidden/>
             <w:color w:val="000000"/>
           </w:rPr>
-          <w:t>35</w:t>
+          <w:t>36</w:t>
         </w:r>
         <w:r>
           <w:rPr>
@@ -8626,7 +8578,7 @@
             <w:webHidden/>
             <w:color w:val="000000"/>
           </w:rPr>
-          <w:t>36</w:t>
+          <w:t>37</w:t>
         </w:r>
         <w:r>
           <w:rPr>
@@ -8719,7 +8671,7 @@
             <w:webHidden/>
             <w:color w:val="000000"/>
           </w:rPr>
-          <w:t>36</w:t>
+          <w:t>37</w:t>
         </w:r>
         <w:r>
           <w:rPr>
@@ -9154,6 +9106,8 @@
           </w:rPr>
           <w:t>Table 3.5.1: Test Cases for User Registration</w:t>
         </w:r>
+        <w:bookmarkStart w:id="30" w:name="_GoBack"/>
+        <w:bookmarkEnd w:id="30"/>
         <w:r>
           <w:rPr>
             <w:b w:val="0"/>
@@ -9356,23 +9310,143 @@
             <w:rFonts w:cs="Times New Roman"/>
             <w:b w:val="0"/>
           </w:rPr>
-          <w:t>Table 3</w:t>
-        </w:r>
+          <w:t>Table 3.5.4: Test Cases for Creating Semester Groups</w:t>
+        </w:r>
+        <w:r>
+          <w:rPr>
+            <w:b w:val="0"/>
+            <w:webHidden/>
+          </w:rPr>
+          <w:tab/>
+        </w:r>
+        <w:r>
+          <w:rPr>
+            <w:b w:val="0"/>
+            <w:webHidden/>
+          </w:rPr>
+          <w:fldChar w:fldCharType="begin"/>
+        </w:r>
+        <w:r>
+          <w:rPr>
+            <w:b w:val="0"/>
+            <w:webHidden/>
+          </w:rPr>
+          <w:instrText xml:space="preserve"> PAGEREF _Toc229047649 \h </w:instrText>
+        </w:r>
+        <w:r>
+          <w:rPr>
+            <w:b w:val="0"/>
+            <w:webHidden/>
+          </w:rPr>
+        </w:r>
+        <w:r>
+          <w:rPr>
+            <w:b w:val="0"/>
+            <w:webHidden/>
+          </w:rPr>
+          <w:fldChar w:fldCharType="separate"/>
+        </w:r>
+        <w:r>
+          <w:rPr>
+            <w:b w:val="0"/>
+            <w:webHidden/>
+          </w:rPr>
+          <w:t>22</w:t>
+        </w:r>
+        <w:r>
+          <w:rPr>
+            <w:b w:val="0"/>
+            <w:webHidden/>
+          </w:rPr>
+          <w:fldChar w:fldCharType="end"/>
+        </w:r>
+      </w:hyperlink>
+    </w:p>
+    <w:p>
+      <w:pPr>
+        <w:pStyle w:val="TOC1"/>
+        <w:rPr>
+          <w:rFonts w:asciiTheme="minorHAnsi" w:hAnsiTheme="minorHAnsi"/>
+          <w:b w:val="0"/>
+          <w:bCs w:val="0"/>
+        </w:rPr>
+      </w:pPr>
+      <w:hyperlink w:anchor="_Toc229047650" w:history="1">
         <w:r>
           <w:rPr>
             <w:rStyle w:val="Hyperlink"/>
             <w:rFonts w:cs="Times New Roman"/>
             <w:b w:val="0"/>
           </w:rPr>
-          <w:t>.</w:t>
-        </w:r>
+          <w:t>Table 3.5.5: Test Cases for Joining Semester Groups</w:t>
+        </w:r>
+        <w:r>
+          <w:rPr>
+            <w:b w:val="0"/>
+            <w:webHidden/>
+          </w:rPr>
+          <w:tab/>
+        </w:r>
+        <w:r>
+          <w:rPr>
+            <w:b w:val="0"/>
+            <w:webHidden/>
+          </w:rPr>
+          <w:fldChar w:fldCharType="begin"/>
+        </w:r>
+        <w:r>
+          <w:rPr>
+            <w:b w:val="0"/>
+            <w:webHidden/>
+          </w:rPr>
+          <w:instrText xml:space="preserve"> PAGEREF _Toc229047650 \h </w:instrText>
+        </w:r>
+        <w:r>
+          <w:rPr>
+            <w:b w:val="0"/>
+            <w:webHidden/>
+          </w:rPr>
+        </w:r>
+        <w:r>
+          <w:rPr>
+            <w:b w:val="0"/>
+            <w:webHidden/>
+          </w:rPr>
+          <w:fldChar w:fldCharType="separate"/>
+        </w:r>
+        <w:r>
+          <w:rPr>
+            <w:b w:val="0"/>
+            <w:webHidden/>
+          </w:rPr>
+          <w:t>23</w:t>
+        </w:r>
+        <w:r>
+          <w:rPr>
+            <w:b w:val="0"/>
+            <w:webHidden/>
+          </w:rPr>
+          <w:fldChar w:fldCharType="end"/>
+        </w:r>
+      </w:hyperlink>
+    </w:p>
+    <w:p>
+      <w:pPr>
+        <w:pStyle w:val="TOC1"/>
+        <w:rPr>
+          <w:rFonts w:asciiTheme="minorHAnsi" w:hAnsiTheme="minorHAnsi"/>
+          <w:b w:val="0"/>
+          <w:bCs w:val="0"/>
+        </w:rPr>
+      </w:pPr>
+      <w:hyperlink w:anchor="_Toc229047651" w:history="1">
         <w:r>
           <w:rPr>
             <w:rStyle w:val="Hyperlink"/>
             <w:rFonts w:cs="Times New Roman"/>
             <w:b w:val="0"/>
           </w:rPr>
-          <w:t>5.4: Test Cases for Creating Semester Groups</w:t>
+          <w:t>Table 3.5.6: Test Cases for Creating Campus Events</w:t>
         </w:r>
         <w:r>
           <w:rPr>
@@ -9393,7 +9467,7 @@
             <w:b w:val="0"/>
             <w:webHidden/>
           </w:rPr>
-          <w:instrText xml:space="preserve"> PAGEREF _Toc229047649 \h </w:instrText>
+          <w:instrText xml:space="preserve"> PAGEREF _Toc229047651 \h </w:instrText>
         </w:r>
         <w:r>
           <w:rPr>
@@ -9413,7 +9487,7 @@
             <w:b w:val="0"/>
             <w:webHidden/>
           </w:rPr>
-          <w:t>22</w:t>
+          <w:t>24</w:t>
         </w:r>
         <w:r>
           <w:rPr>
@@ -9433,14 +9507,14 @@
           <w:bCs w:val="0"/>
         </w:rPr>
       </w:pPr>
-      <w:hyperlink w:anchor="_Toc229047650" w:history="1">
+      <w:hyperlink w:anchor="_Toc229047652" w:history="1">
         <w:r>
           <w:rPr>
             <w:rStyle w:val="Hyperlink"/>
             <w:rFonts w:cs="Times New Roman"/>
             <w:b w:val="0"/>
           </w:rPr>
-          <w:t>Table 3.5.5: Test Cases for Joining Semester Groups</w:t>
+          <w:t>Table 3.5.7: Test Cases for RSVP to Campus Events</w:t>
         </w:r>
         <w:r>
           <w:rPr>
@@ -9461,7 +9535,7 @@
             <w:b w:val="0"/>
             <w:webHidden/>
           </w:rPr>
-          <w:instrText xml:space="preserve"> PAGEREF _Toc229047650 \h </w:instrText>
+          <w:instrText xml:space="preserve"> PAGEREF _Toc229047652 \h </w:instrText>
         </w:r>
         <w:r>
           <w:rPr>
@@ -9481,7 +9555,7 @@
             <w:b w:val="0"/>
             <w:webHidden/>
           </w:rPr>
-          <w:t>23</w:t>
+          <w:t>24</w:t>
         </w:r>
         <w:r>
           <w:rPr>
@@ -9501,14 +9575,14 @@
           <w:bCs w:val="0"/>
         </w:rPr>
       </w:pPr>
-      <w:hyperlink w:anchor="_Toc229047651" w:history="1">
+      <w:hyperlink w:anchor="_Toc229047653" w:history="1">
         <w:r>
           <w:rPr>
             <w:rStyle w:val="Hyperlink"/>
             <w:rFonts w:cs="Times New Roman"/>
             <w:b w:val="0"/>
           </w:rPr>
-          <w:t>Table 3.5.6: Test Cases for Creating Campus Events</w:t>
+          <w:t>Table 3.5.8: Test Cases for Reporting Lost/Found Items</w:t>
         </w:r>
         <w:r>
           <w:rPr>
@@ -9529,7 +9603,7 @@
             <w:b w:val="0"/>
             <w:webHidden/>
           </w:rPr>
-          <w:instrText xml:space="preserve"> PAGEREF _Toc229047651 \h </w:instrText>
+          <w:instrText xml:space="preserve"> PAGEREF _Toc229047653 \h </w:instrText>
         </w:r>
         <w:r>
           <w:rPr>
@@ -9549,7 +9623,7 @@
             <w:b w:val="0"/>
             <w:webHidden/>
           </w:rPr>
-          <w:t>24</w:t>
+          <w:t>25</w:t>
         </w:r>
         <w:r>
           <w:rPr>
@@ -9569,14 +9643,14 @@
           <w:bCs w:val="0"/>
         </w:rPr>
       </w:pPr>
-      <w:hyperlink w:anchor="_Toc229047652" w:history="1">
+      <w:hyperlink w:anchor="_Toc229047654" w:history="1">
         <w:r>
           <w:rPr>
             <w:rStyle w:val="Hyperlink"/>
             <w:rFonts w:cs="Times New Roman"/>
             <w:b w:val="0"/>
           </w:rPr>
-          <w:t>Table 3.5.7: Test Cases for RSVP to Campus Events</w:t>
+          <w:t>Table 3.5.9: Test Cases for Sending Messages</w:t>
         </w:r>
         <w:r>
           <w:rPr>
@@ -9597,7 +9671,7 @@
             <w:b w:val="0"/>
             <w:webHidden/>
           </w:rPr>
-          <w:instrText xml:space="preserve"> PAGEREF _Toc229047652 \h </w:instrText>
+          <w:instrText xml:space="preserve"> PAGEREF _Toc229047654 \h </w:instrText>
         </w:r>
         <w:r>
           <w:rPr>
@@ -9617,7 +9691,7 @@
             <w:b w:val="0"/>
             <w:webHidden/>
           </w:rPr>
-          <w:t>24</w:t>
+          <w:t>26</w:t>
         </w:r>
         <w:r>
           <w:rPr>
@@ -9637,14 +9711,14 @@
           <w:bCs w:val="0"/>
         </w:rPr>
       </w:pPr>
-      <w:hyperlink w:anchor="_Toc229047653" w:history="1">
+      <w:hyperlink w:anchor="_Toc229047655" w:history="1">
         <w:r>
           <w:rPr>
             <w:rStyle w:val="Hyperlink"/>
             <w:rFonts w:cs="Times New Roman"/>
             <w:b w:val="0"/>
           </w:rPr>
-          <w:t>Table 3.5.8: Test Cases for Reporting Lost/Found Items</w:t>
+          <w:t>Table 3.5.10: Test Cases for Posting Announcements</w:t>
         </w:r>
         <w:r>
           <w:rPr>
@@ -9665,7 +9739,7 @@
             <w:b w:val="0"/>
             <w:webHidden/>
           </w:rPr>
-          <w:instrText xml:space="preserve"> PAGEREF _Toc229047653 \h </w:instrText>
+          <w:instrText xml:space="preserve"> PAGEREF _Toc229047655 \h </w:instrText>
         </w:r>
         <w:r>
           <w:rPr>
@@ -9685,7 +9759,7 @@
             <w:b w:val="0"/>
             <w:webHidden/>
           </w:rPr>
-          <w:t>25</w:t>
+          <w:t>26</w:t>
         </w:r>
         <w:r>
           <w:rPr>
@@ -9705,14 +9779,14 @@
           <w:bCs w:val="0"/>
         </w:rPr>
       </w:pPr>
-      <w:hyperlink w:anchor="_Toc229047654" w:history="1">
+      <w:hyperlink w:anchor="_Toc229047656" w:history="1">
         <w:r>
           <w:rPr>
             <w:rStyle w:val="Hyperlink"/>
             <w:rFonts w:cs="Times New Roman"/>
             <w:b w:val="0"/>
           </w:rPr>
-          <w:t>Table 3.5.9: Test Cases for Sending Messages</w:t>
+          <w:t>Table 3.5.11: Test Cases for Updating User Profile</w:t>
         </w:r>
         <w:r>
           <w:rPr>
@@ -9733,7 +9807,7 @@
             <w:b w:val="0"/>
             <w:webHidden/>
           </w:rPr>
-          <w:instrText xml:space="preserve"> PAGEREF _Toc229047654 \h </w:instrText>
+          <w:instrText xml:space="preserve"> PAGEREF _Toc229047656 \h </w:instrText>
         </w:r>
         <w:r>
           <w:rPr>
@@ -9753,7 +9827,7 @@
             <w:b w:val="0"/>
             <w:webHidden/>
           </w:rPr>
-          <w:t>26</w:t>
+          <w:t>27</w:t>
         </w:r>
         <w:r>
           <w:rPr>
@@ -9773,14 +9847,431 @@
           <w:bCs w:val="0"/>
         </w:rPr>
       </w:pPr>
-      <w:hyperlink w:anchor="_Toc229047655" w:history="1">
+      <w:hyperlink w:anchor="_Toc229047657" w:history="1">
+        <w:r>
+          <w:rPr>
+            <w:rStyle w:val="Hyperlink"/>
+            <w:b w:val="0"/>
+          </w:rPr>
+          <w:t xml:space="preserve">Table 3.5.12: Test Cases for </w:t>
+        </w:r>
+        <w:r>
+          <w:rPr>
+            <w:rStyle w:val="Hyperlink"/>
+            <w:b w:val="0"/>
+            <w:u w:val="none"/>
+          </w:rPr>
+          <w:t>Deleting</w:t>
+        </w:r>
+        <w:r>
+          <w:rPr>
+            <w:rStyle w:val="Hyperlink"/>
+            <w:b w:val="0"/>
+          </w:rPr>
+          <w:t xml:space="preserve"> Posts</w:t>
+        </w:r>
+        <w:r>
+          <w:rPr>
+            <w:b w:val="0"/>
+            <w:webHidden/>
+          </w:rPr>
+          <w:tab/>
+        </w:r>
+        <w:r>
+          <w:rPr>
+            <w:b w:val="0"/>
+            <w:webHidden/>
+          </w:rPr>
+          <w:fldChar w:fldCharType="begin"/>
+        </w:r>
+        <w:r>
+          <w:rPr>
+            <w:b w:val="0"/>
+            <w:webHidden/>
+          </w:rPr>
+          <w:instrText xml:space="preserve"> PAGEREF _Toc229047657 \h </w:instrText>
+        </w:r>
+        <w:r>
+          <w:rPr>
+            <w:b w:val="0"/>
+            <w:webHidden/>
+          </w:rPr>
+        </w:r>
+        <w:r>
+          <w:rPr>
+            <w:b w:val="0"/>
+            <w:webHidden/>
+          </w:rPr>
+          <w:fldChar w:fldCharType="separate"/>
+        </w:r>
+        <w:r>
+          <w:rPr>
+            <w:b w:val="0"/>
+            <w:webHidden/>
+          </w:rPr>
+          <w:t>28</w:t>
+        </w:r>
+        <w:r>
+          <w:rPr>
+            <w:b w:val="0"/>
+            <w:webHidden/>
+          </w:rPr>
+          <w:fldChar w:fldCharType="end"/>
+        </w:r>
+      </w:hyperlink>
+    </w:p>
+    <w:p>
+      <w:pPr>
+        <w:pStyle w:val="TOC1"/>
+        <w:rPr>
+          <w:rFonts w:asciiTheme="minorHAnsi" w:hAnsiTheme="minorHAnsi"/>
+          <w:b w:val="0"/>
+          <w:bCs w:val="0"/>
+        </w:rPr>
+      </w:pPr>
+      <w:hyperlink w:anchor="_Toc229047658" w:history="1">
+        <w:r>
+          <w:rPr>
+            <w:rStyle w:val="Hyperlink"/>
+            <w:b w:val="0"/>
+          </w:rPr>
+          <w:t>Table 3.5.13: Test Cases for Leaving Semester Groups</w:t>
+        </w:r>
+        <w:r>
+          <w:rPr>
+            <w:b w:val="0"/>
+            <w:webHidden/>
+          </w:rPr>
+          <w:tab/>
+        </w:r>
+        <w:r>
+          <w:rPr>
+            <w:b w:val="0"/>
+            <w:webHidden/>
+          </w:rPr>
+          <w:fldChar w:fldCharType="begin"/>
+        </w:r>
+        <w:r>
+          <w:rPr>
+            <w:b w:val="0"/>
+            <w:webHidden/>
+          </w:rPr>
+          <w:instrText xml:space="preserve"> PAGEREF _Toc229047658 \h </w:instrText>
+        </w:r>
+        <w:r>
+          <w:rPr>
+            <w:b w:val="0"/>
+            <w:webHidden/>
+          </w:rPr>
+        </w:r>
+        <w:r>
+          <w:rPr>
+            <w:b w:val="0"/>
+            <w:webHidden/>
+          </w:rPr>
+          <w:fldChar w:fldCharType="separate"/>
+        </w:r>
+        <w:r>
+          <w:rPr>
+            <w:b w:val="0"/>
+            <w:webHidden/>
+          </w:rPr>
+          <w:t>28</w:t>
+        </w:r>
+        <w:r>
+          <w:rPr>
+            <w:b w:val="0"/>
+            <w:webHidden/>
+          </w:rPr>
+          <w:fldChar w:fldCharType="end"/>
+        </w:r>
+      </w:hyperlink>
+    </w:p>
+    <w:p>
+      <w:pPr>
+        <w:pStyle w:val="TOC1"/>
+        <w:rPr>
+          <w:rFonts w:asciiTheme="minorHAnsi" w:hAnsiTheme="minorHAnsi"/>
+          <w:b w:val="0"/>
+          <w:bCs w:val="0"/>
+        </w:rPr>
+      </w:pPr>
+      <w:hyperlink w:anchor="_Toc229047659" w:history="1">
+        <w:r>
+          <w:rPr>
+            <w:rStyle w:val="Hyperlink"/>
+            <w:b w:val="0"/>
+          </w:rPr>
+          <w:t>Table 3.5.14: Test Cases for Marking Lost Items as Resolved</w:t>
+        </w:r>
+        <w:r>
+          <w:rPr>
+            <w:b w:val="0"/>
+            <w:webHidden/>
+          </w:rPr>
+          <w:tab/>
+        </w:r>
+        <w:r>
+          <w:rPr>
+            <w:b w:val="0"/>
+            <w:webHidden/>
+          </w:rPr>
+          <w:fldChar w:fldCharType="begin"/>
+        </w:r>
+        <w:r>
+          <w:rPr>
+            <w:b w:val="0"/>
+            <w:webHidden/>
+          </w:rPr>
+          <w:instrText xml:space="preserve"> PAGEREF _Toc229047659 \h </w:instrText>
+        </w:r>
+        <w:r>
+          <w:rPr>
+            <w:b w:val="0"/>
+            <w:webHidden/>
+          </w:rPr>
+        </w:r>
+        <w:r>
+          <w:rPr>
+            <w:b w:val="0"/>
+            <w:webHidden/>
+          </w:rPr>
+          <w:fldChar w:fldCharType="separate"/>
+        </w:r>
+        <w:r>
+          <w:rPr>
+            <w:b w:val="0"/>
+            <w:webHidden/>
+          </w:rPr>
+          <w:t>29</w:t>
+        </w:r>
+        <w:r>
+          <w:rPr>
+            <w:b w:val="0"/>
+            <w:webHidden/>
+          </w:rPr>
+          <w:fldChar w:fldCharType="end"/>
+        </w:r>
+      </w:hyperlink>
+    </w:p>
+    <w:p>
+      <w:pPr>
+        <w:pStyle w:val="TOC1"/>
+        <w:rPr>
+          <w:rFonts w:asciiTheme="minorHAnsi" w:hAnsiTheme="minorHAnsi"/>
+          <w:b w:val="0"/>
+          <w:bCs w:val="0"/>
+        </w:rPr>
+      </w:pPr>
+      <w:hyperlink w:anchor="_Toc229047660" w:history="1">
+        <w:r>
+          <w:rPr>
+            <w:rStyle w:val="Hyperlink"/>
+            <w:b w:val="0"/>
+          </w:rPr>
+          <w:t>Table 3.5.15: Test Cases for Resetting Password</w:t>
+        </w:r>
+        <w:r>
+          <w:rPr>
+            <w:b w:val="0"/>
+            <w:webHidden/>
+          </w:rPr>
+          <w:tab/>
+        </w:r>
+        <w:r>
+          <w:rPr>
+            <w:b w:val="0"/>
+            <w:webHidden/>
+          </w:rPr>
+          <w:fldChar w:fldCharType="begin"/>
+        </w:r>
+        <w:r>
+          <w:rPr>
+            <w:b w:val="0"/>
+            <w:webHidden/>
+          </w:rPr>
+          <w:instrText xml:space="preserve"> PAGEREF _Toc229047660 \h </w:instrText>
+        </w:r>
+        <w:r>
+          <w:rPr>
+            <w:b w:val="0"/>
+            <w:webHidden/>
+          </w:rPr>
+        </w:r>
+        <w:r>
+          <w:rPr>
+            <w:b w:val="0"/>
+            <w:webHidden/>
+          </w:rPr>
+          <w:fldChar w:fldCharType="separate"/>
+        </w:r>
+        <w:r>
+          <w:rPr>
+            <w:b w:val="0"/>
+            <w:webHidden/>
+          </w:rPr>
+          <w:t>30</w:t>
+        </w:r>
+        <w:r>
+          <w:rPr>
+            <w:b w:val="0"/>
+            <w:webHidden/>
+          </w:rPr>
+          <w:fldChar w:fldCharType="end"/>
+        </w:r>
+      </w:hyperlink>
+    </w:p>
+    <w:p>
+      <w:pPr>
+        <w:pStyle w:val="TOC1"/>
+        <w:rPr>
+          <w:rFonts w:asciiTheme="minorHAnsi" w:hAnsiTheme="minorHAnsi"/>
+          <w:b w:val="0"/>
+          <w:bCs w:val="0"/>
+        </w:rPr>
+      </w:pPr>
+      <w:hyperlink w:anchor="_Toc229047661" w:history="1">
+        <w:r>
+          <w:rPr>
+            <w:rStyle w:val="Hyperlink"/>
+            <w:b w:val="0"/>
+          </w:rPr>
+          <w:t>Table 3.5.16: Test Cases for Viewing Another User's Profile</w:t>
+        </w:r>
+        <w:r>
+          <w:rPr>
+            <w:b w:val="0"/>
+            <w:webHidden/>
+          </w:rPr>
+          <w:tab/>
+        </w:r>
+        <w:r>
+          <w:rPr>
+            <w:b w:val="0"/>
+            <w:webHidden/>
+          </w:rPr>
+          <w:fldChar w:fldCharType="begin"/>
+        </w:r>
+        <w:r>
+          <w:rPr>
+            <w:b w:val="0"/>
+            <w:webHidden/>
+          </w:rPr>
+          <w:instrText xml:space="preserve"> PAGEREF _Toc229047661 \h </w:instrText>
+        </w:r>
+        <w:r>
+          <w:rPr>
+            <w:b w:val="0"/>
+            <w:webHidden/>
+          </w:rPr>
+        </w:r>
+        <w:r>
+          <w:rPr>
+            <w:b w:val="0"/>
+            <w:webHidden/>
+          </w:rPr>
+          <w:fldChar w:fldCharType="separate"/>
+        </w:r>
+        <w:r>
+          <w:rPr>
+            <w:b w:val="0"/>
+            <w:webHidden/>
+          </w:rPr>
+          <w:t>30</w:t>
+        </w:r>
+        <w:r>
+          <w:rPr>
+            <w:b w:val="0"/>
+            <w:webHidden/>
+          </w:rPr>
+          <w:fldChar w:fldCharType="end"/>
+        </w:r>
+      </w:hyperlink>
+    </w:p>
+    <w:p>
+      <w:pPr>
+        <w:pStyle w:val="TOC1"/>
+        <w:rPr>
+          <w:rFonts w:asciiTheme="minorHAnsi" w:hAnsiTheme="minorHAnsi"/>
+          <w:b w:val="0"/>
+          <w:bCs w:val="0"/>
+        </w:rPr>
+      </w:pPr>
+      <w:hyperlink w:anchor="_Toc229047662" w:history="1">
+        <w:r>
+          <w:rPr>
+            <w:rStyle w:val="Hyperlink"/>
+            <w:b w:val="0"/>
+          </w:rPr>
+          <w:t>Table 3.5.17: Test Cases for Liking a Post</w:t>
+        </w:r>
+        <w:r>
+          <w:rPr>
+            <w:b w:val="0"/>
+            <w:webHidden/>
+          </w:rPr>
+          <w:tab/>
+        </w:r>
+        <w:r>
+          <w:rPr>
+            <w:b w:val="0"/>
+            <w:webHidden/>
+          </w:rPr>
+          <w:fldChar w:fldCharType="begin"/>
+        </w:r>
+        <w:r>
+          <w:rPr>
+            <w:b w:val="0"/>
+            <w:webHidden/>
+          </w:rPr>
+          <w:instrText xml:space="preserve"> PAGEREF _Toc229047662 \h </w:instrText>
+        </w:r>
+        <w:r>
+          <w:rPr>
+            <w:b w:val="0"/>
+            <w:webHidden/>
+          </w:rPr>
+        </w:r>
+        <w:r>
+          <w:rPr>
+            <w:b w:val="0"/>
+            <w:webHidden/>
+          </w:rPr>
+          <w:fldChar w:fldCharType="separate"/>
+        </w:r>
+        <w:r>
+          <w:rPr>
+            <w:b w:val="0"/>
+            <w:webHidden/>
+          </w:rPr>
+          <w:t>31</w:t>
+        </w:r>
+        <w:r>
+          <w:rPr>
+            <w:b w:val="0"/>
+            <w:webHidden/>
+          </w:rPr>
+          <w:fldChar w:fldCharType="end"/>
+        </w:r>
+      </w:hyperlink>
+    </w:p>
+    <w:p>
+      <w:pPr>
+        <w:pStyle w:val="TOC1"/>
+        <w:rPr>
+          <w:rFonts w:asciiTheme="minorHAnsi" w:hAnsiTheme="minorHAnsi"/>
+          <w:b w:val="0"/>
+          <w:bCs w:val="0"/>
+        </w:rPr>
+      </w:pPr>
+      <w:hyperlink w:anchor="_Toc229047663" w:history="1">
         <w:r>
           <w:rPr>
             <w:rStyle w:val="Hyperlink"/>
             <w:rFonts w:cs="Times New Roman"/>
             <w:b w:val="0"/>
           </w:rPr>
-          <w:t>Table 3.5.10: Test Cases for Posting Announcements</w:t>
+          <w:t>Table 4.6.1: Login to System</w:t>
         </w:r>
         <w:r>
           <w:rPr>
@@ -9801,7 +10292,7 @@
             <w:b w:val="0"/>
             <w:webHidden/>
           </w:rPr>
-          <w:instrText xml:space="preserve"> PAGEREF _Toc229047655 \h </w:instrText>
+          <w:instrText xml:space="preserve"> PAGEREF _Toc229047663 \h </w:instrText>
         </w:r>
         <w:r>
           <w:rPr>
@@ -9821,7 +10312,7 @@
             <w:b w:val="0"/>
             <w:webHidden/>
           </w:rPr>
-          <w:t>26</w:t>
+          <w:t>38</w:t>
         </w:r>
         <w:r>
           <w:rPr>
@@ -9841,14 +10332,14 @@
           <w:bCs w:val="0"/>
         </w:rPr>
       </w:pPr>
-      <w:hyperlink w:anchor="_Toc229047656" w:history="1">
+      <w:hyperlink w:anchor="_Toc229047664" w:history="1">
         <w:r>
           <w:rPr>
             <w:rStyle w:val="Hyperlink"/>
             <w:rFonts w:cs="Times New Roman"/>
             <w:b w:val="0"/>
           </w:rPr>
-          <w:t>Table 3.5.11: Test Cases for Updating User Profile</w:t>
+          <w:t>Table 4.6.2: Create Post</w:t>
         </w:r>
         <w:r>
           <w:rPr>
@@ -9869,7 +10360,7 @@
             <w:b w:val="0"/>
             <w:webHidden/>
           </w:rPr>
-          <w:instrText xml:space="preserve"> PAGEREF _Toc229047656 \h </w:instrText>
+          <w:instrText xml:space="preserve"> PAGEREF _Toc229047664 \h </w:instrText>
         </w:r>
         <w:r>
           <w:rPr>
@@ -9889,7 +10380,7 @@
             <w:b w:val="0"/>
             <w:webHidden/>
           </w:rPr>
-          <w:t>27</w:t>
+          <w:t>39</w:t>
         </w:r>
         <w:r>
           <w:rPr>
@@ -9909,69 +10400,55 @@
           <w:bCs w:val="0"/>
         </w:rPr>
       </w:pPr>
-      <w:hyperlink w:anchor="_Toc229047657" w:history="1">
+      <w:hyperlink w:anchor="_Toc229047665" w:history="1">
         <w:r>
           <w:rPr>
             <w:rStyle w:val="Hyperlink"/>
+            <w:rFonts w:cs="Times New Roman"/>
             <w:b w:val="0"/>
           </w:rPr>
-          <w:t xml:space="preserve">Table 3.5.12: Test Cases for </w:t>
-        </w:r>
-        <w:r>
-          <w:rPr>
-            <w:rStyle w:val="Hyperlink"/>
+          <w:t>Table 4.6.3: Like and Comment on Post</w:t>
+        </w:r>
+        <w:r>
+          <w:rPr>
             <w:b w:val="0"/>
-            <w:u w:val="none"/>
-          </w:rPr>
-          <w:t>Deleting</w:t>
-        </w:r>
-        <w:r>
-          <w:rPr>
-            <w:rStyle w:val="Hyperlink"/>
+            <w:webHidden/>
+          </w:rPr>
+          <w:tab/>
+        </w:r>
+        <w:r>
+          <w:rPr>
             <w:b w:val="0"/>
-          </w:rPr>
-          <w:t xml:space="preserve"> Posts</w:t>
+            <w:webHidden/>
+          </w:rPr>
+          <w:fldChar w:fldCharType="begin"/>
         </w:r>
         <w:r>
           <w:rPr>
             <w:b w:val="0"/>
             <w:webHidden/>
           </w:rPr>
-          <w:tab/>
+          <w:instrText xml:space="preserve"> PAGEREF _Toc229047665 \h </w:instrText>
         </w:r>
         <w:r>
           <w:rPr>
             <w:b w:val="0"/>
             <w:webHidden/>
           </w:rPr>
-          <w:fldChar w:fldCharType="begin"/>
         </w:r>
         <w:r>
           <w:rPr>
             <w:b w:val="0"/>
             <w:webHidden/>
           </w:rPr>
-          <w:instrText xml:space="preserve"> PAGEREF _Toc229047657 \h </w:instrText>
+          <w:fldChar w:fldCharType="separate"/>
         </w:r>
         <w:r>
           <w:rPr>
             <w:b w:val="0"/>
             <w:webHidden/>
           </w:rPr>
-        </w:r>
-        <w:r>
-          <w:rPr>
-            <w:b w:val="0"/>
-            <w:webHidden/>
-          </w:rPr>
-          <w:fldChar w:fldCharType="separate"/>
-        </w:r>
-        <w:r>
-          <w:rPr>
-            <w:b w:val="0"/>
-            <w:webHidden/>
-          </w:rPr>
-          <w:t>28</w:t>
+          <w:t>40</w:t>
         </w:r>
         <w:r>
           <w:rPr>
@@ -9991,13 +10468,14 @@
           <w:bCs w:val="0"/>
         </w:rPr>
       </w:pPr>
-      <w:hyperlink w:anchor="_Toc229047658" w:history="1">
+      <w:hyperlink w:anchor="_Toc229047666" w:history="1">
         <w:r>
           <w:rPr>
             <w:rStyle w:val="Hyperlink"/>
+            <w:rFonts w:cs="Times New Roman"/>
             <w:b w:val="0"/>
           </w:rPr>
-          <w:t>Table 3.5.13: Test Cases for Leaving Semester Groups</w:t>
+          <w:t>Table 4.6.4: Join Semester Group</w:t>
         </w:r>
         <w:r>
           <w:rPr>
@@ -10018,7 +10496,7 @@
             <w:b w:val="0"/>
             <w:webHidden/>
           </w:rPr>
-          <w:instrText xml:space="preserve"> PAGEREF _Toc229047658 \h </w:instrText>
+          <w:instrText xml:space="preserve"> PAGEREF _Toc229047666 \h </w:instrText>
         </w:r>
         <w:r>
           <w:rPr>
@@ -10038,7 +10516,7 @@
             <w:b w:val="0"/>
             <w:webHidden/>
           </w:rPr>
-          <w:t>28</w:t>
+          <w:t>40</w:t>
         </w:r>
         <w:r>
           <w:rPr>
@@ -10058,13 +10536,14 @@
           <w:bCs w:val="0"/>
         </w:rPr>
       </w:pPr>
-      <w:hyperlink w:anchor="_Toc229047659" w:history="1">
+      <w:hyperlink w:anchor="_Toc229047667" w:history="1">
         <w:r>
           <w:rPr>
             <w:rStyle w:val="Hyperlink"/>
+            <w:rFonts w:cs="Times New Roman"/>
             <w:b w:val="0"/>
           </w:rPr>
-          <w:t>Table 3.5.14: Test Cases for Marking Lost Items as Resolved</w:t>
+          <w:t>Table 4.6.5: RSVP to Campus Event</w:t>
         </w:r>
         <w:r>
           <w:rPr>
@@ -10085,7 +10564,7 @@
             <w:b w:val="0"/>
             <w:webHidden/>
           </w:rPr>
-          <w:instrText xml:space="preserve"> PAGEREF _Toc229047659 \h </w:instrText>
+          <w:instrText xml:space="preserve"> PAGEREF _Toc229047667 \h </w:instrText>
         </w:r>
         <w:r>
           <w:rPr>
@@ -10105,7 +10584,7 @@
             <w:b w:val="0"/>
             <w:webHidden/>
           </w:rPr>
-          <w:t>29</w:t>
+          <w:t>41</w:t>
         </w:r>
         <w:r>
           <w:rPr>
@@ -10125,13 +10604,14 @@
           <w:bCs w:val="0"/>
         </w:rPr>
       </w:pPr>
-      <w:hyperlink w:anchor="_Toc229047660" w:history="1">
+      <w:hyperlink w:anchor="_Toc229047668" w:history="1">
         <w:r>
           <w:rPr>
             <w:rStyle w:val="Hyperlink"/>
+            <w:rFonts w:cs="Times New Roman"/>
             <w:b w:val="0"/>
           </w:rPr>
-          <w:t>Table 3.5.15: Test Cases for Resetting Password</w:t>
+          <w:t>Table 4.6.6: Report Lost/Found Item</w:t>
         </w:r>
         <w:r>
           <w:rPr>
@@ -10152,7 +10632,7 @@
             <w:b w:val="0"/>
             <w:webHidden/>
           </w:rPr>
-          <w:instrText xml:space="preserve"> PAGEREF _Toc229047660 \h </w:instrText>
+          <w:instrText xml:space="preserve"> PAGEREF _Toc229047668 \h </w:instrText>
         </w:r>
         <w:r>
           <w:rPr>
@@ -10172,7 +10652,7 @@
             <w:b w:val="0"/>
             <w:webHidden/>
           </w:rPr>
-          <w:t>30</w:t>
+          <w:t>42</w:t>
         </w:r>
         <w:r>
           <w:rPr>
@@ -10192,13 +10672,14 @@
           <w:bCs w:val="0"/>
         </w:rPr>
       </w:pPr>
-      <w:hyperlink w:anchor="_Toc229047661" w:history="1">
+      <w:hyperlink w:anchor="_Toc229047669" w:history="1">
         <w:r>
           <w:rPr>
             <w:rStyle w:val="Hyperlink"/>
+            <w:rFonts w:cs="Times New Roman"/>
             <w:b w:val="0"/>
           </w:rPr>
-          <w:t>Table 3.5.16: Test Cases for Viewing Another User's Profile</w:t>
+          <w:t>Table 4.6.7: Mark Lost/Found Item as Resolved</w:t>
         </w:r>
         <w:r>
           <w:rPr>
@@ -10219,7 +10700,7 @@
             <w:b w:val="0"/>
             <w:webHidden/>
           </w:rPr>
-          <w:instrText xml:space="preserve"> PAGEREF _Toc229047661 \h </w:instrText>
+          <w:instrText xml:space="preserve"> PAGEREF _Toc229047669 \h </w:instrText>
         </w:r>
         <w:r>
           <w:rPr>
@@ -10239,7 +10720,7 @@
             <w:b w:val="0"/>
             <w:webHidden/>
           </w:rPr>
-          <w:t>30</w:t>
+          <w:t>43</w:t>
         </w:r>
         <w:r>
           <w:rPr>
@@ -10259,13 +10740,14 @@
           <w:bCs w:val="0"/>
         </w:rPr>
       </w:pPr>
-      <w:hyperlink w:anchor="_Toc229047662" w:history="1">
+      <w:hyperlink w:anchor="_Toc229047670" w:history="1">
         <w:r>
           <w:rPr>
             <w:rStyle w:val="Hyperlink"/>
+            <w:rFonts w:cs="Times New Roman"/>
             <w:b w:val="0"/>
           </w:rPr>
-          <w:t>Table 3.5.17: Test Cases for Liking a Post</w:t>
+          <w:t>Table 4.6.8: Send Message</w:t>
         </w:r>
         <w:r>
           <w:rPr>
@@ -10286,7 +10768,7 @@
             <w:b w:val="0"/>
             <w:webHidden/>
           </w:rPr>
-          <w:instrText xml:space="preserve"> PAGEREF _Toc229047662 \h </w:instrText>
+          <w:instrText xml:space="preserve"> PAGEREF _Toc229047670 \h </w:instrText>
         </w:r>
         <w:r>
           <w:rPr>
@@ -10306,7 +10788,7 @@
             <w:b w:val="0"/>
             <w:webHidden/>
           </w:rPr>
-          <w:t>31</w:t>
+          <w:t>43</w:t>
         </w:r>
         <w:r>
           <w:rPr>
@@ -10326,14 +10808,14 @@
           <w:bCs w:val="0"/>
         </w:rPr>
       </w:pPr>
-      <w:hyperlink w:anchor="_Toc229047663" w:history="1">
+      <w:hyperlink w:anchor="_Toc229047671" w:history="1">
         <w:r>
           <w:rPr>
             <w:rStyle w:val="Hyperlink"/>
             <w:rFonts w:cs="Times New Roman"/>
             <w:b w:val="0"/>
           </w:rPr>
-          <w:t>Table 4.6.1: Login to System</w:t>
+          <w:t>Table 4.6.9: View and Update Profile</w:t>
         </w:r>
         <w:r>
           <w:rPr>
@@ -10354,7 +10836,7 @@
             <w:b w:val="0"/>
             <w:webHidden/>
           </w:rPr>
-          <w:instrText xml:space="preserve"> PAGEREF _Toc229047663 \h </w:instrText>
+          <w:instrText xml:space="preserve"> PAGEREF _Toc229047671 \h </w:instrText>
         </w:r>
         <w:r>
           <w:rPr>
@@ -10374,7 +10856,7 @@
             <w:b w:val="0"/>
             <w:webHidden/>
           </w:rPr>
-          <w:t>37</w:t>
+          <w:t>44</w:t>
         </w:r>
         <w:r>
           <w:rPr>
@@ -10394,14 +10876,14 @@
           <w:bCs w:val="0"/>
         </w:rPr>
       </w:pPr>
-      <w:hyperlink w:anchor="_Toc229047664" w:history="1">
+      <w:hyperlink w:anchor="_Toc229047672" w:history="1">
         <w:r>
           <w:rPr>
             <w:rStyle w:val="Hyperlink"/>
             <w:rFonts w:cs="Times New Roman"/>
             <w:b w:val="0"/>
           </w:rPr>
-          <w:t>Table 4.6.2: Create Post</w:t>
+          <w:t>Table 4.6.10: View Announcements</w:t>
         </w:r>
         <w:r>
           <w:rPr>
@@ -10422,7 +10904,7 @@
             <w:b w:val="0"/>
             <w:webHidden/>
           </w:rPr>
-          <w:instrText xml:space="preserve"> PAGEREF _Toc229047664 \h </w:instrText>
+          <w:instrText xml:space="preserve"> PAGEREF _Toc229047672 \h </w:instrText>
         </w:r>
         <w:r>
           <w:rPr>
@@ -10442,7 +10924,7 @@
             <w:b w:val="0"/>
             <w:webHidden/>
           </w:rPr>
-          <w:t>38</w:t>
+          <w:t>44</w:t>
         </w:r>
         <w:r>
           <w:rPr>
@@ -10462,14 +10944,14 @@
           <w:bCs w:val="0"/>
         </w:rPr>
       </w:pPr>
-      <w:hyperlink w:anchor="_Toc229047665" w:history="1">
+      <w:hyperlink w:anchor="_Toc229047673" w:history="1">
         <w:r>
           <w:rPr>
             <w:rStyle w:val="Hyperlink"/>
             <w:rFonts w:cs="Times New Roman"/>
             <w:b w:val="0"/>
           </w:rPr>
-          <w:t>Table 4.6.3: Like and Comment on Post</w:t>
+          <w:t>Table 4.6.11: Create Semester Group</w:t>
         </w:r>
         <w:r>
           <w:rPr>
@@ -10490,7 +10972,7 @@
             <w:b w:val="0"/>
             <w:webHidden/>
           </w:rPr>
-          <w:instrText xml:space="preserve"> PAGEREF _Toc229047665 \h </w:instrText>
+          <w:instrText xml:space="preserve"> PAGEREF _Toc229047673 \h </w:instrText>
         </w:r>
         <w:r>
           <w:rPr>
@@ -10510,7 +10992,7 @@
             <w:b w:val="0"/>
             <w:webHidden/>
           </w:rPr>
-          <w:t>39</w:t>
+          <w:t>45</w:t>
         </w:r>
         <w:r>
           <w:rPr>
@@ -10530,14 +11012,14 @@
           <w:bCs w:val="0"/>
         </w:rPr>
       </w:pPr>
-      <w:hyperlink w:anchor="_Toc229047666" w:history="1">
+      <w:hyperlink w:anchor="_Toc229047674" w:history="1">
         <w:r>
           <w:rPr>
             <w:rStyle w:val="Hyperlink"/>
             <w:rFonts w:cs="Times New Roman"/>
             <w:b w:val="0"/>
           </w:rPr>
-          <w:t>Table 4.6.4: Join Semester Group</w:t>
+          <w:t>Table 4.6.12: Post Announcement</w:t>
         </w:r>
         <w:r>
           <w:rPr>
@@ -10558,7 +11040,7 @@
             <w:b w:val="0"/>
             <w:webHidden/>
           </w:rPr>
-          <w:instrText xml:space="preserve"> PAGEREF _Toc229047666 \h </w:instrText>
+          <w:instrText xml:space="preserve"> PAGEREF _Toc229047674 \h </w:instrText>
         </w:r>
         <w:r>
           <w:rPr>
@@ -10578,7 +11060,7 @@
             <w:b w:val="0"/>
             <w:webHidden/>
           </w:rPr>
-          <w:t>39</w:t>
+          <w:t>46</w:t>
         </w:r>
         <w:r>
           <w:rPr>
@@ -10598,14 +11080,14 @@
           <w:bCs w:val="0"/>
         </w:rPr>
       </w:pPr>
-      <w:hyperlink w:anchor="_Toc229047667" w:history="1">
+      <w:hyperlink w:anchor="_Toc229047675" w:history="1">
         <w:r>
           <w:rPr>
             <w:rStyle w:val="Hyperlink"/>
             <w:rFonts w:cs="Times New Roman"/>
             <w:b w:val="0"/>
           </w:rPr>
-          <w:t>Table 4.6.5: RSVP to Campus Event</w:t>
+          <w:t>Table 4.6.13: Create Campus Event</w:t>
         </w:r>
         <w:r>
           <w:rPr>
@@ -10626,7 +11108,7 @@
             <w:b w:val="0"/>
             <w:webHidden/>
           </w:rPr>
-          <w:instrText xml:space="preserve"> PAGEREF _Toc229047667 \h </w:instrText>
+          <w:instrText xml:space="preserve"> PAGEREF _Toc229047675 \h </w:instrText>
         </w:r>
         <w:r>
           <w:rPr>
@@ -10646,7 +11128,7 @@
             <w:b w:val="0"/>
             <w:webHidden/>
           </w:rPr>
-          <w:t>40</w:t>
+          <w:t>47</w:t>
         </w:r>
         <w:r>
           <w:rPr>
@@ -10666,14 +11148,14 @@
           <w:bCs w:val="0"/>
         </w:rPr>
       </w:pPr>
-      <w:hyperlink w:anchor="_Toc229047668" w:history="1">
+      <w:hyperlink w:anchor="_Toc229047676" w:history="1">
         <w:r>
           <w:rPr>
             <w:rStyle w:val="Hyperlink"/>
             <w:rFonts w:cs="Times New Roman"/>
             <w:b w:val="0"/>
           </w:rPr>
-          <w:t>Table 4.6.6: Report Lost/Found Item</w:t>
+          <w:t>Table 4.6.14: Manage User Accounts</w:t>
         </w:r>
         <w:r>
           <w:rPr>
@@ -10694,7 +11176,7 @@
             <w:b w:val="0"/>
             <w:webHidden/>
           </w:rPr>
-          <w:instrText xml:space="preserve"> PAGEREF _Toc229047668 \h </w:instrText>
+          <w:instrText xml:space="preserve"> PAGEREF _Toc229047676 \h </w:instrText>
         </w:r>
         <w:r>
           <w:rPr>
@@ -10714,7 +11196,7 @@
             <w:b w:val="0"/>
             <w:webHidden/>
           </w:rPr>
-          <w:t>41</w:t>
+          <w:t>48</w:t>
         </w:r>
         <w:r>
           <w:rPr>
@@ -10734,566 +11216,6 @@
           <w:bCs w:val="0"/>
         </w:rPr>
       </w:pPr>
-      <w:hyperlink w:anchor="_Toc229047669" w:history="1">
-        <w:r>
-          <w:rPr>
-            <w:rStyle w:val="Hyperlink"/>
-            <w:rFonts w:cs="Times New Roman"/>
-            <w:b w:val="0"/>
-          </w:rPr>
-          <w:t>Table 4.6.7: Mark Lost/Found Item as Resolved</w:t>
-        </w:r>
-        <w:r>
-          <w:rPr>
-            <w:b w:val="0"/>
-            <w:webHidden/>
-          </w:rPr>
-          <w:tab/>
-        </w:r>
-        <w:r>
-          <w:rPr>
-            <w:b w:val="0"/>
-            <w:webHidden/>
-          </w:rPr>
-          <w:fldChar w:fldCharType="begin"/>
-        </w:r>
-        <w:r>
-          <w:rPr>
-            <w:b w:val="0"/>
-            <w:webHidden/>
-          </w:rPr>
-          <w:instrText xml:space="preserve"> PAGEREF _Toc229047669 \h </w:instrText>
-        </w:r>
-        <w:r>
-          <w:rPr>
-            <w:b w:val="0"/>
-            <w:webHidden/>
-          </w:rPr>
-        </w:r>
-        <w:r>
-          <w:rPr>
-            <w:b w:val="0"/>
-            <w:webHidden/>
-          </w:rPr>
-          <w:fldChar w:fldCharType="separate"/>
-        </w:r>
-        <w:r>
-          <w:rPr>
-            <w:b w:val="0"/>
-            <w:webHidden/>
-          </w:rPr>
-          <w:t>42</w:t>
-        </w:r>
-        <w:r>
-          <w:rPr>
-            <w:b w:val="0"/>
-            <w:webHidden/>
-          </w:rPr>
-          <w:fldChar w:fldCharType="end"/>
-        </w:r>
-      </w:hyperlink>
-    </w:p>
-    <w:p>
-      <w:pPr>
-        <w:pStyle w:val="TOC1"/>
-        <w:rPr>
-          <w:rFonts w:asciiTheme="minorHAnsi" w:hAnsiTheme="minorHAnsi"/>
-          <w:b w:val="0"/>
-          <w:bCs w:val="0"/>
-        </w:rPr>
-      </w:pPr>
-      <w:hyperlink w:anchor="_Toc229047670" w:history="1">
-        <w:r>
-          <w:rPr>
-            <w:rStyle w:val="Hyperlink"/>
-            <w:rFonts w:cs="Times New Roman"/>
-            <w:b w:val="0"/>
-          </w:rPr>
-          <w:t>Table 4.6.8: Send Message</w:t>
-        </w:r>
-        <w:r>
-          <w:rPr>
-            <w:b w:val="0"/>
-            <w:webHidden/>
-          </w:rPr>
-          <w:tab/>
-        </w:r>
-        <w:r>
-          <w:rPr>
-            <w:b w:val="0"/>
-            <w:webHidden/>
-          </w:rPr>
-          <w:fldChar w:fldCharType="begin"/>
-        </w:r>
-        <w:r>
-          <w:rPr>
-            <w:b w:val="0"/>
-            <w:webHidden/>
-          </w:rPr>
-          <w:instrText xml:space="preserve"> PAGEREF _Toc229047670 \h </w:instrText>
-        </w:r>
-        <w:r>
-          <w:rPr>
-            <w:b w:val="0"/>
-            <w:webHidden/>
-          </w:rPr>
-        </w:r>
-        <w:r>
-          <w:rPr>
-            <w:b w:val="0"/>
-            <w:webHidden/>
-          </w:rPr>
-          <w:fldChar w:fldCharType="separate"/>
-        </w:r>
-        <w:r>
-          <w:rPr>
-            <w:b w:val="0"/>
-            <w:webHidden/>
-          </w:rPr>
-          <w:t>42</w:t>
-        </w:r>
-        <w:r>
-          <w:rPr>
-            <w:b w:val="0"/>
-            <w:webHidden/>
-          </w:rPr>
-          <w:fldChar w:fldCharType="end"/>
-        </w:r>
-      </w:hyperlink>
-    </w:p>
-    <w:p>
-      <w:pPr>
-        <w:pStyle w:val="TOC1"/>
-        <w:rPr>
-          <w:rFonts w:asciiTheme="minorHAnsi" w:hAnsiTheme="minorHAnsi"/>
-          <w:b w:val="0"/>
-          <w:bCs w:val="0"/>
-        </w:rPr>
-      </w:pPr>
-      <w:hyperlink w:anchor="_Toc229047671" w:history="1">
-        <w:r>
-          <w:rPr>
-            <w:rStyle w:val="Hyperlink"/>
-            <w:rFonts w:cs="Times New Roman"/>
-            <w:b w:val="0"/>
-          </w:rPr>
-          <w:t>Table 4.6.9: View and Update Profile</w:t>
-        </w:r>
-        <w:r>
-          <w:rPr>
-            <w:b w:val="0"/>
-            <w:webHidden/>
-          </w:rPr>
-          <w:tab/>
-        </w:r>
-        <w:r>
-          <w:rPr>
-            <w:b w:val="0"/>
-            <w:webHidden/>
-          </w:rPr>
-          <w:fldChar w:fldCharType="begin"/>
-        </w:r>
-        <w:r>
-          <w:rPr>
-            <w:b w:val="0"/>
-            <w:webHidden/>
-          </w:rPr>
-          <w:instrText xml:space="preserve"> PAGEREF _Toc229047671 \h </w:instrText>
-        </w:r>
-        <w:r>
-          <w:rPr>
-            <w:b w:val="0"/>
-            <w:webHidden/>
-          </w:rPr>
-        </w:r>
-        <w:r>
-          <w:rPr>
-            <w:b w:val="0"/>
-            <w:webHidden/>
-          </w:rPr>
-          <w:fldChar w:fldCharType="separate"/>
-        </w:r>
-        <w:r>
-          <w:rPr>
-            <w:b w:val="0"/>
-            <w:webHidden/>
-          </w:rPr>
-          <w:t>43</w:t>
-        </w:r>
-        <w:r>
-          <w:rPr>
-            <w:b w:val="0"/>
-            <w:webHidden/>
-          </w:rPr>
-          <w:fldChar w:fldCharType="end"/>
-        </w:r>
-      </w:hyperlink>
-    </w:p>
-    <w:p>
-      <w:pPr>
-        <w:pStyle w:val="TOC1"/>
-        <w:rPr>
-          <w:rFonts w:asciiTheme="minorHAnsi" w:hAnsiTheme="minorHAnsi"/>
-          <w:b w:val="0"/>
-          <w:bCs w:val="0"/>
-        </w:rPr>
-      </w:pPr>
-      <w:hyperlink w:anchor="_Toc229047672" w:history="1">
-        <w:r>
-          <w:rPr>
-            <w:rStyle w:val="Hyperlink"/>
-            <w:rFonts w:cs="Times New Roman"/>
-            <w:b w:val="0"/>
-          </w:rPr>
-          <w:t>Table 4.6.10: View Announcements</w:t>
-        </w:r>
-        <w:r>
-          <w:rPr>
-            <w:b w:val="0"/>
-            <w:webHidden/>
-          </w:rPr>
-          <w:tab/>
-        </w:r>
-        <w:r>
-          <w:rPr>
-            <w:b w:val="0"/>
-            <w:webHidden/>
-          </w:rPr>
-          <w:fldChar w:fldCharType="begin"/>
-        </w:r>
-        <w:r>
-          <w:rPr>
-            <w:b w:val="0"/>
-            <w:webHidden/>
-          </w:rPr>
-          <w:instrText xml:space="preserve"> PAGEREF _Toc229047672 \h </w:instrText>
-        </w:r>
-        <w:r>
-          <w:rPr>
-            <w:b w:val="0"/>
-            <w:webHidden/>
-          </w:rPr>
-        </w:r>
-        <w:r>
-          <w:rPr>
-            <w:b w:val="0"/>
-            <w:webHidden/>
-          </w:rPr>
-          <w:fldChar w:fldCharType="separate"/>
-        </w:r>
-        <w:r>
-          <w:rPr>
-            <w:b w:val="0"/>
-            <w:webHidden/>
-          </w:rPr>
-          <w:t>43</w:t>
-        </w:r>
-        <w:r>
-          <w:rPr>
-            <w:b w:val="0"/>
-            <w:webHidden/>
-          </w:rPr>
-          <w:fldChar w:fldCharType="end"/>
-        </w:r>
-      </w:hyperlink>
-    </w:p>
-    <w:p>
-      <w:pPr>
-        <w:pStyle w:val="TOC1"/>
-        <w:rPr>
-          <w:rFonts w:asciiTheme="minorHAnsi" w:hAnsiTheme="minorHAnsi"/>
-          <w:b w:val="0"/>
-          <w:bCs w:val="0"/>
-        </w:rPr>
-      </w:pPr>
-      <w:hyperlink w:anchor="_Toc229047673" w:history="1">
-        <w:r>
-          <w:rPr>
-            <w:rStyle w:val="Hyperlink"/>
-            <w:rFonts w:cs="Times New Roman"/>
-            <w:b w:val="0"/>
-          </w:rPr>
-          <w:t>Table 4.6.11: Create Semester Group</w:t>
-        </w:r>
-        <w:r>
-          <w:rPr>
-            <w:b w:val="0"/>
-            <w:webHidden/>
-          </w:rPr>
-          <w:tab/>
-        </w:r>
-        <w:r>
-          <w:rPr>
-            <w:b w:val="0"/>
-            <w:webHidden/>
-          </w:rPr>
-          <w:fldChar w:fldCharType="begin"/>
-        </w:r>
-        <w:r>
-          <w:rPr>
-            <w:b w:val="0"/>
-            <w:webHidden/>
-          </w:rPr>
-          <w:instrText xml:space="preserve"> PAGEREF _Toc229047673 \h </w:instrText>
-        </w:r>
-        <w:r>
-          <w:rPr>
-            <w:b w:val="0"/>
-            <w:webHidden/>
-          </w:rPr>
-        </w:r>
-        <w:r>
-          <w:rPr>
-            <w:b w:val="0"/>
-            <w:webHidden/>
-          </w:rPr>
-          <w:fldChar w:fldCharType="separate"/>
-        </w:r>
-        <w:r>
-          <w:rPr>
-            <w:b w:val="0"/>
-            <w:webHidden/>
-          </w:rPr>
-          <w:t>44</w:t>
-        </w:r>
-        <w:r>
-          <w:rPr>
-            <w:b w:val="0"/>
-            <w:webHidden/>
-          </w:rPr>
-          <w:fldChar w:fldCharType="end"/>
-        </w:r>
-      </w:hyperlink>
-    </w:p>
-    <w:p>
-      <w:pPr>
-        <w:pStyle w:val="TOC1"/>
-        <w:rPr>
-          <w:rFonts w:asciiTheme="minorHAnsi" w:hAnsiTheme="minorHAnsi"/>
-          <w:b w:val="0"/>
-          <w:bCs w:val="0"/>
-        </w:rPr>
-      </w:pPr>
-      <w:hyperlink w:anchor="_Toc229047674" w:history="1">
-        <w:r>
-          <w:rPr>
-            <w:rStyle w:val="Hyperlink"/>
-            <w:rFonts w:cs="Times New Roman"/>
-            <w:b w:val="0"/>
-          </w:rPr>
-          <w:t>Table 4.6.12: Post Announcement</w:t>
-        </w:r>
-        <w:r>
-          <w:rPr>
-            <w:b w:val="0"/>
-            <w:webHidden/>
-          </w:rPr>
-          <w:tab/>
-        </w:r>
-        <w:r>
-          <w:rPr>
-            <w:b w:val="0"/>
-            <w:webHidden/>
-          </w:rPr>
-          <w:fldChar w:fldCharType="begin"/>
-        </w:r>
-        <w:r>
-          <w:rPr>
-            <w:b w:val="0"/>
-            <w:webHidden/>
-          </w:rPr>
-          <w:instrText xml:space="preserve"> PAGEREF _Toc229047674 \h </w:instrText>
-        </w:r>
-        <w:r>
-          <w:rPr>
-            <w:b w:val="0"/>
-            <w:webHidden/>
-          </w:rPr>
-        </w:r>
-        <w:r>
-          <w:rPr>
-            <w:b w:val="0"/>
-            <w:webHidden/>
-          </w:rPr>
-          <w:fldChar w:fldCharType="separate"/>
-        </w:r>
-        <w:r>
-          <w:rPr>
-            <w:b w:val="0"/>
-            <w:webHidden/>
-          </w:rPr>
-          <w:t>45</w:t>
-        </w:r>
-        <w:r>
-          <w:rPr>
-            <w:b w:val="0"/>
-            <w:webHidden/>
-          </w:rPr>
-          <w:fldChar w:fldCharType="end"/>
-        </w:r>
-      </w:hyperlink>
-    </w:p>
-    <w:p>
-      <w:pPr>
-        <w:pStyle w:val="TOC1"/>
-        <w:rPr>
-          <w:rFonts w:asciiTheme="minorHAnsi" w:hAnsiTheme="minorHAnsi"/>
-          <w:b w:val="0"/>
-          <w:bCs w:val="0"/>
-        </w:rPr>
-      </w:pPr>
-      <w:hyperlink w:anchor="_Toc229047675" w:history="1">
-        <w:r>
-          <w:rPr>
-            <w:rStyle w:val="Hyperlink"/>
-            <w:rFonts w:cs="Times New Roman"/>
-            <w:b w:val="0"/>
-          </w:rPr>
-          <w:t>Table 4.6</w:t>
-        </w:r>
-        <w:r>
-          <w:rPr>
-            <w:rStyle w:val="Hyperlink"/>
-            <w:rFonts w:cs="Times New Roman"/>
-            <w:b w:val="0"/>
-          </w:rPr>
-          <w:t>.</w:t>
-        </w:r>
-        <w:r>
-          <w:rPr>
-            <w:rStyle w:val="Hyperlink"/>
-            <w:rFonts w:cs="Times New Roman"/>
-            <w:b w:val="0"/>
-          </w:rPr>
-          <w:t>13: Create Campus Event</w:t>
-        </w:r>
-        <w:r>
-          <w:rPr>
-            <w:b w:val="0"/>
-            <w:webHidden/>
-          </w:rPr>
-          <w:tab/>
-        </w:r>
-        <w:r>
-          <w:rPr>
-            <w:b w:val="0"/>
-            <w:webHidden/>
-          </w:rPr>
-          <w:fldChar w:fldCharType="begin"/>
-        </w:r>
-        <w:r>
-          <w:rPr>
-            <w:b w:val="0"/>
-            <w:webHidden/>
-          </w:rPr>
-          <w:instrText xml:space="preserve"> PAGEREF _Toc229047675 \h </w:instrText>
-        </w:r>
-        <w:r>
-          <w:rPr>
-            <w:b w:val="0"/>
-            <w:webHidden/>
-          </w:rPr>
-        </w:r>
-        <w:r>
-          <w:rPr>
-            <w:b w:val="0"/>
-            <w:webHidden/>
-          </w:rPr>
-          <w:fldChar w:fldCharType="separate"/>
-        </w:r>
-        <w:r>
-          <w:rPr>
-            <w:b w:val="0"/>
-            <w:webHidden/>
-          </w:rPr>
-          <w:t>46</w:t>
-        </w:r>
-        <w:r>
-          <w:rPr>
-            <w:b w:val="0"/>
-            <w:webHidden/>
-          </w:rPr>
-          <w:fldChar w:fldCharType="end"/>
-        </w:r>
-      </w:hyperlink>
-    </w:p>
-    <w:p>
-      <w:pPr>
-        <w:pStyle w:val="TOC1"/>
-        <w:rPr>
-          <w:rFonts w:asciiTheme="minorHAnsi" w:hAnsiTheme="minorHAnsi"/>
-          <w:b w:val="0"/>
-          <w:bCs w:val="0"/>
-        </w:rPr>
-      </w:pPr>
-      <w:hyperlink w:anchor="_Toc229047676" w:history="1">
-        <w:r>
-          <w:rPr>
-            <w:rStyle w:val="Hyperlink"/>
-            <w:rFonts w:cs="Times New Roman"/>
-            <w:b w:val="0"/>
-          </w:rPr>
-          <w:t>Table 4.6.14: Manage User Accounts</w:t>
-        </w:r>
-        <w:r>
-          <w:rPr>
-            <w:b w:val="0"/>
-            <w:webHidden/>
-          </w:rPr>
-          <w:tab/>
-        </w:r>
-        <w:r>
-          <w:rPr>
-            <w:b w:val="0"/>
-            <w:webHidden/>
-          </w:rPr>
-          <w:fldChar w:fldCharType="begin"/>
-        </w:r>
-        <w:r>
-          <w:rPr>
-            <w:b w:val="0"/>
-            <w:webHidden/>
-          </w:rPr>
-          <w:instrText xml:space="preserve"> PAGEREF _Toc229047676 \h </w:instrText>
-        </w:r>
-        <w:r>
-          <w:rPr>
-            <w:b w:val="0"/>
-            <w:webHidden/>
-          </w:rPr>
-        </w:r>
-        <w:r>
-          <w:rPr>
-            <w:b w:val="0"/>
-            <w:webHidden/>
-          </w:rPr>
-          <w:fldChar w:fldCharType="separate"/>
-        </w:r>
-        <w:r>
-          <w:rPr>
-            <w:b w:val="0"/>
-            <w:webHidden/>
-          </w:rPr>
-          <w:t>47</w:t>
-        </w:r>
-        <w:r>
-          <w:rPr>
-            <w:b w:val="0"/>
-            <w:webHidden/>
-          </w:rPr>
-          <w:fldChar w:fldCharType="end"/>
-        </w:r>
-      </w:hyperlink>
-    </w:p>
-    <w:p>
-      <w:pPr>
-        <w:pStyle w:val="TOC1"/>
-        <w:rPr>
-          <w:rFonts w:asciiTheme="minorHAnsi" w:hAnsiTheme="minorHAnsi"/>
-          <w:b w:val="0"/>
-          <w:bCs w:val="0"/>
-        </w:rPr>
-      </w:pPr>
       <w:hyperlink w:anchor="_Toc229047677" w:history="1">
         <w:r>
           <w:rPr>
@@ -11341,7 +11263,7 @@
             <w:b w:val="0"/>
             <w:webHidden/>
           </w:rPr>
-          <w:t>52</w:t>
+          <w:t>53</w:t>
         </w:r>
         <w:r>
           <w:rPr>
@@ -11529,10 +11451,7 @@
     <w:p/>
     <w:p/>
     <w:p/>
-    <w:p>
-      <w:bookmarkStart w:id="30" w:name="_GoBack"/>
-      <w:bookmarkEnd w:id="30"/>
-    </w:p>
+    <w:p/>
     <w:p>
       <w:pPr>
         <w:pStyle w:val="Heading1"/>
@@ -30681,6 +30600,498 @@
           <w:szCs w:val="24"/>
         </w:rPr>
         <w:t>, React Router, and Axios. The second tier is the backend server built with Node.js and Express.js. It handles all API requests, manages user authentication using JWT tokens, and runs a Socket.io server for real-time messaging. The third tier is the database, which is PostgreSQL hosted on Supabase, accessed through Prisma ORM. The backend also connects to Gmail SMTP to send password reset emails. Figure 1 shows the full architecture.</w:t>
+      </w:r>
+    </w:p>
+    <w:p>
+      <w:pPr>
+        <w:spacing w:after="0" w:line="360" w:lineRule="auto"/>
+        <w:rPr>
+          <w:sz w:val="24"/>
+          <w:szCs w:val="24"/>
+        </w:rPr>
+      </w:pPr>
+    </w:p>
+    <w:p>
+      <w:pPr>
+        <w:spacing w:after="0" w:line="360" w:lineRule="auto"/>
+        <w:rPr>
+          <w:sz w:val="24"/>
+          <w:szCs w:val="24"/>
+        </w:rPr>
+      </w:pPr>
+    </w:p>
+    <w:p>
+      <w:pPr>
+        <w:spacing w:after="80" w:line="360" w:lineRule="auto"/>
+        <w:rPr>
+          <w:sz w:val="24"/>
+          <w:szCs w:val="24"/>
+        </w:rPr>
+      </w:pPr>
+      <w:r>
+        <w:rPr>
+          <w:rFonts w:ascii="Times New Roman" w:hAnsi="Times New Roman" w:cs="Times New Roman"/>
+          <w:noProof/>
+          <w:sz w:val="24"/>
+        </w:rPr>
+        <w:lastRenderedPageBreak/>
+        <w:drawing>
+          <wp:inline distT="0" distB="0" distL="0" distR="0" wp14:anchorId="1AF3BC6B" wp14:editId="13901C35">
+            <wp:extent cx="5486400" cy="2834640"/>
+            <wp:effectExtent l="0" t="0" r="0" b="3810"/>
+            <wp:docPr id="2" name="Picture 2"/>
+            <wp:cNvGraphicFramePr>
+              <a:graphicFrameLocks xmlns:a="http://schemas.openxmlformats.org/drawingml/2006/main" noChangeAspect="1"/>
+            </wp:cNvGraphicFramePr>
+            <a:graphic xmlns:a="http://schemas.openxmlformats.org/drawingml/2006/main">
+              <a:graphicData uri="http://schemas.openxmlformats.org/drawingml/2006/picture">
+                <pic:pic xmlns:pic="http://schemas.openxmlformats.org/drawingml/2006/picture">
+                  <pic:nvPicPr>
+                    <pic:cNvPr id="1" name="Fig 4.1.jpeg"/>
+                    <pic:cNvPicPr/>
+                  </pic:nvPicPr>
+                  <pic:blipFill>
+                    <a:blip r:embed="rId11">
+                      <a:extLst>
+                        <a:ext uri="{28A0092B-C50C-407E-A947-70E740481C1C}">
+                          <a14:useLocalDpi xmlns:a14="http://schemas.microsoft.com/office/drawing/2010/main" val="0"/>
+                        </a:ext>
+                      </a:extLst>
+                    </a:blip>
+                    <a:stretch>
+                      <a:fillRect/>
+                    </a:stretch>
+                  </pic:blipFill>
+                  <pic:spPr>
+                    <a:xfrm>
+                      <a:off x="0" y="0"/>
+                      <a:ext cx="5486400" cy="2834640"/>
+                    </a:xfrm>
+                    <a:prstGeom prst="rect">
+                      <a:avLst/>
+                    </a:prstGeom>
+                  </pic:spPr>
+                </pic:pic>
+              </a:graphicData>
+            </a:graphic>
+          </wp:inline>
+        </w:drawing>
+      </w:r>
+    </w:p>
+    <w:p>
+      <w:pPr>
+        <w:pStyle w:val="FigureCaption"/>
+        <w:spacing w:before="120" w:after="280" w:line="360" w:lineRule="auto"/>
+        <w:rPr>
+          <w:sz w:val="24"/>
+          <w:szCs w:val="24"/>
+        </w:rPr>
+      </w:pPr>
+      <w:bookmarkStart w:id="129" w:name="_lf1"/>
+      <w:bookmarkStart w:id="130" w:name="_Toc228918846"/>
+      <w:r>
+        <w:rPr>
+          <w:sz w:val="24"/>
+          <w:szCs w:val="24"/>
+        </w:rPr>
+        <w:t xml:space="preserve">Figure </w:t>
+      </w:r>
+      <w:r>
+        <w:rPr>
+          <w:sz w:val="24"/>
+          <w:szCs w:val="24"/>
+        </w:rPr>
+        <w:t>4.</w:t>
+      </w:r>
+      <w:r>
+        <w:rPr>
+          <w:sz w:val="24"/>
+          <w:szCs w:val="24"/>
+        </w:rPr>
+        <w:fldChar w:fldCharType="begin"/>
+      </w:r>
+      <w:r>
+        <w:rPr>
+          <w:sz w:val="24"/>
+          <w:szCs w:val="24"/>
+        </w:rPr>
+        <w:instrText xml:space="preserve"> SEQ Figure \* ARABIC </w:instrText>
+      </w:r>
+      <w:r>
+        <w:rPr>
+          <w:sz w:val="24"/>
+          <w:szCs w:val="24"/>
+        </w:rPr>
+        <w:fldChar w:fldCharType="separate"/>
+      </w:r>
+      <w:r>
+        <w:rPr>
+          <w:noProof/>
+          <w:sz w:val="24"/>
+          <w:szCs w:val="24"/>
+        </w:rPr>
+        <w:t>1</w:t>
+      </w:r>
+      <w:r>
+        <w:rPr>
+          <w:noProof/>
+          <w:sz w:val="24"/>
+          <w:szCs w:val="24"/>
+        </w:rPr>
+        <w:fldChar w:fldCharType="end"/>
+      </w:r>
+      <w:r>
+        <w:rPr>
+          <w:sz w:val="24"/>
+          <w:szCs w:val="24"/>
+        </w:rPr>
+        <w:t>: Architecture Diagram</w:t>
+      </w:r>
+      <w:bookmarkEnd w:id="129"/>
+      <w:bookmarkEnd w:id="130"/>
+    </w:p>
+    <w:p>
+      <w:pPr>
+        <w:spacing w:after="0" w:line="360" w:lineRule="auto"/>
+      </w:pPr>
+    </w:p>
+    <w:p>
+      <w:pPr>
+        <w:pStyle w:val="Heading2"/>
+        <w:spacing w:line="360" w:lineRule="auto"/>
+      </w:pPr>
+      <w:bookmarkStart w:id="131" w:name="_Toc229047606"/>
+      <w:r>
+        <w:rPr>
+          <w:rFonts w:ascii="Times New Roman" w:hAnsi="Times New Roman"/>
+        </w:rPr>
+        <w:t>4.3</w:t>
+      </w:r>
+      <w:r>
+        <w:rPr>
+          <w:rFonts w:ascii="Times New Roman" w:hAnsi="Times New Roman"/>
+        </w:rPr>
+        <w:t xml:space="preserve"> </w:t>
+      </w:r>
+      <w:r>
+        <w:rPr>
+          <w:rFonts w:ascii="Times New Roman" w:hAnsi="Times New Roman"/>
+        </w:rPr>
+        <w:t>Class Diagram</w:t>
+      </w:r>
+      <w:bookmarkEnd w:id="131"/>
+    </w:p>
+    <w:p>
+      <w:pPr>
+        <w:spacing w:before="160" w:after="120" w:line="360" w:lineRule="auto"/>
+        <w:jc w:val="both"/>
+        <w:rPr>
+          <w:sz w:val="24"/>
+          <w:szCs w:val="24"/>
+        </w:rPr>
+      </w:pPr>
+      <w:r>
+        <w:rPr>
+          <w:rFonts w:ascii="Times New Roman" w:hAnsi="Times New Roman"/>
+          <w:color w:val="000000"/>
+          <w:sz w:val="24"/>
+          <w:szCs w:val="24"/>
+        </w:rPr>
+        <w:t xml:space="preserve">The class diagram in Figure 2 shows all the data models used in the Riphah Konnect database. The central model is User, which connects to almost every other model. A User can create Posts, Comments, and Likes. They can create or join </w:t>
+      </w:r>
+      <w:r>
+        <w:rPr>
+          <w:rFonts w:ascii="Times New Roman" w:hAnsi="Times New Roman"/>
+          <w:color w:val="000000"/>
+          <w:sz w:val="24"/>
+          <w:szCs w:val="24"/>
+        </w:rPr>
+        <w:t>Semester Groups</w:t>
+      </w:r>
+      <w:r>
+        <w:rPr>
+          <w:rFonts w:ascii="Times New Roman" w:hAnsi="Times New Roman"/>
+          <w:color w:val="000000"/>
+          <w:sz w:val="24"/>
+          <w:szCs w:val="24"/>
+        </w:rPr>
+        <w:t xml:space="preserve"> through the </w:t>
+      </w:r>
+      <w:r>
+        <w:rPr>
+          <w:rFonts w:ascii="Times New Roman" w:hAnsi="Times New Roman"/>
+          <w:color w:val="000000"/>
+          <w:sz w:val="24"/>
+          <w:szCs w:val="24"/>
+        </w:rPr>
+        <w:t>Group Member</w:t>
+      </w:r>
+      <w:r>
+        <w:rPr>
+          <w:rFonts w:ascii="Times New Roman" w:hAnsi="Times New Roman"/>
+          <w:color w:val="000000"/>
+          <w:sz w:val="24"/>
+          <w:szCs w:val="24"/>
+        </w:rPr>
+        <w:t xml:space="preserve"> model. They can create Events and save their attendance through EventRsvp. They can file Lost</w:t>
+      </w:r>
+      <w:r>
+        <w:rPr>
+          <w:rFonts w:ascii="Times New Roman" w:hAnsi="Times New Roman"/>
+          <w:color w:val="000000"/>
+          <w:sz w:val="24"/>
+          <w:szCs w:val="24"/>
+        </w:rPr>
+        <w:t xml:space="preserve"> </w:t>
+      </w:r>
+      <w:r>
+        <w:rPr>
+          <w:rFonts w:ascii="Times New Roman" w:hAnsi="Times New Roman"/>
+          <w:color w:val="000000"/>
+          <w:sz w:val="24"/>
+          <w:szCs w:val="24"/>
+        </w:rPr>
+        <w:t>Found Items</w:t>
+      </w:r>
+      <w:r>
+        <w:rPr>
+          <w:rFonts w:ascii="Times New Roman" w:hAnsi="Times New Roman"/>
+          <w:color w:val="000000"/>
+          <w:sz w:val="24"/>
+          <w:szCs w:val="24"/>
+        </w:rPr>
+        <w:t xml:space="preserve"> and create Announcements. For messaging, a User participates in Conversations through </w:t>
+      </w:r>
+      <w:r>
+        <w:rPr>
+          <w:rFonts w:ascii="Times New Roman" w:hAnsi="Times New Roman"/>
+          <w:color w:val="000000"/>
+          <w:sz w:val="24"/>
+          <w:szCs w:val="24"/>
+        </w:rPr>
+        <w:t>Conversation Participant</w:t>
+      </w:r>
+      <w:r>
+        <w:rPr>
+          <w:rFonts w:ascii="Times New Roman" w:hAnsi="Times New Roman"/>
+          <w:color w:val="000000"/>
+          <w:sz w:val="24"/>
+          <w:szCs w:val="24"/>
+        </w:rPr>
+        <w:t xml:space="preserve"> and sends Messages. The </w:t>
+      </w:r>
+      <w:r>
+        <w:rPr>
+          <w:rFonts w:ascii="Times New Roman" w:hAnsi="Times New Roman"/>
+          <w:color w:val="000000"/>
+          <w:sz w:val="24"/>
+          <w:szCs w:val="24"/>
+        </w:rPr>
+        <w:t>User Course</w:t>
+      </w:r>
+      <w:r>
+        <w:rPr>
+          <w:rFonts w:ascii="Times New Roman" w:hAnsi="Times New Roman"/>
+          <w:color w:val="000000"/>
+          <w:sz w:val="24"/>
+          <w:szCs w:val="24"/>
+        </w:rPr>
+        <w:t xml:space="preserve"> model stores the courses a student is enrolled in.</w:t>
+      </w:r>
+    </w:p>
+    <w:p>
+      <w:pPr>
+        <w:spacing w:after="0" w:line="360" w:lineRule="auto"/>
+        <w:rPr>
+          <w:sz w:val="24"/>
+          <w:szCs w:val="24"/>
+        </w:rPr>
+      </w:pPr>
+    </w:p>
+    <w:p>
+      <w:pPr>
+        <w:spacing w:after="0" w:line="360" w:lineRule="auto"/>
+        <w:rPr>
+          <w:sz w:val="24"/>
+          <w:szCs w:val="24"/>
+        </w:rPr>
+      </w:pPr>
+    </w:p>
+    <w:p>
+      <w:pPr>
+        <w:spacing w:after="80" w:line="360" w:lineRule="auto"/>
+        <w:rPr>
+          <w:sz w:val="24"/>
+          <w:szCs w:val="24"/>
+        </w:rPr>
+      </w:pPr>
+      <w:r>
+        <w:rPr>
+          <w:rFonts w:ascii="Times New Roman" w:hAnsi="Times New Roman" w:cs="Times New Roman"/>
+          <w:noProof/>
+          <w:sz w:val="24"/>
+        </w:rPr>
+        <w:lastRenderedPageBreak/>
+        <w:drawing>
+          <wp:inline distT="0" distB="0" distL="0" distR="0" wp14:anchorId="55CF6137" wp14:editId="0FD1593E">
+            <wp:extent cx="5486400" cy="4130675"/>
+            <wp:effectExtent l="0" t="0" r="0" b="3175"/>
+            <wp:docPr id="3" name="Picture 3"/>
+            <wp:cNvGraphicFramePr>
+              <a:graphicFrameLocks xmlns:a="http://schemas.openxmlformats.org/drawingml/2006/main" noChangeAspect="1"/>
+            </wp:cNvGraphicFramePr>
+            <a:graphic xmlns:a="http://schemas.openxmlformats.org/drawingml/2006/main">
+              <a:graphicData uri="http://schemas.openxmlformats.org/drawingml/2006/picture">
+                <pic:pic xmlns:pic="http://schemas.openxmlformats.org/drawingml/2006/picture">
+                  <pic:nvPicPr>
+                    <pic:cNvPr id="2" name="fig 4.2.jpeg"/>
+                    <pic:cNvPicPr/>
+                  </pic:nvPicPr>
+                  <pic:blipFill>
+                    <a:blip r:embed="rId12">
+                      <a:extLst>
+                        <a:ext uri="{28A0092B-C50C-407E-A947-70E740481C1C}">
+                          <a14:useLocalDpi xmlns:a14="http://schemas.microsoft.com/office/drawing/2010/main" val="0"/>
+                        </a:ext>
+                      </a:extLst>
+                    </a:blip>
+                    <a:stretch>
+                      <a:fillRect/>
+                    </a:stretch>
+                  </pic:blipFill>
+                  <pic:spPr>
+                    <a:xfrm>
+                      <a:off x="0" y="0"/>
+                      <a:ext cx="5486400" cy="4130675"/>
+                    </a:xfrm>
+                    <a:prstGeom prst="rect">
+                      <a:avLst/>
+                    </a:prstGeom>
+                  </pic:spPr>
+                </pic:pic>
+              </a:graphicData>
+            </a:graphic>
+          </wp:inline>
+        </w:drawing>
+      </w:r>
+    </w:p>
+    <w:p>
+      <w:pPr>
+        <w:pStyle w:val="FigureCaption"/>
+        <w:spacing w:before="120" w:after="280" w:line="360" w:lineRule="auto"/>
+        <w:rPr>
+          <w:sz w:val="24"/>
+          <w:szCs w:val="24"/>
+        </w:rPr>
+      </w:pPr>
+      <w:bookmarkStart w:id="132" w:name="_lf2"/>
+      <w:bookmarkStart w:id="133" w:name="_Toc228918847"/>
+      <w:r>
+        <w:rPr>
+          <w:sz w:val="24"/>
+          <w:szCs w:val="24"/>
+        </w:rPr>
+        <w:t xml:space="preserve">Figure </w:t>
+      </w:r>
+      <w:r>
+        <w:rPr>
+          <w:sz w:val="24"/>
+          <w:szCs w:val="24"/>
+        </w:rPr>
+        <w:t>4</w:t>
+      </w:r>
+      <w:r>
+        <w:rPr>
+          <w:noProof/>
+          <w:sz w:val="24"/>
+          <w:szCs w:val="24"/>
+        </w:rPr>
+        <w:t>.2</w:t>
+      </w:r>
+      <w:r>
+        <w:rPr>
+          <w:sz w:val="24"/>
+          <w:szCs w:val="24"/>
+        </w:rPr>
+        <w:t>: Class Diagram</w:t>
+      </w:r>
+      <w:bookmarkEnd w:id="132"/>
+      <w:bookmarkEnd w:id="133"/>
+    </w:p>
+    <w:p>
+      <w:pPr>
+        <w:spacing w:after="0" w:line="360" w:lineRule="auto"/>
+      </w:pPr>
+    </w:p>
+    <w:p>
+      <w:pPr>
+        <w:pStyle w:val="Heading2"/>
+        <w:spacing w:line="360" w:lineRule="auto"/>
+      </w:pPr>
+      <w:bookmarkStart w:id="134" w:name="_Toc229047607"/>
+      <w:r>
+        <w:rPr>
+          <w:rFonts w:ascii="Times New Roman" w:hAnsi="Times New Roman"/>
+        </w:rPr>
+        <w:t>4.4</w:t>
+      </w:r>
+      <w:r>
+        <w:rPr>
+          <w:rFonts w:ascii="Times New Roman" w:hAnsi="Times New Roman"/>
+        </w:rPr>
+        <w:t xml:space="preserve"> </w:t>
+      </w:r>
+      <w:r>
+        <w:rPr>
+          <w:rFonts w:ascii="Times New Roman" w:hAnsi="Times New Roman"/>
+        </w:rPr>
+        <w:t>Activity Diagrams</w:t>
+      </w:r>
+      <w:bookmarkEnd w:id="134"/>
+    </w:p>
+    <w:p>
+      <w:pPr>
+        <w:pStyle w:val="Heading3"/>
+        <w:spacing w:line="360" w:lineRule="auto"/>
+      </w:pPr>
+      <w:bookmarkStart w:id="135" w:name="_Toc229047608"/>
+      <w:r>
+        <w:rPr>
+          <w:rFonts w:ascii="Times New Roman" w:hAnsi="Times New Roman"/>
+        </w:rPr>
+        <w:t>4.4.1</w:t>
+      </w:r>
+      <w:r>
+        <w:rPr>
+          <w:rFonts w:ascii="Times New Roman" w:hAnsi="Times New Roman"/>
+        </w:rPr>
+        <w:t xml:space="preserve"> </w:t>
+      </w:r>
+      <w:r>
+        <w:rPr>
+          <w:rFonts w:ascii="Times New Roman" w:hAnsi="Times New Roman"/>
+        </w:rPr>
+        <w:t>Student Activity Diagram</w:t>
+      </w:r>
+      <w:bookmarkEnd w:id="135"/>
+    </w:p>
+    <w:p>
+      <w:pPr>
+        <w:spacing w:before="160" w:after="120" w:line="360" w:lineRule="auto"/>
+        <w:jc w:val="both"/>
+        <w:rPr>
+          <w:sz w:val="24"/>
+          <w:szCs w:val="24"/>
+        </w:rPr>
+      </w:pPr>
+      <w:r>
+        <w:rPr>
+          <w:rFonts w:ascii="Times New Roman" w:hAnsi="Times New Roman"/>
+          <w:color w:val="000000"/>
+          <w:sz w:val="24"/>
+          <w:szCs w:val="24"/>
+        </w:rPr>
+        <w:t>Figure 3 shows the activity flow for a student using Riphah Konnect. The student first registers with a Riphah email and logs in. After reaching the home dashboard, the student can choose from the main modules: Posts, Semester Groups, Campus Events, Lost and Found, Messaging, and Announcements. After completing an action in any module, the student returns to the dashboard.</w:t>
       </w:r>
     </w:p>
     <w:p>
@@ -30737,7 +31148,8 @@
                 <w:sz w:val="24"/>
                 <w:szCs w:val="24"/>
               </w:rPr>
-              <w:t>[ Figure 4.1: Architecture Diagram ]</w:t>
+              <w:lastRenderedPageBreak/>
+              <w:t>[ Figure 4.3: Student Activity Diagram ]</w:t>
             </w:r>
           </w:p>
           <w:p>
@@ -30777,7 +31189,7 @@
                 <w:sz w:val="24"/>
                 <w:szCs w:val="24"/>
               </w:rPr>
-              <w:t>arch.png</w:t>
+              <w:t>activity_s.png</w:t>
             </w:r>
             <w:r>
               <w:rPr>
@@ -30821,8 +31233,8 @@
           <w:szCs w:val="24"/>
         </w:rPr>
       </w:pPr>
-      <w:bookmarkStart w:id="129" w:name="_lf1"/>
-      <w:bookmarkStart w:id="130" w:name="_Toc228918846"/>
+      <w:bookmarkStart w:id="136" w:name="_lf3"/>
+      <w:bookmarkStart w:id="137" w:name="_Toc228918848"/>
       <w:r>
         <w:rPr>
           <w:sz w:val="24"/>
@@ -30835,54 +31247,17 @@
           <w:sz w:val="24"/>
           <w:szCs w:val="24"/>
         </w:rPr>
-        <w:t>4.</w:t>
+        <w:t>4.3</w:t>
       </w:r>
       <w:r>
         <w:rPr>
           <w:sz w:val="24"/>
           <w:szCs w:val="24"/>
         </w:rPr>
-        <w:fldChar w:fldCharType="begin"/>
-      </w:r>
-      <w:r>
-        <w:rPr>
-          <w:sz w:val="24"/>
-          <w:szCs w:val="24"/>
-        </w:rPr>
-        <w:instrText xml:space="preserve"> SEQ Figure \* ARABIC </w:instrText>
-      </w:r>
-      <w:r>
-        <w:rPr>
-          <w:sz w:val="24"/>
-          <w:szCs w:val="24"/>
-        </w:rPr>
-        <w:fldChar w:fldCharType="separate"/>
-      </w:r>
-      <w:r>
-        <w:rPr>
-          <w:noProof/>
-          <w:sz w:val="24"/>
-          <w:szCs w:val="24"/>
-        </w:rPr>
-        <w:t>1</w:t>
-      </w:r>
-      <w:r>
-        <w:rPr>
-          <w:noProof/>
-          <w:sz w:val="24"/>
-          <w:szCs w:val="24"/>
-        </w:rPr>
-        <w:fldChar w:fldCharType="end"/>
-      </w:r>
-      <w:r>
-        <w:rPr>
-          <w:sz w:val="24"/>
-          <w:szCs w:val="24"/>
-        </w:rPr>
-        <w:t>: Architecture Diagram</w:t>
-      </w:r>
-      <w:bookmarkEnd w:id="129"/>
-      <w:bookmarkEnd w:id="130"/>
+        <w:t>: Student Activity Diagram</w:t>
+      </w:r>
+      <w:bookmarkEnd w:id="136"/>
+      <w:bookmarkEnd w:id="137"/>
     </w:p>
     <w:p>
       <w:pPr>
@@ -30891,15 +31266,15 @@
     </w:p>
     <w:p>
       <w:pPr>
-        <w:pStyle w:val="Heading2"/>
+        <w:pStyle w:val="Heading3"/>
         <w:spacing w:line="360" w:lineRule="auto"/>
       </w:pPr>
-      <w:bookmarkStart w:id="131" w:name="_Toc229047606"/>
-      <w:r>
-        <w:rPr>
-          <w:rFonts w:ascii="Times New Roman" w:hAnsi="Times New Roman"/>
-        </w:rPr>
-        <w:t>4.3</w:t>
+      <w:bookmarkStart w:id="138" w:name="_Toc229047609"/>
+      <w:r>
+        <w:rPr>
+          <w:rFonts w:ascii="Times New Roman" w:hAnsi="Times New Roman"/>
+        </w:rPr>
+        <w:t>4.4.2</w:t>
       </w:r>
       <w:r>
         <w:rPr>
@@ -30911,9 +31286,9 @@
         <w:rPr>
           <w:rFonts w:ascii="Times New Roman" w:hAnsi="Times New Roman"/>
         </w:rPr>
-        <w:t>Class Diagram</w:t>
-      </w:r>
-      <w:bookmarkEnd w:id="131"/>
+        <w:t>Admin Activity Diagram</w:t>
+      </w:r>
+      <w:bookmarkEnd w:id="138"/>
     </w:p>
     <w:p>
       <w:pPr>
@@ -30931,354 +31306,7 @@
           <w:sz w:val="24"/>
           <w:szCs w:val="24"/>
         </w:rPr>
-        <w:t xml:space="preserve">The class diagram in Figure 2 shows all the data models used in the Riphah Konnect database. The central model is User, which connects to almost every other model. A User can create Posts, Comments, and Likes. They can create or join </w:t>
-      </w:r>
-      <w:r>
-        <w:rPr>
-          <w:rFonts w:ascii="Times New Roman" w:hAnsi="Times New Roman"/>
-          <w:color w:val="000000"/>
-          <w:sz w:val="24"/>
-          <w:szCs w:val="24"/>
-        </w:rPr>
-        <w:t>Semester Groups</w:t>
-      </w:r>
-      <w:r>
-        <w:rPr>
-          <w:rFonts w:ascii="Times New Roman" w:hAnsi="Times New Roman"/>
-          <w:color w:val="000000"/>
-          <w:sz w:val="24"/>
-          <w:szCs w:val="24"/>
-        </w:rPr>
-        <w:t xml:space="preserve"> through the </w:t>
-      </w:r>
-      <w:r>
-        <w:rPr>
-          <w:rFonts w:ascii="Times New Roman" w:hAnsi="Times New Roman"/>
-          <w:color w:val="000000"/>
-          <w:sz w:val="24"/>
-          <w:szCs w:val="24"/>
-        </w:rPr>
-        <w:t>Group Member</w:t>
-      </w:r>
-      <w:r>
-        <w:rPr>
-          <w:rFonts w:ascii="Times New Roman" w:hAnsi="Times New Roman"/>
-          <w:color w:val="000000"/>
-          <w:sz w:val="24"/>
-          <w:szCs w:val="24"/>
-        </w:rPr>
-        <w:t xml:space="preserve"> model. They can create Events and save their attendance through EventRsvp. They can file Lost</w:t>
-      </w:r>
-      <w:r>
-        <w:rPr>
-          <w:rFonts w:ascii="Times New Roman" w:hAnsi="Times New Roman"/>
-          <w:color w:val="000000"/>
-          <w:sz w:val="24"/>
-          <w:szCs w:val="24"/>
-        </w:rPr>
-        <w:t xml:space="preserve"> </w:t>
-      </w:r>
-      <w:r>
-        <w:rPr>
-          <w:rFonts w:ascii="Times New Roman" w:hAnsi="Times New Roman"/>
-          <w:color w:val="000000"/>
-          <w:sz w:val="24"/>
-          <w:szCs w:val="24"/>
-        </w:rPr>
-        <w:t>Found Items</w:t>
-      </w:r>
-      <w:r>
-        <w:rPr>
-          <w:rFonts w:ascii="Times New Roman" w:hAnsi="Times New Roman"/>
-          <w:color w:val="000000"/>
-          <w:sz w:val="24"/>
-          <w:szCs w:val="24"/>
-        </w:rPr>
-        <w:t xml:space="preserve"> and create Announcements. For messaging, a User participates in Conversations through </w:t>
-      </w:r>
-      <w:r>
-        <w:rPr>
-          <w:rFonts w:ascii="Times New Roman" w:hAnsi="Times New Roman"/>
-          <w:color w:val="000000"/>
-          <w:sz w:val="24"/>
-          <w:szCs w:val="24"/>
-        </w:rPr>
-        <w:t>Conversation Participant</w:t>
-      </w:r>
-      <w:r>
-        <w:rPr>
-          <w:rFonts w:ascii="Times New Roman" w:hAnsi="Times New Roman"/>
-          <w:color w:val="000000"/>
-          <w:sz w:val="24"/>
-          <w:szCs w:val="24"/>
-        </w:rPr>
-        <w:t xml:space="preserve"> and sends Messages. The </w:t>
-      </w:r>
-      <w:r>
-        <w:rPr>
-          <w:rFonts w:ascii="Times New Roman" w:hAnsi="Times New Roman"/>
-          <w:color w:val="000000"/>
-          <w:sz w:val="24"/>
-          <w:szCs w:val="24"/>
-        </w:rPr>
-        <w:t>User Course</w:t>
-      </w:r>
-      <w:r>
-        <w:rPr>
-          <w:rFonts w:ascii="Times New Roman" w:hAnsi="Times New Roman"/>
-          <w:color w:val="000000"/>
-          <w:sz w:val="24"/>
-          <w:szCs w:val="24"/>
-        </w:rPr>
-        <w:t xml:space="preserve"> model stores the courses a student is enrolled in.</w:t>
-      </w:r>
-    </w:p>
-    <w:p>
-      <w:pPr>
-        <w:spacing w:after="0" w:line="360" w:lineRule="auto"/>
-        <w:rPr>
-          <w:sz w:val="24"/>
-          <w:szCs w:val="24"/>
-        </w:rPr>
-      </w:pPr>
-    </w:p>
-    <w:p>
-      <w:pPr>
-        <w:spacing w:after="0" w:line="360" w:lineRule="auto"/>
-        <w:rPr>
-          <w:sz w:val="24"/>
-          <w:szCs w:val="24"/>
-        </w:rPr>
-      </w:pPr>
-    </w:p>
-    <w:tbl>
-      <w:tblPr>
-        <w:tblStyle w:val="TableGrid"/>
-        <w:tblW w:w="0" w:type="auto"/>
-        <w:jc w:val="center"/>
-        <w:tblLook w:val="04A0" w:firstRow="1" w:lastRow="0" w:firstColumn="1" w:lastColumn="0" w:noHBand="0" w:noVBand="1"/>
-      </w:tblPr>
-      <w:tblGrid>
-        <w:gridCol w:w="8630"/>
-      </w:tblGrid>
-      <w:tr>
-        <w:trPr>
-          <w:trHeight w:hRule="exact" w:val="1800"/>
-          <w:jc w:val="center"/>
-        </w:trPr>
-        <w:tc>
-          <w:tcPr>
-            <w:tcW w:w="8640" w:type="dxa"/>
-          </w:tcPr>
-          <w:p>
-            <w:pPr>
-              <w:spacing w:before="360" w:line="360" w:lineRule="auto"/>
-              <w:jc w:val="center"/>
-              <w:rPr>
-                <w:sz w:val="24"/>
-                <w:szCs w:val="24"/>
-              </w:rPr>
-            </w:pPr>
-            <w:r>
-              <w:rPr>
-                <w:rFonts w:ascii="Times New Roman" w:hAnsi="Times New Roman"/>
-                <w:i/>
-                <w:color w:val="555555"/>
-                <w:sz w:val="24"/>
-                <w:szCs w:val="24"/>
-              </w:rPr>
-              <w:t>[ Figure 4.2: Class Diagram ]</w:t>
-            </w:r>
-          </w:p>
-          <w:p>
-            <w:pPr>
-              <w:spacing w:line="360" w:lineRule="auto"/>
-              <w:jc w:val="center"/>
-              <w:rPr>
-                <w:sz w:val="24"/>
-                <w:szCs w:val="24"/>
-              </w:rPr>
-            </w:pPr>
-            <w:r>
-              <w:rPr>
-                <w:rFonts w:ascii="Times New Roman" w:hAnsi="Times New Roman"/>
-                <w:i/>
-                <w:color w:val="888888"/>
-                <w:sz w:val="24"/>
-                <w:szCs w:val="24"/>
-              </w:rPr>
-              <w:t>Export</w:t>
-            </w:r>
-            <w:r>
-              <w:rPr>
-                <w:rFonts w:ascii="Times New Roman" w:hAnsi="Times New Roman"/>
-                <w:i/>
-                <w:color w:val="888888"/>
-                <w:sz w:val="24"/>
-                <w:szCs w:val="24"/>
-              </w:rPr>
-              <w:t xml:space="preserve"> </w:t>
-            </w:r>
-            <w:r>
-              <w:rPr>
-                <w:rFonts w:ascii="Times New Roman" w:hAnsi="Times New Roman"/>
-                <w:i/>
-                <w:color w:val="888888"/>
-                <w:sz w:val="24"/>
-                <w:szCs w:val="24"/>
-              </w:rPr>
-              <w:t>class.png</w:t>
-            </w:r>
-            <w:r>
-              <w:rPr>
-                <w:rFonts w:ascii="Times New Roman" w:hAnsi="Times New Roman"/>
-                <w:i/>
-                <w:color w:val="888888"/>
-                <w:sz w:val="24"/>
-                <w:szCs w:val="24"/>
-              </w:rPr>
-              <w:t xml:space="preserve"> </w:t>
-            </w:r>
-            <w:r>
-              <w:rPr>
-                <w:rFonts w:ascii="Times New Roman" w:hAnsi="Times New Roman"/>
-                <w:i/>
-                <w:color w:val="888888"/>
-                <w:sz w:val="24"/>
-                <w:szCs w:val="24"/>
-              </w:rPr>
-              <w:t>from Enterprise Architect</w:t>
-            </w:r>
-          </w:p>
-        </w:tc>
-      </w:tr>
-    </w:tbl>
-    <w:p>
-      <w:pPr>
-        <w:spacing w:after="80" w:line="360" w:lineRule="auto"/>
-        <w:rPr>
-          <w:sz w:val="24"/>
-          <w:szCs w:val="24"/>
-        </w:rPr>
-      </w:pPr>
-    </w:p>
-    <w:p>
-      <w:pPr>
-        <w:pStyle w:val="FigureCaption"/>
-        <w:spacing w:before="120" w:after="280" w:line="360" w:lineRule="auto"/>
-        <w:rPr>
-          <w:sz w:val="24"/>
-          <w:szCs w:val="24"/>
-        </w:rPr>
-      </w:pPr>
-      <w:bookmarkStart w:id="132" w:name="_lf2"/>
-      <w:bookmarkStart w:id="133" w:name="_Toc228918847"/>
-      <w:r>
-        <w:rPr>
-          <w:sz w:val="24"/>
-          <w:szCs w:val="24"/>
-        </w:rPr>
-        <w:t xml:space="preserve">Figure </w:t>
-      </w:r>
-      <w:r>
-        <w:rPr>
-          <w:sz w:val="24"/>
-          <w:szCs w:val="24"/>
-        </w:rPr>
-        <w:t>4</w:t>
-      </w:r>
-      <w:r>
-        <w:rPr>
-          <w:noProof/>
-          <w:sz w:val="24"/>
-          <w:szCs w:val="24"/>
-        </w:rPr>
-        <w:t>.2</w:t>
-      </w:r>
-      <w:r>
-        <w:rPr>
-          <w:sz w:val="24"/>
-          <w:szCs w:val="24"/>
-        </w:rPr>
-        <w:t>: Class Diagram</w:t>
-      </w:r>
-      <w:bookmarkEnd w:id="132"/>
-      <w:bookmarkEnd w:id="133"/>
-    </w:p>
-    <w:p>
-      <w:pPr>
-        <w:spacing w:after="0" w:line="360" w:lineRule="auto"/>
-      </w:pPr>
-    </w:p>
-    <w:p>
-      <w:pPr>
-        <w:pStyle w:val="Heading2"/>
-        <w:spacing w:line="360" w:lineRule="auto"/>
-      </w:pPr>
-      <w:bookmarkStart w:id="134" w:name="_Toc229047607"/>
-      <w:r>
-        <w:rPr>
-          <w:rFonts w:ascii="Times New Roman" w:hAnsi="Times New Roman"/>
-        </w:rPr>
-        <w:t>4.4</w:t>
-      </w:r>
-      <w:r>
-        <w:rPr>
-          <w:rFonts w:ascii="Times New Roman" w:hAnsi="Times New Roman"/>
-        </w:rPr>
-        <w:t xml:space="preserve"> </w:t>
-      </w:r>
-      <w:r>
-        <w:rPr>
-          <w:rFonts w:ascii="Times New Roman" w:hAnsi="Times New Roman"/>
-        </w:rPr>
-        <w:t>Activity Diagrams</w:t>
-      </w:r>
-      <w:bookmarkEnd w:id="134"/>
-    </w:p>
-    <w:p>
-      <w:pPr>
-        <w:pStyle w:val="Heading3"/>
-        <w:spacing w:line="360" w:lineRule="auto"/>
-      </w:pPr>
-      <w:bookmarkStart w:id="135" w:name="_Toc229047608"/>
-      <w:r>
-        <w:rPr>
-          <w:rFonts w:ascii="Times New Roman" w:hAnsi="Times New Roman"/>
-        </w:rPr>
-        <w:t>4.4.1</w:t>
-      </w:r>
-      <w:r>
-        <w:rPr>
-          <w:rFonts w:ascii="Times New Roman" w:hAnsi="Times New Roman"/>
-        </w:rPr>
-        <w:t xml:space="preserve"> </w:t>
-      </w:r>
-      <w:r>
-        <w:rPr>
-          <w:rFonts w:ascii="Times New Roman" w:hAnsi="Times New Roman"/>
-        </w:rPr>
-        <w:t>Student Activity Diagram</w:t>
-      </w:r>
-      <w:bookmarkEnd w:id="135"/>
-    </w:p>
-    <w:p>
-      <w:pPr>
-        <w:spacing w:before="160" w:after="120" w:line="360" w:lineRule="auto"/>
-        <w:jc w:val="both"/>
-        <w:rPr>
-          <w:sz w:val="24"/>
-          <w:szCs w:val="24"/>
-        </w:rPr>
-      </w:pPr>
-      <w:r>
-        <w:rPr>
-          <w:rFonts w:ascii="Times New Roman" w:hAnsi="Times New Roman"/>
-          <w:color w:val="000000"/>
-          <w:sz w:val="24"/>
-          <w:szCs w:val="24"/>
-        </w:rPr>
-        <w:t>Figure 3 shows the activity flow for a student using Riphah Konnect. The student first registers with a Riphah email and logs in. After reaching the home dashboard, the student can choose from the main modules: Posts, Semester Groups, Campus Events, Lost and Found, Messaging, and Announcements. After completing an action in any module, the student returns to the dashboard.</w:t>
+        <w:t>Figure 4 shows the activity flow for the System Admin. After logging in, the admin navigates to the User Management section where they can view all registered users across all roles. The admin can create, approve, suspend, or delete accounts and assign or change user roles. The admin can also view posts, events, and lost and found reports at the system level.</w:t>
       </w:r>
     </w:p>
     <w:p>
@@ -31335,7 +31363,7 @@
                 <w:sz w:val="24"/>
                 <w:szCs w:val="24"/>
               </w:rPr>
-              <w:t>[ Figure 4.3: Student Activity Diagram ]</w:t>
+              <w:t>[ Figure 4.4: Admin Activity Diagram ]</w:t>
             </w:r>
           </w:p>
           <w:p>
@@ -31375,7 +31403,7 @@
                 <w:sz w:val="24"/>
                 <w:szCs w:val="24"/>
               </w:rPr>
-              <w:t>activity_s.png</w:t>
+              <w:t>activity_a.png</w:t>
             </w:r>
             <w:r>
               <w:rPr>
@@ -31419,8 +31447,8 @@
           <w:szCs w:val="24"/>
         </w:rPr>
       </w:pPr>
-      <w:bookmarkStart w:id="136" w:name="_lf3"/>
-      <w:bookmarkStart w:id="137" w:name="_Toc228918848"/>
+      <w:bookmarkStart w:id="139" w:name="_lf4"/>
+      <w:bookmarkStart w:id="140" w:name="_Toc228918849"/>
       <w:r>
         <w:rPr>
           <w:sz w:val="24"/>
@@ -31433,34 +31461,60 @@
           <w:sz w:val="24"/>
           <w:szCs w:val="24"/>
         </w:rPr>
-        <w:t>4.3</w:t>
+        <w:t>4.4</w:t>
       </w:r>
       <w:r>
         <w:rPr>
           <w:sz w:val="24"/>
           <w:szCs w:val="24"/>
         </w:rPr>
-        <w:t>: Student Activity Diagram</w:t>
-      </w:r>
-      <w:bookmarkEnd w:id="136"/>
-      <w:bookmarkEnd w:id="137"/>
+        <w:t>: Admin Activity Diagram</w:t>
+      </w:r>
+      <w:bookmarkEnd w:id="139"/>
+      <w:bookmarkEnd w:id="140"/>
     </w:p>
     <w:p>
       <w:pPr>
         <w:spacing w:after="0" w:line="360" w:lineRule="auto"/>
       </w:pPr>
+    </w:p>
+    <w:p>
+      <w:pPr>
+        <w:pStyle w:val="Heading2"/>
+        <w:spacing w:line="360" w:lineRule="auto"/>
+      </w:pPr>
+      <w:bookmarkStart w:id="141" w:name="_Toc229047610"/>
+      <w:r>
+        <w:rPr>
+          <w:rFonts w:ascii="Times New Roman" w:hAnsi="Times New Roman"/>
+        </w:rPr>
+        <w:t>4.5</w:t>
+      </w:r>
+      <w:r>
+        <w:rPr>
+          <w:rFonts w:ascii="Times New Roman" w:hAnsi="Times New Roman"/>
+        </w:rPr>
+        <w:t xml:space="preserve"> </w:t>
+      </w:r>
+      <w:r>
+        <w:rPr>
+          <w:rFonts w:ascii="Times New Roman" w:hAnsi="Times New Roman"/>
+        </w:rPr>
+        <w:t>Use Case Diagrams</w:t>
+      </w:r>
+      <w:bookmarkEnd w:id="141"/>
     </w:p>
     <w:p>
       <w:pPr>
         <w:pStyle w:val="Heading3"/>
         <w:spacing w:line="360" w:lineRule="auto"/>
       </w:pPr>
-      <w:bookmarkStart w:id="138" w:name="_Toc229047609"/>
-      <w:r>
-        <w:rPr>
-          <w:rFonts w:ascii="Times New Roman" w:hAnsi="Times New Roman"/>
-        </w:rPr>
-        <w:t>4.4.2</w:t>
+      <w:bookmarkStart w:id="142" w:name="_Toc229047611"/>
+      <w:r>
+        <w:rPr>
+          <w:rFonts w:ascii="Times New Roman" w:hAnsi="Times New Roman"/>
+        </w:rPr>
+        <w:t>4.5.1</w:t>
       </w:r>
       <w:r>
         <w:rPr>
@@ -31472,9 +31526,9 @@
         <w:rPr>
           <w:rFonts w:ascii="Times New Roman" w:hAnsi="Times New Roman"/>
         </w:rPr>
-        <w:t>Admin Activity Diagram</w:t>
-      </w:r>
-      <w:bookmarkEnd w:id="138"/>
+        <w:t>Student Use Case Diagram</w:t>
+      </w:r>
+      <w:bookmarkEnd w:id="142"/>
     </w:p>
     <w:p>
       <w:pPr>
@@ -31482,35 +31536,34 @@
         <w:jc w:val="both"/>
         <w:rPr>
           <w:sz w:val="24"/>
-          <w:szCs w:val="24"/>
-        </w:rPr>
-      </w:pPr>
-      <w:r>
-        <w:rPr>
-          <w:rFonts w:ascii="Times New Roman" w:hAnsi="Times New Roman"/>
-          <w:color w:val="000000"/>
-          <w:sz w:val="24"/>
-          <w:szCs w:val="24"/>
-        </w:rPr>
-        <w:t>Figure 4 shows the activity flow for the System Admin. After logging in, the admin navigates to the User Management section where they can view all registered users across all roles. The admin can create, approve, suspend, or delete accounts and assign or change user roles. The admin can also view posts, events, and lost and found reports at the system level.</w:t>
+        </w:rPr>
+      </w:pPr>
+      <w:r>
+        <w:rPr>
+          <w:rFonts w:ascii="Times New Roman" w:hAnsi="Times New Roman"/>
+          <w:color w:val="000000"/>
+          <w:sz w:val="24"/>
+        </w:rPr>
+        <w:t xml:space="preserve">Figure 5 shows all the actions a student can perform in the system. These are organized across the main modules: Authentication, Posts, Semester Groups, Campus Events, Lost </w:t>
+      </w:r>
+      <w:r>
+        <w:rPr>
+          <w:rFonts w:ascii="Times New Roman" w:hAnsi="Times New Roman"/>
+          <w:color w:val="000000"/>
+          <w:sz w:val="24"/>
+        </w:rPr>
+        <w:lastRenderedPageBreak/>
+        <w:t>and Found, Messaging, User Profile, and Announcements. Each ellipse represents one use case that the student actor can initiate.</w:t>
       </w:r>
     </w:p>
     <w:p>
       <w:pPr>
         <w:spacing w:after="0" w:line="360" w:lineRule="auto"/>
-        <w:rPr>
-          <w:sz w:val="24"/>
-          <w:szCs w:val="24"/>
-        </w:rPr>
       </w:pPr>
     </w:p>
     <w:p>
       <w:pPr>
         <w:spacing w:after="0" w:line="360" w:lineRule="auto"/>
-        <w:rPr>
-          <w:sz w:val="24"/>
-          <w:szCs w:val="24"/>
-        </w:rPr>
       </w:pPr>
     </w:p>
     <w:tbl>
@@ -31549,17 +31602,13 @@
                 <w:sz w:val="24"/>
                 <w:szCs w:val="24"/>
               </w:rPr>
-              <w:t>[ Figure 4.4: Admin Activity Diagram ]</w:t>
+              <w:t>[ Figure 4.5: Student Use Case Diagram ]</w:t>
             </w:r>
           </w:p>
           <w:p>
             <w:pPr>
               <w:spacing w:line="360" w:lineRule="auto"/>
               <w:jc w:val="center"/>
-              <w:rPr>
-                <w:sz w:val="24"/>
-                <w:szCs w:val="24"/>
-              </w:rPr>
             </w:pPr>
             <w:r>
               <w:rPr>
@@ -31589,7 +31638,7 @@
                 <w:sz w:val="24"/>
                 <w:szCs w:val="24"/>
               </w:rPr>
-              <w:t>activity_a.png</w:t>
+              <w:t>usecase_s.png</w:t>
             </w:r>
             <w:r>
               <w:rPr>
@@ -31618,10 +31667,6 @@
     <w:p>
       <w:pPr>
         <w:spacing w:after="80" w:line="360" w:lineRule="auto"/>
-        <w:rPr>
-          <w:sz w:val="24"/>
-          <w:szCs w:val="24"/>
-        </w:rPr>
       </w:pPr>
     </w:p>
     <w:p>
@@ -31630,78 +31675,53 @@
         <w:spacing w:before="120" w:after="280" w:line="360" w:lineRule="auto"/>
         <w:rPr>
           <w:sz w:val="24"/>
-          <w:szCs w:val="24"/>
-        </w:rPr>
-      </w:pPr>
-      <w:bookmarkStart w:id="139" w:name="_lf4"/>
-      <w:bookmarkStart w:id="140" w:name="_Toc228918849"/>
-      <w:r>
-        <w:rPr>
-          <w:sz w:val="24"/>
-          <w:szCs w:val="24"/>
+        </w:rPr>
+      </w:pPr>
+      <w:bookmarkStart w:id="143" w:name="_lf5"/>
+      <w:bookmarkStart w:id="144" w:name="_Toc228918850"/>
+      <w:r>
+        <w:rPr>
+          <w:sz w:val="24"/>
         </w:rPr>
         <w:t xml:space="preserve">Figure </w:t>
       </w:r>
       <w:r>
         <w:rPr>
           <w:sz w:val="24"/>
-          <w:szCs w:val="24"/>
-        </w:rPr>
-        <w:t>4.4</w:t>
-      </w:r>
-      <w:r>
-        <w:rPr>
-          <w:sz w:val="24"/>
-          <w:szCs w:val="24"/>
-        </w:rPr>
-        <w:t>: Admin Activity Diagram</w:t>
-      </w:r>
-      <w:bookmarkEnd w:id="139"/>
-      <w:bookmarkEnd w:id="140"/>
+        </w:rPr>
+        <w:t>4.</w:t>
+      </w:r>
+      <w:r>
+        <w:rPr>
+          <w:sz w:val="24"/>
+        </w:rPr>
+        <w:t>5</w:t>
+      </w:r>
+      <w:r>
+        <w:rPr>
+          <w:sz w:val="24"/>
+        </w:rPr>
+        <w:t>: Student Use Case Diagram</w:t>
+      </w:r>
+      <w:bookmarkEnd w:id="143"/>
+      <w:bookmarkEnd w:id="144"/>
     </w:p>
     <w:p>
       <w:pPr>
         <w:spacing w:after="0" w:line="360" w:lineRule="auto"/>
       </w:pPr>
-    </w:p>
-    <w:p>
-      <w:pPr>
-        <w:pStyle w:val="Heading2"/>
-        <w:spacing w:line="360" w:lineRule="auto"/>
-      </w:pPr>
-      <w:bookmarkStart w:id="141" w:name="_Toc229047610"/>
-      <w:r>
-        <w:rPr>
-          <w:rFonts w:ascii="Times New Roman" w:hAnsi="Times New Roman"/>
-        </w:rPr>
-        <w:lastRenderedPageBreak/>
-        <w:t>4.5</w:t>
-      </w:r>
-      <w:r>
-        <w:rPr>
-          <w:rFonts w:ascii="Times New Roman" w:hAnsi="Times New Roman"/>
-        </w:rPr>
-        <w:t xml:space="preserve"> </w:t>
-      </w:r>
-      <w:r>
-        <w:rPr>
-          <w:rFonts w:ascii="Times New Roman" w:hAnsi="Times New Roman"/>
-        </w:rPr>
-        <w:t>Use Case Diagrams</w:t>
-      </w:r>
-      <w:bookmarkEnd w:id="141"/>
     </w:p>
     <w:p>
       <w:pPr>
         <w:pStyle w:val="Heading3"/>
         <w:spacing w:line="360" w:lineRule="auto"/>
       </w:pPr>
-      <w:bookmarkStart w:id="142" w:name="_Toc229047611"/>
-      <w:r>
-        <w:rPr>
-          <w:rFonts w:ascii="Times New Roman" w:hAnsi="Times New Roman"/>
-        </w:rPr>
-        <w:t>4.5.1</w:t>
+      <w:bookmarkStart w:id="145" w:name="_Toc229047612"/>
+      <w:r>
+        <w:rPr>
+          <w:rFonts w:ascii="Times New Roman" w:hAnsi="Times New Roman"/>
+        </w:rPr>
+        <w:t>4.5.2</w:t>
       </w:r>
       <w:r>
         <w:rPr>
@@ -31713,9 +31733,9 @@
         <w:rPr>
           <w:rFonts w:ascii="Times New Roman" w:hAnsi="Times New Roman"/>
         </w:rPr>
-        <w:t>Student Use Case Diagram</w:t>
-      </w:r>
-      <w:bookmarkEnd w:id="142"/>
+        <w:t>Admin Use Case Diagram</w:t>
+      </w:r>
+      <w:bookmarkEnd w:id="145"/>
     </w:p>
     <w:p>
       <w:pPr>
@@ -31731,7 +31751,7 @@
           <w:color w:val="000000"/>
           <w:sz w:val="24"/>
         </w:rPr>
-        <w:t>Figure 5 shows all the actions a student can perform in the system. These are organized across the main modules: Authentication, Posts, Semester Groups, Campus Events, Lost and Found, Messaging, User Profile, and Announcements. Each ellipse represents one use case that the student actor can initiate.</w:t>
+        <w:t>Figure 6 shows the use cases available to the System Admin. The admin can view and manage all user accounts, roles, and permissions across the platform. The admin also has access to posts, events, and lost and found reports at the system level.</w:t>
       </w:r>
     </w:p>
     <w:p>
@@ -31780,13 +31800,17 @@
                 <w:sz w:val="24"/>
                 <w:szCs w:val="24"/>
               </w:rPr>
-              <w:t>[ Figure 4.5: Student Use Case Diagram ]</w:t>
+              <w:t>[ Figure 4.6: Admin Use Case Diagram ]</w:t>
             </w:r>
           </w:p>
           <w:p>
             <w:pPr>
               <w:spacing w:line="360" w:lineRule="auto"/>
               <w:jc w:val="center"/>
+              <w:rPr>
+                <w:sz w:val="24"/>
+                <w:szCs w:val="24"/>
+              </w:rPr>
             </w:pPr>
             <w:r>
               <w:rPr>
@@ -31816,7 +31840,7 @@
                 <w:sz w:val="24"/>
                 <w:szCs w:val="24"/>
               </w:rPr>
-              <w:t>usecase_s.png</w:t>
+              <w:t>usecase_a.png</w:t>
             </w:r>
             <w:r>
               <w:rPr>
@@ -31845,6 +31869,10 @@
     <w:p>
       <w:pPr>
         <w:spacing w:after="80" w:line="360" w:lineRule="auto"/>
+        <w:rPr>
+          <w:sz w:val="24"/>
+          <w:szCs w:val="24"/>
+        </w:rPr>
       </w:pPr>
     </w:p>
     <w:p>
@@ -31853,212 +31881,6 @@
         <w:spacing w:before="120" w:after="280" w:line="360" w:lineRule="auto"/>
         <w:rPr>
           <w:sz w:val="24"/>
-        </w:rPr>
-      </w:pPr>
-      <w:bookmarkStart w:id="143" w:name="_lf5"/>
-      <w:bookmarkStart w:id="144" w:name="_Toc228918850"/>
-      <w:r>
-        <w:rPr>
-          <w:sz w:val="24"/>
-        </w:rPr>
-        <w:t xml:space="preserve">Figure </w:t>
-      </w:r>
-      <w:r>
-        <w:rPr>
-          <w:sz w:val="24"/>
-        </w:rPr>
-        <w:t>4.</w:t>
-      </w:r>
-      <w:r>
-        <w:rPr>
-          <w:sz w:val="24"/>
-        </w:rPr>
-        <w:t>5</w:t>
-      </w:r>
-      <w:r>
-        <w:rPr>
-          <w:sz w:val="24"/>
-        </w:rPr>
-        <w:t>: Student Use Case Diagram</w:t>
-      </w:r>
-      <w:bookmarkEnd w:id="143"/>
-      <w:bookmarkEnd w:id="144"/>
-    </w:p>
-    <w:p>
-      <w:pPr>
-        <w:spacing w:after="0" w:line="360" w:lineRule="auto"/>
-      </w:pPr>
-    </w:p>
-    <w:p>
-      <w:pPr>
-        <w:pStyle w:val="Heading3"/>
-        <w:spacing w:line="360" w:lineRule="auto"/>
-      </w:pPr>
-      <w:bookmarkStart w:id="145" w:name="_Toc229047612"/>
-      <w:r>
-        <w:rPr>
-          <w:rFonts w:ascii="Times New Roman" w:hAnsi="Times New Roman"/>
-        </w:rPr>
-        <w:t>4.5.2</w:t>
-      </w:r>
-      <w:r>
-        <w:rPr>
-          <w:rFonts w:ascii="Times New Roman" w:hAnsi="Times New Roman"/>
-        </w:rPr>
-        <w:t xml:space="preserve"> </w:t>
-      </w:r>
-      <w:r>
-        <w:rPr>
-          <w:rFonts w:ascii="Times New Roman" w:hAnsi="Times New Roman"/>
-        </w:rPr>
-        <w:t>Admin Use Case Diagram</w:t>
-      </w:r>
-      <w:bookmarkEnd w:id="145"/>
-    </w:p>
-    <w:p>
-      <w:pPr>
-        <w:spacing w:before="160" w:after="120" w:line="360" w:lineRule="auto"/>
-        <w:jc w:val="both"/>
-        <w:rPr>
-          <w:sz w:val="24"/>
-        </w:rPr>
-      </w:pPr>
-      <w:r>
-        <w:rPr>
-          <w:rFonts w:ascii="Times New Roman" w:hAnsi="Times New Roman"/>
-          <w:color w:val="000000"/>
-          <w:sz w:val="24"/>
-        </w:rPr>
-        <w:t>Figure 6 shows the use cases available to the System Admin. The admin can view and manage all user accounts, roles, and permissions across the platform. The admin also has access to posts, events, and lost and found reports at the system level.</w:t>
-      </w:r>
-    </w:p>
-    <w:p>
-      <w:pPr>
-        <w:spacing w:after="0" w:line="360" w:lineRule="auto"/>
-      </w:pPr>
-    </w:p>
-    <w:p>
-      <w:pPr>
-        <w:spacing w:after="0" w:line="360" w:lineRule="auto"/>
-      </w:pPr>
-    </w:p>
-    <w:tbl>
-      <w:tblPr>
-        <w:tblStyle w:val="TableGrid"/>
-        <w:tblW w:w="0" w:type="auto"/>
-        <w:jc w:val="center"/>
-        <w:tblLook w:val="04A0" w:firstRow="1" w:lastRow="0" w:firstColumn="1" w:lastColumn="0" w:noHBand="0" w:noVBand="1"/>
-      </w:tblPr>
-      <w:tblGrid>
-        <w:gridCol w:w="7920"/>
-      </w:tblGrid>
-      <w:tr>
-        <w:trPr>
-          <w:trHeight w:hRule="exact" w:val="1800"/>
-          <w:jc w:val="center"/>
-        </w:trPr>
-        <w:tc>
-          <w:tcPr>
-            <w:tcW w:w="7920" w:type="dxa"/>
-          </w:tcPr>
-          <w:p>
-            <w:pPr>
-              <w:spacing w:before="360" w:line="360" w:lineRule="auto"/>
-              <w:jc w:val="center"/>
-              <w:rPr>
-                <w:sz w:val="24"/>
-                <w:szCs w:val="24"/>
-              </w:rPr>
-            </w:pPr>
-            <w:r>
-              <w:rPr>
-                <w:rFonts w:ascii="Times New Roman" w:hAnsi="Times New Roman"/>
-                <w:i/>
-                <w:color w:val="555555"/>
-                <w:sz w:val="24"/>
-                <w:szCs w:val="24"/>
-              </w:rPr>
-              <w:t>[ Figure 4.6: Admin Use Case Diagram ]</w:t>
-            </w:r>
-          </w:p>
-          <w:p>
-            <w:pPr>
-              <w:spacing w:line="360" w:lineRule="auto"/>
-              <w:jc w:val="center"/>
-              <w:rPr>
-                <w:sz w:val="24"/>
-                <w:szCs w:val="24"/>
-              </w:rPr>
-            </w:pPr>
-            <w:r>
-              <w:rPr>
-                <w:rFonts w:ascii="Times New Roman" w:hAnsi="Times New Roman"/>
-                <w:i/>
-                <w:color w:val="888888"/>
-                <w:sz w:val="24"/>
-                <w:szCs w:val="24"/>
-              </w:rPr>
-              <w:t>Export</w:t>
-            </w:r>
-            <w:r>
-              <w:rPr>
-                <w:rFonts w:ascii="Times New Roman" w:hAnsi="Times New Roman"/>
-                <w:i/>
-                <w:color w:val="888888"/>
-                <w:sz w:val="24"/>
-                <w:szCs w:val="24"/>
-              </w:rPr>
-              <w:t xml:space="preserve"> </w:t>
-            </w:r>
-            <w:r>
-              <w:rPr>
-                <w:rFonts w:ascii="Times New Roman" w:hAnsi="Times New Roman"/>
-                <w:i/>
-                <w:color w:val="888888"/>
-                <w:sz w:val="24"/>
-                <w:szCs w:val="24"/>
-              </w:rPr>
-              <w:t>usecase_a.png</w:t>
-            </w:r>
-            <w:r>
-              <w:rPr>
-                <w:rFonts w:ascii="Times New Roman" w:hAnsi="Times New Roman"/>
-                <w:i/>
-                <w:color w:val="888888"/>
-                <w:sz w:val="24"/>
-                <w:szCs w:val="24"/>
-              </w:rPr>
-              <w:t xml:space="preserve"> </w:t>
-            </w:r>
-            <w:r>
-              <w:rPr>
-                <w:rFonts w:ascii="Times New Roman" w:hAnsi="Times New Roman"/>
-                <w:i/>
-                <w:color w:val="888888"/>
-                <w:sz w:val="24"/>
-                <w:szCs w:val="24"/>
-              </w:rPr>
-              <w:t>from Enterprise Architect</w:t>
-            </w:r>
-          </w:p>
-        </w:tc>
-      </w:tr>
-    </w:tbl>
-    <w:p>
-      <w:pPr>
-        <w:spacing w:after="80" w:line="360" w:lineRule="auto"/>
-        <w:rPr>
-          <w:sz w:val="24"/>
-          <w:szCs w:val="24"/>
-        </w:rPr>
-      </w:pPr>
-    </w:p>
-    <w:p>
-      <w:pPr>
-        <w:pStyle w:val="FigureCaption"/>
-        <w:spacing w:before="120" w:after="280" w:line="360" w:lineRule="auto"/>
-        <w:rPr>
-          <w:sz w:val="24"/>
           <w:szCs w:val="24"/>
         </w:rPr>
       </w:pPr>
@@ -32103,6 +31925,7 @@
         <w:rPr>
           <w:rFonts w:ascii="Times New Roman" w:hAnsi="Times New Roman"/>
         </w:rPr>
+        <w:lastRenderedPageBreak/>
         <w:t>4.6</w:t>
       </w:r>
       <w:r>
@@ -32874,7 +32697,6 @@
                 <w:sz w:val="24"/>
                 <w:szCs w:val="24"/>
               </w:rPr>
-              <w:lastRenderedPageBreak/>
               <w:t>Actor</w:t>
             </w:r>
           </w:p>
@@ -32925,6 +32747,7 @@
                 <w:sz w:val="24"/>
                 <w:szCs w:val="24"/>
               </w:rPr>
+              <w:lastRenderedPageBreak/>
               <w:t>Description</w:t>
             </w:r>
           </w:p>
@@ -33633,7 +33456,7 @@
                 <w:szCs w:val="24"/>
               </w:rPr>
               <w:br/>
-              <w:t xml:space="preserve">3. For a comment: User opens the post, types a comment, and </w:t>
+              <w:t>3. For a comment: User opens the post, types a comment, and clicks Submit.</w:t>
             </w:r>
             <w:r>
               <w:rPr>
@@ -33642,17 +33465,16 @@
                 <w:sz w:val="24"/>
                 <w:szCs w:val="24"/>
               </w:rPr>
+              <w:br/>
+            </w:r>
+            <w:r>
+              <w:rPr>
+                <w:rFonts w:ascii="Times New Roman" w:hAnsi="Times New Roman" w:cs="Times New Roman"/>
+                <w:color w:val="000000"/>
+                <w:sz w:val="24"/>
+                <w:szCs w:val="24"/>
+              </w:rPr>
               <w:lastRenderedPageBreak/>
-              <w:t>clicks Submit.</w:t>
-            </w:r>
-            <w:r>
-              <w:rPr>
-                <w:rFonts w:ascii="Times New Roman" w:hAnsi="Times New Roman" w:cs="Times New Roman"/>
-                <w:color w:val="000000"/>
-                <w:sz w:val="24"/>
-                <w:szCs w:val="24"/>
-              </w:rPr>
-              <w:br/>
               <w:t>4. System saves the comment.</w:t>
             </w:r>
             <w:r>
@@ -34448,7 +34270,6 @@
                 <w:sz w:val="24"/>
                 <w:szCs w:val="24"/>
               </w:rPr>
-              <w:lastRenderedPageBreak/>
               <w:t>Description</w:t>
             </w:r>
           </w:p>
@@ -34499,6 +34320,7 @@
                 <w:sz w:val="24"/>
                 <w:szCs w:val="24"/>
               </w:rPr>
+              <w:lastRenderedPageBreak/>
               <w:t>Pre-conditions</w:t>
             </w:r>
           </w:p>
@@ -42788,7 +42610,7 @@
       </w:pPr>
     </w:p>
     <w:sectPr>
-      <w:footerReference w:type="default" r:id="rId11"/>
+      <w:footerReference w:type="default" r:id="rId13"/>
       <w:pgSz w:w="12240" w:h="15840"/>
       <w:pgMar w:top="1440" w:right="1800" w:bottom="1440" w:left="1800" w:header="720" w:footer="720" w:gutter="0"/>
       <w:pgNumType w:start="1"/>
@@ -42883,7 +42705,7 @@
       <w:rPr>
         <w:noProof/>
       </w:rPr>
-      <w:t>2</w:t>
+      <w:t>9</w:t>
     </w:r>
     <w:r>
       <w:fldChar w:fldCharType="end"/>
@@ -55062,7 +54884,7 @@
 </file>
 
 <file path=customXml/itemProps1.xml><?xml version="1.0" encoding="utf-8"?>
-<ds:datastoreItem xmlns:ds="http://schemas.openxmlformats.org/officeDocument/2006/customXml" ds:itemID="{41B83063-5861-4764-A4EE-5D56DC2A59EB}">
+<ds:datastoreItem xmlns:ds="http://schemas.openxmlformats.org/officeDocument/2006/customXml" ds:itemID="{3D30BA66-934C-400B-8BF2-B03574FD70D1}">
   <ds:schemaRefs>
     <ds:schemaRef ds:uri="http://schemas.openxmlformats.org/officeDocument/2006/bibliography"/>
   </ds:schemaRefs>
